--- a/data/outputs/v2/Biology/SS2.3_Plant_Gaseous_Exchange_and_Respiration/Biology_Plant_Gaseous_Exchange_and_Respiration_CBE_LessonSequence.docx
+++ b/data/outputs/v2/Biology/SS2.3_Plant_Gaseous_Exchange_and_Respiration/Biology_Plant_Gaseous_Exchange_and_Respiration_CBE_LessonSequence.docx
@@ -3576,7 +3576,7 @@
             <w:pPr>
               <w:spacing w:after="20" w:before="0"/>
             </w:pPr>
-            <w:hyperlink w:history="1" r:id="rIds3zsztxjomfqzlxwugwfq">
+            <w:hyperlink w:history="1" r:id="rId4zciutl_pi9nwpj_fzl2n">
               <w:r>
                 <w:rPr>
                   <w:rFonts w:ascii="Arial" w:cs="Arial" w:eastAsia="Arial" w:hAnsi="Arial"/>
@@ -3609,7 +3609,7 @@
               <w:spacing w:after="10" w:before="0"/>
               <w:ind w:left="120"/>
             </w:pPr>
-            <w:hyperlink w:history="1" r:id="rIddoxsmskkioxjfwwjffltp">
+            <w:hyperlink w:history="1" r:id="rIdr5yw32cp3jzjxkf_medwa">
               <w:r>
                 <w:rPr>
                   <w:rFonts w:ascii="Arial" w:cs="Arial" w:eastAsia="Arial" w:hAnsi="Arial"/>
@@ -3671,7 +3671,7 @@
               <w:spacing w:after="10" w:before="0"/>
               <w:ind w:left="120"/>
             </w:pPr>
-            <w:hyperlink w:history="1" r:id="rIdbynktsgpknaqjj4zo4ozr">
+            <w:hyperlink w:history="1" r:id="rIdlmy9sejplmmhdywk7g0k2">
               <w:r>
                 <w:rPr>
                   <w:rFonts w:ascii="Arial" w:cs="Arial" w:eastAsia="Arial" w:hAnsi="Arial"/>
@@ -3881,7 +3881,7 @@
             <w:pPr>
               <w:spacing w:after="20" w:before="0"/>
             </w:pPr>
-            <w:hyperlink w:history="1" r:id="rId6phkz1uhl1wdn7jw5tk5d">
+            <w:hyperlink w:history="1" r:id="rId6fclfct6vuvt5t0486yh_">
               <w:r>
                 <w:rPr>
                   <w:rFonts w:ascii="Arial" w:cs="Arial" w:eastAsia="Arial" w:hAnsi="Arial"/>
@@ -3914,7 +3914,7 @@
               <w:spacing w:after="10" w:before="0"/>
               <w:ind w:left="120"/>
             </w:pPr>
-            <w:hyperlink w:history="1" r:id="rIdcshutpczh0juarocq1r0b">
+            <w:hyperlink w:history="1" r:id="rIdkk2k23rpayepmmrrkoukr">
               <w:r>
                 <w:rPr>
                   <w:rFonts w:ascii="Arial" w:cs="Arial" w:eastAsia="Arial" w:hAnsi="Arial"/>
@@ -3976,7 +3976,7 @@
               <w:spacing w:after="10" w:before="0"/>
               <w:ind w:left="120"/>
             </w:pPr>
-            <w:hyperlink w:history="1" r:id="rIdpwxtvp9pmixbki49at82j">
+            <w:hyperlink w:history="1" r:id="rIdtar67dcqkejw-9oxqzk1_">
               <w:r>
                 <w:rPr>
                   <w:rFonts w:ascii="Arial" w:cs="Arial" w:eastAsia="Arial" w:hAnsi="Arial"/>
@@ -4186,7 +4186,7 @@
             <w:pPr>
               <w:spacing w:after="20" w:before="0"/>
             </w:pPr>
-            <w:hyperlink w:history="1" r:id="rIdzwnbnwkw_0nfl1hmt-pxk">
+            <w:hyperlink w:history="1" r:id="rIdronfjbsk9uelm8hrvwnl6">
               <w:r>
                 <w:rPr>
                   <w:rFonts w:ascii="Arial" w:cs="Arial" w:eastAsia="Arial" w:hAnsi="Arial"/>
@@ -4219,7 +4219,7 @@
               <w:spacing w:after="10" w:before="0"/>
               <w:ind w:left="120"/>
             </w:pPr>
-            <w:hyperlink w:history="1" r:id="rIdcydgmnbswjqm7uccg52ze">
+            <w:hyperlink w:history="1" r:id="rIdmwh3-6itwv8o31ar0watt">
               <w:r>
                 <w:rPr>
                   <w:rFonts w:ascii="Arial" w:cs="Arial" w:eastAsia="Arial" w:hAnsi="Arial"/>
@@ -4281,7 +4281,7 @@
               <w:spacing w:after="10" w:before="0"/>
               <w:ind w:left="120"/>
             </w:pPr>
-            <w:hyperlink w:history="1" r:id="rId6sfks6wg8y7tyyexalm-b">
+            <w:hyperlink w:history="1" r:id="rIdnxk4y5m97xfv4kfxybiaj">
               <w:r>
                 <w:rPr>
                   <w:rFonts w:ascii="Arial" w:cs="Arial" w:eastAsia="Arial" w:hAnsi="Arial"/>
@@ -4491,7 +4491,7 @@
             <w:pPr>
               <w:spacing w:after="20" w:before="0"/>
             </w:pPr>
-            <w:hyperlink w:history="1" r:id="rIddokrodnuxs7w8zqalksov">
+            <w:hyperlink w:history="1" r:id="rIdxct2tn8vcrg3r9kgqxp2c">
               <w:r>
                 <w:rPr>
                   <w:rFonts w:ascii="Arial" w:cs="Arial" w:eastAsia="Arial" w:hAnsi="Arial"/>
@@ -4524,7 +4524,7 @@
               <w:spacing w:after="10" w:before="0"/>
               <w:ind w:left="120"/>
             </w:pPr>
-            <w:hyperlink w:history="1" r:id="rIdcornriszg92kqzdc7s31d">
+            <w:hyperlink w:history="1" r:id="rIdq8ywuj6dkw-ld9jlbw9ce">
               <w:r>
                 <w:rPr>
                   <w:rFonts w:ascii="Arial" w:cs="Arial" w:eastAsia="Arial" w:hAnsi="Arial"/>
@@ -4586,7 +4586,7 @@
               <w:spacing w:after="10" w:before="0"/>
               <w:ind w:left="120"/>
             </w:pPr>
-            <w:hyperlink w:history="1" r:id="rIdk3gnmd62w5lq16joikzqo">
+            <w:hyperlink w:history="1" r:id="rIdg2gziulaktkhv1-2pnzrh">
               <w:r>
                 <w:rPr>
                   <w:rFonts w:ascii="Arial" w:cs="Arial" w:eastAsia="Arial" w:hAnsi="Arial"/>
@@ -4796,7 +4796,7 @@
             <w:pPr>
               <w:spacing w:after="20" w:before="0"/>
             </w:pPr>
-            <w:hyperlink w:history="1" r:id="rIdmqhgyhqmrdxp-wwdwya9q">
+            <w:hyperlink w:history="1" r:id="rIdw9hq3vgkhn40eoathb7o0">
               <w:r>
                 <w:rPr>
                   <w:rFonts w:ascii="Arial" w:cs="Arial" w:eastAsia="Arial" w:hAnsi="Arial"/>
@@ -4829,7 +4829,7 @@
               <w:spacing w:after="10" w:before="0"/>
               <w:ind w:left="120"/>
             </w:pPr>
-            <w:hyperlink w:history="1" r:id="rIdz2kbxb2k2q8r1bk1milo6">
+            <w:hyperlink w:history="1" r:id="rIdiphtuvsxjafxynive7bsp">
               <w:r>
                 <w:rPr>
                   <w:rFonts w:ascii="Arial" w:cs="Arial" w:eastAsia="Arial" w:hAnsi="Arial"/>
@@ -4891,7 +4891,7 @@
               <w:spacing w:after="10" w:before="0"/>
               <w:ind w:left="120"/>
             </w:pPr>
-            <w:hyperlink w:history="1" r:id="rIdzjf9-zdmew9hvcozpvohv">
+            <w:hyperlink w:history="1" r:id="rIdb848kiygg1ujan2bt1uts">
               <w:r>
                 <w:rPr>
                   <w:rFonts w:ascii="Arial" w:cs="Arial" w:eastAsia="Arial" w:hAnsi="Arial"/>
@@ -6393,7 +6393,7 @@
             <w:pPr>
               <w:spacing w:after="20" w:before="0"/>
             </w:pPr>
-            <w:hyperlink w:history="1" r:id="rIdlminm11slge92ukgctqcs">
+            <w:hyperlink w:history="1" r:id="rIdfg6wvwxajy9lxflxbvasn">
               <w:r>
                 <w:rPr>
                   <w:rFonts w:ascii="Arial" w:cs="Arial" w:eastAsia="Arial" w:hAnsi="Arial"/>
@@ -6426,7 +6426,7 @@
               <w:spacing w:after="10" w:before="0"/>
               <w:ind w:left="120"/>
             </w:pPr>
-            <w:hyperlink w:history="1" r:id="rIdbex8l3ahewcydyyshqhoo">
+            <w:hyperlink w:history="1" r:id="rIdqbydew7lqpqpkkr1ejljs">
               <w:r>
                 <w:rPr>
                   <w:rFonts w:ascii="Arial" w:cs="Arial" w:eastAsia="Arial" w:hAnsi="Arial"/>
@@ -6488,7 +6488,7 @@
               <w:spacing w:after="10" w:before="0"/>
               <w:ind w:left="120"/>
             </w:pPr>
-            <w:hyperlink w:history="1" r:id="rId_imwkuyeliy1bm1fdwh8h">
+            <w:hyperlink w:history="1" r:id="rIdfg4u1m8ec33jjfhjbxhfm">
               <w:r>
                 <w:rPr>
                   <w:rFonts w:ascii="Arial" w:cs="Arial" w:eastAsia="Arial" w:hAnsi="Arial"/>
@@ -6698,7 +6698,7 @@
             <w:pPr>
               <w:spacing w:after="20" w:before="0"/>
             </w:pPr>
-            <w:hyperlink w:history="1" r:id="rIdisqkb45wauobsz2vxldas">
+            <w:hyperlink w:history="1" r:id="rIduhmkbhqst2moxeynhaj1y">
               <w:r>
                 <w:rPr>
                   <w:rFonts w:ascii="Arial" w:cs="Arial" w:eastAsia="Arial" w:hAnsi="Arial"/>
@@ -6731,7 +6731,7 @@
               <w:spacing w:after="10" w:before="0"/>
               <w:ind w:left="120"/>
             </w:pPr>
-            <w:hyperlink w:history="1" r:id="rIdvue7rmigvworszshqbyel">
+            <w:hyperlink w:history="1" r:id="rId94n80hgsiaihs96ymhvks">
               <w:r>
                 <w:rPr>
                   <w:rFonts w:ascii="Arial" w:cs="Arial" w:eastAsia="Arial" w:hAnsi="Arial"/>
@@ -6793,7 +6793,7 @@
               <w:spacing w:after="10" w:before="0"/>
               <w:ind w:left="120"/>
             </w:pPr>
-            <w:hyperlink w:history="1" r:id="rIdaiuvfe6rg9r8uika3ej3c">
+            <w:hyperlink w:history="1" r:id="rIdf4h-jtsfjsrkwm-j-uvtx">
               <w:r>
                 <w:rPr>
                   <w:rFonts w:ascii="Arial" w:cs="Arial" w:eastAsia="Arial" w:hAnsi="Arial"/>
@@ -7003,7 +7003,7 @@
             <w:pPr>
               <w:spacing w:after="20" w:before="0"/>
             </w:pPr>
-            <w:hyperlink w:history="1" r:id="rIdhanjgwy9tcxstbihchxky">
+            <w:hyperlink w:history="1" r:id="rId55ha_nx_fzhhfkrgsbjrj">
               <w:r>
                 <w:rPr>
                   <w:rFonts w:ascii="Arial" w:cs="Arial" w:eastAsia="Arial" w:hAnsi="Arial"/>
@@ -7036,7 +7036,7 @@
               <w:spacing w:after="10" w:before="0"/>
               <w:ind w:left="120"/>
             </w:pPr>
-            <w:hyperlink w:history="1" r:id="rIdvdfd3nldykom08swx1zqp">
+            <w:hyperlink w:history="1" r:id="rId_4fk1zt3e1wr1ax1hy6jp">
               <w:r>
                 <w:rPr>
                   <w:rFonts w:ascii="Arial" w:cs="Arial" w:eastAsia="Arial" w:hAnsi="Arial"/>
@@ -7098,7 +7098,7 @@
               <w:spacing w:after="10" w:before="0"/>
               <w:ind w:left="120"/>
             </w:pPr>
-            <w:hyperlink w:history="1" r:id="rIdqbjsf7jgwsoyfw97qekgw">
+            <w:hyperlink w:history="1" r:id="rIdlolgoh6tpvia7_yon08fe">
               <w:r>
                 <w:rPr>
                   <w:rFonts w:ascii="Arial" w:cs="Arial" w:eastAsia="Arial" w:hAnsi="Arial"/>
@@ -7308,7 +7308,7 @@
             <w:pPr>
               <w:spacing w:after="20" w:before="0"/>
             </w:pPr>
-            <w:hyperlink w:history="1" r:id="rIdjdvgmjcngdbklqeoziq8q">
+            <w:hyperlink w:history="1" r:id="rIdgdfy3jm5mbcu_2vyjr_yi">
               <w:r>
                 <w:rPr>
                   <w:rFonts w:ascii="Arial" w:cs="Arial" w:eastAsia="Arial" w:hAnsi="Arial"/>
@@ -7341,7 +7341,7 @@
               <w:spacing w:after="10" w:before="0"/>
               <w:ind w:left="120"/>
             </w:pPr>
-            <w:hyperlink w:history="1" r:id="rIdg5f1wqqre0vpl1h8otlnj">
+            <w:hyperlink w:history="1" r:id="rIdtj-olbg_ht30kbfodieh1">
               <w:r>
                 <w:rPr>
                   <w:rFonts w:ascii="Arial" w:cs="Arial" w:eastAsia="Arial" w:hAnsi="Arial"/>
@@ -7403,7 +7403,7 @@
               <w:spacing w:after="10" w:before="0"/>
               <w:ind w:left="120"/>
             </w:pPr>
-            <w:hyperlink w:history="1" r:id="rIdwf3ov_lustihsmtdxnkeo">
+            <w:hyperlink w:history="1" r:id="rIdtdi05sb-c0one--mtuq9f">
               <w:r>
                 <w:rPr>
                   <w:rFonts w:ascii="Arial" w:cs="Arial" w:eastAsia="Arial" w:hAnsi="Arial"/>
@@ -7613,7 +7613,7 @@
             <w:pPr>
               <w:spacing w:after="20" w:before="0"/>
             </w:pPr>
-            <w:hyperlink w:history="1" r:id="rIdkfav5crs3vxqcfy4o9stg">
+            <w:hyperlink w:history="1" r:id="rIddtjcdv1gmxheirknajegs">
               <w:r>
                 <w:rPr>
                   <w:rFonts w:ascii="Arial" w:cs="Arial" w:eastAsia="Arial" w:hAnsi="Arial"/>
@@ -7646,7 +7646,7 @@
               <w:spacing w:after="10" w:before="0"/>
               <w:ind w:left="120"/>
             </w:pPr>
-            <w:hyperlink w:history="1" r:id="rIdkp0qocxaqriqaci2z2a5v">
+            <w:hyperlink w:history="1" r:id="rIdfty5jhvsfyorchbmhfylx">
               <w:r>
                 <w:rPr>
                   <w:rFonts w:ascii="Arial" w:cs="Arial" w:eastAsia="Arial" w:hAnsi="Arial"/>
@@ -7708,7 +7708,7 @@
               <w:spacing w:after="10" w:before="0"/>
               <w:ind w:left="120"/>
             </w:pPr>
-            <w:hyperlink w:history="1" r:id="rIdxvteojg7ukra51pkcgi22">
+            <w:hyperlink w:history="1" r:id="rIdw2e_i-li10sjxkaqy6quy">
               <w:r>
                 <w:rPr>
                   <w:rFonts w:ascii="Arial" w:cs="Arial" w:eastAsia="Arial" w:hAnsi="Arial"/>
@@ -9210,7 +9210,7 @@
             <w:pPr>
               <w:spacing w:after="20" w:before="0"/>
             </w:pPr>
-            <w:hyperlink w:history="1" r:id="rId7r3ciyaw9z5zgx3rker1g">
+            <w:hyperlink w:history="1" r:id="rIdis0a36m0yq7jdzulr3psh">
               <w:r>
                 <w:rPr>
                   <w:rFonts w:ascii="Arial" w:cs="Arial" w:eastAsia="Arial" w:hAnsi="Arial"/>
@@ -9243,7 +9243,7 @@
               <w:spacing w:after="10" w:before="0"/>
               <w:ind w:left="120"/>
             </w:pPr>
-            <w:hyperlink w:history="1" r:id="rId27hdtz3r4ddpyissjjh7h">
+            <w:hyperlink w:history="1" r:id="rIdcepbb2yvvpxvo0stsrgfx">
               <w:r>
                 <w:rPr>
                   <w:rFonts w:ascii="Arial" w:cs="Arial" w:eastAsia="Arial" w:hAnsi="Arial"/>
@@ -9305,7 +9305,7 @@
               <w:spacing w:after="10" w:before="0"/>
               <w:ind w:left="120"/>
             </w:pPr>
-            <w:hyperlink w:history="1" r:id="rIdbh3d20v0iluuh4z6bpzat">
+            <w:hyperlink w:history="1" r:id="rIdxueu69omnmrgzsrgpysqc">
               <w:r>
                 <w:rPr>
                   <w:rFonts w:ascii="Arial" w:cs="Arial" w:eastAsia="Arial" w:hAnsi="Arial"/>
@@ -9515,7 +9515,7 @@
             <w:pPr>
               <w:spacing w:after="20" w:before="0"/>
             </w:pPr>
-            <w:hyperlink w:history="1" r:id="rId7k1if3cnx9fh38jwjiyhk">
+            <w:hyperlink w:history="1" r:id="rIdgss3o9phvpjow_9hbebpy">
               <w:r>
                 <w:rPr>
                   <w:rFonts w:ascii="Arial" w:cs="Arial" w:eastAsia="Arial" w:hAnsi="Arial"/>
@@ -9548,7 +9548,7 @@
               <w:spacing w:after="10" w:before="0"/>
               <w:ind w:left="120"/>
             </w:pPr>
-            <w:hyperlink w:history="1" r:id="rIddnlrhjatiz0vlpi1rkmrc">
+            <w:hyperlink w:history="1" r:id="rIdddhyybt9eqjx2xhh59vhb">
               <w:r>
                 <w:rPr>
                   <w:rFonts w:ascii="Arial" w:cs="Arial" w:eastAsia="Arial" w:hAnsi="Arial"/>
@@ -9610,7 +9610,7 @@
               <w:spacing w:after="10" w:before="0"/>
               <w:ind w:left="120"/>
             </w:pPr>
-            <w:hyperlink w:history="1" r:id="rId2opr5pfcsq5nptb70mjmm">
+            <w:hyperlink w:history="1" r:id="rIdhb4jpoatiowqr8fw1q-tm">
               <w:r>
                 <w:rPr>
                   <w:rFonts w:ascii="Arial" w:cs="Arial" w:eastAsia="Arial" w:hAnsi="Arial"/>
@@ -9820,7 +9820,7 @@
             <w:pPr>
               <w:spacing w:after="20" w:before="0"/>
             </w:pPr>
-            <w:hyperlink w:history="1" r:id="rIdgcgwwztur5o0hlnszkjl9">
+            <w:hyperlink w:history="1" r:id="rIdnckusbzq_361kp00x7e4v">
               <w:r>
                 <w:rPr>
                   <w:rFonts w:ascii="Arial" w:cs="Arial" w:eastAsia="Arial" w:hAnsi="Arial"/>
@@ -9853,7 +9853,7 @@
               <w:spacing w:after="10" w:before="0"/>
               <w:ind w:left="120"/>
             </w:pPr>
-            <w:hyperlink w:history="1" r:id="rIda715tznuqodzls5sgean4">
+            <w:hyperlink w:history="1" r:id="rId4n-qoysuqtmfpp-e-h5oz">
               <w:r>
                 <w:rPr>
                   <w:rFonts w:ascii="Arial" w:cs="Arial" w:eastAsia="Arial" w:hAnsi="Arial"/>
@@ -9915,7 +9915,7 @@
               <w:spacing w:after="10" w:before="0"/>
               <w:ind w:left="120"/>
             </w:pPr>
-            <w:hyperlink w:history="1" r:id="rIdjf6yjrknl1ih9rexoo3ih">
+            <w:hyperlink w:history="1" r:id="rIdocmxalen_h_k-ppimosuv">
               <w:r>
                 <w:rPr>
                   <w:rFonts w:ascii="Arial" w:cs="Arial" w:eastAsia="Arial" w:hAnsi="Arial"/>
@@ -10125,7 +10125,7 @@
             <w:pPr>
               <w:spacing w:after="20" w:before="0"/>
             </w:pPr>
-            <w:hyperlink w:history="1" r:id="rIditu5mpjtrywq9ywx5glml">
+            <w:hyperlink w:history="1" r:id="rIdpszkq2vgko6lqov09ujod">
               <w:r>
                 <w:rPr>
                   <w:rFonts w:ascii="Arial" w:cs="Arial" w:eastAsia="Arial" w:hAnsi="Arial"/>
@@ -10134,7 +10134,7 @@
                   <w:szCs w:val="16"/>
                   <w:u w:val="single" w:color="2E75B6"/>
                 </w:rPr>
-                <w:t xml:space="preserve">13 Structure And Working Of Stomata</w:t>
+                <w:t xml:space="preserve">2c-d, Cellular respiration &amp; cell compartmentalization and its origins</w:t>
               </w:r>
             </w:hyperlink>
           </w:p>
@@ -10150,7 +10150,7 @@
                 <w:sz w:val="14"/>
                 <w:szCs w:val="14"/>
               </w:rPr>
-              <w:t xml:space="preserve">Source: Seavuria</w:t>
+              <w:t xml:space="preserve">Source: Khan Academy (English - US curriculum)</w:t>
             </w:r>
           </w:p>
           <w:p>
@@ -10158,7 +10158,7 @@
               <w:spacing w:after="10" w:before="0"/>
               <w:ind w:left="120"/>
             </w:pPr>
-            <w:hyperlink w:history="1" r:id="rIdbg-qqworwouintqcxctnc">
+            <w:hyperlink w:history="1" r:id="rId0dll8kcg7kyijhyfqcde-">
               <w:r>
                 <w:rPr>
                   <w:rFonts w:ascii="Arial" w:cs="Arial" w:eastAsia="Arial" w:hAnsi="Arial"/>
@@ -10220,7 +10220,7 @@
               <w:spacing w:after="10" w:before="0"/>
               <w:ind w:left="120"/>
             </w:pPr>
-            <w:hyperlink w:history="1" r:id="rIdjrctzefvd_gwf6ncpdcmd">
+            <w:hyperlink w:history="1" r:id="rIdhl4wopcrxjmo18qcfr8z_">
               <w:r>
                 <w:rPr>
                   <w:rFonts w:ascii="Arial" w:cs="Arial" w:eastAsia="Arial" w:hAnsi="Arial"/>
@@ -10430,7 +10430,7 @@
             <w:pPr>
               <w:spacing w:after="20" w:before="0"/>
             </w:pPr>
-            <w:hyperlink w:history="1" r:id="rIdnfrbqjplkazipc4d6lic6">
+            <w:hyperlink w:history="1" r:id="rId18klell-ie4kl-sse5-sm">
               <w:r>
                 <w:rPr>
                   <w:rFonts w:ascii="Arial" w:cs="Arial" w:eastAsia="Arial" w:hAnsi="Arial"/>
@@ -10463,7 +10463,7 @@
               <w:spacing w:after="10" w:before="0"/>
               <w:ind w:left="120"/>
             </w:pPr>
-            <w:hyperlink w:history="1" r:id="rIdhthar0sxdncgui4o2ei0g">
+            <w:hyperlink w:history="1" r:id="rId8bqftafz8zz59ue-xfoo-">
               <w:r>
                 <w:rPr>
                   <w:rFonts w:ascii="Arial" w:cs="Arial" w:eastAsia="Arial" w:hAnsi="Arial"/>
@@ -10525,7 +10525,7 @@
               <w:spacing w:after="10" w:before="0"/>
               <w:ind w:left="120"/>
             </w:pPr>
-            <w:hyperlink w:history="1" r:id="rIdpju4lt8ls3rnersxasruv">
+            <w:hyperlink w:history="1" r:id="rIdttdjrl_f76wa9dccrql1k">
               <w:r>
                 <w:rPr>
                   <w:rFonts w:ascii="Arial" w:cs="Arial" w:eastAsia="Arial" w:hAnsi="Arial"/>
@@ -12027,7 +12027,7 @@
             <w:pPr>
               <w:spacing w:after="20" w:before="0"/>
             </w:pPr>
-            <w:hyperlink w:history="1" r:id="rIdsbfmuwaxwbiur-aw2xoae">
+            <w:hyperlink w:history="1" r:id="rIdvqhy0fqs9dftavupejmd2">
               <w:r>
                 <w:rPr>
                   <w:rFonts w:ascii="Arial" w:cs="Arial" w:eastAsia="Arial" w:hAnsi="Arial"/>
@@ -12060,7 +12060,7 @@
               <w:spacing w:after="10" w:before="0"/>
               <w:ind w:left="120"/>
             </w:pPr>
-            <w:hyperlink w:history="1" r:id="rIdrt8hzuw3frmxfvcarcbk0">
+            <w:hyperlink w:history="1" r:id="rIdivhwc1m1nvg7b5twx46fd">
               <w:r>
                 <w:rPr>
                   <w:rFonts w:ascii="Arial" w:cs="Arial" w:eastAsia="Arial" w:hAnsi="Arial"/>
@@ -12105,7 +12105,7 @@
             <w:pPr>
               <w:spacing w:after="20" w:before="0"/>
             </w:pPr>
-            <w:hyperlink w:history="1" r:id="rIditn3nzf6yzzz0hjglsbye">
+            <w:hyperlink w:history="1" r:id="rIdt88sxdtxcqek4pwbqioii">
               <w:r>
                 <w:rPr>
                   <w:rFonts w:ascii="Arial" w:cs="Arial" w:eastAsia="Arial" w:hAnsi="Arial"/>
@@ -12138,7 +12138,7 @@
               <w:spacing w:after="10" w:before="0"/>
               <w:ind w:left="120"/>
             </w:pPr>
-            <w:hyperlink w:history="1" r:id="rIdfvo-tgach0yrsyw74kqdi">
+            <w:hyperlink w:history="1" r:id="rIdubi-ah0tz9twejp4fok7o">
               <w:r>
                 <w:rPr>
                   <w:rFonts w:ascii="Arial" w:cs="Arial" w:eastAsia="Arial" w:hAnsi="Arial"/>
@@ -12333,7 +12333,7 @@
             <w:pPr>
               <w:spacing w:after="20" w:before="0"/>
             </w:pPr>
-            <w:hyperlink w:history="1" r:id="rIdwn_e6aponq-_r4-qoqcfq">
+            <w:hyperlink w:history="1" r:id="rId8lkpqsv65vo7rokpsqf-o">
               <w:r>
                 <w:rPr>
                   <w:rFonts w:ascii="Arial" w:cs="Arial" w:eastAsia="Arial" w:hAnsi="Arial"/>
@@ -12366,7 +12366,7 @@
               <w:spacing w:after="10" w:before="0"/>
               <w:ind w:left="120"/>
             </w:pPr>
-            <w:hyperlink w:history="1" r:id="rId4rx8eu5tjmaijfmgijcrh">
+            <w:hyperlink w:history="1" r:id="rIdm1i4abw3ypgcwqnofxmm1">
               <w:r>
                 <w:rPr>
                   <w:rFonts w:ascii="Arial" w:cs="Arial" w:eastAsia="Arial" w:hAnsi="Arial"/>
@@ -12411,7 +12411,7 @@
             <w:pPr>
               <w:spacing w:after="20" w:before="0"/>
             </w:pPr>
-            <w:hyperlink w:history="1" r:id="rIdz_klcsybub3zexzpxkc4a">
+            <w:hyperlink w:history="1" r:id="rIddfarwletyzev8jxiq3cy8">
               <w:r>
                 <w:rPr>
                   <w:rFonts w:ascii="Arial" w:cs="Arial" w:eastAsia="Arial" w:hAnsi="Arial"/>
@@ -12444,7 +12444,7 @@
               <w:spacing w:after="10" w:before="0"/>
               <w:ind w:left="120"/>
             </w:pPr>
-            <w:hyperlink w:history="1" r:id="rId1umoggkewqrj74pw5bjxw">
+            <w:hyperlink w:history="1" r:id="rIdzm4n4bv6uor8gtjdy-byw">
               <w:r>
                 <w:rPr>
                   <w:rFonts w:ascii="Arial" w:cs="Arial" w:eastAsia="Arial" w:hAnsi="Arial"/>
@@ -12774,7 +12774,7 @@
             <w:pPr>
               <w:spacing w:after="20" w:before="0"/>
             </w:pPr>
-            <w:hyperlink w:history="1" r:id="rIdaohenyw97c73b-cc9_uc1">
+            <w:hyperlink w:history="1" r:id="rIdcfolslbmjxd7ry2qckrib">
               <w:r>
                 <w:rPr>
                   <w:rFonts w:ascii="Arial" w:cs="Arial" w:eastAsia="Arial" w:hAnsi="Arial"/>
@@ -12807,7 +12807,7 @@
               <w:spacing w:after="10" w:before="0"/>
               <w:ind w:left="120"/>
             </w:pPr>
-            <w:hyperlink w:history="1" r:id="rIdqbof9ryukxuo094htec4a">
+            <w:hyperlink w:history="1" r:id="rId3q0bblmjmvtz7ehe-ktmx">
               <w:r>
                 <w:rPr>
                   <w:rFonts w:ascii="Arial" w:cs="Arial" w:eastAsia="Arial" w:hAnsi="Arial"/>
@@ -12852,7 +12852,7 @@
             <w:pPr>
               <w:spacing w:after="20" w:before="0"/>
             </w:pPr>
-            <w:hyperlink w:history="1" r:id="rIdfvykrxgdz2hoxvnqzbded">
+            <w:hyperlink w:history="1" r:id="rIdgzoaechbvwphu5oap3m_d">
               <w:r>
                 <w:rPr>
                   <w:rFonts w:ascii="Arial" w:cs="Arial" w:eastAsia="Arial" w:hAnsi="Arial"/>
@@ -12885,7 +12885,7 @@
               <w:spacing w:after="10" w:before="0"/>
               <w:ind w:left="120"/>
             </w:pPr>
-            <w:hyperlink w:history="1" r:id="rIdebjwtpjhu4_82tzp2axo8">
+            <w:hyperlink w:history="1" r:id="rIdlnqnco3o0s_eorvuxvzid">
               <w:r>
                 <w:rPr>
                   <w:rFonts w:ascii="Arial" w:cs="Arial" w:eastAsia="Arial" w:hAnsi="Arial"/>
@@ -13232,7 +13232,7 @@
             <w:pPr>
               <w:spacing w:after="20" w:before="0"/>
             </w:pPr>
-            <w:hyperlink w:history="1" r:id="rIdooa7gbh4zpmtzm55ieokd">
+            <w:hyperlink w:history="1" r:id="rIdrevrtcbrn9ci2paz3-6hw">
               <w:r>
                 <w:rPr>
                   <w:rFonts w:ascii="Arial" w:cs="Arial" w:eastAsia="Arial" w:hAnsi="Arial"/>
@@ -13265,7 +13265,7 @@
               <w:spacing w:after="10" w:before="0"/>
               <w:ind w:left="120"/>
             </w:pPr>
-            <w:hyperlink w:history="1" r:id="rId-qgr3jts0n3dclosgtft5">
+            <w:hyperlink w:history="1" r:id="rIdv-izyqji2uolxmvmbxnyh">
               <w:r>
                 <w:rPr>
                   <w:rFonts w:ascii="Arial" w:cs="Arial" w:eastAsia="Arial" w:hAnsi="Arial"/>
@@ -13310,7 +13310,7 @@
             <w:pPr>
               <w:spacing w:after="20" w:before="0"/>
             </w:pPr>
-            <w:hyperlink w:history="1" r:id="rIdtrd8fxoq-elpzcnwrwlq2">
+            <w:hyperlink w:history="1" r:id="rIdstam315yruxfpzhwmaz8s">
               <w:r>
                 <w:rPr>
                   <w:rFonts w:ascii="Arial" w:cs="Arial" w:eastAsia="Arial" w:hAnsi="Arial"/>
@@ -13343,7 +13343,7 @@
               <w:spacing w:after="10" w:before="0"/>
               <w:ind w:left="120"/>
             </w:pPr>
-            <w:hyperlink w:history="1" r:id="rIdmttvrhrfc2jzrpyjtpj60">
+            <w:hyperlink w:history="1" r:id="rIdlvflsevr9ril7ks1qfkp6">
               <w:r>
                 <w:rPr>
                   <w:rFonts w:ascii="Arial" w:cs="Arial" w:eastAsia="Arial" w:hAnsi="Arial"/>
@@ -13538,7 +13538,7 @@
             <w:pPr>
               <w:spacing w:after="20" w:before="0"/>
             </w:pPr>
-            <w:hyperlink w:history="1" r:id="rId2u52jqw6ct2uiovaqk3rv">
+            <w:hyperlink w:history="1" r:id="rIdiivtzub_w8emtwpcig7ce">
               <w:r>
                 <w:rPr>
                   <w:rFonts w:ascii="Arial" w:cs="Arial" w:eastAsia="Arial" w:hAnsi="Arial"/>
@@ -13571,7 +13571,7 @@
               <w:spacing w:after="10" w:before="0"/>
               <w:ind w:left="120"/>
             </w:pPr>
-            <w:hyperlink w:history="1" r:id="rIdtiiyvkt5wgkghplx5fmdw">
+            <w:hyperlink w:history="1" r:id="rIdw6rr6qnx4kxnw4tvraf6s">
               <w:r>
                 <w:rPr>
                   <w:rFonts w:ascii="Arial" w:cs="Arial" w:eastAsia="Arial" w:hAnsi="Arial"/>
@@ -13609,14 +13609,14 @@
                 <w:sz w:val="16"/>
                 <w:szCs w:val="16"/>
               </w:rPr>
-              <w:t xml:space="preserve">📖 HTML:</w:t>
+              <w:t xml:space="preserve">📖 EXERCISE:</w:t>
             </w:r>
           </w:p>
           <w:p>
             <w:pPr>
               <w:spacing w:after="20" w:before="0"/>
             </w:pPr>
-            <w:hyperlink w:history="1" r:id="rIde8cz2rqfb1e4diocpksbd">
+            <w:hyperlink w:history="1" r:id="rIdfmhqu-o8cx8ywuid-itst">
               <w:r>
                 <w:rPr>
                   <w:rFonts w:ascii="Arial" w:cs="Arial" w:eastAsia="Arial" w:hAnsi="Arial"/>
@@ -13625,7 +13625,7 @@
                   <w:szCs w:val="16"/>
                   <w:u w:val="single" w:color="2E75B6"/>
                 </w:rPr>
-                <w:t xml:space="preserve">Anaerobic vs Aerobic Respiration (Flexbook)</w:t>
+                <w:t xml:space="preserve">Anaerobic Respiration Practice</w:t>
               </w:r>
             </w:hyperlink>
           </w:p>
@@ -13649,7 +13649,7 @@
               <w:spacing w:after="10" w:before="0"/>
               <w:ind w:left="120"/>
             </w:pPr>
-            <w:hyperlink w:history="1" r:id="rIdu2c5kaxuk1uxnjsa2j0fn">
+            <w:hyperlink w:history="1" r:id="rIdyqmkqgra6rsmpx1ocnlqw">
               <w:r>
                 <w:rPr>
                   <w:rFonts w:ascii="Arial" w:cs="Arial" w:eastAsia="Arial" w:hAnsi="Arial"/>
@@ -15137,7 +15137,7 @@
             <w:pPr>
               <w:spacing w:after="20" w:before="0"/>
             </w:pPr>
-            <w:hyperlink w:history="1" r:id="rIdouvjvgm7ewzgy-eyvme9b">
+            <w:hyperlink w:history="1" r:id="rIdl9sofjljcezjyba8r5smt">
               <w:r>
                 <w:rPr>
                   <w:rFonts w:ascii="Arial" w:cs="Arial" w:eastAsia="Arial" w:hAnsi="Arial"/>
@@ -15170,7 +15170,7 @@
               <w:spacing w:after="10" w:before="0"/>
               <w:ind w:left="120"/>
             </w:pPr>
-            <w:hyperlink w:history="1" r:id="rIdtfrv2j00jmefgbhk2kmf0">
+            <w:hyperlink w:history="1" r:id="rIdzkutb2_cv-vpbtrczj90y">
               <w:r>
                 <w:rPr>
                   <w:rFonts w:ascii="Arial" w:cs="Arial" w:eastAsia="Arial" w:hAnsi="Arial"/>
@@ -15215,7 +15215,7 @@
             <w:pPr>
               <w:spacing w:after="20" w:before="0"/>
             </w:pPr>
-            <w:hyperlink w:history="1" r:id="rIdjts9lit-pikx-l6f7x3jd">
+            <w:hyperlink w:history="1" r:id="rIdzbermjp7cd2so36f0nr-1">
               <w:r>
                 <w:rPr>
                   <w:rFonts w:ascii="Arial" w:cs="Arial" w:eastAsia="Arial" w:hAnsi="Arial"/>
@@ -15248,7 +15248,7 @@
               <w:spacing w:after="10" w:before="0"/>
               <w:ind w:left="120"/>
             </w:pPr>
-            <w:hyperlink w:history="1" r:id="rId7kq4dudxr8wv31xvz73_c">
+            <w:hyperlink w:history="1" r:id="rIdlhuz-i_puvrwbdqsugmz_">
               <w:r>
                 <w:rPr>
                   <w:rFonts w:ascii="Arial" w:cs="Arial" w:eastAsia="Arial" w:hAnsi="Arial"/>
@@ -15443,7 +15443,7 @@
             <w:pPr>
               <w:spacing w:after="20" w:before="0"/>
             </w:pPr>
-            <w:hyperlink w:history="1" r:id="rIdh85m8capgga3gm1dwpfnt">
+            <w:hyperlink w:history="1" r:id="rIdiqtc_rmbxfwr9djvt1ewu">
               <w:r>
                 <w:rPr>
                   <w:rFonts w:ascii="Arial" w:cs="Arial" w:eastAsia="Arial" w:hAnsi="Arial"/>
@@ -15476,7 +15476,7 @@
               <w:spacing w:after="10" w:before="0"/>
               <w:ind w:left="120"/>
             </w:pPr>
-            <w:hyperlink w:history="1" r:id="rIdcufqcxchupg5fadccsb8q">
+            <w:hyperlink w:history="1" r:id="rId3ejlq4x1iciznua-pkotr">
               <w:r>
                 <w:rPr>
                   <w:rFonts w:ascii="Arial" w:cs="Arial" w:eastAsia="Arial" w:hAnsi="Arial"/>
@@ -15521,7 +15521,7 @@
             <w:pPr>
               <w:spacing w:after="20" w:before="0"/>
             </w:pPr>
-            <w:hyperlink w:history="1" r:id="rIdfum7a5r9px1vf8ahsppiy">
+            <w:hyperlink w:history="1" r:id="rIdx0msv0dmwdud_vzxhutwe">
               <w:r>
                 <w:rPr>
                   <w:rFonts w:ascii="Arial" w:cs="Arial" w:eastAsia="Arial" w:hAnsi="Arial"/>
@@ -15554,7 +15554,7 @@
               <w:spacing w:after="10" w:before="0"/>
               <w:ind w:left="120"/>
             </w:pPr>
-            <w:hyperlink w:history="1" r:id="rIdoqqxl_kbv2bhhf452nta5">
+            <w:hyperlink w:history="1" r:id="rId7qal2subbjjzflulfrdmi">
               <w:r>
                 <w:rPr>
                   <w:rFonts w:ascii="Arial" w:cs="Arial" w:eastAsia="Arial" w:hAnsi="Arial"/>
@@ -15749,7 +15749,7 @@
             <w:pPr>
               <w:spacing w:after="20" w:before="0"/>
             </w:pPr>
-            <w:hyperlink w:history="1" r:id="rIdkfsn2vj7gt27fi7zrtlcj">
+            <w:hyperlink w:history="1" r:id="rIdrbbpnta7hoaocjfh6nzx0">
               <w:r>
                 <w:rPr>
                   <w:rFonts w:ascii="Arial" w:cs="Arial" w:eastAsia="Arial" w:hAnsi="Arial"/>
@@ -15758,7 +15758,7 @@
                   <w:szCs w:val="16"/>
                   <w:u w:val="single" w:color="2E75B6"/>
                 </w:rPr>
-                <w:t xml:space="preserve">Alcohol or ethanol fermentation</w:t>
+                <w:t xml:space="preserve">Cellular respiration</w:t>
               </w:r>
             </w:hyperlink>
           </w:p>
@@ -15782,7 +15782,7 @@
               <w:spacing w:after="10" w:before="0"/>
               <w:ind w:left="120"/>
             </w:pPr>
-            <w:hyperlink w:history="1" r:id="rIdqivpyx43uyswguktc4rm7">
+            <w:hyperlink w:history="1" r:id="rId_adefbznn_kmhmjoxluk9">
               <w:r>
                 <w:rPr>
                   <w:rFonts w:ascii="Arial" w:cs="Arial" w:eastAsia="Arial" w:hAnsi="Arial"/>
@@ -15827,7 +15827,7 @@
             <w:pPr>
               <w:spacing w:after="20" w:before="0"/>
             </w:pPr>
-            <w:hyperlink w:history="1" r:id="rIdbmnhvw2r5njmwk9g0vw1s">
+            <w:hyperlink w:history="1" r:id="rIdimmczig-fzzbxobrbag36">
               <w:r>
                 <w:rPr>
                   <w:rFonts w:ascii="Arial" w:cs="Arial" w:eastAsia="Arial" w:hAnsi="Arial"/>
@@ -15860,7 +15860,7 @@
               <w:spacing w:after="10" w:before="0"/>
               <w:ind w:left="120"/>
             </w:pPr>
-            <w:hyperlink w:history="1" r:id="rId0uww42qq5kgreqzuc5hzh">
+            <w:hyperlink w:history="1" r:id="rIdsv7cygifwl4smkmn3v3jn">
               <w:r>
                 <w:rPr>
                   <w:rFonts w:ascii="Arial" w:cs="Arial" w:eastAsia="Arial" w:hAnsi="Arial"/>
@@ -16055,7 +16055,7 @@
             <w:pPr>
               <w:spacing w:after="20" w:before="0"/>
             </w:pPr>
-            <w:hyperlink w:history="1" r:id="rId86yimjluw82wdwfavcer5">
+            <w:hyperlink w:history="1" r:id="rId76dwii151b1qcyfmsmovb">
               <w:r>
                 <w:rPr>
                   <w:rFonts w:ascii="Arial" w:cs="Arial" w:eastAsia="Arial" w:hAnsi="Arial"/>
@@ -16064,7 +16064,7 @@
                   <w:szCs w:val="16"/>
                   <w:u w:val="single" w:color="2E75B6"/>
                 </w:rPr>
-                <w:t xml:space="preserve">Photosynthesis in organisms</w:t>
+                <w:t xml:space="preserve">Cellular respiration</w:t>
               </w:r>
             </w:hyperlink>
           </w:p>
@@ -16088,7 +16088,7 @@
               <w:spacing w:after="10" w:before="0"/>
               <w:ind w:left="120"/>
             </w:pPr>
-            <w:hyperlink w:history="1" r:id="rId9vhfbvbon470eyactrh_d">
+            <w:hyperlink w:history="1" r:id="rIdtf3bkxrrws7hpkl88qg53">
               <w:r>
                 <w:rPr>
                   <w:rFonts w:ascii="Arial" w:cs="Arial" w:eastAsia="Arial" w:hAnsi="Arial"/>
@@ -16133,7 +16133,7 @@
             <w:pPr>
               <w:spacing w:after="20" w:before="0"/>
             </w:pPr>
-            <w:hyperlink w:history="1" r:id="rId0janupkc8hqzrqlun83_u">
+            <w:hyperlink w:history="1" r:id="rIde_sdabyimecd17cieyajy">
               <w:r>
                 <w:rPr>
                   <w:rFonts w:ascii="Arial" w:cs="Arial" w:eastAsia="Arial" w:hAnsi="Arial"/>
@@ -16166,7 +16166,7 @@
               <w:spacing w:after="10" w:before="0"/>
               <w:ind w:left="120"/>
             </w:pPr>
-            <w:hyperlink w:history="1" r:id="rIddi7g0ctihhjpeoikuznky">
+            <w:hyperlink w:history="1" r:id="rId0msrhmyaf_zrk3sgl_qpi">
               <w:r>
                 <w:rPr>
                   <w:rFonts w:ascii="Arial" w:cs="Arial" w:eastAsia="Arial" w:hAnsi="Arial"/>
@@ -16361,7 +16361,7 @@
             <w:pPr>
               <w:spacing w:after="20" w:before="0"/>
             </w:pPr>
-            <w:hyperlink w:history="1" r:id="rIdmqoqt6euaqfvlhvt3ca8i">
+            <w:hyperlink w:history="1" r:id="rIdgssgxuypttql_k10htwpy">
               <w:r>
                 <w:rPr>
                   <w:rFonts w:ascii="Arial" w:cs="Arial" w:eastAsia="Arial" w:hAnsi="Arial"/>
@@ -16394,7 +16394,7 @@
               <w:spacing w:after="10" w:before="0"/>
               <w:ind w:left="120"/>
             </w:pPr>
-            <w:hyperlink w:history="1" r:id="rIdnimqha4kwnsuadh5owvaf">
+            <w:hyperlink w:history="1" r:id="rIdbwsbk-ehfqsxnhxq1s8-z">
               <w:r>
                 <w:rPr>
                   <w:rFonts w:ascii="Arial" w:cs="Arial" w:eastAsia="Arial" w:hAnsi="Arial"/>
@@ -16439,7 +16439,7 @@
             <w:pPr>
               <w:spacing w:after="20" w:before="0"/>
             </w:pPr>
-            <w:hyperlink w:history="1" r:id="rIdvgw_xzbvwgbxp0ieohrfs">
+            <w:hyperlink w:history="1" r:id="rIda2lv9bjjalakot8wn8qi8">
               <w:r>
                 <w:rPr>
                   <w:rFonts w:ascii="Arial" w:cs="Arial" w:eastAsia="Arial" w:hAnsi="Arial"/>
@@ -16472,7 +16472,7 @@
               <w:spacing w:after="10" w:before="0"/>
               <w:ind w:left="120"/>
             </w:pPr>
-            <w:hyperlink w:history="1" r:id="rIdm_seaucwd95xvet3wiqhl">
+            <w:hyperlink w:history="1" r:id="rIduevmzoeyuzep7eththdsw">
               <w:r>
                 <w:rPr>
                   <w:rFonts w:ascii="Arial" w:cs="Arial" w:eastAsia="Arial" w:hAnsi="Arial"/>
@@ -17959,7 +17959,7 @@
             <w:pPr>
               <w:spacing w:after="20" w:before="0"/>
             </w:pPr>
-            <w:hyperlink w:history="1" r:id="rIdecl8bv14fjrwqh1gv0knp">
+            <w:hyperlink w:history="1" r:id="rId9uj3vhxkqqdxge02qqzix">
               <w:r>
                 <w:rPr>
                   <w:rFonts w:ascii="Arial" w:cs="Arial" w:eastAsia="Arial" w:hAnsi="Arial"/>
@@ -17992,7 +17992,7 @@
               <w:spacing w:after="10" w:before="0"/>
               <w:ind w:left="120"/>
             </w:pPr>
-            <w:hyperlink w:history="1" r:id="rIdkrj6qj5nzor5p_vdzorul">
+            <w:hyperlink w:history="1" r:id="rId7sfe72s7vxkkgxcdbfqpk">
               <w:r>
                 <w:rPr>
                   <w:rFonts w:ascii="Arial" w:cs="Arial" w:eastAsia="Arial" w:hAnsi="Arial"/>
@@ -18037,7 +18037,7 @@
             <w:pPr>
               <w:spacing w:after="20" w:before="0"/>
             </w:pPr>
-            <w:hyperlink w:history="1" r:id="rIdk30ven2abbapluwdz94c5">
+            <w:hyperlink w:history="1" r:id="rIdsvzuniqn0-ajrvneqofcz">
               <w:r>
                 <w:rPr>
                   <w:rFonts w:ascii="Arial" w:cs="Arial" w:eastAsia="Arial" w:hAnsi="Arial"/>
@@ -18070,7 +18070,7 @@
               <w:spacing w:after="10" w:before="0"/>
               <w:ind w:left="120"/>
             </w:pPr>
-            <w:hyperlink w:history="1" r:id="rIdz2hj21qstb9qn95lzd2qj">
+            <w:hyperlink w:history="1" r:id="rIdwycpwya4qkxe7tmyossuf">
               <w:r>
                 <w:rPr>
                   <w:rFonts w:ascii="Arial" w:cs="Arial" w:eastAsia="Arial" w:hAnsi="Arial"/>
@@ -18265,7 +18265,7 @@
             <w:pPr>
               <w:spacing w:after="20" w:before="0"/>
             </w:pPr>
-            <w:hyperlink w:history="1" r:id="rIdxa3vclp8yununt14kdmlz">
+            <w:hyperlink w:history="1" r:id="rId15exjynffyqcsou1dytlr">
               <w:r>
                 <w:rPr>
                   <w:rFonts w:ascii="Arial" w:cs="Arial" w:eastAsia="Arial" w:hAnsi="Arial"/>
@@ -18298,7 +18298,7 @@
               <w:spacing w:after="10" w:before="0"/>
               <w:ind w:left="120"/>
             </w:pPr>
-            <w:hyperlink w:history="1" r:id="rIdubuorh3jpzea_dipkd8ki">
+            <w:hyperlink w:history="1" r:id="rIdtoht6fbzmicfs62poqibm">
               <w:r>
                 <w:rPr>
                   <w:rFonts w:ascii="Arial" w:cs="Arial" w:eastAsia="Arial" w:hAnsi="Arial"/>
@@ -18343,7 +18343,7 @@
             <w:pPr>
               <w:spacing w:after="20" w:before="0"/>
             </w:pPr>
-            <w:hyperlink w:history="1" r:id="rIdmmz5t-ln9ktmv4vc3vw-b">
+            <w:hyperlink w:history="1" r:id="rIdj0hnczbbyeoowaqm8oash">
               <w:r>
                 <w:rPr>
                   <w:rFonts w:ascii="Arial" w:cs="Arial" w:eastAsia="Arial" w:hAnsi="Arial"/>
@@ -18376,7 +18376,7 @@
               <w:spacing w:after="10" w:before="0"/>
               <w:ind w:left="120"/>
             </w:pPr>
-            <w:hyperlink w:history="1" r:id="rId6oekdtcgkipxj9mrkkukn">
+            <w:hyperlink w:history="1" r:id="rIdsmlkf1rjy5izd54hvmm2p">
               <w:r>
                 <w:rPr>
                   <w:rFonts w:ascii="Arial" w:cs="Arial" w:eastAsia="Arial" w:hAnsi="Arial"/>
@@ -18571,7 +18571,7 @@
             <w:pPr>
               <w:spacing w:after="20" w:before="0"/>
             </w:pPr>
-            <w:hyperlink w:history="1" r:id="rIdfk1s4mvefp11w8d4ahdgk">
+            <w:hyperlink w:history="1" r:id="rIdpsaq1vxylenyutwzriwpr">
               <w:r>
                 <w:rPr>
                   <w:rFonts w:ascii="Arial" w:cs="Arial" w:eastAsia="Arial" w:hAnsi="Arial"/>
@@ -18604,7 +18604,7 @@
               <w:spacing w:after="10" w:before="0"/>
               <w:ind w:left="120"/>
             </w:pPr>
-            <w:hyperlink w:history="1" r:id="rIdkfhfewk9wqptznjwpl11j">
+            <w:hyperlink w:history="1" r:id="rId3yg3kqshg2rk2oldh4emb">
               <w:r>
                 <w:rPr>
                   <w:rFonts w:ascii="Arial" w:cs="Arial" w:eastAsia="Arial" w:hAnsi="Arial"/>
@@ -18649,7 +18649,7 @@
             <w:pPr>
               <w:spacing w:after="20" w:before="0"/>
             </w:pPr>
-            <w:hyperlink w:history="1" r:id="rIdxim0fr0tl7lom7s3z21xm">
+            <w:hyperlink w:history="1" r:id="rId28zvx2og9bqwoip_fzds-">
               <w:r>
                 <w:rPr>
                   <w:rFonts w:ascii="Arial" w:cs="Arial" w:eastAsia="Arial" w:hAnsi="Arial"/>
@@ -18682,7 +18682,7 @@
               <w:spacing w:after="10" w:before="0"/>
               <w:ind w:left="120"/>
             </w:pPr>
-            <w:hyperlink w:history="1" r:id="rIdrcskdyitnopq5zzcxqd6t">
+            <w:hyperlink w:history="1" r:id="rIdde_l5dhrbkpx6p0jbpnso">
               <w:r>
                 <w:rPr>
                   <w:rFonts w:ascii="Arial" w:cs="Arial" w:eastAsia="Arial" w:hAnsi="Arial"/>
@@ -18877,7 +18877,7 @@
             <w:pPr>
               <w:spacing w:after="20" w:before="0"/>
             </w:pPr>
-            <w:hyperlink w:history="1" r:id="rIdtexu3dhcrkpshnjcjebpx">
+            <w:hyperlink w:history="1" r:id="rIdm07pjp5wd1h-n8mjsh-o0">
               <w:r>
                 <w:rPr>
                   <w:rFonts w:ascii="Arial" w:cs="Arial" w:eastAsia="Arial" w:hAnsi="Arial"/>
@@ -18910,7 +18910,7 @@
               <w:spacing w:after="10" w:before="0"/>
               <w:ind w:left="120"/>
             </w:pPr>
-            <w:hyperlink w:history="1" r:id="rIdmo0criwoipcsgxojnoa43">
+            <w:hyperlink w:history="1" r:id="rIdmv1eefcwjxbtbyrfca7f9">
               <w:r>
                 <w:rPr>
                   <w:rFonts w:ascii="Arial" w:cs="Arial" w:eastAsia="Arial" w:hAnsi="Arial"/>
@@ -18955,7 +18955,7 @@
             <w:pPr>
               <w:spacing w:after="20" w:before="0"/>
             </w:pPr>
-            <w:hyperlink w:history="1" r:id="rIddl6ynipzcgbaryy7eimeu">
+            <w:hyperlink w:history="1" r:id="rId0m6-2y1pi3xq4s4srqxa6">
               <w:r>
                 <w:rPr>
                   <w:rFonts w:ascii="Arial" w:cs="Arial" w:eastAsia="Arial" w:hAnsi="Arial"/>
@@ -18988,7 +18988,7 @@
               <w:spacing w:after="10" w:before="0"/>
               <w:ind w:left="120"/>
             </w:pPr>
-            <w:hyperlink w:history="1" r:id="rIdfraog0egskrl-3uh_ak-s">
+            <w:hyperlink w:history="1" r:id="rIdkhlb-fbenyr817be_s3p7">
               <w:r>
                 <w:rPr>
                   <w:rFonts w:ascii="Arial" w:cs="Arial" w:eastAsia="Arial" w:hAnsi="Arial"/>
@@ -19183,7 +19183,7 @@
             <w:pPr>
               <w:spacing w:after="20" w:before="0"/>
             </w:pPr>
-            <w:hyperlink w:history="1" r:id="rIdvfypedn6f6puoozu43jdo">
+            <w:hyperlink w:history="1" r:id="rIdgeehisumc29v-szltcu9i">
               <w:r>
                 <w:rPr>
                   <w:rFonts w:ascii="Arial" w:cs="Arial" w:eastAsia="Arial" w:hAnsi="Arial"/>
@@ -19216,7 +19216,7 @@
               <w:spacing w:after="10" w:before="0"/>
               <w:ind w:left="120"/>
             </w:pPr>
-            <w:hyperlink w:history="1" r:id="rIdsvvv2pmidlwkt46tvubwe">
+            <w:hyperlink w:history="1" r:id="rIdytvl9bhc7zp2gudhx5zhg">
               <w:r>
                 <w:rPr>
                   <w:rFonts w:ascii="Arial" w:cs="Arial" w:eastAsia="Arial" w:hAnsi="Arial"/>
@@ -19261,7 +19261,7 @@
             <w:pPr>
               <w:spacing w:after="20" w:before="0"/>
             </w:pPr>
-            <w:hyperlink w:history="1" r:id="rIdvitkilbg__yusczwmn36o">
+            <w:hyperlink w:history="1" r:id="rIdj-cemcrwhtxm_j2npju_3">
               <w:r>
                 <w:rPr>
                   <w:rFonts w:ascii="Arial" w:cs="Arial" w:eastAsia="Arial" w:hAnsi="Arial"/>
@@ -19294,7 +19294,7 @@
               <w:spacing w:after="10" w:before="0"/>
               <w:ind w:left="120"/>
             </w:pPr>
-            <w:hyperlink w:history="1" r:id="rIda6ki10ouwzc4lk3uq-p9y">
+            <w:hyperlink w:history="1" r:id="rIdn8hhdn2woci8r1tavb6mz">
               <w:r>
                 <w:rPr>
                   <w:rFonts w:ascii="Arial" w:cs="Arial" w:eastAsia="Arial" w:hAnsi="Arial"/>
@@ -20798,7 +20798,7 @@
               <w:spacing w:after="10" w:before="0"/>
               <w:ind w:left="120"/>
             </w:pPr>
-            <w:hyperlink w:history="1" r:id="rIdbqvnswbs9xmed508594-k">
+            <w:hyperlink w:history="1" r:id="rIdcqgoncxdi4idt0eqyzsmc">
               <w:r>
                 <w:rPr>
                   <w:rFonts w:ascii="Arial" w:cs="Arial" w:eastAsia="Arial" w:hAnsi="Arial"/>
@@ -20858,7 +20858,7 @@
             <w:pPr>
               <w:spacing w:after="20" w:before="0"/>
             </w:pPr>
-            <w:hyperlink w:history="1" r:id="rIdff89vim-ydttvvlfxweds">
+            <w:hyperlink w:history="1" r:id="rIdk31gukt7zyueifxgo_x23">
               <w:r>
                 <w:rPr>
                   <w:rFonts w:ascii="Arial" w:cs="Arial" w:eastAsia="Arial" w:hAnsi="Arial"/>
@@ -20891,7 +20891,7 @@
               <w:spacing w:after="10" w:before="0"/>
               <w:ind w:left="120"/>
             </w:pPr>
-            <w:hyperlink w:history="1" r:id="rIdndli3yoozv_nbcahuezxx">
+            <w:hyperlink w:history="1" r:id="rId7t4zoyc9yomi2pfxdd1o_">
               <w:r>
                 <w:rPr>
                   <w:rFonts w:ascii="Arial" w:cs="Arial" w:eastAsia="Arial" w:hAnsi="Arial"/>
@@ -21103,7 +21103,7 @@
               <w:spacing w:after="10" w:before="0"/>
               <w:ind w:left="120"/>
             </w:pPr>
-            <w:hyperlink w:history="1" r:id="rIdscsibgcdejzvdfn1mta4s">
+            <w:hyperlink w:history="1" r:id="rIdkkyefyxqi9ammxtns52ud">
               <w:r>
                 <w:rPr>
                   <w:rFonts w:ascii="Arial" w:cs="Arial" w:eastAsia="Arial" w:hAnsi="Arial"/>
@@ -21163,7 +21163,7 @@
             <w:pPr>
               <w:spacing w:after="20" w:before="0"/>
             </w:pPr>
-            <w:hyperlink w:history="1" r:id="rIdsfp6co2c6oyjape8xsugd">
+            <w:hyperlink w:history="1" r:id="rIdpk7xych7bzhuktf8z6ga2">
               <w:r>
                 <w:rPr>
                   <w:rFonts w:ascii="Arial" w:cs="Arial" w:eastAsia="Arial" w:hAnsi="Arial"/>
@@ -21196,7 +21196,7 @@
               <w:spacing w:after="10" w:before="0"/>
               <w:ind w:left="120"/>
             </w:pPr>
-            <w:hyperlink w:history="1" r:id="rIdjolxqnqdrobwp7fozg2ie">
+            <w:hyperlink w:history="1" r:id="rIdder_sdot16pldx5vfepja">
               <w:r>
                 <w:rPr>
                   <w:rFonts w:ascii="Arial" w:cs="Arial" w:eastAsia="Arial" w:hAnsi="Arial"/>
@@ -21408,7 +21408,7 @@
               <w:spacing w:after="10" w:before="0"/>
               <w:ind w:left="120"/>
             </w:pPr>
-            <w:hyperlink w:history="1" r:id="rIdjnko5fkdjtcsyfjhlxmop">
+            <w:hyperlink w:history="1" r:id="rIdptzuu1tkiekjkxn0tq_yg">
               <w:r>
                 <w:rPr>
                   <w:rFonts w:ascii="Arial" w:cs="Arial" w:eastAsia="Arial" w:hAnsi="Arial"/>
@@ -21468,7 +21468,7 @@
             <w:pPr>
               <w:spacing w:after="20" w:before="0"/>
             </w:pPr>
-            <w:hyperlink w:history="1" r:id="rIdstw8mefnisjrw1l-ghcho">
+            <w:hyperlink w:history="1" r:id="rIdzkj_2ewkb3r_vb4lvtf2x">
               <w:r>
                 <w:rPr>
                   <w:rFonts w:ascii="Arial" w:cs="Arial" w:eastAsia="Arial" w:hAnsi="Arial"/>
@@ -21501,7 +21501,7 @@
               <w:spacing w:after="10" w:before="0"/>
               <w:ind w:left="120"/>
             </w:pPr>
-            <w:hyperlink w:history="1" r:id="rIdqxu6ttgjx5fsksl0ttisr">
+            <w:hyperlink w:history="1" r:id="rIdtqrxbdevydcnkwkytot7t">
               <w:r>
                 <w:rPr>
                   <w:rFonts w:ascii="Arial" w:cs="Arial" w:eastAsia="Arial" w:hAnsi="Arial"/>
@@ -21713,7 +21713,7 @@
               <w:spacing w:after="10" w:before="0"/>
               <w:ind w:left="120"/>
             </w:pPr>
-            <w:hyperlink w:history="1" r:id="rIdstsuqntx15pkmkczx3_iy">
+            <w:hyperlink w:history="1" r:id="rIdnhzt20tt4mvg7iqt8eeqd">
               <w:r>
                 <w:rPr>
                   <w:rFonts w:ascii="Arial" w:cs="Arial" w:eastAsia="Arial" w:hAnsi="Arial"/>
@@ -21773,7 +21773,7 @@
             <w:pPr>
               <w:spacing w:after="20" w:before="0"/>
             </w:pPr>
-            <w:hyperlink w:history="1" r:id="rIdzz-bzpfdclsqlplduuagj">
+            <w:hyperlink w:history="1" r:id="rIdxqmn-isqbhxxr3omujjaa">
               <w:r>
                 <w:rPr>
                   <w:rFonts w:ascii="Arial" w:cs="Arial" w:eastAsia="Arial" w:hAnsi="Arial"/>
@@ -21806,7 +21806,7 @@
               <w:spacing w:after="10" w:before="0"/>
               <w:ind w:left="120"/>
             </w:pPr>
-            <w:hyperlink w:history="1" r:id="rIdeaaxdana4xtak-qdaficx">
+            <w:hyperlink w:history="1" r:id="rIdggtj6li5sdwuuon5v-rg3">
               <w:r>
                 <w:rPr>
                   <w:rFonts w:ascii="Arial" w:cs="Arial" w:eastAsia="Arial" w:hAnsi="Arial"/>
@@ -22018,7 +22018,7 @@
               <w:spacing w:after="10" w:before="0"/>
               <w:ind w:left="120"/>
             </w:pPr>
-            <w:hyperlink w:history="1" r:id="rIdgolnq0feyhscpvszwv_aq">
+            <w:hyperlink w:history="1" r:id="rIdanm_m6o5wjb05nvvwrvpm">
               <w:r>
                 <w:rPr>
                   <w:rFonts w:ascii="Arial" w:cs="Arial" w:eastAsia="Arial" w:hAnsi="Arial"/>
@@ -22078,7 +22078,7 @@
             <w:pPr>
               <w:spacing w:after="20" w:before="0"/>
             </w:pPr>
-            <w:hyperlink w:history="1" r:id="rIdmvwn7ycjr6eidlbr90au0">
+            <w:hyperlink w:history="1" r:id="rIdlhfitbjxqny0qwcd-hn6t">
               <w:r>
                 <w:rPr>
                   <w:rFonts w:ascii="Arial" w:cs="Arial" w:eastAsia="Arial" w:hAnsi="Arial"/>
@@ -22111,7 +22111,7 @@
               <w:spacing w:after="10" w:before="0"/>
               <w:ind w:left="120"/>
             </w:pPr>
-            <w:hyperlink w:history="1" r:id="rIdulipoujfreyaoalnvascm">
+            <w:hyperlink w:history="1" r:id="rIdlpimy3z_yjngek9gjih1o">
               <w:r>
                 <w:rPr>
                   <w:rFonts w:ascii="Arial" w:cs="Arial" w:eastAsia="Arial" w:hAnsi="Arial"/>
@@ -23598,7 +23598,7 @@
             <w:pPr>
               <w:spacing w:after="20" w:before="0"/>
             </w:pPr>
-            <w:hyperlink w:history="1" r:id="rId8jytslpoh-llc4b8c2w3m">
+            <w:hyperlink w:history="1" r:id="rIdjrpmntujnnbbmpmlftdlo">
               <w:r>
                 <w:rPr>
                   <w:rFonts w:ascii="Arial" w:cs="Arial" w:eastAsia="Arial" w:hAnsi="Arial"/>
@@ -23631,7 +23631,7 @@
               <w:spacing w:after="10" w:before="0"/>
               <w:ind w:left="120"/>
             </w:pPr>
-            <w:hyperlink w:history="1" r:id="rIdyqhfzw6qrfb6y-5crvrnf">
+            <w:hyperlink w:history="1" r:id="rIdskcerkthzy7sk8y_sivyh">
               <w:r>
                 <w:rPr>
                   <w:rFonts w:ascii="Arial" w:cs="Arial" w:eastAsia="Arial" w:hAnsi="Arial"/>
@@ -23676,7 +23676,7 @@
             <w:pPr>
               <w:spacing w:after="20" w:before="0"/>
             </w:pPr>
-            <w:hyperlink w:history="1" r:id="rIdgeotwxsotylj-xcg49nye">
+            <w:hyperlink w:history="1" r:id="rIdcacjxgf-rrwwb9sxoxr_u">
               <w:r>
                 <w:rPr>
                   <w:rFonts w:ascii="Arial" w:cs="Arial" w:eastAsia="Arial" w:hAnsi="Arial"/>
@@ -23709,7 +23709,7 @@
               <w:spacing w:after="10" w:before="0"/>
               <w:ind w:left="120"/>
             </w:pPr>
-            <w:hyperlink w:history="1" r:id="rIdq22vfkjrgx5cossfviqq8">
+            <w:hyperlink w:history="1" r:id="rIdbtnlf8quum5--wu99witw">
               <w:r>
                 <w:rPr>
                   <w:rFonts w:ascii="Arial" w:cs="Arial" w:eastAsia="Arial" w:hAnsi="Arial"/>
@@ -23904,7 +23904,7 @@
             <w:pPr>
               <w:spacing w:after="20" w:before="0"/>
             </w:pPr>
-            <w:hyperlink w:history="1" r:id="rIddqjjqd29gzjvruxi8d1-1">
+            <w:hyperlink w:history="1" r:id="rId_t3b4hcyggx0kmbnfihvy">
               <w:r>
                 <w:rPr>
                   <w:rFonts w:ascii="Arial" w:cs="Arial" w:eastAsia="Arial" w:hAnsi="Arial"/>
@@ -23937,7 +23937,7 @@
               <w:spacing w:after="10" w:before="0"/>
               <w:ind w:left="120"/>
             </w:pPr>
-            <w:hyperlink w:history="1" r:id="rId-msvsfm6nq-rbszuzbmol">
+            <w:hyperlink w:history="1" r:id="rId31pyorgqijyypzreiz9o4">
               <w:r>
                 <w:rPr>
                   <w:rFonts w:ascii="Arial" w:cs="Arial" w:eastAsia="Arial" w:hAnsi="Arial"/>
@@ -23982,7 +23982,7 @@
             <w:pPr>
               <w:spacing w:after="20" w:before="0"/>
             </w:pPr>
-            <w:hyperlink w:history="1" r:id="rIdhinh1nggaeijdgdmvdzvx">
+            <w:hyperlink w:history="1" r:id="rIdlyqz8mge3mbs3zoqvzvya">
               <w:r>
                 <w:rPr>
                   <w:rFonts w:ascii="Arial" w:cs="Arial" w:eastAsia="Arial" w:hAnsi="Arial"/>
@@ -24015,7 +24015,7 @@
               <w:spacing w:after="10" w:before="0"/>
               <w:ind w:left="120"/>
             </w:pPr>
-            <w:hyperlink w:history="1" r:id="rIdyl2wkmnti2l3ocjnj435q">
+            <w:hyperlink w:history="1" r:id="rIdmebnbpzztp3bg-_uj4y8f">
               <w:r>
                 <w:rPr>
                   <w:rFonts w:ascii="Arial" w:cs="Arial" w:eastAsia="Arial" w:hAnsi="Arial"/>
@@ -24210,7 +24210,7 @@
             <w:pPr>
               <w:spacing w:after="20" w:before="0"/>
             </w:pPr>
-            <w:hyperlink w:history="1" r:id="rIdjhiid2q260jzccj6-f0lw">
+            <w:hyperlink w:history="1" r:id="rIdzxelnwrhl2dgb4qluwpxv">
               <w:r>
                 <w:rPr>
                   <w:rFonts w:ascii="Arial" w:cs="Arial" w:eastAsia="Arial" w:hAnsi="Arial"/>
@@ -24243,7 +24243,7 @@
               <w:spacing w:after="10" w:before="0"/>
               <w:ind w:left="120"/>
             </w:pPr>
-            <w:hyperlink w:history="1" r:id="rIdnnexjbrn4rfnbwvpgqyhc">
+            <w:hyperlink w:history="1" r:id="rIdvx8_esdkeqjp-75urcb50">
               <w:r>
                 <w:rPr>
                   <w:rFonts w:ascii="Arial" w:cs="Arial" w:eastAsia="Arial" w:hAnsi="Arial"/>
@@ -24288,7 +24288,7 @@
             <w:pPr>
               <w:spacing w:after="20" w:before="0"/>
             </w:pPr>
-            <w:hyperlink w:history="1" r:id="rId3d4xuajupa1poxdh1aopl">
+            <w:hyperlink w:history="1" r:id="rIdyjie0atwtjwu2mqr_dsgh">
               <w:r>
                 <w:rPr>
                   <w:rFonts w:ascii="Arial" w:cs="Arial" w:eastAsia="Arial" w:hAnsi="Arial"/>
@@ -24321,7 +24321,7 @@
               <w:spacing w:after="10" w:before="0"/>
               <w:ind w:left="120"/>
             </w:pPr>
-            <w:hyperlink w:history="1" r:id="rIds0dwexwr5v5p6k6rc2nzl">
+            <w:hyperlink w:history="1" r:id="rIdtic3-ww1bmnwug3r7uhfj">
               <w:r>
                 <w:rPr>
                   <w:rFonts w:ascii="Arial" w:cs="Arial" w:eastAsia="Arial" w:hAnsi="Arial"/>
@@ -24516,7 +24516,7 @@
             <w:pPr>
               <w:spacing w:after="20" w:before="0"/>
             </w:pPr>
-            <w:hyperlink w:history="1" r:id="rIdk4cmp6wzkycweeuenuixv">
+            <w:hyperlink w:history="1" r:id="rIdjprxl40_psyz3aeawiee8">
               <w:r>
                 <w:rPr>
                   <w:rFonts w:ascii="Arial" w:cs="Arial" w:eastAsia="Arial" w:hAnsi="Arial"/>
@@ -24549,7 +24549,7 @@
               <w:spacing w:after="10" w:before="0"/>
               <w:ind w:left="120"/>
             </w:pPr>
-            <w:hyperlink w:history="1" r:id="rIdhatv56waffe3n8jym1scd">
+            <w:hyperlink w:history="1" r:id="rIdwwksoojqoiixw5iqhplwr">
               <w:r>
                 <w:rPr>
                   <w:rFonts w:ascii="Arial" w:cs="Arial" w:eastAsia="Arial" w:hAnsi="Arial"/>
@@ -24594,7 +24594,7 @@
             <w:pPr>
               <w:spacing w:after="20" w:before="0"/>
             </w:pPr>
-            <w:hyperlink w:history="1" r:id="rIdqjx6fpoai672sf3oj_hkw">
+            <w:hyperlink w:history="1" r:id="rIdetablyx86y2kv7hates74">
               <w:r>
                 <w:rPr>
                   <w:rFonts w:ascii="Arial" w:cs="Arial" w:eastAsia="Arial" w:hAnsi="Arial"/>
@@ -24627,7 +24627,7 @@
               <w:spacing w:after="10" w:before="0"/>
               <w:ind w:left="120"/>
             </w:pPr>
-            <w:hyperlink w:history="1" r:id="rIdr9dlde9ywrejjv1sbqfma">
+            <w:hyperlink w:history="1" r:id="rIdrcmzip6dgs0umk6zq9ltw">
               <w:r>
                 <w:rPr>
                   <w:rFonts w:ascii="Arial" w:cs="Arial" w:eastAsia="Arial" w:hAnsi="Arial"/>
@@ -24822,7 +24822,7 @@
             <w:pPr>
               <w:spacing w:after="20" w:before="0"/>
             </w:pPr>
-            <w:hyperlink w:history="1" r:id="rIdyrpe49zmz5thup5-vitxq">
+            <w:hyperlink w:history="1" r:id="rId_k3ihu6spelf_mxakh6rv">
               <w:r>
                 <w:rPr>
                   <w:rFonts w:ascii="Arial" w:cs="Arial" w:eastAsia="Arial" w:hAnsi="Arial"/>
@@ -24855,7 +24855,7 @@
               <w:spacing w:after="10" w:before="0"/>
               <w:ind w:left="120"/>
             </w:pPr>
-            <w:hyperlink w:history="1" r:id="rIdwrlzjysd22j7n6fhrdv0n">
+            <w:hyperlink w:history="1" r:id="rIdetma_gwtucgjhkbvdifoz">
               <w:r>
                 <w:rPr>
                   <w:rFonts w:ascii="Arial" w:cs="Arial" w:eastAsia="Arial" w:hAnsi="Arial"/>
@@ -24900,7 +24900,7 @@
             <w:pPr>
               <w:spacing w:after="20" w:before="0"/>
             </w:pPr>
-            <w:hyperlink w:history="1" r:id="rIddidfryhkbeyid-g19il24">
+            <w:hyperlink w:history="1" r:id="rIdpyfsxay3jv6axpk7o5nzg">
               <w:r>
                 <w:rPr>
                   <w:rFonts w:ascii="Arial" w:cs="Arial" w:eastAsia="Arial" w:hAnsi="Arial"/>
@@ -24933,7 +24933,7 @@
               <w:spacing w:after="10" w:before="0"/>
               <w:ind w:left="120"/>
             </w:pPr>
-            <w:hyperlink w:history="1" r:id="rIdwv9zeicv3msnjwrr2huaf">
+            <w:hyperlink w:history="1" r:id="rIdlsn_13p0grhx59vnmtufs">
               <w:r>
                 <w:rPr>
                   <w:rFonts w:ascii="Arial" w:cs="Arial" w:eastAsia="Arial" w:hAnsi="Arial"/>
@@ -26420,7 +26420,7 @@
             <w:pPr>
               <w:spacing w:after="20" w:before="0"/>
             </w:pPr>
-            <w:hyperlink w:history="1" r:id="rIduljpyyrvg246pqlyqom9e">
+            <w:hyperlink w:history="1" r:id="rIdgfoualsgv8g6kgwhgetrl">
               <w:r>
                 <w:rPr>
                   <w:rFonts w:ascii="Arial" w:cs="Arial" w:eastAsia="Arial" w:hAnsi="Arial"/>
@@ -26453,7 +26453,7 @@
               <w:spacing w:after="10" w:before="0"/>
               <w:ind w:left="120"/>
             </w:pPr>
-            <w:hyperlink w:history="1" r:id="rIdtxzhiwrnp4qjujduxa9ib">
+            <w:hyperlink w:history="1" r:id="rIdasygwfzi6qmbltht9kr1g">
               <w:r>
                 <w:rPr>
                   <w:rFonts w:ascii="Arial" w:cs="Arial" w:eastAsia="Arial" w:hAnsi="Arial"/>
@@ -26498,7 +26498,7 @@
             <w:pPr>
               <w:spacing w:after="20" w:before="0"/>
             </w:pPr>
-            <w:hyperlink w:history="1" r:id="rIdrzqg8m3xtlu-sxzvzc3g5">
+            <w:hyperlink w:history="1" r:id="rIdnkkttx51xwtlzzgwo6kwk">
               <w:r>
                 <w:rPr>
                   <w:rFonts w:ascii="Arial" w:cs="Arial" w:eastAsia="Arial" w:hAnsi="Arial"/>
@@ -26531,7 +26531,7 @@
               <w:spacing w:after="10" w:before="0"/>
               <w:ind w:left="120"/>
             </w:pPr>
-            <w:hyperlink w:history="1" r:id="rIdpwrdchedtaatllsgqpbfo">
+            <w:hyperlink w:history="1" r:id="rId5kdd4xho4w_nwkenfudgw">
               <w:r>
                 <w:rPr>
                   <w:rFonts w:ascii="Arial" w:cs="Arial" w:eastAsia="Arial" w:hAnsi="Arial"/>
@@ -26726,7 +26726,7 @@
             <w:pPr>
               <w:spacing w:after="20" w:before="0"/>
             </w:pPr>
-            <w:hyperlink w:history="1" r:id="rIda3d0cq7azwimezvbejy3c">
+            <w:hyperlink w:history="1" r:id="rIddhy8fod35cxceutpbhzea">
               <w:r>
                 <w:rPr>
                   <w:rFonts w:ascii="Arial" w:cs="Arial" w:eastAsia="Arial" w:hAnsi="Arial"/>
@@ -26759,7 +26759,7 @@
               <w:spacing w:after="10" w:before="0"/>
               <w:ind w:left="120"/>
             </w:pPr>
-            <w:hyperlink w:history="1" r:id="rIdns5vyio2k5m_23uphxcyt">
+            <w:hyperlink w:history="1" r:id="rIdvotwrf93ggclaok8wt3ff">
               <w:r>
                 <w:rPr>
                   <w:rFonts w:ascii="Arial" w:cs="Arial" w:eastAsia="Arial" w:hAnsi="Arial"/>
@@ -26804,7 +26804,7 @@
             <w:pPr>
               <w:spacing w:after="20" w:before="0"/>
             </w:pPr>
-            <w:hyperlink w:history="1" r:id="rIdj4hywqjxi6twvx5pkhlue">
+            <w:hyperlink w:history="1" r:id="rIdlf6ozyasklwamzs4a2r_b">
               <w:r>
                 <w:rPr>
                   <w:rFonts w:ascii="Arial" w:cs="Arial" w:eastAsia="Arial" w:hAnsi="Arial"/>
@@ -26837,7 +26837,7 @@
               <w:spacing w:after="10" w:before="0"/>
               <w:ind w:left="120"/>
             </w:pPr>
-            <w:hyperlink w:history="1" r:id="rIdv-5oogu8fmycq6f3i9bls">
+            <w:hyperlink w:history="1" r:id="rIdl1teftsodtkuyozo6uzwv">
               <w:r>
                 <w:rPr>
                   <w:rFonts w:ascii="Arial" w:cs="Arial" w:eastAsia="Arial" w:hAnsi="Arial"/>
@@ -27032,7 +27032,7 @@
             <w:pPr>
               <w:spacing w:after="20" w:before="0"/>
             </w:pPr>
-            <w:hyperlink w:history="1" r:id="rIdqgrbifioi1pu7ioujw1vz">
+            <w:hyperlink w:history="1" r:id="rIdsyyw_pauxrzy8g2gwxxri">
               <w:r>
                 <w:rPr>
                   <w:rFonts w:ascii="Arial" w:cs="Arial" w:eastAsia="Arial" w:hAnsi="Arial"/>
@@ -27065,7 +27065,7 @@
               <w:spacing w:after="10" w:before="0"/>
               <w:ind w:left="120"/>
             </w:pPr>
-            <w:hyperlink w:history="1" r:id="rIdrsn8k9cgs0vcap7er3td7">
+            <w:hyperlink w:history="1" r:id="rIdqoylhfwxwk4tbefvfna0c">
               <w:r>
                 <w:rPr>
                   <w:rFonts w:ascii="Arial" w:cs="Arial" w:eastAsia="Arial" w:hAnsi="Arial"/>
@@ -27110,7 +27110,7 @@
             <w:pPr>
               <w:spacing w:after="20" w:before="0"/>
             </w:pPr>
-            <w:hyperlink w:history="1" r:id="rIdbzvrm5d2pa7hi3rqg_vft">
+            <w:hyperlink w:history="1" r:id="rIdhonh8af9obj5_mvtyyrbo">
               <w:r>
                 <w:rPr>
                   <w:rFonts w:ascii="Arial" w:cs="Arial" w:eastAsia="Arial" w:hAnsi="Arial"/>
@@ -27143,7 +27143,7 @@
               <w:spacing w:after="10" w:before="0"/>
               <w:ind w:left="120"/>
             </w:pPr>
-            <w:hyperlink w:history="1" r:id="rIdlxlqid3eiwi74mhqs6fqi">
+            <w:hyperlink w:history="1" r:id="rIdswg7olljy6r8lhgeztax5">
               <w:r>
                 <w:rPr>
                   <w:rFonts w:ascii="Arial" w:cs="Arial" w:eastAsia="Arial" w:hAnsi="Arial"/>
@@ -27338,7 +27338,7 @@
             <w:pPr>
               <w:spacing w:after="20" w:before="0"/>
             </w:pPr>
-            <w:hyperlink w:history="1" r:id="rIdntgbfk1mwhjysp6je0rvc">
+            <w:hyperlink w:history="1" r:id="rIdfjs7-g6se0nqj9wkaqzbo">
               <w:r>
                 <w:rPr>
                   <w:rFonts w:ascii="Arial" w:cs="Arial" w:eastAsia="Arial" w:hAnsi="Arial"/>
@@ -27371,7 +27371,7 @@
               <w:spacing w:after="10" w:before="0"/>
               <w:ind w:left="120"/>
             </w:pPr>
-            <w:hyperlink w:history="1" r:id="rIdaatkogho2nsxnop5avwww">
+            <w:hyperlink w:history="1" r:id="rIdottb-6o5jzmmwnf035-rl">
               <w:r>
                 <w:rPr>
                   <w:rFonts w:ascii="Arial" w:cs="Arial" w:eastAsia="Arial" w:hAnsi="Arial"/>
@@ -27416,7 +27416,7 @@
             <w:pPr>
               <w:spacing w:after="20" w:before="0"/>
             </w:pPr>
-            <w:hyperlink w:history="1" r:id="rId0rmtw7dzzs9lyxmbopqoe">
+            <w:hyperlink w:history="1" r:id="rId1rzowbuynlf68tclu1h4a">
               <w:r>
                 <w:rPr>
                   <w:rFonts w:ascii="Arial" w:cs="Arial" w:eastAsia="Arial" w:hAnsi="Arial"/>
@@ -27449,7 +27449,7 @@
               <w:spacing w:after="10" w:before="0"/>
               <w:ind w:left="120"/>
             </w:pPr>
-            <w:hyperlink w:history="1" r:id="rIdlx2fkd-tilndqayja6s23">
+            <w:hyperlink w:history="1" r:id="rIdrrmc1_gj55blznztune-3">
               <w:r>
                 <w:rPr>
                   <w:rFonts w:ascii="Arial" w:cs="Arial" w:eastAsia="Arial" w:hAnsi="Arial"/>
@@ -27644,7 +27644,7 @@
             <w:pPr>
               <w:spacing w:after="20" w:before="0"/>
             </w:pPr>
-            <w:hyperlink w:history="1" r:id="rId2odumtsdnmy3ch679p2wk">
+            <w:hyperlink w:history="1" r:id="rIdrobxfbvua-yps3bqgrtik">
               <w:r>
                 <w:rPr>
                   <w:rFonts w:ascii="Arial" w:cs="Arial" w:eastAsia="Arial" w:hAnsi="Arial"/>
@@ -27677,7 +27677,7 @@
               <w:spacing w:after="10" w:before="0"/>
               <w:ind w:left="120"/>
             </w:pPr>
-            <w:hyperlink w:history="1" r:id="rIdn_muhf-v7_u27p56inecr">
+            <w:hyperlink w:history="1" r:id="rIdzqnty3g12ozbed37brprd">
               <w:r>
                 <w:rPr>
                   <w:rFonts w:ascii="Arial" w:cs="Arial" w:eastAsia="Arial" w:hAnsi="Arial"/>
@@ -27722,7 +27722,7 @@
             <w:pPr>
               <w:spacing w:after="20" w:before="0"/>
             </w:pPr>
-            <w:hyperlink w:history="1" r:id="rIddantfo_2h3prp11m9h3vx">
+            <w:hyperlink w:history="1" r:id="rIdcdrpowd6id69raexqdqis">
               <w:r>
                 <w:rPr>
                   <w:rFonts w:ascii="Arial" w:cs="Arial" w:eastAsia="Arial" w:hAnsi="Arial"/>
@@ -27755,7 +27755,7 @@
               <w:spacing w:after="10" w:before="0"/>
               <w:ind w:left="120"/>
             </w:pPr>
-            <w:hyperlink w:history="1" r:id="rIdnu8ulxxfdqbl55s1u21qe">
+            <w:hyperlink w:history="1" r:id="rId_poytihs6q338fmpje3rt">
               <w:r>
                 <w:rPr>
                   <w:rFonts w:ascii="Arial" w:cs="Arial" w:eastAsia="Arial" w:hAnsi="Arial"/>
@@ -29242,7 +29242,7 @@
             <w:pPr>
               <w:spacing w:after="20" w:before="0"/>
             </w:pPr>
-            <w:hyperlink w:history="1" r:id="rIdqmlt9_4ruif7emwcmqphw">
+            <w:hyperlink w:history="1" r:id="rIdrzdbqdopnif9upfoarqwq">
               <w:r>
                 <w:rPr>
                   <w:rFonts w:ascii="Arial" w:cs="Arial" w:eastAsia="Arial" w:hAnsi="Arial"/>
@@ -29275,7 +29275,7 @@
               <w:spacing w:after="10" w:before="0"/>
               <w:ind w:left="120"/>
             </w:pPr>
-            <w:hyperlink w:history="1" r:id="rIdpdtfgmar1c0s9cdak6y-o">
+            <w:hyperlink w:history="1" r:id="rIdi9wlphrgw8k82jyz6rvxx">
               <w:r>
                 <w:rPr>
                   <w:rFonts w:ascii="Arial" w:cs="Arial" w:eastAsia="Arial" w:hAnsi="Arial"/>
@@ -29320,7 +29320,7 @@
             <w:pPr>
               <w:spacing w:after="20" w:before="0"/>
             </w:pPr>
-            <w:hyperlink w:history="1" r:id="rIdcj8wsrg3ro7k3qfuofsp_">
+            <w:hyperlink w:history="1" r:id="rIdutplfxwguepur_bjlowip">
               <w:r>
                 <w:rPr>
                   <w:rFonts w:ascii="Arial" w:cs="Arial" w:eastAsia="Arial" w:hAnsi="Arial"/>
@@ -29353,7 +29353,7 @@
               <w:spacing w:after="10" w:before="0"/>
               <w:ind w:left="120"/>
             </w:pPr>
-            <w:hyperlink w:history="1" r:id="rIdxgju-scx_jtedirzicloc">
+            <w:hyperlink w:history="1" r:id="rIdjeqyut7ont-gsqesorsap">
               <w:r>
                 <w:rPr>
                   <w:rFonts w:ascii="Arial" w:cs="Arial" w:eastAsia="Arial" w:hAnsi="Arial"/>
@@ -29548,7 +29548,7 @@
             <w:pPr>
               <w:spacing w:after="20" w:before="0"/>
             </w:pPr>
-            <w:hyperlink w:history="1" r:id="rIdgs9gwm-ai9ennogblebdh">
+            <w:hyperlink w:history="1" r:id="rIdh99e6uxv_qmityl7awxlo">
               <w:r>
                 <w:rPr>
                   <w:rFonts w:ascii="Arial" w:cs="Arial" w:eastAsia="Arial" w:hAnsi="Arial"/>
@@ -29581,7 +29581,7 @@
               <w:spacing w:after="10" w:before="0"/>
               <w:ind w:left="120"/>
             </w:pPr>
-            <w:hyperlink w:history="1" r:id="rIds1aasmu9ro5dfcxy_gl8d">
+            <w:hyperlink w:history="1" r:id="rIdpybvmnqqlxcj85uahv5kk">
               <w:r>
                 <w:rPr>
                   <w:rFonts w:ascii="Arial" w:cs="Arial" w:eastAsia="Arial" w:hAnsi="Arial"/>
@@ -29626,7 +29626,7 @@
             <w:pPr>
               <w:spacing w:after="20" w:before="0"/>
             </w:pPr>
-            <w:hyperlink w:history="1" r:id="rIdkgfne427nkji5q1nc875z">
+            <w:hyperlink w:history="1" r:id="rIdooboatshlvcmto_hfkq1r">
               <w:r>
                 <w:rPr>
                   <w:rFonts w:ascii="Arial" w:cs="Arial" w:eastAsia="Arial" w:hAnsi="Arial"/>
@@ -29659,7 +29659,7 @@
               <w:spacing w:after="10" w:before="0"/>
               <w:ind w:left="120"/>
             </w:pPr>
-            <w:hyperlink w:history="1" r:id="rId1vpfghueqljkze4g2t_my">
+            <w:hyperlink w:history="1" r:id="rIdl6guxbzxx7ccxsyttcn5q">
               <w:r>
                 <w:rPr>
                   <w:rFonts w:ascii="Arial" w:cs="Arial" w:eastAsia="Arial" w:hAnsi="Arial"/>
@@ -29854,7 +29854,7 @@
             <w:pPr>
               <w:spacing w:after="20" w:before="0"/>
             </w:pPr>
-            <w:hyperlink w:history="1" r:id="rIdvbbrfc-jtpm5lihvbanav">
+            <w:hyperlink w:history="1" r:id="rId9gxp4azy1oq3hqpi5yxrt">
               <w:r>
                 <w:rPr>
                   <w:rFonts w:ascii="Arial" w:cs="Arial" w:eastAsia="Arial" w:hAnsi="Arial"/>
@@ -29887,7 +29887,7 @@
               <w:spacing w:after="10" w:before="0"/>
               <w:ind w:left="120"/>
             </w:pPr>
-            <w:hyperlink w:history="1" r:id="rIds5q05lblhths78djkv3zi">
+            <w:hyperlink w:history="1" r:id="rIdzyymm2i7ah1lw6wqwn5hb">
               <w:r>
                 <w:rPr>
                   <w:rFonts w:ascii="Arial" w:cs="Arial" w:eastAsia="Arial" w:hAnsi="Arial"/>
@@ -29932,7 +29932,7 @@
             <w:pPr>
               <w:spacing w:after="20" w:before="0"/>
             </w:pPr>
-            <w:hyperlink w:history="1" r:id="rIdhg7qqxfuvdy7zi7uzxpax">
+            <w:hyperlink w:history="1" r:id="rIdztuwblinpaak0e2cfpote">
               <w:r>
                 <w:rPr>
                   <w:rFonts w:ascii="Arial" w:cs="Arial" w:eastAsia="Arial" w:hAnsi="Arial"/>
@@ -29965,7 +29965,7 @@
               <w:spacing w:after="10" w:before="0"/>
               <w:ind w:left="120"/>
             </w:pPr>
-            <w:hyperlink w:history="1" r:id="rIdf_xfdf3_zr9f7ueqjmtex">
+            <w:hyperlink w:history="1" r:id="rIdm4zju5adp59xiih8om91q">
               <w:r>
                 <w:rPr>
                   <w:rFonts w:ascii="Arial" w:cs="Arial" w:eastAsia="Arial" w:hAnsi="Arial"/>
@@ -30160,7 +30160,7 @@
             <w:pPr>
               <w:spacing w:after="20" w:before="0"/>
             </w:pPr>
-            <w:hyperlink w:history="1" r:id="rIdauhwmgte5abqloi19jxyz">
+            <w:hyperlink w:history="1" r:id="rIdivno5skhqge_rzk_jejyp">
               <w:r>
                 <w:rPr>
                   <w:rFonts w:ascii="Arial" w:cs="Arial" w:eastAsia="Arial" w:hAnsi="Arial"/>
@@ -30193,7 +30193,7 @@
               <w:spacing w:after="10" w:before="0"/>
               <w:ind w:left="120"/>
             </w:pPr>
-            <w:hyperlink w:history="1" r:id="rIdvv5pf3hfarjn7av7shnpd">
+            <w:hyperlink w:history="1" r:id="rIdo7h_e1-y6pnrxaakthove">
               <w:r>
                 <w:rPr>
                   <w:rFonts w:ascii="Arial" w:cs="Arial" w:eastAsia="Arial" w:hAnsi="Arial"/>
@@ -30238,7 +30238,7 @@
             <w:pPr>
               <w:spacing w:after="20" w:before="0"/>
             </w:pPr>
-            <w:hyperlink w:history="1" r:id="rIdxomvbjxesjiud-n_k9nnf">
+            <w:hyperlink w:history="1" r:id="rId7iraygi2y3n3mlpmfvxar">
               <w:r>
                 <w:rPr>
                   <w:rFonts w:ascii="Arial" w:cs="Arial" w:eastAsia="Arial" w:hAnsi="Arial"/>
@@ -30271,7 +30271,7 @@
               <w:spacing w:after="10" w:before="0"/>
               <w:ind w:left="120"/>
             </w:pPr>
-            <w:hyperlink w:history="1" r:id="rIdadighyep5sdku6fe3r1dg">
+            <w:hyperlink w:history="1" r:id="rIdtew4wxj8jv_pelqs6trkm">
               <w:r>
                 <w:rPr>
                   <w:rFonts w:ascii="Arial" w:cs="Arial" w:eastAsia="Arial" w:hAnsi="Arial"/>
@@ -30466,7 +30466,7 @@
             <w:pPr>
               <w:spacing w:after="20" w:before="0"/>
             </w:pPr>
-            <w:hyperlink w:history="1" r:id="rIdg59ksofl1kpntxs8h4htc">
+            <w:hyperlink w:history="1" r:id="rIdja5hk277lqi8gpapw6nu2">
               <w:r>
                 <w:rPr>
                   <w:rFonts w:ascii="Arial" w:cs="Arial" w:eastAsia="Arial" w:hAnsi="Arial"/>
@@ -30499,7 +30499,7 @@
               <w:spacing w:after="10" w:before="0"/>
               <w:ind w:left="120"/>
             </w:pPr>
-            <w:hyperlink w:history="1" r:id="rId0537hdickiy3aqwryy2-b">
+            <w:hyperlink w:history="1" r:id="rIdfuv-zfb5eemttpiaol412">
               <w:r>
                 <w:rPr>
                   <w:rFonts w:ascii="Arial" w:cs="Arial" w:eastAsia="Arial" w:hAnsi="Arial"/>
@@ -30544,7 +30544,7 @@
             <w:pPr>
               <w:spacing w:after="20" w:before="0"/>
             </w:pPr>
-            <w:hyperlink w:history="1" r:id="rIdhpqkf_ol0xlbqco5huyzq">
+            <w:hyperlink w:history="1" r:id="rIdit4slauosug3vrozj7uru">
               <w:r>
                 <w:rPr>
                   <w:rFonts w:ascii="Arial" w:cs="Arial" w:eastAsia="Arial" w:hAnsi="Arial"/>
@@ -30577,7 +30577,7 @@
               <w:spacing w:after="10" w:before="0"/>
               <w:ind w:left="120"/>
             </w:pPr>
-            <w:hyperlink w:history="1" r:id="rId7eg987f-w2ccmkiklm176">
+            <w:hyperlink w:history="1" r:id="rId3pkwcntf0k0n7r-tiup62">
               <w:r>
                 <w:rPr>
                   <w:rFonts w:ascii="Arial" w:cs="Arial" w:eastAsia="Arial" w:hAnsi="Arial"/>
@@ -32178,7 +32178,7 @@
             <w:pPr>
               <w:spacing w:after="20" w:before="0"/>
             </w:pPr>
-            <w:hyperlink w:history="1" r:id="rIdawpiwko3dgtnggdfdzi1n">
+            <w:hyperlink w:history="1" r:id="rIdeh2z322ybwbtkox-w3fgg">
               <w:r>
                 <w:rPr>
                   <w:rFonts w:ascii="Arial" w:cs="Arial" w:eastAsia="Arial" w:hAnsi="Arial"/>
@@ -32211,7 +32211,7 @@
               <w:spacing w:after="10" w:before="0"/>
               <w:ind w:left="120"/>
             </w:pPr>
-            <w:hyperlink w:history="1" r:id="rIdgp0yycujtyeeaameipkbk">
+            <w:hyperlink w:history="1" r:id="rIdc2te3ssmjgaftzwhy5lbw">
               <w:r>
                 <w:rPr>
                   <w:rFonts w:ascii="Arial" w:cs="Arial" w:eastAsia="Arial" w:hAnsi="Arial"/>
@@ -32256,7 +32256,7 @@
             <w:pPr>
               <w:spacing w:after="20" w:before="0"/>
             </w:pPr>
-            <w:hyperlink w:history="1" r:id="rId1zy0wd_osjuornyh2hd1e">
+            <w:hyperlink w:history="1" r:id="rIdb_5wt_723vfk4dhilguk7">
               <w:r>
                 <w:rPr>
                   <w:rFonts w:ascii="Arial" w:cs="Arial" w:eastAsia="Arial" w:hAnsi="Arial"/>
@@ -32289,7 +32289,7 @@
               <w:spacing w:after="10" w:before="0"/>
               <w:ind w:left="120"/>
             </w:pPr>
-            <w:hyperlink w:history="1" r:id="rIdqj8x6llynww1co9jmb740">
+            <w:hyperlink w:history="1" r:id="rIdu9zo4fd-tdnrwmtuztjoa">
               <w:r>
                 <w:rPr>
                   <w:rFonts w:ascii="Arial" w:cs="Arial" w:eastAsia="Arial" w:hAnsi="Arial"/>
@@ -32484,7 +32484,7 @@
             <w:pPr>
               <w:spacing w:after="20" w:before="0"/>
             </w:pPr>
-            <w:hyperlink w:history="1" r:id="rIdyqb3tp-wjcwgr8ur6g7bf">
+            <w:hyperlink w:history="1" r:id="rIdnanf9bo0buunauyf5v0tm">
               <w:r>
                 <w:rPr>
                   <w:rFonts w:ascii="Arial" w:cs="Arial" w:eastAsia="Arial" w:hAnsi="Arial"/>
@@ -32517,7 +32517,7 @@
               <w:spacing w:after="10" w:before="0"/>
               <w:ind w:left="120"/>
             </w:pPr>
-            <w:hyperlink w:history="1" r:id="rId9g1omsls1jf-e-y2xqgpx">
+            <w:hyperlink w:history="1" r:id="rIducbrv4pvtplkipbhjeueb">
               <w:r>
                 <w:rPr>
                   <w:rFonts w:ascii="Arial" w:cs="Arial" w:eastAsia="Arial" w:hAnsi="Arial"/>
@@ -32562,7 +32562,7 @@
             <w:pPr>
               <w:spacing w:after="20" w:before="0"/>
             </w:pPr>
-            <w:hyperlink w:history="1" r:id="rIds6ox-br-acodr-zuf3duj">
+            <w:hyperlink w:history="1" r:id="rId3yxurjbzrqnecf3tsow3z">
               <w:r>
                 <w:rPr>
                   <w:rFonts w:ascii="Arial" w:cs="Arial" w:eastAsia="Arial" w:hAnsi="Arial"/>
@@ -32595,7 +32595,7 @@
               <w:spacing w:after="10" w:before="0"/>
               <w:ind w:left="120"/>
             </w:pPr>
-            <w:hyperlink w:history="1" r:id="rIdmounxeyd7d2cls5jmcwty">
+            <w:hyperlink w:history="1" r:id="rIdbcdbv-ek8ayjaior-yg3u">
               <w:r>
                 <w:rPr>
                   <w:rFonts w:ascii="Arial" w:cs="Arial" w:eastAsia="Arial" w:hAnsi="Arial"/>
@@ -32790,7 +32790,7 @@
             <w:pPr>
               <w:spacing w:after="20" w:before="0"/>
             </w:pPr>
-            <w:hyperlink w:history="1" r:id="rIdpovlzo10kre5dbqtwh7kl">
+            <w:hyperlink w:history="1" r:id="rIdgxgmgx06khm5j20vr9drg">
               <w:r>
                 <w:rPr>
                   <w:rFonts w:ascii="Arial" w:cs="Arial" w:eastAsia="Arial" w:hAnsi="Arial"/>
@@ -32823,7 +32823,7 @@
               <w:spacing w:after="10" w:before="0"/>
               <w:ind w:left="120"/>
             </w:pPr>
-            <w:hyperlink w:history="1" r:id="rIdnz5kjgugz73dld1cq4zqr">
+            <w:hyperlink w:history="1" r:id="rIdtgmq4ubngw7evf-ueilxc">
               <w:r>
                 <w:rPr>
                   <w:rFonts w:ascii="Arial" w:cs="Arial" w:eastAsia="Arial" w:hAnsi="Arial"/>
@@ -32868,7 +32868,7 @@
             <w:pPr>
               <w:spacing w:after="20" w:before="0"/>
             </w:pPr>
-            <w:hyperlink w:history="1" r:id="rIdlwc2_ngwulp0piwwf0oj9">
+            <w:hyperlink w:history="1" r:id="rIdjfwyqprnnimxhwbd0-5yr">
               <w:r>
                 <w:rPr>
                   <w:rFonts w:ascii="Arial" w:cs="Arial" w:eastAsia="Arial" w:hAnsi="Arial"/>
@@ -32901,7 +32901,7 @@
               <w:spacing w:after="10" w:before="0"/>
               <w:ind w:left="120"/>
             </w:pPr>
-            <w:hyperlink w:history="1" r:id="rId3q9dersnixqje58zmaxp3">
+            <w:hyperlink w:history="1" r:id="rIdwtgcf8s-wtgnikixkk2rk">
               <w:r>
                 <w:rPr>
                   <w:rFonts w:ascii="Arial" w:cs="Arial" w:eastAsia="Arial" w:hAnsi="Arial"/>
@@ -33096,7 +33096,7 @@
             <w:pPr>
               <w:spacing w:after="20" w:before="0"/>
             </w:pPr>
-            <w:hyperlink w:history="1" r:id="rIdpg2walwteop5g7sbdmuz2">
+            <w:hyperlink w:history="1" r:id="rIdtvc9gur_kcxzi3vby-ajc">
               <w:r>
                 <w:rPr>
                   <w:rFonts w:ascii="Arial" w:cs="Arial" w:eastAsia="Arial" w:hAnsi="Arial"/>
@@ -33129,7 +33129,7 @@
               <w:spacing w:after="10" w:before="0"/>
               <w:ind w:left="120"/>
             </w:pPr>
-            <w:hyperlink w:history="1" r:id="rId7v7sna4n07viehkjylcei">
+            <w:hyperlink w:history="1" r:id="rIdd6f1lospmlfchke_1lqhm">
               <w:r>
                 <w:rPr>
                   <w:rFonts w:ascii="Arial" w:cs="Arial" w:eastAsia="Arial" w:hAnsi="Arial"/>
@@ -33174,7 +33174,7 @@
             <w:pPr>
               <w:spacing w:after="20" w:before="0"/>
             </w:pPr>
-            <w:hyperlink w:history="1" r:id="rIdkkebypdnr-_hrk-mahjap">
+            <w:hyperlink w:history="1" r:id="rIdbwm3zqy4zr6y-uw3synpy">
               <w:r>
                 <w:rPr>
                   <w:rFonts w:ascii="Arial" w:cs="Arial" w:eastAsia="Arial" w:hAnsi="Arial"/>
@@ -33207,7 +33207,7 @@
               <w:spacing w:after="10" w:before="0"/>
               <w:ind w:left="120"/>
             </w:pPr>
-            <w:hyperlink w:history="1" r:id="rId8rjj99gcxh3bt2jnisamh">
+            <w:hyperlink w:history="1" r:id="rIdntbkmz7yqqbatmcgtaqxf">
               <w:r>
                 <w:rPr>
                   <w:rFonts w:ascii="Arial" w:cs="Arial" w:eastAsia="Arial" w:hAnsi="Arial"/>
@@ -33402,7 +33402,7 @@
             <w:pPr>
               <w:spacing w:after="20" w:before="0"/>
             </w:pPr>
-            <w:hyperlink w:history="1" r:id="rIdlphbdpwdrkecippsjjnzf">
+            <w:hyperlink w:history="1" r:id="rIdudli0r6jgdikuxy5juklt">
               <w:r>
                 <w:rPr>
                   <w:rFonts w:ascii="Arial" w:cs="Arial" w:eastAsia="Arial" w:hAnsi="Arial"/>
@@ -33435,7 +33435,7 @@
               <w:spacing w:after="10" w:before="0"/>
               <w:ind w:left="120"/>
             </w:pPr>
-            <w:hyperlink w:history="1" r:id="rIdcx_kob0y40qnhfygfxvoc">
+            <w:hyperlink w:history="1" r:id="rIdgd2nzzkti8t0bpjyds8e1">
               <w:r>
                 <w:rPr>
                   <w:rFonts w:ascii="Arial" w:cs="Arial" w:eastAsia="Arial" w:hAnsi="Arial"/>
@@ -33480,7 +33480,7 @@
             <w:pPr>
               <w:spacing w:after="20" w:before="0"/>
             </w:pPr>
-            <w:hyperlink w:history="1" r:id="rIdrthyqylsyxp_2k26kpuw5">
+            <w:hyperlink w:history="1" r:id="rIdprdz-xxv9egqzxmebwvvx">
               <w:r>
                 <w:rPr>
                   <w:rFonts w:ascii="Arial" w:cs="Arial" w:eastAsia="Arial" w:hAnsi="Arial"/>
@@ -33513,7 +33513,7 @@
               <w:spacing w:after="10" w:before="0"/>
               <w:ind w:left="120"/>
             </w:pPr>
-            <w:hyperlink w:history="1" r:id="rIdeyzz12igjnhgq_7yibrht">
+            <w:hyperlink w:history="1" r:id="rIdludjkawzx9sdcwcdqyvkw">
               <w:r>
                 <w:rPr>
                   <w:rFonts w:ascii="Arial" w:cs="Arial" w:eastAsia="Arial" w:hAnsi="Arial"/>
@@ -35000,7 +35000,7 @@
             <w:pPr>
               <w:spacing w:after="20" w:before="0"/>
             </w:pPr>
-            <w:hyperlink w:history="1" r:id="rIdhb1mvvtkzpprln_myspk8">
+            <w:hyperlink w:history="1" r:id="rIdr-omcr2fzqcpcjscsobnd">
               <w:r>
                 <w:rPr>
                   <w:rFonts w:ascii="Arial" w:cs="Arial" w:eastAsia="Arial" w:hAnsi="Arial"/>
@@ -35033,7 +35033,7 @@
               <w:spacing w:after="10" w:before="0"/>
               <w:ind w:left="120"/>
             </w:pPr>
-            <w:hyperlink w:history="1" r:id="rIdoygreb9addxwtkdleg_eo">
+            <w:hyperlink w:history="1" r:id="rIdpaqhoqfmb_csi6nqrswc4">
               <w:r>
                 <w:rPr>
                   <w:rFonts w:ascii="Arial" w:cs="Arial" w:eastAsia="Arial" w:hAnsi="Arial"/>
@@ -35078,7 +35078,7 @@
             <w:pPr>
               <w:spacing w:after="20" w:before="0"/>
             </w:pPr>
-            <w:hyperlink w:history="1" r:id="rIdnkwkprcbkx5m2yexcmsnu">
+            <w:hyperlink w:history="1" r:id="rIdh0-epsgv2u48gor7bg8r-">
               <w:r>
                 <w:rPr>
                   <w:rFonts w:ascii="Arial" w:cs="Arial" w:eastAsia="Arial" w:hAnsi="Arial"/>
@@ -35111,7 +35111,7 @@
               <w:spacing w:after="10" w:before="0"/>
               <w:ind w:left="120"/>
             </w:pPr>
-            <w:hyperlink w:history="1" r:id="rIdsf7r3dsemo2tgmfi2tzq2">
+            <w:hyperlink w:history="1" r:id="rIdfygwwxnnxpzcblbtjsjpp">
               <w:r>
                 <w:rPr>
                   <w:rFonts w:ascii="Arial" w:cs="Arial" w:eastAsia="Arial" w:hAnsi="Arial"/>
@@ -35306,7 +35306,7 @@
             <w:pPr>
               <w:spacing w:after="20" w:before="0"/>
             </w:pPr>
-            <w:hyperlink w:history="1" r:id="rIdz42mm9jceyu1kyvxgdayw">
+            <w:hyperlink w:history="1" r:id="rIdeoxilpzuwblz9qvojgumi">
               <w:r>
                 <w:rPr>
                   <w:rFonts w:ascii="Arial" w:cs="Arial" w:eastAsia="Arial" w:hAnsi="Arial"/>
@@ -35339,7 +35339,7 @@
               <w:spacing w:after="10" w:before="0"/>
               <w:ind w:left="120"/>
             </w:pPr>
-            <w:hyperlink w:history="1" r:id="rId5rljftnygmxcsmdgrd6hd">
+            <w:hyperlink w:history="1" r:id="rIdaogkvyto9h985bx8t16jg">
               <w:r>
                 <w:rPr>
                   <w:rFonts w:ascii="Arial" w:cs="Arial" w:eastAsia="Arial" w:hAnsi="Arial"/>
@@ -35384,7 +35384,7 @@
             <w:pPr>
               <w:spacing w:after="20" w:before="0"/>
             </w:pPr>
-            <w:hyperlink w:history="1" r:id="rIddq5nuy-lqea_pelofuoa3">
+            <w:hyperlink w:history="1" r:id="rIdmpvga3x_02_ws5xcrvwrh">
               <w:r>
                 <w:rPr>
                   <w:rFonts w:ascii="Arial" w:cs="Arial" w:eastAsia="Arial" w:hAnsi="Arial"/>
@@ -35417,7 +35417,7 @@
               <w:spacing w:after="10" w:before="0"/>
               <w:ind w:left="120"/>
             </w:pPr>
-            <w:hyperlink w:history="1" r:id="rIdjzi5yx3z62z2zw68yffxj">
+            <w:hyperlink w:history="1" r:id="rId3r_pvurzqtf6ryt4kygpe">
               <w:r>
                 <w:rPr>
                   <w:rFonts w:ascii="Arial" w:cs="Arial" w:eastAsia="Arial" w:hAnsi="Arial"/>
@@ -35612,7 +35612,7 @@
             <w:pPr>
               <w:spacing w:after="20" w:before="0"/>
             </w:pPr>
-            <w:hyperlink w:history="1" r:id="rIdgmlm7jgkrwrh6s_mjx3ay">
+            <w:hyperlink w:history="1" r:id="rIdyw0jl2wrmqyi3pizdt8kn">
               <w:r>
                 <w:rPr>
                   <w:rFonts w:ascii="Arial" w:cs="Arial" w:eastAsia="Arial" w:hAnsi="Arial"/>
@@ -35645,7 +35645,7 @@
               <w:spacing w:after="10" w:before="0"/>
               <w:ind w:left="120"/>
             </w:pPr>
-            <w:hyperlink w:history="1" r:id="rId9xwam_pzxy9f9wuy4jbgx">
+            <w:hyperlink w:history="1" r:id="rIdqj8ijnacns4pi9-nxyxyt">
               <w:r>
                 <w:rPr>
                   <w:rFonts w:ascii="Arial" w:cs="Arial" w:eastAsia="Arial" w:hAnsi="Arial"/>
@@ -35690,7 +35690,7 @@
             <w:pPr>
               <w:spacing w:after="20" w:before="0"/>
             </w:pPr>
-            <w:hyperlink w:history="1" r:id="rIdpdf_gbmy11jtvqqw3h6tn">
+            <w:hyperlink w:history="1" r:id="rIdydq-m8zygtz8vibqklksx">
               <w:r>
                 <w:rPr>
                   <w:rFonts w:ascii="Arial" w:cs="Arial" w:eastAsia="Arial" w:hAnsi="Arial"/>
@@ -35723,7 +35723,7 @@
               <w:spacing w:after="10" w:before="0"/>
               <w:ind w:left="120"/>
             </w:pPr>
-            <w:hyperlink w:history="1" r:id="rIdyny0b-6kl4rf_apgiffr2">
+            <w:hyperlink w:history="1" r:id="rIdobjxdgcjn7kejzpzuq7nu">
               <w:r>
                 <w:rPr>
                   <w:rFonts w:ascii="Arial" w:cs="Arial" w:eastAsia="Arial" w:hAnsi="Arial"/>
@@ -35918,7 +35918,7 @@
             <w:pPr>
               <w:spacing w:after="20" w:before="0"/>
             </w:pPr>
-            <w:hyperlink w:history="1" r:id="rId-vnqevukuv5uifjjreny5">
+            <w:hyperlink w:history="1" r:id="rIdekuxjjo-hvvzv4h8yi8pg">
               <w:r>
                 <w:rPr>
                   <w:rFonts w:ascii="Arial" w:cs="Arial" w:eastAsia="Arial" w:hAnsi="Arial"/>
@@ -35951,7 +35951,7 @@
               <w:spacing w:after="10" w:before="0"/>
               <w:ind w:left="120"/>
             </w:pPr>
-            <w:hyperlink w:history="1" r:id="rIdg8hgai0yyvod5ur6sxwnh">
+            <w:hyperlink w:history="1" r:id="rId_kaaz6jvovvcmvsbse321">
               <w:r>
                 <w:rPr>
                   <w:rFonts w:ascii="Arial" w:cs="Arial" w:eastAsia="Arial" w:hAnsi="Arial"/>
@@ -35996,7 +35996,7 @@
             <w:pPr>
               <w:spacing w:after="20" w:before="0"/>
             </w:pPr>
-            <w:hyperlink w:history="1" r:id="rIdnzrqnzeezpuh1uqxdtppw">
+            <w:hyperlink w:history="1" r:id="rIdjyxe9zjb3tllfeenrhanl">
               <w:r>
                 <w:rPr>
                   <w:rFonts w:ascii="Arial" w:cs="Arial" w:eastAsia="Arial" w:hAnsi="Arial"/>
@@ -36029,7 +36029,7 @@
               <w:spacing w:after="10" w:before="0"/>
               <w:ind w:left="120"/>
             </w:pPr>
-            <w:hyperlink w:history="1" r:id="rIdq1gz4r8f0sdqkmptqjmjr">
+            <w:hyperlink w:history="1" r:id="rIdkve1_bqawzcco22thy5pw">
               <w:r>
                 <w:rPr>
                   <w:rFonts w:ascii="Arial" w:cs="Arial" w:eastAsia="Arial" w:hAnsi="Arial"/>
@@ -36224,7 +36224,7 @@
             <w:pPr>
               <w:spacing w:after="20" w:before="0"/>
             </w:pPr>
-            <w:hyperlink w:history="1" r:id="rIdvi0filiyweyk4zyjlncaq">
+            <w:hyperlink w:history="1" r:id="rIdykqadz1jkbxbj--tqjrij">
               <w:r>
                 <w:rPr>
                   <w:rFonts w:ascii="Arial" w:cs="Arial" w:eastAsia="Arial" w:hAnsi="Arial"/>
@@ -36257,7 +36257,7 @@
               <w:spacing w:after="10" w:before="0"/>
               <w:ind w:left="120"/>
             </w:pPr>
-            <w:hyperlink w:history="1" r:id="rIdtbj_niwqh7yb8vnjdgrnp">
+            <w:hyperlink w:history="1" r:id="rIdlg7qu1cjota_ttf_pxzuq">
               <w:r>
                 <w:rPr>
                   <w:rFonts w:ascii="Arial" w:cs="Arial" w:eastAsia="Arial" w:hAnsi="Arial"/>
@@ -36302,7 +36302,7 @@
             <w:pPr>
               <w:spacing w:after="20" w:before="0"/>
             </w:pPr>
-            <w:hyperlink w:history="1" r:id="rId11ul8skumj-ix3oyko0vh">
+            <w:hyperlink w:history="1" r:id="rIdinjb8qr598isu9nny77xk">
               <w:r>
                 <w:rPr>
                   <w:rFonts w:ascii="Arial" w:cs="Arial" w:eastAsia="Arial" w:hAnsi="Arial"/>
@@ -36335,7 +36335,7 @@
               <w:spacing w:after="10" w:before="0"/>
               <w:ind w:left="120"/>
             </w:pPr>
-            <w:hyperlink w:history="1" r:id="rIdwi3ow1k0wgqdilpjd6nwi">
+            <w:hyperlink w:history="1" r:id="rIdh3gc4huegdp6rd3ic9zz2">
               <w:r>
                 <w:rPr>
                   <w:rFonts w:ascii="Arial" w:cs="Arial" w:eastAsia="Arial" w:hAnsi="Arial"/>

--- a/data/outputs/v2/Biology/SS2.3_Plant_Gaseous_Exchange_and_Respiration/Biology_Plant_Gaseous_Exchange_and_Respiration_CBE_LessonSequence.docx
+++ b/data/outputs/v2/Biology/SS2.3_Plant_Gaseous_Exchange_and_Respiration/Biology_Plant_Gaseous_Exchange_and_Respiration_CBE_LessonSequence.docx
@@ -42,6 +42,177 @@
     </w:p>
     <w:p>
       <w:pPr>
+        <w:spacing w:after="80" w:before="120"/>
+      </w:pPr>
+      <w:r>
+        <w:rPr>
+          <w:rFonts w:ascii="Arial" w:cs="Arial" w:eastAsia="Arial" w:hAnsi="Arial"/>
+          <w:b/>
+          <w:bCs/>
+          <w:color w:val="1F3864"/>
+          <w:sz w:val="20"/>
+          <w:szCs w:val="20"/>
+        </w:rPr>
+        <w:t xml:space="preserve">ATTRIBUTION AND LICENSING</w:t>
+      </w:r>
+    </w:p>
+    <w:p>
+      <w:pPr>
+        <w:spacing w:after="60" w:before="0"/>
+      </w:pPr>
+      <w:r>
+        <w:rPr>
+          <w:rFonts w:ascii="Arial" w:cs="Arial" w:eastAsia="Arial" w:hAnsi="Arial"/>
+          <w:b/>
+          <w:bCs/>
+          <w:sz w:val="17"/>
+          <w:szCs w:val="17"/>
+        </w:rPr>
+        <w:t xml:space="preserve">Curriculum Alignment: </w:t>
+      </w:r>
+      <w:r>
+        <w:rPr>
+          <w:rFonts w:ascii="Arial" w:cs="Arial" w:eastAsia="Arial" w:hAnsi="Arial"/>
+          <w:sz w:val="17"/>
+          <w:szCs w:val="17"/>
+        </w:rPr>
+        <w:t xml:space="preserve">Structured in pedagogical alignment with the competence-based curriculum format and learning outcomes established by the Kenya Institute of Curriculum Development (KICD). This material is independently developed and is not officially endorsed or published by KICD.</w:t>
+      </w:r>
+    </w:p>
+    <w:p>
+      <w:pPr>
+        <w:spacing w:after="60" w:before="0"/>
+      </w:pPr>
+      <w:r>
+        <w:rPr>
+          <w:rFonts w:ascii="Arial" w:cs="Arial" w:eastAsia="Arial" w:hAnsi="Arial"/>
+          <w:b/>
+          <w:bCs/>
+          <w:sz w:val="17"/>
+          <w:szCs w:val="17"/>
+        </w:rPr>
+        <w:t xml:space="preserve">Content &amp; Pedagogy: </w:t>
+      </w:r>
+      <w:r>
+        <w:rPr>
+          <w:rFonts w:ascii="Arial" w:cs="Arial" w:eastAsia="Arial" w:hAnsi="Arial"/>
+          <w:sz w:val="17"/>
+          <w:szCs w:val="17"/>
+        </w:rPr>
+        <w:t xml:space="preserve">Developed and adapted by the educator team at SeaVuria (registered 501(c)(3) in the United States and registered NGO in Kenya, No. 872-850A-BF11), who designed the pedagogical framework, lesson templates and exemplar lessons on which this material is based.</w:t>
+      </w:r>
+    </w:p>
+    <w:p>
+      <w:pPr>
+        <w:spacing w:after="60" w:before="0"/>
+      </w:pPr>
+      <w:r>
+        <w:rPr>
+          <w:rFonts w:ascii="Arial" w:cs="Arial" w:eastAsia="Arial" w:hAnsi="Arial"/>
+          <w:b/>
+          <w:bCs/>
+          <w:sz w:val="17"/>
+          <w:szCs w:val="17"/>
+        </w:rPr>
+        <w:t xml:space="preserve">Production &amp; Layout: </w:t>
+      </w:r>
+      <w:r>
+        <w:rPr>
+          <w:rFonts w:ascii="Arial" w:cs="Arial" w:eastAsia="Arial" w:hAnsi="Arial"/>
+          <w:sz w:val="17"/>
+          <w:szCs w:val="17"/>
+        </w:rPr>
+        <w:t xml:space="preserve">Educational design and curriculum sequencing by SeaVuria. Technical layout, structural formatting, and digital optimization/implementation executed in partnership with ARES Education (registered 501(c)(3) in the United States and Canada (as Afretech Aid) and registered NGO in Kenya), with lesson drafting and compilation assisted by AI (Claude, Anthropic).</w:t>
+      </w:r>
+    </w:p>
+    <w:p>
+      <w:pPr>
+        <w:pBdr>
+          <w:bottom w:val="single" w:color="1F3864" w:sz="6" w:space="6"/>
+        </w:pBdr>
+        <w:spacing w:after="60" w:before="0"/>
+      </w:pPr>
+      <w:r>
+        <w:rPr>
+          <w:rFonts w:ascii="Arial" w:cs="Arial" w:eastAsia="Arial" w:hAnsi="Arial"/>
+          <w:b/>
+          <w:bCs/>
+          <w:sz w:val="17"/>
+          <w:szCs w:val="17"/>
+        </w:rPr>
+        <w:t xml:space="preserve">Licensing &amp; Copyright: </w:t>
+      </w:r>
+      <w:r>
+        <w:rPr>
+          <w:rFonts w:ascii="Arial" w:cs="Arial" w:eastAsia="Arial" w:hAnsi="Arial"/>
+          <w:sz w:val="17"/>
+          <w:szCs w:val="17"/>
+        </w:rPr>
+        <w:t xml:space="preserve">© 2026 SeaVuria and ARES. This work is licensed under a </w:t>
+      </w:r>
+      <w:hyperlink w:history="1" r:id="rIdophanojk61nwpsxeqiogz">
+        <w:r>
+          <w:rPr>
+            <w:rFonts w:ascii="Arial" w:cs="Arial" w:eastAsia="Arial" w:hAnsi="Arial"/>
+            <w:color w:val="1F6B75"/>
+            <w:sz w:val="17"/>
+            <w:szCs w:val="17"/>
+            <w:u w:val="single" w:color="1F6B75"/>
+          </w:rPr>
+          <w:t xml:space="preserve">Creative Commons Attribution-NonCommercial 4.0 International License</w:t>
+        </w:r>
+      </w:hyperlink>
+      <w:r>
+        <w:rPr>
+          <w:rFonts w:ascii="Arial" w:cs="Arial" w:eastAsia="Arial" w:hAnsi="Arial"/>
+          <w:sz w:val="17"/>
+          <w:szCs w:val="17"/>
+        </w:rPr>
+        <w:t xml:space="preserve"> (</w:t>
+      </w:r>
+      <w:hyperlink w:history="1" r:id="rIdvj1uo2yvvjyh0obejmfi7">
+        <w:r>
+          <w:rPr>
+            <w:rFonts w:ascii="Arial" w:cs="Arial" w:eastAsia="Arial" w:hAnsi="Arial"/>
+            <w:color w:val="1F6B75"/>
+            <w:sz w:val="17"/>
+            <w:szCs w:val="17"/>
+            <w:u w:val="single" w:color="1F6B75"/>
+          </w:rPr>
+          <w:t xml:space="preserve">CC BY-NC 4.0</w:t>
+        </w:r>
+      </w:hyperlink>
+      <w:r>
+        <w:rPr>
+          <w:rFonts w:ascii="Arial" w:cs="Arial" w:eastAsia="Arial" w:hAnsi="Arial"/>
+          <w:sz w:val="17"/>
+          <w:szCs w:val="17"/>
+        </w:rPr>
+        <w:t xml:space="preserve">). To view a copy of this license, visit </w:t>
+      </w:r>
+      <w:hyperlink w:history="1" r:id="rIdoqeupya1rowecmabfxud1">
+        <w:r>
+          <w:rPr>
+            <w:rFonts w:ascii="Arial" w:cs="Arial" w:eastAsia="Arial" w:hAnsi="Arial"/>
+            <w:color w:val="1F6B75"/>
+            <w:sz w:val="17"/>
+            <w:szCs w:val="17"/>
+            <w:u w:val="single" w:color="1F6B75"/>
+          </w:rPr>
+          <w:t xml:space="preserve">https://creativecommons.org/licenses/by-nc/4.0/</w:t>
+        </w:r>
+      </w:hyperlink>
+      <w:r>
+        <w:rPr>
+          <w:rFonts w:ascii="Arial" w:cs="Arial" w:eastAsia="Arial" w:hAnsi="Arial"/>
+          <w:sz w:val="17"/>
+          <w:szCs w:val="17"/>
+        </w:rPr>
+        <w:t xml:space="preserve">. You are free to copy, redistribute, and adapt this material in any medium or format, provided appropriate credit is given and the material is not used for commercial purposes. KICD learning outcomes and curriculum designations reproduced here for alignment purposes remain the property of KICD and are not covered by this license. Linked external resources (e.g. CK-12, Khan Academy, PhET) are subject to their own licenses.</w:t>
+      </w:r>
+    </w:p>
+    <w:p>
+      <w:pPr>
         <w:spacing w:after="120"/>
       </w:pPr>
       <w:r>
@@ -3576,7 +3747,7 @@
             <w:pPr>
               <w:spacing w:after="20" w:before="0"/>
             </w:pPr>
-            <w:hyperlink w:history="1" r:id="rId4zciutl_pi9nwpj_fzl2n">
+            <w:hyperlink w:history="1" r:id="rIdk7o7mdomzud3vjrjzus1f">
               <w:r>
                 <w:rPr>
                   <w:rFonts w:ascii="Arial" w:cs="Arial" w:eastAsia="Arial" w:hAnsi="Arial"/>
@@ -3609,7 +3780,7 @@
               <w:spacing w:after="10" w:before="0"/>
               <w:ind w:left="120"/>
             </w:pPr>
-            <w:hyperlink w:history="1" r:id="rIdr5yw32cp3jzjxkf_medwa">
+            <w:hyperlink w:history="1" r:id="rIdhub2zf3q90oanof_-c4ki">
               <w:r>
                 <w:rPr>
                   <w:rFonts w:ascii="Arial" w:cs="Arial" w:eastAsia="Arial" w:hAnsi="Arial"/>
@@ -3671,7 +3842,7 @@
               <w:spacing w:after="10" w:before="0"/>
               <w:ind w:left="120"/>
             </w:pPr>
-            <w:hyperlink w:history="1" r:id="rIdlmy9sejplmmhdywk7g0k2">
+            <w:hyperlink w:history="1" r:id="rIdwayjf3kztd6uibeobxihm">
               <w:r>
                 <w:rPr>
                   <w:rFonts w:ascii="Arial" w:cs="Arial" w:eastAsia="Arial" w:hAnsi="Arial"/>
@@ -3881,7 +4052,7 @@
             <w:pPr>
               <w:spacing w:after="20" w:before="0"/>
             </w:pPr>
-            <w:hyperlink w:history="1" r:id="rId6fclfct6vuvt5t0486yh_">
+            <w:hyperlink w:history="1" r:id="rIdkrehvm-icdq9bcjuctugf">
               <w:r>
                 <w:rPr>
                   <w:rFonts w:ascii="Arial" w:cs="Arial" w:eastAsia="Arial" w:hAnsi="Arial"/>
@@ -3914,7 +4085,7 @@
               <w:spacing w:after="10" w:before="0"/>
               <w:ind w:left="120"/>
             </w:pPr>
-            <w:hyperlink w:history="1" r:id="rIdkk2k23rpayepmmrrkoukr">
+            <w:hyperlink w:history="1" r:id="rId0dtw2olqsqo2ogu8iyl_2">
               <w:r>
                 <w:rPr>
                   <w:rFonts w:ascii="Arial" w:cs="Arial" w:eastAsia="Arial" w:hAnsi="Arial"/>
@@ -3976,7 +4147,7 @@
               <w:spacing w:after="10" w:before="0"/>
               <w:ind w:left="120"/>
             </w:pPr>
-            <w:hyperlink w:history="1" r:id="rIdtar67dcqkejw-9oxqzk1_">
+            <w:hyperlink w:history="1" r:id="rId5mvfygaqq5omgfwgo7ob3">
               <w:r>
                 <w:rPr>
                   <w:rFonts w:ascii="Arial" w:cs="Arial" w:eastAsia="Arial" w:hAnsi="Arial"/>
@@ -4186,7 +4357,7 @@
             <w:pPr>
               <w:spacing w:after="20" w:before="0"/>
             </w:pPr>
-            <w:hyperlink w:history="1" r:id="rIdronfjbsk9uelm8hrvwnl6">
+            <w:hyperlink w:history="1" r:id="rId20plx8rgd2dcjchltxaeb">
               <w:r>
                 <w:rPr>
                   <w:rFonts w:ascii="Arial" w:cs="Arial" w:eastAsia="Arial" w:hAnsi="Arial"/>
@@ -4219,7 +4390,7 @@
               <w:spacing w:after="10" w:before="0"/>
               <w:ind w:left="120"/>
             </w:pPr>
-            <w:hyperlink w:history="1" r:id="rIdmwh3-6itwv8o31ar0watt">
+            <w:hyperlink w:history="1" r:id="rIdgnjcvg3hh10jnqlxv2gvn">
               <w:r>
                 <w:rPr>
                   <w:rFonts w:ascii="Arial" w:cs="Arial" w:eastAsia="Arial" w:hAnsi="Arial"/>
@@ -4281,7 +4452,7 @@
               <w:spacing w:after="10" w:before="0"/>
               <w:ind w:left="120"/>
             </w:pPr>
-            <w:hyperlink w:history="1" r:id="rIdnxk4y5m97xfv4kfxybiaj">
+            <w:hyperlink w:history="1" r:id="rId4m6evmkd3aqct97x_ubqj">
               <w:r>
                 <w:rPr>
                   <w:rFonts w:ascii="Arial" w:cs="Arial" w:eastAsia="Arial" w:hAnsi="Arial"/>
@@ -4491,7 +4662,7 @@
             <w:pPr>
               <w:spacing w:after="20" w:before="0"/>
             </w:pPr>
-            <w:hyperlink w:history="1" r:id="rIdxct2tn8vcrg3r9kgqxp2c">
+            <w:hyperlink w:history="1" r:id="rIdetnyig2ykkosz1hipun98">
               <w:r>
                 <w:rPr>
                   <w:rFonts w:ascii="Arial" w:cs="Arial" w:eastAsia="Arial" w:hAnsi="Arial"/>
@@ -4524,7 +4695,7 @@
               <w:spacing w:after="10" w:before="0"/>
               <w:ind w:left="120"/>
             </w:pPr>
-            <w:hyperlink w:history="1" r:id="rIdq8ywuj6dkw-ld9jlbw9ce">
+            <w:hyperlink w:history="1" r:id="rIdc1neyx2xpcs9om69gvhqd">
               <w:r>
                 <w:rPr>
                   <w:rFonts w:ascii="Arial" w:cs="Arial" w:eastAsia="Arial" w:hAnsi="Arial"/>
@@ -4586,7 +4757,7 @@
               <w:spacing w:after="10" w:before="0"/>
               <w:ind w:left="120"/>
             </w:pPr>
-            <w:hyperlink w:history="1" r:id="rIdg2gziulaktkhv1-2pnzrh">
+            <w:hyperlink w:history="1" r:id="rIdnxzizgxq-xgldlgmqt5u0">
               <w:r>
                 <w:rPr>
                   <w:rFonts w:ascii="Arial" w:cs="Arial" w:eastAsia="Arial" w:hAnsi="Arial"/>
@@ -4796,7 +4967,7 @@
             <w:pPr>
               <w:spacing w:after="20" w:before="0"/>
             </w:pPr>
-            <w:hyperlink w:history="1" r:id="rIdw9hq3vgkhn40eoathb7o0">
+            <w:hyperlink w:history="1" r:id="rIdyndcf5g72rdxzfkj6huz3">
               <w:r>
                 <w:rPr>
                   <w:rFonts w:ascii="Arial" w:cs="Arial" w:eastAsia="Arial" w:hAnsi="Arial"/>
@@ -4829,7 +5000,7 @@
               <w:spacing w:after="10" w:before="0"/>
               <w:ind w:left="120"/>
             </w:pPr>
-            <w:hyperlink w:history="1" r:id="rIdiphtuvsxjafxynive7bsp">
+            <w:hyperlink w:history="1" r:id="rIdfvohtqdu9stq_mxe_jtjq">
               <w:r>
                 <w:rPr>
                   <w:rFonts w:ascii="Arial" w:cs="Arial" w:eastAsia="Arial" w:hAnsi="Arial"/>
@@ -4891,7 +5062,7 @@
               <w:spacing w:after="10" w:before="0"/>
               <w:ind w:left="120"/>
             </w:pPr>
-            <w:hyperlink w:history="1" r:id="rIdb848kiygg1ujan2bt1uts">
+            <w:hyperlink w:history="1" r:id="rIdvyzbg9687twuff5samyzb">
               <w:r>
                 <w:rPr>
                   <w:rFonts w:ascii="Arial" w:cs="Arial" w:eastAsia="Arial" w:hAnsi="Arial"/>
@@ -5402,6 +5573,65 @@
         </w:tc>
       </w:tr>
     </w:tbl>
+    <w:p>
+      <w:pPr>
+        <w:pBdr>
+          <w:top w:val="single" w:color="BBBBBB" w:sz="4" w:space="4"/>
+        </w:pBdr>
+        <w:spacing w:after="0" w:before="160"/>
+      </w:pPr>
+      <w:r>
+        <w:rPr>
+          <w:rFonts w:ascii="Arial" w:cs="Arial" w:eastAsia="Arial" w:hAnsi="Arial"/>
+          <w:color w:val="666666"/>
+          <w:sz w:val="14"/>
+          <w:szCs w:val="14"/>
+        </w:rPr>
+        <w:t xml:space="preserve">© 2026 SeaVuria and ARES. Aligned with KICD objectives. Developed by SeaVuria; technical implementation by ARES (with AI assistance from Claude). Licensed under </w:t>
+      </w:r>
+      <w:hyperlink w:history="1" r:id="rIdawo7z6idthckikysdpnhf">
+        <w:r>
+          <w:rPr>
+            <w:rFonts w:ascii="Arial" w:cs="Arial" w:eastAsia="Arial" w:hAnsi="Arial"/>
+            <w:color w:val="1F6B75"/>
+            <w:sz w:val="14"/>
+            <w:szCs w:val="14"/>
+            <w:u w:val="single" w:color="1F6B75"/>
+          </w:rPr>
+          <w:t xml:space="preserve">CC BY-NC 4.0</w:t>
+        </w:r>
+      </w:hyperlink>
+      <w:r>
+        <w:rPr>
+          <w:rFonts w:ascii="Arial" w:cs="Arial" w:eastAsia="Arial" w:hAnsi="Arial"/>
+          <w:color w:val="666666"/>
+          <w:sz w:val="14"/>
+          <w:szCs w:val="14"/>
+        </w:rPr>
+        <w:t xml:space="preserve"> (</w:t>
+      </w:r>
+      <w:hyperlink w:history="1" r:id="rIdlp3hujz5alg2vljvgqccx">
+        <w:r>
+          <w:rPr>
+            <w:rFonts w:ascii="Arial" w:cs="Arial" w:eastAsia="Arial" w:hAnsi="Arial"/>
+            <w:color w:val="1F6B75"/>
+            <w:sz w:val="14"/>
+            <w:szCs w:val="14"/>
+            <w:u w:val="single" w:color="1F6B75"/>
+          </w:rPr>
+          <w:t xml:space="preserve">https://creativecommons.org/licenses/by-nc/4.0/</w:t>
+        </w:r>
+      </w:hyperlink>
+      <w:r>
+        <w:rPr>
+          <w:rFonts w:ascii="Arial" w:cs="Arial" w:eastAsia="Arial" w:hAnsi="Arial"/>
+          <w:color w:val="666666"/>
+          <w:sz w:val="14"/>
+          <w:szCs w:val="14"/>
+        </w:rPr>
+        <w:t xml:space="preserve">).</w:t>
+      </w:r>
+    </w:p>
     <w:p>
       <w:r>
         <w:br w:type="page"/>
@@ -6393,7 +6623,7 @@
             <w:pPr>
               <w:spacing w:after="20" w:before="0"/>
             </w:pPr>
-            <w:hyperlink w:history="1" r:id="rIdfg6wvwxajy9lxflxbvasn">
+            <w:hyperlink w:history="1" r:id="rIdji1ju9dtghoriyrgfoyh9">
               <w:r>
                 <w:rPr>
                   <w:rFonts w:ascii="Arial" w:cs="Arial" w:eastAsia="Arial" w:hAnsi="Arial"/>
@@ -6426,7 +6656,7 @@
               <w:spacing w:after="10" w:before="0"/>
               <w:ind w:left="120"/>
             </w:pPr>
-            <w:hyperlink w:history="1" r:id="rIdqbydew7lqpqpkkr1ejljs">
+            <w:hyperlink w:history="1" r:id="rIdjfbirbz9kyfmmmdsc5d2c">
               <w:r>
                 <w:rPr>
                   <w:rFonts w:ascii="Arial" w:cs="Arial" w:eastAsia="Arial" w:hAnsi="Arial"/>
@@ -6488,7 +6718,7 @@
               <w:spacing w:after="10" w:before="0"/>
               <w:ind w:left="120"/>
             </w:pPr>
-            <w:hyperlink w:history="1" r:id="rIdfg4u1m8ec33jjfhjbxhfm">
+            <w:hyperlink w:history="1" r:id="rIdm0w6tw45zfjvkw28lxofr">
               <w:r>
                 <w:rPr>
                   <w:rFonts w:ascii="Arial" w:cs="Arial" w:eastAsia="Arial" w:hAnsi="Arial"/>
@@ -6698,7 +6928,7 @@
             <w:pPr>
               <w:spacing w:after="20" w:before="0"/>
             </w:pPr>
-            <w:hyperlink w:history="1" r:id="rIduhmkbhqst2moxeynhaj1y">
+            <w:hyperlink w:history="1" r:id="rIdylmrkc2qri-0yfwf6pdjq">
               <w:r>
                 <w:rPr>
                   <w:rFonts w:ascii="Arial" w:cs="Arial" w:eastAsia="Arial" w:hAnsi="Arial"/>
@@ -6731,7 +6961,7 @@
               <w:spacing w:after="10" w:before="0"/>
               <w:ind w:left="120"/>
             </w:pPr>
-            <w:hyperlink w:history="1" r:id="rId94n80hgsiaihs96ymhvks">
+            <w:hyperlink w:history="1" r:id="rId3bimvtbldlglz9hn2kpf0">
               <w:r>
                 <w:rPr>
                   <w:rFonts w:ascii="Arial" w:cs="Arial" w:eastAsia="Arial" w:hAnsi="Arial"/>
@@ -6793,7 +7023,7 @@
               <w:spacing w:after="10" w:before="0"/>
               <w:ind w:left="120"/>
             </w:pPr>
-            <w:hyperlink w:history="1" r:id="rIdf4h-jtsfjsrkwm-j-uvtx">
+            <w:hyperlink w:history="1" r:id="rIddzlknfc0t6mibcqv_pce2">
               <w:r>
                 <w:rPr>
                   <w:rFonts w:ascii="Arial" w:cs="Arial" w:eastAsia="Arial" w:hAnsi="Arial"/>
@@ -7003,7 +7233,7 @@
             <w:pPr>
               <w:spacing w:after="20" w:before="0"/>
             </w:pPr>
-            <w:hyperlink w:history="1" r:id="rId55ha_nx_fzhhfkrgsbjrj">
+            <w:hyperlink w:history="1" r:id="rIdusv_ztjneg2mkvkth5sd9">
               <w:r>
                 <w:rPr>
                   <w:rFonts w:ascii="Arial" w:cs="Arial" w:eastAsia="Arial" w:hAnsi="Arial"/>
@@ -7036,7 +7266,7 @@
               <w:spacing w:after="10" w:before="0"/>
               <w:ind w:left="120"/>
             </w:pPr>
-            <w:hyperlink w:history="1" r:id="rId_4fk1zt3e1wr1ax1hy6jp">
+            <w:hyperlink w:history="1" r:id="rIdjpih79wm9mxglnewttfdk">
               <w:r>
                 <w:rPr>
                   <w:rFonts w:ascii="Arial" w:cs="Arial" w:eastAsia="Arial" w:hAnsi="Arial"/>
@@ -7098,7 +7328,7 @@
               <w:spacing w:after="10" w:before="0"/>
               <w:ind w:left="120"/>
             </w:pPr>
-            <w:hyperlink w:history="1" r:id="rIdlolgoh6tpvia7_yon08fe">
+            <w:hyperlink w:history="1" r:id="rIdomqidw_zq-ioute9ypu3i">
               <w:r>
                 <w:rPr>
                   <w:rFonts w:ascii="Arial" w:cs="Arial" w:eastAsia="Arial" w:hAnsi="Arial"/>
@@ -7308,7 +7538,7 @@
             <w:pPr>
               <w:spacing w:after="20" w:before="0"/>
             </w:pPr>
-            <w:hyperlink w:history="1" r:id="rIdgdfy3jm5mbcu_2vyjr_yi">
+            <w:hyperlink w:history="1" r:id="rIdgbord8kk2-agr9esbmyfr">
               <w:r>
                 <w:rPr>
                   <w:rFonts w:ascii="Arial" w:cs="Arial" w:eastAsia="Arial" w:hAnsi="Arial"/>
@@ -7341,7 +7571,7 @@
               <w:spacing w:after="10" w:before="0"/>
               <w:ind w:left="120"/>
             </w:pPr>
-            <w:hyperlink w:history="1" r:id="rIdtj-olbg_ht30kbfodieh1">
+            <w:hyperlink w:history="1" r:id="rIdhdyoordvhmfnxgjjmf0er">
               <w:r>
                 <w:rPr>
                   <w:rFonts w:ascii="Arial" w:cs="Arial" w:eastAsia="Arial" w:hAnsi="Arial"/>
@@ -7403,7 +7633,7 @@
               <w:spacing w:after="10" w:before="0"/>
               <w:ind w:left="120"/>
             </w:pPr>
-            <w:hyperlink w:history="1" r:id="rIdtdi05sb-c0one--mtuq9f">
+            <w:hyperlink w:history="1" r:id="rIdgc3i-osc_xw97yoz_mhzw">
               <w:r>
                 <w:rPr>
                   <w:rFonts w:ascii="Arial" w:cs="Arial" w:eastAsia="Arial" w:hAnsi="Arial"/>
@@ -7613,7 +7843,7 @@
             <w:pPr>
               <w:spacing w:after="20" w:before="0"/>
             </w:pPr>
-            <w:hyperlink w:history="1" r:id="rIddtjcdv1gmxheirknajegs">
+            <w:hyperlink w:history="1" r:id="rIdbdkjhimcfjoi8mwz-wej_">
               <w:r>
                 <w:rPr>
                   <w:rFonts w:ascii="Arial" w:cs="Arial" w:eastAsia="Arial" w:hAnsi="Arial"/>
@@ -7646,7 +7876,7 @@
               <w:spacing w:after="10" w:before="0"/>
               <w:ind w:left="120"/>
             </w:pPr>
-            <w:hyperlink w:history="1" r:id="rIdfty5jhvsfyorchbmhfylx">
+            <w:hyperlink w:history="1" r:id="rIduh-jcfw0kbl_51xvkzahs">
               <w:r>
                 <w:rPr>
                   <w:rFonts w:ascii="Arial" w:cs="Arial" w:eastAsia="Arial" w:hAnsi="Arial"/>
@@ -7708,7 +7938,7 @@
               <w:spacing w:after="10" w:before="0"/>
               <w:ind w:left="120"/>
             </w:pPr>
-            <w:hyperlink w:history="1" r:id="rIdw2e_i-li10sjxkaqy6quy">
+            <w:hyperlink w:history="1" r:id="rIdpwjvahucgkawxozogncis">
               <w:r>
                 <w:rPr>
                   <w:rFonts w:ascii="Arial" w:cs="Arial" w:eastAsia="Arial" w:hAnsi="Arial"/>
@@ -8219,6 +8449,65 @@
         </w:tc>
       </w:tr>
     </w:tbl>
+    <w:p>
+      <w:pPr>
+        <w:pBdr>
+          <w:top w:val="single" w:color="BBBBBB" w:sz="4" w:space="4"/>
+        </w:pBdr>
+        <w:spacing w:after="0" w:before="160"/>
+      </w:pPr>
+      <w:r>
+        <w:rPr>
+          <w:rFonts w:ascii="Arial" w:cs="Arial" w:eastAsia="Arial" w:hAnsi="Arial"/>
+          <w:color w:val="666666"/>
+          <w:sz w:val="14"/>
+          <w:szCs w:val="14"/>
+        </w:rPr>
+        <w:t xml:space="preserve">© 2026 SeaVuria and ARES. Aligned with KICD objectives. Developed by SeaVuria; technical implementation by ARES (with AI assistance from Claude). Licensed under </w:t>
+      </w:r>
+      <w:hyperlink w:history="1" r:id="rIdybxyaso9fw6v9yqyt6k29">
+        <w:r>
+          <w:rPr>
+            <w:rFonts w:ascii="Arial" w:cs="Arial" w:eastAsia="Arial" w:hAnsi="Arial"/>
+            <w:color w:val="1F6B75"/>
+            <w:sz w:val="14"/>
+            <w:szCs w:val="14"/>
+            <w:u w:val="single" w:color="1F6B75"/>
+          </w:rPr>
+          <w:t xml:space="preserve">CC BY-NC 4.0</w:t>
+        </w:r>
+      </w:hyperlink>
+      <w:r>
+        <w:rPr>
+          <w:rFonts w:ascii="Arial" w:cs="Arial" w:eastAsia="Arial" w:hAnsi="Arial"/>
+          <w:color w:val="666666"/>
+          <w:sz w:val="14"/>
+          <w:szCs w:val="14"/>
+        </w:rPr>
+        <w:t xml:space="preserve"> (</w:t>
+      </w:r>
+      <w:hyperlink w:history="1" r:id="rIdseu9sr5-rl7w-rwa6n3bn">
+        <w:r>
+          <w:rPr>
+            <w:rFonts w:ascii="Arial" w:cs="Arial" w:eastAsia="Arial" w:hAnsi="Arial"/>
+            <w:color w:val="1F6B75"/>
+            <w:sz w:val="14"/>
+            <w:szCs w:val="14"/>
+            <w:u w:val="single" w:color="1F6B75"/>
+          </w:rPr>
+          <w:t xml:space="preserve">https://creativecommons.org/licenses/by-nc/4.0/</w:t>
+        </w:r>
+      </w:hyperlink>
+      <w:r>
+        <w:rPr>
+          <w:rFonts w:ascii="Arial" w:cs="Arial" w:eastAsia="Arial" w:hAnsi="Arial"/>
+          <w:color w:val="666666"/>
+          <w:sz w:val="14"/>
+          <w:szCs w:val="14"/>
+        </w:rPr>
+        <w:t xml:space="preserve">).</w:t>
+      </w:r>
+    </w:p>
     <w:p>
       <w:r>
         <w:br w:type="page"/>
@@ -9210,7 +9499,7 @@
             <w:pPr>
               <w:spacing w:after="20" w:before="0"/>
             </w:pPr>
-            <w:hyperlink w:history="1" r:id="rIdis0a36m0yq7jdzulr3psh">
+            <w:hyperlink w:history="1" r:id="rIdku4mchpxo6m0hjeofrnjk">
               <w:r>
                 <w:rPr>
                   <w:rFonts w:ascii="Arial" w:cs="Arial" w:eastAsia="Arial" w:hAnsi="Arial"/>
@@ -9243,7 +9532,7 @@
               <w:spacing w:after="10" w:before="0"/>
               <w:ind w:left="120"/>
             </w:pPr>
-            <w:hyperlink w:history="1" r:id="rIdcepbb2yvvpxvo0stsrgfx">
+            <w:hyperlink w:history="1" r:id="rIdlbpyzvyzp_sfi2p_tqb3h">
               <w:r>
                 <w:rPr>
                   <w:rFonts w:ascii="Arial" w:cs="Arial" w:eastAsia="Arial" w:hAnsi="Arial"/>
@@ -9305,7 +9594,7 @@
               <w:spacing w:after="10" w:before="0"/>
               <w:ind w:left="120"/>
             </w:pPr>
-            <w:hyperlink w:history="1" r:id="rIdxueu69omnmrgzsrgpysqc">
+            <w:hyperlink w:history="1" r:id="rIdfnenm0hp9x1uwobyospno">
               <w:r>
                 <w:rPr>
                   <w:rFonts w:ascii="Arial" w:cs="Arial" w:eastAsia="Arial" w:hAnsi="Arial"/>
@@ -9515,7 +9804,7 @@
             <w:pPr>
               <w:spacing w:after="20" w:before="0"/>
             </w:pPr>
-            <w:hyperlink w:history="1" r:id="rIdgss3o9phvpjow_9hbebpy">
+            <w:hyperlink w:history="1" r:id="rIdthacsjfet0bjmdgvaefaj">
               <w:r>
                 <w:rPr>
                   <w:rFonts w:ascii="Arial" w:cs="Arial" w:eastAsia="Arial" w:hAnsi="Arial"/>
@@ -9548,7 +9837,7 @@
               <w:spacing w:after="10" w:before="0"/>
               <w:ind w:left="120"/>
             </w:pPr>
-            <w:hyperlink w:history="1" r:id="rIdddhyybt9eqjx2xhh59vhb">
+            <w:hyperlink w:history="1" r:id="rId5nhyzy73s-kc-fzoxfgqq">
               <w:r>
                 <w:rPr>
                   <w:rFonts w:ascii="Arial" w:cs="Arial" w:eastAsia="Arial" w:hAnsi="Arial"/>
@@ -9610,7 +9899,7 @@
               <w:spacing w:after="10" w:before="0"/>
               <w:ind w:left="120"/>
             </w:pPr>
-            <w:hyperlink w:history="1" r:id="rIdhb4jpoatiowqr8fw1q-tm">
+            <w:hyperlink w:history="1" r:id="rId02zuvdrsmzwjzpjgfwyd7">
               <w:r>
                 <w:rPr>
                   <w:rFonts w:ascii="Arial" w:cs="Arial" w:eastAsia="Arial" w:hAnsi="Arial"/>
@@ -9820,7 +10109,7 @@
             <w:pPr>
               <w:spacing w:after="20" w:before="0"/>
             </w:pPr>
-            <w:hyperlink w:history="1" r:id="rIdnckusbzq_361kp00x7e4v">
+            <w:hyperlink w:history="1" r:id="rIdofcqgbm23xpndwlpbklwp">
               <w:r>
                 <w:rPr>
                   <w:rFonts w:ascii="Arial" w:cs="Arial" w:eastAsia="Arial" w:hAnsi="Arial"/>
@@ -9853,7 +10142,7 @@
               <w:spacing w:after="10" w:before="0"/>
               <w:ind w:left="120"/>
             </w:pPr>
-            <w:hyperlink w:history="1" r:id="rId4n-qoysuqtmfpp-e-h5oz">
+            <w:hyperlink w:history="1" r:id="rIdeese5wphc_lloucm4tmd5">
               <w:r>
                 <w:rPr>
                   <w:rFonts w:ascii="Arial" w:cs="Arial" w:eastAsia="Arial" w:hAnsi="Arial"/>
@@ -9915,7 +10204,7 @@
               <w:spacing w:after="10" w:before="0"/>
               <w:ind w:left="120"/>
             </w:pPr>
-            <w:hyperlink w:history="1" r:id="rIdocmxalen_h_k-ppimosuv">
+            <w:hyperlink w:history="1" r:id="rIddvjtnnnlkwlypts9rzafv">
               <w:r>
                 <w:rPr>
                   <w:rFonts w:ascii="Arial" w:cs="Arial" w:eastAsia="Arial" w:hAnsi="Arial"/>
@@ -10125,7 +10414,7 @@
             <w:pPr>
               <w:spacing w:after="20" w:before="0"/>
             </w:pPr>
-            <w:hyperlink w:history="1" r:id="rIdpszkq2vgko6lqov09ujod">
+            <w:hyperlink w:history="1" r:id="rId7qppqega9aidauo2mvgda">
               <w:r>
                 <w:rPr>
                   <w:rFonts w:ascii="Arial" w:cs="Arial" w:eastAsia="Arial" w:hAnsi="Arial"/>
@@ -10158,7 +10447,7 @@
               <w:spacing w:after="10" w:before="0"/>
               <w:ind w:left="120"/>
             </w:pPr>
-            <w:hyperlink w:history="1" r:id="rId0dll8kcg7kyijhyfqcde-">
+            <w:hyperlink w:history="1" r:id="rIdhyawidhfbgmbeypbbdni4">
               <w:r>
                 <w:rPr>
                   <w:rFonts w:ascii="Arial" w:cs="Arial" w:eastAsia="Arial" w:hAnsi="Arial"/>
@@ -10220,7 +10509,7 @@
               <w:spacing w:after="10" w:before="0"/>
               <w:ind w:left="120"/>
             </w:pPr>
-            <w:hyperlink w:history="1" r:id="rIdhl4wopcrxjmo18qcfr8z_">
+            <w:hyperlink w:history="1" r:id="rIdfb1dyhnza6vu1fxtzuqfq">
               <w:r>
                 <w:rPr>
                   <w:rFonts w:ascii="Arial" w:cs="Arial" w:eastAsia="Arial" w:hAnsi="Arial"/>
@@ -10430,7 +10719,7 @@
             <w:pPr>
               <w:spacing w:after="20" w:before="0"/>
             </w:pPr>
-            <w:hyperlink w:history="1" r:id="rId18klell-ie4kl-sse5-sm">
+            <w:hyperlink w:history="1" r:id="rIdc-rsrd2yr9iyy9ptqtsb4">
               <w:r>
                 <w:rPr>
                   <w:rFonts w:ascii="Arial" w:cs="Arial" w:eastAsia="Arial" w:hAnsi="Arial"/>
@@ -10463,7 +10752,7 @@
               <w:spacing w:after="10" w:before="0"/>
               <w:ind w:left="120"/>
             </w:pPr>
-            <w:hyperlink w:history="1" r:id="rId8bqftafz8zz59ue-xfoo-">
+            <w:hyperlink w:history="1" r:id="rIdtgca8apwlwxi-jsdt5vyh">
               <w:r>
                 <w:rPr>
                   <w:rFonts w:ascii="Arial" w:cs="Arial" w:eastAsia="Arial" w:hAnsi="Arial"/>
@@ -10525,7 +10814,7 @@
               <w:spacing w:after="10" w:before="0"/>
               <w:ind w:left="120"/>
             </w:pPr>
-            <w:hyperlink w:history="1" r:id="rIdttdjrl_f76wa9dccrql1k">
+            <w:hyperlink w:history="1" r:id="rIdtc8zb5frdd3dskkxmovum">
               <w:r>
                 <w:rPr>
                   <w:rFonts w:ascii="Arial" w:cs="Arial" w:eastAsia="Arial" w:hAnsi="Arial"/>
@@ -11036,6 +11325,65 @@
         </w:tc>
       </w:tr>
     </w:tbl>
+    <w:p>
+      <w:pPr>
+        <w:pBdr>
+          <w:top w:val="single" w:color="BBBBBB" w:sz="4" w:space="4"/>
+        </w:pBdr>
+        <w:spacing w:after="0" w:before="160"/>
+      </w:pPr>
+      <w:r>
+        <w:rPr>
+          <w:rFonts w:ascii="Arial" w:cs="Arial" w:eastAsia="Arial" w:hAnsi="Arial"/>
+          <w:color w:val="666666"/>
+          <w:sz w:val="14"/>
+          <w:szCs w:val="14"/>
+        </w:rPr>
+        <w:t xml:space="preserve">© 2026 SeaVuria and ARES. Aligned with KICD objectives. Developed by SeaVuria; technical implementation by ARES (with AI assistance from Claude). Licensed under </w:t>
+      </w:r>
+      <w:hyperlink w:history="1" r:id="rIdsivo0jcu2p-eaorhyg1xd">
+        <w:r>
+          <w:rPr>
+            <w:rFonts w:ascii="Arial" w:cs="Arial" w:eastAsia="Arial" w:hAnsi="Arial"/>
+            <w:color w:val="1F6B75"/>
+            <w:sz w:val="14"/>
+            <w:szCs w:val="14"/>
+            <w:u w:val="single" w:color="1F6B75"/>
+          </w:rPr>
+          <w:t xml:space="preserve">CC BY-NC 4.0</w:t>
+        </w:r>
+      </w:hyperlink>
+      <w:r>
+        <w:rPr>
+          <w:rFonts w:ascii="Arial" w:cs="Arial" w:eastAsia="Arial" w:hAnsi="Arial"/>
+          <w:color w:val="666666"/>
+          <w:sz w:val="14"/>
+          <w:szCs w:val="14"/>
+        </w:rPr>
+        <w:t xml:space="preserve"> (</w:t>
+      </w:r>
+      <w:hyperlink w:history="1" r:id="rId-ckk44n-dq9r-uqalswqi">
+        <w:r>
+          <w:rPr>
+            <w:rFonts w:ascii="Arial" w:cs="Arial" w:eastAsia="Arial" w:hAnsi="Arial"/>
+            <w:color w:val="1F6B75"/>
+            <w:sz w:val="14"/>
+            <w:szCs w:val="14"/>
+            <w:u w:val="single" w:color="1F6B75"/>
+          </w:rPr>
+          <w:t xml:space="preserve">https://creativecommons.org/licenses/by-nc/4.0/</w:t>
+        </w:r>
+      </w:hyperlink>
+      <w:r>
+        <w:rPr>
+          <w:rFonts w:ascii="Arial" w:cs="Arial" w:eastAsia="Arial" w:hAnsi="Arial"/>
+          <w:color w:val="666666"/>
+          <w:sz w:val="14"/>
+          <w:szCs w:val="14"/>
+        </w:rPr>
+        <w:t xml:space="preserve">).</w:t>
+      </w:r>
+    </w:p>
     <w:p>
       <w:r>
         <w:br w:type="page"/>
@@ -12027,7 +12375,7 @@
             <w:pPr>
               <w:spacing w:after="20" w:before="0"/>
             </w:pPr>
-            <w:hyperlink w:history="1" r:id="rIdvqhy0fqs9dftavupejmd2">
+            <w:hyperlink w:history="1" r:id="rIdkrqtprdy-e6uqcewtf7tv">
               <w:r>
                 <w:rPr>
                   <w:rFonts w:ascii="Arial" w:cs="Arial" w:eastAsia="Arial" w:hAnsi="Arial"/>
@@ -12060,7 +12408,7 @@
               <w:spacing w:after="10" w:before="0"/>
               <w:ind w:left="120"/>
             </w:pPr>
-            <w:hyperlink w:history="1" r:id="rIdivhwc1m1nvg7b5twx46fd">
+            <w:hyperlink w:history="1" r:id="rIdpvyhmrg4lnnhx1i0fuy2h">
               <w:r>
                 <w:rPr>
                   <w:rFonts w:ascii="Arial" w:cs="Arial" w:eastAsia="Arial" w:hAnsi="Arial"/>
@@ -12105,7 +12453,7 @@
             <w:pPr>
               <w:spacing w:after="20" w:before="0"/>
             </w:pPr>
-            <w:hyperlink w:history="1" r:id="rIdt88sxdtxcqek4pwbqioii">
+            <w:hyperlink w:history="1" r:id="rId8rzqsl2-yc9opbuivs184">
               <w:r>
                 <w:rPr>
                   <w:rFonts w:ascii="Arial" w:cs="Arial" w:eastAsia="Arial" w:hAnsi="Arial"/>
@@ -12138,7 +12486,7 @@
               <w:spacing w:after="10" w:before="0"/>
               <w:ind w:left="120"/>
             </w:pPr>
-            <w:hyperlink w:history="1" r:id="rIdubi-ah0tz9twejp4fok7o">
+            <w:hyperlink w:history="1" r:id="rIdnwqdv75vqfxkevmx_yyio">
               <w:r>
                 <w:rPr>
                   <w:rFonts w:ascii="Arial" w:cs="Arial" w:eastAsia="Arial" w:hAnsi="Arial"/>
@@ -12333,7 +12681,7 @@
             <w:pPr>
               <w:spacing w:after="20" w:before="0"/>
             </w:pPr>
-            <w:hyperlink w:history="1" r:id="rId8lkpqsv65vo7rokpsqf-o">
+            <w:hyperlink w:history="1" r:id="rIdh6ikzjn1zh9mcrz3wwrl-">
               <w:r>
                 <w:rPr>
                   <w:rFonts w:ascii="Arial" w:cs="Arial" w:eastAsia="Arial" w:hAnsi="Arial"/>
@@ -12366,7 +12714,7 @@
               <w:spacing w:after="10" w:before="0"/>
               <w:ind w:left="120"/>
             </w:pPr>
-            <w:hyperlink w:history="1" r:id="rIdm1i4abw3ypgcwqnofxmm1">
+            <w:hyperlink w:history="1" r:id="rIdrpd9xjhshj_fcomnklbin">
               <w:r>
                 <w:rPr>
                   <w:rFonts w:ascii="Arial" w:cs="Arial" w:eastAsia="Arial" w:hAnsi="Arial"/>
@@ -12411,7 +12759,7 @@
             <w:pPr>
               <w:spacing w:after="20" w:before="0"/>
             </w:pPr>
-            <w:hyperlink w:history="1" r:id="rIddfarwletyzev8jxiq3cy8">
+            <w:hyperlink w:history="1" r:id="rIdadu-ch2gxdecroolhlo3w">
               <w:r>
                 <w:rPr>
                   <w:rFonts w:ascii="Arial" w:cs="Arial" w:eastAsia="Arial" w:hAnsi="Arial"/>
@@ -12444,7 +12792,7 @@
               <w:spacing w:after="10" w:before="0"/>
               <w:ind w:left="120"/>
             </w:pPr>
-            <w:hyperlink w:history="1" r:id="rIdzm4n4bv6uor8gtjdy-byw">
+            <w:hyperlink w:history="1" r:id="rIdltw25pslzgtqtqhcth127">
               <w:r>
                 <w:rPr>
                   <w:rFonts w:ascii="Arial" w:cs="Arial" w:eastAsia="Arial" w:hAnsi="Arial"/>
@@ -12774,7 +13122,7 @@
             <w:pPr>
               <w:spacing w:after="20" w:before="0"/>
             </w:pPr>
-            <w:hyperlink w:history="1" r:id="rIdcfolslbmjxd7ry2qckrib">
+            <w:hyperlink w:history="1" r:id="rIdgwrm4jdvyyde98nnhypsr">
               <w:r>
                 <w:rPr>
                   <w:rFonts w:ascii="Arial" w:cs="Arial" w:eastAsia="Arial" w:hAnsi="Arial"/>
@@ -12807,7 +13155,7 @@
               <w:spacing w:after="10" w:before="0"/>
               <w:ind w:left="120"/>
             </w:pPr>
-            <w:hyperlink w:history="1" r:id="rId3q0bblmjmvtz7ehe-ktmx">
+            <w:hyperlink w:history="1" r:id="rIdhfhwmu1swhdjb8ozg3zy4">
               <w:r>
                 <w:rPr>
                   <w:rFonts w:ascii="Arial" w:cs="Arial" w:eastAsia="Arial" w:hAnsi="Arial"/>
@@ -12852,7 +13200,7 @@
             <w:pPr>
               <w:spacing w:after="20" w:before="0"/>
             </w:pPr>
-            <w:hyperlink w:history="1" r:id="rIdgzoaechbvwphu5oap3m_d">
+            <w:hyperlink w:history="1" r:id="rIdojmvpyuc4bhbea_dq6shk">
               <w:r>
                 <w:rPr>
                   <w:rFonts w:ascii="Arial" w:cs="Arial" w:eastAsia="Arial" w:hAnsi="Arial"/>
@@ -12885,7 +13233,7 @@
               <w:spacing w:after="10" w:before="0"/>
               <w:ind w:left="120"/>
             </w:pPr>
-            <w:hyperlink w:history="1" r:id="rIdlnqnco3o0s_eorvuxvzid">
+            <w:hyperlink w:history="1" r:id="rIdgy6hrhsdmdo4yxmrfujkf">
               <w:r>
                 <w:rPr>
                   <w:rFonts w:ascii="Arial" w:cs="Arial" w:eastAsia="Arial" w:hAnsi="Arial"/>
@@ -13232,7 +13580,7 @@
             <w:pPr>
               <w:spacing w:after="20" w:before="0"/>
             </w:pPr>
-            <w:hyperlink w:history="1" r:id="rIdrevrtcbrn9ci2paz3-6hw">
+            <w:hyperlink w:history="1" r:id="rIdtxtwx4dirywnf76c6duoy">
               <w:r>
                 <w:rPr>
                   <w:rFonts w:ascii="Arial" w:cs="Arial" w:eastAsia="Arial" w:hAnsi="Arial"/>
@@ -13265,7 +13613,7 @@
               <w:spacing w:after="10" w:before="0"/>
               <w:ind w:left="120"/>
             </w:pPr>
-            <w:hyperlink w:history="1" r:id="rIdv-izyqji2uolxmvmbxnyh">
+            <w:hyperlink w:history="1" r:id="rIdsp1yjrxjkheyj_ovnirx7">
               <w:r>
                 <w:rPr>
                   <w:rFonts w:ascii="Arial" w:cs="Arial" w:eastAsia="Arial" w:hAnsi="Arial"/>
@@ -13310,7 +13658,7 @@
             <w:pPr>
               <w:spacing w:after="20" w:before="0"/>
             </w:pPr>
-            <w:hyperlink w:history="1" r:id="rIdstam315yruxfpzhwmaz8s">
+            <w:hyperlink w:history="1" r:id="rId8co-5frqy4_rxiknjobyl">
               <w:r>
                 <w:rPr>
                   <w:rFonts w:ascii="Arial" w:cs="Arial" w:eastAsia="Arial" w:hAnsi="Arial"/>
@@ -13343,7 +13691,7 @@
               <w:spacing w:after="10" w:before="0"/>
               <w:ind w:left="120"/>
             </w:pPr>
-            <w:hyperlink w:history="1" r:id="rIdlvflsevr9ril7ks1qfkp6">
+            <w:hyperlink w:history="1" r:id="rIdl-uulbkpuro6buclesxxs">
               <w:r>
                 <w:rPr>
                   <w:rFonts w:ascii="Arial" w:cs="Arial" w:eastAsia="Arial" w:hAnsi="Arial"/>
@@ -13538,7 +13886,7 @@
             <w:pPr>
               <w:spacing w:after="20" w:before="0"/>
             </w:pPr>
-            <w:hyperlink w:history="1" r:id="rIdiivtzub_w8emtwpcig7ce">
+            <w:hyperlink w:history="1" r:id="rIdkpoo7qtlgxdr1glfxzta2">
               <w:r>
                 <w:rPr>
                   <w:rFonts w:ascii="Arial" w:cs="Arial" w:eastAsia="Arial" w:hAnsi="Arial"/>
@@ -13571,7 +13919,7 @@
               <w:spacing w:after="10" w:before="0"/>
               <w:ind w:left="120"/>
             </w:pPr>
-            <w:hyperlink w:history="1" r:id="rIdw6rr6qnx4kxnw4tvraf6s">
+            <w:hyperlink w:history="1" r:id="rIdysdjgaxsidfmuuoi_hmet">
               <w:r>
                 <w:rPr>
                   <w:rFonts w:ascii="Arial" w:cs="Arial" w:eastAsia="Arial" w:hAnsi="Arial"/>
@@ -13616,7 +13964,7 @@
             <w:pPr>
               <w:spacing w:after="20" w:before="0"/>
             </w:pPr>
-            <w:hyperlink w:history="1" r:id="rIdfmhqu-o8cx8ywuid-itst">
+            <w:hyperlink w:history="1" r:id="rIdnmbwm_w4g7ulqxxlktoau">
               <w:r>
                 <w:rPr>
                   <w:rFonts w:ascii="Arial" w:cs="Arial" w:eastAsia="Arial" w:hAnsi="Arial"/>
@@ -13649,7 +13997,7 @@
               <w:spacing w:after="10" w:before="0"/>
               <w:ind w:left="120"/>
             </w:pPr>
-            <w:hyperlink w:history="1" r:id="rIdyqmkqgra6rsmpx1ocnlqw">
+            <w:hyperlink w:history="1" r:id="rIdhgzcdizogs5wgenw7l7by">
               <w:r>
                 <w:rPr>
                   <w:rFonts w:ascii="Arial" w:cs="Arial" w:eastAsia="Arial" w:hAnsi="Arial"/>
@@ -14145,6 +14493,65 @@
         </w:tc>
       </w:tr>
     </w:tbl>
+    <w:p>
+      <w:pPr>
+        <w:pBdr>
+          <w:top w:val="single" w:color="BBBBBB" w:sz="4" w:space="4"/>
+        </w:pBdr>
+        <w:spacing w:after="0" w:before="160"/>
+      </w:pPr>
+      <w:r>
+        <w:rPr>
+          <w:rFonts w:ascii="Arial" w:cs="Arial" w:eastAsia="Arial" w:hAnsi="Arial"/>
+          <w:color w:val="666666"/>
+          <w:sz w:val="14"/>
+          <w:szCs w:val="14"/>
+        </w:rPr>
+        <w:t xml:space="preserve">© 2026 SeaVuria and ARES. Aligned with KICD objectives. Developed by SeaVuria; technical implementation by ARES (with AI assistance from Claude). Licensed under </w:t>
+      </w:r>
+      <w:hyperlink w:history="1" r:id="rIdja4tcg11mnfq7vhy1crr9">
+        <w:r>
+          <w:rPr>
+            <w:rFonts w:ascii="Arial" w:cs="Arial" w:eastAsia="Arial" w:hAnsi="Arial"/>
+            <w:color w:val="1F6B75"/>
+            <w:sz w:val="14"/>
+            <w:szCs w:val="14"/>
+            <w:u w:val="single" w:color="1F6B75"/>
+          </w:rPr>
+          <w:t xml:space="preserve">CC BY-NC 4.0</w:t>
+        </w:r>
+      </w:hyperlink>
+      <w:r>
+        <w:rPr>
+          <w:rFonts w:ascii="Arial" w:cs="Arial" w:eastAsia="Arial" w:hAnsi="Arial"/>
+          <w:color w:val="666666"/>
+          <w:sz w:val="14"/>
+          <w:szCs w:val="14"/>
+        </w:rPr>
+        <w:t xml:space="preserve"> (</w:t>
+      </w:r>
+      <w:hyperlink w:history="1" r:id="rIdkhitj1pvifpl43mrmquhv">
+        <w:r>
+          <w:rPr>
+            <w:rFonts w:ascii="Arial" w:cs="Arial" w:eastAsia="Arial" w:hAnsi="Arial"/>
+            <w:color w:val="1F6B75"/>
+            <w:sz w:val="14"/>
+            <w:szCs w:val="14"/>
+            <w:u w:val="single" w:color="1F6B75"/>
+          </w:rPr>
+          <w:t xml:space="preserve">https://creativecommons.org/licenses/by-nc/4.0/</w:t>
+        </w:r>
+      </w:hyperlink>
+      <w:r>
+        <w:rPr>
+          <w:rFonts w:ascii="Arial" w:cs="Arial" w:eastAsia="Arial" w:hAnsi="Arial"/>
+          <w:color w:val="666666"/>
+          <w:sz w:val="14"/>
+          <w:szCs w:val="14"/>
+        </w:rPr>
+        <w:t xml:space="preserve">).</w:t>
+      </w:r>
+    </w:p>
     <w:p>
       <w:r>
         <w:br w:type="page"/>
@@ -15137,7 +15544,7 @@
             <w:pPr>
               <w:spacing w:after="20" w:before="0"/>
             </w:pPr>
-            <w:hyperlink w:history="1" r:id="rIdl9sofjljcezjyba8r5smt">
+            <w:hyperlink w:history="1" r:id="rIdsld2g85rysnrdqenlewvf">
               <w:r>
                 <w:rPr>
                   <w:rFonts w:ascii="Arial" w:cs="Arial" w:eastAsia="Arial" w:hAnsi="Arial"/>
@@ -15170,7 +15577,7 @@
               <w:spacing w:after="10" w:before="0"/>
               <w:ind w:left="120"/>
             </w:pPr>
-            <w:hyperlink w:history="1" r:id="rIdzkutb2_cv-vpbtrczj90y">
+            <w:hyperlink w:history="1" r:id="rId4a5-6k3-gwcfo9ftyr391">
               <w:r>
                 <w:rPr>
                   <w:rFonts w:ascii="Arial" w:cs="Arial" w:eastAsia="Arial" w:hAnsi="Arial"/>
@@ -15215,7 +15622,7 @@
             <w:pPr>
               <w:spacing w:after="20" w:before="0"/>
             </w:pPr>
-            <w:hyperlink w:history="1" r:id="rIdzbermjp7cd2so36f0nr-1">
+            <w:hyperlink w:history="1" r:id="rIdt3slscemiydcfjny9sqpy">
               <w:r>
                 <w:rPr>
                   <w:rFonts w:ascii="Arial" w:cs="Arial" w:eastAsia="Arial" w:hAnsi="Arial"/>
@@ -15248,7 +15655,7 @@
               <w:spacing w:after="10" w:before="0"/>
               <w:ind w:left="120"/>
             </w:pPr>
-            <w:hyperlink w:history="1" r:id="rIdlhuz-i_puvrwbdqsugmz_">
+            <w:hyperlink w:history="1" r:id="rIddm0iiqvdewgp6ytmeckun">
               <w:r>
                 <w:rPr>
                   <w:rFonts w:ascii="Arial" w:cs="Arial" w:eastAsia="Arial" w:hAnsi="Arial"/>
@@ -15443,7 +15850,7 @@
             <w:pPr>
               <w:spacing w:after="20" w:before="0"/>
             </w:pPr>
-            <w:hyperlink w:history="1" r:id="rIdiqtc_rmbxfwr9djvt1ewu">
+            <w:hyperlink w:history="1" r:id="rId7i3fkzhxm4bd6qwum0toj">
               <w:r>
                 <w:rPr>
                   <w:rFonts w:ascii="Arial" w:cs="Arial" w:eastAsia="Arial" w:hAnsi="Arial"/>
@@ -15476,7 +15883,7 @@
               <w:spacing w:after="10" w:before="0"/>
               <w:ind w:left="120"/>
             </w:pPr>
-            <w:hyperlink w:history="1" r:id="rId3ejlq4x1iciznua-pkotr">
+            <w:hyperlink w:history="1" r:id="rIdgux-xq1ndswiycnsd9yuk">
               <w:r>
                 <w:rPr>
                   <w:rFonts w:ascii="Arial" w:cs="Arial" w:eastAsia="Arial" w:hAnsi="Arial"/>
@@ -15521,7 +15928,7 @@
             <w:pPr>
               <w:spacing w:after="20" w:before="0"/>
             </w:pPr>
-            <w:hyperlink w:history="1" r:id="rIdx0msv0dmwdud_vzxhutwe">
+            <w:hyperlink w:history="1" r:id="rIdstmh_km8-k9qeo8lsda3n">
               <w:r>
                 <w:rPr>
                   <w:rFonts w:ascii="Arial" w:cs="Arial" w:eastAsia="Arial" w:hAnsi="Arial"/>
@@ -15554,7 +15961,7 @@
               <w:spacing w:after="10" w:before="0"/>
               <w:ind w:left="120"/>
             </w:pPr>
-            <w:hyperlink w:history="1" r:id="rId7qal2subbjjzflulfrdmi">
+            <w:hyperlink w:history="1" r:id="rId-ilbflxs2first5t81qba">
               <w:r>
                 <w:rPr>
                   <w:rFonts w:ascii="Arial" w:cs="Arial" w:eastAsia="Arial" w:hAnsi="Arial"/>
@@ -15749,7 +16156,7 @@
             <w:pPr>
               <w:spacing w:after="20" w:before="0"/>
             </w:pPr>
-            <w:hyperlink w:history="1" r:id="rIdrbbpnta7hoaocjfh6nzx0">
+            <w:hyperlink w:history="1" r:id="rIdu1v8vs1a_bhstlzu8uy4n">
               <w:r>
                 <w:rPr>
                   <w:rFonts w:ascii="Arial" w:cs="Arial" w:eastAsia="Arial" w:hAnsi="Arial"/>
@@ -15782,7 +16189,7 @@
               <w:spacing w:after="10" w:before="0"/>
               <w:ind w:left="120"/>
             </w:pPr>
-            <w:hyperlink w:history="1" r:id="rId_adefbznn_kmhmjoxluk9">
+            <w:hyperlink w:history="1" r:id="rIdcpgpj02gyohoctey55ba2">
               <w:r>
                 <w:rPr>
                   <w:rFonts w:ascii="Arial" w:cs="Arial" w:eastAsia="Arial" w:hAnsi="Arial"/>
@@ -15827,7 +16234,7 @@
             <w:pPr>
               <w:spacing w:after="20" w:before="0"/>
             </w:pPr>
-            <w:hyperlink w:history="1" r:id="rIdimmczig-fzzbxobrbag36">
+            <w:hyperlink w:history="1" r:id="rIde_3as-ruhkiejiczavsst">
               <w:r>
                 <w:rPr>
                   <w:rFonts w:ascii="Arial" w:cs="Arial" w:eastAsia="Arial" w:hAnsi="Arial"/>
@@ -15860,7 +16267,7 @@
               <w:spacing w:after="10" w:before="0"/>
               <w:ind w:left="120"/>
             </w:pPr>
-            <w:hyperlink w:history="1" r:id="rIdsv7cygifwl4smkmn3v3jn">
+            <w:hyperlink w:history="1" r:id="rIdfmcbczuwkswkchfszvvba">
               <w:r>
                 <w:rPr>
                   <w:rFonts w:ascii="Arial" w:cs="Arial" w:eastAsia="Arial" w:hAnsi="Arial"/>
@@ -16055,7 +16462,7 @@
             <w:pPr>
               <w:spacing w:after="20" w:before="0"/>
             </w:pPr>
-            <w:hyperlink w:history="1" r:id="rId76dwii151b1qcyfmsmovb">
+            <w:hyperlink w:history="1" r:id="rIdeq3zhxy9omdvn-lvujbns">
               <w:r>
                 <w:rPr>
                   <w:rFonts w:ascii="Arial" w:cs="Arial" w:eastAsia="Arial" w:hAnsi="Arial"/>
@@ -16088,7 +16495,7 @@
               <w:spacing w:after="10" w:before="0"/>
               <w:ind w:left="120"/>
             </w:pPr>
-            <w:hyperlink w:history="1" r:id="rIdtf3bkxrrws7hpkl88qg53">
+            <w:hyperlink w:history="1" r:id="rId8lvbddark6a-qla9pvphk">
               <w:r>
                 <w:rPr>
                   <w:rFonts w:ascii="Arial" w:cs="Arial" w:eastAsia="Arial" w:hAnsi="Arial"/>
@@ -16133,7 +16540,7 @@
             <w:pPr>
               <w:spacing w:after="20" w:before="0"/>
             </w:pPr>
-            <w:hyperlink w:history="1" r:id="rIde_sdabyimecd17cieyajy">
+            <w:hyperlink w:history="1" r:id="rIdby0msg-rjnhwzh9s0-qt5">
               <w:r>
                 <w:rPr>
                   <w:rFonts w:ascii="Arial" w:cs="Arial" w:eastAsia="Arial" w:hAnsi="Arial"/>
@@ -16166,7 +16573,7 @@
               <w:spacing w:after="10" w:before="0"/>
               <w:ind w:left="120"/>
             </w:pPr>
-            <w:hyperlink w:history="1" r:id="rId0msrhmyaf_zrk3sgl_qpi">
+            <w:hyperlink w:history="1" r:id="rIdo72becde_xvuv7qrv3cav">
               <w:r>
                 <w:rPr>
                   <w:rFonts w:ascii="Arial" w:cs="Arial" w:eastAsia="Arial" w:hAnsi="Arial"/>
@@ -16361,7 +16768,7 @@
             <w:pPr>
               <w:spacing w:after="20" w:before="0"/>
             </w:pPr>
-            <w:hyperlink w:history="1" r:id="rIdgssgxuypttql_k10htwpy">
+            <w:hyperlink w:history="1" r:id="rIdgsr0hvgg6k_iig16f-llu">
               <w:r>
                 <w:rPr>
                   <w:rFonts w:ascii="Arial" w:cs="Arial" w:eastAsia="Arial" w:hAnsi="Arial"/>
@@ -16394,7 +16801,7 @@
               <w:spacing w:after="10" w:before="0"/>
               <w:ind w:left="120"/>
             </w:pPr>
-            <w:hyperlink w:history="1" r:id="rIdbwsbk-ehfqsxnhxq1s8-z">
+            <w:hyperlink w:history="1" r:id="rIdy2spbu8t4imodwnzibgae">
               <w:r>
                 <w:rPr>
                   <w:rFonts w:ascii="Arial" w:cs="Arial" w:eastAsia="Arial" w:hAnsi="Arial"/>
@@ -16439,7 +16846,7 @@
             <w:pPr>
               <w:spacing w:after="20" w:before="0"/>
             </w:pPr>
-            <w:hyperlink w:history="1" r:id="rIda2lv9bjjalakot8wn8qi8">
+            <w:hyperlink w:history="1" r:id="rIdstqrqsjnk6qa88jyxldil">
               <w:r>
                 <w:rPr>
                   <w:rFonts w:ascii="Arial" w:cs="Arial" w:eastAsia="Arial" w:hAnsi="Arial"/>
@@ -16472,7 +16879,7 @@
               <w:spacing w:after="10" w:before="0"/>
               <w:ind w:left="120"/>
             </w:pPr>
-            <w:hyperlink w:history="1" r:id="rIduevmzoeyuzep7eththdsw">
+            <w:hyperlink w:history="1" r:id="rIdvpkkmptgjkfeivmz49qci">
               <w:r>
                 <w:rPr>
                   <w:rFonts w:ascii="Arial" w:cs="Arial" w:eastAsia="Arial" w:hAnsi="Arial"/>
@@ -16968,6 +17375,65 @@
         </w:tc>
       </w:tr>
     </w:tbl>
+    <w:p>
+      <w:pPr>
+        <w:pBdr>
+          <w:top w:val="single" w:color="BBBBBB" w:sz="4" w:space="4"/>
+        </w:pBdr>
+        <w:spacing w:after="0" w:before="160"/>
+      </w:pPr>
+      <w:r>
+        <w:rPr>
+          <w:rFonts w:ascii="Arial" w:cs="Arial" w:eastAsia="Arial" w:hAnsi="Arial"/>
+          <w:color w:val="666666"/>
+          <w:sz w:val="14"/>
+          <w:szCs w:val="14"/>
+        </w:rPr>
+        <w:t xml:space="preserve">© 2026 SeaVuria and ARES. Aligned with KICD objectives. Developed by SeaVuria; technical implementation by ARES (with AI assistance from Claude). Licensed under </w:t>
+      </w:r>
+      <w:hyperlink w:history="1" r:id="rIdmrxcof2oi9filebjtmxxc">
+        <w:r>
+          <w:rPr>
+            <w:rFonts w:ascii="Arial" w:cs="Arial" w:eastAsia="Arial" w:hAnsi="Arial"/>
+            <w:color w:val="1F6B75"/>
+            <w:sz w:val="14"/>
+            <w:szCs w:val="14"/>
+            <w:u w:val="single" w:color="1F6B75"/>
+          </w:rPr>
+          <w:t xml:space="preserve">CC BY-NC 4.0</w:t>
+        </w:r>
+      </w:hyperlink>
+      <w:r>
+        <w:rPr>
+          <w:rFonts w:ascii="Arial" w:cs="Arial" w:eastAsia="Arial" w:hAnsi="Arial"/>
+          <w:color w:val="666666"/>
+          <w:sz w:val="14"/>
+          <w:szCs w:val="14"/>
+        </w:rPr>
+        <w:t xml:space="preserve"> (</w:t>
+      </w:r>
+      <w:hyperlink w:history="1" r:id="rIdztyxjkpj4xrbimlvrxqiv">
+        <w:r>
+          <w:rPr>
+            <w:rFonts w:ascii="Arial" w:cs="Arial" w:eastAsia="Arial" w:hAnsi="Arial"/>
+            <w:color w:val="1F6B75"/>
+            <w:sz w:val="14"/>
+            <w:szCs w:val="14"/>
+            <w:u w:val="single" w:color="1F6B75"/>
+          </w:rPr>
+          <w:t xml:space="preserve">https://creativecommons.org/licenses/by-nc/4.0/</w:t>
+        </w:r>
+      </w:hyperlink>
+      <w:r>
+        <w:rPr>
+          <w:rFonts w:ascii="Arial" w:cs="Arial" w:eastAsia="Arial" w:hAnsi="Arial"/>
+          <w:color w:val="666666"/>
+          <w:sz w:val="14"/>
+          <w:szCs w:val="14"/>
+        </w:rPr>
+        <w:t xml:space="preserve">).</w:t>
+      </w:r>
+    </w:p>
     <w:p>
       <w:r>
         <w:br w:type="page"/>
@@ -17959,7 +18425,7 @@
             <w:pPr>
               <w:spacing w:after="20" w:before="0"/>
             </w:pPr>
-            <w:hyperlink w:history="1" r:id="rId9uj3vhxkqqdxge02qqzix">
+            <w:hyperlink w:history="1" r:id="rIdqxk-cdutptx_zcczi4i6i">
               <w:r>
                 <w:rPr>
                   <w:rFonts w:ascii="Arial" w:cs="Arial" w:eastAsia="Arial" w:hAnsi="Arial"/>
@@ -17992,7 +18458,7 @@
               <w:spacing w:after="10" w:before="0"/>
               <w:ind w:left="120"/>
             </w:pPr>
-            <w:hyperlink w:history="1" r:id="rId7sfe72s7vxkkgxcdbfqpk">
+            <w:hyperlink w:history="1" r:id="rIdkbbfo9z9hpp7ilrkojmc-">
               <w:r>
                 <w:rPr>
                   <w:rFonts w:ascii="Arial" w:cs="Arial" w:eastAsia="Arial" w:hAnsi="Arial"/>
@@ -18037,7 +18503,7 @@
             <w:pPr>
               <w:spacing w:after="20" w:before="0"/>
             </w:pPr>
-            <w:hyperlink w:history="1" r:id="rIdsvzuniqn0-ajrvneqofcz">
+            <w:hyperlink w:history="1" r:id="rIdgypk4fkqiiruztmecdsja">
               <w:r>
                 <w:rPr>
                   <w:rFonts w:ascii="Arial" w:cs="Arial" w:eastAsia="Arial" w:hAnsi="Arial"/>
@@ -18070,7 +18536,7 @@
               <w:spacing w:after="10" w:before="0"/>
               <w:ind w:left="120"/>
             </w:pPr>
-            <w:hyperlink w:history="1" r:id="rIdwycpwya4qkxe7tmyossuf">
+            <w:hyperlink w:history="1" r:id="rIdeddojp9pw0fkjvbhgj0mc">
               <w:r>
                 <w:rPr>
                   <w:rFonts w:ascii="Arial" w:cs="Arial" w:eastAsia="Arial" w:hAnsi="Arial"/>
@@ -18265,7 +18731,7 @@
             <w:pPr>
               <w:spacing w:after="20" w:before="0"/>
             </w:pPr>
-            <w:hyperlink w:history="1" r:id="rId15exjynffyqcsou1dytlr">
+            <w:hyperlink w:history="1" r:id="rId8sfz303z96bx48tqlk2k3">
               <w:r>
                 <w:rPr>
                   <w:rFonts w:ascii="Arial" w:cs="Arial" w:eastAsia="Arial" w:hAnsi="Arial"/>
@@ -18298,7 +18764,7 @@
               <w:spacing w:after="10" w:before="0"/>
               <w:ind w:left="120"/>
             </w:pPr>
-            <w:hyperlink w:history="1" r:id="rIdtoht6fbzmicfs62poqibm">
+            <w:hyperlink w:history="1" r:id="rIdjt3skxa7lkzgeiay_psp3">
               <w:r>
                 <w:rPr>
                   <w:rFonts w:ascii="Arial" w:cs="Arial" w:eastAsia="Arial" w:hAnsi="Arial"/>
@@ -18343,7 +18809,7 @@
             <w:pPr>
               <w:spacing w:after="20" w:before="0"/>
             </w:pPr>
-            <w:hyperlink w:history="1" r:id="rIdj0hnczbbyeoowaqm8oash">
+            <w:hyperlink w:history="1" r:id="rId_ufo61jcxz9zhfvemp03o">
               <w:r>
                 <w:rPr>
                   <w:rFonts w:ascii="Arial" w:cs="Arial" w:eastAsia="Arial" w:hAnsi="Arial"/>
@@ -18376,7 +18842,7 @@
               <w:spacing w:after="10" w:before="0"/>
               <w:ind w:left="120"/>
             </w:pPr>
-            <w:hyperlink w:history="1" r:id="rIdsmlkf1rjy5izd54hvmm2p">
+            <w:hyperlink w:history="1" r:id="rIdts-egphmc7p6nm67qfnch">
               <w:r>
                 <w:rPr>
                   <w:rFonts w:ascii="Arial" w:cs="Arial" w:eastAsia="Arial" w:hAnsi="Arial"/>
@@ -18571,7 +19037,7 @@
             <w:pPr>
               <w:spacing w:after="20" w:before="0"/>
             </w:pPr>
-            <w:hyperlink w:history="1" r:id="rIdpsaq1vxylenyutwzriwpr">
+            <w:hyperlink w:history="1" r:id="rIdgho7cw-pyf4p046pzhm51">
               <w:r>
                 <w:rPr>
                   <w:rFonts w:ascii="Arial" w:cs="Arial" w:eastAsia="Arial" w:hAnsi="Arial"/>
@@ -18604,7 +19070,7 @@
               <w:spacing w:after="10" w:before="0"/>
               <w:ind w:left="120"/>
             </w:pPr>
-            <w:hyperlink w:history="1" r:id="rId3yg3kqshg2rk2oldh4emb">
+            <w:hyperlink w:history="1" r:id="rIdj4w1hupbhi5spatu8ynyd">
               <w:r>
                 <w:rPr>
                   <w:rFonts w:ascii="Arial" w:cs="Arial" w:eastAsia="Arial" w:hAnsi="Arial"/>
@@ -18649,7 +19115,7 @@
             <w:pPr>
               <w:spacing w:after="20" w:before="0"/>
             </w:pPr>
-            <w:hyperlink w:history="1" r:id="rId28zvx2og9bqwoip_fzds-">
+            <w:hyperlink w:history="1" r:id="rIddswo5ao-hfq8ttambotya">
               <w:r>
                 <w:rPr>
                   <w:rFonts w:ascii="Arial" w:cs="Arial" w:eastAsia="Arial" w:hAnsi="Arial"/>
@@ -18682,7 +19148,7 @@
               <w:spacing w:after="10" w:before="0"/>
               <w:ind w:left="120"/>
             </w:pPr>
-            <w:hyperlink w:history="1" r:id="rIdde_l5dhrbkpx6p0jbpnso">
+            <w:hyperlink w:history="1" r:id="rIdmcjq0aq5af4h7ezrakxuu">
               <w:r>
                 <w:rPr>
                   <w:rFonts w:ascii="Arial" w:cs="Arial" w:eastAsia="Arial" w:hAnsi="Arial"/>
@@ -18877,7 +19343,7 @@
             <w:pPr>
               <w:spacing w:after="20" w:before="0"/>
             </w:pPr>
-            <w:hyperlink w:history="1" r:id="rIdm07pjp5wd1h-n8mjsh-o0">
+            <w:hyperlink w:history="1" r:id="rIdvzdr42wbjhlkinvm4skqv">
               <w:r>
                 <w:rPr>
                   <w:rFonts w:ascii="Arial" w:cs="Arial" w:eastAsia="Arial" w:hAnsi="Arial"/>
@@ -18910,7 +19376,7 @@
               <w:spacing w:after="10" w:before="0"/>
               <w:ind w:left="120"/>
             </w:pPr>
-            <w:hyperlink w:history="1" r:id="rIdmv1eefcwjxbtbyrfca7f9">
+            <w:hyperlink w:history="1" r:id="rIdodtfxdbfamx5wsknrh_y3">
               <w:r>
                 <w:rPr>
                   <w:rFonts w:ascii="Arial" w:cs="Arial" w:eastAsia="Arial" w:hAnsi="Arial"/>
@@ -18955,7 +19421,7 @@
             <w:pPr>
               <w:spacing w:after="20" w:before="0"/>
             </w:pPr>
-            <w:hyperlink w:history="1" r:id="rId0m6-2y1pi3xq4s4srqxa6">
+            <w:hyperlink w:history="1" r:id="rIdfsn8hvn6hiocxsmvez31z">
               <w:r>
                 <w:rPr>
                   <w:rFonts w:ascii="Arial" w:cs="Arial" w:eastAsia="Arial" w:hAnsi="Arial"/>
@@ -18988,7 +19454,7 @@
               <w:spacing w:after="10" w:before="0"/>
               <w:ind w:left="120"/>
             </w:pPr>
-            <w:hyperlink w:history="1" r:id="rIdkhlb-fbenyr817be_s3p7">
+            <w:hyperlink w:history="1" r:id="rIdmvgf6_9ozbubkd3jiebhp">
               <w:r>
                 <w:rPr>
                   <w:rFonts w:ascii="Arial" w:cs="Arial" w:eastAsia="Arial" w:hAnsi="Arial"/>
@@ -19183,7 +19649,7 @@
             <w:pPr>
               <w:spacing w:after="20" w:before="0"/>
             </w:pPr>
-            <w:hyperlink w:history="1" r:id="rIdgeehisumc29v-szltcu9i">
+            <w:hyperlink w:history="1" r:id="rIdarsbrstf8a1pwioci13-7">
               <w:r>
                 <w:rPr>
                   <w:rFonts w:ascii="Arial" w:cs="Arial" w:eastAsia="Arial" w:hAnsi="Arial"/>
@@ -19216,7 +19682,7 @@
               <w:spacing w:after="10" w:before="0"/>
               <w:ind w:left="120"/>
             </w:pPr>
-            <w:hyperlink w:history="1" r:id="rIdytvl9bhc7zp2gudhx5zhg">
+            <w:hyperlink w:history="1" r:id="rIddlzrdjgwqutio5gkbvzkp">
               <w:r>
                 <w:rPr>
                   <w:rFonts w:ascii="Arial" w:cs="Arial" w:eastAsia="Arial" w:hAnsi="Arial"/>
@@ -19261,7 +19727,7 @@
             <w:pPr>
               <w:spacing w:after="20" w:before="0"/>
             </w:pPr>
-            <w:hyperlink w:history="1" r:id="rIdj-cemcrwhtxm_j2npju_3">
+            <w:hyperlink w:history="1" r:id="rIdjs97ttsiiicuscqfobekf">
               <w:r>
                 <w:rPr>
                   <w:rFonts w:ascii="Arial" w:cs="Arial" w:eastAsia="Arial" w:hAnsi="Arial"/>
@@ -19294,7 +19760,7 @@
               <w:spacing w:after="10" w:before="0"/>
               <w:ind w:left="120"/>
             </w:pPr>
-            <w:hyperlink w:history="1" r:id="rIdn8hhdn2woci8r1tavb6mz">
+            <w:hyperlink w:history="1" r:id="rIdx3tfvr4ijkuyiaaqijb0_">
               <w:r>
                 <w:rPr>
                   <w:rFonts w:ascii="Arial" w:cs="Arial" w:eastAsia="Arial" w:hAnsi="Arial"/>
@@ -19790,6 +20256,65 @@
         </w:tc>
       </w:tr>
     </w:tbl>
+    <w:p>
+      <w:pPr>
+        <w:pBdr>
+          <w:top w:val="single" w:color="BBBBBB" w:sz="4" w:space="4"/>
+        </w:pBdr>
+        <w:spacing w:after="0" w:before="160"/>
+      </w:pPr>
+      <w:r>
+        <w:rPr>
+          <w:rFonts w:ascii="Arial" w:cs="Arial" w:eastAsia="Arial" w:hAnsi="Arial"/>
+          <w:color w:val="666666"/>
+          <w:sz w:val="14"/>
+          <w:szCs w:val="14"/>
+        </w:rPr>
+        <w:t xml:space="preserve">© 2026 SeaVuria and ARES. Aligned with KICD objectives. Developed by SeaVuria; technical implementation by ARES (with AI assistance from Claude). Licensed under </w:t>
+      </w:r>
+      <w:hyperlink w:history="1" r:id="rIdymqvdv3myzxfl2v6eavdv">
+        <w:r>
+          <w:rPr>
+            <w:rFonts w:ascii="Arial" w:cs="Arial" w:eastAsia="Arial" w:hAnsi="Arial"/>
+            <w:color w:val="1F6B75"/>
+            <w:sz w:val="14"/>
+            <w:szCs w:val="14"/>
+            <w:u w:val="single" w:color="1F6B75"/>
+          </w:rPr>
+          <w:t xml:space="preserve">CC BY-NC 4.0</w:t>
+        </w:r>
+      </w:hyperlink>
+      <w:r>
+        <w:rPr>
+          <w:rFonts w:ascii="Arial" w:cs="Arial" w:eastAsia="Arial" w:hAnsi="Arial"/>
+          <w:color w:val="666666"/>
+          <w:sz w:val="14"/>
+          <w:szCs w:val="14"/>
+        </w:rPr>
+        <w:t xml:space="preserve"> (</w:t>
+      </w:r>
+      <w:hyperlink w:history="1" r:id="rId7jkfnq2d7wma-3uyruyno">
+        <w:r>
+          <w:rPr>
+            <w:rFonts w:ascii="Arial" w:cs="Arial" w:eastAsia="Arial" w:hAnsi="Arial"/>
+            <w:color w:val="1F6B75"/>
+            <w:sz w:val="14"/>
+            <w:szCs w:val="14"/>
+            <w:u w:val="single" w:color="1F6B75"/>
+          </w:rPr>
+          <w:t xml:space="preserve">https://creativecommons.org/licenses/by-nc/4.0/</w:t>
+        </w:r>
+      </w:hyperlink>
+      <w:r>
+        <w:rPr>
+          <w:rFonts w:ascii="Arial" w:cs="Arial" w:eastAsia="Arial" w:hAnsi="Arial"/>
+          <w:color w:val="666666"/>
+          <w:sz w:val="14"/>
+          <w:szCs w:val="14"/>
+        </w:rPr>
+        <w:t xml:space="preserve">).</w:t>
+      </w:r>
+    </w:p>
     <w:p>
       <w:r>
         <w:br w:type="page"/>
@@ -20798,7 +21323,7 @@
               <w:spacing w:after="10" w:before="0"/>
               <w:ind w:left="120"/>
             </w:pPr>
-            <w:hyperlink w:history="1" r:id="rIdcqgoncxdi4idt0eqyzsmc">
+            <w:hyperlink w:history="1" r:id="rIdqaoy9tdn4zuifawrgg_mx">
               <w:r>
                 <w:rPr>
                   <w:rFonts w:ascii="Arial" w:cs="Arial" w:eastAsia="Arial" w:hAnsi="Arial"/>
@@ -20858,7 +21383,7 @@
             <w:pPr>
               <w:spacing w:after="20" w:before="0"/>
             </w:pPr>
-            <w:hyperlink w:history="1" r:id="rIdk31gukt7zyueifxgo_x23">
+            <w:hyperlink w:history="1" r:id="rIddehlxvtkpcpgiekjrl5jd">
               <w:r>
                 <w:rPr>
                   <w:rFonts w:ascii="Arial" w:cs="Arial" w:eastAsia="Arial" w:hAnsi="Arial"/>
@@ -20891,7 +21416,7 @@
               <w:spacing w:after="10" w:before="0"/>
               <w:ind w:left="120"/>
             </w:pPr>
-            <w:hyperlink w:history="1" r:id="rId7t4zoyc9yomi2pfxdd1o_">
+            <w:hyperlink w:history="1" r:id="rIdm0lsxscgfdsdu_oix2x-b">
               <w:r>
                 <w:rPr>
                   <w:rFonts w:ascii="Arial" w:cs="Arial" w:eastAsia="Arial" w:hAnsi="Arial"/>
@@ -21103,7 +21628,7 @@
               <w:spacing w:after="10" w:before="0"/>
               <w:ind w:left="120"/>
             </w:pPr>
-            <w:hyperlink w:history="1" r:id="rIdkkyefyxqi9ammxtns52ud">
+            <w:hyperlink w:history="1" r:id="rIdpsnkivsu_za_m8gb8fogd">
               <w:r>
                 <w:rPr>
                   <w:rFonts w:ascii="Arial" w:cs="Arial" w:eastAsia="Arial" w:hAnsi="Arial"/>
@@ -21163,7 +21688,7 @@
             <w:pPr>
               <w:spacing w:after="20" w:before="0"/>
             </w:pPr>
-            <w:hyperlink w:history="1" r:id="rIdpk7xych7bzhuktf8z6ga2">
+            <w:hyperlink w:history="1" r:id="rIdi7s1oq0ggq0pwmbdpr2wo">
               <w:r>
                 <w:rPr>
                   <w:rFonts w:ascii="Arial" w:cs="Arial" w:eastAsia="Arial" w:hAnsi="Arial"/>
@@ -21196,7 +21721,7 @@
               <w:spacing w:after="10" w:before="0"/>
               <w:ind w:left="120"/>
             </w:pPr>
-            <w:hyperlink w:history="1" r:id="rIdder_sdot16pldx5vfepja">
+            <w:hyperlink w:history="1" r:id="rId91j5ngi4ybkxb-9aaxqcg">
               <w:r>
                 <w:rPr>
                   <w:rFonts w:ascii="Arial" w:cs="Arial" w:eastAsia="Arial" w:hAnsi="Arial"/>
@@ -21408,7 +21933,7 @@
               <w:spacing w:after="10" w:before="0"/>
               <w:ind w:left="120"/>
             </w:pPr>
-            <w:hyperlink w:history="1" r:id="rIdptzuu1tkiekjkxn0tq_yg">
+            <w:hyperlink w:history="1" r:id="rIdulfs9nkvr7dhufpga7t_7">
               <w:r>
                 <w:rPr>
                   <w:rFonts w:ascii="Arial" w:cs="Arial" w:eastAsia="Arial" w:hAnsi="Arial"/>
@@ -21468,7 +21993,7 @@
             <w:pPr>
               <w:spacing w:after="20" w:before="0"/>
             </w:pPr>
-            <w:hyperlink w:history="1" r:id="rIdzkj_2ewkb3r_vb4lvtf2x">
+            <w:hyperlink w:history="1" r:id="rIdftgspzlx-olxjg65-jn8g">
               <w:r>
                 <w:rPr>
                   <w:rFonts w:ascii="Arial" w:cs="Arial" w:eastAsia="Arial" w:hAnsi="Arial"/>
@@ -21501,7 +22026,7 @@
               <w:spacing w:after="10" w:before="0"/>
               <w:ind w:left="120"/>
             </w:pPr>
-            <w:hyperlink w:history="1" r:id="rIdtqrxbdevydcnkwkytot7t">
+            <w:hyperlink w:history="1" r:id="rIdwhsvfmbu9vbpdjtmb6lg6">
               <w:r>
                 <w:rPr>
                   <w:rFonts w:ascii="Arial" w:cs="Arial" w:eastAsia="Arial" w:hAnsi="Arial"/>
@@ -21713,7 +22238,7 @@
               <w:spacing w:after="10" w:before="0"/>
               <w:ind w:left="120"/>
             </w:pPr>
-            <w:hyperlink w:history="1" r:id="rIdnhzt20tt4mvg7iqt8eeqd">
+            <w:hyperlink w:history="1" r:id="rIddrlvu3aaqcyixkkr86oql">
               <w:r>
                 <w:rPr>
                   <w:rFonts w:ascii="Arial" w:cs="Arial" w:eastAsia="Arial" w:hAnsi="Arial"/>
@@ -21773,7 +22298,7 @@
             <w:pPr>
               <w:spacing w:after="20" w:before="0"/>
             </w:pPr>
-            <w:hyperlink w:history="1" r:id="rIdxqmn-isqbhxxr3omujjaa">
+            <w:hyperlink w:history="1" r:id="rId1buddxrj1iv6er40zjluq">
               <w:r>
                 <w:rPr>
                   <w:rFonts w:ascii="Arial" w:cs="Arial" w:eastAsia="Arial" w:hAnsi="Arial"/>
@@ -21806,7 +22331,7 @@
               <w:spacing w:after="10" w:before="0"/>
               <w:ind w:left="120"/>
             </w:pPr>
-            <w:hyperlink w:history="1" r:id="rIdggtj6li5sdwuuon5v-rg3">
+            <w:hyperlink w:history="1" r:id="rId68rdznuhmtipyw4ldk2cj">
               <w:r>
                 <w:rPr>
                   <w:rFonts w:ascii="Arial" w:cs="Arial" w:eastAsia="Arial" w:hAnsi="Arial"/>
@@ -22018,7 +22543,7 @@
               <w:spacing w:after="10" w:before="0"/>
               <w:ind w:left="120"/>
             </w:pPr>
-            <w:hyperlink w:history="1" r:id="rIdanm_m6o5wjb05nvvwrvpm">
+            <w:hyperlink w:history="1" r:id="rIdk1i1a18fypmegh_jom-lx">
               <w:r>
                 <w:rPr>
                   <w:rFonts w:ascii="Arial" w:cs="Arial" w:eastAsia="Arial" w:hAnsi="Arial"/>
@@ -22078,7 +22603,7 @@
             <w:pPr>
               <w:spacing w:after="20" w:before="0"/>
             </w:pPr>
-            <w:hyperlink w:history="1" r:id="rIdlhfitbjxqny0qwcd-hn6t">
+            <w:hyperlink w:history="1" r:id="rIdo4hvy0zb2yp49x3anxiw6">
               <w:r>
                 <w:rPr>
                   <w:rFonts w:ascii="Arial" w:cs="Arial" w:eastAsia="Arial" w:hAnsi="Arial"/>
@@ -22111,7 +22636,7 @@
               <w:spacing w:after="10" w:before="0"/>
               <w:ind w:left="120"/>
             </w:pPr>
-            <w:hyperlink w:history="1" r:id="rIdlpimy3z_yjngek9gjih1o">
+            <w:hyperlink w:history="1" r:id="rIdy4g04mlcofiypcgvolxc9">
               <w:r>
                 <w:rPr>
                   <w:rFonts w:ascii="Arial" w:cs="Arial" w:eastAsia="Arial" w:hAnsi="Arial"/>
@@ -22607,6 +23132,65 @@
         </w:tc>
       </w:tr>
     </w:tbl>
+    <w:p>
+      <w:pPr>
+        <w:pBdr>
+          <w:top w:val="single" w:color="BBBBBB" w:sz="4" w:space="4"/>
+        </w:pBdr>
+        <w:spacing w:after="0" w:before="160"/>
+      </w:pPr>
+      <w:r>
+        <w:rPr>
+          <w:rFonts w:ascii="Arial" w:cs="Arial" w:eastAsia="Arial" w:hAnsi="Arial"/>
+          <w:color w:val="666666"/>
+          <w:sz w:val="14"/>
+          <w:szCs w:val="14"/>
+        </w:rPr>
+        <w:t xml:space="preserve">© 2026 SeaVuria and ARES. Aligned with KICD objectives. Developed by SeaVuria; technical implementation by ARES (with AI assistance from Claude). Licensed under </w:t>
+      </w:r>
+      <w:hyperlink w:history="1" r:id="rIdh5lz_yva4qliqe0iarkz_">
+        <w:r>
+          <w:rPr>
+            <w:rFonts w:ascii="Arial" w:cs="Arial" w:eastAsia="Arial" w:hAnsi="Arial"/>
+            <w:color w:val="1F6B75"/>
+            <w:sz w:val="14"/>
+            <w:szCs w:val="14"/>
+            <w:u w:val="single" w:color="1F6B75"/>
+          </w:rPr>
+          <w:t xml:space="preserve">CC BY-NC 4.0</w:t>
+        </w:r>
+      </w:hyperlink>
+      <w:r>
+        <w:rPr>
+          <w:rFonts w:ascii="Arial" w:cs="Arial" w:eastAsia="Arial" w:hAnsi="Arial"/>
+          <w:color w:val="666666"/>
+          <w:sz w:val="14"/>
+          <w:szCs w:val="14"/>
+        </w:rPr>
+        <w:t xml:space="preserve"> (</w:t>
+      </w:r>
+      <w:hyperlink w:history="1" r:id="rIduh_pisu6b2mvoyheistnf">
+        <w:r>
+          <w:rPr>
+            <w:rFonts w:ascii="Arial" w:cs="Arial" w:eastAsia="Arial" w:hAnsi="Arial"/>
+            <w:color w:val="1F6B75"/>
+            <w:sz w:val="14"/>
+            <w:szCs w:val="14"/>
+            <w:u w:val="single" w:color="1F6B75"/>
+          </w:rPr>
+          <w:t xml:space="preserve">https://creativecommons.org/licenses/by-nc/4.0/</w:t>
+        </w:r>
+      </w:hyperlink>
+      <w:r>
+        <w:rPr>
+          <w:rFonts w:ascii="Arial" w:cs="Arial" w:eastAsia="Arial" w:hAnsi="Arial"/>
+          <w:color w:val="666666"/>
+          <w:sz w:val="14"/>
+          <w:szCs w:val="14"/>
+        </w:rPr>
+        <w:t xml:space="preserve">).</w:t>
+      </w:r>
+    </w:p>
     <w:p>
       <w:r>
         <w:br w:type="page"/>
@@ -23598,7 +24182,7 @@
             <w:pPr>
               <w:spacing w:after="20" w:before="0"/>
             </w:pPr>
-            <w:hyperlink w:history="1" r:id="rIdjrpmntujnnbbmpmlftdlo">
+            <w:hyperlink w:history="1" r:id="rIddusfs4nxxshaov42sybxc">
               <w:r>
                 <w:rPr>
                   <w:rFonts w:ascii="Arial" w:cs="Arial" w:eastAsia="Arial" w:hAnsi="Arial"/>
@@ -23631,7 +24215,7 @@
               <w:spacing w:after="10" w:before="0"/>
               <w:ind w:left="120"/>
             </w:pPr>
-            <w:hyperlink w:history="1" r:id="rIdskcerkthzy7sk8y_sivyh">
+            <w:hyperlink w:history="1" r:id="rIdb4id97sbosqm7eseilhug">
               <w:r>
                 <w:rPr>
                   <w:rFonts w:ascii="Arial" w:cs="Arial" w:eastAsia="Arial" w:hAnsi="Arial"/>
@@ -23676,7 +24260,7 @@
             <w:pPr>
               <w:spacing w:after="20" w:before="0"/>
             </w:pPr>
-            <w:hyperlink w:history="1" r:id="rIdcacjxgf-rrwwb9sxoxr_u">
+            <w:hyperlink w:history="1" r:id="rIdxb2t0qr9gfor4oprr0azm">
               <w:r>
                 <w:rPr>
                   <w:rFonts w:ascii="Arial" w:cs="Arial" w:eastAsia="Arial" w:hAnsi="Arial"/>
@@ -23709,7 +24293,7 @@
               <w:spacing w:after="10" w:before="0"/>
               <w:ind w:left="120"/>
             </w:pPr>
-            <w:hyperlink w:history="1" r:id="rIdbtnlf8quum5--wu99witw">
+            <w:hyperlink w:history="1" r:id="rIdcvgmmcafv7joorye6rjpt">
               <w:r>
                 <w:rPr>
                   <w:rFonts w:ascii="Arial" w:cs="Arial" w:eastAsia="Arial" w:hAnsi="Arial"/>
@@ -23904,7 +24488,7 @@
             <w:pPr>
               <w:spacing w:after="20" w:before="0"/>
             </w:pPr>
-            <w:hyperlink w:history="1" r:id="rId_t3b4hcyggx0kmbnfihvy">
+            <w:hyperlink w:history="1" r:id="rIdu4swpb8jkz7qvfwyaotz1">
               <w:r>
                 <w:rPr>
                   <w:rFonts w:ascii="Arial" w:cs="Arial" w:eastAsia="Arial" w:hAnsi="Arial"/>
@@ -23937,7 +24521,7 @@
               <w:spacing w:after="10" w:before="0"/>
               <w:ind w:left="120"/>
             </w:pPr>
-            <w:hyperlink w:history="1" r:id="rId31pyorgqijyypzreiz9o4">
+            <w:hyperlink w:history="1" r:id="rIdht6fjtmplf8wiodjqp14s">
               <w:r>
                 <w:rPr>
                   <w:rFonts w:ascii="Arial" w:cs="Arial" w:eastAsia="Arial" w:hAnsi="Arial"/>
@@ -23982,7 +24566,7 @@
             <w:pPr>
               <w:spacing w:after="20" w:before="0"/>
             </w:pPr>
-            <w:hyperlink w:history="1" r:id="rIdlyqz8mge3mbs3zoqvzvya">
+            <w:hyperlink w:history="1" r:id="rIdmw6qjgu4oi6jlq-oe2rnl">
               <w:r>
                 <w:rPr>
                   <w:rFonts w:ascii="Arial" w:cs="Arial" w:eastAsia="Arial" w:hAnsi="Arial"/>
@@ -24015,7 +24599,7 @@
               <w:spacing w:after="10" w:before="0"/>
               <w:ind w:left="120"/>
             </w:pPr>
-            <w:hyperlink w:history="1" r:id="rIdmebnbpzztp3bg-_uj4y8f">
+            <w:hyperlink w:history="1" r:id="rIdr5t5n-7tjppwd0pkscrxd">
               <w:r>
                 <w:rPr>
                   <w:rFonts w:ascii="Arial" w:cs="Arial" w:eastAsia="Arial" w:hAnsi="Arial"/>
@@ -24210,7 +24794,7 @@
             <w:pPr>
               <w:spacing w:after="20" w:before="0"/>
             </w:pPr>
-            <w:hyperlink w:history="1" r:id="rIdzxelnwrhl2dgb4qluwpxv">
+            <w:hyperlink w:history="1" r:id="rIdoam5v2gk0bsk-f2accnaz">
               <w:r>
                 <w:rPr>
                   <w:rFonts w:ascii="Arial" w:cs="Arial" w:eastAsia="Arial" w:hAnsi="Arial"/>
@@ -24243,7 +24827,7 @@
               <w:spacing w:after="10" w:before="0"/>
               <w:ind w:left="120"/>
             </w:pPr>
-            <w:hyperlink w:history="1" r:id="rIdvx8_esdkeqjp-75urcb50">
+            <w:hyperlink w:history="1" r:id="rIdjnalloambpfo3xayzy9mt">
               <w:r>
                 <w:rPr>
                   <w:rFonts w:ascii="Arial" w:cs="Arial" w:eastAsia="Arial" w:hAnsi="Arial"/>
@@ -24288,7 +24872,7 @@
             <w:pPr>
               <w:spacing w:after="20" w:before="0"/>
             </w:pPr>
-            <w:hyperlink w:history="1" r:id="rIdyjie0atwtjwu2mqr_dsgh">
+            <w:hyperlink w:history="1" r:id="rIdhtiqu5cayzw7o8rky3jzm">
               <w:r>
                 <w:rPr>
                   <w:rFonts w:ascii="Arial" w:cs="Arial" w:eastAsia="Arial" w:hAnsi="Arial"/>
@@ -24321,7 +24905,7 @@
               <w:spacing w:after="10" w:before="0"/>
               <w:ind w:left="120"/>
             </w:pPr>
-            <w:hyperlink w:history="1" r:id="rIdtic3-ww1bmnwug3r7uhfj">
+            <w:hyperlink w:history="1" r:id="rIdva9rwcnrn4wuxygrt901x">
               <w:r>
                 <w:rPr>
                   <w:rFonts w:ascii="Arial" w:cs="Arial" w:eastAsia="Arial" w:hAnsi="Arial"/>
@@ -24516,7 +25100,7 @@
             <w:pPr>
               <w:spacing w:after="20" w:before="0"/>
             </w:pPr>
-            <w:hyperlink w:history="1" r:id="rIdjprxl40_psyz3aeawiee8">
+            <w:hyperlink w:history="1" r:id="rIdawkq9sdyhfncagbrkuhoi">
               <w:r>
                 <w:rPr>
                   <w:rFonts w:ascii="Arial" w:cs="Arial" w:eastAsia="Arial" w:hAnsi="Arial"/>
@@ -24549,7 +25133,7 @@
               <w:spacing w:after="10" w:before="0"/>
               <w:ind w:left="120"/>
             </w:pPr>
-            <w:hyperlink w:history="1" r:id="rIdwwksoojqoiixw5iqhplwr">
+            <w:hyperlink w:history="1" r:id="rIdu4yd9uxnc1i4wxlrdvoyp">
               <w:r>
                 <w:rPr>
                   <w:rFonts w:ascii="Arial" w:cs="Arial" w:eastAsia="Arial" w:hAnsi="Arial"/>
@@ -24594,7 +25178,7 @@
             <w:pPr>
               <w:spacing w:after="20" w:before="0"/>
             </w:pPr>
-            <w:hyperlink w:history="1" r:id="rIdetablyx86y2kv7hates74">
+            <w:hyperlink w:history="1" r:id="rIdks1-ij-winlpqnh2rkgz3">
               <w:r>
                 <w:rPr>
                   <w:rFonts w:ascii="Arial" w:cs="Arial" w:eastAsia="Arial" w:hAnsi="Arial"/>
@@ -24627,7 +25211,7 @@
               <w:spacing w:after="10" w:before="0"/>
               <w:ind w:left="120"/>
             </w:pPr>
-            <w:hyperlink w:history="1" r:id="rIdrcmzip6dgs0umk6zq9ltw">
+            <w:hyperlink w:history="1" r:id="rIdl1g76baocr3yqr5a72unb">
               <w:r>
                 <w:rPr>
                   <w:rFonts w:ascii="Arial" w:cs="Arial" w:eastAsia="Arial" w:hAnsi="Arial"/>
@@ -24822,7 +25406,7 @@
             <w:pPr>
               <w:spacing w:after="20" w:before="0"/>
             </w:pPr>
-            <w:hyperlink w:history="1" r:id="rId_k3ihu6spelf_mxakh6rv">
+            <w:hyperlink w:history="1" r:id="rIdpgytpb0fxla5dco1ko862">
               <w:r>
                 <w:rPr>
                   <w:rFonts w:ascii="Arial" w:cs="Arial" w:eastAsia="Arial" w:hAnsi="Arial"/>
@@ -24855,7 +25439,7 @@
               <w:spacing w:after="10" w:before="0"/>
               <w:ind w:left="120"/>
             </w:pPr>
-            <w:hyperlink w:history="1" r:id="rIdetma_gwtucgjhkbvdifoz">
+            <w:hyperlink w:history="1" r:id="rIdvklfedlzhlzmxjytivbi7">
               <w:r>
                 <w:rPr>
                   <w:rFonts w:ascii="Arial" w:cs="Arial" w:eastAsia="Arial" w:hAnsi="Arial"/>
@@ -24900,7 +25484,7 @@
             <w:pPr>
               <w:spacing w:after="20" w:before="0"/>
             </w:pPr>
-            <w:hyperlink w:history="1" r:id="rIdpyfsxay3jv6axpk7o5nzg">
+            <w:hyperlink w:history="1" r:id="rIdu-d7a9plt0dto9upsfhyb">
               <w:r>
                 <w:rPr>
                   <w:rFonts w:ascii="Arial" w:cs="Arial" w:eastAsia="Arial" w:hAnsi="Arial"/>
@@ -24933,7 +25517,7 @@
               <w:spacing w:after="10" w:before="0"/>
               <w:ind w:left="120"/>
             </w:pPr>
-            <w:hyperlink w:history="1" r:id="rIdlsn_13p0grhx59vnmtufs">
+            <w:hyperlink w:history="1" r:id="rIdhcyfp8bpun66xs5kxtunc">
               <w:r>
                 <w:rPr>
                   <w:rFonts w:ascii="Arial" w:cs="Arial" w:eastAsia="Arial" w:hAnsi="Arial"/>
@@ -25429,6 +26013,65 @@
         </w:tc>
       </w:tr>
     </w:tbl>
+    <w:p>
+      <w:pPr>
+        <w:pBdr>
+          <w:top w:val="single" w:color="BBBBBB" w:sz="4" w:space="4"/>
+        </w:pBdr>
+        <w:spacing w:after="0" w:before="160"/>
+      </w:pPr>
+      <w:r>
+        <w:rPr>
+          <w:rFonts w:ascii="Arial" w:cs="Arial" w:eastAsia="Arial" w:hAnsi="Arial"/>
+          <w:color w:val="666666"/>
+          <w:sz w:val="14"/>
+          <w:szCs w:val="14"/>
+        </w:rPr>
+        <w:t xml:space="preserve">© 2026 SeaVuria and ARES. Aligned with KICD objectives. Developed by SeaVuria; technical implementation by ARES (with AI assistance from Claude). Licensed under </w:t>
+      </w:r>
+      <w:hyperlink w:history="1" r:id="rId9mkf7j7qi2rdmxzsri4nw">
+        <w:r>
+          <w:rPr>
+            <w:rFonts w:ascii="Arial" w:cs="Arial" w:eastAsia="Arial" w:hAnsi="Arial"/>
+            <w:color w:val="1F6B75"/>
+            <w:sz w:val="14"/>
+            <w:szCs w:val="14"/>
+            <w:u w:val="single" w:color="1F6B75"/>
+          </w:rPr>
+          <w:t xml:space="preserve">CC BY-NC 4.0</w:t>
+        </w:r>
+      </w:hyperlink>
+      <w:r>
+        <w:rPr>
+          <w:rFonts w:ascii="Arial" w:cs="Arial" w:eastAsia="Arial" w:hAnsi="Arial"/>
+          <w:color w:val="666666"/>
+          <w:sz w:val="14"/>
+          <w:szCs w:val="14"/>
+        </w:rPr>
+        <w:t xml:space="preserve"> (</w:t>
+      </w:r>
+      <w:hyperlink w:history="1" r:id="rId1laojpwllvax9yypm3qnt">
+        <w:r>
+          <w:rPr>
+            <w:rFonts w:ascii="Arial" w:cs="Arial" w:eastAsia="Arial" w:hAnsi="Arial"/>
+            <w:color w:val="1F6B75"/>
+            <w:sz w:val="14"/>
+            <w:szCs w:val="14"/>
+            <w:u w:val="single" w:color="1F6B75"/>
+          </w:rPr>
+          <w:t xml:space="preserve">https://creativecommons.org/licenses/by-nc/4.0/</w:t>
+        </w:r>
+      </w:hyperlink>
+      <w:r>
+        <w:rPr>
+          <w:rFonts w:ascii="Arial" w:cs="Arial" w:eastAsia="Arial" w:hAnsi="Arial"/>
+          <w:color w:val="666666"/>
+          <w:sz w:val="14"/>
+          <w:szCs w:val="14"/>
+        </w:rPr>
+        <w:t xml:space="preserve">).</w:t>
+      </w:r>
+    </w:p>
     <w:p>
       <w:r>
         <w:br w:type="page"/>
@@ -26420,7 +27063,7 @@
             <w:pPr>
               <w:spacing w:after="20" w:before="0"/>
             </w:pPr>
-            <w:hyperlink w:history="1" r:id="rIdgfoualsgv8g6kgwhgetrl">
+            <w:hyperlink w:history="1" r:id="rId06asu9rg2lfvou7egdrgg">
               <w:r>
                 <w:rPr>
                   <w:rFonts w:ascii="Arial" w:cs="Arial" w:eastAsia="Arial" w:hAnsi="Arial"/>
@@ -26453,7 +27096,7 @@
               <w:spacing w:after="10" w:before="0"/>
               <w:ind w:left="120"/>
             </w:pPr>
-            <w:hyperlink w:history="1" r:id="rIdasygwfzi6qmbltht9kr1g">
+            <w:hyperlink w:history="1" r:id="rIdirl8ouujunitxubpwgp7d">
               <w:r>
                 <w:rPr>
                   <w:rFonts w:ascii="Arial" w:cs="Arial" w:eastAsia="Arial" w:hAnsi="Arial"/>
@@ -26498,7 +27141,7 @@
             <w:pPr>
               <w:spacing w:after="20" w:before="0"/>
             </w:pPr>
-            <w:hyperlink w:history="1" r:id="rIdnkkttx51xwtlzzgwo6kwk">
+            <w:hyperlink w:history="1" r:id="rIdz9i0gaf6gky0yvqjiydm3">
               <w:r>
                 <w:rPr>
                   <w:rFonts w:ascii="Arial" w:cs="Arial" w:eastAsia="Arial" w:hAnsi="Arial"/>
@@ -26531,7 +27174,7 @@
               <w:spacing w:after="10" w:before="0"/>
               <w:ind w:left="120"/>
             </w:pPr>
-            <w:hyperlink w:history="1" r:id="rId5kdd4xho4w_nwkenfudgw">
+            <w:hyperlink w:history="1" r:id="rIdrgl9yoca5avgzlhem_veh">
               <w:r>
                 <w:rPr>
                   <w:rFonts w:ascii="Arial" w:cs="Arial" w:eastAsia="Arial" w:hAnsi="Arial"/>
@@ -26726,7 +27369,7 @@
             <w:pPr>
               <w:spacing w:after="20" w:before="0"/>
             </w:pPr>
-            <w:hyperlink w:history="1" r:id="rIddhy8fod35cxceutpbhzea">
+            <w:hyperlink w:history="1" r:id="rIdbkdhz_lyrpdmbh5vnfcqi">
               <w:r>
                 <w:rPr>
                   <w:rFonts w:ascii="Arial" w:cs="Arial" w:eastAsia="Arial" w:hAnsi="Arial"/>
@@ -26759,7 +27402,7 @@
               <w:spacing w:after="10" w:before="0"/>
               <w:ind w:left="120"/>
             </w:pPr>
-            <w:hyperlink w:history="1" r:id="rIdvotwrf93ggclaok8wt3ff">
+            <w:hyperlink w:history="1" r:id="rIduedfr8bjaos5vyqqmgpwv">
               <w:r>
                 <w:rPr>
                   <w:rFonts w:ascii="Arial" w:cs="Arial" w:eastAsia="Arial" w:hAnsi="Arial"/>
@@ -26804,7 +27447,7 @@
             <w:pPr>
               <w:spacing w:after="20" w:before="0"/>
             </w:pPr>
-            <w:hyperlink w:history="1" r:id="rIdlf6ozyasklwamzs4a2r_b">
+            <w:hyperlink w:history="1" r:id="rIdpuamrq23jtd-gybe7c0nt">
               <w:r>
                 <w:rPr>
                   <w:rFonts w:ascii="Arial" w:cs="Arial" w:eastAsia="Arial" w:hAnsi="Arial"/>
@@ -26837,7 +27480,7 @@
               <w:spacing w:after="10" w:before="0"/>
               <w:ind w:left="120"/>
             </w:pPr>
-            <w:hyperlink w:history="1" r:id="rIdl1teftsodtkuyozo6uzwv">
+            <w:hyperlink w:history="1" r:id="rIdfkvvtkqfhyokad5qtthb7">
               <w:r>
                 <w:rPr>
                   <w:rFonts w:ascii="Arial" w:cs="Arial" w:eastAsia="Arial" w:hAnsi="Arial"/>
@@ -27032,7 +27675,7 @@
             <w:pPr>
               <w:spacing w:after="20" w:before="0"/>
             </w:pPr>
-            <w:hyperlink w:history="1" r:id="rIdsyyw_pauxrzy8g2gwxxri">
+            <w:hyperlink w:history="1" r:id="rIdn_-1ab-7nbelx5cdfbiws">
               <w:r>
                 <w:rPr>
                   <w:rFonts w:ascii="Arial" w:cs="Arial" w:eastAsia="Arial" w:hAnsi="Arial"/>
@@ -27065,7 +27708,7 @@
               <w:spacing w:after="10" w:before="0"/>
               <w:ind w:left="120"/>
             </w:pPr>
-            <w:hyperlink w:history="1" r:id="rIdqoylhfwxwk4tbefvfna0c">
+            <w:hyperlink w:history="1" r:id="rIdecqqvqxjfh4hn9zwjqm32">
               <w:r>
                 <w:rPr>
                   <w:rFonts w:ascii="Arial" w:cs="Arial" w:eastAsia="Arial" w:hAnsi="Arial"/>
@@ -27110,7 +27753,7 @@
             <w:pPr>
               <w:spacing w:after="20" w:before="0"/>
             </w:pPr>
-            <w:hyperlink w:history="1" r:id="rIdhonh8af9obj5_mvtyyrbo">
+            <w:hyperlink w:history="1" r:id="rIde-mkdmjs16kfewopzn7ux">
               <w:r>
                 <w:rPr>
                   <w:rFonts w:ascii="Arial" w:cs="Arial" w:eastAsia="Arial" w:hAnsi="Arial"/>
@@ -27143,7 +27786,7 @@
               <w:spacing w:after="10" w:before="0"/>
               <w:ind w:left="120"/>
             </w:pPr>
-            <w:hyperlink w:history="1" r:id="rIdswg7olljy6r8lhgeztax5">
+            <w:hyperlink w:history="1" r:id="rIdw-cuq6eboqcofg7lgx1wp">
               <w:r>
                 <w:rPr>
                   <w:rFonts w:ascii="Arial" w:cs="Arial" w:eastAsia="Arial" w:hAnsi="Arial"/>
@@ -27338,7 +27981,7 @@
             <w:pPr>
               <w:spacing w:after="20" w:before="0"/>
             </w:pPr>
-            <w:hyperlink w:history="1" r:id="rIdfjs7-g6se0nqj9wkaqzbo">
+            <w:hyperlink w:history="1" r:id="rIdx8j9ob097qphbiwtr3jbp">
               <w:r>
                 <w:rPr>
                   <w:rFonts w:ascii="Arial" w:cs="Arial" w:eastAsia="Arial" w:hAnsi="Arial"/>
@@ -27371,7 +28014,7 @@
               <w:spacing w:after="10" w:before="0"/>
               <w:ind w:left="120"/>
             </w:pPr>
-            <w:hyperlink w:history="1" r:id="rIdottb-6o5jzmmwnf035-rl">
+            <w:hyperlink w:history="1" r:id="rId4agydmtjg2zid2kts1rms">
               <w:r>
                 <w:rPr>
                   <w:rFonts w:ascii="Arial" w:cs="Arial" w:eastAsia="Arial" w:hAnsi="Arial"/>
@@ -27416,7 +28059,7 @@
             <w:pPr>
               <w:spacing w:after="20" w:before="0"/>
             </w:pPr>
-            <w:hyperlink w:history="1" r:id="rId1rzowbuynlf68tclu1h4a">
+            <w:hyperlink w:history="1" r:id="rIduhhbvqwhtaemcq4uqfzeu">
               <w:r>
                 <w:rPr>
                   <w:rFonts w:ascii="Arial" w:cs="Arial" w:eastAsia="Arial" w:hAnsi="Arial"/>
@@ -27449,7 +28092,7 @@
               <w:spacing w:after="10" w:before="0"/>
               <w:ind w:left="120"/>
             </w:pPr>
-            <w:hyperlink w:history="1" r:id="rIdrrmc1_gj55blznztune-3">
+            <w:hyperlink w:history="1" r:id="rIdvcjjn_jzuqm1xqecfsue1">
               <w:r>
                 <w:rPr>
                   <w:rFonts w:ascii="Arial" w:cs="Arial" w:eastAsia="Arial" w:hAnsi="Arial"/>
@@ -27644,7 +28287,7 @@
             <w:pPr>
               <w:spacing w:after="20" w:before="0"/>
             </w:pPr>
-            <w:hyperlink w:history="1" r:id="rIdrobxfbvua-yps3bqgrtik">
+            <w:hyperlink w:history="1" r:id="rIdknq9snzotadzll0zviomp">
               <w:r>
                 <w:rPr>
                   <w:rFonts w:ascii="Arial" w:cs="Arial" w:eastAsia="Arial" w:hAnsi="Arial"/>
@@ -27677,7 +28320,7 @@
               <w:spacing w:after="10" w:before="0"/>
               <w:ind w:left="120"/>
             </w:pPr>
-            <w:hyperlink w:history="1" r:id="rIdzqnty3g12ozbed37brprd">
+            <w:hyperlink w:history="1" r:id="rIdm9l4epe2ici8vqxan6dy0">
               <w:r>
                 <w:rPr>
                   <w:rFonts w:ascii="Arial" w:cs="Arial" w:eastAsia="Arial" w:hAnsi="Arial"/>
@@ -27722,7 +28365,7 @@
             <w:pPr>
               <w:spacing w:after="20" w:before="0"/>
             </w:pPr>
-            <w:hyperlink w:history="1" r:id="rIdcdrpowd6id69raexqdqis">
+            <w:hyperlink w:history="1" r:id="rIdixdhx_xoru2tp26drxi1t">
               <w:r>
                 <w:rPr>
                   <w:rFonts w:ascii="Arial" w:cs="Arial" w:eastAsia="Arial" w:hAnsi="Arial"/>
@@ -27755,7 +28398,7 @@
               <w:spacing w:after="10" w:before="0"/>
               <w:ind w:left="120"/>
             </w:pPr>
-            <w:hyperlink w:history="1" r:id="rId_poytihs6q338fmpje3rt">
+            <w:hyperlink w:history="1" r:id="rIdz8nzpvz3jzg5cdny_w2sr">
               <w:r>
                 <w:rPr>
                   <w:rFonts w:ascii="Arial" w:cs="Arial" w:eastAsia="Arial" w:hAnsi="Arial"/>
@@ -28251,6 +28894,65 @@
         </w:tc>
       </w:tr>
     </w:tbl>
+    <w:p>
+      <w:pPr>
+        <w:pBdr>
+          <w:top w:val="single" w:color="BBBBBB" w:sz="4" w:space="4"/>
+        </w:pBdr>
+        <w:spacing w:after="0" w:before="160"/>
+      </w:pPr>
+      <w:r>
+        <w:rPr>
+          <w:rFonts w:ascii="Arial" w:cs="Arial" w:eastAsia="Arial" w:hAnsi="Arial"/>
+          <w:color w:val="666666"/>
+          <w:sz w:val="14"/>
+          <w:szCs w:val="14"/>
+        </w:rPr>
+        <w:t xml:space="preserve">© 2026 SeaVuria and ARES. Aligned with KICD objectives. Developed by SeaVuria; technical implementation by ARES (with AI assistance from Claude). Licensed under </w:t>
+      </w:r>
+      <w:hyperlink w:history="1" r:id="rIdctikwhirolkzyjsthwi5q">
+        <w:r>
+          <w:rPr>
+            <w:rFonts w:ascii="Arial" w:cs="Arial" w:eastAsia="Arial" w:hAnsi="Arial"/>
+            <w:color w:val="1F6B75"/>
+            <w:sz w:val="14"/>
+            <w:szCs w:val="14"/>
+            <w:u w:val="single" w:color="1F6B75"/>
+          </w:rPr>
+          <w:t xml:space="preserve">CC BY-NC 4.0</w:t>
+        </w:r>
+      </w:hyperlink>
+      <w:r>
+        <w:rPr>
+          <w:rFonts w:ascii="Arial" w:cs="Arial" w:eastAsia="Arial" w:hAnsi="Arial"/>
+          <w:color w:val="666666"/>
+          <w:sz w:val="14"/>
+          <w:szCs w:val="14"/>
+        </w:rPr>
+        <w:t xml:space="preserve"> (</w:t>
+      </w:r>
+      <w:hyperlink w:history="1" r:id="rIdcxodtc3qjny6_syhc8quj">
+        <w:r>
+          <w:rPr>
+            <w:rFonts w:ascii="Arial" w:cs="Arial" w:eastAsia="Arial" w:hAnsi="Arial"/>
+            <w:color w:val="1F6B75"/>
+            <w:sz w:val="14"/>
+            <w:szCs w:val="14"/>
+            <w:u w:val="single" w:color="1F6B75"/>
+          </w:rPr>
+          <w:t xml:space="preserve">https://creativecommons.org/licenses/by-nc/4.0/</w:t>
+        </w:r>
+      </w:hyperlink>
+      <w:r>
+        <w:rPr>
+          <w:rFonts w:ascii="Arial" w:cs="Arial" w:eastAsia="Arial" w:hAnsi="Arial"/>
+          <w:color w:val="666666"/>
+          <w:sz w:val="14"/>
+          <w:szCs w:val="14"/>
+        </w:rPr>
+        <w:t xml:space="preserve">).</w:t>
+      </w:r>
+    </w:p>
     <w:p>
       <w:r>
         <w:br w:type="page"/>
@@ -29242,7 +29944,7 @@
             <w:pPr>
               <w:spacing w:after="20" w:before="0"/>
             </w:pPr>
-            <w:hyperlink w:history="1" r:id="rIdrzdbqdopnif9upfoarqwq">
+            <w:hyperlink w:history="1" r:id="rIdmzi34sqanbqm2v0t7olax">
               <w:r>
                 <w:rPr>
                   <w:rFonts w:ascii="Arial" w:cs="Arial" w:eastAsia="Arial" w:hAnsi="Arial"/>
@@ -29275,7 +29977,7 @@
               <w:spacing w:after="10" w:before="0"/>
               <w:ind w:left="120"/>
             </w:pPr>
-            <w:hyperlink w:history="1" r:id="rIdi9wlphrgw8k82jyz6rvxx">
+            <w:hyperlink w:history="1" r:id="rIdibxhnn9pgxcnmzdjoykpq">
               <w:r>
                 <w:rPr>
                   <w:rFonts w:ascii="Arial" w:cs="Arial" w:eastAsia="Arial" w:hAnsi="Arial"/>
@@ -29320,7 +30022,7 @@
             <w:pPr>
               <w:spacing w:after="20" w:before="0"/>
             </w:pPr>
-            <w:hyperlink w:history="1" r:id="rIdutplfxwguepur_bjlowip">
+            <w:hyperlink w:history="1" r:id="rIdkg9kzqwwjhguhqc_g83hc">
               <w:r>
                 <w:rPr>
                   <w:rFonts w:ascii="Arial" w:cs="Arial" w:eastAsia="Arial" w:hAnsi="Arial"/>
@@ -29353,7 +30055,7 @@
               <w:spacing w:after="10" w:before="0"/>
               <w:ind w:left="120"/>
             </w:pPr>
-            <w:hyperlink w:history="1" r:id="rIdjeqyut7ont-gsqesorsap">
+            <w:hyperlink w:history="1" r:id="rIdkuev94i-yqb9sfblurjwz">
               <w:r>
                 <w:rPr>
                   <w:rFonts w:ascii="Arial" w:cs="Arial" w:eastAsia="Arial" w:hAnsi="Arial"/>
@@ -29548,7 +30250,7 @@
             <w:pPr>
               <w:spacing w:after="20" w:before="0"/>
             </w:pPr>
-            <w:hyperlink w:history="1" r:id="rIdh99e6uxv_qmityl7awxlo">
+            <w:hyperlink w:history="1" r:id="rIdwkflvcotrggzzdeaunzjv">
               <w:r>
                 <w:rPr>
                   <w:rFonts w:ascii="Arial" w:cs="Arial" w:eastAsia="Arial" w:hAnsi="Arial"/>
@@ -29581,7 +30283,7 @@
               <w:spacing w:after="10" w:before="0"/>
               <w:ind w:left="120"/>
             </w:pPr>
-            <w:hyperlink w:history="1" r:id="rIdpybvmnqqlxcj85uahv5kk">
+            <w:hyperlink w:history="1" r:id="rIdo4ahuxvqn303cwbrafcbi">
               <w:r>
                 <w:rPr>
                   <w:rFonts w:ascii="Arial" w:cs="Arial" w:eastAsia="Arial" w:hAnsi="Arial"/>
@@ -29626,7 +30328,7 @@
             <w:pPr>
               <w:spacing w:after="20" w:before="0"/>
             </w:pPr>
-            <w:hyperlink w:history="1" r:id="rIdooboatshlvcmto_hfkq1r">
+            <w:hyperlink w:history="1" r:id="rIdc4hoxz4qhdviwnhyjbsis">
               <w:r>
                 <w:rPr>
                   <w:rFonts w:ascii="Arial" w:cs="Arial" w:eastAsia="Arial" w:hAnsi="Arial"/>
@@ -29659,7 +30361,7 @@
               <w:spacing w:after="10" w:before="0"/>
               <w:ind w:left="120"/>
             </w:pPr>
-            <w:hyperlink w:history="1" r:id="rIdl6guxbzxx7ccxsyttcn5q">
+            <w:hyperlink w:history="1" r:id="rIdd7w2z1j7wxncc1rxxk9sr">
               <w:r>
                 <w:rPr>
                   <w:rFonts w:ascii="Arial" w:cs="Arial" w:eastAsia="Arial" w:hAnsi="Arial"/>
@@ -29854,7 +30556,7 @@
             <w:pPr>
               <w:spacing w:after="20" w:before="0"/>
             </w:pPr>
-            <w:hyperlink w:history="1" r:id="rId9gxp4azy1oq3hqpi5yxrt">
+            <w:hyperlink w:history="1" r:id="rId239muoqqnw6eplnsycv6q">
               <w:r>
                 <w:rPr>
                   <w:rFonts w:ascii="Arial" w:cs="Arial" w:eastAsia="Arial" w:hAnsi="Arial"/>
@@ -29887,7 +30589,7 @@
               <w:spacing w:after="10" w:before="0"/>
               <w:ind w:left="120"/>
             </w:pPr>
-            <w:hyperlink w:history="1" r:id="rIdzyymm2i7ah1lw6wqwn5hb">
+            <w:hyperlink w:history="1" r:id="rIdo9mtrarye9gnuuhubuigb">
               <w:r>
                 <w:rPr>
                   <w:rFonts w:ascii="Arial" w:cs="Arial" w:eastAsia="Arial" w:hAnsi="Arial"/>
@@ -29932,7 +30634,7 @@
             <w:pPr>
               <w:spacing w:after="20" w:before="0"/>
             </w:pPr>
-            <w:hyperlink w:history="1" r:id="rIdztuwblinpaak0e2cfpote">
+            <w:hyperlink w:history="1" r:id="rIde2-w5ql25a8xq59graryy">
               <w:r>
                 <w:rPr>
                   <w:rFonts w:ascii="Arial" w:cs="Arial" w:eastAsia="Arial" w:hAnsi="Arial"/>
@@ -29965,7 +30667,7 @@
               <w:spacing w:after="10" w:before="0"/>
               <w:ind w:left="120"/>
             </w:pPr>
-            <w:hyperlink w:history="1" r:id="rIdm4zju5adp59xiih8om91q">
+            <w:hyperlink w:history="1" r:id="rIdmpbe0ulztmtdnztfhnfcv">
               <w:r>
                 <w:rPr>
                   <w:rFonts w:ascii="Arial" w:cs="Arial" w:eastAsia="Arial" w:hAnsi="Arial"/>
@@ -30160,7 +30862,7 @@
             <w:pPr>
               <w:spacing w:after="20" w:before="0"/>
             </w:pPr>
-            <w:hyperlink w:history="1" r:id="rIdivno5skhqge_rzk_jejyp">
+            <w:hyperlink w:history="1" r:id="rIdoh_0q9f3cntnsam7s9cxf">
               <w:r>
                 <w:rPr>
                   <w:rFonts w:ascii="Arial" w:cs="Arial" w:eastAsia="Arial" w:hAnsi="Arial"/>
@@ -30193,7 +30895,7 @@
               <w:spacing w:after="10" w:before="0"/>
               <w:ind w:left="120"/>
             </w:pPr>
-            <w:hyperlink w:history="1" r:id="rIdo7h_e1-y6pnrxaakthove">
+            <w:hyperlink w:history="1" r:id="rIdpplj_yjf2tretzsrgw0ft">
               <w:r>
                 <w:rPr>
                   <w:rFonts w:ascii="Arial" w:cs="Arial" w:eastAsia="Arial" w:hAnsi="Arial"/>
@@ -30238,7 +30940,7 @@
             <w:pPr>
               <w:spacing w:after="20" w:before="0"/>
             </w:pPr>
-            <w:hyperlink w:history="1" r:id="rId7iraygi2y3n3mlpmfvxar">
+            <w:hyperlink w:history="1" r:id="rId9_hyknrgdoo3ox_uiat-7">
               <w:r>
                 <w:rPr>
                   <w:rFonts w:ascii="Arial" w:cs="Arial" w:eastAsia="Arial" w:hAnsi="Arial"/>
@@ -30271,7 +30973,7 @@
               <w:spacing w:after="10" w:before="0"/>
               <w:ind w:left="120"/>
             </w:pPr>
-            <w:hyperlink w:history="1" r:id="rIdtew4wxj8jv_pelqs6trkm">
+            <w:hyperlink w:history="1" r:id="rIdlpvyqwldk7qakuet_ycvc">
               <w:r>
                 <w:rPr>
                   <w:rFonts w:ascii="Arial" w:cs="Arial" w:eastAsia="Arial" w:hAnsi="Arial"/>
@@ -30466,7 +31168,7 @@
             <w:pPr>
               <w:spacing w:after="20" w:before="0"/>
             </w:pPr>
-            <w:hyperlink w:history="1" r:id="rIdja5hk277lqi8gpapw6nu2">
+            <w:hyperlink w:history="1" r:id="rIdxpqfeznix5c-ank3k0ia6">
               <w:r>
                 <w:rPr>
                   <w:rFonts w:ascii="Arial" w:cs="Arial" w:eastAsia="Arial" w:hAnsi="Arial"/>
@@ -30499,7 +31201,7 @@
               <w:spacing w:after="10" w:before="0"/>
               <w:ind w:left="120"/>
             </w:pPr>
-            <w:hyperlink w:history="1" r:id="rIdfuv-zfb5eemttpiaol412">
+            <w:hyperlink w:history="1" r:id="rId3eavui-jbsjtyplojjrut">
               <w:r>
                 <w:rPr>
                   <w:rFonts w:ascii="Arial" w:cs="Arial" w:eastAsia="Arial" w:hAnsi="Arial"/>
@@ -30544,7 +31246,7 @@
             <w:pPr>
               <w:spacing w:after="20" w:before="0"/>
             </w:pPr>
-            <w:hyperlink w:history="1" r:id="rIdit4slauosug3vrozj7uru">
+            <w:hyperlink w:history="1" r:id="rIdjhihqet6jrhxnr-2k7dgy">
               <w:r>
                 <w:rPr>
                   <w:rFonts w:ascii="Arial" w:cs="Arial" w:eastAsia="Arial" w:hAnsi="Arial"/>
@@ -30577,7 +31279,7 @@
               <w:spacing w:after="10" w:before="0"/>
               <w:ind w:left="120"/>
             </w:pPr>
-            <w:hyperlink w:history="1" r:id="rId3pkwcntf0k0n7r-tiup62">
+            <w:hyperlink w:history="1" r:id="rIdu-eatrnai4bjlg05bgjng">
               <w:r>
                 <w:rPr>
                   <w:rFonts w:ascii="Arial" w:cs="Arial" w:eastAsia="Arial" w:hAnsi="Arial"/>
@@ -31187,6 +31889,65 @@
         </w:tc>
       </w:tr>
     </w:tbl>
+    <w:p>
+      <w:pPr>
+        <w:pBdr>
+          <w:top w:val="single" w:color="BBBBBB" w:sz="4" w:space="4"/>
+        </w:pBdr>
+        <w:spacing w:after="0" w:before="160"/>
+      </w:pPr>
+      <w:r>
+        <w:rPr>
+          <w:rFonts w:ascii="Arial" w:cs="Arial" w:eastAsia="Arial" w:hAnsi="Arial"/>
+          <w:color w:val="666666"/>
+          <w:sz w:val="14"/>
+          <w:szCs w:val="14"/>
+        </w:rPr>
+        <w:t xml:space="preserve">© 2026 SeaVuria and ARES. Aligned with KICD objectives. Developed by SeaVuria; technical implementation by ARES (with AI assistance from Claude). Licensed under </w:t>
+      </w:r>
+      <w:hyperlink w:history="1" r:id="rIdn85dtbaeoc-994nua-wpq">
+        <w:r>
+          <w:rPr>
+            <w:rFonts w:ascii="Arial" w:cs="Arial" w:eastAsia="Arial" w:hAnsi="Arial"/>
+            <w:color w:val="1F6B75"/>
+            <w:sz w:val="14"/>
+            <w:szCs w:val="14"/>
+            <w:u w:val="single" w:color="1F6B75"/>
+          </w:rPr>
+          <w:t xml:space="preserve">CC BY-NC 4.0</w:t>
+        </w:r>
+      </w:hyperlink>
+      <w:r>
+        <w:rPr>
+          <w:rFonts w:ascii="Arial" w:cs="Arial" w:eastAsia="Arial" w:hAnsi="Arial"/>
+          <w:color w:val="666666"/>
+          <w:sz w:val="14"/>
+          <w:szCs w:val="14"/>
+        </w:rPr>
+        <w:t xml:space="preserve"> (</w:t>
+      </w:r>
+      <w:hyperlink w:history="1" r:id="rIdzggcthsi9sglvvhlmo-na">
+        <w:r>
+          <w:rPr>
+            <w:rFonts w:ascii="Arial" w:cs="Arial" w:eastAsia="Arial" w:hAnsi="Arial"/>
+            <w:color w:val="1F6B75"/>
+            <w:sz w:val="14"/>
+            <w:szCs w:val="14"/>
+            <w:u w:val="single" w:color="1F6B75"/>
+          </w:rPr>
+          <w:t xml:space="preserve">https://creativecommons.org/licenses/by-nc/4.0/</w:t>
+        </w:r>
+      </w:hyperlink>
+      <w:r>
+        <w:rPr>
+          <w:rFonts w:ascii="Arial" w:cs="Arial" w:eastAsia="Arial" w:hAnsi="Arial"/>
+          <w:color w:val="666666"/>
+          <w:sz w:val="14"/>
+          <w:szCs w:val="14"/>
+        </w:rPr>
+        <w:t xml:space="preserve">).</w:t>
+      </w:r>
+    </w:p>
     <w:p>
       <w:r>
         <w:br w:type="page"/>
@@ -32178,7 +32939,7 @@
             <w:pPr>
               <w:spacing w:after="20" w:before="0"/>
             </w:pPr>
-            <w:hyperlink w:history="1" r:id="rIdeh2z322ybwbtkox-w3fgg">
+            <w:hyperlink w:history="1" r:id="rId56ezwyxjzonrdgupgnzwz">
               <w:r>
                 <w:rPr>
                   <w:rFonts w:ascii="Arial" w:cs="Arial" w:eastAsia="Arial" w:hAnsi="Arial"/>
@@ -32211,7 +32972,7 @@
               <w:spacing w:after="10" w:before="0"/>
               <w:ind w:left="120"/>
             </w:pPr>
-            <w:hyperlink w:history="1" r:id="rIdc2te3ssmjgaftzwhy5lbw">
+            <w:hyperlink w:history="1" r:id="rIdsmncitoraljo0c_azqmrq">
               <w:r>
                 <w:rPr>
                   <w:rFonts w:ascii="Arial" w:cs="Arial" w:eastAsia="Arial" w:hAnsi="Arial"/>
@@ -32256,7 +33017,7 @@
             <w:pPr>
               <w:spacing w:after="20" w:before="0"/>
             </w:pPr>
-            <w:hyperlink w:history="1" r:id="rIdb_5wt_723vfk4dhilguk7">
+            <w:hyperlink w:history="1" r:id="rIdxeaor6xr6zml3pkn-p3_k">
               <w:r>
                 <w:rPr>
                   <w:rFonts w:ascii="Arial" w:cs="Arial" w:eastAsia="Arial" w:hAnsi="Arial"/>
@@ -32289,7 +33050,7 @@
               <w:spacing w:after="10" w:before="0"/>
               <w:ind w:left="120"/>
             </w:pPr>
-            <w:hyperlink w:history="1" r:id="rIdu9zo4fd-tdnrwmtuztjoa">
+            <w:hyperlink w:history="1" r:id="rIdb0d1gk4yeufsf5t9ny-nm">
               <w:r>
                 <w:rPr>
                   <w:rFonts w:ascii="Arial" w:cs="Arial" w:eastAsia="Arial" w:hAnsi="Arial"/>
@@ -32484,7 +33245,7 @@
             <w:pPr>
               <w:spacing w:after="20" w:before="0"/>
             </w:pPr>
-            <w:hyperlink w:history="1" r:id="rIdnanf9bo0buunauyf5v0tm">
+            <w:hyperlink w:history="1" r:id="rIdmyd_fkhw5liymo97x50gh">
               <w:r>
                 <w:rPr>
                   <w:rFonts w:ascii="Arial" w:cs="Arial" w:eastAsia="Arial" w:hAnsi="Arial"/>
@@ -32517,7 +33278,7 @@
               <w:spacing w:after="10" w:before="0"/>
               <w:ind w:left="120"/>
             </w:pPr>
-            <w:hyperlink w:history="1" r:id="rIducbrv4pvtplkipbhjeueb">
+            <w:hyperlink w:history="1" r:id="rIdslvrsk_4qkvq-x2sd0wro">
               <w:r>
                 <w:rPr>
                   <w:rFonts w:ascii="Arial" w:cs="Arial" w:eastAsia="Arial" w:hAnsi="Arial"/>
@@ -32562,7 +33323,7 @@
             <w:pPr>
               <w:spacing w:after="20" w:before="0"/>
             </w:pPr>
-            <w:hyperlink w:history="1" r:id="rId3yxurjbzrqnecf3tsow3z">
+            <w:hyperlink w:history="1" r:id="rId7ltzczhsntx9tvavefi3p">
               <w:r>
                 <w:rPr>
                   <w:rFonts w:ascii="Arial" w:cs="Arial" w:eastAsia="Arial" w:hAnsi="Arial"/>
@@ -32595,7 +33356,7 @@
               <w:spacing w:after="10" w:before="0"/>
               <w:ind w:left="120"/>
             </w:pPr>
-            <w:hyperlink w:history="1" r:id="rIdbcdbv-ek8ayjaior-yg3u">
+            <w:hyperlink w:history="1" r:id="rId2m3fakogif7n0phzve70x">
               <w:r>
                 <w:rPr>
                   <w:rFonts w:ascii="Arial" w:cs="Arial" w:eastAsia="Arial" w:hAnsi="Arial"/>
@@ -32790,7 +33551,7 @@
             <w:pPr>
               <w:spacing w:after="20" w:before="0"/>
             </w:pPr>
-            <w:hyperlink w:history="1" r:id="rIdgxgmgx06khm5j20vr9drg">
+            <w:hyperlink w:history="1" r:id="rIdcxt8jd9raram2cezlqoky">
               <w:r>
                 <w:rPr>
                   <w:rFonts w:ascii="Arial" w:cs="Arial" w:eastAsia="Arial" w:hAnsi="Arial"/>
@@ -32823,7 +33584,7 @@
               <w:spacing w:after="10" w:before="0"/>
               <w:ind w:left="120"/>
             </w:pPr>
-            <w:hyperlink w:history="1" r:id="rIdtgmq4ubngw7evf-ueilxc">
+            <w:hyperlink w:history="1" r:id="rIduzfghhgtoyd1dvten-dik">
               <w:r>
                 <w:rPr>
                   <w:rFonts w:ascii="Arial" w:cs="Arial" w:eastAsia="Arial" w:hAnsi="Arial"/>
@@ -32868,7 +33629,7 @@
             <w:pPr>
               <w:spacing w:after="20" w:before="0"/>
             </w:pPr>
-            <w:hyperlink w:history="1" r:id="rIdjfwyqprnnimxhwbd0-5yr">
+            <w:hyperlink w:history="1" r:id="rIdwaj2a7dmu1tszpge9m8nd">
               <w:r>
                 <w:rPr>
                   <w:rFonts w:ascii="Arial" w:cs="Arial" w:eastAsia="Arial" w:hAnsi="Arial"/>
@@ -32901,7 +33662,7 @@
               <w:spacing w:after="10" w:before="0"/>
               <w:ind w:left="120"/>
             </w:pPr>
-            <w:hyperlink w:history="1" r:id="rIdwtgcf8s-wtgnikixkk2rk">
+            <w:hyperlink w:history="1" r:id="rIdmz0pgwnzr1kkpzi4m_nwo">
               <w:r>
                 <w:rPr>
                   <w:rFonts w:ascii="Arial" w:cs="Arial" w:eastAsia="Arial" w:hAnsi="Arial"/>
@@ -33096,7 +33857,7 @@
             <w:pPr>
               <w:spacing w:after="20" w:before="0"/>
             </w:pPr>
-            <w:hyperlink w:history="1" r:id="rIdtvc9gur_kcxzi3vby-ajc">
+            <w:hyperlink w:history="1" r:id="rIdyd1hoi55d2sxuxfno-zgs">
               <w:r>
                 <w:rPr>
                   <w:rFonts w:ascii="Arial" w:cs="Arial" w:eastAsia="Arial" w:hAnsi="Arial"/>
@@ -33129,7 +33890,7 @@
               <w:spacing w:after="10" w:before="0"/>
               <w:ind w:left="120"/>
             </w:pPr>
-            <w:hyperlink w:history="1" r:id="rIdd6f1lospmlfchke_1lqhm">
+            <w:hyperlink w:history="1" r:id="rIdyo9dtr_rmobjgairibs4v">
               <w:r>
                 <w:rPr>
                   <w:rFonts w:ascii="Arial" w:cs="Arial" w:eastAsia="Arial" w:hAnsi="Arial"/>
@@ -33174,7 +33935,7 @@
             <w:pPr>
               <w:spacing w:after="20" w:before="0"/>
             </w:pPr>
-            <w:hyperlink w:history="1" r:id="rIdbwm3zqy4zr6y-uw3synpy">
+            <w:hyperlink w:history="1" r:id="rId_xzheibxmclu_d8twc_tz">
               <w:r>
                 <w:rPr>
                   <w:rFonts w:ascii="Arial" w:cs="Arial" w:eastAsia="Arial" w:hAnsi="Arial"/>
@@ -33207,7 +33968,7 @@
               <w:spacing w:after="10" w:before="0"/>
               <w:ind w:left="120"/>
             </w:pPr>
-            <w:hyperlink w:history="1" r:id="rIdntbkmz7yqqbatmcgtaqxf">
+            <w:hyperlink w:history="1" r:id="rIdzgqmoyl5qsdji4qizimxo">
               <w:r>
                 <w:rPr>
                   <w:rFonts w:ascii="Arial" w:cs="Arial" w:eastAsia="Arial" w:hAnsi="Arial"/>
@@ -33402,7 +34163,7 @@
             <w:pPr>
               <w:spacing w:after="20" w:before="0"/>
             </w:pPr>
-            <w:hyperlink w:history="1" r:id="rIdudli0r6jgdikuxy5juklt">
+            <w:hyperlink w:history="1" r:id="rIdjrawiwfv-ghzml_px_0b4">
               <w:r>
                 <w:rPr>
                   <w:rFonts w:ascii="Arial" w:cs="Arial" w:eastAsia="Arial" w:hAnsi="Arial"/>
@@ -33435,7 +34196,7 @@
               <w:spacing w:after="10" w:before="0"/>
               <w:ind w:left="120"/>
             </w:pPr>
-            <w:hyperlink w:history="1" r:id="rIdgd2nzzkti8t0bpjyds8e1">
+            <w:hyperlink w:history="1" r:id="rId4b3bqlteh1-m-7qnnzrxl">
               <w:r>
                 <w:rPr>
                   <w:rFonts w:ascii="Arial" w:cs="Arial" w:eastAsia="Arial" w:hAnsi="Arial"/>
@@ -33480,7 +34241,7 @@
             <w:pPr>
               <w:spacing w:after="20" w:before="0"/>
             </w:pPr>
-            <w:hyperlink w:history="1" r:id="rIdprdz-xxv9egqzxmebwvvx">
+            <w:hyperlink w:history="1" r:id="rIdsnxvmecsjz_jaoof5ebqi">
               <w:r>
                 <w:rPr>
                   <w:rFonts w:ascii="Arial" w:cs="Arial" w:eastAsia="Arial" w:hAnsi="Arial"/>
@@ -33513,7 +34274,7 @@
               <w:spacing w:after="10" w:before="0"/>
               <w:ind w:left="120"/>
             </w:pPr>
-            <w:hyperlink w:history="1" r:id="rIdludjkawzx9sdcwcdqyvkw">
+            <w:hyperlink w:history="1" r:id="rIdomhrgmgtmcfff8jdcpcks">
               <w:r>
                 <w:rPr>
                   <w:rFonts w:ascii="Arial" w:cs="Arial" w:eastAsia="Arial" w:hAnsi="Arial"/>
@@ -34009,6 +34770,65 @@
         </w:tc>
       </w:tr>
     </w:tbl>
+    <w:p>
+      <w:pPr>
+        <w:pBdr>
+          <w:top w:val="single" w:color="BBBBBB" w:sz="4" w:space="4"/>
+        </w:pBdr>
+        <w:spacing w:after="0" w:before="160"/>
+      </w:pPr>
+      <w:r>
+        <w:rPr>
+          <w:rFonts w:ascii="Arial" w:cs="Arial" w:eastAsia="Arial" w:hAnsi="Arial"/>
+          <w:color w:val="666666"/>
+          <w:sz w:val="14"/>
+          <w:szCs w:val="14"/>
+        </w:rPr>
+        <w:t xml:space="preserve">© 2026 SeaVuria and ARES. Aligned with KICD objectives. Developed by SeaVuria; technical implementation by ARES (with AI assistance from Claude). Licensed under </w:t>
+      </w:r>
+      <w:hyperlink w:history="1" r:id="rIdhxnsemtin2tmeyyjc264x">
+        <w:r>
+          <w:rPr>
+            <w:rFonts w:ascii="Arial" w:cs="Arial" w:eastAsia="Arial" w:hAnsi="Arial"/>
+            <w:color w:val="1F6B75"/>
+            <w:sz w:val="14"/>
+            <w:szCs w:val="14"/>
+            <w:u w:val="single" w:color="1F6B75"/>
+          </w:rPr>
+          <w:t xml:space="preserve">CC BY-NC 4.0</w:t>
+        </w:r>
+      </w:hyperlink>
+      <w:r>
+        <w:rPr>
+          <w:rFonts w:ascii="Arial" w:cs="Arial" w:eastAsia="Arial" w:hAnsi="Arial"/>
+          <w:color w:val="666666"/>
+          <w:sz w:val="14"/>
+          <w:szCs w:val="14"/>
+        </w:rPr>
+        <w:t xml:space="preserve"> (</w:t>
+      </w:r>
+      <w:hyperlink w:history="1" r:id="rIdmv16gpmyp6pvz7jkswcce">
+        <w:r>
+          <w:rPr>
+            <w:rFonts w:ascii="Arial" w:cs="Arial" w:eastAsia="Arial" w:hAnsi="Arial"/>
+            <w:color w:val="1F6B75"/>
+            <w:sz w:val="14"/>
+            <w:szCs w:val="14"/>
+            <w:u w:val="single" w:color="1F6B75"/>
+          </w:rPr>
+          <w:t xml:space="preserve">https://creativecommons.org/licenses/by-nc/4.0/</w:t>
+        </w:r>
+      </w:hyperlink>
+      <w:r>
+        <w:rPr>
+          <w:rFonts w:ascii="Arial" w:cs="Arial" w:eastAsia="Arial" w:hAnsi="Arial"/>
+          <w:color w:val="666666"/>
+          <w:sz w:val="14"/>
+          <w:szCs w:val="14"/>
+        </w:rPr>
+        <w:t xml:space="preserve">).</w:t>
+      </w:r>
+    </w:p>
     <w:p>
       <w:r>
         <w:br w:type="page"/>
@@ -35000,7 +35820,7 @@
             <w:pPr>
               <w:spacing w:after="20" w:before="0"/>
             </w:pPr>
-            <w:hyperlink w:history="1" r:id="rIdr-omcr2fzqcpcjscsobnd">
+            <w:hyperlink w:history="1" r:id="rIdjtc2mwoq3kjby_qacjrup">
               <w:r>
                 <w:rPr>
                   <w:rFonts w:ascii="Arial" w:cs="Arial" w:eastAsia="Arial" w:hAnsi="Arial"/>
@@ -35033,7 +35853,7 @@
               <w:spacing w:after="10" w:before="0"/>
               <w:ind w:left="120"/>
             </w:pPr>
-            <w:hyperlink w:history="1" r:id="rIdpaqhoqfmb_csi6nqrswc4">
+            <w:hyperlink w:history="1" r:id="rIdv5vwnbrjsxawtfkf3jbmf">
               <w:r>
                 <w:rPr>
                   <w:rFonts w:ascii="Arial" w:cs="Arial" w:eastAsia="Arial" w:hAnsi="Arial"/>
@@ -35078,7 +35898,7 @@
             <w:pPr>
               <w:spacing w:after="20" w:before="0"/>
             </w:pPr>
-            <w:hyperlink w:history="1" r:id="rIdh0-epsgv2u48gor7bg8r-">
+            <w:hyperlink w:history="1" r:id="rId1xpdcmcj5y8c352strjhs">
               <w:r>
                 <w:rPr>
                   <w:rFonts w:ascii="Arial" w:cs="Arial" w:eastAsia="Arial" w:hAnsi="Arial"/>
@@ -35111,7 +35931,7 @@
               <w:spacing w:after="10" w:before="0"/>
               <w:ind w:left="120"/>
             </w:pPr>
-            <w:hyperlink w:history="1" r:id="rIdfygwwxnnxpzcblbtjsjpp">
+            <w:hyperlink w:history="1" r:id="rIdzzc4zz5t4ayurfua1ojnh">
               <w:r>
                 <w:rPr>
                   <w:rFonts w:ascii="Arial" w:cs="Arial" w:eastAsia="Arial" w:hAnsi="Arial"/>
@@ -35306,7 +36126,7 @@
             <w:pPr>
               <w:spacing w:after="20" w:before="0"/>
             </w:pPr>
-            <w:hyperlink w:history="1" r:id="rIdeoxilpzuwblz9qvojgumi">
+            <w:hyperlink w:history="1" r:id="rIdwhhjtwafi0ijchzeuzp-h">
               <w:r>
                 <w:rPr>
                   <w:rFonts w:ascii="Arial" w:cs="Arial" w:eastAsia="Arial" w:hAnsi="Arial"/>
@@ -35339,7 +36159,7 @@
               <w:spacing w:after="10" w:before="0"/>
               <w:ind w:left="120"/>
             </w:pPr>
-            <w:hyperlink w:history="1" r:id="rIdaogkvyto9h985bx8t16jg">
+            <w:hyperlink w:history="1" r:id="rIdetvpaqpyb3gjcbmewwubc">
               <w:r>
                 <w:rPr>
                   <w:rFonts w:ascii="Arial" w:cs="Arial" w:eastAsia="Arial" w:hAnsi="Arial"/>
@@ -35384,7 +36204,7 @@
             <w:pPr>
               <w:spacing w:after="20" w:before="0"/>
             </w:pPr>
-            <w:hyperlink w:history="1" r:id="rIdmpvga3x_02_ws5xcrvwrh">
+            <w:hyperlink w:history="1" r:id="rIdmzjapbp0fxezdoujm6q9k">
               <w:r>
                 <w:rPr>
                   <w:rFonts w:ascii="Arial" w:cs="Arial" w:eastAsia="Arial" w:hAnsi="Arial"/>
@@ -35417,7 +36237,7 @@
               <w:spacing w:after="10" w:before="0"/>
               <w:ind w:left="120"/>
             </w:pPr>
-            <w:hyperlink w:history="1" r:id="rId3r_pvurzqtf6ryt4kygpe">
+            <w:hyperlink w:history="1" r:id="rIdmeop2-oqcrithjxikjfjl">
               <w:r>
                 <w:rPr>
                   <w:rFonts w:ascii="Arial" w:cs="Arial" w:eastAsia="Arial" w:hAnsi="Arial"/>
@@ -35612,7 +36432,7 @@
             <w:pPr>
               <w:spacing w:after="20" w:before="0"/>
             </w:pPr>
-            <w:hyperlink w:history="1" r:id="rIdyw0jl2wrmqyi3pizdt8kn">
+            <w:hyperlink w:history="1" r:id="rIdycr2zurxc960_jychslfq">
               <w:r>
                 <w:rPr>
                   <w:rFonts w:ascii="Arial" w:cs="Arial" w:eastAsia="Arial" w:hAnsi="Arial"/>
@@ -35645,7 +36465,7 @@
               <w:spacing w:after="10" w:before="0"/>
               <w:ind w:left="120"/>
             </w:pPr>
-            <w:hyperlink w:history="1" r:id="rIdqj8ijnacns4pi9-nxyxyt">
+            <w:hyperlink w:history="1" r:id="rIdcatjajfucrzjqkdeeciyq">
               <w:r>
                 <w:rPr>
                   <w:rFonts w:ascii="Arial" w:cs="Arial" w:eastAsia="Arial" w:hAnsi="Arial"/>
@@ -35690,7 +36510,7 @@
             <w:pPr>
               <w:spacing w:after="20" w:before="0"/>
             </w:pPr>
-            <w:hyperlink w:history="1" r:id="rIdydq-m8zygtz8vibqklksx">
+            <w:hyperlink w:history="1" r:id="rIdmiaw5qgrjdc8tmmanox4r">
               <w:r>
                 <w:rPr>
                   <w:rFonts w:ascii="Arial" w:cs="Arial" w:eastAsia="Arial" w:hAnsi="Arial"/>
@@ -35723,7 +36543,7 @@
               <w:spacing w:after="10" w:before="0"/>
               <w:ind w:left="120"/>
             </w:pPr>
-            <w:hyperlink w:history="1" r:id="rIdobjxdgcjn7kejzpzuq7nu">
+            <w:hyperlink w:history="1" r:id="rId_-hbwkt4zlfxdbyeycw82">
               <w:r>
                 <w:rPr>
                   <w:rFonts w:ascii="Arial" w:cs="Arial" w:eastAsia="Arial" w:hAnsi="Arial"/>
@@ -35918,7 +36738,7 @@
             <w:pPr>
               <w:spacing w:after="20" w:before="0"/>
             </w:pPr>
-            <w:hyperlink w:history="1" r:id="rIdekuxjjo-hvvzv4h8yi8pg">
+            <w:hyperlink w:history="1" r:id="rIdhxqb0uy0w4qtdgfihozne">
               <w:r>
                 <w:rPr>
                   <w:rFonts w:ascii="Arial" w:cs="Arial" w:eastAsia="Arial" w:hAnsi="Arial"/>
@@ -35951,7 +36771,7 @@
               <w:spacing w:after="10" w:before="0"/>
               <w:ind w:left="120"/>
             </w:pPr>
-            <w:hyperlink w:history="1" r:id="rId_kaaz6jvovvcmvsbse321">
+            <w:hyperlink w:history="1" r:id="rId7t8svtz37bpjrrirx2w35">
               <w:r>
                 <w:rPr>
                   <w:rFonts w:ascii="Arial" w:cs="Arial" w:eastAsia="Arial" w:hAnsi="Arial"/>
@@ -35996,7 +36816,7 @@
             <w:pPr>
               <w:spacing w:after="20" w:before="0"/>
             </w:pPr>
-            <w:hyperlink w:history="1" r:id="rIdjyxe9zjb3tllfeenrhanl">
+            <w:hyperlink w:history="1" r:id="rIdzhkimhajtfyjd4ddcz-cd">
               <w:r>
                 <w:rPr>
                   <w:rFonts w:ascii="Arial" w:cs="Arial" w:eastAsia="Arial" w:hAnsi="Arial"/>
@@ -36029,7 +36849,7 @@
               <w:spacing w:after="10" w:before="0"/>
               <w:ind w:left="120"/>
             </w:pPr>
-            <w:hyperlink w:history="1" r:id="rIdkve1_bqawzcco22thy5pw">
+            <w:hyperlink w:history="1" r:id="rIdwy-3j9xds3a0lrm2g-o0d">
               <w:r>
                 <w:rPr>
                   <w:rFonts w:ascii="Arial" w:cs="Arial" w:eastAsia="Arial" w:hAnsi="Arial"/>
@@ -36224,7 +37044,7 @@
             <w:pPr>
               <w:spacing w:after="20" w:before="0"/>
             </w:pPr>
-            <w:hyperlink w:history="1" r:id="rIdykqadz1jkbxbj--tqjrij">
+            <w:hyperlink w:history="1" r:id="rIdxxshsisw6ulu5z5yokqcb">
               <w:r>
                 <w:rPr>
                   <w:rFonts w:ascii="Arial" w:cs="Arial" w:eastAsia="Arial" w:hAnsi="Arial"/>
@@ -36257,7 +37077,7 @@
               <w:spacing w:after="10" w:before="0"/>
               <w:ind w:left="120"/>
             </w:pPr>
-            <w:hyperlink w:history="1" r:id="rIdlg7qu1cjota_ttf_pxzuq">
+            <w:hyperlink w:history="1" r:id="rIdkvgfpcmuf1lf_zfftlvx3">
               <w:r>
                 <w:rPr>
                   <w:rFonts w:ascii="Arial" w:cs="Arial" w:eastAsia="Arial" w:hAnsi="Arial"/>
@@ -36302,7 +37122,7 @@
             <w:pPr>
               <w:spacing w:after="20" w:before="0"/>
             </w:pPr>
-            <w:hyperlink w:history="1" r:id="rIdinjb8qr598isu9nny77xk">
+            <w:hyperlink w:history="1" r:id="rIdapcosk-r6u_tg5t8r7ofv">
               <w:r>
                 <w:rPr>
                   <w:rFonts w:ascii="Arial" w:cs="Arial" w:eastAsia="Arial" w:hAnsi="Arial"/>
@@ -36335,7 +37155,7 @@
               <w:spacing w:after="10" w:before="0"/>
               <w:ind w:left="120"/>
             </w:pPr>
-            <w:hyperlink w:history="1" r:id="rIdh3gc4huegdp6rd3ic9zz2">
+            <w:hyperlink w:history="1" r:id="rId4qgsqf5gbgl7jtka2zh0z">
               <w:r>
                 <w:rPr>
                   <w:rFonts w:ascii="Arial" w:cs="Arial" w:eastAsia="Arial" w:hAnsi="Arial"/>
@@ -37021,6 +37841,65 @@
         </w:tc>
       </w:tr>
     </w:tbl>
+    <w:p>
+      <w:pPr>
+        <w:pBdr>
+          <w:top w:val="single" w:color="BBBBBB" w:sz="4" w:space="4"/>
+        </w:pBdr>
+        <w:spacing w:after="0" w:before="160"/>
+      </w:pPr>
+      <w:r>
+        <w:rPr>
+          <w:rFonts w:ascii="Arial" w:cs="Arial" w:eastAsia="Arial" w:hAnsi="Arial"/>
+          <w:color w:val="666666"/>
+          <w:sz w:val="14"/>
+          <w:szCs w:val="14"/>
+        </w:rPr>
+        <w:t xml:space="preserve">© 2026 SeaVuria and ARES. Aligned with KICD objectives. Developed by SeaVuria; technical implementation by ARES (with AI assistance from Claude). Licensed under </w:t>
+      </w:r>
+      <w:hyperlink w:history="1" r:id="rIdkve7vchj9obmg0mhoa0uj">
+        <w:r>
+          <w:rPr>
+            <w:rFonts w:ascii="Arial" w:cs="Arial" w:eastAsia="Arial" w:hAnsi="Arial"/>
+            <w:color w:val="1F6B75"/>
+            <w:sz w:val="14"/>
+            <w:szCs w:val="14"/>
+            <w:u w:val="single" w:color="1F6B75"/>
+          </w:rPr>
+          <w:t xml:space="preserve">CC BY-NC 4.0</w:t>
+        </w:r>
+      </w:hyperlink>
+      <w:r>
+        <w:rPr>
+          <w:rFonts w:ascii="Arial" w:cs="Arial" w:eastAsia="Arial" w:hAnsi="Arial"/>
+          <w:color w:val="666666"/>
+          <w:sz w:val="14"/>
+          <w:szCs w:val="14"/>
+        </w:rPr>
+        <w:t xml:space="preserve"> (</w:t>
+      </w:r>
+      <w:hyperlink w:history="1" r:id="rId5zzrfnnyegkauataimmi1">
+        <w:r>
+          <w:rPr>
+            <w:rFonts w:ascii="Arial" w:cs="Arial" w:eastAsia="Arial" w:hAnsi="Arial"/>
+            <w:color w:val="1F6B75"/>
+            <w:sz w:val="14"/>
+            <w:szCs w:val="14"/>
+            <w:u w:val="single" w:color="1F6B75"/>
+          </w:rPr>
+          <w:t xml:space="preserve">https://creativecommons.org/licenses/by-nc/4.0/</w:t>
+        </w:r>
+      </w:hyperlink>
+      <w:r>
+        <w:rPr>
+          <w:rFonts w:ascii="Arial" w:cs="Arial" w:eastAsia="Arial" w:hAnsi="Arial"/>
+          <w:color w:val="666666"/>
+          <w:sz w:val="14"/>
+          <w:szCs w:val="14"/>
+        </w:rPr>
+        <w:t xml:space="preserve">).</w:t>
+      </w:r>
+    </w:p>
     <w:p>
       <w:r>
         <w:br w:type="page"/>

--- a/data/outputs/v2/Biology/SS2.3_Plant_Gaseous_Exchange_and_Respiration/Biology_Plant_Gaseous_Exchange_and_Respiration_CBE_LessonSequence.docx
+++ b/data/outputs/v2/Biology/SS2.3_Plant_Gaseous_Exchange_and_Respiration/Biology_Plant_Gaseous_Exchange_and_Respiration_CBE_LessonSequence.docx
@@ -38,6 +38,2551 @@
           <w:szCs w:val="22"/>
         </w:rPr>
         <w:t xml:space="preserve">CBE Phenomenon-Driven Lesson Sequence — Sub-Strand 2.3 (12 Lessons)</w:t>
+      </w:r>
+    </w:p>
+    <w:p>
+      <w:pPr>
+        <w:spacing w:after="120"/>
+      </w:pPr>
+      <w:r>
+        <w:t xml:space="preserve"/>
+      </w:r>
+    </w:p>
+    <w:tbl>
+      <w:tblPr>
+        <w:tblW w:type="dxa" w:w="13680"/>
+        <w:tblBorders>
+          <w:top w:val="single" w:color="AAAAAA" w:sz="4"/>
+          <w:left w:val="single" w:color="AAAAAA" w:sz="4"/>
+          <w:bottom w:val="single" w:color="AAAAAA" w:sz="4"/>
+          <w:right w:val="single" w:color="AAAAAA" w:sz="4"/>
+          <w:insideH w:val="single" w:color="auto" w:sz="4"/>
+          <w:insideV w:val="single" w:color="auto" w:sz="4"/>
+        </w:tblBorders>
+        <w:tblLayout w:type="fixed"/>
+      </w:tblPr>
+      <w:tblGrid>
+        <w:gridCol w:w="3000"/>
+        <w:gridCol w:w="10680"/>
+      </w:tblGrid>
+      <w:tr>
+        <w:tc>
+          <w:tcPr>
+            <w:tcW w:type="dxa" w:w="13680"/>
+            <w:gridSpan w:val="2"/>
+            <w:shd w:fill="1F3864" w:color="auto" w:val="clear"/>
+            <w:tcMar>
+              <w:top w:type="dxa" w:w="60"/>
+              <w:left w:type="dxa" w:w="120"/>
+              <w:bottom w:type="dxa" w:w="60"/>
+              <w:right w:type="dxa" w:w="120"/>
+            </w:tcMar>
+            <w:vAlign w:val="top"/>
+          </w:tcPr>
+          <w:p>
+            <w:pPr>
+              <w:spacing w:after="40" w:before="0"/>
+              <w:jc w:val="center"/>
+            </w:pPr>
+            <w:r>
+              <w:rPr>
+                <w:rFonts w:ascii="Arial" w:cs="Arial" w:eastAsia="Arial" w:hAnsi="Arial"/>
+                <w:b/>
+                <w:bCs/>
+                <w:i w:val="false"/>
+                <w:iCs w:val="false"/>
+                <w:color w:val="FFFFFF"/>
+                <w:sz w:val="22"/>
+                <w:szCs w:val="22"/>
+              </w:rPr>
+              <w:t xml:space="preserve">SUB-STRAND OVERVIEW</w:t>
+            </w:r>
+          </w:p>
+        </w:tc>
+      </w:tr>
+      <w:tr>
+        <w:tc>
+          <w:tcPr>
+            <w:tcW w:type="dxa" w:w="3000"/>
+            <w:shd w:fill="D5E8F0" w:color="auto" w:val="clear"/>
+            <w:tcMar>
+              <w:top w:type="dxa" w:w="60"/>
+              <w:left w:type="dxa" w:w="120"/>
+              <w:bottom w:type="dxa" w:w="60"/>
+              <w:right w:type="dxa" w:w="120"/>
+            </w:tcMar>
+            <w:vAlign w:val="top"/>
+          </w:tcPr>
+          <w:p>
+            <w:pPr>
+              <w:spacing w:after="40" w:before="0"/>
+              <w:jc w:val="left"/>
+            </w:pPr>
+            <w:r>
+              <w:rPr>
+                <w:rFonts w:ascii="Arial" w:cs="Arial" w:eastAsia="Arial" w:hAnsi="Arial"/>
+                <w:b/>
+                <w:bCs/>
+                <w:i w:val="false"/>
+                <w:iCs w:val="false"/>
+                <w:color w:val="000000"/>
+                <w:sz w:val="18"/>
+                <w:szCs w:val="18"/>
+              </w:rPr>
+              <w:t xml:space="preserve">Grade Level</w:t>
+            </w:r>
+          </w:p>
+        </w:tc>
+        <w:tc>
+          <w:tcPr>
+            <w:tcW w:type="dxa" w:w="10680"/>
+            <w:shd w:fill="FFFFFF" w:color="auto" w:val="clear"/>
+            <w:tcMar>
+              <w:top w:type="dxa" w:w="60"/>
+              <w:left w:type="dxa" w:w="120"/>
+              <w:bottom w:type="dxa" w:w="60"/>
+              <w:right w:type="dxa" w:w="120"/>
+            </w:tcMar>
+            <w:vAlign w:val="top"/>
+          </w:tcPr>
+          <w:p>
+            <w:pPr>
+              <w:spacing w:after="40" w:before="0"/>
+              <w:jc w:val="left"/>
+            </w:pPr>
+            <w:r>
+              <w:rPr>
+                <w:rFonts w:ascii="Arial" w:cs="Arial" w:eastAsia="Arial" w:hAnsi="Arial"/>
+                <w:b w:val="false"/>
+                <w:bCs w:val="false"/>
+                <w:i w:val="false"/>
+                <w:iCs w:val="false"/>
+                <w:color w:val="000000"/>
+                <w:sz w:val="18"/>
+                <w:szCs w:val="18"/>
+              </w:rPr>
+              <w:t xml:space="preserve">10</w:t>
+            </w:r>
+          </w:p>
+        </w:tc>
+      </w:tr>
+      <w:tr>
+        <w:tc>
+          <w:tcPr>
+            <w:tcW w:type="dxa" w:w="3000"/>
+            <w:shd w:fill="D5E8F0" w:color="auto" w:val="clear"/>
+            <w:tcMar>
+              <w:top w:type="dxa" w:w="60"/>
+              <w:left w:type="dxa" w:w="120"/>
+              <w:bottom w:type="dxa" w:w="60"/>
+              <w:right w:type="dxa" w:w="120"/>
+            </w:tcMar>
+            <w:vAlign w:val="top"/>
+          </w:tcPr>
+          <w:p>
+            <w:pPr>
+              <w:spacing w:after="40" w:before="0"/>
+              <w:jc w:val="left"/>
+            </w:pPr>
+            <w:r>
+              <w:rPr>
+                <w:rFonts w:ascii="Arial" w:cs="Arial" w:eastAsia="Arial" w:hAnsi="Arial"/>
+                <w:b/>
+                <w:bCs/>
+                <w:i w:val="false"/>
+                <w:iCs w:val="false"/>
+                <w:color w:val="000000"/>
+                <w:sz w:val="18"/>
+                <w:szCs w:val="18"/>
+              </w:rPr>
+              <w:t xml:space="preserve">Subject</w:t>
+            </w:r>
+          </w:p>
+        </w:tc>
+        <w:tc>
+          <w:tcPr>
+            <w:tcW w:type="dxa" w:w="10680"/>
+            <w:shd w:fill="FFFFFF" w:color="auto" w:val="clear"/>
+            <w:tcMar>
+              <w:top w:type="dxa" w:w="60"/>
+              <w:left w:type="dxa" w:w="120"/>
+              <w:bottom w:type="dxa" w:w="60"/>
+              <w:right w:type="dxa" w:w="120"/>
+            </w:tcMar>
+            <w:vAlign w:val="top"/>
+          </w:tcPr>
+          <w:p>
+            <w:pPr>
+              <w:spacing w:after="40" w:before="0"/>
+              <w:jc w:val="left"/>
+            </w:pPr>
+            <w:r>
+              <w:rPr>
+                <w:rFonts w:ascii="Arial" w:cs="Arial" w:eastAsia="Arial" w:hAnsi="Arial"/>
+                <w:b w:val="false"/>
+                <w:bCs w:val="false"/>
+                <w:i w:val="false"/>
+                <w:iCs w:val="false"/>
+                <w:color w:val="000000"/>
+                <w:sz w:val="18"/>
+                <w:szCs w:val="18"/>
+              </w:rPr>
+              <w:t xml:space="preserve">Biology</w:t>
+            </w:r>
+          </w:p>
+        </w:tc>
+      </w:tr>
+      <w:tr>
+        <w:tc>
+          <w:tcPr>
+            <w:tcW w:type="dxa" w:w="3000"/>
+            <w:shd w:fill="D5E8F0" w:color="auto" w:val="clear"/>
+            <w:tcMar>
+              <w:top w:type="dxa" w:w="60"/>
+              <w:left w:type="dxa" w:w="120"/>
+              <w:bottom w:type="dxa" w:w="60"/>
+              <w:right w:type="dxa" w:w="120"/>
+            </w:tcMar>
+            <w:vAlign w:val="top"/>
+          </w:tcPr>
+          <w:p>
+            <w:pPr>
+              <w:spacing w:after="40" w:before="0"/>
+              <w:jc w:val="left"/>
+            </w:pPr>
+            <w:r>
+              <w:rPr>
+                <w:rFonts w:ascii="Arial" w:cs="Arial" w:eastAsia="Arial" w:hAnsi="Arial"/>
+                <w:b/>
+                <w:bCs/>
+                <w:i w:val="false"/>
+                <w:iCs w:val="false"/>
+                <w:color w:val="000000"/>
+                <w:sz w:val="18"/>
+                <w:szCs w:val="18"/>
+              </w:rPr>
+              <w:t xml:space="preserve">Strand</w:t>
+            </w:r>
+          </w:p>
+        </w:tc>
+        <w:tc>
+          <w:tcPr>
+            <w:tcW w:type="dxa" w:w="10680"/>
+            <w:shd w:fill="FFFFFF" w:color="auto" w:val="clear"/>
+            <w:tcMar>
+              <w:top w:type="dxa" w:w="60"/>
+              <w:left w:type="dxa" w:w="120"/>
+              <w:bottom w:type="dxa" w:w="60"/>
+              <w:right w:type="dxa" w:w="120"/>
+            </w:tcMar>
+            <w:vAlign w:val="top"/>
+          </w:tcPr>
+          <w:p>
+            <w:pPr>
+              <w:spacing w:after="40" w:before="0"/>
+              <w:jc w:val="left"/>
+            </w:pPr>
+            <w:r>
+              <w:rPr>
+                <w:rFonts w:ascii="Arial" w:cs="Arial" w:eastAsia="Arial" w:hAnsi="Arial"/>
+                <w:b w:val="false"/>
+                <w:bCs w:val="false"/>
+                <w:i w:val="false"/>
+                <w:iCs w:val="false"/>
+                <w:color w:val="000000"/>
+                <w:sz w:val="18"/>
+                <w:szCs w:val="18"/>
+              </w:rPr>
+              <w:t xml:space="preserve">Strand 2.0: Anatomy and Physiology of Plants</w:t>
+            </w:r>
+          </w:p>
+        </w:tc>
+      </w:tr>
+      <w:tr>
+        <w:tc>
+          <w:tcPr>
+            <w:tcW w:type="dxa" w:w="3000"/>
+            <w:shd w:fill="D5E8F0" w:color="auto" w:val="clear"/>
+            <w:tcMar>
+              <w:top w:type="dxa" w:w="60"/>
+              <w:left w:type="dxa" w:w="120"/>
+              <w:bottom w:type="dxa" w:w="60"/>
+              <w:right w:type="dxa" w:w="120"/>
+            </w:tcMar>
+            <w:vAlign w:val="top"/>
+          </w:tcPr>
+          <w:p>
+            <w:pPr>
+              <w:spacing w:after="40" w:before="0"/>
+              <w:jc w:val="left"/>
+            </w:pPr>
+            <w:r>
+              <w:rPr>
+                <w:rFonts w:ascii="Arial" w:cs="Arial" w:eastAsia="Arial" w:hAnsi="Arial"/>
+                <w:b/>
+                <w:bCs/>
+                <w:i w:val="false"/>
+                <w:iCs w:val="false"/>
+                <w:color w:val="000000"/>
+                <w:sz w:val="18"/>
+                <w:szCs w:val="18"/>
+              </w:rPr>
+              <w:t xml:space="preserve">Sub-Strand</w:t>
+            </w:r>
+          </w:p>
+        </w:tc>
+        <w:tc>
+          <w:tcPr>
+            <w:tcW w:type="dxa" w:w="10680"/>
+            <w:shd w:fill="FFFFFF" w:color="auto" w:val="clear"/>
+            <w:tcMar>
+              <w:top w:type="dxa" w:w="60"/>
+              <w:left w:type="dxa" w:w="120"/>
+              <w:bottom w:type="dxa" w:w="60"/>
+              <w:right w:type="dxa" w:w="120"/>
+            </w:tcMar>
+            <w:vAlign w:val="top"/>
+          </w:tcPr>
+          <w:p>
+            <w:pPr>
+              <w:spacing w:after="40" w:before="0"/>
+              <w:jc w:val="left"/>
+            </w:pPr>
+            <w:r>
+              <w:rPr>
+                <w:rFonts w:ascii="Arial" w:cs="Arial" w:eastAsia="Arial" w:hAnsi="Arial"/>
+                <w:b w:val="false"/>
+                <w:bCs w:val="false"/>
+                <w:i w:val="false"/>
+                <w:iCs w:val="false"/>
+                <w:color w:val="000000"/>
+                <w:sz w:val="18"/>
+                <w:szCs w:val="18"/>
+              </w:rPr>
+              <w:t xml:space="preserve">Sub-Strand 2.3: Plant Gaseous Exchange and Respiration</w:t>
+            </w:r>
+          </w:p>
+        </w:tc>
+      </w:tr>
+      <w:tr>
+        <w:tc>
+          <w:tcPr>
+            <w:tcW w:type="dxa" w:w="3000"/>
+            <w:shd w:fill="D5E8F0" w:color="auto" w:val="clear"/>
+            <w:tcMar>
+              <w:top w:type="dxa" w:w="60"/>
+              <w:left w:type="dxa" w:w="120"/>
+              <w:bottom w:type="dxa" w:w="60"/>
+              <w:right w:type="dxa" w:w="120"/>
+            </w:tcMar>
+            <w:vAlign w:val="top"/>
+          </w:tcPr>
+          <w:p>
+            <w:pPr>
+              <w:spacing w:after="40" w:before="0"/>
+              <w:jc w:val="left"/>
+            </w:pPr>
+            <w:r>
+              <w:rPr>
+                <w:rFonts w:ascii="Arial" w:cs="Arial" w:eastAsia="Arial" w:hAnsi="Arial"/>
+                <w:b/>
+                <w:bCs/>
+                <w:i w:val="false"/>
+                <w:iCs w:val="false"/>
+                <w:color w:val="000000"/>
+                <w:sz w:val="18"/>
+                <w:szCs w:val="18"/>
+              </w:rPr>
+              <w:t xml:space="preserve">Total Duration</w:t>
+            </w:r>
+          </w:p>
+        </w:tc>
+        <w:tc>
+          <w:tcPr>
+            <w:tcW w:type="dxa" w:w="10680"/>
+            <w:shd w:fill="FFFFFF" w:color="auto" w:val="clear"/>
+            <w:tcMar>
+              <w:top w:type="dxa" w:w="60"/>
+              <w:left w:type="dxa" w:w="120"/>
+              <w:bottom w:type="dxa" w:w="60"/>
+              <w:right w:type="dxa" w:w="120"/>
+            </w:tcMar>
+            <w:vAlign w:val="top"/>
+          </w:tcPr>
+          <w:p>
+            <w:pPr>
+              <w:spacing w:after="40" w:before="0"/>
+              <w:jc w:val="left"/>
+            </w:pPr>
+            <w:r>
+              <w:rPr>
+                <w:rFonts w:ascii="Arial" w:cs="Arial" w:eastAsia="Arial" w:hAnsi="Arial"/>
+                <w:b w:val="false"/>
+                <w:bCs w:val="false"/>
+                <w:i w:val="false"/>
+                <w:iCs w:val="false"/>
+                <w:color w:val="000000"/>
+                <w:sz w:val="18"/>
+                <w:szCs w:val="18"/>
+              </w:rPr>
+              <w:t xml:space="preserve">12 lessons × 40 minutes = 480 minutes total</w:t>
+            </w:r>
+          </w:p>
+        </w:tc>
+      </w:tr>
+      <w:tr>
+        <w:tc>
+          <w:tcPr>
+            <w:tcW w:type="dxa" w:w="3000"/>
+            <w:shd w:fill="D5E8F0" w:color="auto" w:val="clear"/>
+            <w:tcMar>
+              <w:top w:type="dxa" w:w="60"/>
+              <w:left w:type="dxa" w:w="120"/>
+              <w:bottom w:type="dxa" w:w="60"/>
+              <w:right w:type="dxa" w:w="120"/>
+            </w:tcMar>
+            <w:vAlign w:val="top"/>
+          </w:tcPr>
+          <w:p>
+            <w:pPr>
+              <w:spacing w:after="40" w:before="0"/>
+              <w:jc w:val="left"/>
+            </w:pPr>
+            <w:r>
+              <w:rPr>
+                <w:rFonts w:ascii="Arial" w:cs="Arial" w:eastAsia="Arial" w:hAnsi="Arial"/>
+                <w:b/>
+                <w:bCs/>
+                <w:i w:val="false"/>
+                <w:iCs w:val="false"/>
+                <w:color w:val="000000"/>
+                <w:sz w:val="18"/>
+                <w:szCs w:val="18"/>
+              </w:rPr>
+              <w:t xml:space="preserve">Sub-Strand Content</w:t>
+            </w:r>
+          </w:p>
+        </w:tc>
+        <w:tc>
+          <w:tcPr>
+            <w:tcW w:type="dxa" w:w="10680"/>
+            <w:shd w:fill="FFFFFF" w:color="auto" w:val="clear"/>
+            <w:tcMar>
+              <w:top w:type="dxa" w:w="60"/>
+              <w:left w:type="dxa" w:w="120"/>
+              <w:bottom w:type="dxa" w:w="60"/>
+              <w:right w:type="dxa" w:w="120"/>
+            </w:tcMar>
+            <w:vAlign w:val="top"/>
+          </w:tcPr>
+          <w:p>
+            <w:pPr>
+              <w:spacing w:after="30" w:before="0"/>
+              <w:ind w:left="360" w:hanging="180"/>
+              <w:jc w:val="left"/>
+            </w:pPr>
+            <w:r>
+              <w:rPr>
+                <w:rFonts w:ascii="Arial" w:cs="Arial" w:eastAsia="Arial" w:hAnsi="Arial"/>
+                <w:b w:val="false"/>
+                <w:bCs w:val="false"/>
+                <w:i w:val="false"/>
+                <w:iCs w:val="false"/>
+                <w:color w:val="000000"/>
+                <w:sz w:val="18"/>
+                <w:szCs w:val="18"/>
+              </w:rPr>
+              <w:t xml:space="preserve">–  Sites of gaseous exchange in plants (stomata, cuticle, lenticels, pneumatophores)</w:t>
+            </w:r>
+          </w:p>
+          <w:p>
+            <w:pPr>
+              <w:spacing w:after="30" w:before="0"/>
+              <w:ind w:left="360" w:hanging="180"/>
+              <w:jc w:val="left"/>
+            </w:pPr>
+            <w:r>
+              <w:rPr>
+                <w:rFonts w:ascii="Arial" w:cs="Arial" w:eastAsia="Arial" w:hAnsi="Arial"/>
+                <w:b w:val="false"/>
+                <w:bCs w:val="false"/>
+                <w:i w:val="false"/>
+                <w:iCs w:val="false"/>
+                <w:color w:val="000000"/>
+                <w:sz w:val="18"/>
+                <w:szCs w:val="18"/>
+              </w:rPr>
+              <w:t xml:space="preserve">–  Structure and adaptations of stomata</w:t>
+            </w:r>
+          </w:p>
+          <w:p>
+            <w:pPr>
+              <w:spacing w:after="30" w:before="0"/>
+              <w:ind w:left="360" w:hanging="180"/>
+              <w:jc w:val="left"/>
+            </w:pPr>
+            <w:r>
+              <w:rPr>
+                <w:rFonts w:ascii="Arial" w:cs="Arial" w:eastAsia="Arial" w:hAnsi="Arial"/>
+                <w:b w:val="false"/>
+                <w:bCs w:val="false"/>
+                <w:i w:val="false"/>
+                <w:iCs w:val="false"/>
+                <w:color w:val="000000"/>
+                <w:sz w:val="18"/>
+                <w:szCs w:val="18"/>
+              </w:rPr>
+              <w:t xml:space="preserve">–  Mechanisms of stomatal opening and closing (potassium ion theory, starch–sugar hypothesis)</w:t>
+            </w:r>
+          </w:p>
+          <w:p>
+            <w:pPr>
+              <w:spacing w:after="30" w:before="0"/>
+              <w:ind w:left="360" w:hanging="180"/>
+              <w:jc w:val="left"/>
+            </w:pPr>
+            <w:r>
+              <w:rPr>
+                <w:rFonts w:ascii="Arial" w:cs="Arial" w:eastAsia="Arial" w:hAnsi="Arial"/>
+                <w:b w:val="false"/>
+                <w:bCs w:val="false"/>
+                <w:i w:val="false"/>
+                <w:iCs w:val="false"/>
+                <w:color w:val="000000"/>
+                <w:sz w:val="18"/>
+                <w:szCs w:val="18"/>
+              </w:rPr>
+              <w:t xml:space="preserve">–  Gaseous exchange in leaves, stems, and roots</w:t>
+            </w:r>
+          </w:p>
+          <w:p>
+            <w:pPr>
+              <w:spacing w:after="30" w:before="0"/>
+              <w:ind w:left="360" w:hanging="180"/>
+              <w:jc w:val="left"/>
+            </w:pPr>
+            <w:r>
+              <w:rPr>
+                <w:rFonts w:ascii="Arial" w:cs="Arial" w:eastAsia="Arial" w:hAnsi="Arial"/>
+                <w:b w:val="false"/>
+                <w:bCs w:val="false"/>
+                <w:i w:val="false"/>
+                <w:iCs w:val="false"/>
+                <w:color w:val="000000"/>
+                <w:sz w:val="18"/>
+                <w:szCs w:val="18"/>
+              </w:rPr>
+              <w:t xml:space="preserve">–  Adaptations of plants in different environments (xerophytes, hydrophytes, mesophytes) for gaseous exchange</w:t>
+            </w:r>
+          </w:p>
+          <w:p>
+            <w:pPr>
+              <w:spacing w:after="30" w:before="0"/>
+              <w:ind w:left="360" w:hanging="180"/>
+              <w:jc w:val="left"/>
+            </w:pPr>
+            <w:r>
+              <w:rPr>
+                <w:rFonts w:ascii="Arial" w:cs="Arial" w:eastAsia="Arial" w:hAnsi="Arial"/>
+                <w:b w:val="false"/>
+                <w:bCs w:val="false"/>
+                <w:i w:val="false"/>
+                <w:iCs w:val="false"/>
+                <w:color w:val="000000"/>
+                <w:sz w:val="18"/>
+                <w:szCs w:val="18"/>
+              </w:rPr>
+              <w:t xml:space="preserve">–  Aerobic respiration — process, reactants, products, and energy yield</w:t>
+            </w:r>
+          </w:p>
+          <w:p>
+            <w:pPr>
+              <w:spacing w:after="30" w:before="0"/>
+              <w:ind w:left="360" w:hanging="180"/>
+              <w:jc w:val="left"/>
+            </w:pPr>
+            <w:r>
+              <w:rPr>
+                <w:rFonts w:ascii="Arial" w:cs="Arial" w:eastAsia="Arial" w:hAnsi="Arial"/>
+                <w:b w:val="false"/>
+                <w:bCs w:val="false"/>
+                <w:i w:val="false"/>
+                <w:iCs w:val="false"/>
+                <w:color w:val="000000"/>
+                <w:sz w:val="18"/>
+                <w:szCs w:val="18"/>
+              </w:rPr>
+              <w:t xml:space="preserve">–  Anaerobic respiration — process, reactants, and products (ethanol and lactic acid pathways)</w:t>
+            </w:r>
+          </w:p>
+          <w:p>
+            <w:pPr>
+              <w:spacing w:after="30" w:before="0"/>
+              <w:ind w:left="360" w:hanging="180"/>
+              <w:jc w:val="left"/>
+            </w:pPr>
+            <w:r>
+              <w:rPr>
+                <w:rFonts w:ascii="Arial" w:cs="Arial" w:eastAsia="Arial" w:hAnsi="Arial"/>
+                <w:b w:val="false"/>
+                <w:bCs w:val="false"/>
+                <w:i w:val="false"/>
+                <w:iCs w:val="false"/>
+                <w:color w:val="000000"/>
+                <w:sz w:val="18"/>
+                <w:szCs w:val="18"/>
+              </w:rPr>
+              <w:t xml:space="preserve">–  Differences between aerobic and anaerobic respiration</w:t>
+            </w:r>
+          </w:p>
+          <w:p>
+            <w:pPr>
+              <w:spacing w:after="30" w:before="0"/>
+              <w:ind w:left="360" w:hanging="180"/>
+              <w:jc w:val="left"/>
+            </w:pPr>
+            <w:r>
+              <w:rPr>
+                <w:rFonts w:ascii="Arial" w:cs="Arial" w:eastAsia="Arial" w:hAnsi="Arial"/>
+                <w:b w:val="false"/>
+                <w:bCs w:val="false"/>
+                <w:i w:val="false"/>
+                <w:iCs w:val="false"/>
+                <w:color w:val="000000"/>
+                <w:sz w:val="18"/>
+                <w:szCs w:val="18"/>
+              </w:rPr>
+              <w:t xml:space="preserve">–  Economic and ecological importance of anaerobic respiration (fermentation, biogas production, brewing)</w:t>
+            </w:r>
+          </w:p>
+          <w:p>
+            <w:pPr>
+              <w:spacing w:after="30" w:before="0"/>
+              <w:ind w:left="360" w:hanging="180"/>
+              <w:jc w:val="left"/>
+            </w:pPr>
+            <w:r>
+              <w:rPr>
+                <w:rFonts w:ascii="Arial" w:cs="Arial" w:eastAsia="Arial" w:hAnsi="Arial"/>
+                <w:b w:val="false"/>
+                <w:bCs w:val="false"/>
+                <w:i w:val="false"/>
+                <w:iCs w:val="false"/>
+                <w:color w:val="000000"/>
+                <w:sz w:val="18"/>
+                <w:szCs w:val="18"/>
+              </w:rPr>
+              <w:t xml:space="preserve">–  Factors affecting the rate of respiration in plants</w:t>
+            </w:r>
+          </w:p>
+          <w:p>
+            <w:pPr>
+              <w:spacing w:after="30" w:before="0"/>
+              <w:ind w:left="360" w:hanging="180"/>
+              <w:jc w:val="left"/>
+            </w:pPr>
+            <w:r>
+              <w:rPr>
+                <w:rFonts w:ascii="Arial" w:cs="Arial" w:eastAsia="Arial" w:hAnsi="Arial"/>
+                <w:b w:val="false"/>
+                <w:bCs w:val="false"/>
+                <w:i w:val="false"/>
+                <w:iCs w:val="false"/>
+                <w:color w:val="000000"/>
+                <w:sz w:val="18"/>
+                <w:szCs w:val="18"/>
+              </w:rPr>
+              <w:t xml:space="preserve">–  Relationship between photosynthesis, gaseous exchange, and respiration</w:t>
+            </w:r>
+          </w:p>
+          <w:p>
+            <w:pPr>
+              <w:spacing w:after="30" w:before="0"/>
+              <w:ind w:left="360" w:hanging="180"/>
+              <w:jc w:val="left"/>
+            </w:pPr>
+            <w:r>
+              <w:rPr>
+                <w:rFonts w:ascii="Arial" w:cs="Arial" w:eastAsia="Arial" w:hAnsi="Arial"/>
+                <w:b w:val="false"/>
+                <w:bCs w:val="false"/>
+                <w:i w:val="false"/>
+                <w:iCs w:val="false"/>
+                <w:color w:val="000000"/>
+                <w:sz w:val="18"/>
+                <w:szCs w:val="18"/>
+              </w:rPr>
+              <w:t xml:space="preserve">–  Project: Investigating anaerobic respiration in yeast using locally available materials (e.g., maize flour, sugar-cane juice)</w:t>
+            </w:r>
+          </w:p>
+        </w:tc>
+      </w:tr>
+      <w:tr>
+        <w:tc>
+          <w:tcPr>
+            <w:tcW w:type="dxa" w:w="3000"/>
+            <w:shd w:fill="D5E8F0" w:color="auto" w:val="clear"/>
+            <w:tcMar>
+              <w:top w:type="dxa" w:w="60"/>
+              <w:left w:type="dxa" w:w="120"/>
+              <w:bottom w:type="dxa" w:w="60"/>
+              <w:right w:type="dxa" w:w="120"/>
+            </w:tcMar>
+            <w:vAlign w:val="top"/>
+          </w:tcPr>
+          <w:p>
+            <w:pPr>
+              <w:spacing w:after="40" w:before="0"/>
+              <w:jc w:val="left"/>
+            </w:pPr>
+            <w:r>
+              <w:rPr>
+                <w:rFonts w:ascii="Arial" w:cs="Arial" w:eastAsia="Arial" w:hAnsi="Arial"/>
+                <w:b/>
+                <w:bCs/>
+                <w:i w:val="false"/>
+                <w:iCs w:val="false"/>
+                <w:color w:val="000000"/>
+                <w:sz w:val="18"/>
+                <w:szCs w:val="18"/>
+              </w:rPr>
+              <w:t xml:space="preserve">Learning Outcomes</w:t>
+            </w:r>
+          </w:p>
+        </w:tc>
+        <w:tc>
+          <w:tcPr>
+            <w:tcW w:type="dxa" w:w="10680"/>
+            <w:shd w:fill="FFFFFF" w:color="auto" w:val="clear"/>
+            <w:tcMar>
+              <w:top w:type="dxa" w:w="60"/>
+              <w:left w:type="dxa" w:w="120"/>
+              <w:bottom w:type="dxa" w:w="60"/>
+              <w:right w:type="dxa" w:w="120"/>
+            </w:tcMar>
+            <w:vAlign w:val="top"/>
+          </w:tcPr>
+          <w:p>
+            <w:pPr>
+              <w:spacing w:after="40" w:before="0"/>
+              <w:jc w:val="left"/>
+            </w:pPr>
+            <w:r>
+              <w:rPr>
+                <w:rFonts w:ascii="Arial" w:cs="Arial" w:eastAsia="Arial" w:hAnsi="Arial"/>
+                <w:b w:val="false"/>
+                <w:bCs w:val="false"/>
+                <w:i w:val="false"/>
+                <w:iCs w:val="false"/>
+                <w:color w:val="000000"/>
+                <w:sz w:val="18"/>
+                <w:szCs w:val="18"/>
+              </w:rPr>
+              <w:t xml:space="preserve">By the end of the sub-strand, the learner should be able to:</w:t>
+            </w:r>
+          </w:p>
+          <w:p>
+            <w:pPr>
+              <w:spacing w:after="40" w:before="0"/>
+              <w:jc w:val="left"/>
+            </w:pPr>
+            <w:r>
+              <w:rPr>
+                <w:rFonts w:ascii="Arial" w:cs="Arial" w:eastAsia="Arial" w:hAnsi="Arial"/>
+                <w:b w:val="false"/>
+                <w:bCs w:val="false"/>
+                <w:i w:val="false"/>
+                <w:iCs w:val="false"/>
+                <w:color w:val="000000"/>
+                <w:sz w:val="18"/>
+                <w:szCs w:val="18"/>
+              </w:rPr>
+              <w:t xml:space="preserve">a) identify and describe the sites of gaseous exchange in plants and explain their structural adaptations,</w:t>
+            </w:r>
+          </w:p>
+          <w:p>
+            <w:pPr>
+              <w:spacing w:after="40" w:before="0"/>
+              <w:jc w:val="left"/>
+            </w:pPr>
+            <w:r>
+              <w:rPr>
+                <w:rFonts w:ascii="Arial" w:cs="Arial" w:eastAsia="Arial" w:hAnsi="Arial"/>
+                <w:b w:val="false"/>
+                <w:bCs w:val="false"/>
+                <w:i w:val="false"/>
+                <w:iCs w:val="false"/>
+                <w:color w:val="000000"/>
+                <w:sz w:val="18"/>
+                <w:szCs w:val="18"/>
+              </w:rPr>
+              <w:t xml:space="preserve">b) explain the mechanisms of stomatal opening and closing and relate them to environmental conditions found in Kenyan ecosystems,</w:t>
+            </w:r>
+          </w:p>
+          <w:p>
+            <w:pPr>
+              <w:spacing w:after="40" w:before="0"/>
+              <w:jc w:val="left"/>
+            </w:pPr>
+            <w:r>
+              <w:rPr>
+                <w:rFonts w:ascii="Arial" w:cs="Arial" w:eastAsia="Arial" w:hAnsi="Arial"/>
+                <w:b w:val="false"/>
+                <w:bCs w:val="false"/>
+                <w:i w:val="false"/>
+                <w:iCs w:val="false"/>
+                <w:color w:val="000000"/>
+                <w:sz w:val="18"/>
+                <w:szCs w:val="18"/>
+              </w:rPr>
+              <w:t xml:space="preserve">c) describe the processes of aerobic and anaerobic respiration in plants, including reactants, products, and energy transformations,</w:t>
+            </w:r>
+          </w:p>
+          <w:p>
+            <w:pPr>
+              <w:spacing w:after="40" w:before="0"/>
+              <w:jc w:val="left"/>
+            </w:pPr>
+            <w:r>
+              <w:rPr>
+                <w:rFonts w:ascii="Arial" w:cs="Arial" w:eastAsia="Arial" w:hAnsi="Arial"/>
+                <w:b w:val="false"/>
+                <w:bCs w:val="false"/>
+                <w:i w:val="false"/>
+                <w:iCs w:val="false"/>
+                <w:color w:val="000000"/>
+                <w:sz w:val="18"/>
+                <w:szCs w:val="18"/>
+              </w:rPr>
+              <w:t xml:space="preserve">d) distinguish between aerobic and anaerobic respiration using experimental evidence and data analysis,</w:t>
+            </w:r>
+          </w:p>
+          <w:p>
+            <w:pPr>
+              <w:spacing w:after="40" w:before="0"/>
+              <w:jc w:val="left"/>
+            </w:pPr>
+            <w:r>
+              <w:rPr>
+                <w:rFonts w:ascii="Arial" w:cs="Arial" w:eastAsia="Arial" w:hAnsi="Arial"/>
+                <w:b w:val="false"/>
+                <w:bCs w:val="false"/>
+                <w:i w:val="false"/>
+                <w:iCs w:val="false"/>
+                <w:color w:val="000000"/>
+                <w:sz w:val="18"/>
+                <w:szCs w:val="18"/>
+              </w:rPr>
+              <w:t xml:space="preserve">e) evaluate the economic and ecological importance of anaerobic respiration in real-world Kenyan contexts such as fermentation, biogas production, and the food industry,</w:t>
+            </w:r>
+          </w:p>
+          <w:p>
+            <w:pPr>
+              <w:spacing w:after="40" w:before="0"/>
+              <w:jc w:val="left"/>
+            </w:pPr>
+            <w:r>
+              <w:rPr>
+                <w:rFonts w:ascii="Arial" w:cs="Arial" w:eastAsia="Arial" w:hAnsi="Arial"/>
+                <w:b w:val="false"/>
+                <w:bCs w:val="false"/>
+                <w:i w:val="false"/>
+                <w:iCs w:val="false"/>
+                <w:color w:val="000000"/>
+                <w:sz w:val="18"/>
+                <w:szCs w:val="18"/>
+              </w:rPr>
+              <w:t xml:space="preserve">f) design and carry out a simple investigation on anaerobic respiration using locally available materials,</w:t>
+            </w:r>
+          </w:p>
+          <w:p>
+            <w:pPr>
+              <w:spacing w:after="40" w:before="0"/>
+              <w:jc w:val="left"/>
+            </w:pPr>
+            <w:r>
+              <w:rPr>
+                <w:rFonts w:ascii="Arial" w:cs="Arial" w:eastAsia="Arial" w:hAnsi="Arial"/>
+                <w:b w:val="false"/>
+                <w:bCs w:val="false"/>
+                <w:i w:val="false"/>
+                <w:iCs w:val="false"/>
+                <w:color w:val="000000"/>
+                <w:sz w:val="18"/>
+                <w:szCs w:val="18"/>
+              </w:rPr>
+              <w:t xml:space="preserve">g) appreciate the significance of gaseous exchange and respiration in maintaining life processes in plants and their relevance to human livelihoods.</w:t>
+            </w:r>
+          </w:p>
+        </w:tc>
+      </w:tr>
+      <w:tr>
+        <w:tc>
+          <w:tcPr>
+            <w:tcW w:type="dxa" w:w="3000"/>
+            <w:shd w:fill="D5E8F0" w:color="auto" w:val="clear"/>
+            <w:tcMar>
+              <w:top w:type="dxa" w:w="60"/>
+              <w:left w:type="dxa" w:w="120"/>
+              <w:bottom w:type="dxa" w:w="60"/>
+              <w:right w:type="dxa" w:w="120"/>
+            </w:tcMar>
+            <w:vAlign w:val="top"/>
+          </w:tcPr>
+          <w:p>
+            <w:pPr>
+              <w:spacing w:after="40" w:before="0"/>
+              <w:jc w:val="left"/>
+            </w:pPr>
+            <w:r>
+              <w:rPr>
+                <w:rFonts w:ascii="Arial" w:cs="Arial" w:eastAsia="Arial" w:hAnsi="Arial"/>
+                <w:b/>
+                <w:bCs/>
+                <w:i w:val="false"/>
+                <w:iCs w:val="false"/>
+                <w:color w:val="000000"/>
+                <w:sz w:val="18"/>
+                <w:szCs w:val="18"/>
+              </w:rPr>
+              <w:t xml:space="preserve">Core Competencies</w:t>
+            </w:r>
+          </w:p>
+        </w:tc>
+        <w:tc>
+          <w:tcPr>
+            <w:tcW w:type="dxa" w:w="10680"/>
+            <w:shd w:fill="FFFFFF" w:color="auto" w:val="clear"/>
+            <w:tcMar>
+              <w:top w:type="dxa" w:w="60"/>
+              <w:left w:type="dxa" w:w="120"/>
+              <w:bottom w:type="dxa" w:w="60"/>
+              <w:right w:type="dxa" w:w="120"/>
+            </w:tcMar>
+            <w:vAlign w:val="top"/>
+          </w:tcPr>
+          <w:p>
+            <w:pPr>
+              <w:spacing w:after="30" w:before="0"/>
+              <w:ind w:left="360" w:hanging="180"/>
+              <w:jc w:val="left"/>
+            </w:pPr>
+            <w:r>
+              <w:rPr>
+                <w:rFonts w:ascii="Arial" w:cs="Arial" w:eastAsia="Arial" w:hAnsi="Arial"/>
+                <w:b w:val="false"/>
+                <w:bCs w:val="false"/>
+                <w:i w:val="false"/>
+                <w:iCs w:val="false"/>
+                <w:color w:val="000000"/>
+                <w:sz w:val="18"/>
+                <w:szCs w:val="18"/>
+              </w:rPr>
+              <w:t xml:space="preserve">–  Communication and Collaboration: Learners collaboratively analyse animations of stomatal mechanisms, share findings from investigations, and present project results on anaerobic respiration to peers, developing scientific argumentation and teamwork skills.</w:t>
+            </w:r>
+          </w:p>
+          <w:p>
+            <w:pPr>
+              <w:spacing w:after="30" w:before="0"/>
+              <w:ind w:left="360" w:hanging="180"/>
+              <w:jc w:val="left"/>
+            </w:pPr>
+            <w:r>
+              <w:rPr>
+                <w:rFonts w:ascii="Arial" w:cs="Arial" w:eastAsia="Arial" w:hAnsi="Arial"/>
+                <w:b w:val="false"/>
+                <w:bCs w:val="false"/>
+                <w:i w:val="false"/>
+                <w:iCs w:val="false"/>
+                <w:color w:val="000000"/>
+                <w:sz w:val="18"/>
+                <w:szCs w:val="18"/>
+              </w:rPr>
+              <w:t xml:space="preserve">–  Critical Thinking and Problem Solving: Learners design investigations to distinguish aerobic from anaerobic respiration, interpret experimental data, and evaluate competing theories of stomatal opening and closing.</w:t>
+            </w:r>
+          </w:p>
+          <w:p>
+            <w:pPr>
+              <w:spacing w:after="30" w:before="0"/>
+              <w:ind w:left="360" w:hanging="180"/>
+              <w:jc w:val="left"/>
+            </w:pPr>
+            <w:r>
+              <w:rPr>
+                <w:rFonts w:ascii="Arial" w:cs="Arial" w:eastAsia="Arial" w:hAnsi="Arial"/>
+                <w:b w:val="false"/>
+                <w:bCs w:val="false"/>
+                <w:i w:val="false"/>
+                <w:iCs w:val="false"/>
+                <w:color w:val="000000"/>
+                <w:sz w:val="18"/>
+                <w:szCs w:val="18"/>
+              </w:rPr>
+              <w:t xml:space="preserve">–  Creativity and Imagination: Learners devise project-based investigations using locally available Kenyan materials (e.g., maize flour, sugar-cane juice, sorghum) to demonstrate anaerobic respiration, and construct progressively refined models of gaseous exchange.</w:t>
+            </w:r>
+          </w:p>
+          <w:p>
+            <w:pPr>
+              <w:spacing w:after="30" w:before="0"/>
+              <w:ind w:left="360" w:hanging="180"/>
+              <w:jc w:val="left"/>
+            </w:pPr>
+            <w:r>
+              <w:rPr>
+                <w:rFonts w:ascii="Arial" w:cs="Arial" w:eastAsia="Arial" w:hAnsi="Arial"/>
+                <w:b w:val="false"/>
+                <w:bCs w:val="false"/>
+                <w:i w:val="false"/>
+                <w:iCs w:val="false"/>
+                <w:color w:val="000000"/>
+                <w:sz w:val="18"/>
+                <w:szCs w:val="18"/>
+              </w:rPr>
+              <w:t xml:space="preserve">–  Digital Literacy: Learners interact with online animations and simulations of gaseous exchange and stomatal mechanisms, developing the ability to extract and critically evaluate digital scientific content.</w:t>
+            </w:r>
+          </w:p>
+          <w:p>
+            <w:pPr>
+              <w:spacing w:after="30" w:before="0"/>
+              <w:ind w:left="360" w:hanging="180"/>
+              <w:jc w:val="left"/>
+            </w:pPr>
+            <w:r>
+              <w:rPr>
+                <w:rFonts w:ascii="Arial" w:cs="Arial" w:eastAsia="Arial" w:hAnsi="Arial"/>
+                <w:b w:val="false"/>
+                <w:bCs w:val="false"/>
+                <w:i w:val="false"/>
+                <w:iCs w:val="false"/>
+                <w:color w:val="000000"/>
+                <w:sz w:val="18"/>
+                <w:szCs w:val="18"/>
+              </w:rPr>
+              <w:t xml:space="preserve">–  Self-Efficacy: Learners develop confidence in conducting biological investigations and explaining complex physiological processes through hands-on experimentation and iterative model building.</w:t>
+            </w:r>
+          </w:p>
+        </w:tc>
+      </w:tr>
+      <w:tr>
+        <w:tc>
+          <w:tcPr>
+            <w:tcW w:type="dxa" w:w="3000"/>
+            <w:shd w:fill="E2EFDA" w:color="auto" w:val="clear"/>
+            <w:tcMar>
+              <w:top w:type="dxa" w:w="60"/>
+              <w:left w:type="dxa" w:w="120"/>
+              <w:bottom w:type="dxa" w:w="60"/>
+              <w:right w:type="dxa" w:w="120"/>
+            </w:tcMar>
+            <w:vAlign w:val="top"/>
+          </w:tcPr>
+          <w:p>
+            <w:pPr>
+              <w:spacing w:after="40" w:before="0"/>
+              <w:jc w:val="left"/>
+            </w:pPr>
+            <w:r>
+              <w:rPr>
+                <w:rFonts w:ascii="Arial" w:cs="Arial" w:eastAsia="Arial" w:hAnsi="Arial"/>
+                <w:b/>
+                <w:bCs/>
+                <w:i w:val="false"/>
+                <w:iCs w:val="false"/>
+                <w:color w:val="000000"/>
+                <w:sz w:val="18"/>
+                <w:szCs w:val="18"/>
+              </w:rPr>
+              <w:t xml:space="preserve">Core Values</w:t>
+            </w:r>
+          </w:p>
+        </w:tc>
+        <w:tc>
+          <w:tcPr>
+            <w:tcW w:type="dxa" w:w="10680"/>
+            <w:shd w:fill="FFFFFF" w:color="auto" w:val="clear"/>
+            <w:tcMar>
+              <w:top w:type="dxa" w:w="60"/>
+              <w:left w:type="dxa" w:w="120"/>
+              <w:bottom w:type="dxa" w:w="60"/>
+              <w:right w:type="dxa" w:w="120"/>
+            </w:tcMar>
+            <w:vAlign w:val="top"/>
+          </w:tcPr>
+          <w:p>
+            <w:pPr>
+              <w:spacing w:after="30" w:before="0"/>
+              <w:ind w:left="360" w:hanging="180"/>
+              <w:jc w:val="left"/>
+            </w:pPr>
+            <w:r>
+              <w:rPr>
+                <w:rFonts w:ascii="Arial" w:cs="Arial" w:eastAsia="Arial" w:hAnsi="Arial"/>
+                <w:b w:val="false"/>
+                <w:bCs w:val="false"/>
+                <w:i w:val="false"/>
+                <w:iCs w:val="false"/>
+                <w:color w:val="000000"/>
+                <w:sz w:val="18"/>
+                <w:szCs w:val="18"/>
+              </w:rPr>
+              <w:t xml:space="preserve">–  Responsibility: Learners handle biological specimens and laboratory materials carefully and responsibly, and search for information on respiration and gaseous exchange from safe, credible internet sources.</w:t>
+            </w:r>
+          </w:p>
+          <w:p>
+            <w:pPr>
+              <w:spacing w:after="30" w:before="0"/>
+              <w:ind w:left="360" w:hanging="180"/>
+              <w:jc w:val="left"/>
+            </w:pPr>
+            <w:r>
+              <w:rPr>
+                <w:rFonts w:ascii="Arial" w:cs="Arial" w:eastAsia="Arial" w:hAnsi="Arial"/>
+                <w:b w:val="false"/>
+                <w:bCs w:val="false"/>
+                <w:i w:val="false"/>
+                <w:iCs w:val="false"/>
+                <w:color w:val="000000"/>
+                <w:sz w:val="18"/>
+                <w:szCs w:val="18"/>
+              </w:rPr>
+              <w:t xml:space="preserve">–  Respect: Learners appreciate diverse scientific explanations and peer contributions during collaborative discussions on stomatal theories and anaerobic respiration data.</w:t>
+            </w:r>
+          </w:p>
+          <w:p>
+            <w:pPr>
+              <w:spacing w:after="30" w:before="0"/>
+              <w:ind w:left="360" w:hanging="180"/>
+              <w:jc w:val="left"/>
+            </w:pPr>
+            <w:r>
+              <w:rPr>
+                <w:rFonts w:ascii="Arial" w:cs="Arial" w:eastAsia="Arial" w:hAnsi="Arial"/>
+                <w:b w:val="false"/>
+                <w:bCs w:val="false"/>
+                <w:i w:val="false"/>
+                <w:iCs w:val="false"/>
+                <w:color w:val="000000"/>
+                <w:sz w:val="18"/>
+                <w:szCs w:val="18"/>
+              </w:rPr>
+              <w:t xml:space="preserve">–  Unity: Learners work in mixed-ability groups during investigations and project work, recognising that collaborative effort produces stronger scientific explanations.</w:t>
+            </w:r>
+          </w:p>
+          <w:p>
+            <w:pPr>
+              <w:spacing w:after="30" w:before="0"/>
+              <w:ind w:left="360" w:hanging="180"/>
+              <w:jc w:val="left"/>
+            </w:pPr>
+            <w:r>
+              <w:rPr>
+                <w:rFonts w:ascii="Arial" w:cs="Arial" w:eastAsia="Arial" w:hAnsi="Arial"/>
+                <w:b w:val="false"/>
+                <w:bCs w:val="false"/>
+                <w:i w:val="false"/>
+                <w:iCs w:val="false"/>
+                <w:color w:val="000000"/>
+                <w:sz w:val="18"/>
+                <w:szCs w:val="18"/>
+              </w:rPr>
+              <w:t xml:space="preserve">–  Social Justice: Learners connect the economic importance of anaerobic respiration (biogas, fermentation) to equitable energy and food security solutions relevant to Kenyan communities, including rural farmers in the Rift Valley and Coast regions.</w:t>
+            </w:r>
+          </w:p>
+        </w:tc>
+      </w:tr>
+      <w:tr>
+        <w:tc>
+          <w:tcPr>
+            <w:tcW w:type="dxa" w:w="3000"/>
+            <w:shd w:fill="D5E8F0" w:color="auto" w:val="clear"/>
+            <w:tcMar>
+              <w:top w:type="dxa" w:w="60"/>
+              <w:left w:type="dxa" w:w="120"/>
+              <w:bottom w:type="dxa" w:w="60"/>
+              <w:right w:type="dxa" w:w="120"/>
+            </w:tcMar>
+            <w:vAlign w:val="top"/>
+          </w:tcPr>
+          <w:p>
+            <w:pPr>
+              <w:spacing w:after="40" w:before="0"/>
+              <w:jc w:val="left"/>
+            </w:pPr>
+            <w:r>
+              <w:rPr>
+                <w:rFonts w:ascii="Arial" w:cs="Arial" w:eastAsia="Arial" w:hAnsi="Arial"/>
+                <w:b/>
+                <w:bCs/>
+                <w:i w:val="false"/>
+                <w:iCs w:val="false"/>
+                <w:color w:val="000000"/>
+                <w:sz w:val="18"/>
+                <w:szCs w:val="18"/>
+              </w:rPr>
+              <w:t xml:space="preserve">Science &amp; Engineering Practices</w:t>
+            </w:r>
+          </w:p>
+        </w:tc>
+        <w:tc>
+          <w:tcPr>
+            <w:tcW w:type="dxa" w:w="10680"/>
+            <w:shd w:fill="FFFFFF" w:color="auto" w:val="clear"/>
+            <w:tcMar>
+              <w:top w:type="dxa" w:w="60"/>
+              <w:left w:type="dxa" w:w="120"/>
+              <w:bottom w:type="dxa" w:w="60"/>
+              <w:right w:type="dxa" w:w="120"/>
+            </w:tcMar>
+            <w:vAlign w:val="top"/>
+          </w:tcPr>
+          <w:p>
+            <w:pPr>
+              <w:spacing w:after="30" w:before="0"/>
+              <w:ind w:left="360" w:hanging="180"/>
+              <w:jc w:val="left"/>
+            </w:pPr>
+            <w:r>
+              <w:rPr>
+                <w:rFonts w:ascii="Arial" w:cs="Arial" w:eastAsia="Arial" w:hAnsi="Arial"/>
+                <w:b w:val="false"/>
+                <w:bCs w:val="false"/>
+                <w:i w:val="false"/>
+                <w:iCs w:val="false"/>
+                <w:color w:val="000000"/>
+                <w:sz w:val="18"/>
+                <w:szCs w:val="18"/>
+              </w:rPr>
+              <w:t xml:space="preserve">–  SEP 1 – Asking Questions and Defining Problems: Learners generate and refine investigable questions about why plants produce bubbles in warm water and how stomata regulate gas movement, anchoring inquiry throughout the unit.</w:t>
+            </w:r>
+          </w:p>
+          <w:p>
+            <w:pPr>
+              <w:spacing w:after="30" w:before="0"/>
+              <w:ind w:left="360" w:hanging="180"/>
+              <w:jc w:val="left"/>
+            </w:pPr>
+            <w:r>
+              <w:rPr>
+                <w:rFonts w:ascii="Arial" w:cs="Arial" w:eastAsia="Arial" w:hAnsi="Arial"/>
+                <w:b w:val="false"/>
+                <w:bCs w:val="false"/>
+                <w:i w:val="false"/>
+                <w:iCs w:val="false"/>
+                <w:color w:val="000000"/>
+                <w:sz w:val="18"/>
+                <w:szCs w:val="18"/>
+              </w:rPr>
+              <w:t xml:space="preserve">–  SEP 2 – Developing and Using Models: Learners iteratively construct and revise annotated diagrams and physical models of a stoma, a leaf cross-section, and a plant respiratory pathway to represent and explain gaseous exchange mechanisms.</w:t>
+            </w:r>
+          </w:p>
+          <w:p>
+            <w:pPr>
+              <w:spacing w:after="30" w:before="0"/>
+              <w:ind w:left="360" w:hanging="180"/>
+              <w:jc w:val="left"/>
+            </w:pPr>
+            <w:r>
+              <w:rPr>
+                <w:rFonts w:ascii="Arial" w:cs="Arial" w:eastAsia="Arial" w:hAnsi="Arial"/>
+                <w:b w:val="false"/>
+                <w:bCs w:val="false"/>
+                <w:i w:val="false"/>
+                <w:iCs w:val="false"/>
+                <w:color w:val="000000"/>
+                <w:sz w:val="18"/>
+                <w:szCs w:val="18"/>
+              </w:rPr>
+              <w:t xml:space="preserve">–  SEP 3 – Planning and Carrying Out Investigations: Learners design controlled experiments to compare aerobic and anaerobic respiration rates in yeast and to verify sites of gaseous exchange (e.g., petroleum jelly blocking stomata experiment).</w:t>
+            </w:r>
+          </w:p>
+          <w:p>
+            <w:pPr>
+              <w:spacing w:after="30" w:before="0"/>
+              <w:ind w:left="360" w:hanging="180"/>
+              <w:jc w:val="left"/>
+            </w:pPr>
+            <w:r>
+              <w:rPr>
+                <w:rFonts w:ascii="Arial" w:cs="Arial" w:eastAsia="Arial" w:hAnsi="Arial"/>
+                <w:b w:val="false"/>
+                <w:bCs w:val="false"/>
+                <w:i w:val="false"/>
+                <w:iCs w:val="false"/>
+                <w:color w:val="000000"/>
+                <w:sz w:val="18"/>
+                <w:szCs w:val="18"/>
+              </w:rPr>
+              <w:t xml:space="preserve">–  SEP 4 – Analysing and Interpreting Data: Learners record, tabulate, and interpret quantitative data from respiration experiments (e.g., CO₂ production rates, bubble counts) and draw evidence-based conclusions.</w:t>
+            </w:r>
+          </w:p>
+          <w:p>
+            <w:pPr>
+              <w:spacing w:after="30" w:before="0"/>
+              <w:ind w:left="360" w:hanging="180"/>
+              <w:jc w:val="left"/>
+            </w:pPr>
+            <w:r>
+              <w:rPr>
+                <w:rFonts w:ascii="Arial" w:cs="Arial" w:eastAsia="Arial" w:hAnsi="Arial"/>
+                <w:b w:val="false"/>
+                <w:bCs w:val="false"/>
+                <w:i w:val="false"/>
+                <w:iCs w:val="false"/>
+                <w:color w:val="000000"/>
+                <w:sz w:val="18"/>
+                <w:szCs w:val="18"/>
+              </w:rPr>
+              <w:t xml:space="preserve">–  SEP 6 – Constructing Explanations: Learners use the potassium ion theory and starch–sugar hypothesis to construct written and oral explanations of stomatal behaviour under varying light and water conditions.</w:t>
+            </w:r>
+          </w:p>
+          <w:p>
+            <w:pPr>
+              <w:spacing w:after="30" w:before="0"/>
+              <w:ind w:left="360" w:hanging="180"/>
+              <w:jc w:val="left"/>
+            </w:pPr>
+            <w:r>
+              <w:rPr>
+                <w:rFonts w:ascii="Arial" w:cs="Arial" w:eastAsia="Arial" w:hAnsi="Arial"/>
+                <w:b w:val="false"/>
+                <w:bCs w:val="false"/>
+                <w:i w:val="false"/>
+                <w:iCs w:val="false"/>
+                <w:color w:val="000000"/>
+                <w:sz w:val="18"/>
+                <w:szCs w:val="18"/>
+              </w:rPr>
+              <w:t xml:space="preserve">–  SEP 7 – Engaging in Argument from Evidence: Learners evaluate experimental results and competing theories of stomatal opening, defending their interpretations with data during structured class debates.</w:t>
+            </w:r>
+          </w:p>
+          <w:p>
+            <w:pPr>
+              <w:spacing w:after="30" w:before="0"/>
+              <w:ind w:left="360" w:hanging="180"/>
+              <w:jc w:val="left"/>
+            </w:pPr>
+            <w:r>
+              <w:rPr>
+                <w:rFonts w:ascii="Arial" w:cs="Arial" w:eastAsia="Arial" w:hAnsi="Arial"/>
+                <w:b w:val="false"/>
+                <w:bCs w:val="false"/>
+                <w:i w:val="false"/>
+                <w:iCs w:val="false"/>
+                <w:color w:val="000000"/>
+                <w:sz w:val="18"/>
+                <w:szCs w:val="18"/>
+              </w:rPr>
+              <w:t xml:space="preserve">–  SEP 8 – Obtaining, Evaluating, and Communicating Information: Learners read scientific texts, watch animations, and present research on the economic importance of anaerobic respiration, evaluating source reliability and clarity.</w:t>
+            </w:r>
+          </w:p>
+        </w:tc>
+      </w:tr>
+      <w:tr>
+        <w:tc>
+          <w:tcPr>
+            <w:tcW w:type="dxa" w:w="3000"/>
+            <w:shd w:fill="FCE4D6" w:color="auto" w:val="clear"/>
+            <w:tcMar>
+              <w:top w:type="dxa" w:w="60"/>
+              <w:left w:type="dxa" w:w="120"/>
+              <w:bottom w:type="dxa" w:w="60"/>
+              <w:right w:type="dxa" w:w="120"/>
+            </w:tcMar>
+            <w:vAlign w:val="top"/>
+          </w:tcPr>
+          <w:p>
+            <w:pPr>
+              <w:spacing w:after="40" w:before="0"/>
+              <w:jc w:val="left"/>
+            </w:pPr>
+            <w:r>
+              <w:rPr>
+                <w:rFonts w:ascii="Arial" w:cs="Arial" w:eastAsia="Arial" w:hAnsi="Arial"/>
+                <w:b/>
+                <w:bCs/>
+                <w:i w:val="false"/>
+                <w:iCs w:val="false"/>
+                <w:color w:val="000000"/>
+                <w:sz w:val="18"/>
+                <w:szCs w:val="18"/>
+              </w:rPr>
+              <w:t xml:space="preserve">Pertinent &amp; Contemporary Issues (PCIs)</w:t>
+            </w:r>
+          </w:p>
+        </w:tc>
+        <w:tc>
+          <w:tcPr>
+            <w:tcW w:type="dxa" w:w="10680"/>
+            <w:shd w:fill="FFFFFF" w:color="auto" w:val="clear"/>
+            <w:tcMar>
+              <w:top w:type="dxa" w:w="60"/>
+              <w:left w:type="dxa" w:w="120"/>
+              <w:bottom w:type="dxa" w:w="60"/>
+              <w:right w:type="dxa" w:w="120"/>
+            </w:tcMar>
+            <w:vAlign w:val="top"/>
+          </w:tcPr>
+          <w:p>
+            <w:pPr>
+              <w:spacing w:after="30" w:before="0"/>
+              <w:ind w:left="360" w:hanging="180"/>
+              <w:jc w:val="left"/>
+            </w:pPr>
+            <w:r>
+              <w:rPr>
+                <w:rFonts w:ascii="Arial" w:cs="Arial" w:eastAsia="Arial" w:hAnsi="Arial"/>
+                <w:b w:val="false"/>
+                <w:bCs w:val="false"/>
+                <w:i w:val="false"/>
+                <w:iCs w:val="false"/>
+                <w:color w:val="000000"/>
+                <w:sz w:val="18"/>
+                <w:szCs w:val="18"/>
+              </w:rPr>
+              <w:t xml:space="preserve">–  Environmental Conservation: Learners examine how plant gaseous exchange and respiration contribute to carbon cycling and ecosystem balance in Kenyan environments such as the Kakamega Rainforest and Maasai Mara savannah, reinforcing the value of conserving plant biodiversity.</w:t>
+            </w:r>
+          </w:p>
+          <w:p>
+            <w:pPr>
+              <w:spacing w:after="30" w:before="0"/>
+              <w:ind w:left="360" w:hanging="180"/>
+              <w:jc w:val="left"/>
+            </w:pPr>
+            <w:r>
+              <w:rPr>
+                <w:rFonts w:ascii="Arial" w:cs="Arial" w:eastAsia="Arial" w:hAnsi="Arial"/>
+                <w:b w:val="false"/>
+                <w:bCs w:val="false"/>
+                <w:i w:val="false"/>
+                <w:iCs w:val="false"/>
+                <w:color w:val="000000"/>
+                <w:sz w:val="18"/>
+                <w:szCs w:val="18"/>
+              </w:rPr>
+              <w:t xml:space="preserve">–  Health Education: Learners connect anaerobic respiration in human muscle tissue (lactic acid production during athletics — referencing Kenyan long-distance runners from Eldoret/Iten) to understanding fatigue and recovery, promoting awareness of healthy physical activity.</w:t>
+            </w:r>
+          </w:p>
+          <w:p>
+            <w:pPr>
+              <w:spacing w:after="30" w:before="0"/>
+              <w:ind w:left="360" w:hanging="180"/>
+              <w:jc w:val="left"/>
+            </w:pPr>
+            <w:r>
+              <w:rPr>
+                <w:rFonts w:ascii="Arial" w:cs="Arial" w:eastAsia="Arial" w:hAnsi="Arial"/>
+                <w:b w:val="false"/>
+                <w:bCs w:val="false"/>
+                <w:i w:val="false"/>
+                <w:iCs w:val="false"/>
+                <w:color w:val="000000"/>
+                <w:sz w:val="18"/>
+                <w:szCs w:val="18"/>
+              </w:rPr>
+              <w:t xml:space="preserve">–  Financial Literacy and Entrepreneurship: Learners explore how anaerobic respiration underpins profitable industries in Kenya — including traditional fermentation of uji (fermented porridge), busaa brewing, biogas generation for rural homes, and commercial bread-making using yeast — linking science to income-generating opportunities.</w:t>
+            </w:r>
+          </w:p>
+          <w:p>
+            <w:pPr>
+              <w:spacing w:after="30" w:before="0"/>
+              <w:ind w:left="360" w:hanging="180"/>
+              <w:jc w:val="left"/>
+            </w:pPr>
+            <w:r>
+              <w:rPr>
+                <w:rFonts w:ascii="Arial" w:cs="Arial" w:eastAsia="Arial" w:hAnsi="Arial"/>
+                <w:b w:val="false"/>
+                <w:bCs w:val="false"/>
+                <w:i w:val="false"/>
+                <w:iCs w:val="false"/>
+                <w:color w:val="000000"/>
+                <w:sz w:val="18"/>
+                <w:szCs w:val="18"/>
+              </w:rPr>
+              <w:t xml:space="preserve">–  Safety and Security: Learners observe safe laboratory procedures when conducting respiration experiments involving yeast, limewater, and warm water baths, and access digital resources from secure, vetted websites.</w:t>
+            </w:r>
+          </w:p>
+          <w:p>
+            <w:pPr>
+              <w:spacing w:after="30" w:before="0"/>
+              <w:ind w:left="360" w:hanging="180"/>
+              <w:jc w:val="left"/>
+            </w:pPr>
+            <w:r>
+              <w:rPr>
+                <w:rFonts w:ascii="Arial" w:cs="Arial" w:eastAsia="Arial" w:hAnsi="Arial"/>
+                <w:b w:val="false"/>
+                <w:bCs w:val="false"/>
+                <w:i w:val="false"/>
+                <w:iCs w:val="false"/>
+                <w:color w:val="000000"/>
+                <w:sz w:val="18"/>
+                <w:szCs w:val="18"/>
+              </w:rPr>
+              <w:t xml:space="preserve">–  Climate Change: Learners analyse how changes in temperature and CO₂ levels — driven by climate change — affect rates of plant respiration and gaseous exchange, particularly for Kenyan staple crops such as maize and beans in semi-arid regions.</w:t>
+            </w:r>
+          </w:p>
+        </w:tc>
+      </w:tr>
+      <w:tr>
+        <w:tc>
+          <w:tcPr>
+            <w:tcW w:type="dxa" w:w="3000"/>
+            <w:shd w:fill="D9EEF1" w:color="auto" w:val="clear"/>
+            <w:tcMar>
+              <w:top w:type="dxa" w:w="60"/>
+              <w:left w:type="dxa" w:w="120"/>
+              <w:bottom w:type="dxa" w:w="60"/>
+              <w:right w:type="dxa" w:w="120"/>
+            </w:tcMar>
+            <w:vAlign w:val="top"/>
+          </w:tcPr>
+          <w:p>
+            <w:pPr>
+              <w:spacing w:after="40" w:before="0"/>
+              <w:jc w:val="left"/>
+            </w:pPr>
+            <w:r>
+              <w:rPr>
+                <w:rFonts w:ascii="Arial" w:cs="Arial" w:eastAsia="Arial" w:hAnsi="Arial"/>
+                <w:b/>
+                <w:bCs/>
+                <w:i w:val="false"/>
+                <w:iCs w:val="false"/>
+                <w:color w:val="000000"/>
+                <w:sz w:val="18"/>
+                <w:szCs w:val="18"/>
+              </w:rPr>
+              <w:t xml:space="preserve">Career Connections</w:t>
+            </w:r>
+          </w:p>
+        </w:tc>
+        <w:tc>
+          <w:tcPr>
+            <w:tcW w:type="dxa" w:w="10680"/>
+            <w:shd w:fill="FFFFFF" w:color="auto" w:val="clear"/>
+            <w:tcMar>
+              <w:top w:type="dxa" w:w="60"/>
+              <w:left w:type="dxa" w:w="120"/>
+              <w:bottom w:type="dxa" w:w="60"/>
+              <w:right w:type="dxa" w:w="120"/>
+            </w:tcMar>
+            <w:vAlign w:val="top"/>
+          </w:tcPr>
+          <w:p>
+            <w:pPr>
+              <w:spacing w:after="30" w:before="0"/>
+              <w:ind w:left="360" w:hanging="180"/>
+              <w:jc w:val="left"/>
+            </w:pPr>
+            <w:r>
+              <w:rPr>
+                <w:rFonts w:ascii="Arial" w:cs="Arial" w:eastAsia="Arial" w:hAnsi="Arial"/>
+                <w:b w:val="false"/>
+                <w:bCs w:val="false"/>
+                <w:i w:val="false"/>
+                <w:iCs w:val="false"/>
+                <w:color w:val="000000"/>
+                <w:sz w:val="18"/>
+                <w:szCs w:val="18"/>
+              </w:rPr>
+              <w:t xml:space="preserve">–  Botanist: This sub-strand develops foundational understanding of plant physiology — specifically gaseous exchange and respiration — directly relevant to careers in botanical research and conservation in institutions such as the National Museums of Kenya.</w:t>
+            </w:r>
+          </w:p>
+          <w:p>
+            <w:pPr>
+              <w:spacing w:after="30" w:before="0"/>
+              <w:ind w:left="360" w:hanging="180"/>
+              <w:jc w:val="left"/>
+            </w:pPr>
+            <w:r>
+              <w:rPr>
+                <w:rFonts w:ascii="Arial" w:cs="Arial" w:eastAsia="Arial" w:hAnsi="Arial"/>
+                <w:b w:val="false"/>
+                <w:bCs w:val="false"/>
+                <w:i w:val="false"/>
+                <w:iCs w:val="false"/>
+                <w:color w:val="000000"/>
+                <w:sz w:val="18"/>
+                <w:szCs w:val="18"/>
+              </w:rPr>
+              <w:t xml:space="preserve">–  Agricultural Scientist / Agronomist: Understanding stomatal adaptations and respiration rates informs crop management strategies for Kenyan farmers growing maize, tea (Kericho), and horticultural produce, supporting careers in agricultural research at KALRO (Kenya Agricultural and Livestock Research Organisation).</w:t>
+            </w:r>
+          </w:p>
+          <w:p>
+            <w:pPr>
+              <w:spacing w:after="30" w:before="0"/>
+              <w:ind w:left="360" w:hanging="180"/>
+              <w:jc w:val="left"/>
+            </w:pPr>
+            <w:r>
+              <w:rPr>
+                <w:rFonts w:ascii="Arial" w:cs="Arial" w:eastAsia="Arial" w:hAnsi="Arial"/>
+                <w:b w:val="false"/>
+                <w:bCs w:val="false"/>
+                <w:i w:val="false"/>
+                <w:iCs w:val="false"/>
+                <w:color w:val="000000"/>
+                <w:sz w:val="18"/>
+                <w:szCs w:val="18"/>
+              </w:rPr>
+              <w:t xml:space="preserve">–  Biotechnologist: Knowledge of anaerobic respiration and fermentation pathways supports careers in biotechnology, including biofuel production, food fermentation technology, and pharmaceutical manufacturing in Kenya.</w:t>
+            </w:r>
+          </w:p>
+          <w:p>
+            <w:pPr>
+              <w:spacing w:after="30" w:before="0"/>
+              <w:ind w:left="360" w:hanging="180"/>
+              <w:jc w:val="left"/>
+            </w:pPr>
+            <w:r>
+              <w:rPr>
+                <w:rFonts w:ascii="Arial" w:cs="Arial" w:eastAsia="Arial" w:hAnsi="Arial"/>
+                <w:b w:val="false"/>
+                <w:bCs w:val="false"/>
+                <w:i w:val="false"/>
+                <w:iCs w:val="false"/>
+                <w:color w:val="000000"/>
+                <w:sz w:val="18"/>
+                <w:szCs w:val="18"/>
+              </w:rPr>
+              <w:t xml:space="preserve">–  Environmental Scientist: Understanding the role of plant gaseous exchange in carbon cycling prepares learners for careers in environmental monitoring, climate research, and ecosystem management with organisations such as NEMA (National Environment Management Authority).</w:t>
+            </w:r>
+          </w:p>
+          <w:p>
+            <w:pPr>
+              <w:spacing w:after="30" w:before="0"/>
+              <w:ind w:left="360" w:hanging="180"/>
+              <w:jc w:val="left"/>
+            </w:pPr>
+            <w:r>
+              <w:rPr>
+                <w:rFonts w:ascii="Arial" w:cs="Arial" w:eastAsia="Arial" w:hAnsi="Arial"/>
+                <w:b w:val="false"/>
+                <w:bCs w:val="false"/>
+                <w:i w:val="false"/>
+                <w:iCs w:val="false"/>
+                <w:color w:val="000000"/>
+                <w:sz w:val="18"/>
+                <w:szCs w:val="18"/>
+              </w:rPr>
+              <w:t xml:space="preserve">–  Food Scientist / Food Technologist: The economic importance of anaerobic respiration (fermentation of uji, togwa, and dairy products) connects directly to careers in Kenya's growing food processing and quality assurance industry.</w:t>
+            </w:r>
+          </w:p>
+          <w:p>
+            <w:pPr>
+              <w:spacing w:after="30" w:before="0"/>
+              <w:ind w:left="360" w:hanging="180"/>
+              <w:jc w:val="left"/>
+            </w:pPr>
+            <w:r>
+              <w:rPr>
+                <w:rFonts w:ascii="Arial" w:cs="Arial" w:eastAsia="Arial" w:hAnsi="Arial"/>
+                <w:b w:val="false"/>
+                <w:bCs w:val="false"/>
+                <w:i w:val="false"/>
+                <w:iCs w:val="false"/>
+                <w:color w:val="000000"/>
+                <w:sz w:val="18"/>
+                <w:szCs w:val="18"/>
+              </w:rPr>
+              <w:t xml:space="preserve">–  Medical/Clinical Scientist: Understanding aerobic and anaerobic respiration at the cellular level provides foundational knowledge for careers in medicine, physiology, and sports science — relevant given Kenya's prominence in athletics.</w:t>
+            </w:r>
+          </w:p>
+        </w:tc>
+      </w:tr>
+      <w:tr>
+        <w:tc>
+          <w:tcPr>
+            <w:tcW w:type="dxa" w:w="3000"/>
+            <w:shd w:fill="D5E8F0" w:color="auto" w:val="clear"/>
+            <w:tcMar>
+              <w:top w:type="dxa" w:w="60"/>
+              <w:left w:type="dxa" w:w="120"/>
+              <w:bottom w:type="dxa" w:w="60"/>
+              <w:right w:type="dxa" w:w="120"/>
+            </w:tcMar>
+            <w:vAlign w:val="top"/>
+          </w:tcPr>
+          <w:p>
+            <w:pPr>
+              <w:spacing w:after="40" w:before="0"/>
+              <w:jc w:val="left"/>
+            </w:pPr>
+            <w:r>
+              <w:rPr>
+                <w:rFonts w:ascii="Arial" w:cs="Arial" w:eastAsia="Arial" w:hAnsi="Arial"/>
+                <w:b/>
+                <w:bCs/>
+                <w:i w:val="false"/>
+                <w:iCs w:val="false"/>
+                <w:color w:val="000000"/>
+                <w:sz w:val="18"/>
+                <w:szCs w:val="18"/>
+              </w:rPr>
+              <w:t xml:space="preserve">Focus for Lessons</w:t>
+            </w:r>
+          </w:p>
+        </w:tc>
+        <w:tc>
+          <w:tcPr>
+            <w:tcW w:type="dxa" w:w="10680"/>
+            <w:shd w:fill="FFFFFF" w:color="auto" w:val="clear"/>
+            <w:tcMar>
+              <w:top w:type="dxa" w:w="60"/>
+              <w:left w:type="dxa" w:w="120"/>
+              <w:bottom w:type="dxa" w:w="60"/>
+              <w:right w:type="dxa" w:w="120"/>
+            </w:tcMar>
+            <w:vAlign w:val="top"/>
+          </w:tcPr>
+          <w:p>
+            <w:pPr>
+              <w:spacing w:after="40" w:before="0"/>
+              <w:jc w:val="left"/>
+            </w:pPr>
+            <w:r>
+              <w:rPr>
+                <w:rFonts w:ascii="Arial" w:cs="Arial" w:eastAsia="Arial" w:hAnsi="Arial"/>
+                <w:b w:val="false"/>
+                <w:bCs w:val="false"/>
+                <w:i w:val="false"/>
+                <w:iCs w:val="false"/>
+                <w:color w:val="000000"/>
+                <w:sz w:val="18"/>
+                <w:szCs w:val="18"/>
+              </w:rPr>
+              <w:t xml:space="preserve">This unit anchors learning in the observable phenomenon of bubbles produced by leaves submerged in warm water, driving students to investigate how plants exchange gases and release energy through respiration. Learners progress from identifying physical sites of gaseous exchange — stomata, lenticels, cuticle, and pneumatophores — to understanding the molecular mechanisms of stomatal regulation, and ultimately to comparing aerobic and anaerobic respiration through hands-on experimentation. Throughout the unit, Kenyan contexts such as biogas production in rural homesteads, fermentation of traditional foods like uji and busaa, and the physiology of elite Kenyan runners from Iten ground abstract biological concepts in meaningful, real-world applications.</w:t>
+            </w:r>
+          </w:p>
+        </w:tc>
+      </w:tr>
+      <w:tr>
+        <w:tc>
+          <w:tcPr>
+            <w:tcW w:type="dxa" w:w="3000"/>
+            <w:shd w:fill="EAD1F5" w:color="auto" w:val="clear"/>
+            <w:tcMar>
+              <w:top w:type="dxa" w:w="60"/>
+              <w:left w:type="dxa" w:w="120"/>
+              <w:bottom w:type="dxa" w:w="60"/>
+              <w:right w:type="dxa" w:w="120"/>
+            </w:tcMar>
+            <w:vAlign w:val="top"/>
+          </w:tcPr>
+          <w:p>
+            <w:pPr>
+              <w:spacing w:after="40" w:before="0"/>
+              <w:jc w:val="left"/>
+            </w:pPr>
+            <w:r>
+              <w:rPr>
+                <w:rFonts w:ascii="Arial" w:cs="Arial" w:eastAsia="Arial" w:hAnsi="Arial"/>
+                <w:b/>
+                <w:bCs/>
+                <w:i w:val="false"/>
+                <w:iCs w:val="false"/>
+                <w:color w:val="000000"/>
+                <w:sz w:val="18"/>
+                <w:szCs w:val="18"/>
+              </w:rPr>
+              <w:t xml:space="preserve">Driving Question / Key Inquiry Questions</w:t>
+            </w:r>
+          </w:p>
+        </w:tc>
+        <w:tc>
+          <w:tcPr>
+            <w:tcW w:type="dxa" w:w="10680"/>
+            <w:shd w:fill="FFFFFF" w:color="auto" w:val="clear"/>
+            <w:tcMar>
+              <w:top w:type="dxa" w:w="60"/>
+              <w:left w:type="dxa" w:w="120"/>
+              <w:bottom w:type="dxa" w:w="60"/>
+              <w:right w:type="dxa" w:w="120"/>
+            </w:tcMar>
+            <w:vAlign w:val="top"/>
+          </w:tcPr>
+          <w:p>
+            <w:pPr>
+              <w:spacing w:after="40" w:before="0"/>
+              <w:jc w:val="left"/>
+            </w:pPr>
+            <w:r>
+              <w:rPr>
+                <w:rFonts w:ascii="Arial" w:cs="Arial" w:eastAsia="Arial" w:hAnsi="Arial"/>
+                <w:b w:val="false"/>
+                <w:bCs w:val="false"/>
+                <w:i w:val="false"/>
+                <w:iCs w:val="false"/>
+                <w:color w:val="000000"/>
+                <w:sz w:val="18"/>
+                <w:szCs w:val="18"/>
+              </w:rPr>
+              <w:t xml:space="preserve">DRIVING QUESTION: How do plants "breathe," and what happens inside their cells when they release the energy stored in food?</w:t>
+            </w:r>
+          </w:p>
+          <w:p>
+            <w:pPr>
+              <w:spacing w:after="40" w:before="0"/>
+              <w:jc w:val="left"/>
+            </w:pPr>
+            <w:r>
+              <w:rPr>
+                <w:rFonts w:ascii="Arial" w:cs="Arial" w:eastAsia="Arial" w:hAnsi="Arial"/>
+                <w:b w:val="false"/>
+                <w:bCs w:val="false"/>
+                <w:i w:val="false"/>
+                <w:iCs w:val="false"/>
+                <w:color w:val="000000"/>
+                <w:sz w:val="18"/>
+                <w:szCs w:val="18"/>
+              </w:rPr>
+              <w:t xml:space="preserve"/>
+            </w:r>
+          </w:p>
+          <w:p>
+            <w:pPr>
+              <w:spacing w:after="40" w:before="0"/>
+              <w:jc w:val="left"/>
+            </w:pPr>
+            <w:r>
+              <w:rPr>
+                <w:rFonts w:ascii="Arial" w:cs="Arial" w:eastAsia="Arial" w:hAnsi="Arial"/>
+                <w:b w:val="false"/>
+                <w:bCs w:val="false"/>
+                <w:i w:val="false"/>
+                <w:iCs w:val="false"/>
+                <w:color w:val="000000"/>
+                <w:sz w:val="18"/>
+                <w:szCs w:val="18"/>
+              </w:rPr>
+              <w:t xml:space="preserve">KICD KEY INQUIRY QUESTIONS:</w:t>
+            </w:r>
+          </w:p>
+          <w:p>
+            <w:pPr>
+              <w:spacing w:after="40" w:before="0"/>
+              <w:jc w:val="left"/>
+            </w:pPr>
+            <w:r>
+              <w:rPr>
+                <w:rFonts w:ascii="Arial" w:cs="Arial" w:eastAsia="Arial" w:hAnsi="Arial"/>
+                <w:b w:val="false"/>
+                <w:bCs w:val="false"/>
+                <w:i w:val="false"/>
+                <w:iCs w:val="false"/>
+                <w:color w:val="000000"/>
+                <w:sz w:val="18"/>
+                <w:szCs w:val="18"/>
+              </w:rPr>
+              <w:t xml:space="preserve">1. How do plants exchange gases with their environment?</w:t>
+            </w:r>
+          </w:p>
+          <w:p>
+            <w:pPr>
+              <w:spacing w:after="40" w:before="0"/>
+              <w:jc w:val="left"/>
+            </w:pPr>
+            <w:r>
+              <w:rPr>
+                <w:rFonts w:ascii="Arial" w:cs="Arial" w:eastAsia="Arial" w:hAnsi="Arial"/>
+                <w:b w:val="false"/>
+                <w:bCs w:val="false"/>
+                <w:i w:val="false"/>
+                <w:iCs w:val="false"/>
+                <w:color w:val="000000"/>
+                <w:sz w:val="18"/>
+                <w:szCs w:val="18"/>
+              </w:rPr>
+              <w:t xml:space="preserve">2. How do plants obtain energy from organic compounds through respiration?</w:t>
+            </w:r>
+          </w:p>
+        </w:tc>
+      </w:tr>
+      <w:tr>
+        <w:tc>
+          <w:tcPr>
+            <w:tcW w:type="dxa" w:w="3000"/>
+            <w:shd w:fill="EAD1F5" w:color="auto" w:val="clear"/>
+            <w:tcMar>
+              <w:top w:type="dxa" w:w="60"/>
+              <w:left w:type="dxa" w:w="120"/>
+              <w:bottom w:type="dxa" w:w="60"/>
+              <w:right w:type="dxa" w:w="120"/>
+            </w:tcMar>
+            <w:vAlign w:val="top"/>
+          </w:tcPr>
+          <w:p>
+            <w:pPr>
+              <w:spacing w:after="40" w:before="0"/>
+              <w:jc w:val="left"/>
+            </w:pPr>
+            <w:r>
+              <w:rPr>
+                <w:rFonts w:ascii="Arial" w:cs="Arial" w:eastAsia="Arial" w:hAnsi="Arial"/>
+                <w:b/>
+                <w:bCs/>
+                <w:i w:val="false"/>
+                <w:iCs w:val="false"/>
+                <w:color w:val="000000"/>
+                <w:sz w:val="18"/>
+                <w:szCs w:val="18"/>
+              </w:rPr>
+              <w:t xml:space="preserve">Anchoring Phenomenon</w:t>
+            </w:r>
+          </w:p>
+        </w:tc>
+        <w:tc>
+          <w:tcPr>
+            <w:tcW w:type="dxa" w:w="10680"/>
+            <w:shd w:fill="FFFFFF" w:color="auto" w:val="clear"/>
+            <w:tcMar>
+              <w:top w:type="dxa" w:w="60"/>
+              <w:left w:type="dxa" w:w="120"/>
+              <w:bottom w:type="dxa" w:w="60"/>
+              <w:right w:type="dxa" w:w="120"/>
+            </w:tcMar>
+            <w:vAlign w:val="top"/>
+          </w:tcPr>
+          <w:p>
+            <w:pPr>
+              <w:spacing w:after="40" w:before="0"/>
+              <w:jc w:val="left"/>
+            </w:pPr>
+            <w:r>
+              <w:rPr>
+                <w:rFonts w:ascii="Arial" w:cs="Arial" w:eastAsia="Arial" w:hAnsi="Arial"/>
+                <w:b w:val="false"/>
+                <w:bCs w:val="false"/>
+                <w:i w:val="false"/>
+                <w:iCs w:val="false"/>
+                <w:color w:val="000000"/>
+                <w:sz w:val="18"/>
+                <w:szCs w:val="18"/>
+              </w:rPr>
+              <w:t xml:space="preserve">ANCHORING PHENOMENON: A student at Mwalimu Njoroge's biology class in Nairobi brings freshly cut sukuma wiki (kale) leaves from the school garden and submerges them in a beaker of warm water. Within seconds, tiny bubbles begin streaming from the surface of the leaves — not randomly, but from specific points on the leaf surface. When the same leaves are submerged in cold water, far fewer bubbles appear. The students are puzzled: Where exactly are these bubbles coming from? What gas is inside them? Why does warming the water increase bubble production? Why do bubbles appear to come from specific spots rather than the entire leaf surface? And if plants are releasing gas, does this mean they are "breathing" like animals do? This puzzling observation launches the unit-long investigation into the sites, mechanisms, and processes of plant gaseous exchange and respiration.</w:t>
+            </w:r>
+          </w:p>
+        </w:tc>
+      </w:tr>
+      <w:tr>
+        <w:tc>
+          <w:tcPr>
+            <w:tcW w:type="dxa" w:w="3000"/>
+            <w:shd w:fill="D9EEF1" w:color="auto" w:val="clear"/>
+            <w:tcMar>
+              <w:top w:type="dxa" w:w="60"/>
+              <w:left w:type="dxa" w:w="120"/>
+              <w:bottom w:type="dxa" w:w="60"/>
+              <w:right w:type="dxa" w:w="120"/>
+            </w:tcMar>
+            <w:vAlign w:val="top"/>
+          </w:tcPr>
+          <w:p>
+            <w:pPr>
+              <w:spacing w:after="40" w:before="0"/>
+              <w:jc w:val="left"/>
+            </w:pPr>
+            <w:r>
+              <w:rPr>
+                <w:rFonts w:ascii="Arial" w:cs="Arial" w:eastAsia="Arial" w:hAnsi="Arial"/>
+                <w:b/>
+                <w:bCs/>
+                <w:i w:val="false"/>
+                <w:iCs w:val="false"/>
+                <w:color w:val="000000"/>
+                <w:sz w:val="18"/>
+                <w:szCs w:val="18"/>
+              </w:rPr>
+              <w:t xml:space="preserve">Storyline Thread</w:t>
+            </w:r>
+          </w:p>
+        </w:tc>
+        <w:tc>
+          <w:tcPr>
+            <w:tcW w:type="dxa" w:w="10680"/>
+            <w:shd w:fill="FFFFFF" w:color="auto" w:val="clear"/>
+            <w:tcMar>
+              <w:top w:type="dxa" w:w="60"/>
+              <w:left w:type="dxa" w:w="120"/>
+              <w:bottom w:type="dxa" w:w="60"/>
+              <w:right w:type="dxa" w:w="120"/>
+            </w:tcMar>
+            <w:vAlign w:val="top"/>
+          </w:tcPr>
+          <w:p>
+            <w:pPr>
+              <w:spacing w:after="40" w:before="0"/>
+              <w:jc w:val="left"/>
+            </w:pPr>
+            <w:r>
+              <w:rPr>
+                <w:rFonts w:ascii="Arial" w:cs="Arial" w:eastAsia="Arial" w:hAnsi="Arial"/>
+                <w:b w:val="false"/>
+                <w:bCs w:val="false"/>
+                <w:i w:val="false"/>
+                <w:iCs w:val="false"/>
+                <w:color w:val="000000"/>
+                <w:sz w:val="18"/>
+                <w:szCs w:val="18"/>
+              </w:rPr>
+              <w:t xml:space="preserve">Lesson 1 — ANCHORING PHENOMENON &amp; PREDICT PHASE: Students observe sukuma wiki leaves submerged in warm vs. cold water and record where bubbles emerge. They draw initial annotated diagrams predicting the sites of gas exchange and populate the Driving Question Board (DQB) with their "What we notice / What we wonder" observations. The teacher introduces the driving question and unit storyline.</w:t>
+            </w:r>
+          </w:p>
+          <w:p>
+            <w:pPr>
+              <w:spacing w:after="40" w:before="0"/>
+              <w:jc w:val="left"/>
+            </w:pPr>
+            <w:r>
+              <w:rPr>
+                <w:rFonts w:ascii="Arial" w:cs="Arial" w:eastAsia="Arial" w:hAnsi="Arial"/>
+                <w:b w:val="false"/>
+                <w:bCs w:val="false"/>
+                <w:i w:val="false"/>
+                <w:iCs w:val="false"/>
+                <w:color w:val="000000"/>
+                <w:sz w:val="18"/>
+                <w:szCs w:val="18"/>
+              </w:rPr>
+              <w:t xml:space="preserve"/>
+            </w:r>
+          </w:p>
+          <w:p>
+            <w:pPr>
+              <w:spacing w:after="40" w:before="0"/>
+              <w:jc w:val="left"/>
+            </w:pPr>
+            <w:r>
+              <w:rPr>
+                <w:rFonts w:ascii="Arial" w:cs="Arial" w:eastAsia="Arial" w:hAnsi="Arial"/>
+                <w:b w:val="false"/>
+                <w:bCs w:val="false"/>
+                <w:i w:val="false"/>
+                <w:iCs w:val="false"/>
+                <w:color w:val="000000"/>
+                <w:sz w:val="18"/>
+                <w:szCs w:val="18"/>
+              </w:rPr>
+              <w:t xml:space="preserve">Lesson 2 — SITES OF GASEOUS EXCHANGE (Reading + Observe): Students read the relevant section of the student textbook and observe a teacher-guided animation of gaseous exchange across leaf surfaces. They identify and label the sites — stomata, cuticle, lenticels, and pneumatophores — and connect each site back to the bubble locations observed in Lesson 1. Groups begin constructing a leaf cross-section model.</w:t>
+            </w:r>
+          </w:p>
+          <w:p>
+            <w:pPr>
+              <w:spacing w:after="40" w:before="0"/>
+              <w:jc w:val="left"/>
+            </w:pPr>
+            <w:r>
+              <w:rPr>
+                <w:rFonts w:ascii="Arial" w:cs="Arial" w:eastAsia="Arial" w:hAnsi="Arial"/>
+                <w:b w:val="false"/>
+                <w:bCs w:val="false"/>
+                <w:i w:val="false"/>
+                <w:iCs w:val="false"/>
+                <w:color w:val="000000"/>
+                <w:sz w:val="18"/>
+                <w:szCs w:val="18"/>
+              </w:rPr>
+              <w:t xml:space="preserve"/>
+            </w:r>
+          </w:p>
+          <w:p>
+            <w:pPr>
+              <w:spacing w:after="40" w:before="0"/>
+              <w:jc w:val="left"/>
+            </w:pPr>
+            <w:r>
+              <w:rPr>
+                <w:rFonts w:ascii="Arial" w:cs="Arial" w:eastAsia="Arial" w:hAnsi="Arial"/>
+                <w:b w:val="false"/>
+                <w:bCs w:val="false"/>
+                <w:i w:val="false"/>
+                <w:iCs w:val="false"/>
+                <w:color w:val="000000"/>
+                <w:sz w:val="18"/>
+                <w:szCs w:val="18"/>
+              </w:rPr>
+              <w:t xml:space="preserve">Lesson 3 — STOMATAL MECHANISMS (Animation + Collaborative Inquiry): Students investigate the mechanisms of stomatal opening and closing using teacher-curated animations. They evaluate the potassium ion theory and the starch–sugar hypothesis through structured group discussion, constructing written explanations and debating which theory better explains the wilting maize seedling phenomenon. Model diagrams are revised to include guard cell mechanisms.</w:t>
+            </w:r>
+          </w:p>
+          <w:p>
+            <w:pPr>
+              <w:spacing w:after="40" w:before="0"/>
+              <w:jc w:val="left"/>
+            </w:pPr>
+            <w:r>
+              <w:rPr>
+                <w:rFonts w:ascii="Arial" w:cs="Arial" w:eastAsia="Arial" w:hAnsi="Arial"/>
+                <w:b w:val="false"/>
+                <w:bCs w:val="false"/>
+                <w:i w:val="false"/>
+                <w:iCs w:val="false"/>
+                <w:color w:val="000000"/>
+                <w:sz w:val="18"/>
+                <w:szCs w:val="18"/>
+              </w:rPr>
+              <w:t xml:space="preserve"/>
+            </w:r>
+          </w:p>
+          <w:p>
+            <w:pPr>
+              <w:spacing w:after="40" w:before="0"/>
+              <w:jc w:val="left"/>
+            </w:pPr>
+            <w:r>
+              <w:rPr>
+                <w:rFonts w:ascii="Arial" w:cs="Arial" w:eastAsia="Arial" w:hAnsi="Arial"/>
+                <w:b w:val="false"/>
+                <w:bCs w:val="false"/>
+                <w:i w:val="false"/>
+                <w:iCs w:val="false"/>
+                <w:color w:val="000000"/>
+                <w:sz w:val="18"/>
+                <w:szCs w:val="18"/>
+              </w:rPr>
+              <w:t xml:space="preserve">Lesson 4 — AEROBIC &amp; ANAEROBIC RESPIRATION (Research + Experiment + Data Analysis): Students read about aerobic and anaerobic respiration and design a simple investigation comparing CO₂ production by yeast in aerobic vs. anaerobic conditions using limewater indicators. They collect, tabulate, and interpret data, constructing word and symbol equations for both pathways.</w:t>
+            </w:r>
+          </w:p>
+          <w:p>
+            <w:pPr>
+              <w:spacing w:after="40" w:before="0"/>
+              <w:jc w:val="left"/>
+            </w:pPr>
+            <w:r>
+              <w:rPr>
+                <w:rFonts w:ascii="Arial" w:cs="Arial" w:eastAsia="Arial" w:hAnsi="Arial"/>
+                <w:b w:val="false"/>
+                <w:bCs w:val="false"/>
+                <w:i w:val="false"/>
+                <w:iCs w:val="false"/>
+                <w:color w:val="000000"/>
+                <w:sz w:val="18"/>
+                <w:szCs w:val="18"/>
+              </w:rPr>
+              <w:t xml:space="preserve"/>
+            </w:r>
+          </w:p>
+          <w:p>
+            <w:pPr>
+              <w:spacing w:after="40" w:before="0"/>
+              <w:jc w:val="left"/>
+            </w:pPr>
+            <w:r>
+              <w:rPr>
+                <w:rFonts w:ascii="Arial" w:cs="Arial" w:eastAsia="Arial" w:hAnsi="Arial"/>
+                <w:b w:val="false"/>
+                <w:bCs w:val="false"/>
+                <w:i w:val="false"/>
+                <w:iCs w:val="false"/>
+                <w:color w:val="000000"/>
+                <w:sz w:val="18"/>
+                <w:szCs w:val="18"/>
+              </w:rPr>
+              <w:t xml:space="preserve">Lesson 5 — IMPORTANCE OF ANAEROBIC RESPIRATION (Application + Real-World Contexts): Students examine the economic and ecological importance of anaerobic respiration in Kenyan contexts — fermentation of uji and busaa, biogas generation, bread-making with yeast, and ethanol production. They connect the mandazi dough supporting phenomenon to their experimental findings and begin planning their unit project.</w:t>
+            </w:r>
+          </w:p>
+          <w:p>
+            <w:pPr>
+              <w:spacing w:after="40" w:before="0"/>
+              <w:jc w:val="left"/>
+            </w:pPr>
+            <w:r>
+              <w:rPr>
+                <w:rFonts w:ascii="Arial" w:cs="Arial" w:eastAsia="Arial" w:hAnsi="Arial"/>
+                <w:b w:val="false"/>
+                <w:bCs w:val="false"/>
+                <w:i w:val="false"/>
+                <w:iCs w:val="false"/>
+                <w:color w:val="000000"/>
+                <w:sz w:val="18"/>
+                <w:szCs w:val="18"/>
+              </w:rPr>
+              <w:t xml:space="preserve"/>
+            </w:r>
+          </w:p>
+          <w:p>
+            <w:pPr>
+              <w:spacing w:after="40" w:before="0"/>
+              <w:jc w:val="left"/>
+            </w:pPr>
+            <w:r>
+              <w:rPr>
+                <w:rFonts w:ascii="Arial" w:cs="Arial" w:eastAsia="Arial" w:hAnsi="Arial"/>
+                <w:b w:val="false"/>
+                <w:bCs w:val="false"/>
+                <w:i w:val="false"/>
+                <w:iCs w:val="false"/>
+                <w:color w:val="000000"/>
+                <w:sz w:val="18"/>
+                <w:szCs w:val="18"/>
+              </w:rPr>
+              <w:t xml:space="preserve">Lesson 6 — FACTORS AFFECTING RESPIRATION RATE (Investigation + Data Interpretation): Students investigate how temperature, glucose concentration, and oxygen availability affect respiration rates in yeast, using locally available materials (sugar-cane juice, maize flour). They graph results and explain trends using their understanding of enzyme activity and cellular respiration.</w:t>
+            </w:r>
+          </w:p>
+          <w:p>
+            <w:pPr>
+              <w:spacing w:after="40" w:before="0"/>
+              <w:jc w:val="left"/>
+            </w:pPr>
+            <w:r>
+              <w:rPr>
+                <w:rFonts w:ascii="Arial" w:cs="Arial" w:eastAsia="Arial" w:hAnsi="Arial"/>
+                <w:b w:val="false"/>
+                <w:bCs w:val="false"/>
+                <w:i w:val="false"/>
+                <w:iCs w:val="false"/>
+                <w:color w:val="000000"/>
+                <w:sz w:val="18"/>
+                <w:szCs w:val="18"/>
+              </w:rPr>
+              <w:t xml:space="preserve"/>
+            </w:r>
+          </w:p>
+          <w:p>
+            <w:pPr>
+              <w:spacing w:after="40" w:before="0"/>
+              <w:jc w:val="left"/>
+            </w:pPr>
+            <w:r>
+              <w:rPr>
+                <w:rFonts w:ascii="Arial" w:cs="Arial" w:eastAsia="Arial" w:hAnsi="Arial"/>
+                <w:b w:val="false"/>
+                <w:bCs w:val="false"/>
+                <w:i w:val="false"/>
+                <w:iCs w:val="false"/>
+                <w:color w:val="000000"/>
+                <w:sz w:val="18"/>
+                <w:szCs w:val="18"/>
+              </w:rPr>
+              <w:t xml:space="preserve">Lesson 7 — ADAPTATIONS FOR GASEOUS EXCHANGE IN DIFFERENT ENVIRONMENTS (Comparative Analysis): Students compare adaptations for gaseous exchange in xerophytes (e.g., cactus, acacia), hydrophytes (e.g., water hyacinth in Lake Victoria), and mesophytes (e.g., sukuma wiki), relating structural features to environmental conditions across Kenya's diverse ecosystems.</w:t>
+            </w:r>
+          </w:p>
+          <w:p>
+            <w:pPr>
+              <w:spacing w:after="40" w:before="0"/>
+              <w:jc w:val="left"/>
+            </w:pPr>
+            <w:r>
+              <w:rPr>
+                <w:rFonts w:ascii="Arial" w:cs="Arial" w:eastAsia="Arial" w:hAnsi="Arial"/>
+                <w:b w:val="false"/>
+                <w:bCs w:val="false"/>
+                <w:i w:val="false"/>
+                <w:iCs w:val="false"/>
+                <w:color w:val="000000"/>
+                <w:sz w:val="18"/>
+                <w:szCs w:val="18"/>
+              </w:rPr>
+              <w:t xml:space="preserve"/>
+            </w:r>
+          </w:p>
+          <w:p>
+            <w:pPr>
+              <w:spacing w:after="40" w:before="0"/>
+              <w:jc w:val="left"/>
+            </w:pPr>
+            <w:r>
+              <w:rPr>
+                <w:rFonts w:ascii="Arial" w:cs="Arial" w:eastAsia="Arial" w:hAnsi="Arial"/>
+                <w:b w:val="false"/>
+                <w:bCs w:val="false"/>
+                <w:i w:val="false"/>
+                <w:iCs w:val="false"/>
+                <w:color w:val="000000"/>
+                <w:sz w:val="18"/>
+                <w:szCs w:val="18"/>
+              </w:rPr>
+              <w:t xml:space="preserve">Lesson 8 — PHOTOSYNTHESIS, GASEOUS EXCHANGE &amp; RESPIRATION LINKAGES (Synthesis + Model Building): Students map the relationships between photosynthesis, gaseous exchange, and respiration on a systems diagram, tracking the flow of CO₂, O₂, water, and glucose. They revise their cumulative unit models and update the DQB to reflect growing understanding.</w:t>
+            </w:r>
+          </w:p>
+          <w:p>
+            <w:pPr>
+              <w:spacing w:after="40" w:before="0"/>
+              <w:jc w:val="left"/>
+            </w:pPr>
+            <w:r>
+              <w:rPr>
+                <w:rFonts w:ascii="Arial" w:cs="Arial" w:eastAsia="Arial" w:hAnsi="Arial"/>
+                <w:b w:val="false"/>
+                <w:bCs w:val="false"/>
+                <w:i w:val="false"/>
+                <w:iCs w:val="false"/>
+                <w:color w:val="000000"/>
+                <w:sz w:val="18"/>
+                <w:szCs w:val="18"/>
+              </w:rPr>
+              <w:t xml:space="preserve"/>
+            </w:r>
+          </w:p>
+          <w:p>
+            <w:pPr>
+              <w:spacing w:after="40" w:before="0"/>
+              <w:jc w:val="left"/>
+            </w:pPr>
+            <w:r>
+              <w:rPr>
+                <w:rFonts w:ascii="Arial" w:cs="Arial" w:eastAsia="Arial" w:hAnsi="Arial"/>
+                <w:b w:val="false"/>
+                <w:bCs w:val="false"/>
+                <w:i w:val="false"/>
+                <w:iCs w:val="false"/>
+                <w:color w:val="000000"/>
+                <w:sz w:val="18"/>
+                <w:szCs w:val="18"/>
+              </w:rPr>
+              <w:t xml:space="preserve">Lesson 9 — PROJECT LAUNCH &amp; PLANNING (Guided Inquiry Project Design): Students are introduced to the unit project: designing and conducting an investigation into anaerobic respiration using locally available Kenyan materials. Groups choose their focus (yeast fermentation, biogas simulation, or food fermentation), formulate hypotheses, and plan procedures, materials lists, and data collection methods.</w:t>
+            </w:r>
+          </w:p>
+          <w:p>
+            <w:pPr>
+              <w:spacing w:after="40" w:before="0"/>
+              <w:jc w:val="left"/>
+            </w:pPr>
+            <w:r>
+              <w:rPr>
+                <w:rFonts w:ascii="Arial" w:cs="Arial" w:eastAsia="Arial" w:hAnsi="Arial"/>
+                <w:b w:val="false"/>
+                <w:bCs w:val="false"/>
+                <w:i w:val="false"/>
+                <w:iCs w:val="false"/>
+                <w:color w:val="000000"/>
+                <w:sz w:val="18"/>
+                <w:szCs w:val="18"/>
+              </w:rPr>
+              <w:t xml:space="preserve"/>
+            </w:r>
+          </w:p>
+          <w:p>
+            <w:pPr>
+              <w:spacing w:after="40" w:before="0"/>
+              <w:jc w:val="left"/>
+            </w:pPr>
+            <w:r>
+              <w:rPr>
+                <w:rFonts w:ascii="Arial" w:cs="Arial" w:eastAsia="Arial" w:hAnsi="Arial"/>
+                <w:b w:val="false"/>
+                <w:bCs w:val="false"/>
+                <w:i w:val="false"/>
+                <w:iCs w:val="false"/>
+                <w:color w:val="000000"/>
+                <w:sz w:val="18"/>
+                <w:szCs w:val="18"/>
+              </w:rPr>
+              <w:t xml:space="preserve">Lesson 10 — PROJECT EXECUTION (Hands-On Investigation): Student groups carry out their planned investigations, collecting and recording data. The teacher circulates with structured prompts, checking that groups are controlling variables and recording observations accurately. Groups begin preparing evidence-based explanations for their findings.</w:t>
+            </w:r>
+          </w:p>
+          <w:p>
+            <w:pPr>
+              <w:spacing w:after="40" w:before="0"/>
+              <w:jc w:val="left"/>
+            </w:pPr>
+            <w:r>
+              <w:rPr>
+                <w:rFonts w:ascii="Arial" w:cs="Arial" w:eastAsia="Arial" w:hAnsi="Arial"/>
+                <w:b w:val="false"/>
+                <w:bCs w:val="false"/>
+                <w:i w:val="false"/>
+                <w:iCs w:val="false"/>
+                <w:color w:val="000000"/>
+                <w:sz w:val="18"/>
+                <w:szCs w:val="18"/>
+              </w:rPr>
+              <w:t xml:space="preserve"/>
+            </w:r>
+          </w:p>
+          <w:p>
+            <w:pPr>
+              <w:spacing w:after="40" w:before="0"/>
+              <w:jc w:val="left"/>
+            </w:pPr>
+            <w:r>
+              <w:rPr>
+                <w:rFonts w:ascii="Arial" w:cs="Arial" w:eastAsia="Arial" w:hAnsi="Arial"/>
+                <w:b w:val="false"/>
+                <w:bCs w:val="false"/>
+                <w:i w:val="false"/>
+                <w:iCs w:val="false"/>
+                <w:color w:val="000000"/>
+                <w:sz w:val="18"/>
+                <w:szCs w:val="18"/>
+              </w:rPr>
+              <w:t xml:space="preserve">Lesson 11 — PROJECT PRESENTATIONS &amp; PEER REVIEW (Communication + Argumentation): Groups present their project findings to the class, connecting results back to the unit driving question and the anchoring phenomenon. Peers provide structured feedback using a co-created rubric. The class debates how their findings confirm or challenge their original Lesson 1 predictions on the DQB.</w:t>
+            </w:r>
+          </w:p>
+          <w:p>
+            <w:pPr>
+              <w:spacing w:after="40" w:before="0"/>
+              <w:jc w:val="left"/>
+            </w:pPr>
+            <w:r>
+              <w:rPr>
+                <w:rFonts w:ascii="Arial" w:cs="Arial" w:eastAsia="Arial" w:hAnsi="Arial"/>
+                <w:b w:val="false"/>
+                <w:bCs w:val="false"/>
+                <w:i w:val="false"/>
+                <w:iCs w:val="false"/>
+                <w:color w:val="000000"/>
+                <w:sz w:val="18"/>
+                <w:szCs w:val="18"/>
+              </w:rPr>
+              <w:t xml:space="preserve"/>
+            </w:r>
+          </w:p>
+          <w:p>
+            <w:pPr>
+              <w:spacing w:after="40" w:before="0"/>
+              <w:jc w:val="left"/>
+            </w:pPr>
+            <w:r>
+              <w:rPr>
+                <w:rFonts w:ascii="Arial" w:cs="Arial" w:eastAsia="Arial" w:hAnsi="Arial"/>
+                <w:b w:val="false"/>
+                <w:bCs w:val="false"/>
+                <w:i w:val="false"/>
+                <w:iCs w:val="false"/>
+                <w:color w:val="000000"/>
+                <w:sz w:val="18"/>
+                <w:szCs w:val="18"/>
+              </w:rPr>
+              <w:t xml:space="preserve">Lesson 12 — CONSOLIDATION, MODEL FINALISATION &amp; UNIT REVIEW: Students finalise and annotate their cumulative unit models of plant gaseous exchange and respiration, incorporating all evidence gathered across the unit. The class revisits and resolves all questions on the DQB, reflecting on how their understanding has changed since Lesson 1. The teacher conducts a structured end-of-unit review connecting all phenomena, concepts, and real-world applications.</w:t>
+            </w:r>
+          </w:p>
+        </w:tc>
+      </w:tr>
+      <w:tr>
+        <w:tc>
+          <w:tcPr>
+            <w:tcW w:type="dxa" w:w="3000"/>
+            <w:shd w:fill="EAD1F5" w:color="auto" w:val="clear"/>
+            <w:tcMar>
+              <w:top w:type="dxa" w:w="60"/>
+              <w:left w:type="dxa" w:w="120"/>
+              <w:bottom w:type="dxa" w:w="60"/>
+              <w:right w:type="dxa" w:w="120"/>
+            </w:tcMar>
+            <w:vAlign w:val="top"/>
+          </w:tcPr>
+          <w:p>
+            <w:pPr>
+              <w:spacing w:after="40" w:before="0"/>
+              <w:jc w:val="left"/>
+            </w:pPr>
+            <w:r>
+              <w:rPr>
+                <w:rFonts w:ascii="Arial" w:cs="Arial" w:eastAsia="Arial" w:hAnsi="Arial"/>
+                <w:b/>
+                <w:bCs/>
+                <w:i w:val="false"/>
+                <w:iCs w:val="false"/>
+                <w:color w:val="000000"/>
+                <w:sz w:val="18"/>
+                <w:szCs w:val="18"/>
+              </w:rPr>
+              <w:t xml:space="preserve">Supporting Phenomena</w:t>
+            </w:r>
+          </w:p>
+        </w:tc>
+        <w:tc>
+          <w:tcPr>
+            <w:tcW w:type="dxa" w:w="10680"/>
+            <w:shd w:fill="FFFFFF" w:color="auto" w:val="clear"/>
+            <w:tcMar>
+              <w:top w:type="dxa" w:w="60"/>
+              <w:left w:type="dxa" w:w="120"/>
+              <w:bottom w:type="dxa" w:w="60"/>
+              <w:right w:type="dxa" w:w="120"/>
+            </w:tcMar>
+            <w:vAlign w:val="top"/>
+          </w:tcPr>
+          <w:p>
+            <w:pPr>
+              <w:spacing w:after="30" w:before="0"/>
+              <w:ind w:left="360" w:hanging="180"/>
+              <w:jc w:val="left"/>
+            </w:pPr>
+            <w:r>
+              <w:rPr>
+                <w:rFonts w:ascii="Arial" w:cs="Arial" w:eastAsia="Arial" w:hAnsi="Arial"/>
+                <w:b w:val="false"/>
+                <w:bCs w:val="false"/>
+                <w:i w:val="false"/>
+                <w:iCs w:val="false"/>
+                <w:color w:val="000000"/>
+                <w:sz w:val="18"/>
+                <w:szCs w:val="18"/>
+              </w:rPr>
+              <w:t xml:space="preserve">–  SUPPORTING PHENOMENON 1 — The Wilting Pot Plant: A potted maize seedling left in the hot Nairobi midday sun wilts dramatically, but recovers in the evening. Students observe that the wilting coincides with stomata closing to reduce water loss — directly connecting stomatal mechanism to a visible, familiar plant behaviour.</w:t>
+            </w:r>
+          </w:p>
+          <w:p>
+            <w:pPr>
+              <w:spacing w:after="30" w:before="0"/>
+              <w:ind w:left="360" w:hanging="180"/>
+              <w:jc w:val="left"/>
+            </w:pPr>
+            <w:r>
+              <w:rPr>
+                <w:rFonts w:ascii="Arial" w:cs="Arial" w:eastAsia="Arial" w:hAnsi="Arial"/>
+                <w:b w:val="false"/>
+                <w:bCs w:val="false"/>
+                <w:i w:val="false"/>
+                <w:iCs w:val="false"/>
+                <w:color w:val="000000"/>
+                <w:sz w:val="18"/>
+                <w:szCs w:val="18"/>
+              </w:rPr>
+              <w:t xml:space="preserve">–  SUPPORTING PHENOMENON 2 — The Rising Dough: A mama mboga (vegetable vendor) near Gikomba Market mixes maize flour, warm water, and a pinch of sugar with yeast to make mandazi dough. The dough visibly expands and becomes bubbly overnight. Students are puzzled about what is causing the dough to rise and where the bubbles inside come from — anchoring the investigation into anaerobic respiration and CO₂ production by yeast.</w:t>
+            </w:r>
+          </w:p>
+          <w:p>
+            <w:pPr>
+              <w:spacing w:after="30" w:before="0"/>
+              <w:ind w:left="360" w:hanging="180"/>
+              <w:jc w:val="left"/>
+            </w:pPr>
+            <w:r>
+              <w:rPr>
+                <w:rFonts w:ascii="Arial" w:cs="Arial" w:eastAsia="Arial" w:hAnsi="Arial"/>
+                <w:b w:val="false"/>
+                <w:bCs w:val="false"/>
+                <w:i w:val="false"/>
+                <w:iCs w:val="false"/>
+                <w:color w:val="000000"/>
+                <w:sz w:val="18"/>
+                <w:szCs w:val="18"/>
+              </w:rPr>
+              <w:t xml:space="preserve">–  SUPPORTING PHENOMENON 3 — The Biogas Flame: A farmer in Kirinyaga County has a biogas digester fed with cow manure and plant waste. The gas produced burns with a steady blue flame used for cooking ugali. Students question what biological process produces this flammable gas from organic plant and animal waste, connecting anaerobic respiration to real-world energy production.</w:t>
+            </w:r>
+          </w:p>
+          <w:p>
+            <w:pPr>
+              <w:spacing w:after="30" w:before="0"/>
+              <w:ind w:left="360" w:hanging="180"/>
+              <w:jc w:val="left"/>
+            </w:pPr>
+            <w:r>
+              <w:rPr>
+                <w:rFonts w:ascii="Arial" w:cs="Arial" w:eastAsia="Arial" w:hAnsi="Arial"/>
+                <w:b w:val="false"/>
+                <w:bCs w:val="false"/>
+                <w:i w:val="false"/>
+                <w:iCs w:val="false"/>
+                <w:color w:val="000000"/>
+                <w:sz w:val="18"/>
+                <w:szCs w:val="18"/>
+              </w:rPr>
+              <w:t xml:space="preserve">–  SUPPORTING PHENOMENON 4 — The Athlete's Burning Muscles: A Kenyan 800-metre runner from Iten collapses on the track immediately after a race, with cramping leg muscles. Students question why muscles "burn" and cramp during intense exercise even though the athlete has been breathing throughout the race — bridging plant and animal anaerobic respiration and demonstrating the universality of these processes.</w:t>
+            </w:r>
+          </w:p>
+        </w:tc>
+      </w:tr>
+    </w:tbl>
+    <w:p>
+      <w:pPr>
+        <w:spacing w:after="120"/>
+      </w:pPr>
+      <w:r>
+        <w:t xml:space="preserve"/>
       </w:r>
     </w:p>
     <w:p>
@@ -150,7 +2695,7 @@
         </w:rPr>
         <w:t xml:space="preserve">© 2026 SeaVuria and ARES. This work is licensed under a </w:t>
       </w:r>
-      <w:hyperlink w:history="1" r:id="rIdophanojk61nwpsxeqiogz">
+      <w:hyperlink w:history="1" r:id="rIdcn9x8klv3hj1qunz1offf">
         <w:r>
           <w:rPr>
             <w:rFonts w:ascii="Arial" w:cs="Arial" w:eastAsia="Arial" w:hAnsi="Arial"/>
@@ -170,7 +2715,7 @@
         </w:rPr>
         <w:t xml:space="preserve"> (</w:t>
       </w:r>
-      <w:hyperlink w:history="1" r:id="rIdvj1uo2yvvjyh0obejmfi7">
+      <w:hyperlink w:history="1" r:id="rIdw3zj6dd2aaayxlw23p0nt">
         <w:r>
           <w:rPr>
             <w:rFonts w:ascii="Arial" w:cs="Arial" w:eastAsia="Arial" w:hAnsi="Arial"/>
@@ -190,7 +2735,7 @@
         </w:rPr>
         <w:t xml:space="preserve">). To view a copy of this license, visit </w:t>
       </w:r>
-      <w:hyperlink w:history="1" r:id="rIdoqeupya1rowecmabfxud1">
+      <w:hyperlink w:history="1" r:id="rIdzvowbwgvzb26f6q-osget">
         <w:r>
           <w:rPr>
             <w:rFonts w:ascii="Arial" w:cs="Arial" w:eastAsia="Arial" w:hAnsi="Arial"/>
@@ -209,2551 +2754,6 @@
           <w:szCs w:val="17"/>
         </w:rPr>
         <w:t xml:space="preserve">. You are free to copy, redistribute, and adapt this material in any medium or format, provided appropriate credit is given and the material is not used for commercial purposes. KICD learning outcomes and curriculum designations reproduced here for alignment purposes remain the property of KICD and are not covered by this license. Linked external resources (e.g. CK-12, Khan Academy, PhET) are subject to their own licenses.</w:t>
-      </w:r>
-    </w:p>
-    <w:p>
-      <w:pPr>
-        <w:spacing w:after="120"/>
-      </w:pPr>
-      <w:r>
-        <w:t xml:space="preserve"/>
-      </w:r>
-    </w:p>
-    <w:tbl>
-      <w:tblPr>
-        <w:tblW w:type="dxa" w:w="13680"/>
-        <w:tblBorders>
-          <w:top w:val="single" w:color="AAAAAA" w:sz="4"/>
-          <w:left w:val="single" w:color="AAAAAA" w:sz="4"/>
-          <w:bottom w:val="single" w:color="AAAAAA" w:sz="4"/>
-          <w:right w:val="single" w:color="AAAAAA" w:sz="4"/>
-          <w:insideH w:val="single" w:color="auto" w:sz="4"/>
-          <w:insideV w:val="single" w:color="auto" w:sz="4"/>
-        </w:tblBorders>
-        <w:tblLayout w:type="fixed"/>
-      </w:tblPr>
-      <w:tblGrid>
-        <w:gridCol w:w="3000"/>
-        <w:gridCol w:w="10680"/>
-      </w:tblGrid>
-      <w:tr>
-        <w:tc>
-          <w:tcPr>
-            <w:tcW w:type="dxa" w:w="13680"/>
-            <w:gridSpan w:val="2"/>
-            <w:shd w:fill="1F3864" w:color="auto" w:val="clear"/>
-            <w:tcMar>
-              <w:top w:type="dxa" w:w="60"/>
-              <w:left w:type="dxa" w:w="120"/>
-              <w:bottom w:type="dxa" w:w="60"/>
-              <w:right w:type="dxa" w:w="120"/>
-            </w:tcMar>
-            <w:vAlign w:val="top"/>
-          </w:tcPr>
-          <w:p>
-            <w:pPr>
-              <w:spacing w:after="40" w:before="0"/>
-              <w:jc w:val="center"/>
-            </w:pPr>
-            <w:r>
-              <w:rPr>
-                <w:rFonts w:ascii="Arial" w:cs="Arial" w:eastAsia="Arial" w:hAnsi="Arial"/>
-                <w:b/>
-                <w:bCs/>
-                <w:i w:val="false"/>
-                <w:iCs w:val="false"/>
-                <w:color w:val="FFFFFF"/>
-                <w:sz w:val="22"/>
-                <w:szCs w:val="22"/>
-              </w:rPr>
-              <w:t xml:space="preserve">SUB-STRAND OVERVIEW</w:t>
-            </w:r>
-          </w:p>
-        </w:tc>
-      </w:tr>
-      <w:tr>
-        <w:tc>
-          <w:tcPr>
-            <w:tcW w:type="dxa" w:w="3000"/>
-            <w:shd w:fill="D5E8F0" w:color="auto" w:val="clear"/>
-            <w:tcMar>
-              <w:top w:type="dxa" w:w="60"/>
-              <w:left w:type="dxa" w:w="120"/>
-              <w:bottom w:type="dxa" w:w="60"/>
-              <w:right w:type="dxa" w:w="120"/>
-            </w:tcMar>
-            <w:vAlign w:val="top"/>
-          </w:tcPr>
-          <w:p>
-            <w:pPr>
-              <w:spacing w:after="40" w:before="0"/>
-              <w:jc w:val="left"/>
-            </w:pPr>
-            <w:r>
-              <w:rPr>
-                <w:rFonts w:ascii="Arial" w:cs="Arial" w:eastAsia="Arial" w:hAnsi="Arial"/>
-                <w:b/>
-                <w:bCs/>
-                <w:i w:val="false"/>
-                <w:iCs w:val="false"/>
-                <w:color w:val="000000"/>
-                <w:sz w:val="18"/>
-                <w:szCs w:val="18"/>
-              </w:rPr>
-              <w:t xml:space="preserve">Grade Level</w:t>
-            </w:r>
-          </w:p>
-        </w:tc>
-        <w:tc>
-          <w:tcPr>
-            <w:tcW w:type="dxa" w:w="10680"/>
-            <w:shd w:fill="FFFFFF" w:color="auto" w:val="clear"/>
-            <w:tcMar>
-              <w:top w:type="dxa" w:w="60"/>
-              <w:left w:type="dxa" w:w="120"/>
-              <w:bottom w:type="dxa" w:w="60"/>
-              <w:right w:type="dxa" w:w="120"/>
-            </w:tcMar>
-            <w:vAlign w:val="top"/>
-          </w:tcPr>
-          <w:p>
-            <w:pPr>
-              <w:spacing w:after="40" w:before="0"/>
-              <w:jc w:val="left"/>
-            </w:pPr>
-            <w:r>
-              <w:rPr>
-                <w:rFonts w:ascii="Arial" w:cs="Arial" w:eastAsia="Arial" w:hAnsi="Arial"/>
-                <w:b w:val="false"/>
-                <w:bCs w:val="false"/>
-                <w:i w:val="false"/>
-                <w:iCs w:val="false"/>
-                <w:color w:val="000000"/>
-                <w:sz w:val="18"/>
-                <w:szCs w:val="18"/>
-              </w:rPr>
-              <w:t xml:space="preserve">10</w:t>
-            </w:r>
-          </w:p>
-        </w:tc>
-      </w:tr>
-      <w:tr>
-        <w:tc>
-          <w:tcPr>
-            <w:tcW w:type="dxa" w:w="3000"/>
-            <w:shd w:fill="D5E8F0" w:color="auto" w:val="clear"/>
-            <w:tcMar>
-              <w:top w:type="dxa" w:w="60"/>
-              <w:left w:type="dxa" w:w="120"/>
-              <w:bottom w:type="dxa" w:w="60"/>
-              <w:right w:type="dxa" w:w="120"/>
-            </w:tcMar>
-            <w:vAlign w:val="top"/>
-          </w:tcPr>
-          <w:p>
-            <w:pPr>
-              <w:spacing w:after="40" w:before="0"/>
-              <w:jc w:val="left"/>
-            </w:pPr>
-            <w:r>
-              <w:rPr>
-                <w:rFonts w:ascii="Arial" w:cs="Arial" w:eastAsia="Arial" w:hAnsi="Arial"/>
-                <w:b/>
-                <w:bCs/>
-                <w:i w:val="false"/>
-                <w:iCs w:val="false"/>
-                <w:color w:val="000000"/>
-                <w:sz w:val="18"/>
-                <w:szCs w:val="18"/>
-              </w:rPr>
-              <w:t xml:space="preserve">Subject</w:t>
-            </w:r>
-          </w:p>
-        </w:tc>
-        <w:tc>
-          <w:tcPr>
-            <w:tcW w:type="dxa" w:w="10680"/>
-            <w:shd w:fill="FFFFFF" w:color="auto" w:val="clear"/>
-            <w:tcMar>
-              <w:top w:type="dxa" w:w="60"/>
-              <w:left w:type="dxa" w:w="120"/>
-              <w:bottom w:type="dxa" w:w="60"/>
-              <w:right w:type="dxa" w:w="120"/>
-            </w:tcMar>
-            <w:vAlign w:val="top"/>
-          </w:tcPr>
-          <w:p>
-            <w:pPr>
-              <w:spacing w:after="40" w:before="0"/>
-              <w:jc w:val="left"/>
-            </w:pPr>
-            <w:r>
-              <w:rPr>
-                <w:rFonts w:ascii="Arial" w:cs="Arial" w:eastAsia="Arial" w:hAnsi="Arial"/>
-                <w:b w:val="false"/>
-                <w:bCs w:val="false"/>
-                <w:i w:val="false"/>
-                <w:iCs w:val="false"/>
-                <w:color w:val="000000"/>
-                <w:sz w:val="18"/>
-                <w:szCs w:val="18"/>
-              </w:rPr>
-              <w:t xml:space="preserve">Biology</w:t>
-            </w:r>
-          </w:p>
-        </w:tc>
-      </w:tr>
-      <w:tr>
-        <w:tc>
-          <w:tcPr>
-            <w:tcW w:type="dxa" w:w="3000"/>
-            <w:shd w:fill="D5E8F0" w:color="auto" w:val="clear"/>
-            <w:tcMar>
-              <w:top w:type="dxa" w:w="60"/>
-              <w:left w:type="dxa" w:w="120"/>
-              <w:bottom w:type="dxa" w:w="60"/>
-              <w:right w:type="dxa" w:w="120"/>
-            </w:tcMar>
-            <w:vAlign w:val="top"/>
-          </w:tcPr>
-          <w:p>
-            <w:pPr>
-              <w:spacing w:after="40" w:before="0"/>
-              <w:jc w:val="left"/>
-            </w:pPr>
-            <w:r>
-              <w:rPr>
-                <w:rFonts w:ascii="Arial" w:cs="Arial" w:eastAsia="Arial" w:hAnsi="Arial"/>
-                <w:b/>
-                <w:bCs/>
-                <w:i w:val="false"/>
-                <w:iCs w:val="false"/>
-                <w:color w:val="000000"/>
-                <w:sz w:val="18"/>
-                <w:szCs w:val="18"/>
-              </w:rPr>
-              <w:t xml:space="preserve">Strand</w:t>
-            </w:r>
-          </w:p>
-        </w:tc>
-        <w:tc>
-          <w:tcPr>
-            <w:tcW w:type="dxa" w:w="10680"/>
-            <w:shd w:fill="FFFFFF" w:color="auto" w:val="clear"/>
-            <w:tcMar>
-              <w:top w:type="dxa" w:w="60"/>
-              <w:left w:type="dxa" w:w="120"/>
-              <w:bottom w:type="dxa" w:w="60"/>
-              <w:right w:type="dxa" w:w="120"/>
-            </w:tcMar>
-            <w:vAlign w:val="top"/>
-          </w:tcPr>
-          <w:p>
-            <w:pPr>
-              <w:spacing w:after="40" w:before="0"/>
-              <w:jc w:val="left"/>
-            </w:pPr>
-            <w:r>
-              <w:rPr>
-                <w:rFonts w:ascii="Arial" w:cs="Arial" w:eastAsia="Arial" w:hAnsi="Arial"/>
-                <w:b w:val="false"/>
-                <w:bCs w:val="false"/>
-                <w:i w:val="false"/>
-                <w:iCs w:val="false"/>
-                <w:color w:val="000000"/>
-                <w:sz w:val="18"/>
-                <w:szCs w:val="18"/>
-              </w:rPr>
-              <w:t xml:space="preserve">Strand 2.0: Anatomy and Physiology of Plants</w:t>
-            </w:r>
-          </w:p>
-        </w:tc>
-      </w:tr>
-      <w:tr>
-        <w:tc>
-          <w:tcPr>
-            <w:tcW w:type="dxa" w:w="3000"/>
-            <w:shd w:fill="D5E8F0" w:color="auto" w:val="clear"/>
-            <w:tcMar>
-              <w:top w:type="dxa" w:w="60"/>
-              <w:left w:type="dxa" w:w="120"/>
-              <w:bottom w:type="dxa" w:w="60"/>
-              <w:right w:type="dxa" w:w="120"/>
-            </w:tcMar>
-            <w:vAlign w:val="top"/>
-          </w:tcPr>
-          <w:p>
-            <w:pPr>
-              <w:spacing w:after="40" w:before="0"/>
-              <w:jc w:val="left"/>
-            </w:pPr>
-            <w:r>
-              <w:rPr>
-                <w:rFonts w:ascii="Arial" w:cs="Arial" w:eastAsia="Arial" w:hAnsi="Arial"/>
-                <w:b/>
-                <w:bCs/>
-                <w:i w:val="false"/>
-                <w:iCs w:val="false"/>
-                <w:color w:val="000000"/>
-                <w:sz w:val="18"/>
-                <w:szCs w:val="18"/>
-              </w:rPr>
-              <w:t xml:space="preserve">Sub-Strand</w:t>
-            </w:r>
-          </w:p>
-        </w:tc>
-        <w:tc>
-          <w:tcPr>
-            <w:tcW w:type="dxa" w:w="10680"/>
-            <w:shd w:fill="FFFFFF" w:color="auto" w:val="clear"/>
-            <w:tcMar>
-              <w:top w:type="dxa" w:w="60"/>
-              <w:left w:type="dxa" w:w="120"/>
-              <w:bottom w:type="dxa" w:w="60"/>
-              <w:right w:type="dxa" w:w="120"/>
-            </w:tcMar>
-            <w:vAlign w:val="top"/>
-          </w:tcPr>
-          <w:p>
-            <w:pPr>
-              <w:spacing w:after="40" w:before="0"/>
-              <w:jc w:val="left"/>
-            </w:pPr>
-            <w:r>
-              <w:rPr>
-                <w:rFonts w:ascii="Arial" w:cs="Arial" w:eastAsia="Arial" w:hAnsi="Arial"/>
-                <w:b w:val="false"/>
-                <w:bCs w:val="false"/>
-                <w:i w:val="false"/>
-                <w:iCs w:val="false"/>
-                <w:color w:val="000000"/>
-                <w:sz w:val="18"/>
-                <w:szCs w:val="18"/>
-              </w:rPr>
-              <w:t xml:space="preserve">Sub-Strand 2.3: Plant Gaseous Exchange and Respiration</w:t>
-            </w:r>
-          </w:p>
-        </w:tc>
-      </w:tr>
-      <w:tr>
-        <w:tc>
-          <w:tcPr>
-            <w:tcW w:type="dxa" w:w="3000"/>
-            <w:shd w:fill="D5E8F0" w:color="auto" w:val="clear"/>
-            <w:tcMar>
-              <w:top w:type="dxa" w:w="60"/>
-              <w:left w:type="dxa" w:w="120"/>
-              <w:bottom w:type="dxa" w:w="60"/>
-              <w:right w:type="dxa" w:w="120"/>
-            </w:tcMar>
-            <w:vAlign w:val="top"/>
-          </w:tcPr>
-          <w:p>
-            <w:pPr>
-              <w:spacing w:after="40" w:before="0"/>
-              <w:jc w:val="left"/>
-            </w:pPr>
-            <w:r>
-              <w:rPr>
-                <w:rFonts w:ascii="Arial" w:cs="Arial" w:eastAsia="Arial" w:hAnsi="Arial"/>
-                <w:b/>
-                <w:bCs/>
-                <w:i w:val="false"/>
-                <w:iCs w:val="false"/>
-                <w:color w:val="000000"/>
-                <w:sz w:val="18"/>
-                <w:szCs w:val="18"/>
-              </w:rPr>
-              <w:t xml:space="preserve">Total Duration</w:t>
-            </w:r>
-          </w:p>
-        </w:tc>
-        <w:tc>
-          <w:tcPr>
-            <w:tcW w:type="dxa" w:w="10680"/>
-            <w:shd w:fill="FFFFFF" w:color="auto" w:val="clear"/>
-            <w:tcMar>
-              <w:top w:type="dxa" w:w="60"/>
-              <w:left w:type="dxa" w:w="120"/>
-              <w:bottom w:type="dxa" w:w="60"/>
-              <w:right w:type="dxa" w:w="120"/>
-            </w:tcMar>
-            <w:vAlign w:val="top"/>
-          </w:tcPr>
-          <w:p>
-            <w:pPr>
-              <w:spacing w:after="40" w:before="0"/>
-              <w:jc w:val="left"/>
-            </w:pPr>
-            <w:r>
-              <w:rPr>
-                <w:rFonts w:ascii="Arial" w:cs="Arial" w:eastAsia="Arial" w:hAnsi="Arial"/>
-                <w:b w:val="false"/>
-                <w:bCs w:val="false"/>
-                <w:i w:val="false"/>
-                <w:iCs w:val="false"/>
-                <w:color w:val="000000"/>
-                <w:sz w:val="18"/>
-                <w:szCs w:val="18"/>
-              </w:rPr>
-              <w:t xml:space="preserve">12 lessons × 40 minutes = 480 minutes total</w:t>
-            </w:r>
-          </w:p>
-        </w:tc>
-      </w:tr>
-      <w:tr>
-        <w:tc>
-          <w:tcPr>
-            <w:tcW w:type="dxa" w:w="3000"/>
-            <w:shd w:fill="D5E8F0" w:color="auto" w:val="clear"/>
-            <w:tcMar>
-              <w:top w:type="dxa" w:w="60"/>
-              <w:left w:type="dxa" w:w="120"/>
-              <w:bottom w:type="dxa" w:w="60"/>
-              <w:right w:type="dxa" w:w="120"/>
-            </w:tcMar>
-            <w:vAlign w:val="top"/>
-          </w:tcPr>
-          <w:p>
-            <w:pPr>
-              <w:spacing w:after="40" w:before="0"/>
-              <w:jc w:val="left"/>
-            </w:pPr>
-            <w:r>
-              <w:rPr>
-                <w:rFonts w:ascii="Arial" w:cs="Arial" w:eastAsia="Arial" w:hAnsi="Arial"/>
-                <w:b/>
-                <w:bCs/>
-                <w:i w:val="false"/>
-                <w:iCs w:val="false"/>
-                <w:color w:val="000000"/>
-                <w:sz w:val="18"/>
-                <w:szCs w:val="18"/>
-              </w:rPr>
-              <w:t xml:space="preserve">Sub-Strand Content</w:t>
-            </w:r>
-          </w:p>
-        </w:tc>
-        <w:tc>
-          <w:tcPr>
-            <w:tcW w:type="dxa" w:w="10680"/>
-            <w:shd w:fill="FFFFFF" w:color="auto" w:val="clear"/>
-            <w:tcMar>
-              <w:top w:type="dxa" w:w="60"/>
-              <w:left w:type="dxa" w:w="120"/>
-              <w:bottom w:type="dxa" w:w="60"/>
-              <w:right w:type="dxa" w:w="120"/>
-            </w:tcMar>
-            <w:vAlign w:val="top"/>
-          </w:tcPr>
-          <w:p>
-            <w:pPr>
-              <w:spacing w:after="30" w:before="0"/>
-              <w:ind w:left="360" w:hanging="180"/>
-              <w:jc w:val="left"/>
-            </w:pPr>
-            <w:r>
-              <w:rPr>
-                <w:rFonts w:ascii="Arial" w:cs="Arial" w:eastAsia="Arial" w:hAnsi="Arial"/>
-                <w:b w:val="false"/>
-                <w:bCs w:val="false"/>
-                <w:i w:val="false"/>
-                <w:iCs w:val="false"/>
-                <w:color w:val="000000"/>
-                <w:sz w:val="18"/>
-                <w:szCs w:val="18"/>
-              </w:rPr>
-              <w:t xml:space="preserve">–  Sites of gaseous exchange in plants (stomata, cuticle, lenticels, pneumatophores)</w:t>
-            </w:r>
-          </w:p>
-          <w:p>
-            <w:pPr>
-              <w:spacing w:after="30" w:before="0"/>
-              <w:ind w:left="360" w:hanging="180"/>
-              <w:jc w:val="left"/>
-            </w:pPr>
-            <w:r>
-              <w:rPr>
-                <w:rFonts w:ascii="Arial" w:cs="Arial" w:eastAsia="Arial" w:hAnsi="Arial"/>
-                <w:b w:val="false"/>
-                <w:bCs w:val="false"/>
-                <w:i w:val="false"/>
-                <w:iCs w:val="false"/>
-                <w:color w:val="000000"/>
-                <w:sz w:val="18"/>
-                <w:szCs w:val="18"/>
-              </w:rPr>
-              <w:t xml:space="preserve">–  Structure and adaptations of stomata</w:t>
-            </w:r>
-          </w:p>
-          <w:p>
-            <w:pPr>
-              <w:spacing w:after="30" w:before="0"/>
-              <w:ind w:left="360" w:hanging="180"/>
-              <w:jc w:val="left"/>
-            </w:pPr>
-            <w:r>
-              <w:rPr>
-                <w:rFonts w:ascii="Arial" w:cs="Arial" w:eastAsia="Arial" w:hAnsi="Arial"/>
-                <w:b w:val="false"/>
-                <w:bCs w:val="false"/>
-                <w:i w:val="false"/>
-                <w:iCs w:val="false"/>
-                <w:color w:val="000000"/>
-                <w:sz w:val="18"/>
-                <w:szCs w:val="18"/>
-              </w:rPr>
-              <w:t xml:space="preserve">–  Mechanisms of stomatal opening and closing (potassium ion theory, starch–sugar hypothesis)</w:t>
-            </w:r>
-          </w:p>
-          <w:p>
-            <w:pPr>
-              <w:spacing w:after="30" w:before="0"/>
-              <w:ind w:left="360" w:hanging="180"/>
-              <w:jc w:val="left"/>
-            </w:pPr>
-            <w:r>
-              <w:rPr>
-                <w:rFonts w:ascii="Arial" w:cs="Arial" w:eastAsia="Arial" w:hAnsi="Arial"/>
-                <w:b w:val="false"/>
-                <w:bCs w:val="false"/>
-                <w:i w:val="false"/>
-                <w:iCs w:val="false"/>
-                <w:color w:val="000000"/>
-                <w:sz w:val="18"/>
-                <w:szCs w:val="18"/>
-              </w:rPr>
-              <w:t xml:space="preserve">–  Gaseous exchange in leaves, stems, and roots</w:t>
-            </w:r>
-          </w:p>
-          <w:p>
-            <w:pPr>
-              <w:spacing w:after="30" w:before="0"/>
-              <w:ind w:left="360" w:hanging="180"/>
-              <w:jc w:val="left"/>
-            </w:pPr>
-            <w:r>
-              <w:rPr>
-                <w:rFonts w:ascii="Arial" w:cs="Arial" w:eastAsia="Arial" w:hAnsi="Arial"/>
-                <w:b w:val="false"/>
-                <w:bCs w:val="false"/>
-                <w:i w:val="false"/>
-                <w:iCs w:val="false"/>
-                <w:color w:val="000000"/>
-                <w:sz w:val="18"/>
-                <w:szCs w:val="18"/>
-              </w:rPr>
-              <w:t xml:space="preserve">–  Adaptations of plants in different environments (xerophytes, hydrophytes, mesophytes) for gaseous exchange</w:t>
-            </w:r>
-          </w:p>
-          <w:p>
-            <w:pPr>
-              <w:spacing w:after="30" w:before="0"/>
-              <w:ind w:left="360" w:hanging="180"/>
-              <w:jc w:val="left"/>
-            </w:pPr>
-            <w:r>
-              <w:rPr>
-                <w:rFonts w:ascii="Arial" w:cs="Arial" w:eastAsia="Arial" w:hAnsi="Arial"/>
-                <w:b w:val="false"/>
-                <w:bCs w:val="false"/>
-                <w:i w:val="false"/>
-                <w:iCs w:val="false"/>
-                <w:color w:val="000000"/>
-                <w:sz w:val="18"/>
-                <w:szCs w:val="18"/>
-              </w:rPr>
-              <w:t xml:space="preserve">–  Aerobic respiration — process, reactants, products, and energy yield</w:t>
-            </w:r>
-          </w:p>
-          <w:p>
-            <w:pPr>
-              <w:spacing w:after="30" w:before="0"/>
-              <w:ind w:left="360" w:hanging="180"/>
-              <w:jc w:val="left"/>
-            </w:pPr>
-            <w:r>
-              <w:rPr>
-                <w:rFonts w:ascii="Arial" w:cs="Arial" w:eastAsia="Arial" w:hAnsi="Arial"/>
-                <w:b w:val="false"/>
-                <w:bCs w:val="false"/>
-                <w:i w:val="false"/>
-                <w:iCs w:val="false"/>
-                <w:color w:val="000000"/>
-                <w:sz w:val="18"/>
-                <w:szCs w:val="18"/>
-              </w:rPr>
-              <w:t xml:space="preserve">–  Anaerobic respiration — process, reactants, and products (ethanol and lactic acid pathways)</w:t>
-            </w:r>
-          </w:p>
-          <w:p>
-            <w:pPr>
-              <w:spacing w:after="30" w:before="0"/>
-              <w:ind w:left="360" w:hanging="180"/>
-              <w:jc w:val="left"/>
-            </w:pPr>
-            <w:r>
-              <w:rPr>
-                <w:rFonts w:ascii="Arial" w:cs="Arial" w:eastAsia="Arial" w:hAnsi="Arial"/>
-                <w:b w:val="false"/>
-                <w:bCs w:val="false"/>
-                <w:i w:val="false"/>
-                <w:iCs w:val="false"/>
-                <w:color w:val="000000"/>
-                <w:sz w:val="18"/>
-                <w:szCs w:val="18"/>
-              </w:rPr>
-              <w:t xml:space="preserve">–  Differences between aerobic and anaerobic respiration</w:t>
-            </w:r>
-          </w:p>
-          <w:p>
-            <w:pPr>
-              <w:spacing w:after="30" w:before="0"/>
-              <w:ind w:left="360" w:hanging="180"/>
-              <w:jc w:val="left"/>
-            </w:pPr>
-            <w:r>
-              <w:rPr>
-                <w:rFonts w:ascii="Arial" w:cs="Arial" w:eastAsia="Arial" w:hAnsi="Arial"/>
-                <w:b w:val="false"/>
-                <w:bCs w:val="false"/>
-                <w:i w:val="false"/>
-                <w:iCs w:val="false"/>
-                <w:color w:val="000000"/>
-                <w:sz w:val="18"/>
-                <w:szCs w:val="18"/>
-              </w:rPr>
-              <w:t xml:space="preserve">–  Economic and ecological importance of anaerobic respiration (fermentation, biogas production, brewing)</w:t>
-            </w:r>
-          </w:p>
-          <w:p>
-            <w:pPr>
-              <w:spacing w:after="30" w:before="0"/>
-              <w:ind w:left="360" w:hanging="180"/>
-              <w:jc w:val="left"/>
-            </w:pPr>
-            <w:r>
-              <w:rPr>
-                <w:rFonts w:ascii="Arial" w:cs="Arial" w:eastAsia="Arial" w:hAnsi="Arial"/>
-                <w:b w:val="false"/>
-                <w:bCs w:val="false"/>
-                <w:i w:val="false"/>
-                <w:iCs w:val="false"/>
-                <w:color w:val="000000"/>
-                <w:sz w:val="18"/>
-                <w:szCs w:val="18"/>
-              </w:rPr>
-              <w:t xml:space="preserve">–  Factors affecting the rate of respiration in plants</w:t>
-            </w:r>
-          </w:p>
-          <w:p>
-            <w:pPr>
-              <w:spacing w:after="30" w:before="0"/>
-              <w:ind w:left="360" w:hanging="180"/>
-              <w:jc w:val="left"/>
-            </w:pPr>
-            <w:r>
-              <w:rPr>
-                <w:rFonts w:ascii="Arial" w:cs="Arial" w:eastAsia="Arial" w:hAnsi="Arial"/>
-                <w:b w:val="false"/>
-                <w:bCs w:val="false"/>
-                <w:i w:val="false"/>
-                <w:iCs w:val="false"/>
-                <w:color w:val="000000"/>
-                <w:sz w:val="18"/>
-                <w:szCs w:val="18"/>
-              </w:rPr>
-              <w:t xml:space="preserve">–  Relationship between photosynthesis, gaseous exchange, and respiration</w:t>
-            </w:r>
-          </w:p>
-          <w:p>
-            <w:pPr>
-              <w:spacing w:after="30" w:before="0"/>
-              <w:ind w:left="360" w:hanging="180"/>
-              <w:jc w:val="left"/>
-            </w:pPr>
-            <w:r>
-              <w:rPr>
-                <w:rFonts w:ascii="Arial" w:cs="Arial" w:eastAsia="Arial" w:hAnsi="Arial"/>
-                <w:b w:val="false"/>
-                <w:bCs w:val="false"/>
-                <w:i w:val="false"/>
-                <w:iCs w:val="false"/>
-                <w:color w:val="000000"/>
-                <w:sz w:val="18"/>
-                <w:szCs w:val="18"/>
-              </w:rPr>
-              <w:t xml:space="preserve">–  Project: Investigating anaerobic respiration in yeast using locally available materials (e.g., maize flour, sugar-cane juice)</w:t>
-            </w:r>
-          </w:p>
-        </w:tc>
-      </w:tr>
-      <w:tr>
-        <w:tc>
-          <w:tcPr>
-            <w:tcW w:type="dxa" w:w="3000"/>
-            <w:shd w:fill="D5E8F0" w:color="auto" w:val="clear"/>
-            <w:tcMar>
-              <w:top w:type="dxa" w:w="60"/>
-              <w:left w:type="dxa" w:w="120"/>
-              <w:bottom w:type="dxa" w:w="60"/>
-              <w:right w:type="dxa" w:w="120"/>
-            </w:tcMar>
-            <w:vAlign w:val="top"/>
-          </w:tcPr>
-          <w:p>
-            <w:pPr>
-              <w:spacing w:after="40" w:before="0"/>
-              <w:jc w:val="left"/>
-            </w:pPr>
-            <w:r>
-              <w:rPr>
-                <w:rFonts w:ascii="Arial" w:cs="Arial" w:eastAsia="Arial" w:hAnsi="Arial"/>
-                <w:b/>
-                <w:bCs/>
-                <w:i w:val="false"/>
-                <w:iCs w:val="false"/>
-                <w:color w:val="000000"/>
-                <w:sz w:val="18"/>
-                <w:szCs w:val="18"/>
-              </w:rPr>
-              <w:t xml:space="preserve">Learning Outcomes</w:t>
-            </w:r>
-          </w:p>
-        </w:tc>
-        <w:tc>
-          <w:tcPr>
-            <w:tcW w:type="dxa" w:w="10680"/>
-            <w:shd w:fill="FFFFFF" w:color="auto" w:val="clear"/>
-            <w:tcMar>
-              <w:top w:type="dxa" w:w="60"/>
-              <w:left w:type="dxa" w:w="120"/>
-              <w:bottom w:type="dxa" w:w="60"/>
-              <w:right w:type="dxa" w:w="120"/>
-            </w:tcMar>
-            <w:vAlign w:val="top"/>
-          </w:tcPr>
-          <w:p>
-            <w:pPr>
-              <w:spacing w:after="40" w:before="0"/>
-              <w:jc w:val="left"/>
-            </w:pPr>
-            <w:r>
-              <w:rPr>
-                <w:rFonts w:ascii="Arial" w:cs="Arial" w:eastAsia="Arial" w:hAnsi="Arial"/>
-                <w:b w:val="false"/>
-                <w:bCs w:val="false"/>
-                <w:i w:val="false"/>
-                <w:iCs w:val="false"/>
-                <w:color w:val="000000"/>
-                <w:sz w:val="18"/>
-                <w:szCs w:val="18"/>
-              </w:rPr>
-              <w:t xml:space="preserve">By the end of the sub-strand, the learner should be able to:</w:t>
-            </w:r>
-          </w:p>
-          <w:p>
-            <w:pPr>
-              <w:spacing w:after="40" w:before="0"/>
-              <w:jc w:val="left"/>
-            </w:pPr>
-            <w:r>
-              <w:rPr>
-                <w:rFonts w:ascii="Arial" w:cs="Arial" w:eastAsia="Arial" w:hAnsi="Arial"/>
-                <w:b w:val="false"/>
-                <w:bCs w:val="false"/>
-                <w:i w:val="false"/>
-                <w:iCs w:val="false"/>
-                <w:color w:val="000000"/>
-                <w:sz w:val="18"/>
-                <w:szCs w:val="18"/>
-              </w:rPr>
-              <w:t xml:space="preserve">a) identify and describe the sites of gaseous exchange in plants and explain their structural adaptations,</w:t>
-            </w:r>
-          </w:p>
-          <w:p>
-            <w:pPr>
-              <w:spacing w:after="40" w:before="0"/>
-              <w:jc w:val="left"/>
-            </w:pPr>
-            <w:r>
-              <w:rPr>
-                <w:rFonts w:ascii="Arial" w:cs="Arial" w:eastAsia="Arial" w:hAnsi="Arial"/>
-                <w:b w:val="false"/>
-                <w:bCs w:val="false"/>
-                <w:i w:val="false"/>
-                <w:iCs w:val="false"/>
-                <w:color w:val="000000"/>
-                <w:sz w:val="18"/>
-                <w:szCs w:val="18"/>
-              </w:rPr>
-              <w:t xml:space="preserve">b) explain the mechanisms of stomatal opening and closing and relate them to environmental conditions found in Kenyan ecosystems,</w:t>
-            </w:r>
-          </w:p>
-          <w:p>
-            <w:pPr>
-              <w:spacing w:after="40" w:before="0"/>
-              <w:jc w:val="left"/>
-            </w:pPr>
-            <w:r>
-              <w:rPr>
-                <w:rFonts w:ascii="Arial" w:cs="Arial" w:eastAsia="Arial" w:hAnsi="Arial"/>
-                <w:b w:val="false"/>
-                <w:bCs w:val="false"/>
-                <w:i w:val="false"/>
-                <w:iCs w:val="false"/>
-                <w:color w:val="000000"/>
-                <w:sz w:val="18"/>
-                <w:szCs w:val="18"/>
-              </w:rPr>
-              <w:t xml:space="preserve">c) describe the processes of aerobic and anaerobic respiration in plants, including reactants, products, and energy transformations,</w:t>
-            </w:r>
-          </w:p>
-          <w:p>
-            <w:pPr>
-              <w:spacing w:after="40" w:before="0"/>
-              <w:jc w:val="left"/>
-            </w:pPr>
-            <w:r>
-              <w:rPr>
-                <w:rFonts w:ascii="Arial" w:cs="Arial" w:eastAsia="Arial" w:hAnsi="Arial"/>
-                <w:b w:val="false"/>
-                <w:bCs w:val="false"/>
-                <w:i w:val="false"/>
-                <w:iCs w:val="false"/>
-                <w:color w:val="000000"/>
-                <w:sz w:val="18"/>
-                <w:szCs w:val="18"/>
-              </w:rPr>
-              <w:t xml:space="preserve">d) distinguish between aerobic and anaerobic respiration using experimental evidence and data analysis,</w:t>
-            </w:r>
-          </w:p>
-          <w:p>
-            <w:pPr>
-              <w:spacing w:after="40" w:before="0"/>
-              <w:jc w:val="left"/>
-            </w:pPr>
-            <w:r>
-              <w:rPr>
-                <w:rFonts w:ascii="Arial" w:cs="Arial" w:eastAsia="Arial" w:hAnsi="Arial"/>
-                <w:b w:val="false"/>
-                <w:bCs w:val="false"/>
-                <w:i w:val="false"/>
-                <w:iCs w:val="false"/>
-                <w:color w:val="000000"/>
-                <w:sz w:val="18"/>
-                <w:szCs w:val="18"/>
-              </w:rPr>
-              <w:t xml:space="preserve">e) evaluate the economic and ecological importance of anaerobic respiration in real-world Kenyan contexts such as fermentation, biogas production, and the food industry,</w:t>
-            </w:r>
-          </w:p>
-          <w:p>
-            <w:pPr>
-              <w:spacing w:after="40" w:before="0"/>
-              <w:jc w:val="left"/>
-            </w:pPr>
-            <w:r>
-              <w:rPr>
-                <w:rFonts w:ascii="Arial" w:cs="Arial" w:eastAsia="Arial" w:hAnsi="Arial"/>
-                <w:b w:val="false"/>
-                <w:bCs w:val="false"/>
-                <w:i w:val="false"/>
-                <w:iCs w:val="false"/>
-                <w:color w:val="000000"/>
-                <w:sz w:val="18"/>
-                <w:szCs w:val="18"/>
-              </w:rPr>
-              <w:t xml:space="preserve">f) design and carry out a simple investigation on anaerobic respiration using locally available materials,</w:t>
-            </w:r>
-          </w:p>
-          <w:p>
-            <w:pPr>
-              <w:spacing w:after="40" w:before="0"/>
-              <w:jc w:val="left"/>
-            </w:pPr>
-            <w:r>
-              <w:rPr>
-                <w:rFonts w:ascii="Arial" w:cs="Arial" w:eastAsia="Arial" w:hAnsi="Arial"/>
-                <w:b w:val="false"/>
-                <w:bCs w:val="false"/>
-                <w:i w:val="false"/>
-                <w:iCs w:val="false"/>
-                <w:color w:val="000000"/>
-                <w:sz w:val="18"/>
-                <w:szCs w:val="18"/>
-              </w:rPr>
-              <w:t xml:space="preserve">g) appreciate the significance of gaseous exchange and respiration in maintaining life processes in plants and their relevance to human livelihoods.</w:t>
-            </w:r>
-          </w:p>
-        </w:tc>
-      </w:tr>
-      <w:tr>
-        <w:tc>
-          <w:tcPr>
-            <w:tcW w:type="dxa" w:w="3000"/>
-            <w:shd w:fill="D5E8F0" w:color="auto" w:val="clear"/>
-            <w:tcMar>
-              <w:top w:type="dxa" w:w="60"/>
-              <w:left w:type="dxa" w:w="120"/>
-              <w:bottom w:type="dxa" w:w="60"/>
-              <w:right w:type="dxa" w:w="120"/>
-            </w:tcMar>
-            <w:vAlign w:val="top"/>
-          </w:tcPr>
-          <w:p>
-            <w:pPr>
-              <w:spacing w:after="40" w:before="0"/>
-              <w:jc w:val="left"/>
-            </w:pPr>
-            <w:r>
-              <w:rPr>
-                <w:rFonts w:ascii="Arial" w:cs="Arial" w:eastAsia="Arial" w:hAnsi="Arial"/>
-                <w:b/>
-                <w:bCs/>
-                <w:i w:val="false"/>
-                <w:iCs w:val="false"/>
-                <w:color w:val="000000"/>
-                <w:sz w:val="18"/>
-                <w:szCs w:val="18"/>
-              </w:rPr>
-              <w:t xml:space="preserve">Core Competencies</w:t>
-            </w:r>
-          </w:p>
-        </w:tc>
-        <w:tc>
-          <w:tcPr>
-            <w:tcW w:type="dxa" w:w="10680"/>
-            <w:shd w:fill="FFFFFF" w:color="auto" w:val="clear"/>
-            <w:tcMar>
-              <w:top w:type="dxa" w:w="60"/>
-              <w:left w:type="dxa" w:w="120"/>
-              <w:bottom w:type="dxa" w:w="60"/>
-              <w:right w:type="dxa" w:w="120"/>
-            </w:tcMar>
-            <w:vAlign w:val="top"/>
-          </w:tcPr>
-          <w:p>
-            <w:pPr>
-              <w:spacing w:after="30" w:before="0"/>
-              <w:ind w:left="360" w:hanging="180"/>
-              <w:jc w:val="left"/>
-            </w:pPr>
-            <w:r>
-              <w:rPr>
-                <w:rFonts w:ascii="Arial" w:cs="Arial" w:eastAsia="Arial" w:hAnsi="Arial"/>
-                <w:b w:val="false"/>
-                <w:bCs w:val="false"/>
-                <w:i w:val="false"/>
-                <w:iCs w:val="false"/>
-                <w:color w:val="000000"/>
-                <w:sz w:val="18"/>
-                <w:szCs w:val="18"/>
-              </w:rPr>
-              <w:t xml:space="preserve">–  Communication and Collaboration: Learners collaboratively analyse animations of stomatal mechanisms, share findings from investigations, and present project results on anaerobic respiration to peers, developing scientific argumentation and teamwork skills.</w:t>
-            </w:r>
-          </w:p>
-          <w:p>
-            <w:pPr>
-              <w:spacing w:after="30" w:before="0"/>
-              <w:ind w:left="360" w:hanging="180"/>
-              <w:jc w:val="left"/>
-            </w:pPr>
-            <w:r>
-              <w:rPr>
-                <w:rFonts w:ascii="Arial" w:cs="Arial" w:eastAsia="Arial" w:hAnsi="Arial"/>
-                <w:b w:val="false"/>
-                <w:bCs w:val="false"/>
-                <w:i w:val="false"/>
-                <w:iCs w:val="false"/>
-                <w:color w:val="000000"/>
-                <w:sz w:val="18"/>
-                <w:szCs w:val="18"/>
-              </w:rPr>
-              <w:t xml:space="preserve">–  Critical Thinking and Problem Solving: Learners design investigations to distinguish aerobic from anaerobic respiration, interpret experimental data, and evaluate competing theories of stomatal opening and closing.</w:t>
-            </w:r>
-          </w:p>
-          <w:p>
-            <w:pPr>
-              <w:spacing w:after="30" w:before="0"/>
-              <w:ind w:left="360" w:hanging="180"/>
-              <w:jc w:val="left"/>
-            </w:pPr>
-            <w:r>
-              <w:rPr>
-                <w:rFonts w:ascii="Arial" w:cs="Arial" w:eastAsia="Arial" w:hAnsi="Arial"/>
-                <w:b w:val="false"/>
-                <w:bCs w:val="false"/>
-                <w:i w:val="false"/>
-                <w:iCs w:val="false"/>
-                <w:color w:val="000000"/>
-                <w:sz w:val="18"/>
-                <w:szCs w:val="18"/>
-              </w:rPr>
-              <w:t xml:space="preserve">–  Creativity and Imagination: Learners devise project-based investigations using locally available Kenyan materials (e.g., maize flour, sugar-cane juice, sorghum) to demonstrate anaerobic respiration, and construct progressively refined models of gaseous exchange.</w:t>
-            </w:r>
-          </w:p>
-          <w:p>
-            <w:pPr>
-              <w:spacing w:after="30" w:before="0"/>
-              <w:ind w:left="360" w:hanging="180"/>
-              <w:jc w:val="left"/>
-            </w:pPr>
-            <w:r>
-              <w:rPr>
-                <w:rFonts w:ascii="Arial" w:cs="Arial" w:eastAsia="Arial" w:hAnsi="Arial"/>
-                <w:b w:val="false"/>
-                <w:bCs w:val="false"/>
-                <w:i w:val="false"/>
-                <w:iCs w:val="false"/>
-                <w:color w:val="000000"/>
-                <w:sz w:val="18"/>
-                <w:szCs w:val="18"/>
-              </w:rPr>
-              <w:t xml:space="preserve">–  Digital Literacy: Learners interact with online animations and simulations of gaseous exchange and stomatal mechanisms, developing the ability to extract and critically evaluate digital scientific content.</w:t>
-            </w:r>
-          </w:p>
-          <w:p>
-            <w:pPr>
-              <w:spacing w:after="30" w:before="0"/>
-              <w:ind w:left="360" w:hanging="180"/>
-              <w:jc w:val="left"/>
-            </w:pPr>
-            <w:r>
-              <w:rPr>
-                <w:rFonts w:ascii="Arial" w:cs="Arial" w:eastAsia="Arial" w:hAnsi="Arial"/>
-                <w:b w:val="false"/>
-                <w:bCs w:val="false"/>
-                <w:i w:val="false"/>
-                <w:iCs w:val="false"/>
-                <w:color w:val="000000"/>
-                <w:sz w:val="18"/>
-                <w:szCs w:val="18"/>
-              </w:rPr>
-              <w:t xml:space="preserve">–  Self-Efficacy: Learners develop confidence in conducting biological investigations and explaining complex physiological processes through hands-on experimentation and iterative model building.</w:t>
-            </w:r>
-          </w:p>
-        </w:tc>
-      </w:tr>
-      <w:tr>
-        <w:tc>
-          <w:tcPr>
-            <w:tcW w:type="dxa" w:w="3000"/>
-            <w:shd w:fill="E2EFDA" w:color="auto" w:val="clear"/>
-            <w:tcMar>
-              <w:top w:type="dxa" w:w="60"/>
-              <w:left w:type="dxa" w:w="120"/>
-              <w:bottom w:type="dxa" w:w="60"/>
-              <w:right w:type="dxa" w:w="120"/>
-            </w:tcMar>
-            <w:vAlign w:val="top"/>
-          </w:tcPr>
-          <w:p>
-            <w:pPr>
-              <w:spacing w:after="40" w:before="0"/>
-              <w:jc w:val="left"/>
-            </w:pPr>
-            <w:r>
-              <w:rPr>
-                <w:rFonts w:ascii="Arial" w:cs="Arial" w:eastAsia="Arial" w:hAnsi="Arial"/>
-                <w:b/>
-                <w:bCs/>
-                <w:i w:val="false"/>
-                <w:iCs w:val="false"/>
-                <w:color w:val="000000"/>
-                <w:sz w:val="18"/>
-                <w:szCs w:val="18"/>
-              </w:rPr>
-              <w:t xml:space="preserve">Core Values</w:t>
-            </w:r>
-          </w:p>
-        </w:tc>
-        <w:tc>
-          <w:tcPr>
-            <w:tcW w:type="dxa" w:w="10680"/>
-            <w:shd w:fill="FFFFFF" w:color="auto" w:val="clear"/>
-            <w:tcMar>
-              <w:top w:type="dxa" w:w="60"/>
-              <w:left w:type="dxa" w:w="120"/>
-              <w:bottom w:type="dxa" w:w="60"/>
-              <w:right w:type="dxa" w:w="120"/>
-            </w:tcMar>
-            <w:vAlign w:val="top"/>
-          </w:tcPr>
-          <w:p>
-            <w:pPr>
-              <w:spacing w:after="30" w:before="0"/>
-              <w:ind w:left="360" w:hanging="180"/>
-              <w:jc w:val="left"/>
-            </w:pPr>
-            <w:r>
-              <w:rPr>
-                <w:rFonts w:ascii="Arial" w:cs="Arial" w:eastAsia="Arial" w:hAnsi="Arial"/>
-                <w:b w:val="false"/>
-                <w:bCs w:val="false"/>
-                <w:i w:val="false"/>
-                <w:iCs w:val="false"/>
-                <w:color w:val="000000"/>
-                <w:sz w:val="18"/>
-                <w:szCs w:val="18"/>
-              </w:rPr>
-              <w:t xml:space="preserve">–  Responsibility: Learners handle biological specimens and laboratory materials carefully and responsibly, and search for information on respiration and gaseous exchange from safe, credible internet sources.</w:t>
-            </w:r>
-          </w:p>
-          <w:p>
-            <w:pPr>
-              <w:spacing w:after="30" w:before="0"/>
-              <w:ind w:left="360" w:hanging="180"/>
-              <w:jc w:val="left"/>
-            </w:pPr>
-            <w:r>
-              <w:rPr>
-                <w:rFonts w:ascii="Arial" w:cs="Arial" w:eastAsia="Arial" w:hAnsi="Arial"/>
-                <w:b w:val="false"/>
-                <w:bCs w:val="false"/>
-                <w:i w:val="false"/>
-                <w:iCs w:val="false"/>
-                <w:color w:val="000000"/>
-                <w:sz w:val="18"/>
-                <w:szCs w:val="18"/>
-              </w:rPr>
-              <w:t xml:space="preserve">–  Respect: Learners appreciate diverse scientific explanations and peer contributions during collaborative discussions on stomatal theories and anaerobic respiration data.</w:t>
-            </w:r>
-          </w:p>
-          <w:p>
-            <w:pPr>
-              <w:spacing w:after="30" w:before="0"/>
-              <w:ind w:left="360" w:hanging="180"/>
-              <w:jc w:val="left"/>
-            </w:pPr>
-            <w:r>
-              <w:rPr>
-                <w:rFonts w:ascii="Arial" w:cs="Arial" w:eastAsia="Arial" w:hAnsi="Arial"/>
-                <w:b w:val="false"/>
-                <w:bCs w:val="false"/>
-                <w:i w:val="false"/>
-                <w:iCs w:val="false"/>
-                <w:color w:val="000000"/>
-                <w:sz w:val="18"/>
-                <w:szCs w:val="18"/>
-              </w:rPr>
-              <w:t xml:space="preserve">–  Unity: Learners work in mixed-ability groups during investigations and project work, recognising that collaborative effort produces stronger scientific explanations.</w:t>
-            </w:r>
-          </w:p>
-          <w:p>
-            <w:pPr>
-              <w:spacing w:after="30" w:before="0"/>
-              <w:ind w:left="360" w:hanging="180"/>
-              <w:jc w:val="left"/>
-            </w:pPr>
-            <w:r>
-              <w:rPr>
-                <w:rFonts w:ascii="Arial" w:cs="Arial" w:eastAsia="Arial" w:hAnsi="Arial"/>
-                <w:b w:val="false"/>
-                <w:bCs w:val="false"/>
-                <w:i w:val="false"/>
-                <w:iCs w:val="false"/>
-                <w:color w:val="000000"/>
-                <w:sz w:val="18"/>
-                <w:szCs w:val="18"/>
-              </w:rPr>
-              <w:t xml:space="preserve">–  Social Justice: Learners connect the economic importance of anaerobic respiration (biogas, fermentation) to equitable energy and food security solutions relevant to Kenyan communities, including rural farmers in the Rift Valley and Coast regions.</w:t>
-            </w:r>
-          </w:p>
-        </w:tc>
-      </w:tr>
-      <w:tr>
-        <w:tc>
-          <w:tcPr>
-            <w:tcW w:type="dxa" w:w="3000"/>
-            <w:shd w:fill="D5E8F0" w:color="auto" w:val="clear"/>
-            <w:tcMar>
-              <w:top w:type="dxa" w:w="60"/>
-              <w:left w:type="dxa" w:w="120"/>
-              <w:bottom w:type="dxa" w:w="60"/>
-              <w:right w:type="dxa" w:w="120"/>
-            </w:tcMar>
-            <w:vAlign w:val="top"/>
-          </w:tcPr>
-          <w:p>
-            <w:pPr>
-              <w:spacing w:after="40" w:before="0"/>
-              <w:jc w:val="left"/>
-            </w:pPr>
-            <w:r>
-              <w:rPr>
-                <w:rFonts w:ascii="Arial" w:cs="Arial" w:eastAsia="Arial" w:hAnsi="Arial"/>
-                <w:b/>
-                <w:bCs/>
-                <w:i w:val="false"/>
-                <w:iCs w:val="false"/>
-                <w:color w:val="000000"/>
-                <w:sz w:val="18"/>
-                <w:szCs w:val="18"/>
-              </w:rPr>
-              <w:t xml:space="preserve">Science &amp; Engineering Practices</w:t>
-            </w:r>
-          </w:p>
-        </w:tc>
-        <w:tc>
-          <w:tcPr>
-            <w:tcW w:type="dxa" w:w="10680"/>
-            <w:shd w:fill="FFFFFF" w:color="auto" w:val="clear"/>
-            <w:tcMar>
-              <w:top w:type="dxa" w:w="60"/>
-              <w:left w:type="dxa" w:w="120"/>
-              <w:bottom w:type="dxa" w:w="60"/>
-              <w:right w:type="dxa" w:w="120"/>
-            </w:tcMar>
-            <w:vAlign w:val="top"/>
-          </w:tcPr>
-          <w:p>
-            <w:pPr>
-              <w:spacing w:after="30" w:before="0"/>
-              <w:ind w:left="360" w:hanging="180"/>
-              <w:jc w:val="left"/>
-            </w:pPr>
-            <w:r>
-              <w:rPr>
-                <w:rFonts w:ascii="Arial" w:cs="Arial" w:eastAsia="Arial" w:hAnsi="Arial"/>
-                <w:b w:val="false"/>
-                <w:bCs w:val="false"/>
-                <w:i w:val="false"/>
-                <w:iCs w:val="false"/>
-                <w:color w:val="000000"/>
-                <w:sz w:val="18"/>
-                <w:szCs w:val="18"/>
-              </w:rPr>
-              <w:t xml:space="preserve">–  SEP 1 – Asking Questions and Defining Problems: Learners generate and refine investigable questions about why plants produce bubbles in warm water and how stomata regulate gas movement, anchoring inquiry throughout the unit.</w:t>
-            </w:r>
-          </w:p>
-          <w:p>
-            <w:pPr>
-              <w:spacing w:after="30" w:before="0"/>
-              <w:ind w:left="360" w:hanging="180"/>
-              <w:jc w:val="left"/>
-            </w:pPr>
-            <w:r>
-              <w:rPr>
-                <w:rFonts w:ascii="Arial" w:cs="Arial" w:eastAsia="Arial" w:hAnsi="Arial"/>
-                <w:b w:val="false"/>
-                <w:bCs w:val="false"/>
-                <w:i w:val="false"/>
-                <w:iCs w:val="false"/>
-                <w:color w:val="000000"/>
-                <w:sz w:val="18"/>
-                <w:szCs w:val="18"/>
-              </w:rPr>
-              <w:t xml:space="preserve">–  SEP 2 – Developing and Using Models: Learners iteratively construct and revise annotated diagrams and physical models of a stoma, a leaf cross-section, and a plant respiratory pathway to represent and explain gaseous exchange mechanisms.</w:t>
-            </w:r>
-          </w:p>
-          <w:p>
-            <w:pPr>
-              <w:spacing w:after="30" w:before="0"/>
-              <w:ind w:left="360" w:hanging="180"/>
-              <w:jc w:val="left"/>
-            </w:pPr>
-            <w:r>
-              <w:rPr>
-                <w:rFonts w:ascii="Arial" w:cs="Arial" w:eastAsia="Arial" w:hAnsi="Arial"/>
-                <w:b w:val="false"/>
-                <w:bCs w:val="false"/>
-                <w:i w:val="false"/>
-                <w:iCs w:val="false"/>
-                <w:color w:val="000000"/>
-                <w:sz w:val="18"/>
-                <w:szCs w:val="18"/>
-              </w:rPr>
-              <w:t xml:space="preserve">–  SEP 3 – Planning and Carrying Out Investigations: Learners design controlled experiments to compare aerobic and anaerobic respiration rates in yeast and to verify sites of gaseous exchange (e.g., petroleum jelly blocking stomata experiment).</w:t>
-            </w:r>
-          </w:p>
-          <w:p>
-            <w:pPr>
-              <w:spacing w:after="30" w:before="0"/>
-              <w:ind w:left="360" w:hanging="180"/>
-              <w:jc w:val="left"/>
-            </w:pPr>
-            <w:r>
-              <w:rPr>
-                <w:rFonts w:ascii="Arial" w:cs="Arial" w:eastAsia="Arial" w:hAnsi="Arial"/>
-                <w:b w:val="false"/>
-                <w:bCs w:val="false"/>
-                <w:i w:val="false"/>
-                <w:iCs w:val="false"/>
-                <w:color w:val="000000"/>
-                <w:sz w:val="18"/>
-                <w:szCs w:val="18"/>
-              </w:rPr>
-              <w:t xml:space="preserve">–  SEP 4 – Analysing and Interpreting Data: Learners record, tabulate, and interpret quantitative data from respiration experiments (e.g., CO₂ production rates, bubble counts) and draw evidence-based conclusions.</w:t>
-            </w:r>
-          </w:p>
-          <w:p>
-            <w:pPr>
-              <w:spacing w:after="30" w:before="0"/>
-              <w:ind w:left="360" w:hanging="180"/>
-              <w:jc w:val="left"/>
-            </w:pPr>
-            <w:r>
-              <w:rPr>
-                <w:rFonts w:ascii="Arial" w:cs="Arial" w:eastAsia="Arial" w:hAnsi="Arial"/>
-                <w:b w:val="false"/>
-                <w:bCs w:val="false"/>
-                <w:i w:val="false"/>
-                <w:iCs w:val="false"/>
-                <w:color w:val="000000"/>
-                <w:sz w:val="18"/>
-                <w:szCs w:val="18"/>
-              </w:rPr>
-              <w:t xml:space="preserve">–  SEP 6 – Constructing Explanations: Learners use the potassium ion theory and starch–sugar hypothesis to construct written and oral explanations of stomatal behaviour under varying light and water conditions.</w:t>
-            </w:r>
-          </w:p>
-          <w:p>
-            <w:pPr>
-              <w:spacing w:after="30" w:before="0"/>
-              <w:ind w:left="360" w:hanging="180"/>
-              <w:jc w:val="left"/>
-            </w:pPr>
-            <w:r>
-              <w:rPr>
-                <w:rFonts w:ascii="Arial" w:cs="Arial" w:eastAsia="Arial" w:hAnsi="Arial"/>
-                <w:b w:val="false"/>
-                <w:bCs w:val="false"/>
-                <w:i w:val="false"/>
-                <w:iCs w:val="false"/>
-                <w:color w:val="000000"/>
-                <w:sz w:val="18"/>
-                <w:szCs w:val="18"/>
-              </w:rPr>
-              <w:t xml:space="preserve">–  SEP 7 – Engaging in Argument from Evidence: Learners evaluate experimental results and competing theories of stomatal opening, defending their interpretations with data during structured class debates.</w:t>
-            </w:r>
-          </w:p>
-          <w:p>
-            <w:pPr>
-              <w:spacing w:after="30" w:before="0"/>
-              <w:ind w:left="360" w:hanging="180"/>
-              <w:jc w:val="left"/>
-            </w:pPr>
-            <w:r>
-              <w:rPr>
-                <w:rFonts w:ascii="Arial" w:cs="Arial" w:eastAsia="Arial" w:hAnsi="Arial"/>
-                <w:b w:val="false"/>
-                <w:bCs w:val="false"/>
-                <w:i w:val="false"/>
-                <w:iCs w:val="false"/>
-                <w:color w:val="000000"/>
-                <w:sz w:val="18"/>
-                <w:szCs w:val="18"/>
-              </w:rPr>
-              <w:t xml:space="preserve">–  SEP 8 – Obtaining, Evaluating, and Communicating Information: Learners read scientific texts, watch animations, and present research on the economic importance of anaerobic respiration, evaluating source reliability and clarity.</w:t>
-            </w:r>
-          </w:p>
-        </w:tc>
-      </w:tr>
-      <w:tr>
-        <w:tc>
-          <w:tcPr>
-            <w:tcW w:type="dxa" w:w="3000"/>
-            <w:shd w:fill="FCE4D6" w:color="auto" w:val="clear"/>
-            <w:tcMar>
-              <w:top w:type="dxa" w:w="60"/>
-              <w:left w:type="dxa" w:w="120"/>
-              <w:bottom w:type="dxa" w:w="60"/>
-              <w:right w:type="dxa" w:w="120"/>
-            </w:tcMar>
-            <w:vAlign w:val="top"/>
-          </w:tcPr>
-          <w:p>
-            <w:pPr>
-              <w:spacing w:after="40" w:before="0"/>
-              <w:jc w:val="left"/>
-            </w:pPr>
-            <w:r>
-              <w:rPr>
-                <w:rFonts w:ascii="Arial" w:cs="Arial" w:eastAsia="Arial" w:hAnsi="Arial"/>
-                <w:b/>
-                <w:bCs/>
-                <w:i w:val="false"/>
-                <w:iCs w:val="false"/>
-                <w:color w:val="000000"/>
-                <w:sz w:val="18"/>
-                <w:szCs w:val="18"/>
-              </w:rPr>
-              <w:t xml:space="preserve">Pertinent &amp; Contemporary Issues (PCIs)</w:t>
-            </w:r>
-          </w:p>
-        </w:tc>
-        <w:tc>
-          <w:tcPr>
-            <w:tcW w:type="dxa" w:w="10680"/>
-            <w:shd w:fill="FFFFFF" w:color="auto" w:val="clear"/>
-            <w:tcMar>
-              <w:top w:type="dxa" w:w="60"/>
-              <w:left w:type="dxa" w:w="120"/>
-              <w:bottom w:type="dxa" w:w="60"/>
-              <w:right w:type="dxa" w:w="120"/>
-            </w:tcMar>
-            <w:vAlign w:val="top"/>
-          </w:tcPr>
-          <w:p>
-            <w:pPr>
-              <w:spacing w:after="30" w:before="0"/>
-              <w:ind w:left="360" w:hanging="180"/>
-              <w:jc w:val="left"/>
-            </w:pPr>
-            <w:r>
-              <w:rPr>
-                <w:rFonts w:ascii="Arial" w:cs="Arial" w:eastAsia="Arial" w:hAnsi="Arial"/>
-                <w:b w:val="false"/>
-                <w:bCs w:val="false"/>
-                <w:i w:val="false"/>
-                <w:iCs w:val="false"/>
-                <w:color w:val="000000"/>
-                <w:sz w:val="18"/>
-                <w:szCs w:val="18"/>
-              </w:rPr>
-              <w:t xml:space="preserve">–  Environmental Conservation: Learners examine how plant gaseous exchange and respiration contribute to carbon cycling and ecosystem balance in Kenyan environments such as the Kakamega Rainforest and Maasai Mara savannah, reinforcing the value of conserving plant biodiversity.</w:t>
-            </w:r>
-          </w:p>
-          <w:p>
-            <w:pPr>
-              <w:spacing w:after="30" w:before="0"/>
-              <w:ind w:left="360" w:hanging="180"/>
-              <w:jc w:val="left"/>
-            </w:pPr>
-            <w:r>
-              <w:rPr>
-                <w:rFonts w:ascii="Arial" w:cs="Arial" w:eastAsia="Arial" w:hAnsi="Arial"/>
-                <w:b w:val="false"/>
-                <w:bCs w:val="false"/>
-                <w:i w:val="false"/>
-                <w:iCs w:val="false"/>
-                <w:color w:val="000000"/>
-                <w:sz w:val="18"/>
-                <w:szCs w:val="18"/>
-              </w:rPr>
-              <w:t xml:space="preserve">–  Health Education: Learners connect anaerobic respiration in human muscle tissue (lactic acid production during athletics — referencing Kenyan long-distance runners from Eldoret/Iten) to understanding fatigue and recovery, promoting awareness of healthy physical activity.</w:t>
-            </w:r>
-          </w:p>
-          <w:p>
-            <w:pPr>
-              <w:spacing w:after="30" w:before="0"/>
-              <w:ind w:left="360" w:hanging="180"/>
-              <w:jc w:val="left"/>
-            </w:pPr>
-            <w:r>
-              <w:rPr>
-                <w:rFonts w:ascii="Arial" w:cs="Arial" w:eastAsia="Arial" w:hAnsi="Arial"/>
-                <w:b w:val="false"/>
-                <w:bCs w:val="false"/>
-                <w:i w:val="false"/>
-                <w:iCs w:val="false"/>
-                <w:color w:val="000000"/>
-                <w:sz w:val="18"/>
-                <w:szCs w:val="18"/>
-              </w:rPr>
-              <w:t xml:space="preserve">–  Financial Literacy and Entrepreneurship: Learners explore how anaerobic respiration underpins profitable industries in Kenya — including traditional fermentation of uji (fermented porridge), busaa brewing, biogas generation for rural homes, and commercial bread-making using yeast — linking science to income-generating opportunities.</w:t>
-            </w:r>
-          </w:p>
-          <w:p>
-            <w:pPr>
-              <w:spacing w:after="30" w:before="0"/>
-              <w:ind w:left="360" w:hanging="180"/>
-              <w:jc w:val="left"/>
-            </w:pPr>
-            <w:r>
-              <w:rPr>
-                <w:rFonts w:ascii="Arial" w:cs="Arial" w:eastAsia="Arial" w:hAnsi="Arial"/>
-                <w:b w:val="false"/>
-                <w:bCs w:val="false"/>
-                <w:i w:val="false"/>
-                <w:iCs w:val="false"/>
-                <w:color w:val="000000"/>
-                <w:sz w:val="18"/>
-                <w:szCs w:val="18"/>
-              </w:rPr>
-              <w:t xml:space="preserve">–  Safety and Security: Learners observe safe laboratory procedures when conducting respiration experiments involving yeast, limewater, and warm water baths, and access digital resources from secure, vetted websites.</w:t>
-            </w:r>
-          </w:p>
-          <w:p>
-            <w:pPr>
-              <w:spacing w:after="30" w:before="0"/>
-              <w:ind w:left="360" w:hanging="180"/>
-              <w:jc w:val="left"/>
-            </w:pPr>
-            <w:r>
-              <w:rPr>
-                <w:rFonts w:ascii="Arial" w:cs="Arial" w:eastAsia="Arial" w:hAnsi="Arial"/>
-                <w:b w:val="false"/>
-                <w:bCs w:val="false"/>
-                <w:i w:val="false"/>
-                <w:iCs w:val="false"/>
-                <w:color w:val="000000"/>
-                <w:sz w:val="18"/>
-                <w:szCs w:val="18"/>
-              </w:rPr>
-              <w:t xml:space="preserve">–  Climate Change: Learners analyse how changes in temperature and CO₂ levels — driven by climate change — affect rates of plant respiration and gaseous exchange, particularly for Kenyan staple crops such as maize and beans in semi-arid regions.</w:t>
-            </w:r>
-          </w:p>
-        </w:tc>
-      </w:tr>
-      <w:tr>
-        <w:tc>
-          <w:tcPr>
-            <w:tcW w:type="dxa" w:w="3000"/>
-            <w:shd w:fill="D9EEF1" w:color="auto" w:val="clear"/>
-            <w:tcMar>
-              <w:top w:type="dxa" w:w="60"/>
-              <w:left w:type="dxa" w:w="120"/>
-              <w:bottom w:type="dxa" w:w="60"/>
-              <w:right w:type="dxa" w:w="120"/>
-            </w:tcMar>
-            <w:vAlign w:val="top"/>
-          </w:tcPr>
-          <w:p>
-            <w:pPr>
-              <w:spacing w:after="40" w:before="0"/>
-              <w:jc w:val="left"/>
-            </w:pPr>
-            <w:r>
-              <w:rPr>
-                <w:rFonts w:ascii="Arial" w:cs="Arial" w:eastAsia="Arial" w:hAnsi="Arial"/>
-                <w:b/>
-                <w:bCs/>
-                <w:i w:val="false"/>
-                <w:iCs w:val="false"/>
-                <w:color w:val="000000"/>
-                <w:sz w:val="18"/>
-                <w:szCs w:val="18"/>
-              </w:rPr>
-              <w:t xml:space="preserve">Career Connections</w:t>
-            </w:r>
-          </w:p>
-        </w:tc>
-        <w:tc>
-          <w:tcPr>
-            <w:tcW w:type="dxa" w:w="10680"/>
-            <w:shd w:fill="FFFFFF" w:color="auto" w:val="clear"/>
-            <w:tcMar>
-              <w:top w:type="dxa" w:w="60"/>
-              <w:left w:type="dxa" w:w="120"/>
-              <w:bottom w:type="dxa" w:w="60"/>
-              <w:right w:type="dxa" w:w="120"/>
-            </w:tcMar>
-            <w:vAlign w:val="top"/>
-          </w:tcPr>
-          <w:p>
-            <w:pPr>
-              <w:spacing w:after="30" w:before="0"/>
-              <w:ind w:left="360" w:hanging="180"/>
-              <w:jc w:val="left"/>
-            </w:pPr>
-            <w:r>
-              <w:rPr>
-                <w:rFonts w:ascii="Arial" w:cs="Arial" w:eastAsia="Arial" w:hAnsi="Arial"/>
-                <w:b w:val="false"/>
-                <w:bCs w:val="false"/>
-                <w:i w:val="false"/>
-                <w:iCs w:val="false"/>
-                <w:color w:val="000000"/>
-                <w:sz w:val="18"/>
-                <w:szCs w:val="18"/>
-              </w:rPr>
-              <w:t xml:space="preserve">–  Botanist: This sub-strand develops foundational understanding of plant physiology — specifically gaseous exchange and respiration — directly relevant to careers in botanical research and conservation in institutions such as the National Museums of Kenya.</w:t>
-            </w:r>
-          </w:p>
-          <w:p>
-            <w:pPr>
-              <w:spacing w:after="30" w:before="0"/>
-              <w:ind w:left="360" w:hanging="180"/>
-              <w:jc w:val="left"/>
-            </w:pPr>
-            <w:r>
-              <w:rPr>
-                <w:rFonts w:ascii="Arial" w:cs="Arial" w:eastAsia="Arial" w:hAnsi="Arial"/>
-                <w:b w:val="false"/>
-                <w:bCs w:val="false"/>
-                <w:i w:val="false"/>
-                <w:iCs w:val="false"/>
-                <w:color w:val="000000"/>
-                <w:sz w:val="18"/>
-                <w:szCs w:val="18"/>
-              </w:rPr>
-              <w:t xml:space="preserve">–  Agricultural Scientist / Agronomist: Understanding stomatal adaptations and respiration rates informs crop management strategies for Kenyan farmers growing maize, tea (Kericho), and horticultural produce, supporting careers in agricultural research at KALRO (Kenya Agricultural and Livestock Research Organisation).</w:t>
-            </w:r>
-          </w:p>
-          <w:p>
-            <w:pPr>
-              <w:spacing w:after="30" w:before="0"/>
-              <w:ind w:left="360" w:hanging="180"/>
-              <w:jc w:val="left"/>
-            </w:pPr>
-            <w:r>
-              <w:rPr>
-                <w:rFonts w:ascii="Arial" w:cs="Arial" w:eastAsia="Arial" w:hAnsi="Arial"/>
-                <w:b w:val="false"/>
-                <w:bCs w:val="false"/>
-                <w:i w:val="false"/>
-                <w:iCs w:val="false"/>
-                <w:color w:val="000000"/>
-                <w:sz w:val="18"/>
-                <w:szCs w:val="18"/>
-              </w:rPr>
-              <w:t xml:space="preserve">–  Biotechnologist: Knowledge of anaerobic respiration and fermentation pathways supports careers in biotechnology, including biofuel production, food fermentation technology, and pharmaceutical manufacturing in Kenya.</w:t>
-            </w:r>
-          </w:p>
-          <w:p>
-            <w:pPr>
-              <w:spacing w:after="30" w:before="0"/>
-              <w:ind w:left="360" w:hanging="180"/>
-              <w:jc w:val="left"/>
-            </w:pPr>
-            <w:r>
-              <w:rPr>
-                <w:rFonts w:ascii="Arial" w:cs="Arial" w:eastAsia="Arial" w:hAnsi="Arial"/>
-                <w:b w:val="false"/>
-                <w:bCs w:val="false"/>
-                <w:i w:val="false"/>
-                <w:iCs w:val="false"/>
-                <w:color w:val="000000"/>
-                <w:sz w:val="18"/>
-                <w:szCs w:val="18"/>
-              </w:rPr>
-              <w:t xml:space="preserve">–  Environmental Scientist: Understanding the role of plant gaseous exchange in carbon cycling prepares learners for careers in environmental monitoring, climate research, and ecosystem management with organisations such as NEMA (National Environment Management Authority).</w:t>
-            </w:r>
-          </w:p>
-          <w:p>
-            <w:pPr>
-              <w:spacing w:after="30" w:before="0"/>
-              <w:ind w:left="360" w:hanging="180"/>
-              <w:jc w:val="left"/>
-            </w:pPr>
-            <w:r>
-              <w:rPr>
-                <w:rFonts w:ascii="Arial" w:cs="Arial" w:eastAsia="Arial" w:hAnsi="Arial"/>
-                <w:b w:val="false"/>
-                <w:bCs w:val="false"/>
-                <w:i w:val="false"/>
-                <w:iCs w:val="false"/>
-                <w:color w:val="000000"/>
-                <w:sz w:val="18"/>
-                <w:szCs w:val="18"/>
-              </w:rPr>
-              <w:t xml:space="preserve">–  Food Scientist / Food Technologist: The economic importance of anaerobic respiration (fermentation of uji, togwa, and dairy products) connects directly to careers in Kenya's growing food processing and quality assurance industry.</w:t>
-            </w:r>
-          </w:p>
-          <w:p>
-            <w:pPr>
-              <w:spacing w:after="30" w:before="0"/>
-              <w:ind w:left="360" w:hanging="180"/>
-              <w:jc w:val="left"/>
-            </w:pPr>
-            <w:r>
-              <w:rPr>
-                <w:rFonts w:ascii="Arial" w:cs="Arial" w:eastAsia="Arial" w:hAnsi="Arial"/>
-                <w:b w:val="false"/>
-                <w:bCs w:val="false"/>
-                <w:i w:val="false"/>
-                <w:iCs w:val="false"/>
-                <w:color w:val="000000"/>
-                <w:sz w:val="18"/>
-                <w:szCs w:val="18"/>
-              </w:rPr>
-              <w:t xml:space="preserve">–  Medical/Clinical Scientist: Understanding aerobic and anaerobic respiration at the cellular level provides foundational knowledge for careers in medicine, physiology, and sports science — relevant given Kenya's prominence in athletics.</w:t>
-            </w:r>
-          </w:p>
-        </w:tc>
-      </w:tr>
-      <w:tr>
-        <w:tc>
-          <w:tcPr>
-            <w:tcW w:type="dxa" w:w="3000"/>
-            <w:shd w:fill="D5E8F0" w:color="auto" w:val="clear"/>
-            <w:tcMar>
-              <w:top w:type="dxa" w:w="60"/>
-              <w:left w:type="dxa" w:w="120"/>
-              <w:bottom w:type="dxa" w:w="60"/>
-              <w:right w:type="dxa" w:w="120"/>
-            </w:tcMar>
-            <w:vAlign w:val="top"/>
-          </w:tcPr>
-          <w:p>
-            <w:pPr>
-              <w:spacing w:after="40" w:before="0"/>
-              <w:jc w:val="left"/>
-            </w:pPr>
-            <w:r>
-              <w:rPr>
-                <w:rFonts w:ascii="Arial" w:cs="Arial" w:eastAsia="Arial" w:hAnsi="Arial"/>
-                <w:b/>
-                <w:bCs/>
-                <w:i w:val="false"/>
-                <w:iCs w:val="false"/>
-                <w:color w:val="000000"/>
-                <w:sz w:val="18"/>
-                <w:szCs w:val="18"/>
-              </w:rPr>
-              <w:t xml:space="preserve">Focus for Lessons</w:t>
-            </w:r>
-          </w:p>
-        </w:tc>
-        <w:tc>
-          <w:tcPr>
-            <w:tcW w:type="dxa" w:w="10680"/>
-            <w:shd w:fill="FFFFFF" w:color="auto" w:val="clear"/>
-            <w:tcMar>
-              <w:top w:type="dxa" w:w="60"/>
-              <w:left w:type="dxa" w:w="120"/>
-              <w:bottom w:type="dxa" w:w="60"/>
-              <w:right w:type="dxa" w:w="120"/>
-            </w:tcMar>
-            <w:vAlign w:val="top"/>
-          </w:tcPr>
-          <w:p>
-            <w:pPr>
-              <w:spacing w:after="40" w:before="0"/>
-              <w:jc w:val="left"/>
-            </w:pPr>
-            <w:r>
-              <w:rPr>
-                <w:rFonts w:ascii="Arial" w:cs="Arial" w:eastAsia="Arial" w:hAnsi="Arial"/>
-                <w:b w:val="false"/>
-                <w:bCs w:val="false"/>
-                <w:i w:val="false"/>
-                <w:iCs w:val="false"/>
-                <w:color w:val="000000"/>
-                <w:sz w:val="18"/>
-                <w:szCs w:val="18"/>
-              </w:rPr>
-              <w:t xml:space="preserve">This unit anchors learning in the observable phenomenon of bubbles produced by leaves submerged in warm water, driving students to investigate how plants exchange gases and release energy through respiration. Learners progress from identifying physical sites of gaseous exchange — stomata, lenticels, cuticle, and pneumatophores — to understanding the molecular mechanisms of stomatal regulation, and ultimately to comparing aerobic and anaerobic respiration through hands-on experimentation. Throughout the unit, Kenyan contexts such as biogas production in rural homesteads, fermentation of traditional foods like uji and busaa, and the physiology of elite Kenyan runners from Iten ground abstract biological concepts in meaningful, real-world applications.</w:t>
-            </w:r>
-          </w:p>
-        </w:tc>
-      </w:tr>
-      <w:tr>
-        <w:tc>
-          <w:tcPr>
-            <w:tcW w:type="dxa" w:w="3000"/>
-            <w:shd w:fill="EAD1F5" w:color="auto" w:val="clear"/>
-            <w:tcMar>
-              <w:top w:type="dxa" w:w="60"/>
-              <w:left w:type="dxa" w:w="120"/>
-              <w:bottom w:type="dxa" w:w="60"/>
-              <w:right w:type="dxa" w:w="120"/>
-            </w:tcMar>
-            <w:vAlign w:val="top"/>
-          </w:tcPr>
-          <w:p>
-            <w:pPr>
-              <w:spacing w:after="40" w:before="0"/>
-              <w:jc w:val="left"/>
-            </w:pPr>
-            <w:r>
-              <w:rPr>
-                <w:rFonts w:ascii="Arial" w:cs="Arial" w:eastAsia="Arial" w:hAnsi="Arial"/>
-                <w:b/>
-                <w:bCs/>
-                <w:i w:val="false"/>
-                <w:iCs w:val="false"/>
-                <w:color w:val="000000"/>
-                <w:sz w:val="18"/>
-                <w:szCs w:val="18"/>
-              </w:rPr>
-              <w:t xml:space="preserve">Driving Question / Key Inquiry Questions</w:t>
-            </w:r>
-          </w:p>
-        </w:tc>
-        <w:tc>
-          <w:tcPr>
-            <w:tcW w:type="dxa" w:w="10680"/>
-            <w:shd w:fill="FFFFFF" w:color="auto" w:val="clear"/>
-            <w:tcMar>
-              <w:top w:type="dxa" w:w="60"/>
-              <w:left w:type="dxa" w:w="120"/>
-              <w:bottom w:type="dxa" w:w="60"/>
-              <w:right w:type="dxa" w:w="120"/>
-            </w:tcMar>
-            <w:vAlign w:val="top"/>
-          </w:tcPr>
-          <w:p>
-            <w:pPr>
-              <w:spacing w:after="40" w:before="0"/>
-              <w:jc w:val="left"/>
-            </w:pPr>
-            <w:r>
-              <w:rPr>
-                <w:rFonts w:ascii="Arial" w:cs="Arial" w:eastAsia="Arial" w:hAnsi="Arial"/>
-                <w:b w:val="false"/>
-                <w:bCs w:val="false"/>
-                <w:i w:val="false"/>
-                <w:iCs w:val="false"/>
-                <w:color w:val="000000"/>
-                <w:sz w:val="18"/>
-                <w:szCs w:val="18"/>
-              </w:rPr>
-              <w:t xml:space="preserve">DRIVING QUESTION: How do plants "breathe," and what happens inside their cells when they release the energy stored in food?</w:t>
-            </w:r>
-          </w:p>
-          <w:p>
-            <w:pPr>
-              <w:spacing w:after="40" w:before="0"/>
-              <w:jc w:val="left"/>
-            </w:pPr>
-            <w:r>
-              <w:rPr>
-                <w:rFonts w:ascii="Arial" w:cs="Arial" w:eastAsia="Arial" w:hAnsi="Arial"/>
-                <w:b w:val="false"/>
-                <w:bCs w:val="false"/>
-                <w:i w:val="false"/>
-                <w:iCs w:val="false"/>
-                <w:color w:val="000000"/>
-                <w:sz w:val="18"/>
-                <w:szCs w:val="18"/>
-              </w:rPr>
-              <w:t xml:space="preserve"/>
-            </w:r>
-          </w:p>
-          <w:p>
-            <w:pPr>
-              <w:spacing w:after="40" w:before="0"/>
-              <w:jc w:val="left"/>
-            </w:pPr>
-            <w:r>
-              <w:rPr>
-                <w:rFonts w:ascii="Arial" w:cs="Arial" w:eastAsia="Arial" w:hAnsi="Arial"/>
-                <w:b w:val="false"/>
-                <w:bCs w:val="false"/>
-                <w:i w:val="false"/>
-                <w:iCs w:val="false"/>
-                <w:color w:val="000000"/>
-                <w:sz w:val="18"/>
-                <w:szCs w:val="18"/>
-              </w:rPr>
-              <w:t xml:space="preserve">KICD KEY INQUIRY QUESTIONS:</w:t>
-            </w:r>
-          </w:p>
-          <w:p>
-            <w:pPr>
-              <w:spacing w:after="40" w:before="0"/>
-              <w:jc w:val="left"/>
-            </w:pPr>
-            <w:r>
-              <w:rPr>
-                <w:rFonts w:ascii="Arial" w:cs="Arial" w:eastAsia="Arial" w:hAnsi="Arial"/>
-                <w:b w:val="false"/>
-                <w:bCs w:val="false"/>
-                <w:i w:val="false"/>
-                <w:iCs w:val="false"/>
-                <w:color w:val="000000"/>
-                <w:sz w:val="18"/>
-                <w:szCs w:val="18"/>
-              </w:rPr>
-              <w:t xml:space="preserve">1. How do plants exchange gases with their environment?</w:t>
-            </w:r>
-          </w:p>
-          <w:p>
-            <w:pPr>
-              <w:spacing w:after="40" w:before="0"/>
-              <w:jc w:val="left"/>
-            </w:pPr>
-            <w:r>
-              <w:rPr>
-                <w:rFonts w:ascii="Arial" w:cs="Arial" w:eastAsia="Arial" w:hAnsi="Arial"/>
-                <w:b w:val="false"/>
-                <w:bCs w:val="false"/>
-                <w:i w:val="false"/>
-                <w:iCs w:val="false"/>
-                <w:color w:val="000000"/>
-                <w:sz w:val="18"/>
-                <w:szCs w:val="18"/>
-              </w:rPr>
-              <w:t xml:space="preserve">2. How do plants obtain energy from organic compounds through respiration?</w:t>
-            </w:r>
-          </w:p>
-        </w:tc>
-      </w:tr>
-      <w:tr>
-        <w:tc>
-          <w:tcPr>
-            <w:tcW w:type="dxa" w:w="3000"/>
-            <w:shd w:fill="EAD1F5" w:color="auto" w:val="clear"/>
-            <w:tcMar>
-              <w:top w:type="dxa" w:w="60"/>
-              <w:left w:type="dxa" w:w="120"/>
-              <w:bottom w:type="dxa" w:w="60"/>
-              <w:right w:type="dxa" w:w="120"/>
-            </w:tcMar>
-            <w:vAlign w:val="top"/>
-          </w:tcPr>
-          <w:p>
-            <w:pPr>
-              <w:spacing w:after="40" w:before="0"/>
-              <w:jc w:val="left"/>
-            </w:pPr>
-            <w:r>
-              <w:rPr>
-                <w:rFonts w:ascii="Arial" w:cs="Arial" w:eastAsia="Arial" w:hAnsi="Arial"/>
-                <w:b/>
-                <w:bCs/>
-                <w:i w:val="false"/>
-                <w:iCs w:val="false"/>
-                <w:color w:val="000000"/>
-                <w:sz w:val="18"/>
-                <w:szCs w:val="18"/>
-              </w:rPr>
-              <w:t xml:space="preserve">Anchoring Phenomenon</w:t>
-            </w:r>
-          </w:p>
-        </w:tc>
-        <w:tc>
-          <w:tcPr>
-            <w:tcW w:type="dxa" w:w="10680"/>
-            <w:shd w:fill="FFFFFF" w:color="auto" w:val="clear"/>
-            <w:tcMar>
-              <w:top w:type="dxa" w:w="60"/>
-              <w:left w:type="dxa" w:w="120"/>
-              <w:bottom w:type="dxa" w:w="60"/>
-              <w:right w:type="dxa" w:w="120"/>
-            </w:tcMar>
-            <w:vAlign w:val="top"/>
-          </w:tcPr>
-          <w:p>
-            <w:pPr>
-              <w:spacing w:after="40" w:before="0"/>
-              <w:jc w:val="left"/>
-            </w:pPr>
-            <w:r>
-              <w:rPr>
-                <w:rFonts w:ascii="Arial" w:cs="Arial" w:eastAsia="Arial" w:hAnsi="Arial"/>
-                <w:b w:val="false"/>
-                <w:bCs w:val="false"/>
-                <w:i w:val="false"/>
-                <w:iCs w:val="false"/>
-                <w:color w:val="000000"/>
-                <w:sz w:val="18"/>
-                <w:szCs w:val="18"/>
-              </w:rPr>
-              <w:t xml:space="preserve">ANCHORING PHENOMENON: A student at Mwalimu Njoroge's biology class in Nairobi brings freshly cut sukuma wiki (kale) leaves from the school garden and submerges them in a beaker of warm water. Within seconds, tiny bubbles begin streaming from the surface of the leaves — not randomly, but from specific points on the leaf surface. When the same leaves are submerged in cold water, far fewer bubbles appear. The students are puzzled: Where exactly are these bubbles coming from? What gas is inside them? Why does warming the water increase bubble production? Why do bubbles appear to come from specific spots rather than the entire leaf surface? And if plants are releasing gas, does this mean they are "breathing" like animals do? This puzzling observation launches the unit-long investigation into the sites, mechanisms, and processes of plant gaseous exchange and respiration.</w:t>
-            </w:r>
-          </w:p>
-        </w:tc>
-      </w:tr>
-      <w:tr>
-        <w:tc>
-          <w:tcPr>
-            <w:tcW w:type="dxa" w:w="3000"/>
-            <w:shd w:fill="D9EEF1" w:color="auto" w:val="clear"/>
-            <w:tcMar>
-              <w:top w:type="dxa" w:w="60"/>
-              <w:left w:type="dxa" w:w="120"/>
-              <w:bottom w:type="dxa" w:w="60"/>
-              <w:right w:type="dxa" w:w="120"/>
-            </w:tcMar>
-            <w:vAlign w:val="top"/>
-          </w:tcPr>
-          <w:p>
-            <w:pPr>
-              <w:spacing w:after="40" w:before="0"/>
-              <w:jc w:val="left"/>
-            </w:pPr>
-            <w:r>
-              <w:rPr>
-                <w:rFonts w:ascii="Arial" w:cs="Arial" w:eastAsia="Arial" w:hAnsi="Arial"/>
-                <w:b/>
-                <w:bCs/>
-                <w:i w:val="false"/>
-                <w:iCs w:val="false"/>
-                <w:color w:val="000000"/>
-                <w:sz w:val="18"/>
-                <w:szCs w:val="18"/>
-              </w:rPr>
-              <w:t xml:space="preserve">Storyline Thread</w:t>
-            </w:r>
-          </w:p>
-        </w:tc>
-        <w:tc>
-          <w:tcPr>
-            <w:tcW w:type="dxa" w:w="10680"/>
-            <w:shd w:fill="FFFFFF" w:color="auto" w:val="clear"/>
-            <w:tcMar>
-              <w:top w:type="dxa" w:w="60"/>
-              <w:left w:type="dxa" w:w="120"/>
-              <w:bottom w:type="dxa" w:w="60"/>
-              <w:right w:type="dxa" w:w="120"/>
-            </w:tcMar>
-            <w:vAlign w:val="top"/>
-          </w:tcPr>
-          <w:p>
-            <w:pPr>
-              <w:spacing w:after="40" w:before="0"/>
-              <w:jc w:val="left"/>
-            </w:pPr>
-            <w:r>
-              <w:rPr>
-                <w:rFonts w:ascii="Arial" w:cs="Arial" w:eastAsia="Arial" w:hAnsi="Arial"/>
-                <w:b w:val="false"/>
-                <w:bCs w:val="false"/>
-                <w:i w:val="false"/>
-                <w:iCs w:val="false"/>
-                <w:color w:val="000000"/>
-                <w:sz w:val="18"/>
-                <w:szCs w:val="18"/>
-              </w:rPr>
-              <w:t xml:space="preserve">Lesson 1 — ANCHORING PHENOMENON &amp; PREDICT PHASE: Students observe sukuma wiki leaves submerged in warm vs. cold water and record where bubbles emerge. They draw initial annotated diagrams predicting the sites of gas exchange and populate the Driving Question Board (DQB) with their "What we notice / What we wonder" observations. The teacher introduces the driving question and unit storyline.</w:t>
-            </w:r>
-          </w:p>
-          <w:p>
-            <w:pPr>
-              <w:spacing w:after="40" w:before="0"/>
-              <w:jc w:val="left"/>
-            </w:pPr>
-            <w:r>
-              <w:rPr>
-                <w:rFonts w:ascii="Arial" w:cs="Arial" w:eastAsia="Arial" w:hAnsi="Arial"/>
-                <w:b w:val="false"/>
-                <w:bCs w:val="false"/>
-                <w:i w:val="false"/>
-                <w:iCs w:val="false"/>
-                <w:color w:val="000000"/>
-                <w:sz w:val="18"/>
-                <w:szCs w:val="18"/>
-              </w:rPr>
-              <w:t xml:space="preserve"/>
-            </w:r>
-          </w:p>
-          <w:p>
-            <w:pPr>
-              <w:spacing w:after="40" w:before="0"/>
-              <w:jc w:val="left"/>
-            </w:pPr>
-            <w:r>
-              <w:rPr>
-                <w:rFonts w:ascii="Arial" w:cs="Arial" w:eastAsia="Arial" w:hAnsi="Arial"/>
-                <w:b w:val="false"/>
-                <w:bCs w:val="false"/>
-                <w:i w:val="false"/>
-                <w:iCs w:val="false"/>
-                <w:color w:val="000000"/>
-                <w:sz w:val="18"/>
-                <w:szCs w:val="18"/>
-              </w:rPr>
-              <w:t xml:space="preserve">Lesson 2 — SITES OF GASEOUS EXCHANGE (Reading + Observe): Students read the relevant section of the student textbook and observe a teacher-guided animation of gaseous exchange across leaf surfaces. They identify and label the sites — stomata, cuticle, lenticels, and pneumatophores — and connect each site back to the bubble locations observed in Lesson 1. Groups begin constructing a leaf cross-section model.</w:t>
-            </w:r>
-          </w:p>
-          <w:p>
-            <w:pPr>
-              <w:spacing w:after="40" w:before="0"/>
-              <w:jc w:val="left"/>
-            </w:pPr>
-            <w:r>
-              <w:rPr>
-                <w:rFonts w:ascii="Arial" w:cs="Arial" w:eastAsia="Arial" w:hAnsi="Arial"/>
-                <w:b w:val="false"/>
-                <w:bCs w:val="false"/>
-                <w:i w:val="false"/>
-                <w:iCs w:val="false"/>
-                <w:color w:val="000000"/>
-                <w:sz w:val="18"/>
-                <w:szCs w:val="18"/>
-              </w:rPr>
-              <w:t xml:space="preserve"/>
-            </w:r>
-          </w:p>
-          <w:p>
-            <w:pPr>
-              <w:spacing w:after="40" w:before="0"/>
-              <w:jc w:val="left"/>
-            </w:pPr>
-            <w:r>
-              <w:rPr>
-                <w:rFonts w:ascii="Arial" w:cs="Arial" w:eastAsia="Arial" w:hAnsi="Arial"/>
-                <w:b w:val="false"/>
-                <w:bCs w:val="false"/>
-                <w:i w:val="false"/>
-                <w:iCs w:val="false"/>
-                <w:color w:val="000000"/>
-                <w:sz w:val="18"/>
-                <w:szCs w:val="18"/>
-              </w:rPr>
-              <w:t xml:space="preserve">Lesson 3 — STOMATAL MECHANISMS (Animation + Collaborative Inquiry): Students investigate the mechanisms of stomatal opening and closing using teacher-curated animations. They evaluate the potassium ion theory and the starch–sugar hypothesis through structured group discussion, constructing written explanations and debating which theory better explains the wilting maize seedling phenomenon. Model diagrams are revised to include guard cell mechanisms.</w:t>
-            </w:r>
-          </w:p>
-          <w:p>
-            <w:pPr>
-              <w:spacing w:after="40" w:before="0"/>
-              <w:jc w:val="left"/>
-            </w:pPr>
-            <w:r>
-              <w:rPr>
-                <w:rFonts w:ascii="Arial" w:cs="Arial" w:eastAsia="Arial" w:hAnsi="Arial"/>
-                <w:b w:val="false"/>
-                <w:bCs w:val="false"/>
-                <w:i w:val="false"/>
-                <w:iCs w:val="false"/>
-                <w:color w:val="000000"/>
-                <w:sz w:val="18"/>
-                <w:szCs w:val="18"/>
-              </w:rPr>
-              <w:t xml:space="preserve"/>
-            </w:r>
-          </w:p>
-          <w:p>
-            <w:pPr>
-              <w:spacing w:after="40" w:before="0"/>
-              <w:jc w:val="left"/>
-            </w:pPr>
-            <w:r>
-              <w:rPr>
-                <w:rFonts w:ascii="Arial" w:cs="Arial" w:eastAsia="Arial" w:hAnsi="Arial"/>
-                <w:b w:val="false"/>
-                <w:bCs w:val="false"/>
-                <w:i w:val="false"/>
-                <w:iCs w:val="false"/>
-                <w:color w:val="000000"/>
-                <w:sz w:val="18"/>
-                <w:szCs w:val="18"/>
-              </w:rPr>
-              <w:t xml:space="preserve">Lesson 4 — AEROBIC &amp; ANAEROBIC RESPIRATION (Research + Experiment + Data Analysis): Students read about aerobic and anaerobic respiration and design a simple investigation comparing CO₂ production by yeast in aerobic vs. anaerobic conditions using limewater indicators. They collect, tabulate, and interpret data, constructing word and symbol equations for both pathways.</w:t>
-            </w:r>
-          </w:p>
-          <w:p>
-            <w:pPr>
-              <w:spacing w:after="40" w:before="0"/>
-              <w:jc w:val="left"/>
-            </w:pPr>
-            <w:r>
-              <w:rPr>
-                <w:rFonts w:ascii="Arial" w:cs="Arial" w:eastAsia="Arial" w:hAnsi="Arial"/>
-                <w:b w:val="false"/>
-                <w:bCs w:val="false"/>
-                <w:i w:val="false"/>
-                <w:iCs w:val="false"/>
-                <w:color w:val="000000"/>
-                <w:sz w:val="18"/>
-                <w:szCs w:val="18"/>
-              </w:rPr>
-              <w:t xml:space="preserve"/>
-            </w:r>
-          </w:p>
-          <w:p>
-            <w:pPr>
-              <w:spacing w:after="40" w:before="0"/>
-              <w:jc w:val="left"/>
-            </w:pPr>
-            <w:r>
-              <w:rPr>
-                <w:rFonts w:ascii="Arial" w:cs="Arial" w:eastAsia="Arial" w:hAnsi="Arial"/>
-                <w:b w:val="false"/>
-                <w:bCs w:val="false"/>
-                <w:i w:val="false"/>
-                <w:iCs w:val="false"/>
-                <w:color w:val="000000"/>
-                <w:sz w:val="18"/>
-                <w:szCs w:val="18"/>
-              </w:rPr>
-              <w:t xml:space="preserve">Lesson 5 — IMPORTANCE OF ANAEROBIC RESPIRATION (Application + Real-World Contexts): Students examine the economic and ecological importance of anaerobic respiration in Kenyan contexts — fermentation of uji and busaa, biogas generation, bread-making with yeast, and ethanol production. They connect the mandazi dough supporting phenomenon to their experimental findings and begin planning their unit project.</w:t>
-            </w:r>
-          </w:p>
-          <w:p>
-            <w:pPr>
-              <w:spacing w:after="40" w:before="0"/>
-              <w:jc w:val="left"/>
-            </w:pPr>
-            <w:r>
-              <w:rPr>
-                <w:rFonts w:ascii="Arial" w:cs="Arial" w:eastAsia="Arial" w:hAnsi="Arial"/>
-                <w:b w:val="false"/>
-                <w:bCs w:val="false"/>
-                <w:i w:val="false"/>
-                <w:iCs w:val="false"/>
-                <w:color w:val="000000"/>
-                <w:sz w:val="18"/>
-                <w:szCs w:val="18"/>
-              </w:rPr>
-              <w:t xml:space="preserve"/>
-            </w:r>
-          </w:p>
-          <w:p>
-            <w:pPr>
-              <w:spacing w:after="40" w:before="0"/>
-              <w:jc w:val="left"/>
-            </w:pPr>
-            <w:r>
-              <w:rPr>
-                <w:rFonts w:ascii="Arial" w:cs="Arial" w:eastAsia="Arial" w:hAnsi="Arial"/>
-                <w:b w:val="false"/>
-                <w:bCs w:val="false"/>
-                <w:i w:val="false"/>
-                <w:iCs w:val="false"/>
-                <w:color w:val="000000"/>
-                <w:sz w:val="18"/>
-                <w:szCs w:val="18"/>
-              </w:rPr>
-              <w:t xml:space="preserve">Lesson 6 — FACTORS AFFECTING RESPIRATION RATE (Investigation + Data Interpretation): Students investigate how temperature, glucose concentration, and oxygen availability affect respiration rates in yeast, using locally available materials (sugar-cane juice, maize flour). They graph results and explain trends using their understanding of enzyme activity and cellular respiration.</w:t>
-            </w:r>
-          </w:p>
-          <w:p>
-            <w:pPr>
-              <w:spacing w:after="40" w:before="0"/>
-              <w:jc w:val="left"/>
-            </w:pPr>
-            <w:r>
-              <w:rPr>
-                <w:rFonts w:ascii="Arial" w:cs="Arial" w:eastAsia="Arial" w:hAnsi="Arial"/>
-                <w:b w:val="false"/>
-                <w:bCs w:val="false"/>
-                <w:i w:val="false"/>
-                <w:iCs w:val="false"/>
-                <w:color w:val="000000"/>
-                <w:sz w:val="18"/>
-                <w:szCs w:val="18"/>
-              </w:rPr>
-              <w:t xml:space="preserve"/>
-            </w:r>
-          </w:p>
-          <w:p>
-            <w:pPr>
-              <w:spacing w:after="40" w:before="0"/>
-              <w:jc w:val="left"/>
-            </w:pPr>
-            <w:r>
-              <w:rPr>
-                <w:rFonts w:ascii="Arial" w:cs="Arial" w:eastAsia="Arial" w:hAnsi="Arial"/>
-                <w:b w:val="false"/>
-                <w:bCs w:val="false"/>
-                <w:i w:val="false"/>
-                <w:iCs w:val="false"/>
-                <w:color w:val="000000"/>
-                <w:sz w:val="18"/>
-                <w:szCs w:val="18"/>
-              </w:rPr>
-              <w:t xml:space="preserve">Lesson 7 — ADAPTATIONS FOR GASEOUS EXCHANGE IN DIFFERENT ENVIRONMENTS (Comparative Analysis): Students compare adaptations for gaseous exchange in xerophytes (e.g., cactus, acacia), hydrophytes (e.g., water hyacinth in Lake Victoria), and mesophytes (e.g., sukuma wiki), relating structural features to environmental conditions across Kenya's diverse ecosystems.</w:t>
-            </w:r>
-          </w:p>
-          <w:p>
-            <w:pPr>
-              <w:spacing w:after="40" w:before="0"/>
-              <w:jc w:val="left"/>
-            </w:pPr>
-            <w:r>
-              <w:rPr>
-                <w:rFonts w:ascii="Arial" w:cs="Arial" w:eastAsia="Arial" w:hAnsi="Arial"/>
-                <w:b w:val="false"/>
-                <w:bCs w:val="false"/>
-                <w:i w:val="false"/>
-                <w:iCs w:val="false"/>
-                <w:color w:val="000000"/>
-                <w:sz w:val="18"/>
-                <w:szCs w:val="18"/>
-              </w:rPr>
-              <w:t xml:space="preserve"/>
-            </w:r>
-          </w:p>
-          <w:p>
-            <w:pPr>
-              <w:spacing w:after="40" w:before="0"/>
-              <w:jc w:val="left"/>
-            </w:pPr>
-            <w:r>
-              <w:rPr>
-                <w:rFonts w:ascii="Arial" w:cs="Arial" w:eastAsia="Arial" w:hAnsi="Arial"/>
-                <w:b w:val="false"/>
-                <w:bCs w:val="false"/>
-                <w:i w:val="false"/>
-                <w:iCs w:val="false"/>
-                <w:color w:val="000000"/>
-                <w:sz w:val="18"/>
-                <w:szCs w:val="18"/>
-              </w:rPr>
-              <w:t xml:space="preserve">Lesson 8 — PHOTOSYNTHESIS, GASEOUS EXCHANGE &amp; RESPIRATION LINKAGES (Synthesis + Model Building): Students map the relationships between photosynthesis, gaseous exchange, and respiration on a systems diagram, tracking the flow of CO₂, O₂, water, and glucose. They revise their cumulative unit models and update the DQB to reflect growing understanding.</w:t>
-            </w:r>
-          </w:p>
-          <w:p>
-            <w:pPr>
-              <w:spacing w:after="40" w:before="0"/>
-              <w:jc w:val="left"/>
-            </w:pPr>
-            <w:r>
-              <w:rPr>
-                <w:rFonts w:ascii="Arial" w:cs="Arial" w:eastAsia="Arial" w:hAnsi="Arial"/>
-                <w:b w:val="false"/>
-                <w:bCs w:val="false"/>
-                <w:i w:val="false"/>
-                <w:iCs w:val="false"/>
-                <w:color w:val="000000"/>
-                <w:sz w:val="18"/>
-                <w:szCs w:val="18"/>
-              </w:rPr>
-              <w:t xml:space="preserve"/>
-            </w:r>
-          </w:p>
-          <w:p>
-            <w:pPr>
-              <w:spacing w:after="40" w:before="0"/>
-              <w:jc w:val="left"/>
-            </w:pPr>
-            <w:r>
-              <w:rPr>
-                <w:rFonts w:ascii="Arial" w:cs="Arial" w:eastAsia="Arial" w:hAnsi="Arial"/>
-                <w:b w:val="false"/>
-                <w:bCs w:val="false"/>
-                <w:i w:val="false"/>
-                <w:iCs w:val="false"/>
-                <w:color w:val="000000"/>
-                <w:sz w:val="18"/>
-                <w:szCs w:val="18"/>
-              </w:rPr>
-              <w:t xml:space="preserve">Lesson 9 — PROJECT LAUNCH &amp; PLANNING (Guided Inquiry Project Design): Students are introduced to the unit project: designing and conducting an investigation into anaerobic respiration using locally available Kenyan materials. Groups choose their focus (yeast fermentation, biogas simulation, or food fermentation), formulate hypotheses, and plan procedures, materials lists, and data collection methods.</w:t>
-            </w:r>
-          </w:p>
-          <w:p>
-            <w:pPr>
-              <w:spacing w:after="40" w:before="0"/>
-              <w:jc w:val="left"/>
-            </w:pPr>
-            <w:r>
-              <w:rPr>
-                <w:rFonts w:ascii="Arial" w:cs="Arial" w:eastAsia="Arial" w:hAnsi="Arial"/>
-                <w:b w:val="false"/>
-                <w:bCs w:val="false"/>
-                <w:i w:val="false"/>
-                <w:iCs w:val="false"/>
-                <w:color w:val="000000"/>
-                <w:sz w:val="18"/>
-                <w:szCs w:val="18"/>
-              </w:rPr>
-              <w:t xml:space="preserve"/>
-            </w:r>
-          </w:p>
-          <w:p>
-            <w:pPr>
-              <w:spacing w:after="40" w:before="0"/>
-              <w:jc w:val="left"/>
-            </w:pPr>
-            <w:r>
-              <w:rPr>
-                <w:rFonts w:ascii="Arial" w:cs="Arial" w:eastAsia="Arial" w:hAnsi="Arial"/>
-                <w:b w:val="false"/>
-                <w:bCs w:val="false"/>
-                <w:i w:val="false"/>
-                <w:iCs w:val="false"/>
-                <w:color w:val="000000"/>
-                <w:sz w:val="18"/>
-                <w:szCs w:val="18"/>
-              </w:rPr>
-              <w:t xml:space="preserve">Lesson 10 — PROJECT EXECUTION (Hands-On Investigation): Student groups carry out their planned investigations, collecting and recording data. The teacher circulates with structured prompts, checking that groups are controlling variables and recording observations accurately. Groups begin preparing evidence-based explanations for their findings.</w:t>
-            </w:r>
-          </w:p>
-          <w:p>
-            <w:pPr>
-              <w:spacing w:after="40" w:before="0"/>
-              <w:jc w:val="left"/>
-            </w:pPr>
-            <w:r>
-              <w:rPr>
-                <w:rFonts w:ascii="Arial" w:cs="Arial" w:eastAsia="Arial" w:hAnsi="Arial"/>
-                <w:b w:val="false"/>
-                <w:bCs w:val="false"/>
-                <w:i w:val="false"/>
-                <w:iCs w:val="false"/>
-                <w:color w:val="000000"/>
-                <w:sz w:val="18"/>
-                <w:szCs w:val="18"/>
-              </w:rPr>
-              <w:t xml:space="preserve"/>
-            </w:r>
-          </w:p>
-          <w:p>
-            <w:pPr>
-              <w:spacing w:after="40" w:before="0"/>
-              <w:jc w:val="left"/>
-            </w:pPr>
-            <w:r>
-              <w:rPr>
-                <w:rFonts w:ascii="Arial" w:cs="Arial" w:eastAsia="Arial" w:hAnsi="Arial"/>
-                <w:b w:val="false"/>
-                <w:bCs w:val="false"/>
-                <w:i w:val="false"/>
-                <w:iCs w:val="false"/>
-                <w:color w:val="000000"/>
-                <w:sz w:val="18"/>
-                <w:szCs w:val="18"/>
-              </w:rPr>
-              <w:t xml:space="preserve">Lesson 11 — PROJECT PRESENTATIONS &amp; PEER REVIEW (Communication + Argumentation): Groups present their project findings to the class, connecting results back to the unit driving question and the anchoring phenomenon. Peers provide structured feedback using a co-created rubric. The class debates how their findings confirm or challenge their original Lesson 1 predictions on the DQB.</w:t>
-            </w:r>
-          </w:p>
-          <w:p>
-            <w:pPr>
-              <w:spacing w:after="40" w:before="0"/>
-              <w:jc w:val="left"/>
-            </w:pPr>
-            <w:r>
-              <w:rPr>
-                <w:rFonts w:ascii="Arial" w:cs="Arial" w:eastAsia="Arial" w:hAnsi="Arial"/>
-                <w:b w:val="false"/>
-                <w:bCs w:val="false"/>
-                <w:i w:val="false"/>
-                <w:iCs w:val="false"/>
-                <w:color w:val="000000"/>
-                <w:sz w:val="18"/>
-                <w:szCs w:val="18"/>
-              </w:rPr>
-              <w:t xml:space="preserve"/>
-            </w:r>
-          </w:p>
-          <w:p>
-            <w:pPr>
-              <w:spacing w:after="40" w:before="0"/>
-              <w:jc w:val="left"/>
-            </w:pPr>
-            <w:r>
-              <w:rPr>
-                <w:rFonts w:ascii="Arial" w:cs="Arial" w:eastAsia="Arial" w:hAnsi="Arial"/>
-                <w:b w:val="false"/>
-                <w:bCs w:val="false"/>
-                <w:i w:val="false"/>
-                <w:iCs w:val="false"/>
-                <w:color w:val="000000"/>
-                <w:sz w:val="18"/>
-                <w:szCs w:val="18"/>
-              </w:rPr>
-              <w:t xml:space="preserve">Lesson 12 — CONSOLIDATION, MODEL FINALISATION &amp; UNIT REVIEW: Students finalise and annotate their cumulative unit models of plant gaseous exchange and respiration, incorporating all evidence gathered across the unit. The class revisits and resolves all questions on the DQB, reflecting on how their understanding has changed since Lesson 1. The teacher conducts a structured end-of-unit review connecting all phenomena, concepts, and real-world applications.</w:t>
-            </w:r>
-          </w:p>
-        </w:tc>
-      </w:tr>
-      <w:tr>
-        <w:tc>
-          <w:tcPr>
-            <w:tcW w:type="dxa" w:w="3000"/>
-            <w:shd w:fill="EAD1F5" w:color="auto" w:val="clear"/>
-            <w:tcMar>
-              <w:top w:type="dxa" w:w="60"/>
-              <w:left w:type="dxa" w:w="120"/>
-              <w:bottom w:type="dxa" w:w="60"/>
-              <w:right w:type="dxa" w:w="120"/>
-            </w:tcMar>
-            <w:vAlign w:val="top"/>
-          </w:tcPr>
-          <w:p>
-            <w:pPr>
-              <w:spacing w:after="40" w:before="0"/>
-              <w:jc w:val="left"/>
-            </w:pPr>
-            <w:r>
-              <w:rPr>
-                <w:rFonts w:ascii="Arial" w:cs="Arial" w:eastAsia="Arial" w:hAnsi="Arial"/>
-                <w:b/>
-                <w:bCs/>
-                <w:i w:val="false"/>
-                <w:iCs w:val="false"/>
-                <w:color w:val="000000"/>
-                <w:sz w:val="18"/>
-                <w:szCs w:val="18"/>
-              </w:rPr>
-              <w:t xml:space="preserve">Supporting Phenomena</w:t>
-            </w:r>
-          </w:p>
-        </w:tc>
-        <w:tc>
-          <w:tcPr>
-            <w:tcW w:type="dxa" w:w="10680"/>
-            <w:shd w:fill="FFFFFF" w:color="auto" w:val="clear"/>
-            <w:tcMar>
-              <w:top w:type="dxa" w:w="60"/>
-              <w:left w:type="dxa" w:w="120"/>
-              <w:bottom w:type="dxa" w:w="60"/>
-              <w:right w:type="dxa" w:w="120"/>
-            </w:tcMar>
-            <w:vAlign w:val="top"/>
-          </w:tcPr>
-          <w:p>
-            <w:pPr>
-              <w:spacing w:after="30" w:before="0"/>
-              <w:ind w:left="360" w:hanging="180"/>
-              <w:jc w:val="left"/>
-            </w:pPr>
-            <w:r>
-              <w:rPr>
-                <w:rFonts w:ascii="Arial" w:cs="Arial" w:eastAsia="Arial" w:hAnsi="Arial"/>
-                <w:b w:val="false"/>
-                <w:bCs w:val="false"/>
-                <w:i w:val="false"/>
-                <w:iCs w:val="false"/>
-                <w:color w:val="000000"/>
-                <w:sz w:val="18"/>
-                <w:szCs w:val="18"/>
-              </w:rPr>
-              <w:t xml:space="preserve">–  SUPPORTING PHENOMENON 1 — The Wilting Pot Plant: A potted maize seedling left in the hot Nairobi midday sun wilts dramatically, but recovers in the evening. Students observe that the wilting coincides with stomata closing to reduce water loss — directly connecting stomatal mechanism to a visible, familiar plant behaviour.</w:t>
-            </w:r>
-          </w:p>
-          <w:p>
-            <w:pPr>
-              <w:spacing w:after="30" w:before="0"/>
-              <w:ind w:left="360" w:hanging="180"/>
-              <w:jc w:val="left"/>
-            </w:pPr>
-            <w:r>
-              <w:rPr>
-                <w:rFonts w:ascii="Arial" w:cs="Arial" w:eastAsia="Arial" w:hAnsi="Arial"/>
-                <w:b w:val="false"/>
-                <w:bCs w:val="false"/>
-                <w:i w:val="false"/>
-                <w:iCs w:val="false"/>
-                <w:color w:val="000000"/>
-                <w:sz w:val="18"/>
-                <w:szCs w:val="18"/>
-              </w:rPr>
-              <w:t xml:space="preserve">–  SUPPORTING PHENOMENON 2 — The Rising Dough: A mama mboga (vegetable vendor) near Gikomba Market mixes maize flour, warm water, and a pinch of sugar with yeast to make mandazi dough. The dough visibly expands and becomes bubbly overnight. Students are puzzled about what is causing the dough to rise and where the bubbles inside come from — anchoring the investigation into anaerobic respiration and CO₂ production by yeast.</w:t>
-            </w:r>
-          </w:p>
-          <w:p>
-            <w:pPr>
-              <w:spacing w:after="30" w:before="0"/>
-              <w:ind w:left="360" w:hanging="180"/>
-              <w:jc w:val="left"/>
-            </w:pPr>
-            <w:r>
-              <w:rPr>
-                <w:rFonts w:ascii="Arial" w:cs="Arial" w:eastAsia="Arial" w:hAnsi="Arial"/>
-                <w:b w:val="false"/>
-                <w:bCs w:val="false"/>
-                <w:i w:val="false"/>
-                <w:iCs w:val="false"/>
-                <w:color w:val="000000"/>
-                <w:sz w:val="18"/>
-                <w:szCs w:val="18"/>
-              </w:rPr>
-              <w:t xml:space="preserve">–  SUPPORTING PHENOMENON 3 — The Biogas Flame: A farmer in Kirinyaga County has a biogas digester fed with cow manure and plant waste. The gas produced burns with a steady blue flame used for cooking ugali. Students question what biological process produces this flammable gas from organic plant and animal waste, connecting anaerobic respiration to real-world energy production.</w:t>
-            </w:r>
-          </w:p>
-          <w:p>
-            <w:pPr>
-              <w:spacing w:after="30" w:before="0"/>
-              <w:ind w:left="360" w:hanging="180"/>
-              <w:jc w:val="left"/>
-            </w:pPr>
-            <w:r>
-              <w:rPr>
-                <w:rFonts w:ascii="Arial" w:cs="Arial" w:eastAsia="Arial" w:hAnsi="Arial"/>
-                <w:b w:val="false"/>
-                <w:bCs w:val="false"/>
-                <w:i w:val="false"/>
-                <w:iCs w:val="false"/>
-                <w:color w:val="000000"/>
-                <w:sz w:val="18"/>
-                <w:szCs w:val="18"/>
-              </w:rPr>
-              <w:t xml:space="preserve">–  SUPPORTING PHENOMENON 4 — The Athlete's Burning Muscles: A Kenyan 800-metre runner from Iten collapses on the track immediately after a race, with cramping leg muscles. Students question why muscles "burn" and cramp during intense exercise even though the athlete has been breathing throughout the race — bridging plant and animal anaerobic respiration and demonstrating the universality of these processes.</w:t>
-            </w:r>
-          </w:p>
-        </w:tc>
-      </w:tr>
-    </w:tbl>
-    <w:p>
-      <w:pPr>
-        <w:spacing w:after="120"/>
-      </w:pPr>
-      <w:r>
-        <w:t xml:space="preserve"/>
       </w:r>
     </w:p>
     <w:p>
@@ -3747,7 +3747,7 @@
             <w:pPr>
               <w:spacing w:after="20" w:before="0"/>
             </w:pPr>
-            <w:hyperlink w:history="1" r:id="rIdk7o7mdomzud3vjrjzus1f">
+            <w:hyperlink w:history="1" r:id="rIdf7h8ve4o8bpmjlipsawsx">
               <w:r>
                 <w:rPr>
                   <w:rFonts w:ascii="Arial" w:cs="Arial" w:eastAsia="Arial" w:hAnsi="Arial"/>
@@ -3780,7 +3780,7 @@
               <w:spacing w:after="10" w:before="0"/>
               <w:ind w:left="120"/>
             </w:pPr>
-            <w:hyperlink w:history="1" r:id="rIdhub2zf3q90oanof_-c4ki">
+            <w:hyperlink w:history="1" r:id="rIdrnwrehgwlisbrbpdydcwe">
               <w:r>
                 <w:rPr>
                   <w:rFonts w:ascii="Arial" w:cs="Arial" w:eastAsia="Arial" w:hAnsi="Arial"/>
@@ -3842,7 +3842,7 @@
               <w:spacing w:after="10" w:before="0"/>
               <w:ind w:left="120"/>
             </w:pPr>
-            <w:hyperlink w:history="1" r:id="rIdwayjf3kztd6uibeobxihm">
+            <w:hyperlink w:history="1" r:id="rIdnvggke5iktqhsm3ytzhus">
               <w:r>
                 <w:rPr>
                   <w:rFonts w:ascii="Arial" w:cs="Arial" w:eastAsia="Arial" w:hAnsi="Arial"/>
@@ -4052,7 +4052,7 @@
             <w:pPr>
               <w:spacing w:after="20" w:before="0"/>
             </w:pPr>
-            <w:hyperlink w:history="1" r:id="rIdkrehvm-icdq9bcjuctugf">
+            <w:hyperlink w:history="1" r:id="rIdnjutuxyv7chcjxxic--tw">
               <w:r>
                 <w:rPr>
                   <w:rFonts w:ascii="Arial" w:cs="Arial" w:eastAsia="Arial" w:hAnsi="Arial"/>
@@ -4085,7 +4085,7 @@
               <w:spacing w:after="10" w:before="0"/>
               <w:ind w:left="120"/>
             </w:pPr>
-            <w:hyperlink w:history="1" r:id="rId0dtw2olqsqo2ogu8iyl_2">
+            <w:hyperlink w:history="1" r:id="rIdddvizl51neqx3woickiza">
               <w:r>
                 <w:rPr>
                   <w:rFonts w:ascii="Arial" w:cs="Arial" w:eastAsia="Arial" w:hAnsi="Arial"/>
@@ -4147,7 +4147,7 @@
               <w:spacing w:after="10" w:before="0"/>
               <w:ind w:left="120"/>
             </w:pPr>
-            <w:hyperlink w:history="1" r:id="rId5mvfygaqq5omgfwgo7ob3">
+            <w:hyperlink w:history="1" r:id="rId1nnplvzsiloaqzsakc-um">
               <w:r>
                 <w:rPr>
                   <w:rFonts w:ascii="Arial" w:cs="Arial" w:eastAsia="Arial" w:hAnsi="Arial"/>
@@ -4357,7 +4357,7 @@
             <w:pPr>
               <w:spacing w:after="20" w:before="0"/>
             </w:pPr>
-            <w:hyperlink w:history="1" r:id="rId20plx8rgd2dcjchltxaeb">
+            <w:hyperlink w:history="1" r:id="rIdsl0g6h4ztwavemvd-u1js">
               <w:r>
                 <w:rPr>
                   <w:rFonts w:ascii="Arial" w:cs="Arial" w:eastAsia="Arial" w:hAnsi="Arial"/>
@@ -4390,7 +4390,7 @@
               <w:spacing w:after="10" w:before="0"/>
               <w:ind w:left="120"/>
             </w:pPr>
-            <w:hyperlink w:history="1" r:id="rIdgnjcvg3hh10jnqlxv2gvn">
+            <w:hyperlink w:history="1" r:id="rIdvrq-oo7wi-hop2yblunby">
               <w:r>
                 <w:rPr>
                   <w:rFonts w:ascii="Arial" w:cs="Arial" w:eastAsia="Arial" w:hAnsi="Arial"/>
@@ -4452,7 +4452,7 @@
               <w:spacing w:after="10" w:before="0"/>
               <w:ind w:left="120"/>
             </w:pPr>
-            <w:hyperlink w:history="1" r:id="rId4m6evmkd3aqct97x_ubqj">
+            <w:hyperlink w:history="1" r:id="rIdnkoagfus8qxpdfib04fcx">
               <w:r>
                 <w:rPr>
                   <w:rFonts w:ascii="Arial" w:cs="Arial" w:eastAsia="Arial" w:hAnsi="Arial"/>
@@ -4662,7 +4662,7 @@
             <w:pPr>
               <w:spacing w:after="20" w:before="0"/>
             </w:pPr>
-            <w:hyperlink w:history="1" r:id="rIdetnyig2ykkosz1hipun98">
+            <w:hyperlink w:history="1" r:id="rIdqp8tkjgwwg6julbjmb6gn">
               <w:r>
                 <w:rPr>
                   <w:rFonts w:ascii="Arial" w:cs="Arial" w:eastAsia="Arial" w:hAnsi="Arial"/>
@@ -4695,7 +4695,7 @@
               <w:spacing w:after="10" w:before="0"/>
               <w:ind w:left="120"/>
             </w:pPr>
-            <w:hyperlink w:history="1" r:id="rIdc1neyx2xpcs9om69gvhqd">
+            <w:hyperlink w:history="1" r:id="rIdjyveffmu2xchnjb6at1kk">
               <w:r>
                 <w:rPr>
                   <w:rFonts w:ascii="Arial" w:cs="Arial" w:eastAsia="Arial" w:hAnsi="Arial"/>
@@ -4757,7 +4757,7 @@
               <w:spacing w:after="10" w:before="0"/>
               <w:ind w:left="120"/>
             </w:pPr>
-            <w:hyperlink w:history="1" r:id="rIdnxzizgxq-xgldlgmqt5u0">
+            <w:hyperlink w:history="1" r:id="rIdmph7fq6hkintp0vdb1zux">
               <w:r>
                 <w:rPr>
                   <w:rFonts w:ascii="Arial" w:cs="Arial" w:eastAsia="Arial" w:hAnsi="Arial"/>
@@ -4967,7 +4967,7 @@
             <w:pPr>
               <w:spacing w:after="20" w:before="0"/>
             </w:pPr>
-            <w:hyperlink w:history="1" r:id="rIdyndcf5g72rdxzfkj6huz3">
+            <w:hyperlink w:history="1" r:id="rId2fbkjg2pdhqd4saytscz3">
               <w:r>
                 <w:rPr>
                   <w:rFonts w:ascii="Arial" w:cs="Arial" w:eastAsia="Arial" w:hAnsi="Arial"/>
@@ -5000,7 +5000,7 @@
               <w:spacing w:after="10" w:before="0"/>
               <w:ind w:left="120"/>
             </w:pPr>
-            <w:hyperlink w:history="1" r:id="rIdfvohtqdu9stq_mxe_jtjq">
+            <w:hyperlink w:history="1" r:id="rId3o56tsob20smgbu6rsf2t">
               <w:r>
                 <w:rPr>
                   <w:rFonts w:ascii="Arial" w:cs="Arial" w:eastAsia="Arial" w:hAnsi="Arial"/>
@@ -5062,7 +5062,7 @@
               <w:spacing w:after="10" w:before="0"/>
               <w:ind w:left="120"/>
             </w:pPr>
-            <w:hyperlink w:history="1" r:id="rIdvyzbg9687twuff5samyzb">
+            <w:hyperlink w:history="1" r:id="rId-8tgwq1dzfszep45dyc7x">
               <w:r>
                 <w:rPr>
                   <w:rFonts w:ascii="Arial" w:cs="Arial" w:eastAsia="Arial" w:hAnsi="Arial"/>
@@ -5589,7 +5589,7 @@
         </w:rPr>
         <w:t xml:space="preserve">© 2026 SeaVuria and ARES. Aligned with KICD objectives. Developed by SeaVuria; technical implementation by ARES (with AI assistance from Claude). Licensed under </w:t>
       </w:r>
-      <w:hyperlink w:history="1" r:id="rIdawo7z6idthckikysdpnhf">
+      <w:hyperlink w:history="1" r:id="rId0nltack-f5_ef_0a1qjfj">
         <w:r>
           <w:rPr>
             <w:rFonts w:ascii="Arial" w:cs="Arial" w:eastAsia="Arial" w:hAnsi="Arial"/>
@@ -5610,7 +5610,7 @@
         </w:rPr>
         <w:t xml:space="preserve"> (</w:t>
       </w:r>
-      <w:hyperlink w:history="1" r:id="rIdlp3hujz5alg2vljvgqccx">
+      <w:hyperlink w:history="1" r:id="rIdlhglcejne1vbhxyzx0w-3">
         <w:r>
           <w:rPr>
             <w:rFonts w:ascii="Arial" w:cs="Arial" w:eastAsia="Arial" w:hAnsi="Arial"/>
@@ -6623,7 +6623,7 @@
             <w:pPr>
               <w:spacing w:after="20" w:before="0"/>
             </w:pPr>
-            <w:hyperlink w:history="1" r:id="rIdji1ju9dtghoriyrgfoyh9">
+            <w:hyperlink w:history="1" r:id="rId9mwnmtdzlofcnfxph3-ek">
               <w:r>
                 <w:rPr>
                   <w:rFonts w:ascii="Arial" w:cs="Arial" w:eastAsia="Arial" w:hAnsi="Arial"/>
@@ -6656,7 +6656,7 @@
               <w:spacing w:after="10" w:before="0"/>
               <w:ind w:left="120"/>
             </w:pPr>
-            <w:hyperlink w:history="1" r:id="rIdjfbirbz9kyfmmmdsc5d2c">
+            <w:hyperlink w:history="1" r:id="rIdt2f9rjzkbtakde-6ioi8c">
               <w:r>
                 <w:rPr>
                   <w:rFonts w:ascii="Arial" w:cs="Arial" w:eastAsia="Arial" w:hAnsi="Arial"/>
@@ -6718,7 +6718,7 @@
               <w:spacing w:after="10" w:before="0"/>
               <w:ind w:left="120"/>
             </w:pPr>
-            <w:hyperlink w:history="1" r:id="rIdm0w6tw45zfjvkw28lxofr">
+            <w:hyperlink w:history="1" r:id="rIdmuxkukyuvccjfeoxztmaw">
               <w:r>
                 <w:rPr>
                   <w:rFonts w:ascii="Arial" w:cs="Arial" w:eastAsia="Arial" w:hAnsi="Arial"/>
@@ -6928,7 +6928,7 @@
             <w:pPr>
               <w:spacing w:after="20" w:before="0"/>
             </w:pPr>
-            <w:hyperlink w:history="1" r:id="rIdylmrkc2qri-0yfwf6pdjq">
+            <w:hyperlink w:history="1" r:id="rIdmgm4yh1qcoiu6gjvpt6he">
               <w:r>
                 <w:rPr>
                   <w:rFonts w:ascii="Arial" w:cs="Arial" w:eastAsia="Arial" w:hAnsi="Arial"/>
@@ -6961,7 +6961,7 @@
               <w:spacing w:after="10" w:before="0"/>
               <w:ind w:left="120"/>
             </w:pPr>
-            <w:hyperlink w:history="1" r:id="rId3bimvtbldlglz9hn2kpf0">
+            <w:hyperlink w:history="1" r:id="rId4b__5cdd_l-j0zkvptk3k">
               <w:r>
                 <w:rPr>
                   <w:rFonts w:ascii="Arial" w:cs="Arial" w:eastAsia="Arial" w:hAnsi="Arial"/>
@@ -7023,7 +7023,7 @@
               <w:spacing w:after="10" w:before="0"/>
               <w:ind w:left="120"/>
             </w:pPr>
-            <w:hyperlink w:history="1" r:id="rIddzlknfc0t6mibcqv_pce2">
+            <w:hyperlink w:history="1" r:id="rId7fwxum5nuk8lhhmiqf5rg">
               <w:r>
                 <w:rPr>
                   <w:rFonts w:ascii="Arial" w:cs="Arial" w:eastAsia="Arial" w:hAnsi="Arial"/>
@@ -7233,7 +7233,7 @@
             <w:pPr>
               <w:spacing w:after="20" w:before="0"/>
             </w:pPr>
-            <w:hyperlink w:history="1" r:id="rIdusv_ztjneg2mkvkth5sd9">
+            <w:hyperlink w:history="1" r:id="rIdri_dpeqyoz_yi_q-sma5z">
               <w:r>
                 <w:rPr>
                   <w:rFonts w:ascii="Arial" w:cs="Arial" w:eastAsia="Arial" w:hAnsi="Arial"/>
@@ -7266,7 +7266,7 @@
               <w:spacing w:after="10" w:before="0"/>
               <w:ind w:left="120"/>
             </w:pPr>
-            <w:hyperlink w:history="1" r:id="rIdjpih79wm9mxglnewttfdk">
+            <w:hyperlink w:history="1" r:id="rIdkmuxzqozdtgzd4av1bdvi">
               <w:r>
                 <w:rPr>
                   <w:rFonts w:ascii="Arial" w:cs="Arial" w:eastAsia="Arial" w:hAnsi="Arial"/>
@@ -7328,7 +7328,7 @@
               <w:spacing w:after="10" w:before="0"/>
               <w:ind w:left="120"/>
             </w:pPr>
-            <w:hyperlink w:history="1" r:id="rIdomqidw_zq-ioute9ypu3i">
+            <w:hyperlink w:history="1" r:id="rId8jlhxq298aafvntodrxpj">
               <w:r>
                 <w:rPr>
                   <w:rFonts w:ascii="Arial" w:cs="Arial" w:eastAsia="Arial" w:hAnsi="Arial"/>
@@ -7538,7 +7538,7 @@
             <w:pPr>
               <w:spacing w:after="20" w:before="0"/>
             </w:pPr>
-            <w:hyperlink w:history="1" r:id="rIdgbord8kk2-agr9esbmyfr">
+            <w:hyperlink w:history="1" r:id="rIdagtpymjblgmxikngyoehs">
               <w:r>
                 <w:rPr>
                   <w:rFonts w:ascii="Arial" w:cs="Arial" w:eastAsia="Arial" w:hAnsi="Arial"/>
@@ -7571,7 +7571,7 @@
               <w:spacing w:after="10" w:before="0"/>
               <w:ind w:left="120"/>
             </w:pPr>
-            <w:hyperlink w:history="1" r:id="rIdhdyoordvhmfnxgjjmf0er">
+            <w:hyperlink w:history="1" r:id="rIddvosltoi9-niwnpkxxowq">
               <w:r>
                 <w:rPr>
                   <w:rFonts w:ascii="Arial" w:cs="Arial" w:eastAsia="Arial" w:hAnsi="Arial"/>
@@ -7633,7 +7633,7 @@
               <w:spacing w:after="10" w:before="0"/>
               <w:ind w:left="120"/>
             </w:pPr>
-            <w:hyperlink w:history="1" r:id="rIdgc3i-osc_xw97yoz_mhzw">
+            <w:hyperlink w:history="1" r:id="rIdnujijzc0gisvbzlqxoswc">
               <w:r>
                 <w:rPr>
                   <w:rFonts w:ascii="Arial" w:cs="Arial" w:eastAsia="Arial" w:hAnsi="Arial"/>
@@ -7843,7 +7843,7 @@
             <w:pPr>
               <w:spacing w:after="20" w:before="0"/>
             </w:pPr>
-            <w:hyperlink w:history="1" r:id="rIdbdkjhimcfjoi8mwz-wej_">
+            <w:hyperlink w:history="1" r:id="rIdxmtymiysibi1mvyllytgz">
               <w:r>
                 <w:rPr>
                   <w:rFonts w:ascii="Arial" w:cs="Arial" w:eastAsia="Arial" w:hAnsi="Arial"/>
@@ -7876,7 +7876,7 @@
               <w:spacing w:after="10" w:before="0"/>
               <w:ind w:left="120"/>
             </w:pPr>
-            <w:hyperlink w:history="1" r:id="rIduh-jcfw0kbl_51xvkzahs">
+            <w:hyperlink w:history="1" r:id="rIdh2flvydafbdteiopjkowb">
               <w:r>
                 <w:rPr>
                   <w:rFonts w:ascii="Arial" w:cs="Arial" w:eastAsia="Arial" w:hAnsi="Arial"/>
@@ -7938,7 +7938,7 @@
               <w:spacing w:after="10" w:before="0"/>
               <w:ind w:left="120"/>
             </w:pPr>
-            <w:hyperlink w:history="1" r:id="rIdpwjvahucgkawxozogncis">
+            <w:hyperlink w:history="1" r:id="rIdoxz2hg4tgkagkhvmuhsse">
               <w:r>
                 <w:rPr>
                   <w:rFonts w:ascii="Arial" w:cs="Arial" w:eastAsia="Arial" w:hAnsi="Arial"/>
@@ -8465,7 +8465,7 @@
         </w:rPr>
         <w:t xml:space="preserve">© 2026 SeaVuria and ARES. Aligned with KICD objectives. Developed by SeaVuria; technical implementation by ARES (with AI assistance from Claude). Licensed under </w:t>
       </w:r>
-      <w:hyperlink w:history="1" r:id="rIdybxyaso9fw6v9yqyt6k29">
+      <w:hyperlink w:history="1" r:id="rIdxqi6qc7xy2of6elj-acyf">
         <w:r>
           <w:rPr>
             <w:rFonts w:ascii="Arial" w:cs="Arial" w:eastAsia="Arial" w:hAnsi="Arial"/>
@@ -8486,7 +8486,7 @@
         </w:rPr>
         <w:t xml:space="preserve"> (</w:t>
       </w:r>
-      <w:hyperlink w:history="1" r:id="rIdseu9sr5-rl7w-rwa6n3bn">
+      <w:hyperlink w:history="1" r:id="rId_idlwuhvhezgm9timhg2g">
         <w:r>
           <w:rPr>
             <w:rFonts w:ascii="Arial" w:cs="Arial" w:eastAsia="Arial" w:hAnsi="Arial"/>
@@ -9499,7 +9499,7 @@
             <w:pPr>
               <w:spacing w:after="20" w:before="0"/>
             </w:pPr>
-            <w:hyperlink w:history="1" r:id="rIdku4mchpxo6m0hjeofrnjk">
+            <w:hyperlink w:history="1" r:id="rIdeo6lt29ak2b5xy-d51pfz">
               <w:r>
                 <w:rPr>
                   <w:rFonts w:ascii="Arial" w:cs="Arial" w:eastAsia="Arial" w:hAnsi="Arial"/>
@@ -9532,7 +9532,7 @@
               <w:spacing w:after="10" w:before="0"/>
               <w:ind w:left="120"/>
             </w:pPr>
-            <w:hyperlink w:history="1" r:id="rIdlbpyzvyzp_sfi2p_tqb3h">
+            <w:hyperlink w:history="1" r:id="rId5mvipp9gcwvltng7uf_by">
               <w:r>
                 <w:rPr>
                   <w:rFonts w:ascii="Arial" w:cs="Arial" w:eastAsia="Arial" w:hAnsi="Arial"/>
@@ -9594,7 +9594,7 @@
               <w:spacing w:after="10" w:before="0"/>
               <w:ind w:left="120"/>
             </w:pPr>
-            <w:hyperlink w:history="1" r:id="rIdfnenm0hp9x1uwobyospno">
+            <w:hyperlink w:history="1" r:id="rIdzkzfutnxbwvijzbo7plqa">
               <w:r>
                 <w:rPr>
                   <w:rFonts w:ascii="Arial" w:cs="Arial" w:eastAsia="Arial" w:hAnsi="Arial"/>
@@ -9804,7 +9804,7 @@
             <w:pPr>
               <w:spacing w:after="20" w:before="0"/>
             </w:pPr>
-            <w:hyperlink w:history="1" r:id="rIdthacsjfet0bjmdgvaefaj">
+            <w:hyperlink w:history="1" r:id="rIdro8po7umjqnks8227mouw">
               <w:r>
                 <w:rPr>
                   <w:rFonts w:ascii="Arial" w:cs="Arial" w:eastAsia="Arial" w:hAnsi="Arial"/>
@@ -9837,7 +9837,7 @@
               <w:spacing w:after="10" w:before="0"/>
               <w:ind w:left="120"/>
             </w:pPr>
-            <w:hyperlink w:history="1" r:id="rId5nhyzy73s-kc-fzoxfgqq">
+            <w:hyperlink w:history="1" r:id="rIdfnk8u6-btum67yatu4sf4">
               <w:r>
                 <w:rPr>
                   <w:rFonts w:ascii="Arial" w:cs="Arial" w:eastAsia="Arial" w:hAnsi="Arial"/>
@@ -9899,7 +9899,7 @@
               <w:spacing w:after="10" w:before="0"/>
               <w:ind w:left="120"/>
             </w:pPr>
-            <w:hyperlink w:history="1" r:id="rId02zuvdrsmzwjzpjgfwyd7">
+            <w:hyperlink w:history="1" r:id="rIddvc6ycudjl7ca8tvcw3ql">
               <w:r>
                 <w:rPr>
                   <w:rFonts w:ascii="Arial" w:cs="Arial" w:eastAsia="Arial" w:hAnsi="Arial"/>
@@ -10109,7 +10109,7 @@
             <w:pPr>
               <w:spacing w:after="20" w:before="0"/>
             </w:pPr>
-            <w:hyperlink w:history="1" r:id="rIdofcqgbm23xpndwlpbklwp">
+            <w:hyperlink w:history="1" r:id="rId12_jwt1yitd14ip1rsb1f">
               <w:r>
                 <w:rPr>
                   <w:rFonts w:ascii="Arial" w:cs="Arial" w:eastAsia="Arial" w:hAnsi="Arial"/>
@@ -10142,7 +10142,7 @@
               <w:spacing w:after="10" w:before="0"/>
               <w:ind w:left="120"/>
             </w:pPr>
-            <w:hyperlink w:history="1" r:id="rIdeese5wphc_lloucm4tmd5">
+            <w:hyperlink w:history="1" r:id="rIdph4bfaimarbshe1ke9gpf">
               <w:r>
                 <w:rPr>
                   <w:rFonts w:ascii="Arial" w:cs="Arial" w:eastAsia="Arial" w:hAnsi="Arial"/>
@@ -10204,7 +10204,7 @@
               <w:spacing w:after="10" w:before="0"/>
               <w:ind w:left="120"/>
             </w:pPr>
-            <w:hyperlink w:history="1" r:id="rIddvjtnnnlkwlypts9rzafv">
+            <w:hyperlink w:history="1" r:id="rIdxfiq77wcengfouwb8cdu1">
               <w:r>
                 <w:rPr>
                   <w:rFonts w:ascii="Arial" w:cs="Arial" w:eastAsia="Arial" w:hAnsi="Arial"/>
@@ -10414,7 +10414,7 @@
             <w:pPr>
               <w:spacing w:after="20" w:before="0"/>
             </w:pPr>
-            <w:hyperlink w:history="1" r:id="rId7qppqega9aidauo2mvgda">
+            <w:hyperlink w:history="1" r:id="rId-rgvltf9p7bxwic8fech0">
               <w:r>
                 <w:rPr>
                   <w:rFonts w:ascii="Arial" w:cs="Arial" w:eastAsia="Arial" w:hAnsi="Arial"/>
@@ -10447,7 +10447,7 @@
               <w:spacing w:after="10" w:before="0"/>
               <w:ind w:left="120"/>
             </w:pPr>
-            <w:hyperlink w:history="1" r:id="rIdhyawidhfbgmbeypbbdni4">
+            <w:hyperlink w:history="1" r:id="rIdggcvayq7dsn-rxrqaajyf">
               <w:r>
                 <w:rPr>
                   <w:rFonts w:ascii="Arial" w:cs="Arial" w:eastAsia="Arial" w:hAnsi="Arial"/>
@@ -10509,7 +10509,7 @@
               <w:spacing w:after="10" w:before="0"/>
               <w:ind w:left="120"/>
             </w:pPr>
-            <w:hyperlink w:history="1" r:id="rIdfb1dyhnza6vu1fxtzuqfq">
+            <w:hyperlink w:history="1" r:id="rId_zbkunidt4rbjqahroh8d">
               <w:r>
                 <w:rPr>
                   <w:rFonts w:ascii="Arial" w:cs="Arial" w:eastAsia="Arial" w:hAnsi="Arial"/>
@@ -10719,7 +10719,7 @@
             <w:pPr>
               <w:spacing w:after="20" w:before="0"/>
             </w:pPr>
-            <w:hyperlink w:history="1" r:id="rIdc-rsrd2yr9iyy9ptqtsb4">
+            <w:hyperlink w:history="1" r:id="rIdf0xzv5hqoqsuzazi_nj88">
               <w:r>
                 <w:rPr>
                   <w:rFonts w:ascii="Arial" w:cs="Arial" w:eastAsia="Arial" w:hAnsi="Arial"/>
@@ -10752,7 +10752,7 @@
               <w:spacing w:after="10" w:before="0"/>
               <w:ind w:left="120"/>
             </w:pPr>
-            <w:hyperlink w:history="1" r:id="rIdtgca8apwlwxi-jsdt5vyh">
+            <w:hyperlink w:history="1" r:id="rIdugvfxjv1-vtmxmhxpyomg">
               <w:r>
                 <w:rPr>
                   <w:rFonts w:ascii="Arial" w:cs="Arial" w:eastAsia="Arial" w:hAnsi="Arial"/>
@@ -10814,7 +10814,7 @@
               <w:spacing w:after="10" w:before="0"/>
               <w:ind w:left="120"/>
             </w:pPr>
-            <w:hyperlink w:history="1" r:id="rIdtc8zb5frdd3dskkxmovum">
+            <w:hyperlink w:history="1" r:id="rId3hktci1ebaccm0nojelnn">
               <w:r>
                 <w:rPr>
                   <w:rFonts w:ascii="Arial" w:cs="Arial" w:eastAsia="Arial" w:hAnsi="Arial"/>
@@ -11341,7 +11341,7 @@
         </w:rPr>
         <w:t xml:space="preserve">© 2026 SeaVuria and ARES. Aligned with KICD objectives. Developed by SeaVuria; technical implementation by ARES (with AI assistance from Claude). Licensed under </w:t>
       </w:r>
-      <w:hyperlink w:history="1" r:id="rIdsivo0jcu2p-eaorhyg1xd">
+      <w:hyperlink w:history="1" r:id="rIddz4nyxw8igvjnf8-62fes">
         <w:r>
           <w:rPr>
             <w:rFonts w:ascii="Arial" w:cs="Arial" w:eastAsia="Arial" w:hAnsi="Arial"/>
@@ -11362,7 +11362,7 @@
         </w:rPr>
         <w:t xml:space="preserve"> (</w:t>
       </w:r>
-      <w:hyperlink w:history="1" r:id="rId-ckk44n-dq9r-uqalswqi">
+      <w:hyperlink w:history="1" r:id="rIdy_mfzrvv4cvzgydnxawsb">
         <w:r>
           <w:rPr>
             <w:rFonts w:ascii="Arial" w:cs="Arial" w:eastAsia="Arial" w:hAnsi="Arial"/>
@@ -12375,7 +12375,7 @@
             <w:pPr>
               <w:spacing w:after="20" w:before="0"/>
             </w:pPr>
-            <w:hyperlink w:history="1" r:id="rIdkrqtprdy-e6uqcewtf7tv">
+            <w:hyperlink w:history="1" r:id="rIdn17py5ifi6fgdw_clfrlt">
               <w:r>
                 <w:rPr>
                   <w:rFonts w:ascii="Arial" w:cs="Arial" w:eastAsia="Arial" w:hAnsi="Arial"/>
@@ -12408,7 +12408,7 @@
               <w:spacing w:after="10" w:before="0"/>
               <w:ind w:left="120"/>
             </w:pPr>
-            <w:hyperlink w:history="1" r:id="rIdpvyhmrg4lnnhx1i0fuy2h">
+            <w:hyperlink w:history="1" r:id="rIdvkulrp7crbwyvzexuses9">
               <w:r>
                 <w:rPr>
                   <w:rFonts w:ascii="Arial" w:cs="Arial" w:eastAsia="Arial" w:hAnsi="Arial"/>
@@ -12453,7 +12453,7 @@
             <w:pPr>
               <w:spacing w:after="20" w:before="0"/>
             </w:pPr>
-            <w:hyperlink w:history="1" r:id="rId8rzqsl2-yc9opbuivs184">
+            <w:hyperlink w:history="1" r:id="rIdzhjz4ciqqwdro8jzsqqpv">
               <w:r>
                 <w:rPr>
                   <w:rFonts w:ascii="Arial" w:cs="Arial" w:eastAsia="Arial" w:hAnsi="Arial"/>
@@ -12486,7 +12486,7 @@
               <w:spacing w:after="10" w:before="0"/>
               <w:ind w:left="120"/>
             </w:pPr>
-            <w:hyperlink w:history="1" r:id="rIdnwqdv75vqfxkevmx_yyio">
+            <w:hyperlink w:history="1" r:id="rIdgza8vldfnw2ek7mukf8_t">
               <w:r>
                 <w:rPr>
                   <w:rFonts w:ascii="Arial" w:cs="Arial" w:eastAsia="Arial" w:hAnsi="Arial"/>
@@ -12681,7 +12681,7 @@
             <w:pPr>
               <w:spacing w:after="20" w:before="0"/>
             </w:pPr>
-            <w:hyperlink w:history="1" r:id="rIdh6ikzjn1zh9mcrz3wwrl-">
+            <w:hyperlink w:history="1" r:id="rIdhwz8lhm1w7xw38vkwy82x">
               <w:r>
                 <w:rPr>
                   <w:rFonts w:ascii="Arial" w:cs="Arial" w:eastAsia="Arial" w:hAnsi="Arial"/>
@@ -12714,7 +12714,7 @@
               <w:spacing w:after="10" w:before="0"/>
               <w:ind w:left="120"/>
             </w:pPr>
-            <w:hyperlink w:history="1" r:id="rIdrpd9xjhshj_fcomnklbin">
+            <w:hyperlink w:history="1" r:id="rId_ppuntkoz_lxwmwlffdzg">
               <w:r>
                 <w:rPr>
                   <w:rFonts w:ascii="Arial" w:cs="Arial" w:eastAsia="Arial" w:hAnsi="Arial"/>
@@ -12759,7 +12759,7 @@
             <w:pPr>
               <w:spacing w:after="20" w:before="0"/>
             </w:pPr>
-            <w:hyperlink w:history="1" r:id="rIdadu-ch2gxdecroolhlo3w">
+            <w:hyperlink w:history="1" r:id="rIdz3wufikuuscfnfijroq7s">
               <w:r>
                 <w:rPr>
                   <w:rFonts w:ascii="Arial" w:cs="Arial" w:eastAsia="Arial" w:hAnsi="Arial"/>
@@ -12792,7 +12792,7 @@
               <w:spacing w:after="10" w:before="0"/>
               <w:ind w:left="120"/>
             </w:pPr>
-            <w:hyperlink w:history="1" r:id="rIdltw25pslzgtqtqhcth127">
+            <w:hyperlink w:history="1" r:id="rId6bez7spucj4mlc2jvz7pk">
               <w:r>
                 <w:rPr>
                   <w:rFonts w:ascii="Arial" w:cs="Arial" w:eastAsia="Arial" w:hAnsi="Arial"/>
@@ -13122,7 +13122,7 @@
             <w:pPr>
               <w:spacing w:after="20" w:before="0"/>
             </w:pPr>
-            <w:hyperlink w:history="1" r:id="rIdgwrm4jdvyyde98nnhypsr">
+            <w:hyperlink w:history="1" r:id="rIdfu0jkeyuwbjjdpjztmclk">
               <w:r>
                 <w:rPr>
                   <w:rFonts w:ascii="Arial" w:cs="Arial" w:eastAsia="Arial" w:hAnsi="Arial"/>
@@ -13155,7 +13155,7 @@
               <w:spacing w:after="10" w:before="0"/>
               <w:ind w:left="120"/>
             </w:pPr>
-            <w:hyperlink w:history="1" r:id="rIdhfhwmu1swhdjb8ozg3zy4">
+            <w:hyperlink w:history="1" r:id="rIdiz4fdh_zpxr6f-p2zomng">
               <w:r>
                 <w:rPr>
                   <w:rFonts w:ascii="Arial" w:cs="Arial" w:eastAsia="Arial" w:hAnsi="Arial"/>
@@ -13200,7 +13200,7 @@
             <w:pPr>
               <w:spacing w:after="20" w:before="0"/>
             </w:pPr>
-            <w:hyperlink w:history="1" r:id="rIdojmvpyuc4bhbea_dq6shk">
+            <w:hyperlink w:history="1" r:id="rIdzi0tsv0wwqku7pgsajjua">
               <w:r>
                 <w:rPr>
                   <w:rFonts w:ascii="Arial" w:cs="Arial" w:eastAsia="Arial" w:hAnsi="Arial"/>
@@ -13233,7 +13233,7 @@
               <w:spacing w:after="10" w:before="0"/>
               <w:ind w:left="120"/>
             </w:pPr>
-            <w:hyperlink w:history="1" r:id="rIdgy6hrhsdmdo4yxmrfujkf">
+            <w:hyperlink w:history="1" r:id="rIdy0bzewbru2l0xgb_e6yn1">
               <w:r>
                 <w:rPr>
                   <w:rFonts w:ascii="Arial" w:cs="Arial" w:eastAsia="Arial" w:hAnsi="Arial"/>
@@ -13580,7 +13580,7 @@
             <w:pPr>
               <w:spacing w:after="20" w:before="0"/>
             </w:pPr>
-            <w:hyperlink w:history="1" r:id="rIdtxtwx4dirywnf76c6duoy">
+            <w:hyperlink w:history="1" r:id="rIdd5yp6obnmtt4k396h77v4">
               <w:r>
                 <w:rPr>
                   <w:rFonts w:ascii="Arial" w:cs="Arial" w:eastAsia="Arial" w:hAnsi="Arial"/>
@@ -13613,7 +13613,7 @@
               <w:spacing w:after="10" w:before="0"/>
               <w:ind w:left="120"/>
             </w:pPr>
-            <w:hyperlink w:history="1" r:id="rIdsp1yjrxjkheyj_ovnirx7">
+            <w:hyperlink w:history="1" r:id="rIdhguf05ehplpeb85hi4ypc">
               <w:r>
                 <w:rPr>
                   <w:rFonts w:ascii="Arial" w:cs="Arial" w:eastAsia="Arial" w:hAnsi="Arial"/>
@@ -13658,7 +13658,7 @@
             <w:pPr>
               <w:spacing w:after="20" w:before="0"/>
             </w:pPr>
-            <w:hyperlink w:history="1" r:id="rId8co-5frqy4_rxiknjobyl">
+            <w:hyperlink w:history="1" r:id="rId6ctvq8yrafk2x3luredff">
               <w:r>
                 <w:rPr>
                   <w:rFonts w:ascii="Arial" w:cs="Arial" w:eastAsia="Arial" w:hAnsi="Arial"/>
@@ -13691,7 +13691,7 @@
               <w:spacing w:after="10" w:before="0"/>
               <w:ind w:left="120"/>
             </w:pPr>
-            <w:hyperlink w:history="1" r:id="rIdl-uulbkpuro6buclesxxs">
+            <w:hyperlink w:history="1" r:id="rIdyf8jc8dukgae5buejocf5">
               <w:r>
                 <w:rPr>
                   <w:rFonts w:ascii="Arial" w:cs="Arial" w:eastAsia="Arial" w:hAnsi="Arial"/>
@@ -13886,7 +13886,7 @@
             <w:pPr>
               <w:spacing w:after="20" w:before="0"/>
             </w:pPr>
-            <w:hyperlink w:history="1" r:id="rIdkpoo7qtlgxdr1glfxzta2">
+            <w:hyperlink w:history="1" r:id="rIdjna6ylokgxsmnzymqz2tt">
               <w:r>
                 <w:rPr>
                   <w:rFonts w:ascii="Arial" w:cs="Arial" w:eastAsia="Arial" w:hAnsi="Arial"/>
@@ -13919,7 +13919,7 @@
               <w:spacing w:after="10" w:before="0"/>
               <w:ind w:left="120"/>
             </w:pPr>
-            <w:hyperlink w:history="1" r:id="rIdysdjgaxsidfmuuoi_hmet">
+            <w:hyperlink w:history="1" r:id="rIdekptwxnd9ese7npecdq5c">
               <w:r>
                 <w:rPr>
                   <w:rFonts w:ascii="Arial" w:cs="Arial" w:eastAsia="Arial" w:hAnsi="Arial"/>
@@ -13964,7 +13964,7 @@
             <w:pPr>
               <w:spacing w:after="20" w:before="0"/>
             </w:pPr>
-            <w:hyperlink w:history="1" r:id="rIdnmbwm_w4g7ulqxxlktoau">
+            <w:hyperlink w:history="1" r:id="rIdxwnswetp8ommhw1u8s7jl">
               <w:r>
                 <w:rPr>
                   <w:rFonts w:ascii="Arial" w:cs="Arial" w:eastAsia="Arial" w:hAnsi="Arial"/>
@@ -13997,7 +13997,7 @@
               <w:spacing w:after="10" w:before="0"/>
               <w:ind w:left="120"/>
             </w:pPr>
-            <w:hyperlink w:history="1" r:id="rIdhgzcdizogs5wgenw7l7by">
+            <w:hyperlink w:history="1" r:id="rIdwalvsuccmzkninvsjfsqi">
               <w:r>
                 <w:rPr>
                   <w:rFonts w:ascii="Arial" w:cs="Arial" w:eastAsia="Arial" w:hAnsi="Arial"/>
@@ -14509,7 +14509,7 @@
         </w:rPr>
         <w:t xml:space="preserve">© 2026 SeaVuria and ARES. Aligned with KICD objectives. Developed by SeaVuria; technical implementation by ARES (with AI assistance from Claude). Licensed under </w:t>
       </w:r>
-      <w:hyperlink w:history="1" r:id="rIdja4tcg11mnfq7vhy1crr9">
+      <w:hyperlink w:history="1" r:id="rId7sct8xsktvbthwtxozvr9">
         <w:r>
           <w:rPr>
             <w:rFonts w:ascii="Arial" w:cs="Arial" w:eastAsia="Arial" w:hAnsi="Arial"/>
@@ -14530,7 +14530,7 @@
         </w:rPr>
         <w:t xml:space="preserve"> (</w:t>
       </w:r>
-      <w:hyperlink w:history="1" r:id="rIdkhitj1pvifpl43mrmquhv">
+      <w:hyperlink w:history="1" r:id="rIdavgvzt-2tnde_nwohl-de">
         <w:r>
           <w:rPr>
             <w:rFonts w:ascii="Arial" w:cs="Arial" w:eastAsia="Arial" w:hAnsi="Arial"/>
@@ -15544,7 +15544,7 @@
             <w:pPr>
               <w:spacing w:after="20" w:before="0"/>
             </w:pPr>
-            <w:hyperlink w:history="1" r:id="rIdsld2g85rysnrdqenlewvf">
+            <w:hyperlink w:history="1" r:id="rIdoxnw_sodntyt0pfyfc8hb">
               <w:r>
                 <w:rPr>
                   <w:rFonts w:ascii="Arial" w:cs="Arial" w:eastAsia="Arial" w:hAnsi="Arial"/>
@@ -15577,7 +15577,7 @@
               <w:spacing w:after="10" w:before="0"/>
               <w:ind w:left="120"/>
             </w:pPr>
-            <w:hyperlink w:history="1" r:id="rId4a5-6k3-gwcfo9ftyr391">
+            <w:hyperlink w:history="1" r:id="rIdroeuhwpobjoaah0a0d2qo">
               <w:r>
                 <w:rPr>
                   <w:rFonts w:ascii="Arial" w:cs="Arial" w:eastAsia="Arial" w:hAnsi="Arial"/>
@@ -15622,7 +15622,7 @@
             <w:pPr>
               <w:spacing w:after="20" w:before="0"/>
             </w:pPr>
-            <w:hyperlink w:history="1" r:id="rIdt3slscemiydcfjny9sqpy">
+            <w:hyperlink w:history="1" r:id="rIddqko-gheh8i-dj-hzpvhu">
               <w:r>
                 <w:rPr>
                   <w:rFonts w:ascii="Arial" w:cs="Arial" w:eastAsia="Arial" w:hAnsi="Arial"/>
@@ -15655,7 +15655,7 @@
               <w:spacing w:after="10" w:before="0"/>
               <w:ind w:left="120"/>
             </w:pPr>
-            <w:hyperlink w:history="1" r:id="rIddm0iiqvdewgp6ytmeckun">
+            <w:hyperlink w:history="1" r:id="rIdifpv7oxbt2fienuwfsezr">
               <w:r>
                 <w:rPr>
                   <w:rFonts w:ascii="Arial" w:cs="Arial" w:eastAsia="Arial" w:hAnsi="Arial"/>
@@ -15850,7 +15850,7 @@
             <w:pPr>
               <w:spacing w:after="20" w:before="0"/>
             </w:pPr>
-            <w:hyperlink w:history="1" r:id="rId7i3fkzhxm4bd6qwum0toj">
+            <w:hyperlink w:history="1" r:id="rIdpynzsrnayiu0yz6ln8zip">
               <w:r>
                 <w:rPr>
                   <w:rFonts w:ascii="Arial" w:cs="Arial" w:eastAsia="Arial" w:hAnsi="Arial"/>
@@ -15883,7 +15883,7 @@
               <w:spacing w:after="10" w:before="0"/>
               <w:ind w:left="120"/>
             </w:pPr>
-            <w:hyperlink w:history="1" r:id="rIdgux-xq1ndswiycnsd9yuk">
+            <w:hyperlink w:history="1" r:id="rId748loyzua4hfayqxboc4p">
               <w:r>
                 <w:rPr>
                   <w:rFonts w:ascii="Arial" w:cs="Arial" w:eastAsia="Arial" w:hAnsi="Arial"/>
@@ -15928,7 +15928,7 @@
             <w:pPr>
               <w:spacing w:after="20" w:before="0"/>
             </w:pPr>
-            <w:hyperlink w:history="1" r:id="rIdstmh_km8-k9qeo8lsda3n">
+            <w:hyperlink w:history="1" r:id="rId4wu5itobfytpg2klngaxy">
               <w:r>
                 <w:rPr>
                   <w:rFonts w:ascii="Arial" w:cs="Arial" w:eastAsia="Arial" w:hAnsi="Arial"/>
@@ -15961,7 +15961,7 @@
               <w:spacing w:after="10" w:before="0"/>
               <w:ind w:left="120"/>
             </w:pPr>
-            <w:hyperlink w:history="1" r:id="rId-ilbflxs2first5t81qba">
+            <w:hyperlink w:history="1" r:id="rIdj_l7km9bacwcehwgo3hq9">
               <w:r>
                 <w:rPr>
                   <w:rFonts w:ascii="Arial" w:cs="Arial" w:eastAsia="Arial" w:hAnsi="Arial"/>
@@ -16156,7 +16156,7 @@
             <w:pPr>
               <w:spacing w:after="20" w:before="0"/>
             </w:pPr>
-            <w:hyperlink w:history="1" r:id="rIdu1v8vs1a_bhstlzu8uy4n">
+            <w:hyperlink w:history="1" r:id="rIdknopd8mxecvj_3-0c2g4m">
               <w:r>
                 <w:rPr>
                   <w:rFonts w:ascii="Arial" w:cs="Arial" w:eastAsia="Arial" w:hAnsi="Arial"/>
@@ -16189,7 +16189,7 @@
               <w:spacing w:after="10" w:before="0"/>
               <w:ind w:left="120"/>
             </w:pPr>
-            <w:hyperlink w:history="1" r:id="rIdcpgpj02gyohoctey55ba2">
+            <w:hyperlink w:history="1" r:id="rIdbyva9pv04ng6ewozvkalz">
               <w:r>
                 <w:rPr>
                   <w:rFonts w:ascii="Arial" w:cs="Arial" w:eastAsia="Arial" w:hAnsi="Arial"/>
@@ -16234,7 +16234,7 @@
             <w:pPr>
               <w:spacing w:after="20" w:before="0"/>
             </w:pPr>
-            <w:hyperlink w:history="1" r:id="rIde_3as-ruhkiejiczavsst">
+            <w:hyperlink w:history="1" r:id="rIdvdcfs9xe4tfnn21dixa74">
               <w:r>
                 <w:rPr>
                   <w:rFonts w:ascii="Arial" w:cs="Arial" w:eastAsia="Arial" w:hAnsi="Arial"/>
@@ -16267,7 +16267,7 @@
               <w:spacing w:after="10" w:before="0"/>
               <w:ind w:left="120"/>
             </w:pPr>
-            <w:hyperlink w:history="1" r:id="rIdfmcbczuwkswkchfszvvba">
+            <w:hyperlink w:history="1" r:id="rIdqqvjnwlh5dbsmkoow2wxr">
               <w:r>
                 <w:rPr>
                   <w:rFonts w:ascii="Arial" w:cs="Arial" w:eastAsia="Arial" w:hAnsi="Arial"/>
@@ -16462,7 +16462,7 @@
             <w:pPr>
               <w:spacing w:after="20" w:before="0"/>
             </w:pPr>
-            <w:hyperlink w:history="1" r:id="rIdeq3zhxy9omdvn-lvujbns">
+            <w:hyperlink w:history="1" r:id="rIdptypbyu-67wtdagaz6nwi">
               <w:r>
                 <w:rPr>
                   <w:rFonts w:ascii="Arial" w:cs="Arial" w:eastAsia="Arial" w:hAnsi="Arial"/>
@@ -16495,7 +16495,7 @@
               <w:spacing w:after="10" w:before="0"/>
               <w:ind w:left="120"/>
             </w:pPr>
-            <w:hyperlink w:history="1" r:id="rId8lvbddark6a-qla9pvphk">
+            <w:hyperlink w:history="1" r:id="rIdijquxi7xnqo-0lhizigkt">
               <w:r>
                 <w:rPr>
                   <w:rFonts w:ascii="Arial" w:cs="Arial" w:eastAsia="Arial" w:hAnsi="Arial"/>
@@ -16540,7 +16540,7 @@
             <w:pPr>
               <w:spacing w:after="20" w:before="0"/>
             </w:pPr>
-            <w:hyperlink w:history="1" r:id="rIdby0msg-rjnhwzh9s0-qt5">
+            <w:hyperlink w:history="1" r:id="rIdrft4hlpbf-hvfq6dldgb6">
               <w:r>
                 <w:rPr>
                   <w:rFonts w:ascii="Arial" w:cs="Arial" w:eastAsia="Arial" w:hAnsi="Arial"/>
@@ -16573,7 +16573,7 @@
               <w:spacing w:after="10" w:before="0"/>
               <w:ind w:left="120"/>
             </w:pPr>
-            <w:hyperlink w:history="1" r:id="rIdo72becde_xvuv7qrv3cav">
+            <w:hyperlink w:history="1" r:id="rIdjjtyswku8_fkmnvl595iz">
               <w:r>
                 <w:rPr>
                   <w:rFonts w:ascii="Arial" w:cs="Arial" w:eastAsia="Arial" w:hAnsi="Arial"/>
@@ -16768,7 +16768,7 @@
             <w:pPr>
               <w:spacing w:after="20" w:before="0"/>
             </w:pPr>
-            <w:hyperlink w:history="1" r:id="rIdgsr0hvgg6k_iig16f-llu">
+            <w:hyperlink w:history="1" r:id="rIdyecsfpkblmjjxhefwpl62">
               <w:r>
                 <w:rPr>
                   <w:rFonts w:ascii="Arial" w:cs="Arial" w:eastAsia="Arial" w:hAnsi="Arial"/>
@@ -16801,7 +16801,7 @@
               <w:spacing w:after="10" w:before="0"/>
               <w:ind w:left="120"/>
             </w:pPr>
-            <w:hyperlink w:history="1" r:id="rIdy2spbu8t4imodwnzibgae">
+            <w:hyperlink w:history="1" r:id="rIdezlrzq8xacpm14zzpgsri">
               <w:r>
                 <w:rPr>
                   <w:rFonts w:ascii="Arial" w:cs="Arial" w:eastAsia="Arial" w:hAnsi="Arial"/>
@@ -16846,7 +16846,7 @@
             <w:pPr>
               <w:spacing w:after="20" w:before="0"/>
             </w:pPr>
-            <w:hyperlink w:history="1" r:id="rIdstqrqsjnk6qa88jyxldil">
+            <w:hyperlink w:history="1" r:id="rIdbcznemrnby86jqc1pgz64">
               <w:r>
                 <w:rPr>
                   <w:rFonts w:ascii="Arial" w:cs="Arial" w:eastAsia="Arial" w:hAnsi="Arial"/>
@@ -16879,7 +16879,7 @@
               <w:spacing w:after="10" w:before="0"/>
               <w:ind w:left="120"/>
             </w:pPr>
-            <w:hyperlink w:history="1" r:id="rIdvpkkmptgjkfeivmz49qci">
+            <w:hyperlink w:history="1" r:id="rIdxqadltf7hncakaho4vpd3">
               <w:r>
                 <w:rPr>
                   <w:rFonts w:ascii="Arial" w:cs="Arial" w:eastAsia="Arial" w:hAnsi="Arial"/>
@@ -17391,7 +17391,7 @@
         </w:rPr>
         <w:t xml:space="preserve">© 2026 SeaVuria and ARES. Aligned with KICD objectives. Developed by SeaVuria; technical implementation by ARES (with AI assistance from Claude). Licensed under </w:t>
       </w:r>
-      <w:hyperlink w:history="1" r:id="rIdmrxcof2oi9filebjtmxxc">
+      <w:hyperlink w:history="1" r:id="rIdvs_i0rfhva2aadvf1efy2">
         <w:r>
           <w:rPr>
             <w:rFonts w:ascii="Arial" w:cs="Arial" w:eastAsia="Arial" w:hAnsi="Arial"/>
@@ -17412,7 +17412,7 @@
         </w:rPr>
         <w:t xml:space="preserve"> (</w:t>
       </w:r>
-      <w:hyperlink w:history="1" r:id="rIdztyxjkpj4xrbimlvrxqiv">
+      <w:hyperlink w:history="1" r:id="rId-qirktdl2z11yp0ux0k0t">
         <w:r>
           <w:rPr>
             <w:rFonts w:ascii="Arial" w:cs="Arial" w:eastAsia="Arial" w:hAnsi="Arial"/>
@@ -18425,7 +18425,7 @@
             <w:pPr>
               <w:spacing w:after="20" w:before="0"/>
             </w:pPr>
-            <w:hyperlink w:history="1" r:id="rIdqxk-cdutptx_zcczi4i6i">
+            <w:hyperlink w:history="1" r:id="rId5laoso1bbsfss0hwe0zu6">
               <w:r>
                 <w:rPr>
                   <w:rFonts w:ascii="Arial" w:cs="Arial" w:eastAsia="Arial" w:hAnsi="Arial"/>
@@ -18458,7 +18458,7 @@
               <w:spacing w:after="10" w:before="0"/>
               <w:ind w:left="120"/>
             </w:pPr>
-            <w:hyperlink w:history="1" r:id="rIdkbbfo9z9hpp7ilrkojmc-">
+            <w:hyperlink w:history="1" r:id="rIdcrvwz7gkpimhmbzkoc8hu">
               <w:r>
                 <w:rPr>
                   <w:rFonts w:ascii="Arial" w:cs="Arial" w:eastAsia="Arial" w:hAnsi="Arial"/>
@@ -18503,7 +18503,7 @@
             <w:pPr>
               <w:spacing w:after="20" w:before="0"/>
             </w:pPr>
-            <w:hyperlink w:history="1" r:id="rIdgypk4fkqiiruztmecdsja">
+            <w:hyperlink w:history="1" r:id="rIdgkqavrgp7irf6jzxqncjp">
               <w:r>
                 <w:rPr>
                   <w:rFonts w:ascii="Arial" w:cs="Arial" w:eastAsia="Arial" w:hAnsi="Arial"/>
@@ -18536,7 +18536,7 @@
               <w:spacing w:after="10" w:before="0"/>
               <w:ind w:left="120"/>
             </w:pPr>
-            <w:hyperlink w:history="1" r:id="rIdeddojp9pw0fkjvbhgj0mc">
+            <w:hyperlink w:history="1" r:id="rId5i7iovolstbzvb6m9caem">
               <w:r>
                 <w:rPr>
                   <w:rFonts w:ascii="Arial" w:cs="Arial" w:eastAsia="Arial" w:hAnsi="Arial"/>
@@ -18731,7 +18731,7 @@
             <w:pPr>
               <w:spacing w:after="20" w:before="0"/>
             </w:pPr>
-            <w:hyperlink w:history="1" r:id="rId8sfz303z96bx48tqlk2k3">
+            <w:hyperlink w:history="1" r:id="rId33qg8rhpfbnwuxkd-fn3f">
               <w:r>
                 <w:rPr>
                   <w:rFonts w:ascii="Arial" w:cs="Arial" w:eastAsia="Arial" w:hAnsi="Arial"/>
@@ -18764,7 +18764,7 @@
               <w:spacing w:after="10" w:before="0"/>
               <w:ind w:left="120"/>
             </w:pPr>
-            <w:hyperlink w:history="1" r:id="rIdjt3skxa7lkzgeiay_psp3">
+            <w:hyperlink w:history="1" r:id="rIdp2l4rkeafdj6htqedgiul">
               <w:r>
                 <w:rPr>
                   <w:rFonts w:ascii="Arial" w:cs="Arial" w:eastAsia="Arial" w:hAnsi="Arial"/>
@@ -18809,7 +18809,7 @@
             <w:pPr>
               <w:spacing w:after="20" w:before="0"/>
             </w:pPr>
-            <w:hyperlink w:history="1" r:id="rId_ufo61jcxz9zhfvemp03o">
+            <w:hyperlink w:history="1" r:id="rIdphvfeskbqeplooe7yd79c">
               <w:r>
                 <w:rPr>
                   <w:rFonts w:ascii="Arial" w:cs="Arial" w:eastAsia="Arial" w:hAnsi="Arial"/>
@@ -18842,7 +18842,7 @@
               <w:spacing w:after="10" w:before="0"/>
               <w:ind w:left="120"/>
             </w:pPr>
-            <w:hyperlink w:history="1" r:id="rIdts-egphmc7p6nm67qfnch">
+            <w:hyperlink w:history="1" r:id="rIdqsyzecwdlnnyjnmsazfwp">
               <w:r>
                 <w:rPr>
                   <w:rFonts w:ascii="Arial" w:cs="Arial" w:eastAsia="Arial" w:hAnsi="Arial"/>
@@ -19037,7 +19037,7 @@
             <w:pPr>
               <w:spacing w:after="20" w:before="0"/>
             </w:pPr>
-            <w:hyperlink w:history="1" r:id="rIdgho7cw-pyf4p046pzhm51">
+            <w:hyperlink w:history="1" r:id="rId_shlbxa7r1vmv-rjerukt">
               <w:r>
                 <w:rPr>
                   <w:rFonts w:ascii="Arial" w:cs="Arial" w:eastAsia="Arial" w:hAnsi="Arial"/>
@@ -19070,7 +19070,7 @@
               <w:spacing w:after="10" w:before="0"/>
               <w:ind w:left="120"/>
             </w:pPr>
-            <w:hyperlink w:history="1" r:id="rIdj4w1hupbhi5spatu8ynyd">
+            <w:hyperlink w:history="1" r:id="rIdgfo8rl0hqwnpd6-_tfqhj">
               <w:r>
                 <w:rPr>
                   <w:rFonts w:ascii="Arial" w:cs="Arial" w:eastAsia="Arial" w:hAnsi="Arial"/>
@@ -19115,7 +19115,7 @@
             <w:pPr>
               <w:spacing w:after="20" w:before="0"/>
             </w:pPr>
-            <w:hyperlink w:history="1" r:id="rIddswo5ao-hfq8ttambotya">
+            <w:hyperlink w:history="1" r:id="rIddh2biagudu3iw-lboj2re">
               <w:r>
                 <w:rPr>
                   <w:rFonts w:ascii="Arial" w:cs="Arial" w:eastAsia="Arial" w:hAnsi="Arial"/>
@@ -19148,7 +19148,7 @@
               <w:spacing w:after="10" w:before="0"/>
               <w:ind w:left="120"/>
             </w:pPr>
-            <w:hyperlink w:history="1" r:id="rIdmcjq0aq5af4h7ezrakxuu">
+            <w:hyperlink w:history="1" r:id="rIdsn3jcpdqk6dr2wju-v4f0">
               <w:r>
                 <w:rPr>
                   <w:rFonts w:ascii="Arial" w:cs="Arial" w:eastAsia="Arial" w:hAnsi="Arial"/>
@@ -19343,7 +19343,7 @@
             <w:pPr>
               <w:spacing w:after="20" w:before="0"/>
             </w:pPr>
-            <w:hyperlink w:history="1" r:id="rIdvzdr42wbjhlkinvm4skqv">
+            <w:hyperlink w:history="1" r:id="rIdnnpmcndsy8qlyo0ggzz_o">
               <w:r>
                 <w:rPr>
                   <w:rFonts w:ascii="Arial" w:cs="Arial" w:eastAsia="Arial" w:hAnsi="Arial"/>
@@ -19376,7 +19376,7 @@
               <w:spacing w:after="10" w:before="0"/>
               <w:ind w:left="120"/>
             </w:pPr>
-            <w:hyperlink w:history="1" r:id="rIdodtfxdbfamx5wsknrh_y3">
+            <w:hyperlink w:history="1" r:id="rIdmicbcje-xlv7ezwwubjor">
               <w:r>
                 <w:rPr>
                   <w:rFonts w:ascii="Arial" w:cs="Arial" w:eastAsia="Arial" w:hAnsi="Arial"/>
@@ -19421,7 +19421,7 @@
             <w:pPr>
               <w:spacing w:after="20" w:before="0"/>
             </w:pPr>
-            <w:hyperlink w:history="1" r:id="rIdfsn8hvn6hiocxsmvez31z">
+            <w:hyperlink w:history="1" r:id="rIdrbruh_uelj1xhf8t_x7ye">
               <w:r>
                 <w:rPr>
                   <w:rFonts w:ascii="Arial" w:cs="Arial" w:eastAsia="Arial" w:hAnsi="Arial"/>
@@ -19454,7 +19454,7 @@
               <w:spacing w:after="10" w:before="0"/>
               <w:ind w:left="120"/>
             </w:pPr>
-            <w:hyperlink w:history="1" r:id="rIdmvgf6_9ozbubkd3jiebhp">
+            <w:hyperlink w:history="1" r:id="rIdva7ljr57for4hwls0bkjg">
               <w:r>
                 <w:rPr>
                   <w:rFonts w:ascii="Arial" w:cs="Arial" w:eastAsia="Arial" w:hAnsi="Arial"/>
@@ -19649,7 +19649,7 @@
             <w:pPr>
               <w:spacing w:after="20" w:before="0"/>
             </w:pPr>
-            <w:hyperlink w:history="1" r:id="rIdarsbrstf8a1pwioci13-7">
+            <w:hyperlink w:history="1" r:id="rIdvsqaxnhswidhw8ck3xqd4">
               <w:r>
                 <w:rPr>
                   <w:rFonts w:ascii="Arial" w:cs="Arial" w:eastAsia="Arial" w:hAnsi="Arial"/>
@@ -19682,7 +19682,7 @@
               <w:spacing w:after="10" w:before="0"/>
               <w:ind w:left="120"/>
             </w:pPr>
-            <w:hyperlink w:history="1" r:id="rIddlzrdjgwqutio5gkbvzkp">
+            <w:hyperlink w:history="1" r:id="rId23bqmimpjicuez93x4qzq">
               <w:r>
                 <w:rPr>
                   <w:rFonts w:ascii="Arial" w:cs="Arial" w:eastAsia="Arial" w:hAnsi="Arial"/>
@@ -19727,7 +19727,7 @@
             <w:pPr>
               <w:spacing w:after="20" w:before="0"/>
             </w:pPr>
-            <w:hyperlink w:history="1" r:id="rIdjs97ttsiiicuscqfobekf">
+            <w:hyperlink w:history="1" r:id="rIdricjkrhpd26bc4yujhxiu">
               <w:r>
                 <w:rPr>
                   <w:rFonts w:ascii="Arial" w:cs="Arial" w:eastAsia="Arial" w:hAnsi="Arial"/>
@@ -19760,7 +19760,7 @@
               <w:spacing w:after="10" w:before="0"/>
               <w:ind w:left="120"/>
             </w:pPr>
-            <w:hyperlink w:history="1" r:id="rIdx3tfvr4ijkuyiaaqijb0_">
+            <w:hyperlink w:history="1" r:id="rIdkmkdv2zuyfkz6scu5uukv">
               <w:r>
                 <w:rPr>
                   <w:rFonts w:ascii="Arial" w:cs="Arial" w:eastAsia="Arial" w:hAnsi="Arial"/>
@@ -20272,7 +20272,7 @@
         </w:rPr>
         <w:t xml:space="preserve">© 2026 SeaVuria and ARES. Aligned with KICD objectives. Developed by SeaVuria; technical implementation by ARES (with AI assistance from Claude). Licensed under </w:t>
       </w:r>
-      <w:hyperlink w:history="1" r:id="rIdymqvdv3myzxfl2v6eavdv">
+      <w:hyperlink w:history="1" r:id="rIdkjycmxjstdjppvbl8brn0">
         <w:r>
           <w:rPr>
             <w:rFonts w:ascii="Arial" w:cs="Arial" w:eastAsia="Arial" w:hAnsi="Arial"/>
@@ -20293,7 +20293,7 @@
         </w:rPr>
         <w:t xml:space="preserve"> (</w:t>
       </w:r>
-      <w:hyperlink w:history="1" r:id="rId7jkfnq2d7wma-3uyruyno">
+      <w:hyperlink w:history="1" r:id="rIdo-px4jkhfbieajmuu5_zb">
         <w:r>
           <w:rPr>
             <w:rFonts w:ascii="Arial" w:cs="Arial" w:eastAsia="Arial" w:hAnsi="Arial"/>
@@ -21323,7 +21323,7 @@
               <w:spacing w:after="10" w:before="0"/>
               <w:ind w:left="120"/>
             </w:pPr>
-            <w:hyperlink w:history="1" r:id="rIdqaoy9tdn4zuifawrgg_mx">
+            <w:hyperlink w:history="1" r:id="rId5zcd0m7flsc4zo0ofeecd">
               <w:r>
                 <w:rPr>
                   <w:rFonts w:ascii="Arial" w:cs="Arial" w:eastAsia="Arial" w:hAnsi="Arial"/>
@@ -21383,7 +21383,7 @@
             <w:pPr>
               <w:spacing w:after="20" w:before="0"/>
             </w:pPr>
-            <w:hyperlink w:history="1" r:id="rIddehlxvtkpcpgiekjrl5jd">
+            <w:hyperlink w:history="1" r:id="rIdujkjq7t4ctcurz1tsfqjg">
               <w:r>
                 <w:rPr>
                   <w:rFonts w:ascii="Arial" w:cs="Arial" w:eastAsia="Arial" w:hAnsi="Arial"/>
@@ -21416,7 +21416,7 @@
               <w:spacing w:after="10" w:before="0"/>
               <w:ind w:left="120"/>
             </w:pPr>
-            <w:hyperlink w:history="1" r:id="rIdm0lsxscgfdsdu_oix2x-b">
+            <w:hyperlink w:history="1" r:id="rIdc7ayhwokyipjlhx6nnwp4">
               <w:r>
                 <w:rPr>
                   <w:rFonts w:ascii="Arial" w:cs="Arial" w:eastAsia="Arial" w:hAnsi="Arial"/>
@@ -21628,7 +21628,7 @@
               <w:spacing w:after="10" w:before="0"/>
               <w:ind w:left="120"/>
             </w:pPr>
-            <w:hyperlink w:history="1" r:id="rIdpsnkivsu_za_m8gb8fogd">
+            <w:hyperlink w:history="1" r:id="rId3_gxfwm2ajbt4s1g0aryz">
               <w:r>
                 <w:rPr>
                   <w:rFonts w:ascii="Arial" w:cs="Arial" w:eastAsia="Arial" w:hAnsi="Arial"/>
@@ -21688,7 +21688,7 @@
             <w:pPr>
               <w:spacing w:after="20" w:before="0"/>
             </w:pPr>
-            <w:hyperlink w:history="1" r:id="rIdi7s1oq0ggq0pwmbdpr2wo">
+            <w:hyperlink w:history="1" r:id="rIdegxqgat4ste8wyhftjtuq">
               <w:r>
                 <w:rPr>
                   <w:rFonts w:ascii="Arial" w:cs="Arial" w:eastAsia="Arial" w:hAnsi="Arial"/>
@@ -21721,7 +21721,7 @@
               <w:spacing w:after="10" w:before="0"/>
               <w:ind w:left="120"/>
             </w:pPr>
-            <w:hyperlink w:history="1" r:id="rId91j5ngi4ybkxb-9aaxqcg">
+            <w:hyperlink w:history="1" r:id="rIdqhkfapo90in0tkw3-dmuu">
               <w:r>
                 <w:rPr>
                   <w:rFonts w:ascii="Arial" w:cs="Arial" w:eastAsia="Arial" w:hAnsi="Arial"/>
@@ -21933,7 +21933,7 @@
               <w:spacing w:after="10" w:before="0"/>
               <w:ind w:left="120"/>
             </w:pPr>
-            <w:hyperlink w:history="1" r:id="rIdulfs9nkvr7dhufpga7t_7">
+            <w:hyperlink w:history="1" r:id="rIdybuwzs1ihxmthsxiosibx">
               <w:r>
                 <w:rPr>
                   <w:rFonts w:ascii="Arial" w:cs="Arial" w:eastAsia="Arial" w:hAnsi="Arial"/>
@@ -21993,7 +21993,7 @@
             <w:pPr>
               <w:spacing w:after="20" w:before="0"/>
             </w:pPr>
-            <w:hyperlink w:history="1" r:id="rIdftgspzlx-olxjg65-jn8g">
+            <w:hyperlink w:history="1" r:id="rIdy3acc8bccq9ursmcpgbvj">
               <w:r>
                 <w:rPr>
                   <w:rFonts w:ascii="Arial" w:cs="Arial" w:eastAsia="Arial" w:hAnsi="Arial"/>
@@ -22026,7 +22026,7 @@
               <w:spacing w:after="10" w:before="0"/>
               <w:ind w:left="120"/>
             </w:pPr>
-            <w:hyperlink w:history="1" r:id="rIdwhsvfmbu9vbpdjtmb6lg6">
+            <w:hyperlink w:history="1" r:id="rIdywscoacp1ppmfrdulbotd">
               <w:r>
                 <w:rPr>
                   <w:rFonts w:ascii="Arial" w:cs="Arial" w:eastAsia="Arial" w:hAnsi="Arial"/>
@@ -22238,7 +22238,7 @@
               <w:spacing w:after="10" w:before="0"/>
               <w:ind w:left="120"/>
             </w:pPr>
-            <w:hyperlink w:history="1" r:id="rIddrlvu3aaqcyixkkr86oql">
+            <w:hyperlink w:history="1" r:id="rIdypq1x8fq86oepvf4oq3ix">
               <w:r>
                 <w:rPr>
                   <w:rFonts w:ascii="Arial" w:cs="Arial" w:eastAsia="Arial" w:hAnsi="Arial"/>
@@ -22298,7 +22298,7 @@
             <w:pPr>
               <w:spacing w:after="20" w:before="0"/>
             </w:pPr>
-            <w:hyperlink w:history="1" r:id="rId1buddxrj1iv6er40zjluq">
+            <w:hyperlink w:history="1" r:id="rIdilwkadjv1dxe0mzwwhyis">
               <w:r>
                 <w:rPr>
                   <w:rFonts w:ascii="Arial" w:cs="Arial" w:eastAsia="Arial" w:hAnsi="Arial"/>
@@ -22331,7 +22331,7 @@
               <w:spacing w:after="10" w:before="0"/>
               <w:ind w:left="120"/>
             </w:pPr>
-            <w:hyperlink w:history="1" r:id="rId68rdznuhmtipyw4ldk2cj">
+            <w:hyperlink w:history="1" r:id="rId1um-waunyyv161-cutcp0">
               <w:r>
                 <w:rPr>
                   <w:rFonts w:ascii="Arial" w:cs="Arial" w:eastAsia="Arial" w:hAnsi="Arial"/>
@@ -22543,7 +22543,7 @@
               <w:spacing w:after="10" w:before="0"/>
               <w:ind w:left="120"/>
             </w:pPr>
-            <w:hyperlink w:history="1" r:id="rIdk1i1a18fypmegh_jom-lx">
+            <w:hyperlink w:history="1" r:id="rIdxetlxfgkia9xlzyf3pfhj">
               <w:r>
                 <w:rPr>
                   <w:rFonts w:ascii="Arial" w:cs="Arial" w:eastAsia="Arial" w:hAnsi="Arial"/>
@@ -22603,7 +22603,7 @@
             <w:pPr>
               <w:spacing w:after="20" w:before="0"/>
             </w:pPr>
-            <w:hyperlink w:history="1" r:id="rIdo4hvy0zb2yp49x3anxiw6">
+            <w:hyperlink w:history="1" r:id="rIdliem3wb--c53zyrmgvmhe">
               <w:r>
                 <w:rPr>
                   <w:rFonts w:ascii="Arial" w:cs="Arial" w:eastAsia="Arial" w:hAnsi="Arial"/>
@@ -22636,7 +22636,7 @@
               <w:spacing w:after="10" w:before="0"/>
               <w:ind w:left="120"/>
             </w:pPr>
-            <w:hyperlink w:history="1" r:id="rIdy4g04mlcofiypcgvolxc9">
+            <w:hyperlink w:history="1" r:id="rIdrolhod_i8t7shzidhqs7b">
               <w:r>
                 <w:rPr>
                   <w:rFonts w:ascii="Arial" w:cs="Arial" w:eastAsia="Arial" w:hAnsi="Arial"/>
@@ -23148,7 +23148,7 @@
         </w:rPr>
         <w:t xml:space="preserve">© 2026 SeaVuria and ARES. Aligned with KICD objectives. Developed by SeaVuria; technical implementation by ARES (with AI assistance from Claude). Licensed under </w:t>
       </w:r>
-      <w:hyperlink w:history="1" r:id="rIdh5lz_yva4qliqe0iarkz_">
+      <w:hyperlink w:history="1" r:id="rIdybpppfu04nwhxw5rqt9wx">
         <w:r>
           <w:rPr>
             <w:rFonts w:ascii="Arial" w:cs="Arial" w:eastAsia="Arial" w:hAnsi="Arial"/>
@@ -23169,7 +23169,7 @@
         </w:rPr>
         <w:t xml:space="preserve"> (</w:t>
       </w:r>
-      <w:hyperlink w:history="1" r:id="rIduh_pisu6b2mvoyheistnf">
+      <w:hyperlink w:history="1" r:id="rIdfbaf9l3rrchdgojx_3ou-">
         <w:r>
           <w:rPr>
             <w:rFonts w:ascii="Arial" w:cs="Arial" w:eastAsia="Arial" w:hAnsi="Arial"/>
@@ -24182,7 +24182,7 @@
             <w:pPr>
               <w:spacing w:after="20" w:before="0"/>
             </w:pPr>
-            <w:hyperlink w:history="1" r:id="rIddusfs4nxxshaov42sybxc">
+            <w:hyperlink w:history="1" r:id="rIdse1oop-pz5cq2kacjcywe">
               <w:r>
                 <w:rPr>
                   <w:rFonts w:ascii="Arial" w:cs="Arial" w:eastAsia="Arial" w:hAnsi="Arial"/>
@@ -24215,7 +24215,7 @@
               <w:spacing w:after="10" w:before="0"/>
               <w:ind w:left="120"/>
             </w:pPr>
-            <w:hyperlink w:history="1" r:id="rIdb4id97sbosqm7eseilhug">
+            <w:hyperlink w:history="1" r:id="rId-t3v-snln_v3npfs5u6io">
               <w:r>
                 <w:rPr>
                   <w:rFonts w:ascii="Arial" w:cs="Arial" w:eastAsia="Arial" w:hAnsi="Arial"/>
@@ -24260,7 +24260,7 @@
             <w:pPr>
               <w:spacing w:after="20" w:before="0"/>
             </w:pPr>
-            <w:hyperlink w:history="1" r:id="rIdxb2t0qr9gfor4oprr0azm">
+            <w:hyperlink w:history="1" r:id="rIdydjpmpvugrv4tyf8fza9r">
               <w:r>
                 <w:rPr>
                   <w:rFonts w:ascii="Arial" w:cs="Arial" w:eastAsia="Arial" w:hAnsi="Arial"/>
@@ -24293,7 +24293,7 @@
               <w:spacing w:after="10" w:before="0"/>
               <w:ind w:left="120"/>
             </w:pPr>
-            <w:hyperlink w:history="1" r:id="rIdcvgmmcafv7joorye6rjpt">
+            <w:hyperlink w:history="1" r:id="rIdoqnj_wz9rnv1_zp-kzzre">
               <w:r>
                 <w:rPr>
                   <w:rFonts w:ascii="Arial" w:cs="Arial" w:eastAsia="Arial" w:hAnsi="Arial"/>
@@ -24488,7 +24488,7 @@
             <w:pPr>
               <w:spacing w:after="20" w:before="0"/>
             </w:pPr>
-            <w:hyperlink w:history="1" r:id="rIdu4swpb8jkz7qvfwyaotz1">
+            <w:hyperlink w:history="1" r:id="rIdnrmcjckjcor1u3e9emo4u">
               <w:r>
                 <w:rPr>
                   <w:rFonts w:ascii="Arial" w:cs="Arial" w:eastAsia="Arial" w:hAnsi="Arial"/>
@@ -24521,7 +24521,7 @@
               <w:spacing w:after="10" w:before="0"/>
               <w:ind w:left="120"/>
             </w:pPr>
-            <w:hyperlink w:history="1" r:id="rIdht6fjtmplf8wiodjqp14s">
+            <w:hyperlink w:history="1" r:id="rIdei38j4tq1jyhvwom9vh07">
               <w:r>
                 <w:rPr>
                   <w:rFonts w:ascii="Arial" w:cs="Arial" w:eastAsia="Arial" w:hAnsi="Arial"/>
@@ -24566,7 +24566,7 @@
             <w:pPr>
               <w:spacing w:after="20" w:before="0"/>
             </w:pPr>
-            <w:hyperlink w:history="1" r:id="rIdmw6qjgu4oi6jlq-oe2rnl">
+            <w:hyperlink w:history="1" r:id="rIdiznv0lw00ctluhnhjsoqr">
               <w:r>
                 <w:rPr>
                   <w:rFonts w:ascii="Arial" w:cs="Arial" w:eastAsia="Arial" w:hAnsi="Arial"/>
@@ -24599,7 +24599,7 @@
               <w:spacing w:after="10" w:before="0"/>
               <w:ind w:left="120"/>
             </w:pPr>
-            <w:hyperlink w:history="1" r:id="rIdr5t5n-7tjppwd0pkscrxd">
+            <w:hyperlink w:history="1" r:id="rIdlf1ddey1cvg__qfendxcq">
               <w:r>
                 <w:rPr>
                   <w:rFonts w:ascii="Arial" w:cs="Arial" w:eastAsia="Arial" w:hAnsi="Arial"/>
@@ -24794,7 +24794,7 @@
             <w:pPr>
               <w:spacing w:after="20" w:before="0"/>
             </w:pPr>
-            <w:hyperlink w:history="1" r:id="rIdoam5v2gk0bsk-f2accnaz">
+            <w:hyperlink w:history="1" r:id="rIdwqx6n3qf_bgbpggszqoug">
               <w:r>
                 <w:rPr>
                   <w:rFonts w:ascii="Arial" w:cs="Arial" w:eastAsia="Arial" w:hAnsi="Arial"/>
@@ -24827,7 +24827,7 @@
               <w:spacing w:after="10" w:before="0"/>
               <w:ind w:left="120"/>
             </w:pPr>
-            <w:hyperlink w:history="1" r:id="rIdjnalloambpfo3xayzy9mt">
+            <w:hyperlink w:history="1" r:id="rIdvybtsdpbcg9m2fu9ktv64">
               <w:r>
                 <w:rPr>
                   <w:rFonts w:ascii="Arial" w:cs="Arial" w:eastAsia="Arial" w:hAnsi="Arial"/>
@@ -24872,7 +24872,7 @@
             <w:pPr>
               <w:spacing w:after="20" w:before="0"/>
             </w:pPr>
-            <w:hyperlink w:history="1" r:id="rIdhtiqu5cayzw7o8rky3jzm">
+            <w:hyperlink w:history="1" r:id="rIdmovb4clnvzwfzp_2tjk3i">
               <w:r>
                 <w:rPr>
                   <w:rFonts w:ascii="Arial" w:cs="Arial" w:eastAsia="Arial" w:hAnsi="Arial"/>
@@ -24905,7 +24905,7 @@
               <w:spacing w:after="10" w:before="0"/>
               <w:ind w:left="120"/>
             </w:pPr>
-            <w:hyperlink w:history="1" r:id="rIdva9rwcnrn4wuxygrt901x">
+            <w:hyperlink w:history="1" r:id="rIdrid-xvurx3rikicpvupoz">
               <w:r>
                 <w:rPr>
                   <w:rFonts w:ascii="Arial" w:cs="Arial" w:eastAsia="Arial" w:hAnsi="Arial"/>
@@ -25100,7 +25100,7 @@
             <w:pPr>
               <w:spacing w:after="20" w:before="0"/>
             </w:pPr>
-            <w:hyperlink w:history="1" r:id="rIdawkq9sdyhfncagbrkuhoi">
+            <w:hyperlink w:history="1" r:id="rIdqw7tfcmb-rnvups7dcqdu">
               <w:r>
                 <w:rPr>
                   <w:rFonts w:ascii="Arial" w:cs="Arial" w:eastAsia="Arial" w:hAnsi="Arial"/>
@@ -25133,7 +25133,7 @@
               <w:spacing w:after="10" w:before="0"/>
               <w:ind w:left="120"/>
             </w:pPr>
-            <w:hyperlink w:history="1" r:id="rIdu4yd9uxnc1i4wxlrdvoyp">
+            <w:hyperlink w:history="1" r:id="rIdbp388fsb2guqcyk7h-tzb">
               <w:r>
                 <w:rPr>
                   <w:rFonts w:ascii="Arial" w:cs="Arial" w:eastAsia="Arial" w:hAnsi="Arial"/>
@@ -25178,7 +25178,7 @@
             <w:pPr>
               <w:spacing w:after="20" w:before="0"/>
             </w:pPr>
-            <w:hyperlink w:history="1" r:id="rIdks1-ij-winlpqnh2rkgz3">
+            <w:hyperlink w:history="1" r:id="rIdpkjx3ur57lodqoggq6lqk">
               <w:r>
                 <w:rPr>
                   <w:rFonts w:ascii="Arial" w:cs="Arial" w:eastAsia="Arial" w:hAnsi="Arial"/>
@@ -25211,7 +25211,7 @@
               <w:spacing w:after="10" w:before="0"/>
               <w:ind w:left="120"/>
             </w:pPr>
-            <w:hyperlink w:history="1" r:id="rIdl1g76baocr3yqr5a72unb">
+            <w:hyperlink w:history="1" r:id="rIdalg27oyklifzyqh5qsmyq">
               <w:r>
                 <w:rPr>
                   <w:rFonts w:ascii="Arial" w:cs="Arial" w:eastAsia="Arial" w:hAnsi="Arial"/>
@@ -25406,7 +25406,7 @@
             <w:pPr>
               <w:spacing w:after="20" w:before="0"/>
             </w:pPr>
-            <w:hyperlink w:history="1" r:id="rIdpgytpb0fxla5dco1ko862">
+            <w:hyperlink w:history="1" r:id="rIdjhi65l_mgisfysledndzt">
               <w:r>
                 <w:rPr>
                   <w:rFonts w:ascii="Arial" w:cs="Arial" w:eastAsia="Arial" w:hAnsi="Arial"/>
@@ -25439,7 +25439,7 @@
               <w:spacing w:after="10" w:before="0"/>
               <w:ind w:left="120"/>
             </w:pPr>
-            <w:hyperlink w:history="1" r:id="rIdvklfedlzhlzmxjytivbi7">
+            <w:hyperlink w:history="1" r:id="rIdvej4-g9ziwduvrdgmr7l0">
               <w:r>
                 <w:rPr>
                   <w:rFonts w:ascii="Arial" w:cs="Arial" w:eastAsia="Arial" w:hAnsi="Arial"/>
@@ -25484,7 +25484,7 @@
             <w:pPr>
               <w:spacing w:after="20" w:before="0"/>
             </w:pPr>
-            <w:hyperlink w:history="1" r:id="rIdu-d7a9plt0dto9upsfhyb">
+            <w:hyperlink w:history="1" r:id="rId2pgu5l3gjds-dz8kngx6q">
               <w:r>
                 <w:rPr>
                   <w:rFonts w:ascii="Arial" w:cs="Arial" w:eastAsia="Arial" w:hAnsi="Arial"/>
@@ -25517,7 +25517,7 @@
               <w:spacing w:after="10" w:before="0"/>
               <w:ind w:left="120"/>
             </w:pPr>
-            <w:hyperlink w:history="1" r:id="rIdhcyfp8bpun66xs5kxtunc">
+            <w:hyperlink w:history="1" r:id="rIdi8hyc-_srcfn-0rzsm3qx">
               <w:r>
                 <w:rPr>
                   <w:rFonts w:ascii="Arial" w:cs="Arial" w:eastAsia="Arial" w:hAnsi="Arial"/>
@@ -26029,7 +26029,7 @@
         </w:rPr>
         <w:t xml:space="preserve">© 2026 SeaVuria and ARES. Aligned with KICD objectives. Developed by SeaVuria; technical implementation by ARES (with AI assistance from Claude). Licensed under </w:t>
       </w:r>
-      <w:hyperlink w:history="1" r:id="rId9mkf7j7qi2rdmxzsri4nw">
+      <w:hyperlink w:history="1" r:id="rIdawarbxxduzyfipezlujx0">
         <w:r>
           <w:rPr>
             <w:rFonts w:ascii="Arial" w:cs="Arial" w:eastAsia="Arial" w:hAnsi="Arial"/>
@@ -26050,7 +26050,7 @@
         </w:rPr>
         <w:t xml:space="preserve"> (</w:t>
       </w:r>
-      <w:hyperlink w:history="1" r:id="rId1laojpwllvax9yypm3qnt">
+      <w:hyperlink w:history="1" r:id="rIdytk3b3_rxw5s48cxmzadi">
         <w:r>
           <w:rPr>
             <w:rFonts w:ascii="Arial" w:cs="Arial" w:eastAsia="Arial" w:hAnsi="Arial"/>
@@ -27063,7 +27063,7 @@
             <w:pPr>
               <w:spacing w:after="20" w:before="0"/>
             </w:pPr>
-            <w:hyperlink w:history="1" r:id="rId06asu9rg2lfvou7egdrgg">
+            <w:hyperlink w:history="1" r:id="rId-v30e7jqwq9_rn2n4yqyu">
               <w:r>
                 <w:rPr>
                   <w:rFonts w:ascii="Arial" w:cs="Arial" w:eastAsia="Arial" w:hAnsi="Arial"/>
@@ -27096,7 +27096,7 @@
               <w:spacing w:after="10" w:before="0"/>
               <w:ind w:left="120"/>
             </w:pPr>
-            <w:hyperlink w:history="1" r:id="rIdirl8ouujunitxubpwgp7d">
+            <w:hyperlink w:history="1" r:id="rIdb587vwlsbh4rjop0pk7aa">
               <w:r>
                 <w:rPr>
                   <w:rFonts w:ascii="Arial" w:cs="Arial" w:eastAsia="Arial" w:hAnsi="Arial"/>
@@ -27141,7 +27141,7 @@
             <w:pPr>
               <w:spacing w:after="20" w:before="0"/>
             </w:pPr>
-            <w:hyperlink w:history="1" r:id="rIdz9i0gaf6gky0yvqjiydm3">
+            <w:hyperlink w:history="1" r:id="rIdspdmplfdwja2yl5chlzdu">
               <w:r>
                 <w:rPr>
                   <w:rFonts w:ascii="Arial" w:cs="Arial" w:eastAsia="Arial" w:hAnsi="Arial"/>
@@ -27174,7 +27174,7 @@
               <w:spacing w:after="10" w:before="0"/>
               <w:ind w:left="120"/>
             </w:pPr>
-            <w:hyperlink w:history="1" r:id="rIdrgl9yoca5avgzlhem_veh">
+            <w:hyperlink w:history="1" r:id="rIdvt2grpfskbnz10y_n9rls">
               <w:r>
                 <w:rPr>
                   <w:rFonts w:ascii="Arial" w:cs="Arial" w:eastAsia="Arial" w:hAnsi="Arial"/>
@@ -27369,7 +27369,7 @@
             <w:pPr>
               <w:spacing w:after="20" w:before="0"/>
             </w:pPr>
-            <w:hyperlink w:history="1" r:id="rIdbkdhz_lyrpdmbh5vnfcqi">
+            <w:hyperlink w:history="1" r:id="rIdt4qbppd9f9orwo05mkmyf">
               <w:r>
                 <w:rPr>
                   <w:rFonts w:ascii="Arial" w:cs="Arial" w:eastAsia="Arial" w:hAnsi="Arial"/>
@@ -27402,7 +27402,7 @@
               <w:spacing w:after="10" w:before="0"/>
               <w:ind w:left="120"/>
             </w:pPr>
-            <w:hyperlink w:history="1" r:id="rIduedfr8bjaos5vyqqmgpwv">
+            <w:hyperlink w:history="1" r:id="rId2qp7q5yhkmh_e8cqfp6zh">
               <w:r>
                 <w:rPr>
                   <w:rFonts w:ascii="Arial" w:cs="Arial" w:eastAsia="Arial" w:hAnsi="Arial"/>
@@ -27447,7 +27447,7 @@
             <w:pPr>
               <w:spacing w:after="20" w:before="0"/>
             </w:pPr>
-            <w:hyperlink w:history="1" r:id="rIdpuamrq23jtd-gybe7c0nt">
+            <w:hyperlink w:history="1" r:id="rIdgs1b2gzdh_frtv1o3dpqf">
               <w:r>
                 <w:rPr>
                   <w:rFonts w:ascii="Arial" w:cs="Arial" w:eastAsia="Arial" w:hAnsi="Arial"/>
@@ -27480,7 +27480,7 @@
               <w:spacing w:after="10" w:before="0"/>
               <w:ind w:left="120"/>
             </w:pPr>
-            <w:hyperlink w:history="1" r:id="rIdfkvvtkqfhyokad5qtthb7">
+            <w:hyperlink w:history="1" r:id="rIdjdcptsmmawnvutgpq_gwj">
               <w:r>
                 <w:rPr>
                   <w:rFonts w:ascii="Arial" w:cs="Arial" w:eastAsia="Arial" w:hAnsi="Arial"/>
@@ -27675,7 +27675,7 @@
             <w:pPr>
               <w:spacing w:after="20" w:before="0"/>
             </w:pPr>
-            <w:hyperlink w:history="1" r:id="rIdn_-1ab-7nbelx5cdfbiws">
+            <w:hyperlink w:history="1" r:id="rIdnt2ev_csecgbt9pok562o">
               <w:r>
                 <w:rPr>
                   <w:rFonts w:ascii="Arial" w:cs="Arial" w:eastAsia="Arial" w:hAnsi="Arial"/>
@@ -27708,7 +27708,7 @@
               <w:spacing w:after="10" w:before="0"/>
               <w:ind w:left="120"/>
             </w:pPr>
-            <w:hyperlink w:history="1" r:id="rIdecqqvqxjfh4hn9zwjqm32">
+            <w:hyperlink w:history="1" r:id="rIdwgnktmwuzy0xnhu4wnhig">
               <w:r>
                 <w:rPr>
                   <w:rFonts w:ascii="Arial" w:cs="Arial" w:eastAsia="Arial" w:hAnsi="Arial"/>
@@ -27753,7 +27753,7 @@
             <w:pPr>
               <w:spacing w:after="20" w:before="0"/>
             </w:pPr>
-            <w:hyperlink w:history="1" r:id="rIde-mkdmjs16kfewopzn7ux">
+            <w:hyperlink w:history="1" r:id="rIduvnqle86i_i3nl_jhr9l_">
               <w:r>
                 <w:rPr>
                   <w:rFonts w:ascii="Arial" w:cs="Arial" w:eastAsia="Arial" w:hAnsi="Arial"/>
@@ -27786,7 +27786,7 @@
               <w:spacing w:after="10" w:before="0"/>
               <w:ind w:left="120"/>
             </w:pPr>
-            <w:hyperlink w:history="1" r:id="rIdw-cuq6eboqcofg7lgx1wp">
+            <w:hyperlink w:history="1" r:id="rIdgw-lutmjizbsoak6tyefs">
               <w:r>
                 <w:rPr>
                   <w:rFonts w:ascii="Arial" w:cs="Arial" w:eastAsia="Arial" w:hAnsi="Arial"/>
@@ -27981,7 +27981,7 @@
             <w:pPr>
               <w:spacing w:after="20" w:before="0"/>
             </w:pPr>
-            <w:hyperlink w:history="1" r:id="rIdx8j9ob097qphbiwtr3jbp">
+            <w:hyperlink w:history="1" r:id="rIdzviogxjd1ws4tabdrlenv">
               <w:r>
                 <w:rPr>
                   <w:rFonts w:ascii="Arial" w:cs="Arial" w:eastAsia="Arial" w:hAnsi="Arial"/>
@@ -28014,7 +28014,7 @@
               <w:spacing w:after="10" w:before="0"/>
               <w:ind w:left="120"/>
             </w:pPr>
-            <w:hyperlink w:history="1" r:id="rId4agydmtjg2zid2kts1rms">
+            <w:hyperlink w:history="1" r:id="rIdo7jq4okk4tz7k_5wqn8fk">
               <w:r>
                 <w:rPr>
                   <w:rFonts w:ascii="Arial" w:cs="Arial" w:eastAsia="Arial" w:hAnsi="Arial"/>
@@ -28059,7 +28059,7 @@
             <w:pPr>
               <w:spacing w:after="20" w:before="0"/>
             </w:pPr>
-            <w:hyperlink w:history="1" r:id="rIduhhbvqwhtaemcq4uqfzeu">
+            <w:hyperlink w:history="1" r:id="rId822w_-ofhrbnjyv5cx3ef">
               <w:r>
                 <w:rPr>
                   <w:rFonts w:ascii="Arial" w:cs="Arial" w:eastAsia="Arial" w:hAnsi="Arial"/>
@@ -28092,7 +28092,7 @@
               <w:spacing w:after="10" w:before="0"/>
               <w:ind w:left="120"/>
             </w:pPr>
-            <w:hyperlink w:history="1" r:id="rIdvcjjn_jzuqm1xqecfsue1">
+            <w:hyperlink w:history="1" r:id="rIdxnrsuiitx3dxjfsqbj5fk">
               <w:r>
                 <w:rPr>
                   <w:rFonts w:ascii="Arial" w:cs="Arial" w:eastAsia="Arial" w:hAnsi="Arial"/>
@@ -28287,7 +28287,7 @@
             <w:pPr>
               <w:spacing w:after="20" w:before="0"/>
             </w:pPr>
-            <w:hyperlink w:history="1" r:id="rIdknq9snzotadzll0zviomp">
+            <w:hyperlink w:history="1" r:id="rIdhaua2-a84agyr1bpx8_zi">
               <w:r>
                 <w:rPr>
                   <w:rFonts w:ascii="Arial" w:cs="Arial" w:eastAsia="Arial" w:hAnsi="Arial"/>
@@ -28320,7 +28320,7 @@
               <w:spacing w:after="10" w:before="0"/>
               <w:ind w:left="120"/>
             </w:pPr>
-            <w:hyperlink w:history="1" r:id="rIdm9l4epe2ici8vqxan6dy0">
+            <w:hyperlink w:history="1" r:id="rIdfdpt-ouqwc9zcxflb9lco">
               <w:r>
                 <w:rPr>
                   <w:rFonts w:ascii="Arial" w:cs="Arial" w:eastAsia="Arial" w:hAnsi="Arial"/>
@@ -28365,7 +28365,7 @@
             <w:pPr>
               <w:spacing w:after="20" w:before="0"/>
             </w:pPr>
-            <w:hyperlink w:history="1" r:id="rIdixdhx_xoru2tp26drxi1t">
+            <w:hyperlink w:history="1" r:id="rIdrtmprgrcoymczfe0alxe5">
               <w:r>
                 <w:rPr>
                   <w:rFonts w:ascii="Arial" w:cs="Arial" w:eastAsia="Arial" w:hAnsi="Arial"/>
@@ -28398,7 +28398,7 @@
               <w:spacing w:after="10" w:before="0"/>
               <w:ind w:left="120"/>
             </w:pPr>
-            <w:hyperlink w:history="1" r:id="rIdz8nzpvz3jzg5cdny_w2sr">
+            <w:hyperlink w:history="1" r:id="rIda08d-dpi8lj7njaxgop5r">
               <w:r>
                 <w:rPr>
                   <w:rFonts w:ascii="Arial" w:cs="Arial" w:eastAsia="Arial" w:hAnsi="Arial"/>
@@ -28910,7 +28910,7 @@
         </w:rPr>
         <w:t xml:space="preserve">© 2026 SeaVuria and ARES. Aligned with KICD objectives. Developed by SeaVuria; technical implementation by ARES (with AI assistance from Claude). Licensed under </w:t>
       </w:r>
-      <w:hyperlink w:history="1" r:id="rIdctikwhirolkzyjsthwi5q">
+      <w:hyperlink w:history="1" r:id="rIdtjuafwrrcavff3kgmjf1e">
         <w:r>
           <w:rPr>
             <w:rFonts w:ascii="Arial" w:cs="Arial" w:eastAsia="Arial" w:hAnsi="Arial"/>
@@ -28931,7 +28931,7 @@
         </w:rPr>
         <w:t xml:space="preserve"> (</w:t>
       </w:r>
-      <w:hyperlink w:history="1" r:id="rIdcxodtc3qjny6_syhc8quj">
+      <w:hyperlink w:history="1" r:id="rId4ky0gmxcxf-ui5p0jiqvf">
         <w:r>
           <w:rPr>
             <w:rFonts w:ascii="Arial" w:cs="Arial" w:eastAsia="Arial" w:hAnsi="Arial"/>
@@ -29944,7 +29944,7 @@
             <w:pPr>
               <w:spacing w:after="20" w:before="0"/>
             </w:pPr>
-            <w:hyperlink w:history="1" r:id="rIdmzi34sqanbqm2v0t7olax">
+            <w:hyperlink w:history="1" r:id="rIdyg8oxtrngb9sqz380ohgr">
               <w:r>
                 <w:rPr>
                   <w:rFonts w:ascii="Arial" w:cs="Arial" w:eastAsia="Arial" w:hAnsi="Arial"/>
@@ -29977,7 +29977,7 @@
               <w:spacing w:after="10" w:before="0"/>
               <w:ind w:left="120"/>
             </w:pPr>
-            <w:hyperlink w:history="1" r:id="rIdibxhnn9pgxcnmzdjoykpq">
+            <w:hyperlink w:history="1" r:id="rId8huztlgxhy6vpnbwpxjq1">
               <w:r>
                 <w:rPr>
                   <w:rFonts w:ascii="Arial" w:cs="Arial" w:eastAsia="Arial" w:hAnsi="Arial"/>
@@ -30022,7 +30022,7 @@
             <w:pPr>
               <w:spacing w:after="20" w:before="0"/>
             </w:pPr>
-            <w:hyperlink w:history="1" r:id="rIdkg9kzqwwjhguhqc_g83hc">
+            <w:hyperlink w:history="1" r:id="rIdlb_pattjgm8iqheppipjd">
               <w:r>
                 <w:rPr>
                   <w:rFonts w:ascii="Arial" w:cs="Arial" w:eastAsia="Arial" w:hAnsi="Arial"/>
@@ -30055,7 +30055,7 @@
               <w:spacing w:after="10" w:before="0"/>
               <w:ind w:left="120"/>
             </w:pPr>
-            <w:hyperlink w:history="1" r:id="rIdkuev94i-yqb9sfblurjwz">
+            <w:hyperlink w:history="1" r:id="rIdfrx1rgdzgv8cn6zuxh2sg">
               <w:r>
                 <w:rPr>
                   <w:rFonts w:ascii="Arial" w:cs="Arial" w:eastAsia="Arial" w:hAnsi="Arial"/>
@@ -30250,7 +30250,7 @@
             <w:pPr>
               <w:spacing w:after="20" w:before="0"/>
             </w:pPr>
-            <w:hyperlink w:history="1" r:id="rIdwkflvcotrggzzdeaunzjv">
+            <w:hyperlink w:history="1" r:id="rId08ojgbzfytuf2zgb2r2cz">
               <w:r>
                 <w:rPr>
                   <w:rFonts w:ascii="Arial" w:cs="Arial" w:eastAsia="Arial" w:hAnsi="Arial"/>
@@ -30283,7 +30283,7 @@
               <w:spacing w:after="10" w:before="0"/>
               <w:ind w:left="120"/>
             </w:pPr>
-            <w:hyperlink w:history="1" r:id="rIdo4ahuxvqn303cwbrafcbi">
+            <w:hyperlink w:history="1" r:id="rId0wf9f4cacmjvzj5ghux1_">
               <w:r>
                 <w:rPr>
                   <w:rFonts w:ascii="Arial" w:cs="Arial" w:eastAsia="Arial" w:hAnsi="Arial"/>
@@ -30328,7 +30328,7 @@
             <w:pPr>
               <w:spacing w:after="20" w:before="0"/>
             </w:pPr>
-            <w:hyperlink w:history="1" r:id="rIdc4hoxz4qhdviwnhyjbsis">
+            <w:hyperlink w:history="1" r:id="rIdgkwvxb20o9cblqi_ht0dq">
               <w:r>
                 <w:rPr>
                   <w:rFonts w:ascii="Arial" w:cs="Arial" w:eastAsia="Arial" w:hAnsi="Arial"/>
@@ -30361,7 +30361,7 @@
               <w:spacing w:after="10" w:before="0"/>
               <w:ind w:left="120"/>
             </w:pPr>
-            <w:hyperlink w:history="1" r:id="rIdd7w2z1j7wxncc1rxxk9sr">
+            <w:hyperlink w:history="1" r:id="rIdgda_bp0mcn70rpzcllkiu">
               <w:r>
                 <w:rPr>
                   <w:rFonts w:ascii="Arial" w:cs="Arial" w:eastAsia="Arial" w:hAnsi="Arial"/>
@@ -30556,7 +30556,7 @@
             <w:pPr>
               <w:spacing w:after="20" w:before="0"/>
             </w:pPr>
-            <w:hyperlink w:history="1" r:id="rId239muoqqnw6eplnsycv6q">
+            <w:hyperlink w:history="1" r:id="rIdnzuwgczjzwxjaa_r71_cw">
               <w:r>
                 <w:rPr>
                   <w:rFonts w:ascii="Arial" w:cs="Arial" w:eastAsia="Arial" w:hAnsi="Arial"/>
@@ -30589,7 +30589,7 @@
               <w:spacing w:after="10" w:before="0"/>
               <w:ind w:left="120"/>
             </w:pPr>
-            <w:hyperlink w:history="1" r:id="rIdo9mtrarye9gnuuhubuigb">
+            <w:hyperlink w:history="1" r:id="rId_ggfjdsz0oqynfaqgcemw">
               <w:r>
                 <w:rPr>
                   <w:rFonts w:ascii="Arial" w:cs="Arial" w:eastAsia="Arial" w:hAnsi="Arial"/>
@@ -30634,7 +30634,7 @@
             <w:pPr>
               <w:spacing w:after="20" w:before="0"/>
             </w:pPr>
-            <w:hyperlink w:history="1" r:id="rIde2-w5ql25a8xq59graryy">
+            <w:hyperlink w:history="1" r:id="rIdz9x6ep0uw3fxe9ndkbb-9">
               <w:r>
                 <w:rPr>
                   <w:rFonts w:ascii="Arial" w:cs="Arial" w:eastAsia="Arial" w:hAnsi="Arial"/>
@@ -30667,7 +30667,7 @@
               <w:spacing w:after="10" w:before="0"/>
               <w:ind w:left="120"/>
             </w:pPr>
-            <w:hyperlink w:history="1" r:id="rIdmpbe0ulztmtdnztfhnfcv">
+            <w:hyperlink w:history="1" r:id="rIdto3__eriqk_nngrbghg9n">
               <w:r>
                 <w:rPr>
                   <w:rFonts w:ascii="Arial" w:cs="Arial" w:eastAsia="Arial" w:hAnsi="Arial"/>
@@ -30862,7 +30862,7 @@
             <w:pPr>
               <w:spacing w:after="20" w:before="0"/>
             </w:pPr>
-            <w:hyperlink w:history="1" r:id="rIdoh_0q9f3cntnsam7s9cxf">
+            <w:hyperlink w:history="1" r:id="rIddoa_zheqpnavg0eksexbh">
               <w:r>
                 <w:rPr>
                   <w:rFonts w:ascii="Arial" w:cs="Arial" w:eastAsia="Arial" w:hAnsi="Arial"/>
@@ -30895,7 +30895,7 @@
               <w:spacing w:after="10" w:before="0"/>
               <w:ind w:left="120"/>
             </w:pPr>
-            <w:hyperlink w:history="1" r:id="rIdpplj_yjf2tretzsrgw0ft">
+            <w:hyperlink w:history="1" r:id="rIdfxpair2ucp8yvrkganxcy">
               <w:r>
                 <w:rPr>
                   <w:rFonts w:ascii="Arial" w:cs="Arial" w:eastAsia="Arial" w:hAnsi="Arial"/>
@@ -30940,7 +30940,7 @@
             <w:pPr>
               <w:spacing w:after="20" w:before="0"/>
             </w:pPr>
-            <w:hyperlink w:history="1" r:id="rId9_hyknrgdoo3ox_uiat-7">
+            <w:hyperlink w:history="1" r:id="rIdk6odzog1fsadbeqvorlhg">
               <w:r>
                 <w:rPr>
                   <w:rFonts w:ascii="Arial" w:cs="Arial" w:eastAsia="Arial" w:hAnsi="Arial"/>
@@ -30973,7 +30973,7 @@
               <w:spacing w:after="10" w:before="0"/>
               <w:ind w:left="120"/>
             </w:pPr>
-            <w:hyperlink w:history="1" r:id="rIdlpvyqwldk7qakuet_ycvc">
+            <w:hyperlink w:history="1" r:id="rIdlc9r3vlxkzvrks6crtewf">
               <w:r>
                 <w:rPr>
                   <w:rFonts w:ascii="Arial" w:cs="Arial" w:eastAsia="Arial" w:hAnsi="Arial"/>
@@ -31168,7 +31168,7 @@
             <w:pPr>
               <w:spacing w:after="20" w:before="0"/>
             </w:pPr>
-            <w:hyperlink w:history="1" r:id="rIdxpqfeznix5c-ank3k0ia6">
+            <w:hyperlink w:history="1" r:id="rId4un10nzvakw1at08thdso">
               <w:r>
                 <w:rPr>
                   <w:rFonts w:ascii="Arial" w:cs="Arial" w:eastAsia="Arial" w:hAnsi="Arial"/>
@@ -31201,7 +31201,7 @@
               <w:spacing w:after="10" w:before="0"/>
               <w:ind w:left="120"/>
             </w:pPr>
-            <w:hyperlink w:history="1" r:id="rId3eavui-jbsjtyplojjrut">
+            <w:hyperlink w:history="1" r:id="rId7snsmau95vc9_c3g3ohx_">
               <w:r>
                 <w:rPr>
                   <w:rFonts w:ascii="Arial" w:cs="Arial" w:eastAsia="Arial" w:hAnsi="Arial"/>
@@ -31246,7 +31246,7 @@
             <w:pPr>
               <w:spacing w:after="20" w:before="0"/>
             </w:pPr>
-            <w:hyperlink w:history="1" r:id="rIdjhihqet6jrhxnr-2k7dgy">
+            <w:hyperlink w:history="1" r:id="rIdd8dakovtseuyekind_pdi">
               <w:r>
                 <w:rPr>
                   <w:rFonts w:ascii="Arial" w:cs="Arial" w:eastAsia="Arial" w:hAnsi="Arial"/>
@@ -31279,7 +31279,7 @@
               <w:spacing w:after="10" w:before="0"/>
               <w:ind w:left="120"/>
             </w:pPr>
-            <w:hyperlink w:history="1" r:id="rIdu-eatrnai4bjlg05bgjng">
+            <w:hyperlink w:history="1" r:id="rIdoogpuysy4fpenepx1d98a">
               <w:r>
                 <w:rPr>
                   <w:rFonts w:ascii="Arial" w:cs="Arial" w:eastAsia="Arial" w:hAnsi="Arial"/>
@@ -31905,7 +31905,7 @@
         </w:rPr>
         <w:t xml:space="preserve">© 2026 SeaVuria and ARES. Aligned with KICD objectives. Developed by SeaVuria; technical implementation by ARES (with AI assistance from Claude). Licensed under </w:t>
       </w:r>
-      <w:hyperlink w:history="1" r:id="rIdn85dtbaeoc-994nua-wpq">
+      <w:hyperlink w:history="1" r:id="rIdcmvxuty2dnutape8tbczv">
         <w:r>
           <w:rPr>
             <w:rFonts w:ascii="Arial" w:cs="Arial" w:eastAsia="Arial" w:hAnsi="Arial"/>
@@ -31926,7 +31926,7 @@
         </w:rPr>
         <w:t xml:space="preserve"> (</w:t>
       </w:r>
-      <w:hyperlink w:history="1" r:id="rIdzggcthsi9sglvvhlmo-na">
+      <w:hyperlink w:history="1" r:id="rIdskk6tduc6sx9nh6v29t0s">
         <w:r>
           <w:rPr>
             <w:rFonts w:ascii="Arial" w:cs="Arial" w:eastAsia="Arial" w:hAnsi="Arial"/>
@@ -32939,7 +32939,7 @@
             <w:pPr>
               <w:spacing w:after="20" w:before="0"/>
             </w:pPr>
-            <w:hyperlink w:history="1" r:id="rId56ezwyxjzonrdgupgnzwz">
+            <w:hyperlink w:history="1" r:id="rId1hwoveoypupqnujmdyg5k">
               <w:r>
                 <w:rPr>
                   <w:rFonts w:ascii="Arial" w:cs="Arial" w:eastAsia="Arial" w:hAnsi="Arial"/>
@@ -32972,7 +32972,7 @@
               <w:spacing w:after="10" w:before="0"/>
               <w:ind w:left="120"/>
             </w:pPr>
-            <w:hyperlink w:history="1" r:id="rIdsmncitoraljo0c_azqmrq">
+            <w:hyperlink w:history="1" r:id="rIdy0eb6d_zlceli4ewjz053">
               <w:r>
                 <w:rPr>
                   <w:rFonts w:ascii="Arial" w:cs="Arial" w:eastAsia="Arial" w:hAnsi="Arial"/>
@@ -33017,7 +33017,7 @@
             <w:pPr>
               <w:spacing w:after="20" w:before="0"/>
             </w:pPr>
-            <w:hyperlink w:history="1" r:id="rIdxeaor6xr6zml3pkn-p3_k">
+            <w:hyperlink w:history="1" r:id="rIdau83o4a_j91oloiynpejj">
               <w:r>
                 <w:rPr>
                   <w:rFonts w:ascii="Arial" w:cs="Arial" w:eastAsia="Arial" w:hAnsi="Arial"/>
@@ -33050,7 +33050,7 @@
               <w:spacing w:after="10" w:before="0"/>
               <w:ind w:left="120"/>
             </w:pPr>
-            <w:hyperlink w:history="1" r:id="rIdb0d1gk4yeufsf5t9ny-nm">
+            <w:hyperlink w:history="1" r:id="rIdq3oyzcza-atxhqzlwq9hm">
               <w:r>
                 <w:rPr>
                   <w:rFonts w:ascii="Arial" w:cs="Arial" w:eastAsia="Arial" w:hAnsi="Arial"/>
@@ -33245,7 +33245,7 @@
             <w:pPr>
               <w:spacing w:after="20" w:before="0"/>
             </w:pPr>
-            <w:hyperlink w:history="1" r:id="rIdmyd_fkhw5liymo97x50gh">
+            <w:hyperlink w:history="1" r:id="rIdojfizacgo1esznwktazss">
               <w:r>
                 <w:rPr>
                   <w:rFonts w:ascii="Arial" w:cs="Arial" w:eastAsia="Arial" w:hAnsi="Arial"/>
@@ -33278,7 +33278,7 @@
               <w:spacing w:after="10" w:before="0"/>
               <w:ind w:left="120"/>
             </w:pPr>
-            <w:hyperlink w:history="1" r:id="rIdslvrsk_4qkvq-x2sd0wro">
+            <w:hyperlink w:history="1" r:id="rIdrdz7dv8shubxm5wbqyzsl">
               <w:r>
                 <w:rPr>
                   <w:rFonts w:ascii="Arial" w:cs="Arial" w:eastAsia="Arial" w:hAnsi="Arial"/>
@@ -33323,7 +33323,7 @@
             <w:pPr>
               <w:spacing w:after="20" w:before="0"/>
             </w:pPr>
-            <w:hyperlink w:history="1" r:id="rId7ltzczhsntx9tvavefi3p">
+            <w:hyperlink w:history="1" r:id="rIdtoaxd3xpgryhdbvptg83z">
               <w:r>
                 <w:rPr>
                   <w:rFonts w:ascii="Arial" w:cs="Arial" w:eastAsia="Arial" w:hAnsi="Arial"/>
@@ -33356,7 +33356,7 @@
               <w:spacing w:after="10" w:before="0"/>
               <w:ind w:left="120"/>
             </w:pPr>
-            <w:hyperlink w:history="1" r:id="rId2m3fakogif7n0phzve70x">
+            <w:hyperlink w:history="1" r:id="rId_pptbyiwts7ra0ueh_ato">
               <w:r>
                 <w:rPr>
                   <w:rFonts w:ascii="Arial" w:cs="Arial" w:eastAsia="Arial" w:hAnsi="Arial"/>
@@ -33551,7 +33551,7 @@
             <w:pPr>
               <w:spacing w:after="20" w:before="0"/>
             </w:pPr>
-            <w:hyperlink w:history="1" r:id="rIdcxt8jd9raram2cezlqoky">
+            <w:hyperlink w:history="1" r:id="rId75g3qwmnoqez0gocqxwd2">
               <w:r>
                 <w:rPr>
                   <w:rFonts w:ascii="Arial" w:cs="Arial" w:eastAsia="Arial" w:hAnsi="Arial"/>
@@ -33584,7 +33584,7 @@
               <w:spacing w:after="10" w:before="0"/>
               <w:ind w:left="120"/>
             </w:pPr>
-            <w:hyperlink w:history="1" r:id="rIduzfghhgtoyd1dvten-dik">
+            <w:hyperlink w:history="1" r:id="rId_yvrkuptmsa0hxa6pdd4q">
               <w:r>
                 <w:rPr>
                   <w:rFonts w:ascii="Arial" w:cs="Arial" w:eastAsia="Arial" w:hAnsi="Arial"/>
@@ -33629,7 +33629,7 @@
             <w:pPr>
               <w:spacing w:after="20" w:before="0"/>
             </w:pPr>
-            <w:hyperlink w:history="1" r:id="rIdwaj2a7dmu1tszpge9m8nd">
+            <w:hyperlink w:history="1" r:id="rIdtnfnxcfdrnfo_irrwgiaz">
               <w:r>
                 <w:rPr>
                   <w:rFonts w:ascii="Arial" w:cs="Arial" w:eastAsia="Arial" w:hAnsi="Arial"/>
@@ -33662,7 +33662,7 @@
               <w:spacing w:after="10" w:before="0"/>
               <w:ind w:left="120"/>
             </w:pPr>
-            <w:hyperlink w:history="1" r:id="rIdmz0pgwnzr1kkpzi4m_nwo">
+            <w:hyperlink w:history="1" r:id="rIdrz8dbv-st3coarz81emwr">
               <w:r>
                 <w:rPr>
                   <w:rFonts w:ascii="Arial" w:cs="Arial" w:eastAsia="Arial" w:hAnsi="Arial"/>
@@ -33857,7 +33857,7 @@
             <w:pPr>
               <w:spacing w:after="20" w:before="0"/>
             </w:pPr>
-            <w:hyperlink w:history="1" r:id="rIdyd1hoi55d2sxuxfno-zgs">
+            <w:hyperlink w:history="1" r:id="rIdkicrtfgfsolerfinlelnj">
               <w:r>
                 <w:rPr>
                   <w:rFonts w:ascii="Arial" w:cs="Arial" w:eastAsia="Arial" w:hAnsi="Arial"/>
@@ -33890,7 +33890,7 @@
               <w:spacing w:after="10" w:before="0"/>
               <w:ind w:left="120"/>
             </w:pPr>
-            <w:hyperlink w:history="1" r:id="rIdyo9dtr_rmobjgairibs4v">
+            <w:hyperlink w:history="1" r:id="rIdwekkbb5xhqiwbe1svo6lo">
               <w:r>
                 <w:rPr>
                   <w:rFonts w:ascii="Arial" w:cs="Arial" w:eastAsia="Arial" w:hAnsi="Arial"/>
@@ -33935,7 +33935,7 @@
             <w:pPr>
               <w:spacing w:after="20" w:before="0"/>
             </w:pPr>
-            <w:hyperlink w:history="1" r:id="rId_xzheibxmclu_d8twc_tz">
+            <w:hyperlink w:history="1" r:id="rIdid05td6stqnnpguwqjet0">
               <w:r>
                 <w:rPr>
                   <w:rFonts w:ascii="Arial" w:cs="Arial" w:eastAsia="Arial" w:hAnsi="Arial"/>
@@ -33968,7 +33968,7 @@
               <w:spacing w:after="10" w:before="0"/>
               <w:ind w:left="120"/>
             </w:pPr>
-            <w:hyperlink w:history="1" r:id="rIdzgqmoyl5qsdji4qizimxo">
+            <w:hyperlink w:history="1" r:id="rIde1f45dwe37cchffb6espd">
               <w:r>
                 <w:rPr>
                   <w:rFonts w:ascii="Arial" w:cs="Arial" w:eastAsia="Arial" w:hAnsi="Arial"/>
@@ -34163,7 +34163,7 @@
             <w:pPr>
               <w:spacing w:after="20" w:before="0"/>
             </w:pPr>
-            <w:hyperlink w:history="1" r:id="rIdjrawiwfv-ghzml_px_0b4">
+            <w:hyperlink w:history="1" r:id="rIddw8wsvb2exxq-ycobiuai">
               <w:r>
                 <w:rPr>
                   <w:rFonts w:ascii="Arial" w:cs="Arial" w:eastAsia="Arial" w:hAnsi="Arial"/>
@@ -34196,7 +34196,7 @@
               <w:spacing w:after="10" w:before="0"/>
               <w:ind w:left="120"/>
             </w:pPr>
-            <w:hyperlink w:history="1" r:id="rId4b3bqlteh1-m-7qnnzrxl">
+            <w:hyperlink w:history="1" r:id="rIdwopiro0mad4drr6vlvkbv">
               <w:r>
                 <w:rPr>
                   <w:rFonts w:ascii="Arial" w:cs="Arial" w:eastAsia="Arial" w:hAnsi="Arial"/>
@@ -34241,7 +34241,7 @@
             <w:pPr>
               <w:spacing w:after="20" w:before="0"/>
             </w:pPr>
-            <w:hyperlink w:history="1" r:id="rIdsnxvmecsjz_jaoof5ebqi">
+            <w:hyperlink w:history="1" r:id="rIdtxww7mcchflamleotvugr">
               <w:r>
                 <w:rPr>
                   <w:rFonts w:ascii="Arial" w:cs="Arial" w:eastAsia="Arial" w:hAnsi="Arial"/>
@@ -34274,7 +34274,7 @@
               <w:spacing w:after="10" w:before="0"/>
               <w:ind w:left="120"/>
             </w:pPr>
-            <w:hyperlink w:history="1" r:id="rIdomhrgmgtmcfff8jdcpcks">
+            <w:hyperlink w:history="1" r:id="rIdxjucszppwgg7uerohg1hm">
               <w:r>
                 <w:rPr>
                   <w:rFonts w:ascii="Arial" w:cs="Arial" w:eastAsia="Arial" w:hAnsi="Arial"/>
@@ -34786,7 +34786,7 @@
         </w:rPr>
         <w:t xml:space="preserve">© 2026 SeaVuria and ARES. Aligned with KICD objectives. Developed by SeaVuria; technical implementation by ARES (with AI assistance from Claude). Licensed under </w:t>
       </w:r>
-      <w:hyperlink w:history="1" r:id="rIdhxnsemtin2tmeyyjc264x">
+      <w:hyperlink w:history="1" r:id="rIdodcxjkgwrg1hwsveswbsl">
         <w:r>
           <w:rPr>
             <w:rFonts w:ascii="Arial" w:cs="Arial" w:eastAsia="Arial" w:hAnsi="Arial"/>
@@ -34807,7 +34807,7 @@
         </w:rPr>
         <w:t xml:space="preserve"> (</w:t>
       </w:r>
-      <w:hyperlink w:history="1" r:id="rIdmv16gpmyp6pvz7jkswcce">
+      <w:hyperlink w:history="1" r:id="rIdbaf3g6gd3if3bhlxuynxm">
         <w:r>
           <w:rPr>
             <w:rFonts w:ascii="Arial" w:cs="Arial" w:eastAsia="Arial" w:hAnsi="Arial"/>
@@ -35820,7 +35820,7 @@
             <w:pPr>
               <w:spacing w:after="20" w:before="0"/>
             </w:pPr>
-            <w:hyperlink w:history="1" r:id="rIdjtc2mwoq3kjby_qacjrup">
+            <w:hyperlink w:history="1" r:id="rIdwyh-ubedjkf5vjishdf61">
               <w:r>
                 <w:rPr>
                   <w:rFonts w:ascii="Arial" w:cs="Arial" w:eastAsia="Arial" w:hAnsi="Arial"/>
@@ -35853,7 +35853,7 @@
               <w:spacing w:after="10" w:before="0"/>
               <w:ind w:left="120"/>
             </w:pPr>
-            <w:hyperlink w:history="1" r:id="rIdv5vwnbrjsxawtfkf3jbmf">
+            <w:hyperlink w:history="1" r:id="rIdzg6kgb5mhawkhk95cocag">
               <w:r>
                 <w:rPr>
                   <w:rFonts w:ascii="Arial" w:cs="Arial" w:eastAsia="Arial" w:hAnsi="Arial"/>
@@ -35898,7 +35898,7 @@
             <w:pPr>
               <w:spacing w:after="20" w:before="0"/>
             </w:pPr>
-            <w:hyperlink w:history="1" r:id="rId1xpdcmcj5y8c352strjhs">
+            <w:hyperlink w:history="1" r:id="rIdv_mhvqeutoo1jhserbbmm">
               <w:r>
                 <w:rPr>
                   <w:rFonts w:ascii="Arial" w:cs="Arial" w:eastAsia="Arial" w:hAnsi="Arial"/>
@@ -35931,7 +35931,7 @@
               <w:spacing w:after="10" w:before="0"/>
               <w:ind w:left="120"/>
             </w:pPr>
-            <w:hyperlink w:history="1" r:id="rIdzzc4zz5t4ayurfua1ojnh">
+            <w:hyperlink w:history="1" r:id="rIdk5xjrpebfhcvywconhtc0">
               <w:r>
                 <w:rPr>
                   <w:rFonts w:ascii="Arial" w:cs="Arial" w:eastAsia="Arial" w:hAnsi="Arial"/>
@@ -36126,7 +36126,7 @@
             <w:pPr>
               <w:spacing w:after="20" w:before="0"/>
             </w:pPr>
-            <w:hyperlink w:history="1" r:id="rIdwhhjtwafi0ijchzeuzp-h">
+            <w:hyperlink w:history="1" r:id="rIdp7sxqvod0951j4murg_9r">
               <w:r>
                 <w:rPr>
                   <w:rFonts w:ascii="Arial" w:cs="Arial" w:eastAsia="Arial" w:hAnsi="Arial"/>
@@ -36159,7 +36159,7 @@
               <w:spacing w:after="10" w:before="0"/>
               <w:ind w:left="120"/>
             </w:pPr>
-            <w:hyperlink w:history="1" r:id="rIdetvpaqpyb3gjcbmewwubc">
+            <w:hyperlink w:history="1" r:id="rId8xipnqtdgt6hjuu5_69kg">
               <w:r>
                 <w:rPr>
                   <w:rFonts w:ascii="Arial" w:cs="Arial" w:eastAsia="Arial" w:hAnsi="Arial"/>
@@ -36204,7 +36204,7 @@
             <w:pPr>
               <w:spacing w:after="20" w:before="0"/>
             </w:pPr>
-            <w:hyperlink w:history="1" r:id="rIdmzjapbp0fxezdoujm6q9k">
+            <w:hyperlink w:history="1" r:id="rIdzrddtogjlgeqip5yuqzpp">
               <w:r>
                 <w:rPr>
                   <w:rFonts w:ascii="Arial" w:cs="Arial" w:eastAsia="Arial" w:hAnsi="Arial"/>
@@ -36237,7 +36237,7 @@
               <w:spacing w:after="10" w:before="0"/>
               <w:ind w:left="120"/>
             </w:pPr>
-            <w:hyperlink w:history="1" r:id="rIdmeop2-oqcrithjxikjfjl">
+            <w:hyperlink w:history="1" r:id="rIddpbbqld2cvpv-5tobm-lw">
               <w:r>
                 <w:rPr>
                   <w:rFonts w:ascii="Arial" w:cs="Arial" w:eastAsia="Arial" w:hAnsi="Arial"/>
@@ -36432,7 +36432,7 @@
             <w:pPr>
               <w:spacing w:after="20" w:before="0"/>
             </w:pPr>
-            <w:hyperlink w:history="1" r:id="rIdycr2zurxc960_jychslfq">
+            <w:hyperlink w:history="1" r:id="rIdmbjbh0wju4pkqugjacl7s">
               <w:r>
                 <w:rPr>
                   <w:rFonts w:ascii="Arial" w:cs="Arial" w:eastAsia="Arial" w:hAnsi="Arial"/>
@@ -36465,7 +36465,7 @@
               <w:spacing w:after="10" w:before="0"/>
               <w:ind w:left="120"/>
             </w:pPr>
-            <w:hyperlink w:history="1" r:id="rIdcatjajfucrzjqkdeeciyq">
+            <w:hyperlink w:history="1" r:id="rIdbpo2cuxmxhhb1uajqeoij">
               <w:r>
                 <w:rPr>
                   <w:rFonts w:ascii="Arial" w:cs="Arial" w:eastAsia="Arial" w:hAnsi="Arial"/>
@@ -36510,7 +36510,7 @@
             <w:pPr>
               <w:spacing w:after="20" w:before="0"/>
             </w:pPr>
-            <w:hyperlink w:history="1" r:id="rIdmiaw5qgrjdc8tmmanox4r">
+            <w:hyperlink w:history="1" r:id="rId_hytwkfdddhg2y1rr3tkh">
               <w:r>
                 <w:rPr>
                   <w:rFonts w:ascii="Arial" w:cs="Arial" w:eastAsia="Arial" w:hAnsi="Arial"/>
@@ -36543,7 +36543,7 @@
               <w:spacing w:after="10" w:before="0"/>
               <w:ind w:left="120"/>
             </w:pPr>
-            <w:hyperlink w:history="1" r:id="rId_-hbwkt4zlfxdbyeycw82">
+            <w:hyperlink w:history="1" r:id="rIdvzg5zjmpphe19q3qx9bmu">
               <w:r>
                 <w:rPr>
                   <w:rFonts w:ascii="Arial" w:cs="Arial" w:eastAsia="Arial" w:hAnsi="Arial"/>
@@ -36738,7 +36738,7 @@
             <w:pPr>
               <w:spacing w:after="20" w:before="0"/>
             </w:pPr>
-            <w:hyperlink w:history="1" r:id="rIdhxqb0uy0w4qtdgfihozne">
+            <w:hyperlink w:history="1" r:id="rIdh6tqvgt5typdtebf4dqy0">
               <w:r>
                 <w:rPr>
                   <w:rFonts w:ascii="Arial" w:cs="Arial" w:eastAsia="Arial" w:hAnsi="Arial"/>
@@ -36771,7 +36771,7 @@
               <w:spacing w:after="10" w:before="0"/>
               <w:ind w:left="120"/>
             </w:pPr>
-            <w:hyperlink w:history="1" r:id="rId7t8svtz37bpjrrirx2w35">
+            <w:hyperlink w:history="1" r:id="rId92hthom9ma4hg6zhievmp">
               <w:r>
                 <w:rPr>
                   <w:rFonts w:ascii="Arial" w:cs="Arial" w:eastAsia="Arial" w:hAnsi="Arial"/>
@@ -36816,7 +36816,7 @@
             <w:pPr>
               <w:spacing w:after="20" w:before="0"/>
             </w:pPr>
-            <w:hyperlink w:history="1" r:id="rIdzhkimhajtfyjd4ddcz-cd">
+            <w:hyperlink w:history="1" r:id="rIdpqjyz9vq1f2k1sr_znthf">
               <w:r>
                 <w:rPr>
                   <w:rFonts w:ascii="Arial" w:cs="Arial" w:eastAsia="Arial" w:hAnsi="Arial"/>
@@ -36849,7 +36849,7 @@
               <w:spacing w:after="10" w:before="0"/>
               <w:ind w:left="120"/>
             </w:pPr>
-            <w:hyperlink w:history="1" r:id="rIdwy-3j9xds3a0lrm2g-o0d">
+            <w:hyperlink w:history="1" r:id="rIdeg60dwu_xkicxokq34uyx">
               <w:r>
                 <w:rPr>
                   <w:rFonts w:ascii="Arial" w:cs="Arial" w:eastAsia="Arial" w:hAnsi="Arial"/>
@@ -37044,7 +37044,7 @@
             <w:pPr>
               <w:spacing w:after="20" w:before="0"/>
             </w:pPr>
-            <w:hyperlink w:history="1" r:id="rIdxxshsisw6ulu5z5yokqcb">
+            <w:hyperlink w:history="1" r:id="rId2c6bt1jspt6-2ki0uwzpf">
               <w:r>
                 <w:rPr>
                   <w:rFonts w:ascii="Arial" w:cs="Arial" w:eastAsia="Arial" w:hAnsi="Arial"/>
@@ -37077,7 +37077,7 @@
               <w:spacing w:after="10" w:before="0"/>
               <w:ind w:left="120"/>
             </w:pPr>
-            <w:hyperlink w:history="1" r:id="rIdkvgfpcmuf1lf_zfftlvx3">
+            <w:hyperlink w:history="1" r:id="rId_5_alpty3qvcjs5qrsil3">
               <w:r>
                 <w:rPr>
                   <w:rFonts w:ascii="Arial" w:cs="Arial" w:eastAsia="Arial" w:hAnsi="Arial"/>
@@ -37122,7 +37122,7 @@
             <w:pPr>
               <w:spacing w:after="20" w:before="0"/>
             </w:pPr>
-            <w:hyperlink w:history="1" r:id="rIdapcosk-r6u_tg5t8r7ofv">
+            <w:hyperlink w:history="1" r:id="rIdsn8ctgwjfrd-h6txnykpi">
               <w:r>
                 <w:rPr>
                   <w:rFonts w:ascii="Arial" w:cs="Arial" w:eastAsia="Arial" w:hAnsi="Arial"/>
@@ -37155,7 +37155,7 @@
               <w:spacing w:after="10" w:before="0"/>
               <w:ind w:left="120"/>
             </w:pPr>
-            <w:hyperlink w:history="1" r:id="rId4qgsqf5gbgl7jtka2zh0z">
+            <w:hyperlink w:history="1" r:id="rIdf7pxwgyquekt-vpypun7v">
               <w:r>
                 <w:rPr>
                   <w:rFonts w:ascii="Arial" w:cs="Arial" w:eastAsia="Arial" w:hAnsi="Arial"/>
@@ -37857,7 +37857,7 @@
         </w:rPr>
         <w:t xml:space="preserve">© 2026 SeaVuria and ARES. Aligned with KICD objectives. Developed by SeaVuria; technical implementation by ARES (with AI assistance from Claude). Licensed under </w:t>
       </w:r>
-      <w:hyperlink w:history="1" r:id="rIdkve7vchj9obmg0mhoa0uj">
+      <w:hyperlink w:history="1" r:id="rId2rvf_uxfdvghivjscuveb">
         <w:r>
           <w:rPr>
             <w:rFonts w:ascii="Arial" w:cs="Arial" w:eastAsia="Arial" w:hAnsi="Arial"/>
@@ -37878,7 +37878,7 @@
         </w:rPr>
         <w:t xml:space="preserve"> (</w:t>
       </w:r>
-      <w:hyperlink w:history="1" r:id="rId5zzrfnnyegkauataimmi1">
+      <w:hyperlink w:history="1" r:id="rId0nebwb_o0r6btdq7wkfcq">
         <w:r>
           <w:rPr>
             <w:rFonts w:ascii="Arial" w:cs="Arial" w:eastAsia="Arial" w:hAnsi="Arial"/>

--- a/data/outputs/v2/Biology/SS2.3_Plant_Gaseous_Exchange_and_Respiration/Biology_Plant_Gaseous_Exchange_and_Respiration_CBE_LessonSequence.docx
+++ b/data/outputs/v2/Biology/SS2.3_Plant_Gaseous_Exchange_and_Respiration/Biology_Plant_Gaseous_Exchange_and_Respiration_CBE_LessonSequence.docx
@@ -2695,7 +2695,7 @@
         </w:rPr>
         <w:t xml:space="preserve">© 2026 SeaVuria and ARES. This work is licensed under a </w:t>
       </w:r>
-      <w:hyperlink w:history="1" r:id="rId5cku_bydcfihqjdnrbfe9">
+      <w:hyperlink w:history="1" r:id="rIdujigiea1nizsubypo5vgs">
         <w:r>
           <w:rPr>
             <w:rFonts w:ascii="Arial" w:cs="Arial" w:eastAsia="Arial" w:hAnsi="Arial"/>
@@ -2715,7 +2715,7 @@
         </w:rPr>
         <w:t xml:space="preserve"> (</w:t>
       </w:r>
-      <w:hyperlink w:history="1" r:id="rIdzsg-qjrtdf3qraa9i13op">
+      <w:hyperlink w:history="1" r:id="rIdnmfvixxjq9x3j9otrim5x">
         <w:r>
           <w:rPr>
             <w:rFonts w:ascii="Arial" w:cs="Arial" w:eastAsia="Arial" w:hAnsi="Arial"/>
@@ -2735,7 +2735,7 @@
         </w:rPr>
         <w:t xml:space="preserve">). To view a copy of this license, visit </w:t>
       </w:r>
-      <w:hyperlink w:history="1" r:id="rIdxelquqtyrxlgqcnbbizjm">
+      <w:hyperlink w:history="1" r:id="rIduqwrfklvtb6uwg3rr4jzk">
         <w:r>
           <w:rPr>
             <w:rFonts w:ascii="Arial" w:cs="Arial" w:eastAsia="Arial" w:hAnsi="Arial"/>
@@ -3747,7 +3747,7 @@
             <w:pPr>
               <w:spacing w:after="20" w:before="0"/>
             </w:pPr>
-            <w:hyperlink w:history="1" r:id="rId7t8kpvawmsow-rr8uozdq">
+            <w:hyperlink w:history="1" r:id="rIdlfekxfxjytgrpnkoq9cw9">
               <w:r>
                 <w:rPr>
                   <w:rFonts w:ascii="Arial" w:cs="Arial" w:eastAsia="Arial" w:hAnsi="Arial"/>
@@ -3796,7 +3796,7 @@
               <w:spacing w:after="10" w:before="0"/>
               <w:ind w:left="120"/>
             </w:pPr>
-            <w:hyperlink w:history="1" r:id="rIdao0qf5ua3oe0m578giasj">
+            <w:hyperlink w:history="1" r:id="rIdsr8f3yqf4rrybcjjtkho6">
               <w:r>
                 <w:rPr>
                   <w:rFonts w:ascii="Arial" w:cs="Arial" w:eastAsia="Arial" w:hAnsi="Arial"/>
@@ -3858,7 +3858,7 @@
               <w:spacing w:after="10" w:before="0"/>
               <w:ind w:left="120"/>
             </w:pPr>
-            <w:hyperlink w:history="1" r:id="rIdpb2clwc4eyldp3rurjwqr">
+            <w:hyperlink w:history="1" r:id="rIdnrculc_xndvubgwbbufbq">
               <w:r>
                 <w:rPr>
                   <w:rFonts w:ascii="Arial" w:cs="Arial" w:eastAsia="Arial" w:hAnsi="Arial"/>
@@ -4068,7 +4068,7 @@
             <w:pPr>
               <w:spacing w:after="20" w:before="0"/>
             </w:pPr>
-            <w:hyperlink w:history="1" r:id="rIddkkgfx4otuw9lrsejoidd">
+            <w:hyperlink w:history="1" r:id="rIdfe1p8-p6n-aodibzduxfv">
               <w:r>
                 <w:rPr>
                   <w:rFonts w:ascii="Arial" w:cs="Arial" w:eastAsia="Arial" w:hAnsi="Arial"/>
@@ -4117,7 +4117,7 @@
               <w:spacing w:after="10" w:before="0"/>
               <w:ind w:left="120"/>
             </w:pPr>
-            <w:hyperlink w:history="1" r:id="rIdb3nqdzrtfk5jtpzpxomg9">
+            <w:hyperlink w:history="1" r:id="rIdetljb6v4zyec6rhouhnn6">
               <w:r>
                 <w:rPr>
                   <w:rFonts w:ascii="Arial" w:cs="Arial" w:eastAsia="Arial" w:hAnsi="Arial"/>
@@ -4179,7 +4179,7 @@
               <w:spacing w:after="10" w:before="0"/>
               <w:ind w:left="120"/>
             </w:pPr>
-            <w:hyperlink w:history="1" r:id="rIdagkmiexjeov_nhkasw0wx">
+            <w:hyperlink w:history="1" r:id="rId57o3obibegnx94904ltad">
               <w:r>
                 <w:rPr>
                   <w:rFonts w:ascii="Arial" w:cs="Arial" w:eastAsia="Arial" w:hAnsi="Arial"/>
@@ -4389,7 +4389,7 @@
             <w:pPr>
               <w:spacing w:after="20" w:before="0"/>
             </w:pPr>
-            <w:hyperlink w:history="1" r:id="rIdc9envk5_fzym1p6lbk9mr">
+            <w:hyperlink w:history="1" r:id="rIdin3rsdkzpdtjkbrtbmeog">
               <w:r>
                 <w:rPr>
                   <w:rFonts w:ascii="Arial" w:cs="Arial" w:eastAsia="Arial" w:hAnsi="Arial"/>
@@ -4438,7 +4438,7 @@
               <w:spacing w:after="10" w:before="0"/>
               <w:ind w:left="120"/>
             </w:pPr>
-            <w:hyperlink w:history="1" r:id="rIdqkecizn5mkaew1pojvr_o">
+            <w:hyperlink w:history="1" r:id="rIddd3t3ispgauan2uavxbj5">
               <w:r>
                 <w:rPr>
                   <w:rFonts w:ascii="Arial" w:cs="Arial" w:eastAsia="Arial" w:hAnsi="Arial"/>
@@ -4500,7 +4500,7 @@
               <w:spacing w:after="10" w:before="0"/>
               <w:ind w:left="120"/>
             </w:pPr>
-            <w:hyperlink w:history="1" r:id="rIdqk5maepub7y2fkcevyykx">
+            <w:hyperlink w:history="1" r:id="rIdkso41ig86w8gwkdsogc2q">
               <w:r>
                 <w:rPr>
                   <w:rFonts w:ascii="Arial" w:cs="Arial" w:eastAsia="Arial" w:hAnsi="Arial"/>
@@ -4710,7 +4710,7 @@
             <w:pPr>
               <w:spacing w:after="20" w:before="0"/>
             </w:pPr>
-            <w:hyperlink w:history="1" r:id="rIdzkwpkvtz8roduvt4ufxk9">
+            <w:hyperlink w:history="1" r:id="rIdckvgu-e49svtblndwwpp8">
               <w:r>
                 <w:rPr>
                   <w:rFonts w:ascii="Arial" w:cs="Arial" w:eastAsia="Arial" w:hAnsi="Arial"/>
@@ -4759,7 +4759,7 @@
               <w:spacing w:after="10" w:before="0"/>
               <w:ind w:left="120"/>
             </w:pPr>
-            <w:hyperlink w:history="1" r:id="rIdjt68gbbzux7eyy7co5liy">
+            <w:hyperlink w:history="1" r:id="rIdkqndqfeyyzltdfeo6kyqe">
               <w:r>
                 <w:rPr>
                   <w:rFonts w:ascii="Arial" w:cs="Arial" w:eastAsia="Arial" w:hAnsi="Arial"/>
@@ -4821,7 +4821,7 @@
               <w:spacing w:after="10" w:before="0"/>
               <w:ind w:left="120"/>
             </w:pPr>
-            <w:hyperlink w:history="1" r:id="rId3xpzypfnfi9_gflgvt_yd">
+            <w:hyperlink w:history="1" r:id="rIdoo7ajr-1xlmopbssxz4l2">
               <w:r>
                 <w:rPr>
                   <w:rFonts w:ascii="Arial" w:cs="Arial" w:eastAsia="Arial" w:hAnsi="Arial"/>
@@ -5031,7 +5031,7 @@
             <w:pPr>
               <w:spacing w:after="20" w:before="0"/>
             </w:pPr>
-            <w:hyperlink w:history="1" r:id="rIdr1nomfl0xr3hixkja6mmh">
+            <w:hyperlink w:history="1" r:id="rIdprzkxde999jfj4tqo3o6y">
               <w:r>
                 <w:rPr>
                   <w:rFonts w:ascii="Arial" w:cs="Arial" w:eastAsia="Arial" w:hAnsi="Arial"/>
@@ -5080,7 +5080,7 @@
               <w:spacing w:after="10" w:before="0"/>
               <w:ind w:left="120"/>
             </w:pPr>
-            <w:hyperlink w:history="1" r:id="rIdk0bnlal82cttd3hrwdsd8">
+            <w:hyperlink w:history="1" r:id="rIdfnpvtv0brkq_qgcqs3x4m">
               <w:r>
                 <w:rPr>
                   <w:rFonts w:ascii="Arial" w:cs="Arial" w:eastAsia="Arial" w:hAnsi="Arial"/>
@@ -5142,7 +5142,7 @@
               <w:spacing w:after="10" w:before="0"/>
               <w:ind w:left="120"/>
             </w:pPr>
-            <w:hyperlink w:history="1" r:id="rId3ukeii1tkjg5pq41sibdf">
+            <w:hyperlink w:history="1" r:id="rIdvc_o5zpn-mhh--aqono-k">
               <w:r>
                 <w:rPr>
                   <w:rFonts w:ascii="Arial" w:cs="Arial" w:eastAsia="Arial" w:hAnsi="Arial"/>
@@ -5669,7 +5669,7 @@
         </w:rPr>
         <w:t xml:space="preserve">© 2026 SeaVuria and ARES. Aligned with KICD objectives. Developed by SeaVuria; technical implementation by ARES (with AI assistance from Claude). Licensed under </w:t>
       </w:r>
-      <w:hyperlink w:history="1" r:id="rIdtjfjwgbdffmmyqwv38hmg">
+      <w:hyperlink w:history="1" r:id="rIdjc-_bsyrzpek-_ry1ghkn">
         <w:r>
           <w:rPr>
             <w:rFonts w:ascii="Arial" w:cs="Arial" w:eastAsia="Arial" w:hAnsi="Arial"/>
@@ -5690,7 +5690,7 @@
         </w:rPr>
         <w:t xml:space="preserve"> (</w:t>
       </w:r>
-      <w:hyperlink w:history="1" r:id="rId-vtnvwwny3haecamk9hvl">
+      <w:hyperlink w:history="1" r:id="rIdofildrs4h4rbnj21vxdkj">
         <w:r>
           <w:rPr>
             <w:rFonts w:ascii="Arial" w:cs="Arial" w:eastAsia="Arial" w:hAnsi="Arial"/>
@@ -6703,7 +6703,7 @@
             <w:pPr>
               <w:spacing w:after="20" w:before="0"/>
             </w:pPr>
-            <w:hyperlink w:history="1" r:id="rIdwjrhzppbgnxxeat2gkqtg">
+            <w:hyperlink w:history="1" r:id="rId38jhogpi1hvv_8rc6x9d1">
               <w:r>
                 <w:rPr>
                   <w:rFonts w:ascii="Arial" w:cs="Arial" w:eastAsia="Arial" w:hAnsi="Arial"/>
@@ -6736,7 +6736,7 @@
               <w:spacing w:after="10" w:before="0"/>
               <w:ind w:left="120"/>
             </w:pPr>
-            <w:hyperlink w:history="1" r:id="rIdvmeqqab-6y-2nxfupmvf1">
+            <w:hyperlink w:history="1" r:id="rIdtwdre2-fcgjtchkan29kv">
               <w:r>
                 <w:rPr>
                   <w:rFonts w:ascii="Arial" w:cs="Arial" w:eastAsia="Arial" w:hAnsi="Arial"/>
@@ -6798,7 +6798,7 @@
               <w:spacing w:after="10" w:before="0"/>
               <w:ind w:left="120"/>
             </w:pPr>
-            <w:hyperlink w:history="1" r:id="rId6ccml3fdouwpv4marvgpc">
+            <w:hyperlink w:history="1" r:id="rIdqcnxwzm-lcciw30hobqdd">
               <w:r>
                 <w:rPr>
                   <w:rFonts w:ascii="Arial" w:cs="Arial" w:eastAsia="Arial" w:hAnsi="Arial"/>
@@ -7008,7 +7008,7 @@
             <w:pPr>
               <w:spacing w:after="20" w:before="0"/>
             </w:pPr>
-            <w:hyperlink w:history="1" r:id="rIdflsbihbl_xh3d662vgbph">
+            <w:hyperlink w:history="1" r:id="rIdf5zpcdfl_u_bmtoadbvqk">
               <w:r>
                 <w:rPr>
                   <w:rFonts w:ascii="Arial" w:cs="Arial" w:eastAsia="Arial" w:hAnsi="Arial"/>
@@ -7041,7 +7041,7 @@
               <w:spacing w:after="10" w:before="0"/>
               <w:ind w:left="120"/>
             </w:pPr>
-            <w:hyperlink w:history="1" r:id="rIdlhhterrvber6ancjdsjmr">
+            <w:hyperlink w:history="1" r:id="rIdffvxdi1dvir7d53lb2evm">
               <w:r>
                 <w:rPr>
                   <w:rFonts w:ascii="Arial" w:cs="Arial" w:eastAsia="Arial" w:hAnsi="Arial"/>
@@ -7103,7 +7103,7 @@
               <w:spacing w:after="10" w:before="0"/>
               <w:ind w:left="120"/>
             </w:pPr>
-            <w:hyperlink w:history="1" r:id="rIdx0wdygxdkaca-d13h_sot">
+            <w:hyperlink w:history="1" r:id="rIdygokfs1xs1vxnifz_m7un">
               <w:r>
                 <w:rPr>
                   <w:rFonts w:ascii="Arial" w:cs="Arial" w:eastAsia="Arial" w:hAnsi="Arial"/>
@@ -7313,7 +7313,7 @@
             <w:pPr>
               <w:spacing w:after="20" w:before="0"/>
             </w:pPr>
-            <w:hyperlink w:history="1" r:id="rIdwyqamil_71pcyuzitrj4r">
+            <w:hyperlink w:history="1" r:id="rIdq3sxkj6n9jfdvcjcfmnjq">
               <w:r>
                 <w:rPr>
                   <w:rFonts w:ascii="Arial" w:cs="Arial" w:eastAsia="Arial" w:hAnsi="Arial"/>
@@ -7346,7 +7346,7 @@
               <w:spacing w:after="10" w:before="0"/>
               <w:ind w:left="120"/>
             </w:pPr>
-            <w:hyperlink w:history="1" r:id="rIdllxn0xv0-vntngqqtehm0">
+            <w:hyperlink w:history="1" r:id="rIdeqydvdamursnr-w54je9q">
               <w:r>
                 <w:rPr>
                   <w:rFonts w:ascii="Arial" w:cs="Arial" w:eastAsia="Arial" w:hAnsi="Arial"/>
@@ -7408,7 +7408,7 @@
               <w:spacing w:after="10" w:before="0"/>
               <w:ind w:left="120"/>
             </w:pPr>
-            <w:hyperlink w:history="1" r:id="rId9yplt3arxl8cukwpyq0si">
+            <w:hyperlink w:history="1" r:id="rIdowalneppy-ralfspapyhc">
               <w:r>
                 <w:rPr>
                   <w:rFonts w:ascii="Arial" w:cs="Arial" w:eastAsia="Arial" w:hAnsi="Arial"/>
@@ -7618,7 +7618,7 @@
             <w:pPr>
               <w:spacing w:after="20" w:before="0"/>
             </w:pPr>
-            <w:hyperlink w:history="1" r:id="rIdhd3yo9ige_haiuu-jmzai">
+            <w:hyperlink w:history="1" r:id="rIdi0zyrdbvz_2oboym3litf">
               <w:r>
                 <w:rPr>
                   <w:rFonts w:ascii="Arial" w:cs="Arial" w:eastAsia="Arial" w:hAnsi="Arial"/>
@@ -7651,7 +7651,7 @@
               <w:spacing w:after="10" w:before="0"/>
               <w:ind w:left="120"/>
             </w:pPr>
-            <w:hyperlink w:history="1" r:id="rIdkm2ihbmgwukch9p6opwhb">
+            <w:hyperlink w:history="1" r:id="rIdgvwvf9iqoi1xao74vm0fm">
               <w:r>
                 <w:rPr>
                   <w:rFonts w:ascii="Arial" w:cs="Arial" w:eastAsia="Arial" w:hAnsi="Arial"/>
@@ -7713,7 +7713,7 @@
               <w:spacing w:after="10" w:before="0"/>
               <w:ind w:left="120"/>
             </w:pPr>
-            <w:hyperlink w:history="1" r:id="rIddqollmivmq7phbwuw_nex">
+            <w:hyperlink w:history="1" r:id="rIdpbl9fm4p5nace3kiqrxrv">
               <w:r>
                 <w:rPr>
                   <w:rFonts w:ascii="Arial" w:cs="Arial" w:eastAsia="Arial" w:hAnsi="Arial"/>
@@ -7923,7 +7923,7 @@
             <w:pPr>
               <w:spacing w:after="20" w:before="0"/>
             </w:pPr>
-            <w:hyperlink w:history="1" r:id="rIdemhnqrbig23dqw4x59xdn">
+            <w:hyperlink w:history="1" r:id="rId7hlj5ipfo9fsvcbkzp6mw">
               <w:r>
                 <w:rPr>
                   <w:rFonts w:ascii="Arial" w:cs="Arial" w:eastAsia="Arial" w:hAnsi="Arial"/>
@@ -7956,7 +7956,7 @@
               <w:spacing w:after="10" w:before="0"/>
               <w:ind w:left="120"/>
             </w:pPr>
-            <w:hyperlink w:history="1" r:id="rIdsbwr2a9yqg8ujnyxtldgl">
+            <w:hyperlink w:history="1" r:id="rIdp0yod0tthjpv6n8dqc75t">
               <w:r>
                 <w:rPr>
                   <w:rFonts w:ascii="Arial" w:cs="Arial" w:eastAsia="Arial" w:hAnsi="Arial"/>
@@ -8018,7 +8018,7 @@
               <w:spacing w:after="10" w:before="0"/>
               <w:ind w:left="120"/>
             </w:pPr>
-            <w:hyperlink w:history="1" r:id="rIdgpe_p3o_nwapiazzh8jhv">
+            <w:hyperlink w:history="1" r:id="rId8xn9bnosnpxbqxiz0_58h">
               <w:r>
                 <w:rPr>
                   <w:rFonts w:ascii="Arial" w:cs="Arial" w:eastAsia="Arial" w:hAnsi="Arial"/>
@@ -8545,7 +8545,7 @@
         </w:rPr>
         <w:t xml:space="preserve">© 2026 SeaVuria and ARES. Aligned with KICD objectives. Developed by SeaVuria; technical implementation by ARES (with AI assistance from Claude). Licensed under </w:t>
       </w:r>
-      <w:hyperlink w:history="1" r:id="rIddpzkgiba60zemsdrktroi">
+      <w:hyperlink w:history="1" r:id="rIdn7vwzunsffh6blrktevvk">
         <w:r>
           <w:rPr>
             <w:rFonts w:ascii="Arial" w:cs="Arial" w:eastAsia="Arial" w:hAnsi="Arial"/>
@@ -8566,7 +8566,7 @@
         </w:rPr>
         <w:t xml:space="preserve"> (</w:t>
       </w:r>
-      <w:hyperlink w:history="1" r:id="rIdwf95zd0hxtjp_qlcspsoy">
+      <w:hyperlink w:history="1" r:id="rIdiewr7hevc_bobe26nzwfc">
         <w:r>
           <w:rPr>
             <w:rFonts w:ascii="Arial" w:cs="Arial" w:eastAsia="Arial" w:hAnsi="Arial"/>
@@ -9579,7 +9579,7 @@
             <w:pPr>
               <w:spacing w:after="20" w:before="0"/>
             </w:pPr>
-            <w:hyperlink w:history="1" r:id="rIdmsgs9gxatsmw4vyiebdo5">
+            <w:hyperlink w:history="1" r:id="rId1dk9tnounvq6jvk9ys365">
               <w:r>
                 <w:rPr>
                   <w:rFonts w:ascii="Arial" w:cs="Arial" w:eastAsia="Arial" w:hAnsi="Arial"/>
@@ -9612,7 +9612,7 @@
               <w:spacing w:after="10" w:before="0"/>
               <w:ind w:left="120"/>
             </w:pPr>
-            <w:hyperlink w:history="1" r:id="rId16p5omnh0rnswuqjak_nq">
+            <w:hyperlink w:history="1" r:id="rIdv6bszgv7xdpzwufvt4rlj">
               <w:r>
                 <w:rPr>
                   <w:rFonts w:ascii="Arial" w:cs="Arial" w:eastAsia="Arial" w:hAnsi="Arial"/>
@@ -9674,7 +9674,7 @@
               <w:spacing w:after="10" w:before="0"/>
               <w:ind w:left="120"/>
             </w:pPr>
-            <w:hyperlink w:history="1" r:id="rIdxb81xqfwgmdsjuxpfmlc3">
+            <w:hyperlink w:history="1" r:id="rIdpb4fshi_i3pyicnpv120o">
               <w:r>
                 <w:rPr>
                   <w:rFonts w:ascii="Arial" w:cs="Arial" w:eastAsia="Arial" w:hAnsi="Arial"/>
@@ -9884,7 +9884,7 @@
             <w:pPr>
               <w:spacing w:after="20" w:before="0"/>
             </w:pPr>
-            <w:hyperlink w:history="1" r:id="rIdfqgcz4guynsc--ahr8dkv">
+            <w:hyperlink w:history="1" r:id="rIdx0fk-rdhokx1ikluzxsy7">
               <w:r>
                 <w:rPr>
                   <w:rFonts w:ascii="Arial" w:cs="Arial" w:eastAsia="Arial" w:hAnsi="Arial"/>
@@ -9917,7 +9917,7 @@
               <w:spacing w:after="10" w:before="0"/>
               <w:ind w:left="120"/>
             </w:pPr>
-            <w:hyperlink w:history="1" r:id="rIdoycxz8yhqlgcqrugghqof">
+            <w:hyperlink w:history="1" r:id="rId0w3flupnscfzjlfyofzor">
               <w:r>
                 <w:rPr>
                   <w:rFonts w:ascii="Arial" w:cs="Arial" w:eastAsia="Arial" w:hAnsi="Arial"/>
@@ -9979,7 +9979,7 @@
               <w:spacing w:after="10" w:before="0"/>
               <w:ind w:left="120"/>
             </w:pPr>
-            <w:hyperlink w:history="1" r:id="rIdu9wvuy-axyyacps-pxr6j">
+            <w:hyperlink w:history="1" r:id="rIdqgsixi92bx4s5556smyi_">
               <w:r>
                 <w:rPr>
                   <w:rFonts w:ascii="Arial" w:cs="Arial" w:eastAsia="Arial" w:hAnsi="Arial"/>
@@ -10189,7 +10189,7 @@
             <w:pPr>
               <w:spacing w:after="20" w:before="0"/>
             </w:pPr>
-            <w:hyperlink w:history="1" r:id="rId94ykeaui57xvphgwmpwls">
+            <w:hyperlink w:history="1" r:id="rIdkxjhhsku3_o1m4gyx2joe">
               <w:r>
                 <w:rPr>
                   <w:rFonts w:ascii="Arial" w:cs="Arial" w:eastAsia="Arial" w:hAnsi="Arial"/>
@@ -10238,7 +10238,7 @@
               <w:spacing w:after="10" w:before="0"/>
               <w:ind w:left="120"/>
             </w:pPr>
-            <w:hyperlink w:history="1" r:id="rIdxrzoy9ewxbdwhuhe36gpz">
+            <w:hyperlink w:history="1" r:id="rIdwk_nccxahnvoaonqps078">
               <w:r>
                 <w:rPr>
                   <w:rFonts w:ascii="Arial" w:cs="Arial" w:eastAsia="Arial" w:hAnsi="Arial"/>
@@ -10300,7 +10300,7 @@
               <w:spacing w:after="10" w:before="0"/>
               <w:ind w:left="120"/>
             </w:pPr>
-            <w:hyperlink w:history="1" r:id="rIdvec9omvsymx35nir-05xw">
+            <w:hyperlink w:history="1" r:id="rId5e7xzphy72aqyoi4as3lq">
               <w:r>
                 <w:rPr>
                   <w:rFonts w:ascii="Arial" w:cs="Arial" w:eastAsia="Arial" w:hAnsi="Arial"/>
@@ -10510,7 +10510,7 @@
             <w:pPr>
               <w:spacing w:after="20" w:before="0"/>
             </w:pPr>
-            <w:hyperlink w:history="1" r:id="rId2kww0lc8vvwbwj6foumdi">
+            <w:hyperlink w:history="1" r:id="rIdfizwvtmtortfi2cuqmil_">
               <w:r>
                 <w:rPr>
                   <w:rFonts w:ascii="Arial" w:cs="Arial" w:eastAsia="Arial" w:hAnsi="Arial"/>
@@ -10559,7 +10559,7 @@
               <w:spacing w:after="10" w:before="0"/>
               <w:ind w:left="120"/>
             </w:pPr>
-            <w:hyperlink w:history="1" r:id="rIdorybbqbchn0iqk4z_bwgz">
+            <w:hyperlink w:history="1" r:id="rIduzyxeiico1o6_wijqmoyn">
               <w:r>
                 <w:rPr>
                   <w:rFonts w:ascii="Arial" w:cs="Arial" w:eastAsia="Arial" w:hAnsi="Arial"/>
@@ -10621,7 +10621,7 @@
               <w:spacing w:after="10" w:before="0"/>
               <w:ind w:left="120"/>
             </w:pPr>
-            <w:hyperlink w:history="1" r:id="rIdudn2om7ppko4s5nsaz0jw">
+            <w:hyperlink w:history="1" r:id="rIdkyws4shasowwyyauqaugv">
               <w:r>
                 <w:rPr>
                   <w:rFonts w:ascii="Arial" w:cs="Arial" w:eastAsia="Arial" w:hAnsi="Arial"/>
@@ -10831,7 +10831,7 @@
             <w:pPr>
               <w:spacing w:after="20" w:before="0"/>
             </w:pPr>
-            <w:hyperlink w:history="1" r:id="rIdcefh9cjs0i_ekai1ajzdj">
+            <w:hyperlink w:history="1" r:id="rIdwvqyy8sfoca1ogff21wsu">
               <w:r>
                 <w:rPr>
                   <w:rFonts w:ascii="Arial" w:cs="Arial" w:eastAsia="Arial" w:hAnsi="Arial"/>
@@ -10864,7 +10864,7 @@
               <w:spacing w:after="10" w:before="0"/>
               <w:ind w:left="120"/>
             </w:pPr>
-            <w:hyperlink w:history="1" r:id="rId8uz-tuz84b_76jarud2ug">
+            <w:hyperlink w:history="1" r:id="rIdgyvifg70fut6qqrybrkqi">
               <w:r>
                 <w:rPr>
                   <w:rFonts w:ascii="Arial" w:cs="Arial" w:eastAsia="Arial" w:hAnsi="Arial"/>
@@ -10926,7 +10926,7 @@
               <w:spacing w:after="10" w:before="0"/>
               <w:ind w:left="120"/>
             </w:pPr>
-            <w:hyperlink w:history="1" r:id="rIdth4pyol6jjvc4gwi6odxy">
+            <w:hyperlink w:history="1" r:id="rId90z7j2qy_ayu8tr61vfpf">
               <w:r>
                 <w:rPr>
                   <w:rFonts w:ascii="Arial" w:cs="Arial" w:eastAsia="Arial" w:hAnsi="Arial"/>
@@ -11453,7 +11453,7 @@
         </w:rPr>
         <w:t xml:space="preserve">© 2026 SeaVuria and ARES. Aligned with KICD objectives. Developed by SeaVuria; technical implementation by ARES (with AI assistance from Claude). Licensed under </w:t>
       </w:r>
-      <w:hyperlink w:history="1" r:id="rId9jyafylnpk_4nfvwhzbql">
+      <w:hyperlink w:history="1" r:id="rIdvfhvijxl5gkj6o6sfxe-h">
         <w:r>
           <w:rPr>
             <w:rFonts w:ascii="Arial" w:cs="Arial" w:eastAsia="Arial" w:hAnsi="Arial"/>
@@ -11474,7 +11474,7 @@
         </w:rPr>
         <w:t xml:space="preserve"> (</w:t>
       </w:r>
-      <w:hyperlink w:history="1" r:id="rIdch8fwhq1w29nqu-mszhzv">
+      <w:hyperlink w:history="1" r:id="rIdnjarok_t2exxep_y7x6bj">
         <w:r>
           <w:rPr>
             <w:rFonts w:ascii="Arial" w:cs="Arial" w:eastAsia="Arial" w:hAnsi="Arial"/>
@@ -12487,7 +12487,7 @@
             <w:pPr>
               <w:spacing w:after="20" w:before="0"/>
             </w:pPr>
-            <w:hyperlink w:history="1" r:id="rIdky4wovdkqqbf0l2m2oqyw">
+            <w:hyperlink w:history="1" r:id="rId-tel_hxopg3dsl92new6z">
               <w:r>
                 <w:rPr>
                   <w:rFonts w:ascii="Arial" w:cs="Arial" w:eastAsia="Arial" w:hAnsi="Arial"/>
@@ -12520,7 +12520,7 @@
               <w:spacing w:after="10" w:before="0"/>
               <w:ind w:left="120"/>
             </w:pPr>
-            <w:hyperlink w:history="1" r:id="rId1miae0pwlzwzc1xll5vqx">
+            <w:hyperlink w:history="1" r:id="rIdlldp0rzstdyhuyfqffibe">
               <w:r>
                 <w:rPr>
                   <w:rFonts w:ascii="Arial" w:cs="Arial" w:eastAsia="Arial" w:hAnsi="Arial"/>
@@ -12565,7 +12565,7 @@
             <w:pPr>
               <w:spacing w:after="20" w:before="0"/>
             </w:pPr>
-            <w:hyperlink w:history="1" r:id="rId1asvbl0bu83uaqja_2xye">
+            <w:hyperlink w:history="1" r:id="rIdx3ppuqbgqgnsxbsy92qby">
               <w:r>
                 <w:rPr>
                   <w:rFonts w:ascii="Arial" w:cs="Arial" w:eastAsia="Arial" w:hAnsi="Arial"/>
@@ -12598,7 +12598,7 @@
               <w:spacing w:after="10" w:before="0"/>
               <w:ind w:left="120"/>
             </w:pPr>
-            <w:hyperlink w:history="1" r:id="rId8kauen-qnkk6wvu6vm2se">
+            <w:hyperlink w:history="1" r:id="rIdok3foad3wcpskzfzllbl2">
               <w:r>
                 <w:rPr>
                   <w:rFonts w:ascii="Arial" w:cs="Arial" w:eastAsia="Arial" w:hAnsi="Arial"/>
@@ -12793,7 +12793,7 @@
             <w:pPr>
               <w:spacing w:after="20" w:before="0"/>
             </w:pPr>
-            <w:hyperlink w:history="1" r:id="rIdhyf-tfqpsmsdc6rx71lfa">
+            <w:hyperlink w:history="1" r:id="rIdxhiwqud61kohkqt2xmjzs">
               <w:r>
                 <w:rPr>
                   <w:rFonts w:ascii="Arial" w:cs="Arial" w:eastAsia="Arial" w:hAnsi="Arial"/>
@@ -12826,7 +12826,7 @@
               <w:spacing w:after="10" w:before="0"/>
               <w:ind w:left="120"/>
             </w:pPr>
-            <w:hyperlink w:history="1" r:id="rIdqyffxcry3b8r-ka6ryjgs">
+            <w:hyperlink w:history="1" r:id="rIdendoowhauqbass8abzd7j">
               <w:r>
                 <w:rPr>
                   <w:rFonts w:ascii="Arial" w:cs="Arial" w:eastAsia="Arial" w:hAnsi="Arial"/>
@@ -12871,7 +12871,7 @@
             <w:pPr>
               <w:spacing w:after="20" w:before="0"/>
             </w:pPr>
-            <w:hyperlink w:history="1" r:id="rIdtqwuolyhx3c7gw8rvlmsq">
+            <w:hyperlink w:history="1" r:id="rId_mq0t9pdcnad4jjsd7hk0">
               <w:r>
                 <w:rPr>
                   <w:rFonts w:ascii="Arial" w:cs="Arial" w:eastAsia="Arial" w:hAnsi="Arial"/>
@@ -12904,7 +12904,7 @@
               <w:spacing w:after="10" w:before="0"/>
               <w:ind w:left="120"/>
             </w:pPr>
-            <w:hyperlink w:history="1" r:id="rIdr9mubbvzyhltytgu9p4g7">
+            <w:hyperlink w:history="1" r:id="rIdzpntprajdvgqtmg3eqe5l">
               <w:r>
                 <w:rPr>
                   <w:rFonts w:ascii="Arial" w:cs="Arial" w:eastAsia="Arial" w:hAnsi="Arial"/>
@@ -13234,7 +13234,7 @@
             <w:pPr>
               <w:spacing w:after="20" w:before="0"/>
             </w:pPr>
-            <w:hyperlink w:history="1" r:id="rIdei3kdcw7ssyiute-_aqlx">
+            <w:hyperlink w:history="1" r:id="rIdalcbiaocf7v0kzlxfzf2d">
               <w:r>
                 <w:rPr>
                   <w:rFonts w:ascii="Arial" w:cs="Arial" w:eastAsia="Arial" w:hAnsi="Arial"/>
@@ -13283,7 +13283,7 @@
               <w:spacing w:after="10" w:before="0"/>
               <w:ind w:left="120"/>
             </w:pPr>
-            <w:hyperlink w:history="1" r:id="rIdv5zn6zg9ahy29ma99vglx">
+            <w:hyperlink w:history="1" r:id="rId26m36ytzvg8eha8vbpwze">
               <w:r>
                 <w:rPr>
                   <w:rFonts w:ascii="Arial" w:cs="Arial" w:eastAsia="Arial" w:hAnsi="Arial"/>
@@ -13328,7 +13328,7 @@
             <w:pPr>
               <w:spacing w:after="20" w:before="0"/>
             </w:pPr>
-            <w:hyperlink w:history="1" r:id="rIdep1kzeybrz-frnv1u6j3w">
+            <w:hyperlink w:history="1" r:id="rIdmdsbsayqmv3bmirefq4jl">
               <w:r>
                 <w:rPr>
                   <w:rFonts w:ascii="Arial" w:cs="Arial" w:eastAsia="Arial" w:hAnsi="Arial"/>
@@ -13361,7 +13361,7 @@
               <w:spacing w:after="10" w:before="0"/>
               <w:ind w:left="120"/>
             </w:pPr>
-            <w:hyperlink w:history="1" r:id="rIdc-jqfpepgcvc6shtw86zb">
+            <w:hyperlink w:history="1" r:id="rId5mcn2wuu-un_ezvi5knon">
               <w:r>
                 <w:rPr>
                   <w:rFonts w:ascii="Arial" w:cs="Arial" w:eastAsia="Arial" w:hAnsi="Arial"/>
@@ -13708,7 +13708,7 @@
             <w:pPr>
               <w:spacing w:after="20" w:before="0"/>
             </w:pPr>
-            <w:hyperlink w:history="1" r:id="rIdb7g66gqxmibms8gycsmtf">
+            <w:hyperlink w:history="1" r:id="rIdfnyzv-sd2xubknlsz0bwo">
               <w:r>
                 <w:rPr>
                   <w:rFonts w:ascii="Arial" w:cs="Arial" w:eastAsia="Arial" w:hAnsi="Arial"/>
@@ -13741,7 +13741,7 @@
               <w:spacing w:after="10" w:before="0"/>
               <w:ind w:left="120"/>
             </w:pPr>
-            <w:hyperlink w:history="1" r:id="rIdvmwhzag3a-zqzl0yzhnmf">
+            <w:hyperlink w:history="1" r:id="rId018l5lux79h_ohlozd9s2">
               <w:r>
                 <w:rPr>
                   <w:rFonts w:ascii="Arial" w:cs="Arial" w:eastAsia="Arial" w:hAnsi="Arial"/>
@@ -13786,7 +13786,7 @@
             <w:pPr>
               <w:spacing w:after="20" w:before="0"/>
             </w:pPr>
-            <w:hyperlink w:history="1" r:id="rIdwea0gzn9dkz37iycuo5bl">
+            <w:hyperlink w:history="1" r:id="rId2rfw2a9pl-yqq4x5jbsvh">
               <w:r>
                 <w:rPr>
                   <w:rFonts w:ascii="Arial" w:cs="Arial" w:eastAsia="Arial" w:hAnsi="Arial"/>
@@ -13819,7 +13819,7 @@
               <w:spacing w:after="10" w:before="0"/>
               <w:ind w:left="120"/>
             </w:pPr>
-            <w:hyperlink w:history="1" r:id="rIdf3_wg2aecshmjibfazi83">
+            <w:hyperlink w:history="1" r:id="rId99wsmy2gypr9komrgvma8">
               <w:r>
                 <w:rPr>
                   <w:rFonts w:ascii="Arial" w:cs="Arial" w:eastAsia="Arial" w:hAnsi="Arial"/>
@@ -14014,7 +14014,7 @@
             <w:pPr>
               <w:spacing w:after="20" w:before="0"/>
             </w:pPr>
-            <w:hyperlink w:history="1" r:id="rIdmr456pmk0l7mghtxcbhme">
+            <w:hyperlink w:history="1" r:id="rIdkbe7-yccunmxpcxtsmorx">
               <w:r>
                 <w:rPr>
                   <w:rFonts w:ascii="Arial" w:cs="Arial" w:eastAsia="Arial" w:hAnsi="Arial"/>
@@ -14047,7 +14047,7 @@
               <w:spacing w:after="10" w:before="0"/>
               <w:ind w:left="120"/>
             </w:pPr>
-            <w:hyperlink w:history="1" r:id="rIdqgviyw7ddnqxv-iejthcj">
+            <w:hyperlink w:history="1" r:id="rIdtalrzs_kyym8v7gl99xvw">
               <w:r>
                 <w:rPr>
                   <w:rFonts w:ascii="Arial" w:cs="Arial" w:eastAsia="Arial" w:hAnsi="Arial"/>
@@ -14092,7 +14092,7 @@
             <w:pPr>
               <w:spacing w:after="20" w:before="0"/>
             </w:pPr>
-            <w:hyperlink w:history="1" r:id="rIdx2shertxahtirrzebc77k">
+            <w:hyperlink w:history="1" r:id="rIdtrpdlqqk4t19eyunoabqx">
               <w:r>
                 <w:rPr>
                   <w:rFonts w:ascii="Arial" w:cs="Arial" w:eastAsia="Arial" w:hAnsi="Arial"/>
@@ -14125,7 +14125,7 @@
               <w:spacing w:after="10" w:before="0"/>
               <w:ind w:left="120"/>
             </w:pPr>
-            <w:hyperlink w:history="1" r:id="rIdpezf3-obcqcctx9qpmvla">
+            <w:hyperlink w:history="1" r:id="rIdmly9pwezdefpfxpjv0ext">
               <w:r>
                 <w:rPr>
                   <w:rFonts w:ascii="Arial" w:cs="Arial" w:eastAsia="Arial" w:hAnsi="Arial"/>
@@ -14637,7 +14637,7 @@
         </w:rPr>
         <w:t xml:space="preserve">© 2026 SeaVuria and ARES. Aligned with KICD objectives. Developed by SeaVuria; technical implementation by ARES (with AI assistance from Claude). Licensed under </w:t>
       </w:r>
-      <w:hyperlink w:history="1" r:id="rIdwiadvmyv_g88im97vx5mm">
+      <w:hyperlink w:history="1" r:id="rIdvpowbj4mtpcb1fqt_aezr">
         <w:r>
           <w:rPr>
             <w:rFonts w:ascii="Arial" w:cs="Arial" w:eastAsia="Arial" w:hAnsi="Arial"/>
@@ -14658,7 +14658,7 @@
         </w:rPr>
         <w:t xml:space="preserve"> (</w:t>
       </w:r>
-      <w:hyperlink w:history="1" r:id="rIdafomahbg1ho6bz7mlfyzn">
+      <w:hyperlink w:history="1" r:id="rIdtg_pmam6mclamfliwey21">
         <w:r>
           <w:rPr>
             <w:rFonts w:ascii="Arial" w:cs="Arial" w:eastAsia="Arial" w:hAnsi="Arial"/>
@@ -15389,7 +15389,7 @@
                 <w:sz w:val="18"/>
                 <w:szCs w:val="18"/>
               </w:rPr>
-              <w:t xml:space="preserve">Students open by revisiting the anchoring phenomenon — the mandazi dough rising on Mama Wanjiku's counter — and connect it to the CO₂ bubble evidence gathered in Lessons 1–4. Through a structured gallery walk of Kenyan anaerobic respiration case studies (uji fermentation, busaa brewing, biogas digesters in Kisumu, industrial ethanol at KWAL), students identify patterns: oxygen-limited environments, glucose as substrate, CO₂ and ethanol/lactic acid as products, and varying energy yields. A class fermentation demo with yeast, sugar, and a balloon provides real-time evidence of CO₂ production. Students then use a comparison matrix sensemaking strategy to consolidate aerobic vs anaerobic respiration, update their Driving Question Board, and draft the question they will investigate in their unit project. The lesson closes with a written Exit Ticket connecting anaerobic respiration to both the mandazi phenomenon and the sukuma wiki bubbles from the anchoring phenomenon.</w:t>
+              <w:t xml:space="preserve">Students open by revisiting the sukuma wiki anchoring phenomenon alongside a related everyday context — the mandazi dough rising on Mama Wanjiku's counter — and connect it to the CO₂ bubble evidence gathered in Lessons 1–4. Through a structured gallery walk of Kenyan anaerobic respiration case studies (uji fermentation, busaa brewing, biogas digesters in Kisumu, industrial ethanol at KWAL), students identify patterns: oxygen-limited environments, glucose as substrate, CO₂ and ethanol/lactic acid as products, and varying energy yields. A class fermentation demo with yeast, sugar, and a balloon provides real-time evidence of CO₂ production. Students then use a comparison matrix sensemaking strategy to consolidate aerobic vs anaerobic respiration, update their Driving Question Board, and draft the question they will investigate in their unit project. The lesson closes with a written Exit Ticket connecting anaerobic respiration to both the mandazi phenomenon and the sukuma wiki bubbles from the anchoring phenomenon.</w:t>
             </w:r>
           </w:p>
         </w:tc>
@@ -15672,7 +15672,7 @@
             <w:pPr>
               <w:spacing w:after="20" w:before="0"/>
             </w:pPr>
-            <w:hyperlink w:history="1" r:id="rId2lzg9wghpwkcuhrpkuzus">
+            <w:hyperlink w:history="1" r:id="rIdh8nsdccy1mmngf9p52hyy">
               <w:r>
                 <w:rPr>
                   <w:rFonts w:ascii="Arial" w:cs="Arial" w:eastAsia="Arial" w:hAnsi="Arial"/>
@@ -15705,7 +15705,7 @@
               <w:spacing w:after="10" w:before="0"/>
               <w:ind w:left="120"/>
             </w:pPr>
-            <w:hyperlink w:history="1" r:id="rIdpv9hcy4ymx8qlmkz_-efr">
+            <w:hyperlink w:history="1" r:id="rIdl2a0di6vphktbnsvews16">
               <w:r>
                 <w:rPr>
                   <w:rFonts w:ascii="Arial" w:cs="Arial" w:eastAsia="Arial" w:hAnsi="Arial"/>
@@ -15750,7 +15750,7 @@
             <w:pPr>
               <w:spacing w:after="20" w:before="0"/>
             </w:pPr>
-            <w:hyperlink w:history="1" r:id="rIdibqvgrfg-x52zzkxh0gv1">
+            <w:hyperlink w:history="1" r:id="rIdaa1lep2wbf6fkepuf7r_d">
               <w:r>
                 <w:rPr>
                   <w:rFonts w:ascii="Arial" w:cs="Arial" w:eastAsia="Arial" w:hAnsi="Arial"/>
@@ -15783,7 +15783,7 @@
               <w:spacing w:after="10" w:before="0"/>
               <w:ind w:left="120"/>
             </w:pPr>
-            <w:hyperlink w:history="1" r:id="rId3e54beel5px0s5lz3nowt">
+            <w:hyperlink w:history="1" r:id="rId2vgjk84koh6zm3gm-mur9">
               <w:r>
                 <w:rPr>
                   <w:rFonts w:ascii="Arial" w:cs="Arial" w:eastAsia="Arial" w:hAnsi="Arial"/>
@@ -15978,7 +15978,7 @@
             <w:pPr>
               <w:spacing w:after="20" w:before="0"/>
             </w:pPr>
-            <w:hyperlink w:history="1" r:id="rId4mlydeswphweh6vfkixyg">
+            <w:hyperlink w:history="1" r:id="rIdo0fipfrum2lttk3ogctmv">
               <w:r>
                 <w:rPr>
                   <w:rFonts w:ascii="Arial" w:cs="Arial" w:eastAsia="Arial" w:hAnsi="Arial"/>
@@ -16011,7 +16011,7 @@
               <w:spacing w:after="10" w:before="0"/>
               <w:ind w:left="120"/>
             </w:pPr>
-            <w:hyperlink w:history="1" r:id="rIdpzzti-yl_5tezgk6eowsf">
+            <w:hyperlink w:history="1" r:id="rId9b1nmukymbmf0h5_dewkn">
               <w:r>
                 <w:rPr>
                   <w:rFonts w:ascii="Arial" w:cs="Arial" w:eastAsia="Arial" w:hAnsi="Arial"/>
@@ -16056,7 +16056,7 @@
             <w:pPr>
               <w:spacing w:after="20" w:before="0"/>
             </w:pPr>
-            <w:hyperlink w:history="1" r:id="rIdfchgtpmii9njcdwd56tgu">
+            <w:hyperlink w:history="1" r:id="rId0_art0zyomp5i-fhi62hl">
               <w:r>
                 <w:rPr>
                   <w:rFonts w:ascii="Arial" w:cs="Arial" w:eastAsia="Arial" w:hAnsi="Arial"/>
@@ -16089,7 +16089,7 @@
               <w:spacing w:after="10" w:before="0"/>
               <w:ind w:left="120"/>
             </w:pPr>
-            <w:hyperlink w:history="1" r:id="rIdcoyntgjmxbgmf4jgz4w3k">
+            <w:hyperlink w:history="1" r:id="rIdj4nqvla8h8ovf_nd8bli5">
               <w:r>
                 <w:rPr>
                   <w:rFonts w:ascii="Arial" w:cs="Arial" w:eastAsia="Arial" w:hAnsi="Arial"/>
@@ -16163,7 +16163,7 @@
                 <w:sz w:val="18"/>
                 <w:szCs w:val="18"/>
               </w:rPr>
-              <w:t xml:space="preserve">Before gallery walk: 'You have 3 minutes at each station. Use your Evidence Table — every column must be filled before you rotate. Designated recorder rotates each round.' Circulate continuously. At Station 6 (lactic acid in waterlogged roots), prompt: 'How does this connect to the sukuma wiki leaves we submerged in Lesson 1? Could the roots of that plant also be doing something similar?' [10 seconds WAIT TIME at each group]. At Station 4 (biogas), prompt: 'What is the substrate here — what is being broken down? Is this aerobic or anaerobic? How do you know?' For the live demo, say: 'While we finish the gallery walk, these bottles are working. When we reconvene, you will observe the balloons and I want you to explain what you see using the word equation for anaerobic respiration from Lesson 3.' After gallery walk, direct all students to face the demo bottles. Ask: 'Mwangi, describe what you observe — be precise, use scientific language.' [10 seconds WAIT TIME]. Cold-call 3 students to narrate observations. Do NOT explain yet — save explanation for Phase 3.</w:t>
+              <w:t xml:space="preserve">Before gallery walk: 'You have 3 minutes at each station. Use your Evidence Table — every column must be filled before you rotate. Designated recorder rotates each round.' Circulate continuously. At Station 6 (lactic acid in waterlogged roots), prompt: 'How does this connect to the sukuma wiki leaves we submerged in Lesson 1? Could the roots of that plant also be doing something similar?' [10 seconds WAIT TIME at each group]. At Station 4 (biogas), prompt: 'What is the substrate here — what is being broken down? Is this aerobic or anaerobic? How do you know?' For the live demo, say: 'While we finish the gallery walk, these bottles are working. When we reconvene, you will observe the balloons and I want you to explain what you see using the word equation for anaerobic respiration from Lesson 4.' After gallery walk, direct all students to face the demo bottles. Ask: 'Mwangi, describe what you observe — be precise, use scientific language.' [10 seconds WAIT TIME]. Cold-call 3 students to narrate observations. Do NOT explain yet — save explanation for Phase 3.</w:t>
             </w:r>
           </w:p>
         </w:tc>
@@ -16284,7 +16284,7 @@
             <w:pPr>
               <w:spacing w:after="20" w:before="0"/>
             </w:pPr>
-            <w:hyperlink w:history="1" r:id="rIdfbir288imlcf_vkslyhwb">
+            <w:hyperlink w:history="1" r:id="rIdgr6onhf7xdfileizy4ldc">
               <w:r>
                 <w:rPr>
                   <w:rFonts w:ascii="Arial" w:cs="Arial" w:eastAsia="Arial" w:hAnsi="Arial"/>
@@ -16333,7 +16333,7 @@
               <w:spacing w:after="10" w:before="0"/>
               <w:ind w:left="120"/>
             </w:pPr>
-            <w:hyperlink w:history="1" r:id="rId9ulq1qkyc2p27iujwcrnj">
+            <w:hyperlink w:history="1" r:id="rId-zy9o_3es1ekin8g7qj8r">
               <w:r>
                 <w:rPr>
                   <w:rFonts w:ascii="Arial" w:cs="Arial" w:eastAsia="Arial" w:hAnsi="Arial"/>
@@ -16378,7 +16378,7 @@
             <w:pPr>
               <w:spacing w:after="20" w:before="0"/>
             </w:pPr>
-            <w:hyperlink w:history="1" r:id="rIdw5fzjosnnldpwbac06r7o">
+            <w:hyperlink w:history="1" r:id="rId4qn4cb-5dywt8yejtmbzj">
               <w:r>
                 <w:rPr>
                   <w:rFonts w:ascii="Arial" w:cs="Arial" w:eastAsia="Arial" w:hAnsi="Arial"/>
@@ -16411,7 +16411,7 @@
               <w:spacing w:after="10" w:before="0"/>
               <w:ind w:left="120"/>
             </w:pPr>
-            <w:hyperlink w:history="1" r:id="rIdneq0yav3fwmfg57oieor9">
+            <w:hyperlink w:history="1" r:id="rId355_6lzhs-ducubapzbds">
               <w:r>
                 <w:rPr>
                   <w:rFonts w:ascii="Arial" w:cs="Arial" w:eastAsia="Arial" w:hAnsi="Arial"/>
@@ -16485,7 +16485,7 @@
                 <w:sz w:val="18"/>
                 <w:szCs w:val="18"/>
               </w:rPr>
-              <w:t xml:space="preserve">Distribute Comparison Matrix. Say: 'You have 12 minutes. Use only evidence — your Evidence Table, your notebooks, and the word equations from Lesson 3. If a cell is empty, write a question mark and circle it — those are the gaps we will discuss.' [Set 12-minute timer]. Circulate — target students who struggled in Phase 2. After 12 minutes, cold-call 3 students to read one row each from their matrix. For any disagreement between peers, ask: 'Which piece of evidence from today or from Lessons 3 and 4 helps us decide?' [10 seconds WAIT TIME]. Transition to Phenomenon Explanation: 'Now I want you to use everything in that matrix to explain what happened to Mama Wanjiku's mandazi dough. Five sentences — you have 8 minutes.' [Set timer]. After writing: cold-call 2 students to read their sentence 4 (waterlogged roots). Ask the class: 'Does this connect back to what we saw with sukuma wiki in Lesson 1? Raise your hand if your explanation includes a connection to the anchoring phenomenon.' For Part C: 'Your Scientist's Statement must include: the substrate, the product that matters economically, and one way knowledge of anaerobic respiration improves the process. You have 5 minutes.' Cold-call one group per industry to share. Respond with: 'Strong scientific reasoning — can you add the specific ATP trade-off to make that even more precise?'</w:t>
+              <w:t xml:space="preserve">Distribute Comparison Matrix. Say: 'You have 12 minutes. Use only evidence — your Evidence Table, your notebooks, and the word equations from Lesson 4. If a cell is empty, write a question mark and circle it — those are the gaps we will discuss.' [Set 12-minute timer]. Circulate — target students who struggled in Phase 2. After 12 minutes, cold-call 3 students to read one row each from their matrix. For any disagreement between peers, ask: 'Which piece of evidence from today or from Lessons 3 and 4 helps us decide?' [10 seconds WAIT TIME]. Transition to Phenomenon Explanation: 'Now I want you to use everything in that matrix to explain what happened to Mama Wanjiku's mandazi dough. Five sentences — you have 8 minutes.' [Set timer]. After writing: cold-call 2 students to read their sentence 4 (waterlogged roots). Ask the class: 'Does this connect back to what we saw with sukuma wiki in Lesson 1? Raise your hand if your explanation includes a connection to the anchoring phenomenon.' For Part C: 'Your Scientist's Statement must include: the substrate, the product that matters economically, and one way knowledge of anaerobic respiration improves the process. You have 5 minutes.' Cold-call one group per industry to share. Respond with: 'Strong scientific reasoning — can you add the specific ATP trade-off to make that even more precise?'</w:t>
             </w:r>
           </w:p>
         </w:tc>
@@ -16606,7 +16606,7 @@
             <w:pPr>
               <w:spacing w:after="20" w:before="0"/>
             </w:pPr>
-            <w:hyperlink w:history="1" r:id="rIdjo0u3oyaxzh-me1qpejld">
+            <w:hyperlink w:history="1" r:id="rIdbljqqdhnryyskdv6-bxnw">
               <w:r>
                 <w:rPr>
                   <w:rFonts w:ascii="Arial" w:cs="Arial" w:eastAsia="Arial" w:hAnsi="Arial"/>
@@ -16655,7 +16655,7 @@
               <w:spacing w:after="10" w:before="0"/>
               <w:ind w:left="120"/>
             </w:pPr>
-            <w:hyperlink w:history="1" r:id="rIdzocg0h5r3nz2_keey3zfz">
+            <w:hyperlink w:history="1" r:id="rIddqywnp0jywquxib7tap2q">
               <w:r>
                 <w:rPr>
                   <w:rFonts w:ascii="Arial" w:cs="Arial" w:eastAsia="Arial" w:hAnsi="Arial"/>
@@ -16700,7 +16700,7 @@
             <w:pPr>
               <w:spacing w:after="20" w:before="0"/>
             </w:pPr>
-            <w:hyperlink w:history="1" r:id="rIdnqy9vbb1vkwrvov-yqatz">
+            <w:hyperlink w:history="1" r:id="rIdhkx3bsylm-h4cmn9fjval">
               <w:r>
                 <w:rPr>
                   <w:rFonts w:ascii="Arial" w:cs="Arial" w:eastAsia="Arial" w:hAnsi="Arial"/>
@@ -16733,7 +16733,7 @@
               <w:spacing w:after="10" w:before="0"/>
               <w:ind w:left="120"/>
             </w:pPr>
-            <w:hyperlink w:history="1" r:id="rId5guj_iuzshcudqqeerjwn">
+            <w:hyperlink w:history="1" r:id="rIdjmn7q2evrhhuue5ent1xm">
               <w:r>
                 <w:rPr>
                   <w:rFonts w:ascii="Arial" w:cs="Arial" w:eastAsia="Arial" w:hAnsi="Arial"/>
@@ -16928,7 +16928,7 @@
             <w:pPr>
               <w:spacing w:after="20" w:before="0"/>
             </w:pPr>
-            <w:hyperlink w:history="1" r:id="rIdxjhee8vkhbpzajjtrhfdp">
+            <w:hyperlink w:history="1" r:id="rIderevovvy4zfp-7dyj47vw">
               <w:r>
                 <w:rPr>
                   <w:rFonts w:ascii="Arial" w:cs="Arial" w:eastAsia="Arial" w:hAnsi="Arial"/>
@@ -16977,7 +16977,7 @@
               <w:spacing w:after="10" w:before="0"/>
               <w:ind w:left="120"/>
             </w:pPr>
-            <w:hyperlink w:history="1" r:id="rId-ms7p8kp3rlu2qnngah2k">
+            <w:hyperlink w:history="1" r:id="rIdjl6vvcuzwnozmltpo6xez">
               <w:r>
                 <w:rPr>
                   <w:rFonts w:ascii="Arial" w:cs="Arial" w:eastAsia="Arial" w:hAnsi="Arial"/>
@@ -17022,7 +17022,7 @@
             <w:pPr>
               <w:spacing w:after="20" w:before="0"/>
             </w:pPr>
-            <w:hyperlink w:history="1" r:id="rIdizv2rkcjmeo7fgf370shz">
+            <w:hyperlink w:history="1" r:id="rIdija2ql_rvliddgp9xznif">
               <w:r>
                 <w:rPr>
                   <w:rFonts w:ascii="Arial" w:cs="Arial" w:eastAsia="Arial" w:hAnsi="Arial"/>
@@ -17055,7 +17055,7 @@
               <w:spacing w:after="10" w:before="0"/>
               <w:ind w:left="120"/>
             </w:pPr>
-            <w:hyperlink w:history="1" r:id="rId3urdywksdsevvdmtp7hei">
+            <w:hyperlink w:history="1" r:id="rIdpu8wfk5q9_qs9nnja3eus">
               <w:r>
                 <w:rPr>
                   <w:rFonts w:ascii="Arial" w:cs="Arial" w:eastAsia="Arial" w:hAnsi="Arial"/>
@@ -17567,7 +17567,7 @@
         </w:rPr>
         <w:t xml:space="preserve">© 2026 SeaVuria and ARES. Aligned with KICD objectives. Developed by SeaVuria; technical implementation by ARES (with AI assistance from Claude). Licensed under </w:t>
       </w:r>
-      <w:hyperlink w:history="1" r:id="rIdrez-fhvo8gu40ostpoexd">
+      <w:hyperlink w:history="1" r:id="rIds72lz4n5ehactsha7yp1v">
         <w:r>
           <w:rPr>
             <w:rFonts w:ascii="Arial" w:cs="Arial" w:eastAsia="Arial" w:hAnsi="Arial"/>
@@ -17588,7 +17588,7 @@
         </w:rPr>
         <w:t xml:space="preserve"> (</w:t>
       </w:r>
-      <w:hyperlink w:history="1" r:id="rIdcmienx3dm4uvhaxp5hyn0">
+      <w:hyperlink w:history="1" r:id="rId5kqjpdoihhhhm7cz2elxf">
         <w:r>
           <w:rPr>
             <w:rFonts w:ascii="Arial" w:cs="Arial" w:eastAsia="Arial" w:hAnsi="Arial"/>
@@ -18601,7 +18601,7 @@
             <w:pPr>
               <w:spacing w:after="20" w:before="0"/>
             </w:pPr>
-            <w:hyperlink w:history="1" r:id="rIdalpc-pxamq04ac6rtcppq">
+            <w:hyperlink w:history="1" r:id="rIdzq73gevzklofymz6xjlcp">
               <w:r>
                 <w:rPr>
                   <w:rFonts w:ascii="Arial" w:cs="Arial" w:eastAsia="Arial" w:hAnsi="Arial"/>
@@ -18650,7 +18650,7 @@
               <w:spacing w:after="10" w:before="0"/>
               <w:ind w:left="120"/>
             </w:pPr>
-            <w:hyperlink w:history="1" r:id="rIddunzpo4mskkonwwhk9auw">
+            <w:hyperlink w:history="1" r:id="rIdvtlmatoxt0zp0htnpyap3">
               <w:r>
                 <w:rPr>
                   <w:rFonts w:ascii="Arial" w:cs="Arial" w:eastAsia="Arial" w:hAnsi="Arial"/>
@@ -18695,7 +18695,7 @@
             <w:pPr>
               <w:spacing w:after="20" w:before="0"/>
             </w:pPr>
-            <w:hyperlink w:history="1" r:id="rIdzp_41vyntqhif2u6chjix">
+            <w:hyperlink w:history="1" r:id="rIdi5lbzj0bznq2dbhr14oe0">
               <w:r>
                 <w:rPr>
                   <w:rFonts w:ascii="Arial" w:cs="Arial" w:eastAsia="Arial" w:hAnsi="Arial"/>
@@ -18728,7 +18728,7 @@
               <w:spacing w:after="10" w:before="0"/>
               <w:ind w:left="120"/>
             </w:pPr>
-            <w:hyperlink w:history="1" r:id="rIdvcmdcjnskwmojpnwqud2e">
+            <w:hyperlink w:history="1" r:id="rIdmlleckxtrvdgftldluglo">
               <w:r>
                 <w:rPr>
                   <w:rFonts w:ascii="Arial" w:cs="Arial" w:eastAsia="Arial" w:hAnsi="Arial"/>
@@ -18923,7 +18923,7 @@
             <w:pPr>
               <w:spacing w:after="20" w:before="0"/>
             </w:pPr>
-            <w:hyperlink w:history="1" r:id="rIdlbp5w1isb7ycbr21sf9d5">
+            <w:hyperlink w:history="1" r:id="rIdrm0nydl-cpahvq8krf17g">
               <w:r>
                 <w:rPr>
                   <w:rFonts w:ascii="Arial" w:cs="Arial" w:eastAsia="Arial" w:hAnsi="Arial"/>
@@ -18972,7 +18972,7 @@
               <w:spacing w:after="10" w:before="0"/>
               <w:ind w:left="120"/>
             </w:pPr>
-            <w:hyperlink w:history="1" r:id="rIdfjt390hxiu-fd2rhnwxbe">
+            <w:hyperlink w:history="1" r:id="rIdhnoou3der--uot24psi9u">
               <w:r>
                 <w:rPr>
                   <w:rFonts w:ascii="Arial" w:cs="Arial" w:eastAsia="Arial" w:hAnsi="Arial"/>
@@ -19017,7 +19017,7 @@
             <w:pPr>
               <w:spacing w:after="20" w:before="0"/>
             </w:pPr>
-            <w:hyperlink w:history="1" r:id="rId3ilnf8pnqkk0qt54f9zvz">
+            <w:hyperlink w:history="1" r:id="rIdmor9pgfa1lgc2ojnrr95f">
               <w:r>
                 <w:rPr>
                   <w:rFonts w:ascii="Arial" w:cs="Arial" w:eastAsia="Arial" w:hAnsi="Arial"/>
@@ -19050,7 +19050,7 @@
               <w:spacing w:after="10" w:before="0"/>
               <w:ind w:left="120"/>
             </w:pPr>
-            <w:hyperlink w:history="1" r:id="rIdvfn7yodtxikyfk7ssgewa">
+            <w:hyperlink w:history="1" r:id="rIdnvguntzxjcb4wy5_2qrno">
               <w:r>
                 <w:rPr>
                   <w:rFonts w:ascii="Arial" w:cs="Arial" w:eastAsia="Arial" w:hAnsi="Arial"/>
@@ -19245,7 +19245,7 @@
             <w:pPr>
               <w:spacing w:after="20" w:before="0"/>
             </w:pPr>
-            <w:hyperlink w:history="1" r:id="rIdsyenzl6mgxd46wchtlpmk">
+            <w:hyperlink w:history="1" r:id="rId1dh2azx_eyutzn5lulpat">
               <w:r>
                 <w:rPr>
                   <w:rFonts w:ascii="Arial" w:cs="Arial" w:eastAsia="Arial" w:hAnsi="Arial"/>
@@ -19294,7 +19294,7 @@
               <w:spacing w:after="10" w:before="0"/>
               <w:ind w:left="120"/>
             </w:pPr>
-            <w:hyperlink w:history="1" r:id="rId66i7q2hjawsmw3jicomv-">
+            <w:hyperlink w:history="1" r:id="rIdohtkcggy3ccux7drnqfhf">
               <w:r>
                 <w:rPr>
                   <w:rFonts w:ascii="Arial" w:cs="Arial" w:eastAsia="Arial" w:hAnsi="Arial"/>
@@ -19339,7 +19339,7 @@
             <w:pPr>
               <w:spacing w:after="20" w:before="0"/>
             </w:pPr>
-            <w:hyperlink w:history="1" r:id="rIdk8ff1rioizxwlncpjgkzc">
+            <w:hyperlink w:history="1" r:id="rIdkniuj0wgly62lcvbrroc8">
               <w:r>
                 <w:rPr>
                   <w:rFonts w:ascii="Arial" w:cs="Arial" w:eastAsia="Arial" w:hAnsi="Arial"/>
@@ -19372,7 +19372,7 @@
               <w:spacing w:after="10" w:before="0"/>
               <w:ind w:left="120"/>
             </w:pPr>
-            <w:hyperlink w:history="1" r:id="rIdxhudphcs1hkir2fvsctku">
+            <w:hyperlink w:history="1" r:id="rIdynx5uvouejyioxtkemxjw">
               <w:r>
                 <w:rPr>
                   <w:rFonts w:ascii="Arial" w:cs="Arial" w:eastAsia="Arial" w:hAnsi="Arial"/>
@@ -19567,7 +19567,7 @@
             <w:pPr>
               <w:spacing w:after="20" w:before="0"/>
             </w:pPr>
-            <w:hyperlink w:history="1" r:id="rIdae7gah9nsoj1ndzmeial4">
+            <w:hyperlink w:history="1" r:id="rId88agmsmhgm6ezs6opg0wr">
               <w:r>
                 <w:rPr>
                   <w:rFonts w:ascii="Arial" w:cs="Arial" w:eastAsia="Arial" w:hAnsi="Arial"/>
@@ -19616,7 +19616,7 @@
               <w:spacing w:after="10" w:before="0"/>
               <w:ind w:left="120"/>
             </w:pPr>
-            <w:hyperlink w:history="1" r:id="rIdfqgqtrpcxi5yrcfbnknyv">
+            <w:hyperlink w:history="1" r:id="rId_wmo6etlgyay4rezpk56a">
               <w:r>
                 <w:rPr>
                   <w:rFonts w:ascii="Arial" w:cs="Arial" w:eastAsia="Arial" w:hAnsi="Arial"/>
@@ -19661,7 +19661,7 @@
             <w:pPr>
               <w:spacing w:after="20" w:before="0"/>
             </w:pPr>
-            <w:hyperlink w:history="1" r:id="rIdcbytvdh8cvwl9ndbwj03_">
+            <w:hyperlink w:history="1" r:id="rIdwtxwddqdmurpewokilbab">
               <w:r>
                 <w:rPr>
                   <w:rFonts w:ascii="Arial" w:cs="Arial" w:eastAsia="Arial" w:hAnsi="Arial"/>
@@ -19694,7 +19694,7 @@
               <w:spacing w:after="10" w:before="0"/>
               <w:ind w:left="120"/>
             </w:pPr>
-            <w:hyperlink w:history="1" r:id="rIdynklxzdlvfmvg4pyegaod">
+            <w:hyperlink w:history="1" r:id="rId9w4w9x8goa7bsu5voxsov">
               <w:r>
                 <w:rPr>
                   <w:rFonts w:ascii="Arial" w:cs="Arial" w:eastAsia="Arial" w:hAnsi="Arial"/>
@@ -19889,7 +19889,7 @@
             <w:pPr>
               <w:spacing w:after="20" w:before="0"/>
             </w:pPr>
-            <w:hyperlink w:history="1" r:id="rIdjhakojb8jowanzcmrdwke">
+            <w:hyperlink w:history="1" r:id="rIddq27xjin3bfc7jep25xpp">
               <w:r>
                 <w:rPr>
                   <w:rFonts w:ascii="Arial" w:cs="Arial" w:eastAsia="Arial" w:hAnsi="Arial"/>
@@ -19938,7 +19938,7 @@
               <w:spacing w:after="10" w:before="0"/>
               <w:ind w:left="120"/>
             </w:pPr>
-            <w:hyperlink w:history="1" r:id="rIdxbnchxeigzl_2loddqxxs">
+            <w:hyperlink w:history="1" r:id="rIdyszpt6uirrckgyo3uuzex">
               <w:r>
                 <w:rPr>
                   <w:rFonts w:ascii="Arial" w:cs="Arial" w:eastAsia="Arial" w:hAnsi="Arial"/>
@@ -19983,7 +19983,7 @@
             <w:pPr>
               <w:spacing w:after="20" w:before="0"/>
             </w:pPr>
-            <w:hyperlink w:history="1" r:id="rIddjp38tgul-9rp9jaz5xns">
+            <w:hyperlink w:history="1" r:id="rId1cnjj5il-4mqre-mjswt3">
               <w:r>
                 <w:rPr>
                   <w:rFonts w:ascii="Arial" w:cs="Arial" w:eastAsia="Arial" w:hAnsi="Arial"/>
@@ -20016,7 +20016,7 @@
               <w:spacing w:after="10" w:before="0"/>
               <w:ind w:left="120"/>
             </w:pPr>
-            <w:hyperlink w:history="1" r:id="rIdsa8tmsbpcln606lyoldaa">
+            <w:hyperlink w:history="1" r:id="rIdlazcjcn03cr3o1vhc5ylj">
               <w:r>
                 <w:rPr>
                   <w:rFonts w:ascii="Arial" w:cs="Arial" w:eastAsia="Arial" w:hAnsi="Arial"/>
@@ -20058,7 +20058,7 @@
                 <w:sz w:val="18"/>
                 <w:szCs w:val="18"/>
               </w:rPr>
-              <w:t xml:space="preserve">(37–40 minutes) Students open their cumulative unit models (started in Lesson 2 and revised in Lessons 3, 4, and 5). They add a new annotation layer titled FACTORS AFFECTING RESPIRATION RATE. Using a coloured pencil, they draw three small arrow-and-label additions to their model: (1) a temperature arrow pointing to the respiration pathway arrow with a note — optimal temperature increases enzyme activity and respiration rate; (2) a glucose concentration arrow pointing to the substrate entry of the pathway with a note — more substrate increases reaction rate until enzymes are saturated; (3) an oxygen availability fork — a label showing that high O2 favours aerobic respiration producing 36 to 38 ATP, while low O2 shifts the pathway to anaerobic fermentation producing only 2 ATP. Students write one sentence at the bottom of their model page: 'The rate of respiration in plant cells — including those in the sukuma wiki leaves in Lesson 1 — depends on temperature, substrate availability, and oxygen, because these factors control enzyme activity in the respiratory pathway.'</w:t>
+              <w:t xml:space="preserve">(37–40 minutes) Students open their cumulative unit models (started in Lesson 1 and revised in Lessons 2, 3, 4, and 5). They add a new annotation layer titled FACTORS AFFECTING RESPIRATION RATE. Using a coloured pencil, they draw three small arrow-and-label additions to their model: (1) a temperature arrow pointing to the respiration pathway arrow with a note — optimal temperature increases enzyme activity and respiration rate; (2) a glucose concentration arrow pointing to the substrate entry of the pathway with a note — more substrate increases reaction rate until enzymes are saturated; (3) an oxygen availability fork — a label showing that high O2 favours aerobic respiration producing 36 to 38 ATP, while low O2 shifts the pathway to anaerobic fermentation producing only 2 ATP. Students write one sentence at the bottom of their model page: 'The rate of respiration in plant cells — including those in the sukuma wiki leaves in Lesson 1 — depends on temperature, substrate availability, and oxygen, because these factors control enzyme activity in the respiratory pathway.'</w:t>
             </w:r>
           </w:p>
         </w:tc>
@@ -20528,7 +20528,7 @@
         </w:rPr>
         <w:t xml:space="preserve">© 2026 SeaVuria and ARES. Aligned with KICD objectives. Developed by SeaVuria; technical implementation by ARES (with AI assistance from Claude). Licensed under </w:t>
       </w:r>
-      <w:hyperlink w:history="1" r:id="rId6rjtqjttgemzu6gktzoxr">
+      <w:hyperlink w:history="1" r:id="rId11lgoscpxp2xl2-7pdpqp">
         <w:r>
           <w:rPr>
             <w:rFonts w:ascii="Arial" w:cs="Arial" w:eastAsia="Arial" w:hAnsi="Arial"/>
@@ -20549,7 +20549,7 @@
         </w:rPr>
         <w:t xml:space="preserve"> (</w:t>
       </w:r>
-      <w:hyperlink w:history="1" r:id="rIdqcuupqu1jls12pgv55qqr">
+      <w:hyperlink w:history="1" r:id="rId5vvterto8hhdtnj-jsdrw">
         <w:r>
           <w:rPr>
             <w:rFonts w:ascii="Arial" w:cs="Arial" w:eastAsia="Arial" w:hAnsi="Arial"/>
@@ -21579,7 +21579,7 @@
               <w:spacing w:after="10" w:before="0"/>
               <w:ind w:left="120"/>
             </w:pPr>
-            <w:hyperlink w:history="1" r:id="rIdjq2rcsdgus_iihqkj1r7z">
+            <w:hyperlink w:history="1" r:id="rIdws0t-gpsln-vocipt_ld_">
               <w:r>
                 <w:rPr>
                   <w:rFonts w:ascii="Arial" w:cs="Arial" w:eastAsia="Arial" w:hAnsi="Arial"/>
@@ -21639,7 +21639,7 @@
             <w:pPr>
               <w:spacing w:after="20" w:before="0"/>
             </w:pPr>
-            <w:hyperlink w:history="1" r:id="rIdqrrqyi3nprwwt-lqc0je_">
+            <w:hyperlink w:history="1" r:id="rIdddh2y2um-jos5qdicqarg">
               <w:r>
                 <w:rPr>
                   <w:rFonts w:ascii="Arial" w:cs="Arial" w:eastAsia="Arial" w:hAnsi="Arial"/>
@@ -21688,7 +21688,7 @@
               <w:spacing w:after="10" w:before="0"/>
               <w:ind w:left="120"/>
             </w:pPr>
-            <w:hyperlink w:history="1" r:id="rIdifimnnja78wjhfcvflr6z">
+            <w:hyperlink w:history="1" r:id="rIdvfcmdr_m66ksbbf6nmbsp">
               <w:r>
                 <w:rPr>
                   <w:rFonts w:ascii="Arial" w:cs="Arial" w:eastAsia="Arial" w:hAnsi="Arial"/>
@@ -21900,7 +21900,7 @@
               <w:spacing w:after="10" w:before="0"/>
               <w:ind w:left="120"/>
             </w:pPr>
-            <w:hyperlink w:history="1" r:id="rId-1fmnf95_dyywrwhajran">
+            <w:hyperlink w:history="1" r:id="rIdtxokn4uhvgdt_mtotdrc-">
               <w:r>
                 <w:rPr>
                   <w:rFonts w:ascii="Arial" w:cs="Arial" w:eastAsia="Arial" w:hAnsi="Arial"/>
@@ -21960,7 +21960,7 @@
             <w:pPr>
               <w:spacing w:after="20" w:before="0"/>
             </w:pPr>
-            <w:hyperlink w:history="1" r:id="rIdrhhkiohylqv0b1u85nluv">
+            <w:hyperlink w:history="1" r:id="rId6ovjlfrspwavytxxf98n5">
               <w:r>
                 <w:rPr>
                   <w:rFonts w:ascii="Arial" w:cs="Arial" w:eastAsia="Arial" w:hAnsi="Arial"/>
@@ -22009,7 +22009,7 @@
               <w:spacing w:after="10" w:before="0"/>
               <w:ind w:left="120"/>
             </w:pPr>
-            <w:hyperlink w:history="1" r:id="rId-tzfnnywmbbk4gtawnhrp">
+            <w:hyperlink w:history="1" r:id="rIdyzx9airjxu5bpwteanfkw">
               <w:r>
                 <w:rPr>
                   <w:rFonts w:ascii="Arial" w:cs="Arial" w:eastAsia="Arial" w:hAnsi="Arial"/>
@@ -22221,7 +22221,7 @@
               <w:spacing w:after="10" w:before="0"/>
               <w:ind w:left="120"/>
             </w:pPr>
-            <w:hyperlink w:history="1" r:id="rIdbwjcg4hepmdk1nlnhvjsd">
+            <w:hyperlink w:history="1" r:id="rId14ujozdlcdbqxkm90zvpq">
               <w:r>
                 <w:rPr>
                   <w:rFonts w:ascii="Arial" w:cs="Arial" w:eastAsia="Arial" w:hAnsi="Arial"/>
@@ -22281,7 +22281,7 @@
             <w:pPr>
               <w:spacing w:after="20" w:before="0"/>
             </w:pPr>
-            <w:hyperlink w:history="1" r:id="rIdq4us17jmtnfvbaiqi0owe">
+            <w:hyperlink w:history="1" r:id="rId4wkewbs7j1ygortsxgsyx">
               <w:r>
                 <w:rPr>
                   <w:rFonts w:ascii="Arial" w:cs="Arial" w:eastAsia="Arial" w:hAnsi="Arial"/>
@@ -22330,7 +22330,7 @@
               <w:spacing w:after="10" w:before="0"/>
               <w:ind w:left="120"/>
             </w:pPr>
-            <w:hyperlink w:history="1" r:id="rIdfgyt81vdocov26ldv7i4n">
+            <w:hyperlink w:history="1" r:id="rIdlz0xa0hiqpwjqxxbpx1da">
               <w:r>
                 <w:rPr>
                   <w:rFonts w:ascii="Arial" w:cs="Arial" w:eastAsia="Arial" w:hAnsi="Arial"/>
@@ -22542,7 +22542,7 @@
               <w:spacing w:after="10" w:before="0"/>
               <w:ind w:left="120"/>
             </w:pPr>
-            <w:hyperlink w:history="1" r:id="rIdoguk7bxk_xm6gtfbl39y-">
+            <w:hyperlink w:history="1" r:id="rId7ykvohazygisspu_tntwa">
               <w:r>
                 <w:rPr>
                   <w:rFonts w:ascii="Arial" w:cs="Arial" w:eastAsia="Arial" w:hAnsi="Arial"/>
@@ -22602,7 +22602,7 @@
             <w:pPr>
               <w:spacing w:after="20" w:before="0"/>
             </w:pPr>
-            <w:hyperlink w:history="1" r:id="rIdtefmgchyuamde4l73w6zt">
+            <w:hyperlink w:history="1" r:id="rId5zlnw7jwavcy5dbcjbbdu">
               <w:r>
                 <w:rPr>
                   <w:rFonts w:ascii="Arial" w:cs="Arial" w:eastAsia="Arial" w:hAnsi="Arial"/>
@@ -22651,7 +22651,7 @@
               <w:spacing w:after="10" w:before="0"/>
               <w:ind w:left="120"/>
             </w:pPr>
-            <w:hyperlink w:history="1" r:id="rIdxorvleqywhrau4mb2lymo">
+            <w:hyperlink w:history="1" r:id="rIdbtcxdmzzwc38kpss3ok50">
               <w:r>
                 <w:rPr>
                   <w:rFonts w:ascii="Arial" w:cs="Arial" w:eastAsia="Arial" w:hAnsi="Arial"/>
@@ -22863,7 +22863,7 @@
               <w:spacing w:after="10" w:before="0"/>
               <w:ind w:left="120"/>
             </w:pPr>
-            <w:hyperlink w:history="1" r:id="rIdhi1vm5uwxmaxplmqy4_gf">
+            <w:hyperlink w:history="1" r:id="rId5_7b-qvnvrnbv21ghucq6">
               <w:r>
                 <w:rPr>
                   <w:rFonts w:ascii="Arial" w:cs="Arial" w:eastAsia="Arial" w:hAnsi="Arial"/>
@@ -22923,7 +22923,7 @@
             <w:pPr>
               <w:spacing w:after="20" w:before="0"/>
             </w:pPr>
-            <w:hyperlink w:history="1" r:id="rIdvii2_yi3eke9cd8iatg4e">
+            <w:hyperlink w:history="1" r:id="rId_0ug0um5btgm7wjf-vlnz">
               <w:r>
                 <w:rPr>
                   <w:rFonts w:ascii="Arial" w:cs="Arial" w:eastAsia="Arial" w:hAnsi="Arial"/>
@@ -22972,7 +22972,7 @@
               <w:spacing w:after="10" w:before="0"/>
               <w:ind w:left="120"/>
             </w:pPr>
-            <w:hyperlink w:history="1" r:id="rIdwrdghzcgc1rsxbqt3qc2z">
+            <w:hyperlink w:history="1" r:id="rId7cgpcsg5hnqg2ev_twhfc">
               <w:r>
                 <w:rPr>
                   <w:rFonts w:ascii="Arial" w:cs="Arial" w:eastAsia="Arial" w:hAnsi="Arial"/>
@@ -23484,7 +23484,7 @@
         </w:rPr>
         <w:t xml:space="preserve">© 2026 SeaVuria and ARES. Aligned with KICD objectives. Developed by SeaVuria; technical implementation by ARES (with AI assistance from Claude). Licensed under </w:t>
       </w:r>
-      <w:hyperlink w:history="1" r:id="rIdl4_v4nfzlgno4dp1bp4pt">
+      <w:hyperlink w:history="1" r:id="rIdkkcdyma36fsgaqpoeqltm">
         <w:r>
           <w:rPr>
             <w:rFonts w:ascii="Arial" w:cs="Arial" w:eastAsia="Arial" w:hAnsi="Arial"/>
@@ -23505,7 +23505,7 @@
         </w:rPr>
         <w:t xml:space="preserve"> (</w:t>
       </w:r>
-      <w:hyperlink w:history="1" r:id="rId7y-vxhow0-doiopa7hzvu">
+      <w:hyperlink w:history="1" r:id="rId3tomsuetpxn6la83kkrtq">
         <w:r>
           <w:rPr>
             <w:rFonts w:ascii="Arial" w:cs="Arial" w:eastAsia="Arial" w:hAnsi="Arial"/>
@@ -24518,7 +24518,7 @@
             <w:pPr>
               <w:spacing w:after="20" w:before="0"/>
             </w:pPr>
-            <w:hyperlink w:history="1" r:id="rIdrvrc7r2qqe0porxshu1ek">
+            <w:hyperlink w:history="1" r:id="rIdpozxcbmubmqw96-79lvuh">
               <w:r>
                 <w:rPr>
                   <w:rFonts w:ascii="Arial" w:cs="Arial" w:eastAsia="Arial" w:hAnsi="Arial"/>
@@ -24551,7 +24551,7 @@
               <w:spacing w:after="10" w:before="0"/>
               <w:ind w:left="120"/>
             </w:pPr>
-            <w:hyperlink w:history="1" r:id="rId8ip7x6yrv885rcflylrpl">
+            <w:hyperlink w:history="1" r:id="rIdova_hjzel0zatnhop1liw">
               <w:r>
                 <w:rPr>
                   <w:rFonts w:ascii="Arial" w:cs="Arial" w:eastAsia="Arial" w:hAnsi="Arial"/>
@@ -24596,7 +24596,7 @@
             <w:pPr>
               <w:spacing w:after="20" w:before="0"/>
             </w:pPr>
-            <w:hyperlink w:history="1" r:id="rIdp3z9mq6of2ro90ycizdmf">
+            <w:hyperlink w:history="1" r:id="rIdtdrzhwjvjry_5xx3hatqs">
               <w:r>
                 <w:rPr>
                   <w:rFonts w:ascii="Arial" w:cs="Arial" w:eastAsia="Arial" w:hAnsi="Arial"/>
@@ -24629,7 +24629,7 @@
               <w:spacing w:after="10" w:before="0"/>
               <w:ind w:left="120"/>
             </w:pPr>
-            <w:hyperlink w:history="1" r:id="rIdb1n5tq7km4wkcqzil8gxr">
+            <w:hyperlink w:history="1" r:id="rIdwokl6u5okc9glgs0zr83t">
               <w:r>
                 <w:rPr>
                   <w:rFonts w:ascii="Arial" w:cs="Arial" w:eastAsia="Arial" w:hAnsi="Arial"/>
@@ -24824,7 +24824,7 @@
             <w:pPr>
               <w:spacing w:after="20" w:before="0"/>
             </w:pPr>
-            <w:hyperlink w:history="1" r:id="rIdz9kiefv6a6mlc0ihxc3_6">
+            <w:hyperlink w:history="1" r:id="rIdhxnu8edty7pvbtjyouq9a">
               <w:r>
                 <w:rPr>
                   <w:rFonts w:ascii="Arial" w:cs="Arial" w:eastAsia="Arial" w:hAnsi="Arial"/>
@@ -24857,7 +24857,7 @@
               <w:spacing w:after="10" w:before="0"/>
               <w:ind w:left="120"/>
             </w:pPr>
-            <w:hyperlink w:history="1" r:id="rIdhiyeexqrn0lr622ysinnx">
+            <w:hyperlink w:history="1" r:id="rIdcu4b7i2zn9we2dfkttge_">
               <w:r>
                 <w:rPr>
                   <w:rFonts w:ascii="Arial" w:cs="Arial" w:eastAsia="Arial" w:hAnsi="Arial"/>
@@ -24902,7 +24902,7 @@
             <w:pPr>
               <w:spacing w:after="20" w:before="0"/>
             </w:pPr>
-            <w:hyperlink w:history="1" r:id="rId2edba4cv1hh_mcrhqqdsp">
+            <w:hyperlink w:history="1" r:id="rIdxqs-zu-phjb4saj4hoou5">
               <w:r>
                 <w:rPr>
                   <w:rFonts w:ascii="Arial" w:cs="Arial" w:eastAsia="Arial" w:hAnsi="Arial"/>
@@ -24935,7 +24935,7 @@
               <w:spacing w:after="10" w:before="0"/>
               <w:ind w:left="120"/>
             </w:pPr>
-            <w:hyperlink w:history="1" r:id="rIdzu4inkokt969l3c1twjrz">
+            <w:hyperlink w:history="1" r:id="rIdza58xrzp7juv1picrycfk">
               <w:r>
                 <w:rPr>
                   <w:rFonts w:ascii="Arial" w:cs="Arial" w:eastAsia="Arial" w:hAnsi="Arial"/>
@@ -25130,7 +25130,7 @@
             <w:pPr>
               <w:spacing w:after="20" w:before="0"/>
             </w:pPr>
-            <w:hyperlink w:history="1" r:id="rIdqetrcb5kb7ock1wkoresy">
+            <w:hyperlink w:history="1" r:id="rIda2i8_d21ycyvnfirvklwf">
               <w:r>
                 <w:rPr>
                   <w:rFonts w:ascii="Arial" w:cs="Arial" w:eastAsia="Arial" w:hAnsi="Arial"/>
@@ -25179,7 +25179,7 @@
               <w:spacing w:after="10" w:before="0"/>
               <w:ind w:left="120"/>
             </w:pPr>
-            <w:hyperlink w:history="1" r:id="rIdw2ppukjjyzlqgywuffmpg">
+            <w:hyperlink w:history="1" r:id="rIdy9a-mu6ejxb2nfmuclwtx">
               <w:r>
                 <w:rPr>
                   <w:rFonts w:ascii="Arial" w:cs="Arial" w:eastAsia="Arial" w:hAnsi="Arial"/>
@@ -25224,7 +25224,7 @@
             <w:pPr>
               <w:spacing w:after="20" w:before="0"/>
             </w:pPr>
-            <w:hyperlink w:history="1" r:id="rIdncaw23-8-uczr23gy7--o">
+            <w:hyperlink w:history="1" r:id="rIdmlstljrb8ddxpswbjntbt">
               <w:r>
                 <w:rPr>
                   <w:rFonts w:ascii="Arial" w:cs="Arial" w:eastAsia="Arial" w:hAnsi="Arial"/>
@@ -25257,7 +25257,7 @@
               <w:spacing w:after="10" w:before="0"/>
               <w:ind w:left="120"/>
             </w:pPr>
-            <w:hyperlink w:history="1" r:id="rIdrvbupuqfhlhnjxovtoqj6">
+            <w:hyperlink w:history="1" r:id="rId9vej9uq27qgw7cd5f4_sh">
               <w:r>
                 <w:rPr>
                   <w:rFonts w:ascii="Arial" w:cs="Arial" w:eastAsia="Arial" w:hAnsi="Arial"/>
@@ -25452,7 +25452,7 @@
             <w:pPr>
               <w:spacing w:after="20" w:before="0"/>
             </w:pPr>
-            <w:hyperlink w:history="1" r:id="rIdcwnmrf4csw4qoyqx8wwfp">
+            <w:hyperlink w:history="1" r:id="rIdshwknnbnigeizdqi_22yt">
               <w:r>
                 <w:rPr>
                   <w:rFonts w:ascii="Arial" w:cs="Arial" w:eastAsia="Arial" w:hAnsi="Arial"/>
@@ -25501,7 +25501,7 @@
               <w:spacing w:after="10" w:before="0"/>
               <w:ind w:left="120"/>
             </w:pPr>
-            <w:hyperlink w:history="1" r:id="rIdry12ob0spyqymqdl7pscj">
+            <w:hyperlink w:history="1" r:id="rIdeqq3ffvmyk4ira_an7zam">
               <w:r>
                 <w:rPr>
                   <w:rFonts w:ascii="Arial" w:cs="Arial" w:eastAsia="Arial" w:hAnsi="Arial"/>
@@ -25546,7 +25546,7 @@
             <w:pPr>
               <w:spacing w:after="20" w:before="0"/>
             </w:pPr>
-            <w:hyperlink w:history="1" r:id="rIdwjbffc9yisrzvkytyqkmt">
+            <w:hyperlink w:history="1" r:id="rIdojqpmlzau3d3qdkhoddx3">
               <w:r>
                 <w:rPr>
                   <w:rFonts w:ascii="Arial" w:cs="Arial" w:eastAsia="Arial" w:hAnsi="Arial"/>
@@ -25579,7 +25579,7 @@
               <w:spacing w:after="10" w:before="0"/>
               <w:ind w:left="120"/>
             </w:pPr>
-            <w:hyperlink w:history="1" r:id="rIdpfiymxlbgvcuungtpwmzk">
+            <w:hyperlink w:history="1" r:id="rIdmixgietxrckr9y5vf6myp">
               <w:r>
                 <w:rPr>
                   <w:rFonts w:ascii="Arial" w:cs="Arial" w:eastAsia="Arial" w:hAnsi="Arial"/>
@@ -25774,7 +25774,7 @@
             <w:pPr>
               <w:spacing w:after="20" w:before="0"/>
             </w:pPr>
-            <w:hyperlink w:history="1" r:id="rId5sfhjyfnfwatkdkwh7iig">
+            <w:hyperlink w:history="1" r:id="rIdnsobb5g3bkqkudu4avxl7">
               <w:r>
                 <w:rPr>
                   <w:rFonts w:ascii="Arial" w:cs="Arial" w:eastAsia="Arial" w:hAnsi="Arial"/>
@@ -25823,7 +25823,7 @@
               <w:spacing w:after="10" w:before="0"/>
               <w:ind w:left="120"/>
             </w:pPr>
-            <w:hyperlink w:history="1" r:id="rIdjw335y3stti2rqoe5ca2l">
+            <w:hyperlink w:history="1" r:id="rIdslycvmxppmgak6l6qxv54">
               <w:r>
                 <w:rPr>
                   <w:rFonts w:ascii="Arial" w:cs="Arial" w:eastAsia="Arial" w:hAnsi="Arial"/>
@@ -25868,7 +25868,7 @@
             <w:pPr>
               <w:spacing w:after="20" w:before="0"/>
             </w:pPr>
-            <w:hyperlink w:history="1" r:id="rIdwheufxlfw3xxmfhwbneub">
+            <w:hyperlink w:history="1" r:id="rIdgvbjtilnjvecpmqeh9kec">
               <w:r>
                 <w:rPr>
                   <w:rFonts w:ascii="Arial" w:cs="Arial" w:eastAsia="Arial" w:hAnsi="Arial"/>
@@ -25917,7 +25917,7 @@
               <w:spacing w:after="10" w:before="0"/>
               <w:ind w:left="120"/>
             </w:pPr>
-            <w:hyperlink w:history="1" r:id="rIdkvm9iab6kinuxklewgkor">
+            <w:hyperlink w:history="1" r:id="rId2onozuvzmkdbzkklk8fqn">
               <w:r>
                 <w:rPr>
                   <w:rFonts w:ascii="Arial" w:cs="Arial" w:eastAsia="Arial" w:hAnsi="Arial"/>
@@ -26429,7 +26429,7 @@
         </w:rPr>
         <w:t xml:space="preserve">© 2026 SeaVuria and ARES. Aligned with KICD objectives. Developed by SeaVuria; technical implementation by ARES (with AI assistance from Claude). Licensed under </w:t>
       </w:r>
-      <w:hyperlink w:history="1" r:id="rIdnwmqj_g6nva60sy34pgld">
+      <w:hyperlink w:history="1" r:id="rId0vwsztb8j-5m_llwjcszz">
         <w:r>
           <w:rPr>
             <w:rFonts w:ascii="Arial" w:cs="Arial" w:eastAsia="Arial" w:hAnsi="Arial"/>
@@ -26450,7 +26450,7 @@
         </w:rPr>
         <w:t xml:space="preserve"> (</w:t>
       </w:r>
-      <w:hyperlink w:history="1" r:id="rIdufkx4besmn_kvg_dchmc8">
+      <w:hyperlink w:history="1" r:id="rIdy5h8x4uplj0mjg4fxrbvp">
         <w:r>
           <w:rPr>
             <w:rFonts w:ascii="Arial" w:cs="Arial" w:eastAsia="Arial" w:hAnsi="Arial"/>
@@ -27463,7 +27463,7 @@
             <w:pPr>
               <w:spacing w:after="20" w:before="0"/>
             </w:pPr>
-            <w:hyperlink w:history="1" r:id="rIdmchpc8e7_gqag2pq6g7nn">
+            <w:hyperlink w:history="1" r:id="rId-m86uzqqwk-iim5uq7qpv">
               <w:r>
                 <w:rPr>
                   <w:rFonts w:ascii="Arial" w:cs="Arial" w:eastAsia="Arial" w:hAnsi="Arial"/>
@@ -27496,7 +27496,7 @@
               <w:spacing w:after="10" w:before="0"/>
               <w:ind w:left="120"/>
             </w:pPr>
-            <w:hyperlink w:history="1" r:id="rIdw008zoth3xtbinshalecd">
+            <w:hyperlink w:history="1" r:id="rIdiyekhgittaldcm8ufo1zt">
               <w:r>
                 <w:rPr>
                   <w:rFonts w:ascii="Arial" w:cs="Arial" w:eastAsia="Arial" w:hAnsi="Arial"/>
@@ -27541,7 +27541,7 @@
             <w:pPr>
               <w:spacing w:after="20" w:before="0"/>
             </w:pPr>
-            <w:hyperlink w:history="1" r:id="rIdburvzotyhtdejurciuclx">
+            <w:hyperlink w:history="1" r:id="rId_g1alstoufmbirkl_apmo">
               <w:r>
                 <w:rPr>
                   <w:rFonts w:ascii="Arial" w:cs="Arial" w:eastAsia="Arial" w:hAnsi="Arial"/>
@@ -27574,7 +27574,7 @@
               <w:spacing w:after="10" w:before="0"/>
               <w:ind w:left="120"/>
             </w:pPr>
-            <w:hyperlink w:history="1" r:id="rIdyj-p4qwawhiclhkrr0qpx">
+            <w:hyperlink w:history="1" r:id="rIdlerywlcrmpvvhiyohuutq">
               <w:r>
                 <w:rPr>
                   <w:rFonts w:ascii="Arial" w:cs="Arial" w:eastAsia="Arial" w:hAnsi="Arial"/>
@@ -27769,7 +27769,7 @@
             <w:pPr>
               <w:spacing w:after="20" w:before="0"/>
             </w:pPr>
-            <w:hyperlink w:history="1" r:id="rIdc9temnrjuoou0ivk4fwu-">
+            <w:hyperlink w:history="1" r:id="rIdp6-w0lyoz9cstfpw-q-c1">
               <w:r>
                 <w:rPr>
                   <w:rFonts w:ascii="Arial" w:cs="Arial" w:eastAsia="Arial" w:hAnsi="Arial"/>
@@ -27802,7 +27802,7 @@
               <w:spacing w:after="10" w:before="0"/>
               <w:ind w:left="120"/>
             </w:pPr>
-            <w:hyperlink w:history="1" r:id="rIdtjtiy1jc15qopu987m4eh">
+            <w:hyperlink w:history="1" r:id="rId3a6rpygo0ipfnbwety_it">
               <w:r>
                 <w:rPr>
                   <w:rFonts w:ascii="Arial" w:cs="Arial" w:eastAsia="Arial" w:hAnsi="Arial"/>
@@ -27847,7 +27847,7 @@
             <w:pPr>
               <w:spacing w:after="20" w:before="0"/>
             </w:pPr>
-            <w:hyperlink w:history="1" r:id="rIdeigq5y9_oz6mh6hqysgxq">
+            <w:hyperlink w:history="1" r:id="rIdpciwcljfunnigdrwvokic">
               <w:r>
                 <w:rPr>
                   <w:rFonts w:ascii="Arial" w:cs="Arial" w:eastAsia="Arial" w:hAnsi="Arial"/>
@@ -27880,7 +27880,7 @@
               <w:spacing w:after="10" w:before="0"/>
               <w:ind w:left="120"/>
             </w:pPr>
-            <w:hyperlink w:history="1" r:id="rIdjrqqum6k-addtmrmjpukf">
+            <w:hyperlink w:history="1" r:id="rId--g4p-wol8w_swdy8ioas">
               <w:r>
                 <w:rPr>
                   <w:rFonts w:ascii="Arial" w:cs="Arial" w:eastAsia="Arial" w:hAnsi="Arial"/>
@@ -28075,7 +28075,7 @@
             <w:pPr>
               <w:spacing w:after="20" w:before="0"/>
             </w:pPr>
-            <w:hyperlink w:history="1" r:id="rIdhbvptg3yfysjjsrxbzi05">
+            <w:hyperlink w:history="1" r:id="rIdhemnrltoxfykdkagxxuaf">
               <w:r>
                 <w:rPr>
                   <w:rFonts w:ascii="Arial" w:cs="Arial" w:eastAsia="Arial" w:hAnsi="Arial"/>
@@ -28124,7 +28124,7 @@
               <w:spacing w:after="10" w:before="0"/>
               <w:ind w:left="120"/>
             </w:pPr>
-            <w:hyperlink w:history="1" r:id="rIdxw0ik9cc6si4s4ksaqsqz">
+            <w:hyperlink w:history="1" r:id="rIdj4mvwxplfnlzcpmidufsc">
               <w:r>
                 <w:rPr>
                   <w:rFonts w:ascii="Arial" w:cs="Arial" w:eastAsia="Arial" w:hAnsi="Arial"/>
@@ -28169,7 +28169,7 @@
             <w:pPr>
               <w:spacing w:after="20" w:before="0"/>
             </w:pPr>
-            <w:hyperlink w:history="1" r:id="rId88qfmpmw-1tcywgmsn1un">
+            <w:hyperlink w:history="1" r:id="rId8y2t8lfm48hzqm_de9ojh">
               <w:r>
                 <w:rPr>
                   <w:rFonts w:ascii="Arial" w:cs="Arial" w:eastAsia="Arial" w:hAnsi="Arial"/>
@@ -28202,7 +28202,7 @@
               <w:spacing w:after="10" w:before="0"/>
               <w:ind w:left="120"/>
             </w:pPr>
-            <w:hyperlink w:history="1" r:id="rIdq4djcsg3-lgtjskcupcxm">
+            <w:hyperlink w:history="1" r:id="rIdxcelvkbmyo__jomz7vppo">
               <w:r>
                 <w:rPr>
                   <w:rFonts w:ascii="Arial" w:cs="Arial" w:eastAsia="Arial" w:hAnsi="Arial"/>
@@ -28397,7 +28397,7 @@
             <w:pPr>
               <w:spacing w:after="20" w:before="0"/>
             </w:pPr>
-            <w:hyperlink w:history="1" r:id="rIdfa5glttujqvrq6smzpate">
+            <w:hyperlink w:history="1" r:id="rIdlx1wdwybrowfwdkx4jqb1">
               <w:r>
                 <w:rPr>
                   <w:rFonts w:ascii="Arial" w:cs="Arial" w:eastAsia="Arial" w:hAnsi="Arial"/>
@@ -28446,7 +28446,7 @@
               <w:spacing w:after="10" w:before="0"/>
               <w:ind w:left="120"/>
             </w:pPr>
-            <w:hyperlink w:history="1" r:id="rIdpcavyhr6w4ifqqaukvhkg">
+            <w:hyperlink w:history="1" r:id="rId9cnmvcdu1b3k7c_ubd34t">
               <w:r>
                 <w:rPr>
                   <w:rFonts w:ascii="Arial" w:cs="Arial" w:eastAsia="Arial" w:hAnsi="Arial"/>
@@ -28491,7 +28491,7 @@
             <w:pPr>
               <w:spacing w:after="20" w:before="0"/>
             </w:pPr>
-            <w:hyperlink w:history="1" r:id="rId68mucr1ws2_l1smb_drud">
+            <w:hyperlink w:history="1" r:id="rIdxw-glv2f6rtpjoyinwajh">
               <w:r>
                 <w:rPr>
                   <w:rFonts w:ascii="Arial" w:cs="Arial" w:eastAsia="Arial" w:hAnsi="Arial"/>
@@ -28524,7 +28524,7 @@
               <w:spacing w:after="10" w:before="0"/>
               <w:ind w:left="120"/>
             </w:pPr>
-            <w:hyperlink w:history="1" r:id="rIdf7tcwejc0xhw2ofmmhgnb">
+            <w:hyperlink w:history="1" r:id="rId7tkdw5jiaiel09h8fs4kk">
               <w:r>
                 <w:rPr>
                   <w:rFonts w:ascii="Arial" w:cs="Arial" w:eastAsia="Arial" w:hAnsi="Arial"/>
@@ -28719,7 +28719,7 @@
             <w:pPr>
               <w:spacing w:after="20" w:before="0"/>
             </w:pPr>
-            <w:hyperlink w:history="1" r:id="rIdtz53oea1ofup9z2yeeemv">
+            <w:hyperlink w:history="1" r:id="rIdkouhdy2jgihhw9nkz2ugt">
               <w:r>
                 <w:rPr>
                   <w:rFonts w:ascii="Arial" w:cs="Arial" w:eastAsia="Arial" w:hAnsi="Arial"/>
@@ -28752,7 +28752,7 @@
               <w:spacing w:after="10" w:before="0"/>
               <w:ind w:left="120"/>
             </w:pPr>
-            <w:hyperlink w:history="1" r:id="rId5ruogs00g8miyclvor42m">
+            <w:hyperlink w:history="1" r:id="rIdz-htaiv2e6dpidwbml0yd">
               <w:r>
                 <w:rPr>
                   <w:rFonts w:ascii="Arial" w:cs="Arial" w:eastAsia="Arial" w:hAnsi="Arial"/>
@@ -28797,7 +28797,7 @@
             <w:pPr>
               <w:spacing w:after="20" w:before="0"/>
             </w:pPr>
-            <w:hyperlink w:history="1" r:id="rIdg23nnj7bqahpgxpp7mxbb">
+            <w:hyperlink w:history="1" r:id="rIdikpkm8e8fwhtlkxwo1koj">
               <w:r>
                 <w:rPr>
                   <w:rFonts w:ascii="Arial" w:cs="Arial" w:eastAsia="Arial" w:hAnsi="Arial"/>
@@ -28846,7 +28846,7 @@
               <w:spacing w:after="10" w:before="0"/>
               <w:ind w:left="120"/>
             </w:pPr>
-            <w:hyperlink w:history="1" r:id="rIdngrpxqblclofwq8fgi5oj">
+            <w:hyperlink w:history="1" r:id="rIdprnxl6vuf0uyen_smllo3">
               <w:r>
                 <w:rPr>
                   <w:rFonts w:ascii="Arial" w:cs="Arial" w:eastAsia="Arial" w:hAnsi="Arial"/>
@@ -29358,7 +29358,7 @@
         </w:rPr>
         <w:t xml:space="preserve">© 2026 SeaVuria and ARES. Aligned with KICD objectives. Developed by SeaVuria; technical implementation by ARES (with AI assistance from Claude). Licensed under </w:t>
       </w:r>
-      <w:hyperlink w:history="1" r:id="rIdurjsvsc6yyqfguhtmhnj9">
+      <w:hyperlink w:history="1" r:id="rIdnyp0how46_joj3z8z2ac2">
         <w:r>
           <w:rPr>
             <w:rFonts w:ascii="Arial" w:cs="Arial" w:eastAsia="Arial" w:hAnsi="Arial"/>
@@ -29379,7 +29379,7 @@
         </w:rPr>
         <w:t xml:space="preserve"> (</w:t>
       </w:r>
-      <w:hyperlink w:history="1" r:id="rIdfm9fxhu5igslthw-re2wk">
+      <w:hyperlink w:history="1" r:id="rIdjhftnadb7hbhndtwy3kbz">
         <w:r>
           <w:rPr>
             <w:rFonts w:ascii="Arial" w:cs="Arial" w:eastAsia="Arial" w:hAnsi="Arial"/>
@@ -30109,7 +30109,7 @@
                 <w:sz w:val="18"/>
                 <w:szCs w:val="18"/>
               </w:rPr>
-              <w:t xml:space="preserve">Lesson 10 is the hands-on project execution lesson at the heart of the evidence-gathering sequence. Student groups (formed in Lesson 8) carry out their independently designed investigations into one or more aspects of plant gaseous exchange and respiration — for example: the effect of temperature on bubble production from sukuma wiki leaves, the distribution and density of stomata on upper vs. lower leaf surfaces, the effect of leaf coating (petroleum jelly blocking stomata) on gas exchange, or the detection of CO₂ or heat produced during respiration. The teacher circulates continuously with structured prompts, acting as a formative coach rather than an instructor. Groups record data in pre-prepared tables, begin identifying patterns, and draft preliminary claims supported by evidence. By the end of the lesson, every group has a complete raw data set and at least one written evidence-based explanation ready for peer critique in Lesson 11.</w:t>
+              <w:t xml:space="preserve">Lesson 10 is the hands-on project execution lesson at the heart of the evidence-gathering sequence. Student groups (formed in Lesson 9) carry out their independently designed investigations into one or more aspects of plant gaseous exchange and respiration — for example: the effect of temperature on bubble production from sukuma wiki leaves, the distribution and density of stomata on upper vs. lower leaf surfaces, the effect of leaf coating (petroleum jelly blocking stomata) on gas exchange, or the detection of CO₂ or heat produced during respiration. The teacher circulates continuously with structured prompts, acting as a formative coach rather than an instructor. Groups record data in pre-prepared tables, begin identifying patterns, and draft preliminary claims supported by evidence. By the end of the lesson, every group has a complete raw data set and at least one written evidence-based explanation ready for peer critique in Lesson 11.</w:t>
             </w:r>
           </w:p>
         </w:tc>
@@ -30392,7 +30392,7 @@
             <w:pPr>
               <w:spacing w:after="20" w:before="0"/>
             </w:pPr>
-            <w:hyperlink w:history="1" r:id="rIde195sq-q34qndol7pol_1">
+            <w:hyperlink w:history="1" r:id="rIdegfegfdghsnv2scc-pogo">
               <w:r>
                 <w:rPr>
                   <w:rFonts w:ascii="Arial" w:cs="Arial" w:eastAsia="Arial" w:hAnsi="Arial"/>
@@ -30441,7 +30441,7 @@
               <w:spacing w:after="10" w:before="0"/>
               <w:ind w:left="120"/>
             </w:pPr>
-            <w:hyperlink w:history="1" r:id="rId4yyb5kowoglu_9sqir5gu">
+            <w:hyperlink w:history="1" r:id="rId16-vh9aywjtg1zlsz2p7g">
               <w:r>
                 <w:rPr>
                   <w:rFonts w:ascii="Arial" w:cs="Arial" w:eastAsia="Arial" w:hAnsi="Arial"/>
@@ -30486,7 +30486,7 @@
             <w:pPr>
               <w:spacing w:after="20" w:before="0"/>
             </w:pPr>
-            <w:hyperlink w:history="1" r:id="rId8msyrymsndgolzyiqrewr">
+            <w:hyperlink w:history="1" r:id="rIdjfyawa1ftkeex8rujyngb">
               <w:r>
                 <w:rPr>
                   <w:rFonts w:ascii="Arial" w:cs="Arial" w:eastAsia="Arial" w:hAnsi="Arial"/>
@@ -30535,7 +30535,7 @@
               <w:spacing w:after="10" w:before="0"/>
               <w:ind w:left="120"/>
             </w:pPr>
-            <w:hyperlink w:history="1" r:id="rIdhhx29hgpje0mvtp1hlkhv">
+            <w:hyperlink w:history="1" r:id="rIdkc95kvt97ieiiqwks-dgr">
               <w:r>
                 <w:rPr>
                   <w:rFonts w:ascii="Arial" w:cs="Arial" w:eastAsia="Arial" w:hAnsi="Arial"/>
@@ -30730,7 +30730,7 @@
             <w:pPr>
               <w:spacing w:after="20" w:before="0"/>
             </w:pPr>
-            <w:hyperlink w:history="1" r:id="rIdlkp97vkjm0ur6t3xpqwol">
+            <w:hyperlink w:history="1" r:id="rIdteyfzm7trza2syrvs6acn">
               <w:r>
                 <w:rPr>
                   <w:rFonts w:ascii="Arial" w:cs="Arial" w:eastAsia="Arial" w:hAnsi="Arial"/>
@@ -30779,7 +30779,7 @@
               <w:spacing w:after="10" w:before="0"/>
               <w:ind w:left="120"/>
             </w:pPr>
-            <w:hyperlink w:history="1" r:id="rIdqzagicdfkoswjaimmuqg-">
+            <w:hyperlink w:history="1" r:id="rId4puteznkfdxg419fexx-e">
               <w:r>
                 <w:rPr>
                   <w:rFonts w:ascii="Arial" w:cs="Arial" w:eastAsia="Arial" w:hAnsi="Arial"/>
@@ -30824,7 +30824,7 @@
             <w:pPr>
               <w:spacing w:after="20" w:before="0"/>
             </w:pPr>
-            <w:hyperlink w:history="1" r:id="rIdupn-giupow28m5mtlw56g">
+            <w:hyperlink w:history="1" r:id="rIdsogwmr03cgshpfaaw2dnr">
               <w:r>
                 <w:rPr>
                   <w:rFonts w:ascii="Arial" w:cs="Arial" w:eastAsia="Arial" w:hAnsi="Arial"/>
@@ -30873,7 +30873,7 @@
               <w:spacing w:after="10" w:before="0"/>
               <w:ind w:left="120"/>
             </w:pPr>
-            <w:hyperlink w:history="1" r:id="rId3mfhxct71pgz5zlbylwe6">
+            <w:hyperlink w:history="1" r:id="rId99zas7xp-pd1xae5e30mt">
               <w:r>
                 <w:rPr>
                   <w:rFonts w:ascii="Arial" w:cs="Arial" w:eastAsia="Arial" w:hAnsi="Arial"/>
@@ -31068,7 +31068,7 @@
             <w:pPr>
               <w:spacing w:after="20" w:before="0"/>
             </w:pPr>
-            <w:hyperlink w:history="1" r:id="rId1dtsrsq3v9cayzwypjcgn">
+            <w:hyperlink w:history="1" r:id="rId5nvtuikcc-hj13rryrygv">
               <w:r>
                 <w:rPr>
                   <w:rFonts w:ascii="Arial" w:cs="Arial" w:eastAsia="Arial" w:hAnsi="Arial"/>
@@ -31117,7 +31117,7 @@
               <w:spacing w:after="10" w:before="0"/>
               <w:ind w:left="120"/>
             </w:pPr>
-            <w:hyperlink w:history="1" r:id="rIdodvujn1kuhdxy9phfzb-u">
+            <w:hyperlink w:history="1" r:id="rIde6qev-jmz2lcw45d0rpfo">
               <w:r>
                 <w:rPr>
                   <w:rFonts w:ascii="Arial" w:cs="Arial" w:eastAsia="Arial" w:hAnsi="Arial"/>
@@ -31162,7 +31162,7 @@
             <w:pPr>
               <w:spacing w:after="20" w:before="0"/>
             </w:pPr>
-            <w:hyperlink w:history="1" r:id="rId-ncn12pabul0bgfcewomw">
+            <w:hyperlink w:history="1" r:id="rIdbtr80lrrfiyopms4hoq4c">
               <w:r>
                 <w:rPr>
                   <w:rFonts w:ascii="Arial" w:cs="Arial" w:eastAsia="Arial" w:hAnsi="Arial"/>
@@ -31211,7 +31211,7 @@
               <w:spacing w:after="10" w:before="0"/>
               <w:ind w:left="120"/>
             </w:pPr>
-            <w:hyperlink w:history="1" r:id="rIdhwuzajkblawovjyrr6eb0">
+            <w:hyperlink w:history="1" r:id="rIddouck1kx2zjkqwllhpimt">
               <w:r>
                 <w:rPr>
                   <w:rFonts w:ascii="Arial" w:cs="Arial" w:eastAsia="Arial" w:hAnsi="Arial"/>
@@ -31406,7 +31406,7 @@
             <w:pPr>
               <w:spacing w:after="20" w:before="0"/>
             </w:pPr>
-            <w:hyperlink w:history="1" r:id="rIdzpjptytkbgbhrt_nlg16q">
+            <w:hyperlink w:history="1" r:id="rIdqcmnmbx27adfofv7pi3vp">
               <w:r>
                 <w:rPr>
                   <w:rFonts w:ascii="Arial" w:cs="Arial" w:eastAsia="Arial" w:hAnsi="Arial"/>
@@ -31455,7 +31455,7 @@
               <w:spacing w:after="10" w:before="0"/>
               <w:ind w:left="120"/>
             </w:pPr>
-            <w:hyperlink w:history="1" r:id="rIduf2w7yr7lj-lg-fmds_vc">
+            <w:hyperlink w:history="1" r:id="rIdz6j2y9r70y5du7qbxawld">
               <w:r>
                 <w:rPr>
                   <w:rFonts w:ascii="Arial" w:cs="Arial" w:eastAsia="Arial" w:hAnsi="Arial"/>
@@ -31500,7 +31500,7 @@
             <w:pPr>
               <w:spacing w:after="20" w:before="0"/>
             </w:pPr>
-            <w:hyperlink w:history="1" r:id="rIdb-_68kcxrl7ilewd5ygt0">
+            <w:hyperlink w:history="1" r:id="rIdj7r9l5okld0bxo8ngz0ci">
               <w:r>
                 <w:rPr>
                   <w:rFonts w:ascii="Arial" w:cs="Arial" w:eastAsia="Arial" w:hAnsi="Arial"/>
@@ -31549,7 +31549,7 @@
               <w:spacing w:after="10" w:before="0"/>
               <w:ind w:left="120"/>
             </w:pPr>
-            <w:hyperlink w:history="1" r:id="rIdqum8x4yq_q0rvicw8wp-e">
+            <w:hyperlink w:history="1" r:id="rIdskcrgruwqwb2hlnzim3ll">
               <w:r>
                 <w:rPr>
                   <w:rFonts w:ascii="Arial" w:cs="Arial" w:eastAsia="Arial" w:hAnsi="Arial"/>
@@ -31744,7 +31744,7 @@
             <w:pPr>
               <w:spacing w:after="20" w:before="0"/>
             </w:pPr>
-            <w:hyperlink w:history="1" r:id="rIdongvvc0sbycrale1jairs">
+            <w:hyperlink w:history="1" r:id="rIdlgdmho6c1kahgzwo6hs-i">
               <w:r>
                 <w:rPr>
                   <w:rFonts w:ascii="Arial" w:cs="Arial" w:eastAsia="Arial" w:hAnsi="Arial"/>
@@ -31793,7 +31793,7 @@
               <w:spacing w:after="10" w:before="0"/>
               <w:ind w:left="120"/>
             </w:pPr>
-            <w:hyperlink w:history="1" r:id="rIdeybr1wt8b0j9ap14rtoz4">
+            <w:hyperlink w:history="1" r:id="rIdnazaaotkakwmhdyhhiwbz">
               <w:r>
                 <w:rPr>
                   <w:rFonts w:ascii="Arial" w:cs="Arial" w:eastAsia="Arial" w:hAnsi="Arial"/>
@@ -31838,7 +31838,7 @@
             <w:pPr>
               <w:spacing w:after="20" w:before="0"/>
             </w:pPr>
-            <w:hyperlink w:history="1" r:id="rIdo4-1qx-_b646mrrsbw1fo">
+            <w:hyperlink w:history="1" r:id="rIdiazkq-rppj44cafr7gjdi">
               <w:r>
                 <w:rPr>
                   <w:rFonts w:ascii="Arial" w:cs="Arial" w:eastAsia="Arial" w:hAnsi="Arial"/>
@@ -31887,7 +31887,7 @@
               <w:spacing w:after="10" w:before="0"/>
               <w:ind w:left="120"/>
             </w:pPr>
-            <w:hyperlink w:history="1" r:id="rIdo-et1aqnoewnajnss2fdd">
+            <w:hyperlink w:history="1" r:id="rIdgijvxbciu-aaeteb5zldv">
               <w:r>
                 <w:rPr>
                   <w:rFonts w:ascii="Arial" w:cs="Arial" w:eastAsia="Arial" w:hAnsi="Arial"/>
@@ -32513,7 +32513,7 @@
         </w:rPr>
         <w:t xml:space="preserve">© 2026 SeaVuria and ARES. Aligned with KICD objectives. Developed by SeaVuria; technical implementation by ARES (with AI assistance from Claude). Licensed under </w:t>
       </w:r>
-      <w:hyperlink w:history="1" r:id="rIdpsjlkbb7krldfbvhienro">
+      <w:hyperlink w:history="1" r:id="rIdovhwxv-kylusyrjtyvaxv">
         <w:r>
           <w:rPr>
             <w:rFonts w:ascii="Arial" w:cs="Arial" w:eastAsia="Arial" w:hAnsi="Arial"/>
@@ -32534,7 +32534,7 @@
         </w:rPr>
         <w:t xml:space="preserve"> (</w:t>
       </w:r>
-      <w:hyperlink w:history="1" r:id="rIdhdsjehdd7ngdj0vfblvps">
+      <w:hyperlink w:history="1" r:id="rIdewntw3tfshvwwi5xubfq0">
         <w:r>
           <w:rPr>
             <w:rFonts w:ascii="Arial" w:cs="Arial" w:eastAsia="Arial" w:hAnsi="Arial"/>
@@ -33564,7 +33564,7 @@
               <w:spacing w:after="10" w:before="0"/>
               <w:ind w:left="120"/>
             </w:pPr>
-            <w:hyperlink w:history="1" r:id="rId_vmbq0ceglsm63dt6corl">
+            <w:hyperlink w:history="1" r:id="rIdl3kmngcla6agrfkpmupu9">
               <w:r>
                 <w:rPr>
                   <w:rFonts w:ascii="Arial" w:cs="Arial" w:eastAsia="Arial" w:hAnsi="Arial"/>
@@ -33624,7 +33624,7 @@
             <w:pPr>
               <w:spacing w:after="20" w:before="0"/>
             </w:pPr>
-            <w:hyperlink w:history="1" r:id="rIduxpgqxxnalgj7y1asx8gr">
+            <w:hyperlink w:history="1" r:id="rIdelx1mbgpkmubpztfx-92o">
               <w:r>
                 <w:rPr>
                   <w:rFonts w:ascii="Arial" w:cs="Arial" w:eastAsia="Arial" w:hAnsi="Arial"/>
@@ -33657,7 +33657,7 @@
               <w:spacing w:after="10" w:before="0"/>
               <w:ind w:left="120"/>
             </w:pPr>
-            <w:hyperlink w:history="1" r:id="rIdoh7e39qbgvshydtnesja-">
+            <w:hyperlink w:history="1" r:id="rIdbdqtysjaf64svbtee1bqz">
               <w:r>
                 <w:rPr>
                   <w:rFonts w:ascii="Arial" w:cs="Arial" w:eastAsia="Arial" w:hAnsi="Arial"/>
@@ -33869,7 +33869,7 @@
               <w:spacing w:after="10" w:before="0"/>
               <w:ind w:left="120"/>
             </w:pPr>
-            <w:hyperlink w:history="1" r:id="rIdat8f1tqvks5-igwbzv_jg">
+            <w:hyperlink w:history="1" r:id="rIdm51dvlu1vs8grhpkj1-oq">
               <w:r>
                 <w:rPr>
                   <w:rFonts w:ascii="Arial" w:cs="Arial" w:eastAsia="Arial" w:hAnsi="Arial"/>
@@ -33929,7 +33929,7 @@
             <w:pPr>
               <w:spacing w:after="20" w:before="0"/>
             </w:pPr>
-            <w:hyperlink w:history="1" r:id="rIdm8dde1er8kxmm61a5wo_l">
+            <w:hyperlink w:history="1" r:id="rId8qzxk66arzogj4du--zhy">
               <w:r>
                 <w:rPr>
                   <w:rFonts w:ascii="Arial" w:cs="Arial" w:eastAsia="Arial" w:hAnsi="Arial"/>
@@ -33962,7 +33962,7 @@
               <w:spacing w:after="10" w:before="0"/>
               <w:ind w:left="120"/>
             </w:pPr>
-            <w:hyperlink w:history="1" r:id="rId7xoj-njul6zmvszd96pdg">
+            <w:hyperlink w:history="1" r:id="rIdscmpvthdduxz3xg3w-krp">
               <w:r>
                 <w:rPr>
                   <w:rFonts w:ascii="Arial" w:cs="Arial" w:eastAsia="Arial" w:hAnsi="Arial"/>
@@ -34174,7 +34174,7 @@
               <w:spacing w:after="10" w:before="0"/>
               <w:ind w:left="120"/>
             </w:pPr>
-            <w:hyperlink w:history="1" r:id="rIdmteaa4nujouamrvqsdlbr">
+            <w:hyperlink w:history="1" r:id="rIddqjnlo41zkvoazvmg257s">
               <w:r>
                 <w:rPr>
                   <w:rFonts w:ascii="Arial" w:cs="Arial" w:eastAsia="Arial" w:hAnsi="Arial"/>
@@ -34234,7 +34234,7 @@
             <w:pPr>
               <w:spacing w:after="20" w:before="0"/>
             </w:pPr>
-            <w:hyperlink w:history="1" r:id="rIdw2h64tnt5_6dn1t6nqwlk">
+            <w:hyperlink w:history="1" r:id="rIdy5mraoob19flqwwiyxk-g">
               <w:r>
                 <w:rPr>
                   <w:rFonts w:ascii="Arial" w:cs="Arial" w:eastAsia="Arial" w:hAnsi="Arial"/>
@@ -34283,7 +34283,7 @@
               <w:spacing w:after="10" w:before="0"/>
               <w:ind w:left="120"/>
             </w:pPr>
-            <w:hyperlink w:history="1" r:id="rIdw3hgtmiqwdu5wynepxvbj">
+            <w:hyperlink w:history="1" r:id="rIdkve8l-wmp7yovjkute4_s">
               <w:r>
                 <w:rPr>
                   <w:rFonts w:ascii="Arial" w:cs="Arial" w:eastAsia="Arial" w:hAnsi="Arial"/>
@@ -34495,7 +34495,7 @@
               <w:spacing w:after="10" w:before="0"/>
               <w:ind w:left="120"/>
             </w:pPr>
-            <w:hyperlink w:history="1" r:id="rIdgpuixnd3kqbfcsbder59d">
+            <w:hyperlink w:history="1" r:id="rIdvjm4ljecblg2nb0lwwclr">
               <w:r>
                 <w:rPr>
                   <w:rFonts w:ascii="Arial" w:cs="Arial" w:eastAsia="Arial" w:hAnsi="Arial"/>
@@ -34555,7 +34555,7 @@
             <w:pPr>
               <w:spacing w:after="20" w:before="0"/>
             </w:pPr>
-            <w:hyperlink w:history="1" r:id="rId52asomzyu_7v5td9lhgqb">
+            <w:hyperlink w:history="1" r:id="rIddxxove4flqvn6jujkxl4v">
               <w:r>
                 <w:rPr>
                   <w:rFonts w:ascii="Arial" w:cs="Arial" w:eastAsia="Arial" w:hAnsi="Arial"/>
@@ -34604,7 +34604,7 @@
               <w:spacing w:after="10" w:before="0"/>
               <w:ind w:left="120"/>
             </w:pPr>
-            <w:hyperlink w:history="1" r:id="rIdqc7aldu4o8ef_obpgxrid">
+            <w:hyperlink w:history="1" r:id="rIdfhqisrj8gulttuvy5xxhh">
               <w:r>
                 <w:rPr>
                   <w:rFonts w:ascii="Arial" w:cs="Arial" w:eastAsia="Arial" w:hAnsi="Arial"/>
@@ -34816,7 +34816,7 @@
               <w:spacing w:after="10" w:before="0"/>
               <w:ind w:left="120"/>
             </w:pPr>
-            <w:hyperlink w:history="1" r:id="rIdihyiqpq0ylohxrk_v3r4o">
+            <w:hyperlink w:history="1" r:id="rIdonzdjgp2kj3uiknsogiem">
               <w:r>
                 <w:rPr>
                   <w:rFonts w:ascii="Arial" w:cs="Arial" w:eastAsia="Arial" w:hAnsi="Arial"/>
@@ -34876,7 +34876,7 @@
             <w:pPr>
               <w:spacing w:after="20" w:before="0"/>
             </w:pPr>
-            <w:hyperlink w:history="1" r:id="rId6i7v-lwxf_todjh7xqskk">
+            <w:hyperlink w:history="1" r:id="rIdmpdvcseotlrfj9flo-hc7">
               <w:r>
                 <w:rPr>
                   <w:rFonts w:ascii="Arial" w:cs="Arial" w:eastAsia="Arial" w:hAnsi="Arial"/>
@@ -34925,7 +34925,7 @@
               <w:spacing w:after="10" w:before="0"/>
               <w:ind w:left="120"/>
             </w:pPr>
-            <w:hyperlink w:history="1" r:id="rIdaqscbbn5y3oke2sjh5mgw">
+            <w:hyperlink w:history="1" r:id="rIdrsuhv8y6ae78xo2hbtgtr">
               <w:r>
                 <w:rPr>
                   <w:rFonts w:ascii="Arial" w:cs="Arial" w:eastAsia="Arial" w:hAnsi="Arial"/>
@@ -35437,7 +35437,7 @@
         </w:rPr>
         <w:t xml:space="preserve">© 2026 SeaVuria and ARES. Aligned with KICD objectives. Developed by SeaVuria; technical implementation by ARES (with AI assistance from Claude). Licensed under </w:t>
       </w:r>
-      <w:hyperlink w:history="1" r:id="rId_n0_ehgwqvyedayzxtdgx">
+      <w:hyperlink w:history="1" r:id="rId1j0c-emnvqflgi-i7lzux">
         <w:r>
           <w:rPr>
             <w:rFonts w:ascii="Arial" w:cs="Arial" w:eastAsia="Arial" w:hAnsi="Arial"/>
@@ -35458,7 +35458,7 @@
         </w:rPr>
         <w:t xml:space="preserve"> (</w:t>
       </w:r>
-      <w:hyperlink w:history="1" r:id="rIdfsber9xzbkipqqo7ohfos">
+      <w:hyperlink w:history="1" r:id="rId0fqqjx7rl8p2snehs8i_i">
         <w:r>
           <w:rPr>
             <w:rFonts w:ascii="Arial" w:cs="Arial" w:eastAsia="Arial" w:hAnsi="Arial"/>
@@ -36471,7 +36471,7 @@
             <w:pPr>
               <w:spacing w:after="20" w:before="0"/>
             </w:pPr>
-            <w:hyperlink w:history="1" r:id="rIdyhjpjqn78lf09cn4__plt">
+            <w:hyperlink w:history="1" r:id="rId1iu-di-icb7uerchhljri">
               <w:r>
                 <w:rPr>
                   <w:rFonts w:ascii="Arial" w:cs="Arial" w:eastAsia="Arial" w:hAnsi="Arial"/>
@@ -36504,7 +36504,7 @@
               <w:spacing w:after="10" w:before="0"/>
               <w:ind w:left="120"/>
             </w:pPr>
-            <w:hyperlink w:history="1" r:id="rId9j_qxnk4ctck4gxsw6pgv">
+            <w:hyperlink w:history="1" r:id="rId4uzw57khadjs4ehlapjhw">
               <w:r>
                 <w:rPr>
                   <w:rFonts w:ascii="Arial" w:cs="Arial" w:eastAsia="Arial" w:hAnsi="Arial"/>
@@ -36549,7 +36549,7 @@
             <w:pPr>
               <w:spacing w:after="20" w:before="0"/>
             </w:pPr>
-            <w:hyperlink w:history="1" r:id="rIdgfaqgwnsruvwvh2x36jom">
+            <w:hyperlink w:history="1" r:id="rIdqme3i-4nodn6pn-64ejir">
               <w:r>
                 <w:rPr>
                   <w:rFonts w:ascii="Arial" w:cs="Arial" w:eastAsia="Arial" w:hAnsi="Arial"/>
@@ -36582,7 +36582,7 @@
               <w:spacing w:after="10" w:before="0"/>
               <w:ind w:left="120"/>
             </w:pPr>
-            <w:hyperlink w:history="1" r:id="rIdm5tosb_794k4hzpttjvhn">
+            <w:hyperlink w:history="1" r:id="rIdlqbl_mgmobsb5kgtbk0s8">
               <w:r>
                 <w:rPr>
                   <w:rFonts w:ascii="Arial" w:cs="Arial" w:eastAsia="Arial" w:hAnsi="Arial"/>
@@ -36777,7 +36777,7 @@
             <w:pPr>
               <w:spacing w:after="20" w:before="0"/>
             </w:pPr>
-            <w:hyperlink w:history="1" r:id="rIdynojjaspoe_r4p8eklbpi">
+            <w:hyperlink w:history="1" r:id="rIddhcecqyniwnjbcbqottny">
               <w:r>
                 <w:rPr>
                   <w:rFonts w:ascii="Arial" w:cs="Arial" w:eastAsia="Arial" w:hAnsi="Arial"/>
@@ -36810,7 +36810,7 @@
               <w:spacing w:after="10" w:before="0"/>
               <w:ind w:left="120"/>
             </w:pPr>
-            <w:hyperlink w:history="1" r:id="rIdxltydl0rdmfabqwfhkqib">
+            <w:hyperlink w:history="1" r:id="rIdnxc46gm_pocgo0co26muz">
               <w:r>
                 <w:rPr>
                   <w:rFonts w:ascii="Arial" w:cs="Arial" w:eastAsia="Arial" w:hAnsi="Arial"/>
@@ -36855,7 +36855,7 @@
             <w:pPr>
               <w:spacing w:after="20" w:before="0"/>
             </w:pPr>
-            <w:hyperlink w:history="1" r:id="rIdwzqdoc-ecdoo91n2rovay">
+            <w:hyperlink w:history="1" r:id="rIdtexia7a3kiqrvtkn-8fwc">
               <w:r>
                 <w:rPr>
                   <w:rFonts w:ascii="Arial" w:cs="Arial" w:eastAsia="Arial" w:hAnsi="Arial"/>
@@ -36888,7 +36888,7 @@
               <w:spacing w:after="10" w:before="0"/>
               <w:ind w:left="120"/>
             </w:pPr>
-            <w:hyperlink w:history="1" r:id="rIdhkwrbqsozyrtlseot5o47">
+            <w:hyperlink w:history="1" r:id="rIdfpg7wrh3euuyjyit4tflc">
               <w:r>
                 <w:rPr>
                   <w:rFonts w:ascii="Arial" w:cs="Arial" w:eastAsia="Arial" w:hAnsi="Arial"/>
@@ -37083,7 +37083,7 @@
             <w:pPr>
               <w:spacing w:after="20" w:before="0"/>
             </w:pPr>
-            <w:hyperlink w:history="1" r:id="rIdhoz_mk_ivukdqunb-i1i7">
+            <w:hyperlink w:history="1" r:id="rIdifvyybpuxyeaobgbliwgm">
               <w:r>
                 <w:rPr>
                   <w:rFonts w:ascii="Arial" w:cs="Arial" w:eastAsia="Arial" w:hAnsi="Arial"/>
@@ -37116,7 +37116,7 @@
               <w:spacing w:after="10" w:before="0"/>
               <w:ind w:left="120"/>
             </w:pPr>
-            <w:hyperlink w:history="1" r:id="rIdouifovxjnwzok7g3j8cpw">
+            <w:hyperlink w:history="1" r:id="rIdo-zhbqpgd2usqq3pv7b_v">
               <w:r>
                 <w:rPr>
                   <w:rFonts w:ascii="Arial" w:cs="Arial" w:eastAsia="Arial" w:hAnsi="Arial"/>
@@ -37161,7 +37161,7 @@
             <w:pPr>
               <w:spacing w:after="20" w:before="0"/>
             </w:pPr>
-            <w:hyperlink w:history="1" r:id="rIdg95roskrcx8xziwgoo3gn">
+            <w:hyperlink w:history="1" r:id="rIdkwdhdmaic6wnjyttvsfy0">
               <w:r>
                 <w:rPr>
                   <w:rFonts w:ascii="Arial" w:cs="Arial" w:eastAsia="Arial" w:hAnsi="Arial"/>
@@ -37194,7 +37194,7 @@
               <w:spacing w:after="10" w:before="0"/>
               <w:ind w:left="120"/>
             </w:pPr>
-            <w:hyperlink w:history="1" r:id="rIdv-vmimjw9zy6mxerguqyo">
+            <w:hyperlink w:history="1" r:id="rIdv6q8a3cnw6g84ygworr53">
               <w:r>
                 <w:rPr>
                   <w:rFonts w:ascii="Arial" w:cs="Arial" w:eastAsia="Arial" w:hAnsi="Arial"/>
@@ -37389,7 +37389,7 @@
             <w:pPr>
               <w:spacing w:after="20" w:before="0"/>
             </w:pPr>
-            <w:hyperlink w:history="1" r:id="rId0u-7pxf9ow7trivs6roxk">
+            <w:hyperlink w:history="1" r:id="rIdnqoujtpv5pjefsv0zrpd1">
               <w:r>
                 <w:rPr>
                   <w:rFonts w:ascii="Arial" w:cs="Arial" w:eastAsia="Arial" w:hAnsi="Arial"/>
@@ -37422,7 +37422,7 @@
               <w:spacing w:after="10" w:before="0"/>
               <w:ind w:left="120"/>
             </w:pPr>
-            <w:hyperlink w:history="1" r:id="rIdsg5halby4ifppsyvj41hq">
+            <w:hyperlink w:history="1" r:id="rIdsseonak-xg5a2ufo-bi7t">
               <w:r>
                 <w:rPr>
                   <w:rFonts w:ascii="Arial" w:cs="Arial" w:eastAsia="Arial" w:hAnsi="Arial"/>
@@ -37467,7 +37467,7 @@
             <w:pPr>
               <w:spacing w:after="20" w:before="0"/>
             </w:pPr>
-            <w:hyperlink w:history="1" r:id="rIdpnc7yhacm3kesn8crwts-">
+            <w:hyperlink w:history="1" r:id="rId-oiec0e84ypshi_-on619">
               <w:r>
                 <w:rPr>
                   <w:rFonts w:ascii="Arial" w:cs="Arial" w:eastAsia="Arial" w:hAnsi="Arial"/>
@@ -37500,7 +37500,7 @@
               <w:spacing w:after="10" w:before="0"/>
               <w:ind w:left="120"/>
             </w:pPr>
-            <w:hyperlink w:history="1" r:id="rId2si6_kssvclznpmftwilh">
+            <w:hyperlink w:history="1" r:id="rIdkux0uonpmdb04sjldoab3">
               <w:r>
                 <w:rPr>
                   <w:rFonts w:ascii="Arial" w:cs="Arial" w:eastAsia="Arial" w:hAnsi="Arial"/>
@@ -37695,7 +37695,7 @@
             <w:pPr>
               <w:spacing w:after="20" w:before="0"/>
             </w:pPr>
-            <w:hyperlink w:history="1" r:id="rIdjq82ordyg7-qdesrv1vm5">
+            <w:hyperlink w:history="1" r:id="rIdsegpbsk1cu35hv_6wekot">
               <w:r>
                 <w:rPr>
                   <w:rFonts w:ascii="Arial" w:cs="Arial" w:eastAsia="Arial" w:hAnsi="Arial"/>
@@ -37744,7 +37744,7 @@
               <w:spacing w:after="10" w:before="0"/>
               <w:ind w:left="120"/>
             </w:pPr>
-            <w:hyperlink w:history="1" r:id="rIdatrsa8ecno3ztonxovtdv">
+            <w:hyperlink w:history="1" r:id="rIdi9xhc6d_4nip-bhlwux73">
               <w:r>
                 <w:rPr>
                   <w:rFonts w:ascii="Arial" w:cs="Arial" w:eastAsia="Arial" w:hAnsi="Arial"/>
@@ -37789,7 +37789,7 @@
             <w:pPr>
               <w:spacing w:after="20" w:before="0"/>
             </w:pPr>
-            <w:hyperlink w:history="1" r:id="rIdhsgfvsiqjj91sofp6wo7f">
+            <w:hyperlink w:history="1" r:id="rId2a0kjwbbyzg2wthq31yeq">
               <w:r>
                 <w:rPr>
                   <w:rFonts w:ascii="Arial" w:cs="Arial" w:eastAsia="Arial" w:hAnsi="Arial"/>
@@ -37822,7 +37822,7 @@
               <w:spacing w:after="10" w:before="0"/>
               <w:ind w:left="120"/>
             </w:pPr>
-            <w:hyperlink w:history="1" r:id="rIdcn_zll8dkdn76rokaapqf">
+            <w:hyperlink w:history="1" r:id="rIdzlz0x6jj-0n-lu2zmaly2">
               <w:r>
                 <w:rPr>
                   <w:rFonts w:ascii="Arial" w:cs="Arial" w:eastAsia="Arial" w:hAnsi="Arial"/>
@@ -38524,7 +38524,7 @@
         </w:rPr>
         <w:t xml:space="preserve">© 2026 SeaVuria and ARES. Aligned with KICD objectives. Developed by SeaVuria; technical implementation by ARES (with AI assistance from Claude). Licensed under </w:t>
       </w:r>
-      <w:hyperlink w:history="1" r:id="rIdzqsy1whrtc9f1x-2bohuq">
+      <w:hyperlink w:history="1" r:id="rIdyq-jclftsigszlxcazhwt">
         <w:r>
           <w:rPr>
             <w:rFonts w:ascii="Arial" w:cs="Arial" w:eastAsia="Arial" w:hAnsi="Arial"/>
@@ -38545,7 +38545,7 @@
         </w:rPr>
         <w:t xml:space="preserve"> (</w:t>
       </w:r>
-      <w:hyperlink w:history="1" r:id="rId3t38_v_rkup4voiv7a8rs">
+      <w:hyperlink w:history="1" r:id="rIdonj5_r_ovfts45iq2cnf9">
         <w:r>
           <w:rPr>
             <w:rFonts w:ascii="Arial" w:cs="Arial" w:eastAsia="Arial" w:hAnsi="Arial"/>

--- a/data/outputs/v2/Biology/SS2.3_Plant_Gaseous_Exchange_and_Respiration/Biology_Plant_Gaseous_Exchange_and_Respiration_CBE_LessonSequence.docx
+++ b/data/outputs/v2/Biology/SS2.3_Plant_Gaseous_Exchange_and_Respiration/Biology_Plant_Gaseous_Exchange_and_Respiration_CBE_LessonSequence.docx
@@ -2695,7 +2695,7 @@
         </w:rPr>
         <w:t xml:space="preserve">© 2026 SeaVuria and ARES. This work is licensed under a </w:t>
       </w:r>
-      <w:hyperlink w:history="1" r:id="rIdujigiea1nizsubypo5vgs">
+      <w:hyperlink w:history="1" r:id="rIdqgz8qfka--tzaz5aeynne">
         <w:r>
           <w:rPr>
             <w:rFonts w:ascii="Arial" w:cs="Arial" w:eastAsia="Arial" w:hAnsi="Arial"/>
@@ -2715,7 +2715,7 @@
         </w:rPr>
         <w:t xml:space="preserve"> (</w:t>
       </w:r>
-      <w:hyperlink w:history="1" r:id="rIdnmfvixxjq9x3j9otrim5x">
+      <w:hyperlink w:history="1" r:id="rIdaqcwwxyfgazrlfz5fuu5c">
         <w:r>
           <w:rPr>
             <w:rFonts w:ascii="Arial" w:cs="Arial" w:eastAsia="Arial" w:hAnsi="Arial"/>
@@ -2735,7 +2735,7 @@
         </w:rPr>
         <w:t xml:space="preserve">). To view a copy of this license, visit </w:t>
       </w:r>
-      <w:hyperlink w:history="1" r:id="rIduqwrfklvtb6uwg3rr4jzk">
+      <w:hyperlink w:history="1" r:id="rIdljacf1favq3d2lgl21gfo">
         <w:r>
           <w:rPr>
             <w:rFonts w:ascii="Arial" w:cs="Arial" w:eastAsia="Arial" w:hAnsi="Arial"/>
@@ -3747,7 +3747,7 @@
             <w:pPr>
               <w:spacing w:after="20" w:before="0"/>
             </w:pPr>
-            <w:hyperlink w:history="1" r:id="rIdlfekxfxjytgrpnkoq9cw9">
+            <w:hyperlink w:history="1" r:id="rIdf0dw6ncxgfxb23iry-5jz">
               <w:r>
                 <w:rPr>
                   <w:rFonts w:ascii="Arial" w:cs="Arial" w:eastAsia="Arial" w:hAnsi="Arial"/>
@@ -3796,7 +3796,7 @@
               <w:spacing w:after="10" w:before="0"/>
               <w:ind w:left="120"/>
             </w:pPr>
-            <w:hyperlink w:history="1" r:id="rIdsr8f3yqf4rrybcjjtkho6">
+            <w:hyperlink w:history="1" r:id="rIdz-vwik3eu-rpwrrjt_pd4">
               <w:r>
                 <w:rPr>
                   <w:rFonts w:ascii="Arial" w:cs="Arial" w:eastAsia="Arial" w:hAnsi="Arial"/>
@@ -3858,7 +3858,7 @@
               <w:spacing w:after="10" w:before="0"/>
               <w:ind w:left="120"/>
             </w:pPr>
-            <w:hyperlink w:history="1" r:id="rIdnrculc_xndvubgwbbufbq">
+            <w:hyperlink w:history="1" r:id="rIdsrfm1pyvlajjjub0wbbkj">
               <w:r>
                 <w:rPr>
                   <w:rFonts w:ascii="Arial" w:cs="Arial" w:eastAsia="Arial" w:hAnsi="Arial"/>
@@ -4068,7 +4068,7 @@
             <w:pPr>
               <w:spacing w:after="20" w:before="0"/>
             </w:pPr>
-            <w:hyperlink w:history="1" r:id="rIdfe1p8-p6n-aodibzduxfv">
+            <w:hyperlink w:history="1" r:id="rId_zcb2-mx4vaqfclqxt2ax">
               <w:r>
                 <w:rPr>
                   <w:rFonts w:ascii="Arial" w:cs="Arial" w:eastAsia="Arial" w:hAnsi="Arial"/>
@@ -4117,7 +4117,7 @@
               <w:spacing w:after="10" w:before="0"/>
               <w:ind w:left="120"/>
             </w:pPr>
-            <w:hyperlink w:history="1" r:id="rIdetljb6v4zyec6rhouhnn6">
+            <w:hyperlink w:history="1" r:id="rIdugt_l-aykogkqyal7obe_">
               <w:r>
                 <w:rPr>
                   <w:rFonts w:ascii="Arial" w:cs="Arial" w:eastAsia="Arial" w:hAnsi="Arial"/>
@@ -4179,7 +4179,7 @@
               <w:spacing w:after="10" w:before="0"/>
               <w:ind w:left="120"/>
             </w:pPr>
-            <w:hyperlink w:history="1" r:id="rId57o3obibegnx94904ltad">
+            <w:hyperlink w:history="1" r:id="rId1-5g-gui2i61mgij8wfqr">
               <w:r>
                 <w:rPr>
                   <w:rFonts w:ascii="Arial" w:cs="Arial" w:eastAsia="Arial" w:hAnsi="Arial"/>
@@ -4389,7 +4389,7 @@
             <w:pPr>
               <w:spacing w:after="20" w:before="0"/>
             </w:pPr>
-            <w:hyperlink w:history="1" r:id="rIdin3rsdkzpdtjkbrtbmeog">
+            <w:hyperlink w:history="1" r:id="rIdmfjql62hlhuly_hsaifle">
               <w:r>
                 <w:rPr>
                   <w:rFonts w:ascii="Arial" w:cs="Arial" w:eastAsia="Arial" w:hAnsi="Arial"/>
@@ -4438,7 +4438,7 @@
               <w:spacing w:after="10" w:before="0"/>
               <w:ind w:left="120"/>
             </w:pPr>
-            <w:hyperlink w:history="1" r:id="rIddd3t3ispgauan2uavxbj5">
+            <w:hyperlink w:history="1" r:id="rIdjeryjaanteq3fgblmvia0">
               <w:r>
                 <w:rPr>
                   <w:rFonts w:ascii="Arial" w:cs="Arial" w:eastAsia="Arial" w:hAnsi="Arial"/>
@@ -4500,7 +4500,7 @@
               <w:spacing w:after="10" w:before="0"/>
               <w:ind w:left="120"/>
             </w:pPr>
-            <w:hyperlink w:history="1" r:id="rIdkso41ig86w8gwkdsogc2q">
+            <w:hyperlink w:history="1" r:id="rIdy5-sbhy8_q7kjcx1wzmfq">
               <w:r>
                 <w:rPr>
                   <w:rFonts w:ascii="Arial" w:cs="Arial" w:eastAsia="Arial" w:hAnsi="Arial"/>
@@ -4710,7 +4710,7 @@
             <w:pPr>
               <w:spacing w:after="20" w:before="0"/>
             </w:pPr>
-            <w:hyperlink w:history="1" r:id="rIdckvgu-e49svtblndwwpp8">
+            <w:hyperlink w:history="1" r:id="rIdcqu9c2tzthfl1pay8l4uf">
               <w:r>
                 <w:rPr>
                   <w:rFonts w:ascii="Arial" w:cs="Arial" w:eastAsia="Arial" w:hAnsi="Arial"/>
@@ -4759,7 +4759,7 @@
               <w:spacing w:after="10" w:before="0"/>
               <w:ind w:left="120"/>
             </w:pPr>
-            <w:hyperlink w:history="1" r:id="rIdkqndqfeyyzltdfeo6kyqe">
+            <w:hyperlink w:history="1" r:id="rIdvvfgihsyqcbzwda7a7hhb">
               <w:r>
                 <w:rPr>
                   <w:rFonts w:ascii="Arial" w:cs="Arial" w:eastAsia="Arial" w:hAnsi="Arial"/>
@@ -4821,7 +4821,7 @@
               <w:spacing w:after="10" w:before="0"/>
               <w:ind w:left="120"/>
             </w:pPr>
-            <w:hyperlink w:history="1" r:id="rIdoo7ajr-1xlmopbssxz4l2">
+            <w:hyperlink w:history="1" r:id="rIdjedtn62j8yo1ef160qt1l">
               <w:r>
                 <w:rPr>
                   <w:rFonts w:ascii="Arial" w:cs="Arial" w:eastAsia="Arial" w:hAnsi="Arial"/>
@@ -5031,7 +5031,7 @@
             <w:pPr>
               <w:spacing w:after="20" w:before="0"/>
             </w:pPr>
-            <w:hyperlink w:history="1" r:id="rIdprzkxde999jfj4tqo3o6y">
+            <w:hyperlink w:history="1" r:id="rIdlotucexa-tiimdcndjyeq">
               <w:r>
                 <w:rPr>
                   <w:rFonts w:ascii="Arial" w:cs="Arial" w:eastAsia="Arial" w:hAnsi="Arial"/>
@@ -5080,7 +5080,7 @@
               <w:spacing w:after="10" w:before="0"/>
               <w:ind w:left="120"/>
             </w:pPr>
-            <w:hyperlink w:history="1" r:id="rIdfnpvtv0brkq_qgcqs3x4m">
+            <w:hyperlink w:history="1" r:id="rIdwnb3b-6xbrqkrpdnxasjy">
               <w:r>
                 <w:rPr>
                   <w:rFonts w:ascii="Arial" w:cs="Arial" w:eastAsia="Arial" w:hAnsi="Arial"/>
@@ -5142,7 +5142,7 @@
               <w:spacing w:after="10" w:before="0"/>
               <w:ind w:left="120"/>
             </w:pPr>
-            <w:hyperlink w:history="1" r:id="rIdvc_o5zpn-mhh--aqono-k">
+            <w:hyperlink w:history="1" r:id="rId_kela8fj5iwn3vg_lfeln">
               <w:r>
                 <w:rPr>
                   <w:rFonts w:ascii="Arial" w:cs="Arial" w:eastAsia="Arial" w:hAnsi="Arial"/>
@@ -5669,7 +5669,7 @@
         </w:rPr>
         <w:t xml:space="preserve">© 2026 SeaVuria and ARES. Aligned with KICD objectives. Developed by SeaVuria; technical implementation by ARES (with AI assistance from Claude). Licensed under </w:t>
       </w:r>
-      <w:hyperlink w:history="1" r:id="rIdjc-_bsyrzpek-_ry1ghkn">
+      <w:hyperlink w:history="1" r:id="rId9vykdorrfhm3c56ydtiqj">
         <w:r>
           <w:rPr>
             <w:rFonts w:ascii="Arial" w:cs="Arial" w:eastAsia="Arial" w:hAnsi="Arial"/>
@@ -5690,7 +5690,7 @@
         </w:rPr>
         <w:t xml:space="preserve"> (</w:t>
       </w:r>
-      <w:hyperlink w:history="1" r:id="rIdofildrs4h4rbnj21vxdkj">
+      <w:hyperlink w:history="1" r:id="rIdwongishe5etvubjd2nd6l">
         <w:r>
           <w:rPr>
             <w:rFonts w:ascii="Arial" w:cs="Arial" w:eastAsia="Arial" w:hAnsi="Arial"/>
@@ -6703,7 +6703,7 @@
             <w:pPr>
               <w:spacing w:after="20" w:before="0"/>
             </w:pPr>
-            <w:hyperlink w:history="1" r:id="rId38jhogpi1hvv_8rc6x9d1">
+            <w:hyperlink w:history="1" r:id="rIdmo_fiqy_3qhye3q48vxqh">
               <w:r>
                 <w:rPr>
                   <w:rFonts w:ascii="Arial" w:cs="Arial" w:eastAsia="Arial" w:hAnsi="Arial"/>
@@ -6736,7 +6736,7 @@
               <w:spacing w:after="10" w:before="0"/>
               <w:ind w:left="120"/>
             </w:pPr>
-            <w:hyperlink w:history="1" r:id="rIdtwdre2-fcgjtchkan29kv">
+            <w:hyperlink w:history="1" r:id="rIdw2v83btb3lscuk1pedqlj">
               <w:r>
                 <w:rPr>
                   <w:rFonts w:ascii="Arial" w:cs="Arial" w:eastAsia="Arial" w:hAnsi="Arial"/>
@@ -6798,7 +6798,7 @@
               <w:spacing w:after="10" w:before="0"/>
               <w:ind w:left="120"/>
             </w:pPr>
-            <w:hyperlink w:history="1" r:id="rIdqcnxwzm-lcciw30hobqdd">
+            <w:hyperlink w:history="1" r:id="rIdn6cin5nevasnxz-ialzcz">
               <w:r>
                 <w:rPr>
                   <w:rFonts w:ascii="Arial" w:cs="Arial" w:eastAsia="Arial" w:hAnsi="Arial"/>
@@ -7008,7 +7008,7 @@
             <w:pPr>
               <w:spacing w:after="20" w:before="0"/>
             </w:pPr>
-            <w:hyperlink w:history="1" r:id="rIdf5zpcdfl_u_bmtoadbvqk">
+            <w:hyperlink w:history="1" r:id="rIdwzo7_3lt53lj-8a_mjxoj">
               <w:r>
                 <w:rPr>
                   <w:rFonts w:ascii="Arial" w:cs="Arial" w:eastAsia="Arial" w:hAnsi="Arial"/>
@@ -7041,7 +7041,7 @@
               <w:spacing w:after="10" w:before="0"/>
               <w:ind w:left="120"/>
             </w:pPr>
-            <w:hyperlink w:history="1" r:id="rIdffvxdi1dvir7d53lb2evm">
+            <w:hyperlink w:history="1" r:id="rIdjjqh1nfkgta3tazk23yqy">
               <w:r>
                 <w:rPr>
                   <w:rFonts w:ascii="Arial" w:cs="Arial" w:eastAsia="Arial" w:hAnsi="Arial"/>
@@ -7103,7 +7103,7 @@
               <w:spacing w:after="10" w:before="0"/>
               <w:ind w:left="120"/>
             </w:pPr>
-            <w:hyperlink w:history="1" r:id="rIdygokfs1xs1vxnifz_m7un">
+            <w:hyperlink w:history="1" r:id="rIdvonbdozmspjojxil14eqr">
               <w:r>
                 <w:rPr>
                   <w:rFonts w:ascii="Arial" w:cs="Arial" w:eastAsia="Arial" w:hAnsi="Arial"/>
@@ -7313,7 +7313,7 @@
             <w:pPr>
               <w:spacing w:after="20" w:before="0"/>
             </w:pPr>
-            <w:hyperlink w:history="1" r:id="rIdq3sxkj6n9jfdvcjcfmnjq">
+            <w:hyperlink w:history="1" r:id="rIdntrjd394zd4mkfadrtkuf">
               <w:r>
                 <w:rPr>
                   <w:rFonts w:ascii="Arial" w:cs="Arial" w:eastAsia="Arial" w:hAnsi="Arial"/>
@@ -7346,7 +7346,7 @@
               <w:spacing w:after="10" w:before="0"/>
               <w:ind w:left="120"/>
             </w:pPr>
-            <w:hyperlink w:history="1" r:id="rIdeqydvdamursnr-w54je9q">
+            <w:hyperlink w:history="1" r:id="rIdiadz5rrwovz7u1wgigbmr">
               <w:r>
                 <w:rPr>
                   <w:rFonts w:ascii="Arial" w:cs="Arial" w:eastAsia="Arial" w:hAnsi="Arial"/>
@@ -7408,7 +7408,7 @@
               <w:spacing w:after="10" w:before="0"/>
               <w:ind w:left="120"/>
             </w:pPr>
-            <w:hyperlink w:history="1" r:id="rIdowalneppy-ralfspapyhc">
+            <w:hyperlink w:history="1" r:id="rIdhdodhubldcru0uyrl-hvs">
               <w:r>
                 <w:rPr>
                   <w:rFonts w:ascii="Arial" w:cs="Arial" w:eastAsia="Arial" w:hAnsi="Arial"/>
@@ -7618,7 +7618,7 @@
             <w:pPr>
               <w:spacing w:after="20" w:before="0"/>
             </w:pPr>
-            <w:hyperlink w:history="1" r:id="rIdi0zyrdbvz_2oboym3litf">
+            <w:hyperlink w:history="1" r:id="rIdmpo64cbgygeycskq_tvfj">
               <w:r>
                 <w:rPr>
                   <w:rFonts w:ascii="Arial" w:cs="Arial" w:eastAsia="Arial" w:hAnsi="Arial"/>
@@ -7651,7 +7651,7 @@
               <w:spacing w:after="10" w:before="0"/>
               <w:ind w:left="120"/>
             </w:pPr>
-            <w:hyperlink w:history="1" r:id="rIdgvwvf9iqoi1xao74vm0fm">
+            <w:hyperlink w:history="1" r:id="rId6aykpshqgb3lr4kn4vggw">
               <w:r>
                 <w:rPr>
                   <w:rFonts w:ascii="Arial" w:cs="Arial" w:eastAsia="Arial" w:hAnsi="Arial"/>
@@ -7713,7 +7713,7 @@
               <w:spacing w:after="10" w:before="0"/>
               <w:ind w:left="120"/>
             </w:pPr>
-            <w:hyperlink w:history="1" r:id="rIdpbl9fm4p5nace3kiqrxrv">
+            <w:hyperlink w:history="1" r:id="rIdar21nmu-wshjzs_obuiaw">
               <w:r>
                 <w:rPr>
                   <w:rFonts w:ascii="Arial" w:cs="Arial" w:eastAsia="Arial" w:hAnsi="Arial"/>
@@ -7923,7 +7923,7 @@
             <w:pPr>
               <w:spacing w:after="20" w:before="0"/>
             </w:pPr>
-            <w:hyperlink w:history="1" r:id="rId7hlj5ipfo9fsvcbkzp6mw">
+            <w:hyperlink w:history="1" r:id="rIdomfefqycqeihge31go1mu">
               <w:r>
                 <w:rPr>
                   <w:rFonts w:ascii="Arial" w:cs="Arial" w:eastAsia="Arial" w:hAnsi="Arial"/>
@@ -7956,7 +7956,7 @@
               <w:spacing w:after="10" w:before="0"/>
               <w:ind w:left="120"/>
             </w:pPr>
-            <w:hyperlink w:history="1" r:id="rIdp0yod0tthjpv6n8dqc75t">
+            <w:hyperlink w:history="1" r:id="rId-8pc2dnutgoynzgx7dohb">
               <w:r>
                 <w:rPr>
                   <w:rFonts w:ascii="Arial" w:cs="Arial" w:eastAsia="Arial" w:hAnsi="Arial"/>
@@ -8018,7 +8018,7 @@
               <w:spacing w:after="10" w:before="0"/>
               <w:ind w:left="120"/>
             </w:pPr>
-            <w:hyperlink w:history="1" r:id="rId8xn9bnosnpxbqxiz0_58h">
+            <w:hyperlink w:history="1" r:id="rIdr96ywt8t14oum2ewcb7fl">
               <w:r>
                 <w:rPr>
                   <w:rFonts w:ascii="Arial" w:cs="Arial" w:eastAsia="Arial" w:hAnsi="Arial"/>
@@ -8545,7 +8545,7 @@
         </w:rPr>
         <w:t xml:space="preserve">© 2026 SeaVuria and ARES. Aligned with KICD objectives. Developed by SeaVuria; technical implementation by ARES (with AI assistance from Claude). Licensed under </w:t>
       </w:r>
-      <w:hyperlink w:history="1" r:id="rIdn7vwzunsffh6blrktevvk">
+      <w:hyperlink w:history="1" r:id="rIdpdk3ysrxmd_al90kdhbnu">
         <w:r>
           <w:rPr>
             <w:rFonts w:ascii="Arial" w:cs="Arial" w:eastAsia="Arial" w:hAnsi="Arial"/>
@@ -8566,7 +8566,7 @@
         </w:rPr>
         <w:t xml:space="preserve"> (</w:t>
       </w:r>
-      <w:hyperlink w:history="1" r:id="rIdiewr7hevc_bobe26nzwfc">
+      <w:hyperlink w:history="1" r:id="rIddybj55fcv-iogbl3j3llf">
         <w:r>
           <w:rPr>
             <w:rFonts w:ascii="Arial" w:cs="Arial" w:eastAsia="Arial" w:hAnsi="Arial"/>
@@ -9579,7 +9579,7 @@
             <w:pPr>
               <w:spacing w:after="20" w:before="0"/>
             </w:pPr>
-            <w:hyperlink w:history="1" r:id="rId1dk9tnounvq6jvk9ys365">
+            <w:hyperlink w:history="1" r:id="rIdzzbbk9wvfqsaqbomjvpce">
               <w:r>
                 <w:rPr>
                   <w:rFonts w:ascii="Arial" w:cs="Arial" w:eastAsia="Arial" w:hAnsi="Arial"/>
@@ -9612,7 +9612,7 @@
               <w:spacing w:after="10" w:before="0"/>
               <w:ind w:left="120"/>
             </w:pPr>
-            <w:hyperlink w:history="1" r:id="rIdv6bszgv7xdpzwufvt4rlj">
+            <w:hyperlink w:history="1" r:id="rIdv7qwyktajkf7ngwibxuo5">
               <w:r>
                 <w:rPr>
                   <w:rFonts w:ascii="Arial" w:cs="Arial" w:eastAsia="Arial" w:hAnsi="Arial"/>
@@ -9674,7 +9674,7 @@
               <w:spacing w:after="10" w:before="0"/>
               <w:ind w:left="120"/>
             </w:pPr>
-            <w:hyperlink w:history="1" r:id="rIdpb4fshi_i3pyicnpv120o">
+            <w:hyperlink w:history="1" r:id="rId4xvqd5dfwfnoa2olt89vt">
               <w:r>
                 <w:rPr>
                   <w:rFonts w:ascii="Arial" w:cs="Arial" w:eastAsia="Arial" w:hAnsi="Arial"/>
@@ -9884,7 +9884,7 @@
             <w:pPr>
               <w:spacing w:after="20" w:before="0"/>
             </w:pPr>
-            <w:hyperlink w:history="1" r:id="rIdx0fk-rdhokx1ikluzxsy7">
+            <w:hyperlink w:history="1" r:id="rIdd6-3lehoegdjt7uvzsp_t">
               <w:r>
                 <w:rPr>
                   <w:rFonts w:ascii="Arial" w:cs="Arial" w:eastAsia="Arial" w:hAnsi="Arial"/>
@@ -9917,7 +9917,7 @@
               <w:spacing w:after="10" w:before="0"/>
               <w:ind w:left="120"/>
             </w:pPr>
-            <w:hyperlink w:history="1" r:id="rId0w3flupnscfzjlfyofzor">
+            <w:hyperlink w:history="1" r:id="rIdggfbs4dltebsix-0bf5pz">
               <w:r>
                 <w:rPr>
                   <w:rFonts w:ascii="Arial" w:cs="Arial" w:eastAsia="Arial" w:hAnsi="Arial"/>
@@ -9979,7 +9979,7 @@
               <w:spacing w:after="10" w:before="0"/>
               <w:ind w:left="120"/>
             </w:pPr>
-            <w:hyperlink w:history="1" r:id="rIdqgsixi92bx4s5556smyi_">
+            <w:hyperlink w:history="1" r:id="rIdfmcpdkenapeqdbzyho_qs">
               <w:r>
                 <w:rPr>
                   <w:rFonts w:ascii="Arial" w:cs="Arial" w:eastAsia="Arial" w:hAnsi="Arial"/>
@@ -10189,7 +10189,7 @@
             <w:pPr>
               <w:spacing w:after="20" w:before="0"/>
             </w:pPr>
-            <w:hyperlink w:history="1" r:id="rIdkxjhhsku3_o1m4gyx2joe">
+            <w:hyperlink w:history="1" r:id="rId1xk1hqn5fnhnhj7s4-ldw">
               <w:r>
                 <w:rPr>
                   <w:rFonts w:ascii="Arial" w:cs="Arial" w:eastAsia="Arial" w:hAnsi="Arial"/>
@@ -10238,7 +10238,7 @@
               <w:spacing w:after="10" w:before="0"/>
               <w:ind w:left="120"/>
             </w:pPr>
-            <w:hyperlink w:history="1" r:id="rIdwk_nccxahnvoaonqps078">
+            <w:hyperlink w:history="1" r:id="rIdur_u2y1btn1i5wh7w8pli">
               <w:r>
                 <w:rPr>
                   <w:rFonts w:ascii="Arial" w:cs="Arial" w:eastAsia="Arial" w:hAnsi="Arial"/>
@@ -10300,7 +10300,7 @@
               <w:spacing w:after="10" w:before="0"/>
               <w:ind w:left="120"/>
             </w:pPr>
-            <w:hyperlink w:history="1" r:id="rId5e7xzphy72aqyoi4as3lq">
+            <w:hyperlink w:history="1" r:id="rIdmql4kjuvq3hzs_syinp40">
               <w:r>
                 <w:rPr>
                   <w:rFonts w:ascii="Arial" w:cs="Arial" w:eastAsia="Arial" w:hAnsi="Arial"/>
@@ -10510,7 +10510,7 @@
             <w:pPr>
               <w:spacing w:after="20" w:before="0"/>
             </w:pPr>
-            <w:hyperlink w:history="1" r:id="rIdfizwvtmtortfi2cuqmil_">
+            <w:hyperlink w:history="1" r:id="rIdr_nur-utapab5kbktj01q">
               <w:r>
                 <w:rPr>
                   <w:rFonts w:ascii="Arial" w:cs="Arial" w:eastAsia="Arial" w:hAnsi="Arial"/>
@@ -10559,7 +10559,7 @@
               <w:spacing w:after="10" w:before="0"/>
               <w:ind w:left="120"/>
             </w:pPr>
-            <w:hyperlink w:history="1" r:id="rIduzyxeiico1o6_wijqmoyn">
+            <w:hyperlink w:history="1" r:id="rIdl_nieiux9mcvqypp3wanc">
               <w:r>
                 <w:rPr>
                   <w:rFonts w:ascii="Arial" w:cs="Arial" w:eastAsia="Arial" w:hAnsi="Arial"/>
@@ -10621,7 +10621,7 @@
               <w:spacing w:after="10" w:before="0"/>
               <w:ind w:left="120"/>
             </w:pPr>
-            <w:hyperlink w:history="1" r:id="rIdkyws4shasowwyyauqaugv">
+            <w:hyperlink w:history="1" r:id="rId0o2q9twp-arc2x5zhpxei">
               <w:r>
                 <w:rPr>
                   <w:rFonts w:ascii="Arial" w:cs="Arial" w:eastAsia="Arial" w:hAnsi="Arial"/>
@@ -10831,7 +10831,7 @@
             <w:pPr>
               <w:spacing w:after="20" w:before="0"/>
             </w:pPr>
-            <w:hyperlink w:history="1" r:id="rIdwvqyy8sfoca1ogff21wsu">
+            <w:hyperlink w:history="1" r:id="rId-dog57b-xjm0k3uvrzdqk">
               <w:r>
                 <w:rPr>
                   <w:rFonts w:ascii="Arial" w:cs="Arial" w:eastAsia="Arial" w:hAnsi="Arial"/>
@@ -10864,7 +10864,7 @@
               <w:spacing w:after="10" w:before="0"/>
               <w:ind w:left="120"/>
             </w:pPr>
-            <w:hyperlink w:history="1" r:id="rIdgyvifg70fut6qqrybrkqi">
+            <w:hyperlink w:history="1" r:id="rIdoejfreablrkdctso7k7hy">
               <w:r>
                 <w:rPr>
                   <w:rFonts w:ascii="Arial" w:cs="Arial" w:eastAsia="Arial" w:hAnsi="Arial"/>
@@ -10926,7 +10926,7 @@
               <w:spacing w:after="10" w:before="0"/>
               <w:ind w:left="120"/>
             </w:pPr>
-            <w:hyperlink w:history="1" r:id="rId90z7j2qy_ayu8tr61vfpf">
+            <w:hyperlink w:history="1" r:id="rIdcllprwznmsnrvotoee3w5">
               <w:r>
                 <w:rPr>
                   <w:rFonts w:ascii="Arial" w:cs="Arial" w:eastAsia="Arial" w:hAnsi="Arial"/>
@@ -11453,7 +11453,7 @@
         </w:rPr>
         <w:t xml:space="preserve">© 2026 SeaVuria and ARES. Aligned with KICD objectives. Developed by SeaVuria; technical implementation by ARES (with AI assistance from Claude). Licensed under </w:t>
       </w:r>
-      <w:hyperlink w:history="1" r:id="rIdvfhvijxl5gkj6o6sfxe-h">
+      <w:hyperlink w:history="1" r:id="rIduifkqpfirtlbr2kprcxu2">
         <w:r>
           <w:rPr>
             <w:rFonts w:ascii="Arial" w:cs="Arial" w:eastAsia="Arial" w:hAnsi="Arial"/>
@@ -11474,7 +11474,7 @@
         </w:rPr>
         <w:t xml:space="preserve"> (</w:t>
       </w:r>
-      <w:hyperlink w:history="1" r:id="rIdnjarok_t2exxep_y7x6bj">
+      <w:hyperlink w:history="1" r:id="rIdwj-_ri74hynum5j3pq3dz">
         <w:r>
           <w:rPr>
             <w:rFonts w:ascii="Arial" w:cs="Arial" w:eastAsia="Arial" w:hAnsi="Arial"/>
@@ -12487,7 +12487,7 @@
             <w:pPr>
               <w:spacing w:after="20" w:before="0"/>
             </w:pPr>
-            <w:hyperlink w:history="1" r:id="rId-tel_hxopg3dsl92new6z">
+            <w:hyperlink w:history="1" r:id="rIdbv-pxs62ventexcl19qcs">
               <w:r>
                 <w:rPr>
                   <w:rFonts w:ascii="Arial" w:cs="Arial" w:eastAsia="Arial" w:hAnsi="Arial"/>
@@ -12520,7 +12520,7 @@
               <w:spacing w:after="10" w:before="0"/>
               <w:ind w:left="120"/>
             </w:pPr>
-            <w:hyperlink w:history="1" r:id="rIdlldp0rzstdyhuyfqffibe">
+            <w:hyperlink w:history="1" r:id="rId0rlkfxkyd46s_w5fn5igu">
               <w:r>
                 <w:rPr>
                   <w:rFonts w:ascii="Arial" w:cs="Arial" w:eastAsia="Arial" w:hAnsi="Arial"/>
@@ -12565,7 +12565,7 @@
             <w:pPr>
               <w:spacing w:after="20" w:before="0"/>
             </w:pPr>
-            <w:hyperlink w:history="1" r:id="rIdx3ppuqbgqgnsxbsy92qby">
+            <w:hyperlink w:history="1" r:id="rIdg70zay0_knp5c2aiebbtx">
               <w:r>
                 <w:rPr>
                   <w:rFonts w:ascii="Arial" w:cs="Arial" w:eastAsia="Arial" w:hAnsi="Arial"/>
@@ -12598,7 +12598,7 @@
               <w:spacing w:after="10" w:before="0"/>
               <w:ind w:left="120"/>
             </w:pPr>
-            <w:hyperlink w:history="1" r:id="rIdok3foad3wcpskzfzllbl2">
+            <w:hyperlink w:history="1" r:id="rIdltomvl4qxql7ymzw8ttcj">
               <w:r>
                 <w:rPr>
                   <w:rFonts w:ascii="Arial" w:cs="Arial" w:eastAsia="Arial" w:hAnsi="Arial"/>
@@ -12793,7 +12793,7 @@
             <w:pPr>
               <w:spacing w:after="20" w:before="0"/>
             </w:pPr>
-            <w:hyperlink w:history="1" r:id="rIdxhiwqud61kohkqt2xmjzs">
+            <w:hyperlink w:history="1" r:id="rIds_w_ho3ffn2h8nejd6i2i">
               <w:r>
                 <w:rPr>
                   <w:rFonts w:ascii="Arial" w:cs="Arial" w:eastAsia="Arial" w:hAnsi="Arial"/>
@@ -12826,7 +12826,7 @@
               <w:spacing w:after="10" w:before="0"/>
               <w:ind w:left="120"/>
             </w:pPr>
-            <w:hyperlink w:history="1" r:id="rIdendoowhauqbass8abzd7j">
+            <w:hyperlink w:history="1" r:id="rIdkkvcl5gi7uvmbqq0ouggp">
               <w:r>
                 <w:rPr>
                   <w:rFonts w:ascii="Arial" w:cs="Arial" w:eastAsia="Arial" w:hAnsi="Arial"/>
@@ -12871,7 +12871,7 @@
             <w:pPr>
               <w:spacing w:after="20" w:before="0"/>
             </w:pPr>
-            <w:hyperlink w:history="1" r:id="rId_mq0t9pdcnad4jjsd7hk0">
+            <w:hyperlink w:history="1" r:id="rIdip_c9xhy6obf8gy9mxcwe">
               <w:r>
                 <w:rPr>
                   <w:rFonts w:ascii="Arial" w:cs="Arial" w:eastAsia="Arial" w:hAnsi="Arial"/>
@@ -12904,7 +12904,7 @@
               <w:spacing w:after="10" w:before="0"/>
               <w:ind w:left="120"/>
             </w:pPr>
-            <w:hyperlink w:history="1" r:id="rIdzpntprajdvgqtmg3eqe5l">
+            <w:hyperlink w:history="1" r:id="rIddljclq6yw4v0qycaeaxtp">
               <w:r>
                 <w:rPr>
                   <w:rFonts w:ascii="Arial" w:cs="Arial" w:eastAsia="Arial" w:hAnsi="Arial"/>
@@ -13234,7 +13234,7 @@
             <w:pPr>
               <w:spacing w:after="20" w:before="0"/>
             </w:pPr>
-            <w:hyperlink w:history="1" r:id="rIdalcbiaocf7v0kzlxfzf2d">
+            <w:hyperlink w:history="1" r:id="rIdbenfy8gwtkan2wyk7tqky">
               <w:r>
                 <w:rPr>
                   <w:rFonts w:ascii="Arial" w:cs="Arial" w:eastAsia="Arial" w:hAnsi="Arial"/>
@@ -13283,7 +13283,7 @@
               <w:spacing w:after="10" w:before="0"/>
               <w:ind w:left="120"/>
             </w:pPr>
-            <w:hyperlink w:history="1" r:id="rId26m36ytzvg8eha8vbpwze">
+            <w:hyperlink w:history="1" r:id="rIdty31zmsauoezy7ozzjuis">
               <w:r>
                 <w:rPr>
                   <w:rFonts w:ascii="Arial" w:cs="Arial" w:eastAsia="Arial" w:hAnsi="Arial"/>
@@ -13328,7 +13328,7 @@
             <w:pPr>
               <w:spacing w:after="20" w:before="0"/>
             </w:pPr>
-            <w:hyperlink w:history="1" r:id="rIdmdsbsayqmv3bmirefq4jl">
+            <w:hyperlink w:history="1" r:id="rId9idbffsq_cmelzbagbj8s">
               <w:r>
                 <w:rPr>
                   <w:rFonts w:ascii="Arial" w:cs="Arial" w:eastAsia="Arial" w:hAnsi="Arial"/>
@@ -13361,7 +13361,7 @@
               <w:spacing w:after="10" w:before="0"/>
               <w:ind w:left="120"/>
             </w:pPr>
-            <w:hyperlink w:history="1" r:id="rId5mcn2wuu-un_ezvi5knon">
+            <w:hyperlink w:history="1" r:id="rIdms6n5eyiww_bqgp140kby">
               <w:r>
                 <w:rPr>
                   <w:rFonts w:ascii="Arial" w:cs="Arial" w:eastAsia="Arial" w:hAnsi="Arial"/>
@@ -13708,7 +13708,7 @@
             <w:pPr>
               <w:spacing w:after="20" w:before="0"/>
             </w:pPr>
-            <w:hyperlink w:history="1" r:id="rIdfnyzv-sd2xubknlsz0bwo">
+            <w:hyperlink w:history="1" r:id="rId2g-dr1quefizb6nbbc51h">
               <w:r>
                 <w:rPr>
                   <w:rFonts w:ascii="Arial" w:cs="Arial" w:eastAsia="Arial" w:hAnsi="Arial"/>
@@ -13741,7 +13741,7 @@
               <w:spacing w:after="10" w:before="0"/>
               <w:ind w:left="120"/>
             </w:pPr>
-            <w:hyperlink w:history="1" r:id="rId018l5lux79h_ohlozd9s2">
+            <w:hyperlink w:history="1" r:id="rIdtdldxev2yhh6dfef8nq0z">
               <w:r>
                 <w:rPr>
                   <w:rFonts w:ascii="Arial" w:cs="Arial" w:eastAsia="Arial" w:hAnsi="Arial"/>
@@ -13786,7 +13786,7 @@
             <w:pPr>
               <w:spacing w:after="20" w:before="0"/>
             </w:pPr>
-            <w:hyperlink w:history="1" r:id="rId2rfw2a9pl-yqq4x5jbsvh">
+            <w:hyperlink w:history="1" r:id="rIdnblb509di76oo4ewyiwsh">
               <w:r>
                 <w:rPr>
                   <w:rFonts w:ascii="Arial" w:cs="Arial" w:eastAsia="Arial" w:hAnsi="Arial"/>
@@ -13819,7 +13819,7 @@
               <w:spacing w:after="10" w:before="0"/>
               <w:ind w:left="120"/>
             </w:pPr>
-            <w:hyperlink w:history="1" r:id="rId99wsmy2gypr9komrgvma8">
+            <w:hyperlink w:history="1" r:id="rId8q-itu2dstur6qwfwamhl">
               <w:r>
                 <w:rPr>
                   <w:rFonts w:ascii="Arial" w:cs="Arial" w:eastAsia="Arial" w:hAnsi="Arial"/>
@@ -14014,7 +14014,7 @@
             <w:pPr>
               <w:spacing w:after="20" w:before="0"/>
             </w:pPr>
-            <w:hyperlink w:history="1" r:id="rIdkbe7-yccunmxpcxtsmorx">
+            <w:hyperlink w:history="1" r:id="rId2uxhvcaeslx-gyxi0l-q_">
               <w:r>
                 <w:rPr>
                   <w:rFonts w:ascii="Arial" w:cs="Arial" w:eastAsia="Arial" w:hAnsi="Arial"/>
@@ -14047,7 +14047,7 @@
               <w:spacing w:after="10" w:before="0"/>
               <w:ind w:left="120"/>
             </w:pPr>
-            <w:hyperlink w:history="1" r:id="rIdtalrzs_kyym8v7gl99xvw">
+            <w:hyperlink w:history="1" r:id="rIdmohehraxobdi3un4hczkz">
               <w:r>
                 <w:rPr>
                   <w:rFonts w:ascii="Arial" w:cs="Arial" w:eastAsia="Arial" w:hAnsi="Arial"/>
@@ -14092,7 +14092,7 @@
             <w:pPr>
               <w:spacing w:after="20" w:before="0"/>
             </w:pPr>
-            <w:hyperlink w:history="1" r:id="rIdtrpdlqqk4t19eyunoabqx">
+            <w:hyperlink w:history="1" r:id="rIdf1ipgw8qz7eo9t79e34w-">
               <w:r>
                 <w:rPr>
                   <w:rFonts w:ascii="Arial" w:cs="Arial" w:eastAsia="Arial" w:hAnsi="Arial"/>
@@ -14125,7 +14125,7 @@
               <w:spacing w:after="10" w:before="0"/>
               <w:ind w:left="120"/>
             </w:pPr>
-            <w:hyperlink w:history="1" r:id="rIdmly9pwezdefpfxpjv0ext">
+            <w:hyperlink w:history="1" r:id="rIdvphuk0rajaa_kund79_u4">
               <w:r>
                 <w:rPr>
                   <w:rFonts w:ascii="Arial" w:cs="Arial" w:eastAsia="Arial" w:hAnsi="Arial"/>
@@ -14637,7 +14637,7 @@
         </w:rPr>
         <w:t xml:space="preserve">© 2026 SeaVuria and ARES. Aligned with KICD objectives. Developed by SeaVuria; technical implementation by ARES (with AI assistance from Claude). Licensed under </w:t>
       </w:r>
-      <w:hyperlink w:history="1" r:id="rIdvpowbj4mtpcb1fqt_aezr">
+      <w:hyperlink w:history="1" r:id="rIdjah4y3ysioz4tq9cc_naz">
         <w:r>
           <w:rPr>
             <w:rFonts w:ascii="Arial" w:cs="Arial" w:eastAsia="Arial" w:hAnsi="Arial"/>
@@ -14658,7 +14658,7 @@
         </w:rPr>
         <w:t xml:space="preserve"> (</w:t>
       </w:r>
-      <w:hyperlink w:history="1" r:id="rIdtg_pmam6mclamfliwey21">
+      <w:hyperlink w:history="1" r:id="rIdxnxxqqwmpohb4lweigwlv">
         <w:r>
           <w:rPr>
             <w:rFonts w:ascii="Arial" w:cs="Arial" w:eastAsia="Arial" w:hAnsi="Arial"/>
@@ -15672,7 +15672,7 @@
             <w:pPr>
               <w:spacing w:after="20" w:before="0"/>
             </w:pPr>
-            <w:hyperlink w:history="1" r:id="rIdh8nsdccy1mmngf9p52hyy">
+            <w:hyperlink w:history="1" r:id="rIdwxdgny1y6xktcex-1aq60">
               <w:r>
                 <w:rPr>
                   <w:rFonts w:ascii="Arial" w:cs="Arial" w:eastAsia="Arial" w:hAnsi="Arial"/>
@@ -15705,7 +15705,7 @@
               <w:spacing w:after="10" w:before="0"/>
               <w:ind w:left="120"/>
             </w:pPr>
-            <w:hyperlink w:history="1" r:id="rIdl2a0di6vphktbnsvews16">
+            <w:hyperlink w:history="1" r:id="rIdwd9o96jpyragaxv6tgtlg">
               <w:r>
                 <w:rPr>
                   <w:rFonts w:ascii="Arial" w:cs="Arial" w:eastAsia="Arial" w:hAnsi="Arial"/>
@@ -15750,7 +15750,7 @@
             <w:pPr>
               <w:spacing w:after="20" w:before="0"/>
             </w:pPr>
-            <w:hyperlink w:history="1" r:id="rIdaa1lep2wbf6fkepuf7r_d">
+            <w:hyperlink w:history="1" r:id="rId7_twr-odior9_yqupih7s">
               <w:r>
                 <w:rPr>
                   <w:rFonts w:ascii="Arial" w:cs="Arial" w:eastAsia="Arial" w:hAnsi="Arial"/>
@@ -15783,7 +15783,7 @@
               <w:spacing w:after="10" w:before="0"/>
               <w:ind w:left="120"/>
             </w:pPr>
-            <w:hyperlink w:history="1" r:id="rId2vgjk84koh6zm3gm-mur9">
+            <w:hyperlink w:history="1" r:id="rIdihqrouqr66ai-r1dq-eld">
               <w:r>
                 <w:rPr>
                   <w:rFonts w:ascii="Arial" w:cs="Arial" w:eastAsia="Arial" w:hAnsi="Arial"/>
@@ -15978,7 +15978,7 @@
             <w:pPr>
               <w:spacing w:after="20" w:before="0"/>
             </w:pPr>
-            <w:hyperlink w:history="1" r:id="rIdo0fipfrum2lttk3ogctmv">
+            <w:hyperlink w:history="1" r:id="rIdglc_s8xq1cbk5517hw4g5">
               <w:r>
                 <w:rPr>
                   <w:rFonts w:ascii="Arial" w:cs="Arial" w:eastAsia="Arial" w:hAnsi="Arial"/>
@@ -16011,7 +16011,7 @@
               <w:spacing w:after="10" w:before="0"/>
               <w:ind w:left="120"/>
             </w:pPr>
-            <w:hyperlink w:history="1" r:id="rId9b1nmukymbmf0h5_dewkn">
+            <w:hyperlink w:history="1" r:id="rIddiz97podyqptttorn9zof">
               <w:r>
                 <w:rPr>
                   <w:rFonts w:ascii="Arial" w:cs="Arial" w:eastAsia="Arial" w:hAnsi="Arial"/>
@@ -16056,7 +16056,7 @@
             <w:pPr>
               <w:spacing w:after="20" w:before="0"/>
             </w:pPr>
-            <w:hyperlink w:history="1" r:id="rId0_art0zyomp5i-fhi62hl">
+            <w:hyperlink w:history="1" r:id="rIdnmfsvuso6sqxfhci8alle">
               <w:r>
                 <w:rPr>
                   <w:rFonts w:ascii="Arial" w:cs="Arial" w:eastAsia="Arial" w:hAnsi="Arial"/>
@@ -16089,7 +16089,7 @@
               <w:spacing w:after="10" w:before="0"/>
               <w:ind w:left="120"/>
             </w:pPr>
-            <w:hyperlink w:history="1" r:id="rIdj4nqvla8h8ovf_nd8bli5">
+            <w:hyperlink w:history="1" r:id="rIddvdhw74gs71rvo6dttxt5">
               <w:r>
                 <w:rPr>
                   <w:rFonts w:ascii="Arial" w:cs="Arial" w:eastAsia="Arial" w:hAnsi="Arial"/>
@@ -16284,7 +16284,7 @@
             <w:pPr>
               <w:spacing w:after="20" w:before="0"/>
             </w:pPr>
-            <w:hyperlink w:history="1" r:id="rIdgr6onhf7xdfileizy4ldc">
+            <w:hyperlink w:history="1" r:id="rIdd7qc5vt0ezkiuta88mwvo">
               <w:r>
                 <w:rPr>
                   <w:rFonts w:ascii="Arial" w:cs="Arial" w:eastAsia="Arial" w:hAnsi="Arial"/>
@@ -16333,7 +16333,7 @@
               <w:spacing w:after="10" w:before="0"/>
               <w:ind w:left="120"/>
             </w:pPr>
-            <w:hyperlink w:history="1" r:id="rId-zy9o_3es1ekin8g7qj8r">
+            <w:hyperlink w:history="1" r:id="rIdrt_dk03fobq81e0w4bhqu">
               <w:r>
                 <w:rPr>
                   <w:rFonts w:ascii="Arial" w:cs="Arial" w:eastAsia="Arial" w:hAnsi="Arial"/>
@@ -16378,7 +16378,7 @@
             <w:pPr>
               <w:spacing w:after="20" w:before="0"/>
             </w:pPr>
-            <w:hyperlink w:history="1" r:id="rId4qn4cb-5dywt8yejtmbzj">
+            <w:hyperlink w:history="1" r:id="rIdwrqbvmhid43ik2jbi2iks">
               <w:r>
                 <w:rPr>
                   <w:rFonts w:ascii="Arial" w:cs="Arial" w:eastAsia="Arial" w:hAnsi="Arial"/>
@@ -16411,7 +16411,7 @@
               <w:spacing w:after="10" w:before="0"/>
               <w:ind w:left="120"/>
             </w:pPr>
-            <w:hyperlink w:history="1" r:id="rId355_6lzhs-ducubapzbds">
+            <w:hyperlink w:history="1" r:id="rIdjjauoe5amzgxa-igou4cz">
               <w:r>
                 <w:rPr>
                   <w:rFonts w:ascii="Arial" w:cs="Arial" w:eastAsia="Arial" w:hAnsi="Arial"/>
@@ -16606,7 +16606,7 @@
             <w:pPr>
               <w:spacing w:after="20" w:before="0"/>
             </w:pPr>
-            <w:hyperlink w:history="1" r:id="rIdbljqqdhnryyskdv6-bxnw">
+            <w:hyperlink w:history="1" r:id="rId-s33ndl68vsn0ckbillc5">
               <w:r>
                 <w:rPr>
                   <w:rFonts w:ascii="Arial" w:cs="Arial" w:eastAsia="Arial" w:hAnsi="Arial"/>
@@ -16655,7 +16655,7 @@
               <w:spacing w:after="10" w:before="0"/>
               <w:ind w:left="120"/>
             </w:pPr>
-            <w:hyperlink w:history="1" r:id="rIddqywnp0jywquxib7tap2q">
+            <w:hyperlink w:history="1" r:id="rIdynrc6oyvshzwtvlf4a4nc">
               <w:r>
                 <w:rPr>
                   <w:rFonts w:ascii="Arial" w:cs="Arial" w:eastAsia="Arial" w:hAnsi="Arial"/>
@@ -16700,7 +16700,7 @@
             <w:pPr>
               <w:spacing w:after="20" w:before="0"/>
             </w:pPr>
-            <w:hyperlink w:history="1" r:id="rIdhkx3bsylm-h4cmn9fjval">
+            <w:hyperlink w:history="1" r:id="rIdtgmkldpjcojeqggnacnho">
               <w:r>
                 <w:rPr>
                   <w:rFonts w:ascii="Arial" w:cs="Arial" w:eastAsia="Arial" w:hAnsi="Arial"/>
@@ -16733,7 +16733,7 @@
               <w:spacing w:after="10" w:before="0"/>
               <w:ind w:left="120"/>
             </w:pPr>
-            <w:hyperlink w:history="1" r:id="rIdjmn7q2evrhhuue5ent1xm">
+            <w:hyperlink w:history="1" r:id="rIdn5ve6fzi849tm0f0hgxgp">
               <w:r>
                 <w:rPr>
                   <w:rFonts w:ascii="Arial" w:cs="Arial" w:eastAsia="Arial" w:hAnsi="Arial"/>
@@ -16928,7 +16928,7 @@
             <w:pPr>
               <w:spacing w:after="20" w:before="0"/>
             </w:pPr>
-            <w:hyperlink w:history="1" r:id="rIderevovvy4zfp-7dyj47vw">
+            <w:hyperlink w:history="1" r:id="rIddnmrl753ghruah9emd6fd">
               <w:r>
                 <w:rPr>
                   <w:rFonts w:ascii="Arial" w:cs="Arial" w:eastAsia="Arial" w:hAnsi="Arial"/>
@@ -16977,7 +16977,7 @@
               <w:spacing w:after="10" w:before="0"/>
               <w:ind w:left="120"/>
             </w:pPr>
-            <w:hyperlink w:history="1" r:id="rIdjl6vvcuzwnozmltpo6xez">
+            <w:hyperlink w:history="1" r:id="rIdciaulpunnnugi4fm12coq">
               <w:r>
                 <w:rPr>
                   <w:rFonts w:ascii="Arial" w:cs="Arial" w:eastAsia="Arial" w:hAnsi="Arial"/>
@@ -17022,7 +17022,7 @@
             <w:pPr>
               <w:spacing w:after="20" w:before="0"/>
             </w:pPr>
-            <w:hyperlink w:history="1" r:id="rIdija2ql_rvliddgp9xznif">
+            <w:hyperlink w:history="1" r:id="rId5bardsduiy2ujaen-eggd">
               <w:r>
                 <w:rPr>
                   <w:rFonts w:ascii="Arial" w:cs="Arial" w:eastAsia="Arial" w:hAnsi="Arial"/>
@@ -17055,7 +17055,7 @@
               <w:spacing w:after="10" w:before="0"/>
               <w:ind w:left="120"/>
             </w:pPr>
-            <w:hyperlink w:history="1" r:id="rIdpu8wfk5q9_qs9nnja3eus">
+            <w:hyperlink w:history="1" r:id="rIdpo5d7e8y9s7adzfudcnhv">
               <w:r>
                 <w:rPr>
                   <w:rFonts w:ascii="Arial" w:cs="Arial" w:eastAsia="Arial" w:hAnsi="Arial"/>
@@ -17567,7 +17567,7 @@
         </w:rPr>
         <w:t xml:space="preserve">© 2026 SeaVuria and ARES. Aligned with KICD objectives. Developed by SeaVuria; technical implementation by ARES (with AI assistance from Claude). Licensed under </w:t>
       </w:r>
-      <w:hyperlink w:history="1" r:id="rIds72lz4n5ehactsha7yp1v">
+      <w:hyperlink w:history="1" r:id="rIdd7bd3akqp3imjpfjp-xcw">
         <w:r>
           <w:rPr>
             <w:rFonts w:ascii="Arial" w:cs="Arial" w:eastAsia="Arial" w:hAnsi="Arial"/>
@@ -17588,7 +17588,7 @@
         </w:rPr>
         <w:t xml:space="preserve"> (</w:t>
       </w:r>
-      <w:hyperlink w:history="1" r:id="rId5kqjpdoihhhhm7cz2elxf">
+      <w:hyperlink w:history="1" r:id="rIdvp7h-qyogggfzekrwyuqq">
         <w:r>
           <w:rPr>
             <w:rFonts w:ascii="Arial" w:cs="Arial" w:eastAsia="Arial" w:hAnsi="Arial"/>
@@ -18601,7 +18601,7 @@
             <w:pPr>
               <w:spacing w:after="20" w:before="0"/>
             </w:pPr>
-            <w:hyperlink w:history="1" r:id="rIdzq73gevzklofymz6xjlcp">
+            <w:hyperlink w:history="1" r:id="rIdptos-ik4qev2slijqpzkx">
               <w:r>
                 <w:rPr>
                   <w:rFonts w:ascii="Arial" w:cs="Arial" w:eastAsia="Arial" w:hAnsi="Arial"/>
@@ -18650,7 +18650,7 @@
               <w:spacing w:after="10" w:before="0"/>
               <w:ind w:left="120"/>
             </w:pPr>
-            <w:hyperlink w:history="1" r:id="rIdvtlmatoxt0zp0htnpyap3">
+            <w:hyperlink w:history="1" r:id="rId__nzbtrtw9dywunizujcl">
               <w:r>
                 <w:rPr>
                   <w:rFonts w:ascii="Arial" w:cs="Arial" w:eastAsia="Arial" w:hAnsi="Arial"/>
@@ -18695,7 +18695,7 @@
             <w:pPr>
               <w:spacing w:after="20" w:before="0"/>
             </w:pPr>
-            <w:hyperlink w:history="1" r:id="rIdi5lbzj0bznq2dbhr14oe0">
+            <w:hyperlink w:history="1" r:id="rIdlepfyyhl1uvwoucbdt0j4">
               <w:r>
                 <w:rPr>
                   <w:rFonts w:ascii="Arial" w:cs="Arial" w:eastAsia="Arial" w:hAnsi="Arial"/>
@@ -18728,7 +18728,7 @@
               <w:spacing w:after="10" w:before="0"/>
               <w:ind w:left="120"/>
             </w:pPr>
-            <w:hyperlink w:history="1" r:id="rIdmlleckxtrvdgftldluglo">
+            <w:hyperlink w:history="1" r:id="rIdi4nxtmpwkqmc0-by8wsdl">
               <w:r>
                 <w:rPr>
                   <w:rFonts w:ascii="Arial" w:cs="Arial" w:eastAsia="Arial" w:hAnsi="Arial"/>
@@ -18923,7 +18923,7 @@
             <w:pPr>
               <w:spacing w:after="20" w:before="0"/>
             </w:pPr>
-            <w:hyperlink w:history="1" r:id="rIdrm0nydl-cpahvq8krf17g">
+            <w:hyperlink w:history="1" r:id="rIdmdjicuym7hqvibde4ml24">
               <w:r>
                 <w:rPr>
                   <w:rFonts w:ascii="Arial" w:cs="Arial" w:eastAsia="Arial" w:hAnsi="Arial"/>
@@ -18972,7 +18972,7 @@
               <w:spacing w:after="10" w:before="0"/>
               <w:ind w:left="120"/>
             </w:pPr>
-            <w:hyperlink w:history="1" r:id="rIdhnoou3der--uot24psi9u">
+            <w:hyperlink w:history="1" r:id="rIdkgltco0u-dnkoevdyhfgz">
               <w:r>
                 <w:rPr>
                   <w:rFonts w:ascii="Arial" w:cs="Arial" w:eastAsia="Arial" w:hAnsi="Arial"/>
@@ -19017,7 +19017,7 @@
             <w:pPr>
               <w:spacing w:after="20" w:before="0"/>
             </w:pPr>
-            <w:hyperlink w:history="1" r:id="rIdmor9pgfa1lgc2ojnrr95f">
+            <w:hyperlink w:history="1" r:id="rIdvwwu-ea3hxd9_utkzeftj">
               <w:r>
                 <w:rPr>
                   <w:rFonts w:ascii="Arial" w:cs="Arial" w:eastAsia="Arial" w:hAnsi="Arial"/>
@@ -19050,7 +19050,7 @@
               <w:spacing w:after="10" w:before="0"/>
               <w:ind w:left="120"/>
             </w:pPr>
-            <w:hyperlink w:history="1" r:id="rIdnvguntzxjcb4wy5_2qrno">
+            <w:hyperlink w:history="1" r:id="rIdbpd25d6d-z22p5_yyjgrv">
               <w:r>
                 <w:rPr>
                   <w:rFonts w:ascii="Arial" w:cs="Arial" w:eastAsia="Arial" w:hAnsi="Arial"/>
@@ -19245,7 +19245,7 @@
             <w:pPr>
               <w:spacing w:after="20" w:before="0"/>
             </w:pPr>
-            <w:hyperlink w:history="1" r:id="rId1dh2azx_eyutzn5lulpat">
+            <w:hyperlink w:history="1" r:id="rIdg6xd7-0gaxvsagvpgyum5">
               <w:r>
                 <w:rPr>
                   <w:rFonts w:ascii="Arial" w:cs="Arial" w:eastAsia="Arial" w:hAnsi="Arial"/>
@@ -19294,7 +19294,7 @@
               <w:spacing w:after="10" w:before="0"/>
               <w:ind w:left="120"/>
             </w:pPr>
-            <w:hyperlink w:history="1" r:id="rIdohtkcggy3ccux7drnqfhf">
+            <w:hyperlink w:history="1" r:id="rIde8wg-m5czaojcti87ubr-">
               <w:r>
                 <w:rPr>
                   <w:rFonts w:ascii="Arial" w:cs="Arial" w:eastAsia="Arial" w:hAnsi="Arial"/>
@@ -19339,7 +19339,7 @@
             <w:pPr>
               <w:spacing w:after="20" w:before="0"/>
             </w:pPr>
-            <w:hyperlink w:history="1" r:id="rIdkniuj0wgly62lcvbrroc8">
+            <w:hyperlink w:history="1" r:id="rId9xryprshtqysebcz3gve4">
               <w:r>
                 <w:rPr>
                   <w:rFonts w:ascii="Arial" w:cs="Arial" w:eastAsia="Arial" w:hAnsi="Arial"/>
@@ -19372,7 +19372,7 @@
               <w:spacing w:after="10" w:before="0"/>
               <w:ind w:left="120"/>
             </w:pPr>
-            <w:hyperlink w:history="1" r:id="rIdynx5uvouejyioxtkemxjw">
+            <w:hyperlink w:history="1" r:id="rIdbxdzv0uooptdibvbmtp-1">
               <w:r>
                 <w:rPr>
                   <w:rFonts w:ascii="Arial" w:cs="Arial" w:eastAsia="Arial" w:hAnsi="Arial"/>
@@ -19567,7 +19567,7 @@
             <w:pPr>
               <w:spacing w:after="20" w:before="0"/>
             </w:pPr>
-            <w:hyperlink w:history="1" r:id="rId88agmsmhgm6ezs6opg0wr">
+            <w:hyperlink w:history="1" r:id="rIdn5p05a3bdajdvbkvjqtmi">
               <w:r>
                 <w:rPr>
                   <w:rFonts w:ascii="Arial" w:cs="Arial" w:eastAsia="Arial" w:hAnsi="Arial"/>
@@ -19616,7 +19616,7 @@
               <w:spacing w:after="10" w:before="0"/>
               <w:ind w:left="120"/>
             </w:pPr>
-            <w:hyperlink w:history="1" r:id="rId_wmo6etlgyay4rezpk56a">
+            <w:hyperlink w:history="1" r:id="rIdbgnnv4hypf9lgfuap0xjw">
               <w:r>
                 <w:rPr>
                   <w:rFonts w:ascii="Arial" w:cs="Arial" w:eastAsia="Arial" w:hAnsi="Arial"/>
@@ -19661,7 +19661,7 @@
             <w:pPr>
               <w:spacing w:after="20" w:before="0"/>
             </w:pPr>
-            <w:hyperlink w:history="1" r:id="rIdwtxwddqdmurpewokilbab">
+            <w:hyperlink w:history="1" r:id="rIdhjwkfy497xrm6sgffg9bk">
               <w:r>
                 <w:rPr>
                   <w:rFonts w:ascii="Arial" w:cs="Arial" w:eastAsia="Arial" w:hAnsi="Arial"/>
@@ -19694,7 +19694,7 @@
               <w:spacing w:after="10" w:before="0"/>
               <w:ind w:left="120"/>
             </w:pPr>
-            <w:hyperlink w:history="1" r:id="rId9w4w9x8goa7bsu5voxsov">
+            <w:hyperlink w:history="1" r:id="rIdegep1jwkxhx-rpswa4fvn">
               <w:r>
                 <w:rPr>
                   <w:rFonts w:ascii="Arial" w:cs="Arial" w:eastAsia="Arial" w:hAnsi="Arial"/>
@@ -19889,7 +19889,7 @@
             <w:pPr>
               <w:spacing w:after="20" w:before="0"/>
             </w:pPr>
-            <w:hyperlink w:history="1" r:id="rIddq27xjin3bfc7jep25xpp">
+            <w:hyperlink w:history="1" r:id="rIdmzoysvea_cuvvmzhfjjld">
               <w:r>
                 <w:rPr>
                   <w:rFonts w:ascii="Arial" w:cs="Arial" w:eastAsia="Arial" w:hAnsi="Arial"/>
@@ -19938,7 +19938,7 @@
               <w:spacing w:after="10" w:before="0"/>
               <w:ind w:left="120"/>
             </w:pPr>
-            <w:hyperlink w:history="1" r:id="rIdyszpt6uirrckgyo3uuzex">
+            <w:hyperlink w:history="1" r:id="rIdxdsr7gtcgpyhljbm_bfpc">
               <w:r>
                 <w:rPr>
                   <w:rFonts w:ascii="Arial" w:cs="Arial" w:eastAsia="Arial" w:hAnsi="Arial"/>
@@ -19983,7 +19983,7 @@
             <w:pPr>
               <w:spacing w:after="20" w:before="0"/>
             </w:pPr>
-            <w:hyperlink w:history="1" r:id="rId1cnjj5il-4mqre-mjswt3">
+            <w:hyperlink w:history="1" r:id="rIdqxvkox6byckctof6nmxgl">
               <w:r>
                 <w:rPr>
                   <w:rFonts w:ascii="Arial" w:cs="Arial" w:eastAsia="Arial" w:hAnsi="Arial"/>
@@ -20016,7 +20016,7 @@
               <w:spacing w:after="10" w:before="0"/>
               <w:ind w:left="120"/>
             </w:pPr>
-            <w:hyperlink w:history="1" r:id="rIdlazcjcn03cr3o1vhc5ylj">
+            <w:hyperlink w:history="1" r:id="rIdaxhjllvryoeucegbwmpst">
               <w:r>
                 <w:rPr>
                   <w:rFonts w:ascii="Arial" w:cs="Arial" w:eastAsia="Arial" w:hAnsi="Arial"/>
@@ -20528,7 +20528,7 @@
         </w:rPr>
         <w:t xml:space="preserve">© 2026 SeaVuria and ARES. Aligned with KICD objectives. Developed by SeaVuria; technical implementation by ARES (with AI assistance from Claude). Licensed under </w:t>
       </w:r>
-      <w:hyperlink w:history="1" r:id="rId11lgoscpxp2xl2-7pdpqp">
+      <w:hyperlink w:history="1" r:id="rIdo2dncdlfofstcdhkvozhr">
         <w:r>
           <w:rPr>
             <w:rFonts w:ascii="Arial" w:cs="Arial" w:eastAsia="Arial" w:hAnsi="Arial"/>
@@ -20549,7 +20549,7 @@
         </w:rPr>
         <w:t xml:space="preserve"> (</w:t>
       </w:r>
-      <w:hyperlink w:history="1" r:id="rId5vvterto8hhdtnj-jsdrw">
+      <w:hyperlink w:history="1" r:id="rId7gadswbiqy5hilmnqmuoi">
         <w:r>
           <w:rPr>
             <w:rFonts w:ascii="Arial" w:cs="Arial" w:eastAsia="Arial" w:hAnsi="Arial"/>
@@ -21579,7 +21579,7 @@
               <w:spacing w:after="10" w:before="0"/>
               <w:ind w:left="120"/>
             </w:pPr>
-            <w:hyperlink w:history="1" r:id="rIdws0t-gpsln-vocipt_ld_">
+            <w:hyperlink w:history="1" r:id="rIdqqisirj09fc-85vdbbuid">
               <w:r>
                 <w:rPr>
                   <w:rFonts w:ascii="Arial" w:cs="Arial" w:eastAsia="Arial" w:hAnsi="Arial"/>
@@ -21639,7 +21639,7 @@
             <w:pPr>
               <w:spacing w:after="20" w:before="0"/>
             </w:pPr>
-            <w:hyperlink w:history="1" r:id="rIdddh2y2um-jos5qdicqarg">
+            <w:hyperlink w:history="1" r:id="rIdqtbowzlffvdbxihy0rri1">
               <w:r>
                 <w:rPr>
                   <w:rFonts w:ascii="Arial" w:cs="Arial" w:eastAsia="Arial" w:hAnsi="Arial"/>
@@ -21688,7 +21688,7 @@
               <w:spacing w:after="10" w:before="0"/>
               <w:ind w:left="120"/>
             </w:pPr>
-            <w:hyperlink w:history="1" r:id="rIdvfcmdr_m66ksbbf6nmbsp">
+            <w:hyperlink w:history="1" r:id="rId4negu7bnmcoqx710ffrsy">
               <w:r>
                 <w:rPr>
                   <w:rFonts w:ascii="Arial" w:cs="Arial" w:eastAsia="Arial" w:hAnsi="Arial"/>
@@ -21900,7 +21900,7 @@
               <w:spacing w:after="10" w:before="0"/>
               <w:ind w:left="120"/>
             </w:pPr>
-            <w:hyperlink w:history="1" r:id="rIdtxokn4uhvgdt_mtotdrc-">
+            <w:hyperlink w:history="1" r:id="rIdr9maeu_wqxzfachnhd3yf">
               <w:r>
                 <w:rPr>
                   <w:rFonts w:ascii="Arial" w:cs="Arial" w:eastAsia="Arial" w:hAnsi="Arial"/>
@@ -21960,7 +21960,7 @@
             <w:pPr>
               <w:spacing w:after="20" w:before="0"/>
             </w:pPr>
-            <w:hyperlink w:history="1" r:id="rId6ovjlfrspwavytxxf98n5">
+            <w:hyperlink w:history="1" r:id="rIdniukeadnza2xtcjlu5rzg">
               <w:r>
                 <w:rPr>
                   <w:rFonts w:ascii="Arial" w:cs="Arial" w:eastAsia="Arial" w:hAnsi="Arial"/>
@@ -22009,7 +22009,7 @@
               <w:spacing w:after="10" w:before="0"/>
               <w:ind w:left="120"/>
             </w:pPr>
-            <w:hyperlink w:history="1" r:id="rIdyzx9airjxu5bpwteanfkw">
+            <w:hyperlink w:history="1" r:id="rIdjufskqjyqbt9a3pyxslwr">
               <w:r>
                 <w:rPr>
                   <w:rFonts w:ascii="Arial" w:cs="Arial" w:eastAsia="Arial" w:hAnsi="Arial"/>
@@ -22221,7 +22221,7 @@
               <w:spacing w:after="10" w:before="0"/>
               <w:ind w:left="120"/>
             </w:pPr>
-            <w:hyperlink w:history="1" r:id="rId14ujozdlcdbqxkm90zvpq">
+            <w:hyperlink w:history="1" r:id="rIdmavfkepg3fgx7vzvxhk66">
               <w:r>
                 <w:rPr>
                   <w:rFonts w:ascii="Arial" w:cs="Arial" w:eastAsia="Arial" w:hAnsi="Arial"/>
@@ -22281,7 +22281,7 @@
             <w:pPr>
               <w:spacing w:after="20" w:before="0"/>
             </w:pPr>
-            <w:hyperlink w:history="1" r:id="rId4wkewbs7j1ygortsxgsyx">
+            <w:hyperlink w:history="1" r:id="rIddplkcjzefinzprc-_f_s6">
               <w:r>
                 <w:rPr>
                   <w:rFonts w:ascii="Arial" w:cs="Arial" w:eastAsia="Arial" w:hAnsi="Arial"/>
@@ -22330,7 +22330,7 @@
               <w:spacing w:after="10" w:before="0"/>
               <w:ind w:left="120"/>
             </w:pPr>
-            <w:hyperlink w:history="1" r:id="rIdlz0xa0hiqpwjqxxbpx1da">
+            <w:hyperlink w:history="1" r:id="rIdh2mebeef2gqyoqkvcmogv">
               <w:r>
                 <w:rPr>
                   <w:rFonts w:ascii="Arial" w:cs="Arial" w:eastAsia="Arial" w:hAnsi="Arial"/>
@@ -22542,7 +22542,7 @@
               <w:spacing w:after="10" w:before="0"/>
               <w:ind w:left="120"/>
             </w:pPr>
-            <w:hyperlink w:history="1" r:id="rId7ykvohazygisspu_tntwa">
+            <w:hyperlink w:history="1" r:id="rIdchy4ed3jb0xlwwppjz8rc">
               <w:r>
                 <w:rPr>
                   <w:rFonts w:ascii="Arial" w:cs="Arial" w:eastAsia="Arial" w:hAnsi="Arial"/>
@@ -22602,7 +22602,7 @@
             <w:pPr>
               <w:spacing w:after="20" w:before="0"/>
             </w:pPr>
-            <w:hyperlink w:history="1" r:id="rId5zlnw7jwavcy5dbcjbbdu">
+            <w:hyperlink w:history="1" r:id="rIdqlj9_cqo3t5podvpi5lxq">
               <w:r>
                 <w:rPr>
                   <w:rFonts w:ascii="Arial" w:cs="Arial" w:eastAsia="Arial" w:hAnsi="Arial"/>
@@ -22651,7 +22651,7 @@
               <w:spacing w:after="10" w:before="0"/>
               <w:ind w:left="120"/>
             </w:pPr>
-            <w:hyperlink w:history="1" r:id="rIdbtcxdmzzwc38kpss3ok50">
+            <w:hyperlink w:history="1" r:id="rIdnumfgeah1p513l7c-kzoj">
               <w:r>
                 <w:rPr>
                   <w:rFonts w:ascii="Arial" w:cs="Arial" w:eastAsia="Arial" w:hAnsi="Arial"/>
@@ -22863,7 +22863,7 @@
               <w:spacing w:after="10" w:before="0"/>
               <w:ind w:left="120"/>
             </w:pPr>
-            <w:hyperlink w:history="1" r:id="rId5_7b-qvnvrnbv21ghucq6">
+            <w:hyperlink w:history="1" r:id="rIdvj9kow8hegrrlp76xvwaw">
               <w:r>
                 <w:rPr>
                   <w:rFonts w:ascii="Arial" w:cs="Arial" w:eastAsia="Arial" w:hAnsi="Arial"/>
@@ -22923,7 +22923,7 @@
             <w:pPr>
               <w:spacing w:after="20" w:before="0"/>
             </w:pPr>
-            <w:hyperlink w:history="1" r:id="rId_0ug0um5btgm7wjf-vlnz">
+            <w:hyperlink w:history="1" r:id="rIdv7y9zivhitzryzuhkvaal">
               <w:r>
                 <w:rPr>
                   <w:rFonts w:ascii="Arial" w:cs="Arial" w:eastAsia="Arial" w:hAnsi="Arial"/>
@@ -22972,7 +22972,7 @@
               <w:spacing w:after="10" w:before="0"/>
               <w:ind w:left="120"/>
             </w:pPr>
-            <w:hyperlink w:history="1" r:id="rId7cgpcsg5hnqg2ev_twhfc">
+            <w:hyperlink w:history="1" r:id="rIdqfh0u30gobpckvdi85up_">
               <w:r>
                 <w:rPr>
                   <w:rFonts w:ascii="Arial" w:cs="Arial" w:eastAsia="Arial" w:hAnsi="Arial"/>
@@ -23484,7 +23484,7 @@
         </w:rPr>
         <w:t xml:space="preserve">© 2026 SeaVuria and ARES. Aligned with KICD objectives. Developed by SeaVuria; technical implementation by ARES (with AI assistance from Claude). Licensed under </w:t>
       </w:r>
-      <w:hyperlink w:history="1" r:id="rIdkkcdyma36fsgaqpoeqltm">
+      <w:hyperlink w:history="1" r:id="rIdx_xfc2fqhhwqydmslpec_">
         <w:r>
           <w:rPr>
             <w:rFonts w:ascii="Arial" w:cs="Arial" w:eastAsia="Arial" w:hAnsi="Arial"/>
@@ -23505,7 +23505,7 @@
         </w:rPr>
         <w:t xml:space="preserve"> (</w:t>
       </w:r>
-      <w:hyperlink w:history="1" r:id="rId3tomsuetpxn6la83kkrtq">
+      <w:hyperlink w:history="1" r:id="rIdspjwqi0b8dvtndqkiyvpb">
         <w:r>
           <w:rPr>
             <w:rFonts w:ascii="Arial" w:cs="Arial" w:eastAsia="Arial" w:hAnsi="Arial"/>
@@ -24518,7 +24518,7 @@
             <w:pPr>
               <w:spacing w:after="20" w:before="0"/>
             </w:pPr>
-            <w:hyperlink w:history="1" r:id="rIdpozxcbmubmqw96-79lvuh">
+            <w:hyperlink w:history="1" r:id="rIdv9wl2iafhv-xxqls02bfe">
               <w:r>
                 <w:rPr>
                   <w:rFonts w:ascii="Arial" w:cs="Arial" w:eastAsia="Arial" w:hAnsi="Arial"/>
@@ -24551,7 +24551,7 @@
               <w:spacing w:after="10" w:before="0"/>
               <w:ind w:left="120"/>
             </w:pPr>
-            <w:hyperlink w:history="1" r:id="rIdova_hjzel0zatnhop1liw">
+            <w:hyperlink w:history="1" r:id="rIdkrkmhismlf6imimu8fnmf">
               <w:r>
                 <w:rPr>
                   <w:rFonts w:ascii="Arial" w:cs="Arial" w:eastAsia="Arial" w:hAnsi="Arial"/>
@@ -24596,7 +24596,7 @@
             <w:pPr>
               <w:spacing w:after="20" w:before="0"/>
             </w:pPr>
-            <w:hyperlink w:history="1" r:id="rIdtdrzhwjvjry_5xx3hatqs">
+            <w:hyperlink w:history="1" r:id="rIdqax8eefeizadevrtjjgsx">
               <w:r>
                 <w:rPr>
                   <w:rFonts w:ascii="Arial" w:cs="Arial" w:eastAsia="Arial" w:hAnsi="Arial"/>
@@ -24629,7 +24629,7 @@
               <w:spacing w:after="10" w:before="0"/>
               <w:ind w:left="120"/>
             </w:pPr>
-            <w:hyperlink w:history="1" r:id="rIdwokl6u5okc9glgs0zr83t">
+            <w:hyperlink w:history="1" r:id="rIdd09qoborfvcgqotjilpcu">
               <w:r>
                 <w:rPr>
                   <w:rFonts w:ascii="Arial" w:cs="Arial" w:eastAsia="Arial" w:hAnsi="Arial"/>
@@ -24824,7 +24824,7 @@
             <w:pPr>
               <w:spacing w:after="20" w:before="0"/>
             </w:pPr>
-            <w:hyperlink w:history="1" r:id="rIdhxnu8edty7pvbtjyouq9a">
+            <w:hyperlink w:history="1" r:id="rIddcgdogpxl5b4vevhkmvpo">
               <w:r>
                 <w:rPr>
                   <w:rFonts w:ascii="Arial" w:cs="Arial" w:eastAsia="Arial" w:hAnsi="Arial"/>
@@ -24857,7 +24857,7 @@
               <w:spacing w:after="10" w:before="0"/>
               <w:ind w:left="120"/>
             </w:pPr>
-            <w:hyperlink w:history="1" r:id="rIdcu4b7i2zn9we2dfkttge_">
+            <w:hyperlink w:history="1" r:id="rIdsiy-6izazuokwvvqsb_ga">
               <w:r>
                 <w:rPr>
                   <w:rFonts w:ascii="Arial" w:cs="Arial" w:eastAsia="Arial" w:hAnsi="Arial"/>
@@ -24902,7 +24902,7 @@
             <w:pPr>
               <w:spacing w:after="20" w:before="0"/>
             </w:pPr>
-            <w:hyperlink w:history="1" r:id="rIdxqs-zu-phjb4saj4hoou5">
+            <w:hyperlink w:history="1" r:id="rIde5viyr0zetdvojm4qqouy">
               <w:r>
                 <w:rPr>
                   <w:rFonts w:ascii="Arial" w:cs="Arial" w:eastAsia="Arial" w:hAnsi="Arial"/>
@@ -24935,7 +24935,7 @@
               <w:spacing w:after="10" w:before="0"/>
               <w:ind w:left="120"/>
             </w:pPr>
-            <w:hyperlink w:history="1" r:id="rIdza58xrzp7juv1picrycfk">
+            <w:hyperlink w:history="1" r:id="rId-gxf3xdjkmytb2ezv7cvg">
               <w:r>
                 <w:rPr>
                   <w:rFonts w:ascii="Arial" w:cs="Arial" w:eastAsia="Arial" w:hAnsi="Arial"/>
@@ -25130,7 +25130,7 @@
             <w:pPr>
               <w:spacing w:after="20" w:before="0"/>
             </w:pPr>
-            <w:hyperlink w:history="1" r:id="rIda2i8_d21ycyvnfirvklwf">
+            <w:hyperlink w:history="1" r:id="rIdxjyf7pn9g_99abvheiqn6">
               <w:r>
                 <w:rPr>
                   <w:rFonts w:ascii="Arial" w:cs="Arial" w:eastAsia="Arial" w:hAnsi="Arial"/>
@@ -25179,7 +25179,7 @@
               <w:spacing w:after="10" w:before="0"/>
               <w:ind w:left="120"/>
             </w:pPr>
-            <w:hyperlink w:history="1" r:id="rIdy9a-mu6ejxb2nfmuclwtx">
+            <w:hyperlink w:history="1" r:id="rIdi0dtuccgkw3gj-jjfzxbc">
               <w:r>
                 <w:rPr>
                   <w:rFonts w:ascii="Arial" w:cs="Arial" w:eastAsia="Arial" w:hAnsi="Arial"/>
@@ -25224,7 +25224,7 @@
             <w:pPr>
               <w:spacing w:after="20" w:before="0"/>
             </w:pPr>
-            <w:hyperlink w:history="1" r:id="rIdmlstljrb8ddxpswbjntbt">
+            <w:hyperlink w:history="1" r:id="rIddcmcq6gtydw2qxodgveed">
               <w:r>
                 <w:rPr>
                   <w:rFonts w:ascii="Arial" w:cs="Arial" w:eastAsia="Arial" w:hAnsi="Arial"/>
@@ -25257,7 +25257,7 @@
               <w:spacing w:after="10" w:before="0"/>
               <w:ind w:left="120"/>
             </w:pPr>
-            <w:hyperlink w:history="1" r:id="rId9vej9uq27qgw7cd5f4_sh">
+            <w:hyperlink w:history="1" r:id="rIduz3ahmzfpc2d7yfre8bw9">
               <w:r>
                 <w:rPr>
                   <w:rFonts w:ascii="Arial" w:cs="Arial" w:eastAsia="Arial" w:hAnsi="Arial"/>
@@ -25452,7 +25452,7 @@
             <w:pPr>
               <w:spacing w:after="20" w:before="0"/>
             </w:pPr>
-            <w:hyperlink w:history="1" r:id="rIdshwknnbnigeizdqi_22yt">
+            <w:hyperlink w:history="1" r:id="rId3py785stlzi3yvmddov5c">
               <w:r>
                 <w:rPr>
                   <w:rFonts w:ascii="Arial" w:cs="Arial" w:eastAsia="Arial" w:hAnsi="Arial"/>
@@ -25501,7 +25501,7 @@
               <w:spacing w:after="10" w:before="0"/>
               <w:ind w:left="120"/>
             </w:pPr>
-            <w:hyperlink w:history="1" r:id="rIdeqq3ffvmyk4ira_an7zam">
+            <w:hyperlink w:history="1" r:id="rIdwxxhyzj2nzld7px7p8jea">
               <w:r>
                 <w:rPr>
                   <w:rFonts w:ascii="Arial" w:cs="Arial" w:eastAsia="Arial" w:hAnsi="Arial"/>
@@ -25546,7 +25546,7 @@
             <w:pPr>
               <w:spacing w:after="20" w:before="0"/>
             </w:pPr>
-            <w:hyperlink w:history="1" r:id="rIdojqpmlzau3d3qdkhoddx3">
+            <w:hyperlink w:history="1" r:id="rIdz9jf3rcmqwzx6v0yctaia">
               <w:r>
                 <w:rPr>
                   <w:rFonts w:ascii="Arial" w:cs="Arial" w:eastAsia="Arial" w:hAnsi="Arial"/>
@@ -25579,7 +25579,7 @@
               <w:spacing w:after="10" w:before="0"/>
               <w:ind w:left="120"/>
             </w:pPr>
-            <w:hyperlink w:history="1" r:id="rIdmixgietxrckr9y5vf6myp">
+            <w:hyperlink w:history="1" r:id="rIdm1pvfdjdjpuzaakijiaad">
               <w:r>
                 <w:rPr>
                   <w:rFonts w:ascii="Arial" w:cs="Arial" w:eastAsia="Arial" w:hAnsi="Arial"/>
@@ -25774,7 +25774,7 @@
             <w:pPr>
               <w:spacing w:after="20" w:before="0"/>
             </w:pPr>
-            <w:hyperlink w:history="1" r:id="rIdnsobb5g3bkqkudu4avxl7">
+            <w:hyperlink w:history="1" r:id="rIdqcctkf5cgwk6ejxw3nvwn">
               <w:r>
                 <w:rPr>
                   <w:rFonts w:ascii="Arial" w:cs="Arial" w:eastAsia="Arial" w:hAnsi="Arial"/>
@@ -25823,7 +25823,7 @@
               <w:spacing w:after="10" w:before="0"/>
               <w:ind w:left="120"/>
             </w:pPr>
-            <w:hyperlink w:history="1" r:id="rIdslycvmxppmgak6l6qxv54">
+            <w:hyperlink w:history="1" r:id="rIdnnnswjjdrq7awtqfymskx">
               <w:r>
                 <w:rPr>
                   <w:rFonts w:ascii="Arial" w:cs="Arial" w:eastAsia="Arial" w:hAnsi="Arial"/>
@@ -25868,7 +25868,7 @@
             <w:pPr>
               <w:spacing w:after="20" w:before="0"/>
             </w:pPr>
-            <w:hyperlink w:history="1" r:id="rIdgvbjtilnjvecpmqeh9kec">
+            <w:hyperlink w:history="1" r:id="rIdzth1-suh_erfuw1qnaz90">
               <w:r>
                 <w:rPr>
                   <w:rFonts w:ascii="Arial" w:cs="Arial" w:eastAsia="Arial" w:hAnsi="Arial"/>
@@ -25917,7 +25917,7 @@
               <w:spacing w:after="10" w:before="0"/>
               <w:ind w:left="120"/>
             </w:pPr>
-            <w:hyperlink w:history="1" r:id="rId2onozuvzmkdbzkklk8fqn">
+            <w:hyperlink w:history="1" r:id="rIdsuloqfwpdblly9dwocx7_">
               <w:r>
                 <w:rPr>
                   <w:rFonts w:ascii="Arial" w:cs="Arial" w:eastAsia="Arial" w:hAnsi="Arial"/>
@@ -26429,7 +26429,7 @@
         </w:rPr>
         <w:t xml:space="preserve">© 2026 SeaVuria and ARES. Aligned with KICD objectives. Developed by SeaVuria; technical implementation by ARES (with AI assistance from Claude). Licensed under </w:t>
       </w:r>
-      <w:hyperlink w:history="1" r:id="rId0vwsztb8j-5m_llwjcszz">
+      <w:hyperlink w:history="1" r:id="rId0fmwdd3qhrnyfkbwxj3rw">
         <w:r>
           <w:rPr>
             <w:rFonts w:ascii="Arial" w:cs="Arial" w:eastAsia="Arial" w:hAnsi="Arial"/>
@@ -26450,7 +26450,7 @@
         </w:rPr>
         <w:t xml:space="preserve"> (</w:t>
       </w:r>
-      <w:hyperlink w:history="1" r:id="rIdy5h8x4uplj0mjg4fxrbvp">
+      <w:hyperlink w:history="1" r:id="rIdokbniyl7sif17eh2ty0l8">
         <w:r>
           <w:rPr>
             <w:rFonts w:ascii="Arial" w:cs="Arial" w:eastAsia="Arial" w:hAnsi="Arial"/>
@@ -27463,7 +27463,7 @@
             <w:pPr>
               <w:spacing w:after="20" w:before="0"/>
             </w:pPr>
-            <w:hyperlink w:history="1" r:id="rId-m86uzqqwk-iim5uq7qpv">
+            <w:hyperlink w:history="1" r:id="rId5yq23-gypq4q8-tdclvzk">
               <w:r>
                 <w:rPr>
                   <w:rFonts w:ascii="Arial" w:cs="Arial" w:eastAsia="Arial" w:hAnsi="Arial"/>
@@ -27496,7 +27496,7 @@
               <w:spacing w:after="10" w:before="0"/>
               <w:ind w:left="120"/>
             </w:pPr>
-            <w:hyperlink w:history="1" r:id="rIdiyekhgittaldcm8ufo1zt">
+            <w:hyperlink w:history="1" r:id="rIdnqxaz6bjvtubgmq2azm8d">
               <w:r>
                 <w:rPr>
                   <w:rFonts w:ascii="Arial" w:cs="Arial" w:eastAsia="Arial" w:hAnsi="Arial"/>
@@ -27541,7 +27541,7 @@
             <w:pPr>
               <w:spacing w:after="20" w:before="0"/>
             </w:pPr>
-            <w:hyperlink w:history="1" r:id="rId_g1alstoufmbirkl_apmo">
+            <w:hyperlink w:history="1" r:id="rIdo3wxz8bcmpcmwhgvgr2on">
               <w:r>
                 <w:rPr>
                   <w:rFonts w:ascii="Arial" w:cs="Arial" w:eastAsia="Arial" w:hAnsi="Arial"/>
@@ -27574,7 +27574,7 @@
               <w:spacing w:after="10" w:before="0"/>
               <w:ind w:left="120"/>
             </w:pPr>
-            <w:hyperlink w:history="1" r:id="rIdlerywlcrmpvvhiyohuutq">
+            <w:hyperlink w:history="1" r:id="rIddmgkcoxclmxsqqx9spjqg">
               <w:r>
                 <w:rPr>
                   <w:rFonts w:ascii="Arial" w:cs="Arial" w:eastAsia="Arial" w:hAnsi="Arial"/>
@@ -27769,7 +27769,7 @@
             <w:pPr>
               <w:spacing w:after="20" w:before="0"/>
             </w:pPr>
-            <w:hyperlink w:history="1" r:id="rIdp6-w0lyoz9cstfpw-q-c1">
+            <w:hyperlink w:history="1" r:id="rIdvotl3pponmkmufjob7f1s">
               <w:r>
                 <w:rPr>
                   <w:rFonts w:ascii="Arial" w:cs="Arial" w:eastAsia="Arial" w:hAnsi="Arial"/>
@@ -27802,7 +27802,7 @@
               <w:spacing w:after="10" w:before="0"/>
               <w:ind w:left="120"/>
             </w:pPr>
-            <w:hyperlink w:history="1" r:id="rId3a6rpygo0ipfnbwety_it">
+            <w:hyperlink w:history="1" r:id="rIdy03vgp_snf0lrtuy-eywk">
               <w:r>
                 <w:rPr>
                   <w:rFonts w:ascii="Arial" w:cs="Arial" w:eastAsia="Arial" w:hAnsi="Arial"/>
@@ -27847,7 +27847,7 @@
             <w:pPr>
               <w:spacing w:after="20" w:before="0"/>
             </w:pPr>
-            <w:hyperlink w:history="1" r:id="rIdpciwcljfunnigdrwvokic">
+            <w:hyperlink w:history="1" r:id="rIdaazf8yv7ex0kur2aevkou">
               <w:r>
                 <w:rPr>
                   <w:rFonts w:ascii="Arial" w:cs="Arial" w:eastAsia="Arial" w:hAnsi="Arial"/>
@@ -27880,7 +27880,7 @@
               <w:spacing w:after="10" w:before="0"/>
               <w:ind w:left="120"/>
             </w:pPr>
-            <w:hyperlink w:history="1" r:id="rId--g4p-wol8w_swdy8ioas">
+            <w:hyperlink w:history="1" r:id="rId1q9dj1qkgd3rog-aksvos">
               <w:r>
                 <w:rPr>
                   <w:rFonts w:ascii="Arial" w:cs="Arial" w:eastAsia="Arial" w:hAnsi="Arial"/>
@@ -28075,7 +28075,7 @@
             <w:pPr>
               <w:spacing w:after="20" w:before="0"/>
             </w:pPr>
-            <w:hyperlink w:history="1" r:id="rIdhemnrltoxfykdkagxxuaf">
+            <w:hyperlink w:history="1" r:id="rIdxv0oybljhpyaar_ft5eiw">
               <w:r>
                 <w:rPr>
                   <w:rFonts w:ascii="Arial" w:cs="Arial" w:eastAsia="Arial" w:hAnsi="Arial"/>
@@ -28124,7 +28124,7 @@
               <w:spacing w:after="10" w:before="0"/>
               <w:ind w:left="120"/>
             </w:pPr>
-            <w:hyperlink w:history="1" r:id="rIdj4mvwxplfnlzcpmidufsc">
+            <w:hyperlink w:history="1" r:id="rIdgbclay7rfjbo8rhlrqfyw">
               <w:r>
                 <w:rPr>
                   <w:rFonts w:ascii="Arial" w:cs="Arial" w:eastAsia="Arial" w:hAnsi="Arial"/>
@@ -28169,7 +28169,7 @@
             <w:pPr>
               <w:spacing w:after="20" w:before="0"/>
             </w:pPr>
-            <w:hyperlink w:history="1" r:id="rId8y2t8lfm48hzqm_de9ojh">
+            <w:hyperlink w:history="1" r:id="rIdt7vyr_wvywh14aiaijfri">
               <w:r>
                 <w:rPr>
                   <w:rFonts w:ascii="Arial" w:cs="Arial" w:eastAsia="Arial" w:hAnsi="Arial"/>
@@ -28202,7 +28202,7 @@
               <w:spacing w:after="10" w:before="0"/>
               <w:ind w:left="120"/>
             </w:pPr>
-            <w:hyperlink w:history="1" r:id="rIdxcelvkbmyo__jomz7vppo">
+            <w:hyperlink w:history="1" r:id="rIdkwx6m-df_ktfjvxobuxtq">
               <w:r>
                 <w:rPr>
                   <w:rFonts w:ascii="Arial" w:cs="Arial" w:eastAsia="Arial" w:hAnsi="Arial"/>
@@ -28397,7 +28397,7 @@
             <w:pPr>
               <w:spacing w:after="20" w:before="0"/>
             </w:pPr>
-            <w:hyperlink w:history="1" r:id="rIdlx1wdwybrowfwdkx4jqb1">
+            <w:hyperlink w:history="1" r:id="rIdez7jaefhhnneqlglfb2e7">
               <w:r>
                 <w:rPr>
                   <w:rFonts w:ascii="Arial" w:cs="Arial" w:eastAsia="Arial" w:hAnsi="Arial"/>
@@ -28446,7 +28446,7 @@
               <w:spacing w:after="10" w:before="0"/>
               <w:ind w:left="120"/>
             </w:pPr>
-            <w:hyperlink w:history="1" r:id="rId9cnmvcdu1b3k7c_ubd34t">
+            <w:hyperlink w:history="1" r:id="rIdtmrzwm7ztbd6u4leji8s1">
               <w:r>
                 <w:rPr>
                   <w:rFonts w:ascii="Arial" w:cs="Arial" w:eastAsia="Arial" w:hAnsi="Arial"/>
@@ -28491,7 +28491,7 @@
             <w:pPr>
               <w:spacing w:after="20" w:before="0"/>
             </w:pPr>
-            <w:hyperlink w:history="1" r:id="rIdxw-glv2f6rtpjoyinwajh">
+            <w:hyperlink w:history="1" r:id="rIdwda6njrkatny5suwipfap">
               <w:r>
                 <w:rPr>
                   <w:rFonts w:ascii="Arial" w:cs="Arial" w:eastAsia="Arial" w:hAnsi="Arial"/>
@@ -28524,7 +28524,7 @@
               <w:spacing w:after="10" w:before="0"/>
               <w:ind w:left="120"/>
             </w:pPr>
-            <w:hyperlink w:history="1" r:id="rId7tkdw5jiaiel09h8fs4kk">
+            <w:hyperlink w:history="1" r:id="rIdgqmyadqdlwagii2s4qd-m">
               <w:r>
                 <w:rPr>
                   <w:rFonts w:ascii="Arial" w:cs="Arial" w:eastAsia="Arial" w:hAnsi="Arial"/>
@@ -28719,7 +28719,7 @@
             <w:pPr>
               <w:spacing w:after="20" w:before="0"/>
             </w:pPr>
-            <w:hyperlink w:history="1" r:id="rIdkouhdy2jgihhw9nkz2ugt">
+            <w:hyperlink w:history="1" r:id="rId_fnxmmxcu9qgbmuuel8bd">
               <w:r>
                 <w:rPr>
                   <w:rFonts w:ascii="Arial" w:cs="Arial" w:eastAsia="Arial" w:hAnsi="Arial"/>
@@ -28752,7 +28752,7 @@
               <w:spacing w:after="10" w:before="0"/>
               <w:ind w:left="120"/>
             </w:pPr>
-            <w:hyperlink w:history="1" r:id="rIdz-htaiv2e6dpidwbml0yd">
+            <w:hyperlink w:history="1" r:id="rIdjoo3skuzalzhyx5_3jaih">
               <w:r>
                 <w:rPr>
                   <w:rFonts w:ascii="Arial" w:cs="Arial" w:eastAsia="Arial" w:hAnsi="Arial"/>
@@ -28797,7 +28797,7 @@
             <w:pPr>
               <w:spacing w:after="20" w:before="0"/>
             </w:pPr>
-            <w:hyperlink w:history="1" r:id="rIdikpkm8e8fwhtlkxwo1koj">
+            <w:hyperlink w:history="1" r:id="rIdpabcfjwr-8wla5uftwysn">
               <w:r>
                 <w:rPr>
                   <w:rFonts w:ascii="Arial" w:cs="Arial" w:eastAsia="Arial" w:hAnsi="Arial"/>
@@ -28846,7 +28846,7 @@
               <w:spacing w:after="10" w:before="0"/>
               <w:ind w:left="120"/>
             </w:pPr>
-            <w:hyperlink w:history="1" r:id="rIdprnxl6vuf0uyen_smllo3">
+            <w:hyperlink w:history="1" r:id="rId5mc52tfqe6jtbu6apmfi0">
               <w:r>
                 <w:rPr>
                   <w:rFonts w:ascii="Arial" w:cs="Arial" w:eastAsia="Arial" w:hAnsi="Arial"/>
@@ -29358,7 +29358,7 @@
         </w:rPr>
         <w:t xml:space="preserve">© 2026 SeaVuria and ARES. Aligned with KICD objectives. Developed by SeaVuria; technical implementation by ARES (with AI assistance from Claude). Licensed under </w:t>
       </w:r>
-      <w:hyperlink w:history="1" r:id="rIdnyp0how46_joj3z8z2ac2">
+      <w:hyperlink w:history="1" r:id="rIdam3aggkb32_cokil9bird">
         <w:r>
           <w:rPr>
             <w:rFonts w:ascii="Arial" w:cs="Arial" w:eastAsia="Arial" w:hAnsi="Arial"/>
@@ -29379,7 +29379,7 @@
         </w:rPr>
         <w:t xml:space="preserve"> (</w:t>
       </w:r>
-      <w:hyperlink w:history="1" r:id="rIdjhftnadb7hbhndtwy3kbz">
+      <w:hyperlink w:history="1" r:id="rIdzk1swkk1hsceddvjkji9p">
         <w:r>
           <w:rPr>
             <w:rFonts w:ascii="Arial" w:cs="Arial" w:eastAsia="Arial" w:hAnsi="Arial"/>
@@ -30392,7 +30392,7 @@
             <w:pPr>
               <w:spacing w:after="20" w:before="0"/>
             </w:pPr>
-            <w:hyperlink w:history="1" r:id="rIdegfegfdghsnv2scc-pogo">
+            <w:hyperlink w:history="1" r:id="rIdu1vk7j-vaysojlre3paap">
               <w:r>
                 <w:rPr>
                   <w:rFonts w:ascii="Arial" w:cs="Arial" w:eastAsia="Arial" w:hAnsi="Arial"/>
@@ -30441,7 +30441,7 @@
               <w:spacing w:after="10" w:before="0"/>
               <w:ind w:left="120"/>
             </w:pPr>
-            <w:hyperlink w:history="1" r:id="rId16-vh9aywjtg1zlsz2p7g">
+            <w:hyperlink w:history="1" r:id="rIdi4lgde5s-41eomk38w79c">
               <w:r>
                 <w:rPr>
                   <w:rFonts w:ascii="Arial" w:cs="Arial" w:eastAsia="Arial" w:hAnsi="Arial"/>
@@ -30486,7 +30486,7 @@
             <w:pPr>
               <w:spacing w:after="20" w:before="0"/>
             </w:pPr>
-            <w:hyperlink w:history="1" r:id="rIdjfyawa1ftkeex8rujyngb">
+            <w:hyperlink w:history="1" r:id="rIdpcfljogg5gec8jcdotpzx">
               <w:r>
                 <w:rPr>
                   <w:rFonts w:ascii="Arial" w:cs="Arial" w:eastAsia="Arial" w:hAnsi="Arial"/>
@@ -30535,7 +30535,7 @@
               <w:spacing w:after="10" w:before="0"/>
               <w:ind w:left="120"/>
             </w:pPr>
-            <w:hyperlink w:history="1" r:id="rIdkc95kvt97ieiiqwks-dgr">
+            <w:hyperlink w:history="1" r:id="rId_izcwai5oehh7bhdqzqcc">
               <w:r>
                 <w:rPr>
                   <w:rFonts w:ascii="Arial" w:cs="Arial" w:eastAsia="Arial" w:hAnsi="Arial"/>
@@ -30730,7 +30730,7 @@
             <w:pPr>
               <w:spacing w:after="20" w:before="0"/>
             </w:pPr>
-            <w:hyperlink w:history="1" r:id="rIdteyfzm7trza2syrvs6acn">
+            <w:hyperlink w:history="1" r:id="rIdklpa7v0mskxt4b_zwndvh">
               <w:r>
                 <w:rPr>
                   <w:rFonts w:ascii="Arial" w:cs="Arial" w:eastAsia="Arial" w:hAnsi="Arial"/>
@@ -30779,7 +30779,7 @@
               <w:spacing w:after="10" w:before="0"/>
               <w:ind w:left="120"/>
             </w:pPr>
-            <w:hyperlink w:history="1" r:id="rId4puteznkfdxg419fexx-e">
+            <w:hyperlink w:history="1" r:id="rIddhxwppgulx_gwd9loskhx">
               <w:r>
                 <w:rPr>
                   <w:rFonts w:ascii="Arial" w:cs="Arial" w:eastAsia="Arial" w:hAnsi="Arial"/>
@@ -30824,7 +30824,7 @@
             <w:pPr>
               <w:spacing w:after="20" w:before="0"/>
             </w:pPr>
-            <w:hyperlink w:history="1" r:id="rIdsogwmr03cgshpfaaw2dnr">
+            <w:hyperlink w:history="1" r:id="rIdto_osnsmwytltouamaz5k">
               <w:r>
                 <w:rPr>
                   <w:rFonts w:ascii="Arial" w:cs="Arial" w:eastAsia="Arial" w:hAnsi="Arial"/>
@@ -30873,7 +30873,7 @@
               <w:spacing w:after="10" w:before="0"/>
               <w:ind w:left="120"/>
             </w:pPr>
-            <w:hyperlink w:history="1" r:id="rId99zas7xp-pd1xae5e30mt">
+            <w:hyperlink w:history="1" r:id="rIdx67fbrub4olbrcymfspiw">
               <w:r>
                 <w:rPr>
                   <w:rFonts w:ascii="Arial" w:cs="Arial" w:eastAsia="Arial" w:hAnsi="Arial"/>
@@ -31068,7 +31068,7 @@
             <w:pPr>
               <w:spacing w:after="20" w:before="0"/>
             </w:pPr>
-            <w:hyperlink w:history="1" r:id="rId5nvtuikcc-hj13rryrygv">
+            <w:hyperlink w:history="1" r:id="rIdjgwtodc_inisntsoyvmhp">
               <w:r>
                 <w:rPr>
                   <w:rFonts w:ascii="Arial" w:cs="Arial" w:eastAsia="Arial" w:hAnsi="Arial"/>
@@ -31117,7 +31117,7 @@
               <w:spacing w:after="10" w:before="0"/>
               <w:ind w:left="120"/>
             </w:pPr>
-            <w:hyperlink w:history="1" r:id="rIde6qev-jmz2lcw45d0rpfo">
+            <w:hyperlink w:history="1" r:id="rId9nb7gsync4xxwak3ajk1r">
               <w:r>
                 <w:rPr>
                   <w:rFonts w:ascii="Arial" w:cs="Arial" w:eastAsia="Arial" w:hAnsi="Arial"/>
@@ -31162,7 +31162,7 @@
             <w:pPr>
               <w:spacing w:after="20" w:before="0"/>
             </w:pPr>
-            <w:hyperlink w:history="1" r:id="rIdbtr80lrrfiyopms4hoq4c">
+            <w:hyperlink w:history="1" r:id="rId7ocuebtkeexzhrrrzwmwy">
               <w:r>
                 <w:rPr>
                   <w:rFonts w:ascii="Arial" w:cs="Arial" w:eastAsia="Arial" w:hAnsi="Arial"/>
@@ -31211,7 +31211,7 @@
               <w:spacing w:after="10" w:before="0"/>
               <w:ind w:left="120"/>
             </w:pPr>
-            <w:hyperlink w:history="1" r:id="rIddouck1kx2zjkqwllhpimt">
+            <w:hyperlink w:history="1" r:id="rIdsytlwkasqyirmiepdmnft">
               <w:r>
                 <w:rPr>
                   <w:rFonts w:ascii="Arial" w:cs="Arial" w:eastAsia="Arial" w:hAnsi="Arial"/>
@@ -31406,7 +31406,7 @@
             <w:pPr>
               <w:spacing w:after="20" w:before="0"/>
             </w:pPr>
-            <w:hyperlink w:history="1" r:id="rIdqcmnmbx27adfofv7pi3vp">
+            <w:hyperlink w:history="1" r:id="rIdkdsedhksqychz9h8mkn8w">
               <w:r>
                 <w:rPr>
                   <w:rFonts w:ascii="Arial" w:cs="Arial" w:eastAsia="Arial" w:hAnsi="Arial"/>
@@ -31455,7 +31455,7 @@
               <w:spacing w:after="10" w:before="0"/>
               <w:ind w:left="120"/>
             </w:pPr>
-            <w:hyperlink w:history="1" r:id="rIdz6j2y9r70y5du7qbxawld">
+            <w:hyperlink w:history="1" r:id="rIdbhcq8ru7dxlbque5nmifj">
               <w:r>
                 <w:rPr>
                   <w:rFonts w:ascii="Arial" w:cs="Arial" w:eastAsia="Arial" w:hAnsi="Arial"/>
@@ -31500,7 +31500,7 @@
             <w:pPr>
               <w:spacing w:after="20" w:before="0"/>
             </w:pPr>
-            <w:hyperlink w:history="1" r:id="rIdj7r9l5okld0bxo8ngz0ci">
+            <w:hyperlink w:history="1" r:id="rIdernukiw9uxl1uff_uwguv">
               <w:r>
                 <w:rPr>
                   <w:rFonts w:ascii="Arial" w:cs="Arial" w:eastAsia="Arial" w:hAnsi="Arial"/>
@@ -31549,7 +31549,7 @@
               <w:spacing w:after="10" w:before="0"/>
               <w:ind w:left="120"/>
             </w:pPr>
-            <w:hyperlink w:history="1" r:id="rIdskcrgruwqwb2hlnzim3ll">
+            <w:hyperlink w:history="1" r:id="rIdifibc85vqc7r7nbi5qmaf">
               <w:r>
                 <w:rPr>
                   <w:rFonts w:ascii="Arial" w:cs="Arial" w:eastAsia="Arial" w:hAnsi="Arial"/>
@@ -31744,7 +31744,7 @@
             <w:pPr>
               <w:spacing w:after="20" w:before="0"/>
             </w:pPr>
-            <w:hyperlink w:history="1" r:id="rIdlgdmho6c1kahgzwo6hs-i">
+            <w:hyperlink w:history="1" r:id="rIdy59s-83sxqfgmt9hmxfpe">
               <w:r>
                 <w:rPr>
                   <w:rFonts w:ascii="Arial" w:cs="Arial" w:eastAsia="Arial" w:hAnsi="Arial"/>
@@ -31793,7 +31793,7 @@
               <w:spacing w:after="10" w:before="0"/>
               <w:ind w:left="120"/>
             </w:pPr>
-            <w:hyperlink w:history="1" r:id="rIdnazaaotkakwmhdyhhiwbz">
+            <w:hyperlink w:history="1" r:id="rIdw5lzbqkxulbojgwgtml_g">
               <w:r>
                 <w:rPr>
                   <w:rFonts w:ascii="Arial" w:cs="Arial" w:eastAsia="Arial" w:hAnsi="Arial"/>
@@ -31838,7 +31838,7 @@
             <w:pPr>
               <w:spacing w:after="20" w:before="0"/>
             </w:pPr>
-            <w:hyperlink w:history="1" r:id="rIdiazkq-rppj44cafr7gjdi">
+            <w:hyperlink w:history="1" r:id="rIdmfmaefak-hdlhbi0mggoo">
               <w:r>
                 <w:rPr>
                   <w:rFonts w:ascii="Arial" w:cs="Arial" w:eastAsia="Arial" w:hAnsi="Arial"/>
@@ -31887,7 +31887,7 @@
               <w:spacing w:after="10" w:before="0"/>
               <w:ind w:left="120"/>
             </w:pPr>
-            <w:hyperlink w:history="1" r:id="rIdgijvxbciu-aaeteb5zldv">
+            <w:hyperlink w:history="1" r:id="rIdm8512j8upxzcjxg4i35ed">
               <w:r>
                 <w:rPr>
                   <w:rFonts w:ascii="Arial" w:cs="Arial" w:eastAsia="Arial" w:hAnsi="Arial"/>
@@ -32513,7 +32513,7 @@
         </w:rPr>
         <w:t xml:space="preserve">© 2026 SeaVuria and ARES. Aligned with KICD objectives. Developed by SeaVuria; technical implementation by ARES (with AI assistance from Claude). Licensed under </w:t>
       </w:r>
-      <w:hyperlink w:history="1" r:id="rIdovhwxv-kylusyrjtyvaxv">
+      <w:hyperlink w:history="1" r:id="rIdg2i5leybmakffz2oymrie">
         <w:r>
           <w:rPr>
             <w:rFonts w:ascii="Arial" w:cs="Arial" w:eastAsia="Arial" w:hAnsi="Arial"/>
@@ -32534,7 +32534,7 @@
         </w:rPr>
         <w:t xml:space="preserve"> (</w:t>
       </w:r>
-      <w:hyperlink w:history="1" r:id="rIdewntw3tfshvwwi5xubfq0">
+      <w:hyperlink w:history="1" r:id="rIdqiwcjcaqlq1svhsklyztm">
         <w:r>
           <w:rPr>
             <w:rFonts w:ascii="Arial" w:cs="Arial" w:eastAsia="Arial" w:hAnsi="Arial"/>
@@ -33564,7 +33564,7 @@
               <w:spacing w:after="10" w:before="0"/>
               <w:ind w:left="120"/>
             </w:pPr>
-            <w:hyperlink w:history="1" r:id="rIdl3kmngcla6agrfkpmupu9">
+            <w:hyperlink w:history="1" r:id="rIdbmfzfpzrtqya_kybwkd0_">
               <w:r>
                 <w:rPr>
                   <w:rFonts w:ascii="Arial" w:cs="Arial" w:eastAsia="Arial" w:hAnsi="Arial"/>
@@ -33624,7 +33624,7 @@
             <w:pPr>
               <w:spacing w:after="20" w:before="0"/>
             </w:pPr>
-            <w:hyperlink w:history="1" r:id="rIdelx1mbgpkmubpztfx-92o">
+            <w:hyperlink w:history="1" r:id="rIdsmtdbteomda3i4sgmwf8o">
               <w:r>
                 <w:rPr>
                   <w:rFonts w:ascii="Arial" w:cs="Arial" w:eastAsia="Arial" w:hAnsi="Arial"/>
@@ -33657,7 +33657,7 @@
               <w:spacing w:after="10" w:before="0"/>
               <w:ind w:left="120"/>
             </w:pPr>
-            <w:hyperlink w:history="1" r:id="rIdbdqtysjaf64svbtee1bqz">
+            <w:hyperlink w:history="1" r:id="rId-bfsxrjalhn6xmgubbbas">
               <w:r>
                 <w:rPr>
                   <w:rFonts w:ascii="Arial" w:cs="Arial" w:eastAsia="Arial" w:hAnsi="Arial"/>
@@ -33869,7 +33869,7 @@
               <w:spacing w:after="10" w:before="0"/>
               <w:ind w:left="120"/>
             </w:pPr>
-            <w:hyperlink w:history="1" r:id="rIdm51dvlu1vs8grhpkj1-oq">
+            <w:hyperlink w:history="1" r:id="rIdyimc1hsntzyuzznqamax0">
               <w:r>
                 <w:rPr>
                   <w:rFonts w:ascii="Arial" w:cs="Arial" w:eastAsia="Arial" w:hAnsi="Arial"/>
@@ -33929,7 +33929,7 @@
             <w:pPr>
               <w:spacing w:after="20" w:before="0"/>
             </w:pPr>
-            <w:hyperlink w:history="1" r:id="rId8qzxk66arzogj4du--zhy">
+            <w:hyperlink w:history="1" r:id="rIdjqpr8d-bponkh2alwzkll">
               <w:r>
                 <w:rPr>
                   <w:rFonts w:ascii="Arial" w:cs="Arial" w:eastAsia="Arial" w:hAnsi="Arial"/>
@@ -33962,7 +33962,7 @@
               <w:spacing w:after="10" w:before="0"/>
               <w:ind w:left="120"/>
             </w:pPr>
-            <w:hyperlink w:history="1" r:id="rIdscmpvthdduxz3xg3w-krp">
+            <w:hyperlink w:history="1" r:id="rIdv-rnosbvat28khpgpu1ga">
               <w:r>
                 <w:rPr>
                   <w:rFonts w:ascii="Arial" w:cs="Arial" w:eastAsia="Arial" w:hAnsi="Arial"/>
@@ -34174,7 +34174,7 @@
               <w:spacing w:after="10" w:before="0"/>
               <w:ind w:left="120"/>
             </w:pPr>
-            <w:hyperlink w:history="1" r:id="rIddqjnlo41zkvoazvmg257s">
+            <w:hyperlink w:history="1" r:id="rIdupe8lgzhw1w-p4tdptdbr">
               <w:r>
                 <w:rPr>
                   <w:rFonts w:ascii="Arial" w:cs="Arial" w:eastAsia="Arial" w:hAnsi="Arial"/>
@@ -34234,7 +34234,7 @@
             <w:pPr>
               <w:spacing w:after="20" w:before="0"/>
             </w:pPr>
-            <w:hyperlink w:history="1" r:id="rIdy5mraoob19flqwwiyxk-g">
+            <w:hyperlink w:history="1" r:id="rIdrksdzr4didjdrwy2uyyse">
               <w:r>
                 <w:rPr>
                   <w:rFonts w:ascii="Arial" w:cs="Arial" w:eastAsia="Arial" w:hAnsi="Arial"/>
@@ -34283,7 +34283,7 @@
               <w:spacing w:after="10" w:before="0"/>
               <w:ind w:left="120"/>
             </w:pPr>
-            <w:hyperlink w:history="1" r:id="rIdkve8l-wmp7yovjkute4_s">
+            <w:hyperlink w:history="1" r:id="rIdr01yd4zexv_kri1plutjk">
               <w:r>
                 <w:rPr>
                   <w:rFonts w:ascii="Arial" w:cs="Arial" w:eastAsia="Arial" w:hAnsi="Arial"/>
@@ -34495,7 +34495,7 @@
               <w:spacing w:after="10" w:before="0"/>
               <w:ind w:left="120"/>
             </w:pPr>
-            <w:hyperlink w:history="1" r:id="rIdvjm4ljecblg2nb0lwwclr">
+            <w:hyperlink w:history="1" r:id="rIdc-yyk5pjtr6uy0fux4d7d">
               <w:r>
                 <w:rPr>
                   <w:rFonts w:ascii="Arial" w:cs="Arial" w:eastAsia="Arial" w:hAnsi="Arial"/>
@@ -34555,7 +34555,7 @@
             <w:pPr>
               <w:spacing w:after="20" w:before="0"/>
             </w:pPr>
-            <w:hyperlink w:history="1" r:id="rIddxxove4flqvn6jujkxl4v">
+            <w:hyperlink w:history="1" r:id="rIdy8imdtftvupf31avpngzs">
               <w:r>
                 <w:rPr>
                   <w:rFonts w:ascii="Arial" w:cs="Arial" w:eastAsia="Arial" w:hAnsi="Arial"/>
@@ -34604,7 +34604,7 @@
               <w:spacing w:after="10" w:before="0"/>
               <w:ind w:left="120"/>
             </w:pPr>
-            <w:hyperlink w:history="1" r:id="rIdfhqisrj8gulttuvy5xxhh">
+            <w:hyperlink w:history="1" r:id="rIdtfpaq7ijy-wpx9dpwuu7r">
               <w:r>
                 <w:rPr>
                   <w:rFonts w:ascii="Arial" w:cs="Arial" w:eastAsia="Arial" w:hAnsi="Arial"/>
@@ -34816,7 +34816,7 @@
               <w:spacing w:after="10" w:before="0"/>
               <w:ind w:left="120"/>
             </w:pPr>
-            <w:hyperlink w:history="1" r:id="rIdonzdjgp2kj3uiknsogiem">
+            <w:hyperlink w:history="1" r:id="rId3jsq-jwegz7nbrz4psvhe">
               <w:r>
                 <w:rPr>
                   <w:rFonts w:ascii="Arial" w:cs="Arial" w:eastAsia="Arial" w:hAnsi="Arial"/>
@@ -34876,7 +34876,7 @@
             <w:pPr>
               <w:spacing w:after="20" w:before="0"/>
             </w:pPr>
-            <w:hyperlink w:history="1" r:id="rIdmpdvcseotlrfj9flo-hc7">
+            <w:hyperlink w:history="1" r:id="rId3tcp0-phlbkrnwsqrb9os">
               <w:r>
                 <w:rPr>
                   <w:rFonts w:ascii="Arial" w:cs="Arial" w:eastAsia="Arial" w:hAnsi="Arial"/>
@@ -34925,7 +34925,7 @@
               <w:spacing w:after="10" w:before="0"/>
               <w:ind w:left="120"/>
             </w:pPr>
-            <w:hyperlink w:history="1" r:id="rIdrsuhv8y6ae78xo2hbtgtr">
+            <w:hyperlink w:history="1" r:id="rId-zzptxl_q7oejemoyfyel">
               <w:r>
                 <w:rPr>
                   <w:rFonts w:ascii="Arial" w:cs="Arial" w:eastAsia="Arial" w:hAnsi="Arial"/>
@@ -35437,7 +35437,7 @@
         </w:rPr>
         <w:t xml:space="preserve">© 2026 SeaVuria and ARES. Aligned with KICD objectives. Developed by SeaVuria; technical implementation by ARES (with AI assistance from Claude). Licensed under </w:t>
       </w:r>
-      <w:hyperlink w:history="1" r:id="rId1j0c-emnvqflgi-i7lzux">
+      <w:hyperlink w:history="1" r:id="rIdftqkv72h07vb4dgnx56uh">
         <w:r>
           <w:rPr>
             <w:rFonts w:ascii="Arial" w:cs="Arial" w:eastAsia="Arial" w:hAnsi="Arial"/>
@@ -35458,7 +35458,7 @@
         </w:rPr>
         <w:t xml:space="preserve"> (</w:t>
       </w:r>
-      <w:hyperlink w:history="1" r:id="rId0fqqjx7rl8p2snehs8i_i">
+      <w:hyperlink w:history="1" r:id="rIdonqckbl-gj1gf6ruepf6m">
         <w:r>
           <w:rPr>
             <w:rFonts w:ascii="Arial" w:cs="Arial" w:eastAsia="Arial" w:hAnsi="Arial"/>
@@ -36471,7 +36471,7 @@
             <w:pPr>
               <w:spacing w:after="20" w:before="0"/>
             </w:pPr>
-            <w:hyperlink w:history="1" r:id="rId1iu-di-icb7uerchhljri">
+            <w:hyperlink w:history="1" r:id="rIdyfrbgj7y9keiulhqaxxnx">
               <w:r>
                 <w:rPr>
                   <w:rFonts w:ascii="Arial" w:cs="Arial" w:eastAsia="Arial" w:hAnsi="Arial"/>
@@ -36504,7 +36504,7 @@
               <w:spacing w:after="10" w:before="0"/>
               <w:ind w:left="120"/>
             </w:pPr>
-            <w:hyperlink w:history="1" r:id="rId4uzw57khadjs4ehlapjhw">
+            <w:hyperlink w:history="1" r:id="rIdzb25v08cyev2haw7-8iwc">
               <w:r>
                 <w:rPr>
                   <w:rFonts w:ascii="Arial" w:cs="Arial" w:eastAsia="Arial" w:hAnsi="Arial"/>
@@ -36549,7 +36549,7 @@
             <w:pPr>
               <w:spacing w:after="20" w:before="0"/>
             </w:pPr>
-            <w:hyperlink w:history="1" r:id="rIdqme3i-4nodn6pn-64ejir">
+            <w:hyperlink w:history="1" r:id="rIdvopg6_b22esowo7fp0yyq">
               <w:r>
                 <w:rPr>
                   <w:rFonts w:ascii="Arial" w:cs="Arial" w:eastAsia="Arial" w:hAnsi="Arial"/>
@@ -36582,7 +36582,7 @@
               <w:spacing w:after="10" w:before="0"/>
               <w:ind w:left="120"/>
             </w:pPr>
-            <w:hyperlink w:history="1" r:id="rIdlqbl_mgmobsb5kgtbk0s8">
+            <w:hyperlink w:history="1" r:id="rIdwr6xqmismxo8igrap1uob">
               <w:r>
                 <w:rPr>
                   <w:rFonts w:ascii="Arial" w:cs="Arial" w:eastAsia="Arial" w:hAnsi="Arial"/>
@@ -36777,7 +36777,7 @@
             <w:pPr>
               <w:spacing w:after="20" w:before="0"/>
             </w:pPr>
-            <w:hyperlink w:history="1" r:id="rIddhcecqyniwnjbcbqottny">
+            <w:hyperlink w:history="1" r:id="rId2pissaynmc212p9o36-uq">
               <w:r>
                 <w:rPr>
                   <w:rFonts w:ascii="Arial" w:cs="Arial" w:eastAsia="Arial" w:hAnsi="Arial"/>
@@ -36810,7 +36810,7 @@
               <w:spacing w:after="10" w:before="0"/>
               <w:ind w:left="120"/>
             </w:pPr>
-            <w:hyperlink w:history="1" r:id="rIdnxc46gm_pocgo0co26muz">
+            <w:hyperlink w:history="1" r:id="rIdgfj6xk3dyspmq58qnzw5z">
               <w:r>
                 <w:rPr>
                   <w:rFonts w:ascii="Arial" w:cs="Arial" w:eastAsia="Arial" w:hAnsi="Arial"/>
@@ -36855,7 +36855,7 @@
             <w:pPr>
               <w:spacing w:after="20" w:before="0"/>
             </w:pPr>
-            <w:hyperlink w:history="1" r:id="rIdtexia7a3kiqrvtkn-8fwc">
+            <w:hyperlink w:history="1" r:id="rIdkcsphjuroytggay1cmufz">
               <w:r>
                 <w:rPr>
                   <w:rFonts w:ascii="Arial" w:cs="Arial" w:eastAsia="Arial" w:hAnsi="Arial"/>
@@ -36888,7 +36888,7 @@
               <w:spacing w:after="10" w:before="0"/>
               <w:ind w:left="120"/>
             </w:pPr>
-            <w:hyperlink w:history="1" r:id="rIdfpg7wrh3euuyjyit4tflc">
+            <w:hyperlink w:history="1" r:id="rIdkmakleqxk6ud1pinww6dk">
               <w:r>
                 <w:rPr>
                   <w:rFonts w:ascii="Arial" w:cs="Arial" w:eastAsia="Arial" w:hAnsi="Arial"/>
@@ -37083,7 +37083,7 @@
             <w:pPr>
               <w:spacing w:after="20" w:before="0"/>
             </w:pPr>
-            <w:hyperlink w:history="1" r:id="rIdifvyybpuxyeaobgbliwgm">
+            <w:hyperlink w:history="1" r:id="rIdfwi3_gus70wrftg12l9hb">
               <w:r>
                 <w:rPr>
                   <w:rFonts w:ascii="Arial" w:cs="Arial" w:eastAsia="Arial" w:hAnsi="Arial"/>
@@ -37116,7 +37116,7 @@
               <w:spacing w:after="10" w:before="0"/>
               <w:ind w:left="120"/>
             </w:pPr>
-            <w:hyperlink w:history="1" r:id="rIdo-zhbqpgd2usqq3pv7b_v">
+            <w:hyperlink w:history="1" r:id="rIdarvwn7ymqsgdjhe0w6nyf">
               <w:r>
                 <w:rPr>
                   <w:rFonts w:ascii="Arial" w:cs="Arial" w:eastAsia="Arial" w:hAnsi="Arial"/>
@@ -37161,7 +37161,7 @@
             <w:pPr>
               <w:spacing w:after="20" w:before="0"/>
             </w:pPr>
-            <w:hyperlink w:history="1" r:id="rIdkwdhdmaic6wnjyttvsfy0">
+            <w:hyperlink w:history="1" r:id="rIdcp9njnn0zfeoyqtidg26v">
               <w:r>
                 <w:rPr>
                   <w:rFonts w:ascii="Arial" w:cs="Arial" w:eastAsia="Arial" w:hAnsi="Arial"/>
@@ -37194,7 +37194,7 @@
               <w:spacing w:after="10" w:before="0"/>
               <w:ind w:left="120"/>
             </w:pPr>
-            <w:hyperlink w:history="1" r:id="rIdv6q8a3cnw6g84ygworr53">
+            <w:hyperlink w:history="1" r:id="rIdne9wgn0m000_xduo6zi04">
               <w:r>
                 <w:rPr>
                   <w:rFonts w:ascii="Arial" w:cs="Arial" w:eastAsia="Arial" w:hAnsi="Arial"/>
@@ -37389,7 +37389,7 @@
             <w:pPr>
               <w:spacing w:after="20" w:before="0"/>
             </w:pPr>
-            <w:hyperlink w:history="1" r:id="rIdnqoujtpv5pjefsv0zrpd1">
+            <w:hyperlink w:history="1" r:id="rId30dr_zkxycdfi5fakevuj">
               <w:r>
                 <w:rPr>
                   <w:rFonts w:ascii="Arial" w:cs="Arial" w:eastAsia="Arial" w:hAnsi="Arial"/>
@@ -37422,7 +37422,7 @@
               <w:spacing w:after="10" w:before="0"/>
               <w:ind w:left="120"/>
             </w:pPr>
-            <w:hyperlink w:history="1" r:id="rIdsseonak-xg5a2ufo-bi7t">
+            <w:hyperlink w:history="1" r:id="rIdqkns8f1ckbvhf5m7blotu">
               <w:r>
                 <w:rPr>
                   <w:rFonts w:ascii="Arial" w:cs="Arial" w:eastAsia="Arial" w:hAnsi="Arial"/>
@@ -37467,7 +37467,7 @@
             <w:pPr>
               <w:spacing w:after="20" w:before="0"/>
             </w:pPr>
-            <w:hyperlink w:history="1" r:id="rId-oiec0e84ypshi_-on619">
+            <w:hyperlink w:history="1" r:id="rIdyw3xq-ss6mksiy4e3o4xm">
               <w:r>
                 <w:rPr>
                   <w:rFonts w:ascii="Arial" w:cs="Arial" w:eastAsia="Arial" w:hAnsi="Arial"/>
@@ -37500,7 +37500,7 @@
               <w:spacing w:after="10" w:before="0"/>
               <w:ind w:left="120"/>
             </w:pPr>
-            <w:hyperlink w:history="1" r:id="rIdkux0uonpmdb04sjldoab3">
+            <w:hyperlink w:history="1" r:id="rIdyefrfkiymf8yythdvaapx">
               <w:r>
                 <w:rPr>
                   <w:rFonts w:ascii="Arial" w:cs="Arial" w:eastAsia="Arial" w:hAnsi="Arial"/>
@@ -37695,7 +37695,7 @@
             <w:pPr>
               <w:spacing w:after="20" w:before="0"/>
             </w:pPr>
-            <w:hyperlink w:history="1" r:id="rIdsegpbsk1cu35hv_6wekot">
+            <w:hyperlink w:history="1" r:id="rIdquynb4j1bfjis5qkyqw7b">
               <w:r>
                 <w:rPr>
                   <w:rFonts w:ascii="Arial" w:cs="Arial" w:eastAsia="Arial" w:hAnsi="Arial"/>
@@ -37744,7 +37744,7 @@
               <w:spacing w:after="10" w:before="0"/>
               <w:ind w:left="120"/>
             </w:pPr>
-            <w:hyperlink w:history="1" r:id="rIdi9xhc6d_4nip-bhlwux73">
+            <w:hyperlink w:history="1" r:id="rIdvbl9ysoeg-5gnstcoz56a">
               <w:r>
                 <w:rPr>
                   <w:rFonts w:ascii="Arial" w:cs="Arial" w:eastAsia="Arial" w:hAnsi="Arial"/>
@@ -37789,7 +37789,7 @@
             <w:pPr>
               <w:spacing w:after="20" w:before="0"/>
             </w:pPr>
-            <w:hyperlink w:history="1" r:id="rId2a0kjwbbyzg2wthq31yeq">
+            <w:hyperlink w:history="1" r:id="rIdl7mqpbrccs0oicene-voo">
               <w:r>
                 <w:rPr>
                   <w:rFonts w:ascii="Arial" w:cs="Arial" w:eastAsia="Arial" w:hAnsi="Arial"/>
@@ -37822,7 +37822,7 @@
               <w:spacing w:after="10" w:before="0"/>
               <w:ind w:left="120"/>
             </w:pPr>
-            <w:hyperlink w:history="1" r:id="rIdzlz0x6jj-0n-lu2zmaly2">
+            <w:hyperlink w:history="1" r:id="rIdjzo9jj5prkvt8yovtiapm">
               <w:r>
                 <w:rPr>
                   <w:rFonts w:ascii="Arial" w:cs="Arial" w:eastAsia="Arial" w:hAnsi="Arial"/>
@@ -38524,7 +38524,7 @@
         </w:rPr>
         <w:t xml:space="preserve">© 2026 SeaVuria and ARES. Aligned with KICD objectives. Developed by SeaVuria; technical implementation by ARES (with AI assistance from Claude). Licensed under </w:t>
       </w:r>
-      <w:hyperlink w:history="1" r:id="rIdyq-jclftsigszlxcazhwt">
+      <w:hyperlink w:history="1" r:id="rIdhbmxigxnmoypkedxlmxt8">
         <w:r>
           <w:rPr>
             <w:rFonts w:ascii="Arial" w:cs="Arial" w:eastAsia="Arial" w:hAnsi="Arial"/>
@@ -38545,7 +38545,7 @@
         </w:rPr>
         <w:t xml:space="preserve"> (</w:t>
       </w:r>
-      <w:hyperlink w:history="1" r:id="rIdonj5_r_ovfts45iq2cnf9">
+      <w:hyperlink w:history="1" r:id="rId1oofsp9ez6e0icigognd6">
         <w:r>
           <w:rPr>
             <w:rFonts w:ascii="Arial" w:cs="Arial" w:eastAsia="Arial" w:hAnsi="Arial"/>

--- a/data/outputs/v2/Biology/SS2.3_Plant_Gaseous_Exchange_and_Respiration/Biology_Plant_Gaseous_Exchange_and_Respiration_CBE_LessonSequence.docx
+++ b/data/outputs/v2/Biology/SS2.3_Plant_Gaseous_Exchange_and_Respiration/Biology_Plant_Gaseous_Exchange_and_Respiration_CBE_LessonSequence.docx
@@ -2695,7 +2695,7 @@
         </w:rPr>
         <w:t xml:space="preserve">© 2026 SeaVuria and ARES. This work is licensed under a </w:t>
       </w:r>
-      <w:hyperlink w:history="1" r:id="rIdqgz8qfka--tzaz5aeynne">
+      <w:hyperlink w:history="1" r:id="rIdxuloic8tuxvixrgw-uxwp">
         <w:r>
           <w:rPr>
             <w:rFonts w:ascii="Arial" w:cs="Arial" w:eastAsia="Arial" w:hAnsi="Arial"/>
@@ -2715,7 +2715,7 @@
         </w:rPr>
         <w:t xml:space="preserve"> (</w:t>
       </w:r>
-      <w:hyperlink w:history="1" r:id="rIdaqcwwxyfgazrlfz5fuu5c">
+      <w:hyperlink w:history="1" r:id="rIdkp-sitkd83iz0vqjrsmqn">
         <w:r>
           <w:rPr>
             <w:rFonts w:ascii="Arial" w:cs="Arial" w:eastAsia="Arial" w:hAnsi="Arial"/>
@@ -2735,7 +2735,7 @@
         </w:rPr>
         <w:t xml:space="preserve">). To view a copy of this license, visit </w:t>
       </w:r>
-      <w:hyperlink w:history="1" r:id="rIdljacf1favq3d2lgl21gfo">
+      <w:hyperlink w:history="1" r:id="rIdha-mphj8n2qowhdhb6zzs">
         <w:r>
           <w:rPr>
             <w:rFonts w:ascii="Arial" w:cs="Arial" w:eastAsia="Arial" w:hAnsi="Arial"/>
@@ -3747,7 +3747,7 @@
             <w:pPr>
               <w:spacing w:after="20" w:before="0"/>
             </w:pPr>
-            <w:hyperlink w:history="1" r:id="rIdf0dw6ncxgfxb23iry-5jz">
+            <w:hyperlink w:history="1" r:id="rIdbxh3mne-l16onyygm3rsf">
               <w:r>
                 <w:rPr>
                   <w:rFonts w:ascii="Arial" w:cs="Arial" w:eastAsia="Arial" w:hAnsi="Arial"/>
@@ -3796,7 +3796,7 @@
               <w:spacing w:after="10" w:before="0"/>
               <w:ind w:left="120"/>
             </w:pPr>
-            <w:hyperlink w:history="1" r:id="rIdz-vwik3eu-rpwrrjt_pd4">
+            <w:hyperlink w:history="1" r:id="rIdmnlkbesjj7zslm1no7vtz">
               <w:r>
                 <w:rPr>
                   <w:rFonts w:ascii="Arial" w:cs="Arial" w:eastAsia="Arial" w:hAnsi="Arial"/>
@@ -3858,7 +3858,7 @@
               <w:spacing w:after="10" w:before="0"/>
               <w:ind w:left="120"/>
             </w:pPr>
-            <w:hyperlink w:history="1" r:id="rIdsrfm1pyvlajjjub0wbbkj">
+            <w:hyperlink w:history="1" r:id="rId3z52xfvp1cbv9eektbduo">
               <w:r>
                 <w:rPr>
                   <w:rFonts w:ascii="Arial" w:cs="Arial" w:eastAsia="Arial" w:hAnsi="Arial"/>
@@ -4068,7 +4068,7 @@
             <w:pPr>
               <w:spacing w:after="20" w:before="0"/>
             </w:pPr>
-            <w:hyperlink w:history="1" r:id="rId_zcb2-mx4vaqfclqxt2ax">
+            <w:hyperlink w:history="1" r:id="rIdf2v-y65x_a5bstzbbxkca">
               <w:r>
                 <w:rPr>
                   <w:rFonts w:ascii="Arial" w:cs="Arial" w:eastAsia="Arial" w:hAnsi="Arial"/>
@@ -4117,7 +4117,7 @@
               <w:spacing w:after="10" w:before="0"/>
               <w:ind w:left="120"/>
             </w:pPr>
-            <w:hyperlink w:history="1" r:id="rIdugt_l-aykogkqyal7obe_">
+            <w:hyperlink w:history="1" r:id="rId6kooqijt1pvnanb1f0okk">
               <w:r>
                 <w:rPr>
                   <w:rFonts w:ascii="Arial" w:cs="Arial" w:eastAsia="Arial" w:hAnsi="Arial"/>
@@ -4179,7 +4179,7 @@
               <w:spacing w:after="10" w:before="0"/>
               <w:ind w:left="120"/>
             </w:pPr>
-            <w:hyperlink w:history="1" r:id="rId1-5g-gui2i61mgij8wfqr">
+            <w:hyperlink w:history="1" r:id="rIdb6q-oefqe-bd1ienjldia">
               <w:r>
                 <w:rPr>
                   <w:rFonts w:ascii="Arial" w:cs="Arial" w:eastAsia="Arial" w:hAnsi="Arial"/>
@@ -4389,7 +4389,7 @@
             <w:pPr>
               <w:spacing w:after="20" w:before="0"/>
             </w:pPr>
-            <w:hyperlink w:history="1" r:id="rIdmfjql62hlhuly_hsaifle">
+            <w:hyperlink w:history="1" r:id="rIdb4cfovn_lopbn3b04a9nx">
               <w:r>
                 <w:rPr>
                   <w:rFonts w:ascii="Arial" w:cs="Arial" w:eastAsia="Arial" w:hAnsi="Arial"/>
@@ -4438,7 +4438,7 @@
               <w:spacing w:after="10" w:before="0"/>
               <w:ind w:left="120"/>
             </w:pPr>
-            <w:hyperlink w:history="1" r:id="rIdjeryjaanteq3fgblmvia0">
+            <w:hyperlink w:history="1" r:id="rIdo9wdlaosmcefosmhyj09l">
               <w:r>
                 <w:rPr>
                   <w:rFonts w:ascii="Arial" w:cs="Arial" w:eastAsia="Arial" w:hAnsi="Arial"/>
@@ -4500,7 +4500,7 @@
               <w:spacing w:after="10" w:before="0"/>
               <w:ind w:left="120"/>
             </w:pPr>
-            <w:hyperlink w:history="1" r:id="rIdy5-sbhy8_q7kjcx1wzmfq">
+            <w:hyperlink w:history="1" r:id="rIdinfbnb7zom0frbs_gwlrc">
               <w:r>
                 <w:rPr>
                   <w:rFonts w:ascii="Arial" w:cs="Arial" w:eastAsia="Arial" w:hAnsi="Arial"/>
@@ -4710,7 +4710,7 @@
             <w:pPr>
               <w:spacing w:after="20" w:before="0"/>
             </w:pPr>
-            <w:hyperlink w:history="1" r:id="rIdcqu9c2tzthfl1pay8l4uf">
+            <w:hyperlink w:history="1" r:id="rIdv1co3kemsrse50dcg1urg">
               <w:r>
                 <w:rPr>
                   <w:rFonts w:ascii="Arial" w:cs="Arial" w:eastAsia="Arial" w:hAnsi="Arial"/>
@@ -4759,7 +4759,7 @@
               <w:spacing w:after="10" w:before="0"/>
               <w:ind w:left="120"/>
             </w:pPr>
-            <w:hyperlink w:history="1" r:id="rIdvvfgihsyqcbzwda7a7hhb">
+            <w:hyperlink w:history="1" r:id="rIdjovv4wp3t56qtlrm5nog1">
               <w:r>
                 <w:rPr>
                   <w:rFonts w:ascii="Arial" w:cs="Arial" w:eastAsia="Arial" w:hAnsi="Arial"/>
@@ -4821,7 +4821,7 @@
               <w:spacing w:after="10" w:before="0"/>
               <w:ind w:left="120"/>
             </w:pPr>
-            <w:hyperlink w:history="1" r:id="rIdjedtn62j8yo1ef160qt1l">
+            <w:hyperlink w:history="1" r:id="rIded-2ucd9q2ano1cjzcz3c">
               <w:r>
                 <w:rPr>
                   <w:rFonts w:ascii="Arial" w:cs="Arial" w:eastAsia="Arial" w:hAnsi="Arial"/>
@@ -5031,7 +5031,7 @@
             <w:pPr>
               <w:spacing w:after="20" w:before="0"/>
             </w:pPr>
-            <w:hyperlink w:history="1" r:id="rIdlotucexa-tiimdcndjyeq">
+            <w:hyperlink w:history="1" r:id="rIdjsov7k-bk2bhy46kcjnsr">
               <w:r>
                 <w:rPr>
                   <w:rFonts w:ascii="Arial" w:cs="Arial" w:eastAsia="Arial" w:hAnsi="Arial"/>
@@ -5080,7 +5080,7 @@
               <w:spacing w:after="10" w:before="0"/>
               <w:ind w:left="120"/>
             </w:pPr>
-            <w:hyperlink w:history="1" r:id="rIdwnb3b-6xbrqkrpdnxasjy">
+            <w:hyperlink w:history="1" r:id="rId_ceb5vg827giiwjzxqetu">
               <w:r>
                 <w:rPr>
                   <w:rFonts w:ascii="Arial" w:cs="Arial" w:eastAsia="Arial" w:hAnsi="Arial"/>
@@ -5142,7 +5142,7 @@
               <w:spacing w:after="10" w:before="0"/>
               <w:ind w:left="120"/>
             </w:pPr>
-            <w:hyperlink w:history="1" r:id="rId_kela8fj5iwn3vg_lfeln">
+            <w:hyperlink w:history="1" r:id="rIdtwarcarx3xrwynnt-w3b-">
               <w:r>
                 <w:rPr>
                   <w:rFonts w:ascii="Arial" w:cs="Arial" w:eastAsia="Arial" w:hAnsi="Arial"/>
@@ -5669,7 +5669,7 @@
         </w:rPr>
         <w:t xml:space="preserve">© 2026 SeaVuria and ARES. Aligned with KICD objectives. Developed by SeaVuria; technical implementation by ARES (with AI assistance from Claude). Licensed under </w:t>
       </w:r>
-      <w:hyperlink w:history="1" r:id="rId9vykdorrfhm3c56ydtiqj">
+      <w:hyperlink w:history="1" r:id="rIdhfa5mitzu3obm_px06otr">
         <w:r>
           <w:rPr>
             <w:rFonts w:ascii="Arial" w:cs="Arial" w:eastAsia="Arial" w:hAnsi="Arial"/>
@@ -5690,7 +5690,7 @@
         </w:rPr>
         <w:t xml:space="preserve"> (</w:t>
       </w:r>
-      <w:hyperlink w:history="1" r:id="rIdwongishe5etvubjd2nd6l">
+      <w:hyperlink w:history="1" r:id="rIdvgnff3guv2ddtz9slk8ph">
         <w:r>
           <w:rPr>
             <w:rFonts w:ascii="Arial" w:cs="Arial" w:eastAsia="Arial" w:hAnsi="Arial"/>
@@ -6703,7 +6703,7 @@
             <w:pPr>
               <w:spacing w:after="20" w:before="0"/>
             </w:pPr>
-            <w:hyperlink w:history="1" r:id="rIdmo_fiqy_3qhye3q48vxqh">
+            <w:hyperlink w:history="1" r:id="rIdcdsgs4wysgfo-_a-qhben">
               <w:r>
                 <w:rPr>
                   <w:rFonts w:ascii="Arial" w:cs="Arial" w:eastAsia="Arial" w:hAnsi="Arial"/>
@@ -6736,7 +6736,7 @@
               <w:spacing w:after="10" w:before="0"/>
               <w:ind w:left="120"/>
             </w:pPr>
-            <w:hyperlink w:history="1" r:id="rIdw2v83btb3lscuk1pedqlj">
+            <w:hyperlink w:history="1" r:id="rIdp-igxqmir3lkujyvp-xhv">
               <w:r>
                 <w:rPr>
                   <w:rFonts w:ascii="Arial" w:cs="Arial" w:eastAsia="Arial" w:hAnsi="Arial"/>
@@ -6798,7 +6798,7 @@
               <w:spacing w:after="10" w:before="0"/>
               <w:ind w:left="120"/>
             </w:pPr>
-            <w:hyperlink w:history="1" r:id="rIdn6cin5nevasnxz-ialzcz">
+            <w:hyperlink w:history="1" r:id="rIdpz9ti1id9yxhldaqiudom">
               <w:r>
                 <w:rPr>
                   <w:rFonts w:ascii="Arial" w:cs="Arial" w:eastAsia="Arial" w:hAnsi="Arial"/>
@@ -7008,7 +7008,7 @@
             <w:pPr>
               <w:spacing w:after="20" w:before="0"/>
             </w:pPr>
-            <w:hyperlink w:history="1" r:id="rIdwzo7_3lt53lj-8a_mjxoj">
+            <w:hyperlink w:history="1" r:id="rIdfnmx1_t7rmajq8_kfqlhx">
               <w:r>
                 <w:rPr>
                   <w:rFonts w:ascii="Arial" w:cs="Arial" w:eastAsia="Arial" w:hAnsi="Arial"/>
@@ -7041,7 +7041,7 @@
               <w:spacing w:after="10" w:before="0"/>
               <w:ind w:left="120"/>
             </w:pPr>
-            <w:hyperlink w:history="1" r:id="rIdjjqh1nfkgta3tazk23yqy">
+            <w:hyperlink w:history="1" r:id="rIdxh4aise59id6gpd-sfcu3">
               <w:r>
                 <w:rPr>
                   <w:rFonts w:ascii="Arial" w:cs="Arial" w:eastAsia="Arial" w:hAnsi="Arial"/>
@@ -7103,7 +7103,7 @@
               <w:spacing w:after="10" w:before="0"/>
               <w:ind w:left="120"/>
             </w:pPr>
-            <w:hyperlink w:history="1" r:id="rIdvonbdozmspjojxil14eqr">
+            <w:hyperlink w:history="1" r:id="rIdalc1n1wdgymgrmbuye092">
               <w:r>
                 <w:rPr>
                   <w:rFonts w:ascii="Arial" w:cs="Arial" w:eastAsia="Arial" w:hAnsi="Arial"/>
@@ -7313,7 +7313,7 @@
             <w:pPr>
               <w:spacing w:after="20" w:before="0"/>
             </w:pPr>
-            <w:hyperlink w:history="1" r:id="rIdntrjd394zd4mkfadrtkuf">
+            <w:hyperlink w:history="1" r:id="rId-lazlt9dvvyji7gv9iqmi">
               <w:r>
                 <w:rPr>
                   <w:rFonts w:ascii="Arial" w:cs="Arial" w:eastAsia="Arial" w:hAnsi="Arial"/>
@@ -7346,7 +7346,7 @@
               <w:spacing w:after="10" w:before="0"/>
               <w:ind w:left="120"/>
             </w:pPr>
-            <w:hyperlink w:history="1" r:id="rIdiadz5rrwovz7u1wgigbmr">
+            <w:hyperlink w:history="1" r:id="rId1ft5z3o5kg4remokd-mbr">
               <w:r>
                 <w:rPr>
                   <w:rFonts w:ascii="Arial" w:cs="Arial" w:eastAsia="Arial" w:hAnsi="Arial"/>
@@ -7408,7 +7408,7 @@
               <w:spacing w:after="10" w:before="0"/>
               <w:ind w:left="120"/>
             </w:pPr>
-            <w:hyperlink w:history="1" r:id="rIdhdodhubldcru0uyrl-hvs">
+            <w:hyperlink w:history="1" r:id="rIdh_fd6tsmoj-ssiprd7j13">
               <w:r>
                 <w:rPr>
                   <w:rFonts w:ascii="Arial" w:cs="Arial" w:eastAsia="Arial" w:hAnsi="Arial"/>
@@ -7618,7 +7618,7 @@
             <w:pPr>
               <w:spacing w:after="20" w:before="0"/>
             </w:pPr>
-            <w:hyperlink w:history="1" r:id="rIdmpo64cbgygeycskq_tvfj">
+            <w:hyperlink w:history="1" r:id="rIddfgte115z3fgg4ebnnh4r">
               <w:r>
                 <w:rPr>
                   <w:rFonts w:ascii="Arial" w:cs="Arial" w:eastAsia="Arial" w:hAnsi="Arial"/>
@@ -7651,7 +7651,7 @@
               <w:spacing w:after="10" w:before="0"/>
               <w:ind w:left="120"/>
             </w:pPr>
-            <w:hyperlink w:history="1" r:id="rId6aykpshqgb3lr4kn4vggw">
+            <w:hyperlink w:history="1" r:id="rIdgz-w6v1f7icqurf0ejzy0">
               <w:r>
                 <w:rPr>
                   <w:rFonts w:ascii="Arial" w:cs="Arial" w:eastAsia="Arial" w:hAnsi="Arial"/>
@@ -7713,7 +7713,7 @@
               <w:spacing w:after="10" w:before="0"/>
               <w:ind w:left="120"/>
             </w:pPr>
-            <w:hyperlink w:history="1" r:id="rIdar21nmu-wshjzs_obuiaw">
+            <w:hyperlink w:history="1" r:id="rIdqou2xyh_pekvw3zj9bpex">
               <w:r>
                 <w:rPr>
                   <w:rFonts w:ascii="Arial" w:cs="Arial" w:eastAsia="Arial" w:hAnsi="Arial"/>
@@ -7923,7 +7923,7 @@
             <w:pPr>
               <w:spacing w:after="20" w:before="0"/>
             </w:pPr>
-            <w:hyperlink w:history="1" r:id="rIdomfefqycqeihge31go1mu">
+            <w:hyperlink w:history="1" r:id="rIdohvl-cvwrbec__e63r3gd">
               <w:r>
                 <w:rPr>
                   <w:rFonts w:ascii="Arial" w:cs="Arial" w:eastAsia="Arial" w:hAnsi="Arial"/>
@@ -7956,7 +7956,7 @@
               <w:spacing w:after="10" w:before="0"/>
               <w:ind w:left="120"/>
             </w:pPr>
-            <w:hyperlink w:history="1" r:id="rId-8pc2dnutgoynzgx7dohb">
+            <w:hyperlink w:history="1" r:id="rIdoh7zinqw-bxlpvtd3axve">
               <w:r>
                 <w:rPr>
                   <w:rFonts w:ascii="Arial" w:cs="Arial" w:eastAsia="Arial" w:hAnsi="Arial"/>
@@ -8018,7 +8018,7 @@
               <w:spacing w:after="10" w:before="0"/>
               <w:ind w:left="120"/>
             </w:pPr>
-            <w:hyperlink w:history="1" r:id="rIdr96ywt8t14oum2ewcb7fl">
+            <w:hyperlink w:history="1" r:id="rId3h2qxlyjjlprvelsv60r_">
               <w:r>
                 <w:rPr>
                   <w:rFonts w:ascii="Arial" w:cs="Arial" w:eastAsia="Arial" w:hAnsi="Arial"/>
@@ -8545,7 +8545,7 @@
         </w:rPr>
         <w:t xml:space="preserve">© 2026 SeaVuria and ARES. Aligned with KICD objectives. Developed by SeaVuria; technical implementation by ARES (with AI assistance from Claude). Licensed under </w:t>
       </w:r>
-      <w:hyperlink w:history="1" r:id="rIdpdk3ysrxmd_al90kdhbnu">
+      <w:hyperlink w:history="1" r:id="rIdw1eq9xccwfp5hyod7spxt">
         <w:r>
           <w:rPr>
             <w:rFonts w:ascii="Arial" w:cs="Arial" w:eastAsia="Arial" w:hAnsi="Arial"/>
@@ -8566,7 +8566,7 @@
         </w:rPr>
         <w:t xml:space="preserve"> (</w:t>
       </w:r>
-      <w:hyperlink w:history="1" r:id="rIddybj55fcv-iogbl3j3llf">
+      <w:hyperlink w:history="1" r:id="rIdqgoiqu7kjhkklfbumn04j">
         <w:r>
           <w:rPr>
             <w:rFonts w:ascii="Arial" w:cs="Arial" w:eastAsia="Arial" w:hAnsi="Arial"/>
@@ -9579,7 +9579,7 @@
             <w:pPr>
               <w:spacing w:after="20" w:before="0"/>
             </w:pPr>
-            <w:hyperlink w:history="1" r:id="rIdzzbbk9wvfqsaqbomjvpce">
+            <w:hyperlink w:history="1" r:id="rId1_n2hd-puvhfynr4asvvo">
               <w:r>
                 <w:rPr>
                   <w:rFonts w:ascii="Arial" w:cs="Arial" w:eastAsia="Arial" w:hAnsi="Arial"/>
@@ -9612,7 +9612,7 @@
               <w:spacing w:after="10" w:before="0"/>
               <w:ind w:left="120"/>
             </w:pPr>
-            <w:hyperlink w:history="1" r:id="rIdv7qwyktajkf7ngwibxuo5">
+            <w:hyperlink w:history="1" r:id="rIdu7xguhdvan8bywwxhp__t">
               <w:r>
                 <w:rPr>
                   <w:rFonts w:ascii="Arial" w:cs="Arial" w:eastAsia="Arial" w:hAnsi="Arial"/>
@@ -9674,7 +9674,7 @@
               <w:spacing w:after="10" w:before="0"/>
               <w:ind w:left="120"/>
             </w:pPr>
-            <w:hyperlink w:history="1" r:id="rId4xvqd5dfwfnoa2olt89vt">
+            <w:hyperlink w:history="1" r:id="rId4oxb3tnzshqvdekgugkm7">
               <w:r>
                 <w:rPr>
                   <w:rFonts w:ascii="Arial" w:cs="Arial" w:eastAsia="Arial" w:hAnsi="Arial"/>
@@ -9884,7 +9884,7 @@
             <w:pPr>
               <w:spacing w:after="20" w:before="0"/>
             </w:pPr>
-            <w:hyperlink w:history="1" r:id="rIdd6-3lehoegdjt7uvzsp_t">
+            <w:hyperlink w:history="1" r:id="rIdmezccy_isipdqbd3gfuzw">
               <w:r>
                 <w:rPr>
                   <w:rFonts w:ascii="Arial" w:cs="Arial" w:eastAsia="Arial" w:hAnsi="Arial"/>
@@ -9917,7 +9917,7 @@
               <w:spacing w:after="10" w:before="0"/>
               <w:ind w:left="120"/>
             </w:pPr>
-            <w:hyperlink w:history="1" r:id="rIdggfbs4dltebsix-0bf5pz">
+            <w:hyperlink w:history="1" r:id="rIdtfbp5uuhpf9zdgnd10jrs">
               <w:r>
                 <w:rPr>
                   <w:rFonts w:ascii="Arial" w:cs="Arial" w:eastAsia="Arial" w:hAnsi="Arial"/>
@@ -9979,7 +9979,7 @@
               <w:spacing w:after="10" w:before="0"/>
               <w:ind w:left="120"/>
             </w:pPr>
-            <w:hyperlink w:history="1" r:id="rIdfmcpdkenapeqdbzyho_qs">
+            <w:hyperlink w:history="1" r:id="rId9sqgr0u-r0gf4wabubel9">
               <w:r>
                 <w:rPr>
                   <w:rFonts w:ascii="Arial" w:cs="Arial" w:eastAsia="Arial" w:hAnsi="Arial"/>
@@ -10189,7 +10189,7 @@
             <w:pPr>
               <w:spacing w:after="20" w:before="0"/>
             </w:pPr>
-            <w:hyperlink w:history="1" r:id="rId1xk1hqn5fnhnhj7s4-ldw">
+            <w:hyperlink w:history="1" r:id="rIdkupfqklj6wahs6mfipgut">
               <w:r>
                 <w:rPr>
                   <w:rFonts w:ascii="Arial" w:cs="Arial" w:eastAsia="Arial" w:hAnsi="Arial"/>
@@ -10238,7 +10238,7 @@
               <w:spacing w:after="10" w:before="0"/>
               <w:ind w:left="120"/>
             </w:pPr>
-            <w:hyperlink w:history="1" r:id="rIdur_u2y1btn1i5wh7w8pli">
+            <w:hyperlink w:history="1" r:id="rIdebqsth6cdkobzl5amsgfu">
               <w:r>
                 <w:rPr>
                   <w:rFonts w:ascii="Arial" w:cs="Arial" w:eastAsia="Arial" w:hAnsi="Arial"/>
@@ -10300,7 +10300,7 @@
               <w:spacing w:after="10" w:before="0"/>
               <w:ind w:left="120"/>
             </w:pPr>
-            <w:hyperlink w:history="1" r:id="rIdmql4kjuvq3hzs_syinp40">
+            <w:hyperlink w:history="1" r:id="rIdzogri8ehjbktxs8ylphk1">
               <w:r>
                 <w:rPr>
                   <w:rFonts w:ascii="Arial" w:cs="Arial" w:eastAsia="Arial" w:hAnsi="Arial"/>
@@ -10510,7 +10510,7 @@
             <w:pPr>
               <w:spacing w:after="20" w:before="0"/>
             </w:pPr>
-            <w:hyperlink w:history="1" r:id="rIdr_nur-utapab5kbktj01q">
+            <w:hyperlink w:history="1" r:id="rIdewktlxldiv0swuvvlhhlf">
               <w:r>
                 <w:rPr>
                   <w:rFonts w:ascii="Arial" w:cs="Arial" w:eastAsia="Arial" w:hAnsi="Arial"/>
@@ -10559,7 +10559,7 @@
               <w:spacing w:after="10" w:before="0"/>
               <w:ind w:left="120"/>
             </w:pPr>
-            <w:hyperlink w:history="1" r:id="rIdl_nieiux9mcvqypp3wanc">
+            <w:hyperlink w:history="1" r:id="rIddhbwo-sxcpvhqxyiimwr2">
               <w:r>
                 <w:rPr>
                   <w:rFonts w:ascii="Arial" w:cs="Arial" w:eastAsia="Arial" w:hAnsi="Arial"/>
@@ -10621,7 +10621,7 @@
               <w:spacing w:after="10" w:before="0"/>
               <w:ind w:left="120"/>
             </w:pPr>
-            <w:hyperlink w:history="1" r:id="rId0o2q9twp-arc2x5zhpxei">
+            <w:hyperlink w:history="1" r:id="rId0mt2nuzngw7brneoujkke">
               <w:r>
                 <w:rPr>
                   <w:rFonts w:ascii="Arial" w:cs="Arial" w:eastAsia="Arial" w:hAnsi="Arial"/>
@@ -10831,7 +10831,7 @@
             <w:pPr>
               <w:spacing w:after="20" w:before="0"/>
             </w:pPr>
-            <w:hyperlink w:history="1" r:id="rId-dog57b-xjm0k3uvrzdqk">
+            <w:hyperlink w:history="1" r:id="rIdvqssw_jyvpjvofuigsdv4">
               <w:r>
                 <w:rPr>
                   <w:rFonts w:ascii="Arial" w:cs="Arial" w:eastAsia="Arial" w:hAnsi="Arial"/>
@@ -10864,7 +10864,7 @@
               <w:spacing w:after="10" w:before="0"/>
               <w:ind w:left="120"/>
             </w:pPr>
-            <w:hyperlink w:history="1" r:id="rIdoejfreablrkdctso7k7hy">
+            <w:hyperlink w:history="1" r:id="rId52pioifozwhrms-h9yrhw">
               <w:r>
                 <w:rPr>
                   <w:rFonts w:ascii="Arial" w:cs="Arial" w:eastAsia="Arial" w:hAnsi="Arial"/>
@@ -10926,7 +10926,7 @@
               <w:spacing w:after="10" w:before="0"/>
               <w:ind w:left="120"/>
             </w:pPr>
-            <w:hyperlink w:history="1" r:id="rIdcllprwznmsnrvotoee3w5">
+            <w:hyperlink w:history="1" r:id="rId5xrckcxjafmtegyf7oyid">
               <w:r>
                 <w:rPr>
                   <w:rFonts w:ascii="Arial" w:cs="Arial" w:eastAsia="Arial" w:hAnsi="Arial"/>
@@ -11453,7 +11453,7 @@
         </w:rPr>
         <w:t xml:space="preserve">© 2026 SeaVuria and ARES. Aligned with KICD objectives. Developed by SeaVuria; technical implementation by ARES (with AI assistance from Claude). Licensed under </w:t>
       </w:r>
-      <w:hyperlink w:history="1" r:id="rIduifkqpfirtlbr2kprcxu2">
+      <w:hyperlink w:history="1" r:id="rIdsv749wl47y3sqhbsetsau">
         <w:r>
           <w:rPr>
             <w:rFonts w:ascii="Arial" w:cs="Arial" w:eastAsia="Arial" w:hAnsi="Arial"/>
@@ -11474,7 +11474,7 @@
         </w:rPr>
         <w:t xml:space="preserve"> (</w:t>
       </w:r>
-      <w:hyperlink w:history="1" r:id="rIdwj-_ri74hynum5j3pq3dz">
+      <w:hyperlink w:history="1" r:id="rIdfeyu129gvkgcrmbji92yh">
         <w:r>
           <w:rPr>
             <w:rFonts w:ascii="Arial" w:cs="Arial" w:eastAsia="Arial" w:hAnsi="Arial"/>
@@ -12487,7 +12487,7 @@
             <w:pPr>
               <w:spacing w:after="20" w:before="0"/>
             </w:pPr>
-            <w:hyperlink w:history="1" r:id="rIdbv-pxs62ventexcl19qcs">
+            <w:hyperlink w:history="1" r:id="rIdplt_o4uercmsabkbipmbc">
               <w:r>
                 <w:rPr>
                   <w:rFonts w:ascii="Arial" w:cs="Arial" w:eastAsia="Arial" w:hAnsi="Arial"/>
@@ -12520,7 +12520,7 @@
               <w:spacing w:after="10" w:before="0"/>
               <w:ind w:left="120"/>
             </w:pPr>
-            <w:hyperlink w:history="1" r:id="rId0rlkfxkyd46s_w5fn5igu">
+            <w:hyperlink w:history="1" r:id="rIdrznx1rh9zfwclbmvks775">
               <w:r>
                 <w:rPr>
                   <w:rFonts w:ascii="Arial" w:cs="Arial" w:eastAsia="Arial" w:hAnsi="Arial"/>
@@ -12565,7 +12565,7 @@
             <w:pPr>
               <w:spacing w:after="20" w:before="0"/>
             </w:pPr>
-            <w:hyperlink w:history="1" r:id="rIdg70zay0_knp5c2aiebbtx">
+            <w:hyperlink w:history="1" r:id="rIdwq9qked0ifgsinbjpuzb3">
               <w:r>
                 <w:rPr>
                   <w:rFonts w:ascii="Arial" w:cs="Arial" w:eastAsia="Arial" w:hAnsi="Arial"/>
@@ -12598,7 +12598,7 @@
               <w:spacing w:after="10" w:before="0"/>
               <w:ind w:left="120"/>
             </w:pPr>
-            <w:hyperlink w:history="1" r:id="rIdltomvl4qxql7ymzw8ttcj">
+            <w:hyperlink w:history="1" r:id="rIdfqw5nf2oxeri1oit9bd0b">
               <w:r>
                 <w:rPr>
                   <w:rFonts w:ascii="Arial" w:cs="Arial" w:eastAsia="Arial" w:hAnsi="Arial"/>
@@ -12793,7 +12793,7 @@
             <w:pPr>
               <w:spacing w:after="20" w:before="0"/>
             </w:pPr>
-            <w:hyperlink w:history="1" r:id="rIds_w_ho3ffn2h8nejd6i2i">
+            <w:hyperlink w:history="1" r:id="rIdegd23fu_eajlywa3kqxcd">
               <w:r>
                 <w:rPr>
                   <w:rFonts w:ascii="Arial" w:cs="Arial" w:eastAsia="Arial" w:hAnsi="Arial"/>
@@ -12826,7 +12826,7 @@
               <w:spacing w:after="10" w:before="0"/>
               <w:ind w:left="120"/>
             </w:pPr>
-            <w:hyperlink w:history="1" r:id="rIdkkvcl5gi7uvmbqq0ouggp">
+            <w:hyperlink w:history="1" r:id="rId6i4rjf4pwmdg-q7avxddj">
               <w:r>
                 <w:rPr>
                   <w:rFonts w:ascii="Arial" w:cs="Arial" w:eastAsia="Arial" w:hAnsi="Arial"/>
@@ -12871,7 +12871,7 @@
             <w:pPr>
               <w:spacing w:after="20" w:before="0"/>
             </w:pPr>
-            <w:hyperlink w:history="1" r:id="rIdip_c9xhy6obf8gy9mxcwe">
+            <w:hyperlink w:history="1" r:id="rId93jqo77tdr4dbfykjbnts">
               <w:r>
                 <w:rPr>
                   <w:rFonts w:ascii="Arial" w:cs="Arial" w:eastAsia="Arial" w:hAnsi="Arial"/>
@@ -12904,7 +12904,7 @@
               <w:spacing w:after="10" w:before="0"/>
               <w:ind w:left="120"/>
             </w:pPr>
-            <w:hyperlink w:history="1" r:id="rIddljclq6yw4v0qycaeaxtp">
+            <w:hyperlink w:history="1" r:id="rIdbsesv9gc1_0npdb6abzzj">
               <w:r>
                 <w:rPr>
                   <w:rFonts w:ascii="Arial" w:cs="Arial" w:eastAsia="Arial" w:hAnsi="Arial"/>
@@ -13234,7 +13234,7 @@
             <w:pPr>
               <w:spacing w:after="20" w:before="0"/>
             </w:pPr>
-            <w:hyperlink w:history="1" r:id="rIdbenfy8gwtkan2wyk7tqky">
+            <w:hyperlink w:history="1" r:id="rId9hrhdm45vcqwdqqynjeo0">
               <w:r>
                 <w:rPr>
                   <w:rFonts w:ascii="Arial" w:cs="Arial" w:eastAsia="Arial" w:hAnsi="Arial"/>
@@ -13283,7 +13283,7 @@
               <w:spacing w:after="10" w:before="0"/>
               <w:ind w:left="120"/>
             </w:pPr>
-            <w:hyperlink w:history="1" r:id="rIdty31zmsauoezy7ozzjuis">
+            <w:hyperlink w:history="1" r:id="rId8dgahcwiwpg293q9yhqsm">
               <w:r>
                 <w:rPr>
                   <w:rFonts w:ascii="Arial" w:cs="Arial" w:eastAsia="Arial" w:hAnsi="Arial"/>
@@ -13328,7 +13328,7 @@
             <w:pPr>
               <w:spacing w:after="20" w:before="0"/>
             </w:pPr>
-            <w:hyperlink w:history="1" r:id="rId9idbffsq_cmelzbagbj8s">
+            <w:hyperlink w:history="1" r:id="rIdple7afmje9miup1djv7gy">
               <w:r>
                 <w:rPr>
                   <w:rFonts w:ascii="Arial" w:cs="Arial" w:eastAsia="Arial" w:hAnsi="Arial"/>
@@ -13361,7 +13361,7 @@
               <w:spacing w:after="10" w:before="0"/>
               <w:ind w:left="120"/>
             </w:pPr>
-            <w:hyperlink w:history="1" r:id="rIdms6n5eyiww_bqgp140kby">
+            <w:hyperlink w:history="1" r:id="rIdyls47g-gfpvtxz8lcfqtg">
               <w:r>
                 <w:rPr>
                   <w:rFonts w:ascii="Arial" w:cs="Arial" w:eastAsia="Arial" w:hAnsi="Arial"/>
@@ -13708,7 +13708,7 @@
             <w:pPr>
               <w:spacing w:after="20" w:before="0"/>
             </w:pPr>
-            <w:hyperlink w:history="1" r:id="rId2g-dr1quefizb6nbbc51h">
+            <w:hyperlink w:history="1" r:id="rIdyvce6glqev2n1e59xuimx">
               <w:r>
                 <w:rPr>
                   <w:rFonts w:ascii="Arial" w:cs="Arial" w:eastAsia="Arial" w:hAnsi="Arial"/>
@@ -13741,7 +13741,7 @@
               <w:spacing w:after="10" w:before="0"/>
               <w:ind w:left="120"/>
             </w:pPr>
-            <w:hyperlink w:history="1" r:id="rIdtdldxev2yhh6dfef8nq0z">
+            <w:hyperlink w:history="1" r:id="rId6ezt5yztxc7sddqqlx3qp">
               <w:r>
                 <w:rPr>
                   <w:rFonts w:ascii="Arial" w:cs="Arial" w:eastAsia="Arial" w:hAnsi="Arial"/>
@@ -13786,7 +13786,7 @@
             <w:pPr>
               <w:spacing w:after="20" w:before="0"/>
             </w:pPr>
-            <w:hyperlink w:history="1" r:id="rIdnblb509di76oo4ewyiwsh">
+            <w:hyperlink w:history="1" r:id="rIdq2ma_hvu_7h1zaicleoef">
               <w:r>
                 <w:rPr>
                   <w:rFonts w:ascii="Arial" w:cs="Arial" w:eastAsia="Arial" w:hAnsi="Arial"/>
@@ -13819,7 +13819,7 @@
               <w:spacing w:after="10" w:before="0"/>
               <w:ind w:left="120"/>
             </w:pPr>
-            <w:hyperlink w:history="1" r:id="rId8q-itu2dstur6qwfwamhl">
+            <w:hyperlink w:history="1" r:id="rId5b3cxqqk_valb3wpa8v3j">
               <w:r>
                 <w:rPr>
                   <w:rFonts w:ascii="Arial" w:cs="Arial" w:eastAsia="Arial" w:hAnsi="Arial"/>
@@ -14014,7 +14014,7 @@
             <w:pPr>
               <w:spacing w:after="20" w:before="0"/>
             </w:pPr>
-            <w:hyperlink w:history="1" r:id="rId2uxhvcaeslx-gyxi0l-q_">
+            <w:hyperlink w:history="1" r:id="rIdgkfpgvip2j_avdv7udb5d">
               <w:r>
                 <w:rPr>
                   <w:rFonts w:ascii="Arial" w:cs="Arial" w:eastAsia="Arial" w:hAnsi="Arial"/>
@@ -14047,7 +14047,7 @@
               <w:spacing w:after="10" w:before="0"/>
               <w:ind w:left="120"/>
             </w:pPr>
-            <w:hyperlink w:history="1" r:id="rIdmohehraxobdi3un4hczkz">
+            <w:hyperlink w:history="1" r:id="rIdu9wrzqlupruyjxcs2c_f_">
               <w:r>
                 <w:rPr>
                   <w:rFonts w:ascii="Arial" w:cs="Arial" w:eastAsia="Arial" w:hAnsi="Arial"/>
@@ -14092,7 +14092,7 @@
             <w:pPr>
               <w:spacing w:after="20" w:before="0"/>
             </w:pPr>
-            <w:hyperlink w:history="1" r:id="rIdf1ipgw8qz7eo9t79e34w-">
+            <w:hyperlink w:history="1" r:id="rIddw9t7_jahocgo5itmnha3">
               <w:r>
                 <w:rPr>
                   <w:rFonts w:ascii="Arial" w:cs="Arial" w:eastAsia="Arial" w:hAnsi="Arial"/>
@@ -14125,7 +14125,7 @@
               <w:spacing w:after="10" w:before="0"/>
               <w:ind w:left="120"/>
             </w:pPr>
-            <w:hyperlink w:history="1" r:id="rIdvphuk0rajaa_kund79_u4">
+            <w:hyperlink w:history="1" r:id="rIdticpqf3-3dngdsbocovxm">
               <w:r>
                 <w:rPr>
                   <w:rFonts w:ascii="Arial" w:cs="Arial" w:eastAsia="Arial" w:hAnsi="Arial"/>
@@ -14637,7 +14637,7 @@
         </w:rPr>
         <w:t xml:space="preserve">© 2026 SeaVuria and ARES. Aligned with KICD objectives. Developed by SeaVuria; technical implementation by ARES (with AI assistance from Claude). Licensed under </w:t>
       </w:r>
-      <w:hyperlink w:history="1" r:id="rIdjah4y3ysioz4tq9cc_naz">
+      <w:hyperlink w:history="1" r:id="rIdsttvhdrmfz5ogo31skq34">
         <w:r>
           <w:rPr>
             <w:rFonts w:ascii="Arial" w:cs="Arial" w:eastAsia="Arial" w:hAnsi="Arial"/>
@@ -14658,7 +14658,7 @@
         </w:rPr>
         <w:t xml:space="preserve"> (</w:t>
       </w:r>
-      <w:hyperlink w:history="1" r:id="rIdxnxxqqwmpohb4lweigwlv">
+      <w:hyperlink w:history="1" r:id="rIdtfqdevi-enhxqgoyagae_">
         <w:r>
           <w:rPr>
             <w:rFonts w:ascii="Arial" w:cs="Arial" w:eastAsia="Arial" w:hAnsi="Arial"/>
@@ -15672,7 +15672,7 @@
             <w:pPr>
               <w:spacing w:after="20" w:before="0"/>
             </w:pPr>
-            <w:hyperlink w:history="1" r:id="rIdwxdgny1y6xktcex-1aq60">
+            <w:hyperlink w:history="1" r:id="rId116q5miuqwgfsu4japscs">
               <w:r>
                 <w:rPr>
                   <w:rFonts w:ascii="Arial" w:cs="Arial" w:eastAsia="Arial" w:hAnsi="Arial"/>
@@ -15705,7 +15705,7 @@
               <w:spacing w:after="10" w:before="0"/>
               <w:ind w:left="120"/>
             </w:pPr>
-            <w:hyperlink w:history="1" r:id="rIdwd9o96jpyragaxv6tgtlg">
+            <w:hyperlink w:history="1" r:id="rIdgo0boqot6bcgwfi4b9ynj">
               <w:r>
                 <w:rPr>
                   <w:rFonts w:ascii="Arial" w:cs="Arial" w:eastAsia="Arial" w:hAnsi="Arial"/>
@@ -15750,7 +15750,7 @@
             <w:pPr>
               <w:spacing w:after="20" w:before="0"/>
             </w:pPr>
-            <w:hyperlink w:history="1" r:id="rId7_twr-odior9_yqupih7s">
+            <w:hyperlink w:history="1" r:id="rIdxl-bv7_thbfaz5o7xv2se">
               <w:r>
                 <w:rPr>
                   <w:rFonts w:ascii="Arial" w:cs="Arial" w:eastAsia="Arial" w:hAnsi="Arial"/>
@@ -15783,7 +15783,7 @@
               <w:spacing w:after="10" w:before="0"/>
               <w:ind w:left="120"/>
             </w:pPr>
-            <w:hyperlink w:history="1" r:id="rIdihqrouqr66ai-r1dq-eld">
+            <w:hyperlink w:history="1" r:id="rIdlyqaqszsaqluap5bqb555">
               <w:r>
                 <w:rPr>
                   <w:rFonts w:ascii="Arial" w:cs="Arial" w:eastAsia="Arial" w:hAnsi="Arial"/>
@@ -15978,7 +15978,7 @@
             <w:pPr>
               <w:spacing w:after="20" w:before="0"/>
             </w:pPr>
-            <w:hyperlink w:history="1" r:id="rIdglc_s8xq1cbk5517hw4g5">
+            <w:hyperlink w:history="1" r:id="rIdmg_xwnlz260kdzyrz5i7e">
               <w:r>
                 <w:rPr>
                   <w:rFonts w:ascii="Arial" w:cs="Arial" w:eastAsia="Arial" w:hAnsi="Arial"/>
@@ -16011,7 +16011,7 @@
               <w:spacing w:after="10" w:before="0"/>
               <w:ind w:left="120"/>
             </w:pPr>
-            <w:hyperlink w:history="1" r:id="rIddiz97podyqptttorn9zof">
+            <w:hyperlink w:history="1" r:id="rIdyyegw_l4fij-odhpfclyi">
               <w:r>
                 <w:rPr>
                   <w:rFonts w:ascii="Arial" w:cs="Arial" w:eastAsia="Arial" w:hAnsi="Arial"/>
@@ -16056,7 +16056,7 @@
             <w:pPr>
               <w:spacing w:after="20" w:before="0"/>
             </w:pPr>
-            <w:hyperlink w:history="1" r:id="rIdnmfsvuso6sqxfhci8alle">
+            <w:hyperlink w:history="1" r:id="rId6ev4ir7drfh2prlhey9fa">
               <w:r>
                 <w:rPr>
                   <w:rFonts w:ascii="Arial" w:cs="Arial" w:eastAsia="Arial" w:hAnsi="Arial"/>
@@ -16089,7 +16089,7 @@
               <w:spacing w:after="10" w:before="0"/>
               <w:ind w:left="120"/>
             </w:pPr>
-            <w:hyperlink w:history="1" r:id="rIddvdhw74gs71rvo6dttxt5">
+            <w:hyperlink w:history="1" r:id="rId5vbspwnqdnft9a7hrb5gz">
               <w:r>
                 <w:rPr>
                   <w:rFonts w:ascii="Arial" w:cs="Arial" w:eastAsia="Arial" w:hAnsi="Arial"/>
@@ -16131,7 +16131,7 @@
                 <w:sz w:val="18"/>
                 <w:szCs w:val="18"/>
               </w:rPr>
-              <w:t xml:space="preserve">PART A — Gallery Walk (20 minutes): Six A3 poster stations are set up around the room, each presenting a Kenyan anaerobic respiration case study with images, a short text, and two guiding questions. Stations: (1) Uji Fermentation — sour uji made from fermented millet in western Kenya; (2) Busaa Brewing — traditional maize/sorghum beer and the role of yeast; (3) Mandazi Dough Rising — commercial baker in Mombasa explains yeast leavening; (4) Biogas Digester — Kisumu dairy farm producing methane from cow dung and plant waste for cooking; (5) Industrial Ethanol — Kenya Wine Agencies Limited (KWAL) in Nairobi produces ethanol from molasses using yeast fermentation; (6) Lactic Acid Fermentation in Waterlogged Plant Roots — sukuma wiki roots in flooded soil produce lactic acid. Groups of 4 rotate every 3 minutes. At each station, students record in their Evidence Table: Substrate used | Organism/agent | Products formed | Is oxygen present? | One economic or ecological benefit. PART B — Live Demo (10 minutes): Teacher sets up (or has set up before class) three identical 500 mL bottles each containing 200 mL warm water (37 °C), 1 teaspoon sugar, and labelled amounts of dry yeast: Bottle A = no yeast, Bottle B = 1 g yeast, Bottle C = 2 g yeast. Each bottle has a balloon stretched over its mouth. Students observe balloon inflation over 10 minutes and record: Which bottle inflates fastest? What gas is filling the balloon? How does this connect to the mandazi dough?</w:t>
+              <w:t xml:space="preserve">PART A — Gallery Walk (20 minutes): Six A3 poster stations are set up around the room, each presenting a Kenyan anaerobic respiration case study with images, a short text, and two guiding questions. Stations: (1) Uji Fermentation — sour uji made from fermented millet in western Kenya; (2) Busaa Brewing — traditional maize/sorghum beer and the role of yeast; (3) Mandazi Dough Rising — commercial baker in Mombasa explains yeast leavening; (4) Biogas Digester — Kisumu dairy farm producing methane from cow dung and plant waste for cooking; (5) Industrial Ethanol — Kenya Wine Agencies Limited (KWAL) in Nairobi produces ethanol from molasses using yeast fermentation; (6) Alcoholic Fermentation in Waterlogged Plant Roots — sukuma wiki roots in flooded soil produce ethanol and carbon dioxide. Groups of 4 rotate every 3 minutes. At each station, students record in their Evidence Table: Substrate used | Organism/agent | Products formed | Is oxygen present? | One economic or ecological benefit. PART B — Live Demo (10 minutes): Teacher sets up (or has set up before class) three identical 500 mL bottles each containing 200 mL warm water (37 °C), 1 teaspoon sugar, and labelled amounts of dry yeast: Bottle A = no yeast, Bottle B = 1 g yeast, Bottle C = 2 g yeast. Each bottle has a balloon stretched over its mouth. Students observe balloon inflation over 10 minutes and record: Which bottle inflates fastest? What gas is filling the balloon? How does this connect to the mandazi dough?</w:t>
             </w:r>
           </w:p>
         </w:tc>
@@ -16163,7 +16163,7 @@
                 <w:sz w:val="18"/>
                 <w:szCs w:val="18"/>
               </w:rPr>
-              <w:t xml:space="preserve">Before gallery walk: 'You have 3 minutes at each station. Use your Evidence Table — every column must be filled before you rotate. Designated recorder rotates each round.' Circulate continuously. At Station 6 (lactic acid in waterlogged roots), prompt: 'How does this connect to the sukuma wiki leaves we submerged in Lesson 1? Could the roots of that plant also be doing something similar?' [10 seconds WAIT TIME at each group]. At Station 4 (biogas), prompt: 'What is the substrate here — what is being broken down? Is this aerobic or anaerobic? How do you know?' For the live demo, say: 'While we finish the gallery walk, these bottles are working. When we reconvene, you will observe the balloons and I want you to explain what you see using the word equation for anaerobic respiration from Lesson 4.' After gallery walk, direct all students to face the demo bottles. Ask: 'Mwangi, describe what you observe — be precise, use scientific language.' [10 seconds WAIT TIME]. Cold-call 3 students to narrate observations. Do NOT explain yet — save explanation for Phase 3.</w:t>
+              <w:t xml:space="preserve">Before gallery walk: 'You have 3 minutes at each station. Use your Evidence Table — every column must be filled before you rotate. Designated recorder rotates each round.' Circulate continuously. At Station 6 (ethanol and carbon dioxide in waterlogged roots), prompt: 'How does this connect to the sukuma wiki leaves we submerged in Lesson 1? Could the roots of that plant also be doing something similar?' [10 seconds WAIT TIME at each group]. At Station 4 (biogas), prompt: 'What is the substrate here — what is being broken down? Is this aerobic or anaerobic? How do you know?' For the live demo, say: 'While we finish the gallery walk, these bottles are working. When we reconvene, you will observe the balloons and I want you to explain what you see using the word equation for anaerobic respiration from Lesson 4.' After gallery walk, direct all students to face the demo bottles. Ask: 'Mwangi, describe what you observe — be precise, use scientific language.' [10 seconds WAIT TIME]. Cold-call 3 students to narrate observations. Do NOT explain yet — save explanation for Phase 3.</w:t>
             </w:r>
           </w:p>
         </w:tc>
@@ -16227,7 +16227,7 @@
                 <w:sz w:val="18"/>
                 <w:szCs w:val="18"/>
               </w:rPr>
-              <w:t xml:space="preserve">Collect Evidence Tables at the end of Phase 2 (or photograph them). Check: (a) Are students correctly identifying CO₂ and ethanol as products across stations 1–5, and lactic acid at station 6? (b) Are students marking 'No' in the 'Is oxygen present?' column for all six stations? (c) Are students articulating at least one concrete economic benefit per station? Students who leave 'Is oxygen present?' blank or write 'Yes' need targeted questioning in Phase 3. Balloon demo: observe whether students spontaneously link faster inflation in Bottle C to more yeast → more fermentation → more CO₂ — this predicts readiness for the Explain phase.</w:t>
+              <w:t xml:space="preserve">Collect Evidence Tables at the end of Phase 2 (or photograph them). Check: (a) Are students correctly identifying ethanol and CO₂ as products from yeast (stations 2, 3 and 5) and from the waterlogged plant roots (station 6), lactic acid from the bacteria that sour uji (station 1), and methane from the biogas digester (station 4)? (b) Are students marking 'No' in the 'Is oxygen present?' column for all six stations? (c) Are students articulating at least one concrete economic benefit per station? Students who leave 'Is oxygen present?' blank or write 'Yes' need targeted questioning in Phase 3. Balloon demo: observe whether students spontaneously link faster inflation in Bottle C to more yeast → more fermentation → more CO₂ — this predicts readiness for the Explain phase.</w:t>
             </w:r>
           </w:p>
         </w:tc>
@@ -16284,7 +16284,7 @@
             <w:pPr>
               <w:spacing w:after="20" w:before="0"/>
             </w:pPr>
-            <w:hyperlink w:history="1" r:id="rIdd7qc5vt0ezkiuta88mwvo">
+            <w:hyperlink w:history="1" r:id="rIdocvizkbgejlqdmpwtwrzi">
               <w:r>
                 <w:rPr>
                   <w:rFonts w:ascii="Arial" w:cs="Arial" w:eastAsia="Arial" w:hAnsi="Arial"/>
@@ -16333,7 +16333,7 @@
               <w:spacing w:after="10" w:before="0"/>
               <w:ind w:left="120"/>
             </w:pPr>
-            <w:hyperlink w:history="1" r:id="rIdrt_dk03fobq81e0w4bhqu">
+            <w:hyperlink w:history="1" r:id="rIduo5xbistupn8qf0zen6qa">
               <w:r>
                 <w:rPr>
                   <w:rFonts w:ascii="Arial" w:cs="Arial" w:eastAsia="Arial" w:hAnsi="Arial"/>
@@ -16378,7 +16378,7 @@
             <w:pPr>
               <w:spacing w:after="20" w:before="0"/>
             </w:pPr>
-            <w:hyperlink w:history="1" r:id="rIdwrqbvmhid43ik2jbi2iks">
+            <w:hyperlink w:history="1" r:id="rIdabir25cgyvcw58-scdxhu">
               <w:r>
                 <w:rPr>
                   <w:rFonts w:ascii="Arial" w:cs="Arial" w:eastAsia="Arial" w:hAnsi="Arial"/>
@@ -16411,7 +16411,7 @@
               <w:spacing w:after="10" w:before="0"/>
               <w:ind w:left="120"/>
             </w:pPr>
-            <w:hyperlink w:history="1" r:id="rIdjjauoe5amzgxa-igou4cz">
+            <w:hyperlink w:history="1" r:id="rIdtp6xukqpnryhgyx0os4rt">
               <w:r>
                 <w:rPr>
                   <w:rFonts w:ascii="Arial" w:cs="Arial" w:eastAsia="Arial" w:hAnsi="Arial"/>
@@ -16606,7 +16606,7 @@
             <w:pPr>
               <w:spacing w:after="20" w:before="0"/>
             </w:pPr>
-            <w:hyperlink w:history="1" r:id="rId-s33ndl68vsn0ckbillc5">
+            <w:hyperlink w:history="1" r:id="rId0s1gfqn1cloplc-mqxibk">
               <w:r>
                 <w:rPr>
                   <w:rFonts w:ascii="Arial" w:cs="Arial" w:eastAsia="Arial" w:hAnsi="Arial"/>
@@ -16655,7 +16655,7 @@
               <w:spacing w:after="10" w:before="0"/>
               <w:ind w:left="120"/>
             </w:pPr>
-            <w:hyperlink w:history="1" r:id="rIdynrc6oyvshzwtvlf4a4nc">
+            <w:hyperlink w:history="1" r:id="rIdq_sjnlumq4f-swj6quvke">
               <w:r>
                 <w:rPr>
                   <w:rFonts w:ascii="Arial" w:cs="Arial" w:eastAsia="Arial" w:hAnsi="Arial"/>
@@ -16700,7 +16700,7 @@
             <w:pPr>
               <w:spacing w:after="20" w:before="0"/>
             </w:pPr>
-            <w:hyperlink w:history="1" r:id="rIdtgmkldpjcojeqggnacnho">
+            <w:hyperlink w:history="1" r:id="rIds37wefvkuh4ltecgmawz8">
               <w:r>
                 <w:rPr>
                   <w:rFonts w:ascii="Arial" w:cs="Arial" w:eastAsia="Arial" w:hAnsi="Arial"/>
@@ -16733,7 +16733,7 @@
               <w:spacing w:after="10" w:before="0"/>
               <w:ind w:left="120"/>
             </w:pPr>
-            <w:hyperlink w:history="1" r:id="rIdn5ve6fzi849tm0f0hgxgp">
+            <w:hyperlink w:history="1" r:id="rIdtmvpboz4zdpoaoshm4h-y">
               <w:r>
                 <w:rPr>
                   <w:rFonts w:ascii="Arial" w:cs="Arial" w:eastAsia="Arial" w:hAnsi="Arial"/>
@@ -16928,7 +16928,7 @@
             <w:pPr>
               <w:spacing w:after="20" w:before="0"/>
             </w:pPr>
-            <w:hyperlink w:history="1" r:id="rIddnmrl753ghruah9emd6fd">
+            <w:hyperlink w:history="1" r:id="rIdjmpnlv0gqe7b9qq4isu0n">
               <w:r>
                 <w:rPr>
                   <w:rFonts w:ascii="Arial" w:cs="Arial" w:eastAsia="Arial" w:hAnsi="Arial"/>
@@ -16977,7 +16977,7 @@
               <w:spacing w:after="10" w:before="0"/>
               <w:ind w:left="120"/>
             </w:pPr>
-            <w:hyperlink w:history="1" r:id="rIdciaulpunnnugi4fm12coq">
+            <w:hyperlink w:history="1" r:id="rIdpep6ugqqrrbyvrg7oxpjd">
               <w:r>
                 <w:rPr>
                   <w:rFonts w:ascii="Arial" w:cs="Arial" w:eastAsia="Arial" w:hAnsi="Arial"/>
@@ -17022,7 +17022,7 @@
             <w:pPr>
               <w:spacing w:after="20" w:before="0"/>
             </w:pPr>
-            <w:hyperlink w:history="1" r:id="rId5bardsduiy2ujaen-eggd">
+            <w:hyperlink w:history="1" r:id="rId4i_oie4vw5hamkaafajmt">
               <w:r>
                 <w:rPr>
                   <w:rFonts w:ascii="Arial" w:cs="Arial" w:eastAsia="Arial" w:hAnsi="Arial"/>
@@ -17055,7 +17055,7 @@
               <w:spacing w:after="10" w:before="0"/>
               <w:ind w:left="120"/>
             </w:pPr>
-            <w:hyperlink w:history="1" r:id="rIdpo5d7e8y9s7adzfudcnhv">
+            <w:hyperlink w:history="1" r:id="rIdpe3_fdrgveqwmfnfahzzi">
               <w:r>
                 <w:rPr>
                   <w:rFonts w:ascii="Arial" w:cs="Arial" w:eastAsia="Arial" w:hAnsi="Arial"/>
@@ -17097,7 +17097,7 @@
                 <w:sz w:val="18"/>
                 <w:szCs w:val="18"/>
               </w:rPr>
-              <w:t xml:space="preserve">Students retrieve their cumulative plant respiration model from Lesson 4 — a diagram they have been building across the unit showing glucose breakdown pathways, reactants, products, and sites within the cell. Today they make three mandatory additions: (1) Add an ANAEROBIC BRANCH to the pathway diagram — showing glucose → pyruvate → (in absence of O₂) → ethanol + CO₂ (in yeast) OR lactic acid (in plant roots/bacteria), with '2 ATP' labelled; (2) Annotate with a KENYAN CONTEXT ICON — a small drawing of mandazi dough, a biogas digester, or a busaa pot next to the anaerobic branch to anchor the biochemistry in lived experience; (3) Draw an arrow from the anaerobic branch back to the ANCHORING PHENOMENON box at the top of their model (labelled since Lesson 1) with the sentence: 'CO₂ from anaerobic yeast respiration inflates mandazi dough just as CO₂ from aerobic leaf respiration produced the sukuma wiki bubbles.' Groups share models with an adjacent group for a 2-minute 'Scientist Peer Review' — one specific praise, one specific suggestion using the stem: 'Your model would be more accurate if...'</w:t>
+              <w:t xml:space="preserve">Students retrieve their cumulative plant respiration model from Lesson 4 — a diagram they have been building across the unit showing glucose breakdown pathways, reactants, products, and sites within the cell. Today they make three mandatory additions: (1) Add an ANAEROBIC BRANCH to the pathway diagram — showing glucose → pyruvate → (in absence of O₂) → ethanol + CO₂ (in yeast and plant roots) OR lactic acid (in bacteria and animal muscle), with '2 ATP' labelled; (2) Annotate with a KENYAN CONTEXT ICON — a small drawing of mandazi dough, a biogas digester, or a busaa pot next to the anaerobic branch to anchor the biochemistry in lived experience; (3) Draw an arrow from the anaerobic branch back to the ANCHORING PHENOMENON box at the top of their model (labelled since Lesson 1) with the sentence: 'CO₂ from anaerobic yeast respiration inflates mandazi dough just as CO₂ from aerobic leaf respiration produced the sukuma wiki bubbles.' Groups share models with an adjacent group for a 2-minute 'Scientist Peer Review' — one specific praise, one specific suggestion using the stem: 'Your model would be more accurate if...'</w:t>
             </w:r>
           </w:p>
         </w:tc>
@@ -17479,7 +17479,7 @@
                 <w:sz w:val="18"/>
                 <w:szCs w:val="18"/>
               </w:rPr>
-              <w:t xml:space="preserve">Students learned: (1) anaerobic respiration occurs in the absence of oxygen, producing ethanol and CO₂ in yeast (fermentation) or lactic acid in plant roots and bacteria; (2) anaerobic respiration yields only 2 ATP per glucose molecule compared to 36–38 ATP in aerobic respiration; (3) fermentation by yeast underpins economically important Kenyan processes including uji souring, busaa brewing, mandazi leavening, biogas production, and industrial ethanol manufacture; (4) plants shift to anaerobic respiration in their roots when soil is waterlogged and oxygen is depleted — connecting plant cell biochemistry to agricultural and ecological contexts.</w:t>
+              <w:t xml:space="preserve">Students learned: (1) anaerobic respiration occurs in the absence of oxygen, producing ethanol and CO₂ in yeast and plant roots (alcoholic fermentation) or lactic acid in bacteria and animal muscle; (2) anaerobic respiration yields only 2 ATP per glucose molecule compared to 36–38 ATP in aerobic respiration; (3) fermentation by yeast underpins economically important Kenyan processes including uji souring, busaa brewing, mandazi leavening, biogas production, and industrial ethanol manufacture; (4) plants shift to anaerobic respiration in their roots when soil is waterlogged and oxygen is depleted — connecting plant cell biochemistry to agricultural and ecological contexts.</w:t>
             </w:r>
           </w:p>
         </w:tc>
@@ -17567,7 +17567,7 @@
         </w:rPr>
         <w:t xml:space="preserve">© 2026 SeaVuria and ARES. Aligned with KICD objectives. Developed by SeaVuria; technical implementation by ARES (with AI assistance from Claude). Licensed under </w:t>
       </w:r>
-      <w:hyperlink w:history="1" r:id="rIdd7bd3akqp3imjpfjp-xcw">
+      <w:hyperlink w:history="1" r:id="rId_1h3e3jtz292qexfqv-n2">
         <w:r>
           <w:rPr>
             <w:rFonts w:ascii="Arial" w:cs="Arial" w:eastAsia="Arial" w:hAnsi="Arial"/>
@@ -17588,7 +17588,7 @@
         </w:rPr>
         <w:t xml:space="preserve"> (</w:t>
       </w:r>
-      <w:hyperlink w:history="1" r:id="rIdvp7h-qyogggfzekrwyuqq">
+      <w:hyperlink w:history="1" r:id="rIdjvjv9ujsepsfd7xt5c9fq">
         <w:r>
           <w:rPr>
             <w:rFonts w:ascii="Arial" w:cs="Arial" w:eastAsia="Arial" w:hAnsi="Arial"/>
@@ -18601,7 +18601,7 @@
             <w:pPr>
               <w:spacing w:after="20" w:before="0"/>
             </w:pPr>
-            <w:hyperlink w:history="1" r:id="rIdptos-ik4qev2slijqpzkx">
+            <w:hyperlink w:history="1" r:id="rIdnffzhlxxa7jopobupjaa1">
               <w:r>
                 <w:rPr>
                   <w:rFonts w:ascii="Arial" w:cs="Arial" w:eastAsia="Arial" w:hAnsi="Arial"/>
@@ -18650,7 +18650,7 @@
               <w:spacing w:after="10" w:before="0"/>
               <w:ind w:left="120"/>
             </w:pPr>
-            <w:hyperlink w:history="1" r:id="rId__nzbtrtw9dywunizujcl">
+            <w:hyperlink w:history="1" r:id="rIdee4vrixpsnxk8iv--ky4g">
               <w:r>
                 <w:rPr>
                   <w:rFonts w:ascii="Arial" w:cs="Arial" w:eastAsia="Arial" w:hAnsi="Arial"/>
@@ -18695,7 +18695,7 @@
             <w:pPr>
               <w:spacing w:after="20" w:before="0"/>
             </w:pPr>
-            <w:hyperlink w:history="1" r:id="rIdlepfyyhl1uvwoucbdt0j4">
+            <w:hyperlink w:history="1" r:id="rIdlgrbg2whk8tdi-7iez6wg">
               <w:r>
                 <w:rPr>
                   <w:rFonts w:ascii="Arial" w:cs="Arial" w:eastAsia="Arial" w:hAnsi="Arial"/>
@@ -18728,7 +18728,7 @@
               <w:spacing w:after="10" w:before="0"/>
               <w:ind w:left="120"/>
             </w:pPr>
-            <w:hyperlink w:history="1" r:id="rIdi4nxtmpwkqmc0-by8wsdl">
+            <w:hyperlink w:history="1" r:id="rIdmu6ootxdsz86ldn8hod9e">
               <w:r>
                 <w:rPr>
                   <w:rFonts w:ascii="Arial" w:cs="Arial" w:eastAsia="Arial" w:hAnsi="Arial"/>
@@ -18923,7 +18923,7 @@
             <w:pPr>
               <w:spacing w:after="20" w:before="0"/>
             </w:pPr>
-            <w:hyperlink w:history="1" r:id="rIdmdjicuym7hqvibde4ml24">
+            <w:hyperlink w:history="1" r:id="rIdko2s_-dqmxo4isftp-17n">
               <w:r>
                 <w:rPr>
                   <w:rFonts w:ascii="Arial" w:cs="Arial" w:eastAsia="Arial" w:hAnsi="Arial"/>
@@ -18972,7 +18972,7 @@
               <w:spacing w:after="10" w:before="0"/>
               <w:ind w:left="120"/>
             </w:pPr>
-            <w:hyperlink w:history="1" r:id="rIdkgltco0u-dnkoevdyhfgz">
+            <w:hyperlink w:history="1" r:id="rIdn-atuqfhuxzb4cisejygc">
               <w:r>
                 <w:rPr>
                   <w:rFonts w:ascii="Arial" w:cs="Arial" w:eastAsia="Arial" w:hAnsi="Arial"/>
@@ -19017,7 +19017,7 @@
             <w:pPr>
               <w:spacing w:after="20" w:before="0"/>
             </w:pPr>
-            <w:hyperlink w:history="1" r:id="rIdvwwu-ea3hxd9_utkzeftj">
+            <w:hyperlink w:history="1" r:id="rIddphsoh8ozhhrl49b5lvim">
               <w:r>
                 <w:rPr>
                   <w:rFonts w:ascii="Arial" w:cs="Arial" w:eastAsia="Arial" w:hAnsi="Arial"/>
@@ -19050,7 +19050,7 @@
               <w:spacing w:after="10" w:before="0"/>
               <w:ind w:left="120"/>
             </w:pPr>
-            <w:hyperlink w:history="1" r:id="rIdbpd25d6d-z22p5_yyjgrv">
+            <w:hyperlink w:history="1" r:id="rIdmwnpcbsfrvscoey_ng08g">
               <w:r>
                 <w:rPr>
                   <w:rFonts w:ascii="Arial" w:cs="Arial" w:eastAsia="Arial" w:hAnsi="Arial"/>
@@ -19245,7 +19245,7 @@
             <w:pPr>
               <w:spacing w:after="20" w:before="0"/>
             </w:pPr>
-            <w:hyperlink w:history="1" r:id="rIdg6xd7-0gaxvsagvpgyum5">
+            <w:hyperlink w:history="1" r:id="rId6gexdir9ra1b_re1rxoar">
               <w:r>
                 <w:rPr>
                   <w:rFonts w:ascii="Arial" w:cs="Arial" w:eastAsia="Arial" w:hAnsi="Arial"/>
@@ -19294,7 +19294,7 @@
               <w:spacing w:after="10" w:before="0"/>
               <w:ind w:left="120"/>
             </w:pPr>
-            <w:hyperlink w:history="1" r:id="rIde8wg-m5czaojcti87ubr-">
+            <w:hyperlink w:history="1" r:id="rId8uah9dpdphss2hucn1d_5">
               <w:r>
                 <w:rPr>
                   <w:rFonts w:ascii="Arial" w:cs="Arial" w:eastAsia="Arial" w:hAnsi="Arial"/>
@@ -19339,7 +19339,7 @@
             <w:pPr>
               <w:spacing w:after="20" w:before="0"/>
             </w:pPr>
-            <w:hyperlink w:history="1" r:id="rId9xryprshtqysebcz3gve4">
+            <w:hyperlink w:history="1" r:id="rIdn4o52zvimcrasespiz9zm">
               <w:r>
                 <w:rPr>
                   <w:rFonts w:ascii="Arial" w:cs="Arial" w:eastAsia="Arial" w:hAnsi="Arial"/>
@@ -19372,7 +19372,7 @@
               <w:spacing w:after="10" w:before="0"/>
               <w:ind w:left="120"/>
             </w:pPr>
-            <w:hyperlink w:history="1" r:id="rIdbxdzv0uooptdibvbmtp-1">
+            <w:hyperlink w:history="1" r:id="rIde2twepeg1wx5dwr_ecxtq">
               <w:r>
                 <w:rPr>
                   <w:rFonts w:ascii="Arial" w:cs="Arial" w:eastAsia="Arial" w:hAnsi="Arial"/>
@@ -19567,7 +19567,7 @@
             <w:pPr>
               <w:spacing w:after="20" w:before="0"/>
             </w:pPr>
-            <w:hyperlink w:history="1" r:id="rIdn5p05a3bdajdvbkvjqtmi">
+            <w:hyperlink w:history="1" r:id="rIdgxgslssimd0o54jddhwjs">
               <w:r>
                 <w:rPr>
                   <w:rFonts w:ascii="Arial" w:cs="Arial" w:eastAsia="Arial" w:hAnsi="Arial"/>
@@ -19616,7 +19616,7 @@
               <w:spacing w:after="10" w:before="0"/>
               <w:ind w:left="120"/>
             </w:pPr>
-            <w:hyperlink w:history="1" r:id="rIdbgnnv4hypf9lgfuap0xjw">
+            <w:hyperlink w:history="1" r:id="rIdxsmnxbbn7pakbxng8kcdc">
               <w:r>
                 <w:rPr>
                   <w:rFonts w:ascii="Arial" w:cs="Arial" w:eastAsia="Arial" w:hAnsi="Arial"/>
@@ -19661,7 +19661,7 @@
             <w:pPr>
               <w:spacing w:after="20" w:before="0"/>
             </w:pPr>
-            <w:hyperlink w:history="1" r:id="rIdhjwkfy497xrm6sgffg9bk">
+            <w:hyperlink w:history="1" r:id="rIdgxp6p_myyv_mqbpsa6iw2">
               <w:r>
                 <w:rPr>
                   <w:rFonts w:ascii="Arial" w:cs="Arial" w:eastAsia="Arial" w:hAnsi="Arial"/>
@@ -19694,7 +19694,7 @@
               <w:spacing w:after="10" w:before="0"/>
               <w:ind w:left="120"/>
             </w:pPr>
-            <w:hyperlink w:history="1" r:id="rIdegep1jwkxhx-rpswa4fvn">
+            <w:hyperlink w:history="1" r:id="rIdh85sxli1flyj0fr_21xfk">
               <w:r>
                 <w:rPr>
                   <w:rFonts w:ascii="Arial" w:cs="Arial" w:eastAsia="Arial" w:hAnsi="Arial"/>
@@ -19889,7 +19889,7 @@
             <w:pPr>
               <w:spacing w:after="20" w:before="0"/>
             </w:pPr>
-            <w:hyperlink w:history="1" r:id="rIdmzoysvea_cuvvmzhfjjld">
+            <w:hyperlink w:history="1" r:id="rIdqyewzlukepxvlu2tywz84">
               <w:r>
                 <w:rPr>
                   <w:rFonts w:ascii="Arial" w:cs="Arial" w:eastAsia="Arial" w:hAnsi="Arial"/>
@@ -19938,7 +19938,7 @@
               <w:spacing w:after="10" w:before="0"/>
               <w:ind w:left="120"/>
             </w:pPr>
-            <w:hyperlink w:history="1" r:id="rIdxdsr7gtcgpyhljbm_bfpc">
+            <w:hyperlink w:history="1" r:id="rIdrusrsmvusrajgfrhawfnl">
               <w:r>
                 <w:rPr>
                   <w:rFonts w:ascii="Arial" w:cs="Arial" w:eastAsia="Arial" w:hAnsi="Arial"/>
@@ -19983,7 +19983,7 @@
             <w:pPr>
               <w:spacing w:after="20" w:before="0"/>
             </w:pPr>
-            <w:hyperlink w:history="1" r:id="rIdqxvkox6byckctof6nmxgl">
+            <w:hyperlink w:history="1" r:id="rIdj3qtueqgxecogqdtvkpug">
               <w:r>
                 <w:rPr>
                   <w:rFonts w:ascii="Arial" w:cs="Arial" w:eastAsia="Arial" w:hAnsi="Arial"/>
@@ -20016,7 +20016,7 @@
               <w:spacing w:after="10" w:before="0"/>
               <w:ind w:left="120"/>
             </w:pPr>
-            <w:hyperlink w:history="1" r:id="rIdaxhjllvryoeucegbwmpst">
+            <w:hyperlink w:history="1" r:id="rIdqfldht-e6gipxyrhiyvo2">
               <w:r>
                 <w:rPr>
                   <w:rFonts w:ascii="Arial" w:cs="Arial" w:eastAsia="Arial" w:hAnsi="Arial"/>
@@ -20528,7 +20528,7 @@
         </w:rPr>
         <w:t xml:space="preserve">© 2026 SeaVuria and ARES. Aligned with KICD objectives. Developed by SeaVuria; technical implementation by ARES (with AI assistance from Claude). Licensed under </w:t>
       </w:r>
-      <w:hyperlink w:history="1" r:id="rIdo2dncdlfofstcdhkvozhr">
+      <w:hyperlink w:history="1" r:id="rIdjgnfnnv3acreyrglqx_b9">
         <w:r>
           <w:rPr>
             <w:rFonts w:ascii="Arial" w:cs="Arial" w:eastAsia="Arial" w:hAnsi="Arial"/>
@@ -20549,7 +20549,7 @@
         </w:rPr>
         <w:t xml:space="preserve"> (</w:t>
       </w:r>
-      <w:hyperlink w:history="1" r:id="rId7gadswbiqy5hilmnqmuoi">
+      <w:hyperlink w:history="1" r:id="rIdkm92xtxdwmt2anrefw05r">
         <w:r>
           <w:rPr>
             <w:rFonts w:ascii="Arial" w:cs="Arial" w:eastAsia="Arial" w:hAnsi="Arial"/>
@@ -21579,7 +21579,7 @@
               <w:spacing w:after="10" w:before="0"/>
               <w:ind w:left="120"/>
             </w:pPr>
-            <w:hyperlink w:history="1" r:id="rIdqqisirj09fc-85vdbbuid">
+            <w:hyperlink w:history="1" r:id="rIda1ftkx9nyyhvizb4xtkm6">
               <w:r>
                 <w:rPr>
                   <w:rFonts w:ascii="Arial" w:cs="Arial" w:eastAsia="Arial" w:hAnsi="Arial"/>
@@ -21639,7 +21639,7 @@
             <w:pPr>
               <w:spacing w:after="20" w:before="0"/>
             </w:pPr>
-            <w:hyperlink w:history="1" r:id="rIdqtbowzlffvdbxihy0rri1">
+            <w:hyperlink w:history="1" r:id="rIdlw2aagfyhgcuekmviqe1d">
               <w:r>
                 <w:rPr>
                   <w:rFonts w:ascii="Arial" w:cs="Arial" w:eastAsia="Arial" w:hAnsi="Arial"/>
@@ -21688,7 +21688,7 @@
               <w:spacing w:after="10" w:before="0"/>
               <w:ind w:left="120"/>
             </w:pPr>
-            <w:hyperlink w:history="1" r:id="rId4negu7bnmcoqx710ffrsy">
+            <w:hyperlink w:history="1" r:id="rIdpq4r-lkdxaiubfon_b5ug">
               <w:r>
                 <w:rPr>
                   <w:rFonts w:ascii="Arial" w:cs="Arial" w:eastAsia="Arial" w:hAnsi="Arial"/>
@@ -21900,7 +21900,7 @@
               <w:spacing w:after="10" w:before="0"/>
               <w:ind w:left="120"/>
             </w:pPr>
-            <w:hyperlink w:history="1" r:id="rIdr9maeu_wqxzfachnhd3yf">
+            <w:hyperlink w:history="1" r:id="rId6ri6wh1sty7sg3uj90z-o">
               <w:r>
                 <w:rPr>
                   <w:rFonts w:ascii="Arial" w:cs="Arial" w:eastAsia="Arial" w:hAnsi="Arial"/>
@@ -21960,7 +21960,7 @@
             <w:pPr>
               <w:spacing w:after="20" w:before="0"/>
             </w:pPr>
-            <w:hyperlink w:history="1" r:id="rIdniukeadnza2xtcjlu5rzg">
+            <w:hyperlink w:history="1" r:id="rId9han_z69iow3klmibkpsa">
               <w:r>
                 <w:rPr>
                   <w:rFonts w:ascii="Arial" w:cs="Arial" w:eastAsia="Arial" w:hAnsi="Arial"/>
@@ -22009,7 +22009,7 @@
               <w:spacing w:after="10" w:before="0"/>
               <w:ind w:left="120"/>
             </w:pPr>
-            <w:hyperlink w:history="1" r:id="rIdjufskqjyqbt9a3pyxslwr">
+            <w:hyperlink w:history="1" r:id="rIdpf7nidwqsmzujvt7p8j-i">
               <w:r>
                 <w:rPr>
                   <w:rFonts w:ascii="Arial" w:cs="Arial" w:eastAsia="Arial" w:hAnsi="Arial"/>
@@ -22221,7 +22221,7 @@
               <w:spacing w:after="10" w:before="0"/>
               <w:ind w:left="120"/>
             </w:pPr>
-            <w:hyperlink w:history="1" r:id="rIdmavfkepg3fgx7vzvxhk66">
+            <w:hyperlink w:history="1" r:id="rIdqn707fiemzokjp8gjugth">
               <w:r>
                 <w:rPr>
                   <w:rFonts w:ascii="Arial" w:cs="Arial" w:eastAsia="Arial" w:hAnsi="Arial"/>
@@ -22281,7 +22281,7 @@
             <w:pPr>
               <w:spacing w:after="20" w:before="0"/>
             </w:pPr>
-            <w:hyperlink w:history="1" r:id="rIddplkcjzefinzprc-_f_s6">
+            <w:hyperlink w:history="1" r:id="rIdnr1jlvxz-lqalagsscfk-">
               <w:r>
                 <w:rPr>
                   <w:rFonts w:ascii="Arial" w:cs="Arial" w:eastAsia="Arial" w:hAnsi="Arial"/>
@@ -22330,7 +22330,7 @@
               <w:spacing w:after="10" w:before="0"/>
               <w:ind w:left="120"/>
             </w:pPr>
-            <w:hyperlink w:history="1" r:id="rIdh2mebeef2gqyoqkvcmogv">
+            <w:hyperlink w:history="1" r:id="rIde6ljqc4mrf4ggkl77uhiy">
               <w:r>
                 <w:rPr>
                   <w:rFonts w:ascii="Arial" w:cs="Arial" w:eastAsia="Arial" w:hAnsi="Arial"/>
@@ -22542,7 +22542,7 @@
               <w:spacing w:after="10" w:before="0"/>
               <w:ind w:left="120"/>
             </w:pPr>
-            <w:hyperlink w:history="1" r:id="rIdchy4ed3jb0xlwwppjz8rc">
+            <w:hyperlink w:history="1" r:id="rIdsx9hjk1nmmdy9xdnpswbh">
               <w:r>
                 <w:rPr>
                   <w:rFonts w:ascii="Arial" w:cs="Arial" w:eastAsia="Arial" w:hAnsi="Arial"/>
@@ -22602,7 +22602,7 @@
             <w:pPr>
               <w:spacing w:after="20" w:before="0"/>
             </w:pPr>
-            <w:hyperlink w:history="1" r:id="rIdqlj9_cqo3t5podvpi5lxq">
+            <w:hyperlink w:history="1" r:id="rIdfkizcn5hqkn14olewtecn">
               <w:r>
                 <w:rPr>
                   <w:rFonts w:ascii="Arial" w:cs="Arial" w:eastAsia="Arial" w:hAnsi="Arial"/>
@@ -22651,7 +22651,7 @@
               <w:spacing w:after="10" w:before="0"/>
               <w:ind w:left="120"/>
             </w:pPr>
-            <w:hyperlink w:history="1" r:id="rIdnumfgeah1p513l7c-kzoj">
+            <w:hyperlink w:history="1" r:id="rIdvpwjjpqduloyf0dy9rdoc">
               <w:r>
                 <w:rPr>
                   <w:rFonts w:ascii="Arial" w:cs="Arial" w:eastAsia="Arial" w:hAnsi="Arial"/>
@@ -22863,7 +22863,7 @@
               <w:spacing w:after="10" w:before="0"/>
               <w:ind w:left="120"/>
             </w:pPr>
-            <w:hyperlink w:history="1" r:id="rIdvj9kow8hegrrlp76xvwaw">
+            <w:hyperlink w:history="1" r:id="rIdtwhuwyta2n1pa7dt93kll">
               <w:r>
                 <w:rPr>
                   <w:rFonts w:ascii="Arial" w:cs="Arial" w:eastAsia="Arial" w:hAnsi="Arial"/>
@@ -22923,7 +22923,7 @@
             <w:pPr>
               <w:spacing w:after="20" w:before="0"/>
             </w:pPr>
-            <w:hyperlink w:history="1" r:id="rIdv7y9zivhitzryzuhkvaal">
+            <w:hyperlink w:history="1" r:id="rId7ynugmfrow8zyfa7kwlq3">
               <w:r>
                 <w:rPr>
                   <w:rFonts w:ascii="Arial" w:cs="Arial" w:eastAsia="Arial" w:hAnsi="Arial"/>
@@ -22972,7 +22972,7 @@
               <w:spacing w:after="10" w:before="0"/>
               <w:ind w:left="120"/>
             </w:pPr>
-            <w:hyperlink w:history="1" r:id="rIdqfh0u30gobpckvdi85up_">
+            <w:hyperlink w:history="1" r:id="rIdbumcxwqxcrbhcrikx9gdb">
               <w:r>
                 <w:rPr>
                   <w:rFonts w:ascii="Arial" w:cs="Arial" w:eastAsia="Arial" w:hAnsi="Arial"/>
@@ -23484,7 +23484,7 @@
         </w:rPr>
         <w:t xml:space="preserve">© 2026 SeaVuria and ARES. Aligned with KICD objectives. Developed by SeaVuria; technical implementation by ARES (with AI assistance from Claude). Licensed under </w:t>
       </w:r>
-      <w:hyperlink w:history="1" r:id="rIdx_xfc2fqhhwqydmslpec_">
+      <w:hyperlink w:history="1" r:id="rIduoo1udeovmborhtvzut-b">
         <w:r>
           <w:rPr>
             <w:rFonts w:ascii="Arial" w:cs="Arial" w:eastAsia="Arial" w:hAnsi="Arial"/>
@@ -23505,7 +23505,7 @@
         </w:rPr>
         <w:t xml:space="preserve"> (</w:t>
       </w:r>
-      <w:hyperlink w:history="1" r:id="rIdspjwqi0b8dvtndqkiyvpb">
+      <w:hyperlink w:history="1" r:id="rId1s9_b_q7hz9dbr4jriz4q">
         <w:r>
           <w:rPr>
             <w:rFonts w:ascii="Arial" w:cs="Arial" w:eastAsia="Arial" w:hAnsi="Arial"/>
@@ -24518,7 +24518,7 @@
             <w:pPr>
               <w:spacing w:after="20" w:before="0"/>
             </w:pPr>
-            <w:hyperlink w:history="1" r:id="rIdv9wl2iafhv-xxqls02bfe">
+            <w:hyperlink w:history="1" r:id="rIduzbgeq8iscygwbw5toddm">
               <w:r>
                 <w:rPr>
                   <w:rFonts w:ascii="Arial" w:cs="Arial" w:eastAsia="Arial" w:hAnsi="Arial"/>
@@ -24551,7 +24551,7 @@
               <w:spacing w:after="10" w:before="0"/>
               <w:ind w:left="120"/>
             </w:pPr>
-            <w:hyperlink w:history="1" r:id="rIdkrkmhismlf6imimu8fnmf">
+            <w:hyperlink w:history="1" r:id="rIdwekcvx92hruyt6sgr3ami">
               <w:r>
                 <w:rPr>
                   <w:rFonts w:ascii="Arial" w:cs="Arial" w:eastAsia="Arial" w:hAnsi="Arial"/>
@@ -24596,7 +24596,7 @@
             <w:pPr>
               <w:spacing w:after="20" w:before="0"/>
             </w:pPr>
-            <w:hyperlink w:history="1" r:id="rIdqax8eefeizadevrtjjgsx">
+            <w:hyperlink w:history="1" r:id="rId4f5_-m_wnxs4_ybdgw1tj">
               <w:r>
                 <w:rPr>
                   <w:rFonts w:ascii="Arial" w:cs="Arial" w:eastAsia="Arial" w:hAnsi="Arial"/>
@@ -24629,7 +24629,7 @@
               <w:spacing w:after="10" w:before="0"/>
               <w:ind w:left="120"/>
             </w:pPr>
-            <w:hyperlink w:history="1" r:id="rIdd09qoborfvcgqotjilpcu">
+            <w:hyperlink w:history="1" r:id="rIdgla6owxpnf6qy0r_-trsi">
               <w:r>
                 <w:rPr>
                   <w:rFonts w:ascii="Arial" w:cs="Arial" w:eastAsia="Arial" w:hAnsi="Arial"/>
@@ -24824,7 +24824,7 @@
             <w:pPr>
               <w:spacing w:after="20" w:before="0"/>
             </w:pPr>
-            <w:hyperlink w:history="1" r:id="rIddcgdogpxl5b4vevhkmvpo">
+            <w:hyperlink w:history="1" r:id="rId7gmk2cdduguetjijoyeol">
               <w:r>
                 <w:rPr>
                   <w:rFonts w:ascii="Arial" w:cs="Arial" w:eastAsia="Arial" w:hAnsi="Arial"/>
@@ -24857,7 +24857,7 @@
               <w:spacing w:after="10" w:before="0"/>
               <w:ind w:left="120"/>
             </w:pPr>
-            <w:hyperlink w:history="1" r:id="rIdsiy-6izazuokwvvqsb_ga">
+            <w:hyperlink w:history="1" r:id="rIdymx5lhcymbd8idhjzxiul">
               <w:r>
                 <w:rPr>
                   <w:rFonts w:ascii="Arial" w:cs="Arial" w:eastAsia="Arial" w:hAnsi="Arial"/>
@@ -24902,7 +24902,7 @@
             <w:pPr>
               <w:spacing w:after="20" w:before="0"/>
             </w:pPr>
-            <w:hyperlink w:history="1" r:id="rIde5viyr0zetdvojm4qqouy">
+            <w:hyperlink w:history="1" r:id="rId5i5odz05jqwqfkyu6xwwy">
               <w:r>
                 <w:rPr>
                   <w:rFonts w:ascii="Arial" w:cs="Arial" w:eastAsia="Arial" w:hAnsi="Arial"/>
@@ -24935,7 +24935,7 @@
               <w:spacing w:after="10" w:before="0"/>
               <w:ind w:left="120"/>
             </w:pPr>
-            <w:hyperlink w:history="1" r:id="rId-gxf3xdjkmytb2ezv7cvg">
+            <w:hyperlink w:history="1" r:id="rId0ucv5ikbzupxk1bkbzc_g">
               <w:r>
                 <w:rPr>
                   <w:rFonts w:ascii="Arial" w:cs="Arial" w:eastAsia="Arial" w:hAnsi="Arial"/>
@@ -25130,7 +25130,7 @@
             <w:pPr>
               <w:spacing w:after="20" w:before="0"/>
             </w:pPr>
-            <w:hyperlink w:history="1" r:id="rIdxjyf7pn9g_99abvheiqn6">
+            <w:hyperlink w:history="1" r:id="rIdhk235nnqmczngip4a3wxd">
               <w:r>
                 <w:rPr>
                   <w:rFonts w:ascii="Arial" w:cs="Arial" w:eastAsia="Arial" w:hAnsi="Arial"/>
@@ -25179,7 +25179,7 @@
               <w:spacing w:after="10" w:before="0"/>
               <w:ind w:left="120"/>
             </w:pPr>
-            <w:hyperlink w:history="1" r:id="rIdi0dtuccgkw3gj-jjfzxbc">
+            <w:hyperlink w:history="1" r:id="rIdelsw6pnx2qda7nbaxraw4">
               <w:r>
                 <w:rPr>
                   <w:rFonts w:ascii="Arial" w:cs="Arial" w:eastAsia="Arial" w:hAnsi="Arial"/>
@@ -25224,7 +25224,7 @@
             <w:pPr>
               <w:spacing w:after="20" w:before="0"/>
             </w:pPr>
-            <w:hyperlink w:history="1" r:id="rIddcmcq6gtydw2qxodgveed">
+            <w:hyperlink w:history="1" r:id="rIduwcg3cjn6dkt0k3la8iko">
               <w:r>
                 <w:rPr>
                   <w:rFonts w:ascii="Arial" w:cs="Arial" w:eastAsia="Arial" w:hAnsi="Arial"/>
@@ -25257,7 +25257,7 @@
               <w:spacing w:after="10" w:before="0"/>
               <w:ind w:left="120"/>
             </w:pPr>
-            <w:hyperlink w:history="1" r:id="rIduz3ahmzfpc2d7yfre8bw9">
+            <w:hyperlink w:history="1" r:id="rIdaer5-9mi4szdy8yl2izby">
               <w:r>
                 <w:rPr>
                   <w:rFonts w:ascii="Arial" w:cs="Arial" w:eastAsia="Arial" w:hAnsi="Arial"/>
@@ -25452,7 +25452,7 @@
             <w:pPr>
               <w:spacing w:after="20" w:before="0"/>
             </w:pPr>
-            <w:hyperlink w:history="1" r:id="rId3py785stlzi3yvmddov5c">
+            <w:hyperlink w:history="1" r:id="rIdqzo06k52upj5ehejopdjq">
               <w:r>
                 <w:rPr>
                   <w:rFonts w:ascii="Arial" w:cs="Arial" w:eastAsia="Arial" w:hAnsi="Arial"/>
@@ -25501,7 +25501,7 @@
               <w:spacing w:after="10" w:before="0"/>
               <w:ind w:left="120"/>
             </w:pPr>
-            <w:hyperlink w:history="1" r:id="rIdwxxhyzj2nzld7px7p8jea">
+            <w:hyperlink w:history="1" r:id="rIdjmhub9_ecn9bbs7mefnhm">
               <w:r>
                 <w:rPr>
                   <w:rFonts w:ascii="Arial" w:cs="Arial" w:eastAsia="Arial" w:hAnsi="Arial"/>
@@ -25546,7 +25546,7 @@
             <w:pPr>
               <w:spacing w:after="20" w:before="0"/>
             </w:pPr>
-            <w:hyperlink w:history="1" r:id="rIdz9jf3rcmqwzx6v0yctaia">
+            <w:hyperlink w:history="1" r:id="rIdtyyhynua1-t8rledkpj1f">
               <w:r>
                 <w:rPr>
                   <w:rFonts w:ascii="Arial" w:cs="Arial" w:eastAsia="Arial" w:hAnsi="Arial"/>
@@ -25579,7 +25579,7 @@
               <w:spacing w:after="10" w:before="0"/>
               <w:ind w:left="120"/>
             </w:pPr>
-            <w:hyperlink w:history="1" r:id="rIdm1pvfdjdjpuzaakijiaad">
+            <w:hyperlink w:history="1" r:id="rIdr8axcwtzhn8-umft9mqej">
               <w:r>
                 <w:rPr>
                   <w:rFonts w:ascii="Arial" w:cs="Arial" w:eastAsia="Arial" w:hAnsi="Arial"/>
@@ -25774,7 +25774,7 @@
             <w:pPr>
               <w:spacing w:after="20" w:before="0"/>
             </w:pPr>
-            <w:hyperlink w:history="1" r:id="rIdqcctkf5cgwk6ejxw3nvwn">
+            <w:hyperlink w:history="1" r:id="rIdq5caiblxcxfotodoe8bge">
               <w:r>
                 <w:rPr>
                   <w:rFonts w:ascii="Arial" w:cs="Arial" w:eastAsia="Arial" w:hAnsi="Arial"/>
@@ -25823,7 +25823,7 @@
               <w:spacing w:after="10" w:before="0"/>
               <w:ind w:left="120"/>
             </w:pPr>
-            <w:hyperlink w:history="1" r:id="rIdnnnswjjdrq7awtqfymskx">
+            <w:hyperlink w:history="1" r:id="rIdrtnuqfkgwi25pvlxv6h5p">
               <w:r>
                 <w:rPr>
                   <w:rFonts w:ascii="Arial" w:cs="Arial" w:eastAsia="Arial" w:hAnsi="Arial"/>
@@ -25868,7 +25868,7 @@
             <w:pPr>
               <w:spacing w:after="20" w:before="0"/>
             </w:pPr>
-            <w:hyperlink w:history="1" r:id="rIdzth1-suh_erfuw1qnaz90">
+            <w:hyperlink w:history="1" r:id="rIdtsibx2u3twrzj0e34ttt7">
               <w:r>
                 <w:rPr>
                   <w:rFonts w:ascii="Arial" w:cs="Arial" w:eastAsia="Arial" w:hAnsi="Arial"/>
@@ -25917,7 +25917,7 @@
               <w:spacing w:after="10" w:before="0"/>
               <w:ind w:left="120"/>
             </w:pPr>
-            <w:hyperlink w:history="1" r:id="rIdsuloqfwpdblly9dwocx7_">
+            <w:hyperlink w:history="1" r:id="rIdsxb_jxdtgrcfgs2uzuyp0">
               <w:r>
                 <w:rPr>
                   <w:rFonts w:ascii="Arial" w:cs="Arial" w:eastAsia="Arial" w:hAnsi="Arial"/>
@@ -26429,7 +26429,7 @@
         </w:rPr>
         <w:t xml:space="preserve">© 2026 SeaVuria and ARES. Aligned with KICD objectives. Developed by SeaVuria; technical implementation by ARES (with AI assistance from Claude). Licensed under </w:t>
       </w:r>
-      <w:hyperlink w:history="1" r:id="rId0fmwdd3qhrnyfkbwxj3rw">
+      <w:hyperlink w:history="1" r:id="rIdeftarsmxu8tdajjpulcun">
         <w:r>
           <w:rPr>
             <w:rFonts w:ascii="Arial" w:cs="Arial" w:eastAsia="Arial" w:hAnsi="Arial"/>
@@ -26450,7 +26450,7 @@
         </w:rPr>
         <w:t xml:space="preserve"> (</w:t>
       </w:r>
-      <w:hyperlink w:history="1" r:id="rIdokbniyl7sif17eh2ty0l8">
+      <w:hyperlink w:history="1" r:id="rId6u0up52sdcm34zljq6fmb">
         <w:r>
           <w:rPr>
             <w:rFonts w:ascii="Arial" w:cs="Arial" w:eastAsia="Arial" w:hAnsi="Arial"/>
@@ -27463,7 +27463,7 @@
             <w:pPr>
               <w:spacing w:after="20" w:before="0"/>
             </w:pPr>
-            <w:hyperlink w:history="1" r:id="rId5yq23-gypq4q8-tdclvzk">
+            <w:hyperlink w:history="1" r:id="rIdk9ulb61yaamkvqhkha6a1">
               <w:r>
                 <w:rPr>
                   <w:rFonts w:ascii="Arial" w:cs="Arial" w:eastAsia="Arial" w:hAnsi="Arial"/>
@@ -27496,7 +27496,7 @@
               <w:spacing w:after="10" w:before="0"/>
               <w:ind w:left="120"/>
             </w:pPr>
-            <w:hyperlink w:history="1" r:id="rIdnqxaz6bjvtubgmq2azm8d">
+            <w:hyperlink w:history="1" r:id="rIdnqptgsur_vv1ouupvxdb4">
               <w:r>
                 <w:rPr>
                   <w:rFonts w:ascii="Arial" w:cs="Arial" w:eastAsia="Arial" w:hAnsi="Arial"/>
@@ -27541,7 +27541,7 @@
             <w:pPr>
               <w:spacing w:after="20" w:before="0"/>
             </w:pPr>
-            <w:hyperlink w:history="1" r:id="rIdo3wxz8bcmpcmwhgvgr2on">
+            <w:hyperlink w:history="1" r:id="rIdpfv6cavl7l56x6-1cjbj5">
               <w:r>
                 <w:rPr>
                   <w:rFonts w:ascii="Arial" w:cs="Arial" w:eastAsia="Arial" w:hAnsi="Arial"/>
@@ -27574,7 +27574,7 @@
               <w:spacing w:after="10" w:before="0"/>
               <w:ind w:left="120"/>
             </w:pPr>
-            <w:hyperlink w:history="1" r:id="rIddmgkcoxclmxsqqx9spjqg">
+            <w:hyperlink w:history="1" r:id="rIdavt8nohczlzsw-uk_ydfh">
               <w:r>
                 <w:rPr>
                   <w:rFonts w:ascii="Arial" w:cs="Arial" w:eastAsia="Arial" w:hAnsi="Arial"/>
@@ -27769,7 +27769,7 @@
             <w:pPr>
               <w:spacing w:after="20" w:before="0"/>
             </w:pPr>
-            <w:hyperlink w:history="1" r:id="rIdvotl3pponmkmufjob7f1s">
+            <w:hyperlink w:history="1" r:id="rIdfom19vcrddxj__hrtz1qt">
               <w:r>
                 <w:rPr>
                   <w:rFonts w:ascii="Arial" w:cs="Arial" w:eastAsia="Arial" w:hAnsi="Arial"/>
@@ -27802,7 +27802,7 @@
               <w:spacing w:after="10" w:before="0"/>
               <w:ind w:left="120"/>
             </w:pPr>
-            <w:hyperlink w:history="1" r:id="rIdy03vgp_snf0lrtuy-eywk">
+            <w:hyperlink w:history="1" r:id="rIdobtjostwf2pjniwzdsp_f">
               <w:r>
                 <w:rPr>
                   <w:rFonts w:ascii="Arial" w:cs="Arial" w:eastAsia="Arial" w:hAnsi="Arial"/>
@@ -27847,7 +27847,7 @@
             <w:pPr>
               <w:spacing w:after="20" w:before="0"/>
             </w:pPr>
-            <w:hyperlink w:history="1" r:id="rIdaazf8yv7ex0kur2aevkou">
+            <w:hyperlink w:history="1" r:id="rIdlwrtgnvtqc4ode1ah1qvw">
               <w:r>
                 <w:rPr>
                   <w:rFonts w:ascii="Arial" w:cs="Arial" w:eastAsia="Arial" w:hAnsi="Arial"/>
@@ -27880,7 +27880,7 @@
               <w:spacing w:after="10" w:before="0"/>
               <w:ind w:left="120"/>
             </w:pPr>
-            <w:hyperlink w:history="1" r:id="rId1q9dj1qkgd3rog-aksvos">
+            <w:hyperlink w:history="1" r:id="rIdxvz24xjrpdx5x3nwabk4l">
               <w:r>
                 <w:rPr>
                   <w:rFonts w:ascii="Arial" w:cs="Arial" w:eastAsia="Arial" w:hAnsi="Arial"/>
@@ -28075,7 +28075,7 @@
             <w:pPr>
               <w:spacing w:after="20" w:before="0"/>
             </w:pPr>
-            <w:hyperlink w:history="1" r:id="rIdxv0oybljhpyaar_ft5eiw">
+            <w:hyperlink w:history="1" r:id="rIdxibncubfqwkxsevkzbyhl">
               <w:r>
                 <w:rPr>
                   <w:rFonts w:ascii="Arial" w:cs="Arial" w:eastAsia="Arial" w:hAnsi="Arial"/>
@@ -28124,7 +28124,7 @@
               <w:spacing w:after="10" w:before="0"/>
               <w:ind w:left="120"/>
             </w:pPr>
-            <w:hyperlink w:history="1" r:id="rIdgbclay7rfjbo8rhlrqfyw">
+            <w:hyperlink w:history="1" r:id="rIdu-tlrdnyupxx72snhjue5">
               <w:r>
                 <w:rPr>
                   <w:rFonts w:ascii="Arial" w:cs="Arial" w:eastAsia="Arial" w:hAnsi="Arial"/>
@@ -28169,7 +28169,7 @@
             <w:pPr>
               <w:spacing w:after="20" w:before="0"/>
             </w:pPr>
-            <w:hyperlink w:history="1" r:id="rIdt7vyr_wvywh14aiaijfri">
+            <w:hyperlink w:history="1" r:id="rIdtbxpow0_sdhx3imtr_ws6">
               <w:r>
                 <w:rPr>
                   <w:rFonts w:ascii="Arial" w:cs="Arial" w:eastAsia="Arial" w:hAnsi="Arial"/>
@@ -28202,7 +28202,7 @@
               <w:spacing w:after="10" w:before="0"/>
               <w:ind w:left="120"/>
             </w:pPr>
-            <w:hyperlink w:history="1" r:id="rIdkwx6m-df_ktfjvxobuxtq">
+            <w:hyperlink w:history="1" r:id="rId3gnuqvwjg2gsswbrzgugt">
               <w:r>
                 <w:rPr>
                   <w:rFonts w:ascii="Arial" w:cs="Arial" w:eastAsia="Arial" w:hAnsi="Arial"/>
@@ -28397,7 +28397,7 @@
             <w:pPr>
               <w:spacing w:after="20" w:before="0"/>
             </w:pPr>
-            <w:hyperlink w:history="1" r:id="rIdez7jaefhhnneqlglfb2e7">
+            <w:hyperlink w:history="1" r:id="rIdhigckgahwapw4dmrrgesd">
               <w:r>
                 <w:rPr>
                   <w:rFonts w:ascii="Arial" w:cs="Arial" w:eastAsia="Arial" w:hAnsi="Arial"/>
@@ -28446,7 +28446,7 @@
               <w:spacing w:after="10" w:before="0"/>
               <w:ind w:left="120"/>
             </w:pPr>
-            <w:hyperlink w:history="1" r:id="rIdtmrzwm7ztbd6u4leji8s1">
+            <w:hyperlink w:history="1" r:id="rId5driuuinmbwwfrwchp05h">
               <w:r>
                 <w:rPr>
                   <w:rFonts w:ascii="Arial" w:cs="Arial" w:eastAsia="Arial" w:hAnsi="Arial"/>
@@ -28491,7 +28491,7 @@
             <w:pPr>
               <w:spacing w:after="20" w:before="0"/>
             </w:pPr>
-            <w:hyperlink w:history="1" r:id="rIdwda6njrkatny5suwipfap">
+            <w:hyperlink w:history="1" r:id="rIdvhmutiipzscypocmylpmh">
               <w:r>
                 <w:rPr>
                   <w:rFonts w:ascii="Arial" w:cs="Arial" w:eastAsia="Arial" w:hAnsi="Arial"/>
@@ -28524,7 +28524,7 @@
               <w:spacing w:after="10" w:before="0"/>
               <w:ind w:left="120"/>
             </w:pPr>
-            <w:hyperlink w:history="1" r:id="rIdgqmyadqdlwagii2s4qd-m">
+            <w:hyperlink w:history="1" r:id="rIdh3rqf990wrrlzahcqosd9">
               <w:r>
                 <w:rPr>
                   <w:rFonts w:ascii="Arial" w:cs="Arial" w:eastAsia="Arial" w:hAnsi="Arial"/>
@@ -28719,7 +28719,7 @@
             <w:pPr>
               <w:spacing w:after="20" w:before="0"/>
             </w:pPr>
-            <w:hyperlink w:history="1" r:id="rId_fnxmmxcu9qgbmuuel8bd">
+            <w:hyperlink w:history="1" r:id="rIdbzfxewmhkdgkkrbkk4uxu">
               <w:r>
                 <w:rPr>
                   <w:rFonts w:ascii="Arial" w:cs="Arial" w:eastAsia="Arial" w:hAnsi="Arial"/>
@@ -28752,7 +28752,7 @@
               <w:spacing w:after="10" w:before="0"/>
               <w:ind w:left="120"/>
             </w:pPr>
-            <w:hyperlink w:history="1" r:id="rIdjoo3skuzalzhyx5_3jaih">
+            <w:hyperlink w:history="1" r:id="rIdcopc4kldferlakt8khlgz">
               <w:r>
                 <w:rPr>
                   <w:rFonts w:ascii="Arial" w:cs="Arial" w:eastAsia="Arial" w:hAnsi="Arial"/>
@@ -28797,7 +28797,7 @@
             <w:pPr>
               <w:spacing w:after="20" w:before="0"/>
             </w:pPr>
-            <w:hyperlink w:history="1" r:id="rIdpabcfjwr-8wla5uftwysn">
+            <w:hyperlink w:history="1" r:id="rIda-v3bx0l3e8hzeadcc0we">
               <w:r>
                 <w:rPr>
                   <w:rFonts w:ascii="Arial" w:cs="Arial" w:eastAsia="Arial" w:hAnsi="Arial"/>
@@ -28846,7 +28846,7 @@
               <w:spacing w:after="10" w:before="0"/>
               <w:ind w:left="120"/>
             </w:pPr>
-            <w:hyperlink w:history="1" r:id="rId5mc52tfqe6jtbu6apmfi0">
+            <w:hyperlink w:history="1" r:id="rIdfimnzh7lkjsh-tms1kmog">
               <w:r>
                 <w:rPr>
                   <w:rFonts w:ascii="Arial" w:cs="Arial" w:eastAsia="Arial" w:hAnsi="Arial"/>
@@ -29358,7 +29358,7 @@
         </w:rPr>
         <w:t xml:space="preserve">© 2026 SeaVuria and ARES. Aligned with KICD objectives. Developed by SeaVuria; technical implementation by ARES (with AI assistance from Claude). Licensed under </w:t>
       </w:r>
-      <w:hyperlink w:history="1" r:id="rIdam3aggkb32_cokil9bird">
+      <w:hyperlink w:history="1" r:id="rIdgzhlhg8uli7sn4dp5bsfr">
         <w:r>
           <w:rPr>
             <w:rFonts w:ascii="Arial" w:cs="Arial" w:eastAsia="Arial" w:hAnsi="Arial"/>
@@ -29379,7 +29379,7 @@
         </w:rPr>
         <w:t xml:space="preserve"> (</w:t>
       </w:r>
-      <w:hyperlink w:history="1" r:id="rIdzk1swkk1hsceddvjkji9p">
+      <w:hyperlink w:history="1" r:id="rIdixqrejoalwzxwecvbrqba">
         <w:r>
           <w:rPr>
             <w:rFonts w:ascii="Arial" w:cs="Arial" w:eastAsia="Arial" w:hAnsi="Arial"/>
@@ -30392,7 +30392,651 @@
             <w:pPr>
               <w:spacing w:after="20" w:before="0"/>
             </w:pPr>
-            <w:hyperlink w:history="1" r:id="rIdu1vk7j-vaysojlre3paap">
+            <w:hyperlink w:history="1" r:id="rIdnvuxi5yodytoaf1rddmi-">
+              <w:r>
+                <w:rPr>
+                  <w:rFonts w:ascii="Arial" w:cs="Arial" w:eastAsia="Arial" w:hAnsi="Arial"/>
+                  <w:color w:val="2E75B6"/>
+                  <w:sz w:val="16"/>
+                  <w:szCs w:val="16"/>
+                  <w:u w:val="single" w:color="2E75B6"/>
+                </w:rPr>
+                <w:t xml:space="preserve">13 Structure And Working Of Stomata</w:t>
+              </w:r>
+            </w:hyperlink>
+          </w:p>
+          <w:p>
+            <w:pPr>
+              <w:spacing w:after="10" w:before="0"/>
+              <w:ind w:left="120"/>
+            </w:pPr>
+            <w:r>
+              <w:rPr>
+                <w:rFonts w:ascii="Arial" w:cs="Arial" w:eastAsia="Arial" w:hAnsi="Arial"/>
+                <w:color w:val="595959"/>
+                <w:sz w:val="14"/>
+                <w:szCs w:val="14"/>
+              </w:rPr>
+              <w:t xml:space="preserve">Source: Seavuria</w:t>
+            </w:r>
+          </w:p>
+          <w:p>
+            <w:pPr>
+              <w:spacing w:after="10" w:before="0"/>
+              <w:ind w:left="120"/>
+            </w:pPr>
+            <w:hyperlink w:history="1" r:id="rIdhbjjglijmk6kltnklakt2">
+              <w:r>
+                <w:rPr>
+                  <w:rFonts w:ascii="Arial" w:cs="Arial" w:eastAsia="Arial" w:hAnsi="Arial"/>
+                  <w:color w:val="595959"/>
+                  <w:sz w:val="14"/>
+                  <w:szCs w:val="14"/>
+                  <w:u w:val="single" w:color="595959"/>
+                </w:rPr>
+                <w:t xml:space="preserve">🔍 Search ARES for similar videos</w:t>
+              </w:r>
+            </w:hyperlink>
+          </w:p>
+          <w:p>
+            <w:pPr>
+              <w:spacing w:after="40" w:before="0"/>
+            </w:pPr>
+            <w:r>
+              <w:rPr>
+                <w:sz w:val="14"/>
+                <w:szCs w:val="14"/>
+              </w:rPr>
+              <w:t xml:space="preserve"/>
+            </w:r>
+          </w:p>
+          <w:p>
+            <w:pPr>
+              <w:spacing w:after="20" w:before="0"/>
+            </w:pPr>
+            <w:r>
+              <w:rPr>
+                <w:rFonts w:ascii="Arial" w:cs="Arial" w:eastAsia="Arial" w:hAnsi="Arial"/>
+                <w:b/>
+                <w:bCs/>
+                <w:color w:val="1F3864"/>
+                <w:sz w:val="16"/>
+                <w:szCs w:val="16"/>
+              </w:rPr>
+              <w:t xml:space="preserve">📖 HTML:</w:t>
+            </w:r>
+          </w:p>
+          <w:p>
+            <w:pPr>
+              <w:spacing w:after="20" w:before="0"/>
+            </w:pPr>
+            <w:hyperlink w:history="1" r:id="rId7v9qd0xsfm62y9dwkyj13">
+              <w:r>
+                <w:rPr>
+                  <w:rFonts w:ascii="Arial" w:cs="Arial" w:eastAsia="Arial" w:hAnsi="Arial"/>
+                  <w:color w:val="2E75B6"/>
+                  <w:sz w:val="16"/>
+                  <w:szCs w:val="16"/>
+                  <w:u w:val="single" w:color="2E75B6"/>
+                </w:rPr>
+                <w:t xml:space="preserve">Connecting Cellular Respiration and Photosynthesis (Flexbook)</w:t>
+              </w:r>
+            </w:hyperlink>
+          </w:p>
+          <w:p>
+            <w:pPr>
+              <w:spacing w:after="20" w:before="0"/>
+            </w:pPr>
+            <w:r>
+              <w:rPr>
+                <w:rFonts w:ascii="Arial" w:cs="Arial" w:eastAsia="Arial" w:hAnsi="Arial"/>
+                <w:i/>
+                <w:iCs/>
+                <w:color w:val="595959"/>
+                <w:sz w:val="16"/>
+                <w:szCs w:val="16"/>
+              </w:rPr>
+              <w:t xml:space="preserve">Related topic: not an exact match for this lesson.</w:t>
+            </w:r>
+          </w:p>
+          <w:p>
+            <w:pPr>
+              <w:spacing w:after="10" w:before="0"/>
+              <w:ind w:left="120"/>
+            </w:pPr>
+            <w:r>
+              <w:rPr>
+                <w:rFonts w:ascii="Arial" w:cs="Arial" w:eastAsia="Arial" w:hAnsi="Arial"/>
+                <w:color w:val="595959"/>
+                <w:sz w:val="14"/>
+                <w:szCs w:val="14"/>
+              </w:rPr>
+              <w:t xml:space="preserve">Source: CK-12</w:t>
+            </w:r>
+          </w:p>
+          <w:p>
+            <w:pPr>
+              <w:spacing w:after="10" w:before="0"/>
+              <w:ind w:left="120"/>
+            </w:pPr>
+            <w:hyperlink w:history="1" r:id="rIdlvl7gh1yf47apludvfm04">
+              <w:r>
+                <w:rPr>
+                  <w:rFonts w:ascii="Arial" w:cs="Arial" w:eastAsia="Arial" w:hAnsi="Arial"/>
+                  <w:color w:val="595959"/>
+                  <w:sz w:val="14"/>
+                  <w:szCs w:val="14"/>
+                  <w:u w:val="single" w:color="595959"/>
+                </w:rPr>
+                <w:t xml:space="preserve">🔍 Search ARES for similar readings</w:t>
+              </w:r>
+            </w:hyperlink>
+          </w:p>
+        </w:tc>
+        <w:tc>
+          <w:tcPr>
+            <w:tcW w:type="dxa" w:w="3040"/>
+            <w:shd w:fill="FFFFFF" w:color="auto" w:val="clear"/>
+            <w:tcMar>
+              <w:top w:type="dxa" w:w="60"/>
+              <w:left w:type="dxa" w:w="120"/>
+              <w:bottom w:type="dxa" w:w="60"/>
+              <w:right w:type="dxa" w:w="120"/>
+            </w:tcMar>
+            <w:vAlign w:val="top"/>
+          </w:tcPr>
+          <w:p>
+            <w:pPr>
+              <w:spacing w:after="40" w:before="0"/>
+              <w:jc w:val="left"/>
+            </w:pPr>
+            <w:r>
+              <w:rPr>
+                <w:rFonts w:ascii="Arial" w:cs="Arial" w:eastAsia="Arial" w:hAnsi="Arial"/>
+                <w:b w:val="false"/>
+                <w:bCs w:val="false"/>
+                <w:i w:val="false"/>
+                <w:iCs w:val="false"/>
+                <w:color w:val="000000"/>
+                <w:sz w:val="18"/>
+                <w:szCs w:val="18"/>
+              </w:rPr>
+              <w:t xml:space="preserve">Before touching any equipment, each group opens their investigation plan from Lesson 9 and reads aloud their written hypothesis. Groups then spend 3 minutes discussing: 'Given everything we have learned in Lessons 1–9 about stomata, guard cells, lenticels, and cellular respiration, would you revise your prediction at all? Why or why not?' Each group records any revision (or a written statement confirming no revision) in their science notebook. Groups also identify their independent variable, dependent variable, and at least two controlled variables by writing them on a sticky note and posting it at their workstation for the teacher to check during circulation.</w:t>
+            </w:r>
+          </w:p>
+        </w:tc>
+        <w:tc>
+          <w:tcPr>
+            <w:tcW w:type="dxa" w:w="3040"/>
+            <w:shd w:fill="F2F2F2" w:color="auto" w:val="clear"/>
+            <w:tcMar>
+              <w:top w:type="dxa" w:w="60"/>
+              <w:left w:type="dxa" w:w="120"/>
+              <w:bottom w:type="dxa" w:w="60"/>
+              <w:right w:type="dxa" w:w="120"/>
+            </w:tcMar>
+            <w:vAlign w:val="top"/>
+          </w:tcPr>
+          <w:p>
+            <w:pPr>
+              <w:spacing w:after="40" w:before="0"/>
+              <w:jc w:val="left"/>
+            </w:pPr>
+            <w:r>
+              <w:rPr>
+                <w:rFonts w:ascii="Arial" w:cs="Arial" w:eastAsia="Arial" w:hAnsi="Arial"/>
+                <w:b w:val="false"/>
+                <w:bCs w:val="false"/>
+                <w:i w:val="false"/>
+                <w:iCs w:val="false"/>
+                <w:color w:val="000000"/>
+                <w:sz w:val="18"/>
+                <w:szCs w:val="18"/>
+              </w:rPr>
+              <w:t xml:space="preserve">Open the lesson by projecting the anchoring phenomenon image (sukuma wiki leaves bubbling in warm water in Mwalimu Njoroge's class) and the driving question: 'How do plants breathe, and what happens inside their cells when they release energy stored in food?' Say: 'Today is the day we generate our own evidence. Before you touch a single piece of equipment, your group must confirm your hypothesis and variable identification — because a fair test requires you to know exactly what you are changing and what you are measuring.' Circulate to each group's sticky-note variables list. At any group missing a controlled variable, ask: 'What else in your setup could change between trials that you are not intending to change? How will you keep it the same?' Allow 10 seconds of WAIT TIME before prompting. Cold-call one student per group (aim for 5–6 groups) to state their hypothesis aloud in the format: 'We predict that [independent variable] will affect [dependent variable] because [biological reason].' Provide corrective feedback only on scientific accuracy — do not evaluate experimental design at this point.</w:t>
+            </w:r>
+          </w:p>
+        </w:tc>
+        <w:tc>
+          <w:tcPr>
+            <w:tcW w:type="dxa" w:w="3040"/>
+            <w:shd w:fill="FFFFFF" w:color="auto" w:val="clear"/>
+            <w:tcMar>
+              <w:top w:type="dxa" w:w="60"/>
+              <w:left w:type="dxa" w:w="120"/>
+              <w:bottom w:type="dxa" w:w="60"/>
+              <w:right w:type="dxa" w:w="120"/>
+            </w:tcMar>
+            <w:vAlign w:val="top"/>
+          </w:tcPr>
+          <w:p>
+            <w:pPr>
+              <w:spacing w:after="40" w:before="0"/>
+              <w:jc w:val="left"/>
+            </w:pPr>
+            <w:r>
+              <w:rPr>
+                <w:rFonts w:ascii="Arial" w:cs="Arial" w:eastAsia="Arial" w:hAnsi="Arial"/>
+                <w:b w:val="false"/>
+                <w:bCs w:val="false"/>
+                <w:i w:val="false"/>
+                <w:iCs w:val="false"/>
+                <w:color w:val="000000"/>
+                <w:sz w:val="18"/>
+                <w:szCs w:val="18"/>
+              </w:rPr>
+              <w:t xml:space="preserve">Hypothesis Sharpening — Revisiting predictions after prior instruction (Lessons 1–9) activates accumulated conceptual knowledge and forces learners to articulate the biological mechanism behind their prediction, not just a guess. This metacognitive step builds the habit of connecting claims to reasons before data collection, which is central to scientific practice (NGSS SEP 1: Asking Questions and Defining Problems; SEP 6: Constructing Explanations).</w:t>
+            </w:r>
+          </w:p>
+        </w:tc>
+        <w:tc>
+          <w:tcPr>
+            <w:tcW w:type="dxa" w:w="3040"/>
+            <w:shd w:fill="F2F2F2" w:color="auto" w:val="clear"/>
+            <w:tcMar>
+              <w:top w:type="dxa" w:w="60"/>
+              <w:left w:type="dxa" w:w="120"/>
+              <w:bottom w:type="dxa" w:w="60"/>
+              <w:right w:type="dxa" w:w="120"/>
+            </w:tcMar>
+            <w:vAlign w:val="top"/>
+          </w:tcPr>
+          <w:p>
+            <w:pPr>
+              <w:spacing w:after="40" w:before="0"/>
+              <w:jc w:val="left"/>
+            </w:pPr>
+            <w:r>
+              <w:rPr>
+                <w:rFonts w:ascii="Arial" w:cs="Arial" w:eastAsia="Arial" w:hAnsi="Arial"/>
+                <w:b w:val="false"/>
+                <w:bCs w:val="false"/>
+                <w:i w:val="false"/>
+                <w:iCs w:val="false"/>
+                <w:color w:val="000000"/>
+                <w:sz w:val="18"/>
+                <w:szCs w:val="18"/>
+              </w:rPr>
+              <w:t xml:space="preserve">Observable indicator: Every group's sticky note correctly identifies at least one independent variable, one dependent variable, and two controlled variables. Teacher checks all sticky notes during circulation; groups with errors are redirected before investigations begin. Red flag: any group whose hypothesis contains no biological mechanism (e.g., 'warm water will make more bubbles' with no reference to stomata, enzymes, respiration rate, or gas solubility) receives a targeted prompt: 'What biological process produces those bubbles, and how does your variable affect that process?'</w:t>
+            </w:r>
+          </w:p>
+        </w:tc>
+      </w:tr>
+      <w:tr>
+        <w:tc>
+          <w:tcPr>
+            <w:tcW w:type="dxa" w:w="1520"/>
+            <w:shd w:fill="D9EEF1" w:color="auto" w:val="clear"/>
+            <w:tcMar>
+              <w:top w:type="dxa" w:w="60"/>
+              <w:left w:type="dxa" w:w="120"/>
+              <w:bottom w:type="dxa" w:w="60"/>
+              <w:right w:type="dxa" w:w="120"/>
+            </w:tcMar>
+            <w:vAlign w:val="top"/>
+          </w:tcPr>
+          <w:p>
+            <w:pPr>
+              <w:spacing w:after="40" w:before="0"/>
+              <w:jc w:val="left"/>
+            </w:pPr>
+            <w:r>
+              <w:rPr>
+                <w:rFonts w:ascii="Arial" w:cs="Arial" w:eastAsia="Arial" w:hAnsi="Arial"/>
+                <w:b/>
+                <w:bCs/>
+                <w:i w:val="false"/>
+                <w:iCs w:val="false"/>
+                <w:color w:val="000000"/>
+                <w:sz w:val="18"/>
+                <w:szCs w:val="18"/>
+              </w:rPr>
+              <w:t xml:space="preserve">Observe Phase</w:t>
+            </w:r>
+          </w:p>
+          <w:p>
+            <w:pPr>
+              <w:spacing w:after="20" w:before="0"/>
+            </w:pPr>
+            <w:r>
+              <w:rPr>
+                <w:rFonts w:ascii="Arial" w:cs="Arial" w:eastAsia="Arial" w:hAnsi="Arial"/>
+                <w:b/>
+                <w:bCs/>
+                <w:color w:val="1F3864"/>
+                <w:sz w:val="16"/>
+                <w:szCs w:val="16"/>
+              </w:rPr>
+              <w:t xml:space="preserve">📹 VIDEO:</w:t>
+            </w:r>
+          </w:p>
+          <w:p>
+            <w:pPr>
+              <w:spacing w:after="20" w:before="0"/>
+            </w:pPr>
+            <w:hyperlink w:history="1" r:id="rIdx_3tmqukqehj3jvemyvve">
+              <w:r>
+                <w:rPr>
+                  <w:rFonts w:ascii="Arial" w:cs="Arial" w:eastAsia="Arial" w:hAnsi="Arial"/>
+                  <w:color w:val="2E75B6"/>
+                  <w:sz w:val="16"/>
+                  <w:szCs w:val="16"/>
+                  <w:u w:val="single" w:color="2E75B6"/>
+                </w:rPr>
+                <w:t xml:space="preserve">13 Structure And Working Of Stomata</w:t>
+              </w:r>
+            </w:hyperlink>
+          </w:p>
+          <w:p>
+            <w:pPr>
+              <w:spacing w:after="10" w:before="0"/>
+              <w:ind w:left="120"/>
+            </w:pPr>
+            <w:r>
+              <w:rPr>
+                <w:rFonts w:ascii="Arial" w:cs="Arial" w:eastAsia="Arial" w:hAnsi="Arial"/>
+                <w:color w:val="595959"/>
+                <w:sz w:val="14"/>
+                <w:szCs w:val="14"/>
+              </w:rPr>
+              <w:t xml:space="preserve">Source: Seavuria</w:t>
+            </w:r>
+          </w:p>
+          <w:p>
+            <w:pPr>
+              <w:spacing w:after="10" w:before="0"/>
+              <w:ind w:left="120"/>
+            </w:pPr>
+            <w:hyperlink w:history="1" r:id="rId3w-rxoxrvg2iocwe9ufxr">
+              <w:r>
+                <w:rPr>
+                  <w:rFonts w:ascii="Arial" w:cs="Arial" w:eastAsia="Arial" w:hAnsi="Arial"/>
+                  <w:color w:val="595959"/>
+                  <w:sz w:val="14"/>
+                  <w:szCs w:val="14"/>
+                  <w:u w:val="single" w:color="595959"/>
+                </w:rPr>
+                <w:t xml:space="preserve">🔍 Search ARES for similar videos</w:t>
+              </w:r>
+            </w:hyperlink>
+          </w:p>
+          <w:p>
+            <w:pPr>
+              <w:spacing w:after="40" w:before="0"/>
+            </w:pPr>
+            <w:r>
+              <w:rPr>
+                <w:sz w:val="14"/>
+                <w:szCs w:val="14"/>
+              </w:rPr>
+              <w:t xml:space="preserve"/>
+            </w:r>
+          </w:p>
+          <w:p>
+            <w:pPr>
+              <w:spacing w:after="20" w:before="0"/>
+            </w:pPr>
+            <w:r>
+              <w:rPr>
+                <w:rFonts w:ascii="Arial" w:cs="Arial" w:eastAsia="Arial" w:hAnsi="Arial"/>
+                <w:b/>
+                <w:bCs/>
+                <w:color w:val="1F3864"/>
+                <w:sz w:val="16"/>
+                <w:szCs w:val="16"/>
+              </w:rPr>
+              <w:t xml:space="preserve">📖 EXERCISE:</w:t>
+            </w:r>
+          </w:p>
+          <w:p>
+            <w:pPr>
+              <w:spacing w:after="20" w:before="0"/>
+            </w:pPr>
+            <w:hyperlink w:history="1" r:id="rIdmpdgqnizb9g07s_6sq2nd">
+              <w:r>
+                <w:rPr>
+                  <w:rFonts w:ascii="Arial" w:cs="Arial" w:eastAsia="Arial" w:hAnsi="Arial"/>
+                  <w:color w:val="2E75B6"/>
+                  <w:sz w:val="16"/>
+                  <w:szCs w:val="16"/>
+                  <w:u w:val="single" w:color="2E75B6"/>
+                </w:rPr>
+                <w:t xml:space="preserve">Connecting Cellular Respiration and Photosynthesis Practice</w:t>
+              </w:r>
+            </w:hyperlink>
+          </w:p>
+          <w:p>
+            <w:pPr>
+              <w:spacing w:after="20" w:before="0"/>
+            </w:pPr>
+            <w:r>
+              <w:rPr>
+                <w:rFonts w:ascii="Arial" w:cs="Arial" w:eastAsia="Arial" w:hAnsi="Arial"/>
+                <w:i/>
+                <w:iCs/>
+                <w:color w:val="595959"/>
+                <w:sz w:val="16"/>
+                <w:szCs w:val="16"/>
+              </w:rPr>
+              <w:t xml:space="preserve">Related topic: not an exact match for this lesson.</w:t>
+            </w:r>
+          </w:p>
+          <w:p>
+            <w:pPr>
+              <w:spacing w:after="10" w:before="0"/>
+              <w:ind w:left="120"/>
+            </w:pPr>
+            <w:r>
+              <w:rPr>
+                <w:rFonts w:ascii="Arial" w:cs="Arial" w:eastAsia="Arial" w:hAnsi="Arial"/>
+                <w:color w:val="595959"/>
+                <w:sz w:val="14"/>
+                <w:szCs w:val="14"/>
+              </w:rPr>
+              <w:t xml:space="preserve">Source: CK-12</w:t>
+            </w:r>
+          </w:p>
+          <w:p>
+            <w:pPr>
+              <w:spacing w:after="10" w:before="0"/>
+              <w:ind w:left="120"/>
+            </w:pPr>
+            <w:hyperlink w:history="1" r:id="rIdodafixtgj6tvueus2l6jo">
+              <w:r>
+                <w:rPr>
+                  <w:rFonts w:ascii="Arial" w:cs="Arial" w:eastAsia="Arial" w:hAnsi="Arial"/>
+                  <w:color w:val="595959"/>
+                  <w:sz w:val="14"/>
+                  <w:szCs w:val="14"/>
+                  <w:u w:val="single" w:color="595959"/>
+                </w:rPr>
+                <w:t xml:space="preserve">🔍 Search ARES for similar readings</w:t>
+              </w:r>
+            </w:hyperlink>
+          </w:p>
+        </w:tc>
+        <w:tc>
+          <w:tcPr>
+            <w:tcW w:type="dxa" w:w="3040"/>
+            <w:shd w:fill="FFFFFF" w:color="auto" w:val="clear"/>
+            <w:tcMar>
+              <w:top w:type="dxa" w:w="60"/>
+              <w:left w:type="dxa" w:w="120"/>
+              <w:bottom w:type="dxa" w:w="60"/>
+              <w:right w:type="dxa" w:w="120"/>
+            </w:tcMar>
+            <w:vAlign w:val="top"/>
+          </w:tcPr>
+          <w:p>
+            <w:pPr>
+              <w:spacing w:after="40" w:before="0"/>
+              <w:jc w:val="left"/>
+            </w:pPr>
+            <w:r>
+              <w:rPr>
+                <w:rFonts w:ascii="Arial" w:cs="Arial" w:eastAsia="Arial" w:hAnsi="Arial"/>
+                <w:b w:val="false"/>
+                <w:bCs w:val="false"/>
+                <w:i w:val="false"/>
+                <w:iCs w:val="false"/>
+                <w:color w:val="000000"/>
+                <w:sz w:val="18"/>
+                <w:szCs w:val="18"/>
+              </w:rPr>
+              <w:t xml:space="preserve">Groups carry out their planned investigations simultaneously. Possible investigation types include: (A) Effect of temperature on bubble rate — sukuma wiki leaf discs submerged in water at 10°C, 25°C, and 40°C; bubbles counted per minute at each temperature using a stopwatch; (B) Stomatal distribution — nail varnish peel method on upper and lower surfaces of sukuma wiki, bean, or maize leaves; stomata counted under a hand lens or microscope in a defined field of view; (C) Effect of blocking stomata — petroleum jelly applied to upper surface only, lower surface only, both surfaces, or neither; leaf discs submerged; bubble rate compared; (D) Detection of CO₂ in respiration — germinating beans (githeri seeds soaked overnight) placed in a sealed flask; hydrogencarbonate indicator or lime water used to detect CO₂ after 15 minutes; (E) Heat production in respiration — temperature probe or thermometer placed in a flask of germinating githeri seeds vs. boiled (dead) seeds. Each learner records raw data in a pre-drawn table in their notebook, including units, time stamps, and any anomalous readings. Groups conduct at least two trials where time permits. The designated 'quality controller' in each group checks that the same person counts bubbles each time, that the stopwatch is reset between trials, and that readings are recorded immediately.</w:t>
+            </w:r>
+          </w:p>
+        </w:tc>
+        <w:tc>
+          <w:tcPr>
+            <w:tcW w:type="dxa" w:w="3040"/>
+            <w:shd w:fill="F2F2F2" w:color="auto" w:val="clear"/>
+            <w:tcMar>
+              <w:top w:type="dxa" w:w="60"/>
+              <w:left w:type="dxa" w:w="120"/>
+              <w:bottom w:type="dxa" w:w="60"/>
+              <w:right w:type="dxa" w:w="120"/>
+            </w:tcMar>
+            <w:vAlign w:val="top"/>
+          </w:tcPr>
+          <w:p>
+            <w:pPr>
+              <w:spacing w:after="40" w:before="0"/>
+              <w:jc w:val="left"/>
+            </w:pPr>
+            <w:r>
+              <w:rPr>
+                <w:rFonts w:ascii="Arial" w:cs="Arial" w:eastAsia="Arial" w:hAnsi="Arial"/>
+                <w:b w:val="false"/>
+                <w:bCs w:val="false"/>
+                <w:i w:val="false"/>
+                <w:iCs w:val="false"/>
+                <w:color w:val="000000"/>
+                <w:sz w:val="18"/>
+                <w:szCs w:val="18"/>
+              </w:rPr>
+              <w:t xml:space="preserve">Signal the start of investigations: 'You have 40 minutes. Your job is to collect honest data — that includes results that do not match your prediction. Anomalies are valuable evidence, not mistakes. Begin.' Circulate continuously using a structured rotation: spend approximately 4–5 minutes at each group, then move on. Use the following specific prompts during circulation — (1) Variable control check: 'Show me what you are keeping constant. How are you making sure the temperature/light/leaf size is the same across your trials?' (2) Data recording check: 'Is every reading going straight into your table? I should see units in the column headers.' (3) Anomaly probe: 'That reading looks different from the others. Before you cross it out, ask yourselves — could that be real? What might have caused it?' Allow 10 seconds of WAIT TIME after each probe. (4) Mechanism prompt: 'You are seeing [observation]. Which structure or process from our lessons explains why that might be happening?' Cold-call a non-recording group member to answer (aim to cold-call at least 3 different students per group visit across the lesson). At the 20-minute mark, call a 2-minute 'Data Pause': all groups stop, look at their data so far, and write one sentence in their notebook: 'The pattern I am seeing so far is…' This mid-point sensemaking prevents groups from reaching the end with raw numbers and no thinking. At the 35-minute mark, prompt groups to begin their second trial or begin calculating means if two trials are complete.</w:t>
+            </w:r>
+          </w:p>
+        </w:tc>
+        <w:tc>
+          <w:tcPr>
+            <w:tcW w:type="dxa" w:w="3040"/>
+            <w:shd w:fill="FFFFFF" w:color="auto" w:val="clear"/>
+            <w:tcMar>
+              <w:top w:type="dxa" w:w="60"/>
+              <w:left w:type="dxa" w:w="120"/>
+              <w:bottom w:type="dxa" w:w="60"/>
+              <w:right w:type="dxa" w:w="120"/>
+            </w:tcMar>
+            <w:vAlign w:val="top"/>
+          </w:tcPr>
+          <w:p>
+            <w:pPr>
+              <w:spacing w:after="40" w:before="0"/>
+              <w:jc w:val="left"/>
+            </w:pPr>
+            <w:r>
+              <w:rPr>
+                <w:rFonts w:ascii="Arial" w:cs="Arial" w:eastAsia="Arial" w:hAnsi="Arial"/>
+                <w:b w:val="false"/>
+                <w:bCs w:val="false"/>
+                <w:i w:val="false"/>
+                <w:iCs w:val="false"/>
+                <w:color w:val="000000"/>
+                <w:sz w:val="18"/>
+                <w:szCs w:val="18"/>
+              </w:rPr>
+              <w:t xml:space="preserve">Structured Data Pause (NGSS SEP 4: Analysing and Interpreting Data) — The mid-investigation pause forces learners to interpret data in real time rather than treating data collection as a mechanical task. Writing one pattern sentence activates analytical thinking while evidence is still being gathered, improving the quality of explanations constructed afterward. This also mirrors authentic scientific practice, where researchers analyse data iteratively, not only at the end.</w:t>
+            </w:r>
+          </w:p>
+        </w:tc>
+        <w:tc>
+          <w:tcPr>
+            <w:tcW w:type="dxa" w:w="3040"/>
+            <w:shd w:fill="F2F2F2" w:color="auto" w:val="clear"/>
+            <w:tcMar>
+              <w:top w:type="dxa" w:w="60"/>
+              <w:left w:type="dxa" w:w="120"/>
+              <w:bottom w:type="dxa" w:w="60"/>
+              <w:right w:type="dxa" w:w="120"/>
+            </w:tcMar>
+            <w:vAlign w:val="top"/>
+          </w:tcPr>
+          <w:p>
+            <w:pPr>
+              <w:spacing w:after="40" w:before="0"/>
+              <w:jc w:val="left"/>
+            </w:pPr>
+            <w:r>
+              <w:rPr>
+                <w:rFonts w:ascii="Arial" w:cs="Arial" w:eastAsia="Arial" w:hAnsi="Arial"/>
+                <w:b w:val="false"/>
+                <w:bCs w:val="false"/>
+                <w:i w:val="false"/>
+                <w:iCs w:val="false"/>
+                <w:color w:val="000000"/>
+                <w:sz w:val="18"/>
+                <w:szCs w:val="18"/>
+              </w:rPr>
+              <w:t xml:space="preserve">Observable indicators: (1) All data tables contain column headers with units (e.g., 'Number of bubbles per minute', 'Temperature / °C', 'Number of stomata per field of view'). (2) At least two trials are recorded, or one trial with a written reason if time did not permit a second. (3) The 'pattern sentence' written at the Data Pause is specific (e.g., 'Bubble rate increases as temperature increases') rather than vague (e.g., 'something changed'). Teacher flags: any group with identical results across all trials (possible error in variable manipulation); any group counting bubbles inconsistently (different group members alternating); any group where the control condition is absent.</w:t>
+            </w:r>
+          </w:p>
+        </w:tc>
+      </w:tr>
+      <w:tr>
+        <w:tc>
+          <w:tcPr>
+            <w:tcW w:type="dxa" w:w="1520"/>
+            <w:shd w:fill="E2EFDA" w:color="auto" w:val="clear"/>
+            <w:tcMar>
+              <w:top w:type="dxa" w:w="60"/>
+              <w:left w:type="dxa" w:w="120"/>
+              <w:bottom w:type="dxa" w:w="60"/>
+              <w:right w:type="dxa" w:w="120"/>
+            </w:tcMar>
+            <w:vAlign w:val="top"/>
+          </w:tcPr>
+          <w:p>
+            <w:pPr>
+              <w:spacing w:after="40" w:before="0"/>
+              <w:jc w:val="left"/>
+            </w:pPr>
+            <w:r>
+              <w:rPr>
+                <w:rFonts w:ascii="Arial" w:cs="Arial" w:eastAsia="Arial" w:hAnsi="Arial"/>
+                <w:b/>
+                <w:bCs/>
+                <w:i w:val="false"/>
+                <w:iCs w:val="false"/>
+                <w:color w:val="000000"/>
+                <w:sz w:val="18"/>
+                <w:szCs w:val="18"/>
+              </w:rPr>
+              <w:t xml:space="preserve">Explain Phase</w:t>
+            </w:r>
+          </w:p>
+          <w:p>
+            <w:pPr>
+              <w:spacing w:after="20" w:before="0"/>
+            </w:pPr>
+            <w:r>
+              <w:rPr>
+                <w:rFonts w:ascii="Arial" w:cs="Arial" w:eastAsia="Arial" w:hAnsi="Arial"/>
+                <w:b/>
+                <w:bCs/>
+                <w:color w:val="1F3864"/>
+                <w:sz w:val="16"/>
+                <w:szCs w:val="16"/>
+              </w:rPr>
+              <w:t xml:space="preserve">📹 VIDEO:</w:t>
+            </w:r>
+          </w:p>
+          <w:p>
+            <w:pPr>
+              <w:spacing w:after="20" w:before="0"/>
+            </w:pPr>
+            <w:hyperlink w:history="1" r:id="rIdf66gncxebywgmtxdlvsnm">
               <w:r>
                 <w:rPr>
                   <w:rFonts w:ascii="Arial" w:cs="Arial" w:eastAsia="Arial" w:hAnsi="Arial"/>
@@ -30441,7 +31085,7 @@
               <w:spacing w:after="10" w:before="0"/>
               <w:ind w:left="120"/>
             </w:pPr>
-            <w:hyperlink w:history="1" r:id="rIdi4lgde5s-41eomk38w79c">
+            <w:hyperlink w:history="1" r:id="rIdvokbikaywhhipxn_u_ktr">
               <w:r>
                 <w:rPr>
                   <w:rFonts w:ascii="Arial" w:cs="Arial" w:eastAsia="Arial" w:hAnsi="Arial"/>
@@ -30479,14 +31123,14 @@
                 <w:sz w:val="16"/>
                 <w:szCs w:val="16"/>
               </w:rPr>
-              <w:t xml:space="preserve">📖 HTML:</w:t>
+              <w:t xml:space="preserve">📖 EXERCISE:</w:t>
             </w:r>
           </w:p>
           <w:p>
             <w:pPr>
               <w:spacing w:after="20" w:before="0"/>
             </w:pPr>
-            <w:hyperlink w:history="1" r:id="rIdpcfljogg5gec8jcdotpzx">
+            <w:hyperlink w:history="1" r:id="rId2mr_zih-wdmxhputdpeop">
               <w:r>
                 <w:rPr>
                   <w:rFonts w:ascii="Arial" w:cs="Arial" w:eastAsia="Arial" w:hAnsi="Arial"/>
@@ -30495,7 +31139,7 @@
                   <w:szCs w:val="16"/>
                   <w:u w:val="single" w:color="2E75B6"/>
                 </w:rPr>
-                <w:t xml:space="preserve">Connecting Cellular Respiration and Photosynthesis (Flexbook)</w:t>
+                <w:t xml:space="preserve">Cellular respiration</w:t>
               </w:r>
             </w:hyperlink>
           </w:p>
@@ -30527,7 +31171,7 @@
                 <w:sz w:val="14"/>
                 <w:szCs w:val="14"/>
               </w:rPr>
-              <w:t xml:space="preserve">Source: CK-12</w:t>
+              <w:t xml:space="preserve">Source: Khan Academy (English - US curriculum)</w:t>
             </w:r>
           </w:p>
           <w:p>
@@ -30535,7 +31179,7 @@
               <w:spacing w:after="10" w:before="0"/>
               <w:ind w:left="120"/>
             </w:pPr>
-            <w:hyperlink w:history="1" r:id="rId_izcwai5oehh7bhdqzqcc">
+            <w:hyperlink w:history="1" r:id="rIdwmn4m9ec0jagbhsz88zc2">
               <w:r>
                 <w:rPr>
                   <w:rFonts w:ascii="Arial" w:cs="Arial" w:eastAsia="Arial" w:hAnsi="Arial"/>
@@ -30577,7 +31221,7 @@
                 <w:sz w:val="18"/>
                 <w:szCs w:val="18"/>
               </w:rPr>
-              <w:t xml:space="preserve">Before touching any equipment, each group opens their investigation plan from Lesson 9 and reads aloud their written hypothesis. Groups then spend 3 minutes discussing: 'Given everything we have learned in Lessons 1–9 about stomata, guard cells, lenticels, and cellular respiration, would you revise your prediction at all? Why or why not?' Each group records any revision (or a written statement confirming no revision) in their science notebook. Groups also identify their independent variable, dependent variable, and at least two controlled variables by writing them on a sticky note and posting it at their workstation for the teacher to check during circulation.</w:t>
+              <w:t xml:space="preserve">Investigation materials are set aside (not yet cleaned up — teacher will signal clean-up). Each group uses the CER (Claim–Evidence–Reasoning) framework to write a preliminary explanation of their findings. On a large sheet of paper or in notebooks: CLAIM — one sentence stating what their data shows (e.g., 'Increasing water temperature from 25°C to 40°C increased the rate of bubble production from sukuma wiki leaf discs.'); EVIDENCE — two or three specific data points from their table (include numbers and units); REASONING — two or three sentences explaining the biological mechanism that connects the evidence to the claim, referencing stomata, guard cells, gas exchange structures, cellular respiration, enzyme activity, or gas solubility as appropriate. Groups are reminded: 'Your reasoning must use vocabulary from this unit. It must connect your data to at least one biological structure or process we have studied.' Groups then spend 5 minutes reviewing their CER and preparing one 'lingering question' — something their data did not fully explain — to post on the Driving Question Board in Phase 4.</w:t>
             </w:r>
           </w:p>
         </w:tc>
@@ -30609,7 +31253,7 @@
                 <w:sz w:val="18"/>
                 <w:szCs w:val="18"/>
               </w:rPr>
-              <w:t xml:space="preserve">Open the lesson by projecting the anchoring phenomenon image (sukuma wiki leaves bubbling in warm water in Mwalimu Njoroge's class) and the driving question: 'How do plants breathe, and what happens inside their cells when they release energy stored in food?' Say: 'Today is the day we generate our own evidence. Before you touch a single piece of equipment, your group must confirm your hypothesis and variable identification — because a fair test requires you to know exactly what you are changing and what you are measuring.' Circulate to each group's sticky-note variables list. At any group missing a controlled variable, ask: 'What else in your setup could change between trials that you are not intending to change? How will you keep it the same?' Allow 10 seconds of WAIT TIME before prompting. Cold-call one student per group (aim for 5–6 groups) to state their hypothesis aloud in the format: 'We predict that [independent variable] will affect [dependent variable] because [biological reason].' Provide corrective feedback only on scientific accuracy — do not evaluate experimental design at this point.</w:t>
+              <w:t xml:space="preserve">Introduce the CER framework by projecting a partially completed example (use a neutral topic so as not to give away results): 'Claim: Githeri seeds soaked in water for 24 hours are heavier than dry seeds. Evidence: Dry seeds averaged 1.2 g; soaked seeds averaged 2.7 g after 24 hours. Reasoning: Seeds absorb water by osmosis through the seed coat, causing the cells to swell and increasing total mass.' Then say: 'Now write your own CER for your investigation. Your reasoning must name at least one structure or process from Sub-Strand 2.3.' Circulate and use targeted prompts: — For weak claims: 'Your claim should state a relationship between your independent and dependent variable. Can you rewrite it to include both?' — For evidence-free claims: 'I see a claim. Where is the data from your table that supports it? Give me numbers.' — For reasoning with no mechanism: 'You have said what happened. Now explain why, using what you know about stomata / respiration / guard cells.' Allow 10 seconds of WAIT TIME after each prompt. Cold-call one group member (not the usual spokesperson) to read their claim aloud. Count: target at least 4 different groups. After 10 minutes of writing, call 2 minutes for groups to review and strengthen their reasoning before the DQB phase.</w:t>
             </w:r>
           </w:p>
         </w:tc>
@@ -30641,7 +31285,7 @@
                 <w:sz w:val="18"/>
                 <w:szCs w:val="18"/>
               </w:rPr>
-              <w:t xml:space="preserve">Hypothesis Sharpening — Revisiting predictions after prior instruction (Lessons 1–9) activates accumulated conceptual knowledge and forces learners to articulate the biological mechanism behind their prediction, not just a guess. This metacognitive step builds the habit of connecting claims to reasons before data collection, which is central to scientific practice (NGSS SEP 1: Asking Questions and Defining Problems; SEP 6: Constructing Explanations).</w:t>
+              <w:t xml:space="preserve">Claim–Evidence–Reasoning (CER) Framework (NGSS SEP 6: Constructing Explanations) — CER is an explicit structure that separates what learners observed (evidence) from what they conclude (claim) and why the evidence supports the conclusion (reasoning). It builds scientific argumentation skills and prevents the common error of circular reasoning ('more bubbles because there were more bubbles'). By requiring biological vocabulary in the reasoning, CER also consolidates conceptual knowledge from Lessons 1–9 within the context of real data the learners themselves generated.</w:t>
             </w:r>
           </w:p>
         </w:tc>
@@ -30673,7 +31317,7 @@
                 <w:sz w:val="18"/>
                 <w:szCs w:val="18"/>
               </w:rPr>
-              <w:t xml:space="preserve">Observable indicator: Every group's sticky note correctly identifies at least one independent variable, one dependent variable, and two controlled variables. Teacher checks all sticky notes during circulation; groups with errors are redirected before investigations begin. Red flag: any group whose hypothesis contains no biological mechanism (e.g., 'warm water will make more bubbles' with no reference to stomata, enzymes, respiration rate, or gas solubility) receives a targeted prompt: 'What biological process produces those bubbles, and how does your variable affect that process?'</w:t>
+              <w:t xml:space="preserve">Observable indicators: (1) The claim contains both the independent and dependent variable and states a direction or relationship. (2) Evidence includes at least two specific numerical data points with units. (3) Reasoning explicitly names at least one biological structure (stomata, guard cells, lenticels, mitochondria, enzymes) or process (cellular respiration, gas diffusion, opening/closing of stomata). Teacher flags: CER where the reasoning is a restatement of the claim ('the temperature made more bubbles because higher temperature increased the number of bubbles') — redirect with: 'What is happening inside the leaf or cell that explains this?'</w:t>
             </w:r>
           </w:p>
         </w:tc>
@@ -30682,32 +31326,32 @@
         <w:tc>
           <w:tcPr>
             <w:tcW w:type="dxa" w:w="1520"/>
-            <w:shd w:fill="D9EEF1" w:color="auto" w:val="clear"/>
-            <w:tcMar>
-              <w:top w:type="dxa" w:w="60"/>
-              <w:left w:type="dxa" w:w="120"/>
-              <w:bottom w:type="dxa" w:w="60"/>
-              <w:right w:type="dxa" w:w="120"/>
-            </w:tcMar>
-            <w:vAlign w:val="top"/>
-          </w:tcPr>
-          <w:p>
-            <w:pPr>
-              <w:spacing w:after="40" w:before="0"/>
-              <w:jc w:val="left"/>
-            </w:pPr>
-            <w:r>
-              <w:rPr>
-                <w:rFonts w:ascii="Arial" w:cs="Arial" w:eastAsia="Arial" w:hAnsi="Arial"/>
-                <w:b/>
-                <w:bCs/>
-                <w:i w:val="false"/>
-                <w:iCs w:val="false"/>
-                <w:color w:val="000000"/>
-                <w:sz w:val="18"/>
-                <w:szCs w:val="18"/>
-              </w:rPr>
-              <w:t xml:space="preserve">Observe Phase</w:t>
+            <w:shd w:fill="FCE4D6" w:color="auto" w:val="clear"/>
+            <w:tcMar>
+              <w:top w:type="dxa" w:w="60"/>
+              <w:left w:type="dxa" w:w="120"/>
+              <w:bottom w:type="dxa" w:w="60"/>
+              <w:right w:type="dxa" w:w="120"/>
+            </w:tcMar>
+            <w:vAlign w:val="top"/>
+          </w:tcPr>
+          <w:p>
+            <w:pPr>
+              <w:spacing w:after="40" w:before="0"/>
+              <w:jc w:val="left"/>
+            </w:pPr>
+            <w:r>
+              <w:rPr>
+                <w:rFonts w:ascii="Arial" w:cs="Arial" w:eastAsia="Arial" w:hAnsi="Arial"/>
+                <w:b/>
+                <w:bCs/>
+                <w:i w:val="false"/>
+                <w:iCs w:val="false"/>
+                <w:color w:val="000000"/>
+                <w:sz w:val="18"/>
+                <w:szCs w:val="18"/>
+              </w:rPr>
+              <w:t xml:space="preserve">Driving Question Board (DQB) Creation</w:t>
             </w:r>
           </w:p>
           <w:p>
@@ -30730,7 +31374,7 @@
             <w:pPr>
               <w:spacing w:after="20" w:before="0"/>
             </w:pPr>
-            <w:hyperlink w:history="1" r:id="rIdklpa7v0mskxt4b_zwndvh">
+            <w:hyperlink w:history="1" r:id="rIdhnrjio2v0bl56ob9qrejr">
               <w:r>
                 <w:rPr>
                   <w:rFonts w:ascii="Arial" w:cs="Arial" w:eastAsia="Arial" w:hAnsi="Arial"/>
@@ -30739,7 +31383,7 @@
                   <w:szCs w:val="16"/>
                   <w:u w:val="single" w:color="2E75B6"/>
                 </w:rPr>
-                <w:t xml:space="preserve">Cellular respiration</w:t>
+                <w:t xml:space="preserve">Cellular respiration introduction -dubbed(KY)</w:t>
               </w:r>
             </w:hyperlink>
           </w:p>
@@ -30771,7 +31415,7 @@
                 <w:sz w:val="14"/>
                 <w:szCs w:val="14"/>
               </w:rPr>
-              <w:t xml:space="preserve">Source: Khan Academy (English - US curriculum)</w:t>
+              <w:t xml:space="preserve">Source: Khan Academy (Kiswahili)</w:t>
             </w:r>
           </w:p>
           <w:p>
@@ -30779,7 +31423,7 @@
               <w:spacing w:after="10" w:before="0"/>
               <w:ind w:left="120"/>
             </w:pPr>
-            <w:hyperlink w:history="1" r:id="rIddhxwppgulx_gwd9loskhx">
+            <w:hyperlink w:history="1" r:id="rIdk4cidasf6qbjzvtmpplre">
               <w:r>
                 <w:rPr>
                   <w:rFonts w:ascii="Arial" w:cs="Arial" w:eastAsia="Arial" w:hAnsi="Arial"/>
@@ -30824,7 +31468,7 @@
             <w:pPr>
               <w:spacing w:after="20" w:before="0"/>
             </w:pPr>
-            <w:hyperlink w:history="1" r:id="rIdto_osnsmwytltouamaz5k">
+            <w:hyperlink w:history="1" r:id="rIdjj68wghn4fhjwzynuxt94">
               <w:r>
                 <w:rPr>
                   <w:rFonts w:ascii="Arial" w:cs="Arial" w:eastAsia="Arial" w:hAnsi="Arial"/>
@@ -30833,7 +31477,7 @@
                   <w:szCs w:val="16"/>
                   <w:u w:val="single" w:color="2E75B6"/>
                 </w:rPr>
-                <w:t xml:space="preserve">Connecting Cellular Respiration and Photosynthesis Practice</w:t>
+                <w:t xml:space="preserve">Introduction to cellular respiration</w:t>
               </w:r>
             </w:hyperlink>
           </w:p>
@@ -30865,7 +31509,7 @@
                 <w:sz w:val="14"/>
                 <w:szCs w:val="14"/>
               </w:rPr>
-              <w:t xml:space="preserve">Source: CK-12</w:t>
+              <w:t xml:space="preserve">Source: Khan Academy (English - US curriculum)</w:t>
             </w:r>
           </w:p>
           <w:p>
@@ -30873,7 +31517,7 @@
               <w:spacing w:after="10" w:before="0"/>
               <w:ind w:left="120"/>
             </w:pPr>
-            <w:hyperlink w:history="1" r:id="rIdx67fbrub4olbrcymfspiw">
+            <w:hyperlink w:history="1" r:id="rIdwoa96uxadfoxvnmqwoxbo">
               <w:r>
                 <w:rPr>
                   <w:rFonts w:ascii="Arial" w:cs="Arial" w:eastAsia="Arial" w:hAnsi="Arial"/>
@@ -30915,7 +31559,7 @@
                 <w:sz w:val="18"/>
                 <w:szCs w:val="18"/>
               </w:rPr>
-              <w:t xml:space="preserve">Groups carry out their planned investigations simultaneously. Possible investigation types include: (A) Effect of temperature on bubble rate — sukuma wiki leaf discs submerged in water at 10°C, 25°C, and 40°C; bubbles counted per minute at each temperature using a stopwatch; (B) Stomatal distribution — nail varnish peel method on upper and lower surfaces of sukuma wiki, bean, or maize leaves; stomata counted under a hand lens or microscope in a defined field of view; (C) Effect of blocking stomata — petroleum jelly applied to upper surface only, lower surface only, both surfaces, or neither; leaf discs submerged; bubble rate compared; (D) Detection of CO₂ in respiration — germinating beans (githeri seeds soaked overnight) placed in a sealed flask; hydrogencarbonate indicator or lime water used to detect CO₂ after 15 minutes; (E) Heat production in respiration — temperature probe or thermometer placed in a flask of germinating githeri seeds vs. boiled (dead) seeds. Each learner records raw data in a pre-drawn table in their notebook, including units, time stamps, and any anomalous readings. Groups conduct at least two trials where time permits. The designated 'quality controller' in each group checks that the same person counts bubbles each time, that the stopwatch is reset between trials, and that readings are recorded immediately.</w:t>
+              <w:t xml:space="preserve">Each group writes their one-sentence claim on a green sticky note and their one 'lingering question' on a yellow sticky note. Groups post both on the class Driving Question Board under the relevant driving question column ('How do plants exchange gases?' or 'How do plants obtain energy through respiration?' or both). The class briefly scans all posted claims. Each learner individually writes in their notebook: (1) one claim from another group that surprised them and why, and (2) one connection between their own group's finding and the bubbling sukuma wiki phenomenon.</w:t>
             </w:r>
           </w:p>
         </w:tc>
@@ -30947,7 +31591,7 @@
                 <w:sz w:val="18"/>
                 <w:szCs w:val="18"/>
               </w:rPr>
-              <w:t xml:space="preserve">Signal the start of investigations: 'You have 40 minutes. Your job is to collect honest data — that includes results that do not match your prediction. Anomalies are valuable evidence, not mistakes. Begin.' Circulate continuously using a structured rotation: spend approximately 4–5 minutes at each group, then move on. Use the following specific prompts during circulation — (1) Variable control check: 'Show me what you are keeping constant. How are you making sure the temperature/light/leaf size is the same across your trials?' (2) Data recording check: 'Is every reading going straight into your table? I should see units in the column headers.' (3) Anomaly probe: 'That reading looks different from the others. Before you cross it out, ask yourselves — could that be real? What might have caused it?' Allow 10 seconds of WAIT TIME after each probe. (4) Mechanism prompt: 'You are seeing [observation]. Which structure or process from our lessons explains why that might be happening?' Cold-call a non-recording group member to answer (aim to cold-call at least 3 different students per group visit across the lesson). At the 20-minute mark, call a 2-minute 'Data Pause': all groups stop, look at their data so far, and write one sentence in their notebook: 'The pattern I am seeing so far is…' This mid-point sensemaking prevents groups from reaching the end with raw numbers and no thinking. At the 35-minute mark, prompt groups to begin their second trial or begin calculating means if two trials are complete.</w:t>
+              <w:t xml:space="preserve">Direct groups to the DQB: 'Your green sticky note carries your claim. Your yellow sticky note carries the question your data raised but did not answer. Post them now.' While groups post, circulate and read claims silently. After posting, stand at the DQB and narrate two or three connections between different groups' claims: e.g., 'Group 3 found that blocking lower-surface stomata almost stopped bubble production. Group 1 found that most stomata are on the lower surface. Together, what do those two findings tell us about where gas exchange is happening?' Allow 10 seconds of WAIT TIME. Cold-call two students from different groups to respond. Then say: 'In your notebook, write one connection between your group's finding and the bubbling leaves we saw at the start of this unit. Specifically — which structure or process does your data help explain?' Allow 3 minutes of silent writing. Collect three notebooks at random as a spot-check formative assessment.</w:t>
             </w:r>
           </w:p>
         </w:tc>
@@ -30979,7 +31623,7 @@
                 <w:sz w:val="18"/>
                 <w:szCs w:val="18"/>
               </w:rPr>
-              <w:t xml:space="preserve">Structured Data Pause (NGSS SEP 4: Analysing and Interpreting Data) — The mid-investigation pause forces learners to interpret data in real time rather than treating data collection as a mechanical task. Writing one pattern sentence activates analytical thinking while evidence is still being gathered, improving the quality of explanations constructed afterward. This also mirrors authentic scientific practice, where researchers analyse data iteratively, not only at the end.</w:t>
+              <w:t xml:space="preserve">Driving Question Board Synthesis (NGSS SEP 7: Engaging in Argument from Evidence) — The DQB makes the class's collective evidence visible in one space, allowing learners to see how different investigations address complementary aspects of the same driving question. Narrating cross-group connections by the teacher models the scientific practice of synthesising evidence from multiple sources. The individual notebook connection to the phenomenon ensures personal sensemaking, not just group-level thinking.</w:t>
             </w:r>
           </w:p>
         </w:tc>
@@ -31011,7 +31655,7 @@
                 <w:sz w:val="18"/>
                 <w:szCs w:val="18"/>
               </w:rPr>
-              <w:t xml:space="preserve">Observable indicators: (1) All data tables contain column headers with units (e.g., 'Number of bubbles per minute', 'Temperature / °C', 'Number of stomata per field of view'). (2) At least two trials are recorded, or one trial with a written reason if time did not permit a second. (3) The 'pattern sentence' written at the Data Pause is specific (e.g., 'Bubble rate increases as temperature increases') rather than vague (e.g., 'something changed'). Teacher flags: any group with identical results across all trials (possible error in variable manipulation); any group counting bubbles inconsistently (different group members alternating); any group where the control condition is absent.</w:t>
+              <w:t xml:space="preserve">Observable indicators: (1) All groups have posted a green (claim) and yellow (lingering question) sticky note. (2) Green sticky notes state a relationship or finding, not a procedure ('We found that…', not 'We tested…'). (3) Notebook entries link the group's finding to a specific feature of the sukuma wiki phenomenon (bubbles, bubble sites, temperature effect). Spot-check of three random notebooks for quality of phenomenon connection.</w:t>
             </w:r>
           </w:p>
         </w:tc>
@@ -31020,32 +31664,32 @@
         <w:tc>
           <w:tcPr>
             <w:tcW w:type="dxa" w:w="1520"/>
-            <w:shd w:fill="E2EFDA" w:color="auto" w:val="clear"/>
-            <w:tcMar>
-              <w:top w:type="dxa" w:w="60"/>
-              <w:left w:type="dxa" w:w="120"/>
-              <w:bottom w:type="dxa" w:w="60"/>
-              <w:right w:type="dxa" w:w="120"/>
-            </w:tcMar>
-            <w:vAlign w:val="top"/>
-          </w:tcPr>
-          <w:p>
-            <w:pPr>
-              <w:spacing w:after="40" w:before="0"/>
-              <w:jc w:val="left"/>
-            </w:pPr>
-            <w:r>
-              <w:rPr>
-                <w:rFonts w:ascii="Arial" w:cs="Arial" w:eastAsia="Arial" w:hAnsi="Arial"/>
-                <w:b/>
-                <w:bCs/>
-                <w:i w:val="false"/>
-                <w:iCs w:val="false"/>
-                <w:color w:val="000000"/>
-                <w:sz w:val="18"/>
-                <w:szCs w:val="18"/>
-              </w:rPr>
-              <w:t xml:space="preserve">Explain Phase</w:t>
+            <w:shd w:fill="D5E8F0" w:color="auto" w:val="clear"/>
+            <w:tcMar>
+              <w:top w:type="dxa" w:w="60"/>
+              <w:left w:type="dxa" w:w="120"/>
+              <w:bottom w:type="dxa" w:w="60"/>
+              <w:right w:type="dxa" w:w="120"/>
+            </w:tcMar>
+            <w:vAlign w:val="top"/>
+          </w:tcPr>
+          <w:p>
+            <w:pPr>
+              <w:spacing w:after="40" w:before="0"/>
+              <w:jc w:val="left"/>
+            </w:pPr>
+            <w:r>
+              <w:rPr>
+                <w:rFonts w:ascii="Arial" w:cs="Arial" w:eastAsia="Arial" w:hAnsi="Arial"/>
+                <w:b/>
+                <w:bCs/>
+                <w:i w:val="false"/>
+                <w:iCs w:val="false"/>
+                <w:color w:val="000000"/>
+                <w:sz w:val="18"/>
+                <w:szCs w:val="18"/>
+              </w:rPr>
+              <w:t xml:space="preserve">Model Building Phase</w:t>
             </w:r>
           </w:p>
           <w:p>
@@ -31068,7 +31712,7 @@
             <w:pPr>
               <w:spacing w:after="20" w:before="0"/>
             </w:pPr>
-            <w:hyperlink w:history="1" r:id="rIdjgwtodc_inisntsoyvmhp">
+            <w:hyperlink w:history="1" r:id="rId0sydu4i73qooftexxp24f">
               <w:r>
                 <w:rPr>
                   <w:rFonts w:ascii="Arial" w:cs="Arial" w:eastAsia="Arial" w:hAnsi="Arial"/>
@@ -31077,7 +31721,7 @@
                   <w:szCs w:val="16"/>
                   <w:u w:val="single" w:color="2E75B6"/>
                 </w:rPr>
-                <w:t xml:space="preserve">Cellular respiration</w:t>
+                <w:t xml:space="preserve">Cellular respiration introduction</w:t>
               </w:r>
             </w:hyperlink>
           </w:p>
@@ -31117,7 +31761,7 @@
               <w:spacing w:after="10" w:before="0"/>
               <w:ind w:left="120"/>
             </w:pPr>
-            <w:hyperlink w:history="1" r:id="rId9nb7gsync4xxwak3ajk1r">
+            <w:hyperlink w:history="1" r:id="rIdc658y51gdti_f4wnq_yr2">
               <w:r>
                 <w:rPr>
                   <w:rFonts w:ascii="Arial" w:cs="Arial" w:eastAsia="Arial" w:hAnsi="Arial"/>
@@ -31155,690 +31799,14 @@
                 <w:sz w:val="16"/>
                 <w:szCs w:val="16"/>
               </w:rPr>
-              <w:t xml:space="preserve">📖 EXERCISE:</w:t>
+              <w:t xml:space="preserve">📖 HTML:</w:t>
             </w:r>
           </w:p>
           <w:p>
             <w:pPr>
               <w:spacing w:after="20" w:before="0"/>
             </w:pPr>
-            <w:hyperlink w:history="1" r:id="rId7ocuebtkeexzhrrrzwmwy">
-              <w:r>
-                <w:rPr>
-                  <w:rFonts w:ascii="Arial" w:cs="Arial" w:eastAsia="Arial" w:hAnsi="Arial"/>
-                  <w:color w:val="2E75B6"/>
-                  <w:sz w:val="16"/>
-                  <w:szCs w:val="16"/>
-                  <w:u w:val="single" w:color="2E75B6"/>
-                </w:rPr>
-                <w:t xml:space="preserve">Cellular respiration</w:t>
-              </w:r>
-            </w:hyperlink>
-          </w:p>
-          <w:p>
-            <w:pPr>
-              <w:spacing w:after="20" w:before="0"/>
-            </w:pPr>
-            <w:r>
-              <w:rPr>
-                <w:rFonts w:ascii="Arial" w:cs="Arial" w:eastAsia="Arial" w:hAnsi="Arial"/>
-                <w:i/>
-                <w:iCs/>
-                <w:color w:val="595959"/>
-                <w:sz w:val="16"/>
-                <w:szCs w:val="16"/>
-              </w:rPr>
-              <w:t xml:space="preserve">Related topic: not an exact match for this lesson.</w:t>
-            </w:r>
-          </w:p>
-          <w:p>
-            <w:pPr>
-              <w:spacing w:after="10" w:before="0"/>
-              <w:ind w:left="120"/>
-            </w:pPr>
-            <w:r>
-              <w:rPr>
-                <w:rFonts w:ascii="Arial" w:cs="Arial" w:eastAsia="Arial" w:hAnsi="Arial"/>
-                <w:color w:val="595959"/>
-                <w:sz w:val="14"/>
-                <w:szCs w:val="14"/>
-              </w:rPr>
-              <w:t xml:space="preserve">Source: Khan Academy (English - US curriculum)</w:t>
-            </w:r>
-          </w:p>
-          <w:p>
-            <w:pPr>
-              <w:spacing w:after="10" w:before="0"/>
-              <w:ind w:left="120"/>
-            </w:pPr>
-            <w:hyperlink w:history="1" r:id="rIdsytlwkasqyirmiepdmnft">
-              <w:r>
-                <w:rPr>
-                  <w:rFonts w:ascii="Arial" w:cs="Arial" w:eastAsia="Arial" w:hAnsi="Arial"/>
-                  <w:color w:val="595959"/>
-                  <w:sz w:val="14"/>
-                  <w:szCs w:val="14"/>
-                  <w:u w:val="single" w:color="595959"/>
-                </w:rPr>
-                <w:t xml:space="preserve">🔍 Search ARES for similar readings</w:t>
-              </w:r>
-            </w:hyperlink>
-          </w:p>
-        </w:tc>
-        <w:tc>
-          <w:tcPr>
-            <w:tcW w:type="dxa" w:w="3040"/>
-            <w:shd w:fill="FFFFFF" w:color="auto" w:val="clear"/>
-            <w:tcMar>
-              <w:top w:type="dxa" w:w="60"/>
-              <w:left w:type="dxa" w:w="120"/>
-              <w:bottom w:type="dxa" w:w="60"/>
-              <w:right w:type="dxa" w:w="120"/>
-            </w:tcMar>
-            <w:vAlign w:val="top"/>
-          </w:tcPr>
-          <w:p>
-            <w:pPr>
-              <w:spacing w:after="40" w:before="0"/>
-              <w:jc w:val="left"/>
-            </w:pPr>
-            <w:r>
-              <w:rPr>
-                <w:rFonts w:ascii="Arial" w:cs="Arial" w:eastAsia="Arial" w:hAnsi="Arial"/>
-                <w:b w:val="false"/>
-                <w:bCs w:val="false"/>
-                <w:i w:val="false"/>
-                <w:iCs w:val="false"/>
-                <w:color w:val="000000"/>
-                <w:sz w:val="18"/>
-                <w:szCs w:val="18"/>
-              </w:rPr>
-              <w:t xml:space="preserve">Investigation materials are set aside (not yet cleaned up — teacher will signal clean-up). Each group uses the CER (Claim–Evidence–Reasoning) framework to write a preliminary explanation of their findings. On a large sheet of paper or in notebooks: CLAIM — one sentence stating what their data shows (e.g., 'Increasing water temperature from 25°C to 40°C increased the rate of bubble production from sukuma wiki leaf discs.'); EVIDENCE — two or three specific data points from their table (include numbers and units); REASONING — two or three sentences explaining the biological mechanism that connects the evidence to the claim, referencing stomata, guard cells, gas exchange structures, cellular respiration, enzyme activity, or gas solubility as appropriate. Groups are reminded: 'Your reasoning must use vocabulary from this unit. It must connect your data to at least one biological structure or process we have studied.' Groups then spend 5 minutes reviewing their CER and preparing one 'lingering question' — something their data did not fully explain — to post on the Driving Question Board in Phase 4.</w:t>
-            </w:r>
-          </w:p>
-        </w:tc>
-        <w:tc>
-          <w:tcPr>
-            <w:tcW w:type="dxa" w:w="3040"/>
-            <w:shd w:fill="F2F2F2" w:color="auto" w:val="clear"/>
-            <w:tcMar>
-              <w:top w:type="dxa" w:w="60"/>
-              <w:left w:type="dxa" w:w="120"/>
-              <w:bottom w:type="dxa" w:w="60"/>
-              <w:right w:type="dxa" w:w="120"/>
-            </w:tcMar>
-            <w:vAlign w:val="top"/>
-          </w:tcPr>
-          <w:p>
-            <w:pPr>
-              <w:spacing w:after="40" w:before="0"/>
-              <w:jc w:val="left"/>
-            </w:pPr>
-            <w:r>
-              <w:rPr>
-                <w:rFonts w:ascii="Arial" w:cs="Arial" w:eastAsia="Arial" w:hAnsi="Arial"/>
-                <w:b w:val="false"/>
-                <w:bCs w:val="false"/>
-                <w:i w:val="false"/>
-                <w:iCs w:val="false"/>
-                <w:color w:val="000000"/>
-                <w:sz w:val="18"/>
-                <w:szCs w:val="18"/>
-              </w:rPr>
-              <w:t xml:space="preserve">Introduce the CER framework by projecting a partially completed example (use a neutral topic so as not to give away results): 'Claim: Githeri seeds soaked in water for 24 hours are heavier than dry seeds. Evidence: Dry seeds averaged 1.2 g; soaked seeds averaged 2.7 g after 24 hours. Reasoning: Seeds absorb water by osmosis through the seed coat, causing the cells to swell and increasing total mass.' Then say: 'Now write your own CER for your investigation. Your reasoning must name at least one structure or process from Sub-Strand 2.3.' Circulate and use targeted prompts: — For weak claims: 'Your claim should state a relationship between your independent and dependent variable. Can you rewrite it to include both?' — For evidence-free claims: 'I see a claim. Where is the data from your table that supports it? Give me numbers.' — For reasoning with no mechanism: 'You have said what happened. Now explain why, using what you know about stomata / respiration / guard cells.' Allow 10 seconds of WAIT TIME after each prompt. Cold-call one group member (not the usual spokesperson) to read their claim aloud. Count: target at least 4 different groups. After 10 minutes of writing, call 2 minutes for groups to review and strengthen their reasoning before the DQB phase.</w:t>
-            </w:r>
-          </w:p>
-        </w:tc>
-        <w:tc>
-          <w:tcPr>
-            <w:tcW w:type="dxa" w:w="3040"/>
-            <w:shd w:fill="FFFFFF" w:color="auto" w:val="clear"/>
-            <w:tcMar>
-              <w:top w:type="dxa" w:w="60"/>
-              <w:left w:type="dxa" w:w="120"/>
-              <w:bottom w:type="dxa" w:w="60"/>
-              <w:right w:type="dxa" w:w="120"/>
-            </w:tcMar>
-            <w:vAlign w:val="top"/>
-          </w:tcPr>
-          <w:p>
-            <w:pPr>
-              <w:spacing w:after="40" w:before="0"/>
-              <w:jc w:val="left"/>
-            </w:pPr>
-            <w:r>
-              <w:rPr>
-                <w:rFonts w:ascii="Arial" w:cs="Arial" w:eastAsia="Arial" w:hAnsi="Arial"/>
-                <w:b w:val="false"/>
-                <w:bCs w:val="false"/>
-                <w:i w:val="false"/>
-                <w:iCs w:val="false"/>
-                <w:color w:val="000000"/>
-                <w:sz w:val="18"/>
-                <w:szCs w:val="18"/>
-              </w:rPr>
-              <w:t xml:space="preserve">Claim–Evidence–Reasoning (CER) Framework (NGSS SEP 6: Constructing Explanations) — CER is an explicit structure that separates what learners observed (evidence) from what they conclude (claim) and why the evidence supports the conclusion (reasoning). It builds scientific argumentation skills and prevents the common error of circular reasoning ('more bubbles because there were more bubbles'). By requiring biological vocabulary in the reasoning, CER also consolidates conceptual knowledge from Lessons 1–9 within the context of real data the learners themselves generated.</w:t>
-            </w:r>
-          </w:p>
-        </w:tc>
-        <w:tc>
-          <w:tcPr>
-            <w:tcW w:type="dxa" w:w="3040"/>
-            <w:shd w:fill="F2F2F2" w:color="auto" w:val="clear"/>
-            <w:tcMar>
-              <w:top w:type="dxa" w:w="60"/>
-              <w:left w:type="dxa" w:w="120"/>
-              <w:bottom w:type="dxa" w:w="60"/>
-              <w:right w:type="dxa" w:w="120"/>
-            </w:tcMar>
-            <w:vAlign w:val="top"/>
-          </w:tcPr>
-          <w:p>
-            <w:pPr>
-              <w:spacing w:after="40" w:before="0"/>
-              <w:jc w:val="left"/>
-            </w:pPr>
-            <w:r>
-              <w:rPr>
-                <w:rFonts w:ascii="Arial" w:cs="Arial" w:eastAsia="Arial" w:hAnsi="Arial"/>
-                <w:b w:val="false"/>
-                <w:bCs w:val="false"/>
-                <w:i w:val="false"/>
-                <w:iCs w:val="false"/>
-                <w:color w:val="000000"/>
-                <w:sz w:val="18"/>
-                <w:szCs w:val="18"/>
-              </w:rPr>
-              <w:t xml:space="preserve">Observable indicators: (1) The claim contains both the independent and dependent variable and states a direction or relationship. (2) Evidence includes at least two specific numerical data points with units. (3) Reasoning explicitly names at least one biological structure (stomata, guard cells, lenticels, mitochondria, enzymes) or process (cellular respiration, gas diffusion, opening/closing of stomata). Teacher flags: CER where the reasoning is a restatement of the claim ('the temperature made more bubbles because higher temperature increased the number of bubbles') — redirect with: 'What is happening inside the leaf or cell that explains this?'</w:t>
-            </w:r>
-          </w:p>
-        </w:tc>
-      </w:tr>
-      <w:tr>
-        <w:tc>
-          <w:tcPr>
-            <w:tcW w:type="dxa" w:w="1520"/>
-            <w:shd w:fill="FCE4D6" w:color="auto" w:val="clear"/>
-            <w:tcMar>
-              <w:top w:type="dxa" w:w="60"/>
-              <w:left w:type="dxa" w:w="120"/>
-              <w:bottom w:type="dxa" w:w="60"/>
-              <w:right w:type="dxa" w:w="120"/>
-            </w:tcMar>
-            <w:vAlign w:val="top"/>
-          </w:tcPr>
-          <w:p>
-            <w:pPr>
-              <w:spacing w:after="40" w:before="0"/>
-              <w:jc w:val="left"/>
-            </w:pPr>
-            <w:r>
-              <w:rPr>
-                <w:rFonts w:ascii="Arial" w:cs="Arial" w:eastAsia="Arial" w:hAnsi="Arial"/>
-                <w:b/>
-                <w:bCs/>
-                <w:i w:val="false"/>
-                <w:iCs w:val="false"/>
-                <w:color w:val="000000"/>
-                <w:sz w:val="18"/>
-                <w:szCs w:val="18"/>
-              </w:rPr>
-              <w:t xml:space="preserve">Driving Question Board (DQB) Creation</w:t>
-            </w:r>
-          </w:p>
-          <w:p>
-            <w:pPr>
-              <w:spacing w:after="20" w:before="0"/>
-            </w:pPr>
-            <w:r>
-              <w:rPr>
-                <w:rFonts w:ascii="Arial" w:cs="Arial" w:eastAsia="Arial" w:hAnsi="Arial"/>
-                <w:b/>
-                <w:bCs/>
-                <w:color w:val="1F3864"/>
-                <w:sz w:val="16"/>
-                <w:szCs w:val="16"/>
-              </w:rPr>
-              <w:t xml:space="preserve">📹 VIDEO:</w:t>
-            </w:r>
-          </w:p>
-          <w:p>
-            <w:pPr>
-              <w:spacing w:after="20" w:before="0"/>
-            </w:pPr>
-            <w:hyperlink w:history="1" r:id="rIdkdsedhksqychz9h8mkn8w">
-              <w:r>
-                <w:rPr>
-                  <w:rFonts w:ascii="Arial" w:cs="Arial" w:eastAsia="Arial" w:hAnsi="Arial"/>
-                  <w:color w:val="2E75B6"/>
-                  <w:sz w:val="16"/>
-                  <w:szCs w:val="16"/>
-                  <w:u w:val="single" w:color="2E75B6"/>
-                </w:rPr>
-                <w:t xml:space="preserve">Cellular respiration</w:t>
-              </w:r>
-            </w:hyperlink>
-          </w:p>
-          <w:p>
-            <w:pPr>
-              <w:spacing w:after="20" w:before="0"/>
-            </w:pPr>
-            <w:r>
-              <w:rPr>
-                <w:rFonts w:ascii="Arial" w:cs="Arial" w:eastAsia="Arial" w:hAnsi="Arial"/>
-                <w:i/>
-                <w:iCs/>
-                <w:color w:val="595959"/>
-                <w:sz w:val="16"/>
-                <w:szCs w:val="16"/>
-              </w:rPr>
-              <w:t xml:space="preserve">Related topic: not an exact match for this lesson.</w:t>
-            </w:r>
-          </w:p>
-          <w:p>
-            <w:pPr>
-              <w:spacing w:after="10" w:before="0"/>
-              <w:ind w:left="120"/>
-            </w:pPr>
-            <w:r>
-              <w:rPr>
-                <w:rFonts w:ascii="Arial" w:cs="Arial" w:eastAsia="Arial" w:hAnsi="Arial"/>
-                <w:color w:val="595959"/>
-                <w:sz w:val="14"/>
-                <w:szCs w:val="14"/>
-              </w:rPr>
-              <w:t xml:space="preserve">Source: Khan Academy (English - US curriculum)</w:t>
-            </w:r>
-          </w:p>
-          <w:p>
-            <w:pPr>
-              <w:spacing w:after="10" w:before="0"/>
-              <w:ind w:left="120"/>
-            </w:pPr>
-            <w:hyperlink w:history="1" r:id="rIdbhcq8ru7dxlbque5nmifj">
-              <w:r>
-                <w:rPr>
-                  <w:rFonts w:ascii="Arial" w:cs="Arial" w:eastAsia="Arial" w:hAnsi="Arial"/>
-                  <w:color w:val="595959"/>
-                  <w:sz w:val="14"/>
-                  <w:szCs w:val="14"/>
-                  <w:u w:val="single" w:color="595959"/>
-                </w:rPr>
-                <w:t xml:space="preserve">🔍 Search ARES for similar videos</w:t>
-              </w:r>
-            </w:hyperlink>
-          </w:p>
-          <w:p>
-            <w:pPr>
-              <w:spacing w:after="40" w:before="0"/>
-            </w:pPr>
-            <w:r>
-              <w:rPr>
-                <w:sz w:val="14"/>
-                <w:szCs w:val="14"/>
-              </w:rPr>
-              <w:t xml:space="preserve"/>
-            </w:r>
-          </w:p>
-          <w:p>
-            <w:pPr>
-              <w:spacing w:after="20" w:before="0"/>
-            </w:pPr>
-            <w:r>
-              <w:rPr>
-                <w:rFonts w:ascii="Arial" w:cs="Arial" w:eastAsia="Arial" w:hAnsi="Arial"/>
-                <w:b/>
-                <w:bCs/>
-                <w:color w:val="1F3864"/>
-                <w:sz w:val="16"/>
-                <w:szCs w:val="16"/>
-              </w:rPr>
-              <w:t xml:space="preserve">📖 EXERCISE:</w:t>
-            </w:r>
-          </w:p>
-          <w:p>
-            <w:pPr>
-              <w:spacing w:after="20" w:before="0"/>
-            </w:pPr>
-            <w:hyperlink w:history="1" r:id="rIdernukiw9uxl1uff_uwguv">
-              <w:r>
-                <w:rPr>
-                  <w:rFonts w:ascii="Arial" w:cs="Arial" w:eastAsia="Arial" w:hAnsi="Arial"/>
-                  <w:color w:val="2E75B6"/>
-                  <w:sz w:val="16"/>
-                  <w:szCs w:val="16"/>
-                  <w:u w:val="single" w:color="2E75B6"/>
-                </w:rPr>
-                <w:t xml:space="preserve">Introduction to cellular respiration</w:t>
-              </w:r>
-            </w:hyperlink>
-          </w:p>
-          <w:p>
-            <w:pPr>
-              <w:spacing w:after="20" w:before="0"/>
-            </w:pPr>
-            <w:r>
-              <w:rPr>
-                <w:rFonts w:ascii="Arial" w:cs="Arial" w:eastAsia="Arial" w:hAnsi="Arial"/>
-                <w:i/>
-                <w:iCs/>
-                <w:color w:val="595959"/>
-                <w:sz w:val="16"/>
-                <w:szCs w:val="16"/>
-              </w:rPr>
-              <w:t xml:space="preserve">Related topic: not an exact match for this lesson.</w:t>
-            </w:r>
-          </w:p>
-          <w:p>
-            <w:pPr>
-              <w:spacing w:after="10" w:before="0"/>
-              <w:ind w:left="120"/>
-            </w:pPr>
-            <w:r>
-              <w:rPr>
-                <w:rFonts w:ascii="Arial" w:cs="Arial" w:eastAsia="Arial" w:hAnsi="Arial"/>
-                <w:color w:val="595959"/>
-                <w:sz w:val="14"/>
-                <w:szCs w:val="14"/>
-              </w:rPr>
-              <w:t xml:space="preserve">Source: Khan Academy (English - US curriculum)</w:t>
-            </w:r>
-          </w:p>
-          <w:p>
-            <w:pPr>
-              <w:spacing w:after="10" w:before="0"/>
-              <w:ind w:left="120"/>
-            </w:pPr>
-            <w:hyperlink w:history="1" r:id="rIdifibc85vqc7r7nbi5qmaf">
-              <w:r>
-                <w:rPr>
-                  <w:rFonts w:ascii="Arial" w:cs="Arial" w:eastAsia="Arial" w:hAnsi="Arial"/>
-                  <w:color w:val="595959"/>
-                  <w:sz w:val="14"/>
-                  <w:szCs w:val="14"/>
-                  <w:u w:val="single" w:color="595959"/>
-                </w:rPr>
-                <w:t xml:space="preserve">🔍 Search ARES for similar readings</w:t>
-              </w:r>
-            </w:hyperlink>
-          </w:p>
-        </w:tc>
-        <w:tc>
-          <w:tcPr>
-            <w:tcW w:type="dxa" w:w="3040"/>
-            <w:shd w:fill="FFFFFF" w:color="auto" w:val="clear"/>
-            <w:tcMar>
-              <w:top w:type="dxa" w:w="60"/>
-              <w:left w:type="dxa" w:w="120"/>
-              <w:bottom w:type="dxa" w:w="60"/>
-              <w:right w:type="dxa" w:w="120"/>
-            </w:tcMar>
-            <w:vAlign w:val="top"/>
-          </w:tcPr>
-          <w:p>
-            <w:pPr>
-              <w:spacing w:after="40" w:before="0"/>
-              <w:jc w:val="left"/>
-            </w:pPr>
-            <w:r>
-              <w:rPr>
-                <w:rFonts w:ascii="Arial" w:cs="Arial" w:eastAsia="Arial" w:hAnsi="Arial"/>
-                <w:b w:val="false"/>
-                <w:bCs w:val="false"/>
-                <w:i w:val="false"/>
-                <w:iCs w:val="false"/>
-                <w:color w:val="000000"/>
-                <w:sz w:val="18"/>
-                <w:szCs w:val="18"/>
-              </w:rPr>
-              <w:t xml:space="preserve">Each group writes their one-sentence claim on a green sticky note and their one 'lingering question' on a yellow sticky note. Groups post both on the class Driving Question Board under the relevant driving question column ('How do plants exchange gases?' or 'How do plants obtain energy through respiration?' or both). The class briefly scans all posted claims. Each learner individually writes in their notebook: (1) one claim from another group that surprised them and why, and (2) one connection between their own group's finding and the bubbling sukuma wiki phenomenon.</w:t>
-            </w:r>
-          </w:p>
-        </w:tc>
-        <w:tc>
-          <w:tcPr>
-            <w:tcW w:type="dxa" w:w="3040"/>
-            <w:shd w:fill="F2F2F2" w:color="auto" w:val="clear"/>
-            <w:tcMar>
-              <w:top w:type="dxa" w:w="60"/>
-              <w:left w:type="dxa" w:w="120"/>
-              <w:bottom w:type="dxa" w:w="60"/>
-              <w:right w:type="dxa" w:w="120"/>
-            </w:tcMar>
-            <w:vAlign w:val="top"/>
-          </w:tcPr>
-          <w:p>
-            <w:pPr>
-              <w:spacing w:after="40" w:before="0"/>
-              <w:jc w:val="left"/>
-            </w:pPr>
-            <w:r>
-              <w:rPr>
-                <w:rFonts w:ascii="Arial" w:cs="Arial" w:eastAsia="Arial" w:hAnsi="Arial"/>
-                <w:b w:val="false"/>
-                <w:bCs w:val="false"/>
-                <w:i w:val="false"/>
-                <w:iCs w:val="false"/>
-                <w:color w:val="000000"/>
-                <w:sz w:val="18"/>
-                <w:szCs w:val="18"/>
-              </w:rPr>
-              <w:t xml:space="preserve">Direct groups to the DQB: 'Your green sticky note carries your claim. Your yellow sticky note carries the question your data raised but did not answer. Post them now.' While groups post, circulate and read claims silently. After posting, stand at the DQB and narrate two or three connections between different groups' claims: e.g., 'Group 3 found that blocking lower-surface stomata almost stopped bubble production. Group 1 found that most stomata are on the lower surface. Together, what do those two findings tell us about where gas exchange is happening?' Allow 10 seconds of WAIT TIME. Cold-call two students from different groups to respond. Then say: 'In your notebook, write one connection between your group's finding and the bubbling leaves we saw at the start of this unit. Specifically — which structure or process does your data help explain?' Allow 3 minutes of silent writing. Collect three notebooks at random as a spot-check formative assessment.</w:t>
-            </w:r>
-          </w:p>
-        </w:tc>
-        <w:tc>
-          <w:tcPr>
-            <w:tcW w:type="dxa" w:w="3040"/>
-            <w:shd w:fill="FFFFFF" w:color="auto" w:val="clear"/>
-            <w:tcMar>
-              <w:top w:type="dxa" w:w="60"/>
-              <w:left w:type="dxa" w:w="120"/>
-              <w:bottom w:type="dxa" w:w="60"/>
-              <w:right w:type="dxa" w:w="120"/>
-            </w:tcMar>
-            <w:vAlign w:val="top"/>
-          </w:tcPr>
-          <w:p>
-            <w:pPr>
-              <w:spacing w:after="40" w:before="0"/>
-              <w:jc w:val="left"/>
-            </w:pPr>
-            <w:r>
-              <w:rPr>
-                <w:rFonts w:ascii="Arial" w:cs="Arial" w:eastAsia="Arial" w:hAnsi="Arial"/>
-                <w:b w:val="false"/>
-                <w:bCs w:val="false"/>
-                <w:i w:val="false"/>
-                <w:iCs w:val="false"/>
-                <w:color w:val="000000"/>
-                <w:sz w:val="18"/>
-                <w:szCs w:val="18"/>
-              </w:rPr>
-              <w:t xml:space="preserve">Driving Question Board Synthesis (NGSS SEP 7: Engaging in Argument from Evidence) — The DQB makes the class's collective evidence visible in one space, allowing learners to see how different investigations address complementary aspects of the same driving question. Narrating cross-group connections by the teacher models the scientific practice of synthesising evidence from multiple sources. The individual notebook connection to the phenomenon ensures personal sensemaking, not just group-level thinking.</w:t>
-            </w:r>
-          </w:p>
-        </w:tc>
-        <w:tc>
-          <w:tcPr>
-            <w:tcW w:type="dxa" w:w="3040"/>
-            <w:shd w:fill="F2F2F2" w:color="auto" w:val="clear"/>
-            <w:tcMar>
-              <w:top w:type="dxa" w:w="60"/>
-              <w:left w:type="dxa" w:w="120"/>
-              <w:bottom w:type="dxa" w:w="60"/>
-              <w:right w:type="dxa" w:w="120"/>
-            </w:tcMar>
-            <w:vAlign w:val="top"/>
-          </w:tcPr>
-          <w:p>
-            <w:pPr>
-              <w:spacing w:after="40" w:before="0"/>
-              <w:jc w:val="left"/>
-            </w:pPr>
-            <w:r>
-              <w:rPr>
-                <w:rFonts w:ascii="Arial" w:cs="Arial" w:eastAsia="Arial" w:hAnsi="Arial"/>
-                <w:b w:val="false"/>
-                <w:bCs w:val="false"/>
-                <w:i w:val="false"/>
-                <w:iCs w:val="false"/>
-                <w:color w:val="000000"/>
-                <w:sz w:val="18"/>
-                <w:szCs w:val="18"/>
-              </w:rPr>
-              <w:t xml:space="preserve">Observable indicators: (1) All groups have posted a green (claim) and yellow (lingering question) sticky note. (2) Green sticky notes state a relationship or finding, not a procedure ('We found that…', not 'We tested…'). (3) Notebook entries link the group's finding to a specific feature of the sukuma wiki phenomenon (bubbles, bubble sites, temperature effect). Spot-check of three random notebooks for quality of phenomenon connection.</w:t>
-            </w:r>
-          </w:p>
-        </w:tc>
-      </w:tr>
-      <w:tr>
-        <w:tc>
-          <w:tcPr>
-            <w:tcW w:type="dxa" w:w="1520"/>
-            <w:shd w:fill="D5E8F0" w:color="auto" w:val="clear"/>
-            <w:tcMar>
-              <w:top w:type="dxa" w:w="60"/>
-              <w:left w:type="dxa" w:w="120"/>
-              <w:bottom w:type="dxa" w:w="60"/>
-              <w:right w:type="dxa" w:w="120"/>
-            </w:tcMar>
-            <w:vAlign w:val="top"/>
-          </w:tcPr>
-          <w:p>
-            <w:pPr>
-              <w:spacing w:after="40" w:before="0"/>
-              <w:jc w:val="left"/>
-            </w:pPr>
-            <w:r>
-              <w:rPr>
-                <w:rFonts w:ascii="Arial" w:cs="Arial" w:eastAsia="Arial" w:hAnsi="Arial"/>
-                <w:b/>
-                <w:bCs/>
-                <w:i w:val="false"/>
-                <w:iCs w:val="false"/>
-                <w:color w:val="000000"/>
-                <w:sz w:val="18"/>
-                <w:szCs w:val="18"/>
-              </w:rPr>
-              <w:t xml:space="preserve">Model Building Phase</w:t>
-            </w:r>
-          </w:p>
-          <w:p>
-            <w:pPr>
-              <w:spacing w:after="20" w:before="0"/>
-            </w:pPr>
-            <w:r>
-              <w:rPr>
-                <w:rFonts w:ascii="Arial" w:cs="Arial" w:eastAsia="Arial" w:hAnsi="Arial"/>
-                <w:b/>
-                <w:bCs/>
-                <w:color w:val="1F3864"/>
-                <w:sz w:val="16"/>
-                <w:szCs w:val="16"/>
-              </w:rPr>
-              <w:t xml:space="preserve">📹 VIDEO:</w:t>
-            </w:r>
-          </w:p>
-          <w:p>
-            <w:pPr>
-              <w:spacing w:after="20" w:before="0"/>
-            </w:pPr>
-            <w:hyperlink w:history="1" r:id="rIdy59s-83sxqfgmt9hmxfpe">
-              <w:r>
-                <w:rPr>
-                  <w:rFonts w:ascii="Arial" w:cs="Arial" w:eastAsia="Arial" w:hAnsi="Arial"/>
-                  <w:color w:val="2E75B6"/>
-                  <w:sz w:val="16"/>
-                  <w:szCs w:val="16"/>
-                  <w:u w:val="single" w:color="2E75B6"/>
-                </w:rPr>
-                <w:t xml:space="preserve">Cellular respiration</w:t>
-              </w:r>
-            </w:hyperlink>
-          </w:p>
-          <w:p>
-            <w:pPr>
-              <w:spacing w:after="20" w:before="0"/>
-            </w:pPr>
-            <w:r>
-              <w:rPr>
-                <w:rFonts w:ascii="Arial" w:cs="Arial" w:eastAsia="Arial" w:hAnsi="Arial"/>
-                <w:i/>
-                <w:iCs/>
-                <w:color w:val="595959"/>
-                <w:sz w:val="16"/>
-                <w:szCs w:val="16"/>
-              </w:rPr>
-              <w:t xml:space="preserve">Related topic: not an exact match for this lesson.</w:t>
-            </w:r>
-          </w:p>
-          <w:p>
-            <w:pPr>
-              <w:spacing w:after="10" w:before="0"/>
-              <w:ind w:left="120"/>
-            </w:pPr>
-            <w:r>
-              <w:rPr>
-                <w:rFonts w:ascii="Arial" w:cs="Arial" w:eastAsia="Arial" w:hAnsi="Arial"/>
-                <w:color w:val="595959"/>
-                <w:sz w:val="14"/>
-                <w:szCs w:val="14"/>
-              </w:rPr>
-              <w:t xml:space="preserve">Source: Khan Academy (English - US curriculum)</w:t>
-            </w:r>
-          </w:p>
-          <w:p>
-            <w:pPr>
-              <w:spacing w:after="10" w:before="0"/>
-              <w:ind w:left="120"/>
-            </w:pPr>
-            <w:hyperlink w:history="1" r:id="rIdw5lzbqkxulbojgwgtml_g">
-              <w:r>
-                <w:rPr>
-                  <w:rFonts w:ascii="Arial" w:cs="Arial" w:eastAsia="Arial" w:hAnsi="Arial"/>
-                  <w:color w:val="595959"/>
-                  <w:sz w:val="14"/>
-                  <w:szCs w:val="14"/>
-                  <w:u w:val="single" w:color="595959"/>
-                </w:rPr>
-                <w:t xml:space="preserve">🔍 Search ARES for similar videos</w:t>
-              </w:r>
-            </w:hyperlink>
-          </w:p>
-          <w:p>
-            <w:pPr>
-              <w:spacing w:after="40" w:before="0"/>
-            </w:pPr>
-            <w:r>
-              <w:rPr>
-                <w:sz w:val="14"/>
-                <w:szCs w:val="14"/>
-              </w:rPr>
-              <w:t xml:space="preserve"/>
-            </w:r>
-          </w:p>
-          <w:p>
-            <w:pPr>
-              <w:spacing w:after="20" w:before="0"/>
-            </w:pPr>
-            <w:r>
-              <w:rPr>
-                <w:rFonts w:ascii="Arial" w:cs="Arial" w:eastAsia="Arial" w:hAnsi="Arial"/>
-                <w:b/>
-                <w:bCs/>
-                <w:color w:val="1F3864"/>
-                <w:sz w:val="16"/>
-                <w:szCs w:val="16"/>
-              </w:rPr>
-              <w:t xml:space="preserve">📖 HTML:</w:t>
-            </w:r>
-          </w:p>
-          <w:p>
-            <w:pPr>
-              <w:spacing w:after="20" w:before="0"/>
-            </w:pPr>
-            <w:hyperlink w:history="1" r:id="rIdmfmaefak-hdlhbi0mggoo">
+            <w:hyperlink w:history="1" r:id="rIdwrfzua-u9lu4bkoye68jq">
               <w:r>
                 <w:rPr>
                   <w:rFonts w:ascii="Arial" w:cs="Arial" w:eastAsia="Arial" w:hAnsi="Arial"/>
@@ -31887,7 +31855,7 @@
               <w:spacing w:after="10" w:before="0"/>
               <w:ind w:left="120"/>
             </w:pPr>
-            <w:hyperlink w:history="1" r:id="rIdm8512j8upxzcjxg4i35ed">
+            <w:hyperlink w:history="1" r:id="rIdlb0-ebb6cu61yxzzjckoh">
               <w:r>
                 <w:rPr>
                   <w:rFonts w:ascii="Arial" w:cs="Arial" w:eastAsia="Arial" w:hAnsi="Arial"/>
@@ -32513,7 +32481,7 @@
         </w:rPr>
         <w:t xml:space="preserve">© 2026 SeaVuria and ARES. Aligned with KICD objectives. Developed by SeaVuria; technical implementation by ARES (with AI assistance from Claude). Licensed under </w:t>
       </w:r>
-      <w:hyperlink w:history="1" r:id="rIdg2i5leybmakffz2oymrie">
+      <w:hyperlink w:history="1" r:id="rIdivrljj4plygvjja839v3s">
         <w:r>
           <w:rPr>
             <w:rFonts w:ascii="Arial" w:cs="Arial" w:eastAsia="Arial" w:hAnsi="Arial"/>
@@ -32534,7 +32502,7 @@
         </w:rPr>
         <w:t xml:space="preserve"> (</w:t>
       </w:r>
-      <w:hyperlink w:history="1" r:id="rIdqiwcjcaqlq1svhsklyztm">
+      <w:hyperlink w:history="1" r:id="rIdamttzfsvrrgs3byjl5eoy">
         <w:r>
           <w:rPr>
             <w:rFonts w:ascii="Arial" w:cs="Arial" w:eastAsia="Arial" w:hAnsi="Arial"/>
@@ -33564,7 +33532,7 @@
               <w:spacing w:after="10" w:before="0"/>
               <w:ind w:left="120"/>
             </w:pPr>
-            <w:hyperlink w:history="1" r:id="rIdbmfzfpzrtqya_kybwkd0_">
+            <w:hyperlink w:history="1" r:id="rIdjclqjt1nckeoqfsck6abt">
               <w:r>
                 <w:rPr>
                   <w:rFonts w:ascii="Arial" w:cs="Arial" w:eastAsia="Arial" w:hAnsi="Arial"/>
@@ -33624,7 +33592,7 @@
             <w:pPr>
               <w:spacing w:after="20" w:before="0"/>
             </w:pPr>
-            <w:hyperlink w:history="1" r:id="rIdsmtdbteomda3i4sgmwf8o">
+            <w:hyperlink w:history="1" r:id="rIdozovzztnyz5v5heb_cxbt">
               <w:r>
                 <w:rPr>
                   <w:rFonts w:ascii="Arial" w:cs="Arial" w:eastAsia="Arial" w:hAnsi="Arial"/>
@@ -33657,7 +33625,7 @@
               <w:spacing w:after="10" w:before="0"/>
               <w:ind w:left="120"/>
             </w:pPr>
-            <w:hyperlink w:history="1" r:id="rId-bfsxrjalhn6xmgubbbas">
+            <w:hyperlink w:history="1" r:id="rIdqqqw06iqjms4ldrljz0vt">
               <w:r>
                 <w:rPr>
                   <w:rFonts w:ascii="Arial" w:cs="Arial" w:eastAsia="Arial" w:hAnsi="Arial"/>
@@ -33869,7 +33837,7 @@
               <w:spacing w:after="10" w:before="0"/>
               <w:ind w:left="120"/>
             </w:pPr>
-            <w:hyperlink w:history="1" r:id="rIdyimc1hsntzyuzznqamax0">
+            <w:hyperlink w:history="1" r:id="rIdnwoy82c98kmfwxq1rbzvp">
               <w:r>
                 <w:rPr>
                   <w:rFonts w:ascii="Arial" w:cs="Arial" w:eastAsia="Arial" w:hAnsi="Arial"/>
@@ -33929,7 +33897,7 @@
             <w:pPr>
               <w:spacing w:after="20" w:before="0"/>
             </w:pPr>
-            <w:hyperlink w:history="1" r:id="rIdjqpr8d-bponkh2alwzkll">
+            <w:hyperlink w:history="1" r:id="rIdw9xvluj-_m4xdq17wkrku">
               <w:r>
                 <w:rPr>
                   <w:rFonts w:ascii="Arial" w:cs="Arial" w:eastAsia="Arial" w:hAnsi="Arial"/>
@@ -33962,7 +33930,7 @@
               <w:spacing w:after="10" w:before="0"/>
               <w:ind w:left="120"/>
             </w:pPr>
-            <w:hyperlink w:history="1" r:id="rIdv-rnosbvat28khpgpu1ga">
+            <w:hyperlink w:history="1" r:id="rIdquuyq1vaqngv1o795dgm6">
               <w:r>
                 <w:rPr>
                   <w:rFonts w:ascii="Arial" w:cs="Arial" w:eastAsia="Arial" w:hAnsi="Arial"/>
@@ -34174,7 +34142,7 @@
               <w:spacing w:after="10" w:before="0"/>
               <w:ind w:left="120"/>
             </w:pPr>
-            <w:hyperlink w:history="1" r:id="rIdupe8lgzhw1w-p4tdptdbr">
+            <w:hyperlink w:history="1" r:id="rIdqyv8-jq1cxg0sbdxboera">
               <w:r>
                 <w:rPr>
                   <w:rFonts w:ascii="Arial" w:cs="Arial" w:eastAsia="Arial" w:hAnsi="Arial"/>
@@ -34234,7 +34202,7 @@
             <w:pPr>
               <w:spacing w:after="20" w:before="0"/>
             </w:pPr>
-            <w:hyperlink w:history="1" r:id="rIdrksdzr4didjdrwy2uyyse">
+            <w:hyperlink w:history="1" r:id="rIds6nedvt1sffeujmiqdd-4">
               <w:r>
                 <w:rPr>
                   <w:rFonts w:ascii="Arial" w:cs="Arial" w:eastAsia="Arial" w:hAnsi="Arial"/>
@@ -34283,7 +34251,7 @@
               <w:spacing w:after="10" w:before="0"/>
               <w:ind w:left="120"/>
             </w:pPr>
-            <w:hyperlink w:history="1" r:id="rIdr01yd4zexv_kri1plutjk">
+            <w:hyperlink w:history="1" r:id="rIdczepiqe6dwwxeh9i2ojdu">
               <w:r>
                 <w:rPr>
                   <w:rFonts w:ascii="Arial" w:cs="Arial" w:eastAsia="Arial" w:hAnsi="Arial"/>
@@ -34495,7 +34463,7 @@
               <w:spacing w:after="10" w:before="0"/>
               <w:ind w:left="120"/>
             </w:pPr>
-            <w:hyperlink w:history="1" r:id="rIdc-yyk5pjtr6uy0fux4d7d">
+            <w:hyperlink w:history="1" r:id="rIdlcqtpcf2muskb59icys6p">
               <w:r>
                 <w:rPr>
                   <w:rFonts w:ascii="Arial" w:cs="Arial" w:eastAsia="Arial" w:hAnsi="Arial"/>
@@ -34555,7 +34523,7 @@
             <w:pPr>
               <w:spacing w:after="20" w:before="0"/>
             </w:pPr>
-            <w:hyperlink w:history="1" r:id="rIdy8imdtftvupf31avpngzs">
+            <w:hyperlink w:history="1" r:id="rId5y2o-umdzyoyaxstssfq8">
               <w:r>
                 <w:rPr>
                   <w:rFonts w:ascii="Arial" w:cs="Arial" w:eastAsia="Arial" w:hAnsi="Arial"/>
@@ -34604,7 +34572,7 @@
               <w:spacing w:after="10" w:before="0"/>
               <w:ind w:left="120"/>
             </w:pPr>
-            <w:hyperlink w:history="1" r:id="rIdtfpaq7ijy-wpx9dpwuu7r">
+            <w:hyperlink w:history="1" r:id="rIdyvt4xg7wqwviq3-hvoe71">
               <w:r>
                 <w:rPr>
                   <w:rFonts w:ascii="Arial" w:cs="Arial" w:eastAsia="Arial" w:hAnsi="Arial"/>
@@ -34816,7 +34784,7 @@
               <w:spacing w:after="10" w:before="0"/>
               <w:ind w:left="120"/>
             </w:pPr>
-            <w:hyperlink w:history="1" r:id="rId3jsq-jwegz7nbrz4psvhe">
+            <w:hyperlink w:history="1" r:id="rIddo2lctgrolm_egnl7tu7s">
               <w:r>
                 <w:rPr>
                   <w:rFonts w:ascii="Arial" w:cs="Arial" w:eastAsia="Arial" w:hAnsi="Arial"/>
@@ -34876,7 +34844,7 @@
             <w:pPr>
               <w:spacing w:after="20" w:before="0"/>
             </w:pPr>
-            <w:hyperlink w:history="1" r:id="rId3tcp0-phlbkrnwsqrb9os">
+            <w:hyperlink w:history="1" r:id="rIdjafujhs3psdobrzsqiv2u">
               <w:r>
                 <w:rPr>
                   <w:rFonts w:ascii="Arial" w:cs="Arial" w:eastAsia="Arial" w:hAnsi="Arial"/>
@@ -34925,7 +34893,7 @@
               <w:spacing w:after="10" w:before="0"/>
               <w:ind w:left="120"/>
             </w:pPr>
-            <w:hyperlink w:history="1" r:id="rId-zzptxl_q7oejemoyfyel">
+            <w:hyperlink w:history="1" r:id="rIdode5qr-p2az5lg-h7vtlt">
               <w:r>
                 <w:rPr>
                   <w:rFonts w:ascii="Arial" w:cs="Arial" w:eastAsia="Arial" w:hAnsi="Arial"/>
@@ -35437,7 +35405,7 @@
         </w:rPr>
         <w:t xml:space="preserve">© 2026 SeaVuria and ARES. Aligned with KICD objectives. Developed by SeaVuria; technical implementation by ARES (with AI assistance from Claude). Licensed under </w:t>
       </w:r>
-      <w:hyperlink w:history="1" r:id="rIdftqkv72h07vb4dgnx56uh">
+      <w:hyperlink w:history="1" r:id="rIdko3enswzqmkjc4ctet4kf">
         <w:r>
           <w:rPr>
             <w:rFonts w:ascii="Arial" w:cs="Arial" w:eastAsia="Arial" w:hAnsi="Arial"/>
@@ -35458,7 +35426,7 @@
         </w:rPr>
         <w:t xml:space="preserve"> (</w:t>
       </w:r>
-      <w:hyperlink w:history="1" r:id="rIdonqckbl-gj1gf6ruepf6m">
+      <w:hyperlink w:history="1" r:id="rIdhfuwmgixfjvr9xzm3fuzn">
         <w:r>
           <w:rPr>
             <w:rFonts w:ascii="Arial" w:cs="Arial" w:eastAsia="Arial" w:hAnsi="Arial"/>
@@ -36471,7 +36439,7 @@
             <w:pPr>
               <w:spacing w:after="20" w:before="0"/>
             </w:pPr>
-            <w:hyperlink w:history="1" r:id="rIdyfrbgj7y9keiulhqaxxnx">
+            <w:hyperlink w:history="1" r:id="rIdm3hg8evmsyqfr9koudmfr">
               <w:r>
                 <w:rPr>
                   <w:rFonts w:ascii="Arial" w:cs="Arial" w:eastAsia="Arial" w:hAnsi="Arial"/>
@@ -36504,7 +36472,7 @@
               <w:spacing w:after="10" w:before="0"/>
               <w:ind w:left="120"/>
             </w:pPr>
-            <w:hyperlink w:history="1" r:id="rIdzb25v08cyev2haw7-8iwc">
+            <w:hyperlink w:history="1" r:id="rIdctlw-xm3suxgbgwpb2gcs">
               <w:r>
                 <w:rPr>
                   <w:rFonts w:ascii="Arial" w:cs="Arial" w:eastAsia="Arial" w:hAnsi="Arial"/>
@@ -36549,7 +36517,7 @@
             <w:pPr>
               <w:spacing w:after="20" w:before="0"/>
             </w:pPr>
-            <w:hyperlink w:history="1" r:id="rIdvopg6_b22esowo7fp0yyq">
+            <w:hyperlink w:history="1" r:id="rIdkfskn23gunk5zsfmdwwxo">
               <w:r>
                 <w:rPr>
                   <w:rFonts w:ascii="Arial" w:cs="Arial" w:eastAsia="Arial" w:hAnsi="Arial"/>
@@ -36582,7 +36550,7 @@
               <w:spacing w:after="10" w:before="0"/>
               <w:ind w:left="120"/>
             </w:pPr>
-            <w:hyperlink w:history="1" r:id="rIdwr6xqmismxo8igrap1uob">
+            <w:hyperlink w:history="1" r:id="rId9pvinysuxfnqgq6pjdazo">
               <w:r>
                 <w:rPr>
                   <w:rFonts w:ascii="Arial" w:cs="Arial" w:eastAsia="Arial" w:hAnsi="Arial"/>
@@ -36777,7 +36745,7 @@
             <w:pPr>
               <w:spacing w:after="20" w:before="0"/>
             </w:pPr>
-            <w:hyperlink w:history="1" r:id="rId2pissaynmc212p9o36-uq">
+            <w:hyperlink w:history="1" r:id="rIdxjj6bqeu_qbketp7_fslj">
               <w:r>
                 <w:rPr>
                   <w:rFonts w:ascii="Arial" w:cs="Arial" w:eastAsia="Arial" w:hAnsi="Arial"/>
@@ -36810,7 +36778,7 @@
               <w:spacing w:after="10" w:before="0"/>
               <w:ind w:left="120"/>
             </w:pPr>
-            <w:hyperlink w:history="1" r:id="rIdgfj6xk3dyspmq58qnzw5z">
+            <w:hyperlink w:history="1" r:id="rId4b9qbeadmsyzyfl7tyyzs">
               <w:r>
                 <w:rPr>
                   <w:rFonts w:ascii="Arial" w:cs="Arial" w:eastAsia="Arial" w:hAnsi="Arial"/>
@@ -36855,7 +36823,7 @@
             <w:pPr>
               <w:spacing w:after="20" w:before="0"/>
             </w:pPr>
-            <w:hyperlink w:history="1" r:id="rIdkcsphjuroytggay1cmufz">
+            <w:hyperlink w:history="1" r:id="rIdnhguyj_dtciaz_gimjplr">
               <w:r>
                 <w:rPr>
                   <w:rFonts w:ascii="Arial" w:cs="Arial" w:eastAsia="Arial" w:hAnsi="Arial"/>
@@ -36888,7 +36856,7 @@
               <w:spacing w:after="10" w:before="0"/>
               <w:ind w:left="120"/>
             </w:pPr>
-            <w:hyperlink w:history="1" r:id="rIdkmakleqxk6ud1pinww6dk">
+            <w:hyperlink w:history="1" r:id="rIda2sbromqqc79mvuqyfwxn">
               <w:r>
                 <w:rPr>
                   <w:rFonts w:ascii="Arial" w:cs="Arial" w:eastAsia="Arial" w:hAnsi="Arial"/>
@@ -37083,7 +37051,7 @@
             <w:pPr>
               <w:spacing w:after="20" w:before="0"/>
             </w:pPr>
-            <w:hyperlink w:history="1" r:id="rIdfwi3_gus70wrftg12l9hb">
+            <w:hyperlink w:history="1" r:id="rIdhxnywlnb8plp1prnsxoje">
               <w:r>
                 <w:rPr>
                   <w:rFonts w:ascii="Arial" w:cs="Arial" w:eastAsia="Arial" w:hAnsi="Arial"/>
@@ -37116,7 +37084,7 @@
               <w:spacing w:after="10" w:before="0"/>
               <w:ind w:left="120"/>
             </w:pPr>
-            <w:hyperlink w:history="1" r:id="rIdarvwn7ymqsgdjhe0w6nyf">
+            <w:hyperlink w:history="1" r:id="rIdpfnpuq4qydy7msrlt7tyd">
               <w:r>
                 <w:rPr>
                   <w:rFonts w:ascii="Arial" w:cs="Arial" w:eastAsia="Arial" w:hAnsi="Arial"/>
@@ -37161,7 +37129,7 @@
             <w:pPr>
               <w:spacing w:after="20" w:before="0"/>
             </w:pPr>
-            <w:hyperlink w:history="1" r:id="rIdcp9njnn0zfeoyqtidg26v">
+            <w:hyperlink w:history="1" r:id="rIdibwuza-tqixidnu8e5zzy">
               <w:r>
                 <w:rPr>
                   <w:rFonts w:ascii="Arial" w:cs="Arial" w:eastAsia="Arial" w:hAnsi="Arial"/>
@@ -37194,7 +37162,7 @@
               <w:spacing w:after="10" w:before="0"/>
               <w:ind w:left="120"/>
             </w:pPr>
-            <w:hyperlink w:history="1" r:id="rIdne9wgn0m000_xduo6zi04">
+            <w:hyperlink w:history="1" r:id="rIdnyu-lhxysxqczrsuoxacp">
               <w:r>
                 <w:rPr>
                   <w:rFonts w:ascii="Arial" w:cs="Arial" w:eastAsia="Arial" w:hAnsi="Arial"/>
@@ -37389,7 +37357,7 @@
             <w:pPr>
               <w:spacing w:after="20" w:before="0"/>
             </w:pPr>
-            <w:hyperlink w:history="1" r:id="rId30dr_zkxycdfi5fakevuj">
+            <w:hyperlink w:history="1" r:id="rIdjhgk-_5vg3rrmd2daabnr">
               <w:r>
                 <w:rPr>
                   <w:rFonts w:ascii="Arial" w:cs="Arial" w:eastAsia="Arial" w:hAnsi="Arial"/>
@@ -37422,7 +37390,7 @@
               <w:spacing w:after="10" w:before="0"/>
               <w:ind w:left="120"/>
             </w:pPr>
-            <w:hyperlink w:history="1" r:id="rIdqkns8f1ckbvhf5m7blotu">
+            <w:hyperlink w:history="1" r:id="rIdvv1jkbwajasackcthj4gn">
               <w:r>
                 <w:rPr>
                   <w:rFonts w:ascii="Arial" w:cs="Arial" w:eastAsia="Arial" w:hAnsi="Arial"/>
@@ -37467,7 +37435,7 @@
             <w:pPr>
               <w:spacing w:after="20" w:before="0"/>
             </w:pPr>
-            <w:hyperlink w:history="1" r:id="rIdyw3xq-ss6mksiy4e3o4xm">
+            <w:hyperlink w:history="1" r:id="rId_nvr7qdztmab-szxhgwie">
               <w:r>
                 <w:rPr>
                   <w:rFonts w:ascii="Arial" w:cs="Arial" w:eastAsia="Arial" w:hAnsi="Arial"/>
@@ -37500,7 +37468,7 @@
               <w:spacing w:after="10" w:before="0"/>
               <w:ind w:left="120"/>
             </w:pPr>
-            <w:hyperlink w:history="1" r:id="rIdyefrfkiymf8yythdvaapx">
+            <w:hyperlink w:history="1" r:id="rIdn7cav7gt_glomnvxlmzjl">
               <w:r>
                 <w:rPr>
                   <w:rFonts w:ascii="Arial" w:cs="Arial" w:eastAsia="Arial" w:hAnsi="Arial"/>
@@ -37695,7 +37663,7 @@
             <w:pPr>
               <w:spacing w:after="20" w:before="0"/>
             </w:pPr>
-            <w:hyperlink w:history="1" r:id="rIdquynb4j1bfjis5qkyqw7b">
+            <w:hyperlink w:history="1" r:id="rId-v5qgixrjxc3q1fjzelkk">
               <w:r>
                 <w:rPr>
                   <w:rFonts w:ascii="Arial" w:cs="Arial" w:eastAsia="Arial" w:hAnsi="Arial"/>
@@ -37744,7 +37712,7 @@
               <w:spacing w:after="10" w:before="0"/>
               <w:ind w:left="120"/>
             </w:pPr>
-            <w:hyperlink w:history="1" r:id="rIdvbl9ysoeg-5gnstcoz56a">
+            <w:hyperlink w:history="1" r:id="rIdqfjwup3fpdemyybk1pe03">
               <w:r>
                 <w:rPr>
                   <w:rFonts w:ascii="Arial" w:cs="Arial" w:eastAsia="Arial" w:hAnsi="Arial"/>
@@ -37789,7 +37757,7 @@
             <w:pPr>
               <w:spacing w:after="20" w:before="0"/>
             </w:pPr>
-            <w:hyperlink w:history="1" r:id="rIdl7mqpbrccs0oicene-voo">
+            <w:hyperlink w:history="1" r:id="rIdb8dl1wdrsov_eo6rxe_xw">
               <w:r>
                 <w:rPr>
                   <w:rFonts w:ascii="Arial" w:cs="Arial" w:eastAsia="Arial" w:hAnsi="Arial"/>
@@ -37822,7 +37790,7 @@
               <w:spacing w:after="10" w:before="0"/>
               <w:ind w:left="120"/>
             </w:pPr>
-            <w:hyperlink w:history="1" r:id="rIdjzo9jj5prkvt8yovtiapm">
+            <w:hyperlink w:history="1" r:id="rIdu5-gsgqadrmxiz-_1mpam">
               <w:r>
                 <w:rPr>
                   <w:rFonts w:ascii="Arial" w:cs="Arial" w:eastAsia="Arial" w:hAnsi="Arial"/>
@@ -38524,7 +38492,7 @@
         </w:rPr>
         <w:t xml:space="preserve">© 2026 SeaVuria and ARES. Aligned with KICD objectives. Developed by SeaVuria; technical implementation by ARES (with AI assistance from Claude). Licensed under </w:t>
       </w:r>
-      <w:hyperlink w:history="1" r:id="rIdhbmxigxnmoypkedxlmxt8">
+      <w:hyperlink w:history="1" r:id="rIdtn_oxkmgp0gzflcexgas3">
         <w:r>
           <w:rPr>
             <w:rFonts w:ascii="Arial" w:cs="Arial" w:eastAsia="Arial" w:hAnsi="Arial"/>
@@ -38545,7 +38513,7 @@
         </w:rPr>
         <w:t xml:space="preserve"> (</w:t>
       </w:r>
-      <w:hyperlink w:history="1" r:id="rId1oofsp9ez6e0icigognd6">
+      <w:hyperlink w:history="1" r:id="rId46vvxfwiiqjpmlfo_yoiz">
         <w:r>
           <w:rPr>
             <w:rFonts w:ascii="Arial" w:cs="Arial" w:eastAsia="Arial" w:hAnsi="Arial"/>

--- a/data/outputs/v2/Biology/SS2.3_Plant_Gaseous_Exchange_and_Respiration/Biology_Plant_Gaseous_Exchange_and_Respiration_CBE_LessonSequence.docx
+++ b/data/outputs/v2/Biology/SS2.3_Plant_Gaseous_Exchange_and_Respiration/Biology_Plant_Gaseous_Exchange_and_Respiration_CBE_LessonSequence.docx
@@ -2695,7 +2695,7 @@
         </w:rPr>
         <w:t xml:space="preserve">© 2026 SeaVuria and ARES. This work is licensed under a </w:t>
       </w:r>
-      <w:hyperlink w:history="1" r:id="rIdxuloic8tuxvixrgw-uxwp">
+      <w:hyperlink w:history="1" r:id="rIdcds_aay8yqa9ftdplbqqj">
         <w:r>
           <w:rPr>
             <w:rFonts w:ascii="Arial" w:cs="Arial" w:eastAsia="Arial" w:hAnsi="Arial"/>
@@ -2715,7 +2715,7 @@
         </w:rPr>
         <w:t xml:space="preserve"> (</w:t>
       </w:r>
-      <w:hyperlink w:history="1" r:id="rIdkp-sitkd83iz0vqjrsmqn">
+      <w:hyperlink w:history="1" r:id="rId73mj_xguuymta2fgf8_bd">
         <w:r>
           <w:rPr>
             <w:rFonts w:ascii="Arial" w:cs="Arial" w:eastAsia="Arial" w:hAnsi="Arial"/>
@@ -2735,7 +2735,7 @@
         </w:rPr>
         <w:t xml:space="preserve">). To view a copy of this license, visit </w:t>
       </w:r>
-      <w:hyperlink w:history="1" r:id="rIdha-mphj8n2qowhdhb6zzs">
+      <w:hyperlink w:history="1" r:id="rId03fuzi8j_al7nvuy5rwyc">
         <w:r>
           <w:rPr>
             <w:rFonts w:ascii="Arial" w:cs="Arial" w:eastAsia="Arial" w:hAnsi="Arial"/>
@@ -3747,7 +3747,7 @@
             <w:pPr>
               <w:spacing w:after="20" w:before="0"/>
             </w:pPr>
-            <w:hyperlink w:history="1" r:id="rIdbxh3mne-l16onyygm3rsf">
+            <w:hyperlink w:history="1" r:id="rIdatdkczyw1oalemotshjl4">
               <w:r>
                 <w:rPr>
                   <w:rFonts w:ascii="Arial" w:cs="Arial" w:eastAsia="Arial" w:hAnsi="Arial"/>
@@ -3796,7 +3796,7 @@
               <w:spacing w:after="10" w:before="0"/>
               <w:ind w:left="120"/>
             </w:pPr>
-            <w:hyperlink w:history="1" r:id="rIdmnlkbesjj7zslm1no7vtz">
+            <w:hyperlink w:history="1" r:id="rIdtes9yzksamcsxmvjkadkr">
               <w:r>
                 <w:rPr>
                   <w:rFonts w:ascii="Arial" w:cs="Arial" w:eastAsia="Arial" w:hAnsi="Arial"/>
@@ -3858,7 +3858,7 @@
               <w:spacing w:after="10" w:before="0"/>
               <w:ind w:left="120"/>
             </w:pPr>
-            <w:hyperlink w:history="1" r:id="rId3z52xfvp1cbv9eektbduo">
+            <w:hyperlink w:history="1" r:id="rId76kbfaddtrigvcaogzwdu">
               <w:r>
                 <w:rPr>
                   <w:rFonts w:ascii="Arial" w:cs="Arial" w:eastAsia="Arial" w:hAnsi="Arial"/>
@@ -4068,7 +4068,7 @@
             <w:pPr>
               <w:spacing w:after="20" w:before="0"/>
             </w:pPr>
-            <w:hyperlink w:history="1" r:id="rIdf2v-y65x_a5bstzbbxkca">
+            <w:hyperlink w:history="1" r:id="rId9hlieudj5cgnqgyi3npoe">
               <w:r>
                 <w:rPr>
                   <w:rFonts w:ascii="Arial" w:cs="Arial" w:eastAsia="Arial" w:hAnsi="Arial"/>
@@ -4117,7 +4117,7 @@
               <w:spacing w:after="10" w:before="0"/>
               <w:ind w:left="120"/>
             </w:pPr>
-            <w:hyperlink w:history="1" r:id="rId6kooqijt1pvnanb1f0okk">
+            <w:hyperlink w:history="1" r:id="rIdgifl7rme6xqahjp2tuwnt">
               <w:r>
                 <w:rPr>
                   <w:rFonts w:ascii="Arial" w:cs="Arial" w:eastAsia="Arial" w:hAnsi="Arial"/>
@@ -4179,7 +4179,7 @@
               <w:spacing w:after="10" w:before="0"/>
               <w:ind w:left="120"/>
             </w:pPr>
-            <w:hyperlink w:history="1" r:id="rIdb6q-oefqe-bd1ienjldia">
+            <w:hyperlink w:history="1" r:id="rIdadneuwf0mo995cktn-cr6">
               <w:r>
                 <w:rPr>
                   <w:rFonts w:ascii="Arial" w:cs="Arial" w:eastAsia="Arial" w:hAnsi="Arial"/>
@@ -4389,7 +4389,7 @@
             <w:pPr>
               <w:spacing w:after="20" w:before="0"/>
             </w:pPr>
-            <w:hyperlink w:history="1" r:id="rIdb4cfovn_lopbn3b04a9nx">
+            <w:hyperlink w:history="1" r:id="rId-9xpqkigijif0m8abt7-e">
               <w:r>
                 <w:rPr>
                   <w:rFonts w:ascii="Arial" w:cs="Arial" w:eastAsia="Arial" w:hAnsi="Arial"/>
@@ -4438,7 +4438,7 @@
               <w:spacing w:after="10" w:before="0"/>
               <w:ind w:left="120"/>
             </w:pPr>
-            <w:hyperlink w:history="1" r:id="rIdo9wdlaosmcefosmhyj09l">
+            <w:hyperlink w:history="1" r:id="rIdxjwrbba3d0968sbuq68ds">
               <w:r>
                 <w:rPr>
                   <w:rFonts w:ascii="Arial" w:cs="Arial" w:eastAsia="Arial" w:hAnsi="Arial"/>
@@ -4500,7 +4500,7 @@
               <w:spacing w:after="10" w:before="0"/>
               <w:ind w:left="120"/>
             </w:pPr>
-            <w:hyperlink w:history="1" r:id="rIdinfbnb7zom0frbs_gwlrc">
+            <w:hyperlink w:history="1" r:id="rId4nisgayfj2-mplukmu_as">
               <w:r>
                 <w:rPr>
                   <w:rFonts w:ascii="Arial" w:cs="Arial" w:eastAsia="Arial" w:hAnsi="Arial"/>
@@ -4710,7 +4710,7 @@
             <w:pPr>
               <w:spacing w:after="20" w:before="0"/>
             </w:pPr>
-            <w:hyperlink w:history="1" r:id="rIdv1co3kemsrse50dcg1urg">
+            <w:hyperlink w:history="1" r:id="rIdrukevropxk791xhfjsujf">
               <w:r>
                 <w:rPr>
                   <w:rFonts w:ascii="Arial" w:cs="Arial" w:eastAsia="Arial" w:hAnsi="Arial"/>
@@ -4759,7 +4759,7 @@
               <w:spacing w:after="10" w:before="0"/>
               <w:ind w:left="120"/>
             </w:pPr>
-            <w:hyperlink w:history="1" r:id="rIdjovv4wp3t56qtlrm5nog1">
+            <w:hyperlink w:history="1" r:id="rIdseqk6lpwaqxkek-elhbuo">
               <w:r>
                 <w:rPr>
                   <w:rFonts w:ascii="Arial" w:cs="Arial" w:eastAsia="Arial" w:hAnsi="Arial"/>
@@ -4821,7 +4821,7 @@
               <w:spacing w:after="10" w:before="0"/>
               <w:ind w:left="120"/>
             </w:pPr>
-            <w:hyperlink w:history="1" r:id="rIded-2ucd9q2ano1cjzcz3c">
+            <w:hyperlink w:history="1" r:id="rIdfhdknnxaiorbilwi2h7pj">
               <w:r>
                 <w:rPr>
                   <w:rFonts w:ascii="Arial" w:cs="Arial" w:eastAsia="Arial" w:hAnsi="Arial"/>
@@ -5031,7 +5031,7 @@
             <w:pPr>
               <w:spacing w:after="20" w:before="0"/>
             </w:pPr>
-            <w:hyperlink w:history="1" r:id="rIdjsov7k-bk2bhy46kcjnsr">
+            <w:hyperlink w:history="1" r:id="rIdrushwm9htv_6lj5g3w8na">
               <w:r>
                 <w:rPr>
                   <w:rFonts w:ascii="Arial" w:cs="Arial" w:eastAsia="Arial" w:hAnsi="Arial"/>
@@ -5080,7 +5080,7 @@
               <w:spacing w:after="10" w:before="0"/>
               <w:ind w:left="120"/>
             </w:pPr>
-            <w:hyperlink w:history="1" r:id="rId_ceb5vg827giiwjzxqetu">
+            <w:hyperlink w:history="1" r:id="rIdxmbr5-v8vdvgllyu9zhhz">
               <w:r>
                 <w:rPr>
                   <w:rFonts w:ascii="Arial" w:cs="Arial" w:eastAsia="Arial" w:hAnsi="Arial"/>
@@ -5142,7 +5142,7 @@
               <w:spacing w:after="10" w:before="0"/>
               <w:ind w:left="120"/>
             </w:pPr>
-            <w:hyperlink w:history="1" r:id="rIdtwarcarx3xrwynnt-w3b-">
+            <w:hyperlink w:history="1" r:id="rIdhnsqb5tsjyyztgl5phvvl">
               <w:r>
                 <w:rPr>
                   <w:rFonts w:ascii="Arial" w:cs="Arial" w:eastAsia="Arial" w:hAnsi="Arial"/>
@@ -5669,7 +5669,7 @@
         </w:rPr>
         <w:t xml:space="preserve">© 2026 SeaVuria and ARES. Aligned with KICD objectives. Developed by SeaVuria; technical implementation by ARES (with AI assistance from Claude). Licensed under </w:t>
       </w:r>
-      <w:hyperlink w:history="1" r:id="rIdhfa5mitzu3obm_px06otr">
+      <w:hyperlink w:history="1" r:id="rIdkawnfpd1lre_l-pzitxph">
         <w:r>
           <w:rPr>
             <w:rFonts w:ascii="Arial" w:cs="Arial" w:eastAsia="Arial" w:hAnsi="Arial"/>
@@ -5690,7 +5690,7 @@
         </w:rPr>
         <w:t xml:space="preserve"> (</w:t>
       </w:r>
-      <w:hyperlink w:history="1" r:id="rIdvgnff3guv2ddtz9slk8ph">
+      <w:hyperlink w:history="1" r:id="rIdcz0tyalorqdx8cxfzsa_q">
         <w:r>
           <w:rPr>
             <w:rFonts w:ascii="Arial" w:cs="Arial" w:eastAsia="Arial" w:hAnsi="Arial"/>
@@ -6703,7 +6703,7 @@
             <w:pPr>
               <w:spacing w:after="20" w:before="0"/>
             </w:pPr>
-            <w:hyperlink w:history="1" r:id="rIdcdsgs4wysgfo-_a-qhben">
+            <w:hyperlink w:history="1" r:id="rIdnh9a3lmp1adm6-fu3jnu2">
               <w:r>
                 <w:rPr>
                   <w:rFonts w:ascii="Arial" w:cs="Arial" w:eastAsia="Arial" w:hAnsi="Arial"/>
@@ -6736,7 +6736,7 @@
               <w:spacing w:after="10" w:before="0"/>
               <w:ind w:left="120"/>
             </w:pPr>
-            <w:hyperlink w:history="1" r:id="rIdp-igxqmir3lkujyvp-xhv">
+            <w:hyperlink w:history="1" r:id="rIdecx5zr_9jwecrz5ivp-3q">
               <w:r>
                 <w:rPr>
                   <w:rFonts w:ascii="Arial" w:cs="Arial" w:eastAsia="Arial" w:hAnsi="Arial"/>
@@ -6798,7 +6798,7 @@
               <w:spacing w:after="10" w:before="0"/>
               <w:ind w:left="120"/>
             </w:pPr>
-            <w:hyperlink w:history="1" r:id="rIdpz9ti1id9yxhldaqiudom">
+            <w:hyperlink w:history="1" r:id="rId95afunowaqv2ouj-ysp5o">
               <w:r>
                 <w:rPr>
                   <w:rFonts w:ascii="Arial" w:cs="Arial" w:eastAsia="Arial" w:hAnsi="Arial"/>
@@ -7008,7 +7008,7 @@
             <w:pPr>
               <w:spacing w:after="20" w:before="0"/>
             </w:pPr>
-            <w:hyperlink w:history="1" r:id="rIdfnmx1_t7rmajq8_kfqlhx">
+            <w:hyperlink w:history="1" r:id="rIdsapatmcg4jjtd40at1dzo">
               <w:r>
                 <w:rPr>
                   <w:rFonts w:ascii="Arial" w:cs="Arial" w:eastAsia="Arial" w:hAnsi="Arial"/>
@@ -7041,7 +7041,7 @@
               <w:spacing w:after="10" w:before="0"/>
               <w:ind w:left="120"/>
             </w:pPr>
-            <w:hyperlink w:history="1" r:id="rIdxh4aise59id6gpd-sfcu3">
+            <w:hyperlink w:history="1" r:id="rIddp26jnbmop-rcdbesumda">
               <w:r>
                 <w:rPr>
                   <w:rFonts w:ascii="Arial" w:cs="Arial" w:eastAsia="Arial" w:hAnsi="Arial"/>
@@ -7103,7 +7103,7 @@
               <w:spacing w:after="10" w:before="0"/>
               <w:ind w:left="120"/>
             </w:pPr>
-            <w:hyperlink w:history="1" r:id="rIdalc1n1wdgymgrmbuye092">
+            <w:hyperlink w:history="1" r:id="rIdicbv_gte8w1rpytihrxoc">
               <w:r>
                 <w:rPr>
                   <w:rFonts w:ascii="Arial" w:cs="Arial" w:eastAsia="Arial" w:hAnsi="Arial"/>
@@ -7313,7 +7313,7 @@
             <w:pPr>
               <w:spacing w:after="20" w:before="0"/>
             </w:pPr>
-            <w:hyperlink w:history="1" r:id="rId-lazlt9dvvyji7gv9iqmi">
+            <w:hyperlink w:history="1" r:id="rIdjolhxwpkdhl0deeiykbon">
               <w:r>
                 <w:rPr>
                   <w:rFonts w:ascii="Arial" w:cs="Arial" w:eastAsia="Arial" w:hAnsi="Arial"/>
@@ -7346,7 +7346,7 @@
               <w:spacing w:after="10" w:before="0"/>
               <w:ind w:left="120"/>
             </w:pPr>
-            <w:hyperlink w:history="1" r:id="rId1ft5z3o5kg4remokd-mbr">
+            <w:hyperlink w:history="1" r:id="rId8eed8c-y_f_spc-mhuveg">
               <w:r>
                 <w:rPr>
                   <w:rFonts w:ascii="Arial" w:cs="Arial" w:eastAsia="Arial" w:hAnsi="Arial"/>
@@ -7408,7 +7408,7 @@
               <w:spacing w:after="10" w:before="0"/>
               <w:ind w:left="120"/>
             </w:pPr>
-            <w:hyperlink w:history="1" r:id="rIdh_fd6tsmoj-ssiprd7j13">
+            <w:hyperlink w:history="1" r:id="rId3yg5dl8gd9x1udedd3lc-">
               <w:r>
                 <w:rPr>
                   <w:rFonts w:ascii="Arial" w:cs="Arial" w:eastAsia="Arial" w:hAnsi="Arial"/>
@@ -7618,7 +7618,7 @@
             <w:pPr>
               <w:spacing w:after="20" w:before="0"/>
             </w:pPr>
-            <w:hyperlink w:history="1" r:id="rIddfgte115z3fgg4ebnnh4r">
+            <w:hyperlink w:history="1" r:id="rIdo21lyz2nq6tjyodjkd3go">
               <w:r>
                 <w:rPr>
                   <w:rFonts w:ascii="Arial" w:cs="Arial" w:eastAsia="Arial" w:hAnsi="Arial"/>
@@ -7651,7 +7651,7 @@
               <w:spacing w:after="10" w:before="0"/>
               <w:ind w:left="120"/>
             </w:pPr>
-            <w:hyperlink w:history="1" r:id="rIdgz-w6v1f7icqurf0ejzy0">
+            <w:hyperlink w:history="1" r:id="rIdnbpsqxubnhidbrybqxp0t">
               <w:r>
                 <w:rPr>
                   <w:rFonts w:ascii="Arial" w:cs="Arial" w:eastAsia="Arial" w:hAnsi="Arial"/>
@@ -7713,7 +7713,7 @@
               <w:spacing w:after="10" w:before="0"/>
               <w:ind w:left="120"/>
             </w:pPr>
-            <w:hyperlink w:history="1" r:id="rIdqou2xyh_pekvw3zj9bpex">
+            <w:hyperlink w:history="1" r:id="rIdpws1_5ia8biq23du2vkzw">
               <w:r>
                 <w:rPr>
                   <w:rFonts w:ascii="Arial" w:cs="Arial" w:eastAsia="Arial" w:hAnsi="Arial"/>
@@ -7923,7 +7923,7 @@
             <w:pPr>
               <w:spacing w:after="20" w:before="0"/>
             </w:pPr>
-            <w:hyperlink w:history="1" r:id="rIdohvl-cvwrbec__e63r3gd">
+            <w:hyperlink w:history="1" r:id="rIdyhni8yy42xe_o68_pjwlr">
               <w:r>
                 <w:rPr>
                   <w:rFonts w:ascii="Arial" w:cs="Arial" w:eastAsia="Arial" w:hAnsi="Arial"/>
@@ -7956,7 +7956,7 @@
               <w:spacing w:after="10" w:before="0"/>
               <w:ind w:left="120"/>
             </w:pPr>
-            <w:hyperlink w:history="1" r:id="rIdoh7zinqw-bxlpvtd3axve">
+            <w:hyperlink w:history="1" r:id="rIdr5hjl-kfk9oqsdg02dth8">
               <w:r>
                 <w:rPr>
                   <w:rFonts w:ascii="Arial" w:cs="Arial" w:eastAsia="Arial" w:hAnsi="Arial"/>
@@ -8018,7 +8018,7 @@
               <w:spacing w:after="10" w:before="0"/>
               <w:ind w:left="120"/>
             </w:pPr>
-            <w:hyperlink w:history="1" r:id="rId3h2qxlyjjlprvelsv60r_">
+            <w:hyperlink w:history="1" r:id="rIdh73dlllbqsnlc7phfcidh">
               <w:r>
                 <w:rPr>
                   <w:rFonts w:ascii="Arial" w:cs="Arial" w:eastAsia="Arial" w:hAnsi="Arial"/>
@@ -8545,7 +8545,7 @@
         </w:rPr>
         <w:t xml:space="preserve">© 2026 SeaVuria and ARES. Aligned with KICD objectives. Developed by SeaVuria; technical implementation by ARES (with AI assistance from Claude). Licensed under </w:t>
       </w:r>
-      <w:hyperlink w:history="1" r:id="rIdw1eq9xccwfp5hyod7spxt">
+      <w:hyperlink w:history="1" r:id="rIdylzkqdn0yl5nxs0j4-r_x">
         <w:r>
           <w:rPr>
             <w:rFonts w:ascii="Arial" w:cs="Arial" w:eastAsia="Arial" w:hAnsi="Arial"/>
@@ -8566,7 +8566,7 @@
         </w:rPr>
         <w:t xml:space="preserve"> (</w:t>
       </w:r>
-      <w:hyperlink w:history="1" r:id="rIdqgoiqu7kjhkklfbumn04j">
+      <w:hyperlink w:history="1" r:id="rIdl9nedembyaieteqhplybi">
         <w:r>
           <w:rPr>
             <w:rFonts w:ascii="Arial" w:cs="Arial" w:eastAsia="Arial" w:hAnsi="Arial"/>
@@ -9579,7 +9579,7 @@
             <w:pPr>
               <w:spacing w:after="20" w:before="0"/>
             </w:pPr>
-            <w:hyperlink w:history="1" r:id="rId1_n2hd-puvhfynr4asvvo">
+            <w:hyperlink w:history="1" r:id="rIdit1zslmi0pm_iefprv0-t">
               <w:r>
                 <w:rPr>
                   <w:rFonts w:ascii="Arial" w:cs="Arial" w:eastAsia="Arial" w:hAnsi="Arial"/>
@@ -9612,7 +9612,7 @@
               <w:spacing w:after="10" w:before="0"/>
               <w:ind w:left="120"/>
             </w:pPr>
-            <w:hyperlink w:history="1" r:id="rIdu7xguhdvan8bywwxhp__t">
+            <w:hyperlink w:history="1" r:id="rIdyao-cgyjcrb0xmbtssmyu">
               <w:r>
                 <w:rPr>
                   <w:rFonts w:ascii="Arial" w:cs="Arial" w:eastAsia="Arial" w:hAnsi="Arial"/>
@@ -9674,7 +9674,7 @@
               <w:spacing w:after="10" w:before="0"/>
               <w:ind w:left="120"/>
             </w:pPr>
-            <w:hyperlink w:history="1" r:id="rId4oxb3tnzshqvdekgugkm7">
+            <w:hyperlink w:history="1" r:id="rIdjhglx5or3pp2rpfeywppu">
               <w:r>
                 <w:rPr>
                   <w:rFonts w:ascii="Arial" w:cs="Arial" w:eastAsia="Arial" w:hAnsi="Arial"/>
@@ -9884,7 +9884,7 @@
             <w:pPr>
               <w:spacing w:after="20" w:before="0"/>
             </w:pPr>
-            <w:hyperlink w:history="1" r:id="rIdmezccy_isipdqbd3gfuzw">
+            <w:hyperlink w:history="1" r:id="rIddkcqz0tztr-csnr33fnki">
               <w:r>
                 <w:rPr>
                   <w:rFonts w:ascii="Arial" w:cs="Arial" w:eastAsia="Arial" w:hAnsi="Arial"/>
@@ -9917,7 +9917,7 @@
               <w:spacing w:after="10" w:before="0"/>
               <w:ind w:left="120"/>
             </w:pPr>
-            <w:hyperlink w:history="1" r:id="rIdtfbp5uuhpf9zdgnd10jrs">
+            <w:hyperlink w:history="1" r:id="rIdhrodhbmduqtugtauh2snx">
               <w:r>
                 <w:rPr>
                   <w:rFonts w:ascii="Arial" w:cs="Arial" w:eastAsia="Arial" w:hAnsi="Arial"/>
@@ -9979,7 +9979,7 @@
               <w:spacing w:after="10" w:before="0"/>
               <w:ind w:left="120"/>
             </w:pPr>
-            <w:hyperlink w:history="1" r:id="rId9sqgr0u-r0gf4wabubel9">
+            <w:hyperlink w:history="1" r:id="rIdabdhx1qbrzod1i6rnahqz">
               <w:r>
                 <w:rPr>
                   <w:rFonts w:ascii="Arial" w:cs="Arial" w:eastAsia="Arial" w:hAnsi="Arial"/>
@@ -10189,7 +10189,7 @@
             <w:pPr>
               <w:spacing w:after="20" w:before="0"/>
             </w:pPr>
-            <w:hyperlink w:history="1" r:id="rIdkupfqklj6wahs6mfipgut">
+            <w:hyperlink w:history="1" r:id="rIdrnajspvmbpyz2pjmjjll_">
               <w:r>
                 <w:rPr>
                   <w:rFonts w:ascii="Arial" w:cs="Arial" w:eastAsia="Arial" w:hAnsi="Arial"/>
@@ -10238,7 +10238,7 @@
               <w:spacing w:after="10" w:before="0"/>
               <w:ind w:left="120"/>
             </w:pPr>
-            <w:hyperlink w:history="1" r:id="rIdebqsth6cdkobzl5amsgfu">
+            <w:hyperlink w:history="1" r:id="rId_buwygijmerubutphwm4d">
               <w:r>
                 <w:rPr>
                   <w:rFonts w:ascii="Arial" w:cs="Arial" w:eastAsia="Arial" w:hAnsi="Arial"/>
@@ -10300,7 +10300,7 @@
               <w:spacing w:after="10" w:before="0"/>
               <w:ind w:left="120"/>
             </w:pPr>
-            <w:hyperlink w:history="1" r:id="rIdzogri8ehjbktxs8ylphk1">
+            <w:hyperlink w:history="1" r:id="rIdrkrjhshl803ltju6-yi2v">
               <w:r>
                 <w:rPr>
                   <w:rFonts w:ascii="Arial" w:cs="Arial" w:eastAsia="Arial" w:hAnsi="Arial"/>
@@ -10510,7 +10510,7 @@
             <w:pPr>
               <w:spacing w:after="20" w:before="0"/>
             </w:pPr>
-            <w:hyperlink w:history="1" r:id="rIdewktlxldiv0swuvvlhhlf">
+            <w:hyperlink w:history="1" r:id="rIdmn9jargkph4zd-8jviluf">
               <w:r>
                 <w:rPr>
                   <w:rFonts w:ascii="Arial" w:cs="Arial" w:eastAsia="Arial" w:hAnsi="Arial"/>
@@ -10559,7 +10559,7 @@
               <w:spacing w:after="10" w:before="0"/>
               <w:ind w:left="120"/>
             </w:pPr>
-            <w:hyperlink w:history="1" r:id="rIddhbwo-sxcpvhqxyiimwr2">
+            <w:hyperlink w:history="1" r:id="rId-bk86heysiwmvsvq7znp7">
               <w:r>
                 <w:rPr>
                   <w:rFonts w:ascii="Arial" w:cs="Arial" w:eastAsia="Arial" w:hAnsi="Arial"/>
@@ -10621,7 +10621,7 @@
               <w:spacing w:after="10" w:before="0"/>
               <w:ind w:left="120"/>
             </w:pPr>
-            <w:hyperlink w:history="1" r:id="rId0mt2nuzngw7brneoujkke">
+            <w:hyperlink w:history="1" r:id="rIdalxhl6r9tmajdkk_pk5bn">
               <w:r>
                 <w:rPr>
                   <w:rFonts w:ascii="Arial" w:cs="Arial" w:eastAsia="Arial" w:hAnsi="Arial"/>
@@ -10831,7 +10831,7 @@
             <w:pPr>
               <w:spacing w:after="20" w:before="0"/>
             </w:pPr>
-            <w:hyperlink w:history="1" r:id="rIdvqssw_jyvpjvofuigsdv4">
+            <w:hyperlink w:history="1" r:id="rIdqfvpo2i1xszeigslb-box">
               <w:r>
                 <w:rPr>
                   <w:rFonts w:ascii="Arial" w:cs="Arial" w:eastAsia="Arial" w:hAnsi="Arial"/>
@@ -10864,7 +10864,7 @@
               <w:spacing w:after="10" w:before="0"/>
               <w:ind w:left="120"/>
             </w:pPr>
-            <w:hyperlink w:history="1" r:id="rId52pioifozwhrms-h9yrhw">
+            <w:hyperlink w:history="1" r:id="rIdubulmajmzm7cchv6jsrwd">
               <w:r>
                 <w:rPr>
                   <w:rFonts w:ascii="Arial" w:cs="Arial" w:eastAsia="Arial" w:hAnsi="Arial"/>
@@ -10926,7 +10926,7 @@
               <w:spacing w:after="10" w:before="0"/>
               <w:ind w:left="120"/>
             </w:pPr>
-            <w:hyperlink w:history="1" r:id="rId5xrckcxjafmtegyf7oyid">
+            <w:hyperlink w:history="1" r:id="rIdhpcuuffd0dgfax0hv9sdn">
               <w:r>
                 <w:rPr>
                   <w:rFonts w:ascii="Arial" w:cs="Arial" w:eastAsia="Arial" w:hAnsi="Arial"/>
@@ -11453,7 +11453,7 @@
         </w:rPr>
         <w:t xml:space="preserve">© 2026 SeaVuria and ARES. Aligned with KICD objectives. Developed by SeaVuria; technical implementation by ARES (with AI assistance from Claude). Licensed under </w:t>
       </w:r>
-      <w:hyperlink w:history="1" r:id="rIdsv749wl47y3sqhbsetsau">
+      <w:hyperlink w:history="1" r:id="rId9nfcom19iib9rteg092ix">
         <w:r>
           <w:rPr>
             <w:rFonts w:ascii="Arial" w:cs="Arial" w:eastAsia="Arial" w:hAnsi="Arial"/>
@@ -11474,7 +11474,7 @@
         </w:rPr>
         <w:t xml:space="preserve"> (</w:t>
       </w:r>
-      <w:hyperlink w:history="1" r:id="rIdfeyu129gvkgcrmbji92yh">
+      <w:hyperlink w:history="1" r:id="rIdohlgcks2wczmbngw21esx">
         <w:r>
           <w:rPr>
             <w:rFonts w:ascii="Arial" w:cs="Arial" w:eastAsia="Arial" w:hAnsi="Arial"/>
@@ -12487,7 +12487,7 @@
             <w:pPr>
               <w:spacing w:after="20" w:before="0"/>
             </w:pPr>
-            <w:hyperlink w:history="1" r:id="rIdplt_o4uercmsabkbipmbc">
+            <w:hyperlink w:history="1" r:id="rIdgqzk9nnz1otygy9aefxx_">
               <w:r>
                 <w:rPr>
                   <w:rFonts w:ascii="Arial" w:cs="Arial" w:eastAsia="Arial" w:hAnsi="Arial"/>
@@ -12520,7 +12520,7 @@
               <w:spacing w:after="10" w:before="0"/>
               <w:ind w:left="120"/>
             </w:pPr>
-            <w:hyperlink w:history="1" r:id="rIdrznx1rh9zfwclbmvks775">
+            <w:hyperlink w:history="1" r:id="rIdui3jhd0rzmoeukmmucx7f">
               <w:r>
                 <w:rPr>
                   <w:rFonts w:ascii="Arial" w:cs="Arial" w:eastAsia="Arial" w:hAnsi="Arial"/>
@@ -12565,7 +12565,7 @@
             <w:pPr>
               <w:spacing w:after="20" w:before="0"/>
             </w:pPr>
-            <w:hyperlink w:history="1" r:id="rIdwq9qked0ifgsinbjpuzb3">
+            <w:hyperlink w:history="1" r:id="rIdtwjswrsclwiii62ehcftj">
               <w:r>
                 <w:rPr>
                   <w:rFonts w:ascii="Arial" w:cs="Arial" w:eastAsia="Arial" w:hAnsi="Arial"/>
@@ -12598,7 +12598,7 @@
               <w:spacing w:after="10" w:before="0"/>
               <w:ind w:left="120"/>
             </w:pPr>
-            <w:hyperlink w:history="1" r:id="rIdfqw5nf2oxeri1oit9bd0b">
+            <w:hyperlink w:history="1" r:id="rIdw5fegzbmxomhsk8d9mlvd">
               <w:r>
                 <w:rPr>
                   <w:rFonts w:ascii="Arial" w:cs="Arial" w:eastAsia="Arial" w:hAnsi="Arial"/>
@@ -12793,7 +12793,7 @@
             <w:pPr>
               <w:spacing w:after="20" w:before="0"/>
             </w:pPr>
-            <w:hyperlink w:history="1" r:id="rIdegd23fu_eajlywa3kqxcd">
+            <w:hyperlink w:history="1" r:id="rIdmcbrwx8wcyc8gq6smxr5t">
               <w:r>
                 <w:rPr>
                   <w:rFonts w:ascii="Arial" w:cs="Arial" w:eastAsia="Arial" w:hAnsi="Arial"/>
@@ -12826,7 +12826,7 @@
               <w:spacing w:after="10" w:before="0"/>
               <w:ind w:left="120"/>
             </w:pPr>
-            <w:hyperlink w:history="1" r:id="rId6i4rjf4pwmdg-q7avxddj">
+            <w:hyperlink w:history="1" r:id="rIdvezpoytnaunuoj90dooko">
               <w:r>
                 <w:rPr>
                   <w:rFonts w:ascii="Arial" w:cs="Arial" w:eastAsia="Arial" w:hAnsi="Arial"/>
@@ -12871,7 +12871,7 @@
             <w:pPr>
               <w:spacing w:after="20" w:before="0"/>
             </w:pPr>
-            <w:hyperlink w:history="1" r:id="rId93jqo77tdr4dbfykjbnts">
+            <w:hyperlink w:history="1" r:id="rIdj17cfubqfzs6d6busuq_z">
               <w:r>
                 <w:rPr>
                   <w:rFonts w:ascii="Arial" w:cs="Arial" w:eastAsia="Arial" w:hAnsi="Arial"/>
@@ -12904,7 +12904,7 @@
               <w:spacing w:after="10" w:before="0"/>
               <w:ind w:left="120"/>
             </w:pPr>
-            <w:hyperlink w:history="1" r:id="rIdbsesv9gc1_0npdb6abzzj">
+            <w:hyperlink w:history="1" r:id="rIdedyjk4aircdvjsmjd3tnu">
               <w:r>
                 <w:rPr>
                   <w:rFonts w:ascii="Arial" w:cs="Arial" w:eastAsia="Arial" w:hAnsi="Arial"/>
@@ -13234,7 +13234,7 @@
             <w:pPr>
               <w:spacing w:after="20" w:before="0"/>
             </w:pPr>
-            <w:hyperlink w:history="1" r:id="rId9hrhdm45vcqwdqqynjeo0">
+            <w:hyperlink w:history="1" r:id="rIdcecadlae3fcxmcw4somwe">
               <w:r>
                 <w:rPr>
                   <w:rFonts w:ascii="Arial" w:cs="Arial" w:eastAsia="Arial" w:hAnsi="Arial"/>
@@ -13283,7 +13283,7 @@
               <w:spacing w:after="10" w:before="0"/>
               <w:ind w:left="120"/>
             </w:pPr>
-            <w:hyperlink w:history="1" r:id="rId8dgahcwiwpg293q9yhqsm">
+            <w:hyperlink w:history="1" r:id="rIderrnsdkvptmi4f9wqqlqs">
               <w:r>
                 <w:rPr>
                   <w:rFonts w:ascii="Arial" w:cs="Arial" w:eastAsia="Arial" w:hAnsi="Arial"/>
@@ -13328,7 +13328,7 @@
             <w:pPr>
               <w:spacing w:after="20" w:before="0"/>
             </w:pPr>
-            <w:hyperlink w:history="1" r:id="rIdple7afmje9miup1djv7gy">
+            <w:hyperlink w:history="1" r:id="rIdmmjao-5cl1jk0fmxtvtxr">
               <w:r>
                 <w:rPr>
                   <w:rFonts w:ascii="Arial" w:cs="Arial" w:eastAsia="Arial" w:hAnsi="Arial"/>
@@ -13361,7 +13361,7 @@
               <w:spacing w:after="10" w:before="0"/>
               <w:ind w:left="120"/>
             </w:pPr>
-            <w:hyperlink w:history="1" r:id="rIdyls47g-gfpvtxz8lcfqtg">
+            <w:hyperlink w:history="1" r:id="rIdwmialhd34fs0bdqbyjijp">
               <w:r>
                 <w:rPr>
                   <w:rFonts w:ascii="Arial" w:cs="Arial" w:eastAsia="Arial" w:hAnsi="Arial"/>
@@ -13708,7 +13708,7 @@
             <w:pPr>
               <w:spacing w:after="20" w:before="0"/>
             </w:pPr>
-            <w:hyperlink w:history="1" r:id="rIdyvce6glqev2n1e59xuimx">
+            <w:hyperlink w:history="1" r:id="rIdpfwmtr-plsfmqfzvdgkk5">
               <w:r>
                 <w:rPr>
                   <w:rFonts w:ascii="Arial" w:cs="Arial" w:eastAsia="Arial" w:hAnsi="Arial"/>
@@ -13741,7 +13741,7 @@
               <w:spacing w:after="10" w:before="0"/>
               <w:ind w:left="120"/>
             </w:pPr>
-            <w:hyperlink w:history="1" r:id="rId6ezt5yztxc7sddqqlx3qp">
+            <w:hyperlink w:history="1" r:id="rIdn8-xxi6w0-x7mgakvcnnz">
               <w:r>
                 <w:rPr>
                   <w:rFonts w:ascii="Arial" w:cs="Arial" w:eastAsia="Arial" w:hAnsi="Arial"/>
@@ -13786,7 +13786,7 @@
             <w:pPr>
               <w:spacing w:after="20" w:before="0"/>
             </w:pPr>
-            <w:hyperlink w:history="1" r:id="rIdq2ma_hvu_7h1zaicleoef">
+            <w:hyperlink w:history="1" r:id="rIdruiptn5judr1isitsvug_">
               <w:r>
                 <w:rPr>
                   <w:rFonts w:ascii="Arial" w:cs="Arial" w:eastAsia="Arial" w:hAnsi="Arial"/>
@@ -13819,7 +13819,7 @@
               <w:spacing w:after="10" w:before="0"/>
               <w:ind w:left="120"/>
             </w:pPr>
-            <w:hyperlink w:history="1" r:id="rId5b3cxqqk_valb3wpa8v3j">
+            <w:hyperlink w:history="1" r:id="rId9pulbn3j0bmrxmndfsur6">
               <w:r>
                 <w:rPr>
                   <w:rFonts w:ascii="Arial" w:cs="Arial" w:eastAsia="Arial" w:hAnsi="Arial"/>
@@ -14014,7 +14014,7 @@
             <w:pPr>
               <w:spacing w:after="20" w:before="0"/>
             </w:pPr>
-            <w:hyperlink w:history="1" r:id="rIdgkfpgvip2j_avdv7udb5d">
+            <w:hyperlink w:history="1" r:id="rIds7_b8plmzbxxewynvs_yd">
               <w:r>
                 <w:rPr>
                   <w:rFonts w:ascii="Arial" w:cs="Arial" w:eastAsia="Arial" w:hAnsi="Arial"/>
@@ -14047,7 +14047,7 @@
               <w:spacing w:after="10" w:before="0"/>
               <w:ind w:left="120"/>
             </w:pPr>
-            <w:hyperlink w:history="1" r:id="rIdu9wrzqlupruyjxcs2c_f_">
+            <w:hyperlink w:history="1" r:id="rIdu5j1mxwh5zxyxi-yonpdq">
               <w:r>
                 <w:rPr>
                   <w:rFonts w:ascii="Arial" w:cs="Arial" w:eastAsia="Arial" w:hAnsi="Arial"/>
@@ -14092,7 +14092,7 @@
             <w:pPr>
               <w:spacing w:after="20" w:before="0"/>
             </w:pPr>
-            <w:hyperlink w:history="1" r:id="rIddw9t7_jahocgo5itmnha3">
+            <w:hyperlink w:history="1" r:id="rIdctiwpbighb0zwh7gpgl1a">
               <w:r>
                 <w:rPr>
                   <w:rFonts w:ascii="Arial" w:cs="Arial" w:eastAsia="Arial" w:hAnsi="Arial"/>
@@ -14125,7 +14125,7 @@
               <w:spacing w:after="10" w:before="0"/>
               <w:ind w:left="120"/>
             </w:pPr>
-            <w:hyperlink w:history="1" r:id="rIdticpqf3-3dngdsbocovxm">
+            <w:hyperlink w:history="1" r:id="rIdr54zqmh9tkogu4vbe6nqx">
               <w:r>
                 <w:rPr>
                   <w:rFonts w:ascii="Arial" w:cs="Arial" w:eastAsia="Arial" w:hAnsi="Arial"/>
@@ -14637,7 +14637,7 @@
         </w:rPr>
         <w:t xml:space="preserve">© 2026 SeaVuria and ARES. Aligned with KICD objectives. Developed by SeaVuria; technical implementation by ARES (with AI assistance from Claude). Licensed under </w:t>
       </w:r>
-      <w:hyperlink w:history="1" r:id="rIdsttvhdrmfz5ogo31skq34">
+      <w:hyperlink w:history="1" r:id="rIdwp-ycyuglbykztlsxxdkm">
         <w:r>
           <w:rPr>
             <w:rFonts w:ascii="Arial" w:cs="Arial" w:eastAsia="Arial" w:hAnsi="Arial"/>
@@ -14658,7 +14658,7 @@
         </w:rPr>
         <w:t xml:space="preserve"> (</w:t>
       </w:r>
-      <w:hyperlink w:history="1" r:id="rIdtfqdevi-enhxqgoyagae_">
+      <w:hyperlink w:history="1" r:id="rIdpmskcffz4vj865wozpn6k">
         <w:r>
           <w:rPr>
             <w:rFonts w:ascii="Arial" w:cs="Arial" w:eastAsia="Arial" w:hAnsi="Arial"/>
@@ -15672,7 +15672,7 @@
             <w:pPr>
               <w:spacing w:after="20" w:before="0"/>
             </w:pPr>
-            <w:hyperlink w:history="1" r:id="rId116q5miuqwgfsu4japscs">
+            <w:hyperlink w:history="1" r:id="rId9e6qzmykqgsoly-hkdz8u">
               <w:r>
                 <w:rPr>
                   <w:rFonts w:ascii="Arial" w:cs="Arial" w:eastAsia="Arial" w:hAnsi="Arial"/>
@@ -15705,7 +15705,7 @@
               <w:spacing w:after="10" w:before="0"/>
               <w:ind w:left="120"/>
             </w:pPr>
-            <w:hyperlink w:history="1" r:id="rIdgo0boqot6bcgwfi4b9ynj">
+            <w:hyperlink w:history="1" r:id="rIdlw8-b5lynlmcqf6nu0jui">
               <w:r>
                 <w:rPr>
                   <w:rFonts w:ascii="Arial" w:cs="Arial" w:eastAsia="Arial" w:hAnsi="Arial"/>
@@ -15750,7 +15750,7 @@
             <w:pPr>
               <w:spacing w:after="20" w:before="0"/>
             </w:pPr>
-            <w:hyperlink w:history="1" r:id="rIdxl-bv7_thbfaz5o7xv2se">
+            <w:hyperlink w:history="1" r:id="rIdo-djupbhkvsqbfbyv17ky">
               <w:r>
                 <w:rPr>
                   <w:rFonts w:ascii="Arial" w:cs="Arial" w:eastAsia="Arial" w:hAnsi="Arial"/>
@@ -15783,7 +15783,7 @@
               <w:spacing w:after="10" w:before="0"/>
               <w:ind w:left="120"/>
             </w:pPr>
-            <w:hyperlink w:history="1" r:id="rIdlyqaqszsaqluap5bqb555">
+            <w:hyperlink w:history="1" r:id="rId54it1seausf7sn30wxh3z">
               <w:r>
                 <w:rPr>
                   <w:rFonts w:ascii="Arial" w:cs="Arial" w:eastAsia="Arial" w:hAnsi="Arial"/>
@@ -15978,7 +15978,7 @@
             <w:pPr>
               <w:spacing w:after="20" w:before="0"/>
             </w:pPr>
-            <w:hyperlink w:history="1" r:id="rIdmg_xwnlz260kdzyrz5i7e">
+            <w:hyperlink w:history="1" r:id="rIdnbg4uf9ynleqbcojpzqaj">
               <w:r>
                 <w:rPr>
                   <w:rFonts w:ascii="Arial" w:cs="Arial" w:eastAsia="Arial" w:hAnsi="Arial"/>
@@ -16011,7 +16011,7 @@
               <w:spacing w:after="10" w:before="0"/>
               <w:ind w:left="120"/>
             </w:pPr>
-            <w:hyperlink w:history="1" r:id="rIdyyegw_l4fij-odhpfclyi">
+            <w:hyperlink w:history="1" r:id="rId1qe7kocbnbvqm9mdwqzmb">
               <w:r>
                 <w:rPr>
                   <w:rFonts w:ascii="Arial" w:cs="Arial" w:eastAsia="Arial" w:hAnsi="Arial"/>
@@ -16056,7 +16056,7 @@
             <w:pPr>
               <w:spacing w:after="20" w:before="0"/>
             </w:pPr>
-            <w:hyperlink w:history="1" r:id="rId6ev4ir7drfh2prlhey9fa">
+            <w:hyperlink w:history="1" r:id="rId4smvdcqkef9ebaxfziz96">
               <w:r>
                 <w:rPr>
                   <w:rFonts w:ascii="Arial" w:cs="Arial" w:eastAsia="Arial" w:hAnsi="Arial"/>
@@ -16089,7 +16089,7 @@
               <w:spacing w:after="10" w:before="0"/>
               <w:ind w:left="120"/>
             </w:pPr>
-            <w:hyperlink w:history="1" r:id="rId5vbspwnqdnft9a7hrb5gz">
+            <w:hyperlink w:history="1" r:id="rIdovzf1c__kcchnm7msqfvd">
               <w:r>
                 <w:rPr>
                   <w:rFonts w:ascii="Arial" w:cs="Arial" w:eastAsia="Arial" w:hAnsi="Arial"/>
@@ -16284,7 +16284,7 @@
             <w:pPr>
               <w:spacing w:after="20" w:before="0"/>
             </w:pPr>
-            <w:hyperlink w:history="1" r:id="rIdocvizkbgejlqdmpwtwrzi">
+            <w:hyperlink w:history="1" r:id="rIdzrkhkcxc8duwmzvz7_1oz">
               <w:r>
                 <w:rPr>
                   <w:rFonts w:ascii="Arial" w:cs="Arial" w:eastAsia="Arial" w:hAnsi="Arial"/>
@@ -16333,7 +16333,7 @@
               <w:spacing w:after="10" w:before="0"/>
               <w:ind w:left="120"/>
             </w:pPr>
-            <w:hyperlink w:history="1" r:id="rIduo5xbistupn8qf0zen6qa">
+            <w:hyperlink w:history="1" r:id="rIdx3nwrhypo1pmnsx0zt79a">
               <w:r>
                 <w:rPr>
                   <w:rFonts w:ascii="Arial" w:cs="Arial" w:eastAsia="Arial" w:hAnsi="Arial"/>
@@ -16378,7 +16378,7 @@
             <w:pPr>
               <w:spacing w:after="20" w:before="0"/>
             </w:pPr>
-            <w:hyperlink w:history="1" r:id="rIdabir25cgyvcw58-scdxhu">
+            <w:hyperlink w:history="1" r:id="rId1uxahawrqz4q-2nikx3pb">
               <w:r>
                 <w:rPr>
                   <w:rFonts w:ascii="Arial" w:cs="Arial" w:eastAsia="Arial" w:hAnsi="Arial"/>
@@ -16411,7 +16411,7 @@
               <w:spacing w:after="10" w:before="0"/>
               <w:ind w:left="120"/>
             </w:pPr>
-            <w:hyperlink w:history="1" r:id="rIdtp6xukqpnryhgyx0os4rt">
+            <w:hyperlink w:history="1" r:id="rIduvpkifzpir0rksm-qi6u-">
               <w:r>
                 <w:rPr>
                   <w:rFonts w:ascii="Arial" w:cs="Arial" w:eastAsia="Arial" w:hAnsi="Arial"/>
@@ -16606,7 +16606,7 @@
             <w:pPr>
               <w:spacing w:after="20" w:before="0"/>
             </w:pPr>
-            <w:hyperlink w:history="1" r:id="rId0s1gfqn1cloplc-mqxibk">
+            <w:hyperlink w:history="1" r:id="rIdpqbxhbdodrhrhr8vtkyg2">
               <w:r>
                 <w:rPr>
                   <w:rFonts w:ascii="Arial" w:cs="Arial" w:eastAsia="Arial" w:hAnsi="Arial"/>
@@ -16655,7 +16655,7 @@
               <w:spacing w:after="10" w:before="0"/>
               <w:ind w:left="120"/>
             </w:pPr>
-            <w:hyperlink w:history="1" r:id="rIdq_sjnlumq4f-swj6quvke">
+            <w:hyperlink w:history="1" r:id="rIdopzpcmhg_vcdhgknsnppk">
               <w:r>
                 <w:rPr>
                   <w:rFonts w:ascii="Arial" w:cs="Arial" w:eastAsia="Arial" w:hAnsi="Arial"/>
@@ -16700,7 +16700,7 @@
             <w:pPr>
               <w:spacing w:after="20" w:before="0"/>
             </w:pPr>
-            <w:hyperlink w:history="1" r:id="rIds37wefvkuh4ltecgmawz8">
+            <w:hyperlink w:history="1" r:id="rId_9dv-mnislsq-axumg-9x">
               <w:r>
                 <w:rPr>
                   <w:rFonts w:ascii="Arial" w:cs="Arial" w:eastAsia="Arial" w:hAnsi="Arial"/>
@@ -16733,7 +16733,7 @@
               <w:spacing w:after="10" w:before="0"/>
               <w:ind w:left="120"/>
             </w:pPr>
-            <w:hyperlink w:history="1" r:id="rIdtmvpboz4zdpoaoshm4h-y">
+            <w:hyperlink w:history="1" r:id="rIdmj7pluoysotlznhx5tn8q">
               <w:r>
                 <w:rPr>
                   <w:rFonts w:ascii="Arial" w:cs="Arial" w:eastAsia="Arial" w:hAnsi="Arial"/>
@@ -16928,7 +16928,7 @@
             <w:pPr>
               <w:spacing w:after="20" w:before="0"/>
             </w:pPr>
-            <w:hyperlink w:history="1" r:id="rIdjmpnlv0gqe7b9qq4isu0n">
+            <w:hyperlink w:history="1" r:id="rIdmsij49elhpm0anll1cxmk">
               <w:r>
                 <w:rPr>
                   <w:rFonts w:ascii="Arial" w:cs="Arial" w:eastAsia="Arial" w:hAnsi="Arial"/>
@@ -16977,7 +16977,7 @@
               <w:spacing w:after="10" w:before="0"/>
               <w:ind w:left="120"/>
             </w:pPr>
-            <w:hyperlink w:history="1" r:id="rIdpep6ugqqrrbyvrg7oxpjd">
+            <w:hyperlink w:history="1" r:id="rIdusnv6goq1uits_snztggv">
               <w:r>
                 <w:rPr>
                   <w:rFonts w:ascii="Arial" w:cs="Arial" w:eastAsia="Arial" w:hAnsi="Arial"/>
@@ -17022,7 +17022,7 @@
             <w:pPr>
               <w:spacing w:after="20" w:before="0"/>
             </w:pPr>
-            <w:hyperlink w:history="1" r:id="rId4i_oie4vw5hamkaafajmt">
+            <w:hyperlink w:history="1" r:id="rIdsjm3wcn6aaopmq0u5briq">
               <w:r>
                 <w:rPr>
                   <w:rFonts w:ascii="Arial" w:cs="Arial" w:eastAsia="Arial" w:hAnsi="Arial"/>
@@ -17055,7 +17055,7 @@
               <w:spacing w:after="10" w:before="0"/>
               <w:ind w:left="120"/>
             </w:pPr>
-            <w:hyperlink w:history="1" r:id="rIdpe3_fdrgveqwmfnfahzzi">
+            <w:hyperlink w:history="1" r:id="rId8quzgjgi_8wkmy-yk291s">
               <w:r>
                 <w:rPr>
                   <w:rFonts w:ascii="Arial" w:cs="Arial" w:eastAsia="Arial" w:hAnsi="Arial"/>
@@ -17567,7 +17567,7 @@
         </w:rPr>
         <w:t xml:space="preserve">© 2026 SeaVuria and ARES. Aligned with KICD objectives. Developed by SeaVuria; technical implementation by ARES (with AI assistance from Claude). Licensed under </w:t>
       </w:r>
-      <w:hyperlink w:history="1" r:id="rId_1h3e3jtz292qexfqv-n2">
+      <w:hyperlink w:history="1" r:id="rIdmqxmvtr1zkumvyhrr0lk2">
         <w:r>
           <w:rPr>
             <w:rFonts w:ascii="Arial" w:cs="Arial" w:eastAsia="Arial" w:hAnsi="Arial"/>
@@ -17588,7 +17588,7 @@
         </w:rPr>
         <w:t xml:space="preserve"> (</w:t>
       </w:r>
-      <w:hyperlink w:history="1" r:id="rIdjvjv9ujsepsfd7xt5c9fq">
+      <w:hyperlink w:history="1" r:id="rIdufi_rvngxuxbsooauimfs">
         <w:r>
           <w:rPr>
             <w:rFonts w:ascii="Arial" w:cs="Arial" w:eastAsia="Arial" w:hAnsi="Arial"/>
@@ -18601,7 +18601,7 @@
             <w:pPr>
               <w:spacing w:after="20" w:before="0"/>
             </w:pPr>
-            <w:hyperlink w:history="1" r:id="rIdnffzhlxxa7jopobupjaa1">
+            <w:hyperlink w:history="1" r:id="rIdz1eenjbg8wjtd_55qbp7h">
               <w:r>
                 <w:rPr>
                   <w:rFonts w:ascii="Arial" w:cs="Arial" w:eastAsia="Arial" w:hAnsi="Arial"/>
@@ -18650,7 +18650,7 @@
               <w:spacing w:after="10" w:before="0"/>
               <w:ind w:left="120"/>
             </w:pPr>
-            <w:hyperlink w:history="1" r:id="rIdee4vrixpsnxk8iv--ky4g">
+            <w:hyperlink w:history="1" r:id="rId80ul1lin34zxadaixgrsq">
               <w:r>
                 <w:rPr>
                   <w:rFonts w:ascii="Arial" w:cs="Arial" w:eastAsia="Arial" w:hAnsi="Arial"/>
@@ -18695,7 +18695,7 @@
             <w:pPr>
               <w:spacing w:after="20" w:before="0"/>
             </w:pPr>
-            <w:hyperlink w:history="1" r:id="rIdlgrbg2whk8tdi-7iez6wg">
+            <w:hyperlink w:history="1" r:id="rIdfidxa1iwetvbp-as7209v">
               <w:r>
                 <w:rPr>
                   <w:rFonts w:ascii="Arial" w:cs="Arial" w:eastAsia="Arial" w:hAnsi="Arial"/>
@@ -18728,7 +18728,7 @@
               <w:spacing w:after="10" w:before="0"/>
               <w:ind w:left="120"/>
             </w:pPr>
-            <w:hyperlink w:history="1" r:id="rIdmu6ootxdsz86ldn8hod9e">
+            <w:hyperlink w:history="1" r:id="rIdylprhhlbqbvrjz_0ysfgc">
               <w:r>
                 <w:rPr>
                   <w:rFonts w:ascii="Arial" w:cs="Arial" w:eastAsia="Arial" w:hAnsi="Arial"/>
@@ -18923,7 +18923,7 @@
             <w:pPr>
               <w:spacing w:after="20" w:before="0"/>
             </w:pPr>
-            <w:hyperlink w:history="1" r:id="rIdko2s_-dqmxo4isftp-17n">
+            <w:hyperlink w:history="1" r:id="rId333drov9muivcjw_jmbpl">
               <w:r>
                 <w:rPr>
                   <w:rFonts w:ascii="Arial" w:cs="Arial" w:eastAsia="Arial" w:hAnsi="Arial"/>
@@ -18972,7 +18972,7 @@
               <w:spacing w:after="10" w:before="0"/>
               <w:ind w:left="120"/>
             </w:pPr>
-            <w:hyperlink w:history="1" r:id="rIdn-atuqfhuxzb4cisejygc">
+            <w:hyperlink w:history="1" r:id="rIdboumvzhrmwtmndk7wj-1q">
               <w:r>
                 <w:rPr>
                   <w:rFonts w:ascii="Arial" w:cs="Arial" w:eastAsia="Arial" w:hAnsi="Arial"/>
@@ -19017,7 +19017,7 @@
             <w:pPr>
               <w:spacing w:after="20" w:before="0"/>
             </w:pPr>
-            <w:hyperlink w:history="1" r:id="rIddphsoh8ozhhrl49b5lvim">
+            <w:hyperlink w:history="1" r:id="rIdv1dlipjzwizfafsbjirhs">
               <w:r>
                 <w:rPr>
                   <w:rFonts w:ascii="Arial" w:cs="Arial" w:eastAsia="Arial" w:hAnsi="Arial"/>
@@ -19050,7 +19050,7 @@
               <w:spacing w:after="10" w:before="0"/>
               <w:ind w:left="120"/>
             </w:pPr>
-            <w:hyperlink w:history="1" r:id="rIdmwnpcbsfrvscoey_ng08g">
+            <w:hyperlink w:history="1" r:id="rIdrsn98sbdckj8geh80wxst">
               <w:r>
                 <w:rPr>
                   <w:rFonts w:ascii="Arial" w:cs="Arial" w:eastAsia="Arial" w:hAnsi="Arial"/>
@@ -19245,7 +19245,7 @@
             <w:pPr>
               <w:spacing w:after="20" w:before="0"/>
             </w:pPr>
-            <w:hyperlink w:history="1" r:id="rId6gexdir9ra1b_re1rxoar">
+            <w:hyperlink w:history="1" r:id="rIdpqmjr-ubwxtzti7jxq7hr">
               <w:r>
                 <w:rPr>
                   <w:rFonts w:ascii="Arial" w:cs="Arial" w:eastAsia="Arial" w:hAnsi="Arial"/>
@@ -19294,7 +19294,7 @@
               <w:spacing w:after="10" w:before="0"/>
               <w:ind w:left="120"/>
             </w:pPr>
-            <w:hyperlink w:history="1" r:id="rId8uah9dpdphss2hucn1d_5">
+            <w:hyperlink w:history="1" r:id="rIdomavb5guguobx0xkoa-q6">
               <w:r>
                 <w:rPr>
                   <w:rFonts w:ascii="Arial" w:cs="Arial" w:eastAsia="Arial" w:hAnsi="Arial"/>
@@ -19339,7 +19339,7 @@
             <w:pPr>
               <w:spacing w:after="20" w:before="0"/>
             </w:pPr>
-            <w:hyperlink w:history="1" r:id="rIdn4o52zvimcrasespiz9zm">
+            <w:hyperlink w:history="1" r:id="rIdychfgb0oci1wbahafuuby">
               <w:r>
                 <w:rPr>
                   <w:rFonts w:ascii="Arial" w:cs="Arial" w:eastAsia="Arial" w:hAnsi="Arial"/>
@@ -19372,7 +19372,7 @@
               <w:spacing w:after="10" w:before="0"/>
               <w:ind w:left="120"/>
             </w:pPr>
-            <w:hyperlink w:history="1" r:id="rIde2twepeg1wx5dwr_ecxtq">
+            <w:hyperlink w:history="1" r:id="rId7h4e0j9qjygq8odb7lly9">
               <w:r>
                 <w:rPr>
                   <w:rFonts w:ascii="Arial" w:cs="Arial" w:eastAsia="Arial" w:hAnsi="Arial"/>
@@ -19567,7 +19567,7 @@
             <w:pPr>
               <w:spacing w:after="20" w:before="0"/>
             </w:pPr>
-            <w:hyperlink w:history="1" r:id="rIdgxgslssimd0o54jddhwjs">
+            <w:hyperlink w:history="1" r:id="rIdcvjsx0a_5am2bglc89ddv">
               <w:r>
                 <w:rPr>
                   <w:rFonts w:ascii="Arial" w:cs="Arial" w:eastAsia="Arial" w:hAnsi="Arial"/>
@@ -19616,7 +19616,7 @@
               <w:spacing w:after="10" w:before="0"/>
               <w:ind w:left="120"/>
             </w:pPr>
-            <w:hyperlink w:history="1" r:id="rIdxsmnxbbn7pakbxng8kcdc">
+            <w:hyperlink w:history="1" r:id="rIdcmt-g81s8ly6bvjdkcaet">
               <w:r>
                 <w:rPr>
                   <w:rFonts w:ascii="Arial" w:cs="Arial" w:eastAsia="Arial" w:hAnsi="Arial"/>
@@ -19661,7 +19661,7 @@
             <w:pPr>
               <w:spacing w:after="20" w:before="0"/>
             </w:pPr>
-            <w:hyperlink w:history="1" r:id="rIdgxp6p_myyv_mqbpsa6iw2">
+            <w:hyperlink w:history="1" r:id="rIdbyh-7skwkvaaa359wot5r">
               <w:r>
                 <w:rPr>
                   <w:rFonts w:ascii="Arial" w:cs="Arial" w:eastAsia="Arial" w:hAnsi="Arial"/>
@@ -19694,7 +19694,7 @@
               <w:spacing w:after="10" w:before="0"/>
               <w:ind w:left="120"/>
             </w:pPr>
-            <w:hyperlink w:history="1" r:id="rIdh85sxli1flyj0fr_21xfk">
+            <w:hyperlink w:history="1" r:id="rIdu6k7a5u-bqor0uwzighnc">
               <w:r>
                 <w:rPr>
                   <w:rFonts w:ascii="Arial" w:cs="Arial" w:eastAsia="Arial" w:hAnsi="Arial"/>
@@ -19889,7 +19889,7 @@
             <w:pPr>
               <w:spacing w:after="20" w:before="0"/>
             </w:pPr>
-            <w:hyperlink w:history="1" r:id="rIdqyewzlukepxvlu2tywz84">
+            <w:hyperlink w:history="1" r:id="rIdlefzm5fuhqfivq41uz_sa">
               <w:r>
                 <w:rPr>
                   <w:rFonts w:ascii="Arial" w:cs="Arial" w:eastAsia="Arial" w:hAnsi="Arial"/>
@@ -19938,7 +19938,7 @@
               <w:spacing w:after="10" w:before="0"/>
               <w:ind w:left="120"/>
             </w:pPr>
-            <w:hyperlink w:history="1" r:id="rIdrusrsmvusrajgfrhawfnl">
+            <w:hyperlink w:history="1" r:id="rIdsoyc58mqvszh_zr5axwep">
               <w:r>
                 <w:rPr>
                   <w:rFonts w:ascii="Arial" w:cs="Arial" w:eastAsia="Arial" w:hAnsi="Arial"/>
@@ -19983,7 +19983,7 @@
             <w:pPr>
               <w:spacing w:after="20" w:before="0"/>
             </w:pPr>
-            <w:hyperlink w:history="1" r:id="rIdj3qtueqgxecogqdtvkpug">
+            <w:hyperlink w:history="1" r:id="rId7-dvf43jnpetjvhngaaab">
               <w:r>
                 <w:rPr>
                   <w:rFonts w:ascii="Arial" w:cs="Arial" w:eastAsia="Arial" w:hAnsi="Arial"/>
@@ -20016,7 +20016,7 @@
               <w:spacing w:after="10" w:before="0"/>
               <w:ind w:left="120"/>
             </w:pPr>
-            <w:hyperlink w:history="1" r:id="rIdqfldht-e6gipxyrhiyvo2">
+            <w:hyperlink w:history="1" r:id="rIdqjzsypdadakm3axmhml0h">
               <w:r>
                 <w:rPr>
                   <w:rFonts w:ascii="Arial" w:cs="Arial" w:eastAsia="Arial" w:hAnsi="Arial"/>
@@ -20528,7 +20528,7 @@
         </w:rPr>
         <w:t xml:space="preserve">© 2026 SeaVuria and ARES. Aligned with KICD objectives. Developed by SeaVuria; technical implementation by ARES (with AI assistance from Claude). Licensed under </w:t>
       </w:r>
-      <w:hyperlink w:history="1" r:id="rIdjgnfnnv3acreyrglqx_b9">
+      <w:hyperlink w:history="1" r:id="rIdfnxcyugvqqdg4k46_kmzn">
         <w:r>
           <w:rPr>
             <w:rFonts w:ascii="Arial" w:cs="Arial" w:eastAsia="Arial" w:hAnsi="Arial"/>
@@ -20549,7 +20549,7 @@
         </w:rPr>
         <w:t xml:space="preserve"> (</w:t>
       </w:r>
-      <w:hyperlink w:history="1" r:id="rIdkm92xtxdwmt2anrefw05r">
+      <w:hyperlink w:history="1" r:id="rIdn06c2at3hhwfqzfklprzl">
         <w:r>
           <w:rPr>
             <w:rFonts w:ascii="Arial" w:cs="Arial" w:eastAsia="Arial" w:hAnsi="Arial"/>
@@ -21579,7 +21579,7 @@
               <w:spacing w:after="10" w:before="0"/>
               <w:ind w:left="120"/>
             </w:pPr>
-            <w:hyperlink w:history="1" r:id="rIda1ftkx9nyyhvizb4xtkm6">
+            <w:hyperlink w:history="1" r:id="rId6vpgi11ohhszwyeatnc2-">
               <w:r>
                 <w:rPr>
                   <w:rFonts w:ascii="Arial" w:cs="Arial" w:eastAsia="Arial" w:hAnsi="Arial"/>
@@ -21639,7 +21639,7 @@
             <w:pPr>
               <w:spacing w:after="20" w:before="0"/>
             </w:pPr>
-            <w:hyperlink w:history="1" r:id="rIdlw2aagfyhgcuekmviqe1d">
+            <w:hyperlink w:history="1" r:id="rIdm_mc_almuaa2pib4ih8nf">
               <w:r>
                 <w:rPr>
                   <w:rFonts w:ascii="Arial" w:cs="Arial" w:eastAsia="Arial" w:hAnsi="Arial"/>
@@ -21688,7 +21688,7 @@
               <w:spacing w:after="10" w:before="0"/>
               <w:ind w:left="120"/>
             </w:pPr>
-            <w:hyperlink w:history="1" r:id="rIdpq4r-lkdxaiubfon_b5ug">
+            <w:hyperlink w:history="1" r:id="rIdg4mlxryeweggmhrz2ekno">
               <w:r>
                 <w:rPr>
                   <w:rFonts w:ascii="Arial" w:cs="Arial" w:eastAsia="Arial" w:hAnsi="Arial"/>
@@ -21900,7 +21900,7 @@
               <w:spacing w:after="10" w:before="0"/>
               <w:ind w:left="120"/>
             </w:pPr>
-            <w:hyperlink w:history="1" r:id="rId6ri6wh1sty7sg3uj90z-o">
+            <w:hyperlink w:history="1" r:id="rId8jldbhvresetcuhemdv2f">
               <w:r>
                 <w:rPr>
                   <w:rFonts w:ascii="Arial" w:cs="Arial" w:eastAsia="Arial" w:hAnsi="Arial"/>
@@ -21960,7 +21960,7 @@
             <w:pPr>
               <w:spacing w:after="20" w:before="0"/>
             </w:pPr>
-            <w:hyperlink w:history="1" r:id="rId9han_z69iow3klmibkpsa">
+            <w:hyperlink w:history="1" r:id="rIdutd5xjo6-7sxep9_tyiq9">
               <w:r>
                 <w:rPr>
                   <w:rFonts w:ascii="Arial" w:cs="Arial" w:eastAsia="Arial" w:hAnsi="Arial"/>
@@ -22009,7 +22009,7 @@
               <w:spacing w:after="10" w:before="0"/>
               <w:ind w:left="120"/>
             </w:pPr>
-            <w:hyperlink w:history="1" r:id="rIdpf7nidwqsmzujvt7p8j-i">
+            <w:hyperlink w:history="1" r:id="rIdyegwxo9ammnbcakh61ib8">
               <w:r>
                 <w:rPr>
                   <w:rFonts w:ascii="Arial" w:cs="Arial" w:eastAsia="Arial" w:hAnsi="Arial"/>
@@ -22221,7 +22221,7 @@
               <w:spacing w:after="10" w:before="0"/>
               <w:ind w:left="120"/>
             </w:pPr>
-            <w:hyperlink w:history="1" r:id="rIdqn707fiemzokjp8gjugth">
+            <w:hyperlink w:history="1" r:id="rIdsdtnuwwsggelzpzaramdh">
               <w:r>
                 <w:rPr>
                   <w:rFonts w:ascii="Arial" w:cs="Arial" w:eastAsia="Arial" w:hAnsi="Arial"/>
@@ -22281,7 +22281,7 @@
             <w:pPr>
               <w:spacing w:after="20" w:before="0"/>
             </w:pPr>
-            <w:hyperlink w:history="1" r:id="rIdnr1jlvxz-lqalagsscfk-">
+            <w:hyperlink w:history="1" r:id="rIdm3myjxqt6whikp99vvww2">
               <w:r>
                 <w:rPr>
                   <w:rFonts w:ascii="Arial" w:cs="Arial" w:eastAsia="Arial" w:hAnsi="Arial"/>
@@ -22330,7 +22330,7 @@
               <w:spacing w:after="10" w:before="0"/>
               <w:ind w:left="120"/>
             </w:pPr>
-            <w:hyperlink w:history="1" r:id="rIde6ljqc4mrf4ggkl77uhiy">
+            <w:hyperlink w:history="1" r:id="rIdvzx8bc_weskz6teyv6djj">
               <w:r>
                 <w:rPr>
                   <w:rFonts w:ascii="Arial" w:cs="Arial" w:eastAsia="Arial" w:hAnsi="Arial"/>
@@ -22542,7 +22542,7 @@
               <w:spacing w:after="10" w:before="0"/>
               <w:ind w:left="120"/>
             </w:pPr>
-            <w:hyperlink w:history="1" r:id="rIdsx9hjk1nmmdy9xdnpswbh">
+            <w:hyperlink w:history="1" r:id="rId3lcupt39hjuos7vzab4k6">
               <w:r>
                 <w:rPr>
                   <w:rFonts w:ascii="Arial" w:cs="Arial" w:eastAsia="Arial" w:hAnsi="Arial"/>
@@ -22602,7 +22602,7 @@
             <w:pPr>
               <w:spacing w:after="20" w:before="0"/>
             </w:pPr>
-            <w:hyperlink w:history="1" r:id="rIdfkizcn5hqkn14olewtecn">
+            <w:hyperlink w:history="1" r:id="rIdutbxk5hef1yj9n4xp7izu">
               <w:r>
                 <w:rPr>
                   <w:rFonts w:ascii="Arial" w:cs="Arial" w:eastAsia="Arial" w:hAnsi="Arial"/>
@@ -22651,7 +22651,7 @@
               <w:spacing w:after="10" w:before="0"/>
               <w:ind w:left="120"/>
             </w:pPr>
-            <w:hyperlink w:history="1" r:id="rIdvpwjjpqduloyf0dy9rdoc">
+            <w:hyperlink w:history="1" r:id="rIdyj52bu70jrnhnj1mwbonl">
               <w:r>
                 <w:rPr>
                   <w:rFonts w:ascii="Arial" w:cs="Arial" w:eastAsia="Arial" w:hAnsi="Arial"/>
@@ -22863,7 +22863,7 @@
               <w:spacing w:after="10" w:before="0"/>
               <w:ind w:left="120"/>
             </w:pPr>
-            <w:hyperlink w:history="1" r:id="rIdtwhuwyta2n1pa7dt93kll">
+            <w:hyperlink w:history="1" r:id="rIdmhs6gldyt08hh3dd7lrtt">
               <w:r>
                 <w:rPr>
                   <w:rFonts w:ascii="Arial" w:cs="Arial" w:eastAsia="Arial" w:hAnsi="Arial"/>
@@ -22923,7 +22923,7 @@
             <w:pPr>
               <w:spacing w:after="20" w:before="0"/>
             </w:pPr>
-            <w:hyperlink w:history="1" r:id="rId7ynugmfrow8zyfa7kwlq3">
+            <w:hyperlink w:history="1" r:id="rIdcifi4o0c077rfdg4tvpri">
               <w:r>
                 <w:rPr>
                   <w:rFonts w:ascii="Arial" w:cs="Arial" w:eastAsia="Arial" w:hAnsi="Arial"/>
@@ -22972,7 +22972,7 @@
               <w:spacing w:after="10" w:before="0"/>
               <w:ind w:left="120"/>
             </w:pPr>
-            <w:hyperlink w:history="1" r:id="rIdbumcxwqxcrbhcrikx9gdb">
+            <w:hyperlink w:history="1" r:id="rIdsxnhwulzroavizg0w2ddi">
               <w:r>
                 <w:rPr>
                   <w:rFonts w:ascii="Arial" w:cs="Arial" w:eastAsia="Arial" w:hAnsi="Arial"/>
@@ -23484,7 +23484,7 @@
         </w:rPr>
         <w:t xml:space="preserve">© 2026 SeaVuria and ARES. Aligned with KICD objectives. Developed by SeaVuria; technical implementation by ARES (with AI assistance from Claude). Licensed under </w:t>
       </w:r>
-      <w:hyperlink w:history="1" r:id="rIduoo1udeovmborhtvzut-b">
+      <w:hyperlink w:history="1" r:id="rIdgspdd1vcfig8j0tcn-5-2">
         <w:r>
           <w:rPr>
             <w:rFonts w:ascii="Arial" w:cs="Arial" w:eastAsia="Arial" w:hAnsi="Arial"/>
@@ -23505,7 +23505,7 @@
         </w:rPr>
         <w:t xml:space="preserve"> (</w:t>
       </w:r>
-      <w:hyperlink w:history="1" r:id="rId1s9_b_q7hz9dbr4jriz4q">
+      <w:hyperlink w:history="1" r:id="rIdoef-uj058-xppfxdqvehv">
         <w:r>
           <w:rPr>
             <w:rFonts w:ascii="Arial" w:cs="Arial" w:eastAsia="Arial" w:hAnsi="Arial"/>
@@ -24518,7 +24518,7 @@
             <w:pPr>
               <w:spacing w:after="20" w:before="0"/>
             </w:pPr>
-            <w:hyperlink w:history="1" r:id="rIduzbgeq8iscygwbw5toddm">
+            <w:hyperlink w:history="1" r:id="rIddzho4gor4shtgrt6qavpz">
               <w:r>
                 <w:rPr>
                   <w:rFonts w:ascii="Arial" w:cs="Arial" w:eastAsia="Arial" w:hAnsi="Arial"/>
@@ -24551,7 +24551,7 @@
               <w:spacing w:after="10" w:before="0"/>
               <w:ind w:left="120"/>
             </w:pPr>
-            <w:hyperlink w:history="1" r:id="rIdwekcvx92hruyt6sgr3ami">
+            <w:hyperlink w:history="1" r:id="rIdedt0nifveigfxvhbkzq1r">
               <w:r>
                 <w:rPr>
                   <w:rFonts w:ascii="Arial" w:cs="Arial" w:eastAsia="Arial" w:hAnsi="Arial"/>
@@ -24596,7 +24596,7 @@
             <w:pPr>
               <w:spacing w:after="20" w:before="0"/>
             </w:pPr>
-            <w:hyperlink w:history="1" r:id="rId4f5_-m_wnxs4_ybdgw1tj">
+            <w:hyperlink w:history="1" r:id="rIdl-nv6xenphyoizw8_kh-s">
               <w:r>
                 <w:rPr>
                   <w:rFonts w:ascii="Arial" w:cs="Arial" w:eastAsia="Arial" w:hAnsi="Arial"/>
@@ -24629,7 +24629,7 @@
               <w:spacing w:after="10" w:before="0"/>
               <w:ind w:left="120"/>
             </w:pPr>
-            <w:hyperlink w:history="1" r:id="rIdgla6owxpnf6qy0r_-trsi">
+            <w:hyperlink w:history="1" r:id="rId-tbcg-q5rlgl0cctjvt94">
               <w:r>
                 <w:rPr>
                   <w:rFonts w:ascii="Arial" w:cs="Arial" w:eastAsia="Arial" w:hAnsi="Arial"/>
@@ -24824,7 +24824,7 @@
             <w:pPr>
               <w:spacing w:after="20" w:before="0"/>
             </w:pPr>
-            <w:hyperlink w:history="1" r:id="rId7gmk2cdduguetjijoyeol">
+            <w:hyperlink w:history="1" r:id="rIdbcglhj_qc4jajtlp7knpy">
               <w:r>
                 <w:rPr>
                   <w:rFonts w:ascii="Arial" w:cs="Arial" w:eastAsia="Arial" w:hAnsi="Arial"/>
@@ -24857,7 +24857,7 @@
               <w:spacing w:after="10" w:before="0"/>
               <w:ind w:left="120"/>
             </w:pPr>
-            <w:hyperlink w:history="1" r:id="rIdymx5lhcymbd8idhjzxiul">
+            <w:hyperlink w:history="1" r:id="rIdplaz7mpmwipcmfxhuh7wj">
               <w:r>
                 <w:rPr>
                   <w:rFonts w:ascii="Arial" w:cs="Arial" w:eastAsia="Arial" w:hAnsi="Arial"/>
@@ -24902,7 +24902,7 @@
             <w:pPr>
               <w:spacing w:after="20" w:before="0"/>
             </w:pPr>
-            <w:hyperlink w:history="1" r:id="rId5i5odz05jqwqfkyu6xwwy">
+            <w:hyperlink w:history="1" r:id="rIdg9yjuyliyw_saag2alibk">
               <w:r>
                 <w:rPr>
                   <w:rFonts w:ascii="Arial" w:cs="Arial" w:eastAsia="Arial" w:hAnsi="Arial"/>
@@ -24935,7 +24935,7 @@
               <w:spacing w:after="10" w:before="0"/>
               <w:ind w:left="120"/>
             </w:pPr>
-            <w:hyperlink w:history="1" r:id="rId0ucv5ikbzupxk1bkbzc_g">
+            <w:hyperlink w:history="1" r:id="rIdh-zwqkbeuadfh7nkger9p">
               <w:r>
                 <w:rPr>
                   <w:rFonts w:ascii="Arial" w:cs="Arial" w:eastAsia="Arial" w:hAnsi="Arial"/>
@@ -25130,7 +25130,7 @@
             <w:pPr>
               <w:spacing w:after="20" w:before="0"/>
             </w:pPr>
-            <w:hyperlink w:history="1" r:id="rIdhk235nnqmczngip4a3wxd">
+            <w:hyperlink w:history="1" r:id="rIdhhl2mv6lkic50ny6mtlq8">
               <w:r>
                 <w:rPr>
                   <w:rFonts w:ascii="Arial" w:cs="Arial" w:eastAsia="Arial" w:hAnsi="Arial"/>
@@ -25179,7 +25179,7 @@
               <w:spacing w:after="10" w:before="0"/>
               <w:ind w:left="120"/>
             </w:pPr>
-            <w:hyperlink w:history="1" r:id="rIdelsw6pnx2qda7nbaxraw4">
+            <w:hyperlink w:history="1" r:id="rIdwhff9ijtb_lfsdwxdnbju">
               <w:r>
                 <w:rPr>
                   <w:rFonts w:ascii="Arial" w:cs="Arial" w:eastAsia="Arial" w:hAnsi="Arial"/>
@@ -25224,7 +25224,7 @@
             <w:pPr>
               <w:spacing w:after="20" w:before="0"/>
             </w:pPr>
-            <w:hyperlink w:history="1" r:id="rIduwcg3cjn6dkt0k3la8iko">
+            <w:hyperlink w:history="1" r:id="rIdrnz-wornk4ugcnkizxjau">
               <w:r>
                 <w:rPr>
                   <w:rFonts w:ascii="Arial" w:cs="Arial" w:eastAsia="Arial" w:hAnsi="Arial"/>
@@ -25257,7 +25257,7 @@
               <w:spacing w:after="10" w:before="0"/>
               <w:ind w:left="120"/>
             </w:pPr>
-            <w:hyperlink w:history="1" r:id="rIdaer5-9mi4szdy8yl2izby">
+            <w:hyperlink w:history="1" r:id="rIdkasf4acj3sbrlauz-eksb">
               <w:r>
                 <w:rPr>
                   <w:rFonts w:ascii="Arial" w:cs="Arial" w:eastAsia="Arial" w:hAnsi="Arial"/>
@@ -25452,7 +25452,7 @@
             <w:pPr>
               <w:spacing w:after="20" w:before="0"/>
             </w:pPr>
-            <w:hyperlink w:history="1" r:id="rIdqzo06k52upj5ehejopdjq">
+            <w:hyperlink w:history="1" r:id="rIdeyin6z_t-my8zrcrecwlk">
               <w:r>
                 <w:rPr>
                   <w:rFonts w:ascii="Arial" w:cs="Arial" w:eastAsia="Arial" w:hAnsi="Arial"/>
@@ -25501,7 +25501,7 @@
               <w:spacing w:after="10" w:before="0"/>
               <w:ind w:left="120"/>
             </w:pPr>
-            <w:hyperlink w:history="1" r:id="rIdjmhub9_ecn9bbs7mefnhm">
+            <w:hyperlink w:history="1" r:id="rIdiuohuppqc01tcurvlrtur">
               <w:r>
                 <w:rPr>
                   <w:rFonts w:ascii="Arial" w:cs="Arial" w:eastAsia="Arial" w:hAnsi="Arial"/>
@@ -25546,7 +25546,7 @@
             <w:pPr>
               <w:spacing w:after="20" w:before="0"/>
             </w:pPr>
-            <w:hyperlink w:history="1" r:id="rIdtyyhynua1-t8rledkpj1f">
+            <w:hyperlink w:history="1" r:id="rIdxiayqr79rehf3wmelo_xi">
               <w:r>
                 <w:rPr>
                   <w:rFonts w:ascii="Arial" w:cs="Arial" w:eastAsia="Arial" w:hAnsi="Arial"/>
@@ -25579,7 +25579,7 @@
               <w:spacing w:after="10" w:before="0"/>
               <w:ind w:left="120"/>
             </w:pPr>
-            <w:hyperlink w:history="1" r:id="rIdr8axcwtzhn8-umft9mqej">
+            <w:hyperlink w:history="1" r:id="rIdaal2uws-cmum1zvh0j8ii">
               <w:r>
                 <w:rPr>
                   <w:rFonts w:ascii="Arial" w:cs="Arial" w:eastAsia="Arial" w:hAnsi="Arial"/>
@@ -25774,7 +25774,7 @@
             <w:pPr>
               <w:spacing w:after="20" w:before="0"/>
             </w:pPr>
-            <w:hyperlink w:history="1" r:id="rIdq5caiblxcxfotodoe8bge">
+            <w:hyperlink w:history="1" r:id="rIdpengunck9tefxy-i6oab-">
               <w:r>
                 <w:rPr>
                   <w:rFonts w:ascii="Arial" w:cs="Arial" w:eastAsia="Arial" w:hAnsi="Arial"/>
@@ -25823,7 +25823,7 @@
               <w:spacing w:after="10" w:before="0"/>
               <w:ind w:left="120"/>
             </w:pPr>
-            <w:hyperlink w:history="1" r:id="rIdrtnuqfkgwi25pvlxv6h5p">
+            <w:hyperlink w:history="1" r:id="rIdbmpjfd4_lwfklqcaykzya">
               <w:r>
                 <w:rPr>
                   <w:rFonts w:ascii="Arial" w:cs="Arial" w:eastAsia="Arial" w:hAnsi="Arial"/>
@@ -25868,7 +25868,7 @@
             <w:pPr>
               <w:spacing w:after="20" w:before="0"/>
             </w:pPr>
-            <w:hyperlink w:history="1" r:id="rIdtsibx2u3twrzj0e34ttt7">
+            <w:hyperlink w:history="1" r:id="rIde4_erctjhqtk5__v3cvid">
               <w:r>
                 <w:rPr>
                   <w:rFonts w:ascii="Arial" w:cs="Arial" w:eastAsia="Arial" w:hAnsi="Arial"/>
@@ -25917,7 +25917,7 @@
               <w:spacing w:after="10" w:before="0"/>
               <w:ind w:left="120"/>
             </w:pPr>
-            <w:hyperlink w:history="1" r:id="rIdsxb_jxdtgrcfgs2uzuyp0">
+            <w:hyperlink w:history="1" r:id="rIdlxpxrnhgnfx9erawgfjzb">
               <w:r>
                 <w:rPr>
                   <w:rFonts w:ascii="Arial" w:cs="Arial" w:eastAsia="Arial" w:hAnsi="Arial"/>
@@ -26429,7 +26429,7 @@
         </w:rPr>
         <w:t xml:space="preserve">© 2026 SeaVuria and ARES. Aligned with KICD objectives. Developed by SeaVuria; technical implementation by ARES (with AI assistance from Claude). Licensed under </w:t>
       </w:r>
-      <w:hyperlink w:history="1" r:id="rIdeftarsmxu8tdajjpulcun">
+      <w:hyperlink w:history="1" r:id="rIdcd-piexx3jutg7el9n_sr">
         <w:r>
           <w:rPr>
             <w:rFonts w:ascii="Arial" w:cs="Arial" w:eastAsia="Arial" w:hAnsi="Arial"/>
@@ -26450,7 +26450,7 @@
         </w:rPr>
         <w:t xml:space="preserve"> (</w:t>
       </w:r>
-      <w:hyperlink w:history="1" r:id="rId6u0up52sdcm34zljq6fmb">
+      <w:hyperlink w:history="1" r:id="rIdw-tnoaaw-qhfz3ptgq4cr">
         <w:r>
           <w:rPr>
             <w:rFonts w:ascii="Arial" w:cs="Arial" w:eastAsia="Arial" w:hAnsi="Arial"/>
@@ -27463,7 +27463,7 @@
             <w:pPr>
               <w:spacing w:after="20" w:before="0"/>
             </w:pPr>
-            <w:hyperlink w:history="1" r:id="rIdk9ulb61yaamkvqhkha6a1">
+            <w:hyperlink w:history="1" r:id="rIdufaz_zb6bn8v3ntfpnna8">
               <w:r>
                 <w:rPr>
                   <w:rFonts w:ascii="Arial" w:cs="Arial" w:eastAsia="Arial" w:hAnsi="Arial"/>
@@ -27496,7 +27496,7 @@
               <w:spacing w:after="10" w:before="0"/>
               <w:ind w:left="120"/>
             </w:pPr>
-            <w:hyperlink w:history="1" r:id="rIdnqptgsur_vv1ouupvxdb4">
+            <w:hyperlink w:history="1" r:id="rIdx3byfrcusaj7jsbvfrpoq">
               <w:r>
                 <w:rPr>
                   <w:rFonts w:ascii="Arial" w:cs="Arial" w:eastAsia="Arial" w:hAnsi="Arial"/>
@@ -27541,7 +27541,7 @@
             <w:pPr>
               <w:spacing w:after="20" w:before="0"/>
             </w:pPr>
-            <w:hyperlink w:history="1" r:id="rIdpfv6cavl7l56x6-1cjbj5">
+            <w:hyperlink w:history="1" r:id="rIdbninrw6q0imucr5zbcsbf">
               <w:r>
                 <w:rPr>
                   <w:rFonts w:ascii="Arial" w:cs="Arial" w:eastAsia="Arial" w:hAnsi="Arial"/>
@@ -27574,7 +27574,7 @@
               <w:spacing w:after="10" w:before="0"/>
               <w:ind w:left="120"/>
             </w:pPr>
-            <w:hyperlink w:history="1" r:id="rIdavt8nohczlzsw-uk_ydfh">
+            <w:hyperlink w:history="1" r:id="rIdxhbwxkliyvriturk456qp">
               <w:r>
                 <w:rPr>
                   <w:rFonts w:ascii="Arial" w:cs="Arial" w:eastAsia="Arial" w:hAnsi="Arial"/>
@@ -27769,7 +27769,7 @@
             <w:pPr>
               <w:spacing w:after="20" w:before="0"/>
             </w:pPr>
-            <w:hyperlink w:history="1" r:id="rIdfom19vcrddxj__hrtz1qt">
+            <w:hyperlink w:history="1" r:id="rIdwxu5o5bqwcu0qlgkcufhr">
               <w:r>
                 <w:rPr>
                   <w:rFonts w:ascii="Arial" w:cs="Arial" w:eastAsia="Arial" w:hAnsi="Arial"/>
@@ -27802,7 +27802,7 @@
               <w:spacing w:after="10" w:before="0"/>
               <w:ind w:left="120"/>
             </w:pPr>
-            <w:hyperlink w:history="1" r:id="rIdobtjostwf2pjniwzdsp_f">
+            <w:hyperlink w:history="1" r:id="rIdwoqkdjlxsarbz2qp7wbv6">
               <w:r>
                 <w:rPr>
                   <w:rFonts w:ascii="Arial" w:cs="Arial" w:eastAsia="Arial" w:hAnsi="Arial"/>
@@ -27847,7 +27847,7 @@
             <w:pPr>
               <w:spacing w:after="20" w:before="0"/>
             </w:pPr>
-            <w:hyperlink w:history="1" r:id="rIdlwrtgnvtqc4ode1ah1qvw">
+            <w:hyperlink w:history="1" r:id="rId_u4gejjbo1jnv6hquz_ea">
               <w:r>
                 <w:rPr>
                   <w:rFonts w:ascii="Arial" w:cs="Arial" w:eastAsia="Arial" w:hAnsi="Arial"/>
@@ -27880,7 +27880,7 @@
               <w:spacing w:after="10" w:before="0"/>
               <w:ind w:left="120"/>
             </w:pPr>
-            <w:hyperlink w:history="1" r:id="rIdxvz24xjrpdx5x3nwabk4l">
+            <w:hyperlink w:history="1" r:id="rIdonriwmczrrq0zrcphy-au">
               <w:r>
                 <w:rPr>
                   <w:rFonts w:ascii="Arial" w:cs="Arial" w:eastAsia="Arial" w:hAnsi="Arial"/>
@@ -28075,7 +28075,7 @@
             <w:pPr>
               <w:spacing w:after="20" w:before="0"/>
             </w:pPr>
-            <w:hyperlink w:history="1" r:id="rIdxibncubfqwkxsevkzbyhl">
+            <w:hyperlink w:history="1" r:id="rIdnwh9beufmdhaarkjsmqo_">
               <w:r>
                 <w:rPr>
                   <w:rFonts w:ascii="Arial" w:cs="Arial" w:eastAsia="Arial" w:hAnsi="Arial"/>
@@ -28124,7 +28124,7 @@
               <w:spacing w:after="10" w:before="0"/>
               <w:ind w:left="120"/>
             </w:pPr>
-            <w:hyperlink w:history="1" r:id="rIdu-tlrdnyupxx72snhjue5">
+            <w:hyperlink w:history="1" r:id="rIdqk55mubagpbsfb2pxmdek">
               <w:r>
                 <w:rPr>
                   <w:rFonts w:ascii="Arial" w:cs="Arial" w:eastAsia="Arial" w:hAnsi="Arial"/>
@@ -28169,7 +28169,7 @@
             <w:pPr>
               <w:spacing w:after="20" w:before="0"/>
             </w:pPr>
-            <w:hyperlink w:history="1" r:id="rIdtbxpow0_sdhx3imtr_ws6">
+            <w:hyperlink w:history="1" r:id="rId1jwzpguzw_zkkvdbtajth">
               <w:r>
                 <w:rPr>
                   <w:rFonts w:ascii="Arial" w:cs="Arial" w:eastAsia="Arial" w:hAnsi="Arial"/>
@@ -28202,7 +28202,7 @@
               <w:spacing w:after="10" w:before="0"/>
               <w:ind w:left="120"/>
             </w:pPr>
-            <w:hyperlink w:history="1" r:id="rId3gnuqvwjg2gsswbrzgugt">
+            <w:hyperlink w:history="1" r:id="rIdx_xc9hghnnz7upkfuwx5b">
               <w:r>
                 <w:rPr>
                   <w:rFonts w:ascii="Arial" w:cs="Arial" w:eastAsia="Arial" w:hAnsi="Arial"/>
@@ -28397,7 +28397,7 @@
             <w:pPr>
               <w:spacing w:after="20" w:before="0"/>
             </w:pPr>
-            <w:hyperlink w:history="1" r:id="rIdhigckgahwapw4dmrrgesd">
+            <w:hyperlink w:history="1" r:id="rIdpvktjkwdnig8ewdbva1ld">
               <w:r>
                 <w:rPr>
                   <w:rFonts w:ascii="Arial" w:cs="Arial" w:eastAsia="Arial" w:hAnsi="Arial"/>
@@ -28446,7 +28446,7 @@
               <w:spacing w:after="10" w:before="0"/>
               <w:ind w:left="120"/>
             </w:pPr>
-            <w:hyperlink w:history="1" r:id="rId5driuuinmbwwfrwchp05h">
+            <w:hyperlink w:history="1" r:id="rIds7h-acwx97oxrg5p3_tte">
               <w:r>
                 <w:rPr>
                   <w:rFonts w:ascii="Arial" w:cs="Arial" w:eastAsia="Arial" w:hAnsi="Arial"/>
@@ -28491,7 +28491,7 @@
             <w:pPr>
               <w:spacing w:after="20" w:before="0"/>
             </w:pPr>
-            <w:hyperlink w:history="1" r:id="rIdvhmutiipzscypocmylpmh">
+            <w:hyperlink w:history="1" r:id="rIddgk_k4tdn1laiq9bjrtfb">
               <w:r>
                 <w:rPr>
                   <w:rFonts w:ascii="Arial" w:cs="Arial" w:eastAsia="Arial" w:hAnsi="Arial"/>
@@ -28524,7 +28524,7 @@
               <w:spacing w:after="10" w:before="0"/>
               <w:ind w:left="120"/>
             </w:pPr>
-            <w:hyperlink w:history="1" r:id="rIdh3rqf990wrrlzahcqosd9">
+            <w:hyperlink w:history="1" r:id="rIdqka3zn6bpti7lyjzbfx-9">
               <w:r>
                 <w:rPr>
                   <w:rFonts w:ascii="Arial" w:cs="Arial" w:eastAsia="Arial" w:hAnsi="Arial"/>
@@ -28719,7 +28719,7 @@
             <w:pPr>
               <w:spacing w:after="20" w:before="0"/>
             </w:pPr>
-            <w:hyperlink w:history="1" r:id="rIdbzfxewmhkdgkkrbkk4uxu">
+            <w:hyperlink w:history="1" r:id="rId4zybsb4fa4e3wivv1tjir">
               <w:r>
                 <w:rPr>
                   <w:rFonts w:ascii="Arial" w:cs="Arial" w:eastAsia="Arial" w:hAnsi="Arial"/>
@@ -28752,7 +28752,7 @@
               <w:spacing w:after="10" w:before="0"/>
               <w:ind w:left="120"/>
             </w:pPr>
-            <w:hyperlink w:history="1" r:id="rIdcopc4kldferlakt8khlgz">
+            <w:hyperlink w:history="1" r:id="rIdldrfdvxr8yvotd2hj6wzv">
               <w:r>
                 <w:rPr>
                   <w:rFonts w:ascii="Arial" w:cs="Arial" w:eastAsia="Arial" w:hAnsi="Arial"/>
@@ -28797,7 +28797,7 @@
             <w:pPr>
               <w:spacing w:after="20" w:before="0"/>
             </w:pPr>
-            <w:hyperlink w:history="1" r:id="rIda-v3bx0l3e8hzeadcc0we">
+            <w:hyperlink w:history="1" r:id="rIdcuwhofm0uchds_hw-uegq">
               <w:r>
                 <w:rPr>
                   <w:rFonts w:ascii="Arial" w:cs="Arial" w:eastAsia="Arial" w:hAnsi="Arial"/>
@@ -28846,7 +28846,7 @@
               <w:spacing w:after="10" w:before="0"/>
               <w:ind w:left="120"/>
             </w:pPr>
-            <w:hyperlink w:history="1" r:id="rIdfimnzh7lkjsh-tms1kmog">
+            <w:hyperlink w:history="1" r:id="rId0hyrdi8rboaig2yyp6dar">
               <w:r>
                 <w:rPr>
                   <w:rFonts w:ascii="Arial" w:cs="Arial" w:eastAsia="Arial" w:hAnsi="Arial"/>
@@ -29358,7 +29358,7 @@
         </w:rPr>
         <w:t xml:space="preserve">© 2026 SeaVuria and ARES. Aligned with KICD objectives. Developed by SeaVuria; technical implementation by ARES (with AI assistance from Claude). Licensed under </w:t>
       </w:r>
-      <w:hyperlink w:history="1" r:id="rIdgzhlhg8uli7sn4dp5bsfr">
+      <w:hyperlink w:history="1" r:id="rIdwcckpygmgxhasjqxlgaas">
         <w:r>
           <w:rPr>
             <w:rFonts w:ascii="Arial" w:cs="Arial" w:eastAsia="Arial" w:hAnsi="Arial"/>
@@ -29379,7 +29379,7 @@
         </w:rPr>
         <w:t xml:space="preserve"> (</w:t>
       </w:r>
-      <w:hyperlink w:history="1" r:id="rIdixqrejoalwzxwecvbrqba">
+      <w:hyperlink w:history="1" r:id="rIdg7nigntn-d0a6yfeaf3r0">
         <w:r>
           <w:rPr>
             <w:rFonts w:ascii="Arial" w:cs="Arial" w:eastAsia="Arial" w:hAnsi="Arial"/>
@@ -30392,7 +30392,7 @@
             <w:pPr>
               <w:spacing w:after="20" w:before="0"/>
             </w:pPr>
-            <w:hyperlink w:history="1" r:id="rIdnvuxi5yodytoaf1rddmi-">
+            <w:hyperlink w:history="1" r:id="rId36739rcl3-xwxaql-aip0">
               <w:r>
                 <w:rPr>
                   <w:rFonts w:ascii="Arial" w:cs="Arial" w:eastAsia="Arial" w:hAnsi="Arial"/>
@@ -30425,7 +30425,7 @@
               <w:spacing w:after="10" w:before="0"/>
               <w:ind w:left="120"/>
             </w:pPr>
-            <w:hyperlink w:history="1" r:id="rIdhbjjglijmk6kltnklakt2">
+            <w:hyperlink w:history="1" r:id="rIdagohj9-s1tcpu_bpvdh00">
               <w:r>
                 <w:rPr>
                   <w:rFonts w:ascii="Arial" w:cs="Arial" w:eastAsia="Arial" w:hAnsi="Arial"/>
@@ -30470,7 +30470,7 @@
             <w:pPr>
               <w:spacing w:after="20" w:before="0"/>
             </w:pPr>
-            <w:hyperlink w:history="1" r:id="rId7v9qd0xsfm62y9dwkyj13">
+            <w:hyperlink w:history="1" r:id="rIdy-bhjhfx1fyin2heqazxm">
               <w:r>
                 <w:rPr>
                   <w:rFonts w:ascii="Arial" w:cs="Arial" w:eastAsia="Arial" w:hAnsi="Arial"/>
@@ -30519,7 +30519,7 @@
               <w:spacing w:after="10" w:before="0"/>
               <w:ind w:left="120"/>
             </w:pPr>
-            <w:hyperlink w:history="1" r:id="rIdlvl7gh1yf47apludvfm04">
+            <w:hyperlink w:history="1" r:id="rIdyum9r-kja3d3ncjhmkexa">
               <w:r>
                 <w:rPr>
                   <w:rFonts w:ascii="Arial" w:cs="Arial" w:eastAsia="Arial" w:hAnsi="Arial"/>
@@ -30714,7 +30714,7 @@
             <w:pPr>
               <w:spacing w:after="20" w:before="0"/>
             </w:pPr>
-            <w:hyperlink w:history="1" r:id="rIdx_3tmqukqehj3jvemyvve">
+            <w:hyperlink w:history="1" r:id="rId6ifdsaxgw1udrx7mz9hws">
               <w:r>
                 <w:rPr>
                   <w:rFonts w:ascii="Arial" w:cs="Arial" w:eastAsia="Arial" w:hAnsi="Arial"/>
@@ -30747,7 +30747,7 @@
               <w:spacing w:after="10" w:before="0"/>
               <w:ind w:left="120"/>
             </w:pPr>
-            <w:hyperlink w:history="1" r:id="rId3w-rxoxrvg2iocwe9ufxr">
+            <w:hyperlink w:history="1" r:id="rIdp72ybfiuc_znei_cg_b0k">
               <w:r>
                 <w:rPr>
                   <w:rFonts w:ascii="Arial" w:cs="Arial" w:eastAsia="Arial" w:hAnsi="Arial"/>
@@ -30792,7 +30792,7 @@
             <w:pPr>
               <w:spacing w:after="20" w:before="0"/>
             </w:pPr>
-            <w:hyperlink w:history="1" r:id="rIdmpdgqnizb9g07s_6sq2nd">
+            <w:hyperlink w:history="1" r:id="rId7ezhsnz49wsltzeyhktxc">
               <w:r>
                 <w:rPr>
                   <w:rFonts w:ascii="Arial" w:cs="Arial" w:eastAsia="Arial" w:hAnsi="Arial"/>
@@ -30841,7 +30841,7 @@
               <w:spacing w:after="10" w:before="0"/>
               <w:ind w:left="120"/>
             </w:pPr>
-            <w:hyperlink w:history="1" r:id="rIdodafixtgj6tvueus2l6jo">
+            <w:hyperlink w:history="1" r:id="rIdzcnzc5bwung30qagdudcf">
               <w:r>
                 <w:rPr>
                   <w:rFonts w:ascii="Arial" w:cs="Arial" w:eastAsia="Arial" w:hAnsi="Arial"/>
@@ -31036,7 +31036,7 @@
             <w:pPr>
               <w:spacing w:after="20" w:before="0"/>
             </w:pPr>
-            <w:hyperlink w:history="1" r:id="rIdf66gncxebywgmtxdlvsnm">
+            <w:hyperlink w:history="1" r:id="rIdtaj8u23916qrgno614xm-">
               <w:r>
                 <w:rPr>
                   <w:rFonts w:ascii="Arial" w:cs="Arial" w:eastAsia="Arial" w:hAnsi="Arial"/>
@@ -31085,7 +31085,7 @@
               <w:spacing w:after="10" w:before="0"/>
               <w:ind w:left="120"/>
             </w:pPr>
-            <w:hyperlink w:history="1" r:id="rIdvokbikaywhhipxn_u_ktr">
+            <w:hyperlink w:history="1" r:id="rId5kz2bjqm3qvgf3fpirjix">
               <w:r>
                 <w:rPr>
                   <w:rFonts w:ascii="Arial" w:cs="Arial" w:eastAsia="Arial" w:hAnsi="Arial"/>
@@ -31130,7 +31130,7 @@
             <w:pPr>
               <w:spacing w:after="20" w:before="0"/>
             </w:pPr>
-            <w:hyperlink w:history="1" r:id="rId2mr_zih-wdmxhputdpeop">
+            <w:hyperlink w:history="1" r:id="rIdw38kjjdmr99mwn8ho_ei2">
               <w:r>
                 <w:rPr>
                   <w:rFonts w:ascii="Arial" w:cs="Arial" w:eastAsia="Arial" w:hAnsi="Arial"/>
@@ -31179,7 +31179,7 @@
               <w:spacing w:after="10" w:before="0"/>
               <w:ind w:left="120"/>
             </w:pPr>
-            <w:hyperlink w:history="1" r:id="rIdwmn4m9ec0jagbhsz88zc2">
+            <w:hyperlink w:history="1" r:id="rIdgxgsh6friczg950jqcyin">
               <w:r>
                 <w:rPr>
                   <w:rFonts w:ascii="Arial" w:cs="Arial" w:eastAsia="Arial" w:hAnsi="Arial"/>
@@ -31374,7 +31374,7 @@
             <w:pPr>
               <w:spacing w:after="20" w:before="0"/>
             </w:pPr>
-            <w:hyperlink w:history="1" r:id="rIdhnrjio2v0bl56ob9qrejr">
+            <w:hyperlink w:history="1" r:id="rIdwlrbcf8_hoo1kqx_65qj_">
               <w:r>
                 <w:rPr>
                   <w:rFonts w:ascii="Arial" w:cs="Arial" w:eastAsia="Arial" w:hAnsi="Arial"/>
@@ -31423,7 +31423,7 @@
               <w:spacing w:after="10" w:before="0"/>
               <w:ind w:left="120"/>
             </w:pPr>
-            <w:hyperlink w:history="1" r:id="rIdk4cidasf6qbjzvtmpplre">
+            <w:hyperlink w:history="1" r:id="rIdweph4ajll67yzq-qbxiw2">
               <w:r>
                 <w:rPr>
                   <w:rFonts w:ascii="Arial" w:cs="Arial" w:eastAsia="Arial" w:hAnsi="Arial"/>
@@ -31468,7 +31468,7 @@
             <w:pPr>
               <w:spacing w:after="20" w:before="0"/>
             </w:pPr>
-            <w:hyperlink w:history="1" r:id="rIdjj68wghn4fhjwzynuxt94">
+            <w:hyperlink w:history="1" r:id="rIdjdymyrxrcoak3lgmeaify">
               <w:r>
                 <w:rPr>
                   <w:rFonts w:ascii="Arial" w:cs="Arial" w:eastAsia="Arial" w:hAnsi="Arial"/>
@@ -31517,7 +31517,7 @@
               <w:spacing w:after="10" w:before="0"/>
               <w:ind w:left="120"/>
             </w:pPr>
-            <w:hyperlink w:history="1" r:id="rIdwoa96uxadfoxvnmqwoxbo">
+            <w:hyperlink w:history="1" r:id="rIdkv7qhmeopdgs7x2p9ilkb">
               <w:r>
                 <w:rPr>
                   <w:rFonts w:ascii="Arial" w:cs="Arial" w:eastAsia="Arial" w:hAnsi="Arial"/>
@@ -31712,7 +31712,7 @@
             <w:pPr>
               <w:spacing w:after="20" w:before="0"/>
             </w:pPr>
-            <w:hyperlink w:history="1" r:id="rId0sydu4i73qooftexxp24f">
+            <w:hyperlink w:history="1" r:id="rIdvdlksugu5sgzxjwr3r32u">
               <w:r>
                 <w:rPr>
                   <w:rFonts w:ascii="Arial" w:cs="Arial" w:eastAsia="Arial" w:hAnsi="Arial"/>
@@ -31761,7 +31761,7 @@
               <w:spacing w:after="10" w:before="0"/>
               <w:ind w:left="120"/>
             </w:pPr>
-            <w:hyperlink w:history="1" r:id="rIdc658y51gdti_f4wnq_yr2">
+            <w:hyperlink w:history="1" r:id="rIdix2jbnhslzrqhygkcbirj">
               <w:r>
                 <w:rPr>
                   <w:rFonts w:ascii="Arial" w:cs="Arial" w:eastAsia="Arial" w:hAnsi="Arial"/>
@@ -31806,7 +31806,7 @@
             <w:pPr>
               <w:spacing w:after="20" w:before="0"/>
             </w:pPr>
-            <w:hyperlink w:history="1" r:id="rIdwrfzua-u9lu4bkoye68jq">
+            <w:hyperlink w:history="1" r:id="rIdxs_awk7kxu7itsa0safqf">
               <w:r>
                 <w:rPr>
                   <w:rFonts w:ascii="Arial" w:cs="Arial" w:eastAsia="Arial" w:hAnsi="Arial"/>
@@ -31855,7 +31855,7 @@
               <w:spacing w:after="10" w:before="0"/>
               <w:ind w:left="120"/>
             </w:pPr>
-            <w:hyperlink w:history="1" r:id="rIdlb0-ebb6cu61yxzzjckoh">
+            <w:hyperlink w:history="1" r:id="rIdhfb6rf2bc_jszzkpppv0u">
               <w:r>
                 <w:rPr>
                   <w:rFonts w:ascii="Arial" w:cs="Arial" w:eastAsia="Arial" w:hAnsi="Arial"/>
@@ -32481,7 +32481,7 @@
         </w:rPr>
         <w:t xml:space="preserve">© 2026 SeaVuria and ARES. Aligned with KICD objectives. Developed by SeaVuria; technical implementation by ARES (with AI assistance from Claude). Licensed under </w:t>
       </w:r>
-      <w:hyperlink w:history="1" r:id="rIdivrljj4plygvjja839v3s">
+      <w:hyperlink w:history="1" r:id="rIdbk4oz4ehzphfnfpugeagp">
         <w:r>
           <w:rPr>
             <w:rFonts w:ascii="Arial" w:cs="Arial" w:eastAsia="Arial" w:hAnsi="Arial"/>
@@ -32502,7 +32502,7 @@
         </w:rPr>
         <w:t xml:space="preserve"> (</w:t>
       </w:r>
-      <w:hyperlink w:history="1" r:id="rIdamttzfsvrrgs3byjl5eoy">
+      <w:hyperlink w:history="1" r:id="rIduik3yxiyqqjpe2kudt7wa">
         <w:r>
           <w:rPr>
             <w:rFonts w:ascii="Arial" w:cs="Arial" w:eastAsia="Arial" w:hAnsi="Arial"/>
@@ -33532,7 +33532,7 @@
               <w:spacing w:after="10" w:before="0"/>
               <w:ind w:left="120"/>
             </w:pPr>
-            <w:hyperlink w:history="1" r:id="rIdjclqjt1nckeoqfsck6abt">
+            <w:hyperlink w:history="1" r:id="rIdgrnxin--hzzqtxxvkarbj">
               <w:r>
                 <w:rPr>
                   <w:rFonts w:ascii="Arial" w:cs="Arial" w:eastAsia="Arial" w:hAnsi="Arial"/>
@@ -33592,7 +33592,7 @@
             <w:pPr>
               <w:spacing w:after="20" w:before="0"/>
             </w:pPr>
-            <w:hyperlink w:history="1" r:id="rIdozovzztnyz5v5heb_cxbt">
+            <w:hyperlink w:history="1" r:id="rIdve1cuqkbmdv679-xt1t48">
               <w:r>
                 <w:rPr>
                   <w:rFonts w:ascii="Arial" w:cs="Arial" w:eastAsia="Arial" w:hAnsi="Arial"/>
@@ -33625,7 +33625,7 @@
               <w:spacing w:after="10" w:before="0"/>
               <w:ind w:left="120"/>
             </w:pPr>
-            <w:hyperlink w:history="1" r:id="rIdqqqw06iqjms4ldrljz0vt">
+            <w:hyperlink w:history="1" r:id="rId-hwj3hqlb56p7aw_wg5pd">
               <w:r>
                 <w:rPr>
                   <w:rFonts w:ascii="Arial" w:cs="Arial" w:eastAsia="Arial" w:hAnsi="Arial"/>
@@ -33837,7 +33837,7 @@
               <w:spacing w:after="10" w:before="0"/>
               <w:ind w:left="120"/>
             </w:pPr>
-            <w:hyperlink w:history="1" r:id="rIdnwoy82c98kmfwxq1rbzvp">
+            <w:hyperlink w:history="1" r:id="rIdygxyovkhacrt1pg6bdbwp">
               <w:r>
                 <w:rPr>
                   <w:rFonts w:ascii="Arial" w:cs="Arial" w:eastAsia="Arial" w:hAnsi="Arial"/>
@@ -33897,7 +33897,7 @@
             <w:pPr>
               <w:spacing w:after="20" w:before="0"/>
             </w:pPr>
-            <w:hyperlink w:history="1" r:id="rIdw9xvluj-_m4xdq17wkrku">
+            <w:hyperlink w:history="1" r:id="rIdvxfcmdnhk5sv_tmbbawg4">
               <w:r>
                 <w:rPr>
                   <w:rFonts w:ascii="Arial" w:cs="Arial" w:eastAsia="Arial" w:hAnsi="Arial"/>
@@ -33930,7 +33930,7 @@
               <w:spacing w:after="10" w:before="0"/>
               <w:ind w:left="120"/>
             </w:pPr>
-            <w:hyperlink w:history="1" r:id="rIdquuyq1vaqngv1o795dgm6">
+            <w:hyperlink w:history="1" r:id="rIda_fytr5s0s4phugnoyrhc">
               <w:r>
                 <w:rPr>
                   <w:rFonts w:ascii="Arial" w:cs="Arial" w:eastAsia="Arial" w:hAnsi="Arial"/>
@@ -34142,7 +34142,7 @@
               <w:spacing w:after="10" w:before="0"/>
               <w:ind w:left="120"/>
             </w:pPr>
-            <w:hyperlink w:history="1" r:id="rIdqyv8-jq1cxg0sbdxboera">
+            <w:hyperlink w:history="1" r:id="rIdt5qay5z1jfhgn_2eu39yk">
               <w:r>
                 <w:rPr>
                   <w:rFonts w:ascii="Arial" w:cs="Arial" w:eastAsia="Arial" w:hAnsi="Arial"/>
@@ -34202,7 +34202,7 @@
             <w:pPr>
               <w:spacing w:after="20" w:before="0"/>
             </w:pPr>
-            <w:hyperlink w:history="1" r:id="rIds6nedvt1sffeujmiqdd-4">
+            <w:hyperlink w:history="1" r:id="rId7diyidnw2jzfkxmrkbpr-">
               <w:r>
                 <w:rPr>
                   <w:rFonts w:ascii="Arial" w:cs="Arial" w:eastAsia="Arial" w:hAnsi="Arial"/>
@@ -34251,7 +34251,7 @@
               <w:spacing w:after="10" w:before="0"/>
               <w:ind w:left="120"/>
             </w:pPr>
-            <w:hyperlink w:history="1" r:id="rIdczepiqe6dwwxeh9i2ojdu">
+            <w:hyperlink w:history="1" r:id="rIddkahxj6ugylbze-1pnkpl">
               <w:r>
                 <w:rPr>
                   <w:rFonts w:ascii="Arial" w:cs="Arial" w:eastAsia="Arial" w:hAnsi="Arial"/>
@@ -34463,7 +34463,7 @@
               <w:spacing w:after="10" w:before="0"/>
               <w:ind w:left="120"/>
             </w:pPr>
-            <w:hyperlink w:history="1" r:id="rIdlcqtpcf2muskb59icys6p">
+            <w:hyperlink w:history="1" r:id="rIdfo9kbsui_mu88os-qrepy">
               <w:r>
                 <w:rPr>
                   <w:rFonts w:ascii="Arial" w:cs="Arial" w:eastAsia="Arial" w:hAnsi="Arial"/>
@@ -34523,7 +34523,7 @@
             <w:pPr>
               <w:spacing w:after="20" w:before="0"/>
             </w:pPr>
-            <w:hyperlink w:history="1" r:id="rId5y2o-umdzyoyaxstssfq8">
+            <w:hyperlink w:history="1" r:id="rIdf2de8a_ihqysawm-bojdv">
               <w:r>
                 <w:rPr>
                   <w:rFonts w:ascii="Arial" w:cs="Arial" w:eastAsia="Arial" w:hAnsi="Arial"/>
@@ -34572,7 +34572,7 @@
               <w:spacing w:after="10" w:before="0"/>
               <w:ind w:left="120"/>
             </w:pPr>
-            <w:hyperlink w:history="1" r:id="rIdyvt4xg7wqwviq3-hvoe71">
+            <w:hyperlink w:history="1" r:id="rIdx8qrfrfs4fuw_yc9c8mwq">
               <w:r>
                 <w:rPr>
                   <w:rFonts w:ascii="Arial" w:cs="Arial" w:eastAsia="Arial" w:hAnsi="Arial"/>
@@ -34784,7 +34784,7 @@
               <w:spacing w:after="10" w:before="0"/>
               <w:ind w:left="120"/>
             </w:pPr>
-            <w:hyperlink w:history="1" r:id="rIddo2lctgrolm_egnl7tu7s">
+            <w:hyperlink w:history="1" r:id="rIdf0pc_s2sizdfi02ufntng">
               <w:r>
                 <w:rPr>
                   <w:rFonts w:ascii="Arial" w:cs="Arial" w:eastAsia="Arial" w:hAnsi="Arial"/>
@@ -34844,7 +34844,7 @@
             <w:pPr>
               <w:spacing w:after="20" w:before="0"/>
             </w:pPr>
-            <w:hyperlink w:history="1" r:id="rIdjafujhs3psdobrzsqiv2u">
+            <w:hyperlink w:history="1" r:id="rIdvex2haubbop8a-8puhyrd">
               <w:r>
                 <w:rPr>
                   <w:rFonts w:ascii="Arial" w:cs="Arial" w:eastAsia="Arial" w:hAnsi="Arial"/>
@@ -34893,7 +34893,7 @@
               <w:spacing w:after="10" w:before="0"/>
               <w:ind w:left="120"/>
             </w:pPr>
-            <w:hyperlink w:history="1" r:id="rIdode5qr-p2az5lg-h7vtlt">
+            <w:hyperlink w:history="1" r:id="rIdmxht7ssdnapm5caoj5zan">
               <w:r>
                 <w:rPr>
                   <w:rFonts w:ascii="Arial" w:cs="Arial" w:eastAsia="Arial" w:hAnsi="Arial"/>
@@ -35405,7 +35405,7 @@
         </w:rPr>
         <w:t xml:space="preserve">© 2026 SeaVuria and ARES. Aligned with KICD objectives. Developed by SeaVuria; technical implementation by ARES (with AI assistance from Claude). Licensed under </w:t>
       </w:r>
-      <w:hyperlink w:history="1" r:id="rIdko3enswzqmkjc4ctet4kf">
+      <w:hyperlink w:history="1" r:id="rIdlvq0gbpxsc194nekgz3xm">
         <w:r>
           <w:rPr>
             <w:rFonts w:ascii="Arial" w:cs="Arial" w:eastAsia="Arial" w:hAnsi="Arial"/>
@@ -35426,7 +35426,7 @@
         </w:rPr>
         <w:t xml:space="preserve"> (</w:t>
       </w:r>
-      <w:hyperlink w:history="1" r:id="rIdhfuwmgixfjvr9xzm3fuzn">
+      <w:hyperlink w:history="1" r:id="rIdktlpwoaanbetuipi28lg2">
         <w:r>
           <w:rPr>
             <w:rFonts w:ascii="Arial" w:cs="Arial" w:eastAsia="Arial" w:hAnsi="Arial"/>
@@ -36439,7 +36439,7 @@
             <w:pPr>
               <w:spacing w:after="20" w:before="0"/>
             </w:pPr>
-            <w:hyperlink w:history="1" r:id="rIdm3hg8evmsyqfr9koudmfr">
+            <w:hyperlink w:history="1" r:id="rIdxsscf_k_hu1z65ane5poj">
               <w:r>
                 <w:rPr>
                   <w:rFonts w:ascii="Arial" w:cs="Arial" w:eastAsia="Arial" w:hAnsi="Arial"/>
@@ -36472,7 +36472,7 @@
               <w:spacing w:after="10" w:before="0"/>
               <w:ind w:left="120"/>
             </w:pPr>
-            <w:hyperlink w:history="1" r:id="rIdctlw-xm3suxgbgwpb2gcs">
+            <w:hyperlink w:history="1" r:id="rIdurebxe2swlqarnedodnn5">
               <w:r>
                 <w:rPr>
                   <w:rFonts w:ascii="Arial" w:cs="Arial" w:eastAsia="Arial" w:hAnsi="Arial"/>
@@ -36517,7 +36517,7 @@
             <w:pPr>
               <w:spacing w:after="20" w:before="0"/>
             </w:pPr>
-            <w:hyperlink w:history="1" r:id="rIdkfskn23gunk5zsfmdwwxo">
+            <w:hyperlink w:history="1" r:id="rId312qadxznmkaubycvlzuy">
               <w:r>
                 <w:rPr>
                   <w:rFonts w:ascii="Arial" w:cs="Arial" w:eastAsia="Arial" w:hAnsi="Arial"/>
@@ -36550,7 +36550,7 @@
               <w:spacing w:after="10" w:before="0"/>
               <w:ind w:left="120"/>
             </w:pPr>
-            <w:hyperlink w:history="1" r:id="rId9pvinysuxfnqgq6pjdazo">
+            <w:hyperlink w:history="1" r:id="rId1puh7kcmc9a3nrh_5g3zx">
               <w:r>
                 <w:rPr>
                   <w:rFonts w:ascii="Arial" w:cs="Arial" w:eastAsia="Arial" w:hAnsi="Arial"/>
@@ -36745,7 +36745,7 @@
             <w:pPr>
               <w:spacing w:after="20" w:before="0"/>
             </w:pPr>
-            <w:hyperlink w:history="1" r:id="rIdxjj6bqeu_qbketp7_fslj">
+            <w:hyperlink w:history="1" r:id="rIdv_gady5yzt0hrmqyq9hcu">
               <w:r>
                 <w:rPr>
                   <w:rFonts w:ascii="Arial" w:cs="Arial" w:eastAsia="Arial" w:hAnsi="Arial"/>
@@ -36778,7 +36778,7 @@
               <w:spacing w:after="10" w:before="0"/>
               <w:ind w:left="120"/>
             </w:pPr>
-            <w:hyperlink w:history="1" r:id="rId4b9qbeadmsyzyfl7tyyzs">
+            <w:hyperlink w:history="1" r:id="rIdkcg2nefp-be4m2y0-xsr9">
               <w:r>
                 <w:rPr>
                   <w:rFonts w:ascii="Arial" w:cs="Arial" w:eastAsia="Arial" w:hAnsi="Arial"/>
@@ -36823,7 +36823,7 @@
             <w:pPr>
               <w:spacing w:after="20" w:before="0"/>
             </w:pPr>
-            <w:hyperlink w:history="1" r:id="rIdnhguyj_dtciaz_gimjplr">
+            <w:hyperlink w:history="1" r:id="rIdgd9mlziayra_s7jiorrle">
               <w:r>
                 <w:rPr>
                   <w:rFonts w:ascii="Arial" w:cs="Arial" w:eastAsia="Arial" w:hAnsi="Arial"/>
@@ -36856,7 +36856,7 @@
               <w:spacing w:after="10" w:before="0"/>
               <w:ind w:left="120"/>
             </w:pPr>
-            <w:hyperlink w:history="1" r:id="rIda2sbromqqc79mvuqyfwxn">
+            <w:hyperlink w:history="1" r:id="rIdwlnji5zr3wwryqhneqtwt">
               <w:r>
                 <w:rPr>
                   <w:rFonts w:ascii="Arial" w:cs="Arial" w:eastAsia="Arial" w:hAnsi="Arial"/>
@@ -37051,7 +37051,7 @@
             <w:pPr>
               <w:spacing w:after="20" w:before="0"/>
             </w:pPr>
-            <w:hyperlink w:history="1" r:id="rIdhxnywlnb8plp1prnsxoje">
+            <w:hyperlink w:history="1" r:id="rIdrlvh5dr38sy2_jbp82dnn">
               <w:r>
                 <w:rPr>
                   <w:rFonts w:ascii="Arial" w:cs="Arial" w:eastAsia="Arial" w:hAnsi="Arial"/>
@@ -37084,7 +37084,7 @@
               <w:spacing w:after="10" w:before="0"/>
               <w:ind w:left="120"/>
             </w:pPr>
-            <w:hyperlink w:history="1" r:id="rIdpfnpuq4qydy7msrlt7tyd">
+            <w:hyperlink w:history="1" r:id="rIdd5yaba5xbx8mmgard30vu">
               <w:r>
                 <w:rPr>
                   <w:rFonts w:ascii="Arial" w:cs="Arial" w:eastAsia="Arial" w:hAnsi="Arial"/>
@@ -37129,7 +37129,7 @@
             <w:pPr>
               <w:spacing w:after="20" w:before="0"/>
             </w:pPr>
-            <w:hyperlink w:history="1" r:id="rIdibwuza-tqixidnu8e5zzy">
+            <w:hyperlink w:history="1" r:id="rIdklceyxleuj5_fzdrkwh3g">
               <w:r>
                 <w:rPr>
                   <w:rFonts w:ascii="Arial" w:cs="Arial" w:eastAsia="Arial" w:hAnsi="Arial"/>
@@ -37162,7 +37162,7 @@
               <w:spacing w:after="10" w:before="0"/>
               <w:ind w:left="120"/>
             </w:pPr>
-            <w:hyperlink w:history="1" r:id="rIdnyu-lhxysxqczrsuoxacp">
+            <w:hyperlink w:history="1" r:id="rIdewcpquw4ic_dkgzh1usu5">
               <w:r>
                 <w:rPr>
                   <w:rFonts w:ascii="Arial" w:cs="Arial" w:eastAsia="Arial" w:hAnsi="Arial"/>
@@ -37357,7 +37357,7 @@
             <w:pPr>
               <w:spacing w:after="20" w:before="0"/>
             </w:pPr>
-            <w:hyperlink w:history="1" r:id="rIdjhgk-_5vg3rrmd2daabnr">
+            <w:hyperlink w:history="1" r:id="rIdnvkmfz7ocmua-qey_ywjp">
               <w:r>
                 <w:rPr>
                   <w:rFonts w:ascii="Arial" w:cs="Arial" w:eastAsia="Arial" w:hAnsi="Arial"/>
@@ -37390,7 +37390,7 @@
               <w:spacing w:after="10" w:before="0"/>
               <w:ind w:left="120"/>
             </w:pPr>
-            <w:hyperlink w:history="1" r:id="rIdvv1jkbwajasackcthj4gn">
+            <w:hyperlink w:history="1" r:id="rIdcmmz4ccioj3_zr5uspm8q">
               <w:r>
                 <w:rPr>
                   <w:rFonts w:ascii="Arial" w:cs="Arial" w:eastAsia="Arial" w:hAnsi="Arial"/>
@@ -37435,7 +37435,7 @@
             <w:pPr>
               <w:spacing w:after="20" w:before="0"/>
             </w:pPr>
-            <w:hyperlink w:history="1" r:id="rId_nvr7qdztmab-szxhgwie">
+            <w:hyperlink w:history="1" r:id="rId4z3xj0cadkk-z_fiiq4ft">
               <w:r>
                 <w:rPr>
                   <w:rFonts w:ascii="Arial" w:cs="Arial" w:eastAsia="Arial" w:hAnsi="Arial"/>
@@ -37468,7 +37468,7 @@
               <w:spacing w:after="10" w:before="0"/>
               <w:ind w:left="120"/>
             </w:pPr>
-            <w:hyperlink w:history="1" r:id="rIdn7cav7gt_glomnvxlmzjl">
+            <w:hyperlink w:history="1" r:id="rIdm9qcmltiffmqt0ckw8tfk">
               <w:r>
                 <w:rPr>
                   <w:rFonts w:ascii="Arial" w:cs="Arial" w:eastAsia="Arial" w:hAnsi="Arial"/>
@@ -37663,7 +37663,7 @@
             <w:pPr>
               <w:spacing w:after="20" w:before="0"/>
             </w:pPr>
-            <w:hyperlink w:history="1" r:id="rId-v5qgixrjxc3q1fjzelkk">
+            <w:hyperlink w:history="1" r:id="rIdzafloz8h8d63hr7szzq5-">
               <w:r>
                 <w:rPr>
                   <w:rFonts w:ascii="Arial" w:cs="Arial" w:eastAsia="Arial" w:hAnsi="Arial"/>
@@ -37712,7 +37712,7 @@
               <w:spacing w:after="10" w:before="0"/>
               <w:ind w:left="120"/>
             </w:pPr>
-            <w:hyperlink w:history="1" r:id="rIdqfjwup3fpdemyybk1pe03">
+            <w:hyperlink w:history="1" r:id="rId5v3yz2kc2b6uqesmklmt-">
               <w:r>
                 <w:rPr>
                   <w:rFonts w:ascii="Arial" w:cs="Arial" w:eastAsia="Arial" w:hAnsi="Arial"/>
@@ -37757,7 +37757,7 @@
             <w:pPr>
               <w:spacing w:after="20" w:before="0"/>
             </w:pPr>
-            <w:hyperlink w:history="1" r:id="rIdb8dl1wdrsov_eo6rxe_xw">
+            <w:hyperlink w:history="1" r:id="rId35ja9oo_zu6u53uhdpoqf">
               <w:r>
                 <w:rPr>
                   <w:rFonts w:ascii="Arial" w:cs="Arial" w:eastAsia="Arial" w:hAnsi="Arial"/>
@@ -37790,7 +37790,7 @@
               <w:spacing w:after="10" w:before="0"/>
               <w:ind w:left="120"/>
             </w:pPr>
-            <w:hyperlink w:history="1" r:id="rIdu5-gsgqadrmxiz-_1mpam">
+            <w:hyperlink w:history="1" r:id="rId7wsumeau6eozgr4-lxr8o">
               <w:r>
                 <w:rPr>
                   <w:rFonts w:ascii="Arial" w:cs="Arial" w:eastAsia="Arial" w:hAnsi="Arial"/>
@@ -38492,7 +38492,7 @@
         </w:rPr>
         <w:t xml:space="preserve">© 2026 SeaVuria and ARES. Aligned with KICD objectives. Developed by SeaVuria; technical implementation by ARES (with AI assistance from Claude). Licensed under </w:t>
       </w:r>
-      <w:hyperlink w:history="1" r:id="rIdtn_oxkmgp0gzflcexgas3">
+      <w:hyperlink w:history="1" r:id="rIdcmjixtxju0r14qoxipter">
         <w:r>
           <w:rPr>
             <w:rFonts w:ascii="Arial" w:cs="Arial" w:eastAsia="Arial" w:hAnsi="Arial"/>
@@ -38513,7 +38513,7 @@
         </w:rPr>
         <w:t xml:space="preserve"> (</w:t>
       </w:r>
-      <w:hyperlink w:history="1" r:id="rId46vvxfwiiqjpmlfo_yoiz">
+      <w:hyperlink w:history="1" r:id="rIdwk4hdfmknhsmzmd78y4xr">
         <w:r>
           <w:rPr>
             <w:rFonts w:ascii="Arial" w:cs="Arial" w:eastAsia="Arial" w:hAnsi="Arial"/>

--- a/data/outputs/v2/Biology/SS2.3_Plant_Gaseous_Exchange_and_Respiration/Biology_Plant_Gaseous_Exchange_and_Respiration_CBE_LessonSequence.docx
+++ b/data/outputs/v2/Biology/SS2.3_Plant_Gaseous_Exchange_and_Respiration/Biology_Plant_Gaseous_Exchange_and_Respiration_CBE_LessonSequence.docx
@@ -4,6 +4,7 @@
   <w:body>
     <w:p>
       <w:pPr>
+        <w:keepNext w:val="false"/>
         <w:spacing w:after="30" w:before="0"/>
         <w:jc w:val="center"/>
       </w:pPr>
@@ -23,6 +24,7 @@
     </w:p>
     <w:p>
       <w:pPr>
+        <w:keepNext w:val="false"/>
         <w:spacing w:after="60" w:before="0"/>
         <w:jc w:val="center"/>
       </w:pPr>
@@ -81,6 +83,7 @@
           </w:tcPr>
           <w:p>
             <w:pPr>
+              <w:keepNext w:val="false"/>
               <w:spacing w:after="40" w:before="0"/>
               <w:jc w:val="center"/>
             </w:pPr>
@@ -115,6 +118,7 @@
           </w:tcPr>
           <w:p>
             <w:pPr>
+              <w:keepNext w:val="false"/>
               <w:spacing w:after="40" w:before="0"/>
               <w:jc w:val="left"/>
             </w:pPr>
@@ -147,6 +151,7 @@
           </w:tcPr>
           <w:p>
             <w:pPr>
+              <w:keepNext w:val="false"/>
               <w:spacing w:after="40" w:before="0"/>
               <w:jc w:val="left"/>
             </w:pPr>
@@ -181,6 +186,7 @@
           </w:tcPr>
           <w:p>
             <w:pPr>
+              <w:keepNext w:val="false"/>
               <w:spacing w:after="40" w:before="0"/>
               <w:jc w:val="left"/>
             </w:pPr>
@@ -213,6 +219,7 @@
           </w:tcPr>
           <w:p>
             <w:pPr>
+              <w:keepNext w:val="false"/>
               <w:spacing w:after="40" w:before="0"/>
               <w:jc w:val="left"/>
             </w:pPr>
@@ -247,6 +254,7 @@
           </w:tcPr>
           <w:p>
             <w:pPr>
+              <w:keepNext w:val="false"/>
               <w:spacing w:after="40" w:before="0"/>
               <w:jc w:val="left"/>
             </w:pPr>
@@ -279,6 +287,7 @@
           </w:tcPr>
           <w:p>
             <w:pPr>
+              <w:keepNext w:val="false"/>
               <w:spacing w:after="40" w:before="0"/>
               <w:jc w:val="left"/>
             </w:pPr>
@@ -313,6 +322,7 @@
           </w:tcPr>
           <w:p>
             <w:pPr>
+              <w:keepNext w:val="false"/>
               <w:spacing w:after="40" w:before="0"/>
               <w:jc w:val="left"/>
             </w:pPr>
@@ -345,6 +355,7 @@
           </w:tcPr>
           <w:p>
             <w:pPr>
+              <w:keepNext w:val="false"/>
               <w:spacing w:after="40" w:before="0"/>
               <w:jc w:val="left"/>
             </w:pPr>
@@ -379,6 +390,7 @@
           </w:tcPr>
           <w:p>
             <w:pPr>
+              <w:keepNext w:val="false"/>
               <w:spacing w:after="40" w:before="0"/>
               <w:jc w:val="left"/>
             </w:pPr>
@@ -411,6 +423,7 @@
           </w:tcPr>
           <w:p>
             <w:pPr>
+              <w:keepNext w:val="false"/>
               <w:spacing w:after="40" w:before="0"/>
               <w:jc w:val="left"/>
             </w:pPr>
@@ -445,6 +458,7 @@
           </w:tcPr>
           <w:p>
             <w:pPr>
+              <w:keepNext w:val="false"/>
               <w:spacing w:after="40" w:before="0"/>
               <w:jc w:val="left"/>
             </w:pPr>
@@ -732,6 +746,7 @@
           </w:tcPr>
           <w:p>
             <w:pPr>
+              <w:keepNext w:val="false"/>
               <w:spacing w:after="40" w:before="0"/>
               <w:jc w:val="left"/>
             </w:pPr>
@@ -764,6 +779,7 @@
           </w:tcPr>
           <w:p>
             <w:pPr>
+              <w:keepNext w:val="false"/>
               <w:spacing w:after="40" w:before="0"/>
               <w:jc w:val="left"/>
             </w:pPr>
@@ -783,6 +799,7 @@
           </w:p>
           <w:p>
             <w:pPr>
+              <w:keepNext w:val="false"/>
               <w:spacing w:after="40" w:before="0"/>
               <w:jc w:val="left"/>
             </w:pPr>
@@ -802,6 +819,7 @@
           </w:p>
           <w:p>
             <w:pPr>
+              <w:keepNext w:val="false"/>
               <w:spacing w:after="40" w:before="0"/>
               <w:jc w:val="left"/>
             </w:pPr>
@@ -821,6 +839,7 @@
           </w:p>
           <w:p>
             <w:pPr>
+              <w:keepNext w:val="false"/>
               <w:spacing w:after="40" w:before="0"/>
               <w:jc w:val="left"/>
             </w:pPr>
@@ -840,6 +859,7 @@
           </w:p>
           <w:p>
             <w:pPr>
+              <w:keepNext w:val="false"/>
               <w:spacing w:after="40" w:before="0"/>
               <w:jc w:val="left"/>
             </w:pPr>
@@ -859,6 +879,7 @@
           </w:p>
           <w:p>
             <w:pPr>
+              <w:keepNext w:val="false"/>
               <w:spacing w:after="40" w:before="0"/>
               <w:jc w:val="left"/>
             </w:pPr>
@@ -878,6 +899,7 @@
           </w:p>
           <w:p>
             <w:pPr>
+              <w:keepNext w:val="false"/>
               <w:spacing w:after="40" w:before="0"/>
               <w:jc w:val="left"/>
             </w:pPr>
@@ -897,6 +919,7 @@
           </w:p>
           <w:p>
             <w:pPr>
+              <w:keepNext w:val="false"/>
               <w:spacing w:after="40" w:before="0"/>
               <w:jc w:val="left"/>
             </w:pPr>
@@ -931,6 +954,7 @@
           </w:tcPr>
           <w:p>
             <w:pPr>
+              <w:keepNext w:val="false"/>
               <w:spacing w:after="40" w:before="0"/>
               <w:jc w:val="left"/>
             </w:pPr>
@@ -1078,6 +1102,7 @@
           </w:tcPr>
           <w:p>
             <w:pPr>
+              <w:keepNext w:val="false"/>
               <w:spacing w:after="40" w:before="0"/>
               <w:jc w:val="left"/>
             </w:pPr>
@@ -1205,6 +1230,7 @@
           </w:tcPr>
           <w:p>
             <w:pPr>
+              <w:keepNext w:val="false"/>
               <w:spacing w:after="40" w:before="0"/>
               <w:jc w:val="left"/>
             </w:pPr>
@@ -1392,6 +1418,7 @@
           </w:tcPr>
           <w:p>
             <w:pPr>
+              <w:keepNext w:val="false"/>
               <w:spacing w:after="40" w:before="0"/>
               <w:jc w:val="left"/>
             </w:pPr>
@@ -1539,6 +1566,7 @@
           </w:tcPr>
           <w:p>
             <w:pPr>
+              <w:keepNext w:val="false"/>
               <w:spacing w:after="40" w:before="0"/>
               <w:jc w:val="left"/>
             </w:pPr>
@@ -1706,6 +1734,7 @@
           </w:tcPr>
           <w:p>
             <w:pPr>
+              <w:keepNext w:val="false"/>
               <w:spacing w:after="40" w:before="0"/>
               <w:jc w:val="left"/>
             </w:pPr>
@@ -1738,6 +1767,7 @@
           </w:tcPr>
           <w:p>
             <w:pPr>
+              <w:keepNext w:val="false"/>
               <w:spacing w:after="40" w:before="0"/>
               <w:jc w:val="left"/>
             </w:pPr>
@@ -1772,6 +1802,7 @@
           </w:tcPr>
           <w:p>
             <w:pPr>
+              <w:keepNext w:val="false"/>
               <w:spacing w:after="40" w:before="0"/>
               <w:jc w:val="left"/>
             </w:pPr>
@@ -1804,6 +1835,7 @@
           </w:tcPr>
           <w:p>
             <w:pPr>
+              <w:keepNext w:val="false"/>
               <w:spacing w:after="40" w:before="0"/>
               <w:jc w:val="left"/>
             </w:pPr>
@@ -1823,6 +1855,7 @@
           </w:p>
           <w:p>
             <w:pPr>
+              <w:keepNext w:val="false"/>
               <w:spacing w:after="40" w:before="0"/>
               <w:jc w:val="left"/>
             </w:pPr>
@@ -1842,6 +1875,7 @@
           </w:p>
           <w:p>
             <w:pPr>
+              <w:keepNext w:val="false"/>
               <w:spacing w:after="40" w:before="0"/>
               <w:jc w:val="left"/>
             </w:pPr>
@@ -1861,6 +1895,7 @@
           </w:p>
           <w:p>
             <w:pPr>
+              <w:keepNext w:val="false"/>
               <w:spacing w:after="40" w:before="0"/>
               <w:jc w:val="left"/>
             </w:pPr>
@@ -1880,6 +1915,7 @@
           </w:p>
           <w:p>
             <w:pPr>
+              <w:keepNext w:val="false"/>
               <w:spacing w:after="40" w:before="0"/>
               <w:jc w:val="left"/>
             </w:pPr>
@@ -1914,6 +1950,7 @@
           </w:tcPr>
           <w:p>
             <w:pPr>
+              <w:keepNext w:val="false"/>
               <w:spacing w:after="40" w:before="0"/>
               <w:jc w:val="left"/>
             </w:pPr>
@@ -1946,6 +1983,7 @@
           </w:tcPr>
           <w:p>
             <w:pPr>
+              <w:keepNext w:val="false"/>
               <w:spacing w:after="40" w:before="0"/>
               <w:jc w:val="left"/>
             </w:pPr>
@@ -1980,6 +2018,7 @@
           </w:tcPr>
           <w:p>
             <w:pPr>
+              <w:keepNext w:val="false"/>
               <w:spacing w:after="40" w:before="0"/>
               <w:jc w:val="left"/>
             </w:pPr>
@@ -2012,6 +2051,7 @@
           </w:tcPr>
           <w:p>
             <w:pPr>
+              <w:keepNext w:val="false"/>
               <w:spacing w:after="40" w:before="0"/>
               <w:jc w:val="left"/>
             </w:pPr>
@@ -2031,6 +2071,7 @@
           </w:p>
           <w:p>
             <w:pPr>
+              <w:keepNext w:val="false"/>
               <w:spacing w:after="40" w:before="0"/>
               <w:jc w:val="left"/>
             </w:pPr>
@@ -2050,6 +2091,7 @@
           </w:p>
           <w:p>
             <w:pPr>
+              <w:keepNext w:val="false"/>
               <w:spacing w:after="40" w:before="0"/>
               <w:jc w:val="left"/>
             </w:pPr>
@@ -2069,6 +2111,7 @@
           </w:p>
           <w:p>
             <w:pPr>
+              <w:keepNext w:val="false"/>
               <w:spacing w:after="40" w:before="0"/>
               <w:jc w:val="left"/>
             </w:pPr>
@@ -2088,6 +2131,7 @@
           </w:p>
           <w:p>
             <w:pPr>
+              <w:keepNext w:val="false"/>
               <w:spacing w:after="40" w:before="0"/>
               <w:jc w:val="left"/>
             </w:pPr>
@@ -2107,6 +2151,7 @@
           </w:p>
           <w:p>
             <w:pPr>
+              <w:keepNext w:val="false"/>
               <w:spacing w:after="40" w:before="0"/>
               <w:jc w:val="left"/>
             </w:pPr>
@@ -2126,6 +2171,7 @@
           </w:p>
           <w:p>
             <w:pPr>
+              <w:keepNext w:val="false"/>
               <w:spacing w:after="40" w:before="0"/>
               <w:jc w:val="left"/>
             </w:pPr>
@@ -2145,6 +2191,7 @@
           </w:p>
           <w:p>
             <w:pPr>
+              <w:keepNext w:val="false"/>
               <w:spacing w:after="40" w:before="0"/>
               <w:jc w:val="left"/>
             </w:pPr>
@@ -2164,6 +2211,7 @@
           </w:p>
           <w:p>
             <w:pPr>
+              <w:keepNext w:val="false"/>
               <w:spacing w:after="40" w:before="0"/>
               <w:jc w:val="left"/>
             </w:pPr>
@@ -2183,6 +2231,7 @@
           </w:p>
           <w:p>
             <w:pPr>
+              <w:keepNext w:val="false"/>
               <w:spacing w:after="40" w:before="0"/>
               <w:jc w:val="left"/>
             </w:pPr>
@@ -2202,6 +2251,7 @@
           </w:p>
           <w:p>
             <w:pPr>
+              <w:keepNext w:val="false"/>
               <w:spacing w:after="40" w:before="0"/>
               <w:jc w:val="left"/>
             </w:pPr>
@@ -2221,6 +2271,7 @@
           </w:p>
           <w:p>
             <w:pPr>
+              <w:keepNext w:val="false"/>
               <w:spacing w:after="40" w:before="0"/>
               <w:jc w:val="left"/>
             </w:pPr>
@@ -2240,6 +2291,7 @@
           </w:p>
           <w:p>
             <w:pPr>
+              <w:keepNext w:val="false"/>
               <w:spacing w:after="40" w:before="0"/>
               <w:jc w:val="left"/>
             </w:pPr>
@@ -2259,6 +2311,7 @@
           </w:p>
           <w:p>
             <w:pPr>
+              <w:keepNext w:val="false"/>
               <w:spacing w:after="40" w:before="0"/>
               <w:jc w:val="left"/>
             </w:pPr>
@@ -2278,6 +2331,7 @@
           </w:p>
           <w:p>
             <w:pPr>
+              <w:keepNext w:val="false"/>
               <w:spacing w:after="40" w:before="0"/>
               <w:jc w:val="left"/>
             </w:pPr>
@@ -2297,6 +2351,7 @@
           </w:p>
           <w:p>
             <w:pPr>
+              <w:keepNext w:val="false"/>
               <w:spacing w:after="40" w:before="0"/>
               <w:jc w:val="left"/>
             </w:pPr>
@@ -2316,6 +2371,7 @@
           </w:p>
           <w:p>
             <w:pPr>
+              <w:keepNext w:val="false"/>
               <w:spacing w:after="40" w:before="0"/>
               <w:jc w:val="left"/>
             </w:pPr>
@@ -2335,6 +2391,7 @@
           </w:p>
           <w:p>
             <w:pPr>
+              <w:keepNext w:val="false"/>
               <w:spacing w:after="40" w:before="0"/>
               <w:jc w:val="left"/>
             </w:pPr>
@@ -2354,6 +2411,7 @@
           </w:p>
           <w:p>
             <w:pPr>
+              <w:keepNext w:val="false"/>
               <w:spacing w:after="40" w:before="0"/>
               <w:jc w:val="left"/>
             </w:pPr>
@@ -2373,6 +2431,7 @@
           </w:p>
           <w:p>
             <w:pPr>
+              <w:keepNext w:val="false"/>
               <w:spacing w:after="40" w:before="0"/>
               <w:jc w:val="left"/>
             </w:pPr>
@@ -2392,6 +2451,7 @@
           </w:p>
           <w:p>
             <w:pPr>
+              <w:keepNext w:val="false"/>
               <w:spacing w:after="40" w:before="0"/>
               <w:jc w:val="left"/>
             </w:pPr>
@@ -2411,6 +2471,7 @@
           </w:p>
           <w:p>
             <w:pPr>
+              <w:keepNext w:val="false"/>
               <w:spacing w:after="40" w:before="0"/>
               <w:jc w:val="left"/>
             </w:pPr>
@@ -2430,6 +2491,7 @@
           </w:p>
           <w:p>
             <w:pPr>
+              <w:keepNext w:val="false"/>
               <w:spacing w:after="40" w:before="0"/>
               <w:jc w:val="left"/>
             </w:pPr>
@@ -2464,6 +2526,7 @@
           </w:tcPr>
           <w:p>
             <w:pPr>
+              <w:keepNext w:val="false"/>
               <w:spacing w:after="40" w:before="0"/>
               <w:jc w:val="left"/>
             </w:pPr>
@@ -2695,7 +2758,7 @@
         </w:rPr>
         <w:t xml:space="preserve">© 2026 SeaVuria and ARES. This work is licensed under a </w:t>
       </w:r>
-      <w:hyperlink w:history="1" r:id="rIdcds_aay8yqa9ftdplbqqj">
+      <w:hyperlink w:history="1" r:id="rIdrcn2tbgdj4r5wkh8eo__p">
         <w:r>
           <w:rPr>
             <w:rFonts w:ascii="Arial" w:cs="Arial" w:eastAsia="Arial" w:hAnsi="Arial"/>
@@ -2715,7 +2778,7 @@
         </w:rPr>
         <w:t xml:space="preserve"> (</w:t>
       </w:r>
-      <w:hyperlink w:history="1" r:id="rId73mj_xguuymta2fgf8_bd">
+      <w:hyperlink w:history="1" r:id="rIdo0tg7mntyweh_f1yeb350">
         <w:r>
           <w:rPr>
             <w:rFonts w:ascii="Arial" w:cs="Arial" w:eastAsia="Arial" w:hAnsi="Arial"/>
@@ -2735,7 +2798,7 @@
         </w:rPr>
         <w:t xml:space="preserve">). To view a copy of this license, visit </w:t>
       </w:r>
-      <w:hyperlink w:history="1" r:id="rId03fuzi8j_al7nvuy5rwyc">
+      <w:hyperlink w:history="1" r:id="rIdgimncrbctugv-wv2hhtuj">
         <w:r>
           <w:rPr>
             <w:rFonts w:ascii="Arial" w:cs="Arial" w:eastAsia="Arial" w:hAnsi="Arial"/>
@@ -2794,6 +2857,7 @@
           </w:tcPr>
           <w:p>
             <w:pPr>
+              <w:keepNext w:val="false"/>
               <w:spacing w:after="40" w:before="0"/>
               <w:jc w:val="center"/>
             </w:pPr>
@@ -2829,6 +2893,7 @@
           </w:tcPr>
           <w:p>
             <w:pPr>
+              <w:keepNext w:val="false"/>
               <w:spacing w:after="40" w:before="0"/>
               <w:jc w:val="center"/>
             </w:pPr>
@@ -2863,6 +2928,7 @@
           </w:tcPr>
           <w:p>
             <w:pPr>
+              <w:keepNext w:val="false"/>
               <w:spacing w:after="40" w:before="0"/>
               <w:jc w:val="left"/>
             </w:pPr>
@@ -2895,6 +2961,7 @@
           </w:tcPr>
           <w:p>
             <w:pPr>
+              <w:keepNext w:val="false"/>
               <w:spacing w:after="40" w:before="0"/>
               <w:jc w:val="left"/>
             </w:pPr>
@@ -2929,6 +2996,7 @@
           </w:tcPr>
           <w:p>
             <w:pPr>
+              <w:keepNext w:val="false"/>
               <w:spacing w:after="40" w:before="0"/>
               <w:jc w:val="left"/>
             </w:pPr>
@@ -2961,6 +3029,7 @@
           </w:tcPr>
           <w:p>
             <w:pPr>
+              <w:keepNext w:val="false"/>
               <w:spacing w:after="40" w:before="0"/>
               <w:jc w:val="left"/>
             </w:pPr>
@@ -2995,6 +3064,7 @@
           </w:tcPr>
           <w:p>
             <w:pPr>
+              <w:keepNext w:val="false"/>
               <w:spacing w:after="40" w:before="0"/>
               <w:jc w:val="left"/>
             </w:pPr>
@@ -3027,6 +3097,7 @@
           </w:tcPr>
           <w:p>
             <w:pPr>
+              <w:keepNext w:val="false"/>
               <w:spacing w:after="40" w:before="0"/>
               <w:jc w:val="left"/>
             </w:pPr>
@@ -3061,6 +3132,7 @@
           </w:tcPr>
           <w:p>
             <w:pPr>
+              <w:keepNext w:val="false"/>
               <w:spacing w:after="40" w:before="0"/>
               <w:jc w:val="left"/>
             </w:pPr>
@@ -3093,6 +3165,7 @@
           </w:tcPr>
           <w:p>
             <w:pPr>
+              <w:keepNext w:val="false"/>
               <w:spacing w:after="40" w:before="0"/>
               <w:jc w:val="left"/>
             </w:pPr>
@@ -3127,6 +3200,7 @@
           </w:tcPr>
           <w:p>
             <w:pPr>
+              <w:keepNext w:val="false"/>
               <w:spacing w:after="40" w:before="0"/>
               <w:jc w:val="left"/>
             </w:pPr>
@@ -3159,6 +3233,7 @@
           </w:tcPr>
           <w:p>
             <w:pPr>
+              <w:keepNext w:val="false"/>
               <w:spacing w:after="40" w:before="0"/>
               <w:jc w:val="left"/>
             </w:pPr>
@@ -3193,6 +3268,7 @@
           </w:tcPr>
           <w:p>
             <w:pPr>
+              <w:keepNext w:val="false"/>
               <w:spacing w:after="40" w:before="0"/>
               <w:jc w:val="left"/>
             </w:pPr>
@@ -3225,6 +3301,7 @@
           </w:tcPr>
           <w:p>
             <w:pPr>
+              <w:keepNext w:val="false"/>
               <w:spacing w:after="40" w:before="0"/>
               <w:jc w:val="left"/>
             </w:pPr>
@@ -3259,6 +3336,7 @@
           </w:tcPr>
           <w:p>
             <w:pPr>
+              <w:keepNext w:val="false"/>
               <w:spacing w:after="40" w:before="0"/>
               <w:jc w:val="left"/>
             </w:pPr>
@@ -3291,6 +3369,7 @@
           </w:tcPr>
           <w:p>
             <w:pPr>
+              <w:keepNext w:val="false"/>
               <w:spacing w:after="40" w:before="0"/>
               <w:jc w:val="left"/>
             </w:pPr>
@@ -3325,6 +3404,7 @@
           </w:tcPr>
           <w:p>
             <w:pPr>
+              <w:keepNext w:val="false"/>
               <w:spacing w:after="40" w:before="0"/>
               <w:jc w:val="left"/>
             </w:pPr>
@@ -3357,6 +3437,7 @@
           </w:tcPr>
           <w:p>
             <w:pPr>
+              <w:keepNext w:val="false"/>
               <w:spacing w:after="40" w:before="0"/>
               <w:jc w:val="left"/>
             </w:pPr>
@@ -3416,6 +3497,7 @@
           </w:tcPr>
           <w:p>
             <w:pPr>
+              <w:keepNext w:val="false"/>
               <w:spacing w:after="40" w:before="0"/>
               <w:jc w:val="center"/>
             </w:pPr>
@@ -3450,6 +3532,7 @@
           </w:tcPr>
           <w:p>
             <w:pPr>
+              <w:keepNext w:val="false"/>
               <w:spacing w:after="40" w:before="0"/>
               <w:jc w:val="left"/>
             </w:pPr>
@@ -3514,6 +3597,7 @@
           </w:tcPr>
           <w:p>
             <w:pPr>
+              <w:keepNext w:val="false"/>
               <w:spacing w:after="40" w:before="0"/>
               <w:jc w:val="center"/>
             </w:pPr>
@@ -3548,6 +3632,7 @@
           </w:tcPr>
           <w:p>
             <w:pPr>
+              <w:keepNext w:val="false"/>
               <w:spacing w:after="40" w:before="0"/>
               <w:jc w:val="left"/>
             </w:pPr>
@@ -3580,6 +3665,7 @@
           </w:tcPr>
           <w:p>
             <w:pPr>
+              <w:keepNext w:val="false"/>
               <w:spacing w:after="40" w:before="0"/>
               <w:jc w:val="left"/>
             </w:pPr>
@@ -3612,6 +3698,7 @@
           </w:tcPr>
           <w:p>
             <w:pPr>
+              <w:keepNext w:val="false"/>
               <w:spacing w:after="40" w:before="0"/>
               <w:jc w:val="left"/>
             </w:pPr>
@@ -3644,6 +3731,7 @@
           </w:tcPr>
           <w:p>
             <w:pPr>
+              <w:keepNext w:val="false"/>
               <w:spacing w:after="40" w:before="0"/>
               <w:jc w:val="left"/>
             </w:pPr>
@@ -3676,6 +3764,7 @@
           </w:tcPr>
           <w:p>
             <w:pPr>
+              <w:keepNext w:val="false"/>
               <w:spacing w:after="40" w:before="0"/>
               <w:jc w:val="left"/>
             </w:pPr>
@@ -3710,6 +3799,7 @@
           </w:tcPr>
           <w:p>
             <w:pPr>
+              <w:keepNext w:val="false"/>
               <w:spacing w:after="40" w:before="0"/>
               <w:jc w:val="left"/>
             </w:pPr>
@@ -3747,7 +3837,7 @@
             <w:pPr>
               <w:spacing w:after="20" w:before="0"/>
             </w:pPr>
-            <w:hyperlink w:history="1" r:id="rIdatdkczyw1oalemotshjl4">
+            <w:hyperlink w:history="1" r:id="rIdxu4nteprw7av0qijc-r9i">
               <w:r>
                 <w:rPr>
                   <w:rFonts w:ascii="Arial" w:cs="Arial" w:eastAsia="Arial" w:hAnsi="Arial"/>
@@ -3796,7 +3886,7 @@
               <w:spacing w:after="10" w:before="0"/>
               <w:ind w:left="120"/>
             </w:pPr>
-            <w:hyperlink w:history="1" r:id="rIdtes9yzksamcsxmvjkadkr">
+            <w:hyperlink w:history="1" r:id="rId3b4twraptv6wofjaifxak">
               <w:r>
                 <w:rPr>
                   <w:rFonts w:ascii="Arial" w:cs="Arial" w:eastAsia="Arial" w:hAnsi="Arial"/>
@@ -3858,7 +3948,7 @@
               <w:spacing w:after="10" w:before="0"/>
               <w:ind w:left="120"/>
             </w:pPr>
-            <w:hyperlink w:history="1" r:id="rId76kbfaddtrigvcaogzwdu">
+            <w:hyperlink w:history="1" r:id="rIdgpm0ssmfiokc_pce7rgc1">
               <w:r>
                 <w:rPr>
                   <w:rFonts w:ascii="Arial" w:cs="Arial" w:eastAsia="Arial" w:hAnsi="Arial"/>
@@ -3901,6 +3991,7 @@
           </w:tcPr>
           <w:p>
             <w:pPr>
+              <w:keepNext w:val="false"/>
               <w:spacing w:after="40" w:before="0"/>
               <w:jc w:val="left"/>
             </w:pPr>
@@ -3933,6 +4024,7 @@
           </w:tcPr>
           <w:p>
             <w:pPr>
+              <w:keepNext w:val="false"/>
               <w:spacing w:after="40" w:before="0"/>
               <w:jc w:val="left"/>
             </w:pPr>
@@ -3965,6 +4057,7 @@
           </w:tcPr>
           <w:p>
             <w:pPr>
+              <w:keepNext w:val="false"/>
               <w:spacing w:after="40" w:before="0"/>
               <w:jc w:val="left"/>
             </w:pPr>
@@ -3997,6 +4090,7 @@
           </w:tcPr>
           <w:p>
             <w:pPr>
+              <w:keepNext w:val="false"/>
               <w:spacing w:after="40" w:before="0"/>
               <w:jc w:val="left"/>
             </w:pPr>
@@ -4031,6 +4125,7 @@
           </w:tcPr>
           <w:p>
             <w:pPr>
+              <w:keepNext w:val="false"/>
               <w:spacing w:after="40" w:before="0"/>
               <w:jc w:val="left"/>
             </w:pPr>
@@ -4068,7 +4163,7 @@
             <w:pPr>
               <w:spacing w:after="20" w:before="0"/>
             </w:pPr>
-            <w:hyperlink w:history="1" r:id="rId9hlieudj5cgnqgyi3npoe">
+            <w:hyperlink w:history="1" r:id="rIdrghcu-erdkpfwrtrgpmko">
               <w:r>
                 <w:rPr>
                   <w:rFonts w:ascii="Arial" w:cs="Arial" w:eastAsia="Arial" w:hAnsi="Arial"/>
@@ -4117,7 +4212,7 @@
               <w:spacing w:after="10" w:before="0"/>
               <w:ind w:left="120"/>
             </w:pPr>
-            <w:hyperlink w:history="1" r:id="rIdgifl7rme6xqahjp2tuwnt">
+            <w:hyperlink w:history="1" r:id="rIdcupjnjwthk_goeua1h8dw">
               <w:r>
                 <w:rPr>
                   <w:rFonts w:ascii="Arial" w:cs="Arial" w:eastAsia="Arial" w:hAnsi="Arial"/>
@@ -4179,7 +4274,7 @@
               <w:spacing w:after="10" w:before="0"/>
               <w:ind w:left="120"/>
             </w:pPr>
-            <w:hyperlink w:history="1" r:id="rIdadneuwf0mo995cktn-cr6">
+            <w:hyperlink w:history="1" r:id="rIdw0hwkkaxakkt26pi6kdrp">
               <w:r>
                 <w:rPr>
                   <w:rFonts w:ascii="Arial" w:cs="Arial" w:eastAsia="Arial" w:hAnsi="Arial"/>
@@ -4222,6 +4317,7 @@
           </w:tcPr>
           <w:p>
             <w:pPr>
+              <w:keepNext w:val="false"/>
               <w:spacing w:after="40" w:before="0"/>
               <w:jc w:val="left"/>
             </w:pPr>
@@ -4254,6 +4350,7 @@
           </w:tcPr>
           <w:p>
             <w:pPr>
+              <w:keepNext w:val="false"/>
               <w:spacing w:after="40" w:before="0"/>
               <w:jc w:val="left"/>
             </w:pPr>
@@ -4286,6 +4383,7 @@
           </w:tcPr>
           <w:p>
             <w:pPr>
+              <w:keepNext w:val="false"/>
               <w:spacing w:after="40" w:before="0"/>
               <w:jc w:val="left"/>
             </w:pPr>
@@ -4318,6 +4416,7 @@
           </w:tcPr>
           <w:p>
             <w:pPr>
+              <w:keepNext w:val="false"/>
               <w:spacing w:after="40" w:before="0"/>
               <w:jc w:val="left"/>
             </w:pPr>
@@ -4352,6 +4451,7 @@
           </w:tcPr>
           <w:p>
             <w:pPr>
+              <w:keepNext w:val="false"/>
               <w:spacing w:after="40" w:before="0"/>
               <w:jc w:val="left"/>
             </w:pPr>
@@ -4389,7 +4489,7 @@
             <w:pPr>
               <w:spacing w:after="20" w:before="0"/>
             </w:pPr>
-            <w:hyperlink w:history="1" r:id="rId-9xpqkigijif0m8abt7-e">
+            <w:hyperlink w:history="1" r:id="rIdrqsorhazwdj9sqj3nt-m7">
               <w:r>
                 <w:rPr>
                   <w:rFonts w:ascii="Arial" w:cs="Arial" w:eastAsia="Arial" w:hAnsi="Arial"/>
@@ -4438,7 +4538,7 @@
               <w:spacing w:after="10" w:before="0"/>
               <w:ind w:left="120"/>
             </w:pPr>
-            <w:hyperlink w:history="1" r:id="rIdxjwrbba3d0968sbuq68ds">
+            <w:hyperlink w:history="1" r:id="rIds-iwjfyszowqkxgs0t4qg">
               <w:r>
                 <w:rPr>
                   <w:rFonts w:ascii="Arial" w:cs="Arial" w:eastAsia="Arial" w:hAnsi="Arial"/>
@@ -4500,7 +4600,7 @@
               <w:spacing w:after="10" w:before="0"/>
               <w:ind w:left="120"/>
             </w:pPr>
-            <w:hyperlink w:history="1" r:id="rId4nisgayfj2-mplukmu_as">
+            <w:hyperlink w:history="1" r:id="rIdn0infbghagzjm1maofgnc">
               <w:r>
                 <w:rPr>
                   <w:rFonts w:ascii="Arial" w:cs="Arial" w:eastAsia="Arial" w:hAnsi="Arial"/>
@@ -4543,6 +4643,7 @@
           </w:tcPr>
           <w:p>
             <w:pPr>
+              <w:keepNext w:val="false"/>
               <w:spacing w:after="40" w:before="0"/>
               <w:jc w:val="left"/>
             </w:pPr>
@@ -4575,6 +4676,7 @@
           </w:tcPr>
           <w:p>
             <w:pPr>
+              <w:keepNext w:val="false"/>
               <w:spacing w:after="40" w:before="0"/>
               <w:jc w:val="left"/>
             </w:pPr>
@@ -4607,6 +4709,7 @@
           </w:tcPr>
           <w:p>
             <w:pPr>
+              <w:keepNext w:val="false"/>
               <w:spacing w:after="40" w:before="0"/>
               <w:jc w:val="left"/>
             </w:pPr>
@@ -4639,6 +4742,7 @@
           </w:tcPr>
           <w:p>
             <w:pPr>
+              <w:keepNext w:val="false"/>
               <w:spacing w:after="40" w:before="0"/>
               <w:jc w:val="left"/>
             </w:pPr>
@@ -4673,6 +4777,7 @@
           </w:tcPr>
           <w:p>
             <w:pPr>
+              <w:keepNext w:val="false"/>
               <w:spacing w:after="40" w:before="0"/>
               <w:jc w:val="left"/>
             </w:pPr>
@@ -4710,7 +4815,7 @@
             <w:pPr>
               <w:spacing w:after="20" w:before="0"/>
             </w:pPr>
-            <w:hyperlink w:history="1" r:id="rIdrukevropxk791xhfjsujf">
+            <w:hyperlink w:history="1" r:id="rIdcl8odykybc0lszoeg2suc">
               <w:r>
                 <w:rPr>
                   <w:rFonts w:ascii="Arial" w:cs="Arial" w:eastAsia="Arial" w:hAnsi="Arial"/>
@@ -4759,7 +4864,7 @@
               <w:spacing w:after="10" w:before="0"/>
               <w:ind w:left="120"/>
             </w:pPr>
-            <w:hyperlink w:history="1" r:id="rIdseqk6lpwaqxkek-elhbuo">
+            <w:hyperlink w:history="1" r:id="rIdpcd5w1iksjf2z__j4nv0i">
               <w:r>
                 <w:rPr>
                   <w:rFonts w:ascii="Arial" w:cs="Arial" w:eastAsia="Arial" w:hAnsi="Arial"/>
@@ -4821,7 +4926,7 @@
               <w:spacing w:after="10" w:before="0"/>
               <w:ind w:left="120"/>
             </w:pPr>
-            <w:hyperlink w:history="1" r:id="rIdfhdknnxaiorbilwi2h7pj">
+            <w:hyperlink w:history="1" r:id="rIduvpmvhmxxxkhegbdunjnl">
               <w:r>
                 <w:rPr>
                   <w:rFonts w:ascii="Arial" w:cs="Arial" w:eastAsia="Arial" w:hAnsi="Arial"/>
@@ -4864,6 +4969,7 @@
           </w:tcPr>
           <w:p>
             <w:pPr>
+              <w:keepNext w:val="false"/>
               <w:spacing w:after="40" w:before="0"/>
               <w:jc w:val="left"/>
             </w:pPr>
@@ -4896,6 +5002,7 @@
           </w:tcPr>
           <w:p>
             <w:pPr>
+              <w:keepNext w:val="false"/>
               <w:spacing w:after="40" w:before="0"/>
               <w:jc w:val="left"/>
             </w:pPr>
@@ -4928,6 +5035,7 @@
           </w:tcPr>
           <w:p>
             <w:pPr>
+              <w:keepNext w:val="false"/>
               <w:spacing w:after="40" w:before="0"/>
               <w:jc w:val="left"/>
             </w:pPr>
@@ -4960,6 +5068,7 @@
           </w:tcPr>
           <w:p>
             <w:pPr>
+              <w:keepNext w:val="false"/>
               <w:spacing w:after="40" w:before="0"/>
               <w:jc w:val="left"/>
             </w:pPr>
@@ -4994,6 +5103,7 @@
           </w:tcPr>
           <w:p>
             <w:pPr>
+              <w:keepNext w:val="false"/>
               <w:spacing w:after="40" w:before="0"/>
               <w:jc w:val="left"/>
             </w:pPr>
@@ -5031,7 +5141,7 @@
             <w:pPr>
               <w:spacing w:after="20" w:before="0"/>
             </w:pPr>
-            <w:hyperlink w:history="1" r:id="rIdrushwm9htv_6lj5g3w8na">
+            <w:hyperlink w:history="1" r:id="rIdecidu-bfka_akq1r-croe">
               <w:r>
                 <w:rPr>
                   <w:rFonts w:ascii="Arial" w:cs="Arial" w:eastAsia="Arial" w:hAnsi="Arial"/>
@@ -5080,7 +5190,7 @@
               <w:spacing w:after="10" w:before="0"/>
               <w:ind w:left="120"/>
             </w:pPr>
-            <w:hyperlink w:history="1" r:id="rIdxmbr5-v8vdvgllyu9zhhz">
+            <w:hyperlink w:history="1" r:id="rIdpcarieqclpkur7pqeoccm">
               <w:r>
                 <w:rPr>
                   <w:rFonts w:ascii="Arial" w:cs="Arial" w:eastAsia="Arial" w:hAnsi="Arial"/>
@@ -5142,7 +5252,7 @@
               <w:spacing w:after="10" w:before="0"/>
               <w:ind w:left="120"/>
             </w:pPr>
-            <w:hyperlink w:history="1" r:id="rIdhnsqb5tsjyyztgl5phvvl">
+            <w:hyperlink w:history="1" r:id="rId7y3rsid0ucbqdgtx1vpcd">
               <w:r>
                 <w:rPr>
                   <w:rFonts w:ascii="Arial" w:cs="Arial" w:eastAsia="Arial" w:hAnsi="Arial"/>
@@ -5185,6 +5295,7 @@
           </w:tcPr>
           <w:p>
             <w:pPr>
+              <w:keepNext w:val="false"/>
               <w:spacing w:after="40" w:before="0"/>
               <w:jc w:val="left"/>
             </w:pPr>
@@ -5217,6 +5328,7 @@
           </w:tcPr>
           <w:p>
             <w:pPr>
+              <w:keepNext w:val="false"/>
               <w:spacing w:after="40" w:before="0"/>
               <w:jc w:val="left"/>
             </w:pPr>
@@ -5249,6 +5361,7 @@
           </w:tcPr>
           <w:p>
             <w:pPr>
+              <w:keepNext w:val="false"/>
               <w:spacing w:after="40" w:before="0"/>
               <w:jc w:val="left"/>
             </w:pPr>
@@ -5281,6 +5394,7 @@
           </w:tcPr>
           <w:p>
             <w:pPr>
+              <w:keepNext w:val="false"/>
               <w:spacing w:after="40" w:before="0"/>
               <w:jc w:val="left"/>
             </w:pPr>
@@ -5340,6 +5454,7 @@
           </w:tcPr>
           <w:p>
             <w:pPr>
+              <w:keepNext w:val="false"/>
               <w:spacing w:after="40" w:before="0"/>
               <w:jc w:val="center"/>
             </w:pPr>
@@ -5374,6 +5489,7 @@
           </w:tcPr>
           <w:p>
             <w:pPr>
+              <w:keepNext w:val="false"/>
               <w:spacing w:after="40" w:before="0"/>
               <w:jc w:val="left"/>
             </w:pPr>
@@ -5435,6 +5551,7 @@
           </w:tcPr>
           <w:p>
             <w:pPr>
+              <w:keepNext w:val="false"/>
               <w:spacing w:after="40" w:before="0"/>
               <w:jc w:val="center"/>
             </w:pPr>
@@ -5469,6 +5586,7 @@
           </w:tcPr>
           <w:p>
             <w:pPr>
+              <w:keepNext w:val="false"/>
               <w:spacing w:after="40" w:before="0"/>
               <w:jc w:val="left"/>
             </w:pPr>
@@ -5501,6 +5619,7 @@
           </w:tcPr>
           <w:p>
             <w:pPr>
+              <w:keepNext w:val="false"/>
               <w:spacing w:after="40" w:before="0"/>
               <w:jc w:val="left"/>
             </w:pPr>
@@ -5535,6 +5654,7 @@
           </w:tcPr>
           <w:p>
             <w:pPr>
+              <w:keepNext w:val="false"/>
               <w:spacing w:after="40" w:before="0"/>
               <w:jc w:val="left"/>
             </w:pPr>
@@ -5567,6 +5687,7 @@
           </w:tcPr>
           <w:p>
             <w:pPr>
+              <w:keepNext w:val="false"/>
               <w:spacing w:after="40" w:before="0"/>
               <w:jc w:val="left"/>
             </w:pPr>
@@ -5601,6 +5722,7 @@
           </w:tcPr>
           <w:p>
             <w:pPr>
+              <w:keepNext w:val="false"/>
               <w:spacing w:after="40" w:before="0"/>
               <w:jc w:val="left"/>
             </w:pPr>
@@ -5633,6 +5755,7 @@
           </w:tcPr>
           <w:p>
             <w:pPr>
+              <w:keepNext w:val="false"/>
               <w:spacing w:after="40" w:before="0"/>
               <w:jc w:val="left"/>
             </w:pPr>
@@ -5669,7 +5792,7 @@
         </w:rPr>
         <w:t xml:space="preserve">© 2026 SeaVuria and ARES. Aligned with KICD objectives. Developed by SeaVuria; technical implementation by ARES (with AI assistance from Claude). Licensed under </w:t>
       </w:r>
-      <w:hyperlink w:history="1" r:id="rIdkawnfpd1lre_l-pzitxph">
+      <w:hyperlink w:history="1" r:id="rIdnwsvzalyf60j3ibwwacty">
         <w:r>
           <w:rPr>
             <w:rFonts w:ascii="Arial" w:cs="Arial" w:eastAsia="Arial" w:hAnsi="Arial"/>
@@ -5690,7 +5813,7 @@
         </w:rPr>
         <w:t xml:space="preserve"> (</w:t>
       </w:r>
-      <w:hyperlink w:history="1" r:id="rIdcz0tyalorqdx8cxfzsa_q">
+      <w:hyperlink w:history="1" r:id="rId8sahfjczoywm-ueqn1mkb">
         <w:r>
           <w:rPr>
             <w:rFonts w:ascii="Arial" w:cs="Arial" w:eastAsia="Arial" w:hAnsi="Arial"/>
@@ -5750,6 +5873,7 @@
           </w:tcPr>
           <w:p>
             <w:pPr>
+              <w:keepNext w:val="false"/>
               <w:spacing w:after="40" w:before="0"/>
               <w:jc w:val="center"/>
             </w:pPr>
@@ -5785,6 +5909,7 @@
           </w:tcPr>
           <w:p>
             <w:pPr>
+              <w:keepNext w:val="false"/>
               <w:spacing w:after="40" w:before="0"/>
               <w:jc w:val="center"/>
             </w:pPr>
@@ -5819,6 +5944,7 @@
           </w:tcPr>
           <w:p>
             <w:pPr>
+              <w:keepNext w:val="false"/>
               <w:spacing w:after="40" w:before="0"/>
               <w:jc w:val="left"/>
             </w:pPr>
@@ -5851,6 +5977,7 @@
           </w:tcPr>
           <w:p>
             <w:pPr>
+              <w:keepNext w:val="false"/>
               <w:spacing w:after="40" w:before="0"/>
               <w:jc w:val="left"/>
             </w:pPr>
@@ -5885,6 +6012,7 @@
           </w:tcPr>
           <w:p>
             <w:pPr>
+              <w:keepNext w:val="false"/>
               <w:spacing w:after="40" w:before="0"/>
               <w:jc w:val="left"/>
             </w:pPr>
@@ -5917,6 +6045,7 @@
           </w:tcPr>
           <w:p>
             <w:pPr>
+              <w:keepNext w:val="false"/>
               <w:spacing w:after="40" w:before="0"/>
               <w:jc w:val="left"/>
             </w:pPr>
@@ -5951,6 +6080,7 @@
           </w:tcPr>
           <w:p>
             <w:pPr>
+              <w:keepNext w:val="false"/>
               <w:spacing w:after="40" w:before="0"/>
               <w:jc w:val="left"/>
             </w:pPr>
@@ -5983,6 +6113,7 @@
           </w:tcPr>
           <w:p>
             <w:pPr>
+              <w:keepNext w:val="false"/>
               <w:spacing w:after="40" w:before="0"/>
               <w:jc w:val="left"/>
             </w:pPr>
@@ -6017,6 +6148,7 @@
           </w:tcPr>
           <w:p>
             <w:pPr>
+              <w:keepNext w:val="false"/>
               <w:spacing w:after="40" w:before="0"/>
               <w:jc w:val="left"/>
             </w:pPr>
@@ -6049,6 +6181,7 @@
           </w:tcPr>
           <w:p>
             <w:pPr>
+              <w:keepNext w:val="false"/>
               <w:spacing w:after="40" w:before="0"/>
               <w:jc w:val="left"/>
             </w:pPr>
@@ -6083,6 +6216,7 @@
           </w:tcPr>
           <w:p>
             <w:pPr>
+              <w:keepNext w:val="false"/>
               <w:spacing w:after="40" w:before="0"/>
               <w:jc w:val="left"/>
             </w:pPr>
@@ -6115,6 +6249,7 @@
           </w:tcPr>
           <w:p>
             <w:pPr>
+              <w:keepNext w:val="false"/>
               <w:spacing w:after="40" w:before="0"/>
               <w:jc w:val="left"/>
             </w:pPr>
@@ -6149,6 +6284,7 @@
           </w:tcPr>
           <w:p>
             <w:pPr>
+              <w:keepNext w:val="false"/>
               <w:spacing w:after="40" w:before="0"/>
               <w:jc w:val="left"/>
             </w:pPr>
@@ -6181,6 +6317,7 @@
           </w:tcPr>
           <w:p>
             <w:pPr>
+              <w:keepNext w:val="false"/>
               <w:spacing w:after="40" w:before="0"/>
               <w:jc w:val="left"/>
             </w:pPr>
@@ -6215,6 +6352,7 @@
           </w:tcPr>
           <w:p>
             <w:pPr>
+              <w:keepNext w:val="false"/>
               <w:spacing w:after="40" w:before="0"/>
               <w:jc w:val="left"/>
             </w:pPr>
@@ -6247,6 +6385,7 @@
           </w:tcPr>
           <w:p>
             <w:pPr>
+              <w:keepNext w:val="false"/>
               <w:spacing w:after="40" w:before="0"/>
               <w:jc w:val="left"/>
             </w:pPr>
@@ -6281,6 +6420,7 @@
           </w:tcPr>
           <w:p>
             <w:pPr>
+              <w:keepNext w:val="false"/>
               <w:spacing w:after="40" w:before="0"/>
               <w:jc w:val="left"/>
             </w:pPr>
@@ -6313,6 +6453,7 @@
           </w:tcPr>
           <w:p>
             <w:pPr>
+              <w:keepNext w:val="false"/>
               <w:spacing w:after="40" w:before="0"/>
               <w:jc w:val="left"/>
             </w:pPr>
@@ -6372,6 +6513,7 @@
           </w:tcPr>
           <w:p>
             <w:pPr>
+              <w:keepNext w:val="false"/>
               <w:spacing w:after="40" w:before="0"/>
               <w:jc w:val="center"/>
             </w:pPr>
@@ -6406,6 +6548,7 @@
           </w:tcPr>
           <w:p>
             <w:pPr>
+              <w:keepNext w:val="false"/>
               <w:spacing w:after="40" w:before="0"/>
               <w:jc w:val="left"/>
             </w:pPr>
@@ -6470,6 +6613,7 @@
           </w:tcPr>
           <w:p>
             <w:pPr>
+              <w:keepNext w:val="false"/>
               <w:spacing w:after="40" w:before="0"/>
               <w:jc w:val="center"/>
             </w:pPr>
@@ -6504,6 +6648,7 @@
           </w:tcPr>
           <w:p>
             <w:pPr>
+              <w:keepNext w:val="false"/>
               <w:spacing w:after="40" w:before="0"/>
               <w:jc w:val="left"/>
             </w:pPr>
@@ -6536,6 +6681,7 @@
           </w:tcPr>
           <w:p>
             <w:pPr>
+              <w:keepNext w:val="false"/>
               <w:spacing w:after="40" w:before="0"/>
               <w:jc w:val="left"/>
             </w:pPr>
@@ -6568,6 +6714,7 @@
           </w:tcPr>
           <w:p>
             <w:pPr>
+              <w:keepNext w:val="false"/>
               <w:spacing w:after="40" w:before="0"/>
               <w:jc w:val="left"/>
             </w:pPr>
@@ -6600,6 +6747,7 @@
           </w:tcPr>
           <w:p>
             <w:pPr>
+              <w:keepNext w:val="false"/>
               <w:spacing w:after="40" w:before="0"/>
               <w:jc w:val="left"/>
             </w:pPr>
@@ -6632,6 +6780,7 @@
           </w:tcPr>
           <w:p>
             <w:pPr>
+              <w:keepNext w:val="false"/>
               <w:spacing w:after="40" w:before="0"/>
               <w:jc w:val="left"/>
             </w:pPr>
@@ -6666,6 +6815,7 @@
           </w:tcPr>
           <w:p>
             <w:pPr>
+              <w:keepNext w:val="false"/>
               <w:spacing w:after="40" w:before="0"/>
               <w:jc w:val="left"/>
             </w:pPr>
@@ -6703,7 +6853,7 @@
             <w:pPr>
               <w:spacing w:after="20" w:before="0"/>
             </w:pPr>
-            <w:hyperlink w:history="1" r:id="rIdnh9a3lmp1adm6-fu3jnu2">
+            <w:hyperlink w:history="1" r:id="rId5-gljg7clekil_yxsuweg">
               <w:r>
                 <w:rPr>
                   <w:rFonts w:ascii="Arial" w:cs="Arial" w:eastAsia="Arial" w:hAnsi="Arial"/>
@@ -6736,7 +6886,7 @@
               <w:spacing w:after="10" w:before="0"/>
               <w:ind w:left="120"/>
             </w:pPr>
-            <w:hyperlink w:history="1" r:id="rIdecx5zr_9jwecrz5ivp-3q">
+            <w:hyperlink w:history="1" r:id="rIdh-hq_i6wz6ju-cj4zu6nj">
               <w:r>
                 <w:rPr>
                   <w:rFonts w:ascii="Arial" w:cs="Arial" w:eastAsia="Arial" w:hAnsi="Arial"/>
@@ -6798,7 +6948,7 @@
               <w:spacing w:after="10" w:before="0"/>
               <w:ind w:left="120"/>
             </w:pPr>
-            <w:hyperlink w:history="1" r:id="rId95afunowaqv2ouj-ysp5o">
+            <w:hyperlink w:history="1" r:id="rIdpmsyya9wkk4ofgkk_rs25">
               <w:r>
                 <w:rPr>
                   <w:rFonts w:ascii="Arial" w:cs="Arial" w:eastAsia="Arial" w:hAnsi="Arial"/>
@@ -6841,6 +6991,7 @@
           </w:tcPr>
           <w:p>
             <w:pPr>
+              <w:keepNext w:val="false"/>
               <w:spacing w:after="40" w:before="0"/>
               <w:jc w:val="left"/>
             </w:pPr>
@@ -6873,6 +7024,7 @@
           </w:tcPr>
           <w:p>
             <w:pPr>
+              <w:keepNext w:val="false"/>
               <w:spacing w:after="40" w:before="0"/>
               <w:jc w:val="left"/>
             </w:pPr>
@@ -6905,6 +7057,7 @@
           </w:tcPr>
           <w:p>
             <w:pPr>
+              <w:keepNext w:val="false"/>
               <w:spacing w:after="40" w:before="0"/>
               <w:jc w:val="left"/>
             </w:pPr>
@@ -6937,6 +7090,7 @@
           </w:tcPr>
           <w:p>
             <w:pPr>
+              <w:keepNext w:val="false"/>
               <w:spacing w:after="40" w:before="0"/>
               <w:jc w:val="left"/>
             </w:pPr>
@@ -6971,6 +7125,7 @@
           </w:tcPr>
           <w:p>
             <w:pPr>
+              <w:keepNext w:val="false"/>
               <w:spacing w:after="40" w:before="0"/>
               <w:jc w:val="left"/>
             </w:pPr>
@@ -7008,7 +7163,7 @@
             <w:pPr>
               <w:spacing w:after="20" w:before="0"/>
             </w:pPr>
-            <w:hyperlink w:history="1" r:id="rIdsapatmcg4jjtd40at1dzo">
+            <w:hyperlink w:history="1" r:id="rIdjo7fhvl7nl8ounj1dosih">
               <w:r>
                 <w:rPr>
                   <w:rFonts w:ascii="Arial" w:cs="Arial" w:eastAsia="Arial" w:hAnsi="Arial"/>
@@ -7041,7 +7196,7 @@
               <w:spacing w:after="10" w:before="0"/>
               <w:ind w:left="120"/>
             </w:pPr>
-            <w:hyperlink w:history="1" r:id="rIddp26jnbmop-rcdbesumda">
+            <w:hyperlink w:history="1" r:id="rId9s-fqlytfta69pehdcg4j">
               <w:r>
                 <w:rPr>
                   <w:rFonts w:ascii="Arial" w:cs="Arial" w:eastAsia="Arial" w:hAnsi="Arial"/>
@@ -7103,7 +7258,7 @@
               <w:spacing w:after="10" w:before="0"/>
               <w:ind w:left="120"/>
             </w:pPr>
-            <w:hyperlink w:history="1" r:id="rIdicbv_gte8w1rpytihrxoc">
+            <w:hyperlink w:history="1" r:id="rId0cr3mg8n4sibmw_0evfg5">
               <w:r>
                 <w:rPr>
                   <w:rFonts w:ascii="Arial" w:cs="Arial" w:eastAsia="Arial" w:hAnsi="Arial"/>
@@ -7146,6 +7301,7 @@
           </w:tcPr>
           <w:p>
             <w:pPr>
+              <w:keepNext w:val="false"/>
               <w:spacing w:after="40" w:before="0"/>
               <w:jc w:val="left"/>
             </w:pPr>
@@ -7178,6 +7334,7 @@
           </w:tcPr>
           <w:p>
             <w:pPr>
+              <w:keepNext w:val="false"/>
               <w:spacing w:after="40" w:before="0"/>
               <w:jc w:val="left"/>
             </w:pPr>
@@ -7210,6 +7367,7 @@
           </w:tcPr>
           <w:p>
             <w:pPr>
+              <w:keepNext w:val="false"/>
               <w:spacing w:after="40" w:before="0"/>
               <w:jc w:val="left"/>
             </w:pPr>
@@ -7242,6 +7400,7 @@
           </w:tcPr>
           <w:p>
             <w:pPr>
+              <w:keepNext w:val="false"/>
               <w:spacing w:after="40" w:before="0"/>
               <w:jc w:val="left"/>
             </w:pPr>
@@ -7276,6 +7435,7 @@
           </w:tcPr>
           <w:p>
             <w:pPr>
+              <w:keepNext w:val="false"/>
               <w:spacing w:after="40" w:before="0"/>
               <w:jc w:val="left"/>
             </w:pPr>
@@ -7313,7 +7473,7 @@
             <w:pPr>
               <w:spacing w:after="20" w:before="0"/>
             </w:pPr>
-            <w:hyperlink w:history="1" r:id="rIdjolhxwpkdhl0deeiykbon">
+            <w:hyperlink w:history="1" r:id="rIdttoigxrruzsnqvcqsklup">
               <w:r>
                 <w:rPr>
                   <w:rFonts w:ascii="Arial" w:cs="Arial" w:eastAsia="Arial" w:hAnsi="Arial"/>
@@ -7346,7 +7506,7 @@
               <w:spacing w:after="10" w:before="0"/>
               <w:ind w:left="120"/>
             </w:pPr>
-            <w:hyperlink w:history="1" r:id="rId8eed8c-y_f_spc-mhuveg">
+            <w:hyperlink w:history="1" r:id="rId1rnhb5uyerhhfefpd8qim">
               <w:r>
                 <w:rPr>
                   <w:rFonts w:ascii="Arial" w:cs="Arial" w:eastAsia="Arial" w:hAnsi="Arial"/>
@@ -7408,7 +7568,7 @@
               <w:spacing w:after="10" w:before="0"/>
               <w:ind w:left="120"/>
             </w:pPr>
-            <w:hyperlink w:history="1" r:id="rId3yg5dl8gd9x1udedd3lc-">
+            <w:hyperlink w:history="1" r:id="rIdzi4att7dszie54tq_t1cn">
               <w:r>
                 <w:rPr>
                   <w:rFonts w:ascii="Arial" w:cs="Arial" w:eastAsia="Arial" w:hAnsi="Arial"/>
@@ -7451,6 +7611,7 @@
           </w:tcPr>
           <w:p>
             <w:pPr>
+              <w:keepNext w:val="false"/>
               <w:spacing w:after="40" w:before="0"/>
               <w:jc w:val="left"/>
             </w:pPr>
@@ -7483,6 +7644,7 @@
           </w:tcPr>
           <w:p>
             <w:pPr>
+              <w:keepNext w:val="false"/>
               <w:spacing w:after="40" w:before="0"/>
               <w:jc w:val="left"/>
             </w:pPr>
@@ -7515,6 +7677,7 @@
           </w:tcPr>
           <w:p>
             <w:pPr>
+              <w:keepNext w:val="false"/>
               <w:spacing w:after="40" w:before="0"/>
               <w:jc w:val="left"/>
             </w:pPr>
@@ -7547,6 +7710,7 @@
           </w:tcPr>
           <w:p>
             <w:pPr>
+              <w:keepNext w:val="false"/>
               <w:spacing w:after="40" w:before="0"/>
               <w:jc w:val="left"/>
             </w:pPr>
@@ -7581,6 +7745,7 @@
           </w:tcPr>
           <w:p>
             <w:pPr>
+              <w:keepNext w:val="false"/>
               <w:spacing w:after="40" w:before="0"/>
               <w:jc w:val="left"/>
             </w:pPr>
@@ -7618,7 +7783,7 @@
             <w:pPr>
               <w:spacing w:after="20" w:before="0"/>
             </w:pPr>
-            <w:hyperlink w:history="1" r:id="rIdo21lyz2nq6tjyodjkd3go">
+            <w:hyperlink w:history="1" r:id="rId7rccxrz1r18pqy9auhi8f">
               <w:r>
                 <w:rPr>
                   <w:rFonts w:ascii="Arial" w:cs="Arial" w:eastAsia="Arial" w:hAnsi="Arial"/>
@@ -7651,7 +7816,7 @@
               <w:spacing w:after="10" w:before="0"/>
               <w:ind w:left="120"/>
             </w:pPr>
-            <w:hyperlink w:history="1" r:id="rIdnbpsqxubnhidbrybqxp0t">
+            <w:hyperlink w:history="1" r:id="rIdjsfwhl0js0q-p_jupci5i">
               <w:r>
                 <w:rPr>
                   <w:rFonts w:ascii="Arial" w:cs="Arial" w:eastAsia="Arial" w:hAnsi="Arial"/>
@@ -7713,7 +7878,7 @@
               <w:spacing w:after="10" w:before="0"/>
               <w:ind w:left="120"/>
             </w:pPr>
-            <w:hyperlink w:history="1" r:id="rIdpws1_5ia8biq23du2vkzw">
+            <w:hyperlink w:history="1" r:id="rIdyioo75rvwcpyvlg5gwyen">
               <w:r>
                 <w:rPr>
                   <w:rFonts w:ascii="Arial" w:cs="Arial" w:eastAsia="Arial" w:hAnsi="Arial"/>
@@ -7756,6 +7921,7 @@
           </w:tcPr>
           <w:p>
             <w:pPr>
+              <w:keepNext w:val="false"/>
               <w:spacing w:after="40" w:before="0"/>
               <w:jc w:val="left"/>
             </w:pPr>
@@ -7788,6 +7954,7 @@
           </w:tcPr>
           <w:p>
             <w:pPr>
+              <w:keepNext w:val="false"/>
               <w:spacing w:after="40" w:before="0"/>
               <w:jc w:val="left"/>
             </w:pPr>
@@ -7820,6 +7987,7 @@
           </w:tcPr>
           <w:p>
             <w:pPr>
+              <w:keepNext w:val="false"/>
               <w:spacing w:after="40" w:before="0"/>
               <w:jc w:val="left"/>
             </w:pPr>
@@ -7852,6 +8020,7 @@
           </w:tcPr>
           <w:p>
             <w:pPr>
+              <w:keepNext w:val="false"/>
               <w:spacing w:after="40" w:before="0"/>
               <w:jc w:val="left"/>
             </w:pPr>
@@ -7886,6 +8055,7 @@
           </w:tcPr>
           <w:p>
             <w:pPr>
+              <w:keepNext w:val="false"/>
               <w:spacing w:after="40" w:before="0"/>
               <w:jc w:val="left"/>
             </w:pPr>
@@ -7923,7 +8093,7 @@
             <w:pPr>
               <w:spacing w:after="20" w:before="0"/>
             </w:pPr>
-            <w:hyperlink w:history="1" r:id="rIdyhni8yy42xe_o68_pjwlr">
+            <w:hyperlink w:history="1" r:id="rIdmxc4c37bihpnwgt5u3ylx">
               <w:r>
                 <w:rPr>
                   <w:rFonts w:ascii="Arial" w:cs="Arial" w:eastAsia="Arial" w:hAnsi="Arial"/>
@@ -7956,7 +8126,7 @@
               <w:spacing w:after="10" w:before="0"/>
               <w:ind w:left="120"/>
             </w:pPr>
-            <w:hyperlink w:history="1" r:id="rIdr5hjl-kfk9oqsdg02dth8">
+            <w:hyperlink w:history="1" r:id="rIdko1i3dh3vrvxj90phfxt3">
               <w:r>
                 <w:rPr>
                   <w:rFonts w:ascii="Arial" w:cs="Arial" w:eastAsia="Arial" w:hAnsi="Arial"/>
@@ -8018,7 +8188,7 @@
               <w:spacing w:after="10" w:before="0"/>
               <w:ind w:left="120"/>
             </w:pPr>
-            <w:hyperlink w:history="1" r:id="rIdh73dlllbqsnlc7phfcidh">
+            <w:hyperlink w:history="1" r:id="rIdv77d_zey2qvqi7fqckrmq">
               <w:r>
                 <w:rPr>
                   <w:rFonts w:ascii="Arial" w:cs="Arial" w:eastAsia="Arial" w:hAnsi="Arial"/>
@@ -8061,6 +8231,7 @@
           </w:tcPr>
           <w:p>
             <w:pPr>
+              <w:keepNext w:val="false"/>
               <w:spacing w:after="40" w:before="0"/>
               <w:jc w:val="left"/>
             </w:pPr>
@@ -8093,6 +8264,7 @@
           </w:tcPr>
           <w:p>
             <w:pPr>
+              <w:keepNext w:val="false"/>
               <w:spacing w:after="40" w:before="0"/>
               <w:jc w:val="left"/>
             </w:pPr>
@@ -8125,6 +8297,7 @@
           </w:tcPr>
           <w:p>
             <w:pPr>
+              <w:keepNext w:val="false"/>
               <w:spacing w:after="40" w:before="0"/>
               <w:jc w:val="left"/>
             </w:pPr>
@@ -8157,6 +8330,7 @@
           </w:tcPr>
           <w:p>
             <w:pPr>
+              <w:keepNext w:val="false"/>
               <w:spacing w:after="40" w:before="0"/>
               <w:jc w:val="left"/>
             </w:pPr>
@@ -8216,6 +8390,7 @@
           </w:tcPr>
           <w:p>
             <w:pPr>
+              <w:keepNext w:val="false"/>
               <w:spacing w:after="40" w:before="0"/>
               <w:jc w:val="center"/>
             </w:pPr>
@@ -8250,6 +8425,7 @@
           </w:tcPr>
           <w:p>
             <w:pPr>
+              <w:keepNext w:val="false"/>
               <w:spacing w:after="40" w:before="0"/>
               <w:jc w:val="left"/>
             </w:pPr>
@@ -8311,6 +8487,7 @@
           </w:tcPr>
           <w:p>
             <w:pPr>
+              <w:keepNext w:val="false"/>
               <w:spacing w:after="40" w:before="0"/>
               <w:jc w:val="center"/>
             </w:pPr>
@@ -8345,6 +8522,7 @@
           </w:tcPr>
           <w:p>
             <w:pPr>
+              <w:keepNext w:val="false"/>
               <w:spacing w:after="40" w:before="0"/>
               <w:jc w:val="left"/>
             </w:pPr>
@@ -8377,6 +8555,7 @@
           </w:tcPr>
           <w:p>
             <w:pPr>
+              <w:keepNext w:val="false"/>
               <w:spacing w:after="40" w:before="0"/>
               <w:jc w:val="left"/>
             </w:pPr>
@@ -8411,6 +8590,7 @@
           </w:tcPr>
           <w:p>
             <w:pPr>
+              <w:keepNext w:val="false"/>
               <w:spacing w:after="40" w:before="0"/>
               <w:jc w:val="left"/>
             </w:pPr>
@@ -8443,6 +8623,7 @@
           </w:tcPr>
           <w:p>
             <w:pPr>
+              <w:keepNext w:val="false"/>
               <w:spacing w:after="40" w:before="0"/>
               <w:jc w:val="left"/>
             </w:pPr>
@@ -8477,6 +8658,7 @@
           </w:tcPr>
           <w:p>
             <w:pPr>
+              <w:keepNext w:val="false"/>
               <w:spacing w:after="40" w:before="0"/>
               <w:jc w:val="left"/>
             </w:pPr>
@@ -8509,6 +8691,7 @@
           </w:tcPr>
           <w:p>
             <w:pPr>
+              <w:keepNext w:val="false"/>
               <w:spacing w:after="40" w:before="0"/>
               <w:jc w:val="left"/>
             </w:pPr>
@@ -8545,7 +8728,7 @@
         </w:rPr>
         <w:t xml:space="preserve">© 2026 SeaVuria and ARES. Aligned with KICD objectives. Developed by SeaVuria; technical implementation by ARES (with AI assistance from Claude). Licensed under </w:t>
       </w:r>
-      <w:hyperlink w:history="1" r:id="rIdylzkqdn0yl5nxs0j4-r_x">
+      <w:hyperlink w:history="1" r:id="rIdw3loxd5t0goj52x3niczc">
         <w:r>
           <w:rPr>
             <w:rFonts w:ascii="Arial" w:cs="Arial" w:eastAsia="Arial" w:hAnsi="Arial"/>
@@ -8566,7 +8749,7 @@
         </w:rPr>
         <w:t xml:space="preserve"> (</w:t>
       </w:r>
-      <w:hyperlink w:history="1" r:id="rIdl9nedembyaieteqhplybi">
+      <w:hyperlink w:history="1" r:id="rId-lox9ywro_mtbgglnflpa">
         <w:r>
           <w:rPr>
             <w:rFonts w:ascii="Arial" w:cs="Arial" w:eastAsia="Arial" w:hAnsi="Arial"/>
@@ -8626,6 +8809,7 @@
           </w:tcPr>
           <w:p>
             <w:pPr>
+              <w:keepNext w:val="false"/>
               <w:spacing w:after="40" w:before="0"/>
               <w:jc w:val="center"/>
             </w:pPr>
@@ -8661,6 +8845,7 @@
           </w:tcPr>
           <w:p>
             <w:pPr>
+              <w:keepNext w:val="false"/>
               <w:spacing w:after="40" w:before="0"/>
               <w:jc w:val="center"/>
             </w:pPr>
@@ -8695,6 +8880,7 @@
           </w:tcPr>
           <w:p>
             <w:pPr>
+              <w:keepNext w:val="false"/>
               <w:spacing w:after="40" w:before="0"/>
               <w:jc w:val="left"/>
             </w:pPr>
@@ -8727,6 +8913,7 @@
           </w:tcPr>
           <w:p>
             <w:pPr>
+              <w:keepNext w:val="false"/>
               <w:spacing w:after="40" w:before="0"/>
               <w:jc w:val="left"/>
             </w:pPr>
@@ -8761,6 +8948,7 @@
           </w:tcPr>
           <w:p>
             <w:pPr>
+              <w:keepNext w:val="false"/>
               <w:spacing w:after="40" w:before="0"/>
               <w:jc w:val="left"/>
             </w:pPr>
@@ -8793,6 +8981,7 @@
           </w:tcPr>
           <w:p>
             <w:pPr>
+              <w:keepNext w:val="false"/>
               <w:spacing w:after="40" w:before="0"/>
               <w:jc w:val="left"/>
             </w:pPr>
@@ -8827,6 +9016,7 @@
           </w:tcPr>
           <w:p>
             <w:pPr>
+              <w:keepNext w:val="false"/>
               <w:spacing w:after="40" w:before="0"/>
               <w:jc w:val="left"/>
             </w:pPr>
@@ -8859,6 +9049,7 @@
           </w:tcPr>
           <w:p>
             <w:pPr>
+              <w:keepNext w:val="false"/>
               <w:spacing w:after="40" w:before="0"/>
               <w:jc w:val="left"/>
             </w:pPr>
@@ -8893,6 +9084,7 @@
           </w:tcPr>
           <w:p>
             <w:pPr>
+              <w:keepNext w:val="false"/>
               <w:spacing w:after="40" w:before="0"/>
               <w:jc w:val="left"/>
             </w:pPr>
@@ -8925,6 +9117,7 @@
           </w:tcPr>
           <w:p>
             <w:pPr>
+              <w:keepNext w:val="false"/>
               <w:spacing w:after="40" w:before="0"/>
               <w:jc w:val="left"/>
             </w:pPr>
@@ -8959,6 +9152,7 @@
           </w:tcPr>
           <w:p>
             <w:pPr>
+              <w:keepNext w:val="false"/>
               <w:spacing w:after="40" w:before="0"/>
               <w:jc w:val="left"/>
             </w:pPr>
@@ -8991,6 +9185,7 @@
           </w:tcPr>
           <w:p>
             <w:pPr>
+              <w:keepNext w:val="false"/>
               <w:spacing w:after="40" w:before="0"/>
               <w:jc w:val="left"/>
             </w:pPr>
@@ -9025,6 +9220,7 @@
           </w:tcPr>
           <w:p>
             <w:pPr>
+              <w:keepNext w:val="false"/>
               <w:spacing w:after="40" w:before="0"/>
               <w:jc w:val="left"/>
             </w:pPr>
@@ -9057,6 +9253,7 @@
           </w:tcPr>
           <w:p>
             <w:pPr>
+              <w:keepNext w:val="false"/>
               <w:spacing w:after="40" w:before="0"/>
               <w:jc w:val="left"/>
             </w:pPr>
@@ -9091,6 +9288,7 @@
           </w:tcPr>
           <w:p>
             <w:pPr>
+              <w:keepNext w:val="false"/>
               <w:spacing w:after="40" w:before="0"/>
               <w:jc w:val="left"/>
             </w:pPr>
@@ -9123,6 +9321,7 @@
           </w:tcPr>
           <w:p>
             <w:pPr>
+              <w:keepNext w:val="false"/>
               <w:spacing w:after="40" w:before="0"/>
               <w:jc w:val="left"/>
             </w:pPr>
@@ -9157,6 +9356,7 @@
           </w:tcPr>
           <w:p>
             <w:pPr>
+              <w:keepNext w:val="false"/>
               <w:spacing w:after="40" w:before="0"/>
               <w:jc w:val="left"/>
             </w:pPr>
@@ -9189,6 +9389,7 @@
           </w:tcPr>
           <w:p>
             <w:pPr>
+              <w:keepNext w:val="false"/>
               <w:spacing w:after="40" w:before="0"/>
               <w:jc w:val="left"/>
             </w:pPr>
@@ -9248,6 +9449,7 @@
           </w:tcPr>
           <w:p>
             <w:pPr>
+              <w:keepNext w:val="false"/>
               <w:spacing w:after="40" w:before="0"/>
               <w:jc w:val="center"/>
             </w:pPr>
@@ -9282,6 +9484,7 @@
           </w:tcPr>
           <w:p>
             <w:pPr>
+              <w:keepNext w:val="false"/>
               <w:spacing w:after="40" w:before="0"/>
               <w:jc w:val="left"/>
             </w:pPr>
@@ -9346,6 +9549,7 @@
           </w:tcPr>
           <w:p>
             <w:pPr>
+              <w:keepNext w:val="false"/>
               <w:spacing w:after="40" w:before="0"/>
               <w:jc w:val="center"/>
             </w:pPr>
@@ -9380,6 +9584,7 @@
           </w:tcPr>
           <w:p>
             <w:pPr>
+              <w:keepNext w:val="false"/>
               <w:spacing w:after="40" w:before="0"/>
               <w:jc w:val="left"/>
             </w:pPr>
@@ -9412,6 +9617,7 @@
           </w:tcPr>
           <w:p>
             <w:pPr>
+              <w:keepNext w:val="false"/>
               <w:spacing w:after="40" w:before="0"/>
               <w:jc w:val="left"/>
             </w:pPr>
@@ -9444,6 +9650,7 @@
           </w:tcPr>
           <w:p>
             <w:pPr>
+              <w:keepNext w:val="false"/>
               <w:spacing w:after="40" w:before="0"/>
               <w:jc w:val="left"/>
             </w:pPr>
@@ -9476,6 +9683,7 @@
           </w:tcPr>
           <w:p>
             <w:pPr>
+              <w:keepNext w:val="false"/>
               <w:spacing w:after="40" w:before="0"/>
               <w:jc w:val="left"/>
             </w:pPr>
@@ -9508,6 +9716,7 @@
           </w:tcPr>
           <w:p>
             <w:pPr>
+              <w:keepNext w:val="false"/>
               <w:spacing w:after="40" w:before="0"/>
               <w:jc w:val="left"/>
             </w:pPr>
@@ -9542,6 +9751,7 @@
           </w:tcPr>
           <w:p>
             <w:pPr>
+              <w:keepNext w:val="false"/>
               <w:spacing w:after="40" w:before="0"/>
               <w:jc w:val="left"/>
             </w:pPr>
@@ -9579,7 +9789,7 @@
             <w:pPr>
               <w:spacing w:after="20" w:before="0"/>
             </w:pPr>
-            <w:hyperlink w:history="1" r:id="rIdit1zslmi0pm_iefprv0-t">
+            <w:hyperlink w:history="1" r:id="rIdskvdzzhtrpepaxob96soj">
               <w:r>
                 <w:rPr>
                   <w:rFonts w:ascii="Arial" w:cs="Arial" w:eastAsia="Arial" w:hAnsi="Arial"/>
@@ -9612,7 +9822,7 @@
               <w:spacing w:after="10" w:before="0"/>
               <w:ind w:left="120"/>
             </w:pPr>
-            <w:hyperlink w:history="1" r:id="rIdyao-cgyjcrb0xmbtssmyu">
+            <w:hyperlink w:history="1" r:id="rIdfkgptbadvayn3let8ad9v">
               <w:r>
                 <w:rPr>
                   <w:rFonts w:ascii="Arial" w:cs="Arial" w:eastAsia="Arial" w:hAnsi="Arial"/>
@@ -9674,7 +9884,7 @@
               <w:spacing w:after="10" w:before="0"/>
               <w:ind w:left="120"/>
             </w:pPr>
-            <w:hyperlink w:history="1" r:id="rIdjhglx5or3pp2rpfeywppu">
+            <w:hyperlink w:history="1" r:id="rIdlgw9pumiustzogue5zmac">
               <w:r>
                 <w:rPr>
                   <w:rFonts w:ascii="Arial" w:cs="Arial" w:eastAsia="Arial" w:hAnsi="Arial"/>
@@ -9717,6 +9927,7 @@
           </w:tcPr>
           <w:p>
             <w:pPr>
+              <w:keepNext w:val="false"/>
               <w:spacing w:after="40" w:before="0"/>
               <w:jc w:val="left"/>
             </w:pPr>
@@ -9749,6 +9960,7 @@
           </w:tcPr>
           <w:p>
             <w:pPr>
+              <w:keepNext w:val="false"/>
               <w:spacing w:after="40" w:before="0"/>
               <w:jc w:val="left"/>
             </w:pPr>
@@ -9781,6 +9993,7 @@
           </w:tcPr>
           <w:p>
             <w:pPr>
+              <w:keepNext w:val="false"/>
               <w:spacing w:after="40" w:before="0"/>
               <w:jc w:val="left"/>
             </w:pPr>
@@ -9813,6 +10026,7 @@
           </w:tcPr>
           <w:p>
             <w:pPr>
+              <w:keepNext w:val="false"/>
               <w:spacing w:after="40" w:before="0"/>
               <w:jc w:val="left"/>
             </w:pPr>
@@ -9847,6 +10061,7 @@
           </w:tcPr>
           <w:p>
             <w:pPr>
+              <w:keepNext w:val="false"/>
               <w:spacing w:after="40" w:before="0"/>
               <w:jc w:val="left"/>
             </w:pPr>
@@ -9884,7 +10099,7 @@
             <w:pPr>
               <w:spacing w:after="20" w:before="0"/>
             </w:pPr>
-            <w:hyperlink w:history="1" r:id="rIddkcqz0tztr-csnr33fnki">
+            <w:hyperlink w:history="1" r:id="rIdpi-gh6ibbqetub3qln4dp">
               <w:r>
                 <w:rPr>
                   <w:rFonts w:ascii="Arial" w:cs="Arial" w:eastAsia="Arial" w:hAnsi="Arial"/>
@@ -9917,7 +10132,7 @@
               <w:spacing w:after="10" w:before="0"/>
               <w:ind w:left="120"/>
             </w:pPr>
-            <w:hyperlink w:history="1" r:id="rIdhrodhbmduqtugtauh2snx">
+            <w:hyperlink w:history="1" r:id="rIdctdih3yvvod89hsuxi-v9">
               <w:r>
                 <w:rPr>
                   <w:rFonts w:ascii="Arial" w:cs="Arial" w:eastAsia="Arial" w:hAnsi="Arial"/>
@@ -9979,7 +10194,7 @@
               <w:spacing w:after="10" w:before="0"/>
               <w:ind w:left="120"/>
             </w:pPr>
-            <w:hyperlink w:history="1" r:id="rIdabdhx1qbrzod1i6rnahqz">
+            <w:hyperlink w:history="1" r:id="rIdc6_mikj7ubti_0wndwkjr">
               <w:r>
                 <w:rPr>
                   <w:rFonts w:ascii="Arial" w:cs="Arial" w:eastAsia="Arial" w:hAnsi="Arial"/>
@@ -10022,6 +10237,7 @@
           </w:tcPr>
           <w:p>
             <w:pPr>
+              <w:keepNext w:val="false"/>
               <w:spacing w:after="40" w:before="0"/>
               <w:jc w:val="left"/>
             </w:pPr>
@@ -10054,6 +10270,7 @@
           </w:tcPr>
           <w:p>
             <w:pPr>
+              <w:keepNext w:val="false"/>
               <w:spacing w:after="40" w:before="0"/>
               <w:jc w:val="left"/>
             </w:pPr>
@@ -10086,6 +10303,7 @@
           </w:tcPr>
           <w:p>
             <w:pPr>
+              <w:keepNext w:val="false"/>
               <w:spacing w:after="40" w:before="0"/>
               <w:jc w:val="left"/>
             </w:pPr>
@@ -10118,6 +10336,7 @@
           </w:tcPr>
           <w:p>
             <w:pPr>
+              <w:keepNext w:val="false"/>
               <w:spacing w:after="40" w:before="0"/>
               <w:jc w:val="left"/>
             </w:pPr>
@@ -10152,6 +10371,7 @@
           </w:tcPr>
           <w:p>
             <w:pPr>
+              <w:keepNext w:val="false"/>
               <w:spacing w:after="40" w:before="0"/>
               <w:jc w:val="left"/>
             </w:pPr>
@@ -10189,7 +10409,7 @@
             <w:pPr>
               <w:spacing w:after="20" w:before="0"/>
             </w:pPr>
-            <w:hyperlink w:history="1" r:id="rIdrnajspvmbpyz2pjmjjll_">
+            <w:hyperlink w:history="1" r:id="rIdhzorfptid-kqbbydadoxr">
               <w:r>
                 <w:rPr>
                   <w:rFonts w:ascii="Arial" w:cs="Arial" w:eastAsia="Arial" w:hAnsi="Arial"/>
@@ -10238,7 +10458,7 @@
               <w:spacing w:after="10" w:before="0"/>
               <w:ind w:left="120"/>
             </w:pPr>
-            <w:hyperlink w:history="1" r:id="rId_buwygijmerubutphwm4d">
+            <w:hyperlink w:history="1" r:id="rIdwh-zqzfwsyryyqjivctxy">
               <w:r>
                 <w:rPr>
                   <w:rFonts w:ascii="Arial" w:cs="Arial" w:eastAsia="Arial" w:hAnsi="Arial"/>
@@ -10300,7 +10520,7 @@
               <w:spacing w:after="10" w:before="0"/>
               <w:ind w:left="120"/>
             </w:pPr>
-            <w:hyperlink w:history="1" r:id="rIdrkrjhshl803ltju6-yi2v">
+            <w:hyperlink w:history="1" r:id="rIdjnkbz2rf6k6nzjgkgaf-c">
               <w:r>
                 <w:rPr>
                   <w:rFonts w:ascii="Arial" w:cs="Arial" w:eastAsia="Arial" w:hAnsi="Arial"/>
@@ -10343,6 +10563,7 @@
           </w:tcPr>
           <w:p>
             <w:pPr>
+              <w:keepNext w:val="false"/>
               <w:spacing w:after="40" w:before="0"/>
               <w:jc w:val="left"/>
             </w:pPr>
@@ -10375,6 +10596,7 @@
           </w:tcPr>
           <w:p>
             <w:pPr>
+              <w:keepNext w:val="false"/>
               <w:spacing w:after="40" w:before="0"/>
               <w:jc w:val="left"/>
             </w:pPr>
@@ -10407,6 +10629,7 @@
           </w:tcPr>
           <w:p>
             <w:pPr>
+              <w:keepNext w:val="false"/>
               <w:spacing w:after="40" w:before="0"/>
               <w:jc w:val="left"/>
             </w:pPr>
@@ -10439,6 +10662,7 @@
           </w:tcPr>
           <w:p>
             <w:pPr>
+              <w:keepNext w:val="false"/>
               <w:spacing w:after="40" w:before="0"/>
               <w:jc w:val="left"/>
             </w:pPr>
@@ -10473,6 +10697,7 @@
           </w:tcPr>
           <w:p>
             <w:pPr>
+              <w:keepNext w:val="false"/>
               <w:spacing w:after="40" w:before="0"/>
               <w:jc w:val="left"/>
             </w:pPr>
@@ -10510,7 +10735,7 @@
             <w:pPr>
               <w:spacing w:after="20" w:before="0"/>
             </w:pPr>
-            <w:hyperlink w:history="1" r:id="rIdmn9jargkph4zd-8jviluf">
+            <w:hyperlink w:history="1" r:id="rIdrucmexkdfsvssaxsgjdqc">
               <w:r>
                 <w:rPr>
                   <w:rFonts w:ascii="Arial" w:cs="Arial" w:eastAsia="Arial" w:hAnsi="Arial"/>
@@ -10559,7 +10784,7 @@
               <w:spacing w:after="10" w:before="0"/>
               <w:ind w:left="120"/>
             </w:pPr>
-            <w:hyperlink w:history="1" r:id="rId-bk86heysiwmvsvq7znp7">
+            <w:hyperlink w:history="1" r:id="rIdlhxmxrdhgw7tm1birpxz5">
               <w:r>
                 <w:rPr>
                   <w:rFonts w:ascii="Arial" w:cs="Arial" w:eastAsia="Arial" w:hAnsi="Arial"/>
@@ -10621,7 +10846,7 @@
               <w:spacing w:after="10" w:before="0"/>
               <w:ind w:left="120"/>
             </w:pPr>
-            <w:hyperlink w:history="1" r:id="rIdalxhl6r9tmajdkk_pk5bn">
+            <w:hyperlink w:history="1" r:id="rIdnmtlzvmvdumglxpvmi3ub">
               <w:r>
                 <w:rPr>
                   <w:rFonts w:ascii="Arial" w:cs="Arial" w:eastAsia="Arial" w:hAnsi="Arial"/>
@@ -10664,6 +10889,7 @@
           </w:tcPr>
           <w:p>
             <w:pPr>
+              <w:keepNext w:val="false"/>
               <w:spacing w:after="40" w:before="0"/>
               <w:jc w:val="left"/>
             </w:pPr>
@@ -10696,6 +10922,7 @@
           </w:tcPr>
           <w:p>
             <w:pPr>
+              <w:keepNext w:val="false"/>
               <w:spacing w:after="40" w:before="0"/>
               <w:jc w:val="left"/>
             </w:pPr>
@@ -10728,6 +10955,7 @@
           </w:tcPr>
           <w:p>
             <w:pPr>
+              <w:keepNext w:val="false"/>
               <w:spacing w:after="40" w:before="0"/>
               <w:jc w:val="left"/>
             </w:pPr>
@@ -10760,6 +10988,7 @@
           </w:tcPr>
           <w:p>
             <w:pPr>
+              <w:keepNext w:val="false"/>
               <w:spacing w:after="40" w:before="0"/>
               <w:jc w:val="left"/>
             </w:pPr>
@@ -10794,6 +11023,7 @@
           </w:tcPr>
           <w:p>
             <w:pPr>
+              <w:keepNext w:val="false"/>
               <w:spacing w:after="40" w:before="0"/>
               <w:jc w:val="left"/>
             </w:pPr>
@@ -10831,7 +11061,7 @@
             <w:pPr>
               <w:spacing w:after="20" w:before="0"/>
             </w:pPr>
-            <w:hyperlink w:history="1" r:id="rIdqfvpo2i1xszeigslb-box">
+            <w:hyperlink w:history="1" r:id="rIdt9mtynd1mxmvcokqsknju">
               <w:r>
                 <w:rPr>
                   <w:rFonts w:ascii="Arial" w:cs="Arial" w:eastAsia="Arial" w:hAnsi="Arial"/>
@@ -10864,7 +11094,7 @@
               <w:spacing w:after="10" w:before="0"/>
               <w:ind w:left="120"/>
             </w:pPr>
-            <w:hyperlink w:history="1" r:id="rIdubulmajmzm7cchv6jsrwd">
+            <w:hyperlink w:history="1" r:id="rIdd7fdv_usvzhub-lub7-cw">
               <w:r>
                 <w:rPr>
                   <w:rFonts w:ascii="Arial" w:cs="Arial" w:eastAsia="Arial" w:hAnsi="Arial"/>
@@ -10926,7 +11156,7 @@
               <w:spacing w:after="10" w:before="0"/>
               <w:ind w:left="120"/>
             </w:pPr>
-            <w:hyperlink w:history="1" r:id="rIdhpcuuffd0dgfax0hv9sdn">
+            <w:hyperlink w:history="1" r:id="rId0phtdqbm9f4zb31p84apw">
               <w:r>
                 <w:rPr>
                   <w:rFonts w:ascii="Arial" w:cs="Arial" w:eastAsia="Arial" w:hAnsi="Arial"/>
@@ -10969,6 +11199,7 @@
           </w:tcPr>
           <w:p>
             <w:pPr>
+              <w:keepNext w:val="false"/>
               <w:spacing w:after="40" w:before="0"/>
               <w:jc w:val="left"/>
             </w:pPr>
@@ -11001,6 +11232,7 @@
           </w:tcPr>
           <w:p>
             <w:pPr>
+              <w:keepNext w:val="false"/>
               <w:spacing w:after="40" w:before="0"/>
               <w:jc w:val="left"/>
             </w:pPr>
@@ -11033,6 +11265,7 @@
           </w:tcPr>
           <w:p>
             <w:pPr>
+              <w:keepNext w:val="false"/>
               <w:spacing w:after="40" w:before="0"/>
               <w:jc w:val="left"/>
             </w:pPr>
@@ -11065,6 +11298,7 @@
           </w:tcPr>
           <w:p>
             <w:pPr>
+              <w:keepNext w:val="false"/>
               <w:spacing w:after="40" w:before="0"/>
               <w:jc w:val="left"/>
             </w:pPr>
@@ -11124,6 +11358,7 @@
           </w:tcPr>
           <w:p>
             <w:pPr>
+              <w:keepNext w:val="false"/>
               <w:spacing w:after="40" w:before="0"/>
               <w:jc w:val="center"/>
             </w:pPr>
@@ -11158,6 +11393,7 @@
           </w:tcPr>
           <w:p>
             <w:pPr>
+              <w:keepNext w:val="false"/>
               <w:spacing w:after="40" w:before="0"/>
               <w:jc w:val="left"/>
             </w:pPr>
@@ -11219,6 +11455,7 @@
           </w:tcPr>
           <w:p>
             <w:pPr>
+              <w:keepNext w:val="false"/>
               <w:spacing w:after="40" w:before="0"/>
               <w:jc w:val="center"/>
             </w:pPr>
@@ -11253,6 +11490,7 @@
           </w:tcPr>
           <w:p>
             <w:pPr>
+              <w:keepNext w:val="false"/>
               <w:spacing w:after="40" w:before="0"/>
               <w:jc w:val="left"/>
             </w:pPr>
@@ -11285,6 +11523,7 @@
           </w:tcPr>
           <w:p>
             <w:pPr>
+              <w:keepNext w:val="false"/>
               <w:spacing w:after="40" w:before="0"/>
               <w:jc w:val="left"/>
             </w:pPr>
@@ -11319,6 +11558,7 @@
           </w:tcPr>
           <w:p>
             <w:pPr>
+              <w:keepNext w:val="false"/>
               <w:spacing w:after="40" w:before="0"/>
               <w:jc w:val="left"/>
             </w:pPr>
@@ -11351,6 +11591,7 @@
           </w:tcPr>
           <w:p>
             <w:pPr>
+              <w:keepNext w:val="false"/>
               <w:spacing w:after="40" w:before="0"/>
               <w:jc w:val="left"/>
             </w:pPr>
@@ -11385,6 +11626,7 @@
           </w:tcPr>
           <w:p>
             <w:pPr>
+              <w:keepNext w:val="false"/>
               <w:spacing w:after="40" w:before="0"/>
               <w:jc w:val="left"/>
             </w:pPr>
@@ -11417,6 +11659,7 @@
           </w:tcPr>
           <w:p>
             <w:pPr>
+              <w:keepNext w:val="false"/>
               <w:spacing w:after="40" w:before="0"/>
               <w:jc w:val="left"/>
             </w:pPr>
@@ -11453,7 +11696,7 @@
         </w:rPr>
         <w:t xml:space="preserve">© 2026 SeaVuria and ARES. Aligned with KICD objectives. Developed by SeaVuria; technical implementation by ARES (with AI assistance from Claude). Licensed under </w:t>
       </w:r>
-      <w:hyperlink w:history="1" r:id="rId9nfcom19iib9rteg092ix">
+      <w:hyperlink w:history="1" r:id="rIdcbzwqsgekwp7igadpihcl">
         <w:r>
           <w:rPr>
             <w:rFonts w:ascii="Arial" w:cs="Arial" w:eastAsia="Arial" w:hAnsi="Arial"/>
@@ -11474,7 +11717,7 @@
         </w:rPr>
         <w:t xml:space="preserve"> (</w:t>
       </w:r>
-      <w:hyperlink w:history="1" r:id="rIdohlgcks2wczmbngw21esx">
+      <w:hyperlink w:history="1" r:id="rId8tj307nn2rfanfuvd8td4">
         <w:r>
           <w:rPr>
             <w:rFonts w:ascii="Arial" w:cs="Arial" w:eastAsia="Arial" w:hAnsi="Arial"/>
@@ -11534,6 +11777,7 @@
           </w:tcPr>
           <w:p>
             <w:pPr>
+              <w:keepNext w:val="false"/>
               <w:spacing w:after="40" w:before="0"/>
               <w:jc w:val="center"/>
             </w:pPr>
@@ -11569,6 +11813,7 @@
           </w:tcPr>
           <w:p>
             <w:pPr>
+              <w:keepNext w:val="false"/>
               <w:spacing w:after="40" w:before="0"/>
               <w:jc w:val="center"/>
             </w:pPr>
@@ -11603,6 +11848,7 @@
           </w:tcPr>
           <w:p>
             <w:pPr>
+              <w:keepNext w:val="false"/>
               <w:spacing w:after="40" w:before="0"/>
               <w:jc w:val="left"/>
             </w:pPr>
@@ -11635,6 +11881,7 @@
           </w:tcPr>
           <w:p>
             <w:pPr>
+              <w:keepNext w:val="false"/>
               <w:spacing w:after="40" w:before="0"/>
               <w:jc w:val="left"/>
             </w:pPr>
@@ -11669,6 +11916,7 @@
           </w:tcPr>
           <w:p>
             <w:pPr>
+              <w:keepNext w:val="false"/>
               <w:spacing w:after="40" w:before="0"/>
               <w:jc w:val="left"/>
             </w:pPr>
@@ -11701,6 +11949,7 @@
           </w:tcPr>
           <w:p>
             <w:pPr>
+              <w:keepNext w:val="false"/>
               <w:spacing w:after="40" w:before="0"/>
               <w:jc w:val="left"/>
             </w:pPr>
@@ -11735,6 +11984,7 @@
           </w:tcPr>
           <w:p>
             <w:pPr>
+              <w:keepNext w:val="false"/>
               <w:spacing w:after="40" w:before="0"/>
               <w:jc w:val="left"/>
             </w:pPr>
@@ -11767,6 +12017,7 @@
           </w:tcPr>
           <w:p>
             <w:pPr>
+              <w:keepNext w:val="false"/>
               <w:spacing w:after="40" w:before="0"/>
               <w:jc w:val="left"/>
             </w:pPr>
@@ -11801,6 +12052,7 @@
           </w:tcPr>
           <w:p>
             <w:pPr>
+              <w:keepNext w:val="false"/>
               <w:spacing w:after="40" w:before="0"/>
               <w:jc w:val="left"/>
             </w:pPr>
@@ -11833,6 +12085,7 @@
           </w:tcPr>
           <w:p>
             <w:pPr>
+              <w:keepNext w:val="false"/>
               <w:spacing w:after="40" w:before="0"/>
               <w:jc w:val="left"/>
             </w:pPr>
@@ -11867,6 +12120,7 @@
           </w:tcPr>
           <w:p>
             <w:pPr>
+              <w:keepNext w:val="false"/>
               <w:spacing w:after="40" w:before="0"/>
               <w:jc w:val="left"/>
             </w:pPr>
@@ -11899,6 +12153,7 @@
           </w:tcPr>
           <w:p>
             <w:pPr>
+              <w:keepNext w:val="false"/>
               <w:spacing w:after="40" w:before="0"/>
               <w:jc w:val="left"/>
             </w:pPr>
@@ -11933,6 +12188,7 @@
           </w:tcPr>
           <w:p>
             <w:pPr>
+              <w:keepNext w:val="false"/>
               <w:spacing w:after="40" w:before="0"/>
               <w:jc w:val="left"/>
             </w:pPr>
@@ -11965,6 +12221,7 @@
           </w:tcPr>
           <w:p>
             <w:pPr>
+              <w:keepNext w:val="false"/>
               <w:spacing w:after="40" w:before="0"/>
               <w:jc w:val="left"/>
             </w:pPr>
@@ -11999,6 +12256,7 @@
           </w:tcPr>
           <w:p>
             <w:pPr>
+              <w:keepNext w:val="false"/>
               <w:spacing w:after="40" w:before="0"/>
               <w:jc w:val="left"/>
             </w:pPr>
@@ -12031,6 +12289,7 @@
           </w:tcPr>
           <w:p>
             <w:pPr>
+              <w:keepNext w:val="false"/>
               <w:spacing w:after="40" w:before="0"/>
               <w:jc w:val="left"/>
             </w:pPr>
@@ -12065,6 +12324,7 @@
           </w:tcPr>
           <w:p>
             <w:pPr>
+              <w:keepNext w:val="false"/>
               <w:spacing w:after="40" w:before="0"/>
               <w:jc w:val="left"/>
             </w:pPr>
@@ -12097,6 +12357,7 @@
           </w:tcPr>
           <w:p>
             <w:pPr>
+              <w:keepNext w:val="false"/>
               <w:spacing w:after="40" w:before="0"/>
               <w:jc w:val="left"/>
             </w:pPr>
@@ -12156,6 +12417,7 @@
           </w:tcPr>
           <w:p>
             <w:pPr>
+              <w:keepNext w:val="false"/>
               <w:spacing w:after="40" w:before="0"/>
               <w:jc w:val="center"/>
             </w:pPr>
@@ -12190,6 +12452,7 @@
           </w:tcPr>
           <w:p>
             <w:pPr>
+              <w:keepNext w:val="false"/>
               <w:spacing w:after="40" w:before="0"/>
               <w:jc w:val="left"/>
             </w:pPr>
@@ -12254,6 +12517,7 @@
           </w:tcPr>
           <w:p>
             <w:pPr>
+              <w:keepNext w:val="false"/>
               <w:spacing w:after="40" w:before="0"/>
               <w:jc w:val="center"/>
             </w:pPr>
@@ -12288,6 +12552,7 @@
           </w:tcPr>
           <w:p>
             <w:pPr>
+              <w:keepNext w:val="false"/>
               <w:spacing w:after="40" w:before="0"/>
               <w:jc w:val="left"/>
             </w:pPr>
@@ -12320,6 +12585,7 @@
           </w:tcPr>
           <w:p>
             <w:pPr>
+              <w:keepNext w:val="false"/>
               <w:spacing w:after="40" w:before="0"/>
               <w:jc w:val="left"/>
             </w:pPr>
@@ -12352,6 +12618,7 @@
           </w:tcPr>
           <w:p>
             <w:pPr>
+              <w:keepNext w:val="false"/>
               <w:spacing w:after="40" w:before="0"/>
               <w:jc w:val="left"/>
             </w:pPr>
@@ -12384,6 +12651,7 @@
           </w:tcPr>
           <w:p>
             <w:pPr>
+              <w:keepNext w:val="false"/>
               <w:spacing w:after="40" w:before="0"/>
               <w:jc w:val="left"/>
             </w:pPr>
@@ -12416,6 +12684,7 @@
           </w:tcPr>
           <w:p>
             <w:pPr>
+              <w:keepNext w:val="false"/>
               <w:spacing w:after="40" w:before="0"/>
               <w:jc w:val="left"/>
             </w:pPr>
@@ -12450,6 +12719,7 @@
           </w:tcPr>
           <w:p>
             <w:pPr>
+              <w:keepNext w:val="false"/>
               <w:spacing w:after="40" w:before="0"/>
               <w:jc w:val="left"/>
             </w:pPr>
@@ -12487,7 +12757,7 @@
             <w:pPr>
               <w:spacing w:after="20" w:before="0"/>
             </w:pPr>
-            <w:hyperlink w:history="1" r:id="rIdgqzk9nnz1otygy9aefxx_">
+            <w:hyperlink w:history="1" r:id="rIdafuztxaamg-ajtqrwsnpy">
               <w:r>
                 <w:rPr>
                   <w:rFonts w:ascii="Arial" w:cs="Arial" w:eastAsia="Arial" w:hAnsi="Arial"/>
@@ -12520,7 +12790,7 @@
               <w:spacing w:after="10" w:before="0"/>
               <w:ind w:left="120"/>
             </w:pPr>
-            <w:hyperlink w:history="1" r:id="rIdui3jhd0rzmoeukmmucx7f">
+            <w:hyperlink w:history="1" r:id="rIdgl67ctnom9_kl9ros9wv5">
               <w:r>
                 <w:rPr>
                   <w:rFonts w:ascii="Arial" w:cs="Arial" w:eastAsia="Arial" w:hAnsi="Arial"/>
@@ -12565,7 +12835,7 @@
             <w:pPr>
               <w:spacing w:after="20" w:before="0"/>
             </w:pPr>
-            <w:hyperlink w:history="1" r:id="rIdtwjswrsclwiii62ehcftj">
+            <w:hyperlink w:history="1" r:id="rIdhpkcmfsqftlj5derqdihv">
               <w:r>
                 <w:rPr>
                   <w:rFonts w:ascii="Arial" w:cs="Arial" w:eastAsia="Arial" w:hAnsi="Arial"/>
@@ -12598,7 +12868,7 @@
               <w:spacing w:after="10" w:before="0"/>
               <w:ind w:left="120"/>
             </w:pPr>
-            <w:hyperlink w:history="1" r:id="rIdw5fegzbmxomhsk8d9mlvd">
+            <w:hyperlink w:history="1" r:id="rIdjv1pht6uj-m9iutbzbj8c">
               <w:r>
                 <w:rPr>
                   <w:rFonts w:ascii="Arial" w:cs="Arial" w:eastAsia="Arial" w:hAnsi="Arial"/>
@@ -12626,6 +12896,7 @@
           </w:tcPr>
           <w:p>
             <w:pPr>
+              <w:keepNext w:val="false"/>
               <w:spacing w:after="40" w:before="0"/>
               <w:jc w:val="left"/>
             </w:pPr>
@@ -12658,6 +12929,7 @@
           </w:tcPr>
           <w:p>
             <w:pPr>
+              <w:keepNext w:val="false"/>
               <w:spacing w:after="40" w:before="0"/>
               <w:jc w:val="left"/>
             </w:pPr>
@@ -12690,6 +12962,7 @@
           </w:tcPr>
           <w:p>
             <w:pPr>
+              <w:keepNext w:val="false"/>
               <w:spacing w:after="40" w:before="0"/>
               <w:jc w:val="left"/>
             </w:pPr>
@@ -12722,6 +12995,7 @@
           </w:tcPr>
           <w:p>
             <w:pPr>
+              <w:keepNext w:val="false"/>
               <w:spacing w:after="40" w:before="0"/>
               <w:jc w:val="left"/>
             </w:pPr>
@@ -12756,6 +13030,7 @@
           </w:tcPr>
           <w:p>
             <w:pPr>
+              <w:keepNext w:val="false"/>
               <w:spacing w:after="40" w:before="0"/>
               <w:jc w:val="left"/>
             </w:pPr>
@@ -12793,7 +13068,7 @@
             <w:pPr>
               <w:spacing w:after="20" w:before="0"/>
             </w:pPr>
-            <w:hyperlink w:history="1" r:id="rIdmcbrwx8wcyc8gq6smxr5t">
+            <w:hyperlink w:history="1" r:id="rIdfeggh4kx-r802d_wagkhh">
               <w:r>
                 <w:rPr>
                   <w:rFonts w:ascii="Arial" w:cs="Arial" w:eastAsia="Arial" w:hAnsi="Arial"/>
@@ -12826,7 +13101,7 @@
               <w:spacing w:after="10" w:before="0"/>
               <w:ind w:left="120"/>
             </w:pPr>
-            <w:hyperlink w:history="1" r:id="rIdvezpoytnaunuoj90dooko">
+            <w:hyperlink w:history="1" r:id="rId1fuxbpsklg2fciuh-dxb5">
               <w:r>
                 <w:rPr>
                   <w:rFonts w:ascii="Arial" w:cs="Arial" w:eastAsia="Arial" w:hAnsi="Arial"/>
@@ -12871,7 +13146,7 @@
             <w:pPr>
               <w:spacing w:after="20" w:before="0"/>
             </w:pPr>
-            <w:hyperlink w:history="1" r:id="rIdj17cfubqfzs6d6busuq_z">
+            <w:hyperlink w:history="1" r:id="rIdl9xwt_vypgy-gnxv9mjot">
               <w:r>
                 <w:rPr>
                   <w:rFonts w:ascii="Arial" w:cs="Arial" w:eastAsia="Arial" w:hAnsi="Arial"/>
@@ -12904,7 +13179,7 @@
               <w:spacing w:after="10" w:before="0"/>
               <w:ind w:left="120"/>
             </w:pPr>
-            <w:hyperlink w:history="1" r:id="rIdedyjk4aircdvjsmjd3tnu">
+            <w:hyperlink w:history="1" r:id="rIdkwsoblstuc9qqiexa0l_h">
               <w:r>
                 <w:rPr>
                   <w:rFonts w:ascii="Arial" w:cs="Arial" w:eastAsia="Arial" w:hAnsi="Arial"/>
@@ -12932,6 +13207,7 @@
           </w:tcPr>
           <w:p>
             <w:pPr>
+              <w:keepNext w:val="false"/>
               <w:spacing w:after="40" w:before="0"/>
               <w:jc w:val="left"/>
             </w:pPr>
@@ -12951,6 +13227,7 @@
           </w:p>
           <w:p>
             <w:pPr>
+              <w:keepNext w:val="false"/>
               <w:spacing w:after="40" w:before="0"/>
               <w:jc w:val="left"/>
             </w:pPr>
@@ -12970,6 +13247,7 @@
           </w:p>
           <w:p>
             <w:pPr>
+              <w:keepNext w:val="false"/>
               <w:spacing w:after="40" w:before="0"/>
               <w:jc w:val="left"/>
             </w:pPr>
@@ -13029,6 +13307,7 @@
           </w:p>
           <w:p>
             <w:pPr>
+              <w:keepNext w:val="false"/>
               <w:spacing w:after="40" w:before="0"/>
               <w:jc w:val="left"/>
             </w:pPr>
@@ -13061,6 +13340,7 @@
           </w:tcPr>
           <w:p>
             <w:pPr>
+              <w:keepNext w:val="false"/>
               <w:spacing w:after="40" w:before="0"/>
               <w:jc w:val="left"/>
             </w:pPr>
@@ -13080,6 +13360,7 @@
           </w:p>
           <w:p>
             <w:pPr>
+              <w:keepNext w:val="false"/>
               <w:spacing w:after="40" w:before="0"/>
               <w:jc w:val="left"/>
             </w:pPr>
@@ -13099,6 +13380,7 @@
           </w:p>
           <w:p>
             <w:pPr>
+              <w:keepNext w:val="false"/>
               <w:spacing w:after="40" w:before="0"/>
               <w:jc w:val="left"/>
             </w:pPr>
@@ -13131,6 +13413,7 @@
           </w:tcPr>
           <w:p>
             <w:pPr>
+              <w:keepNext w:val="false"/>
               <w:spacing w:after="40" w:before="0"/>
               <w:jc w:val="left"/>
             </w:pPr>
@@ -13163,6 +13446,7 @@
           </w:tcPr>
           <w:p>
             <w:pPr>
+              <w:keepNext w:val="false"/>
               <w:spacing w:after="40" w:before="0"/>
               <w:jc w:val="left"/>
             </w:pPr>
@@ -13197,6 +13481,7 @@
           </w:tcPr>
           <w:p>
             <w:pPr>
+              <w:keepNext w:val="false"/>
               <w:spacing w:after="40" w:before="0"/>
               <w:jc w:val="left"/>
             </w:pPr>
@@ -13234,7 +13519,7 @@
             <w:pPr>
               <w:spacing w:after="20" w:before="0"/>
             </w:pPr>
-            <w:hyperlink w:history="1" r:id="rIdcecadlae3fcxmcw4somwe">
+            <w:hyperlink w:history="1" r:id="rIdfhl4cdq7phytuysuqzlze">
               <w:r>
                 <w:rPr>
                   <w:rFonts w:ascii="Arial" w:cs="Arial" w:eastAsia="Arial" w:hAnsi="Arial"/>
@@ -13283,7 +13568,7 @@
               <w:spacing w:after="10" w:before="0"/>
               <w:ind w:left="120"/>
             </w:pPr>
-            <w:hyperlink w:history="1" r:id="rIderrnsdkvptmi4f9wqqlqs">
+            <w:hyperlink w:history="1" r:id="rId9j4pxbjhd-ymg6guue-jp">
               <w:r>
                 <w:rPr>
                   <w:rFonts w:ascii="Arial" w:cs="Arial" w:eastAsia="Arial" w:hAnsi="Arial"/>
@@ -13328,7 +13613,7 @@
             <w:pPr>
               <w:spacing w:after="20" w:before="0"/>
             </w:pPr>
-            <w:hyperlink w:history="1" r:id="rIdmmjao-5cl1jk0fmxtvtxr">
+            <w:hyperlink w:history="1" r:id="rIdonk-5hecvqwgvsrkjbkj_">
               <w:r>
                 <w:rPr>
                   <w:rFonts w:ascii="Arial" w:cs="Arial" w:eastAsia="Arial" w:hAnsi="Arial"/>
@@ -13361,7 +13646,7 @@
               <w:spacing w:after="10" w:before="0"/>
               <w:ind w:left="120"/>
             </w:pPr>
-            <w:hyperlink w:history="1" r:id="rIdwmialhd34fs0bdqbyjijp">
+            <w:hyperlink w:history="1" r:id="rIduoobmk16lhfxzpl9-vvyy">
               <w:r>
                 <w:rPr>
                   <w:rFonts w:ascii="Arial" w:cs="Arial" w:eastAsia="Arial" w:hAnsi="Arial"/>
@@ -13389,6 +13674,7 @@
           </w:tcPr>
           <w:p>
             <w:pPr>
+              <w:keepNext w:val="false"/>
               <w:spacing w:after="40" w:before="0"/>
               <w:jc w:val="left"/>
             </w:pPr>
@@ -13408,6 +13694,7 @@
           </w:p>
           <w:p>
             <w:pPr>
+              <w:keepNext w:val="false"/>
               <w:spacing w:after="40" w:before="0"/>
               <w:jc w:val="left"/>
             </w:pPr>
@@ -13427,6 +13714,7 @@
           </w:p>
           <w:p>
             <w:pPr>
+              <w:keepNext w:val="false"/>
               <w:spacing w:after="40" w:before="0"/>
               <w:jc w:val="left"/>
             </w:pPr>
@@ -13446,6 +13734,7 @@
           </w:p>
           <w:p>
             <w:pPr>
+              <w:keepNext w:val="false"/>
               <w:spacing w:after="40" w:before="0"/>
               <w:jc w:val="left"/>
             </w:pPr>
@@ -13465,6 +13754,7 @@
           </w:p>
           <w:p>
             <w:pPr>
+              <w:keepNext w:val="false"/>
               <w:spacing w:after="40" w:before="0"/>
               <w:jc w:val="left"/>
             </w:pPr>
@@ -13497,6 +13787,7 @@
           </w:tcPr>
           <w:p>
             <w:pPr>
+              <w:keepNext w:val="false"/>
               <w:spacing w:after="40" w:before="0"/>
               <w:jc w:val="left"/>
             </w:pPr>
@@ -13516,6 +13807,7 @@
           </w:p>
           <w:p>
             <w:pPr>
+              <w:keepNext w:val="false"/>
               <w:spacing w:after="40" w:before="0"/>
               <w:jc w:val="left"/>
             </w:pPr>
@@ -13535,6 +13827,7 @@
           </w:p>
           <w:p>
             <w:pPr>
+              <w:keepNext w:val="false"/>
               <w:spacing w:after="40" w:before="0"/>
               <w:jc w:val="left"/>
             </w:pPr>
@@ -13554,6 +13847,7 @@
           </w:p>
           <w:p>
             <w:pPr>
+              <w:keepNext w:val="false"/>
               <w:spacing w:after="40" w:before="0"/>
               <w:jc w:val="left"/>
             </w:pPr>
@@ -13573,6 +13867,7 @@
           </w:p>
           <w:p>
             <w:pPr>
+              <w:keepNext w:val="false"/>
               <w:spacing w:after="40" w:before="0"/>
               <w:jc w:val="left"/>
             </w:pPr>
@@ -13605,6 +13900,7 @@
           </w:tcPr>
           <w:p>
             <w:pPr>
+              <w:keepNext w:val="false"/>
               <w:spacing w:after="40" w:before="0"/>
               <w:jc w:val="left"/>
             </w:pPr>
@@ -13637,6 +13933,7 @@
           </w:tcPr>
           <w:p>
             <w:pPr>
+              <w:keepNext w:val="false"/>
               <w:spacing w:after="40" w:before="0"/>
               <w:jc w:val="left"/>
             </w:pPr>
@@ -13671,6 +13968,7 @@
           </w:tcPr>
           <w:p>
             <w:pPr>
+              <w:keepNext w:val="false"/>
               <w:spacing w:after="40" w:before="0"/>
               <w:jc w:val="left"/>
             </w:pPr>
@@ -13708,7 +14006,7 @@
             <w:pPr>
               <w:spacing w:after="20" w:before="0"/>
             </w:pPr>
-            <w:hyperlink w:history="1" r:id="rIdpfwmtr-plsfmqfzvdgkk5">
+            <w:hyperlink w:history="1" r:id="rIdgz3potyz1udzjrt1xmiuk">
               <w:r>
                 <w:rPr>
                   <w:rFonts w:ascii="Arial" w:cs="Arial" w:eastAsia="Arial" w:hAnsi="Arial"/>
@@ -13741,7 +14039,7 @@
               <w:spacing w:after="10" w:before="0"/>
               <w:ind w:left="120"/>
             </w:pPr>
-            <w:hyperlink w:history="1" r:id="rIdn8-xxi6w0-x7mgakvcnnz">
+            <w:hyperlink w:history="1" r:id="rIdtvrifhzvsvdoo2cfguvax">
               <w:r>
                 <w:rPr>
                   <w:rFonts w:ascii="Arial" w:cs="Arial" w:eastAsia="Arial" w:hAnsi="Arial"/>
@@ -13786,7 +14084,7 @@
             <w:pPr>
               <w:spacing w:after="20" w:before="0"/>
             </w:pPr>
-            <w:hyperlink w:history="1" r:id="rIdruiptn5judr1isitsvug_">
+            <w:hyperlink w:history="1" r:id="rIdgd_fmuxduxuwujkb8078w">
               <w:r>
                 <w:rPr>
                   <w:rFonts w:ascii="Arial" w:cs="Arial" w:eastAsia="Arial" w:hAnsi="Arial"/>
@@ -13819,7 +14117,7 @@
               <w:spacing w:after="10" w:before="0"/>
               <w:ind w:left="120"/>
             </w:pPr>
-            <w:hyperlink w:history="1" r:id="rId9pulbn3j0bmrxmndfsur6">
+            <w:hyperlink w:history="1" r:id="rIdxdbncii2zyj-ldp6poiqo">
               <w:r>
                 <w:rPr>
                   <w:rFonts w:ascii="Arial" w:cs="Arial" w:eastAsia="Arial" w:hAnsi="Arial"/>
@@ -13847,6 +14145,7 @@
           </w:tcPr>
           <w:p>
             <w:pPr>
+              <w:keepNext w:val="false"/>
               <w:spacing w:after="40" w:before="0"/>
               <w:jc w:val="left"/>
             </w:pPr>
@@ -13879,6 +14178,7 @@
           </w:tcPr>
           <w:p>
             <w:pPr>
+              <w:keepNext w:val="false"/>
               <w:spacing w:after="40" w:before="0"/>
               <w:jc w:val="left"/>
             </w:pPr>
@@ -13911,6 +14211,7 @@
           </w:tcPr>
           <w:p>
             <w:pPr>
+              <w:keepNext w:val="false"/>
               <w:spacing w:after="40" w:before="0"/>
               <w:jc w:val="left"/>
             </w:pPr>
@@ -13943,6 +14244,7 @@
           </w:tcPr>
           <w:p>
             <w:pPr>
+              <w:keepNext w:val="false"/>
               <w:spacing w:after="40" w:before="0"/>
               <w:jc w:val="left"/>
             </w:pPr>
@@ -13977,6 +14279,7 @@
           </w:tcPr>
           <w:p>
             <w:pPr>
+              <w:keepNext w:val="false"/>
               <w:spacing w:after="40" w:before="0"/>
               <w:jc w:val="left"/>
             </w:pPr>
@@ -14014,7 +14317,7 @@
             <w:pPr>
               <w:spacing w:after="20" w:before="0"/>
             </w:pPr>
-            <w:hyperlink w:history="1" r:id="rIds7_b8plmzbxxewynvs_yd">
+            <w:hyperlink w:history="1" r:id="rIdyblss2mttj6qrre4jcsgd">
               <w:r>
                 <w:rPr>
                   <w:rFonts w:ascii="Arial" w:cs="Arial" w:eastAsia="Arial" w:hAnsi="Arial"/>
@@ -14047,7 +14350,7 @@
               <w:spacing w:after="10" w:before="0"/>
               <w:ind w:left="120"/>
             </w:pPr>
-            <w:hyperlink w:history="1" r:id="rIdu5j1mxwh5zxyxi-yonpdq">
+            <w:hyperlink w:history="1" r:id="rId0kcmr6pegge_bjxrj_9qk">
               <w:r>
                 <w:rPr>
                   <w:rFonts w:ascii="Arial" w:cs="Arial" w:eastAsia="Arial" w:hAnsi="Arial"/>
@@ -14092,7 +14395,7 @@
             <w:pPr>
               <w:spacing w:after="20" w:before="0"/>
             </w:pPr>
-            <w:hyperlink w:history="1" r:id="rIdctiwpbighb0zwh7gpgl1a">
+            <w:hyperlink w:history="1" r:id="rIdujtjpu38yqrorviuqmvct">
               <w:r>
                 <w:rPr>
                   <w:rFonts w:ascii="Arial" w:cs="Arial" w:eastAsia="Arial" w:hAnsi="Arial"/>
@@ -14125,7 +14428,7 @@
               <w:spacing w:after="10" w:before="0"/>
               <w:ind w:left="120"/>
             </w:pPr>
-            <w:hyperlink w:history="1" r:id="rIdr54zqmh9tkogu4vbe6nqx">
+            <w:hyperlink w:history="1" r:id="rIdaeqekvistq2nu1kts4sk5">
               <w:r>
                 <w:rPr>
                   <w:rFonts w:ascii="Arial" w:cs="Arial" w:eastAsia="Arial" w:hAnsi="Arial"/>
@@ -14153,6 +14456,7 @@
           </w:tcPr>
           <w:p>
             <w:pPr>
+              <w:keepNext w:val="false"/>
               <w:spacing w:after="40" w:before="0"/>
               <w:jc w:val="left"/>
             </w:pPr>
@@ -14185,6 +14489,7 @@
           </w:tcPr>
           <w:p>
             <w:pPr>
+              <w:keepNext w:val="false"/>
               <w:spacing w:after="40" w:before="0"/>
               <w:jc w:val="left"/>
             </w:pPr>
@@ -14217,6 +14522,7 @@
           </w:tcPr>
           <w:p>
             <w:pPr>
+              <w:keepNext w:val="false"/>
               <w:spacing w:after="40" w:before="0"/>
               <w:jc w:val="left"/>
             </w:pPr>
@@ -14249,6 +14555,7 @@
           </w:tcPr>
           <w:p>
             <w:pPr>
+              <w:keepNext w:val="false"/>
               <w:spacing w:after="40" w:before="0"/>
               <w:jc w:val="left"/>
             </w:pPr>
@@ -14308,6 +14615,7 @@
           </w:tcPr>
           <w:p>
             <w:pPr>
+              <w:keepNext w:val="false"/>
               <w:spacing w:after="40" w:before="0"/>
               <w:jc w:val="center"/>
             </w:pPr>
@@ -14342,6 +14650,7 @@
           </w:tcPr>
           <w:p>
             <w:pPr>
+              <w:keepNext w:val="false"/>
               <w:spacing w:after="40" w:before="0"/>
               <w:jc w:val="left"/>
             </w:pPr>
@@ -14403,6 +14712,7 @@
           </w:tcPr>
           <w:p>
             <w:pPr>
+              <w:keepNext w:val="false"/>
               <w:spacing w:after="40" w:before="0"/>
               <w:jc w:val="center"/>
             </w:pPr>
@@ -14437,6 +14747,7 @@
           </w:tcPr>
           <w:p>
             <w:pPr>
+              <w:keepNext w:val="false"/>
               <w:spacing w:after="40" w:before="0"/>
               <w:jc w:val="left"/>
             </w:pPr>
@@ -14469,6 +14780,7 @@
           </w:tcPr>
           <w:p>
             <w:pPr>
+              <w:keepNext w:val="false"/>
               <w:spacing w:after="40" w:before="0"/>
               <w:jc w:val="left"/>
             </w:pPr>
@@ -14503,6 +14815,7 @@
           </w:tcPr>
           <w:p>
             <w:pPr>
+              <w:keepNext w:val="false"/>
               <w:spacing w:after="40" w:before="0"/>
               <w:jc w:val="left"/>
             </w:pPr>
@@ -14535,6 +14848,7 @@
           </w:tcPr>
           <w:p>
             <w:pPr>
+              <w:keepNext w:val="false"/>
               <w:spacing w:after="40" w:before="0"/>
               <w:jc w:val="left"/>
             </w:pPr>
@@ -14569,6 +14883,7 @@
           </w:tcPr>
           <w:p>
             <w:pPr>
+              <w:keepNext w:val="false"/>
               <w:spacing w:after="40" w:before="0"/>
               <w:jc w:val="left"/>
             </w:pPr>
@@ -14601,6 +14916,7 @@
           </w:tcPr>
           <w:p>
             <w:pPr>
+              <w:keepNext w:val="false"/>
               <w:spacing w:after="40" w:before="0"/>
               <w:jc w:val="left"/>
             </w:pPr>
@@ -14637,7 +14953,7 @@
         </w:rPr>
         <w:t xml:space="preserve">© 2026 SeaVuria and ARES. Aligned with KICD objectives. Developed by SeaVuria; technical implementation by ARES (with AI assistance from Claude). Licensed under </w:t>
       </w:r>
-      <w:hyperlink w:history="1" r:id="rIdwp-ycyuglbykztlsxxdkm">
+      <w:hyperlink w:history="1" r:id="rIdnw3i1eusu59yhjxpa1b6h">
         <w:r>
           <w:rPr>
             <w:rFonts w:ascii="Arial" w:cs="Arial" w:eastAsia="Arial" w:hAnsi="Arial"/>
@@ -14658,7 +14974,7 @@
         </w:rPr>
         <w:t xml:space="preserve"> (</w:t>
       </w:r>
-      <w:hyperlink w:history="1" r:id="rIdpmskcffz4vj865wozpn6k">
+      <w:hyperlink w:history="1" r:id="rIdwcdvrbgqvhjrig8q6wcvh">
         <w:r>
           <w:rPr>
             <w:rFonts w:ascii="Arial" w:cs="Arial" w:eastAsia="Arial" w:hAnsi="Arial"/>
@@ -14718,6 +15034,7 @@
           </w:tcPr>
           <w:p>
             <w:pPr>
+              <w:keepNext w:val="false"/>
               <w:spacing w:after="40" w:before="0"/>
               <w:jc w:val="center"/>
             </w:pPr>
@@ -14753,6 +15070,7 @@
           </w:tcPr>
           <w:p>
             <w:pPr>
+              <w:keepNext w:val="false"/>
               <w:spacing w:after="40" w:before="0"/>
               <w:jc w:val="center"/>
             </w:pPr>
@@ -14787,6 +15105,7 @@
           </w:tcPr>
           <w:p>
             <w:pPr>
+              <w:keepNext w:val="false"/>
               <w:spacing w:after="40" w:before="0"/>
               <w:jc w:val="left"/>
             </w:pPr>
@@ -14819,6 +15138,7 @@
           </w:tcPr>
           <w:p>
             <w:pPr>
+              <w:keepNext w:val="false"/>
               <w:spacing w:after="40" w:before="0"/>
               <w:jc w:val="left"/>
             </w:pPr>
@@ -14853,6 +15173,7 @@
           </w:tcPr>
           <w:p>
             <w:pPr>
+              <w:keepNext w:val="false"/>
               <w:spacing w:after="40" w:before="0"/>
               <w:jc w:val="left"/>
             </w:pPr>
@@ -14885,6 +15206,7 @@
           </w:tcPr>
           <w:p>
             <w:pPr>
+              <w:keepNext w:val="false"/>
               <w:spacing w:after="40" w:before="0"/>
               <w:jc w:val="left"/>
             </w:pPr>
@@ -14919,6 +15241,7 @@
           </w:tcPr>
           <w:p>
             <w:pPr>
+              <w:keepNext w:val="false"/>
               <w:spacing w:after="40" w:before="0"/>
               <w:jc w:val="left"/>
             </w:pPr>
@@ -14951,6 +15274,7 @@
           </w:tcPr>
           <w:p>
             <w:pPr>
+              <w:keepNext w:val="false"/>
               <w:spacing w:after="40" w:before="0"/>
               <w:jc w:val="left"/>
             </w:pPr>
@@ -14985,6 +15309,7 @@
           </w:tcPr>
           <w:p>
             <w:pPr>
+              <w:keepNext w:val="false"/>
               <w:spacing w:after="40" w:before="0"/>
               <w:jc w:val="left"/>
             </w:pPr>
@@ -15017,6 +15342,7 @@
           </w:tcPr>
           <w:p>
             <w:pPr>
+              <w:keepNext w:val="false"/>
               <w:spacing w:after="40" w:before="0"/>
               <w:jc w:val="left"/>
             </w:pPr>
@@ -15051,6 +15377,7 @@
           </w:tcPr>
           <w:p>
             <w:pPr>
+              <w:keepNext w:val="false"/>
               <w:spacing w:after="40" w:before="0"/>
               <w:jc w:val="left"/>
             </w:pPr>
@@ -15083,6 +15410,7 @@
           </w:tcPr>
           <w:p>
             <w:pPr>
+              <w:keepNext w:val="false"/>
               <w:spacing w:after="40" w:before="0"/>
               <w:jc w:val="left"/>
             </w:pPr>
@@ -15117,6 +15445,7 @@
           </w:tcPr>
           <w:p>
             <w:pPr>
+              <w:keepNext w:val="false"/>
               <w:spacing w:after="40" w:before="0"/>
               <w:jc w:val="left"/>
             </w:pPr>
@@ -15149,6 +15478,7 @@
           </w:tcPr>
           <w:p>
             <w:pPr>
+              <w:keepNext w:val="false"/>
               <w:spacing w:after="40" w:before="0"/>
               <w:jc w:val="left"/>
             </w:pPr>
@@ -15183,6 +15513,7 @@
           </w:tcPr>
           <w:p>
             <w:pPr>
+              <w:keepNext w:val="false"/>
               <w:spacing w:after="40" w:before="0"/>
               <w:jc w:val="left"/>
             </w:pPr>
@@ -15215,6 +15546,7 @@
           </w:tcPr>
           <w:p>
             <w:pPr>
+              <w:keepNext w:val="false"/>
               <w:spacing w:after="40" w:before="0"/>
               <w:jc w:val="left"/>
             </w:pPr>
@@ -15249,6 +15581,7 @@
           </w:tcPr>
           <w:p>
             <w:pPr>
+              <w:keepNext w:val="false"/>
               <w:spacing w:after="40" w:before="0"/>
               <w:jc w:val="left"/>
             </w:pPr>
@@ -15341,6 +15674,7 @@
           </w:tcPr>
           <w:p>
             <w:pPr>
+              <w:keepNext w:val="false"/>
               <w:spacing w:after="40" w:before="0"/>
               <w:jc w:val="center"/>
             </w:pPr>
@@ -15375,6 +15709,7 @@
           </w:tcPr>
           <w:p>
             <w:pPr>
+              <w:keepNext w:val="false"/>
               <w:spacing w:after="40" w:before="0"/>
               <w:jc w:val="left"/>
             </w:pPr>
@@ -15439,6 +15774,7 @@
           </w:tcPr>
           <w:p>
             <w:pPr>
+              <w:keepNext w:val="false"/>
               <w:spacing w:after="40" w:before="0"/>
               <w:jc w:val="center"/>
             </w:pPr>
@@ -15473,6 +15809,7 @@
           </w:tcPr>
           <w:p>
             <w:pPr>
+              <w:keepNext w:val="false"/>
               <w:spacing w:after="40" w:before="0"/>
               <w:jc w:val="left"/>
             </w:pPr>
@@ -15505,6 +15842,7 @@
           </w:tcPr>
           <w:p>
             <w:pPr>
+              <w:keepNext w:val="false"/>
               <w:spacing w:after="40" w:before="0"/>
               <w:jc w:val="left"/>
             </w:pPr>
@@ -15537,6 +15875,7 @@
           </w:tcPr>
           <w:p>
             <w:pPr>
+              <w:keepNext w:val="false"/>
               <w:spacing w:after="40" w:before="0"/>
               <w:jc w:val="left"/>
             </w:pPr>
@@ -15569,6 +15908,7 @@
           </w:tcPr>
           <w:p>
             <w:pPr>
+              <w:keepNext w:val="false"/>
               <w:spacing w:after="40" w:before="0"/>
               <w:jc w:val="left"/>
             </w:pPr>
@@ -15601,6 +15941,7 @@
           </w:tcPr>
           <w:p>
             <w:pPr>
+              <w:keepNext w:val="false"/>
               <w:spacing w:after="40" w:before="0"/>
               <w:jc w:val="left"/>
             </w:pPr>
@@ -15635,6 +15976,7 @@
           </w:tcPr>
           <w:p>
             <w:pPr>
+              <w:keepNext w:val="false"/>
               <w:spacing w:after="40" w:before="0"/>
               <w:jc w:val="left"/>
             </w:pPr>
@@ -15672,7 +16014,7 @@
             <w:pPr>
               <w:spacing w:after="20" w:before="0"/>
             </w:pPr>
-            <w:hyperlink w:history="1" r:id="rId9e6qzmykqgsoly-hkdz8u">
+            <w:hyperlink w:history="1" r:id="rIdayaooo_cfkynly7jjj2ks">
               <w:r>
                 <w:rPr>
                   <w:rFonts w:ascii="Arial" w:cs="Arial" w:eastAsia="Arial" w:hAnsi="Arial"/>
@@ -15705,7 +16047,7 @@
               <w:spacing w:after="10" w:before="0"/>
               <w:ind w:left="120"/>
             </w:pPr>
-            <w:hyperlink w:history="1" r:id="rIdlw8-b5lynlmcqf6nu0jui">
+            <w:hyperlink w:history="1" r:id="rIduwc5tkepqpfkj30my-pru">
               <w:r>
                 <w:rPr>
                   <w:rFonts w:ascii="Arial" w:cs="Arial" w:eastAsia="Arial" w:hAnsi="Arial"/>
@@ -15750,7 +16092,7 @@
             <w:pPr>
               <w:spacing w:after="20" w:before="0"/>
             </w:pPr>
-            <w:hyperlink w:history="1" r:id="rIdo-djupbhkvsqbfbyv17ky">
+            <w:hyperlink w:history="1" r:id="rIdeke65sc84wuxaxm5a3zea">
               <w:r>
                 <w:rPr>
                   <w:rFonts w:ascii="Arial" w:cs="Arial" w:eastAsia="Arial" w:hAnsi="Arial"/>
@@ -15783,7 +16125,7 @@
               <w:spacing w:after="10" w:before="0"/>
               <w:ind w:left="120"/>
             </w:pPr>
-            <w:hyperlink w:history="1" r:id="rId54it1seausf7sn30wxh3z">
+            <w:hyperlink w:history="1" r:id="rIdykbatsx7zjdwn0dqxzato">
               <w:r>
                 <w:rPr>
                   <w:rFonts w:ascii="Arial" w:cs="Arial" w:eastAsia="Arial" w:hAnsi="Arial"/>
@@ -15811,6 +16153,7 @@
           </w:tcPr>
           <w:p>
             <w:pPr>
+              <w:keepNext w:val="false"/>
               <w:spacing w:after="40" w:before="0"/>
               <w:jc w:val="left"/>
             </w:pPr>
@@ -15843,6 +16186,7 @@
           </w:tcPr>
           <w:p>
             <w:pPr>
+              <w:keepNext w:val="false"/>
               <w:spacing w:after="40" w:before="0"/>
               <w:jc w:val="left"/>
             </w:pPr>
@@ -15875,6 +16219,7 @@
           </w:tcPr>
           <w:p>
             <w:pPr>
+              <w:keepNext w:val="false"/>
               <w:spacing w:after="40" w:before="0"/>
               <w:jc w:val="left"/>
             </w:pPr>
@@ -15907,6 +16252,7 @@
           </w:tcPr>
           <w:p>
             <w:pPr>
+              <w:keepNext w:val="false"/>
               <w:spacing w:after="40" w:before="0"/>
               <w:jc w:val="left"/>
             </w:pPr>
@@ -15941,6 +16287,7 @@
           </w:tcPr>
           <w:p>
             <w:pPr>
+              <w:keepNext w:val="false"/>
               <w:spacing w:after="40" w:before="0"/>
               <w:jc w:val="left"/>
             </w:pPr>
@@ -15978,7 +16325,7 @@
             <w:pPr>
               <w:spacing w:after="20" w:before="0"/>
             </w:pPr>
-            <w:hyperlink w:history="1" r:id="rIdnbg4uf9ynleqbcojpzqaj">
+            <w:hyperlink w:history="1" r:id="rIdwqv6wu3-lezxbsdzz_vm8">
               <w:r>
                 <w:rPr>
                   <w:rFonts w:ascii="Arial" w:cs="Arial" w:eastAsia="Arial" w:hAnsi="Arial"/>
@@ -16011,7 +16358,7 @@
               <w:spacing w:after="10" w:before="0"/>
               <w:ind w:left="120"/>
             </w:pPr>
-            <w:hyperlink w:history="1" r:id="rId1qe7kocbnbvqm9mdwqzmb">
+            <w:hyperlink w:history="1" r:id="rIdqxkl9mutsoequkbo9kmg6">
               <w:r>
                 <w:rPr>
                   <w:rFonts w:ascii="Arial" w:cs="Arial" w:eastAsia="Arial" w:hAnsi="Arial"/>
@@ -16056,7 +16403,7 @@
             <w:pPr>
               <w:spacing w:after="20" w:before="0"/>
             </w:pPr>
-            <w:hyperlink w:history="1" r:id="rId4smvdcqkef9ebaxfziz96">
+            <w:hyperlink w:history="1" r:id="rIdb7xkinxyog36uliqpv5kj">
               <w:r>
                 <w:rPr>
                   <w:rFonts w:ascii="Arial" w:cs="Arial" w:eastAsia="Arial" w:hAnsi="Arial"/>
@@ -16089,7 +16436,7 @@
               <w:spacing w:after="10" w:before="0"/>
               <w:ind w:left="120"/>
             </w:pPr>
-            <w:hyperlink w:history="1" r:id="rIdovzf1c__kcchnm7msqfvd">
+            <w:hyperlink w:history="1" r:id="rIdpejda2pbdyek_v8qnfwb9">
               <w:r>
                 <w:rPr>
                   <w:rFonts w:ascii="Arial" w:cs="Arial" w:eastAsia="Arial" w:hAnsi="Arial"/>
@@ -16117,6 +16464,7 @@
           </w:tcPr>
           <w:p>
             <w:pPr>
+              <w:keepNext w:val="false"/>
               <w:spacing w:after="40" w:before="0"/>
               <w:jc w:val="left"/>
             </w:pPr>
@@ -16149,6 +16497,7 @@
           </w:tcPr>
           <w:p>
             <w:pPr>
+              <w:keepNext w:val="false"/>
               <w:spacing w:after="40" w:before="0"/>
               <w:jc w:val="left"/>
             </w:pPr>
@@ -16181,6 +16530,7 @@
           </w:tcPr>
           <w:p>
             <w:pPr>
+              <w:keepNext w:val="false"/>
               <w:spacing w:after="40" w:before="0"/>
               <w:jc w:val="left"/>
             </w:pPr>
@@ -16213,6 +16563,7 @@
           </w:tcPr>
           <w:p>
             <w:pPr>
+              <w:keepNext w:val="false"/>
               <w:spacing w:after="40" w:before="0"/>
               <w:jc w:val="left"/>
             </w:pPr>
@@ -16247,6 +16598,7 @@
           </w:tcPr>
           <w:p>
             <w:pPr>
+              <w:keepNext w:val="false"/>
               <w:spacing w:after="40" w:before="0"/>
               <w:jc w:val="left"/>
             </w:pPr>
@@ -16284,7 +16636,7 @@
             <w:pPr>
               <w:spacing w:after="20" w:before="0"/>
             </w:pPr>
-            <w:hyperlink w:history="1" r:id="rIdzrkhkcxc8duwmzvz7_1oz">
+            <w:hyperlink w:history="1" r:id="rId5pgfsdfhs7wo283dlbwef">
               <w:r>
                 <w:rPr>
                   <w:rFonts w:ascii="Arial" w:cs="Arial" w:eastAsia="Arial" w:hAnsi="Arial"/>
@@ -16333,7 +16685,7 @@
               <w:spacing w:after="10" w:before="0"/>
               <w:ind w:left="120"/>
             </w:pPr>
-            <w:hyperlink w:history="1" r:id="rIdx3nwrhypo1pmnsx0zt79a">
+            <w:hyperlink w:history="1" r:id="rId6knskkrbv7phnsxkhf0zb">
               <w:r>
                 <w:rPr>
                   <w:rFonts w:ascii="Arial" w:cs="Arial" w:eastAsia="Arial" w:hAnsi="Arial"/>
@@ -16378,7 +16730,7 @@
             <w:pPr>
               <w:spacing w:after="20" w:before="0"/>
             </w:pPr>
-            <w:hyperlink w:history="1" r:id="rId1uxahawrqz4q-2nikx3pb">
+            <w:hyperlink w:history="1" r:id="rIdwzxadcqgwzwljcif6dyu2">
               <w:r>
                 <w:rPr>
                   <w:rFonts w:ascii="Arial" w:cs="Arial" w:eastAsia="Arial" w:hAnsi="Arial"/>
@@ -16411,7 +16763,7 @@
               <w:spacing w:after="10" w:before="0"/>
               <w:ind w:left="120"/>
             </w:pPr>
-            <w:hyperlink w:history="1" r:id="rIduvpkifzpir0rksm-qi6u-">
+            <w:hyperlink w:history="1" r:id="rIdj-ofvvdntyuqm1_jwqkme">
               <w:r>
                 <w:rPr>
                   <w:rFonts w:ascii="Arial" w:cs="Arial" w:eastAsia="Arial" w:hAnsi="Arial"/>
@@ -16439,6 +16791,7 @@
           </w:tcPr>
           <w:p>
             <w:pPr>
+              <w:keepNext w:val="false"/>
               <w:spacing w:after="40" w:before="0"/>
               <w:jc w:val="left"/>
             </w:pPr>
@@ -16471,6 +16824,7 @@
           </w:tcPr>
           <w:p>
             <w:pPr>
+              <w:keepNext w:val="false"/>
               <w:spacing w:after="40" w:before="0"/>
               <w:jc w:val="left"/>
             </w:pPr>
@@ -16503,6 +16857,7 @@
           </w:tcPr>
           <w:p>
             <w:pPr>
+              <w:keepNext w:val="false"/>
               <w:spacing w:after="40" w:before="0"/>
               <w:jc w:val="left"/>
             </w:pPr>
@@ -16535,6 +16890,7 @@
           </w:tcPr>
           <w:p>
             <w:pPr>
+              <w:keepNext w:val="false"/>
               <w:spacing w:after="40" w:before="0"/>
               <w:jc w:val="left"/>
             </w:pPr>
@@ -16569,6 +16925,7 @@
           </w:tcPr>
           <w:p>
             <w:pPr>
+              <w:keepNext w:val="false"/>
               <w:spacing w:after="40" w:before="0"/>
               <w:jc w:val="left"/>
             </w:pPr>
@@ -16606,7 +16963,7 @@
             <w:pPr>
               <w:spacing w:after="20" w:before="0"/>
             </w:pPr>
-            <w:hyperlink w:history="1" r:id="rIdpqbxhbdodrhrhr8vtkyg2">
+            <w:hyperlink w:history="1" r:id="rIdz_clxf4uotwhatnsf2ocq">
               <w:r>
                 <w:rPr>
                   <w:rFonts w:ascii="Arial" w:cs="Arial" w:eastAsia="Arial" w:hAnsi="Arial"/>
@@ -16655,7 +17012,7 @@
               <w:spacing w:after="10" w:before="0"/>
               <w:ind w:left="120"/>
             </w:pPr>
-            <w:hyperlink w:history="1" r:id="rIdopzpcmhg_vcdhgknsnppk">
+            <w:hyperlink w:history="1" r:id="rId_hnupa4tkyv3myfnwkrd3">
               <w:r>
                 <w:rPr>
                   <w:rFonts w:ascii="Arial" w:cs="Arial" w:eastAsia="Arial" w:hAnsi="Arial"/>
@@ -16700,7 +17057,7 @@
             <w:pPr>
               <w:spacing w:after="20" w:before="0"/>
             </w:pPr>
-            <w:hyperlink w:history="1" r:id="rId_9dv-mnislsq-axumg-9x">
+            <w:hyperlink w:history="1" r:id="rIdvqqkfboi996-gowzfdnjc">
               <w:r>
                 <w:rPr>
                   <w:rFonts w:ascii="Arial" w:cs="Arial" w:eastAsia="Arial" w:hAnsi="Arial"/>
@@ -16733,7 +17090,7 @@
               <w:spacing w:after="10" w:before="0"/>
               <w:ind w:left="120"/>
             </w:pPr>
-            <w:hyperlink w:history="1" r:id="rIdmj7pluoysotlznhx5tn8q">
+            <w:hyperlink w:history="1" r:id="rIdv-0iwdfkxuhnjzu0fikl4">
               <w:r>
                 <w:rPr>
                   <w:rFonts w:ascii="Arial" w:cs="Arial" w:eastAsia="Arial" w:hAnsi="Arial"/>
@@ -16761,6 +17118,7 @@
           </w:tcPr>
           <w:p>
             <w:pPr>
+              <w:keepNext w:val="false"/>
               <w:spacing w:after="40" w:before="0"/>
               <w:jc w:val="left"/>
             </w:pPr>
@@ -16793,6 +17151,7 @@
           </w:tcPr>
           <w:p>
             <w:pPr>
+              <w:keepNext w:val="false"/>
               <w:spacing w:after="40" w:before="0"/>
               <w:jc w:val="left"/>
             </w:pPr>
@@ -16825,6 +17184,7 @@
           </w:tcPr>
           <w:p>
             <w:pPr>
+              <w:keepNext w:val="false"/>
               <w:spacing w:after="40" w:before="0"/>
               <w:jc w:val="left"/>
             </w:pPr>
@@ -16857,6 +17217,7 @@
           </w:tcPr>
           <w:p>
             <w:pPr>
+              <w:keepNext w:val="false"/>
               <w:spacing w:after="40" w:before="0"/>
               <w:jc w:val="left"/>
             </w:pPr>
@@ -16891,6 +17252,7 @@
           </w:tcPr>
           <w:p>
             <w:pPr>
+              <w:keepNext w:val="false"/>
               <w:spacing w:after="40" w:before="0"/>
               <w:jc w:val="left"/>
             </w:pPr>
@@ -16928,7 +17290,7 @@
             <w:pPr>
               <w:spacing w:after="20" w:before="0"/>
             </w:pPr>
-            <w:hyperlink w:history="1" r:id="rIdmsij49elhpm0anll1cxmk">
+            <w:hyperlink w:history="1" r:id="rIdv_qt4xaklkgojhsd8rs22">
               <w:r>
                 <w:rPr>
                   <w:rFonts w:ascii="Arial" w:cs="Arial" w:eastAsia="Arial" w:hAnsi="Arial"/>
@@ -16977,7 +17339,7 @@
               <w:spacing w:after="10" w:before="0"/>
               <w:ind w:left="120"/>
             </w:pPr>
-            <w:hyperlink w:history="1" r:id="rIdusnv6goq1uits_snztggv">
+            <w:hyperlink w:history="1" r:id="rId9j16zf-ogavv8uyr-e_hk">
               <w:r>
                 <w:rPr>
                   <w:rFonts w:ascii="Arial" w:cs="Arial" w:eastAsia="Arial" w:hAnsi="Arial"/>
@@ -17022,7 +17384,7 @@
             <w:pPr>
               <w:spacing w:after="20" w:before="0"/>
             </w:pPr>
-            <w:hyperlink w:history="1" r:id="rIdsjm3wcn6aaopmq0u5briq">
+            <w:hyperlink w:history="1" r:id="rId2p8771juofekjengl8gih">
               <w:r>
                 <w:rPr>
                   <w:rFonts w:ascii="Arial" w:cs="Arial" w:eastAsia="Arial" w:hAnsi="Arial"/>
@@ -17055,7 +17417,7 @@
               <w:spacing w:after="10" w:before="0"/>
               <w:ind w:left="120"/>
             </w:pPr>
-            <w:hyperlink w:history="1" r:id="rId8quzgjgi_8wkmy-yk291s">
+            <w:hyperlink w:history="1" r:id="rIdtnkn8uxdnxgjacptbmiwv">
               <w:r>
                 <w:rPr>
                   <w:rFonts w:ascii="Arial" w:cs="Arial" w:eastAsia="Arial" w:hAnsi="Arial"/>
@@ -17083,6 +17445,7 @@
           </w:tcPr>
           <w:p>
             <w:pPr>
+              <w:keepNext w:val="false"/>
               <w:spacing w:after="40" w:before="0"/>
               <w:jc w:val="left"/>
             </w:pPr>
@@ -17115,6 +17478,7 @@
           </w:tcPr>
           <w:p>
             <w:pPr>
+              <w:keepNext w:val="false"/>
               <w:spacing w:after="40" w:before="0"/>
               <w:jc w:val="left"/>
             </w:pPr>
@@ -17147,6 +17511,7 @@
           </w:tcPr>
           <w:p>
             <w:pPr>
+              <w:keepNext w:val="false"/>
               <w:spacing w:after="40" w:before="0"/>
               <w:jc w:val="left"/>
             </w:pPr>
@@ -17179,6 +17544,7 @@
           </w:tcPr>
           <w:p>
             <w:pPr>
+              <w:keepNext w:val="false"/>
               <w:spacing w:after="40" w:before="0"/>
               <w:jc w:val="left"/>
             </w:pPr>
@@ -17238,6 +17604,7 @@
           </w:tcPr>
           <w:p>
             <w:pPr>
+              <w:keepNext w:val="false"/>
               <w:spacing w:after="40" w:before="0"/>
               <w:jc w:val="center"/>
             </w:pPr>
@@ -17272,6 +17639,7 @@
           </w:tcPr>
           <w:p>
             <w:pPr>
+              <w:keepNext w:val="false"/>
               <w:spacing w:after="40" w:before="0"/>
               <w:jc w:val="left"/>
             </w:pPr>
@@ -17333,6 +17701,7 @@
           </w:tcPr>
           <w:p>
             <w:pPr>
+              <w:keepNext w:val="false"/>
               <w:spacing w:after="40" w:before="0"/>
               <w:jc w:val="center"/>
             </w:pPr>
@@ -17367,6 +17736,7 @@
           </w:tcPr>
           <w:p>
             <w:pPr>
+              <w:keepNext w:val="false"/>
               <w:spacing w:after="40" w:before="0"/>
               <w:jc w:val="left"/>
             </w:pPr>
@@ -17399,6 +17769,7 @@
           </w:tcPr>
           <w:p>
             <w:pPr>
+              <w:keepNext w:val="false"/>
               <w:spacing w:after="40" w:before="0"/>
               <w:jc w:val="left"/>
             </w:pPr>
@@ -17433,6 +17804,7 @@
           </w:tcPr>
           <w:p>
             <w:pPr>
+              <w:keepNext w:val="false"/>
               <w:spacing w:after="40" w:before="0"/>
               <w:jc w:val="left"/>
             </w:pPr>
@@ -17465,6 +17837,7 @@
           </w:tcPr>
           <w:p>
             <w:pPr>
+              <w:keepNext w:val="false"/>
               <w:spacing w:after="40" w:before="0"/>
               <w:jc w:val="left"/>
             </w:pPr>
@@ -17499,6 +17872,7 @@
           </w:tcPr>
           <w:p>
             <w:pPr>
+              <w:keepNext w:val="false"/>
               <w:spacing w:after="40" w:before="0"/>
               <w:jc w:val="left"/>
             </w:pPr>
@@ -17531,6 +17905,7 @@
           </w:tcPr>
           <w:p>
             <w:pPr>
+              <w:keepNext w:val="false"/>
               <w:spacing w:after="40" w:before="0"/>
               <w:jc w:val="left"/>
             </w:pPr>
@@ -17567,7 +17942,7 @@
         </w:rPr>
         <w:t xml:space="preserve">© 2026 SeaVuria and ARES. Aligned with KICD objectives. Developed by SeaVuria; technical implementation by ARES (with AI assistance from Claude). Licensed under </w:t>
       </w:r>
-      <w:hyperlink w:history="1" r:id="rIdmqxmvtr1zkumvyhrr0lk2">
+      <w:hyperlink w:history="1" r:id="rIdruul6y9ym4mleweg2jewe">
         <w:r>
           <w:rPr>
             <w:rFonts w:ascii="Arial" w:cs="Arial" w:eastAsia="Arial" w:hAnsi="Arial"/>
@@ -17588,7 +17963,7 @@
         </w:rPr>
         <w:t xml:space="preserve"> (</w:t>
       </w:r>
-      <w:hyperlink w:history="1" r:id="rIdufi_rvngxuxbsooauimfs">
+      <w:hyperlink w:history="1" r:id="rId1vz-v_lbv1_6vq93dprw2">
         <w:r>
           <w:rPr>
             <w:rFonts w:ascii="Arial" w:cs="Arial" w:eastAsia="Arial" w:hAnsi="Arial"/>
@@ -17648,6 +18023,7 @@
           </w:tcPr>
           <w:p>
             <w:pPr>
+              <w:keepNext w:val="false"/>
               <w:spacing w:after="40" w:before="0"/>
               <w:jc w:val="center"/>
             </w:pPr>
@@ -17683,6 +18059,7 @@
           </w:tcPr>
           <w:p>
             <w:pPr>
+              <w:keepNext w:val="false"/>
               <w:spacing w:after="40" w:before="0"/>
               <w:jc w:val="center"/>
             </w:pPr>
@@ -17717,6 +18094,7 @@
           </w:tcPr>
           <w:p>
             <w:pPr>
+              <w:keepNext w:val="false"/>
               <w:spacing w:after="40" w:before="0"/>
               <w:jc w:val="left"/>
             </w:pPr>
@@ -17749,6 +18127,7 @@
           </w:tcPr>
           <w:p>
             <w:pPr>
+              <w:keepNext w:val="false"/>
               <w:spacing w:after="40" w:before="0"/>
               <w:jc w:val="left"/>
             </w:pPr>
@@ -17783,6 +18162,7 @@
           </w:tcPr>
           <w:p>
             <w:pPr>
+              <w:keepNext w:val="false"/>
               <w:spacing w:after="40" w:before="0"/>
               <w:jc w:val="left"/>
             </w:pPr>
@@ -17815,6 +18195,7 @@
           </w:tcPr>
           <w:p>
             <w:pPr>
+              <w:keepNext w:val="false"/>
               <w:spacing w:after="40" w:before="0"/>
               <w:jc w:val="left"/>
             </w:pPr>
@@ -17849,6 +18230,7 @@
           </w:tcPr>
           <w:p>
             <w:pPr>
+              <w:keepNext w:val="false"/>
               <w:spacing w:after="40" w:before="0"/>
               <w:jc w:val="left"/>
             </w:pPr>
@@ -17881,6 +18263,7 @@
           </w:tcPr>
           <w:p>
             <w:pPr>
+              <w:keepNext w:val="false"/>
               <w:spacing w:after="40" w:before="0"/>
               <w:jc w:val="left"/>
             </w:pPr>
@@ -17915,6 +18298,7 @@
           </w:tcPr>
           <w:p>
             <w:pPr>
+              <w:keepNext w:val="false"/>
               <w:spacing w:after="40" w:before="0"/>
               <w:jc w:val="left"/>
             </w:pPr>
@@ -17947,6 +18331,7 @@
           </w:tcPr>
           <w:p>
             <w:pPr>
+              <w:keepNext w:val="false"/>
               <w:spacing w:after="40" w:before="0"/>
               <w:jc w:val="left"/>
             </w:pPr>
@@ -17981,6 +18366,7 @@
           </w:tcPr>
           <w:p>
             <w:pPr>
+              <w:keepNext w:val="false"/>
               <w:spacing w:after="40" w:before="0"/>
               <w:jc w:val="left"/>
             </w:pPr>
@@ -18013,6 +18399,7 @@
           </w:tcPr>
           <w:p>
             <w:pPr>
+              <w:keepNext w:val="false"/>
               <w:spacing w:after="40" w:before="0"/>
               <w:jc w:val="left"/>
             </w:pPr>
@@ -18047,6 +18434,7 @@
           </w:tcPr>
           <w:p>
             <w:pPr>
+              <w:keepNext w:val="false"/>
               <w:spacing w:after="40" w:before="0"/>
               <w:jc w:val="left"/>
             </w:pPr>
@@ -18079,6 +18467,7 @@
           </w:tcPr>
           <w:p>
             <w:pPr>
+              <w:keepNext w:val="false"/>
               <w:spacing w:after="40" w:before="0"/>
               <w:jc w:val="left"/>
             </w:pPr>
@@ -18113,6 +18502,7 @@
           </w:tcPr>
           <w:p>
             <w:pPr>
+              <w:keepNext w:val="false"/>
               <w:spacing w:after="40" w:before="0"/>
               <w:jc w:val="left"/>
             </w:pPr>
@@ -18145,6 +18535,7 @@
           </w:tcPr>
           <w:p>
             <w:pPr>
+              <w:keepNext w:val="false"/>
               <w:spacing w:after="40" w:before="0"/>
               <w:jc w:val="left"/>
             </w:pPr>
@@ -18179,6 +18570,7 @@
           </w:tcPr>
           <w:p>
             <w:pPr>
+              <w:keepNext w:val="false"/>
               <w:spacing w:after="40" w:before="0"/>
               <w:jc w:val="left"/>
             </w:pPr>
@@ -18211,6 +18603,7 @@
           </w:tcPr>
           <w:p>
             <w:pPr>
+              <w:keepNext w:val="false"/>
               <w:spacing w:after="40" w:before="0"/>
               <w:jc w:val="left"/>
             </w:pPr>
@@ -18270,6 +18663,7 @@
           </w:tcPr>
           <w:p>
             <w:pPr>
+              <w:keepNext w:val="false"/>
               <w:spacing w:after="40" w:before="0"/>
               <w:jc w:val="center"/>
             </w:pPr>
@@ -18304,6 +18698,7 @@
           </w:tcPr>
           <w:p>
             <w:pPr>
+              <w:keepNext w:val="false"/>
               <w:spacing w:after="40" w:before="0"/>
               <w:jc w:val="left"/>
             </w:pPr>
@@ -18368,6 +18763,7 @@
           </w:tcPr>
           <w:p>
             <w:pPr>
+              <w:keepNext w:val="false"/>
               <w:spacing w:after="40" w:before="0"/>
               <w:jc w:val="center"/>
             </w:pPr>
@@ -18402,6 +18798,7 @@
           </w:tcPr>
           <w:p>
             <w:pPr>
+              <w:keepNext w:val="false"/>
               <w:spacing w:after="40" w:before="0"/>
               <w:jc w:val="left"/>
             </w:pPr>
@@ -18434,6 +18831,7 @@
           </w:tcPr>
           <w:p>
             <w:pPr>
+              <w:keepNext w:val="false"/>
               <w:spacing w:after="40" w:before="0"/>
               <w:jc w:val="left"/>
             </w:pPr>
@@ -18466,6 +18864,7 @@
           </w:tcPr>
           <w:p>
             <w:pPr>
+              <w:keepNext w:val="false"/>
               <w:spacing w:after="40" w:before="0"/>
               <w:jc w:val="left"/>
             </w:pPr>
@@ -18498,6 +18897,7 @@
           </w:tcPr>
           <w:p>
             <w:pPr>
+              <w:keepNext w:val="false"/>
               <w:spacing w:after="40" w:before="0"/>
               <w:jc w:val="left"/>
             </w:pPr>
@@ -18530,6 +18930,7 @@
           </w:tcPr>
           <w:p>
             <w:pPr>
+              <w:keepNext w:val="false"/>
               <w:spacing w:after="40" w:before="0"/>
               <w:jc w:val="left"/>
             </w:pPr>
@@ -18564,6 +18965,7 @@
           </w:tcPr>
           <w:p>
             <w:pPr>
+              <w:keepNext w:val="false"/>
               <w:spacing w:after="40" w:before="0"/>
               <w:jc w:val="left"/>
             </w:pPr>
@@ -18601,7 +19003,7 @@
             <w:pPr>
               <w:spacing w:after="20" w:before="0"/>
             </w:pPr>
-            <w:hyperlink w:history="1" r:id="rIdz1eenjbg8wjtd_55qbp7h">
+            <w:hyperlink w:history="1" r:id="rIdtpzh5efvkuae7bv53kidb">
               <w:r>
                 <w:rPr>
                   <w:rFonts w:ascii="Arial" w:cs="Arial" w:eastAsia="Arial" w:hAnsi="Arial"/>
@@ -18650,7 +19052,7 @@
               <w:spacing w:after="10" w:before="0"/>
               <w:ind w:left="120"/>
             </w:pPr>
-            <w:hyperlink w:history="1" r:id="rId80ul1lin34zxadaixgrsq">
+            <w:hyperlink w:history="1" r:id="rIdiqtzjdejcymr1s1r99epf">
               <w:r>
                 <w:rPr>
                   <w:rFonts w:ascii="Arial" w:cs="Arial" w:eastAsia="Arial" w:hAnsi="Arial"/>
@@ -18695,7 +19097,7 @@
             <w:pPr>
               <w:spacing w:after="20" w:before="0"/>
             </w:pPr>
-            <w:hyperlink w:history="1" r:id="rIdfidxa1iwetvbp-as7209v">
+            <w:hyperlink w:history="1" r:id="rIdq9suocc-msurfxraveis2">
               <w:r>
                 <w:rPr>
                   <w:rFonts w:ascii="Arial" w:cs="Arial" w:eastAsia="Arial" w:hAnsi="Arial"/>
@@ -18728,7 +19130,7 @@
               <w:spacing w:after="10" w:before="0"/>
               <w:ind w:left="120"/>
             </w:pPr>
-            <w:hyperlink w:history="1" r:id="rIdylprhhlbqbvrjz_0ysfgc">
+            <w:hyperlink w:history="1" r:id="rIdbp1kot5kgxyxiseg7drjj">
               <w:r>
                 <w:rPr>
                   <w:rFonts w:ascii="Arial" w:cs="Arial" w:eastAsia="Arial" w:hAnsi="Arial"/>
@@ -18756,6 +19158,7 @@
           </w:tcPr>
           <w:p>
             <w:pPr>
+              <w:keepNext w:val="false"/>
               <w:spacing w:after="40" w:before="0"/>
               <w:jc w:val="left"/>
             </w:pPr>
@@ -18788,6 +19191,7 @@
           </w:tcPr>
           <w:p>
             <w:pPr>
+              <w:keepNext w:val="false"/>
               <w:spacing w:after="40" w:before="0"/>
               <w:jc w:val="left"/>
             </w:pPr>
@@ -18820,6 +19224,7 @@
           </w:tcPr>
           <w:p>
             <w:pPr>
+              <w:keepNext w:val="false"/>
               <w:spacing w:after="40" w:before="0"/>
               <w:jc w:val="left"/>
             </w:pPr>
@@ -18852,6 +19257,7 @@
           </w:tcPr>
           <w:p>
             <w:pPr>
+              <w:keepNext w:val="false"/>
               <w:spacing w:after="40" w:before="0"/>
               <w:jc w:val="left"/>
             </w:pPr>
@@ -18886,6 +19292,7 @@
           </w:tcPr>
           <w:p>
             <w:pPr>
+              <w:keepNext w:val="false"/>
               <w:spacing w:after="40" w:before="0"/>
               <w:jc w:val="left"/>
             </w:pPr>
@@ -18923,7 +19330,7 @@
             <w:pPr>
               <w:spacing w:after="20" w:before="0"/>
             </w:pPr>
-            <w:hyperlink w:history="1" r:id="rId333drov9muivcjw_jmbpl">
+            <w:hyperlink w:history="1" r:id="rIdym6ahnyrgo-ihom9mvybf">
               <w:r>
                 <w:rPr>
                   <w:rFonts w:ascii="Arial" w:cs="Arial" w:eastAsia="Arial" w:hAnsi="Arial"/>
@@ -18972,7 +19379,7 @@
               <w:spacing w:after="10" w:before="0"/>
               <w:ind w:left="120"/>
             </w:pPr>
-            <w:hyperlink w:history="1" r:id="rIdboumvzhrmwtmndk7wj-1q">
+            <w:hyperlink w:history="1" r:id="rIdrawjm1k_hhpoeyl_htzcl">
               <w:r>
                 <w:rPr>
                   <w:rFonts w:ascii="Arial" w:cs="Arial" w:eastAsia="Arial" w:hAnsi="Arial"/>
@@ -19017,7 +19424,7 @@
             <w:pPr>
               <w:spacing w:after="20" w:before="0"/>
             </w:pPr>
-            <w:hyperlink w:history="1" r:id="rIdv1dlipjzwizfafsbjirhs">
+            <w:hyperlink w:history="1" r:id="rIdxu02xg7_sgd6tlnrgip5k">
               <w:r>
                 <w:rPr>
                   <w:rFonts w:ascii="Arial" w:cs="Arial" w:eastAsia="Arial" w:hAnsi="Arial"/>
@@ -19050,7 +19457,7 @@
               <w:spacing w:after="10" w:before="0"/>
               <w:ind w:left="120"/>
             </w:pPr>
-            <w:hyperlink w:history="1" r:id="rIdrsn98sbdckj8geh80wxst">
+            <w:hyperlink w:history="1" r:id="rIdwhbbm97bkw_oaybshd6gt">
               <w:r>
                 <w:rPr>
                   <w:rFonts w:ascii="Arial" w:cs="Arial" w:eastAsia="Arial" w:hAnsi="Arial"/>
@@ -19078,6 +19485,7 @@
           </w:tcPr>
           <w:p>
             <w:pPr>
+              <w:keepNext w:val="false"/>
               <w:spacing w:after="40" w:before="0"/>
               <w:jc w:val="left"/>
             </w:pPr>
@@ -19110,6 +19518,7 @@
           </w:tcPr>
           <w:p>
             <w:pPr>
+              <w:keepNext w:val="false"/>
               <w:spacing w:after="40" w:before="0"/>
               <w:jc w:val="left"/>
             </w:pPr>
@@ -19142,6 +19551,7 @@
           </w:tcPr>
           <w:p>
             <w:pPr>
+              <w:keepNext w:val="false"/>
               <w:spacing w:after="40" w:before="0"/>
               <w:jc w:val="left"/>
             </w:pPr>
@@ -19174,6 +19584,7 @@
           </w:tcPr>
           <w:p>
             <w:pPr>
+              <w:keepNext w:val="false"/>
               <w:spacing w:after="40" w:before="0"/>
               <w:jc w:val="left"/>
             </w:pPr>
@@ -19208,6 +19619,7 @@
           </w:tcPr>
           <w:p>
             <w:pPr>
+              <w:keepNext w:val="false"/>
               <w:spacing w:after="40" w:before="0"/>
               <w:jc w:val="left"/>
             </w:pPr>
@@ -19245,7 +19657,7 @@
             <w:pPr>
               <w:spacing w:after="20" w:before="0"/>
             </w:pPr>
-            <w:hyperlink w:history="1" r:id="rIdpqmjr-ubwxtzti7jxq7hr">
+            <w:hyperlink w:history="1" r:id="rIdp5nyozd-9nhbqyvqxnwlg">
               <w:r>
                 <w:rPr>
                   <w:rFonts w:ascii="Arial" w:cs="Arial" w:eastAsia="Arial" w:hAnsi="Arial"/>
@@ -19294,7 +19706,7 @@
               <w:spacing w:after="10" w:before="0"/>
               <w:ind w:left="120"/>
             </w:pPr>
-            <w:hyperlink w:history="1" r:id="rIdomavb5guguobx0xkoa-q6">
+            <w:hyperlink w:history="1" r:id="rId3w2n9f5fl5zrbqyn9o_bs">
               <w:r>
                 <w:rPr>
                   <w:rFonts w:ascii="Arial" w:cs="Arial" w:eastAsia="Arial" w:hAnsi="Arial"/>
@@ -19339,7 +19751,7 @@
             <w:pPr>
               <w:spacing w:after="20" w:before="0"/>
             </w:pPr>
-            <w:hyperlink w:history="1" r:id="rIdychfgb0oci1wbahafuuby">
+            <w:hyperlink w:history="1" r:id="rId0ij8cmoobtxo3k_afuqaf">
               <w:r>
                 <w:rPr>
                   <w:rFonts w:ascii="Arial" w:cs="Arial" w:eastAsia="Arial" w:hAnsi="Arial"/>
@@ -19372,7 +19784,7 @@
               <w:spacing w:after="10" w:before="0"/>
               <w:ind w:left="120"/>
             </w:pPr>
-            <w:hyperlink w:history="1" r:id="rId7h4e0j9qjygq8odb7lly9">
+            <w:hyperlink w:history="1" r:id="rIdwceb5sk8sqdtem2l4vjg3">
               <w:r>
                 <w:rPr>
                   <w:rFonts w:ascii="Arial" w:cs="Arial" w:eastAsia="Arial" w:hAnsi="Arial"/>
@@ -19400,6 +19812,7 @@
           </w:tcPr>
           <w:p>
             <w:pPr>
+              <w:keepNext w:val="false"/>
               <w:spacing w:after="40" w:before="0"/>
               <w:jc w:val="left"/>
             </w:pPr>
@@ -19432,6 +19845,7 @@
           </w:tcPr>
           <w:p>
             <w:pPr>
+              <w:keepNext w:val="false"/>
               <w:spacing w:after="40" w:before="0"/>
               <w:jc w:val="left"/>
             </w:pPr>
@@ -19464,6 +19878,7 @@
           </w:tcPr>
           <w:p>
             <w:pPr>
+              <w:keepNext w:val="false"/>
               <w:spacing w:after="40" w:before="0"/>
               <w:jc w:val="left"/>
             </w:pPr>
@@ -19496,6 +19911,7 @@
           </w:tcPr>
           <w:p>
             <w:pPr>
+              <w:keepNext w:val="false"/>
               <w:spacing w:after="40" w:before="0"/>
               <w:jc w:val="left"/>
             </w:pPr>
@@ -19530,6 +19946,7 @@
           </w:tcPr>
           <w:p>
             <w:pPr>
+              <w:keepNext w:val="false"/>
               <w:spacing w:after="40" w:before="0"/>
               <w:jc w:val="left"/>
             </w:pPr>
@@ -19567,7 +19984,7 @@
             <w:pPr>
               <w:spacing w:after="20" w:before="0"/>
             </w:pPr>
-            <w:hyperlink w:history="1" r:id="rIdcvjsx0a_5am2bglc89ddv">
+            <w:hyperlink w:history="1" r:id="rId81nvejbujuc41xdtimkrr">
               <w:r>
                 <w:rPr>
                   <w:rFonts w:ascii="Arial" w:cs="Arial" w:eastAsia="Arial" w:hAnsi="Arial"/>
@@ -19616,7 +20033,7 @@
               <w:spacing w:after="10" w:before="0"/>
               <w:ind w:left="120"/>
             </w:pPr>
-            <w:hyperlink w:history="1" r:id="rIdcmt-g81s8ly6bvjdkcaet">
+            <w:hyperlink w:history="1" r:id="rIdommyk6wm-5aomqfzj79sd">
               <w:r>
                 <w:rPr>
                   <w:rFonts w:ascii="Arial" w:cs="Arial" w:eastAsia="Arial" w:hAnsi="Arial"/>
@@ -19661,7 +20078,7 @@
             <w:pPr>
               <w:spacing w:after="20" w:before="0"/>
             </w:pPr>
-            <w:hyperlink w:history="1" r:id="rIdbyh-7skwkvaaa359wot5r">
+            <w:hyperlink w:history="1" r:id="rId73lapvxyivjqu8r-54mfl">
               <w:r>
                 <w:rPr>
                   <w:rFonts w:ascii="Arial" w:cs="Arial" w:eastAsia="Arial" w:hAnsi="Arial"/>
@@ -19694,7 +20111,7 @@
               <w:spacing w:after="10" w:before="0"/>
               <w:ind w:left="120"/>
             </w:pPr>
-            <w:hyperlink w:history="1" r:id="rIdu6k7a5u-bqor0uwzighnc">
+            <w:hyperlink w:history="1" r:id="rIdkqglyhmnqwk4dikoqqt6v">
               <w:r>
                 <w:rPr>
                   <w:rFonts w:ascii="Arial" w:cs="Arial" w:eastAsia="Arial" w:hAnsi="Arial"/>
@@ -19722,6 +20139,7 @@
           </w:tcPr>
           <w:p>
             <w:pPr>
+              <w:keepNext w:val="false"/>
               <w:spacing w:after="40" w:before="0"/>
               <w:jc w:val="left"/>
             </w:pPr>
@@ -19754,6 +20172,7 @@
           </w:tcPr>
           <w:p>
             <w:pPr>
+              <w:keepNext w:val="false"/>
               <w:spacing w:after="40" w:before="0"/>
               <w:jc w:val="left"/>
             </w:pPr>
@@ -19786,6 +20205,7 @@
           </w:tcPr>
           <w:p>
             <w:pPr>
+              <w:keepNext w:val="false"/>
               <w:spacing w:after="40" w:before="0"/>
               <w:jc w:val="left"/>
             </w:pPr>
@@ -19818,6 +20238,7 @@
           </w:tcPr>
           <w:p>
             <w:pPr>
+              <w:keepNext w:val="false"/>
               <w:spacing w:after="40" w:before="0"/>
               <w:jc w:val="left"/>
             </w:pPr>
@@ -19852,6 +20273,7 @@
           </w:tcPr>
           <w:p>
             <w:pPr>
+              <w:keepNext w:val="false"/>
               <w:spacing w:after="40" w:before="0"/>
               <w:jc w:val="left"/>
             </w:pPr>
@@ -19889,7 +20311,7 @@
             <w:pPr>
               <w:spacing w:after="20" w:before="0"/>
             </w:pPr>
-            <w:hyperlink w:history="1" r:id="rIdlefzm5fuhqfivq41uz_sa">
+            <w:hyperlink w:history="1" r:id="rId7zsq1egnlhsiw0zh8zoah">
               <w:r>
                 <w:rPr>
                   <w:rFonts w:ascii="Arial" w:cs="Arial" w:eastAsia="Arial" w:hAnsi="Arial"/>
@@ -19938,7 +20360,7 @@
               <w:spacing w:after="10" w:before="0"/>
               <w:ind w:left="120"/>
             </w:pPr>
-            <w:hyperlink w:history="1" r:id="rIdsoyc58mqvszh_zr5axwep">
+            <w:hyperlink w:history="1" r:id="rIdgzezuyq_tf5wlrflzq6ug">
               <w:r>
                 <w:rPr>
                   <w:rFonts w:ascii="Arial" w:cs="Arial" w:eastAsia="Arial" w:hAnsi="Arial"/>
@@ -19983,7 +20405,7 @@
             <w:pPr>
               <w:spacing w:after="20" w:before="0"/>
             </w:pPr>
-            <w:hyperlink w:history="1" r:id="rId7-dvf43jnpetjvhngaaab">
+            <w:hyperlink w:history="1" r:id="rIdpmcbbwmbctf0uruhwwdr9">
               <w:r>
                 <w:rPr>
                   <w:rFonts w:ascii="Arial" w:cs="Arial" w:eastAsia="Arial" w:hAnsi="Arial"/>
@@ -20016,7 +20438,7 @@
               <w:spacing w:after="10" w:before="0"/>
               <w:ind w:left="120"/>
             </w:pPr>
-            <w:hyperlink w:history="1" r:id="rIdqjzsypdadakm3axmhml0h">
+            <w:hyperlink w:history="1" r:id="rId9lqjbstflmulsjt6b4buu">
               <w:r>
                 <w:rPr>
                   <w:rFonts w:ascii="Arial" w:cs="Arial" w:eastAsia="Arial" w:hAnsi="Arial"/>
@@ -20044,6 +20466,7 @@
           </w:tcPr>
           <w:p>
             <w:pPr>
+              <w:keepNext w:val="false"/>
               <w:spacing w:after="40" w:before="0"/>
               <w:jc w:val="left"/>
             </w:pPr>
@@ -20076,6 +20499,7 @@
           </w:tcPr>
           <w:p>
             <w:pPr>
+              <w:keepNext w:val="false"/>
               <w:spacing w:after="40" w:before="0"/>
               <w:jc w:val="left"/>
             </w:pPr>
@@ -20108,6 +20532,7 @@
           </w:tcPr>
           <w:p>
             <w:pPr>
+              <w:keepNext w:val="false"/>
               <w:spacing w:after="40" w:before="0"/>
               <w:jc w:val="left"/>
             </w:pPr>
@@ -20140,6 +20565,7 @@
           </w:tcPr>
           <w:p>
             <w:pPr>
+              <w:keepNext w:val="false"/>
               <w:spacing w:after="40" w:before="0"/>
               <w:jc w:val="left"/>
             </w:pPr>
@@ -20199,6 +20625,7 @@
           </w:tcPr>
           <w:p>
             <w:pPr>
+              <w:keepNext w:val="false"/>
               <w:spacing w:after="40" w:before="0"/>
               <w:jc w:val="center"/>
             </w:pPr>
@@ -20233,6 +20660,7 @@
           </w:tcPr>
           <w:p>
             <w:pPr>
+              <w:keepNext w:val="false"/>
               <w:spacing w:after="40" w:before="0"/>
               <w:jc w:val="left"/>
             </w:pPr>
@@ -20294,6 +20722,7 @@
           </w:tcPr>
           <w:p>
             <w:pPr>
+              <w:keepNext w:val="false"/>
               <w:spacing w:after="40" w:before="0"/>
               <w:jc w:val="center"/>
             </w:pPr>
@@ -20328,6 +20757,7 @@
           </w:tcPr>
           <w:p>
             <w:pPr>
+              <w:keepNext w:val="false"/>
               <w:spacing w:after="40" w:before="0"/>
               <w:jc w:val="left"/>
             </w:pPr>
@@ -20360,6 +20790,7 @@
           </w:tcPr>
           <w:p>
             <w:pPr>
+              <w:keepNext w:val="false"/>
               <w:spacing w:after="40" w:before="0"/>
               <w:jc w:val="left"/>
             </w:pPr>
@@ -20394,6 +20825,7 @@
           </w:tcPr>
           <w:p>
             <w:pPr>
+              <w:keepNext w:val="false"/>
               <w:spacing w:after="40" w:before="0"/>
               <w:jc w:val="left"/>
             </w:pPr>
@@ -20426,6 +20858,7 @@
           </w:tcPr>
           <w:p>
             <w:pPr>
+              <w:keepNext w:val="false"/>
               <w:spacing w:after="40" w:before="0"/>
               <w:jc w:val="left"/>
             </w:pPr>
@@ -20460,6 +20893,7 @@
           </w:tcPr>
           <w:p>
             <w:pPr>
+              <w:keepNext w:val="false"/>
               <w:spacing w:after="40" w:before="0"/>
               <w:jc w:val="left"/>
             </w:pPr>
@@ -20492,6 +20926,7 @@
           </w:tcPr>
           <w:p>
             <w:pPr>
+              <w:keepNext w:val="false"/>
               <w:spacing w:after="40" w:before="0"/>
               <w:jc w:val="left"/>
             </w:pPr>
@@ -20528,7 +20963,7 @@
         </w:rPr>
         <w:t xml:space="preserve">© 2026 SeaVuria and ARES. Aligned with KICD objectives. Developed by SeaVuria; technical implementation by ARES (with AI assistance from Claude). Licensed under </w:t>
       </w:r>
-      <w:hyperlink w:history="1" r:id="rIdfnxcyugvqqdg4k46_kmzn">
+      <w:hyperlink w:history="1" r:id="rId4hdpqbg4x64jrfkryrbqn">
         <w:r>
           <w:rPr>
             <w:rFonts w:ascii="Arial" w:cs="Arial" w:eastAsia="Arial" w:hAnsi="Arial"/>
@@ -20549,7 +20984,7 @@
         </w:rPr>
         <w:t xml:space="preserve"> (</w:t>
       </w:r>
-      <w:hyperlink w:history="1" r:id="rIdn06c2at3hhwfqzfklprzl">
+      <w:hyperlink w:history="1" r:id="rIdq8ep1dciyp_rm5odlce_d">
         <w:r>
           <w:rPr>
             <w:rFonts w:ascii="Arial" w:cs="Arial" w:eastAsia="Arial" w:hAnsi="Arial"/>
@@ -20609,6 +21044,7 @@
           </w:tcPr>
           <w:p>
             <w:pPr>
+              <w:keepNext w:val="false"/>
               <w:spacing w:after="40" w:before="0"/>
               <w:jc w:val="center"/>
             </w:pPr>
@@ -20644,6 +21080,7 @@
           </w:tcPr>
           <w:p>
             <w:pPr>
+              <w:keepNext w:val="false"/>
               <w:spacing w:after="40" w:before="0"/>
               <w:jc w:val="center"/>
             </w:pPr>
@@ -20678,6 +21115,7 @@
           </w:tcPr>
           <w:p>
             <w:pPr>
+              <w:keepNext w:val="false"/>
               <w:spacing w:after="40" w:before="0"/>
               <w:jc w:val="left"/>
             </w:pPr>
@@ -20710,6 +21148,7 @@
           </w:tcPr>
           <w:p>
             <w:pPr>
+              <w:keepNext w:val="false"/>
               <w:spacing w:after="40" w:before="0"/>
               <w:jc w:val="left"/>
             </w:pPr>
@@ -20744,6 +21183,7 @@
           </w:tcPr>
           <w:p>
             <w:pPr>
+              <w:keepNext w:val="false"/>
               <w:spacing w:after="40" w:before="0"/>
               <w:jc w:val="left"/>
             </w:pPr>
@@ -20776,6 +21216,7 @@
           </w:tcPr>
           <w:p>
             <w:pPr>
+              <w:keepNext w:val="false"/>
               <w:spacing w:after="40" w:before="0"/>
               <w:jc w:val="left"/>
             </w:pPr>
@@ -20810,6 +21251,7 @@
           </w:tcPr>
           <w:p>
             <w:pPr>
+              <w:keepNext w:val="false"/>
               <w:spacing w:after="40" w:before="0"/>
               <w:jc w:val="left"/>
             </w:pPr>
@@ -20842,6 +21284,7 @@
           </w:tcPr>
           <w:p>
             <w:pPr>
+              <w:keepNext w:val="false"/>
               <w:spacing w:after="40" w:before="0"/>
               <w:jc w:val="left"/>
             </w:pPr>
@@ -20876,6 +21319,7 @@
           </w:tcPr>
           <w:p>
             <w:pPr>
+              <w:keepNext w:val="false"/>
               <w:spacing w:after="40" w:before="0"/>
               <w:jc w:val="left"/>
             </w:pPr>
@@ -20908,6 +21352,7 @@
           </w:tcPr>
           <w:p>
             <w:pPr>
+              <w:keepNext w:val="false"/>
               <w:spacing w:after="40" w:before="0"/>
               <w:jc w:val="left"/>
             </w:pPr>
@@ -20942,6 +21387,7 @@
           </w:tcPr>
           <w:p>
             <w:pPr>
+              <w:keepNext w:val="false"/>
               <w:spacing w:after="40" w:before="0"/>
               <w:jc w:val="left"/>
             </w:pPr>
@@ -20974,6 +21420,7 @@
           </w:tcPr>
           <w:p>
             <w:pPr>
+              <w:keepNext w:val="false"/>
               <w:spacing w:after="40" w:before="0"/>
               <w:jc w:val="left"/>
             </w:pPr>
@@ -21008,6 +21455,7 @@
           </w:tcPr>
           <w:p>
             <w:pPr>
+              <w:keepNext w:val="false"/>
               <w:spacing w:after="40" w:before="0"/>
               <w:jc w:val="left"/>
             </w:pPr>
@@ -21040,6 +21488,7 @@
           </w:tcPr>
           <w:p>
             <w:pPr>
+              <w:keepNext w:val="false"/>
               <w:spacing w:after="40" w:before="0"/>
               <w:jc w:val="left"/>
             </w:pPr>
@@ -21074,6 +21523,7 @@
           </w:tcPr>
           <w:p>
             <w:pPr>
+              <w:keepNext w:val="false"/>
               <w:spacing w:after="40" w:before="0"/>
               <w:jc w:val="left"/>
             </w:pPr>
@@ -21106,6 +21556,7 @@
           </w:tcPr>
           <w:p>
             <w:pPr>
+              <w:keepNext w:val="false"/>
               <w:spacing w:after="40" w:before="0"/>
               <w:jc w:val="left"/>
             </w:pPr>
@@ -21140,6 +21591,7 @@
           </w:tcPr>
           <w:p>
             <w:pPr>
+              <w:keepNext w:val="false"/>
               <w:spacing w:after="40" w:before="0"/>
               <w:jc w:val="left"/>
             </w:pPr>
@@ -21172,6 +21624,7 @@
           </w:tcPr>
           <w:p>
             <w:pPr>
+              <w:keepNext w:val="false"/>
               <w:spacing w:after="40" w:before="0"/>
               <w:jc w:val="left"/>
             </w:pPr>
@@ -21231,6 +21684,7 @@
           </w:tcPr>
           <w:p>
             <w:pPr>
+              <w:keepNext w:val="false"/>
               <w:spacing w:after="40" w:before="0"/>
               <w:jc w:val="center"/>
             </w:pPr>
@@ -21265,6 +21719,7 @@
           </w:tcPr>
           <w:p>
             <w:pPr>
+              <w:keepNext w:val="false"/>
               <w:spacing w:after="40" w:before="0"/>
               <w:jc w:val="left"/>
             </w:pPr>
@@ -21329,6 +21784,7 @@
           </w:tcPr>
           <w:p>
             <w:pPr>
+              <w:keepNext w:val="false"/>
               <w:spacing w:after="40" w:before="0"/>
               <w:jc w:val="center"/>
             </w:pPr>
@@ -21363,6 +21819,7 @@
           </w:tcPr>
           <w:p>
             <w:pPr>
+              <w:keepNext w:val="false"/>
               <w:spacing w:after="40" w:before="0"/>
               <w:jc w:val="left"/>
             </w:pPr>
@@ -21395,6 +21852,7 @@
           </w:tcPr>
           <w:p>
             <w:pPr>
+              <w:keepNext w:val="false"/>
               <w:spacing w:after="40" w:before="0"/>
               <w:jc w:val="left"/>
             </w:pPr>
@@ -21427,6 +21885,7 @@
           </w:tcPr>
           <w:p>
             <w:pPr>
+              <w:keepNext w:val="false"/>
               <w:spacing w:after="40" w:before="0"/>
               <w:jc w:val="left"/>
             </w:pPr>
@@ -21459,6 +21918,7 @@
           </w:tcPr>
           <w:p>
             <w:pPr>
+              <w:keepNext w:val="false"/>
               <w:spacing w:after="40" w:before="0"/>
               <w:jc w:val="left"/>
             </w:pPr>
@@ -21491,6 +21951,7 @@
           </w:tcPr>
           <w:p>
             <w:pPr>
+              <w:keepNext w:val="false"/>
               <w:spacing w:after="40" w:before="0"/>
               <w:jc w:val="left"/>
             </w:pPr>
@@ -21525,6 +21986,7 @@
           </w:tcPr>
           <w:p>
             <w:pPr>
+              <w:keepNext w:val="false"/>
               <w:spacing w:after="40" w:before="0"/>
               <w:jc w:val="left"/>
             </w:pPr>
@@ -21579,7 +22041,7 @@
               <w:spacing w:after="10" w:before="0"/>
               <w:ind w:left="120"/>
             </w:pPr>
-            <w:hyperlink w:history="1" r:id="rId6vpgi11ohhszwyeatnc2-">
+            <w:hyperlink w:history="1" r:id="rIdhemriwlxokrsh5vuogxfs">
               <w:r>
                 <w:rPr>
                   <w:rFonts w:ascii="Arial" w:cs="Arial" w:eastAsia="Arial" w:hAnsi="Arial"/>
@@ -21639,7 +22101,7 @@
             <w:pPr>
               <w:spacing w:after="20" w:before="0"/>
             </w:pPr>
-            <w:hyperlink w:history="1" r:id="rIdm_mc_almuaa2pib4ih8nf">
+            <w:hyperlink w:history="1" r:id="rId4tmloilzyqf5e2q6onosc">
               <w:r>
                 <w:rPr>
                   <w:rFonts w:ascii="Arial" w:cs="Arial" w:eastAsia="Arial" w:hAnsi="Arial"/>
@@ -21688,7 +22150,7 @@
               <w:spacing w:after="10" w:before="0"/>
               <w:ind w:left="120"/>
             </w:pPr>
-            <w:hyperlink w:history="1" r:id="rIdg4mlxryeweggmhrz2ekno">
+            <w:hyperlink w:history="1" r:id="rIdlga_gtjdgywbc4oujisve">
               <w:r>
                 <w:rPr>
                   <w:rFonts w:ascii="Arial" w:cs="Arial" w:eastAsia="Arial" w:hAnsi="Arial"/>
@@ -21716,6 +22178,7 @@
           </w:tcPr>
           <w:p>
             <w:pPr>
+              <w:keepNext w:val="false"/>
               <w:spacing w:after="40" w:before="0"/>
               <w:jc w:val="left"/>
             </w:pPr>
@@ -21748,6 +22211,7 @@
           </w:tcPr>
           <w:p>
             <w:pPr>
+              <w:keepNext w:val="false"/>
               <w:spacing w:after="40" w:before="0"/>
               <w:jc w:val="left"/>
             </w:pPr>
@@ -21780,6 +22244,7 @@
           </w:tcPr>
           <w:p>
             <w:pPr>
+              <w:keepNext w:val="false"/>
               <w:spacing w:after="40" w:before="0"/>
               <w:jc w:val="left"/>
             </w:pPr>
@@ -21812,6 +22277,7 @@
           </w:tcPr>
           <w:p>
             <w:pPr>
+              <w:keepNext w:val="false"/>
               <w:spacing w:after="40" w:before="0"/>
               <w:jc w:val="left"/>
             </w:pPr>
@@ -21846,6 +22312,7 @@
           </w:tcPr>
           <w:p>
             <w:pPr>
+              <w:keepNext w:val="false"/>
               <w:spacing w:after="40" w:before="0"/>
               <w:jc w:val="left"/>
             </w:pPr>
@@ -21900,7 +22367,7 @@
               <w:spacing w:after="10" w:before="0"/>
               <w:ind w:left="120"/>
             </w:pPr>
-            <w:hyperlink w:history="1" r:id="rId8jldbhvresetcuhemdv2f">
+            <w:hyperlink w:history="1" r:id="rIdzf6wuhu9sdo4rszq3nkk_">
               <w:r>
                 <w:rPr>
                   <w:rFonts w:ascii="Arial" w:cs="Arial" w:eastAsia="Arial" w:hAnsi="Arial"/>
@@ -21960,7 +22427,7 @@
             <w:pPr>
               <w:spacing w:after="20" w:before="0"/>
             </w:pPr>
-            <w:hyperlink w:history="1" r:id="rIdutd5xjo6-7sxep9_tyiq9">
+            <w:hyperlink w:history="1" r:id="rIdpxxedzu2iiqseualnbetk">
               <w:r>
                 <w:rPr>
                   <w:rFonts w:ascii="Arial" w:cs="Arial" w:eastAsia="Arial" w:hAnsi="Arial"/>
@@ -22009,7 +22476,7 @@
               <w:spacing w:after="10" w:before="0"/>
               <w:ind w:left="120"/>
             </w:pPr>
-            <w:hyperlink w:history="1" r:id="rIdyegwxo9ammnbcakh61ib8">
+            <w:hyperlink w:history="1" r:id="rId5dr43ggtojdwpvdcqqmbz">
               <w:r>
                 <w:rPr>
                   <w:rFonts w:ascii="Arial" w:cs="Arial" w:eastAsia="Arial" w:hAnsi="Arial"/>
@@ -22037,6 +22504,7 @@
           </w:tcPr>
           <w:p>
             <w:pPr>
+              <w:keepNext w:val="false"/>
               <w:spacing w:after="40" w:before="0"/>
               <w:jc w:val="left"/>
             </w:pPr>
@@ -22069,6 +22537,7 @@
           </w:tcPr>
           <w:p>
             <w:pPr>
+              <w:keepNext w:val="false"/>
               <w:spacing w:after="40" w:before="0"/>
               <w:jc w:val="left"/>
             </w:pPr>
@@ -22101,6 +22570,7 @@
           </w:tcPr>
           <w:p>
             <w:pPr>
+              <w:keepNext w:val="false"/>
               <w:spacing w:after="40" w:before="0"/>
               <w:jc w:val="left"/>
             </w:pPr>
@@ -22133,6 +22603,7 @@
           </w:tcPr>
           <w:p>
             <w:pPr>
+              <w:keepNext w:val="false"/>
               <w:spacing w:after="40" w:before="0"/>
               <w:jc w:val="left"/>
             </w:pPr>
@@ -22167,6 +22638,7 @@
           </w:tcPr>
           <w:p>
             <w:pPr>
+              <w:keepNext w:val="false"/>
               <w:spacing w:after="40" w:before="0"/>
               <w:jc w:val="left"/>
             </w:pPr>
@@ -22221,7 +22693,7 @@
               <w:spacing w:after="10" w:before="0"/>
               <w:ind w:left="120"/>
             </w:pPr>
-            <w:hyperlink w:history="1" r:id="rIdsdtnuwwsggelzpzaramdh">
+            <w:hyperlink w:history="1" r:id="rIdobkbpj8jjyne27t4ja4ux">
               <w:r>
                 <w:rPr>
                   <w:rFonts w:ascii="Arial" w:cs="Arial" w:eastAsia="Arial" w:hAnsi="Arial"/>
@@ -22281,7 +22753,7 @@
             <w:pPr>
               <w:spacing w:after="20" w:before="0"/>
             </w:pPr>
-            <w:hyperlink w:history="1" r:id="rIdm3myjxqt6whikp99vvww2">
+            <w:hyperlink w:history="1" r:id="rIdtbou9qvacq5_rdo2eqskb">
               <w:r>
                 <w:rPr>
                   <w:rFonts w:ascii="Arial" w:cs="Arial" w:eastAsia="Arial" w:hAnsi="Arial"/>
@@ -22330,7 +22802,7 @@
               <w:spacing w:after="10" w:before="0"/>
               <w:ind w:left="120"/>
             </w:pPr>
-            <w:hyperlink w:history="1" r:id="rIdvzx8bc_weskz6teyv6djj">
+            <w:hyperlink w:history="1" r:id="rIdseq2mmakzick07ukc799m">
               <w:r>
                 <w:rPr>
                   <w:rFonts w:ascii="Arial" w:cs="Arial" w:eastAsia="Arial" w:hAnsi="Arial"/>
@@ -22358,6 +22830,7 @@
           </w:tcPr>
           <w:p>
             <w:pPr>
+              <w:keepNext w:val="false"/>
               <w:spacing w:after="40" w:before="0"/>
               <w:jc w:val="left"/>
             </w:pPr>
@@ -22390,6 +22863,7 @@
           </w:tcPr>
           <w:p>
             <w:pPr>
+              <w:keepNext w:val="false"/>
               <w:spacing w:after="40" w:before="0"/>
               <w:jc w:val="left"/>
             </w:pPr>
@@ -22422,6 +22896,7 @@
           </w:tcPr>
           <w:p>
             <w:pPr>
+              <w:keepNext w:val="false"/>
               <w:spacing w:after="40" w:before="0"/>
               <w:jc w:val="left"/>
             </w:pPr>
@@ -22454,6 +22929,7 @@
           </w:tcPr>
           <w:p>
             <w:pPr>
+              <w:keepNext w:val="false"/>
               <w:spacing w:after="40" w:before="0"/>
               <w:jc w:val="left"/>
             </w:pPr>
@@ -22488,6 +22964,7 @@
           </w:tcPr>
           <w:p>
             <w:pPr>
+              <w:keepNext w:val="false"/>
               <w:spacing w:after="40" w:before="0"/>
               <w:jc w:val="left"/>
             </w:pPr>
@@ -22542,7 +23019,7 @@
               <w:spacing w:after="10" w:before="0"/>
               <w:ind w:left="120"/>
             </w:pPr>
-            <w:hyperlink w:history="1" r:id="rId3lcupt39hjuos7vzab4k6">
+            <w:hyperlink w:history="1" r:id="rIdlqsio2kspghslmuzszhiq">
               <w:r>
                 <w:rPr>
                   <w:rFonts w:ascii="Arial" w:cs="Arial" w:eastAsia="Arial" w:hAnsi="Arial"/>
@@ -22602,7 +23079,7 @@
             <w:pPr>
               <w:spacing w:after="20" w:before="0"/>
             </w:pPr>
-            <w:hyperlink w:history="1" r:id="rIdutbxk5hef1yj9n4xp7izu">
+            <w:hyperlink w:history="1" r:id="rIdf2h3bibyckoh1j-kcgnfv">
               <w:r>
                 <w:rPr>
                   <w:rFonts w:ascii="Arial" w:cs="Arial" w:eastAsia="Arial" w:hAnsi="Arial"/>
@@ -22651,7 +23128,7 @@
               <w:spacing w:after="10" w:before="0"/>
               <w:ind w:left="120"/>
             </w:pPr>
-            <w:hyperlink w:history="1" r:id="rIdyj52bu70jrnhnj1mwbonl">
+            <w:hyperlink w:history="1" r:id="rIdgdv97c-tikrbqixrdxdxo">
               <w:r>
                 <w:rPr>
                   <w:rFonts w:ascii="Arial" w:cs="Arial" w:eastAsia="Arial" w:hAnsi="Arial"/>
@@ -22679,6 +23156,7 @@
           </w:tcPr>
           <w:p>
             <w:pPr>
+              <w:keepNext w:val="false"/>
               <w:spacing w:after="40" w:before="0"/>
               <w:jc w:val="left"/>
             </w:pPr>
@@ -22711,6 +23189,7 @@
           </w:tcPr>
           <w:p>
             <w:pPr>
+              <w:keepNext w:val="false"/>
               <w:spacing w:after="40" w:before="0"/>
               <w:jc w:val="left"/>
             </w:pPr>
@@ -22743,6 +23222,7 @@
           </w:tcPr>
           <w:p>
             <w:pPr>
+              <w:keepNext w:val="false"/>
               <w:spacing w:after="40" w:before="0"/>
               <w:jc w:val="left"/>
             </w:pPr>
@@ -22775,6 +23255,7 @@
           </w:tcPr>
           <w:p>
             <w:pPr>
+              <w:keepNext w:val="false"/>
               <w:spacing w:after="40" w:before="0"/>
               <w:jc w:val="left"/>
             </w:pPr>
@@ -22809,6 +23290,7 @@
           </w:tcPr>
           <w:p>
             <w:pPr>
+              <w:keepNext w:val="false"/>
               <w:spacing w:after="40" w:before="0"/>
               <w:jc w:val="left"/>
             </w:pPr>
@@ -22863,7 +23345,7 @@
               <w:spacing w:after="10" w:before="0"/>
               <w:ind w:left="120"/>
             </w:pPr>
-            <w:hyperlink w:history="1" r:id="rIdmhs6gldyt08hh3dd7lrtt">
+            <w:hyperlink w:history="1" r:id="rId_ktvf6lirkoqa-tf2u5sn">
               <w:r>
                 <w:rPr>
                   <w:rFonts w:ascii="Arial" w:cs="Arial" w:eastAsia="Arial" w:hAnsi="Arial"/>
@@ -22923,7 +23405,7 @@
             <w:pPr>
               <w:spacing w:after="20" w:before="0"/>
             </w:pPr>
-            <w:hyperlink w:history="1" r:id="rIdcifi4o0c077rfdg4tvpri">
+            <w:hyperlink w:history="1" r:id="rIdt63w_tbamxbcan6wijrfk">
               <w:r>
                 <w:rPr>
                   <w:rFonts w:ascii="Arial" w:cs="Arial" w:eastAsia="Arial" w:hAnsi="Arial"/>
@@ -22972,7 +23454,7 @@
               <w:spacing w:after="10" w:before="0"/>
               <w:ind w:left="120"/>
             </w:pPr>
-            <w:hyperlink w:history="1" r:id="rIdsxnhwulzroavizg0w2ddi">
+            <w:hyperlink w:history="1" r:id="rIdboaidokzls8rks1es_sbs">
               <w:r>
                 <w:rPr>
                   <w:rFonts w:ascii="Arial" w:cs="Arial" w:eastAsia="Arial" w:hAnsi="Arial"/>
@@ -23000,6 +23482,7 @@
           </w:tcPr>
           <w:p>
             <w:pPr>
+              <w:keepNext w:val="false"/>
               <w:spacing w:after="40" w:before="0"/>
               <w:jc w:val="left"/>
             </w:pPr>
@@ -23032,6 +23515,7 @@
           </w:tcPr>
           <w:p>
             <w:pPr>
+              <w:keepNext w:val="false"/>
               <w:spacing w:after="40" w:before="0"/>
               <w:jc w:val="left"/>
             </w:pPr>
@@ -23064,6 +23548,7 @@
           </w:tcPr>
           <w:p>
             <w:pPr>
+              <w:keepNext w:val="false"/>
               <w:spacing w:after="40" w:before="0"/>
               <w:jc w:val="left"/>
             </w:pPr>
@@ -23096,6 +23581,7 @@
           </w:tcPr>
           <w:p>
             <w:pPr>
+              <w:keepNext w:val="false"/>
               <w:spacing w:after="40" w:before="0"/>
               <w:jc w:val="left"/>
             </w:pPr>
@@ -23155,6 +23641,7 @@
           </w:tcPr>
           <w:p>
             <w:pPr>
+              <w:keepNext w:val="false"/>
               <w:spacing w:after="40" w:before="0"/>
               <w:jc w:val="center"/>
             </w:pPr>
@@ -23189,6 +23676,7 @@
           </w:tcPr>
           <w:p>
             <w:pPr>
+              <w:keepNext w:val="false"/>
               <w:spacing w:after="40" w:before="0"/>
               <w:jc w:val="left"/>
             </w:pPr>
@@ -23250,6 +23738,7 @@
           </w:tcPr>
           <w:p>
             <w:pPr>
+              <w:keepNext w:val="false"/>
               <w:spacing w:after="40" w:before="0"/>
               <w:jc w:val="center"/>
             </w:pPr>
@@ -23284,6 +23773,7 @@
           </w:tcPr>
           <w:p>
             <w:pPr>
+              <w:keepNext w:val="false"/>
               <w:spacing w:after="40" w:before="0"/>
               <w:jc w:val="left"/>
             </w:pPr>
@@ -23316,6 +23806,7 @@
           </w:tcPr>
           <w:p>
             <w:pPr>
+              <w:keepNext w:val="false"/>
               <w:spacing w:after="40" w:before="0"/>
               <w:jc w:val="left"/>
             </w:pPr>
@@ -23350,6 +23841,7 @@
           </w:tcPr>
           <w:p>
             <w:pPr>
+              <w:keepNext w:val="false"/>
               <w:spacing w:after="40" w:before="0"/>
               <w:jc w:val="left"/>
             </w:pPr>
@@ -23382,6 +23874,7 @@
           </w:tcPr>
           <w:p>
             <w:pPr>
+              <w:keepNext w:val="false"/>
               <w:spacing w:after="40" w:before="0"/>
               <w:jc w:val="left"/>
             </w:pPr>
@@ -23416,6 +23909,7 @@
           </w:tcPr>
           <w:p>
             <w:pPr>
+              <w:keepNext w:val="false"/>
               <w:spacing w:after="40" w:before="0"/>
               <w:jc w:val="left"/>
             </w:pPr>
@@ -23448,6 +23942,7 @@
           </w:tcPr>
           <w:p>
             <w:pPr>
+              <w:keepNext w:val="false"/>
               <w:spacing w:after="40" w:before="0"/>
               <w:jc w:val="left"/>
             </w:pPr>
@@ -23484,7 +23979,7 @@
         </w:rPr>
         <w:t xml:space="preserve">© 2026 SeaVuria and ARES. Aligned with KICD objectives. Developed by SeaVuria; technical implementation by ARES (with AI assistance from Claude). Licensed under </w:t>
       </w:r>
-      <w:hyperlink w:history="1" r:id="rIdgspdd1vcfig8j0tcn-5-2">
+      <w:hyperlink w:history="1" r:id="rIde0dg8qsb7epxhhgnt3yyl">
         <w:r>
           <w:rPr>
             <w:rFonts w:ascii="Arial" w:cs="Arial" w:eastAsia="Arial" w:hAnsi="Arial"/>
@@ -23505,7 +24000,7 @@
         </w:rPr>
         <w:t xml:space="preserve"> (</w:t>
       </w:r>
-      <w:hyperlink w:history="1" r:id="rIdoef-uj058-xppfxdqvehv">
+      <w:hyperlink w:history="1" r:id="rIdnayncemlstlodfveemn0i">
         <w:r>
           <w:rPr>
             <w:rFonts w:ascii="Arial" w:cs="Arial" w:eastAsia="Arial" w:hAnsi="Arial"/>
@@ -23565,6 +24060,7 @@
           </w:tcPr>
           <w:p>
             <w:pPr>
+              <w:keepNext w:val="false"/>
               <w:spacing w:after="40" w:before="0"/>
               <w:jc w:val="center"/>
             </w:pPr>
@@ -23600,6 +24096,7 @@
           </w:tcPr>
           <w:p>
             <w:pPr>
+              <w:keepNext w:val="false"/>
               <w:spacing w:after="40" w:before="0"/>
               <w:jc w:val="center"/>
             </w:pPr>
@@ -23634,6 +24131,7 @@
           </w:tcPr>
           <w:p>
             <w:pPr>
+              <w:keepNext w:val="false"/>
               <w:spacing w:after="40" w:before="0"/>
               <w:jc w:val="left"/>
             </w:pPr>
@@ -23666,6 +24164,7 @@
           </w:tcPr>
           <w:p>
             <w:pPr>
+              <w:keepNext w:val="false"/>
               <w:spacing w:after="40" w:before="0"/>
               <w:jc w:val="left"/>
             </w:pPr>
@@ -23700,6 +24199,7 @@
           </w:tcPr>
           <w:p>
             <w:pPr>
+              <w:keepNext w:val="false"/>
               <w:spacing w:after="40" w:before="0"/>
               <w:jc w:val="left"/>
             </w:pPr>
@@ -23732,6 +24232,7 @@
           </w:tcPr>
           <w:p>
             <w:pPr>
+              <w:keepNext w:val="false"/>
               <w:spacing w:after="40" w:before="0"/>
               <w:jc w:val="left"/>
             </w:pPr>
@@ -23766,6 +24267,7 @@
           </w:tcPr>
           <w:p>
             <w:pPr>
+              <w:keepNext w:val="false"/>
               <w:spacing w:after="40" w:before="0"/>
               <w:jc w:val="left"/>
             </w:pPr>
@@ -23798,6 +24300,7 @@
           </w:tcPr>
           <w:p>
             <w:pPr>
+              <w:keepNext w:val="false"/>
               <w:spacing w:after="40" w:before="0"/>
               <w:jc w:val="left"/>
             </w:pPr>
@@ -23832,6 +24335,7 @@
           </w:tcPr>
           <w:p>
             <w:pPr>
+              <w:keepNext w:val="false"/>
               <w:spacing w:after="40" w:before="0"/>
               <w:jc w:val="left"/>
             </w:pPr>
@@ -23864,6 +24368,7 @@
           </w:tcPr>
           <w:p>
             <w:pPr>
+              <w:keepNext w:val="false"/>
               <w:spacing w:after="40" w:before="0"/>
               <w:jc w:val="left"/>
             </w:pPr>
@@ -23898,6 +24403,7 @@
           </w:tcPr>
           <w:p>
             <w:pPr>
+              <w:keepNext w:val="false"/>
               <w:spacing w:after="40" w:before="0"/>
               <w:jc w:val="left"/>
             </w:pPr>
@@ -23930,6 +24436,7 @@
           </w:tcPr>
           <w:p>
             <w:pPr>
+              <w:keepNext w:val="false"/>
               <w:spacing w:after="40" w:before="0"/>
               <w:jc w:val="left"/>
             </w:pPr>
@@ -23964,6 +24471,7 @@
           </w:tcPr>
           <w:p>
             <w:pPr>
+              <w:keepNext w:val="false"/>
               <w:spacing w:after="40" w:before="0"/>
               <w:jc w:val="left"/>
             </w:pPr>
@@ -23996,6 +24504,7 @@
           </w:tcPr>
           <w:p>
             <w:pPr>
+              <w:keepNext w:val="false"/>
               <w:spacing w:after="40" w:before="0"/>
               <w:jc w:val="left"/>
             </w:pPr>
@@ -24030,6 +24539,7 @@
           </w:tcPr>
           <w:p>
             <w:pPr>
+              <w:keepNext w:val="false"/>
               <w:spacing w:after="40" w:before="0"/>
               <w:jc w:val="left"/>
             </w:pPr>
@@ -24062,6 +24572,7 @@
           </w:tcPr>
           <w:p>
             <w:pPr>
+              <w:keepNext w:val="false"/>
               <w:spacing w:after="40" w:before="0"/>
               <w:jc w:val="left"/>
             </w:pPr>
@@ -24096,6 +24607,7 @@
           </w:tcPr>
           <w:p>
             <w:pPr>
+              <w:keepNext w:val="false"/>
               <w:spacing w:after="40" w:before="0"/>
               <w:jc w:val="left"/>
             </w:pPr>
@@ -24128,6 +24640,7 @@
           </w:tcPr>
           <w:p>
             <w:pPr>
+              <w:keepNext w:val="false"/>
               <w:spacing w:after="40" w:before="0"/>
               <w:jc w:val="left"/>
             </w:pPr>
@@ -24187,6 +24700,7 @@
           </w:tcPr>
           <w:p>
             <w:pPr>
+              <w:keepNext w:val="false"/>
               <w:spacing w:after="40" w:before="0"/>
               <w:jc w:val="center"/>
             </w:pPr>
@@ -24221,6 +24735,7 @@
           </w:tcPr>
           <w:p>
             <w:pPr>
+              <w:keepNext w:val="false"/>
               <w:spacing w:after="40" w:before="0"/>
               <w:jc w:val="left"/>
             </w:pPr>
@@ -24285,6 +24800,7 @@
           </w:tcPr>
           <w:p>
             <w:pPr>
+              <w:keepNext w:val="false"/>
               <w:spacing w:after="40" w:before="0"/>
               <w:jc w:val="center"/>
             </w:pPr>
@@ -24319,6 +24835,7 @@
           </w:tcPr>
           <w:p>
             <w:pPr>
+              <w:keepNext w:val="false"/>
               <w:spacing w:after="40" w:before="0"/>
               <w:jc w:val="left"/>
             </w:pPr>
@@ -24351,6 +24868,7 @@
           </w:tcPr>
           <w:p>
             <w:pPr>
+              <w:keepNext w:val="false"/>
               <w:spacing w:after="40" w:before="0"/>
               <w:jc w:val="left"/>
             </w:pPr>
@@ -24383,6 +24901,7 @@
           </w:tcPr>
           <w:p>
             <w:pPr>
+              <w:keepNext w:val="false"/>
               <w:spacing w:after="40" w:before="0"/>
               <w:jc w:val="left"/>
             </w:pPr>
@@ -24415,6 +24934,7 @@
           </w:tcPr>
           <w:p>
             <w:pPr>
+              <w:keepNext w:val="false"/>
               <w:spacing w:after="40" w:before="0"/>
               <w:jc w:val="left"/>
             </w:pPr>
@@ -24447,6 +24967,7 @@
           </w:tcPr>
           <w:p>
             <w:pPr>
+              <w:keepNext w:val="false"/>
               <w:spacing w:after="40" w:before="0"/>
               <w:jc w:val="left"/>
             </w:pPr>
@@ -24481,6 +25002,7 @@
           </w:tcPr>
           <w:p>
             <w:pPr>
+              <w:keepNext w:val="false"/>
               <w:spacing w:after="40" w:before="0"/>
               <w:jc w:val="left"/>
             </w:pPr>
@@ -24518,7 +25040,7 @@
             <w:pPr>
               <w:spacing w:after="20" w:before="0"/>
             </w:pPr>
-            <w:hyperlink w:history="1" r:id="rIddzho4gor4shtgrt6qavpz">
+            <w:hyperlink w:history="1" r:id="rIdlnb5trbaekemuupwihyva">
               <w:r>
                 <w:rPr>
                   <w:rFonts w:ascii="Arial" w:cs="Arial" w:eastAsia="Arial" w:hAnsi="Arial"/>
@@ -24551,7 +25073,7 @@
               <w:spacing w:after="10" w:before="0"/>
               <w:ind w:left="120"/>
             </w:pPr>
-            <w:hyperlink w:history="1" r:id="rIdedt0nifveigfxvhbkzq1r">
+            <w:hyperlink w:history="1" r:id="rIduoajalejl51_vxl0wvgvy">
               <w:r>
                 <w:rPr>
                   <w:rFonts w:ascii="Arial" w:cs="Arial" w:eastAsia="Arial" w:hAnsi="Arial"/>
@@ -24596,7 +25118,7 @@
             <w:pPr>
               <w:spacing w:after="20" w:before="0"/>
             </w:pPr>
-            <w:hyperlink w:history="1" r:id="rIdl-nv6xenphyoizw8_kh-s">
+            <w:hyperlink w:history="1" r:id="rIdq63e_3ncycgr1u1-umyaq">
               <w:r>
                 <w:rPr>
                   <w:rFonts w:ascii="Arial" w:cs="Arial" w:eastAsia="Arial" w:hAnsi="Arial"/>
@@ -24629,7 +25151,7 @@
               <w:spacing w:after="10" w:before="0"/>
               <w:ind w:left="120"/>
             </w:pPr>
-            <w:hyperlink w:history="1" r:id="rId-tbcg-q5rlgl0cctjvt94">
+            <w:hyperlink w:history="1" r:id="rIduktrkm634hn1abvrholi9">
               <w:r>
                 <w:rPr>
                   <w:rFonts w:ascii="Arial" w:cs="Arial" w:eastAsia="Arial" w:hAnsi="Arial"/>
@@ -24657,6 +25179,7 @@
           </w:tcPr>
           <w:p>
             <w:pPr>
+              <w:keepNext w:val="false"/>
               <w:spacing w:after="40" w:before="0"/>
               <w:jc w:val="left"/>
             </w:pPr>
@@ -24689,6 +25212,7 @@
           </w:tcPr>
           <w:p>
             <w:pPr>
+              <w:keepNext w:val="false"/>
               <w:spacing w:after="40" w:before="0"/>
               <w:jc w:val="left"/>
             </w:pPr>
@@ -24721,6 +25245,7 @@
           </w:tcPr>
           <w:p>
             <w:pPr>
+              <w:keepNext w:val="false"/>
               <w:spacing w:after="40" w:before="0"/>
               <w:jc w:val="left"/>
             </w:pPr>
@@ -24753,6 +25278,7 @@
           </w:tcPr>
           <w:p>
             <w:pPr>
+              <w:keepNext w:val="false"/>
               <w:spacing w:after="40" w:before="0"/>
               <w:jc w:val="left"/>
             </w:pPr>
@@ -24787,6 +25313,7 @@
           </w:tcPr>
           <w:p>
             <w:pPr>
+              <w:keepNext w:val="false"/>
               <w:spacing w:after="40" w:before="0"/>
               <w:jc w:val="left"/>
             </w:pPr>
@@ -24824,7 +25351,7 @@
             <w:pPr>
               <w:spacing w:after="20" w:before="0"/>
             </w:pPr>
-            <w:hyperlink w:history="1" r:id="rIdbcglhj_qc4jajtlp7knpy">
+            <w:hyperlink w:history="1" r:id="rIdebaxrtik1k0yiqioijzum">
               <w:r>
                 <w:rPr>
                   <w:rFonts w:ascii="Arial" w:cs="Arial" w:eastAsia="Arial" w:hAnsi="Arial"/>
@@ -24857,7 +25384,7 @@
               <w:spacing w:after="10" w:before="0"/>
               <w:ind w:left="120"/>
             </w:pPr>
-            <w:hyperlink w:history="1" r:id="rIdplaz7mpmwipcmfxhuh7wj">
+            <w:hyperlink w:history="1" r:id="rIdrez4ga_eyszprsiuzfuhb">
               <w:r>
                 <w:rPr>
                   <w:rFonts w:ascii="Arial" w:cs="Arial" w:eastAsia="Arial" w:hAnsi="Arial"/>
@@ -24902,7 +25429,7 @@
             <w:pPr>
               <w:spacing w:after="20" w:before="0"/>
             </w:pPr>
-            <w:hyperlink w:history="1" r:id="rIdg9yjuyliyw_saag2alibk">
+            <w:hyperlink w:history="1" r:id="rIdhvm2nlyr0oagewi3woq_3">
               <w:r>
                 <w:rPr>
                   <w:rFonts w:ascii="Arial" w:cs="Arial" w:eastAsia="Arial" w:hAnsi="Arial"/>
@@ -24935,7 +25462,7 @@
               <w:spacing w:after="10" w:before="0"/>
               <w:ind w:left="120"/>
             </w:pPr>
-            <w:hyperlink w:history="1" r:id="rIdh-zwqkbeuadfh7nkger9p">
+            <w:hyperlink w:history="1" r:id="rId5-li9valyntzmeahqtxnf">
               <w:r>
                 <w:rPr>
                   <w:rFonts w:ascii="Arial" w:cs="Arial" w:eastAsia="Arial" w:hAnsi="Arial"/>
@@ -24963,6 +25490,7 @@
           </w:tcPr>
           <w:p>
             <w:pPr>
+              <w:keepNext w:val="false"/>
               <w:spacing w:after="40" w:before="0"/>
               <w:jc w:val="left"/>
             </w:pPr>
@@ -24995,6 +25523,7 @@
           </w:tcPr>
           <w:p>
             <w:pPr>
+              <w:keepNext w:val="false"/>
               <w:spacing w:after="40" w:before="0"/>
               <w:jc w:val="left"/>
             </w:pPr>
@@ -25027,6 +25556,7 @@
           </w:tcPr>
           <w:p>
             <w:pPr>
+              <w:keepNext w:val="false"/>
               <w:spacing w:after="40" w:before="0"/>
               <w:jc w:val="left"/>
             </w:pPr>
@@ -25059,6 +25589,7 @@
           </w:tcPr>
           <w:p>
             <w:pPr>
+              <w:keepNext w:val="false"/>
               <w:spacing w:after="40" w:before="0"/>
               <w:jc w:val="left"/>
             </w:pPr>
@@ -25093,6 +25624,7 @@
           </w:tcPr>
           <w:p>
             <w:pPr>
+              <w:keepNext w:val="false"/>
               <w:spacing w:after="40" w:before="0"/>
               <w:jc w:val="left"/>
             </w:pPr>
@@ -25130,7 +25662,7 @@
             <w:pPr>
               <w:spacing w:after="20" w:before="0"/>
             </w:pPr>
-            <w:hyperlink w:history="1" r:id="rIdhhl2mv6lkic50ny6mtlq8">
+            <w:hyperlink w:history="1" r:id="rIdo-6obj80big5yydn_k2_t">
               <w:r>
                 <w:rPr>
                   <w:rFonts w:ascii="Arial" w:cs="Arial" w:eastAsia="Arial" w:hAnsi="Arial"/>
@@ -25179,7 +25711,7 @@
               <w:spacing w:after="10" w:before="0"/>
               <w:ind w:left="120"/>
             </w:pPr>
-            <w:hyperlink w:history="1" r:id="rIdwhff9ijtb_lfsdwxdnbju">
+            <w:hyperlink w:history="1" r:id="rIdt2psdipl0sykpb7cbtzcm">
               <w:r>
                 <w:rPr>
                   <w:rFonts w:ascii="Arial" w:cs="Arial" w:eastAsia="Arial" w:hAnsi="Arial"/>
@@ -25224,7 +25756,7 @@
             <w:pPr>
               <w:spacing w:after="20" w:before="0"/>
             </w:pPr>
-            <w:hyperlink w:history="1" r:id="rIdrnz-wornk4ugcnkizxjau">
+            <w:hyperlink w:history="1" r:id="rId98irs9snfdpdyxzw9abfw">
               <w:r>
                 <w:rPr>
                   <w:rFonts w:ascii="Arial" w:cs="Arial" w:eastAsia="Arial" w:hAnsi="Arial"/>
@@ -25257,7 +25789,7 @@
               <w:spacing w:after="10" w:before="0"/>
               <w:ind w:left="120"/>
             </w:pPr>
-            <w:hyperlink w:history="1" r:id="rIdkasf4acj3sbrlauz-eksb">
+            <w:hyperlink w:history="1" r:id="rIdhvsnjjvzk2frldbxwbidv">
               <w:r>
                 <w:rPr>
                   <w:rFonts w:ascii="Arial" w:cs="Arial" w:eastAsia="Arial" w:hAnsi="Arial"/>
@@ -25285,6 +25817,7 @@
           </w:tcPr>
           <w:p>
             <w:pPr>
+              <w:keepNext w:val="false"/>
               <w:spacing w:after="40" w:before="0"/>
               <w:jc w:val="left"/>
             </w:pPr>
@@ -25317,6 +25850,7 @@
           </w:tcPr>
           <w:p>
             <w:pPr>
+              <w:keepNext w:val="false"/>
               <w:spacing w:after="40" w:before="0"/>
               <w:jc w:val="left"/>
             </w:pPr>
@@ -25349,6 +25883,7 @@
           </w:tcPr>
           <w:p>
             <w:pPr>
+              <w:keepNext w:val="false"/>
               <w:spacing w:after="40" w:before="0"/>
               <w:jc w:val="left"/>
             </w:pPr>
@@ -25381,6 +25916,7 @@
           </w:tcPr>
           <w:p>
             <w:pPr>
+              <w:keepNext w:val="false"/>
               <w:spacing w:after="40" w:before="0"/>
               <w:jc w:val="left"/>
             </w:pPr>
@@ -25415,6 +25951,7 @@
           </w:tcPr>
           <w:p>
             <w:pPr>
+              <w:keepNext w:val="false"/>
               <w:spacing w:after="40" w:before="0"/>
               <w:jc w:val="left"/>
             </w:pPr>
@@ -25452,7 +25989,7 @@
             <w:pPr>
               <w:spacing w:after="20" w:before="0"/>
             </w:pPr>
-            <w:hyperlink w:history="1" r:id="rIdeyin6z_t-my8zrcrecwlk">
+            <w:hyperlink w:history="1" r:id="rIdh6xdwikr86qk12ggx5pea">
               <w:r>
                 <w:rPr>
                   <w:rFonts w:ascii="Arial" w:cs="Arial" w:eastAsia="Arial" w:hAnsi="Arial"/>
@@ -25501,7 +26038,7 @@
               <w:spacing w:after="10" w:before="0"/>
               <w:ind w:left="120"/>
             </w:pPr>
-            <w:hyperlink w:history="1" r:id="rIdiuohuppqc01tcurvlrtur">
+            <w:hyperlink w:history="1" r:id="rIdqmbirr00bn79kunz8itlw">
               <w:r>
                 <w:rPr>
                   <w:rFonts w:ascii="Arial" w:cs="Arial" w:eastAsia="Arial" w:hAnsi="Arial"/>
@@ -25546,7 +26083,7 @@
             <w:pPr>
               <w:spacing w:after="20" w:before="0"/>
             </w:pPr>
-            <w:hyperlink w:history="1" r:id="rIdxiayqr79rehf3wmelo_xi">
+            <w:hyperlink w:history="1" r:id="rIdwyfgl25ffpyha5ggxvqhk">
               <w:r>
                 <w:rPr>
                   <w:rFonts w:ascii="Arial" w:cs="Arial" w:eastAsia="Arial" w:hAnsi="Arial"/>
@@ -25579,7 +26116,7 @@
               <w:spacing w:after="10" w:before="0"/>
               <w:ind w:left="120"/>
             </w:pPr>
-            <w:hyperlink w:history="1" r:id="rIdaal2uws-cmum1zvh0j8ii">
+            <w:hyperlink w:history="1" r:id="rIdkebvvzwevlja5rmwb_3y5">
               <w:r>
                 <w:rPr>
                   <w:rFonts w:ascii="Arial" w:cs="Arial" w:eastAsia="Arial" w:hAnsi="Arial"/>
@@ -25607,6 +26144,7 @@
           </w:tcPr>
           <w:p>
             <w:pPr>
+              <w:keepNext w:val="false"/>
               <w:spacing w:after="40" w:before="0"/>
               <w:jc w:val="left"/>
             </w:pPr>
@@ -25639,6 +26177,7 @@
           </w:tcPr>
           <w:p>
             <w:pPr>
+              <w:keepNext w:val="false"/>
               <w:spacing w:after="40" w:before="0"/>
               <w:jc w:val="left"/>
             </w:pPr>
@@ -25671,6 +26210,7 @@
           </w:tcPr>
           <w:p>
             <w:pPr>
+              <w:keepNext w:val="false"/>
               <w:spacing w:after="40" w:before="0"/>
               <w:jc w:val="left"/>
             </w:pPr>
@@ -25703,6 +26243,7 @@
           </w:tcPr>
           <w:p>
             <w:pPr>
+              <w:keepNext w:val="false"/>
               <w:spacing w:after="40" w:before="0"/>
               <w:jc w:val="left"/>
             </w:pPr>
@@ -25737,6 +26278,7 @@
           </w:tcPr>
           <w:p>
             <w:pPr>
+              <w:keepNext w:val="false"/>
               <w:spacing w:after="40" w:before="0"/>
               <w:jc w:val="left"/>
             </w:pPr>
@@ -25774,7 +26316,7 @@
             <w:pPr>
               <w:spacing w:after="20" w:before="0"/>
             </w:pPr>
-            <w:hyperlink w:history="1" r:id="rIdpengunck9tefxy-i6oab-">
+            <w:hyperlink w:history="1" r:id="rIdkiblslxxdob9kxneia8r6">
               <w:r>
                 <w:rPr>
                   <w:rFonts w:ascii="Arial" w:cs="Arial" w:eastAsia="Arial" w:hAnsi="Arial"/>
@@ -25823,7 +26365,7 @@
               <w:spacing w:after="10" w:before="0"/>
               <w:ind w:left="120"/>
             </w:pPr>
-            <w:hyperlink w:history="1" r:id="rIdbmpjfd4_lwfklqcaykzya">
+            <w:hyperlink w:history="1" r:id="rIdzokriq_p5llryhlkyeduj">
               <w:r>
                 <w:rPr>
                   <w:rFonts w:ascii="Arial" w:cs="Arial" w:eastAsia="Arial" w:hAnsi="Arial"/>
@@ -25868,7 +26410,7 @@
             <w:pPr>
               <w:spacing w:after="20" w:before="0"/>
             </w:pPr>
-            <w:hyperlink w:history="1" r:id="rIde4_erctjhqtk5__v3cvid">
+            <w:hyperlink w:history="1" r:id="rIdwcydqhm356p-4cjtz99hf">
               <w:r>
                 <w:rPr>
                   <w:rFonts w:ascii="Arial" w:cs="Arial" w:eastAsia="Arial" w:hAnsi="Arial"/>
@@ -25917,7 +26459,7 @@
               <w:spacing w:after="10" w:before="0"/>
               <w:ind w:left="120"/>
             </w:pPr>
-            <w:hyperlink w:history="1" r:id="rIdlxpxrnhgnfx9erawgfjzb">
+            <w:hyperlink w:history="1" r:id="rIdwojeakhodtjgnhvg8uzo7">
               <w:r>
                 <w:rPr>
                   <w:rFonts w:ascii="Arial" w:cs="Arial" w:eastAsia="Arial" w:hAnsi="Arial"/>
@@ -25945,6 +26487,7 @@
           </w:tcPr>
           <w:p>
             <w:pPr>
+              <w:keepNext w:val="false"/>
               <w:spacing w:after="40" w:before="0"/>
               <w:jc w:val="left"/>
             </w:pPr>
@@ -25977,6 +26520,7 @@
           </w:tcPr>
           <w:p>
             <w:pPr>
+              <w:keepNext w:val="false"/>
               <w:spacing w:after="40" w:before="0"/>
               <w:jc w:val="left"/>
             </w:pPr>
@@ -26009,6 +26553,7 @@
           </w:tcPr>
           <w:p>
             <w:pPr>
+              <w:keepNext w:val="false"/>
               <w:spacing w:after="40" w:before="0"/>
               <w:jc w:val="left"/>
             </w:pPr>
@@ -26041,6 +26586,7 @@
           </w:tcPr>
           <w:p>
             <w:pPr>
+              <w:keepNext w:val="false"/>
               <w:spacing w:after="40" w:before="0"/>
               <w:jc w:val="left"/>
             </w:pPr>
@@ -26100,6 +26646,7 @@
           </w:tcPr>
           <w:p>
             <w:pPr>
+              <w:keepNext w:val="false"/>
               <w:spacing w:after="40" w:before="0"/>
               <w:jc w:val="center"/>
             </w:pPr>
@@ -26134,6 +26681,7 @@
           </w:tcPr>
           <w:p>
             <w:pPr>
+              <w:keepNext w:val="false"/>
               <w:spacing w:after="40" w:before="0"/>
               <w:jc w:val="left"/>
             </w:pPr>
@@ -26195,6 +26743,7 @@
           </w:tcPr>
           <w:p>
             <w:pPr>
+              <w:keepNext w:val="false"/>
               <w:spacing w:after="40" w:before="0"/>
               <w:jc w:val="center"/>
             </w:pPr>
@@ -26229,6 +26778,7 @@
           </w:tcPr>
           <w:p>
             <w:pPr>
+              <w:keepNext w:val="false"/>
               <w:spacing w:after="40" w:before="0"/>
               <w:jc w:val="left"/>
             </w:pPr>
@@ -26261,6 +26811,7 @@
           </w:tcPr>
           <w:p>
             <w:pPr>
+              <w:keepNext w:val="false"/>
               <w:spacing w:after="40" w:before="0"/>
               <w:jc w:val="left"/>
             </w:pPr>
@@ -26295,6 +26846,7 @@
           </w:tcPr>
           <w:p>
             <w:pPr>
+              <w:keepNext w:val="false"/>
               <w:spacing w:after="40" w:before="0"/>
               <w:jc w:val="left"/>
             </w:pPr>
@@ -26327,6 +26879,7 @@
           </w:tcPr>
           <w:p>
             <w:pPr>
+              <w:keepNext w:val="false"/>
               <w:spacing w:after="40" w:before="0"/>
               <w:jc w:val="left"/>
             </w:pPr>
@@ -26361,6 +26914,7 @@
           </w:tcPr>
           <w:p>
             <w:pPr>
+              <w:keepNext w:val="false"/>
               <w:spacing w:after="40" w:before="0"/>
               <w:jc w:val="left"/>
             </w:pPr>
@@ -26393,6 +26947,7 @@
           </w:tcPr>
           <w:p>
             <w:pPr>
+              <w:keepNext w:val="false"/>
               <w:spacing w:after="40" w:before="0"/>
               <w:jc w:val="left"/>
             </w:pPr>
@@ -26429,7 +26984,7 @@
         </w:rPr>
         <w:t xml:space="preserve">© 2026 SeaVuria and ARES. Aligned with KICD objectives. Developed by SeaVuria; technical implementation by ARES (with AI assistance from Claude). Licensed under </w:t>
       </w:r>
-      <w:hyperlink w:history="1" r:id="rIdcd-piexx3jutg7el9n_sr">
+      <w:hyperlink w:history="1" r:id="rIdzxqeo9p0odzq7sj2simqo">
         <w:r>
           <w:rPr>
             <w:rFonts w:ascii="Arial" w:cs="Arial" w:eastAsia="Arial" w:hAnsi="Arial"/>
@@ -26450,7 +27005,7 @@
         </w:rPr>
         <w:t xml:space="preserve"> (</w:t>
       </w:r>
-      <w:hyperlink w:history="1" r:id="rIdw-tnoaaw-qhfz3ptgq4cr">
+      <w:hyperlink w:history="1" r:id="rIdoa5gaizqwedfjk8t-dsf0">
         <w:r>
           <w:rPr>
             <w:rFonts w:ascii="Arial" w:cs="Arial" w:eastAsia="Arial" w:hAnsi="Arial"/>
@@ -26510,6 +27065,7 @@
           </w:tcPr>
           <w:p>
             <w:pPr>
+              <w:keepNext w:val="false"/>
               <w:spacing w:after="40" w:before="0"/>
               <w:jc w:val="center"/>
             </w:pPr>
@@ -26545,6 +27101,7 @@
           </w:tcPr>
           <w:p>
             <w:pPr>
+              <w:keepNext w:val="false"/>
               <w:spacing w:after="40" w:before="0"/>
               <w:jc w:val="center"/>
             </w:pPr>
@@ -26579,6 +27136,7 @@
           </w:tcPr>
           <w:p>
             <w:pPr>
+              <w:keepNext w:val="false"/>
               <w:spacing w:after="40" w:before="0"/>
               <w:jc w:val="left"/>
             </w:pPr>
@@ -26611,6 +27169,7 @@
           </w:tcPr>
           <w:p>
             <w:pPr>
+              <w:keepNext w:val="false"/>
               <w:spacing w:after="40" w:before="0"/>
               <w:jc w:val="left"/>
             </w:pPr>
@@ -26645,6 +27204,7 @@
           </w:tcPr>
           <w:p>
             <w:pPr>
+              <w:keepNext w:val="false"/>
               <w:spacing w:after="40" w:before="0"/>
               <w:jc w:val="left"/>
             </w:pPr>
@@ -26677,6 +27237,7 @@
           </w:tcPr>
           <w:p>
             <w:pPr>
+              <w:keepNext w:val="false"/>
               <w:spacing w:after="40" w:before="0"/>
               <w:jc w:val="left"/>
             </w:pPr>
@@ -26711,6 +27272,7 @@
           </w:tcPr>
           <w:p>
             <w:pPr>
+              <w:keepNext w:val="false"/>
               <w:spacing w:after="40" w:before="0"/>
               <w:jc w:val="left"/>
             </w:pPr>
@@ -26743,6 +27305,7 @@
           </w:tcPr>
           <w:p>
             <w:pPr>
+              <w:keepNext w:val="false"/>
               <w:spacing w:after="40" w:before="0"/>
               <w:jc w:val="left"/>
             </w:pPr>
@@ -26777,6 +27340,7 @@
           </w:tcPr>
           <w:p>
             <w:pPr>
+              <w:keepNext w:val="false"/>
               <w:spacing w:after="40" w:before="0"/>
               <w:jc w:val="left"/>
             </w:pPr>
@@ -26809,6 +27373,7 @@
           </w:tcPr>
           <w:p>
             <w:pPr>
+              <w:keepNext w:val="false"/>
               <w:spacing w:after="40" w:before="0"/>
               <w:jc w:val="left"/>
             </w:pPr>
@@ -26843,6 +27408,7 @@
           </w:tcPr>
           <w:p>
             <w:pPr>
+              <w:keepNext w:val="false"/>
               <w:spacing w:after="40" w:before="0"/>
               <w:jc w:val="left"/>
             </w:pPr>
@@ -26875,6 +27441,7 @@
           </w:tcPr>
           <w:p>
             <w:pPr>
+              <w:keepNext w:val="false"/>
               <w:spacing w:after="40" w:before="0"/>
               <w:jc w:val="left"/>
             </w:pPr>
@@ -26909,6 +27476,7 @@
           </w:tcPr>
           <w:p>
             <w:pPr>
+              <w:keepNext w:val="false"/>
               <w:spacing w:after="40" w:before="0"/>
               <w:jc w:val="left"/>
             </w:pPr>
@@ -26941,6 +27509,7 @@
           </w:tcPr>
           <w:p>
             <w:pPr>
+              <w:keepNext w:val="false"/>
               <w:spacing w:after="40" w:before="0"/>
               <w:jc w:val="left"/>
             </w:pPr>
@@ -26975,6 +27544,7 @@
           </w:tcPr>
           <w:p>
             <w:pPr>
+              <w:keepNext w:val="false"/>
               <w:spacing w:after="40" w:before="0"/>
               <w:jc w:val="left"/>
             </w:pPr>
@@ -27007,6 +27577,7 @@
           </w:tcPr>
           <w:p>
             <w:pPr>
+              <w:keepNext w:val="false"/>
               <w:spacing w:after="40" w:before="0"/>
               <w:jc w:val="left"/>
             </w:pPr>
@@ -27041,6 +27612,7 @@
           </w:tcPr>
           <w:p>
             <w:pPr>
+              <w:keepNext w:val="false"/>
               <w:spacing w:after="40" w:before="0"/>
               <w:jc w:val="left"/>
             </w:pPr>
@@ -27073,6 +27645,7 @@
           </w:tcPr>
           <w:p>
             <w:pPr>
+              <w:keepNext w:val="false"/>
               <w:spacing w:after="40" w:before="0"/>
               <w:jc w:val="left"/>
             </w:pPr>
@@ -27132,6 +27705,7 @@
           </w:tcPr>
           <w:p>
             <w:pPr>
+              <w:keepNext w:val="false"/>
               <w:spacing w:after="40" w:before="0"/>
               <w:jc w:val="center"/>
             </w:pPr>
@@ -27166,6 +27740,7 @@
           </w:tcPr>
           <w:p>
             <w:pPr>
+              <w:keepNext w:val="false"/>
               <w:spacing w:after="40" w:before="0"/>
               <w:jc w:val="left"/>
             </w:pPr>
@@ -27230,6 +27805,7 @@
           </w:tcPr>
           <w:p>
             <w:pPr>
+              <w:keepNext w:val="false"/>
               <w:spacing w:after="40" w:before="0"/>
               <w:jc w:val="center"/>
             </w:pPr>
@@ -27264,6 +27840,7 @@
           </w:tcPr>
           <w:p>
             <w:pPr>
+              <w:keepNext w:val="false"/>
               <w:spacing w:after="40" w:before="0"/>
               <w:jc w:val="left"/>
             </w:pPr>
@@ -27296,6 +27873,7 @@
           </w:tcPr>
           <w:p>
             <w:pPr>
+              <w:keepNext w:val="false"/>
               <w:spacing w:after="40" w:before="0"/>
               <w:jc w:val="left"/>
             </w:pPr>
@@ -27328,6 +27906,7 @@
           </w:tcPr>
           <w:p>
             <w:pPr>
+              <w:keepNext w:val="false"/>
               <w:spacing w:after="40" w:before="0"/>
               <w:jc w:val="left"/>
             </w:pPr>
@@ -27360,6 +27939,7 @@
           </w:tcPr>
           <w:p>
             <w:pPr>
+              <w:keepNext w:val="false"/>
               <w:spacing w:after="40" w:before="0"/>
               <w:jc w:val="left"/>
             </w:pPr>
@@ -27392,6 +27972,7 @@
           </w:tcPr>
           <w:p>
             <w:pPr>
+              <w:keepNext w:val="false"/>
               <w:spacing w:after="40" w:before="0"/>
               <w:jc w:val="left"/>
             </w:pPr>
@@ -27426,6 +28007,7 @@
           </w:tcPr>
           <w:p>
             <w:pPr>
+              <w:keepNext w:val="false"/>
               <w:spacing w:after="40" w:before="0"/>
               <w:jc w:val="left"/>
             </w:pPr>
@@ -27463,7 +28045,7 @@
             <w:pPr>
               <w:spacing w:after="20" w:before="0"/>
             </w:pPr>
-            <w:hyperlink w:history="1" r:id="rIdufaz_zb6bn8v3ntfpnna8">
+            <w:hyperlink w:history="1" r:id="rIdopkco2rebaythki03fs4d">
               <w:r>
                 <w:rPr>
                   <w:rFonts w:ascii="Arial" w:cs="Arial" w:eastAsia="Arial" w:hAnsi="Arial"/>
@@ -27496,7 +28078,7 @@
               <w:spacing w:after="10" w:before="0"/>
               <w:ind w:left="120"/>
             </w:pPr>
-            <w:hyperlink w:history="1" r:id="rIdx3byfrcusaj7jsbvfrpoq">
+            <w:hyperlink w:history="1" r:id="rIdzsgfn2pvqxrb_gkmyhlfj">
               <w:r>
                 <w:rPr>
                   <w:rFonts w:ascii="Arial" w:cs="Arial" w:eastAsia="Arial" w:hAnsi="Arial"/>
@@ -27541,7 +28123,7 @@
             <w:pPr>
               <w:spacing w:after="20" w:before="0"/>
             </w:pPr>
-            <w:hyperlink w:history="1" r:id="rIdbninrw6q0imucr5zbcsbf">
+            <w:hyperlink w:history="1" r:id="rIdf8h8vidgak_aqjblea74d">
               <w:r>
                 <w:rPr>
                   <w:rFonts w:ascii="Arial" w:cs="Arial" w:eastAsia="Arial" w:hAnsi="Arial"/>
@@ -27574,7 +28156,7 @@
               <w:spacing w:after="10" w:before="0"/>
               <w:ind w:left="120"/>
             </w:pPr>
-            <w:hyperlink w:history="1" r:id="rIdxhbwxkliyvriturk456qp">
+            <w:hyperlink w:history="1" r:id="rIdpg2vv3vyyphn6udf-7xdg">
               <w:r>
                 <w:rPr>
                   <w:rFonts w:ascii="Arial" w:cs="Arial" w:eastAsia="Arial" w:hAnsi="Arial"/>
@@ -27602,6 +28184,7 @@
           </w:tcPr>
           <w:p>
             <w:pPr>
+              <w:keepNext w:val="false"/>
               <w:spacing w:after="40" w:before="0"/>
               <w:jc w:val="left"/>
             </w:pPr>
@@ -27634,6 +28217,7 @@
           </w:tcPr>
           <w:p>
             <w:pPr>
+              <w:keepNext w:val="false"/>
               <w:spacing w:after="40" w:before="0"/>
               <w:jc w:val="left"/>
             </w:pPr>
@@ -27666,6 +28250,7 @@
           </w:tcPr>
           <w:p>
             <w:pPr>
+              <w:keepNext w:val="false"/>
               <w:spacing w:after="40" w:before="0"/>
               <w:jc w:val="left"/>
             </w:pPr>
@@ -27698,6 +28283,7 @@
           </w:tcPr>
           <w:p>
             <w:pPr>
+              <w:keepNext w:val="false"/>
               <w:spacing w:after="40" w:before="0"/>
               <w:jc w:val="left"/>
             </w:pPr>
@@ -27732,6 +28318,7 @@
           </w:tcPr>
           <w:p>
             <w:pPr>
+              <w:keepNext w:val="false"/>
               <w:spacing w:after="40" w:before="0"/>
               <w:jc w:val="left"/>
             </w:pPr>
@@ -27769,7 +28356,7 @@
             <w:pPr>
               <w:spacing w:after="20" w:before="0"/>
             </w:pPr>
-            <w:hyperlink w:history="1" r:id="rIdwxu5o5bqwcu0qlgkcufhr">
+            <w:hyperlink w:history="1" r:id="rIdvz_enahfs160jzdcbquni">
               <w:r>
                 <w:rPr>
                   <w:rFonts w:ascii="Arial" w:cs="Arial" w:eastAsia="Arial" w:hAnsi="Arial"/>
@@ -27802,7 +28389,7 @@
               <w:spacing w:after="10" w:before="0"/>
               <w:ind w:left="120"/>
             </w:pPr>
-            <w:hyperlink w:history="1" r:id="rIdwoqkdjlxsarbz2qp7wbv6">
+            <w:hyperlink w:history="1" r:id="rIdk81kxuigarmrls0pwpitr">
               <w:r>
                 <w:rPr>
                   <w:rFonts w:ascii="Arial" w:cs="Arial" w:eastAsia="Arial" w:hAnsi="Arial"/>
@@ -27847,7 +28434,7 @@
             <w:pPr>
               <w:spacing w:after="20" w:before="0"/>
             </w:pPr>
-            <w:hyperlink w:history="1" r:id="rId_u4gejjbo1jnv6hquz_ea">
+            <w:hyperlink w:history="1" r:id="rId20ghnoy27ndj2o3z0d6_b">
               <w:r>
                 <w:rPr>
                   <w:rFonts w:ascii="Arial" w:cs="Arial" w:eastAsia="Arial" w:hAnsi="Arial"/>
@@ -27880,7 +28467,7 @@
               <w:spacing w:after="10" w:before="0"/>
               <w:ind w:left="120"/>
             </w:pPr>
-            <w:hyperlink w:history="1" r:id="rIdonriwmczrrq0zrcphy-au">
+            <w:hyperlink w:history="1" r:id="rIddbjkzypxi2vmzb0csk2me">
               <w:r>
                 <w:rPr>
                   <w:rFonts w:ascii="Arial" w:cs="Arial" w:eastAsia="Arial" w:hAnsi="Arial"/>
@@ -27908,6 +28495,7 @@
           </w:tcPr>
           <w:p>
             <w:pPr>
+              <w:keepNext w:val="false"/>
               <w:spacing w:after="40" w:before="0"/>
               <w:jc w:val="left"/>
             </w:pPr>
@@ -27940,6 +28528,7 @@
           </w:tcPr>
           <w:p>
             <w:pPr>
+              <w:keepNext w:val="false"/>
               <w:spacing w:after="40" w:before="0"/>
               <w:jc w:val="left"/>
             </w:pPr>
@@ -27972,6 +28561,7 @@
           </w:tcPr>
           <w:p>
             <w:pPr>
+              <w:keepNext w:val="false"/>
               <w:spacing w:after="40" w:before="0"/>
               <w:jc w:val="left"/>
             </w:pPr>
@@ -28004,6 +28594,7 @@
           </w:tcPr>
           <w:p>
             <w:pPr>
+              <w:keepNext w:val="false"/>
               <w:spacing w:after="40" w:before="0"/>
               <w:jc w:val="left"/>
             </w:pPr>
@@ -28038,6 +28629,7 @@
           </w:tcPr>
           <w:p>
             <w:pPr>
+              <w:keepNext w:val="false"/>
               <w:spacing w:after="40" w:before="0"/>
               <w:jc w:val="left"/>
             </w:pPr>
@@ -28075,7 +28667,7 @@
             <w:pPr>
               <w:spacing w:after="20" w:before="0"/>
             </w:pPr>
-            <w:hyperlink w:history="1" r:id="rIdnwh9beufmdhaarkjsmqo_">
+            <w:hyperlink w:history="1" r:id="rIdxanclxb8m8_c8gjir4tc1">
               <w:r>
                 <w:rPr>
                   <w:rFonts w:ascii="Arial" w:cs="Arial" w:eastAsia="Arial" w:hAnsi="Arial"/>
@@ -28124,7 +28716,7 @@
               <w:spacing w:after="10" w:before="0"/>
               <w:ind w:left="120"/>
             </w:pPr>
-            <w:hyperlink w:history="1" r:id="rIdqk55mubagpbsfb2pxmdek">
+            <w:hyperlink w:history="1" r:id="rIdwhbl0phdkajpgfpw6dcp0">
               <w:r>
                 <w:rPr>
                   <w:rFonts w:ascii="Arial" w:cs="Arial" w:eastAsia="Arial" w:hAnsi="Arial"/>
@@ -28169,7 +28761,7 @@
             <w:pPr>
               <w:spacing w:after="20" w:before="0"/>
             </w:pPr>
-            <w:hyperlink w:history="1" r:id="rId1jwzpguzw_zkkvdbtajth">
+            <w:hyperlink w:history="1" r:id="rIdtsfpvtuardznvzoywywxt">
               <w:r>
                 <w:rPr>
                   <w:rFonts w:ascii="Arial" w:cs="Arial" w:eastAsia="Arial" w:hAnsi="Arial"/>
@@ -28202,7 +28794,7 @@
               <w:spacing w:after="10" w:before="0"/>
               <w:ind w:left="120"/>
             </w:pPr>
-            <w:hyperlink w:history="1" r:id="rIdx_xc9hghnnz7upkfuwx5b">
+            <w:hyperlink w:history="1" r:id="rIdts_ayhk7x73hts39gmbmj">
               <w:r>
                 <w:rPr>
                   <w:rFonts w:ascii="Arial" w:cs="Arial" w:eastAsia="Arial" w:hAnsi="Arial"/>
@@ -28230,6 +28822,7 @@
           </w:tcPr>
           <w:p>
             <w:pPr>
+              <w:keepNext w:val="false"/>
               <w:spacing w:after="40" w:before="0"/>
               <w:jc w:val="left"/>
             </w:pPr>
@@ -28262,6 +28855,7 @@
           </w:tcPr>
           <w:p>
             <w:pPr>
+              <w:keepNext w:val="false"/>
               <w:spacing w:after="40" w:before="0"/>
               <w:jc w:val="left"/>
             </w:pPr>
@@ -28294,6 +28888,7 @@
           </w:tcPr>
           <w:p>
             <w:pPr>
+              <w:keepNext w:val="false"/>
               <w:spacing w:after="40" w:before="0"/>
               <w:jc w:val="left"/>
             </w:pPr>
@@ -28326,6 +28921,7 @@
           </w:tcPr>
           <w:p>
             <w:pPr>
+              <w:keepNext w:val="false"/>
               <w:spacing w:after="40" w:before="0"/>
               <w:jc w:val="left"/>
             </w:pPr>
@@ -28360,6 +28956,7 @@
           </w:tcPr>
           <w:p>
             <w:pPr>
+              <w:keepNext w:val="false"/>
               <w:spacing w:after="40" w:before="0"/>
               <w:jc w:val="left"/>
             </w:pPr>
@@ -28397,7 +28994,7 @@
             <w:pPr>
               <w:spacing w:after="20" w:before="0"/>
             </w:pPr>
-            <w:hyperlink w:history="1" r:id="rIdpvktjkwdnig8ewdbva1ld">
+            <w:hyperlink w:history="1" r:id="rId7cagr2mfn6lriufkz6qli">
               <w:r>
                 <w:rPr>
                   <w:rFonts w:ascii="Arial" w:cs="Arial" w:eastAsia="Arial" w:hAnsi="Arial"/>
@@ -28446,7 +29043,7 @@
               <w:spacing w:after="10" w:before="0"/>
               <w:ind w:left="120"/>
             </w:pPr>
-            <w:hyperlink w:history="1" r:id="rIds7h-acwx97oxrg5p3_tte">
+            <w:hyperlink w:history="1" r:id="rIdalbi6rnh1tamuwq-phwu1">
               <w:r>
                 <w:rPr>
                   <w:rFonts w:ascii="Arial" w:cs="Arial" w:eastAsia="Arial" w:hAnsi="Arial"/>
@@ -28491,7 +29088,7 @@
             <w:pPr>
               <w:spacing w:after="20" w:before="0"/>
             </w:pPr>
-            <w:hyperlink w:history="1" r:id="rIddgk_k4tdn1laiq9bjrtfb">
+            <w:hyperlink w:history="1" r:id="rIdikc3llnunnl7dzdhnp35n">
               <w:r>
                 <w:rPr>
                   <w:rFonts w:ascii="Arial" w:cs="Arial" w:eastAsia="Arial" w:hAnsi="Arial"/>
@@ -28524,7 +29121,7 @@
               <w:spacing w:after="10" w:before="0"/>
               <w:ind w:left="120"/>
             </w:pPr>
-            <w:hyperlink w:history="1" r:id="rIdqka3zn6bpti7lyjzbfx-9">
+            <w:hyperlink w:history="1" r:id="rIdvsexa71zocizphx3dgzeo">
               <w:r>
                 <w:rPr>
                   <w:rFonts w:ascii="Arial" w:cs="Arial" w:eastAsia="Arial" w:hAnsi="Arial"/>
@@ -28552,6 +29149,7 @@
           </w:tcPr>
           <w:p>
             <w:pPr>
+              <w:keepNext w:val="false"/>
               <w:spacing w:after="40" w:before="0"/>
               <w:jc w:val="left"/>
             </w:pPr>
@@ -28584,6 +29182,7 @@
           </w:tcPr>
           <w:p>
             <w:pPr>
+              <w:keepNext w:val="false"/>
               <w:spacing w:after="40" w:before="0"/>
               <w:jc w:val="left"/>
             </w:pPr>
@@ -28616,6 +29215,7 @@
           </w:tcPr>
           <w:p>
             <w:pPr>
+              <w:keepNext w:val="false"/>
               <w:spacing w:after="40" w:before="0"/>
               <w:jc w:val="left"/>
             </w:pPr>
@@ -28648,6 +29248,7 @@
           </w:tcPr>
           <w:p>
             <w:pPr>
+              <w:keepNext w:val="false"/>
               <w:spacing w:after="40" w:before="0"/>
               <w:jc w:val="left"/>
             </w:pPr>
@@ -28682,6 +29283,7 @@
           </w:tcPr>
           <w:p>
             <w:pPr>
+              <w:keepNext w:val="false"/>
               <w:spacing w:after="40" w:before="0"/>
               <w:jc w:val="left"/>
             </w:pPr>
@@ -28719,7 +29321,7 @@
             <w:pPr>
               <w:spacing w:after="20" w:before="0"/>
             </w:pPr>
-            <w:hyperlink w:history="1" r:id="rId4zybsb4fa4e3wivv1tjir">
+            <w:hyperlink w:history="1" r:id="rIdp2z7rpbhnqkreua4_ozel">
               <w:r>
                 <w:rPr>
                   <w:rFonts w:ascii="Arial" w:cs="Arial" w:eastAsia="Arial" w:hAnsi="Arial"/>
@@ -28752,7 +29354,7 @@
               <w:spacing w:after="10" w:before="0"/>
               <w:ind w:left="120"/>
             </w:pPr>
-            <w:hyperlink w:history="1" r:id="rIdldrfdvxr8yvotd2hj6wzv">
+            <w:hyperlink w:history="1" r:id="rIdfupvviaahzevtduma-cjo">
               <w:r>
                 <w:rPr>
                   <w:rFonts w:ascii="Arial" w:cs="Arial" w:eastAsia="Arial" w:hAnsi="Arial"/>
@@ -28797,7 +29399,7 @@
             <w:pPr>
               <w:spacing w:after="20" w:before="0"/>
             </w:pPr>
-            <w:hyperlink w:history="1" r:id="rIdcuwhofm0uchds_hw-uegq">
+            <w:hyperlink w:history="1" r:id="rId9irl2tgz8md1uki2wyg6m">
               <w:r>
                 <w:rPr>
                   <w:rFonts w:ascii="Arial" w:cs="Arial" w:eastAsia="Arial" w:hAnsi="Arial"/>
@@ -28846,7 +29448,7 @@
               <w:spacing w:after="10" w:before="0"/>
               <w:ind w:left="120"/>
             </w:pPr>
-            <w:hyperlink w:history="1" r:id="rId0hyrdi8rboaig2yyp6dar">
+            <w:hyperlink w:history="1" r:id="rIdk5qmxyeg69fw5y1vvtz_r">
               <w:r>
                 <w:rPr>
                   <w:rFonts w:ascii="Arial" w:cs="Arial" w:eastAsia="Arial" w:hAnsi="Arial"/>
@@ -28874,6 +29476,7 @@
           </w:tcPr>
           <w:p>
             <w:pPr>
+              <w:keepNext w:val="false"/>
               <w:spacing w:after="40" w:before="0"/>
               <w:jc w:val="left"/>
             </w:pPr>
@@ -28906,6 +29509,7 @@
           </w:tcPr>
           <w:p>
             <w:pPr>
+              <w:keepNext w:val="false"/>
               <w:spacing w:after="40" w:before="0"/>
               <w:jc w:val="left"/>
             </w:pPr>
@@ -28938,6 +29542,7 @@
           </w:tcPr>
           <w:p>
             <w:pPr>
+              <w:keepNext w:val="false"/>
               <w:spacing w:after="40" w:before="0"/>
               <w:jc w:val="left"/>
             </w:pPr>
@@ -28970,6 +29575,7 @@
           </w:tcPr>
           <w:p>
             <w:pPr>
+              <w:keepNext w:val="false"/>
               <w:spacing w:after="40" w:before="0"/>
               <w:jc w:val="left"/>
             </w:pPr>
@@ -29029,6 +29635,7 @@
           </w:tcPr>
           <w:p>
             <w:pPr>
+              <w:keepNext w:val="false"/>
               <w:spacing w:after="40" w:before="0"/>
               <w:jc w:val="center"/>
             </w:pPr>
@@ -29063,6 +29670,7 @@
           </w:tcPr>
           <w:p>
             <w:pPr>
+              <w:keepNext w:val="false"/>
               <w:spacing w:after="40" w:before="0"/>
               <w:jc w:val="left"/>
             </w:pPr>
@@ -29124,6 +29732,7 @@
           </w:tcPr>
           <w:p>
             <w:pPr>
+              <w:keepNext w:val="false"/>
               <w:spacing w:after="40" w:before="0"/>
               <w:jc w:val="center"/>
             </w:pPr>
@@ -29158,6 +29767,7 @@
           </w:tcPr>
           <w:p>
             <w:pPr>
+              <w:keepNext w:val="false"/>
               <w:spacing w:after="40" w:before="0"/>
               <w:jc w:val="left"/>
             </w:pPr>
@@ -29190,6 +29800,7 @@
           </w:tcPr>
           <w:p>
             <w:pPr>
+              <w:keepNext w:val="false"/>
               <w:spacing w:after="40" w:before="0"/>
               <w:jc w:val="left"/>
             </w:pPr>
@@ -29224,6 +29835,7 @@
           </w:tcPr>
           <w:p>
             <w:pPr>
+              <w:keepNext w:val="false"/>
               <w:spacing w:after="40" w:before="0"/>
               <w:jc w:val="left"/>
             </w:pPr>
@@ -29256,6 +29868,7 @@
           </w:tcPr>
           <w:p>
             <w:pPr>
+              <w:keepNext w:val="false"/>
               <w:spacing w:after="40" w:before="0"/>
               <w:jc w:val="left"/>
             </w:pPr>
@@ -29290,6 +29903,7 @@
           </w:tcPr>
           <w:p>
             <w:pPr>
+              <w:keepNext w:val="false"/>
               <w:spacing w:after="40" w:before="0"/>
               <w:jc w:val="left"/>
             </w:pPr>
@@ -29322,6 +29936,7 @@
           </w:tcPr>
           <w:p>
             <w:pPr>
+              <w:keepNext w:val="false"/>
               <w:spacing w:after="40" w:before="0"/>
               <w:jc w:val="left"/>
             </w:pPr>
@@ -29358,7 +29973,7 @@
         </w:rPr>
         <w:t xml:space="preserve">© 2026 SeaVuria and ARES. Aligned with KICD objectives. Developed by SeaVuria; technical implementation by ARES (with AI assistance from Claude). Licensed under </w:t>
       </w:r>
-      <w:hyperlink w:history="1" r:id="rIdwcckpygmgxhasjqxlgaas">
+      <w:hyperlink w:history="1" r:id="rIdutifwm8nrpuyx8cvi0q2c">
         <w:r>
           <w:rPr>
             <w:rFonts w:ascii="Arial" w:cs="Arial" w:eastAsia="Arial" w:hAnsi="Arial"/>
@@ -29379,7 +29994,7 @@
         </w:rPr>
         <w:t xml:space="preserve"> (</w:t>
       </w:r>
-      <w:hyperlink w:history="1" r:id="rIdg7nigntn-d0a6yfeaf3r0">
+      <w:hyperlink w:history="1" r:id="rIdn8tpteu6g5bj-cmh5pzqy">
         <w:r>
           <w:rPr>
             <w:rFonts w:ascii="Arial" w:cs="Arial" w:eastAsia="Arial" w:hAnsi="Arial"/>
@@ -29439,6 +30054,7 @@
           </w:tcPr>
           <w:p>
             <w:pPr>
+              <w:keepNext w:val="false"/>
               <w:spacing w:after="40" w:before="0"/>
               <w:jc w:val="center"/>
             </w:pPr>
@@ -29474,6 +30090,7 @@
           </w:tcPr>
           <w:p>
             <w:pPr>
+              <w:keepNext w:val="false"/>
               <w:spacing w:after="40" w:before="0"/>
               <w:jc w:val="center"/>
             </w:pPr>
@@ -29508,6 +30125,7 @@
           </w:tcPr>
           <w:p>
             <w:pPr>
+              <w:keepNext w:val="false"/>
               <w:spacing w:after="40" w:before="0"/>
               <w:jc w:val="left"/>
             </w:pPr>
@@ -29540,6 +30158,7 @@
           </w:tcPr>
           <w:p>
             <w:pPr>
+              <w:keepNext w:val="false"/>
               <w:spacing w:after="40" w:before="0"/>
               <w:jc w:val="left"/>
             </w:pPr>
@@ -29574,6 +30193,7 @@
           </w:tcPr>
           <w:p>
             <w:pPr>
+              <w:keepNext w:val="false"/>
               <w:spacing w:after="40" w:before="0"/>
               <w:jc w:val="left"/>
             </w:pPr>
@@ -29606,6 +30226,7 @@
           </w:tcPr>
           <w:p>
             <w:pPr>
+              <w:keepNext w:val="false"/>
               <w:spacing w:after="40" w:before="0"/>
               <w:jc w:val="left"/>
             </w:pPr>
@@ -29640,6 +30261,7 @@
           </w:tcPr>
           <w:p>
             <w:pPr>
+              <w:keepNext w:val="false"/>
               <w:spacing w:after="40" w:before="0"/>
               <w:jc w:val="left"/>
             </w:pPr>
@@ -29672,6 +30294,7 @@
           </w:tcPr>
           <w:p>
             <w:pPr>
+              <w:keepNext w:val="false"/>
               <w:spacing w:after="40" w:before="0"/>
               <w:jc w:val="left"/>
             </w:pPr>
@@ -29706,6 +30329,7 @@
           </w:tcPr>
           <w:p>
             <w:pPr>
+              <w:keepNext w:val="false"/>
               <w:spacing w:after="40" w:before="0"/>
               <w:jc w:val="left"/>
             </w:pPr>
@@ -29738,6 +30362,7 @@
           </w:tcPr>
           <w:p>
             <w:pPr>
+              <w:keepNext w:val="false"/>
               <w:spacing w:after="40" w:before="0"/>
               <w:jc w:val="left"/>
             </w:pPr>
@@ -29772,6 +30397,7 @@
           </w:tcPr>
           <w:p>
             <w:pPr>
+              <w:keepNext w:val="false"/>
               <w:spacing w:after="40" w:before="0"/>
               <w:jc w:val="left"/>
             </w:pPr>
@@ -29804,6 +30430,7 @@
           </w:tcPr>
           <w:p>
             <w:pPr>
+              <w:keepNext w:val="false"/>
               <w:spacing w:after="40" w:before="0"/>
               <w:jc w:val="left"/>
             </w:pPr>
@@ -29838,6 +30465,7 @@
           </w:tcPr>
           <w:p>
             <w:pPr>
+              <w:keepNext w:val="false"/>
               <w:spacing w:after="40" w:before="0"/>
               <w:jc w:val="left"/>
             </w:pPr>
@@ -29870,6 +30498,7 @@
           </w:tcPr>
           <w:p>
             <w:pPr>
+              <w:keepNext w:val="false"/>
               <w:spacing w:after="40" w:before="0"/>
               <w:jc w:val="left"/>
             </w:pPr>
@@ -29904,6 +30533,7 @@
           </w:tcPr>
           <w:p>
             <w:pPr>
+              <w:keepNext w:val="false"/>
               <w:spacing w:after="40" w:before="0"/>
               <w:jc w:val="left"/>
             </w:pPr>
@@ -29936,6 +30566,7 @@
           </w:tcPr>
           <w:p>
             <w:pPr>
+              <w:keepNext w:val="false"/>
               <w:spacing w:after="40" w:before="0"/>
               <w:jc w:val="left"/>
             </w:pPr>
@@ -29970,6 +30601,7 @@
           </w:tcPr>
           <w:p>
             <w:pPr>
+              <w:keepNext w:val="false"/>
               <w:spacing w:after="40" w:before="0"/>
               <w:jc w:val="left"/>
             </w:pPr>
@@ -30002,6 +30634,7 @@
           </w:tcPr>
           <w:p>
             <w:pPr>
+              <w:keepNext w:val="false"/>
               <w:spacing w:after="40" w:before="0"/>
               <w:jc w:val="left"/>
             </w:pPr>
@@ -30061,6 +30694,7 @@
           </w:tcPr>
           <w:p>
             <w:pPr>
+              <w:keepNext w:val="false"/>
               <w:spacing w:after="40" w:before="0"/>
               <w:jc w:val="center"/>
             </w:pPr>
@@ -30095,6 +30729,7 @@
           </w:tcPr>
           <w:p>
             <w:pPr>
+              <w:keepNext w:val="false"/>
               <w:spacing w:after="40" w:before="0"/>
               <w:jc w:val="left"/>
             </w:pPr>
@@ -30159,6 +30794,7 @@
           </w:tcPr>
           <w:p>
             <w:pPr>
+              <w:keepNext w:val="false"/>
               <w:spacing w:after="40" w:before="0"/>
               <w:jc w:val="center"/>
             </w:pPr>
@@ -30193,6 +30829,7 @@
           </w:tcPr>
           <w:p>
             <w:pPr>
+              <w:keepNext w:val="false"/>
               <w:spacing w:after="40" w:before="0"/>
               <w:jc w:val="left"/>
             </w:pPr>
@@ -30225,6 +30862,7 @@
           </w:tcPr>
           <w:p>
             <w:pPr>
+              <w:keepNext w:val="false"/>
               <w:spacing w:after="40" w:before="0"/>
               <w:jc w:val="left"/>
             </w:pPr>
@@ -30257,6 +30895,7 @@
           </w:tcPr>
           <w:p>
             <w:pPr>
+              <w:keepNext w:val="false"/>
               <w:spacing w:after="40" w:before="0"/>
               <w:jc w:val="left"/>
             </w:pPr>
@@ -30289,6 +30928,7 @@
           </w:tcPr>
           <w:p>
             <w:pPr>
+              <w:keepNext w:val="false"/>
               <w:spacing w:after="40" w:before="0"/>
               <w:jc w:val="left"/>
             </w:pPr>
@@ -30321,6 +30961,7 @@
           </w:tcPr>
           <w:p>
             <w:pPr>
+              <w:keepNext w:val="false"/>
               <w:spacing w:after="40" w:before="0"/>
               <w:jc w:val="left"/>
             </w:pPr>
@@ -30355,6 +30996,7 @@
           </w:tcPr>
           <w:p>
             <w:pPr>
+              <w:keepNext w:val="false"/>
               <w:spacing w:after="40" w:before="0"/>
               <w:jc w:val="left"/>
             </w:pPr>
@@ -30392,7 +31034,7 @@
             <w:pPr>
               <w:spacing w:after="20" w:before="0"/>
             </w:pPr>
-            <w:hyperlink w:history="1" r:id="rId36739rcl3-xwxaql-aip0">
+            <w:hyperlink w:history="1" r:id="rIdkfsqwucwkthnzaejpocso">
               <w:r>
                 <w:rPr>
                   <w:rFonts w:ascii="Arial" w:cs="Arial" w:eastAsia="Arial" w:hAnsi="Arial"/>
@@ -30425,7 +31067,7 @@
               <w:spacing w:after="10" w:before="0"/>
               <w:ind w:left="120"/>
             </w:pPr>
-            <w:hyperlink w:history="1" r:id="rIdagohj9-s1tcpu_bpvdh00">
+            <w:hyperlink w:history="1" r:id="rIdmydcrsczgpq6brr8mmkso">
               <w:r>
                 <w:rPr>
                   <w:rFonts w:ascii="Arial" w:cs="Arial" w:eastAsia="Arial" w:hAnsi="Arial"/>
@@ -30470,7 +31112,7 @@
             <w:pPr>
               <w:spacing w:after="20" w:before="0"/>
             </w:pPr>
-            <w:hyperlink w:history="1" r:id="rIdy-bhjhfx1fyin2heqazxm">
+            <w:hyperlink w:history="1" r:id="rIda_4fpq9nvm9l405vwyw-y">
               <w:r>
                 <w:rPr>
                   <w:rFonts w:ascii="Arial" w:cs="Arial" w:eastAsia="Arial" w:hAnsi="Arial"/>
@@ -30519,7 +31161,7 @@
               <w:spacing w:after="10" w:before="0"/>
               <w:ind w:left="120"/>
             </w:pPr>
-            <w:hyperlink w:history="1" r:id="rIdyum9r-kja3d3ncjhmkexa">
+            <w:hyperlink w:history="1" r:id="rIdlhurstnn_ranvzrct7bus">
               <w:r>
                 <w:rPr>
                   <w:rFonts w:ascii="Arial" w:cs="Arial" w:eastAsia="Arial" w:hAnsi="Arial"/>
@@ -30547,6 +31189,7 @@
           </w:tcPr>
           <w:p>
             <w:pPr>
+              <w:keepNext w:val="false"/>
               <w:spacing w:after="40" w:before="0"/>
               <w:jc w:val="left"/>
             </w:pPr>
@@ -30579,6 +31222,7 @@
           </w:tcPr>
           <w:p>
             <w:pPr>
+              <w:keepNext w:val="false"/>
               <w:spacing w:after="40" w:before="0"/>
               <w:jc w:val="left"/>
             </w:pPr>
@@ -30611,6 +31255,7 @@
           </w:tcPr>
           <w:p>
             <w:pPr>
+              <w:keepNext w:val="false"/>
               <w:spacing w:after="40" w:before="0"/>
               <w:jc w:val="left"/>
             </w:pPr>
@@ -30643,6 +31288,7 @@
           </w:tcPr>
           <w:p>
             <w:pPr>
+              <w:keepNext w:val="false"/>
               <w:spacing w:after="40" w:before="0"/>
               <w:jc w:val="left"/>
             </w:pPr>
@@ -30677,6 +31323,7 @@
           </w:tcPr>
           <w:p>
             <w:pPr>
+              <w:keepNext w:val="false"/>
               <w:spacing w:after="40" w:before="0"/>
               <w:jc w:val="left"/>
             </w:pPr>
@@ -30714,7 +31361,7 @@
             <w:pPr>
               <w:spacing w:after="20" w:before="0"/>
             </w:pPr>
-            <w:hyperlink w:history="1" r:id="rId6ifdsaxgw1udrx7mz9hws">
+            <w:hyperlink w:history="1" r:id="rIdjwz_2bslbvf9ngtkxb5km">
               <w:r>
                 <w:rPr>
                   <w:rFonts w:ascii="Arial" w:cs="Arial" w:eastAsia="Arial" w:hAnsi="Arial"/>
@@ -30747,7 +31394,7 @@
               <w:spacing w:after="10" w:before="0"/>
               <w:ind w:left="120"/>
             </w:pPr>
-            <w:hyperlink w:history="1" r:id="rIdp72ybfiuc_znei_cg_b0k">
+            <w:hyperlink w:history="1" r:id="rId7vhtiontjrw4rns9l2neu">
               <w:r>
                 <w:rPr>
                   <w:rFonts w:ascii="Arial" w:cs="Arial" w:eastAsia="Arial" w:hAnsi="Arial"/>
@@ -30792,7 +31439,7 @@
             <w:pPr>
               <w:spacing w:after="20" w:before="0"/>
             </w:pPr>
-            <w:hyperlink w:history="1" r:id="rId7ezhsnz49wsltzeyhktxc">
+            <w:hyperlink w:history="1" r:id="rIdp9u4pyum56olrvvywbmwl">
               <w:r>
                 <w:rPr>
                   <w:rFonts w:ascii="Arial" w:cs="Arial" w:eastAsia="Arial" w:hAnsi="Arial"/>
@@ -30841,7 +31488,7 @@
               <w:spacing w:after="10" w:before="0"/>
               <w:ind w:left="120"/>
             </w:pPr>
-            <w:hyperlink w:history="1" r:id="rIdzcnzc5bwung30qagdudcf">
+            <w:hyperlink w:history="1" r:id="rIdnfcecswzq5bn3xztglylp">
               <w:r>
                 <w:rPr>
                   <w:rFonts w:ascii="Arial" w:cs="Arial" w:eastAsia="Arial" w:hAnsi="Arial"/>
@@ -30869,6 +31516,7 @@
           </w:tcPr>
           <w:p>
             <w:pPr>
+              <w:keepNext w:val="false"/>
               <w:spacing w:after="40" w:before="0"/>
               <w:jc w:val="left"/>
             </w:pPr>
@@ -30901,6 +31549,7 @@
           </w:tcPr>
           <w:p>
             <w:pPr>
+              <w:keepNext w:val="false"/>
               <w:spacing w:after="40" w:before="0"/>
               <w:jc w:val="left"/>
             </w:pPr>
@@ -30933,6 +31582,7 @@
           </w:tcPr>
           <w:p>
             <w:pPr>
+              <w:keepNext w:val="false"/>
               <w:spacing w:after="40" w:before="0"/>
               <w:jc w:val="left"/>
             </w:pPr>
@@ -30965,6 +31615,7 @@
           </w:tcPr>
           <w:p>
             <w:pPr>
+              <w:keepNext w:val="false"/>
               <w:spacing w:after="40" w:before="0"/>
               <w:jc w:val="left"/>
             </w:pPr>
@@ -30999,6 +31650,7 @@
           </w:tcPr>
           <w:p>
             <w:pPr>
+              <w:keepNext w:val="false"/>
               <w:spacing w:after="40" w:before="0"/>
               <w:jc w:val="left"/>
             </w:pPr>
@@ -31036,7 +31688,7 @@
             <w:pPr>
               <w:spacing w:after="20" w:before="0"/>
             </w:pPr>
-            <w:hyperlink w:history="1" r:id="rIdtaj8u23916qrgno614xm-">
+            <w:hyperlink w:history="1" r:id="rIdlgn3mg22gogy77ewuixa6">
               <w:r>
                 <w:rPr>
                   <w:rFonts w:ascii="Arial" w:cs="Arial" w:eastAsia="Arial" w:hAnsi="Arial"/>
@@ -31085,7 +31737,7 @@
               <w:spacing w:after="10" w:before="0"/>
               <w:ind w:left="120"/>
             </w:pPr>
-            <w:hyperlink w:history="1" r:id="rId5kz2bjqm3qvgf3fpirjix">
+            <w:hyperlink w:history="1" r:id="rId7t742-3-i2hwvou3nr3od">
               <w:r>
                 <w:rPr>
                   <w:rFonts w:ascii="Arial" w:cs="Arial" w:eastAsia="Arial" w:hAnsi="Arial"/>
@@ -31130,7 +31782,7 @@
             <w:pPr>
               <w:spacing w:after="20" w:before="0"/>
             </w:pPr>
-            <w:hyperlink w:history="1" r:id="rIdw38kjjdmr99mwn8ho_ei2">
+            <w:hyperlink w:history="1" r:id="rId5e_bs6whhvgkeamnuc-zr">
               <w:r>
                 <w:rPr>
                   <w:rFonts w:ascii="Arial" w:cs="Arial" w:eastAsia="Arial" w:hAnsi="Arial"/>
@@ -31179,7 +31831,7 @@
               <w:spacing w:after="10" w:before="0"/>
               <w:ind w:left="120"/>
             </w:pPr>
-            <w:hyperlink w:history="1" r:id="rIdgxgsh6friczg950jqcyin">
+            <w:hyperlink w:history="1" r:id="rId7emw1wrvseqqlekdnsr1o">
               <w:r>
                 <w:rPr>
                   <w:rFonts w:ascii="Arial" w:cs="Arial" w:eastAsia="Arial" w:hAnsi="Arial"/>
@@ -31207,6 +31859,7 @@
           </w:tcPr>
           <w:p>
             <w:pPr>
+              <w:keepNext w:val="false"/>
               <w:spacing w:after="40" w:before="0"/>
               <w:jc w:val="left"/>
             </w:pPr>
@@ -31239,6 +31892,7 @@
           </w:tcPr>
           <w:p>
             <w:pPr>
+              <w:keepNext w:val="false"/>
               <w:spacing w:after="40" w:before="0"/>
               <w:jc w:val="left"/>
             </w:pPr>
@@ -31271,6 +31925,7 @@
           </w:tcPr>
           <w:p>
             <w:pPr>
+              <w:keepNext w:val="false"/>
               <w:spacing w:after="40" w:before="0"/>
               <w:jc w:val="left"/>
             </w:pPr>
@@ -31303,6 +31958,7 @@
           </w:tcPr>
           <w:p>
             <w:pPr>
+              <w:keepNext w:val="false"/>
               <w:spacing w:after="40" w:before="0"/>
               <w:jc w:val="left"/>
             </w:pPr>
@@ -31337,6 +31993,7 @@
           </w:tcPr>
           <w:p>
             <w:pPr>
+              <w:keepNext w:val="false"/>
               <w:spacing w:after="40" w:before="0"/>
               <w:jc w:val="left"/>
             </w:pPr>
@@ -31374,7 +32031,7 @@
             <w:pPr>
               <w:spacing w:after="20" w:before="0"/>
             </w:pPr>
-            <w:hyperlink w:history="1" r:id="rIdwlrbcf8_hoo1kqx_65qj_">
+            <w:hyperlink w:history="1" r:id="rIdbrgr97n_y-fwcbxbgrvkk">
               <w:r>
                 <w:rPr>
                   <w:rFonts w:ascii="Arial" w:cs="Arial" w:eastAsia="Arial" w:hAnsi="Arial"/>
@@ -31423,7 +32080,7 @@
               <w:spacing w:after="10" w:before="0"/>
               <w:ind w:left="120"/>
             </w:pPr>
-            <w:hyperlink w:history="1" r:id="rIdweph4ajll67yzq-qbxiw2">
+            <w:hyperlink w:history="1" r:id="rIdnlkbapfunevagdcw8czcl">
               <w:r>
                 <w:rPr>
                   <w:rFonts w:ascii="Arial" w:cs="Arial" w:eastAsia="Arial" w:hAnsi="Arial"/>
@@ -31468,7 +32125,7 @@
             <w:pPr>
               <w:spacing w:after="20" w:before="0"/>
             </w:pPr>
-            <w:hyperlink w:history="1" r:id="rIdjdymyrxrcoak3lgmeaify">
+            <w:hyperlink w:history="1" r:id="rId39oqhitukvbewfi3wsewg">
               <w:r>
                 <w:rPr>
                   <w:rFonts w:ascii="Arial" w:cs="Arial" w:eastAsia="Arial" w:hAnsi="Arial"/>
@@ -31517,7 +32174,7 @@
               <w:spacing w:after="10" w:before="0"/>
               <w:ind w:left="120"/>
             </w:pPr>
-            <w:hyperlink w:history="1" r:id="rIdkv7qhmeopdgs7x2p9ilkb">
+            <w:hyperlink w:history="1" r:id="rIdv7xf5vp0tnotsqzomatcl">
               <w:r>
                 <w:rPr>
                   <w:rFonts w:ascii="Arial" w:cs="Arial" w:eastAsia="Arial" w:hAnsi="Arial"/>
@@ -31545,6 +32202,7 @@
           </w:tcPr>
           <w:p>
             <w:pPr>
+              <w:keepNext w:val="false"/>
               <w:spacing w:after="40" w:before="0"/>
               <w:jc w:val="left"/>
             </w:pPr>
@@ -31577,6 +32235,7 @@
           </w:tcPr>
           <w:p>
             <w:pPr>
+              <w:keepNext w:val="false"/>
               <w:spacing w:after="40" w:before="0"/>
               <w:jc w:val="left"/>
             </w:pPr>
@@ -31609,6 +32268,7 @@
           </w:tcPr>
           <w:p>
             <w:pPr>
+              <w:keepNext w:val="false"/>
               <w:spacing w:after="40" w:before="0"/>
               <w:jc w:val="left"/>
             </w:pPr>
@@ -31641,6 +32301,7 @@
           </w:tcPr>
           <w:p>
             <w:pPr>
+              <w:keepNext w:val="false"/>
               <w:spacing w:after="40" w:before="0"/>
               <w:jc w:val="left"/>
             </w:pPr>
@@ -31675,6 +32336,7 @@
           </w:tcPr>
           <w:p>
             <w:pPr>
+              <w:keepNext w:val="false"/>
               <w:spacing w:after="40" w:before="0"/>
               <w:jc w:val="left"/>
             </w:pPr>
@@ -31712,7 +32374,7 @@
             <w:pPr>
               <w:spacing w:after="20" w:before="0"/>
             </w:pPr>
-            <w:hyperlink w:history="1" r:id="rIdvdlksugu5sgzxjwr3r32u">
+            <w:hyperlink w:history="1" r:id="rIdarrvmwxirsmytzkiockxc">
               <w:r>
                 <w:rPr>
                   <w:rFonts w:ascii="Arial" w:cs="Arial" w:eastAsia="Arial" w:hAnsi="Arial"/>
@@ -31761,7 +32423,7 @@
               <w:spacing w:after="10" w:before="0"/>
               <w:ind w:left="120"/>
             </w:pPr>
-            <w:hyperlink w:history="1" r:id="rIdix2jbnhslzrqhygkcbirj">
+            <w:hyperlink w:history="1" r:id="rIdpmcnzsdoo7s8-wvogn3ju">
               <w:r>
                 <w:rPr>
                   <w:rFonts w:ascii="Arial" w:cs="Arial" w:eastAsia="Arial" w:hAnsi="Arial"/>
@@ -31806,7 +32468,7 @@
             <w:pPr>
               <w:spacing w:after="20" w:before="0"/>
             </w:pPr>
-            <w:hyperlink w:history="1" r:id="rIdxs_awk7kxu7itsa0safqf">
+            <w:hyperlink w:history="1" r:id="rIderar5qtpft2mhm9dtr27q">
               <w:r>
                 <w:rPr>
                   <w:rFonts w:ascii="Arial" w:cs="Arial" w:eastAsia="Arial" w:hAnsi="Arial"/>
@@ -31855,7 +32517,7 @@
               <w:spacing w:after="10" w:before="0"/>
               <w:ind w:left="120"/>
             </w:pPr>
-            <w:hyperlink w:history="1" r:id="rIdhfb6rf2bc_jszzkpppv0u">
+            <w:hyperlink w:history="1" r:id="rId8x667zwvxahxbtbrvmfpo">
               <w:r>
                 <w:rPr>
                   <w:rFonts w:ascii="Arial" w:cs="Arial" w:eastAsia="Arial" w:hAnsi="Arial"/>
@@ -31883,6 +32545,7 @@
           </w:tcPr>
           <w:p>
             <w:pPr>
+              <w:keepNext w:val="false"/>
               <w:spacing w:after="40" w:before="0"/>
               <w:jc w:val="left"/>
             </w:pPr>
@@ -31915,6 +32578,7 @@
           </w:tcPr>
           <w:p>
             <w:pPr>
+              <w:keepNext w:val="false"/>
               <w:spacing w:after="40" w:before="0"/>
               <w:jc w:val="left"/>
             </w:pPr>
@@ -31947,6 +32611,7 @@
           </w:tcPr>
           <w:p>
             <w:pPr>
+              <w:keepNext w:val="false"/>
               <w:spacing w:after="40" w:before="0"/>
               <w:jc w:val="left"/>
             </w:pPr>
@@ -31979,6 +32644,7 @@
           </w:tcPr>
           <w:p>
             <w:pPr>
+              <w:keepNext w:val="false"/>
               <w:spacing w:after="40" w:before="0"/>
               <w:jc w:val="left"/>
             </w:pPr>
@@ -32038,6 +32704,7 @@
           </w:tcPr>
           <w:p>
             <w:pPr>
+              <w:keepNext w:val="false"/>
               <w:spacing w:after="40" w:before="0"/>
               <w:jc w:val="center"/>
             </w:pPr>
@@ -32072,6 +32739,7 @@
           </w:tcPr>
           <w:p>
             <w:pPr>
+              <w:keepNext w:val="false"/>
               <w:spacing w:after="40" w:before="0"/>
               <w:jc w:val="left"/>
             </w:pPr>
@@ -32091,6 +32759,7 @@
           </w:p>
           <w:p>
             <w:pPr>
+              <w:keepNext w:val="false"/>
               <w:spacing w:after="40" w:before="0"/>
               <w:jc w:val="left"/>
             </w:pPr>
@@ -32110,6 +32779,7 @@
           </w:p>
           <w:p>
             <w:pPr>
+              <w:keepNext w:val="false"/>
               <w:spacing w:after="40" w:before="0"/>
               <w:jc w:val="left"/>
             </w:pPr>
@@ -32129,6 +32799,7 @@
           </w:p>
           <w:p>
             <w:pPr>
+              <w:keepNext w:val="false"/>
               <w:spacing w:after="40" w:before="0"/>
               <w:jc w:val="left"/>
             </w:pPr>
@@ -32148,6 +32819,7 @@
           </w:p>
           <w:p>
             <w:pPr>
+              <w:keepNext w:val="false"/>
               <w:spacing w:after="40" w:before="0"/>
               <w:jc w:val="left"/>
             </w:pPr>
@@ -32167,6 +32839,7 @@
           </w:p>
           <w:p>
             <w:pPr>
+              <w:keepNext w:val="false"/>
               <w:spacing w:after="40" w:before="0"/>
               <w:jc w:val="left"/>
             </w:pPr>
@@ -32186,6 +32859,7 @@
           </w:p>
           <w:p>
             <w:pPr>
+              <w:keepNext w:val="false"/>
               <w:spacing w:after="40" w:before="0"/>
               <w:jc w:val="left"/>
             </w:pPr>
@@ -32247,6 +32921,7 @@
           </w:tcPr>
           <w:p>
             <w:pPr>
+              <w:keepNext w:val="false"/>
               <w:spacing w:after="40" w:before="0"/>
               <w:jc w:val="center"/>
             </w:pPr>
@@ -32281,6 +32956,7 @@
           </w:tcPr>
           <w:p>
             <w:pPr>
+              <w:keepNext w:val="false"/>
               <w:spacing w:after="40" w:before="0"/>
               <w:jc w:val="left"/>
             </w:pPr>
@@ -32313,6 +32989,7 @@
           </w:tcPr>
           <w:p>
             <w:pPr>
+              <w:keepNext w:val="false"/>
               <w:spacing w:after="40" w:before="0"/>
               <w:jc w:val="left"/>
             </w:pPr>
@@ -32347,6 +33024,7 @@
           </w:tcPr>
           <w:p>
             <w:pPr>
+              <w:keepNext w:val="false"/>
               <w:spacing w:after="40" w:before="0"/>
               <w:jc w:val="left"/>
             </w:pPr>
@@ -32379,6 +33057,7 @@
           </w:tcPr>
           <w:p>
             <w:pPr>
+              <w:keepNext w:val="false"/>
               <w:spacing w:after="40" w:before="0"/>
               <w:jc w:val="left"/>
             </w:pPr>
@@ -32413,6 +33092,7 @@
           </w:tcPr>
           <w:p>
             <w:pPr>
+              <w:keepNext w:val="false"/>
               <w:spacing w:after="40" w:before="0"/>
               <w:jc w:val="left"/>
             </w:pPr>
@@ -32445,6 +33125,7 @@
           </w:tcPr>
           <w:p>
             <w:pPr>
+              <w:keepNext w:val="false"/>
               <w:spacing w:after="40" w:before="0"/>
               <w:jc w:val="left"/>
             </w:pPr>
@@ -32481,7 +33162,7 @@
         </w:rPr>
         <w:t xml:space="preserve">© 2026 SeaVuria and ARES. Aligned with KICD objectives. Developed by SeaVuria; technical implementation by ARES (with AI assistance from Claude). Licensed under </w:t>
       </w:r>
-      <w:hyperlink w:history="1" r:id="rIdbk4oz4ehzphfnfpugeagp">
+      <w:hyperlink w:history="1" r:id="rId8eyr_dzl8ont5moc3ffcm">
         <w:r>
           <w:rPr>
             <w:rFonts w:ascii="Arial" w:cs="Arial" w:eastAsia="Arial" w:hAnsi="Arial"/>
@@ -32502,7 +33183,7 @@
         </w:rPr>
         <w:t xml:space="preserve"> (</w:t>
       </w:r>
-      <w:hyperlink w:history="1" r:id="rIduik3yxiyqqjpe2kudt7wa">
+      <w:hyperlink w:history="1" r:id="rIdwd_ucwzfuspgizcf_aljm">
         <w:r>
           <w:rPr>
             <w:rFonts w:ascii="Arial" w:cs="Arial" w:eastAsia="Arial" w:hAnsi="Arial"/>
@@ -32562,6 +33243,7 @@
           </w:tcPr>
           <w:p>
             <w:pPr>
+              <w:keepNext w:val="false"/>
               <w:spacing w:after="40" w:before="0"/>
               <w:jc w:val="center"/>
             </w:pPr>
@@ -32597,6 +33279,7 @@
           </w:tcPr>
           <w:p>
             <w:pPr>
+              <w:keepNext w:val="false"/>
               <w:spacing w:after="40" w:before="0"/>
               <w:jc w:val="center"/>
             </w:pPr>
@@ -32631,6 +33314,7 @@
           </w:tcPr>
           <w:p>
             <w:pPr>
+              <w:keepNext w:val="false"/>
               <w:spacing w:after="40" w:before="0"/>
               <w:jc w:val="left"/>
             </w:pPr>
@@ -32663,6 +33347,7 @@
           </w:tcPr>
           <w:p>
             <w:pPr>
+              <w:keepNext w:val="false"/>
               <w:spacing w:after="40" w:before="0"/>
               <w:jc w:val="left"/>
             </w:pPr>
@@ -32697,6 +33382,7 @@
           </w:tcPr>
           <w:p>
             <w:pPr>
+              <w:keepNext w:val="false"/>
               <w:spacing w:after="40" w:before="0"/>
               <w:jc w:val="left"/>
             </w:pPr>
@@ -32729,6 +33415,7 @@
           </w:tcPr>
           <w:p>
             <w:pPr>
+              <w:keepNext w:val="false"/>
               <w:spacing w:after="40" w:before="0"/>
               <w:jc w:val="left"/>
             </w:pPr>
@@ -32763,6 +33450,7 @@
           </w:tcPr>
           <w:p>
             <w:pPr>
+              <w:keepNext w:val="false"/>
               <w:spacing w:after="40" w:before="0"/>
               <w:jc w:val="left"/>
             </w:pPr>
@@ -32795,6 +33483,7 @@
           </w:tcPr>
           <w:p>
             <w:pPr>
+              <w:keepNext w:val="false"/>
               <w:spacing w:after="40" w:before="0"/>
               <w:jc w:val="left"/>
             </w:pPr>
@@ -32829,6 +33518,7 @@
           </w:tcPr>
           <w:p>
             <w:pPr>
+              <w:keepNext w:val="false"/>
               <w:spacing w:after="40" w:before="0"/>
               <w:jc w:val="left"/>
             </w:pPr>
@@ -32861,6 +33551,7 @@
           </w:tcPr>
           <w:p>
             <w:pPr>
+              <w:keepNext w:val="false"/>
               <w:spacing w:after="40" w:before="0"/>
               <w:jc w:val="left"/>
             </w:pPr>
@@ -32895,6 +33586,7 @@
           </w:tcPr>
           <w:p>
             <w:pPr>
+              <w:keepNext w:val="false"/>
               <w:spacing w:after="40" w:before="0"/>
               <w:jc w:val="left"/>
             </w:pPr>
@@ -32927,6 +33619,7 @@
           </w:tcPr>
           <w:p>
             <w:pPr>
+              <w:keepNext w:val="false"/>
               <w:spacing w:after="40" w:before="0"/>
               <w:jc w:val="left"/>
             </w:pPr>
@@ -32961,6 +33654,7 @@
           </w:tcPr>
           <w:p>
             <w:pPr>
+              <w:keepNext w:val="false"/>
               <w:spacing w:after="40" w:before="0"/>
               <w:jc w:val="left"/>
             </w:pPr>
@@ -32993,6 +33687,7 @@
           </w:tcPr>
           <w:p>
             <w:pPr>
+              <w:keepNext w:val="false"/>
               <w:spacing w:after="40" w:before="0"/>
               <w:jc w:val="left"/>
             </w:pPr>
@@ -33027,6 +33722,7 @@
           </w:tcPr>
           <w:p>
             <w:pPr>
+              <w:keepNext w:val="false"/>
               <w:spacing w:after="40" w:before="0"/>
               <w:jc w:val="left"/>
             </w:pPr>
@@ -33059,6 +33755,7 @@
           </w:tcPr>
           <w:p>
             <w:pPr>
+              <w:keepNext w:val="false"/>
               <w:spacing w:after="40" w:before="0"/>
               <w:jc w:val="left"/>
             </w:pPr>
@@ -33093,6 +33790,7 @@
           </w:tcPr>
           <w:p>
             <w:pPr>
+              <w:keepNext w:val="false"/>
               <w:spacing w:after="40" w:before="0"/>
               <w:jc w:val="left"/>
             </w:pPr>
@@ -33125,6 +33823,7 @@
           </w:tcPr>
           <w:p>
             <w:pPr>
+              <w:keepNext w:val="false"/>
               <w:spacing w:after="40" w:before="0"/>
               <w:jc w:val="left"/>
             </w:pPr>
@@ -33184,6 +33883,7 @@
           </w:tcPr>
           <w:p>
             <w:pPr>
+              <w:keepNext w:val="false"/>
               <w:spacing w:after="40" w:before="0"/>
               <w:jc w:val="center"/>
             </w:pPr>
@@ -33218,6 +33918,7 @@
           </w:tcPr>
           <w:p>
             <w:pPr>
+              <w:keepNext w:val="false"/>
               <w:spacing w:after="40" w:before="0"/>
               <w:jc w:val="left"/>
             </w:pPr>
@@ -33282,6 +33983,7 @@
           </w:tcPr>
           <w:p>
             <w:pPr>
+              <w:keepNext w:val="false"/>
               <w:spacing w:after="40" w:before="0"/>
               <w:jc w:val="center"/>
             </w:pPr>
@@ -33316,6 +34018,7 @@
           </w:tcPr>
           <w:p>
             <w:pPr>
+              <w:keepNext w:val="false"/>
               <w:spacing w:after="40" w:before="0"/>
               <w:jc w:val="left"/>
             </w:pPr>
@@ -33348,6 +34051,7 @@
           </w:tcPr>
           <w:p>
             <w:pPr>
+              <w:keepNext w:val="false"/>
               <w:spacing w:after="40" w:before="0"/>
               <w:jc w:val="left"/>
             </w:pPr>
@@ -33380,6 +34084,7 @@
           </w:tcPr>
           <w:p>
             <w:pPr>
+              <w:keepNext w:val="false"/>
               <w:spacing w:after="40" w:before="0"/>
               <w:jc w:val="left"/>
             </w:pPr>
@@ -33412,6 +34117,7 @@
           </w:tcPr>
           <w:p>
             <w:pPr>
+              <w:keepNext w:val="false"/>
               <w:spacing w:after="40" w:before="0"/>
               <w:jc w:val="left"/>
             </w:pPr>
@@ -33444,6 +34150,7 @@
           </w:tcPr>
           <w:p>
             <w:pPr>
+              <w:keepNext w:val="false"/>
               <w:spacing w:after="40" w:before="0"/>
               <w:jc w:val="left"/>
             </w:pPr>
@@ -33478,6 +34185,7 @@
           </w:tcPr>
           <w:p>
             <w:pPr>
+              <w:keepNext w:val="false"/>
               <w:spacing w:after="40" w:before="0"/>
               <w:jc w:val="left"/>
             </w:pPr>
@@ -33532,7 +34240,7 @@
               <w:spacing w:after="10" w:before="0"/>
               <w:ind w:left="120"/>
             </w:pPr>
-            <w:hyperlink w:history="1" r:id="rIdgrnxin--hzzqtxxvkarbj">
+            <w:hyperlink w:history="1" r:id="rIdmteymaoshdjilzzbc7oc1">
               <w:r>
                 <w:rPr>
                   <w:rFonts w:ascii="Arial" w:cs="Arial" w:eastAsia="Arial" w:hAnsi="Arial"/>
@@ -33592,7 +34300,7 @@
             <w:pPr>
               <w:spacing w:after="20" w:before="0"/>
             </w:pPr>
-            <w:hyperlink w:history="1" r:id="rIdve1cuqkbmdv679-xt1t48">
+            <w:hyperlink w:history="1" r:id="rIdb9g7s0nje7q9yyefrqah8">
               <w:r>
                 <w:rPr>
                   <w:rFonts w:ascii="Arial" w:cs="Arial" w:eastAsia="Arial" w:hAnsi="Arial"/>
@@ -33625,7 +34333,7 @@
               <w:spacing w:after="10" w:before="0"/>
               <w:ind w:left="120"/>
             </w:pPr>
-            <w:hyperlink w:history="1" r:id="rId-hwj3hqlb56p7aw_wg5pd">
+            <w:hyperlink w:history="1" r:id="rIdgenyw5nu9ldnfv0klymnw">
               <w:r>
                 <w:rPr>
                   <w:rFonts w:ascii="Arial" w:cs="Arial" w:eastAsia="Arial" w:hAnsi="Arial"/>
@@ -33653,6 +34361,7 @@
           </w:tcPr>
           <w:p>
             <w:pPr>
+              <w:keepNext w:val="false"/>
               <w:spacing w:after="40" w:before="0"/>
               <w:jc w:val="left"/>
             </w:pPr>
@@ -33685,6 +34394,7 @@
           </w:tcPr>
           <w:p>
             <w:pPr>
+              <w:keepNext w:val="false"/>
               <w:spacing w:after="40" w:before="0"/>
               <w:jc w:val="left"/>
             </w:pPr>
@@ -33717,6 +34427,7 @@
           </w:tcPr>
           <w:p>
             <w:pPr>
+              <w:keepNext w:val="false"/>
               <w:spacing w:after="40" w:before="0"/>
               <w:jc w:val="left"/>
             </w:pPr>
@@ -33749,6 +34460,7 @@
           </w:tcPr>
           <w:p>
             <w:pPr>
+              <w:keepNext w:val="false"/>
               <w:spacing w:after="40" w:before="0"/>
               <w:jc w:val="left"/>
             </w:pPr>
@@ -33783,6 +34495,7 @@
           </w:tcPr>
           <w:p>
             <w:pPr>
+              <w:keepNext w:val="false"/>
               <w:spacing w:after="40" w:before="0"/>
               <w:jc w:val="left"/>
             </w:pPr>
@@ -33837,7 +34550,7 @@
               <w:spacing w:after="10" w:before="0"/>
               <w:ind w:left="120"/>
             </w:pPr>
-            <w:hyperlink w:history="1" r:id="rIdygxyovkhacrt1pg6bdbwp">
+            <w:hyperlink w:history="1" r:id="rId8toybthlufnfck-433jtr">
               <w:r>
                 <w:rPr>
                   <w:rFonts w:ascii="Arial" w:cs="Arial" w:eastAsia="Arial" w:hAnsi="Arial"/>
@@ -33897,7 +34610,7 @@
             <w:pPr>
               <w:spacing w:after="20" w:before="0"/>
             </w:pPr>
-            <w:hyperlink w:history="1" r:id="rIdvxfcmdnhk5sv_tmbbawg4">
+            <w:hyperlink w:history="1" r:id="rIddb78fbeimhrxzacz7bz2e">
               <w:r>
                 <w:rPr>
                   <w:rFonts w:ascii="Arial" w:cs="Arial" w:eastAsia="Arial" w:hAnsi="Arial"/>
@@ -33930,7 +34643,7 @@
               <w:spacing w:after="10" w:before="0"/>
               <w:ind w:left="120"/>
             </w:pPr>
-            <w:hyperlink w:history="1" r:id="rIda_fytr5s0s4phugnoyrhc">
+            <w:hyperlink w:history="1" r:id="rIdkhc5jlkn3lcfx75mqkax9">
               <w:r>
                 <w:rPr>
                   <w:rFonts w:ascii="Arial" w:cs="Arial" w:eastAsia="Arial" w:hAnsi="Arial"/>
@@ -33958,6 +34671,7 @@
           </w:tcPr>
           <w:p>
             <w:pPr>
+              <w:keepNext w:val="false"/>
               <w:spacing w:after="40" w:before="0"/>
               <w:jc w:val="left"/>
             </w:pPr>
@@ -33990,6 +34704,7 @@
           </w:tcPr>
           <w:p>
             <w:pPr>
+              <w:keepNext w:val="false"/>
               <w:spacing w:after="40" w:before="0"/>
               <w:jc w:val="left"/>
             </w:pPr>
@@ -34022,6 +34737,7 @@
           </w:tcPr>
           <w:p>
             <w:pPr>
+              <w:keepNext w:val="false"/>
               <w:spacing w:after="40" w:before="0"/>
               <w:jc w:val="left"/>
             </w:pPr>
@@ -34054,6 +34770,7 @@
           </w:tcPr>
           <w:p>
             <w:pPr>
+              <w:keepNext w:val="false"/>
               <w:spacing w:after="40" w:before="0"/>
               <w:jc w:val="left"/>
             </w:pPr>
@@ -34088,6 +34805,7 @@
           </w:tcPr>
           <w:p>
             <w:pPr>
+              <w:keepNext w:val="false"/>
               <w:spacing w:after="40" w:before="0"/>
               <w:jc w:val="left"/>
             </w:pPr>
@@ -34142,7 +34860,7 @@
               <w:spacing w:after="10" w:before="0"/>
               <w:ind w:left="120"/>
             </w:pPr>
-            <w:hyperlink w:history="1" r:id="rIdt5qay5z1jfhgn_2eu39yk">
+            <w:hyperlink w:history="1" r:id="rIdggodtvk3oohgpyitazouf">
               <w:r>
                 <w:rPr>
                   <w:rFonts w:ascii="Arial" w:cs="Arial" w:eastAsia="Arial" w:hAnsi="Arial"/>
@@ -34202,7 +34920,7 @@
             <w:pPr>
               <w:spacing w:after="20" w:before="0"/>
             </w:pPr>
-            <w:hyperlink w:history="1" r:id="rId7diyidnw2jzfkxmrkbpr-">
+            <w:hyperlink w:history="1" r:id="rId99p_vh9uevzt5bynhdl8q">
               <w:r>
                 <w:rPr>
                   <w:rFonts w:ascii="Arial" w:cs="Arial" w:eastAsia="Arial" w:hAnsi="Arial"/>
@@ -34251,7 +34969,7 @@
               <w:spacing w:after="10" w:before="0"/>
               <w:ind w:left="120"/>
             </w:pPr>
-            <w:hyperlink w:history="1" r:id="rIddkahxj6ugylbze-1pnkpl">
+            <w:hyperlink w:history="1" r:id="rId_8gcyki-mv2hkysm6apva">
               <w:r>
                 <w:rPr>
                   <w:rFonts w:ascii="Arial" w:cs="Arial" w:eastAsia="Arial" w:hAnsi="Arial"/>
@@ -34279,6 +34997,7 @@
           </w:tcPr>
           <w:p>
             <w:pPr>
+              <w:keepNext w:val="false"/>
               <w:spacing w:after="40" w:before="0"/>
               <w:jc w:val="left"/>
             </w:pPr>
@@ -34311,6 +35030,7 @@
           </w:tcPr>
           <w:p>
             <w:pPr>
+              <w:keepNext w:val="false"/>
               <w:spacing w:after="40" w:before="0"/>
               <w:jc w:val="left"/>
             </w:pPr>
@@ -34343,6 +35063,7 @@
           </w:tcPr>
           <w:p>
             <w:pPr>
+              <w:keepNext w:val="false"/>
               <w:spacing w:after="40" w:before="0"/>
               <w:jc w:val="left"/>
             </w:pPr>
@@ -34375,6 +35096,7 @@
           </w:tcPr>
           <w:p>
             <w:pPr>
+              <w:keepNext w:val="false"/>
               <w:spacing w:after="40" w:before="0"/>
               <w:jc w:val="left"/>
             </w:pPr>
@@ -34409,6 +35131,7 @@
           </w:tcPr>
           <w:p>
             <w:pPr>
+              <w:keepNext w:val="false"/>
               <w:spacing w:after="40" w:before="0"/>
               <w:jc w:val="left"/>
             </w:pPr>
@@ -34463,7 +35186,7 @@
               <w:spacing w:after="10" w:before="0"/>
               <w:ind w:left="120"/>
             </w:pPr>
-            <w:hyperlink w:history="1" r:id="rIdfo9kbsui_mu88os-qrepy">
+            <w:hyperlink w:history="1" r:id="rIdlbuawrka15jftyvjkwkjl">
               <w:r>
                 <w:rPr>
                   <w:rFonts w:ascii="Arial" w:cs="Arial" w:eastAsia="Arial" w:hAnsi="Arial"/>
@@ -34523,7 +35246,7 @@
             <w:pPr>
               <w:spacing w:after="20" w:before="0"/>
             </w:pPr>
-            <w:hyperlink w:history="1" r:id="rIdf2de8a_ihqysawm-bojdv">
+            <w:hyperlink w:history="1" r:id="rIdoowqxym75vbtmrr10cndw">
               <w:r>
                 <w:rPr>
                   <w:rFonts w:ascii="Arial" w:cs="Arial" w:eastAsia="Arial" w:hAnsi="Arial"/>
@@ -34572,7 +35295,7 @@
               <w:spacing w:after="10" w:before="0"/>
               <w:ind w:left="120"/>
             </w:pPr>
-            <w:hyperlink w:history="1" r:id="rIdx8qrfrfs4fuw_yc9c8mwq">
+            <w:hyperlink w:history="1" r:id="rIdytfvb5g6zigz0wuodgtf7">
               <w:r>
                 <w:rPr>
                   <w:rFonts w:ascii="Arial" w:cs="Arial" w:eastAsia="Arial" w:hAnsi="Arial"/>
@@ -34600,6 +35323,7 @@
           </w:tcPr>
           <w:p>
             <w:pPr>
+              <w:keepNext w:val="false"/>
               <w:spacing w:after="40" w:before="0"/>
               <w:jc w:val="left"/>
             </w:pPr>
@@ -34632,6 +35356,7 @@
           </w:tcPr>
           <w:p>
             <w:pPr>
+              <w:keepNext w:val="false"/>
               <w:spacing w:after="40" w:before="0"/>
               <w:jc w:val="left"/>
             </w:pPr>
@@ -34664,6 +35389,7 @@
           </w:tcPr>
           <w:p>
             <w:pPr>
+              <w:keepNext w:val="false"/>
               <w:spacing w:after="40" w:before="0"/>
               <w:jc w:val="left"/>
             </w:pPr>
@@ -34696,6 +35422,7 @@
           </w:tcPr>
           <w:p>
             <w:pPr>
+              <w:keepNext w:val="false"/>
               <w:spacing w:after="40" w:before="0"/>
               <w:jc w:val="left"/>
             </w:pPr>
@@ -34730,6 +35457,7 @@
           </w:tcPr>
           <w:p>
             <w:pPr>
+              <w:keepNext w:val="false"/>
               <w:spacing w:after="40" w:before="0"/>
               <w:jc w:val="left"/>
             </w:pPr>
@@ -34784,7 +35512,7 @@
               <w:spacing w:after="10" w:before="0"/>
               <w:ind w:left="120"/>
             </w:pPr>
-            <w:hyperlink w:history="1" r:id="rIdf0pc_s2sizdfi02ufntng">
+            <w:hyperlink w:history="1" r:id="rIdbtg0pekj-e3mps4elcbdh">
               <w:r>
                 <w:rPr>
                   <w:rFonts w:ascii="Arial" w:cs="Arial" w:eastAsia="Arial" w:hAnsi="Arial"/>
@@ -34844,7 +35572,7 @@
             <w:pPr>
               <w:spacing w:after="20" w:before="0"/>
             </w:pPr>
-            <w:hyperlink w:history="1" r:id="rIdvex2haubbop8a-8puhyrd">
+            <w:hyperlink w:history="1" r:id="rIdz3bvklgu4sujmadnchebs">
               <w:r>
                 <w:rPr>
                   <w:rFonts w:ascii="Arial" w:cs="Arial" w:eastAsia="Arial" w:hAnsi="Arial"/>
@@ -34893,7 +35621,7 @@
               <w:spacing w:after="10" w:before="0"/>
               <w:ind w:left="120"/>
             </w:pPr>
-            <w:hyperlink w:history="1" r:id="rIdmxht7ssdnapm5caoj5zan">
+            <w:hyperlink w:history="1" r:id="rIdji6utsgiqf9zmzuwdah4v">
               <w:r>
                 <w:rPr>
                   <w:rFonts w:ascii="Arial" w:cs="Arial" w:eastAsia="Arial" w:hAnsi="Arial"/>
@@ -34921,6 +35649,7 @@
           </w:tcPr>
           <w:p>
             <w:pPr>
+              <w:keepNext w:val="false"/>
               <w:spacing w:after="40" w:before="0"/>
               <w:jc w:val="left"/>
             </w:pPr>
@@ -34953,6 +35682,7 @@
           </w:tcPr>
           <w:p>
             <w:pPr>
+              <w:keepNext w:val="false"/>
               <w:spacing w:after="40" w:before="0"/>
               <w:jc w:val="left"/>
             </w:pPr>
@@ -34985,6 +35715,7 @@
           </w:tcPr>
           <w:p>
             <w:pPr>
+              <w:keepNext w:val="false"/>
               <w:spacing w:after="40" w:before="0"/>
               <w:jc w:val="left"/>
             </w:pPr>
@@ -35017,6 +35748,7 @@
           </w:tcPr>
           <w:p>
             <w:pPr>
+              <w:keepNext w:val="false"/>
               <w:spacing w:after="40" w:before="0"/>
               <w:jc w:val="left"/>
             </w:pPr>
@@ -35076,6 +35808,7 @@
           </w:tcPr>
           <w:p>
             <w:pPr>
+              <w:keepNext w:val="false"/>
               <w:spacing w:after="40" w:before="0"/>
               <w:jc w:val="center"/>
             </w:pPr>
@@ -35110,6 +35843,7 @@
           </w:tcPr>
           <w:p>
             <w:pPr>
+              <w:keepNext w:val="false"/>
               <w:spacing w:after="40" w:before="0"/>
               <w:jc w:val="left"/>
             </w:pPr>
@@ -35171,6 +35905,7 @@
           </w:tcPr>
           <w:p>
             <w:pPr>
+              <w:keepNext w:val="false"/>
               <w:spacing w:after="40" w:before="0"/>
               <w:jc w:val="center"/>
             </w:pPr>
@@ -35205,6 +35940,7 @@
           </w:tcPr>
           <w:p>
             <w:pPr>
+              <w:keepNext w:val="false"/>
               <w:spacing w:after="40" w:before="0"/>
               <w:jc w:val="left"/>
             </w:pPr>
@@ -35237,6 +35973,7 @@
           </w:tcPr>
           <w:p>
             <w:pPr>
+              <w:keepNext w:val="false"/>
               <w:spacing w:after="40" w:before="0"/>
               <w:jc w:val="left"/>
             </w:pPr>
@@ -35271,6 +36008,7 @@
           </w:tcPr>
           <w:p>
             <w:pPr>
+              <w:keepNext w:val="false"/>
               <w:spacing w:after="40" w:before="0"/>
               <w:jc w:val="left"/>
             </w:pPr>
@@ -35303,6 +36041,7 @@
           </w:tcPr>
           <w:p>
             <w:pPr>
+              <w:keepNext w:val="false"/>
               <w:spacing w:after="40" w:before="0"/>
               <w:jc w:val="left"/>
             </w:pPr>
@@ -35337,6 +36076,7 @@
           </w:tcPr>
           <w:p>
             <w:pPr>
+              <w:keepNext w:val="false"/>
               <w:spacing w:after="40" w:before="0"/>
               <w:jc w:val="left"/>
             </w:pPr>
@@ -35369,6 +36109,7 @@
           </w:tcPr>
           <w:p>
             <w:pPr>
+              <w:keepNext w:val="false"/>
               <w:spacing w:after="40" w:before="0"/>
               <w:jc w:val="left"/>
             </w:pPr>
@@ -35405,7 +36146,7 @@
         </w:rPr>
         <w:t xml:space="preserve">© 2026 SeaVuria and ARES. Aligned with KICD objectives. Developed by SeaVuria; technical implementation by ARES (with AI assistance from Claude). Licensed under </w:t>
       </w:r>
-      <w:hyperlink w:history="1" r:id="rIdlvq0gbpxsc194nekgz3xm">
+      <w:hyperlink w:history="1" r:id="rIdxsyesbcft2xbahjktczrj">
         <w:r>
           <w:rPr>
             <w:rFonts w:ascii="Arial" w:cs="Arial" w:eastAsia="Arial" w:hAnsi="Arial"/>
@@ -35426,7 +36167,7 @@
         </w:rPr>
         <w:t xml:space="preserve"> (</w:t>
       </w:r>
-      <w:hyperlink w:history="1" r:id="rIdktlpwoaanbetuipi28lg2">
+      <w:hyperlink w:history="1" r:id="rIded5pcgrvpczqhtlg4rjfh">
         <w:r>
           <w:rPr>
             <w:rFonts w:ascii="Arial" w:cs="Arial" w:eastAsia="Arial" w:hAnsi="Arial"/>
@@ -35486,6 +36227,7 @@
           </w:tcPr>
           <w:p>
             <w:pPr>
+              <w:keepNext w:val="false"/>
               <w:spacing w:after="40" w:before="0"/>
               <w:jc w:val="center"/>
             </w:pPr>
@@ -35521,6 +36263,7 @@
           </w:tcPr>
           <w:p>
             <w:pPr>
+              <w:keepNext w:val="false"/>
               <w:spacing w:after="40" w:before="0"/>
               <w:jc w:val="center"/>
             </w:pPr>
@@ -35555,6 +36298,7 @@
           </w:tcPr>
           <w:p>
             <w:pPr>
+              <w:keepNext w:val="false"/>
               <w:spacing w:after="40" w:before="0"/>
               <w:jc w:val="left"/>
             </w:pPr>
@@ -35587,6 +36331,7 @@
           </w:tcPr>
           <w:p>
             <w:pPr>
+              <w:keepNext w:val="false"/>
               <w:spacing w:after="40" w:before="0"/>
               <w:jc w:val="left"/>
             </w:pPr>
@@ -35621,6 +36366,7 @@
           </w:tcPr>
           <w:p>
             <w:pPr>
+              <w:keepNext w:val="false"/>
               <w:spacing w:after="40" w:before="0"/>
               <w:jc w:val="left"/>
             </w:pPr>
@@ -35653,6 +36399,7 @@
           </w:tcPr>
           <w:p>
             <w:pPr>
+              <w:keepNext w:val="false"/>
               <w:spacing w:after="40" w:before="0"/>
               <w:jc w:val="left"/>
             </w:pPr>
@@ -35687,6 +36434,7 @@
           </w:tcPr>
           <w:p>
             <w:pPr>
+              <w:keepNext w:val="false"/>
               <w:spacing w:after="40" w:before="0"/>
               <w:jc w:val="left"/>
             </w:pPr>
@@ -35719,6 +36467,7 @@
           </w:tcPr>
           <w:p>
             <w:pPr>
+              <w:keepNext w:val="false"/>
               <w:spacing w:after="40" w:before="0"/>
               <w:jc w:val="left"/>
             </w:pPr>
@@ -35753,6 +36502,7 @@
           </w:tcPr>
           <w:p>
             <w:pPr>
+              <w:keepNext w:val="false"/>
               <w:spacing w:after="40" w:before="0"/>
               <w:jc w:val="left"/>
             </w:pPr>
@@ -35785,6 +36535,7 @@
           </w:tcPr>
           <w:p>
             <w:pPr>
+              <w:keepNext w:val="false"/>
               <w:spacing w:after="40" w:before="0"/>
               <w:jc w:val="left"/>
             </w:pPr>
@@ -35819,6 +36570,7 @@
           </w:tcPr>
           <w:p>
             <w:pPr>
+              <w:keepNext w:val="false"/>
               <w:spacing w:after="40" w:before="0"/>
               <w:jc w:val="left"/>
             </w:pPr>
@@ -35851,6 +36603,7 @@
           </w:tcPr>
           <w:p>
             <w:pPr>
+              <w:keepNext w:val="false"/>
               <w:spacing w:after="40" w:before="0"/>
               <w:jc w:val="left"/>
             </w:pPr>
@@ -35885,6 +36638,7 @@
           </w:tcPr>
           <w:p>
             <w:pPr>
+              <w:keepNext w:val="false"/>
               <w:spacing w:after="40" w:before="0"/>
               <w:jc w:val="left"/>
             </w:pPr>
@@ -35917,6 +36671,7 @@
           </w:tcPr>
           <w:p>
             <w:pPr>
+              <w:keepNext w:val="false"/>
               <w:spacing w:after="40" w:before="0"/>
               <w:jc w:val="left"/>
             </w:pPr>
@@ -35951,6 +36706,7 @@
           </w:tcPr>
           <w:p>
             <w:pPr>
+              <w:keepNext w:val="false"/>
               <w:spacing w:after="40" w:before="0"/>
               <w:jc w:val="left"/>
             </w:pPr>
@@ -35983,6 +36739,7 @@
           </w:tcPr>
           <w:p>
             <w:pPr>
+              <w:keepNext w:val="false"/>
               <w:spacing w:after="40" w:before="0"/>
               <w:jc w:val="left"/>
             </w:pPr>
@@ -36017,6 +36774,7 @@
           </w:tcPr>
           <w:p>
             <w:pPr>
+              <w:keepNext w:val="false"/>
               <w:spacing w:after="40" w:before="0"/>
               <w:jc w:val="left"/>
             </w:pPr>
@@ -36049,6 +36807,7 @@
           </w:tcPr>
           <w:p>
             <w:pPr>
+              <w:keepNext w:val="false"/>
               <w:spacing w:after="40" w:before="0"/>
               <w:jc w:val="left"/>
             </w:pPr>
@@ -36108,6 +36867,7 @@
           </w:tcPr>
           <w:p>
             <w:pPr>
+              <w:keepNext w:val="false"/>
               <w:spacing w:after="40" w:before="0"/>
               <w:jc w:val="center"/>
             </w:pPr>
@@ -36142,6 +36902,7 @@
           </w:tcPr>
           <w:p>
             <w:pPr>
+              <w:keepNext w:val="false"/>
               <w:spacing w:after="40" w:before="0"/>
               <w:jc w:val="left"/>
             </w:pPr>
@@ -36206,6 +36967,7 @@
           </w:tcPr>
           <w:p>
             <w:pPr>
+              <w:keepNext w:val="false"/>
               <w:spacing w:after="40" w:before="0"/>
               <w:jc w:val="center"/>
             </w:pPr>
@@ -36240,6 +37002,7 @@
           </w:tcPr>
           <w:p>
             <w:pPr>
+              <w:keepNext w:val="false"/>
               <w:spacing w:after="40" w:before="0"/>
               <w:jc w:val="left"/>
             </w:pPr>
@@ -36272,6 +37035,7 @@
           </w:tcPr>
           <w:p>
             <w:pPr>
+              <w:keepNext w:val="false"/>
               <w:spacing w:after="40" w:before="0"/>
               <w:jc w:val="left"/>
             </w:pPr>
@@ -36304,6 +37068,7 @@
           </w:tcPr>
           <w:p>
             <w:pPr>
+              <w:keepNext w:val="false"/>
               <w:spacing w:after="40" w:before="0"/>
               <w:jc w:val="left"/>
             </w:pPr>
@@ -36336,6 +37101,7 @@
           </w:tcPr>
           <w:p>
             <w:pPr>
+              <w:keepNext w:val="false"/>
               <w:spacing w:after="40" w:before="0"/>
               <w:jc w:val="left"/>
             </w:pPr>
@@ -36368,6 +37134,7 @@
           </w:tcPr>
           <w:p>
             <w:pPr>
+              <w:keepNext w:val="false"/>
               <w:spacing w:after="40" w:before="0"/>
               <w:jc w:val="left"/>
             </w:pPr>
@@ -36402,6 +37169,7 @@
           </w:tcPr>
           <w:p>
             <w:pPr>
+              <w:keepNext w:val="false"/>
               <w:spacing w:after="40" w:before="0"/>
               <w:jc w:val="left"/>
             </w:pPr>
@@ -36439,7 +37207,7 @@
             <w:pPr>
               <w:spacing w:after="20" w:before="0"/>
             </w:pPr>
-            <w:hyperlink w:history="1" r:id="rIdxsscf_k_hu1z65ane5poj">
+            <w:hyperlink w:history="1" r:id="rIdx3pirssrtjnnm7hnihvsw">
               <w:r>
                 <w:rPr>
                   <w:rFonts w:ascii="Arial" w:cs="Arial" w:eastAsia="Arial" w:hAnsi="Arial"/>
@@ -36472,7 +37240,7 @@
               <w:spacing w:after="10" w:before="0"/>
               <w:ind w:left="120"/>
             </w:pPr>
-            <w:hyperlink w:history="1" r:id="rIdurebxe2swlqarnedodnn5">
+            <w:hyperlink w:history="1" r:id="rIdah8ptv2jvixwyi_3m8-by">
               <w:r>
                 <w:rPr>
                   <w:rFonts w:ascii="Arial" w:cs="Arial" w:eastAsia="Arial" w:hAnsi="Arial"/>
@@ -36517,7 +37285,7 @@
             <w:pPr>
               <w:spacing w:after="20" w:before="0"/>
             </w:pPr>
-            <w:hyperlink w:history="1" r:id="rId312qadxznmkaubycvlzuy">
+            <w:hyperlink w:history="1" r:id="rIdhyo2mnpsqnyk4wtsoszol">
               <w:r>
                 <w:rPr>
                   <w:rFonts w:ascii="Arial" w:cs="Arial" w:eastAsia="Arial" w:hAnsi="Arial"/>
@@ -36550,7 +37318,7 @@
               <w:spacing w:after="10" w:before="0"/>
               <w:ind w:left="120"/>
             </w:pPr>
-            <w:hyperlink w:history="1" r:id="rId1puh7kcmc9a3nrh_5g3zx">
+            <w:hyperlink w:history="1" r:id="rIdeyddly8wm5fuvkf50bpew">
               <w:r>
                 <w:rPr>
                   <w:rFonts w:ascii="Arial" w:cs="Arial" w:eastAsia="Arial" w:hAnsi="Arial"/>
@@ -36578,6 +37346,7 @@
           </w:tcPr>
           <w:p>
             <w:pPr>
+              <w:keepNext w:val="false"/>
               <w:spacing w:after="40" w:before="0"/>
               <w:jc w:val="left"/>
             </w:pPr>
@@ -36610,6 +37379,7 @@
           </w:tcPr>
           <w:p>
             <w:pPr>
+              <w:keepNext w:val="false"/>
               <w:spacing w:after="40" w:before="0"/>
               <w:jc w:val="left"/>
             </w:pPr>
@@ -36642,6 +37412,7 @@
           </w:tcPr>
           <w:p>
             <w:pPr>
+              <w:keepNext w:val="false"/>
               <w:spacing w:after="40" w:before="0"/>
               <w:jc w:val="left"/>
             </w:pPr>
@@ -36674,6 +37445,7 @@
           </w:tcPr>
           <w:p>
             <w:pPr>
+              <w:keepNext w:val="false"/>
               <w:spacing w:after="40" w:before="0"/>
               <w:jc w:val="left"/>
             </w:pPr>
@@ -36708,6 +37480,7 @@
           </w:tcPr>
           <w:p>
             <w:pPr>
+              <w:keepNext w:val="false"/>
               <w:spacing w:after="40" w:before="0"/>
               <w:jc w:val="left"/>
             </w:pPr>
@@ -36745,7 +37518,7 @@
             <w:pPr>
               <w:spacing w:after="20" w:before="0"/>
             </w:pPr>
-            <w:hyperlink w:history="1" r:id="rIdv_gady5yzt0hrmqyq9hcu">
+            <w:hyperlink w:history="1" r:id="rIdzelaww923yeikkmjzdfgv">
               <w:r>
                 <w:rPr>
                   <w:rFonts w:ascii="Arial" w:cs="Arial" w:eastAsia="Arial" w:hAnsi="Arial"/>
@@ -36778,7 +37551,7 @@
               <w:spacing w:after="10" w:before="0"/>
               <w:ind w:left="120"/>
             </w:pPr>
-            <w:hyperlink w:history="1" r:id="rIdkcg2nefp-be4m2y0-xsr9">
+            <w:hyperlink w:history="1" r:id="rIduzyuqobjjvtdna3d95bdp">
               <w:r>
                 <w:rPr>
                   <w:rFonts w:ascii="Arial" w:cs="Arial" w:eastAsia="Arial" w:hAnsi="Arial"/>
@@ -36823,7 +37596,7 @@
             <w:pPr>
               <w:spacing w:after="20" w:before="0"/>
             </w:pPr>
-            <w:hyperlink w:history="1" r:id="rIdgd9mlziayra_s7jiorrle">
+            <w:hyperlink w:history="1" r:id="rId-hisiimwgczylcflfrx6b">
               <w:r>
                 <w:rPr>
                   <w:rFonts w:ascii="Arial" w:cs="Arial" w:eastAsia="Arial" w:hAnsi="Arial"/>
@@ -36856,7 +37629,7 @@
               <w:spacing w:after="10" w:before="0"/>
               <w:ind w:left="120"/>
             </w:pPr>
-            <w:hyperlink w:history="1" r:id="rIdwlnji5zr3wwryqhneqtwt">
+            <w:hyperlink w:history="1" r:id="rIdxkwttfb-syifuljp_uuqo">
               <w:r>
                 <w:rPr>
                   <w:rFonts w:ascii="Arial" w:cs="Arial" w:eastAsia="Arial" w:hAnsi="Arial"/>
@@ -36884,6 +37657,7 @@
           </w:tcPr>
           <w:p>
             <w:pPr>
+              <w:keepNext w:val="false"/>
               <w:spacing w:after="40" w:before="0"/>
               <w:jc w:val="left"/>
             </w:pPr>
@@ -36916,6 +37690,7 @@
           </w:tcPr>
           <w:p>
             <w:pPr>
+              <w:keepNext w:val="false"/>
               <w:spacing w:after="40" w:before="0"/>
               <w:jc w:val="left"/>
             </w:pPr>
@@ -36948,6 +37723,7 @@
           </w:tcPr>
           <w:p>
             <w:pPr>
+              <w:keepNext w:val="false"/>
               <w:spacing w:after="40" w:before="0"/>
               <w:jc w:val="left"/>
             </w:pPr>
@@ -36980,6 +37756,7 @@
           </w:tcPr>
           <w:p>
             <w:pPr>
+              <w:keepNext w:val="false"/>
               <w:spacing w:after="40" w:before="0"/>
               <w:jc w:val="left"/>
             </w:pPr>
@@ -37014,6 +37791,7 @@
           </w:tcPr>
           <w:p>
             <w:pPr>
+              <w:keepNext w:val="false"/>
               <w:spacing w:after="40" w:before="0"/>
               <w:jc w:val="left"/>
             </w:pPr>
@@ -37051,7 +37829,7 @@
             <w:pPr>
               <w:spacing w:after="20" w:before="0"/>
             </w:pPr>
-            <w:hyperlink w:history="1" r:id="rIdrlvh5dr38sy2_jbp82dnn">
+            <w:hyperlink w:history="1" r:id="rIdld3eiww2t8-tc1yhe2cw6">
               <w:r>
                 <w:rPr>
                   <w:rFonts w:ascii="Arial" w:cs="Arial" w:eastAsia="Arial" w:hAnsi="Arial"/>
@@ -37084,7 +37862,7 @@
               <w:spacing w:after="10" w:before="0"/>
               <w:ind w:left="120"/>
             </w:pPr>
-            <w:hyperlink w:history="1" r:id="rIdd5yaba5xbx8mmgard30vu">
+            <w:hyperlink w:history="1" r:id="rIdyfayosg6vbjnkx_w6pv_f">
               <w:r>
                 <w:rPr>
                   <w:rFonts w:ascii="Arial" w:cs="Arial" w:eastAsia="Arial" w:hAnsi="Arial"/>
@@ -37129,7 +37907,7 @@
             <w:pPr>
               <w:spacing w:after="20" w:before="0"/>
             </w:pPr>
-            <w:hyperlink w:history="1" r:id="rIdklceyxleuj5_fzdrkwh3g">
+            <w:hyperlink w:history="1" r:id="rIdkcdrhtubkkka6nt3gzexo">
               <w:r>
                 <w:rPr>
                   <w:rFonts w:ascii="Arial" w:cs="Arial" w:eastAsia="Arial" w:hAnsi="Arial"/>
@@ -37162,7 +37940,7 @@
               <w:spacing w:after="10" w:before="0"/>
               <w:ind w:left="120"/>
             </w:pPr>
-            <w:hyperlink w:history="1" r:id="rIdewcpquw4ic_dkgzh1usu5">
+            <w:hyperlink w:history="1" r:id="rIdgxe7_zu5mj_3tb1zh_zzb">
               <w:r>
                 <w:rPr>
                   <w:rFonts w:ascii="Arial" w:cs="Arial" w:eastAsia="Arial" w:hAnsi="Arial"/>
@@ -37190,6 +37968,7 @@
           </w:tcPr>
           <w:p>
             <w:pPr>
+              <w:keepNext w:val="false"/>
               <w:spacing w:after="40" w:before="0"/>
               <w:jc w:val="left"/>
             </w:pPr>
@@ -37222,6 +38001,7 @@
           </w:tcPr>
           <w:p>
             <w:pPr>
+              <w:keepNext w:val="false"/>
               <w:spacing w:after="40" w:before="0"/>
               <w:jc w:val="left"/>
             </w:pPr>
@@ -37254,6 +38034,7 @@
           </w:tcPr>
           <w:p>
             <w:pPr>
+              <w:keepNext w:val="false"/>
               <w:spacing w:after="40" w:before="0"/>
               <w:jc w:val="left"/>
             </w:pPr>
@@ -37286,6 +38067,7 @@
           </w:tcPr>
           <w:p>
             <w:pPr>
+              <w:keepNext w:val="false"/>
               <w:spacing w:after="40" w:before="0"/>
               <w:jc w:val="left"/>
             </w:pPr>
@@ -37320,6 +38102,7 @@
           </w:tcPr>
           <w:p>
             <w:pPr>
+              <w:keepNext w:val="false"/>
               <w:spacing w:after="40" w:before="0"/>
               <w:jc w:val="left"/>
             </w:pPr>
@@ -37357,7 +38140,7 @@
             <w:pPr>
               <w:spacing w:after="20" w:before="0"/>
             </w:pPr>
-            <w:hyperlink w:history="1" r:id="rIdnvkmfz7ocmua-qey_ywjp">
+            <w:hyperlink w:history="1" r:id="rIdx-izr2kxb5stzrn6vszhb">
               <w:r>
                 <w:rPr>
                   <w:rFonts w:ascii="Arial" w:cs="Arial" w:eastAsia="Arial" w:hAnsi="Arial"/>
@@ -37390,7 +38173,7 @@
               <w:spacing w:after="10" w:before="0"/>
               <w:ind w:left="120"/>
             </w:pPr>
-            <w:hyperlink w:history="1" r:id="rIdcmmz4ccioj3_zr5uspm8q">
+            <w:hyperlink w:history="1" r:id="rIdz2vzzd4ieaupg24_xaqzh">
               <w:r>
                 <w:rPr>
                   <w:rFonts w:ascii="Arial" w:cs="Arial" w:eastAsia="Arial" w:hAnsi="Arial"/>
@@ -37435,7 +38218,7 @@
             <w:pPr>
               <w:spacing w:after="20" w:before="0"/>
             </w:pPr>
-            <w:hyperlink w:history="1" r:id="rId4z3xj0cadkk-z_fiiq4ft">
+            <w:hyperlink w:history="1" r:id="rIdvhhszgl6proap0u1l-edx">
               <w:r>
                 <w:rPr>
                   <w:rFonts w:ascii="Arial" w:cs="Arial" w:eastAsia="Arial" w:hAnsi="Arial"/>
@@ -37468,7 +38251,7 @@
               <w:spacing w:after="10" w:before="0"/>
               <w:ind w:left="120"/>
             </w:pPr>
-            <w:hyperlink w:history="1" r:id="rIdm9qcmltiffmqt0ckw8tfk">
+            <w:hyperlink w:history="1" r:id="rIdpd45qfiyaiuuptq4tm-4g">
               <w:r>
                 <w:rPr>
                   <w:rFonts w:ascii="Arial" w:cs="Arial" w:eastAsia="Arial" w:hAnsi="Arial"/>
@@ -37496,6 +38279,7 @@
           </w:tcPr>
           <w:p>
             <w:pPr>
+              <w:keepNext w:val="false"/>
               <w:spacing w:after="40" w:before="0"/>
               <w:jc w:val="left"/>
             </w:pPr>
@@ -37528,6 +38312,7 @@
           </w:tcPr>
           <w:p>
             <w:pPr>
+              <w:keepNext w:val="false"/>
               <w:spacing w:after="40" w:before="0"/>
               <w:jc w:val="left"/>
             </w:pPr>
@@ -37560,6 +38345,7 @@
           </w:tcPr>
           <w:p>
             <w:pPr>
+              <w:keepNext w:val="false"/>
               <w:spacing w:after="40" w:before="0"/>
               <w:jc w:val="left"/>
             </w:pPr>
@@ -37592,6 +38378,7 @@
           </w:tcPr>
           <w:p>
             <w:pPr>
+              <w:keepNext w:val="false"/>
               <w:spacing w:after="40" w:before="0"/>
               <w:jc w:val="left"/>
             </w:pPr>
@@ -37626,6 +38413,7 @@
           </w:tcPr>
           <w:p>
             <w:pPr>
+              <w:keepNext w:val="false"/>
               <w:spacing w:after="40" w:before="0"/>
               <w:jc w:val="left"/>
             </w:pPr>
@@ -37663,7 +38451,7 @@
             <w:pPr>
               <w:spacing w:after="20" w:before="0"/>
             </w:pPr>
-            <w:hyperlink w:history="1" r:id="rIdzafloz8h8d63hr7szzq5-">
+            <w:hyperlink w:history="1" r:id="rIdfgcbioekmvzctatleczfi">
               <w:r>
                 <w:rPr>
                   <w:rFonts w:ascii="Arial" w:cs="Arial" w:eastAsia="Arial" w:hAnsi="Arial"/>
@@ -37712,7 +38500,7 @@
               <w:spacing w:after="10" w:before="0"/>
               <w:ind w:left="120"/>
             </w:pPr>
-            <w:hyperlink w:history="1" r:id="rId5v3yz2kc2b6uqesmklmt-">
+            <w:hyperlink w:history="1" r:id="rIdfnjxbh8lgvtatepzbbvln">
               <w:r>
                 <w:rPr>
                   <w:rFonts w:ascii="Arial" w:cs="Arial" w:eastAsia="Arial" w:hAnsi="Arial"/>
@@ -37757,7 +38545,7 @@
             <w:pPr>
               <w:spacing w:after="20" w:before="0"/>
             </w:pPr>
-            <w:hyperlink w:history="1" r:id="rId35ja9oo_zu6u53uhdpoqf">
+            <w:hyperlink w:history="1" r:id="rIdnoxkia0uopq378zj4yiey">
               <w:r>
                 <w:rPr>
                   <w:rFonts w:ascii="Arial" w:cs="Arial" w:eastAsia="Arial" w:hAnsi="Arial"/>
@@ -37790,7 +38578,7 @@
               <w:spacing w:after="10" w:before="0"/>
               <w:ind w:left="120"/>
             </w:pPr>
-            <w:hyperlink w:history="1" r:id="rId7wsumeau6eozgr4-lxr8o">
+            <w:hyperlink w:history="1" r:id="rIdbvt4ydsnsneh8ijam5ohz">
               <w:r>
                 <w:rPr>
                   <w:rFonts w:ascii="Arial" w:cs="Arial" w:eastAsia="Arial" w:hAnsi="Arial"/>
@@ -37818,6 +38606,7 @@
           </w:tcPr>
           <w:p>
             <w:pPr>
+              <w:keepNext w:val="false"/>
               <w:spacing w:after="40" w:before="0"/>
               <w:jc w:val="left"/>
             </w:pPr>
@@ -37850,6 +38639,7 @@
           </w:tcPr>
           <w:p>
             <w:pPr>
+              <w:keepNext w:val="false"/>
               <w:spacing w:after="40" w:before="0"/>
               <w:jc w:val="left"/>
             </w:pPr>
@@ -37882,6 +38672,7 @@
           </w:tcPr>
           <w:p>
             <w:pPr>
+              <w:keepNext w:val="false"/>
               <w:spacing w:after="40" w:before="0"/>
               <w:jc w:val="left"/>
             </w:pPr>
@@ -37914,6 +38705,7 @@
           </w:tcPr>
           <w:p>
             <w:pPr>
+              <w:keepNext w:val="false"/>
               <w:spacing w:after="40" w:before="0"/>
               <w:jc w:val="left"/>
             </w:pPr>
@@ -37973,6 +38765,7 @@
           </w:tcPr>
           <w:p>
             <w:pPr>
+              <w:keepNext w:val="false"/>
               <w:spacing w:after="40" w:before="0"/>
               <w:jc w:val="center"/>
             </w:pPr>
@@ -38007,6 +38800,7 @@
           </w:tcPr>
           <w:p>
             <w:pPr>
+              <w:keepNext w:val="false"/>
               <w:spacing w:after="40" w:before="0"/>
               <w:jc w:val="left"/>
             </w:pPr>
@@ -38026,6 +38820,7 @@
           </w:p>
           <w:p>
             <w:pPr>
+              <w:keepNext w:val="false"/>
               <w:spacing w:after="40" w:before="0"/>
               <w:jc w:val="left"/>
             </w:pPr>
@@ -38045,6 +38840,7 @@
           </w:p>
           <w:p>
             <w:pPr>
+              <w:keepNext w:val="false"/>
               <w:spacing w:after="40" w:before="0"/>
               <w:jc w:val="left"/>
             </w:pPr>
@@ -38064,6 +38860,7 @@
           </w:p>
           <w:p>
             <w:pPr>
+              <w:keepNext w:val="false"/>
               <w:spacing w:after="40" w:before="0"/>
               <w:jc w:val="left"/>
             </w:pPr>
@@ -38083,6 +38880,7 @@
           </w:p>
           <w:p>
             <w:pPr>
+              <w:keepNext w:val="false"/>
               <w:spacing w:after="40" w:before="0"/>
               <w:jc w:val="left"/>
             </w:pPr>
@@ -38102,6 +38900,7 @@
           </w:p>
           <w:p>
             <w:pPr>
+              <w:keepNext w:val="false"/>
               <w:spacing w:after="40" w:before="0"/>
               <w:jc w:val="left"/>
             </w:pPr>
@@ -38121,6 +38920,7 @@
           </w:p>
           <w:p>
             <w:pPr>
+              <w:keepNext w:val="false"/>
               <w:spacing w:after="40" w:before="0"/>
               <w:jc w:val="left"/>
             </w:pPr>
@@ -38140,6 +38940,7 @@
           </w:p>
           <w:p>
             <w:pPr>
+              <w:keepNext w:val="false"/>
               <w:spacing w:after="40" w:before="0"/>
               <w:jc w:val="left"/>
             </w:pPr>
@@ -38159,6 +38960,7 @@
           </w:p>
           <w:p>
             <w:pPr>
+              <w:keepNext w:val="false"/>
               <w:spacing w:after="40" w:before="0"/>
               <w:jc w:val="left"/>
             </w:pPr>
@@ -38178,6 +38980,7 @@
           </w:p>
           <w:p>
             <w:pPr>
+              <w:keepNext w:val="false"/>
               <w:spacing w:after="40" w:before="0"/>
               <w:jc w:val="left"/>
             </w:pPr>
@@ -38197,6 +39000,7 @@
           </w:p>
           <w:p>
             <w:pPr>
+              <w:keepNext w:val="false"/>
               <w:spacing w:after="40" w:before="0"/>
               <w:jc w:val="left"/>
             </w:pPr>
@@ -38258,6 +39062,7 @@
           </w:tcPr>
           <w:p>
             <w:pPr>
+              <w:keepNext w:val="false"/>
               <w:spacing w:after="40" w:before="0"/>
               <w:jc w:val="center"/>
             </w:pPr>
@@ -38292,6 +39097,7 @@
           </w:tcPr>
           <w:p>
             <w:pPr>
+              <w:keepNext w:val="false"/>
               <w:spacing w:after="40" w:before="0"/>
               <w:jc w:val="left"/>
             </w:pPr>
@@ -38324,6 +39130,7 @@
           </w:tcPr>
           <w:p>
             <w:pPr>
+              <w:keepNext w:val="false"/>
               <w:spacing w:after="40" w:before="0"/>
               <w:jc w:val="left"/>
             </w:pPr>
@@ -38358,6 +39165,7 @@
           </w:tcPr>
           <w:p>
             <w:pPr>
+              <w:keepNext w:val="false"/>
               <w:spacing w:after="40" w:before="0"/>
               <w:jc w:val="left"/>
             </w:pPr>
@@ -38390,6 +39198,7 @@
           </w:tcPr>
           <w:p>
             <w:pPr>
+              <w:keepNext w:val="false"/>
               <w:spacing w:after="40" w:before="0"/>
               <w:jc w:val="left"/>
             </w:pPr>
@@ -38424,6 +39233,7 @@
           </w:tcPr>
           <w:p>
             <w:pPr>
+              <w:keepNext w:val="false"/>
               <w:spacing w:after="40" w:before="0"/>
               <w:jc w:val="left"/>
             </w:pPr>
@@ -38456,6 +39266,7 @@
           </w:tcPr>
           <w:p>
             <w:pPr>
+              <w:keepNext w:val="false"/>
               <w:spacing w:after="40" w:before="0"/>
               <w:jc w:val="left"/>
             </w:pPr>
@@ -38492,7 +39303,7 @@
         </w:rPr>
         <w:t xml:space="preserve">© 2026 SeaVuria and ARES. Aligned with KICD objectives. Developed by SeaVuria; technical implementation by ARES (with AI assistance from Claude). Licensed under </w:t>
       </w:r>
-      <w:hyperlink w:history="1" r:id="rIdcmjixtxju0r14qoxipter">
+      <w:hyperlink w:history="1" r:id="rIdp4kvugelfhmp-jm_udgog">
         <w:r>
           <w:rPr>
             <w:rFonts w:ascii="Arial" w:cs="Arial" w:eastAsia="Arial" w:hAnsi="Arial"/>
@@ -38513,7 +39324,7 @@
         </w:rPr>
         <w:t xml:space="preserve"> (</w:t>
       </w:r>
-      <w:hyperlink w:history="1" r:id="rIdwk4hdfmknhsmzmd78y4xr">
+      <w:hyperlink w:history="1" r:id="rId5feytdlq7avzq31irs94h">
         <w:r>
           <w:rPr>
             <w:rFonts w:ascii="Arial" w:cs="Arial" w:eastAsia="Arial" w:hAnsi="Arial"/>
@@ -38574,6 +39385,7 @@
           </w:tcPr>
           <w:p>
             <w:pPr>
+              <w:keepNext w:val="false"/>
               <w:spacing w:after="40" w:before="0"/>
               <w:jc w:val="center"/>
             </w:pPr>
@@ -38608,6 +39420,7 @@
           </w:tcPr>
           <w:p>
             <w:pPr>
+              <w:keepNext w:val="false"/>
               <w:spacing w:after="40" w:before="0"/>
               <w:jc w:val="left"/>
             </w:pPr>
@@ -38640,6 +39453,7 @@
           </w:tcPr>
           <w:p>
             <w:pPr>
+              <w:keepNext w:val="false"/>
               <w:spacing w:after="40" w:before="0"/>
               <w:jc w:val="left"/>
             </w:pPr>
@@ -38672,6 +39486,7 @@
           </w:tcPr>
           <w:p>
             <w:pPr>
+              <w:keepNext w:val="false"/>
               <w:spacing w:after="40" w:before="0"/>
               <w:jc w:val="left"/>
             </w:pPr>
@@ -38706,6 +39521,7 @@
           </w:tcPr>
           <w:p>
             <w:pPr>
+              <w:keepNext w:val="false"/>
               <w:spacing w:after="40" w:before="0"/>
               <w:jc w:val="left"/>
             </w:pPr>
@@ -38738,6 +39554,7 @@
           </w:tcPr>
           <w:p>
             <w:pPr>
+              <w:keepNext w:val="false"/>
               <w:spacing w:after="40" w:before="0"/>
               <w:jc w:val="left"/>
             </w:pPr>
@@ -38770,6 +39587,7 @@
           </w:tcPr>
           <w:p>
             <w:pPr>
+              <w:keepNext w:val="false"/>
               <w:spacing w:after="40" w:before="0"/>
               <w:jc w:val="left"/>
             </w:pPr>
@@ -38804,6 +39622,7 @@
           </w:tcPr>
           <w:p>
             <w:pPr>
+              <w:keepNext w:val="false"/>
               <w:spacing w:after="40" w:before="0"/>
               <w:jc w:val="left"/>
             </w:pPr>
@@ -38836,6 +39655,7 @@
           </w:tcPr>
           <w:p>
             <w:pPr>
+              <w:keepNext w:val="false"/>
               <w:spacing w:after="40" w:before="0"/>
               <w:jc w:val="left"/>
             </w:pPr>
@@ -38868,6 +39688,7 @@
           </w:tcPr>
           <w:p>
             <w:pPr>
+              <w:keepNext w:val="false"/>
               <w:spacing w:after="40" w:before="0"/>
               <w:jc w:val="left"/>
             </w:pPr>
@@ -38902,6 +39723,7 @@
           </w:tcPr>
           <w:p>
             <w:pPr>
+              <w:keepNext w:val="false"/>
               <w:spacing w:after="40" w:before="0"/>
               <w:jc w:val="left"/>
             </w:pPr>
@@ -38934,6 +39756,7 @@
           </w:tcPr>
           <w:p>
             <w:pPr>
+              <w:keepNext w:val="false"/>
               <w:spacing w:after="40" w:before="0"/>
               <w:jc w:val="left"/>
             </w:pPr>
@@ -38966,6 +39789,7 @@
           </w:tcPr>
           <w:p>
             <w:pPr>
+              <w:keepNext w:val="false"/>
               <w:spacing w:after="40" w:before="0"/>
               <w:jc w:val="left"/>
             </w:pPr>

--- a/data/outputs/v2/Biology/SS2.3_Plant_Gaseous_Exchange_and_Respiration/Biology_Plant_Gaseous_Exchange_and_Respiration_CBE_LessonSequence.docx
+++ b/data/outputs/v2/Biology/SS2.3_Plant_Gaseous_Exchange_and_Respiration/Biology_Plant_Gaseous_Exchange_and_Respiration_CBE_LessonSequence.docx
@@ -2758,7 +2758,7 @@
         </w:rPr>
         <w:t xml:space="preserve">© 2026 SeaVuria and ARES. This work is licensed under a </w:t>
       </w:r>
-      <w:hyperlink w:history="1" r:id="rIdrcn2tbgdj4r5wkh8eo__p">
+      <w:hyperlink w:history="1" r:id="rId76bl6t63f5wpjt576idtz">
         <w:r>
           <w:rPr>
             <w:rFonts w:ascii="Arial" w:cs="Arial" w:eastAsia="Arial" w:hAnsi="Arial"/>
@@ -2778,7 +2778,7 @@
         </w:rPr>
         <w:t xml:space="preserve"> (</w:t>
       </w:r>
-      <w:hyperlink w:history="1" r:id="rIdo0tg7mntyweh_f1yeb350">
+      <w:hyperlink w:history="1" r:id="rIdafdlm-h7zrdxsc3xx2617">
         <w:r>
           <w:rPr>
             <w:rFonts w:ascii="Arial" w:cs="Arial" w:eastAsia="Arial" w:hAnsi="Arial"/>
@@ -2798,7 +2798,7 @@
         </w:rPr>
         <w:t xml:space="preserve">). To view a copy of this license, visit </w:t>
       </w:r>
-      <w:hyperlink w:history="1" r:id="rIdgimncrbctugv-wv2hhtuj">
+      <w:hyperlink w:history="1" r:id="rIdevpzllfz1tmyzssq4otxx">
         <w:r>
           <w:rPr>
             <w:rFonts w:ascii="Arial" w:cs="Arial" w:eastAsia="Arial" w:hAnsi="Arial"/>
@@ -3837,7 +3837,7 @@
             <w:pPr>
               <w:spacing w:after="20" w:before="0"/>
             </w:pPr>
-            <w:hyperlink w:history="1" r:id="rIdxu4nteprw7av0qijc-r9i">
+            <w:hyperlink w:history="1" r:id="rIdm2ucmz-au8vt-oettbodr">
               <w:r>
                 <w:rPr>
                   <w:rFonts w:ascii="Arial" w:cs="Arial" w:eastAsia="Arial" w:hAnsi="Arial"/>
@@ -3886,7 +3886,7 @@
               <w:spacing w:after="10" w:before="0"/>
               <w:ind w:left="120"/>
             </w:pPr>
-            <w:hyperlink w:history="1" r:id="rId3b4twraptv6wofjaifxak">
+            <w:hyperlink w:history="1" r:id="rIdung4hvkt7adgvnsqlgq66">
               <w:r>
                 <w:rPr>
                   <w:rFonts w:ascii="Arial" w:cs="Arial" w:eastAsia="Arial" w:hAnsi="Arial"/>
@@ -3948,7 +3948,7 @@
               <w:spacing w:after="10" w:before="0"/>
               <w:ind w:left="120"/>
             </w:pPr>
-            <w:hyperlink w:history="1" r:id="rIdgpm0ssmfiokc_pce7rgc1">
+            <w:hyperlink w:history="1" r:id="rIdipskmgcci8g24clygkjoq">
               <w:r>
                 <w:rPr>
                   <w:rFonts w:ascii="Arial" w:cs="Arial" w:eastAsia="Arial" w:hAnsi="Arial"/>
@@ -4163,7 +4163,7 @@
             <w:pPr>
               <w:spacing w:after="20" w:before="0"/>
             </w:pPr>
-            <w:hyperlink w:history="1" r:id="rIdrghcu-erdkpfwrtrgpmko">
+            <w:hyperlink w:history="1" r:id="rIdgdpx3k_ve8k6ouad03rjb">
               <w:r>
                 <w:rPr>
                   <w:rFonts w:ascii="Arial" w:cs="Arial" w:eastAsia="Arial" w:hAnsi="Arial"/>
@@ -4212,7 +4212,7 @@
               <w:spacing w:after="10" w:before="0"/>
               <w:ind w:left="120"/>
             </w:pPr>
-            <w:hyperlink w:history="1" r:id="rIdcupjnjwthk_goeua1h8dw">
+            <w:hyperlink w:history="1" r:id="rIdsyft4hzvrfst1c46yxk7u">
               <w:r>
                 <w:rPr>
                   <w:rFonts w:ascii="Arial" w:cs="Arial" w:eastAsia="Arial" w:hAnsi="Arial"/>
@@ -4274,7 +4274,7 @@
               <w:spacing w:after="10" w:before="0"/>
               <w:ind w:left="120"/>
             </w:pPr>
-            <w:hyperlink w:history="1" r:id="rIdw0hwkkaxakkt26pi6kdrp">
+            <w:hyperlink w:history="1" r:id="rIdgfa5bwosr9fpluq4ipoid">
               <w:r>
                 <w:rPr>
                   <w:rFonts w:ascii="Arial" w:cs="Arial" w:eastAsia="Arial" w:hAnsi="Arial"/>
@@ -4489,7 +4489,7 @@
             <w:pPr>
               <w:spacing w:after="20" w:before="0"/>
             </w:pPr>
-            <w:hyperlink w:history="1" r:id="rIdrqsorhazwdj9sqj3nt-m7">
+            <w:hyperlink w:history="1" r:id="rIdv8q6ax3u7daqiia-1xsmp">
               <w:r>
                 <w:rPr>
                   <w:rFonts w:ascii="Arial" w:cs="Arial" w:eastAsia="Arial" w:hAnsi="Arial"/>
@@ -4538,7 +4538,7 @@
               <w:spacing w:after="10" w:before="0"/>
               <w:ind w:left="120"/>
             </w:pPr>
-            <w:hyperlink w:history="1" r:id="rIds-iwjfyszowqkxgs0t4qg">
+            <w:hyperlink w:history="1" r:id="rId_c0w6rgvz8ess1muwyr4g">
               <w:r>
                 <w:rPr>
                   <w:rFonts w:ascii="Arial" w:cs="Arial" w:eastAsia="Arial" w:hAnsi="Arial"/>
@@ -4600,7 +4600,7 @@
               <w:spacing w:after="10" w:before="0"/>
               <w:ind w:left="120"/>
             </w:pPr>
-            <w:hyperlink w:history="1" r:id="rIdn0infbghagzjm1maofgnc">
+            <w:hyperlink w:history="1" r:id="rId2ghm1m2ihv0falw1r8ceb">
               <w:r>
                 <w:rPr>
                   <w:rFonts w:ascii="Arial" w:cs="Arial" w:eastAsia="Arial" w:hAnsi="Arial"/>
@@ -4815,7 +4815,7 @@
             <w:pPr>
               <w:spacing w:after="20" w:before="0"/>
             </w:pPr>
-            <w:hyperlink w:history="1" r:id="rIdcl8odykybc0lszoeg2suc">
+            <w:hyperlink w:history="1" r:id="rIdjle1zdes1hjspbhxw1vyo">
               <w:r>
                 <w:rPr>
                   <w:rFonts w:ascii="Arial" w:cs="Arial" w:eastAsia="Arial" w:hAnsi="Arial"/>
@@ -4864,7 +4864,7 @@
               <w:spacing w:after="10" w:before="0"/>
               <w:ind w:left="120"/>
             </w:pPr>
-            <w:hyperlink w:history="1" r:id="rIdpcd5w1iksjf2z__j4nv0i">
+            <w:hyperlink w:history="1" r:id="rIdpuaydhmxgihqsji_juq05">
               <w:r>
                 <w:rPr>
                   <w:rFonts w:ascii="Arial" w:cs="Arial" w:eastAsia="Arial" w:hAnsi="Arial"/>
@@ -4926,7 +4926,7 @@
               <w:spacing w:after="10" w:before="0"/>
               <w:ind w:left="120"/>
             </w:pPr>
-            <w:hyperlink w:history="1" r:id="rIduvpmvhmxxxkhegbdunjnl">
+            <w:hyperlink w:history="1" r:id="rIdcqzkd-ff9ejsj4-jpv1zj">
               <w:r>
                 <w:rPr>
                   <w:rFonts w:ascii="Arial" w:cs="Arial" w:eastAsia="Arial" w:hAnsi="Arial"/>
@@ -5141,7 +5141,7 @@
             <w:pPr>
               <w:spacing w:after="20" w:before="0"/>
             </w:pPr>
-            <w:hyperlink w:history="1" r:id="rIdecidu-bfka_akq1r-croe">
+            <w:hyperlink w:history="1" r:id="rIdx0fmlr8aiyj6lkfsjsgyp">
               <w:r>
                 <w:rPr>
                   <w:rFonts w:ascii="Arial" w:cs="Arial" w:eastAsia="Arial" w:hAnsi="Arial"/>
@@ -5190,7 +5190,7 @@
               <w:spacing w:after="10" w:before="0"/>
               <w:ind w:left="120"/>
             </w:pPr>
-            <w:hyperlink w:history="1" r:id="rIdpcarieqclpkur7pqeoccm">
+            <w:hyperlink w:history="1" r:id="rIdbowfpy6bbdndofcdl5csj">
               <w:r>
                 <w:rPr>
                   <w:rFonts w:ascii="Arial" w:cs="Arial" w:eastAsia="Arial" w:hAnsi="Arial"/>
@@ -5252,7 +5252,7 @@
               <w:spacing w:after="10" w:before="0"/>
               <w:ind w:left="120"/>
             </w:pPr>
-            <w:hyperlink w:history="1" r:id="rId7y3rsid0ucbqdgtx1vpcd">
+            <w:hyperlink w:history="1" r:id="rId_c0icfl2thrsmzcepplfx">
               <w:r>
                 <w:rPr>
                   <w:rFonts w:ascii="Arial" w:cs="Arial" w:eastAsia="Arial" w:hAnsi="Arial"/>
@@ -5792,7 +5792,7 @@
         </w:rPr>
         <w:t xml:space="preserve">© 2026 SeaVuria and ARES. Aligned with KICD objectives. Developed by SeaVuria; technical implementation by ARES (with AI assistance from Claude). Licensed under </w:t>
       </w:r>
-      <w:hyperlink w:history="1" r:id="rIdnwsvzalyf60j3ibwwacty">
+      <w:hyperlink w:history="1" r:id="rIdryihitkrf3jbdyztqrbmn">
         <w:r>
           <w:rPr>
             <w:rFonts w:ascii="Arial" w:cs="Arial" w:eastAsia="Arial" w:hAnsi="Arial"/>
@@ -5813,7 +5813,7 @@
         </w:rPr>
         <w:t xml:space="preserve"> (</w:t>
       </w:r>
-      <w:hyperlink w:history="1" r:id="rId8sahfjczoywm-ueqn1mkb">
+      <w:hyperlink w:history="1" r:id="rIdgu2b-6nk3kaiwkizwh94m">
         <w:r>
           <w:rPr>
             <w:rFonts w:ascii="Arial" w:cs="Arial" w:eastAsia="Arial" w:hAnsi="Arial"/>
@@ -6853,7 +6853,7 @@
             <w:pPr>
               <w:spacing w:after="20" w:before="0"/>
             </w:pPr>
-            <w:hyperlink w:history="1" r:id="rId5-gljg7clekil_yxsuweg">
+            <w:hyperlink w:history="1" r:id="rIdk0qgpp6eqegcj8pyu3h6v">
               <w:r>
                 <w:rPr>
                   <w:rFonts w:ascii="Arial" w:cs="Arial" w:eastAsia="Arial" w:hAnsi="Arial"/>
@@ -6886,7 +6886,7 @@
               <w:spacing w:after="10" w:before="0"/>
               <w:ind w:left="120"/>
             </w:pPr>
-            <w:hyperlink w:history="1" r:id="rIdh-hq_i6wz6ju-cj4zu6nj">
+            <w:hyperlink w:history="1" r:id="rIdecuvwia2nr4vkfg7v4dr2">
               <w:r>
                 <w:rPr>
                   <w:rFonts w:ascii="Arial" w:cs="Arial" w:eastAsia="Arial" w:hAnsi="Arial"/>
@@ -6948,7 +6948,7 @@
               <w:spacing w:after="10" w:before="0"/>
               <w:ind w:left="120"/>
             </w:pPr>
-            <w:hyperlink w:history="1" r:id="rIdpmsyya9wkk4ofgkk_rs25">
+            <w:hyperlink w:history="1" r:id="rIdwjx2pine3miljcsmosj6p">
               <w:r>
                 <w:rPr>
                   <w:rFonts w:ascii="Arial" w:cs="Arial" w:eastAsia="Arial" w:hAnsi="Arial"/>
@@ -7163,7 +7163,7 @@
             <w:pPr>
               <w:spacing w:after="20" w:before="0"/>
             </w:pPr>
-            <w:hyperlink w:history="1" r:id="rIdjo7fhvl7nl8ounj1dosih">
+            <w:hyperlink w:history="1" r:id="rIdxzkuqbq7eh5yixjuecvzh">
               <w:r>
                 <w:rPr>
                   <w:rFonts w:ascii="Arial" w:cs="Arial" w:eastAsia="Arial" w:hAnsi="Arial"/>
@@ -7196,7 +7196,7 @@
               <w:spacing w:after="10" w:before="0"/>
               <w:ind w:left="120"/>
             </w:pPr>
-            <w:hyperlink w:history="1" r:id="rId9s-fqlytfta69pehdcg4j">
+            <w:hyperlink w:history="1" r:id="rIdsyehgvkxbpnbdgo7fn4ac">
               <w:r>
                 <w:rPr>
                   <w:rFonts w:ascii="Arial" w:cs="Arial" w:eastAsia="Arial" w:hAnsi="Arial"/>
@@ -7258,7 +7258,7 @@
               <w:spacing w:after="10" w:before="0"/>
               <w:ind w:left="120"/>
             </w:pPr>
-            <w:hyperlink w:history="1" r:id="rId0cr3mg8n4sibmw_0evfg5">
+            <w:hyperlink w:history="1" r:id="rIdtt8drk-nsvvmdv2yvk8ja">
               <w:r>
                 <w:rPr>
                   <w:rFonts w:ascii="Arial" w:cs="Arial" w:eastAsia="Arial" w:hAnsi="Arial"/>
@@ -7473,7 +7473,7 @@
             <w:pPr>
               <w:spacing w:after="20" w:before="0"/>
             </w:pPr>
-            <w:hyperlink w:history="1" r:id="rIdttoigxrruzsnqvcqsklup">
+            <w:hyperlink w:history="1" r:id="rId3sizqwmh9l4q7o_wduxqy">
               <w:r>
                 <w:rPr>
                   <w:rFonts w:ascii="Arial" w:cs="Arial" w:eastAsia="Arial" w:hAnsi="Arial"/>
@@ -7506,7 +7506,7 @@
               <w:spacing w:after="10" w:before="0"/>
               <w:ind w:left="120"/>
             </w:pPr>
-            <w:hyperlink w:history="1" r:id="rId1rnhb5uyerhhfefpd8qim">
+            <w:hyperlink w:history="1" r:id="rIdhz-m6aqfvsjg9fyj8ir29">
               <w:r>
                 <w:rPr>
                   <w:rFonts w:ascii="Arial" w:cs="Arial" w:eastAsia="Arial" w:hAnsi="Arial"/>
@@ -7568,7 +7568,7 @@
               <w:spacing w:after="10" w:before="0"/>
               <w:ind w:left="120"/>
             </w:pPr>
-            <w:hyperlink w:history="1" r:id="rIdzi4att7dszie54tq_t1cn">
+            <w:hyperlink w:history="1" r:id="rId2a51ul2igyiwspal2blqx">
               <w:r>
                 <w:rPr>
                   <w:rFonts w:ascii="Arial" w:cs="Arial" w:eastAsia="Arial" w:hAnsi="Arial"/>
@@ -7783,7 +7783,7 @@
             <w:pPr>
               <w:spacing w:after="20" w:before="0"/>
             </w:pPr>
-            <w:hyperlink w:history="1" r:id="rId7rccxrz1r18pqy9auhi8f">
+            <w:hyperlink w:history="1" r:id="rIdrmvkhiaqxs05fkqb-jl26">
               <w:r>
                 <w:rPr>
                   <w:rFonts w:ascii="Arial" w:cs="Arial" w:eastAsia="Arial" w:hAnsi="Arial"/>
@@ -7816,7 +7816,7 @@
               <w:spacing w:after="10" w:before="0"/>
               <w:ind w:left="120"/>
             </w:pPr>
-            <w:hyperlink w:history="1" r:id="rIdjsfwhl0js0q-p_jupci5i">
+            <w:hyperlink w:history="1" r:id="rIddmhifrto2rvk4emnb-d_o">
               <w:r>
                 <w:rPr>
                   <w:rFonts w:ascii="Arial" w:cs="Arial" w:eastAsia="Arial" w:hAnsi="Arial"/>
@@ -7878,7 +7878,7 @@
               <w:spacing w:after="10" w:before="0"/>
               <w:ind w:left="120"/>
             </w:pPr>
-            <w:hyperlink w:history="1" r:id="rIdyioo75rvwcpyvlg5gwyen">
+            <w:hyperlink w:history="1" r:id="rId-kstmwlbyn4f6o0pezw2r">
               <w:r>
                 <w:rPr>
                   <w:rFonts w:ascii="Arial" w:cs="Arial" w:eastAsia="Arial" w:hAnsi="Arial"/>
@@ -8093,7 +8093,7 @@
             <w:pPr>
               <w:spacing w:after="20" w:before="0"/>
             </w:pPr>
-            <w:hyperlink w:history="1" r:id="rIdmxc4c37bihpnwgt5u3ylx">
+            <w:hyperlink w:history="1" r:id="rIdrgjqksvevewl-wvpbplpx">
               <w:r>
                 <w:rPr>
                   <w:rFonts w:ascii="Arial" w:cs="Arial" w:eastAsia="Arial" w:hAnsi="Arial"/>
@@ -8126,7 +8126,7 @@
               <w:spacing w:after="10" w:before="0"/>
               <w:ind w:left="120"/>
             </w:pPr>
-            <w:hyperlink w:history="1" r:id="rIdko1i3dh3vrvxj90phfxt3">
+            <w:hyperlink w:history="1" r:id="rIdlazxqd-w4cx1y9e2vpaou">
               <w:r>
                 <w:rPr>
                   <w:rFonts w:ascii="Arial" w:cs="Arial" w:eastAsia="Arial" w:hAnsi="Arial"/>
@@ -8188,7 +8188,7 @@
               <w:spacing w:after="10" w:before="0"/>
               <w:ind w:left="120"/>
             </w:pPr>
-            <w:hyperlink w:history="1" r:id="rIdv77d_zey2qvqi7fqckrmq">
+            <w:hyperlink w:history="1" r:id="rIdglgwm4ufbdc_qtu28q4h6">
               <w:r>
                 <w:rPr>
                   <w:rFonts w:ascii="Arial" w:cs="Arial" w:eastAsia="Arial" w:hAnsi="Arial"/>
@@ -8728,7 +8728,7 @@
         </w:rPr>
         <w:t xml:space="preserve">© 2026 SeaVuria and ARES. Aligned with KICD objectives. Developed by SeaVuria; technical implementation by ARES (with AI assistance from Claude). Licensed under </w:t>
       </w:r>
-      <w:hyperlink w:history="1" r:id="rIdw3loxd5t0goj52x3niczc">
+      <w:hyperlink w:history="1" r:id="rIdbjej0_c2sdffrlsftzqzf">
         <w:r>
           <w:rPr>
             <w:rFonts w:ascii="Arial" w:cs="Arial" w:eastAsia="Arial" w:hAnsi="Arial"/>
@@ -8749,7 +8749,7 @@
         </w:rPr>
         <w:t xml:space="preserve"> (</w:t>
       </w:r>
-      <w:hyperlink w:history="1" r:id="rId-lox9ywro_mtbgglnflpa">
+      <w:hyperlink w:history="1" r:id="rIdyuie6blpcy3sn1_cypia3">
         <w:r>
           <w:rPr>
             <w:rFonts w:ascii="Arial" w:cs="Arial" w:eastAsia="Arial" w:hAnsi="Arial"/>
@@ -9789,7 +9789,7 @@
             <w:pPr>
               <w:spacing w:after="20" w:before="0"/>
             </w:pPr>
-            <w:hyperlink w:history="1" r:id="rIdskvdzzhtrpepaxob96soj">
+            <w:hyperlink w:history="1" r:id="rIdsnqjtdkxzarkmco6b_mcv">
               <w:r>
                 <w:rPr>
                   <w:rFonts w:ascii="Arial" w:cs="Arial" w:eastAsia="Arial" w:hAnsi="Arial"/>
@@ -9822,7 +9822,7 @@
               <w:spacing w:after="10" w:before="0"/>
               <w:ind w:left="120"/>
             </w:pPr>
-            <w:hyperlink w:history="1" r:id="rIdfkgptbadvayn3let8ad9v">
+            <w:hyperlink w:history="1" r:id="rId_mwpf0m2abcj47ucmlmzz">
               <w:r>
                 <w:rPr>
                   <w:rFonts w:ascii="Arial" w:cs="Arial" w:eastAsia="Arial" w:hAnsi="Arial"/>
@@ -9884,7 +9884,7 @@
               <w:spacing w:after="10" w:before="0"/>
               <w:ind w:left="120"/>
             </w:pPr>
-            <w:hyperlink w:history="1" r:id="rIdlgw9pumiustzogue5zmac">
+            <w:hyperlink w:history="1" r:id="rId7djvhvo2tmtmyfwycovsk">
               <w:r>
                 <w:rPr>
                   <w:rFonts w:ascii="Arial" w:cs="Arial" w:eastAsia="Arial" w:hAnsi="Arial"/>
@@ -10099,7 +10099,7 @@
             <w:pPr>
               <w:spacing w:after="20" w:before="0"/>
             </w:pPr>
-            <w:hyperlink w:history="1" r:id="rIdpi-gh6ibbqetub3qln4dp">
+            <w:hyperlink w:history="1" r:id="rIdnr6tik6yhckwud7dvy6x-">
               <w:r>
                 <w:rPr>
                   <w:rFonts w:ascii="Arial" w:cs="Arial" w:eastAsia="Arial" w:hAnsi="Arial"/>
@@ -10132,7 +10132,7 @@
               <w:spacing w:after="10" w:before="0"/>
               <w:ind w:left="120"/>
             </w:pPr>
-            <w:hyperlink w:history="1" r:id="rIdctdih3yvvod89hsuxi-v9">
+            <w:hyperlink w:history="1" r:id="rIdpwldmkgpvxbawuligjrlk">
               <w:r>
                 <w:rPr>
                   <w:rFonts w:ascii="Arial" w:cs="Arial" w:eastAsia="Arial" w:hAnsi="Arial"/>
@@ -10194,7 +10194,7 @@
               <w:spacing w:after="10" w:before="0"/>
               <w:ind w:left="120"/>
             </w:pPr>
-            <w:hyperlink w:history="1" r:id="rIdc6_mikj7ubti_0wndwkjr">
+            <w:hyperlink w:history="1" r:id="rIdagbwaebtn_ofdm6t8xmd0">
               <w:r>
                 <w:rPr>
                   <w:rFonts w:ascii="Arial" w:cs="Arial" w:eastAsia="Arial" w:hAnsi="Arial"/>
@@ -10409,7 +10409,7 @@
             <w:pPr>
               <w:spacing w:after="20" w:before="0"/>
             </w:pPr>
-            <w:hyperlink w:history="1" r:id="rIdhzorfptid-kqbbydadoxr">
+            <w:hyperlink w:history="1" r:id="rIdtm8te_uatxgrte45mcebc">
               <w:r>
                 <w:rPr>
                   <w:rFonts w:ascii="Arial" w:cs="Arial" w:eastAsia="Arial" w:hAnsi="Arial"/>
@@ -10458,7 +10458,7 @@
               <w:spacing w:after="10" w:before="0"/>
               <w:ind w:left="120"/>
             </w:pPr>
-            <w:hyperlink w:history="1" r:id="rIdwh-zqzfwsyryyqjivctxy">
+            <w:hyperlink w:history="1" r:id="rIdsnf3sxmqwufyhuhetw261">
               <w:r>
                 <w:rPr>
                   <w:rFonts w:ascii="Arial" w:cs="Arial" w:eastAsia="Arial" w:hAnsi="Arial"/>
@@ -10520,7 +10520,7 @@
               <w:spacing w:after="10" w:before="0"/>
               <w:ind w:left="120"/>
             </w:pPr>
-            <w:hyperlink w:history="1" r:id="rIdjnkbz2rf6k6nzjgkgaf-c">
+            <w:hyperlink w:history="1" r:id="rIdykdwdqidu-rwzkr6e1kdb">
               <w:r>
                 <w:rPr>
                   <w:rFonts w:ascii="Arial" w:cs="Arial" w:eastAsia="Arial" w:hAnsi="Arial"/>
@@ -10735,7 +10735,7 @@
             <w:pPr>
               <w:spacing w:after="20" w:before="0"/>
             </w:pPr>
-            <w:hyperlink w:history="1" r:id="rIdrucmexkdfsvssaxsgjdqc">
+            <w:hyperlink w:history="1" r:id="rId9rq0tmhtl2d2dnptqbcv-">
               <w:r>
                 <w:rPr>
                   <w:rFonts w:ascii="Arial" w:cs="Arial" w:eastAsia="Arial" w:hAnsi="Arial"/>
@@ -10784,7 +10784,7 @@
               <w:spacing w:after="10" w:before="0"/>
               <w:ind w:left="120"/>
             </w:pPr>
-            <w:hyperlink w:history="1" r:id="rIdlhxmxrdhgw7tm1birpxz5">
+            <w:hyperlink w:history="1" r:id="rId2lg3cl8zgzb_mdjd50ayy">
               <w:r>
                 <w:rPr>
                   <w:rFonts w:ascii="Arial" w:cs="Arial" w:eastAsia="Arial" w:hAnsi="Arial"/>
@@ -10846,7 +10846,7 @@
               <w:spacing w:after="10" w:before="0"/>
               <w:ind w:left="120"/>
             </w:pPr>
-            <w:hyperlink w:history="1" r:id="rIdnmtlzvmvdumglxpvmi3ub">
+            <w:hyperlink w:history="1" r:id="rIdy4p31nvr-nsddc0mkqvn4">
               <w:r>
                 <w:rPr>
                   <w:rFonts w:ascii="Arial" w:cs="Arial" w:eastAsia="Arial" w:hAnsi="Arial"/>
@@ -11061,7 +11061,7 @@
             <w:pPr>
               <w:spacing w:after="20" w:before="0"/>
             </w:pPr>
-            <w:hyperlink w:history="1" r:id="rIdt9mtynd1mxmvcokqsknju">
+            <w:hyperlink w:history="1" r:id="rIdmjb5khnkenc0zdyg5s2-a">
               <w:r>
                 <w:rPr>
                   <w:rFonts w:ascii="Arial" w:cs="Arial" w:eastAsia="Arial" w:hAnsi="Arial"/>
@@ -11094,7 +11094,7 @@
               <w:spacing w:after="10" w:before="0"/>
               <w:ind w:left="120"/>
             </w:pPr>
-            <w:hyperlink w:history="1" r:id="rIdd7fdv_usvzhub-lub7-cw">
+            <w:hyperlink w:history="1" r:id="rIdaanhqbqdhbwbivwha-wi6">
               <w:r>
                 <w:rPr>
                   <w:rFonts w:ascii="Arial" w:cs="Arial" w:eastAsia="Arial" w:hAnsi="Arial"/>
@@ -11156,7 +11156,7 @@
               <w:spacing w:after="10" w:before="0"/>
               <w:ind w:left="120"/>
             </w:pPr>
-            <w:hyperlink w:history="1" r:id="rId0phtdqbm9f4zb31p84apw">
+            <w:hyperlink w:history="1" r:id="rIdtfro2gdoegxlbp4o3vy2h">
               <w:r>
                 <w:rPr>
                   <w:rFonts w:ascii="Arial" w:cs="Arial" w:eastAsia="Arial" w:hAnsi="Arial"/>
@@ -11696,7 +11696,7 @@
         </w:rPr>
         <w:t xml:space="preserve">© 2026 SeaVuria and ARES. Aligned with KICD objectives. Developed by SeaVuria; technical implementation by ARES (with AI assistance from Claude). Licensed under </w:t>
       </w:r>
-      <w:hyperlink w:history="1" r:id="rIdcbzwqsgekwp7igadpihcl">
+      <w:hyperlink w:history="1" r:id="rIds-q2bk5xpq1o9ciop91ct">
         <w:r>
           <w:rPr>
             <w:rFonts w:ascii="Arial" w:cs="Arial" w:eastAsia="Arial" w:hAnsi="Arial"/>
@@ -11717,7 +11717,7 @@
         </w:rPr>
         <w:t xml:space="preserve"> (</w:t>
       </w:r>
-      <w:hyperlink w:history="1" r:id="rId8tj307nn2rfanfuvd8td4">
+      <w:hyperlink w:history="1" r:id="rIdl4zno2hyb34ksxxmvrunn">
         <w:r>
           <w:rPr>
             <w:rFonts w:ascii="Arial" w:cs="Arial" w:eastAsia="Arial" w:hAnsi="Arial"/>
@@ -12757,7 +12757,7 @@
             <w:pPr>
               <w:spacing w:after="20" w:before="0"/>
             </w:pPr>
-            <w:hyperlink w:history="1" r:id="rIdafuztxaamg-ajtqrwsnpy">
+            <w:hyperlink w:history="1" r:id="rIduryjb9uvrwcxxkqws0_xs">
               <w:r>
                 <w:rPr>
                   <w:rFonts w:ascii="Arial" w:cs="Arial" w:eastAsia="Arial" w:hAnsi="Arial"/>
@@ -12790,7 +12790,7 @@
               <w:spacing w:after="10" w:before="0"/>
               <w:ind w:left="120"/>
             </w:pPr>
-            <w:hyperlink w:history="1" r:id="rIdgl67ctnom9_kl9ros9wv5">
+            <w:hyperlink w:history="1" r:id="rId49zkgajlrxemh6vm5yz75">
               <w:r>
                 <w:rPr>
                   <w:rFonts w:ascii="Arial" w:cs="Arial" w:eastAsia="Arial" w:hAnsi="Arial"/>
@@ -12835,7 +12835,7 @@
             <w:pPr>
               <w:spacing w:after="20" w:before="0"/>
             </w:pPr>
-            <w:hyperlink w:history="1" r:id="rIdhpkcmfsqftlj5derqdihv">
+            <w:hyperlink w:history="1" r:id="rId34bg7olf27_hfd2xpox1s">
               <w:r>
                 <w:rPr>
                   <w:rFonts w:ascii="Arial" w:cs="Arial" w:eastAsia="Arial" w:hAnsi="Arial"/>
@@ -12868,7 +12868,7 @@
               <w:spacing w:after="10" w:before="0"/>
               <w:ind w:left="120"/>
             </w:pPr>
-            <w:hyperlink w:history="1" r:id="rIdjv1pht6uj-m9iutbzbj8c">
+            <w:hyperlink w:history="1" r:id="rId4hliujc1vrjtmk-9ihkx1">
               <w:r>
                 <w:rPr>
                   <w:rFonts w:ascii="Arial" w:cs="Arial" w:eastAsia="Arial" w:hAnsi="Arial"/>
@@ -13068,7 +13068,7 @@
             <w:pPr>
               <w:spacing w:after="20" w:before="0"/>
             </w:pPr>
-            <w:hyperlink w:history="1" r:id="rIdfeggh4kx-r802d_wagkhh">
+            <w:hyperlink w:history="1" r:id="rIdnxzgkslot-ig1n5i7ppl4">
               <w:r>
                 <w:rPr>
                   <w:rFonts w:ascii="Arial" w:cs="Arial" w:eastAsia="Arial" w:hAnsi="Arial"/>
@@ -13101,7 +13101,7 @@
               <w:spacing w:after="10" w:before="0"/>
               <w:ind w:left="120"/>
             </w:pPr>
-            <w:hyperlink w:history="1" r:id="rId1fuxbpsklg2fciuh-dxb5">
+            <w:hyperlink w:history="1" r:id="rIdxx44vwvqnvmqxmcyhpskt">
               <w:r>
                 <w:rPr>
                   <w:rFonts w:ascii="Arial" w:cs="Arial" w:eastAsia="Arial" w:hAnsi="Arial"/>
@@ -13146,7 +13146,7 @@
             <w:pPr>
               <w:spacing w:after="20" w:before="0"/>
             </w:pPr>
-            <w:hyperlink w:history="1" r:id="rIdl9xwt_vypgy-gnxv9mjot">
+            <w:hyperlink w:history="1" r:id="rIdnsauh8wdvfm7p9sljeuyl">
               <w:r>
                 <w:rPr>
                   <w:rFonts w:ascii="Arial" w:cs="Arial" w:eastAsia="Arial" w:hAnsi="Arial"/>
@@ -13179,7 +13179,7 @@
               <w:spacing w:after="10" w:before="0"/>
               <w:ind w:left="120"/>
             </w:pPr>
-            <w:hyperlink w:history="1" r:id="rIdkwsoblstuc9qqiexa0l_h">
+            <w:hyperlink w:history="1" r:id="rIdcaxz0f7o_roefe3dhtqoh">
               <w:r>
                 <w:rPr>
                   <w:rFonts w:ascii="Arial" w:cs="Arial" w:eastAsia="Arial" w:hAnsi="Arial"/>
@@ -13519,7 +13519,7 @@
             <w:pPr>
               <w:spacing w:after="20" w:before="0"/>
             </w:pPr>
-            <w:hyperlink w:history="1" r:id="rIdfhl4cdq7phytuysuqzlze">
+            <w:hyperlink w:history="1" r:id="rIdm-7z2fpke1uamw0joem2a">
               <w:r>
                 <w:rPr>
                   <w:rFonts w:ascii="Arial" w:cs="Arial" w:eastAsia="Arial" w:hAnsi="Arial"/>
@@ -13568,7 +13568,7 @@
               <w:spacing w:after="10" w:before="0"/>
               <w:ind w:left="120"/>
             </w:pPr>
-            <w:hyperlink w:history="1" r:id="rId9j4pxbjhd-ymg6guue-jp">
+            <w:hyperlink w:history="1" r:id="rId9kvffajd0gft1-qsgpma1">
               <w:r>
                 <w:rPr>
                   <w:rFonts w:ascii="Arial" w:cs="Arial" w:eastAsia="Arial" w:hAnsi="Arial"/>
@@ -13613,7 +13613,7 @@
             <w:pPr>
               <w:spacing w:after="20" w:before="0"/>
             </w:pPr>
-            <w:hyperlink w:history="1" r:id="rIdonk-5hecvqwgvsrkjbkj_">
+            <w:hyperlink w:history="1" r:id="rIdlcpja8q7gx3rptt_vzkvw">
               <w:r>
                 <w:rPr>
                   <w:rFonts w:ascii="Arial" w:cs="Arial" w:eastAsia="Arial" w:hAnsi="Arial"/>
@@ -13646,7 +13646,7 @@
               <w:spacing w:after="10" w:before="0"/>
               <w:ind w:left="120"/>
             </w:pPr>
-            <w:hyperlink w:history="1" r:id="rIduoobmk16lhfxzpl9-vvyy">
+            <w:hyperlink w:history="1" r:id="rId4rhfqov2sty6qhtuvtm7p">
               <w:r>
                 <w:rPr>
                   <w:rFonts w:ascii="Arial" w:cs="Arial" w:eastAsia="Arial" w:hAnsi="Arial"/>
@@ -14006,7 +14006,7 @@
             <w:pPr>
               <w:spacing w:after="20" w:before="0"/>
             </w:pPr>
-            <w:hyperlink w:history="1" r:id="rIdgz3potyz1udzjrt1xmiuk">
+            <w:hyperlink w:history="1" r:id="rIdmcj1kq4hp1dvrxpq6na9n">
               <w:r>
                 <w:rPr>
                   <w:rFonts w:ascii="Arial" w:cs="Arial" w:eastAsia="Arial" w:hAnsi="Arial"/>
@@ -14039,7 +14039,7 @@
               <w:spacing w:after="10" w:before="0"/>
               <w:ind w:left="120"/>
             </w:pPr>
-            <w:hyperlink w:history="1" r:id="rIdtvrifhzvsvdoo2cfguvax">
+            <w:hyperlink w:history="1" r:id="rIdga7r9nteuobdaxsugmvba">
               <w:r>
                 <w:rPr>
                   <w:rFonts w:ascii="Arial" w:cs="Arial" w:eastAsia="Arial" w:hAnsi="Arial"/>
@@ -14084,7 +14084,7 @@
             <w:pPr>
               <w:spacing w:after="20" w:before="0"/>
             </w:pPr>
-            <w:hyperlink w:history="1" r:id="rIdgd_fmuxduxuwujkb8078w">
+            <w:hyperlink w:history="1" r:id="rIdnt_5dhkvekl0zq-x1lssy">
               <w:r>
                 <w:rPr>
                   <w:rFonts w:ascii="Arial" w:cs="Arial" w:eastAsia="Arial" w:hAnsi="Arial"/>
@@ -14117,7 +14117,7 @@
               <w:spacing w:after="10" w:before="0"/>
               <w:ind w:left="120"/>
             </w:pPr>
-            <w:hyperlink w:history="1" r:id="rIdxdbncii2zyj-ldp6poiqo">
+            <w:hyperlink w:history="1" r:id="rIdlaozgn8cvchb63k-zuhod">
               <w:r>
                 <w:rPr>
                   <w:rFonts w:ascii="Arial" w:cs="Arial" w:eastAsia="Arial" w:hAnsi="Arial"/>
@@ -14317,7 +14317,7 @@
             <w:pPr>
               <w:spacing w:after="20" w:before="0"/>
             </w:pPr>
-            <w:hyperlink w:history="1" r:id="rIdyblss2mttj6qrre4jcsgd">
+            <w:hyperlink w:history="1" r:id="rId6tmt-odlpcrwz7ucevlgc">
               <w:r>
                 <w:rPr>
                   <w:rFonts w:ascii="Arial" w:cs="Arial" w:eastAsia="Arial" w:hAnsi="Arial"/>
@@ -14350,7 +14350,7 @@
               <w:spacing w:after="10" w:before="0"/>
               <w:ind w:left="120"/>
             </w:pPr>
-            <w:hyperlink w:history="1" r:id="rId0kcmr6pegge_bjxrj_9qk">
+            <w:hyperlink w:history="1" r:id="rIdfmuatp8skbfcgiau2sdo2">
               <w:r>
                 <w:rPr>
                   <w:rFonts w:ascii="Arial" w:cs="Arial" w:eastAsia="Arial" w:hAnsi="Arial"/>
@@ -14395,7 +14395,7 @@
             <w:pPr>
               <w:spacing w:after="20" w:before="0"/>
             </w:pPr>
-            <w:hyperlink w:history="1" r:id="rIdujtjpu38yqrorviuqmvct">
+            <w:hyperlink w:history="1" r:id="rIdh5djhxocgwchx5ik8-cck">
               <w:r>
                 <w:rPr>
                   <w:rFonts w:ascii="Arial" w:cs="Arial" w:eastAsia="Arial" w:hAnsi="Arial"/>
@@ -14428,7 +14428,7 @@
               <w:spacing w:after="10" w:before="0"/>
               <w:ind w:left="120"/>
             </w:pPr>
-            <w:hyperlink w:history="1" r:id="rIdaeqekvistq2nu1kts4sk5">
+            <w:hyperlink w:history="1" r:id="rIdnwd0ezulbodcbkxhs3m27">
               <w:r>
                 <w:rPr>
                   <w:rFonts w:ascii="Arial" w:cs="Arial" w:eastAsia="Arial" w:hAnsi="Arial"/>
@@ -14953,7 +14953,7 @@
         </w:rPr>
         <w:t xml:space="preserve">© 2026 SeaVuria and ARES. Aligned with KICD objectives. Developed by SeaVuria; technical implementation by ARES (with AI assistance from Claude). Licensed under </w:t>
       </w:r>
-      <w:hyperlink w:history="1" r:id="rIdnw3i1eusu59yhjxpa1b6h">
+      <w:hyperlink w:history="1" r:id="rIdrrgo9ypiob9px1wwaha2f">
         <w:r>
           <w:rPr>
             <w:rFonts w:ascii="Arial" w:cs="Arial" w:eastAsia="Arial" w:hAnsi="Arial"/>
@@ -14974,7 +14974,7 @@
         </w:rPr>
         <w:t xml:space="preserve"> (</w:t>
       </w:r>
-      <w:hyperlink w:history="1" r:id="rIdwcdvrbgqvhjrig8q6wcvh">
+      <w:hyperlink w:history="1" r:id="rIdhju5igibxwxkjzoaws_ym">
         <w:r>
           <w:rPr>
             <w:rFonts w:ascii="Arial" w:cs="Arial" w:eastAsia="Arial" w:hAnsi="Arial"/>
@@ -16014,7 +16014,7 @@
             <w:pPr>
               <w:spacing w:after="20" w:before="0"/>
             </w:pPr>
-            <w:hyperlink w:history="1" r:id="rIdayaooo_cfkynly7jjj2ks">
+            <w:hyperlink w:history="1" r:id="rIdvz66m3pbcclyd5ddswiqw">
               <w:r>
                 <w:rPr>
                   <w:rFonts w:ascii="Arial" w:cs="Arial" w:eastAsia="Arial" w:hAnsi="Arial"/>
@@ -16047,7 +16047,7 @@
               <w:spacing w:after="10" w:before="0"/>
               <w:ind w:left="120"/>
             </w:pPr>
-            <w:hyperlink w:history="1" r:id="rIduwc5tkepqpfkj30my-pru">
+            <w:hyperlink w:history="1" r:id="rIdwbcaqlzn-hih-rysd1lhr">
               <w:r>
                 <w:rPr>
                   <w:rFonts w:ascii="Arial" w:cs="Arial" w:eastAsia="Arial" w:hAnsi="Arial"/>
@@ -16092,7 +16092,7 @@
             <w:pPr>
               <w:spacing w:after="20" w:before="0"/>
             </w:pPr>
-            <w:hyperlink w:history="1" r:id="rIdeke65sc84wuxaxm5a3zea">
+            <w:hyperlink w:history="1" r:id="rIdok4yqhk4voo3h4bqvz279">
               <w:r>
                 <w:rPr>
                   <w:rFonts w:ascii="Arial" w:cs="Arial" w:eastAsia="Arial" w:hAnsi="Arial"/>
@@ -16125,7 +16125,7 @@
               <w:spacing w:after="10" w:before="0"/>
               <w:ind w:left="120"/>
             </w:pPr>
-            <w:hyperlink w:history="1" r:id="rIdykbatsx7zjdwn0dqxzato">
+            <w:hyperlink w:history="1" r:id="rId2roeoge5juklgbvdswwii">
               <w:r>
                 <w:rPr>
                   <w:rFonts w:ascii="Arial" w:cs="Arial" w:eastAsia="Arial" w:hAnsi="Arial"/>
@@ -16325,7 +16325,7 @@
             <w:pPr>
               <w:spacing w:after="20" w:before="0"/>
             </w:pPr>
-            <w:hyperlink w:history="1" r:id="rIdwqv6wu3-lezxbsdzz_vm8">
+            <w:hyperlink w:history="1" r:id="rIdmgpzzx25x8n03swdb_yfq">
               <w:r>
                 <w:rPr>
                   <w:rFonts w:ascii="Arial" w:cs="Arial" w:eastAsia="Arial" w:hAnsi="Arial"/>
@@ -16358,7 +16358,7 @@
               <w:spacing w:after="10" w:before="0"/>
               <w:ind w:left="120"/>
             </w:pPr>
-            <w:hyperlink w:history="1" r:id="rIdqxkl9mutsoequkbo9kmg6">
+            <w:hyperlink w:history="1" r:id="rIdwj8mv2twpwlbquwe668oe">
               <w:r>
                 <w:rPr>
                   <w:rFonts w:ascii="Arial" w:cs="Arial" w:eastAsia="Arial" w:hAnsi="Arial"/>
@@ -16403,7 +16403,7 @@
             <w:pPr>
               <w:spacing w:after="20" w:before="0"/>
             </w:pPr>
-            <w:hyperlink w:history="1" r:id="rIdb7xkinxyog36uliqpv5kj">
+            <w:hyperlink w:history="1" r:id="rIde2a3cvdbufsxjtzokm-9l">
               <w:r>
                 <w:rPr>
                   <w:rFonts w:ascii="Arial" w:cs="Arial" w:eastAsia="Arial" w:hAnsi="Arial"/>
@@ -16436,7 +16436,7 @@
               <w:spacing w:after="10" w:before="0"/>
               <w:ind w:left="120"/>
             </w:pPr>
-            <w:hyperlink w:history="1" r:id="rIdpejda2pbdyek_v8qnfwb9">
+            <w:hyperlink w:history="1" r:id="rIdgslshxilsyrx7uqabdyam">
               <w:r>
                 <w:rPr>
                   <w:rFonts w:ascii="Arial" w:cs="Arial" w:eastAsia="Arial" w:hAnsi="Arial"/>
@@ -16636,7 +16636,7 @@
             <w:pPr>
               <w:spacing w:after="20" w:before="0"/>
             </w:pPr>
-            <w:hyperlink w:history="1" r:id="rId5pgfsdfhs7wo283dlbwef">
+            <w:hyperlink w:history="1" r:id="rIdrxauxgi9jwxnwzbubvtxj">
               <w:r>
                 <w:rPr>
                   <w:rFonts w:ascii="Arial" w:cs="Arial" w:eastAsia="Arial" w:hAnsi="Arial"/>
@@ -16685,7 +16685,7 @@
               <w:spacing w:after="10" w:before="0"/>
               <w:ind w:left="120"/>
             </w:pPr>
-            <w:hyperlink w:history="1" r:id="rId6knskkrbv7phnsxkhf0zb">
+            <w:hyperlink w:history="1" r:id="rId0lowhnkgbhngfva7nlifq">
               <w:r>
                 <w:rPr>
                   <w:rFonts w:ascii="Arial" w:cs="Arial" w:eastAsia="Arial" w:hAnsi="Arial"/>
@@ -16730,7 +16730,7 @@
             <w:pPr>
               <w:spacing w:after="20" w:before="0"/>
             </w:pPr>
-            <w:hyperlink w:history="1" r:id="rIdwzxadcqgwzwljcif6dyu2">
+            <w:hyperlink w:history="1" r:id="rIdcpabibsvaf5nsutjh_h7x">
               <w:r>
                 <w:rPr>
                   <w:rFonts w:ascii="Arial" w:cs="Arial" w:eastAsia="Arial" w:hAnsi="Arial"/>
@@ -16763,7 +16763,7 @@
               <w:spacing w:after="10" w:before="0"/>
               <w:ind w:left="120"/>
             </w:pPr>
-            <w:hyperlink w:history="1" r:id="rIdj-ofvvdntyuqm1_jwqkme">
+            <w:hyperlink w:history="1" r:id="rIdcadzj627wbzgulznhyqty">
               <w:r>
                 <w:rPr>
                   <w:rFonts w:ascii="Arial" w:cs="Arial" w:eastAsia="Arial" w:hAnsi="Arial"/>
@@ -16963,7 +16963,7 @@
             <w:pPr>
               <w:spacing w:after="20" w:before="0"/>
             </w:pPr>
-            <w:hyperlink w:history="1" r:id="rIdz_clxf4uotwhatnsf2ocq">
+            <w:hyperlink w:history="1" r:id="rId-vmfjctfg7x_-yfdhfdiy">
               <w:r>
                 <w:rPr>
                   <w:rFonts w:ascii="Arial" w:cs="Arial" w:eastAsia="Arial" w:hAnsi="Arial"/>
@@ -17012,7 +17012,7 @@
               <w:spacing w:after="10" w:before="0"/>
               <w:ind w:left="120"/>
             </w:pPr>
-            <w:hyperlink w:history="1" r:id="rId_hnupa4tkyv3myfnwkrd3">
+            <w:hyperlink w:history="1" r:id="rIdlr7zocv8kyubphjvr4y-t">
               <w:r>
                 <w:rPr>
                   <w:rFonts w:ascii="Arial" w:cs="Arial" w:eastAsia="Arial" w:hAnsi="Arial"/>
@@ -17057,7 +17057,7 @@
             <w:pPr>
               <w:spacing w:after="20" w:before="0"/>
             </w:pPr>
-            <w:hyperlink w:history="1" r:id="rIdvqqkfboi996-gowzfdnjc">
+            <w:hyperlink w:history="1" r:id="rId8_juesn9gajdwxlsc_f6u">
               <w:r>
                 <w:rPr>
                   <w:rFonts w:ascii="Arial" w:cs="Arial" w:eastAsia="Arial" w:hAnsi="Arial"/>
@@ -17090,7 +17090,7 @@
               <w:spacing w:after="10" w:before="0"/>
               <w:ind w:left="120"/>
             </w:pPr>
-            <w:hyperlink w:history="1" r:id="rIdv-0iwdfkxuhnjzu0fikl4">
+            <w:hyperlink w:history="1" r:id="rId5c5cs-9fao_cphqmwn7i8">
               <w:r>
                 <w:rPr>
                   <w:rFonts w:ascii="Arial" w:cs="Arial" w:eastAsia="Arial" w:hAnsi="Arial"/>
@@ -17290,7 +17290,7 @@
             <w:pPr>
               <w:spacing w:after="20" w:before="0"/>
             </w:pPr>
-            <w:hyperlink w:history="1" r:id="rIdv_qt4xaklkgojhsd8rs22">
+            <w:hyperlink w:history="1" r:id="rId9ewxvqfnanbrodlca03fl">
               <w:r>
                 <w:rPr>
                   <w:rFonts w:ascii="Arial" w:cs="Arial" w:eastAsia="Arial" w:hAnsi="Arial"/>
@@ -17339,7 +17339,7 @@
               <w:spacing w:after="10" w:before="0"/>
               <w:ind w:left="120"/>
             </w:pPr>
-            <w:hyperlink w:history="1" r:id="rId9j16zf-ogavv8uyr-e_hk">
+            <w:hyperlink w:history="1" r:id="rId_nngurg55j8jzvx1izqok">
               <w:r>
                 <w:rPr>
                   <w:rFonts w:ascii="Arial" w:cs="Arial" w:eastAsia="Arial" w:hAnsi="Arial"/>
@@ -17384,7 +17384,7 @@
             <w:pPr>
               <w:spacing w:after="20" w:before="0"/>
             </w:pPr>
-            <w:hyperlink w:history="1" r:id="rId2p8771juofekjengl8gih">
+            <w:hyperlink w:history="1" r:id="rIdgyrbdkafldbfgupmjhqju">
               <w:r>
                 <w:rPr>
                   <w:rFonts w:ascii="Arial" w:cs="Arial" w:eastAsia="Arial" w:hAnsi="Arial"/>
@@ -17417,7 +17417,7 @@
               <w:spacing w:after="10" w:before="0"/>
               <w:ind w:left="120"/>
             </w:pPr>
-            <w:hyperlink w:history="1" r:id="rIdtnkn8uxdnxgjacptbmiwv">
+            <w:hyperlink w:history="1" r:id="rIdrsbc7j5uwpze5ixz4sk2s">
               <w:r>
                 <w:rPr>
                   <w:rFonts w:ascii="Arial" w:cs="Arial" w:eastAsia="Arial" w:hAnsi="Arial"/>
@@ -17942,7 +17942,7 @@
         </w:rPr>
         <w:t xml:space="preserve">© 2026 SeaVuria and ARES. Aligned with KICD objectives. Developed by SeaVuria; technical implementation by ARES (with AI assistance from Claude). Licensed under </w:t>
       </w:r>
-      <w:hyperlink w:history="1" r:id="rIdruul6y9ym4mleweg2jewe">
+      <w:hyperlink w:history="1" r:id="rId8mjsh-usnzhiv-lb5kwgy">
         <w:r>
           <w:rPr>
             <w:rFonts w:ascii="Arial" w:cs="Arial" w:eastAsia="Arial" w:hAnsi="Arial"/>
@@ -17963,7 +17963,7 @@
         </w:rPr>
         <w:t xml:space="preserve"> (</w:t>
       </w:r>
-      <w:hyperlink w:history="1" r:id="rId1vz-v_lbv1_6vq93dprw2">
+      <w:hyperlink w:history="1" r:id="rIdxehswa4tozaqr4iiivhtq">
         <w:r>
           <w:rPr>
             <w:rFonts w:ascii="Arial" w:cs="Arial" w:eastAsia="Arial" w:hAnsi="Arial"/>
@@ -19003,7 +19003,7 @@
             <w:pPr>
               <w:spacing w:after="20" w:before="0"/>
             </w:pPr>
-            <w:hyperlink w:history="1" r:id="rIdtpzh5efvkuae7bv53kidb">
+            <w:hyperlink w:history="1" r:id="rIdok2rsod5ajidtotmm5fo0">
               <w:r>
                 <w:rPr>
                   <w:rFonts w:ascii="Arial" w:cs="Arial" w:eastAsia="Arial" w:hAnsi="Arial"/>
@@ -19052,7 +19052,7 @@
               <w:spacing w:after="10" w:before="0"/>
               <w:ind w:left="120"/>
             </w:pPr>
-            <w:hyperlink w:history="1" r:id="rIdiqtzjdejcymr1s1r99epf">
+            <w:hyperlink w:history="1" r:id="rId7iy8kfalhjuce1n9_cdbs">
               <w:r>
                 <w:rPr>
                   <w:rFonts w:ascii="Arial" w:cs="Arial" w:eastAsia="Arial" w:hAnsi="Arial"/>
@@ -19097,7 +19097,7 @@
             <w:pPr>
               <w:spacing w:after="20" w:before="0"/>
             </w:pPr>
-            <w:hyperlink w:history="1" r:id="rIdq9suocc-msurfxraveis2">
+            <w:hyperlink w:history="1" r:id="rIdjjkn5whbcqkdcuxzt1enf">
               <w:r>
                 <w:rPr>
                   <w:rFonts w:ascii="Arial" w:cs="Arial" w:eastAsia="Arial" w:hAnsi="Arial"/>
@@ -19130,7 +19130,7 @@
               <w:spacing w:after="10" w:before="0"/>
               <w:ind w:left="120"/>
             </w:pPr>
-            <w:hyperlink w:history="1" r:id="rIdbp1kot5kgxyxiseg7drjj">
+            <w:hyperlink w:history="1" r:id="rIdcxbsdoou6poh2i5exlilk">
               <w:r>
                 <w:rPr>
                   <w:rFonts w:ascii="Arial" w:cs="Arial" w:eastAsia="Arial" w:hAnsi="Arial"/>
@@ -19330,7 +19330,7 @@
             <w:pPr>
               <w:spacing w:after="20" w:before="0"/>
             </w:pPr>
-            <w:hyperlink w:history="1" r:id="rIdym6ahnyrgo-ihom9mvybf">
+            <w:hyperlink w:history="1" r:id="rIdpgwnsdacc2gqu5krpefxv">
               <w:r>
                 <w:rPr>
                   <w:rFonts w:ascii="Arial" w:cs="Arial" w:eastAsia="Arial" w:hAnsi="Arial"/>
@@ -19379,7 +19379,7 @@
               <w:spacing w:after="10" w:before="0"/>
               <w:ind w:left="120"/>
             </w:pPr>
-            <w:hyperlink w:history="1" r:id="rIdrawjm1k_hhpoeyl_htzcl">
+            <w:hyperlink w:history="1" r:id="rId6y3uxzqcalv7myhm8lxmb">
               <w:r>
                 <w:rPr>
                   <w:rFonts w:ascii="Arial" w:cs="Arial" w:eastAsia="Arial" w:hAnsi="Arial"/>
@@ -19424,7 +19424,7 @@
             <w:pPr>
               <w:spacing w:after="20" w:before="0"/>
             </w:pPr>
-            <w:hyperlink w:history="1" r:id="rIdxu02xg7_sgd6tlnrgip5k">
+            <w:hyperlink w:history="1" r:id="rIdpnxkhunvbg1fot5xrbl5f">
               <w:r>
                 <w:rPr>
                   <w:rFonts w:ascii="Arial" w:cs="Arial" w:eastAsia="Arial" w:hAnsi="Arial"/>
@@ -19457,7 +19457,7 @@
               <w:spacing w:after="10" w:before="0"/>
               <w:ind w:left="120"/>
             </w:pPr>
-            <w:hyperlink w:history="1" r:id="rIdwhbbm97bkw_oaybshd6gt">
+            <w:hyperlink w:history="1" r:id="rIdeid9vqdir9hb5pv3ls9dp">
               <w:r>
                 <w:rPr>
                   <w:rFonts w:ascii="Arial" w:cs="Arial" w:eastAsia="Arial" w:hAnsi="Arial"/>
@@ -19657,7 +19657,7 @@
             <w:pPr>
               <w:spacing w:after="20" w:before="0"/>
             </w:pPr>
-            <w:hyperlink w:history="1" r:id="rIdp5nyozd-9nhbqyvqxnwlg">
+            <w:hyperlink w:history="1" r:id="rId1ve1ocp5itgl_gd7bmqlr">
               <w:r>
                 <w:rPr>
                   <w:rFonts w:ascii="Arial" w:cs="Arial" w:eastAsia="Arial" w:hAnsi="Arial"/>
@@ -19706,7 +19706,7 @@
               <w:spacing w:after="10" w:before="0"/>
               <w:ind w:left="120"/>
             </w:pPr>
-            <w:hyperlink w:history="1" r:id="rId3w2n9f5fl5zrbqyn9o_bs">
+            <w:hyperlink w:history="1" r:id="rIdbejto-len8tvnxytawfwj">
               <w:r>
                 <w:rPr>
                   <w:rFonts w:ascii="Arial" w:cs="Arial" w:eastAsia="Arial" w:hAnsi="Arial"/>
@@ -19751,7 +19751,7 @@
             <w:pPr>
               <w:spacing w:after="20" w:before="0"/>
             </w:pPr>
-            <w:hyperlink w:history="1" r:id="rId0ij8cmoobtxo3k_afuqaf">
+            <w:hyperlink w:history="1" r:id="rIdidrox0wcnbvgoqwapdfrz">
               <w:r>
                 <w:rPr>
                   <w:rFonts w:ascii="Arial" w:cs="Arial" w:eastAsia="Arial" w:hAnsi="Arial"/>
@@ -19784,7 +19784,7 @@
               <w:spacing w:after="10" w:before="0"/>
               <w:ind w:left="120"/>
             </w:pPr>
-            <w:hyperlink w:history="1" r:id="rIdwceb5sk8sqdtem2l4vjg3">
+            <w:hyperlink w:history="1" r:id="rIdzljyrjnt59don99de2d1m">
               <w:r>
                 <w:rPr>
                   <w:rFonts w:ascii="Arial" w:cs="Arial" w:eastAsia="Arial" w:hAnsi="Arial"/>
@@ -19984,7 +19984,7 @@
             <w:pPr>
               <w:spacing w:after="20" w:before="0"/>
             </w:pPr>
-            <w:hyperlink w:history="1" r:id="rId81nvejbujuc41xdtimkrr">
+            <w:hyperlink w:history="1" r:id="rIdvneiq35_bxxun4pp012yl">
               <w:r>
                 <w:rPr>
                   <w:rFonts w:ascii="Arial" w:cs="Arial" w:eastAsia="Arial" w:hAnsi="Arial"/>
@@ -20033,7 +20033,7 @@
               <w:spacing w:after="10" w:before="0"/>
               <w:ind w:left="120"/>
             </w:pPr>
-            <w:hyperlink w:history="1" r:id="rIdommyk6wm-5aomqfzj79sd">
+            <w:hyperlink w:history="1" r:id="rIdtpnlowpf88-7dey16isa1">
               <w:r>
                 <w:rPr>
                   <w:rFonts w:ascii="Arial" w:cs="Arial" w:eastAsia="Arial" w:hAnsi="Arial"/>
@@ -20078,7 +20078,7 @@
             <w:pPr>
               <w:spacing w:after="20" w:before="0"/>
             </w:pPr>
-            <w:hyperlink w:history="1" r:id="rId73lapvxyivjqu8r-54mfl">
+            <w:hyperlink w:history="1" r:id="rIdstgmqs20gk6gnmt4qwsqz">
               <w:r>
                 <w:rPr>
                   <w:rFonts w:ascii="Arial" w:cs="Arial" w:eastAsia="Arial" w:hAnsi="Arial"/>
@@ -20111,7 +20111,7 @@
               <w:spacing w:after="10" w:before="0"/>
               <w:ind w:left="120"/>
             </w:pPr>
-            <w:hyperlink w:history="1" r:id="rIdkqglyhmnqwk4dikoqqt6v">
+            <w:hyperlink w:history="1" r:id="rIddooxhqixwnjwhszv10-hj">
               <w:r>
                 <w:rPr>
                   <w:rFonts w:ascii="Arial" w:cs="Arial" w:eastAsia="Arial" w:hAnsi="Arial"/>
@@ -20311,7 +20311,7 @@
             <w:pPr>
               <w:spacing w:after="20" w:before="0"/>
             </w:pPr>
-            <w:hyperlink w:history="1" r:id="rId7zsq1egnlhsiw0zh8zoah">
+            <w:hyperlink w:history="1" r:id="rIdxx3hen4tp9imqfkss1q3n">
               <w:r>
                 <w:rPr>
                   <w:rFonts w:ascii="Arial" w:cs="Arial" w:eastAsia="Arial" w:hAnsi="Arial"/>
@@ -20360,7 +20360,7 @@
               <w:spacing w:after="10" w:before="0"/>
               <w:ind w:left="120"/>
             </w:pPr>
-            <w:hyperlink w:history="1" r:id="rIdgzezuyq_tf5wlrflzq6ug">
+            <w:hyperlink w:history="1" r:id="rIdv5zwzsraal_zlinenbjb9">
               <w:r>
                 <w:rPr>
                   <w:rFonts w:ascii="Arial" w:cs="Arial" w:eastAsia="Arial" w:hAnsi="Arial"/>
@@ -20405,7 +20405,7 @@
             <w:pPr>
               <w:spacing w:after="20" w:before="0"/>
             </w:pPr>
-            <w:hyperlink w:history="1" r:id="rIdpmcbbwmbctf0uruhwwdr9">
+            <w:hyperlink w:history="1" r:id="rIdkulcwlc_vjzurw_z3i3e8">
               <w:r>
                 <w:rPr>
                   <w:rFonts w:ascii="Arial" w:cs="Arial" w:eastAsia="Arial" w:hAnsi="Arial"/>
@@ -20438,7 +20438,7 @@
               <w:spacing w:after="10" w:before="0"/>
               <w:ind w:left="120"/>
             </w:pPr>
-            <w:hyperlink w:history="1" r:id="rId9lqjbstflmulsjt6b4buu">
+            <w:hyperlink w:history="1" r:id="rIdr-wwufffgyti5akv1pzpr">
               <w:r>
                 <w:rPr>
                   <w:rFonts w:ascii="Arial" w:cs="Arial" w:eastAsia="Arial" w:hAnsi="Arial"/>
@@ -20963,7 +20963,7 @@
         </w:rPr>
         <w:t xml:space="preserve">© 2026 SeaVuria and ARES. Aligned with KICD objectives. Developed by SeaVuria; technical implementation by ARES (with AI assistance from Claude). Licensed under </w:t>
       </w:r>
-      <w:hyperlink w:history="1" r:id="rId4hdpqbg4x64jrfkryrbqn">
+      <w:hyperlink w:history="1" r:id="rIdul9ypz5nsx0dsr5uwpas3">
         <w:r>
           <w:rPr>
             <w:rFonts w:ascii="Arial" w:cs="Arial" w:eastAsia="Arial" w:hAnsi="Arial"/>
@@ -20984,7 +20984,7 @@
         </w:rPr>
         <w:t xml:space="preserve"> (</w:t>
       </w:r>
-      <w:hyperlink w:history="1" r:id="rIdq8ep1dciyp_rm5odlce_d">
+      <w:hyperlink w:history="1" r:id="rIdaeky7vhebeju6dchgtbwt">
         <w:r>
           <w:rPr>
             <w:rFonts w:ascii="Arial" w:cs="Arial" w:eastAsia="Arial" w:hAnsi="Arial"/>
@@ -22041,7 +22041,7 @@
               <w:spacing w:after="10" w:before="0"/>
               <w:ind w:left="120"/>
             </w:pPr>
-            <w:hyperlink w:history="1" r:id="rIdhemriwlxokrsh5vuogxfs">
+            <w:hyperlink w:history="1" r:id="rIdr1q_pbz-5stpsn4gkja4t">
               <w:r>
                 <w:rPr>
                   <w:rFonts w:ascii="Arial" w:cs="Arial" w:eastAsia="Arial" w:hAnsi="Arial"/>
@@ -22101,7 +22101,7 @@
             <w:pPr>
               <w:spacing w:after="20" w:before="0"/>
             </w:pPr>
-            <w:hyperlink w:history="1" r:id="rId4tmloilzyqf5e2q6onosc">
+            <w:hyperlink w:history="1" r:id="rIdc1hpafdgpqrh_omlxzmhw">
               <w:r>
                 <w:rPr>
                   <w:rFonts w:ascii="Arial" w:cs="Arial" w:eastAsia="Arial" w:hAnsi="Arial"/>
@@ -22150,7 +22150,7 @@
               <w:spacing w:after="10" w:before="0"/>
               <w:ind w:left="120"/>
             </w:pPr>
-            <w:hyperlink w:history="1" r:id="rIdlga_gtjdgywbc4oujisve">
+            <w:hyperlink w:history="1" r:id="rIdoiavp-0u29dwir6pf7t7z">
               <w:r>
                 <w:rPr>
                   <w:rFonts w:ascii="Arial" w:cs="Arial" w:eastAsia="Arial" w:hAnsi="Arial"/>
@@ -22367,7 +22367,7 @@
               <w:spacing w:after="10" w:before="0"/>
               <w:ind w:left="120"/>
             </w:pPr>
-            <w:hyperlink w:history="1" r:id="rIdzf6wuhu9sdo4rszq3nkk_">
+            <w:hyperlink w:history="1" r:id="rIdeeypb1r8f6iohthrdf4xa">
               <w:r>
                 <w:rPr>
                   <w:rFonts w:ascii="Arial" w:cs="Arial" w:eastAsia="Arial" w:hAnsi="Arial"/>
@@ -22427,7 +22427,7 @@
             <w:pPr>
               <w:spacing w:after="20" w:before="0"/>
             </w:pPr>
-            <w:hyperlink w:history="1" r:id="rIdpxxedzu2iiqseualnbetk">
+            <w:hyperlink w:history="1" r:id="rIdtrmh-kbd_d-ydnqomwocs">
               <w:r>
                 <w:rPr>
                   <w:rFonts w:ascii="Arial" w:cs="Arial" w:eastAsia="Arial" w:hAnsi="Arial"/>
@@ -22476,7 +22476,7 @@
               <w:spacing w:after="10" w:before="0"/>
               <w:ind w:left="120"/>
             </w:pPr>
-            <w:hyperlink w:history="1" r:id="rId5dr43ggtojdwpvdcqqmbz">
+            <w:hyperlink w:history="1" r:id="rIdiaraapzsdauvvj7z1f71x">
               <w:r>
                 <w:rPr>
                   <w:rFonts w:ascii="Arial" w:cs="Arial" w:eastAsia="Arial" w:hAnsi="Arial"/>
@@ -22693,7 +22693,7 @@
               <w:spacing w:after="10" w:before="0"/>
               <w:ind w:left="120"/>
             </w:pPr>
-            <w:hyperlink w:history="1" r:id="rIdobkbpj8jjyne27t4ja4ux">
+            <w:hyperlink w:history="1" r:id="rIdp5bhxe61tda21_ucuhsh2">
               <w:r>
                 <w:rPr>
                   <w:rFonts w:ascii="Arial" w:cs="Arial" w:eastAsia="Arial" w:hAnsi="Arial"/>
@@ -22753,7 +22753,7 @@
             <w:pPr>
               <w:spacing w:after="20" w:before="0"/>
             </w:pPr>
-            <w:hyperlink w:history="1" r:id="rIdtbou9qvacq5_rdo2eqskb">
+            <w:hyperlink w:history="1" r:id="rIdey3-wkohimdzuro_fpkvz">
               <w:r>
                 <w:rPr>
                   <w:rFonts w:ascii="Arial" w:cs="Arial" w:eastAsia="Arial" w:hAnsi="Arial"/>
@@ -22802,7 +22802,7 @@
               <w:spacing w:after="10" w:before="0"/>
               <w:ind w:left="120"/>
             </w:pPr>
-            <w:hyperlink w:history="1" r:id="rIdseq2mmakzick07ukc799m">
+            <w:hyperlink w:history="1" r:id="rIdirqfqjzxb_bluy4liazk-">
               <w:r>
                 <w:rPr>
                   <w:rFonts w:ascii="Arial" w:cs="Arial" w:eastAsia="Arial" w:hAnsi="Arial"/>
@@ -23019,7 +23019,7 @@
               <w:spacing w:after="10" w:before="0"/>
               <w:ind w:left="120"/>
             </w:pPr>
-            <w:hyperlink w:history="1" r:id="rIdlqsio2kspghslmuzszhiq">
+            <w:hyperlink w:history="1" r:id="rIdsubqwmtccay4y9wnn0y44">
               <w:r>
                 <w:rPr>
                   <w:rFonts w:ascii="Arial" w:cs="Arial" w:eastAsia="Arial" w:hAnsi="Arial"/>
@@ -23079,7 +23079,7 @@
             <w:pPr>
               <w:spacing w:after="20" w:before="0"/>
             </w:pPr>
-            <w:hyperlink w:history="1" r:id="rIdf2h3bibyckoh1j-kcgnfv">
+            <w:hyperlink w:history="1" r:id="rId7lki1xoker1kwr3zhzh0o">
               <w:r>
                 <w:rPr>
                   <w:rFonts w:ascii="Arial" w:cs="Arial" w:eastAsia="Arial" w:hAnsi="Arial"/>
@@ -23128,7 +23128,7 @@
               <w:spacing w:after="10" w:before="0"/>
               <w:ind w:left="120"/>
             </w:pPr>
-            <w:hyperlink w:history="1" r:id="rIdgdv97c-tikrbqixrdxdxo">
+            <w:hyperlink w:history="1" r:id="rIdcuigpc298gmsyi2fvz4q2">
               <w:r>
                 <w:rPr>
                   <w:rFonts w:ascii="Arial" w:cs="Arial" w:eastAsia="Arial" w:hAnsi="Arial"/>
@@ -23345,7 +23345,7 @@
               <w:spacing w:after="10" w:before="0"/>
               <w:ind w:left="120"/>
             </w:pPr>
-            <w:hyperlink w:history="1" r:id="rId_ktvf6lirkoqa-tf2u5sn">
+            <w:hyperlink w:history="1" r:id="rIds9jyljhn_b5ozbyhskfq0">
               <w:r>
                 <w:rPr>
                   <w:rFonts w:ascii="Arial" w:cs="Arial" w:eastAsia="Arial" w:hAnsi="Arial"/>
@@ -23405,7 +23405,7 @@
             <w:pPr>
               <w:spacing w:after="20" w:before="0"/>
             </w:pPr>
-            <w:hyperlink w:history="1" r:id="rIdt63w_tbamxbcan6wijrfk">
+            <w:hyperlink w:history="1" r:id="rIdk9124xl1-s22ukbjp6c_d">
               <w:r>
                 <w:rPr>
                   <w:rFonts w:ascii="Arial" w:cs="Arial" w:eastAsia="Arial" w:hAnsi="Arial"/>
@@ -23454,7 +23454,7 @@
               <w:spacing w:after="10" w:before="0"/>
               <w:ind w:left="120"/>
             </w:pPr>
-            <w:hyperlink w:history="1" r:id="rIdboaidokzls8rks1es_sbs">
+            <w:hyperlink w:history="1" r:id="rIdt41fdltzz5rvh2u9ktwro">
               <w:r>
                 <w:rPr>
                   <w:rFonts w:ascii="Arial" w:cs="Arial" w:eastAsia="Arial" w:hAnsi="Arial"/>
@@ -23979,7 +23979,7 @@
         </w:rPr>
         <w:t xml:space="preserve">© 2026 SeaVuria and ARES. Aligned with KICD objectives. Developed by SeaVuria; technical implementation by ARES (with AI assistance from Claude). Licensed under </w:t>
       </w:r>
-      <w:hyperlink w:history="1" r:id="rIde0dg8qsb7epxhhgnt3yyl">
+      <w:hyperlink w:history="1" r:id="rIdkwtuwnotngyc0kqnwss4e">
         <w:r>
           <w:rPr>
             <w:rFonts w:ascii="Arial" w:cs="Arial" w:eastAsia="Arial" w:hAnsi="Arial"/>
@@ -24000,7 +24000,7 @@
         </w:rPr>
         <w:t xml:space="preserve"> (</w:t>
       </w:r>
-      <w:hyperlink w:history="1" r:id="rIdnayncemlstlodfveemn0i">
+      <w:hyperlink w:history="1" r:id="rId1zp-gzu2m0x8inqroqvg_">
         <w:r>
           <w:rPr>
             <w:rFonts w:ascii="Arial" w:cs="Arial" w:eastAsia="Arial" w:hAnsi="Arial"/>
@@ -25040,7 +25040,7 @@
             <w:pPr>
               <w:spacing w:after="20" w:before="0"/>
             </w:pPr>
-            <w:hyperlink w:history="1" r:id="rIdlnb5trbaekemuupwihyva">
+            <w:hyperlink w:history="1" r:id="rIdyrromx5j7nuvxfzh2m1sr">
               <w:r>
                 <w:rPr>
                   <w:rFonts w:ascii="Arial" w:cs="Arial" w:eastAsia="Arial" w:hAnsi="Arial"/>
@@ -25073,7 +25073,7 @@
               <w:spacing w:after="10" w:before="0"/>
               <w:ind w:left="120"/>
             </w:pPr>
-            <w:hyperlink w:history="1" r:id="rIduoajalejl51_vxl0wvgvy">
+            <w:hyperlink w:history="1" r:id="rIdh1919nflzae3atdzlxkew">
               <w:r>
                 <w:rPr>
                   <w:rFonts w:ascii="Arial" w:cs="Arial" w:eastAsia="Arial" w:hAnsi="Arial"/>
@@ -25118,7 +25118,7 @@
             <w:pPr>
               <w:spacing w:after="20" w:before="0"/>
             </w:pPr>
-            <w:hyperlink w:history="1" r:id="rIdq63e_3ncycgr1u1-umyaq">
+            <w:hyperlink w:history="1" r:id="rIdhusftnm_lhxsjscjubozh">
               <w:r>
                 <w:rPr>
                   <w:rFonts w:ascii="Arial" w:cs="Arial" w:eastAsia="Arial" w:hAnsi="Arial"/>
@@ -25151,7 +25151,7 @@
               <w:spacing w:after="10" w:before="0"/>
               <w:ind w:left="120"/>
             </w:pPr>
-            <w:hyperlink w:history="1" r:id="rIduktrkm634hn1abvrholi9">
+            <w:hyperlink w:history="1" r:id="rId8kvaafv8mw1zkhhs4idiw">
               <w:r>
                 <w:rPr>
                   <w:rFonts w:ascii="Arial" w:cs="Arial" w:eastAsia="Arial" w:hAnsi="Arial"/>
@@ -25351,7 +25351,7 @@
             <w:pPr>
               <w:spacing w:after="20" w:before="0"/>
             </w:pPr>
-            <w:hyperlink w:history="1" r:id="rIdebaxrtik1k0yiqioijzum">
+            <w:hyperlink w:history="1" r:id="rIdzdpnlavislfps7gqoargt">
               <w:r>
                 <w:rPr>
                   <w:rFonts w:ascii="Arial" w:cs="Arial" w:eastAsia="Arial" w:hAnsi="Arial"/>
@@ -25384,7 +25384,7 @@
               <w:spacing w:after="10" w:before="0"/>
               <w:ind w:left="120"/>
             </w:pPr>
-            <w:hyperlink w:history="1" r:id="rIdrez4ga_eyszprsiuzfuhb">
+            <w:hyperlink w:history="1" r:id="rId3uwea3jmv0df3s9rsa39y">
               <w:r>
                 <w:rPr>
                   <w:rFonts w:ascii="Arial" w:cs="Arial" w:eastAsia="Arial" w:hAnsi="Arial"/>
@@ -25429,7 +25429,7 @@
             <w:pPr>
               <w:spacing w:after="20" w:before="0"/>
             </w:pPr>
-            <w:hyperlink w:history="1" r:id="rIdhvm2nlyr0oagewi3woq_3">
+            <w:hyperlink w:history="1" r:id="rIdyyfpzdysn449sm0bcmdvi">
               <w:r>
                 <w:rPr>
                   <w:rFonts w:ascii="Arial" w:cs="Arial" w:eastAsia="Arial" w:hAnsi="Arial"/>
@@ -25462,7 +25462,7 @@
               <w:spacing w:after="10" w:before="0"/>
               <w:ind w:left="120"/>
             </w:pPr>
-            <w:hyperlink w:history="1" r:id="rId5-li9valyntzmeahqtxnf">
+            <w:hyperlink w:history="1" r:id="rIdkm-ce5xyjlwcigi9gxk3y">
               <w:r>
                 <w:rPr>
                   <w:rFonts w:ascii="Arial" w:cs="Arial" w:eastAsia="Arial" w:hAnsi="Arial"/>
@@ -25662,7 +25662,7 @@
             <w:pPr>
               <w:spacing w:after="20" w:before="0"/>
             </w:pPr>
-            <w:hyperlink w:history="1" r:id="rIdo-6obj80big5yydn_k2_t">
+            <w:hyperlink w:history="1" r:id="rIdci52eox5-3h8sir9zqrad">
               <w:r>
                 <w:rPr>
                   <w:rFonts w:ascii="Arial" w:cs="Arial" w:eastAsia="Arial" w:hAnsi="Arial"/>
@@ -25711,7 +25711,7 @@
               <w:spacing w:after="10" w:before="0"/>
               <w:ind w:left="120"/>
             </w:pPr>
-            <w:hyperlink w:history="1" r:id="rIdt2psdipl0sykpb7cbtzcm">
+            <w:hyperlink w:history="1" r:id="rIdhpusdsml3udikz9kz7duu">
               <w:r>
                 <w:rPr>
                   <w:rFonts w:ascii="Arial" w:cs="Arial" w:eastAsia="Arial" w:hAnsi="Arial"/>
@@ -25756,7 +25756,7 @@
             <w:pPr>
               <w:spacing w:after="20" w:before="0"/>
             </w:pPr>
-            <w:hyperlink w:history="1" r:id="rId98irs9snfdpdyxzw9abfw">
+            <w:hyperlink w:history="1" r:id="rIdumeafl3kocrryohxwyjoi">
               <w:r>
                 <w:rPr>
                   <w:rFonts w:ascii="Arial" w:cs="Arial" w:eastAsia="Arial" w:hAnsi="Arial"/>
@@ -25789,7 +25789,7 @@
               <w:spacing w:after="10" w:before="0"/>
               <w:ind w:left="120"/>
             </w:pPr>
-            <w:hyperlink w:history="1" r:id="rIdhvsnjjvzk2frldbxwbidv">
+            <w:hyperlink w:history="1" r:id="rIdrojwnvcckxiq8rgg-2og-">
               <w:r>
                 <w:rPr>
                   <w:rFonts w:ascii="Arial" w:cs="Arial" w:eastAsia="Arial" w:hAnsi="Arial"/>
@@ -25989,7 +25989,7 @@
             <w:pPr>
               <w:spacing w:after="20" w:before="0"/>
             </w:pPr>
-            <w:hyperlink w:history="1" r:id="rIdh6xdwikr86qk12ggx5pea">
+            <w:hyperlink w:history="1" r:id="rIds3q7mb7silwpkdho8szk4">
               <w:r>
                 <w:rPr>
                   <w:rFonts w:ascii="Arial" w:cs="Arial" w:eastAsia="Arial" w:hAnsi="Arial"/>
@@ -26038,7 +26038,7 @@
               <w:spacing w:after="10" w:before="0"/>
               <w:ind w:left="120"/>
             </w:pPr>
-            <w:hyperlink w:history="1" r:id="rIdqmbirr00bn79kunz8itlw">
+            <w:hyperlink w:history="1" r:id="rId7m-zjxo8e6zgi6tsfddze">
               <w:r>
                 <w:rPr>
                   <w:rFonts w:ascii="Arial" w:cs="Arial" w:eastAsia="Arial" w:hAnsi="Arial"/>
@@ -26083,7 +26083,7 @@
             <w:pPr>
               <w:spacing w:after="20" w:before="0"/>
             </w:pPr>
-            <w:hyperlink w:history="1" r:id="rIdwyfgl25ffpyha5ggxvqhk">
+            <w:hyperlink w:history="1" r:id="rId_pv20_7hrxcp-h_uzgp4u">
               <w:r>
                 <w:rPr>
                   <w:rFonts w:ascii="Arial" w:cs="Arial" w:eastAsia="Arial" w:hAnsi="Arial"/>
@@ -26116,7 +26116,7 @@
               <w:spacing w:after="10" w:before="0"/>
               <w:ind w:left="120"/>
             </w:pPr>
-            <w:hyperlink w:history="1" r:id="rIdkebvvzwevlja5rmwb_3y5">
+            <w:hyperlink w:history="1" r:id="rIdq5wbigac-otsz9el4asao">
               <w:r>
                 <w:rPr>
                   <w:rFonts w:ascii="Arial" w:cs="Arial" w:eastAsia="Arial" w:hAnsi="Arial"/>
@@ -26316,7 +26316,7 @@
             <w:pPr>
               <w:spacing w:after="20" w:before="0"/>
             </w:pPr>
-            <w:hyperlink w:history="1" r:id="rIdkiblslxxdob9kxneia8r6">
+            <w:hyperlink w:history="1" r:id="rIdrarto5tzvrxukijhsxrvt">
               <w:r>
                 <w:rPr>
                   <w:rFonts w:ascii="Arial" w:cs="Arial" w:eastAsia="Arial" w:hAnsi="Arial"/>
@@ -26365,7 +26365,7 @@
               <w:spacing w:after="10" w:before="0"/>
               <w:ind w:left="120"/>
             </w:pPr>
-            <w:hyperlink w:history="1" r:id="rIdzokriq_p5llryhlkyeduj">
+            <w:hyperlink w:history="1" r:id="rIdlklfkhech5w-2clzo1weu">
               <w:r>
                 <w:rPr>
                   <w:rFonts w:ascii="Arial" w:cs="Arial" w:eastAsia="Arial" w:hAnsi="Arial"/>
@@ -26410,7 +26410,7 @@
             <w:pPr>
               <w:spacing w:after="20" w:before="0"/>
             </w:pPr>
-            <w:hyperlink w:history="1" r:id="rIdwcydqhm356p-4cjtz99hf">
+            <w:hyperlink w:history="1" r:id="rIdd4dfzalxgwjutym1av0vc">
               <w:r>
                 <w:rPr>
                   <w:rFonts w:ascii="Arial" w:cs="Arial" w:eastAsia="Arial" w:hAnsi="Arial"/>
@@ -26459,7 +26459,7 @@
               <w:spacing w:after="10" w:before="0"/>
               <w:ind w:left="120"/>
             </w:pPr>
-            <w:hyperlink w:history="1" r:id="rIdwojeakhodtjgnhvg8uzo7">
+            <w:hyperlink w:history="1" r:id="rIdup_ifnrcow7airz2q_x5z">
               <w:r>
                 <w:rPr>
                   <w:rFonts w:ascii="Arial" w:cs="Arial" w:eastAsia="Arial" w:hAnsi="Arial"/>
@@ -26984,7 +26984,7 @@
         </w:rPr>
         <w:t xml:space="preserve">© 2026 SeaVuria and ARES. Aligned with KICD objectives. Developed by SeaVuria; technical implementation by ARES (with AI assistance from Claude). Licensed under </w:t>
       </w:r>
-      <w:hyperlink w:history="1" r:id="rIdzxqeo9p0odzq7sj2simqo">
+      <w:hyperlink w:history="1" r:id="rId919pcveogbmiz_fendkw6">
         <w:r>
           <w:rPr>
             <w:rFonts w:ascii="Arial" w:cs="Arial" w:eastAsia="Arial" w:hAnsi="Arial"/>
@@ -27005,7 +27005,7 @@
         </w:rPr>
         <w:t xml:space="preserve"> (</w:t>
       </w:r>
-      <w:hyperlink w:history="1" r:id="rIdoa5gaizqwedfjk8t-dsf0">
+      <w:hyperlink w:history="1" r:id="rId49eaiuitjfvm9xlmaezoc">
         <w:r>
           <w:rPr>
             <w:rFonts w:ascii="Arial" w:cs="Arial" w:eastAsia="Arial" w:hAnsi="Arial"/>
@@ -28045,7 +28045,7 @@
             <w:pPr>
               <w:spacing w:after="20" w:before="0"/>
             </w:pPr>
-            <w:hyperlink w:history="1" r:id="rIdopkco2rebaythki03fs4d">
+            <w:hyperlink w:history="1" r:id="rIdat3ef4mkkccdeb73nbz3w">
               <w:r>
                 <w:rPr>
                   <w:rFonts w:ascii="Arial" w:cs="Arial" w:eastAsia="Arial" w:hAnsi="Arial"/>
@@ -28078,7 +28078,7 @@
               <w:spacing w:after="10" w:before="0"/>
               <w:ind w:left="120"/>
             </w:pPr>
-            <w:hyperlink w:history="1" r:id="rIdzsgfn2pvqxrb_gkmyhlfj">
+            <w:hyperlink w:history="1" r:id="rIdw1rwvraxenqc5ye184hyq">
               <w:r>
                 <w:rPr>
                   <w:rFonts w:ascii="Arial" w:cs="Arial" w:eastAsia="Arial" w:hAnsi="Arial"/>
@@ -28123,7 +28123,7 @@
             <w:pPr>
               <w:spacing w:after="20" w:before="0"/>
             </w:pPr>
-            <w:hyperlink w:history="1" r:id="rIdf8h8vidgak_aqjblea74d">
+            <w:hyperlink w:history="1" r:id="rIdwqcgfutlc4wdgffv9fyss">
               <w:r>
                 <w:rPr>
                   <w:rFonts w:ascii="Arial" w:cs="Arial" w:eastAsia="Arial" w:hAnsi="Arial"/>
@@ -28156,7 +28156,7 @@
               <w:spacing w:after="10" w:before="0"/>
               <w:ind w:left="120"/>
             </w:pPr>
-            <w:hyperlink w:history="1" r:id="rIdpg2vv3vyyphn6udf-7xdg">
+            <w:hyperlink w:history="1" r:id="rId-fmffxztfmlti4h5kqrlm">
               <w:r>
                 <w:rPr>
                   <w:rFonts w:ascii="Arial" w:cs="Arial" w:eastAsia="Arial" w:hAnsi="Arial"/>
@@ -28356,7 +28356,7 @@
             <w:pPr>
               <w:spacing w:after="20" w:before="0"/>
             </w:pPr>
-            <w:hyperlink w:history="1" r:id="rIdvz_enahfs160jzdcbquni">
+            <w:hyperlink w:history="1" r:id="rIdh9ipihl-pwlm-svlgslby">
               <w:r>
                 <w:rPr>
                   <w:rFonts w:ascii="Arial" w:cs="Arial" w:eastAsia="Arial" w:hAnsi="Arial"/>
@@ -28389,7 +28389,7 @@
               <w:spacing w:after="10" w:before="0"/>
               <w:ind w:left="120"/>
             </w:pPr>
-            <w:hyperlink w:history="1" r:id="rIdk81kxuigarmrls0pwpitr">
+            <w:hyperlink w:history="1" r:id="rIdznpml7nzs-i0da1cym4zg">
               <w:r>
                 <w:rPr>
                   <w:rFonts w:ascii="Arial" w:cs="Arial" w:eastAsia="Arial" w:hAnsi="Arial"/>
@@ -28434,7 +28434,7 @@
             <w:pPr>
               <w:spacing w:after="20" w:before="0"/>
             </w:pPr>
-            <w:hyperlink w:history="1" r:id="rId20ghnoy27ndj2o3z0d6_b">
+            <w:hyperlink w:history="1" r:id="rIdpela7cr53lfxccag2lfru">
               <w:r>
                 <w:rPr>
                   <w:rFonts w:ascii="Arial" w:cs="Arial" w:eastAsia="Arial" w:hAnsi="Arial"/>
@@ -28467,7 +28467,7 @@
               <w:spacing w:after="10" w:before="0"/>
               <w:ind w:left="120"/>
             </w:pPr>
-            <w:hyperlink w:history="1" r:id="rIddbjkzypxi2vmzb0csk2me">
+            <w:hyperlink w:history="1" r:id="rId6eqakxesby09ucnpbobmz">
               <w:r>
                 <w:rPr>
                   <w:rFonts w:ascii="Arial" w:cs="Arial" w:eastAsia="Arial" w:hAnsi="Arial"/>
@@ -28667,7 +28667,7 @@
             <w:pPr>
               <w:spacing w:after="20" w:before="0"/>
             </w:pPr>
-            <w:hyperlink w:history="1" r:id="rIdxanclxb8m8_c8gjir4tc1">
+            <w:hyperlink w:history="1" r:id="rIdwyvxpuz3l_qkky-aizgo8">
               <w:r>
                 <w:rPr>
                   <w:rFonts w:ascii="Arial" w:cs="Arial" w:eastAsia="Arial" w:hAnsi="Arial"/>
@@ -28716,7 +28716,7 @@
               <w:spacing w:after="10" w:before="0"/>
               <w:ind w:left="120"/>
             </w:pPr>
-            <w:hyperlink w:history="1" r:id="rIdwhbl0phdkajpgfpw6dcp0">
+            <w:hyperlink w:history="1" r:id="rIdknve_esxh_5rrhmrhy3l8">
               <w:r>
                 <w:rPr>
                   <w:rFonts w:ascii="Arial" w:cs="Arial" w:eastAsia="Arial" w:hAnsi="Arial"/>
@@ -28761,7 +28761,7 @@
             <w:pPr>
               <w:spacing w:after="20" w:before="0"/>
             </w:pPr>
-            <w:hyperlink w:history="1" r:id="rIdtsfpvtuardznvzoywywxt">
+            <w:hyperlink w:history="1" r:id="rIdsf8fmhqzfinivsnl0fobl">
               <w:r>
                 <w:rPr>
                   <w:rFonts w:ascii="Arial" w:cs="Arial" w:eastAsia="Arial" w:hAnsi="Arial"/>
@@ -28794,7 +28794,7 @@
               <w:spacing w:after="10" w:before="0"/>
               <w:ind w:left="120"/>
             </w:pPr>
-            <w:hyperlink w:history="1" r:id="rIdts_ayhk7x73hts39gmbmj">
+            <w:hyperlink w:history="1" r:id="rIdgjcwwmmr3xu0zxhzrin79">
               <w:r>
                 <w:rPr>
                   <w:rFonts w:ascii="Arial" w:cs="Arial" w:eastAsia="Arial" w:hAnsi="Arial"/>
@@ -28994,7 +28994,7 @@
             <w:pPr>
               <w:spacing w:after="20" w:before="0"/>
             </w:pPr>
-            <w:hyperlink w:history="1" r:id="rId7cagr2mfn6lriufkz6qli">
+            <w:hyperlink w:history="1" r:id="rIdikhegm5xu_khzmvyk3ibx">
               <w:r>
                 <w:rPr>
                   <w:rFonts w:ascii="Arial" w:cs="Arial" w:eastAsia="Arial" w:hAnsi="Arial"/>
@@ -29043,7 +29043,7 @@
               <w:spacing w:after="10" w:before="0"/>
               <w:ind w:left="120"/>
             </w:pPr>
-            <w:hyperlink w:history="1" r:id="rIdalbi6rnh1tamuwq-phwu1">
+            <w:hyperlink w:history="1" r:id="rIdx_bqe2mrr0fyxiwmxrjlv">
               <w:r>
                 <w:rPr>
                   <w:rFonts w:ascii="Arial" w:cs="Arial" w:eastAsia="Arial" w:hAnsi="Arial"/>
@@ -29088,7 +29088,7 @@
             <w:pPr>
               <w:spacing w:after="20" w:before="0"/>
             </w:pPr>
-            <w:hyperlink w:history="1" r:id="rIdikc3llnunnl7dzdhnp35n">
+            <w:hyperlink w:history="1" r:id="rIdutm2mqrqi0y678pbrxz2u">
               <w:r>
                 <w:rPr>
                   <w:rFonts w:ascii="Arial" w:cs="Arial" w:eastAsia="Arial" w:hAnsi="Arial"/>
@@ -29121,7 +29121,7 @@
               <w:spacing w:after="10" w:before="0"/>
               <w:ind w:left="120"/>
             </w:pPr>
-            <w:hyperlink w:history="1" r:id="rIdvsexa71zocizphx3dgzeo">
+            <w:hyperlink w:history="1" r:id="rId5kw69ptn4wsv5iz5bmpss">
               <w:r>
                 <w:rPr>
                   <w:rFonts w:ascii="Arial" w:cs="Arial" w:eastAsia="Arial" w:hAnsi="Arial"/>
@@ -29321,7 +29321,7 @@
             <w:pPr>
               <w:spacing w:after="20" w:before="0"/>
             </w:pPr>
-            <w:hyperlink w:history="1" r:id="rIdp2z7rpbhnqkreua4_ozel">
+            <w:hyperlink w:history="1" r:id="rIddyx29fg25odtxjpdbym-i">
               <w:r>
                 <w:rPr>
                   <w:rFonts w:ascii="Arial" w:cs="Arial" w:eastAsia="Arial" w:hAnsi="Arial"/>
@@ -29354,7 +29354,7 @@
               <w:spacing w:after="10" w:before="0"/>
               <w:ind w:left="120"/>
             </w:pPr>
-            <w:hyperlink w:history="1" r:id="rIdfupvviaahzevtduma-cjo">
+            <w:hyperlink w:history="1" r:id="rIdhoqignim1p_qvnx88meov">
               <w:r>
                 <w:rPr>
                   <w:rFonts w:ascii="Arial" w:cs="Arial" w:eastAsia="Arial" w:hAnsi="Arial"/>
@@ -29399,7 +29399,7 @@
             <w:pPr>
               <w:spacing w:after="20" w:before="0"/>
             </w:pPr>
-            <w:hyperlink w:history="1" r:id="rId9irl2tgz8md1uki2wyg6m">
+            <w:hyperlink w:history="1" r:id="rId6noq9x5lmfcgzrosr1qgo">
               <w:r>
                 <w:rPr>
                   <w:rFonts w:ascii="Arial" w:cs="Arial" w:eastAsia="Arial" w:hAnsi="Arial"/>
@@ -29448,7 +29448,7 @@
               <w:spacing w:after="10" w:before="0"/>
               <w:ind w:left="120"/>
             </w:pPr>
-            <w:hyperlink w:history="1" r:id="rIdk5qmxyeg69fw5y1vvtz_r">
+            <w:hyperlink w:history="1" r:id="rIdyxc40g2yvit944ehvzbol">
               <w:r>
                 <w:rPr>
                   <w:rFonts w:ascii="Arial" w:cs="Arial" w:eastAsia="Arial" w:hAnsi="Arial"/>
@@ -29973,7 +29973,7 @@
         </w:rPr>
         <w:t xml:space="preserve">© 2026 SeaVuria and ARES. Aligned with KICD objectives. Developed by SeaVuria; technical implementation by ARES (with AI assistance from Claude). Licensed under </w:t>
       </w:r>
-      <w:hyperlink w:history="1" r:id="rIdutifwm8nrpuyx8cvi0q2c">
+      <w:hyperlink w:history="1" r:id="rIdswaspzx5wpqlypqld1cq5">
         <w:r>
           <w:rPr>
             <w:rFonts w:ascii="Arial" w:cs="Arial" w:eastAsia="Arial" w:hAnsi="Arial"/>
@@ -29994,7 +29994,7 @@
         </w:rPr>
         <w:t xml:space="preserve"> (</w:t>
       </w:r>
-      <w:hyperlink w:history="1" r:id="rIdn8tpteu6g5bj-cmh5pzqy">
+      <w:hyperlink w:history="1" r:id="rIds5u7etpxqciyu5xdp7uyo">
         <w:r>
           <w:rPr>
             <w:rFonts w:ascii="Arial" w:cs="Arial" w:eastAsia="Arial" w:hAnsi="Arial"/>
@@ -31034,7 +31034,7 @@
             <w:pPr>
               <w:spacing w:after="20" w:before="0"/>
             </w:pPr>
-            <w:hyperlink w:history="1" r:id="rIdkfsqwucwkthnzaejpocso">
+            <w:hyperlink w:history="1" r:id="rIdlbvxut1bw6iw-i2glmbvz">
               <w:r>
                 <w:rPr>
                   <w:rFonts w:ascii="Arial" w:cs="Arial" w:eastAsia="Arial" w:hAnsi="Arial"/>
@@ -31067,7 +31067,7 @@
               <w:spacing w:after="10" w:before="0"/>
               <w:ind w:left="120"/>
             </w:pPr>
-            <w:hyperlink w:history="1" r:id="rIdmydcrsczgpq6brr8mmkso">
+            <w:hyperlink w:history="1" r:id="rIdshiqizw8lawhmox5-q7s3">
               <w:r>
                 <w:rPr>
                   <w:rFonts w:ascii="Arial" w:cs="Arial" w:eastAsia="Arial" w:hAnsi="Arial"/>
@@ -31112,7 +31112,7 @@
             <w:pPr>
               <w:spacing w:after="20" w:before="0"/>
             </w:pPr>
-            <w:hyperlink w:history="1" r:id="rIda_4fpq9nvm9l405vwyw-y">
+            <w:hyperlink w:history="1" r:id="rIdqcipril5dzmgj_wnyv86x">
               <w:r>
                 <w:rPr>
                   <w:rFonts w:ascii="Arial" w:cs="Arial" w:eastAsia="Arial" w:hAnsi="Arial"/>
@@ -31161,7 +31161,7 @@
               <w:spacing w:after="10" w:before="0"/>
               <w:ind w:left="120"/>
             </w:pPr>
-            <w:hyperlink w:history="1" r:id="rIdlhurstnn_ranvzrct7bus">
+            <w:hyperlink w:history="1" r:id="rIdueu_m4qzqpnyvznm4vowb">
               <w:r>
                 <w:rPr>
                   <w:rFonts w:ascii="Arial" w:cs="Arial" w:eastAsia="Arial" w:hAnsi="Arial"/>
@@ -31361,7 +31361,7 @@
             <w:pPr>
               <w:spacing w:after="20" w:before="0"/>
             </w:pPr>
-            <w:hyperlink w:history="1" r:id="rIdjwz_2bslbvf9ngtkxb5km">
+            <w:hyperlink w:history="1" r:id="rIdgkuduffech5qyd0xfgaar">
               <w:r>
                 <w:rPr>
                   <w:rFonts w:ascii="Arial" w:cs="Arial" w:eastAsia="Arial" w:hAnsi="Arial"/>
@@ -31394,7 +31394,7 @@
               <w:spacing w:after="10" w:before="0"/>
               <w:ind w:left="120"/>
             </w:pPr>
-            <w:hyperlink w:history="1" r:id="rId7vhtiontjrw4rns9l2neu">
+            <w:hyperlink w:history="1" r:id="rIdy9wo3dtxhzrwwy18-ygpc">
               <w:r>
                 <w:rPr>
                   <w:rFonts w:ascii="Arial" w:cs="Arial" w:eastAsia="Arial" w:hAnsi="Arial"/>
@@ -31439,7 +31439,7 @@
             <w:pPr>
               <w:spacing w:after="20" w:before="0"/>
             </w:pPr>
-            <w:hyperlink w:history="1" r:id="rIdp9u4pyum56olrvvywbmwl">
+            <w:hyperlink w:history="1" r:id="rIddmgzs02izjz-k3sv9rpec">
               <w:r>
                 <w:rPr>
                   <w:rFonts w:ascii="Arial" w:cs="Arial" w:eastAsia="Arial" w:hAnsi="Arial"/>
@@ -31488,7 +31488,7 @@
               <w:spacing w:after="10" w:before="0"/>
               <w:ind w:left="120"/>
             </w:pPr>
-            <w:hyperlink w:history="1" r:id="rIdnfcecswzq5bn3xztglylp">
+            <w:hyperlink w:history="1" r:id="rId67i4cxvdgmweotij-mt1v">
               <w:r>
                 <w:rPr>
                   <w:rFonts w:ascii="Arial" w:cs="Arial" w:eastAsia="Arial" w:hAnsi="Arial"/>
@@ -31688,7 +31688,7 @@
             <w:pPr>
               <w:spacing w:after="20" w:before="0"/>
             </w:pPr>
-            <w:hyperlink w:history="1" r:id="rIdlgn3mg22gogy77ewuixa6">
+            <w:hyperlink w:history="1" r:id="rIdbl8tg5xlsu7sejxl4mwjw">
               <w:r>
                 <w:rPr>
                   <w:rFonts w:ascii="Arial" w:cs="Arial" w:eastAsia="Arial" w:hAnsi="Arial"/>
@@ -31737,7 +31737,7 @@
               <w:spacing w:after="10" w:before="0"/>
               <w:ind w:left="120"/>
             </w:pPr>
-            <w:hyperlink w:history="1" r:id="rId7t742-3-i2hwvou3nr3od">
+            <w:hyperlink w:history="1" r:id="rIdqjb7ne3myleusy2qyvt17">
               <w:r>
                 <w:rPr>
                   <w:rFonts w:ascii="Arial" w:cs="Arial" w:eastAsia="Arial" w:hAnsi="Arial"/>
@@ -31782,7 +31782,7 @@
             <w:pPr>
               <w:spacing w:after="20" w:before="0"/>
             </w:pPr>
-            <w:hyperlink w:history="1" r:id="rId5e_bs6whhvgkeamnuc-zr">
+            <w:hyperlink w:history="1" r:id="rIdj_f_hpk5havn5vxrsg8m_">
               <w:r>
                 <w:rPr>
                   <w:rFonts w:ascii="Arial" w:cs="Arial" w:eastAsia="Arial" w:hAnsi="Arial"/>
@@ -31831,7 +31831,7 @@
               <w:spacing w:after="10" w:before="0"/>
               <w:ind w:left="120"/>
             </w:pPr>
-            <w:hyperlink w:history="1" r:id="rId7emw1wrvseqqlekdnsr1o">
+            <w:hyperlink w:history="1" r:id="rIdyr08ilxpvx2gk0-cexxjx">
               <w:r>
                 <w:rPr>
                   <w:rFonts w:ascii="Arial" w:cs="Arial" w:eastAsia="Arial" w:hAnsi="Arial"/>
@@ -32031,7 +32031,7 @@
             <w:pPr>
               <w:spacing w:after="20" w:before="0"/>
             </w:pPr>
-            <w:hyperlink w:history="1" r:id="rIdbrgr97n_y-fwcbxbgrvkk">
+            <w:hyperlink w:history="1" r:id="rIdoy_zendnm1t4jni_evq8h">
               <w:r>
                 <w:rPr>
                   <w:rFonts w:ascii="Arial" w:cs="Arial" w:eastAsia="Arial" w:hAnsi="Arial"/>
@@ -32080,7 +32080,7 @@
               <w:spacing w:after="10" w:before="0"/>
               <w:ind w:left="120"/>
             </w:pPr>
-            <w:hyperlink w:history="1" r:id="rIdnlkbapfunevagdcw8czcl">
+            <w:hyperlink w:history="1" r:id="rId-jlgthmteyh14nupo7dq8">
               <w:r>
                 <w:rPr>
                   <w:rFonts w:ascii="Arial" w:cs="Arial" w:eastAsia="Arial" w:hAnsi="Arial"/>
@@ -32125,7 +32125,7 @@
             <w:pPr>
               <w:spacing w:after="20" w:before="0"/>
             </w:pPr>
-            <w:hyperlink w:history="1" r:id="rId39oqhitukvbewfi3wsewg">
+            <w:hyperlink w:history="1" r:id="rId4pjweqkxrmc7cnnsbvdgs">
               <w:r>
                 <w:rPr>
                   <w:rFonts w:ascii="Arial" w:cs="Arial" w:eastAsia="Arial" w:hAnsi="Arial"/>
@@ -32174,7 +32174,7 @@
               <w:spacing w:after="10" w:before="0"/>
               <w:ind w:left="120"/>
             </w:pPr>
-            <w:hyperlink w:history="1" r:id="rIdv7xf5vp0tnotsqzomatcl">
+            <w:hyperlink w:history="1" r:id="rIdjajqkqlrv8brlgs88gors">
               <w:r>
                 <w:rPr>
                   <w:rFonts w:ascii="Arial" w:cs="Arial" w:eastAsia="Arial" w:hAnsi="Arial"/>
@@ -32374,7 +32374,7 @@
             <w:pPr>
               <w:spacing w:after="20" w:before="0"/>
             </w:pPr>
-            <w:hyperlink w:history="1" r:id="rIdarrvmwxirsmytzkiockxc">
+            <w:hyperlink w:history="1" r:id="rIdvqzqeyecnvcbgimlb7bx7">
               <w:r>
                 <w:rPr>
                   <w:rFonts w:ascii="Arial" w:cs="Arial" w:eastAsia="Arial" w:hAnsi="Arial"/>
@@ -32423,7 +32423,7 @@
               <w:spacing w:after="10" w:before="0"/>
               <w:ind w:left="120"/>
             </w:pPr>
-            <w:hyperlink w:history="1" r:id="rIdpmcnzsdoo7s8-wvogn3ju">
+            <w:hyperlink w:history="1" r:id="rIduijbkoq2gkflpcwunxy-m">
               <w:r>
                 <w:rPr>
                   <w:rFonts w:ascii="Arial" w:cs="Arial" w:eastAsia="Arial" w:hAnsi="Arial"/>
@@ -32468,7 +32468,7 @@
             <w:pPr>
               <w:spacing w:after="20" w:before="0"/>
             </w:pPr>
-            <w:hyperlink w:history="1" r:id="rIderar5qtpft2mhm9dtr27q">
+            <w:hyperlink w:history="1" r:id="rIdqwt4b7y5oyitjgl8bkpxx">
               <w:r>
                 <w:rPr>
                   <w:rFonts w:ascii="Arial" w:cs="Arial" w:eastAsia="Arial" w:hAnsi="Arial"/>
@@ -32517,7 +32517,7 @@
               <w:spacing w:after="10" w:before="0"/>
               <w:ind w:left="120"/>
             </w:pPr>
-            <w:hyperlink w:history="1" r:id="rId8x667zwvxahxbtbrvmfpo">
+            <w:hyperlink w:history="1" r:id="rIdz3cz1encdr2vvz5r1s501">
               <w:r>
                 <w:rPr>
                   <w:rFonts w:ascii="Arial" w:cs="Arial" w:eastAsia="Arial" w:hAnsi="Arial"/>
@@ -33162,7 +33162,7 @@
         </w:rPr>
         <w:t xml:space="preserve">© 2026 SeaVuria and ARES. Aligned with KICD objectives. Developed by SeaVuria; technical implementation by ARES (with AI assistance from Claude). Licensed under </w:t>
       </w:r>
-      <w:hyperlink w:history="1" r:id="rId8eyr_dzl8ont5moc3ffcm">
+      <w:hyperlink w:history="1" r:id="rIda0bexu2g_mzlkeyop7vwb">
         <w:r>
           <w:rPr>
             <w:rFonts w:ascii="Arial" w:cs="Arial" w:eastAsia="Arial" w:hAnsi="Arial"/>
@@ -33183,7 +33183,7 @@
         </w:rPr>
         <w:t xml:space="preserve"> (</w:t>
       </w:r>
-      <w:hyperlink w:history="1" r:id="rIdwd_ucwzfuspgizcf_aljm">
+      <w:hyperlink w:history="1" r:id="rId50rw-gokw14c1rcoqjpga">
         <w:r>
           <w:rPr>
             <w:rFonts w:ascii="Arial" w:cs="Arial" w:eastAsia="Arial" w:hAnsi="Arial"/>
@@ -34240,7 +34240,7 @@
               <w:spacing w:after="10" w:before="0"/>
               <w:ind w:left="120"/>
             </w:pPr>
-            <w:hyperlink w:history="1" r:id="rIdmteymaoshdjilzzbc7oc1">
+            <w:hyperlink w:history="1" r:id="rId473pncfev1p90wj9rzclb">
               <w:r>
                 <w:rPr>
                   <w:rFonts w:ascii="Arial" w:cs="Arial" w:eastAsia="Arial" w:hAnsi="Arial"/>
@@ -34300,7 +34300,7 @@
             <w:pPr>
               <w:spacing w:after="20" w:before="0"/>
             </w:pPr>
-            <w:hyperlink w:history="1" r:id="rIdb9g7s0nje7q9yyefrqah8">
+            <w:hyperlink w:history="1" r:id="rIdu9jgfnhflxu4gthmysn1n">
               <w:r>
                 <w:rPr>
                   <w:rFonts w:ascii="Arial" w:cs="Arial" w:eastAsia="Arial" w:hAnsi="Arial"/>
@@ -34333,7 +34333,7 @@
               <w:spacing w:after="10" w:before="0"/>
               <w:ind w:left="120"/>
             </w:pPr>
-            <w:hyperlink w:history="1" r:id="rIdgenyw5nu9ldnfv0klymnw">
+            <w:hyperlink w:history="1" r:id="rIdud6e7thwlrv3cgauvrhik">
               <w:r>
                 <w:rPr>
                   <w:rFonts w:ascii="Arial" w:cs="Arial" w:eastAsia="Arial" w:hAnsi="Arial"/>
@@ -34550,7 +34550,7 @@
               <w:spacing w:after="10" w:before="0"/>
               <w:ind w:left="120"/>
             </w:pPr>
-            <w:hyperlink w:history="1" r:id="rId8toybthlufnfck-433jtr">
+            <w:hyperlink w:history="1" r:id="rIdhdxvsliurwhf0x109rrwn">
               <w:r>
                 <w:rPr>
                   <w:rFonts w:ascii="Arial" w:cs="Arial" w:eastAsia="Arial" w:hAnsi="Arial"/>
@@ -34610,7 +34610,7 @@
             <w:pPr>
               <w:spacing w:after="20" w:before="0"/>
             </w:pPr>
-            <w:hyperlink w:history="1" r:id="rIddb78fbeimhrxzacz7bz2e">
+            <w:hyperlink w:history="1" r:id="rIdxiu3ib2pw1evodi48h0fe">
               <w:r>
                 <w:rPr>
                   <w:rFonts w:ascii="Arial" w:cs="Arial" w:eastAsia="Arial" w:hAnsi="Arial"/>
@@ -34643,7 +34643,7 @@
               <w:spacing w:after="10" w:before="0"/>
               <w:ind w:left="120"/>
             </w:pPr>
-            <w:hyperlink w:history="1" r:id="rIdkhc5jlkn3lcfx75mqkax9">
+            <w:hyperlink w:history="1" r:id="rIdziq4inxnt4m4spue-uidx">
               <w:r>
                 <w:rPr>
                   <w:rFonts w:ascii="Arial" w:cs="Arial" w:eastAsia="Arial" w:hAnsi="Arial"/>
@@ -34860,7 +34860,7 @@
               <w:spacing w:after="10" w:before="0"/>
               <w:ind w:left="120"/>
             </w:pPr>
-            <w:hyperlink w:history="1" r:id="rIdggodtvk3oohgpyitazouf">
+            <w:hyperlink w:history="1" r:id="rIdygajygxox6k7cr2rvp7vu">
               <w:r>
                 <w:rPr>
                   <w:rFonts w:ascii="Arial" w:cs="Arial" w:eastAsia="Arial" w:hAnsi="Arial"/>
@@ -34920,7 +34920,7 @@
             <w:pPr>
               <w:spacing w:after="20" w:before="0"/>
             </w:pPr>
-            <w:hyperlink w:history="1" r:id="rId99p_vh9uevzt5bynhdl8q">
+            <w:hyperlink w:history="1" r:id="rIdyijjt0mzqmsp80cvl8l7v">
               <w:r>
                 <w:rPr>
                   <w:rFonts w:ascii="Arial" w:cs="Arial" w:eastAsia="Arial" w:hAnsi="Arial"/>
@@ -34969,7 +34969,7 @@
               <w:spacing w:after="10" w:before="0"/>
               <w:ind w:left="120"/>
             </w:pPr>
-            <w:hyperlink w:history="1" r:id="rId_8gcyki-mv2hkysm6apva">
+            <w:hyperlink w:history="1" r:id="rIdgzkva4eti_3txeo8_ixky">
               <w:r>
                 <w:rPr>
                   <w:rFonts w:ascii="Arial" w:cs="Arial" w:eastAsia="Arial" w:hAnsi="Arial"/>
@@ -35186,7 +35186,7 @@
               <w:spacing w:after="10" w:before="0"/>
               <w:ind w:left="120"/>
             </w:pPr>
-            <w:hyperlink w:history="1" r:id="rIdlbuawrka15jftyvjkwkjl">
+            <w:hyperlink w:history="1" r:id="rId9e_jrrkdi1_ddmozvea5t">
               <w:r>
                 <w:rPr>
                   <w:rFonts w:ascii="Arial" w:cs="Arial" w:eastAsia="Arial" w:hAnsi="Arial"/>
@@ -35246,7 +35246,7 @@
             <w:pPr>
               <w:spacing w:after="20" w:before="0"/>
             </w:pPr>
-            <w:hyperlink w:history="1" r:id="rIdoowqxym75vbtmrr10cndw">
+            <w:hyperlink w:history="1" r:id="rIdhtx-b5skqklt-5gfdnb5c">
               <w:r>
                 <w:rPr>
                   <w:rFonts w:ascii="Arial" w:cs="Arial" w:eastAsia="Arial" w:hAnsi="Arial"/>
@@ -35295,7 +35295,7 @@
               <w:spacing w:after="10" w:before="0"/>
               <w:ind w:left="120"/>
             </w:pPr>
-            <w:hyperlink w:history="1" r:id="rIdytfvb5g6zigz0wuodgtf7">
+            <w:hyperlink w:history="1" r:id="rIdrfsxnsczdliexag6brpoh">
               <w:r>
                 <w:rPr>
                   <w:rFonts w:ascii="Arial" w:cs="Arial" w:eastAsia="Arial" w:hAnsi="Arial"/>
@@ -35512,7 +35512,7 @@
               <w:spacing w:after="10" w:before="0"/>
               <w:ind w:left="120"/>
             </w:pPr>
-            <w:hyperlink w:history="1" r:id="rIdbtg0pekj-e3mps4elcbdh">
+            <w:hyperlink w:history="1" r:id="rIde-4dhtlzykajy2huneglj">
               <w:r>
                 <w:rPr>
                   <w:rFonts w:ascii="Arial" w:cs="Arial" w:eastAsia="Arial" w:hAnsi="Arial"/>
@@ -35572,7 +35572,7 @@
             <w:pPr>
               <w:spacing w:after="20" w:before="0"/>
             </w:pPr>
-            <w:hyperlink w:history="1" r:id="rIdz3bvklgu4sujmadnchebs">
+            <w:hyperlink w:history="1" r:id="rIdpjqk005sleuqpzutydbr5">
               <w:r>
                 <w:rPr>
                   <w:rFonts w:ascii="Arial" w:cs="Arial" w:eastAsia="Arial" w:hAnsi="Arial"/>
@@ -35621,7 +35621,7 @@
               <w:spacing w:after="10" w:before="0"/>
               <w:ind w:left="120"/>
             </w:pPr>
-            <w:hyperlink w:history="1" r:id="rIdji6utsgiqf9zmzuwdah4v">
+            <w:hyperlink w:history="1" r:id="rIdqwo2rzemjdwfv_tf_ebcc">
               <w:r>
                 <w:rPr>
                   <w:rFonts w:ascii="Arial" w:cs="Arial" w:eastAsia="Arial" w:hAnsi="Arial"/>
@@ -36146,7 +36146,7 @@
         </w:rPr>
         <w:t xml:space="preserve">© 2026 SeaVuria and ARES. Aligned with KICD objectives. Developed by SeaVuria; technical implementation by ARES (with AI assistance from Claude). Licensed under </w:t>
       </w:r>
-      <w:hyperlink w:history="1" r:id="rIdxsyesbcft2xbahjktczrj">
+      <w:hyperlink w:history="1" r:id="rIdxkunflut2wfbnouvjlpdh">
         <w:r>
           <w:rPr>
             <w:rFonts w:ascii="Arial" w:cs="Arial" w:eastAsia="Arial" w:hAnsi="Arial"/>
@@ -36167,7 +36167,7 @@
         </w:rPr>
         <w:t xml:space="preserve"> (</w:t>
       </w:r>
-      <w:hyperlink w:history="1" r:id="rIded5pcgrvpczqhtlg4rjfh">
+      <w:hyperlink w:history="1" r:id="rIdkemikzcw-ajjenho5l2n_">
         <w:r>
           <w:rPr>
             <w:rFonts w:ascii="Arial" w:cs="Arial" w:eastAsia="Arial" w:hAnsi="Arial"/>
@@ -37207,7 +37207,7 @@
             <w:pPr>
               <w:spacing w:after="20" w:before="0"/>
             </w:pPr>
-            <w:hyperlink w:history="1" r:id="rIdx3pirssrtjnnm7hnihvsw">
+            <w:hyperlink w:history="1" r:id="rIdo40tj1q0qshw4hp1rcydj">
               <w:r>
                 <w:rPr>
                   <w:rFonts w:ascii="Arial" w:cs="Arial" w:eastAsia="Arial" w:hAnsi="Arial"/>
@@ -37240,7 +37240,7 @@
               <w:spacing w:after="10" w:before="0"/>
               <w:ind w:left="120"/>
             </w:pPr>
-            <w:hyperlink w:history="1" r:id="rIdah8ptv2jvixwyi_3m8-by">
+            <w:hyperlink w:history="1" r:id="rIdcpm0rceo1dugif45dn8rn">
               <w:r>
                 <w:rPr>
                   <w:rFonts w:ascii="Arial" w:cs="Arial" w:eastAsia="Arial" w:hAnsi="Arial"/>
@@ -37285,7 +37285,7 @@
             <w:pPr>
               <w:spacing w:after="20" w:before="0"/>
             </w:pPr>
-            <w:hyperlink w:history="1" r:id="rIdhyo2mnpsqnyk4wtsoszol">
+            <w:hyperlink w:history="1" r:id="rId9tjjjr_vcw1yl2tgveclh">
               <w:r>
                 <w:rPr>
                   <w:rFonts w:ascii="Arial" w:cs="Arial" w:eastAsia="Arial" w:hAnsi="Arial"/>
@@ -37318,7 +37318,7 @@
               <w:spacing w:after="10" w:before="0"/>
               <w:ind w:left="120"/>
             </w:pPr>
-            <w:hyperlink w:history="1" r:id="rIdeyddly8wm5fuvkf50bpew">
+            <w:hyperlink w:history="1" r:id="rIdr-lpswna2qlfz3i0lhcnh">
               <w:r>
                 <w:rPr>
                   <w:rFonts w:ascii="Arial" w:cs="Arial" w:eastAsia="Arial" w:hAnsi="Arial"/>
@@ -37518,7 +37518,7 @@
             <w:pPr>
               <w:spacing w:after="20" w:before="0"/>
             </w:pPr>
-            <w:hyperlink w:history="1" r:id="rIdzelaww923yeikkmjzdfgv">
+            <w:hyperlink w:history="1" r:id="rIdhgt0rkeydb2ndqf7r_id9">
               <w:r>
                 <w:rPr>
                   <w:rFonts w:ascii="Arial" w:cs="Arial" w:eastAsia="Arial" w:hAnsi="Arial"/>
@@ -37551,7 +37551,7 @@
               <w:spacing w:after="10" w:before="0"/>
               <w:ind w:left="120"/>
             </w:pPr>
-            <w:hyperlink w:history="1" r:id="rIduzyuqobjjvtdna3d95bdp">
+            <w:hyperlink w:history="1" r:id="rId-uibpyialqhbgukeqrahb">
               <w:r>
                 <w:rPr>
                   <w:rFonts w:ascii="Arial" w:cs="Arial" w:eastAsia="Arial" w:hAnsi="Arial"/>
@@ -37596,7 +37596,7 @@
             <w:pPr>
               <w:spacing w:after="20" w:before="0"/>
             </w:pPr>
-            <w:hyperlink w:history="1" r:id="rId-hisiimwgczylcflfrx6b">
+            <w:hyperlink w:history="1" r:id="rIdxnzyajre6ao8dj2jmuwy8">
               <w:r>
                 <w:rPr>
                   <w:rFonts w:ascii="Arial" w:cs="Arial" w:eastAsia="Arial" w:hAnsi="Arial"/>
@@ -37629,7 +37629,7 @@
               <w:spacing w:after="10" w:before="0"/>
               <w:ind w:left="120"/>
             </w:pPr>
-            <w:hyperlink w:history="1" r:id="rIdxkwttfb-syifuljp_uuqo">
+            <w:hyperlink w:history="1" r:id="rIdp94rgsk9kyendjjxxsgoj">
               <w:r>
                 <w:rPr>
                   <w:rFonts w:ascii="Arial" w:cs="Arial" w:eastAsia="Arial" w:hAnsi="Arial"/>
@@ -37829,7 +37829,7 @@
             <w:pPr>
               <w:spacing w:after="20" w:before="0"/>
             </w:pPr>
-            <w:hyperlink w:history="1" r:id="rIdld3eiww2t8-tc1yhe2cw6">
+            <w:hyperlink w:history="1" r:id="rIdxekrn5gjlir0wfejpwret">
               <w:r>
                 <w:rPr>
                   <w:rFonts w:ascii="Arial" w:cs="Arial" w:eastAsia="Arial" w:hAnsi="Arial"/>
@@ -37862,7 +37862,7 @@
               <w:spacing w:after="10" w:before="0"/>
               <w:ind w:left="120"/>
             </w:pPr>
-            <w:hyperlink w:history="1" r:id="rIdyfayosg6vbjnkx_w6pv_f">
+            <w:hyperlink w:history="1" r:id="rId9maifyti8l4sonnqzsh-q">
               <w:r>
                 <w:rPr>
                   <w:rFonts w:ascii="Arial" w:cs="Arial" w:eastAsia="Arial" w:hAnsi="Arial"/>
@@ -37907,7 +37907,7 @@
             <w:pPr>
               <w:spacing w:after="20" w:before="0"/>
             </w:pPr>
-            <w:hyperlink w:history="1" r:id="rIdkcdrhtubkkka6nt3gzexo">
+            <w:hyperlink w:history="1" r:id="rIdihg_xuxlz8ynccwfebhie">
               <w:r>
                 <w:rPr>
                   <w:rFonts w:ascii="Arial" w:cs="Arial" w:eastAsia="Arial" w:hAnsi="Arial"/>
@@ -37940,7 +37940,7 @@
               <w:spacing w:after="10" w:before="0"/>
               <w:ind w:left="120"/>
             </w:pPr>
-            <w:hyperlink w:history="1" r:id="rIdgxe7_zu5mj_3tb1zh_zzb">
+            <w:hyperlink w:history="1" r:id="rIdb70serh8su7r6vg3gkzb5">
               <w:r>
                 <w:rPr>
                   <w:rFonts w:ascii="Arial" w:cs="Arial" w:eastAsia="Arial" w:hAnsi="Arial"/>
@@ -38140,7 +38140,7 @@
             <w:pPr>
               <w:spacing w:after="20" w:before="0"/>
             </w:pPr>
-            <w:hyperlink w:history="1" r:id="rIdx-izr2kxb5stzrn6vszhb">
+            <w:hyperlink w:history="1" r:id="rIdjgnx0xosi0oqaz1igz04v">
               <w:r>
                 <w:rPr>
                   <w:rFonts w:ascii="Arial" w:cs="Arial" w:eastAsia="Arial" w:hAnsi="Arial"/>
@@ -38173,7 +38173,7 @@
               <w:spacing w:after="10" w:before="0"/>
               <w:ind w:left="120"/>
             </w:pPr>
-            <w:hyperlink w:history="1" r:id="rIdz2vzzd4ieaupg24_xaqzh">
+            <w:hyperlink w:history="1" r:id="rIdgtuegrcg8nidcholltop1">
               <w:r>
                 <w:rPr>
                   <w:rFonts w:ascii="Arial" w:cs="Arial" w:eastAsia="Arial" w:hAnsi="Arial"/>
@@ -38218,7 +38218,7 @@
             <w:pPr>
               <w:spacing w:after="20" w:before="0"/>
             </w:pPr>
-            <w:hyperlink w:history="1" r:id="rIdvhhszgl6proap0u1l-edx">
+            <w:hyperlink w:history="1" r:id="rIdellzun7hvcx0o_a38efuq">
               <w:r>
                 <w:rPr>
                   <w:rFonts w:ascii="Arial" w:cs="Arial" w:eastAsia="Arial" w:hAnsi="Arial"/>
@@ -38251,7 +38251,7 @@
               <w:spacing w:after="10" w:before="0"/>
               <w:ind w:left="120"/>
             </w:pPr>
-            <w:hyperlink w:history="1" r:id="rIdpd45qfiyaiuuptq4tm-4g">
+            <w:hyperlink w:history="1" r:id="rIddnxatnhwrukbnllm1hdkh">
               <w:r>
                 <w:rPr>
                   <w:rFonts w:ascii="Arial" w:cs="Arial" w:eastAsia="Arial" w:hAnsi="Arial"/>
@@ -38451,7 +38451,7 @@
             <w:pPr>
               <w:spacing w:after="20" w:before="0"/>
             </w:pPr>
-            <w:hyperlink w:history="1" r:id="rIdfgcbioekmvzctatleczfi">
+            <w:hyperlink w:history="1" r:id="rIduszkjm38pa70pxmklajt_">
               <w:r>
                 <w:rPr>
                   <w:rFonts w:ascii="Arial" w:cs="Arial" w:eastAsia="Arial" w:hAnsi="Arial"/>
@@ -38500,7 +38500,7 @@
               <w:spacing w:after="10" w:before="0"/>
               <w:ind w:left="120"/>
             </w:pPr>
-            <w:hyperlink w:history="1" r:id="rIdfnjxbh8lgvtatepzbbvln">
+            <w:hyperlink w:history="1" r:id="rIdzkmccwuqy9lhparjoyryu">
               <w:r>
                 <w:rPr>
                   <w:rFonts w:ascii="Arial" w:cs="Arial" w:eastAsia="Arial" w:hAnsi="Arial"/>
@@ -38545,7 +38545,7 @@
             <w:pPr>
               <w:spacing w:after="20" w:before="0"/>
             </w:pPr>
-            <w:hyperlink w:history="1" r:id="rIdnoxkia0uopq378zj4yiey">
+            <w:hyperlink w:history="1" r:id="rIdhbuqfncmxrpuzvgxockam">
               <w:r>
                 <w:rPr>
                   <w:rFonts w:ascii="Arial" w:cs="Arial" w:eastAsia="Arial" w:hAnsi="Arial"/>
@@ -38578,7 +38578,7 @@
               <w:spacing w:after="10" w:before="0"/>
               <w:ind w:left="120"/>
             </w:pPr>
-            <w:hyperlink w:history="1" r:id="rIdbvt4ydsnsneh8ijam5ohz">
+            <w:hyperlink w:history="1" r:id="rIdmt7_cnvkq-_9_zdwibh4e">
               <w:r>
                 <w:rPr>
                   <w:rFonts w:ascii="Arial" w:cs="Arial" w:eastAsia="Arial" w:hAnsi="Arial"/>
@@ -39303,7 +39303,7 @@
         </w:rPr>
         <w:t xml:space="preserve">© 2026 SeaVuria and ARES. Aligned with KICD objectives. Developed by SeaVuria; technical implementation by ARES (with AI assistance from Claude). Licensed under </w:t>
       </w:r>
-      <w:hyperlink w:history="1" r:id="rIdp4kvugelfhmp-jm_udgog">
+      <w:hyperlink w:history="1" r:id="rIdab4yzfqmvkewa4hmv3nwk">
         <w:r>
           <w:rPr>
             <w:rFonts w:ascii="Arial" w:cs="Arial" w:eastAsia="Arial" w:hAnsi="Arial"/>
@@ -39324,7 +39324,7 @@
         </w:rPr>
         <w:t xml:space="preserve"> (</w:t>
       </w:r>
-      <w:hyperlink w:history="1" r:id="rId5feytdlq7avzq31irs94h">
+      <w:hyperlink w:history="1" r:id="rIdgcw1s-fwrqwqxrlxae7p4">
         <w:r>
           <w:rPr>
             <w:rFonts w:ascii="Arial" w:cs="Arial" w:eastAsia="Arial" w:hAnsi="Arial"/>
